--- a/Output/Shivraj Singh Chauhan/extracted_links_Shivraj Singh Chauhan_News_Content.docx
+++ b/Output/Shivraj Singh Chauhan/extracted_links_Shivraj Singh Chauhan_News_Content.docx
@@ -12,7 +12,7 @@
     </w:p>
     <w:p>
       <w:r>
-        <w:t>Title: Union Agriculture Minister Shri Shivraj Singh Chouhan Hails Success of Viksit Krishi Sankalp Abhiyan; Announces Key Reforms and Continued Outreach to Farmers</w:t>
+        <w:t>Title: Farm sector clocked world's highest growth at 3.7 pc in Q1: Shivraj Singh Chouhan</w:t>
       </w:r>
     </w:p>
     <w:p>
@@ -24,13 +24,13 @@
           <w:rPr>
             <w:color w:val="0000FF"/>
           </w:rPr>
-          <w:t>https://icar.org.in/en/union-agriculture-minister-shri-shivraj-singh-chouhan-hails-success-viksit-krishi-sankalp-abhiyan</w:t>
+          <w:t>https://m.economictimes.com/news/economy/agriculture/farm-sector-clocked-worlds-highest-growth-at-3-7-pc-in-q1-shivraj-singh-chouhan/articleshow/123904924.cms</w:t>
         </w:r>
       </w:hyperlink>
     </w:p>
     <w:p>
       <w:r>
-        <w:t>Content: भारतीय कृषि अनुसंधान परिषदindian council of agricultural research Ministry of Agriculture and Farmers Welfare “In the interest of farmers, KVKs will be made the nodal agency in every district as a team” – Shri Shivraj Singh “KVK scientists will visit farms and interact with farmers three days a week” – Union Minister Shri Chouhan “As Agriculture Minister, I myself will visit farms and interact with farmers two days a week,” announces Shri Shivraj Singh Chouhan “Each state will have a nodal officer from ICAR who will coordinate with a scientific approach” – Shri Chouhan “We will continue efforts to improve agriculture and enrich farmers by reaching out to the fields” – Shri Shivraj Singh Chouhan “Teams of 2,170 scientists have directly interacted with over 1.34 crore farmers in more than 1.42 lakh villages” “We will try to bridge the gap in knowledge, research, and capabilities” – Union Minister Shri Shivraj Singh Chouhan “Effective action will be taken against substandard seeds and pesticides” – Union Minister Shri Chouhan “The Viksit Krishi Sankalp Abhiyan will be launched again for the Rabi crop” – Shri Shivraj Singh Chouhan “Under the leadership of Prime Minister Shri Narendra Modi, extraordinary work has been done in agriculture in the past 11 years” – Shri Shivraj Singh 18 June 2025, New Delhi Union Minister of Agriculture &amp; Farmers’ Welfare and Rural Development, Shri Shivraj Singh Chouhan, lauded the Viksit Krishi Sankalp Abhiyan as a highly impactful initiative that has achieved widespread success across the country. He emphasized that the campaign is not a one-time effort, it marks the beginning of a sustained movement to modernize Indian agriculture and enhance farmers' prosperity through direct field-level engagement. As part of the campaign, 2,170 teams comprising scientists, officials, and agricultural experts visited over 1.42 lakh villages, directly interacting with more than 1.34 crore farmers. The initiative witnessed active participation from Chief Ministers, Union Ministers, State Ministers, Members of Parliament, MLAs, and a large number of grassroots representatives. The Union Agriculture Minister, while addressing the media, announced a series of immediate measures to enhance agricultural development and farmer welfare. He emphasized the need to bridge existing gaps in knowledge, research, and institutional capacities to ensure tangible benefits for farmers. Highlighting the critical role of Krishi Vigyan Kendras (KVKs), the Minister stated that KVKs will be designated as nodal agencies in every district. These will operate as coordinated teams dedicated to addressing farmers’ needs. Efforts will also be undertaken to bring uniformity and structural strengthening to the KVK system across the country. To ensure direct engagement with farming communities, KVK scientists will now be mandated to spend at least three days a week in the field. Reaffirming his personal commitment, Shri Chouhan added that he himself will visit farms two days a week to connect with farmers on the ground and understand their issues first-hand. Shri Chouhan stressed that true understanding of agricultural challenges cannot be achieved by sitting in air-conditioned office. Therefore, field engagement will become a core operational priority for all agricultural personnel. At the national level, Shri Chouhan underlined the need for greater coordination among all institutions working towards progressive agriculture and farmer prosperity. To streamline efforts, he announced the establishment of a centralized coordination mechanism to align the functioning of key stakeholders. Additionally, the Indian Council of Agricultural Research (ICAR) will appoint a State-wise Nodal Officer for agriculture. This officer will be responsible for overseeing scientific trials, identifying state-specific challenges, offering expert advice, and maintaining close communication with state governments. The objective is to ensure that scientific insights and policy responses are tailored to the unique needs of each region.The Minister also assured that he, along with senior officials, will hold regular consultations with state governments to align strategies and deliver regionally relevant agricultural solutions. Shri Chouhan flagged two pressing concerns highlighted during the campaign, substandard seeds and pesticides. In response, the Ministry will take strong measures to strengthen the Seed Act and ensure stringent quality control mechanisms, so that only certified, high-quality inputs reach farmers. “This campaign aimed to fill up the gap between the research labs and the agricultural fields. We’ve seen remarkable work happening, but challenges persist. Our focus must now be on increasing productivity, reducing input costs, and ensuring that agriculture becomes a profitable and sustainable livelihood for every farmer,” he added. He praised the efforts of ICAR and the Ministry of Agriculture for the successful execution of the campaign and announced that it will be relaunched during the Rabi season. Additionally, targeted follow-up actions will commence with a dedicated Action Plan for Soybean. A stakeholder consultation for soybean will be held on June 26 in Indore, followed by similar missions on cotton, sugarcane, pulses, and oilseeds, the Minister informed. A national-level meeting in hybrid mode is scheduled on June 24 at the Pusa Institute, where scientists, agricultural officers, and state agriculture ministers will review campaign outcomes. Nodal officers will present comprehensive reports on state-wise agricultural conditions, laying the groundwork for collaborative efforts between the Centre and states. The meeting will also explore future research priorities and structural reforms. Shri Chouhan stated that under the leadership of Prime Minister Shri Narendra Modi, food grain production has risen by 40% in the last 11 years, a result of consistent and strategic policy implementation. “Our mission is to ensure food security, nutritional availability, and profitable farming while preserving soil health for future generations. India must emerge as a global food basket, he said. Shri Chouhan outlined the vision of “One Nation – One Agriculture – One Team,” emphasizing the need for an integrated platform where farmers, scientists, institutions, and policymakers collaborate to achieve the common goal of developed agriculture and farmer prosperity. The campaign emphasized inclusive outreach, with special focus on underserved regions: • In 177 tribal districts, over 8,000 programs were conducted across 1,024 blocks, reaching around 18 lakh farmers.• In 112 aspirational districts, teams visited approximately 6,800 villages and engaged with 15 lakh farmers.• Nearly 100 border districts and vibrant villages were also covered to ensure outreach to remote and strategic regions. A key highlight of the campaign was the Kisan Chaupals, which facilitated direct and meaningful dialogues between scientists and farmers. Discussions included agro-climatic suitability of crops, seed varieties, soil health, and pest management. Two significant insights emerged:1. Localized research is critical—research priorities must be informed by ground realities, not just central directives.2. Farmers as innovators—many farmers demonstrated indigenous innovations tailored to local needs, surprising even seasoned scientists. Several farmers also raised policy-related concerns, such as: The need for an integrated climate change action plan. Simplifying organic farming certification. Formulating a comprehensive fodder policy. Making Farmer Producer Organizations (FPOs) more practical and effective. Highlighting the importance of farmer-driven policymaking and demand-driven research, Shri Chouhan stated that these recommendations will be integral for future policy development. He also said that ‘the field is the most authentic laboratory, and the farmer’s voice must guide our path.’ The press conference was also attended by Shri Devesh Chaturvedi, Secretary (MoA&amp;FW) and Dr. M.L. Jat, Secretary (DARE) and Director General (ICAR). (Source: Press Information Bureau, New Delhi, Release ID: 2137397) @ Content Owned by Directorate of Knowledge Management in Agriculture Copyrights © 2022 All Rights Reserved By Indian Council of Agricultural Research Krishi Bhavan Like on Facebook Subscribe on Youtube Follow on X X Like on instagram</w:t>
+        <w:t>Content: India's agriculture sector has achieved a remarkable 3.7% growth in the first quarter of 2025-26, the highest globally, according to Agriculture Minister Shivraj Singh Chouhan. This rebound from last year's 1.5% growth underscores the success of farmer-friendly policies. Chouhan emphasized collaborative efforts under the 'One Nation, One Agriculture and One Team' initiative and warned against spurious inputs. (Catch all the Business News, Breaking News, Budget 2025 Events and Latest News Updates on The Economic Times.) Subscribe to The Economic Times Prime and read the ET ePaper online. (Catch all the Business News, Breaking News, Budget 2025 Events and Latest News Updates on The Economic Times.) Subscribe to The Economic Times Prime and read the ET ePaper online. Another Satyam-Maytas type merger in the making? Courtesy a little-known Pune firm. As IPOs flood the market, should Sebi tighten its control or bring smarter regulation? From fizz to fault lines: The Varun Beverages journey With red ink all over its balance sheet, has the countdown begun for SpiceJet? Stock Radar: NBCC stock takes support above 200-DMA &amp; bounces back in September; what should investors do? Festive season: It’s different this time, so be more selective. 25 stocks for investors to watch – and also be watchful about SC stay on Waqf amendment bill intensifies political debate ‘DNA match found…’: FBI reveals new details ‘Illegal migrants hurting Bihar, Bengal, Assam’: Modi vows cleanup Nitish Kumar’s witty remarks from Purnea hint misadventures with RJD Tulsi Gabbard likens Charlie Kirk's killing to 9/11 Rubio, Netanyahu honour Charlie Kirk’s legacy Rahul's visit halted in Gurdaspur, Punjab due to security threats Team India’s victory tribute &amp; handshake row spark reactions 3 Naxal leaders gunned down with Rs. 1.35 Cr bounty in Jharkhand ‘You can run but can’t hide’: Israel PM defends Doha strike on Hamas leaders SC stay on Waqf amendment bill intensifies political debate ‘DNA match found…’: FBI reveals new details ‘Illegal migrants hurting Bihar, Bengal, Assam’: Modi vows cleanup Nitish Kumar’s witty remarks from Purnea hint misadventures with RJD Tulsi Gabbard likens Charlie Kirk's killing to 9/11 Rubio, Netanyahu honour Charlie Kirk’s legacy Rahul's visit halted in Gurdaspur, Punjab due to security threats Team India’s victory tribute &amp; handshake row spark reactions 3 Naxal leaders gunned down with Rs. 1.35 Cr bounty in Jharkhand ‘You can run but can’t hide’: Israel PM defends Doha strike on Hamas leaders Hot on Web In Case you missed it Top Searched Companies Top Calculators Top Prime Articles Top Slideshow Top Commodities Private Companies Top Story Listing Top Definitions Most Searched IFSC Codes Latest News Follow us on: Find this comment offensive? Choose your reason below and click on the Report button. This will alert our moderators to take action Reason for reporting: Your Reason has been Reported to the admin. Log In/Connect with: Will be displayed Will not be displayed Will be displayed Stories you might be interested in</w:t>
       </w:r>
     </w:p>
     <w:p>
@@ -43,7 +43,7 @@
     </w:p>
     <w:p>
       <w:r>
-        <w:t>Title: Over 2 Crore Didis Have Become Lakhpatis, Number to Soon Cross 3 Crore: Shivraj Chouhan at Saras Ajeevika Mela</w:t>
+        <w:t>Title: Foodgrain, fruit and vegetable yield rose this year, says Agriculture Minister</w:t>
       </w:r>
     </w:p>
     <w:p>
@@ -55,13 +55,13 @@
           <w:rPr>
             <w:color w:val="0000FF"/>
           </w:rPr>
-          <w:t>https://krishijagran.com/news/shivraj-singh-chouhan-delhi-cm-rekha-gupta-inaugurate-saras-ajeevika-mela-with-over-400-lakhpati-didis/</w:t>
+          <w:t>https://www.thehindu.com/news/national/foodgrain-fruit-and-vegetable-yield-rose-this-year-says-agriculture-minister/article70058267.ece</w:t>
         </w:r>
       </w:hyperlink>
     </w:p>
     <w:p>
       <w:r>
-        <w:t>Content: Subscribe to our print &amp; digital magazines now We're social. Connect with us on: Union Minister Shivraj Singh Chouhan and Delhi Chief Minister Rekha Gupta inaugurated SARAS Livelihood Fair in Delhi, showcasing products of over 400 ‘Lakhpati Didis’ from self-help groups across India. Union Agriculture and Rural Development Minister Shivraj Singh Chouhan and Delhi Chief Minister Rekha Gupta on Tuesday (September 09, 2025) inaugurated the SARAS Ajeevika Mela at Major Dhyan Chand Stadium, Delhi. Organised by the Ministry of Rural Development, the fair is being held from September 5 to 22 and showcases products of over 400 ‘Lakhpati Didis’ from self-help groups across India. Minister Chouhan said the event reflects the vision of a self-reliant India and urged citizens to adopt swadeshi products. “Over 2 crore Didis have already become Lakhpatis, and soon the number will cross 3 crore,” he said, while pledging full support for rural women entrepreneurs. He also invited the women participants to share a community meal at his residence. Delhi Chief Minister Rekha Gupta praised the fair as an important step towards empowering women under the guidance of Prime Minister Narendra Modi. She said the Delhi government is committed to strengthening self-help groups and promoting women’s economic independence. Centre has ended provisional registrations for over 8,000 biostimulant products from June 17, 2025, bringing the sector fully under the… Both Shivraj Singh Chouhan and Rekha Gupta, along with other dignitaries, visited the stalls, interacted with the women entrepreneurs, and appreciated their creativity, quality, and contribution to community empowerment. India Food Court at the venue is serving traditional cuisines from different states, while cultural programmes showcasing the spirit of ‘Ek Bharat, Shreshtha Bharat’ are being held daily to enhance the festive atmosphere. Saras Ajeevika Mela is one of India’s largest platforms for rural self-help groups to display their products, connect with wider markets, and promote the idea of ‘Atmanirbhar Bharat’. The Ministry has urged citizens, policymakers, and industry leaders to support rural women entrepreneurs and experience India’s diverse crafts and cultural heritage at the fair. Union Ministers of State Dr. Chandrasekhar Pemmasani and Kamlesh Paswan, Rural Development Secretary Shailesh Kumar Singh, Delhi Chief Secretary Dharmendra, a large number of ‘Lakhpati Didis’ from self-help groups, senior officials, and several public representatives were present on the occasion. Download Krishi Jagran Mobile App for more updates on the Latest Agriculture News, Agriculture Quiz, Crop Calendar, Jobs in Agriculture, and more. We're on WhatsApp! Join our WhatsApp group and get the most important updates you need. Daily. Subscribe to our Newsletter. You choose the topics of your interest and we'll send you handpicked news and latest updates based on your choice. Subscribe to our Newsletter. You choose the topics of your interest and we'll send you handpicked news and latest updates based on your choice.</w:t>
+        <w:t>Content: September 16, 2025e-Paper The View From India Looking at World Affairs from the Indian perspective. First Day First Show News and reviews from the world of cinema and streaming. Today's Cache Your download of the top 5 technology stories of the day. Science For All The weekly newsletter from science writers takes the jargon out of science and puts the fun in! Data Point Decoding the headlines with facts, figures, and numbers Health Matters Ramya Kannan writes to you on getting to good health, and staying there The Hindu On Books Books of the week, reviews, excerpts, new titles and features. September 16, 2025e-Paper Updated - September 16, 2025 10:30 pm IST - NEW DELHI Union Agriculture Minister Shivraj Singh Chouhan Union Agriculture Minister Shivraj Singh Chouhan said on Tuesday (September 16, 2025) that foodgrain output as well as fruit and vegetable production had seen a significant rise this year compared to the previous year. He was speaking to reporters after a two-day National Conference on Agriculture – Rabi Campaign, a joint meeting between the Union and State Agriculture Departments to prepare the roadmap for upcoming winter seasonal crops. “The Central government has set a production target of 362.50 million tonnes for 2025-26, up from 341.55 million tonnes last year. The country’s total foodgrain production reached 353.96 million tonnes in 2024-25, an increase of 21.66 million tonnes (6.5%) over the previous year. The country achieved record harvest in key crops like rice, wheat, maize, groundnut, and soybean. This output was 12.41 million tonnes higher than the set target of 341.55 million tonnes,” Mr. Chouhan said. The conference discussed topics such as climate resilience; quality seeds, fertilizers and pesticides; horticulture, and natural farming. It also decided to boost pulses and oilseeds productivity and focus on integrated farming systems. Stating that the conference was a success, he said the Centre and States will continue their coordinated efforts to ensure agricultural growth and farmers’ welfare. He added that against the practice in previous years of holding the conference for one day, this rabi conference was held on two days and it was proof of the government’s commitment to the farm sector. On the flood situation, he said the government is making every possible effort to assist those affected in States such as Punjab, Himachal Pradesh, Jammu, Uttarakhand, Maharashtra, Assam, and parts of Haryana. “The Centre will leave no stone unturned in supporting these States/Union Territories,” the Minister said, adding that efforts are being made to ensure timely and adequate disbursal of insurance benefits to farmers covered under the Pradhan Mantri Fasal Bima Yojana. On seed availability, Mr. Chouhan said 22.9 million tonne of seeds are required for rabi sowing, but nearly 25 million tonne are already available. On fertilizer and nutrient supply, he said rainfall and other factors often cause changes in crop patterns. “This year, good rainfall has led to increased sown area, which could raise demand for fertilizers,” he said and assured that fertilizers will be supplied as per the demand from the States, in coordination with the Ministry of Chemicals and Fertilisers. The Minister said while India’s production of rice and wheat is already at global levels, there is a need for greater focus on pulses and oilseeds. “A roadmap will be developed to enhance yields, with special emphasis on per-hectare productivity. Crop-wise reviews are also being conducted — large-scale meetings have already been held for cotton and soybean. Concrete steps will follow to increase output of rabi crops and other key commodities,” he said. Published - September 16, 2025 10:29 pm IST Agriculture Copyright© 2025, THG PUBLISHING PVT LTD. or its affiliated companies. All rights reserved. BACK TO TOP Terms &amp; conditions | Institutional Subscriber Comments have to be in English, and in full sentences. They cannot be abusive or personal. Please abide by our community guidelines for posting your comments. We have migrated to a new commenting platform. If you are already a registered user of The Hindu and logged in, you may continue to engage with our articles. If you do not have an account please register and login to post comments. Users can access their older comments by logging into their accounts on Vuukle.</w:t>
       </w:r>
     </w:p>
     <w:p>
@@ -74,7 +74,7 @@
     </w:p>
     <w:p>
       <w:r>
-        <w:t>Title: Fiscal first-half end nears, 6 agri schemes announced in Budget yet to hit ground</w:t>
+        <w:t>Title: Union Agriculture Minister Shivraj Singh Chouhan chairs key meeting on GST reforms for agriculture machinery</w:t>
       </w:r>
     </w:p>
     <w:p>
@@ -86,13 +86,13 @@
           <w:rPr>
             <w:color w:val="0000FF"/>
           </w:rPr>
-          <w:t>https://indianexpress.com/article/india/fiscal-first-half-end-nears-6-agri-schemes-announced-in-budget-yet-to-hit-ground-10248612/</w:t>
+          <w:t>https://www.fortuneindia.com/economy/union-agriculture-minister-shivraj-singh-chouhan-chairs-key-meeting-on-gst-reforms-for-agriculture-machinery/126805</w:t>
         </w:r>
       </w:hyperlink>
     </w:p>
     <w:p>
       <w:r>
-        <w:t>Content: As the first half of the current financial year (April-September) draws to a close, at least six new agriculture schemes announced in the Union Budget 2025-26 — including the Prime Minister Dhan-Dhaanya Krishi Yojana, the Makhana Board in Bihar, and four dedicated programmes for pulses, vegetables and fruits, hybrid seeds, and cotton technology — are yet to hit the ground. On July 16 this year, the Union Cabinet approved the Prime Minister Dhan-Dhaanya Krishi Yojana for six years, beginning with financial year 2025-26 to cover 100 low-performing agri-districts on the lines of the NITI Aayog’s Aspirational District Programme, aimed at benefiting 1.7 crore farmers directly. The scheme’s guidelines and list of the districts are yet to be released by the Agriculture Ministry until date. It is learnt that the guidelines and the list of 100 districts, where the scheme will be implemented, are waiting for approval from Union Agriculture Minister Shivraj Singh Chouhan. The Makhana Board, which was touted as a big announcement ahead of Bihar Assembly elections, due later this year, is yet to be launched. It is learnt that the Makhana Board, with a budgetary allocation of `100 crore, has been approved by the Standing Finance Committee (SFC) of the Agriculture Ministry as it does not require the approval of the Union Cabinet. The ministry is yet to launch it on the ground with officials saying that it will be launched “soon”. Of the four other schemes, the six-year “Mission for Aatmanirbharta in Pulses”, with a special focus on Tur, Urad and Masoor, has been approved by the Expenditure Finance Committee (EFC), but yet to be cleared by the Union Cabinet. It can be launched on the ground only after it is approved by the Cabinet and guidelines are released. While there is no clarity about when the Mission for Cotton Productivity will see light of the day, the “Comprehensive Programme for Vegetables &amp; Fruits” is yet to get approval from the Expenditure Finance Committee and the Union Cabinet. It is learnt that the Agriculture Ministry had circulated a concept note for getting approval to the vegetables and fruits programmes but NITI Aayog and Department of Expenditure raised some queries about it, asking the ministry to rework the scheme. The National Mission on High Yielding Seeds is also yet to get the required approvals. It is learnt that the Department of Agricultural Research and Education (DARE), which comes under the Ministry of Agriculture, had circulated a proposal for getting the Expenditure Finance Committee approval for the seed mission which is yet to come. While no separate allocation has been made for the Prime Minister Dhan-Dhaanya Krishi Yojana, it envisages development of 100 agriculture districts through convergence of 36 schemes of 11 ministries with outlay of `24,000 crore for six years. However, `1,000 crore has been allocated for Mission for Pulses, `500 crore for Mission for Vegetables and Fruits, and `100 crore support for Makhana Board, and `100 crore for National Mission on Hybrid Seeds, and `500 crore for Cotton Technology Mission. Sources say that non-approval and launch of these schemes on time will make it difficult for the ministry to use the entire annual outlay during the current financial year. As per the General Financial Rules (GFRs), the ministries should avoid “rush of expenditure” towards the end of the financial year. As per the monthly spending data available on the portal of the Controller General of Accounts (CGA), the Agriculture Ministry spent 27 per cent (`36,955.75 crore) of its annual budgetary allocation of `1,37,756.55 crore till end of July during the current financial year (2025-26), which is at the last year’s level. The Agriculture Ministry didn’t respond to an email from The Indian Express seeking comments. Harikishan Sharma, Senior Assistant Editor at The Indian Express' National Bureau, specializes in reporting on governance, policy, and data. He covers the Prime Minister’s Office and pivotal central ministries, such as the Ministry of Agriculture &amp; Farmers’ Welfare, Ministry of Cooperation, Ministry of Consumer Affairs, Food and Public Distribution, Ministry of Rural Development, and Ministry of Jal Shakti. His work primarily revolves around reporting and policy analysis. In addition to this, he authors a weekly column titled "STATE-ISTICALLY SPEAKING," which is prominently featured on The Indian Express website. In this column, he immerses readers in narratives deeply rooted in socio-economic, political, and electoral data, providing insightful perspectives on these critical aspects of governance and society. ... Read More Stay updated with the latest - Click here to follow us on Instagram You May Like PM Modi will visit Purnea, Bihar, on Monday to inaugurate projects worth Rs 36,000 crore, including an airport and launch the National Makhana Board. The visit is aimed at boosting development and addressing the neglected Seemanchal region. PM will also announce projects worth Rs 35,461 crore and distribute benefits to beneficiaries under different schemes.</w:t>
+        <w:t>Content: ADVERTISEMENT Shivraj Singh Chouhan, the Union Minister for Agriculture and Farmers’ Welfare and Rural Development, chaired a key meeting to discuss the latest GST reforms for agricultural machinery on Friday in New Delhi. Among those present in the meeting were representatives from the Tractor and Mechanisation Association (TMA), Agricultural Machinery Manufacturers Association (AMMA), All India Combine Manufacturers Association (AICMA and Power Tiller Association of India (PTAI), among others, who participated both in person and virtually. Speaking to media persons after the meeting, Chouhan thanked Prime Minister Narendra Modi for the GST rate cuts and shared the details of the discussions. He stated that the GST on agricultural machinery, previously at 12% and 18%, has now been reduced to 5%, effective from September 22. This reduction will directly benefit farmers, the union minister said. He stressed that the Central Government has pledged to ensure an increase in farmers’ incomes, which requires both raising productivity and reducing costs, and mechanisation is vital to achieving both. September 2025 2025 is shaping up to be the year of electric car sales. In a first, India’s electric vehicles (EV) industry crossed the sales milestone of 100,000 units in FY25, fuelled by a slew of launches by major players, including Tata Motors, M&amp;M, Ashok Leyland, JSW MG Motor, Hyundai, BMW, and Mercedes-Benz. The issue also looks at the challenges ahead for Tata Sons chairman N. Chandrasekaran in his third term, and India’s possible responses to U.S. president Donald Trump’s 50% tariff on Indian goods. Read these compelling stories in the latest issue of Fortune India. Union minister Chouhan said that, during the meeting, all representatives of machine manufacturers’ associations were told that the reduced GST rates, effective from September 22, should directly benefit farmers with complete transparency. Chouhan stated that the reduction in GST rates is a significant step that will have a far-reaching impact. Later, elucidating on the significant price reductions, he said that a 35 HP tractor will now be cheaper by ₹41,000, a 45 HP tractor will now be cheaper by ₹45,0050 HP tractor will now be cheaper by ₹53,000, and a 75 HP tractor will now be cheaper by ₹63,000. Even small tractors used in horticulture and weeding will see cost reductions, according to Chouhan. A four-row paddy transplanter will now be cheaper by ₹15,400, while a four-tonne-per-hour multi-crop thresher will cost ₹14,000 less. A 13-HP power tiller will also cost ₹11,875 less. Chouhan also announced that the government will widely disseminate information on these benefits through multiple communication channels to raise awareness among farmers. The minister also emphasised that custom hiring centres, which will now get machines at lower prices, must reduce rental rates to ensure affordability for farmers. Information about the GST rate reduction will be communicated to farmers during the upcoming second phase of the ‘Viksit Krishi Sankalp Abhiyan’ for Rabi crops, beginning October 3, so that they can make the best use of it for advanced farming. Chouhan said that suitable measures will be taken to strengthen farm mechanisation. Suggestions from manufacturer associations will be considered while framing future plans. He urged the representatives to minimise the role of middlemen and ensure farmers directly receive the benefits of GST reforms. Fortune India is now on WhatsApp! Get the latest updates from the world of business and economy delivered straight to your phone. Subscribe now.</w:t>
       </w:r>
     </w:p>
     <w:p>
@@ -105,7 +105,7 @@
     </w:p>
     <w:p>
       <w:r>
-        <w:t>Title: Shivraj Singh Chouhan Assures Adequate Fertiliser Supply for Satna Farmers</w:t>
+        <w:t>Title: Preparing contingency plan for flood-ravaged Punjab: Shivraj Chouhan</w:t>
       </w:r>
     </w:p>
     <w:p>
@@ -117,13 +117,13 @@
           <w:rPr>
             <w:color w:val="0000FF"/>
           </w:rPr>
-          <w:t>https://www.devdiscourse.com/article/law-order/3624624-shivraj-singh-chouhan-assures-adequate-fertiliser-supply-for-satna-farmers</w:t>
+          <w:t>https://www.tribuneindia.com/news/punjab/preparing-contingency-plan-for-flood-ravaged-punjab-chouhan/</w:t>
         </w:r>
       </w:hyperlink>
     </w:p>
     <w:p>
       <w:r>
-        <w:t>Content: Union Minister of Agriculture and Farmers’ Welfare &amp; Rural Development, Shri Shivraj Singh Chouhan, visited Satna, Madhya Pradesh, today where he addressed students at Excellence College and interacted with the media on critical agricultural issues. Speaking to reporters, Shri Chouhan underscored that the welfare of farmers is the top priority of the Government of India. He assured that the Central Government is making every possible effort to ensure uninterrupted availability of fertilisers and urea, particularly during the peak sowing season. “Some friends have given memorandums regarding fertiliser problems. For us, the interest of farmers is paramount. The Fertiliser Ministry is working promptly on all requirements. Based on state demand, fertilisers are being continuously supplied,” Shri Chouhan said. The Minister highlighted the proactive steps taken to meet rising demand. Last year, by this time, Satna had consumed 23,585 metric tonnes of urea. In contrast, 27,700 metric tonnes have already been supplied to the district this year—an increase reflecting the Central Government’s commitment to farmers’ needs. On the day of his visit alone, an additional 1,500 metric tonnes of fertiliser were dispatched to Satna to strengthen the supply chain. Shri Chouhan attributed the heightened demand for fertilisers to favourable monsoon rainfall, which has expanded sowing areas, particularly of paddy cultivation, a crop that requires more urea. He said the government had anticipated this surge and ensured timely coordination between the administration, the state government, and the Ministry of Fertilisers. The Minister reassured farmers that any gaps in demand and supply would be swiftly addressed. Shri Chouhan stressed that if necessary, further discussions with the Fertiliser Ministry and state government would be held to make the distribution system more robust and efficient. The government’s goal, he reiterated, is to ensure every farmer receives fertilisers on time without disruption. The Union Minister’s visit comes in line with the Central Government’s broader commitment to support farmers through reliable supply chains, timely policy interventions, and enhanced agricultural infrastructure. He assured that similar efforts are underway across the country, ensuring that farmers’ productivity is not hampered by shortages. Shri Chouhan’s interaction in Satna highlighted the government’s farmer-first approach, aiming to secure livelihoods, boost crop yields, and strengthen rural development in Madhya Pradesh and beyond. Email: info@devdiscourse.com Phone: +91-720-6444012, +91-7027739813, 14, 15 © Copyright 2025</w:t>
+        <w:t>Content: Union Agriculture Minister Shivraj Singh Chouhan on Tuesday said the Centre was working with the Punjab Government to ready a contingency plan in the wake of floods ravaging farmland in the border state. Speaking to reporters after a two-day rabi conference at PUSA complex here, Chouhan said all necessary aid would be extended to Punjab and other flood-hit states for safeguarding agricultural yield. After Chouhan stated that the state had been asked for an assessment of seeds for the rabi season, Punjab Agriculture Minister Gurmeet Singh Khudian asked for 2 lakh quintal of certified wheat seed, 637 quintal of certified mustard seeds and 375 quintal of black gram seed. The Punjab Government also urged timely supply of urea and DAP to farmers to ensure sowing does not face any further delay. Overall, Chouhan said there was an estimated requirement of 229 lakh metric tonnes (LMT) of seeds for the rabi season and the Centre and its agencies already had 250 LMT of seeds available. Thus, there’s no shortage of seeds, he said, adding that the Centre had fixed a target of 362.50 million tonnes of foodgrain for 2025-26. “In 2024-25, India produced 353.96 million tonnes (MT) of foodgrain which was 21.66 MT more than the previous year. This production was 12% higher than the target of 341.55 MT set for 2024-25. We hope to surpass targets this year as well. While we are self-sufficient in rice and wheat, the conference discussed ways of boosting oilseed and pulses production with special current focus on cotton and soybean,” Chouhan said. He added that the Centre had constituted flying squads to check misuse of fertilisers. Khudian, who also spoke at the conference, said recent floods had damaged five lakh acres under various crops across 2,185 villages of the state. He urged the Centre to provide additional financial assistance of Rs 151 crore to the state under the Rashtriya Krishi Vikas Yojana (RKVY) for restoration of land silted-up due to the flooding in border districts of Punjab. The Punjab minister said floods had adversely affected large areas of cultivable land and caused heavy losses to the standing crops. He said border districts — Amritsar, Tarn Taran, Gurdaspur, Pathankot, Kapurthala, Fazilka and Ferozepur —were the worst hit and up to five feet of silt/sand had been deposited in the fields. “Punjabis have always come forward with open hearts during tough times in any part of the country. Now, the Centre should extend its helping hand to pull out the state of this critical situation,” the minister said, asking for timely release of additional funds under the RKVY to compensate farmers for losses and ensure revival of the agricultural economy. Khudian also asked the Centre to release Rs 80 crore to provide 2 lakh quintal of certified wheat seed to the affected farmers under the seed village programme. He demanded 25 lakh for the wheat seed separately under the national food security mission. The minister also flagged non-release of Rs 8,000 crore of rural development and other funds by the Centre. State seeks 2L quintal wheat seeds Punjab Agriculture Minister Gurmeet Singh Khudian has sought 2 lakh quintal of certified wheat seed, 637 quintal of certified mustard seeds and 375 quintal of black gram seeds The minister urged the Centre to provide additional financial assistance of Rs 151 crore under the Rashtriya Krishi Vikas Yojana for restoration of land silted due to the flooding Khudian flagged non-release of Rs 8,000 crore of rural development and other funds by the Centre Take your experience further with Premium access.Thought-provoking Opinions, Expert Analysis, In-depth Insights and other Member Only Benefits Already a Member? Sign In Now The Tribune, now published from Chandigarh, started publication on February 2, 1881, in Lahore (now in Pakistan). It was started by Sardar Dyal Singh Majithia, a public-spirited philanthropist, and is run by a trust comprising five eminent persons as trustees.The Tribune, the largest selling English daily in North India, publishes news and views without any bias or prejudice of any kind. Restraint and moderation, rather than agitational language and partisanship, are the hallmarks of the newspaper. It is an independent newspaper in the real sense of the term.The Tribune has two sister publications, Punjabi Tribune (in Punjabi) and Dainik Tribune (in Hindi). Remembering Sardar Dyal Singh Majithia</w:t>
       </w:r>
     </w:p>
     <w:p>
@@ -136,7 +136,7 @@
     </w:p>
     <w:p>
       <w:r>
-        <w:t>Title: Kerala MP Kodikunnil Suresh seeks special Central package for Kuttanad</w:t>
+        <w:t>Title: Will rebuild 5,000 houses in flood-hit areas, says Chouhan</w:t>
       </w:r>
     </w:p>
     <w:p>
@@ -148,13 +148,13 @@
           <w:rPr>
             <w:color w:val="0000FF"/>
           </w:rPr>
-          <w:t>https://www.thehindu.com/news/national/kerala/kerala-mp-kodikunnil-suresh-seeks-special-central-package-for-kuttanad/article70033326.ece</w:t>
+          <w:t>https://www.tribuneindia.com/news/j-k/will-rebuild-5000-houses-in-flood-hit-areas-says-chouhan/</w:t>
         </w:r>
       </w:hyperlink>
     </w:p>
     <w:p>
       <w:r>
-        <w:t>Content: September 10, 2025e-Paper The View From India Looking at World Affairs from the Indian perspective. First Day First Show News and reviews from the world of cinema and streaming. Today's Cache Your download of the top 5 technology stories of the day. Science For All The weekly newsletter from science writers takes the jargon out of science and puts the fun in! Data Point Decoding the headlines with facts, figures, and numbers Health Matters Ramya Kannan writes to you on getting to good health, and staying there The Hindu On Books Books of the week, reviews, excerpts, new titles and features. September 10, 2025e-Paper Published - September 10, 2025 04:17 pm IST - ALAPPUZHA Kodikunnil Suresh Kodikunnil Suresh, MP, has written to Union Minister for Agriculture and Farmers’ Welfare Shivraj Singh Chouhan urging the sanction of a special Central package for Kuttanad. The Mavelikara MP invited Mr. Chouhan to visit Kuttanad, one of India’s most unique and fragile agro-ecological regions. Known as the “Rice Bowl of Kerala,” Kuttanad is internationally recognised as a Globally Important Agricultural Heritage System (GIAHS) by the Food and Agriculture Organisation (FAO). It is the only region in India where large-scale below-sea-level farming is practised, supporting paddy cultivation, inland fisheries, traditional duck rearing and eco-tourism. “Despite its ecological, cultural, and economic importance, Kuttanad faces serious challenges, including frequent floods, salinity intrusion, and climate-change impacts, which have forced distress migration of farming communities and threatened traditional livelihoods. Previous interventions through Kuttanad Packages I and II have had limited impact, with several projects remaining stalled or inadequately funded,” Mr. Suresh said Wednesday (September 10, 2025). In his letter, he emphasised the urgent need for a comprehensive package to ensure sustainable development, livelihood protection, disaster resilience, agriculture-based livelihood support and eco-tourism promotion. Inviting Mr. Chouhan to visit Kuttanad to witness its unique agricultural and cultural heritage firsthand, Mr. Suresh said that a detailed programme could be arranged in coordination with local stakeholders and the State government for on-ground assessment and discussions. “The conservation and development of Kuttanad will safeguard livelihoods for lakhs of people and serve as a living tribute to M.S. Swaminathan’s vision of sustainable and inclusive agriculture,” he added. Published - September 10, 2025 04:17 pm IST Copyright© 2025, THG PUBLISHING PVT LTD. or its affiliated companies. All rights reserved. BACK TO TOP Terms &amp; conditions | Institutional Subscriber Comments have to be in English, and in full sentences. They cannot be abusive or personal. Please abide by our community guidelines for posting your comments. We have migrated to a new commenting platform. If you are already a registered user of The Hindu and logged in, you may continue to engage with our articles. If you do not have an account please register and login to post comments. Users can access their older comments by logging into their accounts on Vuukle.</w:t>
+        <w:t>Content: Union Minister for Agriculture and Farmers’ Welfare, Shivraj Singh Chouhan, on Friday assured immediate financial assistance for the 5,000 homes damaged during the recent rains and floods in Jammu and Kashmir. The Minister also announced compensation for farmers whose domestic animals perished in the floods. “As reported by the J&amp;K administration, around 5,000 houses have been damaged. These homes will be rebuilt, and I will immediately approve the required financial assistance,” he said. Upon arrival, Chouhan first visited the affected fields to assess damage to standing crops. Later, he addressed a large gathering of flood victims, including farmers, at Badyal Brahmana. He emphasised that the Central Government, led by Prime Minister Narendra Modi, stands firmly with the people of Jammu and Kashmir during this crisis. Under the Pradhan Mantri Awas Yojana, Chouhan announced that Rs 1.30 lakh would be provided for the construction for each house, with a separate toilet. He further assured that 7,000 farmers would receive their crop insurance payouts after the ongoing survey is completed. A central team, he said, will coordinate with insurance companies to ensure full implementation. In addition to the relief package, Chouhan announced compensation for vegetable crop losses at the rate of Rs 17,000 per hectare, to be provided by the Union Territory government under the National Disaster Response Force (NDRF) norms. Similarly, he said, if cows and buffaloes have been swept away in the flood, then for milch animals there is a provision of Rs 37,000 per animal as compensation. If there are horses and oxen, then there is a provision of Rs 32,000 as compensation, he added. Chouhan stated that teams from the Ministries of Home Affairs, Jal Shakti, Rural Development and Agriculture have already surveyed the flood-affected areas. These teams will submit their reports as the damage assessment continues. “Once the state government submits its memorandum, the Centre will leave no stone unturned in providing relief,” he added. Following his visit to Badyal Brahmana, Chouhan returned to Jammu city, where he chaired a review meeting with the J&amp;K government. Later, addressing the media, he announced a slew of relief measures. Among them, he declared that one installment under PM-Kisan would be immediately released to affected farmers. He also announced an additional 50 man-days under MGNREGA for flood-hit workers, increasing their entitlement to 150 days, up from the standard 100 days, in light of the natural disaster. Chouhan also suggested that the sand deposited in fields due to flooding should be utilised by the farmers themselves. He urged the J&amp;K Mining Department to relax rules to allow this. The Agriculture Minister said J&amp;K government has about Rs 2,499 crore available for disaster management, which will be utilised for the relief works. Take your experience further with Premium access.Thought-provoking Opinions, Expert Analysis, In-depth Insights and other Member Only Benefits Already a Member? Sign In Now The Tribune, now published from Chandigarh, started publication on February 2, 1881, in Lahore (now in Pakistan). It was started by Sardar Dyal Singh Majithia, a public-spirited philanthropist, and is run by a trust comprising five eminent persons as trustees.The Tribune, the largest selling English daily in North India, publishes news and views without any bias or prejudice of any kind. Restraint and moderation, rather than agitational language and partisanship, are the hallmarks of the newspaper. It is an independent newspaper in the real sense of the term.The Tribune has two sister publications, Punjabi Tribune (in Punjabi) and Dainik Tribune (in Hindi). Remembering Sardar Dyal Singh Majithia</w:t>
       </w:r>
     </w:p>
     <w:p>
@@ -167,7 +167,7 @@
     </w:p>
     <w:p>
       <w:r>
-        <w:t>Title: 2-day national agricultural conference to be held from 15 September</w:t>
+        <w:t>Title: Delhi Confidential: Ministers’ Meet</w:t>
       </w:r>
     </w:p>
     <w:p>
@@ -179,13 +179,13 @@
           <w:rPr>
             <w:color w:val="0000FF"/>
           </w:rPr>
-          <w:t>https://www.thestatesman.com/india/2-day-national-agricultural-conference-to-be-held-from-15-september-1503486047.html/amp</w:t>
+          <w:t>https://indianexpress.com/article/delhi-confidential/delhi-confidential-ministers-meet-10254247/</w:t>
         </w:r>
       </w:hyperlink>
     </w:p>
     <w:p>
       <w:r>
-        <w:t>Content: File Photo Following the tremendous success of the first phase of the ‘Viksit Krishi Sankalp Abhiyan,’ the second phase of the campaign is set to begin under the leadership of Union Minister of Agriculture and Farmers’ Welfare and Rural Development, Shivraj Singh Chouhan. Previously, the campaign focused on Kharif crops, and now, for Rabi crops, agricultural scientists from across the country will visit villages through this campaign, meet farmers, provide essential information, listen to their issues, and play a role in fulfilling Prime Minister Narendra Modi’s ‘Lab to Land’ mantra, an official release said. As part of the campaign preparations, a two-day ‘National Agricultural Conference — Rabi Abhiyan 2025’ is being organized at Pusa Campus, New Delhi from September 15, it said. The conference for Rabi crops will provide a common platform for agricultural experts, scientists, policy makers, and senior representatives from state governments across the country, where preparations, production targets, and strategies related to the sowing season for Rabi 2025-26 will be deeply discussed. On this occasion, agriculture ministers from several states, Union Secretary of Agriculture and Farmers’ Welfare, Director General of ICAR, and other officials from relevant central ministries and states will participate, it added. “For the first time, under the directions of the Union Agriculture Minister, the Rabi Conference is being held for two days long, in which various subjects will be discussed from the perspective of benefiting farmers and addressing challenges related to agriculture and Rabi season crops.” the statement said. On the first day, officials from the Central and State governments will discuss the important issues related to the Rabi crops. On September 16, all State Agriculture Ministers, the Union Agriculture Minister and the Ministers of State (MoS) will have detailed discussions, including in-depth review and contemplation on how to effectively deliver new technologies and seeds to farmers. All state representatives will participate with their teams, and for the first time, Krishi Vigyan Kendra scientists have also been invited, who will share regional experiences and challenges and help decide future strategies, it said. The programme will include parallel technical sessions on various subjects. Experts, scientists, and state representatives will make presentations and practical solutions will emerge through open discussions. Copyright © 2024. thestatesman.com</w:t>
+        <w:t>Content: The National Agriculture Conference — Rabi Abhiyan 2025 — was extended by a day to make it a two-day affair (September 15-16) on the initiative of Union minister Shivraj Singh Chouhan. A key highlight of the event in New Delhi was the participation of agriculture ministers from 19 states. While most states were represented by a single minister, Uttar Pradesh stood out with three representatives. Besides Agriculture Minister Surya Pratap Shahi, Yogi Adityanath-led UP government also sent Deputy Minister Baldev Singh Aulakh and MoS (independent charge) for Horticulture Dinesh Pratap Singh on the second day. With the Executive Enclave project, which will house the new offices of the Prime Minister, the Cabinet Secretariat and the National Security Council Secretariat in three buildings, nearing completion, the shifting of the PMO from South Block is on the cards. It is learnt that the Cabinet Secretariat could start shifting into the new complex from its current location at Rashtrapati Bhavan during the Navratri, which starts on September 22. South Block and North Block will be converted into a museum. The UK, Canada, and Australia have recognized Palestine as a state, going against the US and Israel's opposition. British PM Starmer aims to revive peace without Hamas and hostage release. Canada and Australia also recognize Palestine, condemning terrorism. Over 145 UN members recognize Palestine, with France likely to join soon.</w:t>
       </w:r>
     </w:p>
     <w:p>
@@ -198,7 +198,7 @@
     </w:p>
     <w:p>
       <w:r>
-        <w:t>Title: Shri Shivraj Singh Chouhan performs yoga on the occasion of the 11th International Yoga Day</w:t>
+        <w:t>Title: Shivraj Singh Chouhan Hails PM Modi’s Leadership as Swasth Nari Campaign Takes Off</w:t>
       </w:r>
     </w:p>
     <w:p>
@@ -210,13 +210,13 @@
           <w:rPr>
             <w:color w:val="0000FF"/>
           </w:rPr>
-          <w:t>https://icar.org.in/en/shri-shivraj-singh-chouhan-performs-yoga-occasion-11th-international-yoga-day</w:t>
+          <w:t>https://www.newsonair.gov.in/shivraj-singh-chouhan-hails-pm-modis-leadership-as-swasth-nari-campaign-takes-off/</w:t>
         </w:r>
       </w:hyperlink>
     </w:p>
     <w:p>
       <w:r>
-        <w:t>Content: भारतीय कृषि अनुसंधान परिषदindian council of agricultural research Ministry of Agriculture and Farmers Welfare Union Agriculture Minister Shri Shivraj Singh Chouhan urges everyone to make yoga a part of their daily routine Prime Minister Shri Narendra Modi's life is an inspiration for the importance of yoga – Shri Shivraj Singh Chouhan "The first wealth is health" – Practice yoga daily, stay healthy – Shri Shivraj Singh Chouhan 20 minutes of asanas, 20 minutes of pranayama, 20 minutes for planning your daily routine – Shri Chouhan 21 June 2025, New Delhi Union Minister of Agriculture &amp; Farmers’ Welfare and Rural Development, Shri Shivraj Singh Chouhan, participated in a mass yoga event on the occasion of the 11th International Yoga Day at the Pusa Campus, New Delhi today. On the occasion, Shri Shivraj Singh Chouhan stated that the essence of an asana (yoga posture) lies in maintaining a stable and healthy body. He remarked, “I will not delve into an elaborate explanation of yoga. Our Prime Minister, Shri Narendra Modi, stands as a living testament to its benefits working tirelessly and energetically, 24 hours a day, 7 days a week, 12 months a year. His seamless transitions between countries and states, without fatigue, exemplify the transformative power of yoga.” Sharing his personal journey, Union Minister Shri Shivraj Singh Chouhan recounted a life-changing experience from 1998, when he suffered serious injuries in a severe accident that impacted eight parts of his body. ‘At that time, I could not even imagine walking again,” he said. “But it was yoga that played a pivotal role in my recovery. Today, I am able to lead a healthy, normal life free from the lasting effects of those injuries, thanks to the transformative power of yoga.’ Emphasizing the importance of incorporating yoga into everyday life, Shri Chouhan urged individuals to treat yoga not as a one-day ritual, but as a consistent practice that promotes long-term well-being. ‘Even if nothing else is followed, yoga alone practiced regularly for health and happiness can make a profound difference,’ he said. ‘Let yoga become a part of daily life.’ He also stressed the importance of proper guidance, advising that asanas should be performed under the supervision of trained instructors to avoid injury or adverse effects from incorrect technique. Speaking on the power of pranayama (breath regulation), Shri Chouhan highlighted that, mastering the breath through pranayama can deliver remarkable benefits. According to our ancient wisdom, the first wealth is a healthy body. Nothing can be achieved without a healthy body. As the saying goes, ‘Shariramadyam Khalu Dharmasadhanam’ (‘शरीरमाद्यं खलु धर्मसाधनम्’) —the body is the foremost instrument for fulfilling all duties. We must treat our body as a temple, with the same reverence and discipline. An unhealthy body neither ensures worldly success nor spiritual fulfillment. This is why our Prime Minister strongly advocates for a ‘Fit India.’ The Minister highlighted the enthusiastic participation in the yoga session by officials from the Ministries of Agriculture and Rural Development, scientists, farmers, and representatives from the Indian Council of Agricultural Research (ICAR). The event also witnessed the active involvement of the Lakhpati Didis, women entrepreneurs from self-help groups who are driving transformative change at the grassroots level. ‘Yoga must be embraced wholeheartedly not just once a year, but as a daily commitment. Good health allows us to live joyfully and contribute meaningfully to the nation’s prosperity,” he added. Addressing the farming community, Shri Chouhan emphasized that sound health is foundational for productive agriculture. “Farming can be performed effectively only when the body is fit. Several yoga postures also support the physical demands of agricultural work,” he explained. “For scientists, yoga enhances concentration and mental clarity, essential for research. Similarly, Lakhpati Didis, who manage both livelihood and family responsibilities, will find great value in regular yoga practice.” The Minister urged everyone to come together and embrace yoga as both art and science, saying, “Let us unite in adopting this profound discipline for a healthier and more balanced life, he added. In his concluding remarks, Shri Chouhan shared a practical formula for daily wellness. “Just as we speak of the 20-20 format in cricket, I propose a ‘20-20-20’ model for life: 20 minutes of asanas, 20 minutes of pranayama, and 20 minutes for planning your day. Start each morning by setting your daily goals, and end the day reflecting on your progress. This simple practice can make life purposeful and fulfilling.” The event also featured the participation of Shri Devesh Chaturvedi, Secretary, MoA&amp;FW and Dr. M. L. Jat, Director General (ICAR), who also performed yoga alongside other dignitaries. The theme for the 11th International Yoga Day was: “Yoga for One Earth, One Health.” (Source: Press Information Bureau, New Delhi, Release ID: 2138294) @ Content Owned by Directorate of Knowledge Management in Agriculture Copyrights © 2022 All Rights Reserved By Indian Council of Agricultural Research Krishi Bhavan Like on Facebook Subscribe on Youtube Follow on X X Like on instagram</w:t>
+        <w:t>Content: Download Mobile App Site Admin | September 18, 2025 9:32 AM Union Minister Shivraj Singh Chouhan virtually attended the launch of the Swasth Nari, Sashakt Parivaar Abhiyaan in New Delhi. Prime Minister Narendra Modi launched the campaign in the Dhar district of Madhya Pradesh yesterday. Addressing the gathering, Mr Chouhan wished the Prime Minister on his birthday and stated that the nation is moving toward becoming a prosperous, developed, and self-reliant India. Stressing Mr Modi’s role in strengthening India’s image across the world, Mr Chouhan asserted that the country’s global stature has risen, and the credit goes to the Prime Minister. Highlighting Mr Modi’s tenure as Chief Minister of Gujarat and his role as the Prime Minister since 2014, Mr Chouhan said he has helped India achieve unprecedented progress. The Union Minister also mentioned that women often care for others but neglect themselves, which is why the government has launched the Swasth Nari, Sashakt Parivaar Abhiyaan. 1 hour ago 2 hours ago 1 hour ago 2 hours ago 2 hours ago Privacy Policy | Copyright © 2025 News On Air. All rights reserved Last Updated: 22nd Sep 2025 | Visitors: 1480625</w:t>
       </w:r>
     </w:p>
     <w:p>
@@ -229,7 +229,7 @@
     </w:p>
     <w:p>
       <w:r>
-        <w:t>Title: Shivraj Singh Chouhan Assures Adequate Supply of Fertiliser and Urea in Madhya Pradesh</w:t>
+        <w:t>Title: Agriculture Minister Shivraj Singh Chouhan Assures Support to Flood-Hit Farmers in Jammu’s R.S. Pura</w:t>
       </w:r>
     </w:p>
     <w:p>
@@ -241,13 +241,13 @@
           <w:rPr>
             <w:color w:val="0000FF"/>
           </w:rPr>
-          <w:t>https://krishijagran.com/news/shivraj-singh-chouhan-assures-adequate-supply-of-fertiliser-and-urea-in-madhya-pradesh/?amp=1</w:t>
+          <w:t>https://www.newsonair.gov.in/agriculture-minister-shivraj-singh-chouhan-assures-support-to-flood-hit-farmers-in-jammus-r-s-pura/</w:t>
         </w:r>
       </w:hyperlink>
     </w:p>
     <w:p>
       <w:r>
-        <w:t>Content: Subscribe to our print &amp; digital magazines now Union Agriculture Minister Shivraj Singh Chouhan assured that Madhya Pradesh will not face any shortage of fertilisers and urea during the sowing season. In Satna district alone, urea supply has increased from 23,585 metric tonnes last year to 27,700 metric tonnes this year. Union Agriculture and Farmers’ Welfare Minister Shivraj Singh Chouhan on Thursday assured that Madhya Pradesh will not face any shortage of fertilisers and urea during the ongoing sowing season. Speaking to reporters after addressing students at Excellence College in Satna, Chouhan said the Centre is committed to meeting state’s demand and ensuring timely supplies for farmers. Minister Chouhan said Fertiliser Ministry is continuously working in coordination with the state government to meet the region’s growing demand for inputs. “Some friends have submitted memorandums about fertiliser-related problems. For us, the interest of farmers is paramount. Central Government is making constant efforts, and Fertiliser Ministry is supplying continuously based on state demand,” Chouhan said. He highlighted that the demand for urea has risen this year due to good rainfall and an increase in sowing areas, particularly for paddy crops. In Satna district alone, urea consumption by this time last year was 23,585 metric tonnes, while this year the supply has already reached 27,700 metric tonnes. He added that just on Thursday, 1,500 metric tonnes of fertiliser were dispatched to the district. Chouhan said he has already discussed the matter with the administration and the state government, adding that if needed, further coordination with the Fertiliser Ministry will be ensured to make the supply system more robust and reliable. He assured farmers that the government will not allow any disruption in fertiliser availability during the crucial sowing season. Union Minister also participated in a Farmers’ Dialogue programme in Maihar, the sacred land of Maa Sharda, where he interacted directly with farmers and listened to their concerns. Download Krishi Jagran Mobile App for more updates on the Latest Agriculture News, Agriculture Quiz, Crop Calendar, Jobs in Agriculture, and more.</w:t>
+        <w:t>Content: Download Mobile App Site Admin | September 19, 2025 10:35 PM Union Agriculture Minister Shivraj Singh Chouhan visited flood-hit farms in the Basmati-rich R.S Pura border area in Jammu district and assured the affected farmers that the central and state governments would take all necessary steps to restore their livelihoods and bring them out of this disaster. Akashvani Jammu Correspondent reports that the Union Minister told the farmers in Badyal Brahmin in R S Pura villages that he came here to tell them that the central government, together with the state government and with the blessings of the prime minister, will pull the farmers out of this disaster. Mr. Chouhan, who inspected fields where sand deposits had flattened standing crops, said teams from the Centre and the state had carried out surveys and would submit reports to determine losses. He further added that after the report comes, the central government will leave no stone unturned in providing relief, because Jammu and Kashmir is the forehead of this country. Thousands of hectares of land in Jammu, particularly in R S Pura area, were badly affected due to floods triggered by heavy rains at the end of August as layers of sand destroyed crops including- vegetables, basmati and maize in the area. 1 hour ago 2 hours ago 1 hour ago 2 hours ago 2 hours ago Privacy Policy | Copyright © 2025 News On Air. All rights reserved Last Updated: 22nd Sep 2025 | Visitors: 1480625</w:t>
       </w:r>
     </w:p>
     <w:p>
@@ -260,7 +260,7 @@
     </w:p>
     <w:p>
       <w:r>
-        <w:t>Title: Delhi Confidential: On Similar Lines</w:t>
+        <w:t>Title: Union Agriculture Minister Shivraj Singh Chouhan to hold meeting on Friday to ensure GST benefits are passed on to farmers</w:t>
       </w:r>
     </w:p>
     <w:p>
@@ -272,13 +272,13 @@
           <w:rPr>
             <w:color w:val="0000FF"/>
           </w:rPr>
-          <w:t>https://indianexpress.com/article/delhi-confidential/delhi-confidential-on-similar-lines-10246857/</w:t>
+          <w:t>https://www.fortuneindia.com/economy/union-agriculture-minister-shivraj-singh-chouhan-to-hold-meeting-on-friday-to-ensure-gst-benefits-are-passed-on-to-farmers/126758</w:t>
         </w:r>
       </w:hyperlink>
     </w:p>
     <w:p>
       <w:r>
-        <w:t>Content: A RECENTLY released booklet titled ‘Har Didi Ek Kahani’, a collection of case studies featuring “successful Lakhpati Didis”, has become the latest topic of discussions among officers at Krishi Bhawan, the seat of several key ministries. The booklet carries messages from Union Rural Development Minister Shivraj Singh Chouhan as well as J&amp;K Rural Development Minister Javid Ahmed Dar. What has caught attention, however, is the uncanny similarity between the two messages. Observers point out that at least eight sentences in both messages are identical. AT AN event organised by the Ministry of Culture in New Delhi, Prime Minister Narendra Modi raised the issue of cows, saying many in the country don’t consider them animals. “Hamare desh mein aise bahut log hain, aur visheshta yeh hai ki woh gaay ko animal nahi maante,” he said. It was an evening of recognition for Indian Forest Service officers as their association and Indian Masterminds, a platform that documents bureaucracy, feted eight of them in the capital on Thursday. From protection of wildlife to forest conservation and community engagement, and lifetime achievement, different facets of the service got recognition. Notable among the awardees was K M Abharna, whose past work in Maharashtra’s Yavatmal was the centre of the Vidya Balan-starrer ‘Sherni’. She was awarded for community connect. PM Modi inaugurated and laid the foundation for projects worth Rs 18,530 crore in Assam, highlighting development and addressing the issue of "infiltration". He credited the BJP government for Assam's progress and promised connectivity and employment opportunities. He also stressed on self-reliance in energy production and addressed the controversy surrounding the Bharat Ratna award.</w:t>
+        <w:t>Content: ADVERTISEMENT Shivraj Singh Chouhan, the Union Minister for Agriculture and Farmers Welfare and Rural Development, will chair a meeting with representatives of the agricultural equipment industry on Friday to ensure that benefits are widely passed on to farmers and make strategies for the smooth implementation of these strategies, the Ministry of Agriculture and Farmers Welfare said on Thursday. The meeting will be attended by the representatives of the Tractor and Mechanisation Association (TMA), Agricultural Machinery Manufacturers Association (AMMA), All India Combine Harvester Manufacturers Association (AICMA), Power Tiller Association of India (PTAI), and other related organisations. The government, as part of its recent sweeping overhaul of the GST structure in the 56th meeting of the GST Council, reduced GST rates on agricultural machinery and equipment from 12% to 18% to 5%. The GST rate cut will significantly reduce the price of tractors and other machinery for farmers by 7–13%. September 2025 2025 is shaping up to be the year of electric car sales. In a first, India’s electric vehicles (EV) industry crossed the sales milestone of 100,000 units in FY25, fuelled by a slew of launches by major players, including Tata Motors, M&amp;M, Ashok Leyland, JSW MG Motor, Hyundai, BMW, and Mercedes-Benz. The issue also looks at the challenges ahead for Tata Sons chairman N. Chandrasekaran in his third term, and India’s possible responses to U.S. president Donald Trump’s 50% tariff on Indian goods. Read these compelling stories in the latest issue of Fortune India. Farmers will also gain the dual benefit of subsidy schemes combined with lower taxation. At the same time, indigenous agricultural machinery manufacturers will receive a competitive edge under the vision of Aatmanirbhar Bharat, the ministry added. The food-processing sector has also been a major beneficiary of this rationalisation of tax rates, with most products witnessing a decline to 5% GST slab, according to the Ministry of Food Processing earlier this month. This rationalisation of GST to lower levels provides a variety of stimulants to the sector and encourages a virtuous cycle of economic growth. It further stated that this will be achieved through four primary means, namely, increased consumption, investment, improved employment opportunities, and enhanced income levels for farmers and food processors. After announcing the GST reforms, Nirmala Sitharaman, the Union Minister of Finance and Corporate Affairs, has provided significant support to labour-intensive industries. Additionally, health-related items will also benefit, as will farmers and agriculture as a whole. Prime Minister Narendra Modi hailed the GST reforms as a big win for farmers. The reduction of GST rates in the automotive sector will also lower logistics costs and exports, which will not only improve India’s export competitiveness but also strengthen agricultural supply chains. Fortune India is now on WhatsApp! Get the latest updates from the world of business and economy delivered straight to your phone. Subscribe now.</w:t>
       </w:r>
     </w:p>
     <w:p>
@@ -291,7 +291,7 @@
     </w:p>
     <w:p>
       <w:r>
-        <w:t>Title: Empowering Women Through 'Swadeshi': A Path to Self-Reliance</w:t>
+        <w:t>Title: 'GST Rate Cut To Benefit Farmers': Shivraj Singh Chouhan Asks Companies To Pass On Tax Benefits</w:t>
       </w:r>
     </w:p>
     <w:p>
@@ -303,13 +303,13 @@
           <w:rPr>
             <w:color w:val="0000FF"/>
           </w:rPr>
-          <w:t>https://www.devdiscourse.com/article/business/3621585-empowering-women-through-swadeshi-a-path-to-self-reliance</w:t>
+          <w:t>https://www.news18.com/business/economy/gst-rate-cut-to-benefit-farmers-as-farm-machinery-prices-to-fall-says-shivraj-singh-chouhan-ws-l-9583330.html</w:t>
         </w:r>
       </w:hyperlink>
     </w:p>
     <w:p>
       <w:r>
-        <w:t>Content: In an earnest appeal, Rural Development Minister Shivraj Singh Chouhan on Tuesday called for a nationwide adoption of 'Swadeshi' products amid challenging times for India. Speaking at the Saras Aajeevika Mela, Chouhan emphasized the country's resilience and commitment to self-reliance. As part of this initiative, Chouhan highlighted a significant achievement in women's empowerment with 2.82 crore women now part of self-help groups earning over Rs 1 lakh annually. The minister's ambition is to increase this number to three crore, fostering economic independence among women. Echoing Prime Minister Narendra Modi's call for a 'self-reliant India', Chouhan underscored the importance of buying local products to bolster economic growth, citing India's ability to manufacture everything from BrahMos missiles to handcrafted items on display at the mela. (With inputs from agencies.) Email: info@devdiscourse.com Phone: +91-720-6444012, +91-7027739813, 14, 15 © Copyright 2025</w:t>
+        <w:t>Content: Union Agriculture Minister Shivraj Singh Chouhan on Friday underlined the need to ensure that the recent Goods and Services Tax (GST) rate reduction on tractors and agricultural machinery is passed on directly to farmers. Chairing a meeting in New Delhi with representatives of the farm equipment industry, the minister said the tax cut would significantly reduce the cost of modern machinery and support agricultural mechanisation. The GST Council has slashed rates on tractors and related equipment from 12% to 5%. This move, Chouhan said, will make farming equipment more affordable and ease the financial burden on cultivators. The meeting was attended by representatives of the Tractor and Mechanization Association (TMA), Agricultural Machinery Manufacturers Association (AMMA), All India Combine Harvester Manufacturers Association (AICMA), Power Tiller Association of India (PTAI), and other related organisations. The reduction is substantial and will boost farmers’ incomes. The benefit must not get absorbed midway but should directly reach farmers, starting from September 22, Chouhan said. “The GST reduction will directly benefit farmers. The government’s aim is to increase farmers’ income, for which it is not only necessary to enhance production but also to reduce the cost of cultivation," Chouhan said. “Farm machinery like tractors is required to increase production and also helps reduce the cost of cultivation. I urged them to pass on the GST reductions to farmers from September 22. The benefit that farmers will gain is huge," he said. Big Savings for Farmers The GST cut is set to translate into notable price drops across a wide range of equipment. According to estimates, tractors will become cheaper by Rs 41,000 to Rs 63,000 depending on horsepower. Power tillers will cost about Rs 11,875 less, while harvesters will see one of the biggest reductions, becoming cheaper by nearly Rs 1.88 lakh. Other machinery, too, will see price cuts: seed drills by up to Rs 4,375, multi-crop threshers by Rs 14,000, straw reapers by Rs 21,875, and balers by about Rs 93,750. Swipe Left For Next Video Chouhan outlined specific price reductions expected across tractor categories: Rs 41,000 for 35 HP tractors, Rs 45,000 for 45 HP tractors, Rs 53,000 for 50 HP tractors, and Rs 63,000 for 75 HP tractors. Compact tractors used in horticulture will see a price reduction of about Rs 23,000. The minister added that the government is committed to making modern farming tools more accessible to small and marginal farmers, enabling them to increase productivity and incomes. Latest Blogs</w:t>
       </w:r>
     </w:p>
     <w:p>
@@ -322,7 +322,7 @@
     </w:p>
     <w:p>
       <w:r>
-        <w:t>Title: Government Slashes GST on Agricultural Equipment in 'Revolutionary' Move</w:t>
+        <w:t>Title: Shivraj Singh Chouhan Chairs Meeting with Farm Machinery Associations to Ensure GST Benefits Reach Farmers from Sept 22</w:t>
       </w:r>
     </w:p>
     <w:p>
@@ -334,13 +334,13 @@
           <w:rPr>
             <w:color w:val="0000FF"/>
           </w:rPr>
-          <w:t>https://www.devdiscourse.com/article/politics/3624282-government-slashes-gst-on-agricultural-equipment-in-revolutionary-move</w:t>
+          <w:t>https://krishijagran.com/news/shivraj-singh-chouhan-chairs-meeting-with-farm-machinery-associations-to-ensure-gst-benefits-reach-farmers-from-sept-22/?amp=1</w:t>
         </w:r>
       </w:hyperlink>
     </w:p>
     <w:p>
       <w:r>
-        <w:t>Content: In a significant policy shift, the Indian government announced a reduction in the Goods and Services Tax (GST) for agricultural equipment, bringing it down from the previous rate of 12-18% to a more manageable 5%. Union Agriculture Minister Shivraj Singh Chouhan hailed this move as a 'revolutionary decision' that favors farmers, animal rearers, and fishermen. He expressed gratitude towards the Prime Minister, emphasizing no compromise on the interests of these vital sectors. Addressing the pressing issue of election schedules, Chouhan advocated for the 'One Nation One Election' framework. He criticized the current continuous election process across different months as a hindrance to national progress. Suggesting a constitutional amendment, Chouhan proposed simultaneous Lok Sabha and Assembly elections to streamline governance and development. The 56th GST council meeting further streamlined the tax structure, merging various rates to create just two primary slabs: 5% and 18%. Essential goods, including many food items, agricultural tools, and medical supplies, now fall under the 5% slab. Meanwhile, 18% applies to most standard consumer and professional goods. The council also maintained a 40% slab for luxury and sin goods, ensuring a broad and equitable taxation framework while keeping vital educational and healthcare services exempt from GST. (With inputs from agencies.) Email: info@devdiscourse.com Phone: +91-720-6444012, +91-7027739813, 14, 15 © Copyright 2025</w:t>
+        <w:t>Content: Subscribe to our print &amp; digital magazines now Union Agriculture Minister held a meeting with agricultural machinery manufacturers to ensure that farmers directly benefit from the GST reduction from 18% to 5%. The move is expected to make farm equipment more affordable, saving farmers up to Rs 1.87 lakh on machinery. Union Agriculture and Farmers’ Welfare Minister Shivraj Singh Chouhan today held a meeting with representatives of leading agricultural machinery manufacturers at his residence in New Delhi to ensure that farmers directly benefit from the reduction in GST rates. The government recently slashed GST on farm machinery and implements from 18% to 5%, a move expected to bring significant relief to cultivators across the country. During the meeting, Chouhan said the government’s top priority is to reduce costs for farmers and make agriculture more profitable. “Farmers are our grain providers; it is through their hard work that the country’s granaries are filled. Reducing their expenses and ensuring prosperity is our foremost responsibility,” he noted. The minister also emphasized that manufacturers and dealers must immediately pass on the benefits of the tax reduction to farmers without delay. Farmers are now set to receive a dual benefit: lower taxation along with subsidies under existing government schemes. The move is expected to encourage wider adoption of mechanisation, particularly among small and marginal farmers, while also giving domestic manufacturers a stronger competitive edge under the Atmanirbhar Bharat initiative. From September 22, farmers will begin to see the direct benefits of the revised GST rates. To ensure widespread awareness, the Agriculture Ministry will launch an extensive promotion campaign. According to the minister, the new rates are expected to result in substantial savings for farmers across different categories of machinery. On tractors, farmers could save between Rs 41,000 and Rs 63,000, while a power tiller will now cost about Rs 11,875 less. Seed drills will become cheaper by Rs 3,220 to Rs 4,375, and multi-crop threshers by nearly Rs 14,000. Similarly, a harvester will see a sharp reduction of Rs 1,87,500, straw reapers by Rs 21,875, and balers by up to Rs 93,750. Chouhan also announced that he would be visiting Jammu and Kashmir later today to meet disaster-affected farmers, reaffirming the government’s commitment to stand with cultivators during times of crisis under the leadership of Prime Minister Narendra Modi. The meeting was attended by the Secretary, Agriculture &amp; Farmers’ Welfare, Government of India, along with representatives from leading industry bodies including the Tractor and Mechanization Association (TMA), Agricultural Machinery Manufacturers Association (AMMA), All India Combine Harvester Manufacturers Association (AICMA), and the Power Tiller Association of India (PTAI). Download Krishi Jagran Mobile App for more updates on the Latest Agriculture News, Agriculture Quiz, Crop Calendar, Jobs in Agriculture, and more.</w:t>
       </w:r>
     </w:p>
     <w:p>
@@ -353,7 +353,7 @@
     </w:p>
     <w:p>
       <w:r>
-        <w:t>Title: Union Agriculture Minister Shivraj Singh Chouhan confronted by Congress black-flag protest over fertiliser shortage in Satna</w:t>
+        <w:t>Title: Union Minister Shivraj Singh Chouhan Sets Food Grain Production Target at 362.5 MT for Rabi Season 2025-26</w:t>
       </w:r>
     </w:p>
     <w:p>
@@ -365,13 +365,13 @@
           <w:rPr>
             <w:color w:val="0000FF"/>
           </w:rPr>
-          <w:t>https://english.dainikjagranmpcg.com/states/madhya-pradesh/union-agriculture-minister-shivraj-singh-chouhan-confronted-by-congress-black-flag/article-4795</w:t>
+          <w:t>https://www.newsonair.gov.in/union-minister-shivraj-singh-chouhan-sets-food-grain-production-target-at-362-5-mt-for-rabi-season-2025-26/</w:t>
         </w:r>
       </w:hyperlink>
     </w:p>
     <w:p>
       <w:r>
-        <w:t>Content: Union Agriculture Minister Shivraj Singh Chouhan faced strong protests from Congress workers in Satna on Thursday over alleged fertilizer shortages affecting farmers across the district. The demonstration led by Congress MLA Siddharth Kushwaha resulted in a direct confrontation with the former Madhya Pradesh Chief Minister. Union Agriculture Minister Shivraj Singh Chouhan faced strong protests from Congress workers in Satna on Thursday over alleged fertilizer shortages affecting farmers across the district. The demonstration led by Congress MLA Siddharth Kushwaha resulted in a direct confrontation with the former Madhya Pradesh Chief Minister. Congress workers gathered near PM Shri Mahavidyalaya when Chouhan's convoy arrived for multiple programs, including an event on 'One Nation, One Election'. Led by district Congress president and MLA Siddharth Kushwaha, protesters displayed black flags and raised slogans demanding immediate action on fertilizer distribution issues. The confrontation escalated when Kushwaha directly blocked Chouhan's convoy on the highway, forcing the Union Minister to step out and engage with the agitated farmers and Congress workers. Eyewitnesses reported a heated debate between Chouhan and Kushwaha regarding the fertilizer crisis affecting local farmers. Responding to the allegations, Chouhan acknowledged the concerns and provided statistical data to counter shortage claims. "In Satna district alone, 23,585 metric tonnes of urea was consumed by this time last year. This year 27,700 metric tonnes of urea has reached here," he stated. The Minister attributed increased demand to favorable rainfall conditions that boosted farming activities. Chouhan assured protesters that 1,500 tonnes of additional fertilizer had arrived that day and promised continuous coordination with state authorities to address supply chain issues. He emphasized that farmers' interests remain the government's top priority while clarifying the separate roles of Agriculture and Fertilizer ministries. The protest highlights ongoing farmer distress in Madhya Pradesh, with Congress leveraging fertilizer shortages as a key political issue against the BJP government. The incident demonstrates the persistent challenges in agricultural input distribution despite government claims of adequate supply management.</w:t>
+        <w:t>Content: Download Mobile App Site Admin | September 17, 2025 7:22 AM Union Agriculture and Farmers’ Welfare Minister Shivraj Singh Chouhan has announced that the national target for food grain production has been set at 362.50 million tonnes for the 2025-26 Rabi season. Union Agriculture Minister made this announcement during a press conference in New Delhi after chairing the National Conference on Agriculture – Rabi Campaign 2025. The Minister noted that this year’s target is 2.4 percent higher than the food grain production achieved in 2024-25. He assured that adequate seed stocks are available to meet the country’s requirements. The Minister highlighted that the conference’s theme, One Nation, One Agriculture, One Team, reflects a significant move towards strengthening coordination and partnerships in the agricultural sector. 1 hour ago 2 hours ago 1 hour ago 2 hours ago 2 hours ago Privacy Policy | Copyright © 2025 News On Air. All rights reserved Last Updated: 22nd Sep 2025 | Visitors: 1480625</w:t>
       </w:r>
     </w:p>
     <w:p>
@@ -384,7 +384,7 @@
     </w:p>
     <w:p>
       <w:r>
-        <w:t>Title: Union Ministers Vote in Vice Presidential Election Amid Strengthening NDA Alliance</w:t>
+        <w:t>Title: India's Agriculture Grows at World’s Fastest 3.7% Rate: Shivraj Singh Appreciates Farmers, Scientists, and Government Policies at Rabi Abhiyan 2025 Conference</w:t>
       </w:r>
     </w:p>
     <w:p>
@@ -396,13 +396,13 @@
           <w:rPr>
             <w:color w:val="0000FF"/>
           </w:rPr>
-          <w:t>https://www.devdiscourse.com/article/headlines/3620588-union-ministers-vote-in-vice-presidential-election-amid-strengthening-nda-alliance</w:t>
+          <w:t>https://krishijagran.com/news/indias-agriculture-grows-at-world-s-fastest-37-rate-shivraj-singh-appreciates-farmers-scientists-and-government-policies-at-rabi-abhiyan-2025-conference/?amp=1</w:t>
         </w:r>
       </w:hyperlink>
     </w:p>
     <w:p>
       <w:r>
-        <w:t>Content: On Tuesday, key figures in Indian politics, including Union Ministers Shivraj Singh Chouhan and Kiren Rijiju, participated in the Vice Presidential election by casting their votes in Parliament. Joining them was Union Health Minister JP Nadda, marking the robust presence of the NDA coalition. Chirag Paswan vocalized his support for NDA candidate CP Radhakrishnan, suggesting that the opposition may see defections in favor of the NDA. He emphasized that the NDA's unity and strategic planning will continue through the impending Bihar Assembly elections. The election also saw active participation from influential leaders such as Prime Minister Narendra Modi, former Prime Minister HD Deve Gowda, Defense Minister Rajnath Singh, and several key NDA ministers including Amit Shah and Nitin Gadkari. As voting concluded, the anticipation for the result heightened, with the count scheduled for later in the day. (With inputs from agencies.) Email: info@devdiscourse.com Phone: +91-720-6444012, +91-7027739813, 14, 15 © Copyright 2025</w:t>
+        <w:t>Content: Subscribe to our print &amp; digital magazines now Union Agriculture Minister Shivraj Singh Chouhan announced that India’s agriculture sector is currently expanding at an impressive rate of 3.7%, the highest in the world. He credited this achievement to the tireless efforts of the country's farmers and scientists, along with farmer-centric policies implemented by the government. Speaking at the Rabi Conference 2025-26, which began on September 15 at Pusa, New Delhi, Union Agriculture Minister Shivraj Singh Chouhan reaffirmed the government's commitment to farmer welfare. Highlighting the conference theme- “One Nation – One Agriculture – One Team” - he stressed the importance of unified efforts between the Centre, states, scientists, and agricultural stakeholders to transform the country's agricultural landscape. "We are not ordinary people- we have the privilege and responsibility of shaping the future of half of the country's population. Our work must be marked by dedication and genuine concern for the upliftment of our farmers," he said. Chouhan addressed the ongoing issue of counterfeit agricultural inputs, including fertilisers, seeds, and pesticides. He warned that strict measures would be taken against those found guilty of selling spurious products. Only those biostimulants that meet defined quality benchmarks will be permitted for sale, he stated. Reiterating the importance of agricultural extension services, the minister urged all stakeholders- including central and state agriculture departments, agricultural universities, and Krishi Vigyan Kendras (KVKs)- to formulate concrete action plans and deliver results on the ground. "Our sole focus is on agriculture and the farmer. Every officer must bring value to their role," he emphasized. In light of the increasing unpredictability of weather patterns, Chouhan also called for greater enrollment of farmers under crop insurance schemes. He urged officials to ensure the effective implementation of the Pradhan Mantri Fasal Bima Yojana so that affected farmers receive timely relief. He also announced that the Viksit Krishi Sankalp Abhiyan will be relaunched in October with joint participation from both the Centre and states. "Agricultural research should now be oriented toward solving real-world problems faced by farmers, not just academic pursuits," he said. In regions affected by floods, he directed the administration to act swiftly and provide immediate assistance. Union Agriculture Secretary Dr. Devesh Chaturvedi, in his opening remarks, shared that the conference includes six parallel breakout sessions aimed at addressing various facets of the upcoming Rabi season. Director General of ICAR, Dr. M. L. Jat, and Rajasthan Agriculture Minister Dr. Kirodi Lal Meena also shared their insights during the inaugural session. The conference is being attended by senior officials from the central and state governments, ICAR scientists, agricultural experts, farmer representatives, and other key stakeholders. It serves as a collaborative platform to review preparations and set production goals for the Rabi 2025-26 cropping season. Download Krishi Jagran Mobile App for more updates on the Latest Agriculture News, Agriculture Quiz, Crop Calendar, Jobs in Agriculture, and more.</w:t>
       </w:r>
     </w:p>
     <w:p>
@@ -415,7 +415,7 @@
     </w:p>
     <w:p>
       <w:r>
-        <w:t>Title: Union Agriculture Minister Shivraj Singh Chouhan Exhorts MANIT-Bhopal Students To Drive Innovations For Nation</w:t>
+        <w:t>Title: Shivraj Singh Chouhan Speaks with Farm Mechanisation Associations, Urges Transfer of Reduced GST Benefits to Farmers</w:t>
       </w:r>
     </w:p>
     <w:p>
@@ -427,13 +427,13 @@
           <w:rPr>
             <w:color w:val="0000FF"/>
           </w:rPr>
-          <w:t>https://www.freepressjournal.in/bhopal/union-agriculture-minister-shivraj-singh-chouhan-exhorts-manit-bhopal-students-to-drive-innovations-for-nation</w:t>
+          <w:t>https://www.global-agriculture.com/india-region/shivraj-singh-chouhan-speaks-with-farm-mechanisation-associations-urges-transfer-of-reduced-gst-benefits-to-farmers/</w:t>
         </w:r>
       </w:hyperlink>
     </w:p>
     <w:p>
       <w:r>
-        <w:t>Content: Bhopal (Madhya Pradesh): Union agriculture minister Shivraj Singh Chouhan exhorted the students to go in for innovations in the larger interest of the country and to make it self-reliant. Addressing the Turyanad programme held at Maulana Azad National Institute of Technology (MANIT) on Friday, he also stressed on the importance of ‘swadeshi’ products. “Why go for imported things? People are trying to shove off our economy. But in the last quarter, India’s GDP increased 7.8 percent. India’s economy is the fastest growing economy and it needs to be taken far ahead,” he said. Without naming US President Donald Trump for his 50 percent tariff stand on Indian goods, he said that a powerful country tried to build pressure on India but now India did not bow before the world and looked directly in the eyes. He exhorted students to feel proud in speaking in the national language Hindi.</w:t>
+        <w:t>Content: 19 September 2025, New Delhi: Union Agriculture and Farmers’ Welfare Minister Shivraj Singh Chouhan chaired a key meeting in New Delhi today on the Goods and Services Tax (GST) reforms for agricultural machinery. Representatives from leading farm mechanisation industry associations, including the Tractor and Mechanization Association (TMA), Agricultural Machinery Manufacturers Association (AMMA), All India Combine Manufacturers Association (AICMA), and Power Tiller Association of India (PTAI), participated in the discussions both in person and virtually. Chouhan announced that GST on agricultural machinery, previously set at 12% and 18%, has been reduced to 5% effective from 22 September. He stated that this reform would significantly reduce costs for farmers while supporting the government’s broader objective of enhancing farmers’ income through improved productivity and lower expenses. Mechanisation, he said, remains central to this goal. During the meeting, the Minister urged manufacturers to ensure that the benefits of reduced GST rates reach farmers directly, avoiding middlemen. He highlighted specific price reductions across tractors and machinery: a 35 HP tractor will be cheaper by ₹41,000, a 50 HP tractor by ₹53,000, and a 75 HP tractor by ₹63,000. Other equipment, such as paddy transplanters, threshers, power tillers, seed drills, combines, straw reapers, seeders, sprayers, balers, and mulchers, will also see reduced prices, making farm mechanisation more affordable. The Minister further announced that these benefits will be communicated widely during the upcoming second phase of the Viksit Krishi Sankalp Abhiyan beginning 3 October. He directed custom hiring centres to pass on the cost savings to farmers through reduced rental rates. The government will also incorporate suggestions from industry associations to strengthen the farm mechanisation ecosystem. Industry representatives welcomed the GST rate cuts, reaffirmed their commitment to implement the government’s directions transparently, and pledged to continue supporting farmers’ welfare. The meeting concluded with a plantation drive, symbolising the government’s continued focus on agricultural sustainability. Also Read: Escorts Kubota Introduces New Combine Harvester in North India 📢 If You’re in Agriculture, Make Sure the Right People Hear Your Story.From product launches to strategic announcements, Global Agriculture offers unmatched visibility across international agri-business markets. Connect with us at pr@global-agriculture.com to explore editorial and advertising opportunities that reach the right audience, worldwide. First Name Last Name Organization Email address 19 September 2025, New Delhi: NEXCOM has introduced the ATC 3561-NA4C, an Edge AI computer designed for agricultural automation, including autonomous vehicles 19 September 2025, New Delhi: Food systems lie at the heart of sustainable development. They influence how people produce, access, and consume 11 September 2025, US: The World Food Prize Foundation has revealed the three finalists for its first-ever Innovate for Impact Challenge: APOLO Copyright © 2025 Global Agriculture. All rights reserved. Check Offers Available You can see how this popup was set up in our step-by-step guide: https://wppopupmaker.com/guides/auto-opening-announcement-popups/</w:t>
       </w:r>
     </w:p>
     <w:p>
@@ -446,7 +446,7 @@
     </w:p>
     <w:p>
       <w:r>
-        <w:t>Title: India News | MP: Shivraj Singh Chouhan Arrives in Satna; Receives Rousing Welcome from Party Workers</w:t>
+        <w:t>Title: Chouhan, interacting with media persons, said that the country’s total foodgrain production reached 353.96 million tonnes in 2024–25, an increase of 21.66 million tonnes (6.5 percent) over the previous year.</w:t>
       </w:r>
     </w:p>
     <w:p>
@@ -458,13 +458,13 @@
           <w:rPr>
             <w:color w:val="0000FF"/>
           </w:rPr>
-          <w:t>https://www.latestly.com/agency-news/india-news-mp-shivraj-singh-chouhan-arrives-in-satna-receives-rousing-welcome-from-party-workers-7105407.html</w:t>
+          <w:t>https://www.thestatesman.com/india/362-50-million-tonne-foodgrain-production-target-set-for-2025-26-shivraj-singh-chouhan-1503487179.html</w:t>
         </w:r>
       </w:hyperlink>
     </w:p>
     <w:p>
       <w:r>
-        <w:t>Content: Satna (Madhya Pradesh) [India], September 11 (ANI): Union Agriculture Minister Shivraj Singh Chouhan on Thursday arrived in Satna and received a rousing welcome from BJP workers at the railway station. The BJP workers gathered in large numbers and welcomed the Union Minister and former Chief Minister with garlands and bouquets. Also Read | PM Modi Varanasi Visit: Banaras Residents Gives Rousing Welcome to Prime Minister Narendra Modi's Convoy (Watch Videos). Chouhan will participate in many programs in Satna today. He will also interact with farmers in Satna. On Wednesday, the Union Minister also shared the glimpses of his train from Bhopal to Satna. Also Read | 'Mera Desh Pahle': Lyricist Manoj Muntashir Announces Grand Stage Show Ahead of PM Narendra Modi's 75th Birthday (Watch Video). In a social media post on X, Chouhan shared videos and captioned, "I'm heading from Bhopal to Satna. I have to participate in several important programs there, including 'One Nation-One Election'. During this time, the love from fellow passengers in the train is giving me new energy. Chatting with my Bhaajne (nephews) and Bhaanjiyon (nieces) has made the journey even more enjoyable." https://x.com/ChouhanShivraj/status/1965833522595377638 Shivraj Singh Chouhan is affectionately called "Mama" (meaning maternal uncle) in Madhya Pradesh. Earlier on September 9, Union Minister Shivraj Singh Chouhan and Delhi Chief Minister Rekha Gupta inaugurated the grand SARAS Livelihood Fair in a bid to strengthen the resolve of 'Vocal for Local' under the leadership of Prime Minister Narendra Modi and to take a pledge to adopt 'swadeshi' (indigenous goods). Organised by the Union Ministry of Rural Development, the SARAS Livelihood Fair is being held at Major Dhyan Chand Stadium, Delhi, from September 5 till September 22. More than 400 'Lakhpati Didis' from self-help groups are showcasing their excellent products, which were observed by Union Minister Shivraj Singh, Chief Minister Rekha Gupta and other guests. They wholeheartedly praised the work of the self-help groups and rural entrepreneurs who have played a significant role in empowering communities, enhancing livelihoods and contributing to the national economy. The guests visited the exhibition area, interacted with members of the self-help groups and appreciated the diversity and quality of the displayed products. The India Food Court is offering traditional and delicious cuisines from various states, while cultural programmes with the spirit of 'Ek Bharat, Shreshtha Bharat' are being organised daily. (ANI) (The above story is verified and authored by ANI staff, ANI is South Asia's leading multimedia news agency with over 100 bureaus in India, South Asia and across the globe. ANI brings the latest news on Politics and Current Affairs in India &amp; around the World, Sports, Health, Fitness, Entertainment, &amp; News. The views appearing in the above post do not reflect the opinions of LatestLY) Copyright © Latestly.com All Rights Reserved. LatestLY News Bot is an automated program built to interact with your questions and provides fact-checks and latest news. Please start asking your questions or topics you want to read about.</w:t>
+        <w:t>Content: Chouhan, interacting with media persons, said that the country’s total foodgrain production reached 353.96 million tonnes in 2024–25, an increase of 21.66 million tonnes (6.5 percent) over the previous year. Statesman News Service | New Delhi | September 16, 2025 6:58 pm File Photo Union Minister for Agriculture Shivraj Singh Chouhan on Tuesday announced that the Central government has set a foodgrain production target of 362.50 million tonnes for 2025–26, up from 341.55 million tonnes last year. Chouhan, interacting with media persons, said that the country’s total foodgrain production reached 353.96 million tonnes in 2024–25, an increase of 21.66 million tonnes (6.5 percent) over the previous year. Advertisement The minister also said that the government would leave no stone unturned in supporting the flood affected states and UTs. Advertisement Efforts are on to ensure timely and adequate disbursal of insurance benefits to farmers for those covered under the Pradhan Mantri Fasal Bima Yojana, he added. The Centre and states will continue their coordinated efforts to ensure agricultural growth and farmers’ welfare. The country achieved record harvests in key crops like rice, wheat, maize, groundnut, and soybean. This output was 12.41 million tonnes higher than the set target of 341.55 million tonnes, he said. The Rabi Conference, he said, is a successful example of achieving the vision of ‘One Nation — One Agriculture — One Team’. It provides a platform for agriculture ministers and senior officials from different States and UTs to engage in in-depth deliberations. Earlier, the Rabi Conference used to be a day-long event, but this time it was extended to two days to allow more detailed discussions. Chouhan also stressed that the Centre and the states have come together to work jointly for comprehensive agricultural development. On the first day of the conference, senior agricultural officials from the Centre and States held discussions in six thematic groups. Chouhan said that State/UT-specific roadmaps will now be finalised through dedicated workshops. As per an official statement, the six major themes discussed during the two-day conference were — climate resilience, quality seeds, fertilisers and pesticides; horticulture, natural farming, effective extension services and the role of Krishi Vigyan Kendras, and coordination of centrally sponsored schemes. Detailed deliberations were also held on boosting pulses and oilseeds productivity and on integrated farming systems. The Union Minister said that along with foodgrain output, fruit and vegetable production has also seen a significant rise this year compared to the previous year. On seed availability, the minister said 22.9 million metric tonnes of seed are required for Rabi sowing, and the country has nearly 25 million metric tonnes of it. On fertiliser and nutrient supply, he noted that rainfall and other factors often cause changes in crop patterns. This year, good rainfall has led to increased sown area, which could raise demand for fertilisers. He assured that fertilisers will be supplied as per the demand from states, in coordination with the Ministry of Chemicals and Fertilisers. Advertisement Union Minister for Agriculture and Farmers’ Welfare Shivraj Singh Chouhan on Friday visited the flood-affected border village of Badyal Brahmana in RS Pura and announced a series of relief measures including the construction of 5,101 houses under the Pradhan Mantri Awas Yojana (Gramin). This reduction, he asserted, will directly benefit farmers. As part of the campaign preparations, a two-day 'National Agricultural Conference — Rabi Abhiyan 2025' is being organized at Pusa Campus, New Delhi from September 15, it said. Advertisement PEOPLE'S PARLIAMENT, ALWAYS IN SESSION Address The Statesman Net Private Limited Statesman House, First Floor 148 Barakhamba Road New Delhi – 110001 (+91) (011) 41605781, 41605958 © 2025, thestatesman.com | All rights reserved</w:t>
       </w:r>
     </w:p>
     <w:p>
@@ -477,7 +477,7 @@
     </w:p>
     <w:p>
       <w:r>
-        <w:t>Title: ‘Mama, Mama…’ Passengers Cheer As Union Minister Shivraj Singh Chouhan Travels In Train From Bhopal To Satna</w:t>
+        <w:t>Title: Surjewala urges Union government to quickly release pending 3.36 lakh MT urea to Karnataka farmers</w:t>
       </w:r>
     </w:p>
     <w:p>
@@ -489,13 +489,13 @@
           <w:rPr>
             <w:color w:val="0000FF"/>
           </w:rPr>
-          <w:t>https://www.freepressjournal.in/bhopal/mama-mama-passengers-cheer-as-union-minister-shivraj-singh-chouhan-travels-in-train-from-bhopal-to-satna</w:t>
+          <w:t>https://www.thenewsminute.com/karnataka/surjewala-urges-union-government-to-quickly-release-pending-336-lakh-mt-urea-to-karnataka-farmers</w:t>
         </w:r>
       </w:hyperlink>
     </w:p>
     <w:p>
       <w:r>
-        <w:t>Content: Bhopal (Madhya Pradesh): Union Agriculture Minister Shivraj Singh, known for his strong public connect, was once again seen mingling with the people. But, this time in a train! Chouhan traveled from Bhopal to Satna by Rewanchal Express for ‘One Nation, One Election’ event. He was seen inside the sleeper coach, interacting and clicking selfies with the excited passengers. “Mama, Mam….” passengers cheered in joy! In a post shared on his social media account, he mentioned that the love and energy he received from fellow travelers gave him new motivation. Check out the post below : भोपाल से सतना जा रहा हूं। कल वहां 'एक राष्ट्र–एक चुनाव' सहित कई महत्वपूर्ण कार्यक्रमों में सहभागिता करनी है। इस दौरान ट्रेन में यात्रियों का प्रेम नई ऊर्जा दे रहा है। भांजे-भांजियों के साथ गपशप से यात्रा का आनंद बढ़ गया है। pic.twitter.com/KRfGaT1x6M Chouhan reached Satna on Thursday, to attend event on ‘One Nation – One Election’ among other programmes lined up. This major event is being held to discuss and promote the idea of conducting simultaneous elections for the Lok Sabha and State Assemblies across India. Before attending the official programs, Shivraj Singh Chouhan traveled from Bhopal to Satna by train. During the journey, he interacted with many passengers. In the videos posted by Shivraj Singh Chouhan, he can be seen having conversations with passengers, and posing for photographs. Many passengers were seen excited to meet the Chief Minister in person and happily clicked pictures with him. The interaction created a positive and friendly atmosphere inside the train. Shivraj Singh Chouhan’s post also mentioned that talking with common people during the journey made the trip more enjoyable and inspiring for him. He said such interactions remind him of the responsibility to work harder for the development of Madhya Pradesh and the welfare of its people. The event in Satna is part of a broader campaign to build public support for the “One Nation, One Election” initiative, reflecting the government's efforts to streamline the electoral process and enhance governance.</w:t>
+        <w:t>Content: Follow TNM’s WhatsApp channel for news updates and story links. AICC General Secretary and Karnataka in-charge Randeep Singh Surjewala on Wednesday wrote to Union Agriculture Minister Shivraj Singh Chouhan, calling for the immediate supply of 3.36 lakh metric tonnes of pending urea fertilizer to Karnataka. The demand comes amid an early onset of the monsoon and an accelerated Kharif sowing season in the state. Surjewala, who is also a Rajya Sabha member, stated, "India is an agrarian country, with farmers forming the backbone of our economy. In Karnataka, the monsoon has arrived early this year, with rainfall about three per cent above normal, prompting the sowing season to begin sooner than expected." He stated, "For the year 2025–26, the state has set a target of sowing over 114.40 lakh hectares, aiming to produce 160.68 lakh tonnes of food grains and oilseeds. For the Kharif season, the sowing target was 82.50 lakh hectares, of which 81.85 lakh hectares have already been sown." The estimated demand for various chemical fertilizers during the Kharif season is 26.77 lakh metric tonnes, but there is a shortage of 3.36 lakh metric tonnes of urea, he said. Surjewala pointed out that it is the sole responsibility of the Union Government to supply fertilizers to the states according to their requirements, but, unfortunately, Karnataka has not received fertilizers in proportion to its demand. Surjewala underlined that from April to September 2025, 3.36 lakh metric tonnes of urea fertilizer due to Karnataka remain pending, creating an acute shortage in the state, as the supply of urea this year has been reduced by nearly 50 per cent. He urged the Union Government to immediately supply the pending urea fertilizer to Karnataka, emphasising that it was in the interest of the farmers. "Karnataka Agriculture Minister N. Cheluvarayaswamy has already met Union Agriculture Minister Shivraj Singh Chouhan to request the release of 3.36 lakh metric tonnes of urea due to the state. I appeal to the Central Government to consider this request and take necessary measures to safeguard the interests of Karnataka’s farmers," Surjewala stated. The development is expected to trigger a fresh round of controversy. In July this year, Karnataka Chief Minister Siddaramaiah had urged Union Minister for Health and Family Welfare and Chemicals and Fertilizers J.P. Nadda to expedite the supply of 1.65 lakh metric tonnes of urea fertilizer allocated to the state, emphasising that the rising demand and resulting shortage were causing unrest among farmers. The Karnataka BJP, on the other hand, has alleged that although good monsoon rainfall across the state should have enabled farmers to be fully engaged in sowing, they are instead struggling without access to fertilizers due to the negligence of the Congress-led state government. © thenewsminute 2025</w:t>
       </w:r>
     </w:p>
     <w:p>
@@ -508,7 +508,7 @@
     </w:p>
     <w:p>
       <w:r>
-        <w:t>Title: Will discuss fertiliser issue with MP CM, says Shivraj Singh Chouhan</w:t>
+        <w:t>Title: No headline</w:t>
       </w:r>
     </w:p>
     <w:p>
@@ -520,13 +520,13 @@
           <w:rPr>
             <w:color w:val="0000FF"/>
           </w:rPr>
-          <w:t>https://www.lokmattimes.com/national/will-discuss-fertiliser-issue-with-mp-cm-says-shivraj-singh-chouhan/amp/</w:t>
+          <w:t>https://www.deccanherald.com/amp/story/india%2Fkarnataka%2Fcentre-to-procure-green-gram-black-gram-sunflower-from-karnataka-pralhad-joshi-3737381</w:t>
         </w:r>
       </w:hyperlink>
     </w:p>
     <w:p>
       <w:r>
-        <w:t>Content: Marathi | Hindi FOLLOW US : City By IANS | Updated: September 11, 2025 21:25 IST Bhopal, Sep 11 Union Agricultural Minister Shivraj Singh Chouhan's convoy was stopped by Congress leaders during his visit to Satna district of Madhya Pradesh on Thursday. Congress MLA from Satna, Siddharth Kushwaha, along with his supporters and a large number of local farmers, blocked the road that Chouhan's convoy was passing through. Former Chief Minister Chouhan came out of his vehicle and heard the grievances of farmers protesting over fertiliser shortage and assured them that the problem would be resolved as soon as possible. A video surfaced on social media, showing Chouhan surrounded by Congress workers and farmers. While Congress MLA Siddharth Kushawaha was heard saying, "Aapki Sarkar hai aur apko aadesh karna hai. (It's your government. You just have to give an order). Later, Chouhan, talking to media persons, said that Satna district has received one-and-a-half times more fertiliser than last year, adding that a fresh stock of urea fertiliser has also arrived on Thursday. "This year, Satna district has been provided a total of 27,700 MT urea fertiliser so far, against 23,500 MT last year. I will discuss the matter with the state government and the Ministry of Fertilisers to ensure that farmers do not face any shortage," Chouhan said. He tried to pacify agitating farmers, saying that both the agricultural and fertiliser ministries are separate. "I am the Agriculture Minister; distribution is handled by the Fertiliser Ministry. Both ministries have different roles to play," Chouhan said. Accepting that farmers in Madhya Pradesh are struggling to get adequate fertiliser, Chouhan further stated that he would discuss the matter with Chief Minister Mohan Yadav. The opposition Congress accused the ruling BJP of neglecting farmers’ interests and mishandling fertiliser distribution in the state. Congress MLA and Leader of Opposition (LoP) in the state assembly, Umang Singhar, during a press conference on Thursday, claimed that the tussle between Shivraj Singh Chouhan and CM Mohan Yadav has pushed farmers into crisis. "According to the Centre, there is no shortage of fertilisers. The problem lies in the state’s distribution system. The tussle between Shivraj Singh Chouhan and Mohan Yadav has pushed farmers into crisis,” Singhar said at a press conference in Bhopal. --IANS pd/danDisclaimer: This post has been auto-published from an agency feed without any modifications to the text and has not been reviewed by an editor Congress MLA from Satna, Siddharth Kushwaha, along with his supporters and a large number of local farmers, blocked the road that Chouhan's convoy was passing through. Former Chief Minister Chouhan came out of his vehicle and heard the grievances of farmers protesting over fertiliser shortage and assured them that the problem would be resolved as soon as possible. A video surfaced on social media, showing Chouhan surrounded by Congress workers and farmers. While Congress MLA Siddharth Kushawaha was heard saying, "Aapki Sarkar hai aur apko aadesh karna hai. (It's your government. You just have to give an order). Later, Chouhan, talking to media persons, said that Satna district has received one-and-a-half times more fertiliser than last year, adding that a fresh stock of urea fertiliser has also arrived on Thursday. "This year, Satna district has been provided a total of 27,700 MT urea fertiliser so far, against 23,500 MT last year. I will discuss the matter with the state government and the Ministry of Fertilisers to ensure that farmers do not face any shortage," Chouhan said. He tried to pacify agitating farmers, saying that both the agricultural and fertiliser ministries are separate. "I am the Agriculture Minister; distribution is handled by the Fertiliser Ministry. Both ministries have different roles to play," Chouhan said. Accepting that farmers in Madhya Pradesh are struggling to get adequate fertiliser, Chouhan further stated that he would discuss the matter with Chief Minister Mohan Yadav. The opposition Congress accused the ruling BJP of neglecting farmers’ interests and mishandling fertiliser distribution in the state. Congress MLA and Leader of Opposition (LoP) in the state assembly, Umang Singhar, during a press conference on Thursday, claimed that the tussle between Shivraj Singh Chouhan and CM Mohan Yadav has pushed farmers into crisis. "According to the Centre, there is no shortage of fertilisers. The problem lies in the state’s distribution system. The tussle between Shivraj Singh Chouhan and Mohan Yadav has pushed farmers into crisis,” Singhar said at a press conference in Bhopal. --IANS pd/dan Disclaimer: This post has been auto-published from an agency feed without any modifications to the text and has not been reviewed by an editor FOLLOW US : Copyright © 2020 Lokmat Media Pvt Ltd</w:t>
+        <w:t>Content: Pralhad Joshi file photo Credit: PTI Photo New Delhi: Union Agriculture Minister Shivraj Singh Chouhan has approved the procurement of green gram, black gram, sunflower, groundnut, and soybean from Karnataka under the Price Support Scheme system during kharif season 2025-26. "After due consideration the Agriculture Ministry has approved the procurement of 38,000 tonne green gram, 60,180 tonne black gram, 15,650 tonne of sunflower, 61,148 tonne of groundnut and 1.15 lakh tonne of soyabean in Karnataka," Chouhan said in his letter to Union Food and Consumer Affairs Minister Pralhad Joshi. "The approval reflects the Government of India's unwavering commitment to safeguard the interests of farmers and ensure them a stable and sustainable income," Chouhan said. Joshi said he had requested the Union Agriculture Minister Shivraj Singh Chouhan to approve the procurement of these crops grown in Karnataka during the 2025-26 Kharif season under the Price Support Scheme (PSS), as proposed by the state government. "I am happy to share that the Union government has now approved this request," he said in a post on the social media platform 'X', sharing a letter from Chouhan regarding the same. Joshi said that this decision reflects the central government's continued commitment to the welfare of farmers and urged the Karnataka government to immediately establish district-wise procurement centers and begin the procurement process across the state. "I extend my heartfelt thanks to Hon'ble Prime Minister Shri @narendramodi and Agriculture Minister Shri @ChouhanShivraj for their timely support and farmer-friendly decision that will greatly benefit Karnataka's farming community," he added.</w:t>
       </w:r>
     </w:p>
     <w:p>
@@ -539,7 +539,7 @@
     </w:p>
     <w:p>
       <w:r>
-        <w:t>Title: Rift Between Shivraj, Mohan Yadav Hurting Farmers In MP: Umang Singhar</w:t>
+        <w:t>Title: No headline</w:t>
       </w:r>
     </w:p>
     <w:p>
@@ -551,13 +551,13 @@
           <w:rPr>
             <w:color w:val="0000FF"/>
           </w:rPr>
-          <w:t>https://menafn.com/1110047997/Rift-Between-Shivraj-Mohan-Yadav-Hurting-Farmers-In-MP-Umang-Singhar</w:t>
+          <w:t>https://www.deccanherald.com/amp/story/india%2Fagriculture-minister-shivraj-singh-chouhan-urges-tractor-makers-to-pass-on-gst-cuts-to-farmers-3736063</w:t>
         </w:r>
       </w:hyperlink>
     </w:p>
     <w:p>
       <w:r>
-        <w:t>Content: Forgot Username or Password Date Targeting both Chief Minister Mohan Yadav and Union Agriculture Minister Shivraj Singh Chouhan, Singhar alleged that despite sufficient stock of fertilizers, farmers in Madhya Pradesh were not receiving supplies due to aâpolitical riftâ between the two leaders. âAccording to the Centre, there is no shortage of fertilizers. The problem lies in the state's distribution system. The tussle between Shivraj Singh Chouhan and Mohan Yadav has pushed farmers into crisis,â Singhar said at a press conference in Bhopal. He also hit out at BJP national president J.P. Nadda, pointing out that despite an annual budget of over Rs 1.5 lakh crore under his ministry's watch, farmers were being denied fertilizers.âIf even Shivraj, Mohan Yadav, and J.P. Nadda together cannot solve farmers' problems, then it clearly shows the government's failure and lack of coordination,â he added. Citing the Centre's May-June 2025 bulletin, Singhar said the availability of DAP and urea in Madhya Pradesh was higher than consumption, yet farmers were being lathi-charged while demanding supplies.âThe issue is not a shortage, but the state government's failure in planning and management,â he alleged. Highlighting that agriculture contributes more than 45 per cent to Madhya Pradesh's economy, Singhar said it was shocking that the state, despite being second in the country in fertilizer demand and consumption, could not ensure timely delivery to farmers. His attack comes on the eve of a Congress protest in Ujjain, Chief Minister Mohan Yadav's home district, to highlight farmers' grievances. State Congress chief Jitu Patwari will lead the agitation on Friday, which will also see participation from senior leaders, including former CM Digvijaya Singh, Sajjan Singh Verma, MP in-charge Harish Choudhary, and former Rajasthan Deputy CM Sachin Pilot. MENAFN11092025000231011071ID1110047997 MENAFN11092025000231011071ID1110047997 Legal Disclaimer: MENAFN provides the information âas isâ without warranty of any kind. We do not accept any responsibility or liability for the accuracy, content, images, videos, licenses, completeness, legality, or reliability of the information contained in this article. If you have any complaints or copyright issues related to this article, kindly contact the provider above. Tags Comments Category Date Excellion Finance Launches MAX Yield: A Multi-Chain, Actively Managed Defi Strategy World and Middle East business and financial news, Stocks, Currencies, Market Data, Research, Weather and other data. Contact Us Click here Copyright Â© 2000 MENAFN. All rights reserved. Design &amp; Devleopment by MENAFN</w:t>
+        <w:t>Content: Union Minister Shivraj Singh Chouhan Credit: PTI Photo New Delhi: Union Agriculture Minister Shivraj Singh Chouhan on Friday urged tractor and farm equipment manufacturers to pass on the benefits of GST reductions to farmers from September 22. The Minister said that reduction in GST rates on farm equipment would lead to significant price cuts ranging from Rs 23,000 to Rs 63,000 across different tractor categories. The GST Council has slashed rates on tractors and related equipment from 12 per cent to 5. This move, Chouhan said, will make farming equipment more affordable and reduce the cost of cultivation. Chouhan who chaired a meeting with representatives of farm equipment makers, said that the GST reduction would make farm machinery at Custom Hiring Centres across the country cheaper, and rentals should also come down accordingly. The primary purpose of Custom Hiring Centres (CHC) is to provide marginal and small farmers with access to farm equipment and machinery at subsidized rates on hire. The minister pointed out that price reductions were expected across tractor categories: Rs 41,000 for 35 HP tractors, Rs 45,000 for 45 HP tractors, Rs 53,000 for 50 HP tractors, and Rs 63,000 for 75 HP tractors. Compact tractors used in horticulture will see a price reduction of about Rs 23,000. "Farm machinery like tractors is required to increase production and also helps reduce the cost of cultivation. I urged them to pass on the GST reductions to farmers from September 22. The benefit that farmers will gain is huge," he said. He also said that the government will focus on enhancing the production of small farm equipment that small farmers can use to boost farm mechanisation. The meeting was attended by representatives of the Tractor and Mechanization Association (TMA), Agricultural Machinery Manufacturers Association (AMMA), All India Combine Harvester Manufacturers Association (AICMA), Power Tiller Association of India (PTAI), and other related organisations.</w:t>
       </w:r>
     </w:p>
     <w:p>
@@ -570,7 +570,7 @@
     </w:p>
     <w:p>
       <w:r>
-        <w:t>Title: Shivraj Singh Chouhan's event cancelled due to protests in Satna:Congress workers strike over fertiliser shortage, clash with police</w:t>
+        <w:t>Title: Chouhan promises approval of package for 5,000 flood-hit rural houses in J&amp;K</w:t>
       </w:r>
     </w:p>
     <w:p>
@@ -582,13 +582,13 @@
           <w:rPr>
             <w:color w:val="0000FF"/>
           </w:rPr>
-          <w:t>https://www.bhaskarenglish.in/local/mp/news/shivraj-singh-chouhan-kisan-samvad-cancelled-satna-congress-workers-strike-over-fertiliser-shortage-clash-with-police-135900267.html</w:t>
+          <w:t>https://www.moneycontrol.com/news/india/chouhan-promises-approval-of-package-for-5-000-flood-hit-rural-houses-in-j-k-13561833.html/amp</w:t>
         </w:r>
       </w:hyperlink>
     </w:p>
     <w:p>
       <w:r>
-        <w:t>Content: Get the latest news from your city Ahead of Union Agriculture Minister Shivraj Singh Chouhan’s scheduled program in Satna, a clash broke out between police personnel and Congress workers. The incident took place late Thursday evening in Bihta village of Kundhari district, where Chouhan was scheduled to participate in a farmer dialogue at 3 PM. Congress had announced a protest against the Union Minister over the fertiliser shortage in the state and had planned to show black flags. Anticipating a possible escalation, the program was cancelled at the last minute. Visuals of clash between police and Congress members.. Congress protests over fertiliser crisis Dr. Rashmi Patel, Congress candidate from Nagod assembly constituency, said the government fears the voice of the people, which prompted the cancellation. She had mobilised supporters to protest against the Union Minister, alleging that farmers are not receiving fertilisers and that the government is ignoring the issue. Police forces from Uchehra and surrounding stations were deployed to the village to maintain order. As Congress workers moved towards the highway, the police attempted to stop them, leading to a heated argument and subsequent clash. Some workers managed to reach the highway and raised slogans demanding attention to farmers’ concerns. Congress MLA intervenes Congress district president and MLA Siddharth Kushwaha also intercepted Shivraj Singh Chouhan’s convoy. He discussed farmers’ issues, including the fertiliser shortage, directly with the Union Minister. Chouhan listened to the concerns and assured Kushwaha that he would take up the matter with the state government. Despite the tensions, no major injuries were reported during the confrontation, but the protest effectively led to the cancellation of the scheduled dialogue. Planning to block highway with tractors Nagod SDOP Raghu Kesari said that the protesters were preparing to block the highway with tractors. As soon as the information was received, police from all the block’s stations, along with additional forces from the police lines, were called in to try to stop the protesters within the village itself. During this, pushing and shoving began. The SDM also tried to convince them, but no one listened. However, after reaching the highway, the protesters submitted a memorandum to the SDM and ended the protest. Copyright © 2024-25 DB Corp ltd., All Rights Reserved This website follows the DNPA Code of Ethics.</w:t>
+        <w:t>Content: Union Agriculture Minister Shivraj Singh Chouhan on Friday promised to soon approve a package, including the Pradhan Mantri Awas Yojana, for over 5,000 houses damaged in recent floods, landslides and rains in rural areas of Jammu and Kashmir. Chouhan also assured the farming community that 7,000 farmers will get their insurance amount after completion of the survey, as his central team will sit with insurance companies for its full implementation. "Houses too have suffered damage. Several houses which are in rural areas and have broken down. There is a provision of Rs 1,30,000 for that under the Pradhan Mantri Awas Yojana. "Each rural house will get Rs 1.30 lakh under the scheme, plus a toilet and MNREGA wages of Rs 40,000, which my department will provide," Chouhan, who is also Minister for Rural Development Ministry, said. "Right now, the list that has come to me of houses being damaged is 5,101. After returning from here, I will approve these houses. Those whose houses are broken will get this amount so that they can reconstruct their houses," he added. On crop losses, Chouhan assured farmers that nearly 7,000 insured cultivators would receive full compensation. "As far as the matter of crop insurance is concerned, we have also talked to all the insurance companies. You survey at the grassroots level very properly so that farmers may not suffer loss from it," he said. "They should be fully compensated. That is why I have brought a team with me so that there may not be any shortcomings, nor any irregularity. Any negligence or irregularity will be an injustice to the affected farmer, and committing this injustice will be a very big sin," he added. Chouhan said officials from his ministry were already holding talks with insurance companies to settle claims. "Our officers have come here, they are sitting with the insurance companies. I will also sit with them so that no obstacle may come into this," he said. The minister announced that apart from the relief package, compensation would also be given for vegetable losses at Rs 17,000 per hectare, which would be provided by the state government under the National Disaster Response Force (NDRF). Similarly, he said, "If cows and buffaloes have been swept away in the flood, then for milch animals there is a provision of Rs 37,000 per animal as compensation. If there are horses and oxen, then there is a provision of Rs 32,000 as compensation." Chouhan further announced financial support for NGOs and rural women self-help groups. "For those affected NGOs or rural women here who run their self-help groups, the government will give an amount of Rs 76 crore so that they too can definitely get help to revive their activities," he said. He also promised immediate support through central schemes. "We, under the Prime Minister Nidhi Yojana, are going to deposit into the accounts of Jammu and Kashmir farmers immediately," he said. "Under MGNREGA, we are going to increase mandays from 100 days to 150 days for providing jobs so that the people here may get more job opportunities." Reassuring the people of J-K, Chouhan said, "We have brought the message of the prime minister that in every possible way we will serve you. We are your servants. "The pain that I have seen here, I will also present to the prime minister. What you have said, I will convey that also to the prime minister, and complete help will be given from our side." "We will rise again, stand up again and start walking again," he reiterated. Discover the latest Business News, Sensex, and Nifty updates. Obtain Personal Finance insights, tax queries, and expert opinions on Moneycontrol or download the Moneycontrol App to stay updated! Copyright © Network18 Media &amp; Investments Limited. All rights reserved. Reproduction of news articles, photos, videos or any other content in whole or in part in any form or medium without express written permission of moneycontrol.com is prohibited.</w:t>
       </w:r>
     </w:p>
     <w:p>
@@ -601,7 +601,7 @@
     </w:p>
     <w:p>
       <w:r>
-        <w:t>Title: महिलाओं के हंगामे से शिवराज का कार्यक्रम रुका:सतना में कांग्रेस और पुलिस की झड़प; कांग्रेसी बोले- सरकार जनता की आवाज से डरी</w:t>
+        <w:t>Title: Second Phase Of ‘Viksit Krishi Sankalp Abhiyan’ To Begin Under The Leadership Of Union Agriculture Minister Mr. Shivraj Singh Chouhan</w:t>
       </w:r>
     </w:p>
     <w:p>
@@ -613,13 +613,13 @@
           <w:rPr>
             <w:color w:val="0000FF"/>
           </w:rPr>
-          <w:t>https://www.bhaskar.com/local/mp/satna/news/congress-and-police-clash-over-the-siege-of-agriculture-minister-video-135899538.html</w:t>
+          <w:t>https://www.global-agriculture.com/india-region/second-phase-of-viksit-krishi-sankalp-abhiyan-to-begin-under-the-leadership-of-union-agriculture-minister-mr-shivraj-singh-chouhan/</w:t>
         </w:r>
       </w:hyperlink>
     </w:p>
     <w:p>
       <w:r>
-        <w:t>Content: सतना में केंद्रीय कृषि मंत्री शिवराज सिंह चौहान के कार्यक्रम स्थल पर पहुंचने से पहले पुलिस और कांग्रेसियों की झड़प हो गई। कांग्रेस ने खाद संकट को लेकर शिवराज के घेराव और काले झंडे दिखाने का ऐलान किया था। हंगामा बढ़ने की आशंका को देखते हुए केंद्रीय मं घटना गुरुवार देर शाम की है। शिवराज दोपहर 3 बजे जिले के कुंदहरी में किसान संवाद में शामिल होने वाले थे। ऐनवक्त पर कार्यक्रम कैंसिल होने को लेकर कांग्रेस नेत्री डॉ. रश्मि पटेल ने कहा, सरकार जनता की आवाज से डर गई है, इसलिए मंत्री का कार्यक्रम बदल दिया गया। पुलिस और कांग्रेसियों की झड़प की दो तस्वीरें कांग्रेस ने किया था घेराव का ऐलान नागौद विधानसभा क्षेत्र से कांग्रेस प्रत्याशी रहीं डॉ. रश्मि पटेल ने अपने समर्थकों के साथ बिहटा गांव में केंद्रीय मंत्री के विरोध की तैयारी की थी। कांग्रेस का आरोप है कि किसानों को खाद नहीं मिल रही है। सरकार इस गंभीर समस्या पर ध्यान नहीं दे रही है। उचेहरा थाने और अन्य थानों से पुलिस बल बुलाकर गांव में तैनात कर दिया गया। कांग्रेस कार्यकर्ता हाईवे की तरफ बढ़ने लगे तो पुलिस ने उन्हें रोकने का प्रयास किया। कार्यकर्ताओं की पुलिस से बहस हुई। इसके बाद दोनों में झड़प हो गई। कुछ कार्यकर्ता हाईवे पर पहुंच गए और नारेबाजी शुरू कर दी। खबर में पोल पर अपनी राय दे सकते हैं। कांग्रेस विधायक ने शिवराज का काफिला रोका कांग्रेस जिला अध्यक्ष और विधायक सिद्धार्थ कुशवाहा पहले ही केंद्रीय मंत्री शिवराज का काफिला रोक चुके थे। उन्होंने शिवराज से खाद की कमी समेत किसानों को हो रही समस्याओं को लेकर बात की। शिवराज ने सभी बातें सुनीं और भरोसा दिलाया कि वे राज्य सरकार से चर्चा करेंगे। पढ़ें पूरी खबर... ट्रैक्टर लेकर हाईवे जाम करने की थी प्लानिंग नागौद एसडीओपी रघु केसरी ने बताया कि प्रदर्शनकारी ट्रैक्टर लेकर हाईवे जाम करने की फिराक में थे। सूचना मिलते ही ब्लॉक के सारे थानों की पुलिस के अलावा पुलिस लाइन से भी बल बुलाया गया और प्रदर्शनकारियों को गांव में ही रोकने का प्रयास किया गया। इस दौरान धक्का-मुक्की की जाने लगी। एसडीएम ने भी समझाइश दी, लेकिन कोई नहीं माना। हालांकि हाईवे में पहुंचने के बाद एसडीएम को ज्ञापन सौंप कर प्रदर्शन समाप्त हो गया। Copyright © 2024-25 DB Corp ltd., All Rights Reserved This website follows the DNPA Code of Ethics.</w:t>
+        <w:t>Content: 15 September 2025, New Delhi: After the tremendous success of the first phase of the ‘Viksit Krishi Sankalp Abhiyan,’ the second phase of the campaign is set to begin under the leadership of Union Minister of Agriculture and Farmers’ Welfare &amp; Rural Development, Mr. Shivraj Singh Chouhan. Previously, the campaign focused on Kharif crops, and now, for Rabi crops, agricultural scientists from across the country will visit villages through this campaign, meet farmers, provide essential information, listen to their issues, and play a role in fulfilling Prime Minister Mr. Narendra Modi’s ‘Lab to Land’ mantra. As part of the campaign preparations, a two-day ‘National Agricultural Conference — Rabi Abhiyan 2025’ is being organized at Pusa Campus, New Delhi from September 15. The two-day national conference for Rabi crops will provide a common platform for agricultural experts, scientists, policy makers, and senior representatives from state governments across the country, where preparations, production targets, and strategies related to the sowing season for Rabi 2025-26 will be deeply discussed. The conference will be chaired by Union Agriculture Minister Mr. Shivraj Singh Chouhan. On this occasion, agriculture ministers from several states, Union Secretary of Agriculture and Farmers’ Welfare, Director General of ICAR, and other officials from relevant central ministries and states will participate. For the first time, under the directions of the Union Agriculture Minister, the Rabi Conference is being held for two days long, in which various subjects will be discussed from the perspective of benefiting farmers and addressing challenges related to agriculture and Rabi season crops. On the first day, officials from the enter Central and State Governments will discuss the important issues related to the Rabi crops. On September 16, all State Agriculture Ministers, the Union Agriculture Minister and the Ministers of State (MoS) will have detailed discussions, including in-depth review and contemplate on how to effectively deliver new technologies and seeds to farmers. All state representatives will participate with their teams, and for the first time, Krishi Vigyan Kendra scientists have also been invited, who will share regional experiences and challenges and help decide future strategies. The programme will include parallel technical sessions on various subjects. Experts, scientists, and state representatives will make presentations and practical solutions will emerge through open discussions. Special focus will be on the following topics: In the conference, successes and best practices from different states will be shared so that they can be implemented in other states as well. Also, experts will present their views on subjects related to weather forecasting, fertiliser management, agricultural research, and technological interventions. This conference will not only guide the action plan and production strategies for the Rabi 2025-26 season, but will also prove to be an important step towards increasing farmers’ income, ensuring sustainable agriculture systems, and national food security. The Central Government is continually taking steps for the prosperity of farmers. The government is committed to increasing the income of farmer brothers and sisters. It was based on the Prime Minister’s ‘Lab to Land’ vision that the Union Agriculture Minister, Mr. Shivraj Singh, started the ‘Viksit Krishi Sankalp Abhiyan’ for the Kharif crop, in which he personally interacted with farmers across various states from May 29 to June 12, 2025, attempting to solve their problems. In the first phase, 2,170 teams of scientists visited villages, where farmers enthusiastically interacted with scientists and received essential knowledge about agriculture. Prime Minister Mr. Narendra Modi also highlighted the importance of the campaign, describing it as a historic step. This time, as earlier, the country’s farmer brothers and sisters are extremely enthusiastic and hopeful about the campaign. Once again, it is expected that this campaign will not remain theoretical but will fulfil practical objectives, ensuring outreach to a large number of farmers and giving new direction to agriculture. Also Read: Two Rows of Grapes, Two Different Futures: How Biostimulants Are Reshaping Farming 📢 If You’re in Agriculture, Make Sure the Right People Hear Your Story.From product launches to strategic announcements, Global Agriculture offers unmatched visibility across international agri-business markets. Connect with us at pr@global-agriculture.com to explore editorial and advertising opportunities that reach the right audience, worldwide. First Name Last Name Organization Email address 19 September 2025, New Delhi: NEXCOM has introduced the ATC 3561-NA4C, an Edge AI computer designed for agricultural automation, including autonomous vehicles 19 September 2025, New Delhi: Food systems lie at the heart of sustainable development. They influence how people produce, access, and consume 11 September 2025, US: The World Food Prize Foundation has revealed the three finalists for its first-ever Innovate for Impact Challenge: APOLO Copyright © 2025 Global Agriculture. All rights reserved. Check Offers Available You can see how this popup was set up in our step-by-step guide: https://wppopupmaker.com/guides/auto-opening-announcement-popups/</w:t>
       </w:r>
     </w:p>
     <w:p>
@@ -632,7 +632,7 @@
     </w:p>
     <w:p>
       <w:r>
-        <w:t>Title: जब अचानक से ट्रेन के डिब्बे में पहुंचे शिवराज सिंह चौहान, यात्रियों का सफर बन गया यादगार</w:t>
+        <w:t>Title: Cente, J-K govt will bring farmers out of flood disaster: Shivraj</w:t>
       </w:r>
     </w:p>
     <w:p>
@@ -644,13 +644,13 @@
           <w:rPr>
             <w:color w:val="0000FF"/>
           </w:rPr>
-          <w:t>https://www.patrika.com/bhopal-news/shivraj-singh-chauhan-reach-rewanchal-express-train-compartment-passengers-journey-become-memorable-19935723</w:t>
+          <w:t>https://www.thehansindia.com/amp/news/national/cente-j-k-govt-will-bring-farmers-out-of-flood-disaster-shivraj-1008224</w:t>
         </w:r>
       </w:hyperlink>
     </w:p>
     <w:p>
       <w:r>
-        <w:t>Content: ताजा खबरें राज्य मौसम एशिया कप 2025 बिहार चुनाव 2025 कुलिश जन्मशती वर्ष पत्रिका स्पेशल राष्ट्रीय मनोरंजन ज्योतिष स्वास्थ्य खेल धर्म राजनीति विश्व OTT शिक्षा ओपिनियन ऑटो टेक गैजेट लाइफस्टाइल ब्यूटी महिला बिजनेस क्राइम जॉब्स ई-पेपर मेरी खबर शॉर्ट्स ई-पेपर भोपाल • Faiz Mubarak • Sep 11, 2025 Shivraj Singh Chouhan : केंद्रीय मंत्री बनने के बावजूद शिवराज सिंह चौहान का मध्य प्रदेश में क्रेज कम नहीं हुआ है। प्रदेश में कहीं भी उन्हें देखने वाले आज भी उमड़ पड़ते हैं। इसकी ताजा बानगी इस बार देखने को मिली राजधानी भोपाल से सतना जा रही रेवांचल एक्सप्रेस ट्रेन में, जहां रात के समय अचानक स्लीपर कोच में पहुंचे कृषि मंत्री शिवराज सिंह चौहान से मिलने और सेल्फी लेने वालों का हुजूम लग गया। ट्रेन में सवार होते ही शिवराज भी अपने अंदाज में लोगों से मुलाकात करने लगे। उन्होंने हर मिलने से सप्रेम मुलाकात की और कई लोगों के साथ सेल्फी भी ली। केंद्रीय कृषि मंत्री शिवराज सिंह चौहान अपने चिर परिचित अंदाज में पूरे बर्थ में बैठे लोगों से मिलते रहे। इस दौरान वो छोटे बच्चों को आशीर्वाद देते नजर आए तो वहीं, बहनों पर प्यार लुटाते दिखे। वहीं, बड़े लोगों के साथ राम-राम और दुआ-सलाम करते रहे। शिवराज सिंह चौहान लोगों का प्यार देखकर अभिभूत हो रहे थे। वो किसी को निराश नहीं कर रहे थे। करीब आने वाले लोगों से उनका हालचाल जान रहे थे। इसी तरह से लोगों से मिलते हुए वो ट्रेन में आगे बढ़ते जा रहे थे। ये भी पढ़ें भोपाल से सतना के लिए रेल यात्रा के दौरान उन यादगार पलों की तस्वीरें शेयर करते हुए शिवराज सिंह चौहान ने पोस्ट में लिखा- 'भोपाल से सतना जा रहा हूं। कल वहां 'एक राष्ट्र–एक चुनाव' सहित कई महत्वपूर्ण कार्यक्रमों में सहभागिता करनी है। इस दौरान ट्रेन में यात्रियों का प्रेम नई ऊर्जा दे रहा है। भांजे-भांजियों के साथ गपशप से यात्रा का आनंद बढ़ गया है।' ये भी पढ़ें खबर शेयर करें: शहर की खबरें: इंदौर न्यूज़ भोपाल न्यूज़ ग्वालियर न्यूज़ जबलपुर न्यूज़ रतलाम न्यूज़ Published on: 11 Sept 2025 12:29 pm DOWNLOAD ON Play Store DOWNLOAD ON App Store Trending Topics Bihar Elections 2025 PM Modi Asia Cup 2025 Top Categories राष्ट्रीय मनोरंजन स्वास्थ्य राजस्थान मध्य प्रदेश Legal Privacy Policy Statutory provisions on reporting (sexual offenses) This website follows the DNPA’s code of conduct Code of Conduct About Us Grievance Policy RSS Copyright © 2025 Patrika Group. All Rights Reserved.</w:t>
+        <w:t>Content: R S Pura: Union Agriculture Minister Shivraj Singh Chouhan on Friday visited flood-hit farms in the Basmati-rich R S Pura border area of Jammu and Kashmir and assured the affected farmers that with Prime Minister Narendra Modi’s blessings, the central and state governments would take all necessary steps to restore their livelihoods and bring them out of this disaster. Thousands of hectares of land in Jammu, particularly in R S Pura area, were badly affected due to floods triggered by heavy rains at the end of August. “I have come here to tell you that the central government, together with the state government and with the blessings of the prime minister, will pull the farmers out of this disaster. Your pain is our pain, your suffering is our suffering,” Chouhan told farmers in Gram Badyal Brahmin in R S Pura. Copyright @2024 Powered by Blink CMS</w:t>
       </w:r>
     </w:p>
     <w:p>
@@ -663,7 +663,7 @@
     </w:p>
     <w:p>
       <w:r>
-        <w:t>Title: शिवराज सिंह चौहान ने रोका काफिला और ली चाय की चुस्की, खुशी से झूम उठा चाय वाला; देखें VIDEO</w:t>
+        <w:t>Title: Centre To Provide PM-Kisan Relief, Rs 76 Crore for SHGs In Flood-Hit Jammu: Shivraj Singh Chouhan</w:t>
       </w:r>
     </w:p>
     <w:p>
@@ -675,13 +675,13 @@
           <w:rPr>
             <w:color w:val="0000FF"/>
           </w:rPr>
-          <w:t>https://www.indiatv.in/madhya-pradesh/shivraj-singh-chouhan-satna-visit-stopped-convoy-and-drank-tea-2025-09-11-1162020</w:t>
+          <w:t>https://krishijagran.com/news/centre-to-provide-pm-kisan-relief-rs-76-crore-for-shgs-in-flood-hit-jammu-shivraj-singh-chouhan/</w:t>
         </w:r>
       </w:hyperlink>
     </w:p>
     <w:p>
       <w:r>
-        <w:t>Content: Haqiqat Kya Hai : राहुल 'गद्दी छोड़' चिल्लाएंगे, फिर भी मोदी जीत जाएंगे! Super 100 : नेपाल में अंतरिम पीएम को लेकर हिंसक झड़प Aaj Ki Baat : US में Youth Icon को किसने मारा, चार्ली का क़ातिल कहां ग़ायब हुआ? Asia Cup 2025: क्या रद्द हो जाएगा IND vs PAK एशिया कप मुकाबला? चौंकाने वाली जानकारी आई सामने Coffee Par Kurukshetra: क्या राहुल गांधी में विपक्ष के नेता जैसी बात नहीं ? बम बनाते हुए सरगना की आंख में लगी थी चोट, आतंकी मॉड्यूल पर हो रहे चौंकाने वाले खुलासे थोड़ी देर में उपराष्ट्रपति पद की शपथ लेंगे सीपी राधाकृष्णन, राष्ट्रपति भवन में मौजूद हैं ये बड़े नेता सिक्किम में भूस्खलन की चपेट में आने से 4 की मौत, 3 लोग अभी भी लापता कार में पति-पत्नी खतरनाक तरीके से बना रहे थे रील्स, परिवहन विभाग ने सिखाया सबक; काटा चालान ‘नमो भारत’ बनी देश की सबसे तेज गति से चलने वाली ट्रेन, रफ्तार जानकर हो जाएंगे हैरान अंतिम सफर पर चार्ली को JD वेंस ने दिया कंधा, ट्रंप ने किर्क की पत्नी एरिका से वार्ता के बाद कहा-'वो टूट चुकी है' अमेरिका की नेवल अकेडमी पर हमला, सुरक्षा एजेंसियों ने संभाला मोर्चा; 1 व्यक्ति के घायल होने के बाद किया लॉकडाउन अमेरिका में भारतीय मूल के नागरिक की बेरहमी से हत्या, पत्नी और बेटे के सामने काट दिया गला अमेरिकी राजदूत सर्जियो गोर का बड़ा बयान, कहा-"भारत को अपने पक्ष में लाना और चीन से दूर करना हमारी प्राथमिकता" Nepal Protest: अंतरिम सरकार के गठन को लेकर सेनाध्यक्ष के साथ रात भर चली बैठक, कार्की को कमान पर फाइनल मुहर Mirai Review: तेजा सज्जा की जोरदार वापसी, 'मिराई' में 'हनुमान' वाली मास अपील, गूंज उठा जय त्रिया Bigg Boss 19: नेहल ने अमाल मलिक पर लगाया गंभीर आरोप, टास्क के बीच फूट-फूटकर लगी रोने, घर में मचा बवाल विराट-अनुष्का को कैफे से कर दिया था बाहर, जेमिमा रोड्रिग्स ने किया खुलासा, जाने क्या है माजरा Bigg Boss 19: तान्या मित्तल का एक्स-बॉयफ्रेंड है 'विधायक'? डेटिंग लाइफ को लेकर किया खुलासा, सुनकर चौंक गए शहबाज 'सोनाली बेंद्रे ही बच गई बस', सुनीता आहूजा ने शेयर किया गोविंदा का सीक्रेट, कही ये बात बांग्लादेश को मिली जीत लेकिन फिर भी करना पड़ रहा आलोचना का सामना, कहीं नेट रनरेट पड़ ना जाए भारी रोहित शर्मा ने पोस्ट किया VIDEO, वनडे रिटायरमेंट की चर्चा के बीच कर दिया सब साफ Asia Cup: भारतीय टीम का नेट रनरेट देख आप भी रह जाएंगे दंग, 3 मैचों के बाद ऐसा है Points Table का हाल नवाज ने हैट्रिक क्या ले ली? पाकिस्तानी कोच ने तारीफ में कर डाली भारी मिस्टेक; मुंह से निकाली ऐसी बात बांग्लादेश ने पहली बार T20I क्रिकेट में इस टीम को चटाई धूल, 11 साल पुरानी हार का लिया बदला सोने की कीमतों में उछाल, चांदी ने बनाया नया रिकॉर्ड, जानें 10 ग्राम Gold का MCX पर क्या चल रहा भाव बढ़त के साथ खुला शेयर बाजार, सेंसेक्स 146 अंक उछला, निफ्टी 25,000 के पार, ये प्रमुख स्टॉक्स चढ़े झटका! ऑनलाइन गेमिंग कानून के बाद Dream11 सहित 3 अन्य स्टार्टअप यूनिकॉर्न लिस्ट से बाहर, जानें डिटेल TATA ग्रुप की इस कंपनी का IPO अक्टूबर में आएगा! पैसे रखें तैयार, मिलेगा कमाई का शानदार मौका सोने ने लगाई छलांग, फ्रेश लाइफटाइम हाई पर पहुंचा भाव, जानें सर्राफा में प्रति 10 ग्राम का रेट इन 4 राशियों के लिए यह हफ्ता रहेगा यादगार, करियर और निजी जीवन में मिलेंगे जबरदस्त लाभ, पढ़ें साप्ताहिक राशिफल लव लाइफ को लेकर भ्रम की स्थिति में रहेंगी ये राशियां, सोच-समझकर लें कोई भी फैसला, पढ़ें लव राशिफल शुक्रवार के दिन ग्रह-नक्षत्रों की चाल इन 5 राशियों को दिलाएगी लाभ, आर्थिक पक्ष होगा मजबूत, पढ़ें दैनिक राशिफल मेष-मिथुन समेत 4 राशियों के लिए बेहद खुशनुमा रहेगा दिन, प्रेम जीवन में आएगा सुधार, पढ़ें लव राशिफल Aaj Ka Rashifal 11 September 2025: मेष, कर्क, तुला वालों के लिए शानदार रहेगा ये दिन, पढ़ें दैनिक राशिफल यहां मंगल 13 सितंबर को तुला में करेंगे प्रवेश, इन 5 राशियों की होगी चांदी, आर्थिक और करियर क्षेत्र में पाएंगे उन्नति Jitiya Vrat 2025: जितिया व्रत के नियम क्या हैं? जान लें इस उपवास में क्या करना चाहिए क्या नहीं Shardiya Navratri 2025: शारदीय नवरात्रि क्या होगी माता की सवारी? जान लें इसका देश दुनिया पर प्रभाव अयोध्या में राम मंदिर के पास गिलहरी की मूर्ति क्यों हुई स्थापित? जानें रामायण में क्या था योगदान मंगल 13 सितंबर को बदलेंगे चाल, ये 3 राशियां रहें सतर्क; धन और करियर क्षेत्र में बढ़ेंगी मुश्किलें बीच एशिया कप में देखिए कैसी है आईसीसी टी20 रैंकिंग, ये हैं टॉप 5 बल्लेबाज कुलदीप यादव बनाम अबरार अहमद, 16 टी20 इंटरनेशनल मैचों के बाद दोनों का ऐसा था रिकॉर्ड एक दिन में कितनी बार करना चाहिए फेस वॉश? पेट के इस हिस्से में हो रहा है दर्द, कहीं लिवर कैंसर का संकेत तो नहीं? T20I में पारी की पहली ही बॉल पर छक्का लगाने वाले भारतीय बल्लेबाज, अब अभिषेक शर्मा की एंट्री Explainer: ट्रंप के लिए बड़ा झटका क्यों है चार्ली किर्क की हत्या? राष्ट्रपति चुनावों में निभाई थी अहम भूमिका Explainer: नेपाल की राजनीति के सियासी धुरंधर कैसे बने केपी शर्मा ओली, जानें दिलचस्प किस्से Explainer: क्यों आसान नहीं होगी नए उपराष्ट्रपति की राह? सीपी राधाकृष्णन के सामने होंगी ये बड़ी चुनौतियां Explainer: सरकारी भवनों में घुसकर हो रहा तख्तापलट, चार साल में भारत के 4 पड़ोसी देशों में यूं दिखा जनता का आक्रोश Explainer: अंतरिक्ष में 'दूसरी धरती' की उम्मीद क्यों जगी? TRAPPIST-1 e ग्रह पर हुए चौंकाने वाले खुलासे कमजोर हो रही है आंखों की रोशनी, स्वामी रामदेव ने बताया, नेचुरली नजर को तेज करने के लिए क्या-क्या करना चाहिए? यूरिन में दिख रहे हैं ये बदलाव, बढ़ तो नहीं गया किडनी डिजीज का खतरा, तुरंत करवा लेनी चाहिए जांच कंट्रोल में रहेगा ब्लड शुगर लेवल, रोज सुबह पिएं औषधीय गुणों से भरपूर इन पत्तों का रस 1 महीने पहले दिखने लगते हैं हार्ट अटैक के ये लक्षण, समझ लें अलार्मिंग स्टेज पर हैं तुरंत हो जाएं सावधान एम्स ने लॉन्च किया सुसाइड रोकने वाला स्पेशल APP, स्टूडेंट्स की मेंटल हेल्थ के लिए बेहद फायदेमंद घंटों नहीं मिनटों में बनाएं लड्डू, मखाना, चना और खरबूजे के बीज से तैयार करें हेल्दी लड्डू, फटाफट नोट कर लें रेसिपी हो रही है सॉफ्ट-स्पंजी गुलाब जामुन खाने की क्रेविंग, तो घर पर ही ट्राई कर सकते हैं ये बेहद आसान रेसिपी चना, तिल और गुड़ से झटपट बना लें गजक, हर महिला को जरूर खानी चाहिए, नोट कर लें रेसिपी हल्दी-बेसन के घोल में इन 2 चीजों को मिलाएं, त्वचा पर लगाएं, तुरंत चमक उठेगा चेहरा बाथरूम के नल और हैंडल में लगी जंग साफ करने का आसान तरीका, इस ट्रिक से गायब हो जाएंगे पानी के निशान केंद्रीय कृषि मंत्री शिवराज सिंह चौहान गुरुवार को मध्य प्रदेश दौरे पर आए। अपने अल्प प्रवास पर सतना पहुंचे प्रदेश के पूर्व सीएम का भाजपा के कार्यकर्ताओं और पदाधिकारियों ने गर्मजोशी से स्वागत किया। इसके बाद अमरापाटन में शिवराज सिंह अपने चिर परचित अंदाज मे नजर आये। वह सभी छोटे बड़े नेताओं से मुलाकात कर उनके नाम से सम्बोधित करते रहे। सबकी कुशलक्षेम लेकर परिवार जनो का भी हाल चाल जाना। वही, इस दौरान केंद्रीय मंत्री ने केतली से सड़क पर चाय बेच रहे चाय वाले को देखा तब अपना वाहन रुकवा दिया। चाय वाले को बुलाकर शिवराज सिंह चौहान ने चाय पी। दरअसल, यह चाय वाला केतली लेकर घूम-घूमकर लोगों को चाय पिला रहा था। तभी शिवराज सिंह चौहान की नजर उस पर पड़ी तो उन्होंने उसे आवाज दी और अपने पास बुलाकर चाय पी। चाय बेचने वाले का नाम पप्पू सोनी बताया जा रहा है जो कि घूम-घूम कर चाय बेचता है। बता दें शिवराज सिंह चौहान पत्नी साधना के साथ गुरुवार सुबह रेवांचल एक्सप्रेस से सतना पहुंचे थे। यहां वह स्टेशन से पहले सर्किट हाउस पहुंचे। उसके बाद पूर्व पिछड़ा वर्ग आयोग सदस्य लक्ष्मी यादव के निवास पहुंचकर उन्हें श्रद्धांजलि अर्पित की और उनके परिवारजनों से मिलकर ढांढस बंधाया। इसके बाद शिवराज सिंह पूर्व महापौर ममता पांडेय के निवास पहुंचे। वहां उनकी बहु के निधन पर श्रद्धांजलि अर्पित की। यह भी पढ़ें- श्री कृष्ण भक्ति में सराबोर हुए केंद्रीय मंत्री शिवराज सिंह चौहान, जन्माष्टमी पर गाए भजन और फोड़ी दही हांडी-VIDEO CM मोहन यादव ने 7832 बच्चों को गिफ्ट की स्कूटी, पीछे बैठकर घूमे भी, विद्यार्थियों को दी खास सलाह संपादक की पसंद सीपी राधाकृष्णन ने ली उपराष्ट्रपति पद की शपथ, इस्तीफे के बाद पहली बार नजर आए जगदीप धनखड़ अंतिम सफर पर चार्ली को JD वेंस ने दिया कंधा, ट्रंप ने किर्क की पत्नी एरिका से वार्ता के बाद कहा-'वो टूट चुकी है' बम बनाते हुए सरगना की आंख में लगी थी चोट, आतंकी मॉड्यूल पर हो रहे चौंकाने वाले खुलासे रोहित शर्मा ने पोस्ट किया VIDEO, वनडे रिटायरमेंट की चर्चा के बीच कर दिया सब साफ © 2009-2025 Independent News Service. All rights reserved.</w:t>
+        <w:t>Content: Subscribe to our print &amp; digital magazines now We're social. Connect with us on: Union Agriculture Minister Shivraj Singh Chouhan assured full Central support for flood-hit Jammu and Kashmir, announcing relief under PM-Kisan, MGNREGA, housing aid, and SHG assistance. He also pledged funds for rebuilding homes, restoring irrigation, and rehabilitation efforts. Union Agriculture Minister Shivraj Singh Chouhan on Saturday visited the flood-hit border village of Badyal Brahmana in R S Pura, Jammu, where he assured farmers and residents that the Centre would extend all possible support to rebuild lives and livelihoods. Chouhan inspected fields to assess crop losses before addressing a large gathering of flood victims, reiterating that the Narendra Modi government “stands firmly with the people of Jammu and Kashmir in this hour of crisis.” He said the Union government would act on reports being compiled by the J&amp;K administration and various Central teams that have already surveyed the affected areas. “Once the state government submits its memorandum, the Centre will leave no stone unturned in providing relief,” he added. After holding a review meeting in Jammu city, the minister announced a series of immediate measures. These include the release of one instalment of PM-Kisan for farmers in flood-affected areas, an additional 50 workdays under MGNREGA, raising the total entitlement to 150 days, and compensation for farmers who lost livestock. Chouhan said around 5,000 houses had been damaged in the floods and would be rebuilt under the Pradhan Mantri Awas Yojana, with each family receiving Rs 1.3 lakh along with a separate toilet. Union Agriculture Minister held a meeting with agricultural machinery manufacturers to ensure that farmers directly benefit from the GST reduction… Self Help Groups, which also reported heavy losses, will receive Rs 76 crore in relief. The minister further urged farmers to make use of the sand deposits left in their fields by the floods and directed the J&amp;K Mining Department to relax rules to facilitate this. Chouhan said the J&amp;K government has Rs 2,499 crore available under disaster management funds, which will be used for relief and rehabilitation, while the Centre will provide additional support if required. He also announced that damaged canals and embankments in the Union Territory would be repaired with Central assistance to restore irrigation networks. Download Krishi Jagran Mobile App for more updates on the Latest Agriculture News, Agriculture Quiz, Crop Calendar, Jobs in Agriculture, and more. We're on WhatsApp! Join our WhatsApp group and get the most important updates you need. Daily. Subscribe to our Newsletter. You choose the topics of your interest and we'll send you handpicked news and latest updates based on your choice. Subscribe to our Newsletter. You choose the topics of your interest and we'll send you handpicked news and latest updates based on your choice.</w:t>
       </w:r>
     </w:p>
     <w:p>
@@ -694,7 +694,7 @@
     </w:p>
     <w:p>
       <w:r>
-        <w:t>Title: मैहर रेलवे स्टेशन पर शिवराज सिंह चौहान का स्वागत:मां शारदा मंदिर में करेंगे दर्शन; विधायक और कार्यकर्ताओं ने फूल-मालाओं से किया अभिवादन</w:t>
+        <w:t>Title: No headline</w:t>
       </w:r>
     </w:p>
     <w:p>
@@ -706,13 +706,13 @@
           <w:rPr>
             <w:color w:val="0000FF"/>
           </w:rPr>
-          <w:t>https://www.bhaskar.com/local/mp/maihar/news/shivraj-singh-chouhan-welcomed-at-maihar-railway-station-135891647.html</w:t>
+          <w:t>https://www.pib.gov.in/newsite/erelcontent.aspx?relid=276011</w:t>
         </w:r>
       </w:hyperlink>
     </w:p>
     <w:p>
       <w:r>
-        <w:t>Content: केंद्रीय कृषि मंत्री शिवराज सिंह चौहान का मैहर रेलवे स्टेशन पर स्वागत किया गया। शिवराज सिंह चौहान सुबह 6 बजे रीवा-भोपाल एक्सप्रेस से भोपाल से सतना की यात्रा कर रहे थे। मैहर स्टेशन पर विधायक श्रीकांत चतुर्वेदी और पार्टी कार्यकर्ताओं ने उनका फूल मालाओं केंद्रीय कृषि मंत्री सतना के कार्यक्रमों में होंगे शामिल चौहान आज सतना में विभिन्न कार्यक्रमों में शामिल होंगे। शाम करीब 5 बजे वे मैहर स्थित मां शारदा देवी मंदिर में पूजा-अर्चना करेंगे। मंदिर दर्शन के बाद वे पार्टी कार्यकर्ताओं से मिलेंगे। फिर रेवांचल एक्सप्रेस से भोपाल लौटेंगे। मैहर जिले की प्रभारी मंत्री राधा सिंह भी रेवांचल ट्रेन से मैहर पहुंची हैं। वह संदीपनी स्कूल के नए भवन का निरीक्षण करेंगी। इसके बाद वह पार्टी कार्यकर्ताओं से मुलाकात करेंगी। Copyright © 2024-25 DB Corp ltd., All Rights Reserved This website follows the DNPA Code of Ethics.</w:t>
+        <w:t>Content: The two-day ‘National Agriculture Conference – Rabi Abhiyan 2025’, organised by the Union Ministry of Agriculture and Farmers’ Welfare began today at Pusa, New Delhi. The theme of the conference — ‘One Nation – One Agriculture – One Team’ — is a significant step towards promoting coordinated efforts and partnerships in the agricultural sector. The Rabi Conference is being organised as a two-day event for the first time on the initiative of Union Agriculture Minister Shri Shivraj Singh Chouhan. Addressing the conference on the first day, Shri Shivraj Singh said that there will be no shortage of food grains, fruits, or vegetables in the country and that India will be made the food basket of the world. The Union Minister offered guidance in his interaction with senior agriculture officials from across the country. Shri Chouhan said that agriculture in the country is growing at 3.7 percent, the highest in the world, thanks to the hard work of our farmers and scientists, and the government’s farmer-friendly policies. Shivraj Singh emphasised that the Centre and the states are united, and for our nation, our people, and our farmers, we will continue working together with full strength as their welfare is paramount. “We are fortunate to have the responsibility of transforming India’s agricultural landscape. We are not ordinary people; we are those who shape the destiny of half of the nation’s population. We must work with great diligence. Our true concern is the farmer and their upliftment,” he said. Speaking on the issue of spurious fertilisers, seeds, and pesticides, Shivraj Singh said that strict action will be taken against the culprits and added that that only bio stimulants (plant growth enhancers) that meet all standards and benchmarks will now be allowed for sale. “We will not allow farmers to be exploited. Agricultural extension work is extremely important; together with the Central Government, all state agriculture departments, agricultural universities, Krishi Vigyan Kendras, and all related organisations must prepare concrete programmes and strategies and work rapidly at the ground level. Officers should add value to their work. We are only concerned about agriculture and the farmer, for which we will work with our full dedication. With this spirit, the Rabi Conference will deliberate and work to improve the situation of farmers,” the Minister said. Shivraj Singh further said that weather is no longer predictable, hence more and more farmers should be covered under crop insurance, and officers should make efforts to ensure that. “The Pradhan Mantri Fasal Bima Yojana must be implemented effectively so that farmers get relief. The ‘Viksit Krishi Sankalp Abhiyan’ will again be carried out in October with joint participation of the Centre and states. Now agricultural research must focus on solving farmers’ problems, not merely on publishing papers. In flood-affected areas, the entire administration should work swiftly to provide relief,” Shri Chouhan said. In his inaugural speech, Dr. Devesh Chaturvedi, Secretary, Union Ministry of Agriculture, informed that six parallel breakout sessions are being organised as part of the conference. ICAR Director General Dr. M. L. Jat also shared their views. Rajasthan Agriculture Minister Dr. Kirodi Lal Meena was present in the inaugural event. The conference is being attended by senior officials of the Centre and states, scientists from the Indian Council of Agricultural Research (ICAR), agricultural experts, farmer representatives, and other stakeholders. This platform is providing an opportunity for policymakers, scientists, and state representatives to deliberate comprehensively on preparations, production targets, and strategies for the Rabi 2025-26 season. **** RC/KSR/AR</w:t>
       </w:r>
     </w:p>
     <w:p>
@@ -725,7 +725,7 @@
     </w:p>
     <w:p>
       <w:r>
-        <w:t>Title: सतना में शिवराज सिंह चौहान का काफिला रोका</w:t>
+        <w:t>Title: This reduction, he asserted, will directly benefit farmers.</w:t>
       </w:r>
     </w:p>
     <w:p>
@@ -737,13 +737,13 @@
           <w:rPr>
             <w:color w:val="0000FF"/>
           </w:rPr>
-          <w:t>https://4pm.co.in/shivraj-singh-chauhans-convoy-stopped-in-satna/146293</w:t>
+          <w:t>https://www.thestatesman.com/india/shivraj-singh-wants-gst-benefits-to-reach-farmers-1503488785.html</w:t>
         </w:r>
       </w:hyperlink>
     </w:p>
     <w:p>
       <w:r>
-        <w:t>Content: 4पीएम न्यूज़ नेटवर्क भोपाल। केंद्रीय कृषि मंत्री शिवराज सिंह चौहान के सतना दौरे पर उस समय हंगामा हो गया जब कांग्रेस विधायक ने उनका काफिला रोक लिया। मौके पर कांग्रेस कार्यकर्ताओं ने काले झंडे दिखाकर नारेबाजी की और क्षेत्र में लगातार बनी खाद की किल्लत का मुद्दा उठाया। जानकारी के अनुसार, कांग्रेस विधायक ने सीधे केंद्रीय मंत्री से किसानों की समस्या पर सवाल पूछे और तुरंत समाधान की मांग की। इस दौरान शिवराज सिंह चौहान और विधायक के बीच तीखी नोकझोंक भी हुई। प्रदेश में पिछले कुछ दिनों से खाद की कमी को लेकर किसानों की परेशानी बढ़ी है। सतना समेत कई जिलों में किसान खाद के लिए लंबी कतारों में खड़े हैं, जिसके कारण आक्रोश बढ़ रहा है। कांग्रेस ने इसे लेकर सरकार और कृषि विभाग की कार्यप्रणाली पर सवाल खड़े किए हैं। विवाद के बीच शिवराज सिंह चौहान ने किसानों को आश्वासन दिया कि खाद की उपलब्धता सरकार की सर्वोच्च प्राथमिकता है। उन्होंने अधिकारियों को निर्देश दिए कि समय पर किसानों को खाद उपलब्ध कराई जाए और जल्द ही जिले में पर्याप्त आपूर्ति सुनिश्चित की जाएगी। वहीं, कांग्रेस विधायक का कहना है कि जब तक किसानों को राहत नहीं मिलती, विरोध-प्रदर्शन जारी रहेगा। उन्होंने आरोप लगाया कि सरकार किसानों की समस्याओं को गंभीरता से नहीं ले रही और केवल कागजों में योजनाएं बनाकर जिम्मेदारी से बच रही है। भारत में सबसे तेजी से बढ़ती हुई हिंदी समाचार वेबसाइट है, जिसमें सच और समय का ख़ास महत्व है। आपके, शहर, राज्य, देश, विदेश की हर छोटी-बड़ी और जरूरी खबर आपको सबसे पहले मिले, यही इसका लक्ष्य है। कोशिश है कि आपको घटनात्मक, मनोरंजन, नौकरी, लाइफस्टाइल, फैशन जैसे हर क्षेत्र की वो ख़बरें दी जाएँ जो आपके जीवन में कहीं न कहीं उपयोगी साबित हों ।</w:t>
+        <w:t>Content: This reduction, he asserted, will directly benefit farmers. Statesman News Service | New Delhi | September 19, 2025 8:03 pm File Photo Union Minister for Agriculture and Farmers’ Welfare Shivraj Singh Chouhan on Friday directed machine manufacturers’ associations in India to pass on directly all revised-GST related benefits to farmers with full transparency. Chouhan chaired an important meeting in the national capital with representatives from the Tractor and Mechanization Association (TMA), Agricultural Machinery Manufacturers Association (AMMA), All India Combine Manufacturers Association (AICMA), and Power Tiller Association of India (PTAI), among others, to discuss the latest GST reforms for agricultural machinery. Advertisement According to a press release, the minister, interacting with mediapersons after the meeting, thanked Prime Minister Narendra Modi for the GST rate cuts and said GST on agricultural machinery, earlier at 12 and 18 per cent, has now been reduced to 5 per cent, effective from September 22. Advertisement This reduction, he asserted, will directly benefit farmers. He also stressed that the Central government has pledged to ensure an increase in farmers’ incomes, which requires both raising productivity and reducing costs, and mechanisation is vital to achieving both. Chouhan said that the reduction in GST rates is a big step, which will have a widespread impact. The Union Minister also announced that the government will widely disseminate information on these benefits through multiple communication channels to raise awareness among farmers. He emphasised that custom hiring centres, which will now get machines at lower prices, must reduce rental rates to ensure affordability for farmers. Information about the GST rate reduction will be communicated to farmers during the upcoming second phase of the ‘Viksit Krishi Sankalp Abhiyan’ for Rabi crops, beginning October 3, so that they can make the best use of it for advanced farming, the communique added. Suitable measures will also be taken to strengthen farm mechanisation. Suggestions from manufacturer associations will be considered while framing future plans, the minister added. He urged the representatives to minimise the role of middlemen and ensure that farmers directly receive the benefits of GST reforms. Representatives of the machinery associations welcomed the government’s decision, pledged to faithfully implement the minister’s directions, and reiterated their commitment to farmers’ welfare. On the occasion, Chouhan also joined people for a plantation drive, reaffirming the Central government’s resolve to work for the prosperity of farmers. Advertisement Shrinate said that Modi didn't say anything new but spoke like the GST was brought in 2017 by some other government. Prime Minister Narendra Modi on Sunday emphasized the importance of self-reliance and encouraged citizens to prioritize "Made in India" products, as the country gears up to implement significant Goods and Services Tax (GST) reforms from tomorrow. The Congress party on Sunday strongly criticised Prime Minister Narendra Modi's recent GST reforms, calling them "inadequate" and a "Band-Aid solution" to the deep wounds inflicted on the public by the current tax regime. Advertisement PEOPLE'S PARLIAMENT, ALWAYS IN SESSION Address The Statesman Net Private Limited Statesman House, First Floor 148 Barakhamba Road New Delhi – 110001 (+91) (011) 41605781, 41605958 © 2025, thestatesman.com | All rights reserved</w:t>
       </w:r>
     </w:p>
     <w:p>
@@ -756,7 +756,7 @@
     </w:p>
     <w:p>
       <w:r>
-        <w:t>Title: केंद्रीय कृषि मंत्री श्री शिवराज सिंह चौहान ने आज सतना, मध्य प्रदेश का दौरा किया, खाद-यूरिया की आपूर्ति को लेकर जताया भरोसा</w:t>
+        <w:t>Title: Union Agriculture Minister Mr. Shivraj Singh Chouhan to hold meeting on GST Reforms for Agricultural Machinery</w:t>
       </w:r>
     </w:p>
     <w:p>
@@ -768,13 +768,13 @@
           <w:rPr>
             <w:color w:val="0000FF"/>
           </w:rPr>
-          <w:t>https://www.pib.gov.in/PressReleasePage.aspx?PRID=2165797</w:t>
+          <w:t>https://www.global-agriculture.com/india-region/union-agriculture-minister-mr-shivraj-singh-chouhan-to-hold-meeting-on-gst-reforms-for-agricultural-machinery/</w:t>
         </w:r>
       </w:hyperlink>
     </w:p>
     <w:p>
       <w:r>
-        <w:t>Content: केंद्रीय कृषि एवं किसान कल्याण और ग्रामीण विकास मंत्री श्री शिवराज सिंह चौहान ने आज सतना, मध्य प्रदेश का दौरा कर एक्सिलेंस कॉलेज में आयोजित कार्यक्रम में विद्यार्थियों को संबोधित किया। इस कार्यक्रम के बाद मीडिया से बातचीत के दौरान केंद्रीय कृषि मंत्री ने सतना में खाद व यूरिया की पर्याप्त आपूर्ति को लेकर बातचीत की और कहा कि किसानों के हित सर्वोपरि हैं, केंद्र सरकार की तरफ से पूरी कोशिश की जा रही है कि किसानों तक खाद और यूरिया पर्याप्त मात्रा में पहुंचे। श्री शिवराज सिंह ने कहा कि “खाद की समस्या के बारे में कुछ मित्रों ने ज्ञापन दिए हैं। हमारे लिए किसानों के हित सर्वोपरि हैं। केंद्र सरकार प्रयासरत है। फर्टिलाइज़र मिनिस्ट्री तत्परता से कार्य कर रही है। फर्टिलाइज़र मिनिस्ट्री राज्य की डिमांड के आधार पर निरंतर फर्टिलाइज़र की आपूर्ति कर रही है। अगर सतना ज़िले में देखें, तो पिछले साल इस समय तक यूरिया की 23,585 मीट्रिक टन खपत हुई थी, इस बार 27 हज़ार 700 मीट्रिक टन अभी सतना ज़िले में यूरिया आ चुका है। श्री चौहान ने कहा जैसे ही संज्ञान में बात आई, मैंने प्रशासन और राज्य सरकार से चर्चा की। लेकिन इस बार बारिश अच्छी हुई है, बोवनी का इलाका जिसमें धान सम्मिलित है, यूरिया की जरूरत ज़्यादा पड़ती है, उसके कारण यूरिया की मांग ज्यादा है। केंद्रीय कृषि मंत्री ने बताया कि आज भी सतना में 1500 मीट्रिक टन खाद की आपूर्ति की गई है। आगे भी निरंतर आपूर्ति के प्रयास जारी रखे जाएंगे। ज़रूरत पड़ेगी तो फिर फर्टिलाइज़र मिनिस्ट्री के साथ भी बात करेंगे तथा राज्य सरकार के साथ चर्चा करके व्यवस्था और कैसे बेहतर बने और ज़रूरत कैसे पूरी हो, उस दिशा में कदम उठाए जाते रहेंगे। ** आरसी/केएसआर/एआर केंद्रीय कृषि एवं किसान कल्याण और ग्रामीण विकास मंत्री श्री शिवराज सिंह चौहान ने आज सतना, मध्य प्रदेश का दौरा कर एक्सिलेंस कॉलेज में आयोजित कार्यक्रम में विद्यार्थियों को संबोधित किया। इस कार्यक्रम के बाद मीडिया से बातचीत के दौरान केंद्रीय कृषि मंत्री ने सतना में खाद व यूरिया की पर्याप्त आपूर्ति को लेकर बातचीत की और कहा कि किसानों के हित सर्वोपरि हैं, केंद्र सरकार की तरफ से पूरी कोशिश की जा रही है कि किसानों तक खाद और यूरिया पर्याप्त मात्रा में पहुंचे। श्री शिवराज सिंह ने कहा कि “खाद की समस्या के बारे में कुछ मित्रों ने ज्ञापन दिए हैं। हमारे लिए किसानों के हित सर्वोपरि हैं। केंद्र सरकार प्रयासरत है। फर्टिलाइज़र मिनिस्ट्री तत्परता से कार्य कर रही है। फर्टिलाइज़र मिनिस्ट्री राज्य की डिमांड के आधार पर निरंतर फर्टिलाइज़र की आपूर्ति कर रही है। अगर सतना ज़िले में देखें, तो पिछले साल इस समय तक यूरिया की 23,585 मीट्रिक टन खपत हुई थी, इस बार 27 हज़ार 700 मीट्रिक टन अभी सतना ज़िले में यूरिया आ चुका है। श्री चौहान ने कहा जैसे ही संज्ञान में बात आई, मैंने प्रशासन और राज्य सरकार से चर्चा की। लेकिन इस बार बारिश अच्छी हुई है, बोवनी का इलाका जिसमें धान सम्मिलित है, यूरिया की जरूरत ज़्यादा पड़ती है, उसके कारण यूरिया की मांग ज्यादा है। केंद्रीय कृषि मंत्री ने बताया कि आज भी सतना में 1500 मीट्रिक टन खाद की आपूर्ति की गई है। आगे भी निरंतर आपूर्ति के प्रयास जारी रखे जाएंगे। ज़रूरत पड़ेगी तो फिर फर्टिलाइज़र मिनिस्ट्री के साथ भी बात करेंगे तथा राज्य सरकार के साथ चर्चा करके व्यवस्था और कैसे बेहतर बने और ज़रूरत कैसे पूरी हो, उस दिशा में कदम उठाए जाते रहेंगे। ** आरसी/केएसआर/एआर</w:t>
+        <w:t>Content: 19 September 2025, New Delhi: Union Minister for Agriculture &amp; Farmers’ Welfare, and Rural Development, Mr. Shivraj Singh Chouhan will chair an important meeting tomorrow (Friday) in New Delhi to discuss the GST reforms related to the agriculture sector. The meeting will be attended by the representatives of the Tractor and Mechanization Association (TMA), Agricultural Machinery Manufacturers Association (AMMA), All India Combine Harvester Manufacturers Association (AICMA), Power Tiller Association of India (PTAI), and other related organisations.Convened on the initiative of Union Minister Mr. Chouhan, the meeting will focus on the recent decision to reduce GST rates on agricultural machinery and equipment (from 12–18% to 5%), ensuring that the benefits are widely passed on to farmers, and formulating strategies for smooth implementation of these reforms. The GST rate cut, announced by the Central Government recently, will reduce the prices of tractors and other machinery for farmers by 7–13 percent. Farmers will also gain the dual benefit of subsidy schemes combined with lower taxation, while indigenous agricultural machinery manufacturers will receive a competitive edge under the vision of Atmanirbhar Bharat. Also Read: Escorts Kubota Introduces New Combine Harvester in North India 📢 If You’re in Agriculture, Make Sure the Right People Hear Your Story.From product launches to strategic announcements, Global Agriculture offers unmatched visibility across international agri-business markets. Connect with us at pr@global-agriculture.com to explore editorial and advertising opportunities that reach the right audience, worldwide. First Name Last Name Organization Email address 19 September 2025, New Delhi: NEXCOM has introduced the ATC 3561-NA4C, an Edge AI computer designed for agricultural automation, including autonomous vehicles 19 September 2025, New Delhi: Food systems lie at the heart of sustainable development. They influence how people produce, access, and consume 11 September 2025, US: The World Food Prize Foundation has revealed the three finalists for its first-ever Innovate for Impact Challenge: APOLO Copyright © 2025 Global Agriculture. All rights reserved. Check Offers Available You can see how this popup was set up in our step-by-step guide: https://wppopupmaker.com/guides/auto-opening-announcement-popups/</w:t>
       </w:r>
     </w:p>
     <w:p>
@@ -787,7 +787,7 @@
     </w:p>
     <w:p>
       <w:r>
-        <w:t>Title: सतना में रोका गया शिवराज सिंह का काफिला, समस्याएं सुनकर बोले, अब मैं जाऊं</w:t>
+        <w:t>Title: Government Pledges Support to Flood-Hit Jammu Farmers</w:t>
       </w:r>
     </w:p>
     <w:p>
@@ -799,13 +799,13 @@
           <w:rPr>
             <w:color w:val="0000FF"/>
           </w:rPr>
-          <w:t>https://www.etvbharat.com/hi/!state/satna-congress-mla-siddharth-kushwaha-stopped-shivraj-singh-convoy-farmers-fertilizer-problem-madhya-pradesh-news-mps25091102748</w:t>
+          <w:t>https://www.devdiscourse.com/article/headlines/3633348-government-pledges-support-to-flood-hit-jammu-farmers</w:t>
         </w:r>
       </w:hyperlink>
     </w:p>
     <w:p>
       <w:r>
-        <w:t>Content: मध्य प्रदेश madhya pradesh ETV Bharat / state By ETV Bharat Madhya Pradesh Team Published : September 11, 2025 at 3:00 PM IST सतना: केंद्रीय कृषि मंत्री शिवराज सिंह चौहान गुरुवार को मध्य प्रदेश दौरे पर आए. जहां अल्प प्रवास पर वे सतना पहुंचे. इस दौरान बीच सड़क पर केंद्रीय मंत्री शिवराज का काफिला रोक लिया. कांग्रेस विधायक सिद्धार्थ सुखलाल कुशवाहा उर्फ डब्बू ने कार्यकर्ता के साथ मिलकर खाद को लेकर नारेबाजी की. हालांकि सामने भीड़ देखकर केंद्रीय मंत्री वहां से निकलने बजाए, अपनी कार से उतरे और लोगों के बीच पहुंचे. जहां कांग्रेस विधायक ने किसानों की खाद की समस्या केंद्रीय कृषि मंत्री के सामने उठाई. केंद्रीय कृषि मंत्री जब अपने निजी कार्यक्रम में शामिल होकर वापस लौट रहे थे, इसी बीच पीएम श्री महाविद्यालय के सामने हजारों की संख्या में लोग इकट्ठा हो गए. और शिवराज सिंह चौहान का काफिला रोक लिया. कांग्रेस कार्यकर्ताओं ने काले झंडे दिखाए और नारेबाजी की. जब शिवराज सिंह अपनी कार से नीचे उतरे तो कांग्रेस विधायक सिद्धार्थ कुशवाहा ने उनसे बात की. उन्होंने शिकायत करते हुए शिवराज सिंह से कहा कि " आपके होते हुए इस तरह की समस्या हो रही है, फिर किसान कहां जाएगा? कांग्रेस विधायक ने कहा सतना के किसानों को आप खाद मुहैया कराइए. इस बीच भीड़ से किसी ने उन्हें बताया कि किसान भाईयों के ऊपर प्रशासन लाठी चला रही है. जब खाद मांगने जाते हैं, तो उनके ऊपर लाठी बरसाई जाती है और युवा संवाद के नाम पर टॉफी दी जाती है. हालांकि इस बीच सिद्धार्थ कुशवाहा ने कहा कि हमें युवा संवाद से पहले किसान संवाद चाहिए, किसानों के लिए खाद चाहिए. इसके बाद शिवराज सिंह ने कहा कि जनता का अधिकार सुरक्षित है. मैं पूरी शिष्टता और शिष्टाचार के साथ आपकी समस्या सुनने आपके बीच खड़ा हूं. मुझे न पुलिस की जरूरत है और न प्रशासन की. मैं सीधे आपके बीच खड़ा हूं. मैं राजनीति करने या मीडिया में आने के लिए नहीं आया हूं, बल्कि दिल से जनता के बीच खड़ा हूं. इस दौरान केंद्रीय मंत्री ने बताया कि मैं रोज किसान संवाद करता हूं. मैं राज्य सरकार से बात करता हूं कि इस समस्या का कैसे समाधान निकाला जाए. समस्याएं सुनने के बाद शिवराज ने कहा क्या मैं अब जाऊं. बता दें शिवराज सिंह चौहान पत्नी साधना के साथ गुरुवार सुबह रेवांचल एक्सप्रेस से सतना पहुंचे थे. यहां केंद्रीय मंत्री स्टेशन से पहले सर्किट हाउस पहुंचे. उसके बाद पूर्व पिछड़ा वर्ग आयोग सदस्य लक्ष्मी यादव के निवास पहुंचकर उन्हें श्रद्धांजलि अर्पित की और उनके परिवारजनों से मिलकर ढांढस बंधाया. इसके बाद शिवराज सिंह चौहान पूर्व महापौर ममता पांडेय के निवास पहुंचे. उनकी बहु के निधन पर श्रद्धांजलि अर्पित की. लंबे समय से उनके सुरक्षा सहयोगी रहे मोनू सिंह परिहार के निज निवास नागौद पहुंचकर उनके स्वर्गीय बेटे अभिनव सिंह परिहार को श्रद्धांजलि अर्पित की. साथ ही दुःख की इस घड़ी में वह व्यक्तिगत रूप से परिवार से भेंट कर उन्हें साहस व सांत्वना दी. वही शिवराज ने बुजुर्ग महिला को गले लगाकर आवास का सर्वे कराकर आवास देने के लिए सरपंच को निर्देश दिए For All Latest Updates TAGGED: ट्रंप ने टेक्सास में भारतीय मूल के नागरिक की हत्या पर लिया संज्ञान, न्याय का किया वादा कभी बंटे थे तो उन्हें भी मिला लेंगे: मोहन भागवत, प्रहलाद पटेल की पुस्तक नर्मदा परिक्रमा का विमोचन सीट की जंग से सनसनी, काशी एक्सप्रेस की छत से पॉवर स्टेशन पर चढ़ा युवक, यात्रियों की थमी धड़कनें ट्रंप ने विदेशी कंपनियों से अमेरिका में निवेश और अमेरिकी श्रमिकों को ट्रेनिंग देने का आग्रह किया सागर में बेकाबू ट्रक रेलवे फाटक तोड़ धड़धड़ाते पहुंचा ट्रैक पर, 2 वाहनों को मारी जोरदार टक्कर भारत में 18 करोड़ लोगों को ग्लूकोमा का खतरा, बीपी और शुगर वालों को हाई रिस्क ट्रंप के टैरिफ का भोपाल में अनोखा विरोध, अंतिम संस्कार के बाद तेरहवीं, सड़क पर सजी पंगत होलकर राजाओं की भव्य समाधियां, महलनुमा खूबसूरत छतरियां देखने पहुंचते हैं पर्यटक, झलकता है वैभव ICU में जिंदगी और मौत की जंग लड़ रही कवयित्री स्नेहा, मोहन यादव करने वाले थे सम्मानित Copyright © 2025 Ushodaya Enterprises Pvt. Ltd., All Rights Reserved.</w:t>
+        <w:t>Content: Union Agriculture Minister Shivraj Singh Chouhan toured the devastated agrarian landscapes of Jammu and Kashmir's R S Pura, pledging robust financial and logistical support. In light of late August floods, the government prioritizes refunding agricultural losses that now endanger the farmers' futures. During the visit, where heavy rains had devastated hectares of land, Chouhan underscored Prime Minister Modi's dedication to alleviating farmers' distress. Accompanied by a comprehensive ministerial team, Chouhan personally surveyed fields overwhelmed by sand deposits and crops, affirming that assessment reports will drive equitable relief distribution. Addressing both immediate and long-term relief, Chouhan cited existing measures and funds, vowing a coordinated approach with the state to mitigate challenges and restore agricultural viability. Internal and collaborative initiatives aim for speedy and significant recovery to safeguard the economic backbone of the region. (With inputs from agencies.) Email: info@devdiscourse.com Phone: +91-720-6444012, +91-7027739813, 14, 15 © Copyright 2025</w:t>
       </w:r>
     </w:p>
     <w:p>
@@ -818,7 +818,7 @@
     </w:p>
     <w:p>
       <w:r>
-        <w:t>Title: खाद के लिए रोका शिवराज सिंह का काफिला:सतना में कांग्रेस विधायक ने रोककर की बात; केंद्रीय मंत्री बोले- राज्य सरकार से करेंगे चर्चा</w:t>
+        <w:t>Title: News Details</w:t>
       </w:r>
     </w:p>
     <w:p>
@@ -830,13 +830,13 @@
           <w:rPr>
             <w:color w:val="0000FF"/>
           </w:rPr>
-          <w:t>https://www.bhaskar.com/local/mp/satna/news/congress-district-president-stopped-shivrajs-convoy-in-satna-135893405.html</w:t>
+          <w:t>https://www.crosstownnews.in/post/147010/union-minister-shivraj-chouhan-in-jammu-bjp-mlas-meet.html</w:t>
         </w:r>
       </w:hyperlink>
     </w:p>
     <w:p>
       <w:r>
-        <w:t>Content: सतना में कांग्रेस नेताओं ने केंद्रीय कृषि मंत्री और मध्यप्रदेश के पूर्व मुख्यमंत्री शिवराज सिंह चौहान का काफिला रोक दिया। कांग्रेस जिला अध्यक्ष और विधायक सिद्धार्थ कुशवाहा ने शिवराज सिंह ने से खाद की कमी समेत किसानों को हो रही समस्याओं को लेकर बात की कांग्रेस विधायक ने केंद्रीय मंत्री को बताया कि सतना जिले में किसानों को खाद की उपलब्धता और वितरण में लगातार परेशानी हो रही है। समय पर खाद न मिलने से उनकी फसलों पर बुरा असर पड़ रहा है। उन्होंने साफ कहा कि किसान पहले ही प्राकृतिक आपदाओं और महंगे खेती खर्च से जूझ रहे हैं, ऊपर से खाद का संकट उन्हें और नुकसान पहुंचा रहा है। इस पर केंद्रीय कृषि मंत्री शिवराज सिंह चौहान ने सभी बातें सुनीं और भरोसा दिलाया कि वे राज्य सरकार से चर्चा करेंगे। उन्होंने कहा कि किसानों को न्याय दिलाने की पूरी कोशिश की जाएगी। बता दें कि शिवराज सिंह चौहान गुरुवार को सतना जिले के दौरे पर रहे। शिवराज बोले - हमारे लिए किसानों के हित सर्वोपरि शिवराज सिंह ने कहा- मुझे खाद की समस्या के बारे में कुछ मित्रों ने ज्ञापन दिए हैं। हमारे लिए किसानों के हित सर्वोपरि हैं। हमारी फर्टिलाइजर मिनिस्ट्री राज्य की डिमांड के आधार पर निरंतर फर्टिलाइजर की आपूर्ति के काम में लगी हुई है। आज भी रैक आई है। 1500 मीट्रिक टन खाद आया है। निरंतर आपूर्ति के प्रयास जारी रखे जाएंगे। जरूरत पड़ेगी तो फिर हमारी फर्टिलाइजर मिनिस्ट्री के साथ भी बात करेंगे और राज्य सरकार के साथ चर्चा करके व्यवस्था और कैसे बेहतर बने और जरूरत कैसे पूरी हो, उस दिशा में कदम उठाए जाते रहेंगे। किसानों पर लगे पुराने मुकदमे हटाने की मांग कुशवाहा ने किसानों पर दर्ज पुराने मुकदमों का मुद्दा भी जोर-शोर से उठाया। उन्होंने कहा कि इन मामलों की वजह से किसान मानसिक और आर्थिक दबाव झेल रहे हैं। अगर सरकार किसानों की भलाई चाहती है तो इन मुकदमों को तुरंत खत्म किया जाना चाहिए। इसके अलावा उन्होंने किसानों के साथ प्रशासनिक स्तर पर हो रही अभद्रताओं की भी शिकायत भी शिवराज सिंह से की है। विधायक की सरकार को आंदोलन की चेतावनी मुलाकात के दौरान विधायक कुशवाहा ने कहा कि किसानों के हितों की अनदेखी अब और बर्दाश्त नहीं की जाएगी। उन्होंने चेतावनी दी कि अगर सरकार ने किसानों की समस्याओं पर ठोस कदम नहीं उठाए तो कांग्रेस सड़क पर उतरकर बड़ा आंदोलन करेगी। शिवराज बोले- वन नेशन, वन इलेक्शन जरूरी शिवराज सिंह चौहान यहां से निकलकर सतना शासकीय डिग्री कॉलेज परिसर में आयोजित युवा संसद में पहुंचे। इस कार्यक्रम में बड़ी संख्या में छात्र-छात्राएं और भाजपा कार्यकर्ता मौजूद थे। अपने संबोधन में उन्होंने कहा कि बार-बार चुनाव होने से देश का बहुत सारा पैसा और समय बर्बाद होता है। पिछले पांच वर्षों में चुनावी प्रक्रिया पर लगभग 4.5 लाख करोड़ रुपए खर्च हुए हैं। यह पैसा जनता के कामों में लगना चाहिए था। उन्होंने कहा कि बार-बार चुनाव होने से विकास कार्य रुक जाते हैं, पर्यावरण को नुकसान होता है और पुलिस बल भी लगातार चुनावी ड्यूटी में उलझा रहता है। इससे अराजकता और जातिवाद की राजनीति बढ़ती है। शिवराज ने मंच से वन नेशन, वन इलेक्शन का नारा भी लगवाया। ये खबर भी पढ़ें - रीवा में आदिवासी किसान को पुलिस ने पीटा; वीडियो वायरल रीवा में खाद वितरण केंद्र के बाहर पुलिस ने आदिवासी किसान पर लात घूंसे बरसाए। जिसका वीडियो भी सामने आया है। वहीं पुलिस का कहना है कि वो किसान नशे की हालत में था और हंगामा कर रहा था। हालांकि वीडियो में पुलिसकर्मी लात और हाथ चलाते हुए देखे जा रहे हैं। किसान ने वरिष्ठ अधिकारियों से न्याय की गुहार लगाई है। पूरी खबर पढ़ें.. Copyright © 2024-25 DB Corp ltd., All Rights Reserved This website follows the DNPA Code of Ethics.</w:t>
+        <w:t>Content: Jammu, Sep 19: Union Agriculture Minister Shivraj Singh Chouhan on Friday visited flood-hit farms in the Basmati-rich R S Pura border area of Jammu and Kashmir and assured the affected farmers &amp; said the central and state governments would take all necessary steps to restore their livelihoods and bring them out of this disaster. Thousands of hectares of land in Jammu, particularly in R S Pura area, were badly affected due to floods triggered by heavy rains at the end of August. He said “I have come here to tell you that the central government, together with the state government and with the blessings of the prime minister, will pull the farmers out of this disaster. Your pain is our pain, your suffering is our suffering,” Chouhan told farmers in Gram Badyal Brahmin in R S Pura. Javed Dar, Agriculture Minister, BJP Jammu Kashmir President Shri Sat Sharma CA Lok Sabha MP Shri Jugal Kishore Sharma and MLAs Dr Devinder Manyal, Dr Narinder Singh, Ch Vikram Randhawa , Gharu Ram , Shailendra Kumar, ACS, Agriculture, Dr Rakesh Minhas, DC Jammu &amp; other concerned officer accompanied Union Minister Shri Shivraj Singh Chouhan in the event . Chouhan went from one area to another to inspect the crops and fields in the border belt and said, “I have come to say, do not shed tears. Whenever there were tears in your eyes, we too were pained. “We will work hard together again. ” Asserting that he had come to share their pain, the minister said, “I have not come here as a minister to meet you formally. I have come as a humble servant. When a farmer’s crop is destroyed, it is not only the crop that is lost but his future and his children’s future too. We will pull you out of this disaster.” Chouhan, who inspected fields where sand deposits had flattened standing crops, said teams from the Centre and the state had carried out surveys and would submit reports to determine losses. “We saw fields covered with layers of sand where crops once waved vegetables, basmati, maize everything has been buried,” he said. He further added that after the report comes, the central government will leave no stone unturned in providing relief, because Jammu and Kashmir is the forehead of this country. We will fight the trouble and bring you out of this crisis. He maintained that there are some tasks which the state government has to do, and in times of disaster, politics should not be done. Our first task will be to take the farmers out of this trouble and restore their normal lives,” he added. He said "I salute the people of Jammu and Kashmir. No one left any shortcomings in giving help. “Some brought food, some brought blankets, some brought other things, and they all gave great help,” he said. During the visit to Gram Badyal Brahmin, Chouhan repeatedly urged farmers not to lose hope and stressed that both governments were working together to address the damage to crops and farmland caused by the recent floods and sand deposition. Cross Town News is the No. 1 News Portal in J&amp;K in term of serious News. The rugged Newsportal is with a substantial difference to read and presence to feel. This newsportal has a vision to deliver the real side of truth to the public . Since it’s inception in 2013 March, It has become No. 1 News medium for people of J&amp;K. Cross Town News has a mission to deliver high quality news across the nation within fraction of time. We're social, connect with us: © Copyrights 2023. All rights reserved.</w:t>
       </w:r>
     </w:p>
     <w:p>
@@ -849,7 +849,7 @@
     </w:p>
     <w:p>
       <w:r>
-        <w:t>Title: ‌</w:t>
+        <w:t>Title: News Details</w:t>
       </w:r>
     </w:p>
     <w:p>
@@ -861,13 +861,13 @@
           <w:rPr>
             <w:color w:val="0000FF"/>
           </w:rPr>
-          <w:t>https://starsamachar.com/shivraj-singh-chouhan-one-nation-one-election-satna-speech</w:t>
+          <w:t>https://www.crosstownnews.in/post/147010/union-minister-shivraj-chouhan-in-jammu-minister-mp-bjp-chiefmlas-accompany.html</w:t>
         </w:r>
       </w:hyperlink>
     </w:p>
     <w:p>
       <w:r>
-        <w:t>Content: 5 0 रीवा और मऊगंज में अगस्त महीने में 90 मृतकों के शव नि:शुल्क शव वाहन से घरों तक पहुँचाए गए। सरकार ने 108 एम्बुलेंस सेवा को मरीजों की जान बचाने के साथ ही अब शव ढोने की जिम्मेदारी भी दे दी है। यह सेवा नि:शुल्क है लेकिन इसमें कई खामियाँ हैं, जैसे-शव वाहन जिला सीमा पार नहीं कर सकता। By: Yogesh Patel Sep 13, 202510:10 PM 6 0 रीवा के संजय गांधी अस्पताल में डिप्टी सीएम के लोकार्पण कार्यक्रम से पहले बड़ा हादसा टल गया। एसी डक्ट सिस्टम के पैनल में अचानक आग भड़क गई, जिससे भगदड़ जैसी स्थिति बन गई। कर्मचारियों ने तत्परता दिखाते हुए समय रहते आग पर काबू पाया। बताया जा रहा है कि शॉर्ट सर्किट और पुराने तारों के कारण यह घटना हुई। By: Yogesh Patel Sep 13, 20259:50 PM 9 0 रीवा में संजय गांधी अस्पताल को नई सुविधाओं से सुसज्जित किया गया। उप मुख्यमंत्री राजेन्द्र शुक्ला ने डक्ट कूलिंग सिस्टम और 17 व्हील चेयर का लोकार्पण किया। उन्होंने कहा कि डॉक्टरों का अच्छा व्यवहार ही रोगियों को आधा स्वस्थ कर देता है। रीवा अब तेजी से मेडिकल हब बनने की दिशा में अग्रसर है। By: Yogesh Patel Sep 13, 20259:39 PM 6 0 रीवा में संजय गांधी अस्पताल को नई सुविधाओं से सुसज्जित किया गया। उप मुख्यमंत्री राजेन्द्र शुक्ला ने डक्ट कूलिंग सिस्टम और 17 व्हील चेयर का लोकार्पण किया। उन्होंने कहा कि डॉक्टरों का अच्छा व्यवहार ही रोगियों को आधा स्वस्थ कर देता है। रीवा अब तेजी से मेडिकल हब बनने की दिशा में अग्रसर है। By: Yogesh Patel Sep 13, 20259:37 PM 6 0 रीवा में संजय गांधी अस्पताल को नई सुविधाओं से सुसज्जित किया गया। उप मुख्यमंत्री राजेन्द्र शुक्ला ने डक्ट कूलिंग सिस्टम और 17 व्हील चेयर का लोकार्पण किया। उन्होंने कहा कि डॉक्टरों का अच्छा व्यवहार ही रोगियों को आधा स्वस्थ कर देता है। रीवा अब तेजी से मेडिकल हब बनने की दिशा में अग्रसर है। By: Yogesh Patel Sep 13, 20259:37 PM HOME | मध्यप्रदेश | सतना में युवा संसद को संबोधित करते हुए शिवराज सिंह चौहान बोले – बार-बार चुनाव से बढ़ती है जातिवाद मध्यप्रदेश सतना में आयोजित युवा संसद में केंद्रीय कृषि एवं ग्रामीण विकास मंत्री शिवराज सिंह चौहान ने कहा कि बार-बार चुनाव होने से विकास कार्य बाधित होते हैं, जातिवाद और चंदाखोरी बढ़ती है तथा फिजूलखर्ची होती है। उन्होंने जोर देकर कहा कि संविधान में संशोधन कर लोकसभा और विधानसभा चुनाव एक साथ कराए जाने चाहिए। By: Yogesh Patel 4 0 हाइलाइट्स सतना, स्टार समाचार वेब संविधान में संशोधन कर सारे चुनाव एक साथ कराए जाने चाहिए। यदि सभी चुनाव एक साथ कराना संभव न हो तो कम से कम लोकसभा और विधानसभा चुनाव एक साथ ही कराए जाने चाहिए। बार-बार चुनाव कराए जाने से विकास कार्यों में बाधा आती है, महंगाई बढ़ती है, पर्यावरण प्रभावित होता है, युवाओं श्रओं का हक मारा जाता है। यह बात प्रदेश के पूर्व मुख्यमंत्री और केन्द्रीय कृषि एवं किसान कल्याण तथा ग्रामीण विकास मंत्री शिवराज सिंह चौहान ने सतना गहरा नाला स्थित शहीद पद्यमधर सिंह शासकीय स्नातकोत्तर महाविद्यालय में वन नेशन वन इलेक्शन को लेकर आयोजित युवा संसद को सम्बोधित करते हुए कही। इसके पूर्व रेवांचल एक्सप्रेस से की गई भोपाल से सतना की यात्रा के बीच केन्द्रीय कृषि मंत्री अपने पुराने चिर-परिचित अंदाज में नजर आए और मुसाफिरों से मुलाकात के वीडियो दिन भर वायरल होते रहे। बढ़ता है जातिवाद, टूटता है। सामाजिक तानाबाना पूर्व मुख्यमंत्री व केन्द्रीय कृषि मंत्री शिवराज सिंह चौहान ने कहा कि जातिवाद, प्रांतवाद और भाषावाद को बढ़ावा मिलता है। चुनाय के समय यह देखा जाता है कि फला प्रत्याशी किस जाति का है, इससे जातिवाद तो बढ़ता ही है साथ ही सामाजिक एकता का ताना-बाना भी टूटता है। लिहाजा जरूरी है कि बार-बार के चुनावों से बचा जाय और इस दिशा में सब मिलकर पहल करें, खासकर युवा। होती हैं सस्ती घोषणाएं नहीं हो पाते लांग टर्म के काम वन नेशन वन इलेक्शन के राष्ट्रीय संयोजक य केन्द्रीय कृषि मंत्री शिवराज सिंह चौहान ने बार-बार होने वाले चुनावों के नुकसानों पर चर्चा करते हुए कहा कि विकास कार्यों के साथ ही सरकारें ठोस और जन सुधार के निर्णय नहीं ले पाती। बार-बार चुनावों के चलते चुनाव जीतने के लिए राजनीतिक दल वायदों की झड़ी लगाते हैं। उनमें से कई घोषणाएं, पूरी नहीं होतीं, कभी कभी तो चुनाव जीतने के लिए सस्ती घोषणाएं तक करनी पड़ती हैं जिस वजह से लांग टर्म के काम नहीं हो पाते। केन्द्रीय मंत्री श्री चौहान ने इस दौरान देश की अर्थव्यवस्था की मजबूती के लिए स्वदेशी को बढ़ावा देने का मंच से सभी को संकल्प दिलाया। पैसा और समय दोनों की बर्बादी वन नेशन वन इलेक्शन को लेकर आयोजित युवा संसद को सम्बोधित करते हुए केन्द्रीय कृषि मंत्री शिवराज सिंह चौहान ने कहा कि बार- बार चुनाव से समय और पैसे दोनों की बर्बादी होती है। विकास कार्य प्रभावित होते हैं, पिछले चुनाव में लगभग साढ़े 4 करोड़ रुपए खर्च हुए हैं जिसे सिर्फ निर्वाचन आयोग ने खर्च किया है। राजनीतिक दलों का खर्चा अलग है। यही पैसा जनता के कामों में लगना चाहिए। उन्होंने कहा कि हमारे देश में चुनावी प्रक्रिया बारह महीने, 365 दिन और पांचों साल चलती है। हर राजनीतिक दल चुनाव के लिए कमर कसे रहता है। बढ़ती है चंदाखोरी अपने पुराने ठेठ अंदाज में ही नजर आए शिवराज सिंह चौहान ने कहा कि बार-बार चुनावों के दुष्परिणामों को मंच से गिनाते हुए कहा कि जहां इससे जातिवाद और अराजकता बकती है वहीं चंदाखोरी भी बढ़ती है। व्यापारी चंदा लेने वालों से परेशान हो जाता है। हर राजनीतिक दल उससे चंदा वसूलता है। शिवराज सिंह चौहान ने मंच से व्यापारियों से पूछा बार-बार चुनाव से चंदाखोरी बढ़ती है कि नहीं... सामने से आवाज आई हो...। इससे पहले कार्यक्रम स्थल पहुंचने पर परिसर में लगी प्रदर्शनी का भी केन्द्रीय मंत्री ने अवलोकन किया। इस दौरान नगरीय विकास एवं आवास राज्यमंत्री प्रतिमा बागरी, सांसद गणेश सिंह, नागौद विधायक नागेन्द्र सिंह, चित्रकूट विधायक सुरेन्द्र सिंह गहरवार, रामपुर बाघेलान विधायक विक्रम सिंह विक्की, मैहर विधायक श्रीकांत चतुर्वेदी, भाजपा जिला संगठन प्रभारी डा. अभय प्रताप सिंह यादव, भाजपा जिलाध्यक्ष भगवती पांडेय, मैहर जिलाध्यक्ष कमलेश सुहाने समेत अन्य नेता मंचासीन रहे। कार्यक्रम का संचालन भाजपा जिला मंत्री श्रीकृष्ण द्वियेदी ने किया। इस मौके पर केन्द्रीय कृषि मंत्री ने महाविद्यालय में शहीद पद्यमपर सिंह की प्रतिमा का अनावरण भी किया। फिजूलखर्ची रोकने एक साथ हों सारे चुनाव इस मौके पर युवा संसद के आयोजक सांसद गणेश सिंह ने कहा कि बार-बार चुनाव होने से फिजूलखर्ची बढती है। इसे रोकने के लिए सभी चुनाव एक साथ होने चाहिए। उन्होंने कहा कि सारे चुनाव जब एक साथ होंगे तब देश विकास के पथ पर तेजी के साथ आगे बढ़ेगा। उन्होंने कहा कि एक देश एक चुनाव क्यों यह सवाल आज का नहीं है, पर आज के लिए सबसे ज्यादा प्रासंगिक है। सांसद ने कहा कि 2014 में जब से नरेन्द्र मोदी ने देश की कमान सम्हाली है तब से हर क्षेत्र में नवाचार हो रहा है और भारत पूर्ण विकसित राष्ट्र की ओर बढ़ रहा है। इस मौके पर नगरीय विकास एवं आवास राज्य मंत्री प्रतिमा बागरी ने युवा संसद में मौजूद छात्र छात्राओं व आम जनमानस से अपील की कि वे सभी एक देश एक चुनाव के साथ खड़े हों और भारत को विकसित राष्ट्र बनाएं। ये रहे मौजूद इस मौके पर जिला पंचायत अध्यक्ष रामखेलावन कोल, जिला पंचायत उपाध्यक्ष सुष्मिता पंकज सिंह परिहार, पूर्व मंत्री रामखेलावन पटेल, नगर निगम स्पीकर राजेश चतुर्वेदी, पूर्व विधायक यादवेन्द्र सिंह, ग्रामोदय विश्वविद्यालय के कुलगुरू भरत मिश्रा, लघु उद्योग निगम के पूर्व अध्यक्ष अखण्ड प्रताप सिंह, ननि के पूर्व स्पीकर अनिल जायसवाल, पूर्व जिला पंचायत अध्यक्ष गगनेन्द्र सिंह, शहीद पद्मधर सिह स्नातकोत्तर महाविद्यालय के प्राचार्य सुरेश चन्द्र राय, शहीद पद्यमधर सिंह स्नातकोत्तर महाविद्यालय जनभागीदारी समिति के अध्यक्ष विजय यादव, ब्रिगेडियर देवेन्द्र सिंह, एकेएस के डायरेक्टर अनंत सोनी, पूर्व विधायक ऊषा चौधरी, चेम्बर अध्यक्ष सतीश सुखेजा, प्रदेश कार्यसमिति सदस्य नरेन्द्र त्रिपाठी, विनोद यादव, पूर्व जिलाध्यक्ष सुरेन्द्र सिंह बघेल, पूर्व महापौर राजाराम त्रिपाठी, पुष्कर सिंह तोमर, पूर्व स्पीकर सुधीर सिंह तोमर, भाजपा जिला उपाध्यक्ष बालेन्द्र गौतम, ऋषभ सिंह, विजय तिवारी, सौभग्य केसरी, शैलेन्द्र शर्मा शैलू, संजय सिंह कछवाह, अजय सिंह मिंटू, अभिनव त्रिपाठी, आदित्य सिंह टीकर आदि मौजूद रहे। विधायक ने बताई किसानों की समस्या, कृषि मंत्री ने किया आश्वस्त वन नेशन वन इलेक्शन के तहत आयोजित युवा संसद में भाग लेने सतना आए केन्द्रीय कृषि एवं किसान कल्याण तथा ग्रामीण विकास मंत्री शिवराज सिंह चौहान के काफिले को सतना विधायक व जिला कांग्रेस कमेटी ग्रामीण के जिलाध्यक्ष सिद्धार्थ कुशवाहा ने रोक कर उनसे जिले में उत्पन्न खाद के संकट के संबंध में चर्चा की। केंद्रीय मंत्री सहजता से रूके और विधायक की बातें सुनी कांग्रेस विधायक ने जिले में खाद की उपलब्धता व वितरण को लेकर लगातार हो रही परेशानी की जानकारी केन्द्रीय मंत्री को दी। विधायक ने खाद समेत किसानों की अन्य समस्याओं से अवगत कराते हुए कहा कि पहले तो वह प्राकृतिक आपदा से जूझ रहा है और अब महंगी खेती के खर्च से। ऊपर से खाद का संकट उन्हें और परेशान कर रहा है। विधायक ने खाद के लिए प्रदर्शन कर रहे किसानों पर लगे मुकदमों को वापस लेने की मांग की। किसानों से जुड़ी समस्याएं सुनने के बाद केन्द्रीय कृषि मंत्री शिवराज सिंह चौहान ने भरोसा दिलाया कि वे तमाम समस्याओं के निदान के प्रयास करेंगे। उन्होंने आश्वस्त किया कि किसानों को जल्द पर्याप्त मात्रा में खाद मिलेगी। करेंगे आंदोलनः हालांकि इस दौरान विधायक सिद्धार्थ कुशवाहा ने चेतावनी दी कि किसानों के हितों की अनदेखी बदर्दाश्त नहीं की जाएगी। उन्होंने कहा कि अगर सरकार ने किसानों की समस्याओं के निदान के लिए ठोस कदम नहीं उठाया तो मजबूरन कांग्रेस सड़क पर उत्तरकर बड़ा आंदोलन करेगी। Yogesh Patel 5 0 रीवा और मऊगंज में अगस्त महीने में 90 मृतकों के शव नि:शुल्क शव वाहन से घरों तक पहुँचाए गए। सरकार ने 108 एम्बुलेंस सेवा को मरीजों की जान बचाने के साथ ही अब शव ढोने की जिम्मेदारी भी दे दी है। यह सेवा नि:शुल्क है लेकिन इसमें कई खामियाँ हैं, जैसे-शव वाहन जिला सीमा पार नहीं कर सकता। By: Yogesh Patel Sep 13, 202510:10 PM 6 0 रीवा के संजय गांधी अस्पताल में डिप्टी सीएम के लोकार्पण कार्यक्रम से पहले बड़ा हादसा टल गया। एसी डक्ट सिस्टम के पैनल में अचानक आग भड़क गई, जिससे भगदड़ जैसी स्थिति बन गई। कर्मचारियों ने तत्परता दिखाते हुए समय रहते आग पर काबू पाया। बताया जा रहा है कि शॉर्ट सर्किट और पुराने तारों के कारण यह घटना हुई। By: Yogesh Patel Sep 13, 20259:50 PM 9 0 रीवा में संजय गांधी अस्पताल को नई सुविधाओं से सुसज्जित किया गया। उप मुख्यमंत्री राजेन्द्र शुक्ला ने डक्ट कूलिंग सिस्टम और 17 व्हील चेयर का लोकार्पण किया। उन्होंने कहा कि डॉक्टरों का अच्छा व्यवहार ही रोगियों को आधा स्वस्थ कर देता है। रीवा अब तेजी से मेडिकल हब बनने की दिशा में अग्रसर है। By: Yogesh Patel Sep 13, 20259:39 PM 6 0 रीवा में संजय गांधी अस्पताल को नई सुविधाओं से सुसज्जित किया गया। उप मुख्यमंत्री राजेन्द्र शुक्ला ने डक्ट कूलिंग सिस्टम और 17 व्हील चेयर का लोकार्पण किया। उन्होंने कहा कि डॉक्टरों का अच्छा व्यवहार ही रोगियों को आधा स्वस्थ कर देता है। रीवा अब तेजी से मेडिकल हब बनने की दिशा में अग्रसर है। By: Yogesh Patel Sep 13, 20259:37 PM 6 0 रीवा में संजय गांधी अस्पताल को नई सुविधाओं से सुसज्जित किया गया। उप मुख्यमंत्री राजेन्द्र शुक्ला ने डक्ट कूलिंग सिस्टम और 17 व्हील चेयर का लोकार्पण किया। उन्होंने कहा कि डॉक्टरों का अच्छा व्यवहार ही रोगियों को आधा स्वस्थ कर देता है। रीवा अब तेजी से मेडिकल हब बनने की दिशा में अग्रसर है। By: Yogesh Patel Sep 13, 20259:37 PM</w:t>
+        <w:t>Content: Jammu, Sep 19: Union Agriculture Minister Shivraj Singh Chouhan on Friday visited flood-hit farms in the Basmati-rich R S Pura border area of Jammu and Kashmir and assured the affected farmers &amp; said the central and state governments would take all necessary steps to restore their livelihoods and bring them out of this disaster. Thousands of hectares of land in Jammu, particularly in R S Pura area, were badly affected due to floods triggered by heavy rains at the end of August. He said “I have come here to tell you that the central government, together with the state government and with the blessings of the prime minister, will pull the farmers out of this disaster. Your pain is our pain, your suffering is our suffering,” Chouhan told farmers in Gram Badyal Brahmin in R S Pura. Javed Dar, Agriculture Minister, BJP Jammu Kashmir President Shri Sat Sharma CA Lok Sabha MP Shri Jugal Kishore Sharma and MLAs Dr Devinder Manyal, Dr Narinder Singh, Ch Vikram Randhawa , Gharu Ram , Shailendra Kumar, ACS, Agriculture, Dr Rakesh Minhas, DC Jammu &amp; other concerned officer accompanied Union Minister Shri Shivraj Singh Chouhan in the event . Chouhan went from one area to another to inspect the crops and fields in the border belt and said, “I have come to say, do not shed tears. Whenever there were tears in your eyes, we too were pained. “We will work hard together again. ” Asserting that he had come to share their pain, the minister said, “I have not come here as a minister to meet you formally. I have come as a humble servant. When a farmer’s crop is destroyed, it is not only the crop that is lost but his future and his children’s future too. We will pull you out of this disaster.” Chouhan, who inspected fields where sand deposits had flattened standing crops, said teams from the Centre and the state had carried out surveys and would submit reports to determine losses. “We saw fields covered with layers of sand where crops once waved vegetables, basmati, maize everything has been buried,” he said. He further added that after the report comes, the central government will leave no stone unturned in providing relief, because Jammu and Kashmir is the forehead of this country. We will fight the trouble and bring you out of this crisis. He maintained that there are some tasks which the state government has to do, and in times of disaster, politics should not be done. Our first task will be to take the farmers out of this trouble and restore their normal lives,” he added. He said "I salute the people of Jammu and Kashmir. No one left any shortcomings in giving help. “Some brought food, some brought blankets, some brought other things, and they all gave great help,” he said. During the visit to Gram Badyal Brahmin, Chouhan repeatedly urged farmers not to lose hope and stressed that both governments were working together to address the damage to crops and farmland caused by the recent floods and sand deposition. Cross Town News is the No. 1 News Portal in J&amp;K in term of serious News. The rugged Newsportal is with a substantial difference to read and presence to feel. This newsportal has a vision to deliver the real side of truth to the public . Since it’s inception in 2013 March, It has become No. 1 News medium for people of J&amp;K. Cross Town News has a mission to deliver high quality news across the nation within fraction of time. We're social, connect with us: © Copyrights 2023. All rights reserved.</w:t>
       </w:r>
     </w:p>
     <w:p>
@@ -880,7 +880,7 @@
     </w:p>
     <w:p>
       <w:r>
-        <w:t>Title: MP: खाद संकट पर गरमाई सियासत! सतना में शिवराज सिंह चौहान का काफिला रोका, कांग्रेस ने दिखाए काले झंडे</w:t>
+        <w:t>Title: 'GST Rate Cut To Benefit Farmers': Shivraj Singh Chouhan Asks Companies To Pass On Tax Benefits</w:t>
       </w:r>
     </w:p>
     <w:p>
@@ -892,13 +892,13 @@
           <w:rPr>
             <w:color w:val="0000FF"/>
           </w:rPr>
-          <w:t>https://www.amarujala.com/madhya-pradesh/satna/congress-mla-stopped-shivraj-singh-chauhans-convoy-congress-workers-protested-against-the-fertilizer-crisis-heated-debate-with-the-union-agriculture-minister-satna-news-c-1-1-noi1431-3392298-2025-09-11?src=top-subnav</w:t>
+          <w:t>https://www.news18.com/amp/business/economy/gst-rate-cut-to-benefit-farmers-as-farm-machinery-prices-to-fall-says-shivraj-singh-chouhan-ws-l-9583330.html</w:t>
         </w:r>
       </w:hyperlink>
     </w:p>
     <w:p>
       <w:r>
-        <w:t>Content: मेरा शहर Link Copied केंद्रीय कृषि मंत्री शिवराज सिंह चौहान के सतना दौरे पर गुरुवार को उस समय हंगामा हो गया जब कांग्रेस विधायक ने उनका काफिला रोक लिया। मौके पर कांग्रेस कार्यकर्ताओं ने काले झंडे दिखाकर नारेबाजी की और क्षेत्र में लगातार बनी खाद की किल्लत का मुद्दा उठाया। जानकारी के अनुसार, कांग्रेस विधायक ने सीधे केंद्रीय मंत्री से किसानों की समस्या पर सवाल पूछे और तुरंत समाधान की मांग की। इस दौरान शिवराज सिंह चौहान और विधायक के बीच तीखी नोकझोंक भी हुई। Trending Videos यह वीडियो/विज्ञापन हटाएं विज्ञापन विज्ञापन पढ़ें: प्रदेश के 22 जिलों से फैलेगी पपीता की मिठास! किसानों की आय बढ़ाने को नीतीश सरकार की नई पहल प्रदेश में पिछले कुछ दिनों से खाद की कमी को लेकर किसानों की परेशानी बढ़ी है। सतना समेत कई जिलों में किसान खाद के लिए लंबी कतारों में खड़े हैं, जिसके कारण आक्रोश बढ़ रहा है। कांग्रेस ने इसे लेकर सरकार और कृषि विभाग की कार्यप्रणाली पर सवाल खड़े किए हैं। विवाद के बीच शिवराज सिंह चौहान ने किसानों को आश्वासन दिया कि खाद की उपलब्धता सरकार की सर्वोच्च प्राथमिकता है। उन्होंने अधिकारियों को निर्देश दिए कि समय पर किसानों को खाद उपलब्ध कराई जाए और जल्द ही जिले में पर्याप्त आपूर्ति सुनिश्चित की जाएगी। वहीं, कांग्रेस विधायक का कहना है कि जब तक किसानों को राहत नहीं मिलती, विरोध-प्रदर्शन जारी रहेगा। उन्होंने आरोप लगाया कि सरकार किसानों की समस्याओं को गंभीरता से नहीं ले रही और केवल कागजों में योजनाएं बनाकर जिम्मेदारी से बच रही है। रहें हर खबर से अपडेट, डाउनलोड करें Android Hindi News App, iOS Hindi News App और Amarujala Hindi News APP अपने मोबाइल पे|Get all India News in Hindi related to live update of politics, sports, entertainment, technology and education etc. Stay updated with us for all breaking news from India News and more news in Hindi. Next Article Please wait... Please wait... Delete All Cookies Followed</w:t>
+        <w:t>Content: Union Agriculture Minister Shivraj Singh Chouhan on Friday underlined the need to ensure that the recent Goods and Services Tax (GST) rate reduction on tractors and agricultural machinery is passed on directly to farmers. Chairing a meeting in New Delhi with representatives of the farm equipment industry, the minister said the tax cut would significantly reduce the cost of modern machinery and support agricultural mechanisation. The GST Council has slashed rates on tractors and related equipment from 12% to 5%. This move, Chouhan said, will make farming equipment more affordable and ease the financial burden on cultivators. The meeting was attended by representatives of the Tractor and Mechanization Association (TMA), Agricultural Machinery Manufacturers Association (AMMA), All India Combine Harvester Manufacturers Association (AICMA), Power Tiller Association of India (PTAI), and other related organisations. The reduction is substantial and will boost farmers’ incomes. The benefit must not get absorbed midway but should directly reach farmers, starting from September 22, Chouhan said. “The GST reduction will directly benefit farmers. The government’s aim is to increase farmers’ income, for which it is not only necessary to enhance production but also to reduce the cost of cultivation," Chouhan said. “Farm machinery like tractors is required to increase production and also helps reduce the cost of cultivation. I urged them to pass on the GST reductions to farmers from September 22. The benefit that farmers will gain is huge," he said. Big Savings for Farmers The GST cut is set to translate into notable price drops across a wide range of equipment. According to estimates, tractors will become cheaper by Rs 41,000 to Rs 63,000 depending on horsepower. Power tillers will cost about Rs 11,875 less, while harvesters will see one of the biggest reductions, becoming cheaper by nearly Rs 1.88 lakh. Other machinery, too, will see price cuts: seed drills by up to Rs 4,375, multi-crop threshers by Rs 14,000, straw reapers by Rs 21,875, and balers by about Rs 93,750. Chouhan outlined specific price reductions expected across tractor categories: Rs 41,000 for 35 HP tractors, Rs 45,000 for 45 HP tractors, Rs 53,000 for 50 HP tractors, and Rs 63,000 for 75 HP tractors. Compact tractors used in horticulture will see a price reduction of about Rs 23,000. The minister added that the government is committed to making modern farming tools more accessible to small and marginal farmers, enabling them to increase productivity and incomes.</w:t>
       </w:r>
     </w:p>
     <w:p>
@@ -911,7 +911,7 @@
     </w:p>
     <w:p>
       <w:r>
-        <w:t>Title: MP: खाद के मुद्दे पर सियासी उबाल, कांग्रेस MLA ने किसानों संग रोका केंद्रीय कृषि मंत्री शिवराज का काफिला</w:t>
+        <w:t>Title: GST Slashed to Boost Farm Mechanization: Ministers Urge Direct Farmer Benefits</w:t>
       </w:r>
     </w:p>
     <w:p>
@@ -923,13 +923,13 @@
           <w:rPr>
             <w:color w:val="0000FF"/>
           </w:rPr>
-          <w:t>https://www.aajtak.in/madhya-pradesh/story/congress-protests-fertiliser-shortage-shows-black-flags-to-shivraj-lcln-strc-2331298-2025-09-12</w:t>
+          <w:t>https://www.devdiscourse.com/article/business/3633036-gst-slashed-to-boost-farm-mechanization-ministers-urge-direct-farmer-benefits?amp</w:t>
         </w:r>
       </w:hyperlink>
     </w:p>
     <w:p>
       <w:r>
-        <w:t>Content: Feedback मध्य प्रदेश के सतना में किसानों की खाद की समस्या ने अब राजनीतिक तूल पकड़ लिया है. इस मुद्दे को लेकर सतना विधायक सिद्धार्थ कुशवाहा ने केंद्रीय कृषि मंत्री शिवराज सिंह चौहान का काफिला रोककर जोरदार विरोध प्रदर्शन किया. यह घटना तब हुई जब शिवराज सिंह चौहान सतना पहुंचे थे. कांग्रेस पार्टी ने किसानों की समस्याओं को उठाते हुए भाजपा सरकार पर निशाना साधा. दरअसल, बीते कुछ दिनों से प्रदेश भर से किसानों की खाद की तमाम खबरें सामने आई हैं. ताजा घटनाक्रम सतना से भी सामने आया है, जिसमें किसान कहीं खाद की लंबी लाइन में अपमानित हुआ, तो कहीं बीजेपी विधायक के सामने पीटा गया, जिसे अब कांग्रेस नेताओं ने आड़े हाथों ले लिया है और आरोप लगाया कि पूरे प्रदेश में किसान खाद की भारी कमी का सामना कर रहे हैं. कांग्रेस का कहना है कि अपनी जायज मांगों को उठाने वाले किसानों पर सरकार बर्बरता कर रही है और उन पर फर्जी मुकदमे दर्ज किए जा रहे हैं. इसी के विरोध में विधायक सिद्धार्थ कुशवाहा के नेतृत्व में कांग्रेस कार्यकर्ताओं ने केंद्रीय कृषि मंत्री के काफिले को रोककर उनसे किसानों की समस्याओं पर तत्काल ध्यान देने की मांग की. कांग्रेस विधायक और जिला कांग्रेस कमेटी के अध्यक्ष सिद्धार्थ कुशवाहा ने इस विरोध के दौरान कड़ा रुख अपनाया. उन्होंने कहा कि किसानों पर फर्जी मुकदमे किसी भी सूरत में बर्दाश्त नहीं किए जाएंगे. उन्होंने भाजपा सरकार पर किसानों को दबाने का प्रयास करने का आरोप लगाते हुए कहा कि कांग्रेस पार्टी किसानों के साथ कंधे से कंधा मिलाकर खड़ी है. विधायक ने चेतावनी दी कि यदि प्रदेश सरकार ने किसानों पर से झूठे मुकदमे वापस नहीं लिए और खाद संकट का समाधान तुरंत नहीं किया, तो कांग्रेस पार्टी बड़े स्तर पर आंदोलन करने के लिए मजबूर होगी. इस घटना ने सतना समेत पूरे प्रदेश में किसानों की समस्याओं को एक बार फिर से सुर्खियों में ला दिया है. देखना यह होगा कि सरकार इस विरोध के बाद क्या कदम उठाती है और किसानों की समस्याओं का समाधान कैसे करती है. Copyright © 2025 Living Media India Limited. For reprint rights: Syndications Today होम वीडियो लाइव टीवी न्यूज़ रील मेन्यू मेन्यू</w:t>
+        <w:t>Content: Devdiscourse News Desk | India Image Credit: ANI Agriculture Minister Shivraj Singh Chouhan convened a meeting with top farm equipment manufacturers, emphasizing the need for them to pass on the benefits of the recent reduction in GST to farmers. The reduced GST rates, effective from September 22, will decrease from previous rates of 18% and 12% to 5%, directly benefiting the agricultural community. Chouhan highlighted how the price of various tractors will drop significantly due to the GST cut. A 35 HP tractor will see a price decrease of Rs 41,000, with reductions for other tractor models ranging up to Rs 63,000 for a 75 HP tractor. Additionally, machinery such as rice transplanters and threshers will become considerably cheaper, enhancing the profitability for farmers across the board. The minister stressed the importance of manufacturers and dealers passing these savings to farmers, ensuring the advantages of reduced GST aren't lost in the supply chain. A comprehensive awareness campaign is planned to inform farmers about these benefits, with efforts to ensure machines at Custom Hiring Centers are also offered at reduced rates, aligning with the Prime Minister's push for increased agricultural mechanization. (With inputs from agencies.) © Copyright 2025</w:t>
       </w:r>
     </w:p>
     <w:p>
@@ -942,7 +942,7 @@
     </w:p>
     <w:p>
       <w:r>
-        <w:t>Title: मैहर में शिवराज सिंह बोले-स्वदेशी से ही देश मजबूत होगा:गहबरा को ICAR से जोड़ने और खाद आपूर्ति का आश्वासन दिया</w:t>
+        <w:t>Title: Centre Announces Relief for Flood-Hit Farmers in J&amp;K, Says Shivraj Chouhan</w:t>
       </w:r>
     </w:p>
     <w:p>
@@ -954,13 +954,13 @@
           <w:rPr>
             <w:color w:val="0000FF"/>
           </w:rPr>
-          <w:t>https://www.bhaskar.com/local/mp/maihar/news/shivraj-singh-said-in-maihar-only-swadeshi-will-strengthen-the-country-135899462.html</w:t>
+          <w:t>https://www.devdiscourse.com/article/law-order/3633787-centre-announces-relief-for-flood-hit-farmers-in-jk-says-shivraj-chouhan?amp</w:t>
         </w:r>
       </w:hyperlink>
     </w:p>
     <w:p>
       <w:r>
-        <w:t>Content: केंद्रीय कृषि मंत्री शिवराज सिंह चौहान ने मैहर जिले के गहबरा में किसान संवाद कार्यक्रम में गुरुवार की शाम 07 बजे हिस्सा लिया। उन्होंने किसानों से विदेशी वस्तुओं का बहिष्कार कर स्वदेशी अपनाने की अपील की। शिवराज सिंह चौहान ने कहा कि देश को आर्थिक रूप स मंत्री ने गहबरा कृषि प्रक्षेत्र को भारतीय कृषि अनुसंधान परिषद से जोड़ने की घोषणा की। इससे किसानों को उन्नत तकनीक का लाभ मिलेगा। उन्होंने खाद की पर्याप्त आपूर्ति का आश्वासन दिया। जमाखोरी और काला बाजारी पर सख्त कार्रवाई का वादा किया। ट्रैक्टर-हार्वेस्टर समेत मशीनें हुई सस्ती,जीएसटी घटा केंद्र सरकार ने कृषि उपकरणों पर जीएसटी 12% से घटाकर 5% कर दिया है। इस कटौती से ट्रैक्टर 43 से 63 हजार रुपए तक सस्ते हुए हैं। थ्रेशर पर 5 हजार और हार्वेस्टर पर 2.35 लाख रुपए की बचत होगी। दूध उत्पादों से जीएसटी पूरी तरह हटा दी गई है। कार्यक्रम में प्रभारी मंत्री राधा सिंह, सांसद गणेश सिंह और विधायक श्रीकांत चतुर्वेदी समेत कई जनप्रतिनिधि मौजूद थे। सांसद ने गहबरा में कृषि विज्ञान केंद्र की मांग की। विधायक ने कृषि महाविद्यालय और भंडारण गोदाम की मांग का पत्र दिया। उसके बाद कार्यक्रम स्थल से रात 08 बजे मैहर मां शारदा मंदिर पहुंचे जहां पत्नी साधना सिंह के साथ माता की प्रथम सीढ़ी पर छाया चित्र की पूजा-अर्चना की। रात 8.20 बाद रविदास आश्रम पहुंचकर संत रवि दास की पूजा अर्चना कर सर्किट हाउस के लिए प्रस्थान किया। रात में जब वे मैहर रेलवे स्टेशन से भोपाल लौटने वाले थे, तब किसान कांग्रेस के जिला अध्यक्ष पुष्पराज सिंह ने साथियों के साथ खाद की किल्लत दूर करने का ज्ञापन दिया। कार्यक्रम की देखिए 3 तस्वीरें... Copyright © 2024-25 DB Corp ltd., All Rights Reserved This website follows the DNPA Code of Ethics.</w:t>
+        <w:t>Content: Devdiscourse News Desk| New Delhi | India Image Credit: Twitter(@PIB_India) In a strong show of solidarity with flood-affected communities, Union Minister for Agriculture and Farmers' Welfare, Shri Shivraj Singh Chouhan, visited the border village of Badyal Brahmana in R.S. Pura, Jammu and Kashmir, to assess the damage caused by recent floods. The Minister personally inspected agricultural fields submerged by floodwaters and interacted with farmers whose livelihoods have been devastated. Addressing a gathering of flood victims, Shri Chouhan reaffirmed that the Central government under Prime Minister Narendra Modi stands firmly with the people of Jammu and Kashmir in this time of crisis. He assured that all possible assistance would be provided once the J&amp;K government submits its formal report on damages. He informed the gathering that teams from the Ministries of Home Affairs, Jal Shakti, Rural Development, and Agriculture had already surveyed affected areas and were preparing detailed assessments. "Once the reports are in, the Centre will leave no stone unturned to provide timely relief and rehabilitation," the Minister stated. After his field visit, Shri Chouhan chaired a review meeting with the J&amp;K government in Jammu city, followed by a press briefing where he announced a package of immediate relief measures: PM-Kisan Support: One instalment under the Pradhan Mantri Kisan Samman Nidhi (PM-Kisan) scheme will be released immediately to flood-affected farmers. MGNREGA Enhancement: Workers in affected areas will receive an additional 50 man-days under MGNREGA, raising the annual entitlement to 150 days. Livestock Compensation: Farmers whose domestic animals perished in the floods will be compensated. Housing Relief: Around 5,000 damaged houses will be rebuilt under the Pradhan Mantri Awas Yojana (PMAY), with each family receiving ₹1.3 lakh plus provision for toilets. Self-Help Groups (SHGs): A grant of ₹76 crore will be released to SHGs, which have also suffered losses during the floods. In a pragmatic suggestion, Shri Chouhan said that the sand deposited in fields due to floods should be treated as a resource. He directed that the Mining Department of J&amp;K relax rules to allow affected farmers to use this sand, potentially turning a loss into an opportunity. Highlighting available resources, Shri Chouhan noted that the J&amp;K Government has ₹2,499 crore earmarked for disaster management, which will be utilized for immediate relief and rehabilitation. He further assured that additional Central funds would be made available if required. The Minister also emphasized that the renovation of damaged canals, embankments, and irrigation channels will be taken up urgently with Central assistance, ensuring the restoration of agricultural infrastructure. While acknowledging the immense hardships faced by farming communities, Shri Chouhan praised their resilience and assured that the Government's priority was to restore livelihoods, rebuild homes, and rejuvenate agriculture in the flood-hit areas. "This is not just relief but a commitment to rebuild lives and livelihoods. Farmers, workers, and families affected by the floods will not be left alone," he affirmed. The visit and announcements underline the Centre's focus on comprehensive disaster response, combining financial relief, infrastructure restoration, and social support to help Jammu and Kashmir recover from the recent devastation. © Copyright 2025</w:t>
       </w:r>
     </w:p>
     <w:p>
@@ -973,7 +973,7 @@
     </w:p>
     <w:p>
       <w:r>
-        <w:t>Title: मैहर में शिवराज, मां शारदा के दर्शन कर किसानों से संवाद, बोले- किसानी में स्वदेशी फॉर्मूला अपनाएं</w:t>
+        <w:t>Title: Beneficiaries on list 700, but 150 could not be contacted, 158 did not receive subsidy, reveals Shivraj</w:t>
       </w:r>
     </w:p>
     <w:p>
@@ -985,13 +985,13 @@
           <w:rPr>
             <w:color w:val="0000FF"/>
           </w:rPr>
-          <w:t>https://www.etvbharat.com/hi/!state/shivraj-singh-in-maihar-worshipped-maa-sharda-and-had-discussion-with-farmers-madhya-pradesh-news-mps25091200401</w:t>
+          <w:t>https://www.thehindubusinessline.com/economy/agri-business/beneficiaries-on-list-700-but-150-could-not-be-contacted-158-did-not-receive-subsidy-reveals-shivraj/article70053700.ece</w:t>
         </w:r>
       </w:hyperlink>
     </w:p>
     <w:p>
       <w:r>
-        <w:t>Content: मध्य प्रदेश madhya pradesh ETV Bharat / state By ETV Bharat Madhya Pradesh Team Published : September 12, 2025 at 7:20 AM IST मैहर : केंद्रीय कृषि मंत्री शिवराज सिंह चौहान गुरुवार को एमपी के मैहर पहुंचे. शिवराज ने मैहर शक्तिपीठ में मां शारदा का पूजन करने के बाद किसानों से संवाद किया. इस दौरान शिवराज सिंह चौहान की पत्नी साधना सिंह चौहान भी साथ नजर आईं. दोनों ने मिलकर मां शारदा देवी के दरबार में विधिवत पूजा-अर्चना की. कृषि मंत्री ने प्रदेश की उन्नति और किसानों की समृद्धि की कामना करते हुए कहा कि मां शारदा का आशीर्वाद प्रदेशवासियों को नई ऊर्जा देता है. मैहर प्रवास के दौरान कृषि मंत्री गहरवारा स्थित बेयर हाउस पहुंचे, जहां कृषक संवाद कार्यक्रम आयोजित किया गया. इस कार्यक्रम में बड़ी संख्या में किसान, जनप्रतिनिधि और कृषि विभाग के अधिकारी मौजूद थे. केंद्रीय कृषि मंत्री ने कृषि प्रदर्शनी का अवलोकन किया, जहां नई तकनीकों और स्वदेशी उत्पादों का प्रदर्शन किया गया था. उन्होंने किसानों को संबोधित करते हुए कहा कि खेती में स्वदेशी सामग्री का उपयोग समय की जरूरत है. इससे लागत में कमी आएगी और पैदावार भी बेहतर होगी. पूरे देश में नकली पेस्टिसाइड की शिकायतें मिली हैं। हमने कार्रवाई करते हुए फैक्ट्री सील करवा दी है और किसानों को मुआवजा दिला रहे हैं।कहीं अगर फसल को नुकसान होता है तो प्रधानमंत्री फसल बीमा योजना से मुआवजा दिलाने और कंपनियों के खिलाफ कार्रवाई करने में कोई कसर नहीं छोड़ेंगे। pic.twitter.com/smd0FR1wdZ संवाद कार्यक्रम में किसानों ने खाद संकट, सिंचाई व्यवस्था, फसल बीमा और मंडियों में समर्थन मूल्य जैसी समस्याओं को मंत्री के समक्ष रखा. शिवराज सिंह चौहान ने धैर्यपूर्वक सभी किसानों की बात सुनी और समाधान का आश्वासन दिया. उन्होंने कहा कि किसानों की प्रत्येक समस्या को प्राथमिकता से निपटाया जाएगा. किसानों की सेवा मेरे लिए भगवान की पूजा है, उसी भाव से काम करूँगा और बहनों के सशक्तिकरण में कोई कसर नहीं छोड़ूँगा। pic.twitter.com/7QcLaoe2ui कृषि मंत्री ने किसानों से चर्चा करते हुए कहा, '' किसानों की आय दोगुनी करना केंद्र और राज्य सरकार की सबसे बड़ी प्राथमिकता है. इसके लिए निरंतर योजनाएं लागू की जा रही हैं. आने वाले समय में खेती को और लाभकारी बनाने के लिए कई नई योजनाएं शुरू की जाएंगी.'' उन्होंने किसानों को आधुनिक तकनीकों और जैविक खेती अपनाने के लिए प्रेरित किया और कहा कि खेती को आत्मनिर्भर बनाने की दिशा में सरकार ठोस कदम उठा रही है. आज माँ शारदा के चरणों में सभी मैहरवासी स्वदेशी अपनाने का संकल्प लें। pic.twitter.com/dYcifeiaaK शिवराज सिंह चौहान ने खेती में स्वदेशी सामग्री के इस्तेमाल पर करा, '' खेती में स्वदेशी सामग्री का अधिक उपयोग जरूरी है. इससे लागत घटेगी और उत्पादन बढ़ेगा. केंद्र और राज्य सरकार किसानों की आय दोगुनी करने के लिए निरंतर प्रयासरत है और जल्द ही कई नई योजनाएं लागू होंगी.'' For All Latest Updates TAGGED: ट्रंप ने टेक्सास में भारतीय मूल के नागरिक की हत्या पर लिया संज्ञान, न्याय का किया वादा कभी बंटे थे तो उन्हें भी मिला लेंगे: मोहन भागवत, प्रहलाद पटेल की पुस्तक नर्मदा परिक्रमा का विमोचन सीट की जंग से सनसनी, काशी एक्सप्रेस की छत से पॉवर स्टेशन पर चढ़ा युवक, यात्रियों की थमी धड़कनें ट्रंप ने विदेशी कंपनियों से अमेरिका में निवेश और अमेरिकी श्रमिकों को ट्रेनिंग देने का आग्रह किया सागर में बेकाबू ट्रक रेलवे फाटक तोड़ धड़धड़ाते पहुंचा ट्रैक पर, 2 वाहनों को मारी जोरदार टक्कर भारत में 18 करोड़ लोगों को ग्लूकोमा का खतरा, बीपी और शुगर वालों को हाई रिस्क ट्रंप के टैरिफ का भोपाल में अनोखा विरोध, अंतिम संस्कार के बाद तेरहवीं, सड़क पर सजी पंगत होलकर राजाओं की भव्य समाधियां, महलनुमा खूबसूरत छतरियां देखने पहुंचते हैं पर्यटक, झलकता है वैभव ICU में जिंदगी और मौत की जंग लड़ रही कवयित्री स्नेहा, मोहन यादव करने वाले थे सम्मानित Copyright © 2025 Ushodaya Enterprises Pvt. Ltd., All Rights Reserved.</w:t>
+        <w:t>Content: -118.96 -44.80 + 52.00 + 349.00 + 165.00 -118.96 -44.80 -44.80 + 52.00 + 52.00 + 349.00 Get businessline apps on Connect with us TO ENJOY ADDITIONAL BENEFITS Connect With Us Get BusinessLine apps on Union Minister for Agriculture and Farmers Welfare Shivraj Singh Chouhan | Photo Credit: ANI Union Agriculture Minister on Monday asked his ministry officials as well as from the States to be vigilant to ensure the money spent under different schemes actually reaches the beneficiaries. He said agriculture will not be successful unless both the Centre and States work as team and sought their suggestions on various issues. Addressing the annual Rabi conference, which began Monday, Chouhan cited an instance to drive him the point that there can be no complacency in implementing government schemes. The example he cited was about 700 beneficiary farmers in one district who were said to have availed government subsidy. “First, I was told the list is being prepared. When it reached me there was no full name nor any address or contact number. I pursued further and got the details. Out of 700 on the list, 150 contact numbers were either wrong or invalid as those could not be contacted. When our team contacted 500 farmers, out of that 158 said they had not received any subsidy,” Chouhan narrated the incident without disclosing the name of the district or the period when the incident took place. The two-day National Agriculture Conference for Rabi season began in New Delhi Monday. Agriculture secretary Devesh Chaturvedi said that the ministry has prepared six broad topics and formed equal number of groups to discuss those issues and their finding will be presented before the gathering on Tuesday. The topics identified by it include climate resilience farming, quality inputs, diversification of agriculture and horticulture crops, extension services and their role and convergence of schemes. Chouhan credited the farmers and scientists for their hard work as the country has achieved 3.7 per cent growth in agriculture. He reiterated about taking stern action against those selling fake fertilizers, seeds and pesticides. Warning retailers and companies against the practice of tagging other products along with fertilisers, the minister wondered how could farmers be forced to buy something. He also said that these days there is no certainty about climate, so efforts should be made to get crop insurance availed by as many farmers as possible. Pradhan Mantri Fasal Bima Yojana has to be implemented properly so that farmers get relief, he noted. He said that the entire staff should work fast for quick relief in flood affected areas. He also cautioned officials and scientists to be vigilant against pest attacks as there are reports from farmers about diseases in soyabean and paddy in some States. Published on September 15, 2025 Copyright© 2025, THG PUBLISHING PVT LTD. or its affiliated companies. All rights reserved. BACK TO TOP Comments have to be in English, and in full sentences. They cannot be abusive or personal. Please abide by our community guidelines for posting your comments. We have migrated to a new commenting platform. If you are already a registered user of TheHindu Businessline and logged in, you may continue to engage with our articles. If you do not have an account please register and login to post comments. Users can access their older comments by logging into their accounts on Vuukle. Terms &amp; conditions | Institutional Subscriber</w:t>
       </w:r>
     </w:p>
     <w:p>
@@ -1004,7 +1004,7 @@
     </w:p>
     <w:p>
       <w:r>
-        <w:t>Title: केंद्रीय कृषि मंत्री शिवराज सिंह चौहान के नेतृत्व में शुरू होने जा रहा है ‘विकसित कृषि संकल्प अभियान’ का दूसरा चरण</w:t>
+        <w:t>Title: Madhya Pradesh Leads with 'One Nation, One Election' Resolutions</w:t>
       </w:r>
     </w:p>
     <w:p>
@@ -1016,13 +1016,13 @@
           <w:rPr>
             <w:color w:val="0000FF"/>
           </w:rPr>
-          <w:t>https://www.krishakjagat.org/national-news/the-second-phase-of-developed-agriculture-resolution-campaign-is-going-to-start-under-the-leadership-of-union-agriculture-minister-shivraj-singh-chauhan/</w:t>
+          <w:t>https://www.devdiscourse.com/article/law-order/3635568-madhya-pradesh-leads-with-one-nation-one-election-resolutions?amp</w:t>
         </w:r>
       </w:hyperlink>
     </w:p>
     <w:p>
       <w:r>
-        <w:t>Content: 13 सितम्बर 2025, नई दिल्ली: केंद्रीय कृषि मंत्री शिवराज सिंह चौहान के नेतृत्व में शुरू होने जा रहा है ‘विकसित कृषि संकल्प अभियान’ का दूसरा चरण – रबी फसल के लिए देशभर में 16 दिवसीय अभियान 3 अक्टूबर से 18 अक्टूबर तक चलेगा अभियान की शुरुआत से पहले 15-16 सितंबर को दिल्ली में होगा दो दिवसीय राष्ट्रीय रबी सम्मेलन सम्मेलन में केंद्रीय कृषि मंत्री के साथ राज्यों के कृषि मंत्री और वरिष्ठ कृषि अधिकारी करेंगे विचार-मंथन केंद्रीय कृषि मंत्री शिवराज सिंह के निर्देश पर पहली बार रबी सम्मेलन दो दिन का, कृषि विज्ञान केंद्रों के वैज्ञानिक भी होंगे शामिल नई दिल्ली, 13 सितंबर 2025, ‘विकसित कृषि संकल्प अभियान’ के पहले चरण की अपार सफलता के बाद केंद्रीय कृषि एवं किसान कल्याण और ग्रामीण विकास मंत्री श्री शिवराज सिंह चौहान के नेतृत्व में अभियान के दूसरे चरण की शुरुआत होने जा रही है। पिछली बार खरीफ फसल के लिए अभियान शुरू हुआ था और अब रबी फसल को लेकर देशभर के कृषि वैज्ञानिक इस अभियान के जरिए गांव-गांव जाकर किसानों से मिलेंगे, आवश्यक जानकारी देंगे, उनकी समस्याएं सुनेंगे और प्रधानमंत्री श्री नरेंद्र मोदी जी के ‘लैब टू लैंड’ मंत्र को साकार करने में भूमिका निभाएंगे। इसी क्रम में 15 सितंबर से नई दिल्ली में दो दिवसीय ‘राष्ट्रीय कृषि सम्मेलन-रबी अभियान 2025’ पूसा, नई दिल्ली में आयोजित हो रहा है। रबी फसलों के लिए दो दिवसीय राष्ट्रीय सम्मेलन देशभर के कृषि विशेषज्ञों, वैज्ञानिकों, नीति-निर्धारकों एवं राज्य सरकारों के वरिष्ठ प्रतिनिधियों के लिए एक साझा मंच प्रदान करेगा, जहाँ रबी 2025-26 की बुवाई सीज़न से संबंधित तैयारियों, उत्पादन लक्ष्यों और रणनीतियों पर गहन चर्चा होगी। सम्मेलन की अध्यक्षता केंद्रीय कृषि मंत्री शिवराज सिंह चौहान करेंगे। इस अवसर पर अनेक राज्यों के कृषि मंत्री, केंद्रीय कृषि एवं किसान कल्याण सचिव, आईसीएआर के महानिदेशक सहित अन्य संबंधित केंद्रीय मंत्रालयों तथा राज्यों के वरिष्ठ अधिकारी शामिल होंगे। केंद्रीय कृषि मंत्री शिवराज सिंह के निर्देश पर पहली बार रबी सम्मेलन दो दिन का हो रहा है जिसमें कृषि से संबंधित चुनौतियां तथा रबी मौसम की फसलों के लिए किसानों को लाभ पहुंचाने की दृष्टि से विभिन्न प्रकार के विषयों पर चर्चा की जाएगी। पहले दिन केंद्र एवं राज्यों के अधिकारियों के बीच महत्वपूर्ण विषयों पर चर्चा की जाएगी। 16 सितंबर को सभी राज्यों के कृषि मंत्री एवं केंद्रीय कृषि मंत्री व राज्य मंत्री विस्तृत चर्चा करेंगे, जिसमें नवीनतम तकनीक एवं बीजों को किसानों तक किस तरह प्रभावी तरीके से पहुंचाया जाए, इसके लिए गहन चिंतन एवं समीक्षा की जाएगी। सभी राज्यों के पदाधिकारी अपनी टीम के साथ इसमें भाग लेंगे , पहली बार इसमें कृषि विज्ञान केंद्र के वैज्ञानिकों को भी आमंत्रित किया गया है, जो क्षेत्रीय अनुभव एवं चुनौतियां को साझा करेंगे तथा आगे की रणनीति तय करेंगे। कार्यक्रम के अंतर्गत विभिन्न विषयों पर समानांतर तकनीकी सत्र आयोजित होंगे। इनमें विशेषज्ञों, वैज्ञानिकों और राज्यों के प्रतिनिधियों द्वारा प्रस्तुतियाँ दी जाएंगी तथा खुली चर्चा के माध्यम से व्यवहारिक समाधान सामने लाए जाएंगे। विशेष रूप से निम्नलिखित विषयों पर विचार-विमर्श किया जाएगा – केंद्र सरकार लगातार किसानों की समृद्धि के लिए कदम उठा रही है। किसान भाई-बहनों की आमदनी में इजाफा हो इसके लिए सरकार प्रतिबद्ध है। केंद्रीय कृषि मंत्री शिवराज सिंह प्रधानमंत्री के ‘लैब टू लैंड’ के विजन को लेकर ही खरीफ फसल के लिए ‘विकसित कृषि संकल्प अभियान’ की शुरुआत की थी, जिसमें 29 मई से 12 जून 2025 तक विभिन्न राज्यों का दौरा करते हुए उन्होंने स्वयं किसानों से सीधा संवाद कर उनकी समस्याओं के समाधान का प्रयास किया था। पहले चरण में वैज्ञानिकों की 2,170 टीमें गांव-गांव गई, जहां किसानों ने उत्साह से साथ वैज्ञानिकों से संवाद करते हुए खेती से जुड़ी आवश्यक जानकारी प्राप्त की। प्रधानमंत्री श्री नरेंद्र मोदी ने भी अभियान की महत्ता पर प्रकाश डालते हुए अभियान को ऐतिहासिक कदम बताया। पिछली बार की तरह ही इस बार भी देश के किसान भाई-बहन अभियान को लेकर बेहद उत्साहित और आशान्वित हैं, उम्मीद की जा रही है कि पिछली बार की तरह की इस बार भी यह अभियान सैद्धांतिक नहीं बल्कि व्यावहारिक उद्देश्यों को सिद्ध करते हुए बड़ी संख्या में किसानों तक पहुंच सुनिश्चित करेगा और खेती को नई दिशा देगा। आपने उपरोक्त समाचार कृषक जगत वेबसाइट पर पढ़ा: हमसे जुड़ें&gt; नवीनतम कृषि समाचार और अपडेट के लिए आप अपने मनपसंद प्लेटफॉर्म पे कृषक जगत से जुड़े – गूगल न्यूज़, व्हाट्सएप्प&gt; कृषक जगत अखबार की सदस्यता लेने के लिए यहां क्लिक करें – घर बैठे विस्तृत कृषि पद्धतियों और नई तकनीक के बारे में पढ़ें&gt; कृषक जगत ई-पेपर पढ़ने के लिए नीचे दिए गए लिंक पर क्लिक करें: E-Paper&gt; कृषक जगत की अंग्रेजी वेबसाइट पर जाने के लिए नीचे दिए गए लिंक पर क्लिक करें: Global Agriculture 12 सितम्बर 2025, बालाघाट: बालाघाट जिले में पशु उपचार एवं टीकाकरण शिविर आयोजित – पशुपालन एवं डेयरी विभाग विकासखंड लांजी द्वारा बुधवार को वृंदावन ग्राम बापड़ी में पशु उपचार एवं टीकाकरण शिविर का आयोजन किया गया। शिविर में लांजी-किरनापुर क्षेत्र के 13 सितम्बर 2025, नई दिल्ली: महिंद्रा अर्जुन ट्रैक्टर सीरीज़ पर अब 6 साल की वारंटी – महिंद्रा ट्रैक्टर्स ने अपनी ‘महिंद्रा अर्जुन सीरीज़’ को लॉन्च हुए 25 साल पूरे होने पर किसानों के लिए एक नया कदम उठाया है। कंपनी</w:t>
+        <w:t>Content: Devdiscourse News Desk| Raisen | India Union Agriculture Minister Shivraj Singh Chouhan announced on Sunday that all local governing bodies in Raisen district, Madhya Pradesh, have vocally supported the 'One Nation, One Election' initiative. The resolutions are poised to be forwarded to President Droupadi Murmu, with Chouhan emphasizing that frequent elections obstruct India's progress. Each governing body, including 521 panchayats, three municipalities, nine municipal councils, and one district panchayat, has unanimously backed the resolution. Chouhan advocates for constitutional amendments to enable the simultaneous holding of Lok Sabha and Assembly elections, positing that such changes would mitigate casteism and linguistic divisiveness. Additionally, he discussed GST reforms expected to substantially reduce tractor prices, offering economic relief to traders and farmers. (With inputs from agencies.) © Copyright 2025</w:t>
       </w:r>
     </w:p>
     <w:p>
@@ -1035,7 +1035,7 @@
     </w:p>
     <w:p>
       <w:r>
-        <w:t>Title: 'पूरी तरह से फसलें खत्म हो गईं...', बोले पंजाब में बाढ़ग्रस्त इलाकों में पहुंचे केंद्रीय कृषि मंत्री शिवराज चौहान</w:t>
+        <w:t>Title: Chouhan announces relief package for flood-hit Jammu villages</w:t>
       </w:r>
     </w:p>
     <w:p>
@@ -1047,13 +1047,13 @@
           <w:rPr>
             <w:color w:val="0000FF"/>
           </w:rPr>
-          <w:t>https://www.aajtak.in/india/punjab/video/floods-in-punjab-destroyed-crops-central-minister-shivraj-chauhan-met-affected-people-ytvd-2325394-2025-09-09</w:t>
+          <w:t>https://www.thestatesman.com/india/chouhan-announces-relief-package-for-flood-hit-jammu-villages-1503488859.html/amp</w:t>
         </w:r>
       </w:hyperlink>
     </w:p>
     <w:p>
       <w:r>
-        <w:t>Content: Feedback पंजाब में बाढ़ के कारण किसानों को भारी नुकसान हुआ है. लगभग 1,50,000 हेक्टेयर फसल बर्बाद हो गई है. कई जिले आपदाग्रस्त घोषित कर दिए गए हैं. केंद्रीय कृषि मंत्री शिवराज सिंह चौहान ने पंजाब के गुरदासपुर और अमृतसर में बाढ़ प्रभावित इलाकों का दौरा किया. उन्होंने किसानों से मुलाकात की और फसलों को हुए नुकसान का जायजा लिया. Copyright © 2025 Living Media India Limited. For reprint rights: Syndications Today होम वीडियो लाइव टीवी न्यूज़ रील मेन्यू मेन्यू</w:t>
+        <w:t>Content: File Photo: IANS Union Minister for Agriculture and Farmers’ Welfare Shivraj Singh Chouhan on Friday visited the flood-affected border village of Badyal Brahmana in RS Pura and announced a series of relief measures including the construction of 5,101 houses under the Pradhan Mantri Awas Yojana (Gramin). The Minister said that Rs 76 crore would be released for women self-help groups and announced an increase in employment under MGNREGA to 150 days from the existing 100 days in the affected areas. Upon his arrival, Chouhan first visited the fields to assess the damage to standing crops. Later, he addressed a large gathering of flood victims, including farmers, assuring them that the Central government, under the leadership of Prime Minister Narendra Modi, stands firmly with the people of Jammu and Kashmir in this time of crisis. He pledged that the Union Government would provide all possible assistance to the affected population after consultations with the J&amp;K government, which would submit damage assessment reports. Teams from the Ministries of Home Affairs, Jal Shakti, Rural Development, and Agriculture have already conducted surveys in the affected areas and will also submit their reports. Once the J&amp;K government submits its memoranda, the Centre would “leave no stone unturned” in providing relief, he assured. Chouhan further announced that one instalment under the PM-Kisan scheme would be released immediately for flood-affected farmers. He also declared that compensation would be provided for domestic animals lost in the floods. Under the Pradhan Mantri Awas Yojana, he said, each household would receive Rs 1.3 lakh for construction, along with a separate provision for toilets. He suggested that the sand deposited in fields due to floods should be utilised by the farmers themselves, and urged the J&amp;K Mining Department to relax rules in favour of the affected families. Chouhan added that the J&amp;K government currently has Rs 2,499 crore available under disaster management funds, which would be utilised for flood relief. If additional resources are required, he assured, the Centre would extend further assistance. He also said the renovation of damaged canals and embankments would be taken up with Central support. Copyright © 2024. thestatesman.com</w:t>
       </w:r>
     </w:p>
     <w:p>
@@ -1066,7 +1066,7 @@
     </w:p>
     <w:p>
       <w:r>
-        <w:t>Title: Video: कांग्रेस ने रोका शिवराज सिंह चौहान का काफिला, सौंपा ज्ञापन</w:t>
+        <w:t>Title: Local bodies in MP's Raisen passed resolutions supporting 'One Nation One Election' Chouhan</w:t>
       </w:r>
     </w:p>
     <w:p>
@@ -1078,13 +1078,13 @@
           <w:rPr>
             <w:color w:val="0000FF"/>
           </w:rPr>
-          <w:t>https://www.patrika.com/videos/satna-news/congress-stops-shivraj-singh-chauhan-convoy-farmers-issues-protest-mp-news-19936521</w:t>
+          <w:t>https://www.theweek.in/wire-updates/national/2025/09/21/bom16-mp-polls-resolution.amp.html</w:t>
         </w:r>
       </w:hyperlink>
     </w:p>
     <w:p>
       <w:r>
-        <w:t>Content: ताजा खबरें राज्य मौसम एशिया कप 2025 बिहार चुनाव 2025 कुलिश जन्मशती वर्ष पत्रिका स्पेशल राष्ट्रीय मनोरंजन ज्योतिष स्वास्थ्य खेल धर्म राजनीति विश्व OTT शिक्षा ओपिनियन ऑटो टेक गैजेट लाइफस्टाइल ब्यूटी महिला बिजनेस क्राइम जॉब्स ई-पेपर मेरी खबर शॉर्ट्स ई-पेपर सतना • Akash Dewani • Sep 11, 2025 MP News: कांग्रेस जिला अध्यक्ष सिद्धार्थ कुशवाहा ने केंद्रीय कृषि मंत्री शिवराज सिंह चौहान का काफ़िला रोककर किसानों की समस्याओं पर तीखा विरोध जताया। ज्ञापन में खाद संकट, दर्ज मुकदमे और अभद्रता मामलों की शिकायत की गई। खबर शेयर करें: शहर की खबरें: इंदौर न्यूज़ भोपाल न्यूज़ ग्वालियर न्यूज़ जबलपुर न्यूज़ रतलाम न्यूज़ Published on: 11 Sept 2025 03:49 pm बड़ी खबरें सतना मध्य प्रदेश न्यूज़ शिव मंदिर से जहरीली मीथेन गैस का रिसाव, हड़कंप के बाद मंदिर सील बड़ी खबर: अब MP में भी होगा ‘SIR’, निर्वाचन अधिकारी ने दिए प्रक्रिया शुरू करने के निर्देश सतना को सौगात; केंद्र सरकार ने दीं 20 नई इलेक्ट्रिक बसें बच्चों के खून में छिपा जहर: एमपी के 8 जिलों में होगा सीसा प्रदूषण सर्वे चित्रकूट में सम्पन्न हुई ‘अरण्यवासी श्रीराम व्याख्यानमाला’ DOWNLOAD ON Play Store DOWNLOAD ON App Store Trending Topics Bihar Elections 2025 PM Modi Asia Cup 2025 Top Categories राष्ट्रीय मनोरंजन स्वास्थ्य राजस्थान मध्य प्रदेश Legal Privacy Policy Statutory provisions on reporting (sexual offenses) This website follows the DNPA’s code of conduct Code of Conduct About Us Grievance Policy RSS Copyright © 2025 Patrika Group. All Rights Reserved.</w:t>
+        <w:t>Content: Raisen (MP), Sep 21 (PTI) Union Agriculture Minister Shivraj Singh Chouhan on Sunday said all local bodies in Madhya Pradesh's Raisen district have passed resolutions supporting "One Nation, One Election". The resolutions will soon be submitted to President Droupadi Murmu, as frequent elections are the biggest obstacle to India's progress, he said. "All panchayats, councils, municipalities and the district panchayat of Raisen have passed separate resolutions for 'One Nation, One Election'. These include one district panchayat, 521 panchayats, three municipalities and nine municipal councils," Chouhan said in a press statement. The district is the first region in the country to do so, he claimed. He pointed out that when elected representatives pass a resolution, they represent not just themselves but the entire population of the district. "The biggest hurdle in India's development and progress is frequent elections. Therefore, the Constitution should be amended to hold Lok Sabha and Assembly elections together," the former chief minister said. If elections are held simultaneously, factors such as casteism and linguism will reduce, he said. Chouhan also said that he discussed the new Goods and Services Tax (GST) reforms with traders and farmers, and the move would significantly reduce the price of tractors ranging from Rs 23,000 to Rs 63,000 across different categories. (This story has not been edited by THE WEEK and is auto-generated from PTI) Copyright © 2024 All rights reserved</w:t>
       </w:r>
     </w:p>
     <w:p>
@@ -1097,7 +1097,7 @@
     </w:p>
     <w:p>
       <w:r>
-        <w:t>Title: दिग्विजय सिंह बोले- ‘शिवराज को टारगेट कर रही BJP सरकार, किसानों के साथ हो रही बर्बरता' दी ये नसीहत</w:t>
+        <w:t>Title: Cente J-K govt will bring farmers out of flood disaster with PM's blessings Chouhan</w:t>
       </w:r>
     </w:p>
     <w:p>
@@ -1109,13 +1109,13 @@
           <w:rPr>
             <w:color w:val="0000FF"/>
           </w:rPr>
-          <w:t>https://mp.punjabkesari.in/national/news/digvijay-singh-said--bjp-government-is-targeting-shivraj-2211664</w:t>
+          <w:t>https://www.theweek.in/wire-updates/national/2025/09/19/del27-jk-chouhan-farmers.amp.html</w:t>
         </w:r>
       </w:hyperlink>
     </w:p>
     <w:p>
       <w:r>
-        <w:t>Content: 20 hours ago 1 day ago 1 day ago 1 day ago 2 days ago 2 days ago 2 days ago 3 days ago 3 days ago 3 days ago 3 days ago 5 days ago 5 days ago 6 days ago 6 days ago 7 days ago 8 days ago 9 days ago 9 days ago 10 days ago 12 days ago 12 days ago 12 days ago 12 days ago 12 days ago 12 days ago 2 weeks ago 2 weeks ago 2 weeks ago 2 weeks ago Monday Main Menu धर्म/कुंडली टीवी नारी Photos Videos हिमाचल प्रदेश पंजाब हरियाणा उत्तर प्रदेश Breaking दिग्विजय सिंह बोले- ‘शिवराज को टारगेट कर रही BJP सरकार, किसानों के साथ हो रही बर्बरता' दी ये नसीहत Edited By Vikas Tiwari, Updated: 12 Sep, 2025 06:57 PM मध्य प्रदेश के पूर्व मुख्यमंत्री दिग्विजय सिंह ने शुक्रवार को उज्जैन में किसान न्याय यात्रा में शामिल होकर मोहन सरकार पर जमकर हमला बोला। उन्होंने कहा कि मुख्यमंत्री डॉ. मोहन यादव की सरकार, शिवराज सिंह चौहान को टारगेट कर रही है। उज्जैन: मध्य प्रदेश के पूर्व मुख्यमंत्री दिग्विजय सिंह ने शुक्रवार को उज्जैन में किसान न्याय यात्रा में शामिल होकर मोहन सरकार पर जमकर हमला बोला। उन्होंने कहा कि मुख्यमंत्री डॉ. मोहन यादव की सरकार, शिवराज सिंह चौहान को टारगेट कर रही है। BJP राज में हो रही खाद की जमकर कालाबाजारी- दिग्विजय दिग्विजय सिंह ने किसानों की खाद समस्या को लेकर सरकार को घेरा और कहा कि शिवराज के कार्यकाल में भी खाद की समस्या रही है, लेकिन अब स्थिति और बिगड़ गई है। उन्होंने आरोप लगाया कि बिना पुलिस की लाठी के खाद वितरण संभव ही नहीं है। कालाबाजारी हो रही है और किसानों को नकली खाद मिल रहा है। और ये भी पढ़े शर्म करो! हर आदमी बिकाऊ नहीं होता…BJP विधायक संजय पाठक को दिग्विजय सिंह ने सुनाई खरी खरी अपने बेटों को सेट करने के लिए कमलनाथ और दिग्विजय सिंह ने गठजोड़ किया- भाजपा वोट चोरी पर बोले BJP MLA रामेश्वर शर्मा.. कांग्रेस अपने अतीत की बदतमीजियों को दूसरों पर थोप रही है शिवराज को लेकर तंज दिग्विजय सिंह ने कहा कि सतना में केंद्रीय कृषि मंत्री शिवराज सिंह चौहान का किसानों ने विरोध किया। खुद शिवराज के लोकसभा क्षेत्र में सड़क के नाम पर आंदोलन हुआ, लेकिन सड़क नहीं बनी और उल्टा टोल वसूला जा रहा है। उन्होंने आरोप लगाया कि मोहन सरकार शिवराज सिंह के क्षेत्र के साथ सौतेला व्यवहार कर रही है। गायों और गौशालाओं पर निशाना सीएम मोहन यादव के ‘कांग्रेसी कुत्ता पालते हैं और भाजपा वाले गाय’ वाले बयान पर दिग्विजय ने पलटवार करते हुए कहा कि इस तरह का बयान उन्हें शोभा नहीं देता। यदि वे सच्चे गाय-प्रेमी हैं तो सड़कों पर आवारा घूम रही और एक्सीडेंट में मर रही गायों पर ध्यान दें। उन्होंने कहा कि कमलनाथ सरकार में खोली गई गौशालाओं का ठीक से संचालन किया जाए, लेकिन अब वहां पटेल भैंस बांध रहे हैं। किसानों की नाराजगी प्रदेश के रीवा, सतना और अन्य जिलों में खाद की किल्लत को लेकर किसान लगातार आंदोलन कर रहे हैं। कई जगह किसानों को लाठियां खानी पड़ी हैं। किसानों का आरोप है कि बड़े काश्तकारों को खाद बेची जा रही है और उन्हें ऊंची कीमत पर खाद खरीदनी पड़ रही है। BJP राज में हो रही खाद की जमकर कालाबाजारी- दिग्विजय दिग्विजय सिंह ने किसानों की खाद समस्या को लेकर सरकार को घेरा और कहा कि शिवराज के कार्यकाल में भी खाद की समस्या रही है, लेकिन अब स्थिति और बिगड़ गई है। उन्होंने आरोप लगाया कि बिना पुलिस की लाठी के खाद वितरण संभव ही नहीं है। कालाबाजारी हो रही है और किसानों को नकली खाद मिल रहा है। और ये भी पढ़े शर्म करो! हर आदमी बिकाऊ नहीं होता…BJP विधायक संजय पाठक को दिग्विजय सिंह ने सुनाई खरी खरी अपने बेटों को सेट करने के लिए कमलनाथ और दिग्विजय सिंह ने गठजोड़ किया- भाजपा वोट चोरी पर बोले BJP MLA रामेश्वर शर्मा.. कांग्रेस अपने अतीत की बदतमीजियों को दूसरों पर थोप रही है शिवराज को लेकर तंज दिग्विजय सिंह ने कहा कि सतना में केंद्रीय कृषि मंत्री शिवराज सिंह चौहान का किसानों ने विरोध किया। खुद शिवराज के लोकसभा क्षेत्र में सड़क के नाम पर आंदोलन हुआ, लेकिन सड़क नहीं बनी और उल्टा टोल वसूला जा रहा है। उन्होंने आरोप लगाया कि मोहन सरकार शिवराज सिंह के क्षेत्र के साथ सौतेला व्यवहार कर रही है। गायों और गौशालाओं पर निशाना सीएम मोहन यादव के ‘कांग्रेसी कुत्ता पालते हैं और भाजपा वाले गाय’ वाले बयान पर दिग्विजय ने पलटवार करते हुए कहा कि इस तरह का बयान उन्हें शोभा नहीं देता। यदि वे सच्चे गाय-प्रेमी हैं तो सड़कों पर आवारा घूम रही और एक्सीडेंट में मर रही गायों पर ध्यान दें। उन्होंने कहा कि कमलनाथ सरकार में खोली गई गौशालाओं का ठीक से संचालन किया जाए, लेकिन अब वहां पटेल भैंस बांध रहे हैं। किसानों की नाराजगी प्रदेश के रीवा, सतना और अन्य जिलों में खाद की किल्लत को लेकर किसान लगातार आंदोलन कर रहे हैं। कई जगह किसानों को लाठियां खानी पड़ी हैं। किसानों का आरोप है कि बड़े काश्तकारों को खाद बेची जा रही है और उन्हें ऊंची कीमत पर खाद खरीदनी पड़ रही है। और ये भी पढ़े शर्म करो! हर आदमी बिकाऊ नहीं होता…BJP विधायक संजय पाठक को दिग्विजय सिंह ने सुनाई खरी खरी अपने बेटों को सेट करने के लिए कमलनाथ और दिग्विजय सिंह ने गठजोड़ किया- भाजपा वोट चोरी पर बोले BJP MLA रामेश्वर शर्मा.. कांग्रेस अपने अतीत की बदतमीजियों को दूसरों पर थोप रही है शिवराज को लेकर तंज दिग्विजय सिंह ने कहा कि सतना में केंद्रीय कृषि मंत्री शिवराज सिंह चौहान का किसानों ने विरोध किया। खुद शिवराज के लोकसभा क्षेत्र में सड़क के नाम पर आंदोलन हुआ, लेकिन सड़क नहीं बनी और उल्टा टोल वसूला जा रहा है। उन्होंने आरोप लगाया कि मोहन सरकार शिवराज सिंह के क्षेत्र के साथ सौतेला व्यवहार कर रही है। गायों और गौशालाओं पर निशाना सीएम मोहन यादव के ‘कांग्रेसी कुत्ता पालते हैं और भाजपा वाले गाय’ वाले बयान पर दिग्विजय ने पलटवार करते हुए कहा कि इस तरह का बयान उन्हें शोभा नहीं देता। यदि वे सच्चे गाय-प्रेमी हैं तो सड़कों पर आवारा घूम रही और एक्सीडेंट में मर रही गायों पर ध्यान दें। उन्होंने कहा कि कमलनाथ सरकार में खोली गई गौशालाओं का ठीक से संचालन किया जाए, लेकिन अब वहां पटेल भैंस बांध रहे हैं। किसानों की नाराजगी प्रदेश के रीवा, सतना और अन्य जिलों में खाद की किल्लत को लेकर किसान लगातार आंदोलन कर रहे हैं। कई जगह किसानों को लाठियां खानी पड़ी हैं। किसानों का आरोप है कि बड़े काश्तकारों को खाद बेची जा रही है और उन्हें ऊंची कीमत पर खाद खरीदनी पड़ रही है। शर्म करो! हर आदमी बिकाऊ नहीं होता…BJP विधायक संजय पाठक को दिग्विजय सिंह ने सुनाई खरी खरी अपने बेटों को सेट करने के लिए कमलनाथ और दिग्विजय सिंह ने गठजोड़ किया- भाजपा वोट चोरी पर बोले BJP MLA रामेश्वर शर्मा.. कांग्रेस अपने अतीत की बदतमीजियों को दूसरों पर थोप रही है शिवराज को लेकर तंज दिग्विजय सिंह ने कहा कि सतना में केंद्रीय कृषि मंत्री शिवराज सिंह चौहान का किसानों ने विरोध किया। खुद शिवराज के लोकसभा क्षेत्र में सड़क के नाम पर आंदोलन हुआ, लेकिन सड़क नहीं बनी और उल्टा टोल वसूला जा रहा है। उन्होंने आरोप लगाया कि मोहन सरकार शिवराज सिंह के क्षेत्र के साथ सौतेला व्यवहार कर रही है। गायों और गौशालाओं पर निशाना सीएम मोहन यादव के ‘कांग्रेसी कुत्ता पालते हैं और भाजपा वाले गाय’ वाले बयान पर दिग्विजय ने पलटवार करते हुए कहा कि इस तरह का बयान उन्हें शोभा नहीं देता। यदि वे सच्चे गाय-प्रेमी हैं तो सड़कों पर आवारा घूम रही और एक्सीडेंट में मर रही गायों पर ध्यान दें। उन्होंने कहा कि कमलनाथ सरकार में खोली गई गौशालाओं का ठीक से संचालन किया जाए, लेकिन अब वहां पटेल भैंस बांध रहे हैं। किसानों की नाराजगी प्रदेश के रीवा, सतना और अन्य जिलों में खाद की किल्लत को लेकर किसान लगातार आंदोलन कर रहे हैं। कई जगह किसानों को लाठियां खानी पड़ी हैं। किसानों का आरोप है कि बड़े काश्तकारों को खाद बेची जा रही है और उन्हें ऊंची कीमत पर खाद खरीदनी पड़ रही है। MP में खाद संकट पर विपक्ष का हमला, 'किसानों को राहत नहीं, लाठियां मिल रहीं, सरकार सो रही' कंप्यूटर बाबा ने सरकार को फिर दी चुनौती, बोले- जब तक गौमाता को राष्ट्र माता का दर्जा नहीं मिलता, तब... BJP ने की बड़ी घोषणा, इन नेताओं को दी बड़ी जिम्मेदारी, देखें लिस्ट भरे मंच पर दिग्विजय ने दी जीतू पटवारी को सलाह, जमीन पर किसानों की लड़ाई लड़ो, हम आपके साथ हैं मोदी ने अपनी मां के देहांत पर मुंडन क्यों नहीं कराया- दिग्विजय सिंह, बोले- वे खुद गालियां देते हैं HC के जज ने BJP MLA संजय पाठक पर लगाया आरोप, बोले- रिकवरी केस के लिए मुझे फोन किया, खुद को केस से... अपनी ही सरकार से उठ रहा BJP नेताओं का भरोसा! नशाखोरी बंद कराने भगवान के पास पहुंचीं पार्षद 266 वाली यूरिया की बोरी मिल रही 500 में… MP में खुलेआम हो रही किसानों से लूट! GST सुधार से किसानों के “खेत का राजा” ट्रैक्टर हो जाएगा सस्ता-शिवराज चौहान PM को किसानो की चिंता है! गरीबों की सेवा करते-करते BJP गरीबों के दिलोदिमाग में प्रवेश कर गई है! कांग्रेस इसका कोई तोड़ नहीं... USD $ 15/09/2025 08:30 IST CAD $ 15/09/2025 08:30 IST AUD $ 15/09/2025 08:30 IST EUR € 15/09/2025 08:30 IST NZD $ 15/09/2025 08:30 IST AED د.إ 15/09/2025 08:30 IST GBP £ 15/09/2025 08:30 IST Bitcoin Ethereum Tether BNB USD Coin XRP Terra Solana 20.0 20.0 Royal Challengers Bengaluru win by 6 runs मेष: आज आप अपनी ऊर्जा और उत्साह से कार्यक्षेत्र में अच्छा प्रदर्शन करेंगे। पुराने विवाद खत्म होंगे। निवेश सोच-समझकर करें। वृषभ: परिवार के साथ समय बिताने का मौका मिलेगा। आर्थिक मामलों में सावधानी रखें। स्वास्थ्य थोड़ा अनुकूल रहेगा। मिथुन: संचार के मामले बेहतर रहेंगे। नए संपर्क और अवसर मिलेंगे। वाहन सावधानी से चलाएं। कर्क: मन में तनाव रह सकता है लेकिन समाधान भी निकलेगा। दोस्तों से मदद मिलेगी। खर्चों पर नियंत्रण रखें। सिंह: कार्यक्षेत्र में सफलता मिलेगी। सम्मान मिलेगा। नए काम की शुरुआत हो सकती है। ध्यान रखें, अहंकार न बढ़ाएं। कन्या: अवसर आपके पक्ष में हैं। नौकरी या व्यवसाय में लाभ होगा। स्वास्थ्य अच्छा रहेगा। परिवार के साथ मेलजोल बढ़ेगा। तुला: धन लाभ होगा। नए निवेश में सावधानी बरतें। प्रेम संबंधों में मिठास बढ़ेगी। मानसिक शांति बनी रहेगी। वृश्चिक: कुछ पुराने मुद्दे सुलझेंगे। यात्रा के योग बन रहे हैं। परिजनों के साथ संवाद बढ़ाएं। ध्यान रखें, अधीरता नुकसान कर सकती है। धनु: आज आर्थिक पक्ष मजबूत रहेगा। कार्यस्थल पर सकारात्मक माहौल होगा। शिक्षा के क्षेत्र में सफलता मिलेगी। मकर: परिवार के साथ मनमुटाव हो सकता है। संयम से काम लें। स्वास्थ्य का ध्यान रखें। निवेश से बचें। कुम्भ:आज आपकी मेहनत रंग लाएगी। नए प्रोजेक्ट शुरू होंगे। दोस्तों का सहयोग मिलेगा। जोखिम से बचें। मीन: आर्थिक स्थिति मजबूत होगी। घर में खुशहाली बनी रहेगी। स्वास्थ्य ठीक रहेगा। दान-पुण्य में रुचि बढ़ेगी। Be on the top of everything happening around the world. Try Punjab Kesari E-Paper Premium Service. 1800 137 6200 Jalandhar Address : Civil Lines, Pucca Bagh Jalandhar Punjab Ph : 0181-5067200, 2280104-107 Email : support@punjabkesari.in Copyright © 2023 PUNJABKESARI.IN All Rights Reserved. फीडबैक दें Thoughts Jokes</w:t>
+        <w:t>Content: R S Pura (Jammu), Sep 19 (PTI) Union Agriculture Minister Shivraj Singh Chouhan on Friday visited flood-hit farms in the Basmati-rich R S Pura border area of Jammu and Kashmir and assured the affected farmers that with Prime Minister Narendra Modi's blessings, the central and state governments would take all necessary steps to restore their livelihoods and bring them out of this disaster. Thousands of hectares of land in Jammu, particularly in R S Pura area, were badly affected due to floods triggered by heavy rains at the end of August. "I have come here to tell you that the central government, together with the state government and with the blessings of the prime minister, will pull the farmers out of this disaster. Your pain is our pain, your suffering is our suffering," Chouhan told farmers in Gram Badyal Brahmin in R S Pura. Flanked by a high-level team of his ministry, Chouhan went from one area to another to inspect the crops and fields in the border belt and said, "I have come to say, do not shed tears. Whenever there were tears in your eyes, we too were pained. "We will work hard together again. Not only Rajnath Ji or Amit Ji have come, but the teams of the central government have also reached out to you here." Asserting that he had come to share their pain, the minister said, "I have not come here as a minister to meet you formally. I have come as a humble servant. When a farmer's crop is destroyed, it is not only the crop that is lost but his future and his children's future too. We will pull you out of this disaster." Chouhan, who inspected fields where sand deposits had flattened standing crops, said teams from the Centre and the state had carried out surveys and would submit reports to determine losses. "We saw fields covered with layers of sand where crops once waved — vegetables, basmati, maize — everything has been buried," he said. "You can understand the concern of the prime minister. You know what he feels for you. Many ministers have already come here; recently Rajnath Singh Ji and Amit Shah Ji also came, and today, as the Agriculture Minister, I have come before you," he said. The minister said the Centre would not spare any effort to provide relief once assessment reports from central teams were received. The team of the central government, which included officers from all departments, has come here and conducted a survey, he said, adding, "After conducting the survey, the team will give its report. The state government's own report will also come. The assessment of losses is ongoing." He further added that after the report comes, the central government will leave no stone unturned in providing relief, because Jammu and Kashmir is the forehead of this country. "We will fight the trouble and bring you out of this crisis." He maintained that there are some tasks which the state government has to do, and in times of disaster, politics should not be done. "Our first task will be to take the farmers out of this trouble and restore their normal lives," he added. The Union minister said that the state government must decide that wherever sand has been deposited in people's fields, that sand should be given to the person owning that land. "I will also discuss this with the chief minister. The sand should be given to the farmer himself, so that the farmer can sell it or remove it and once again make the land cultivable." Chouhan noted that the National Disaster Response Force (NDRF) has provisions to remove sand and the Centre would coordinate with the state to implement that plan. He also said he would discuss the matter with the Jammu and Kashmir chief minister and other state officials to fast-track relief measures. Acknowledging immediate relief already announced by the state, Chouhan said he was aware that the chief minister had released Rs 10 crore as prompt aid. He added that the state also had schemes and funds — amounting to Rs 2,499 crore as mentioned by authorities — which could be tapped for rehabilitation. "I salute the people of Jammu and Kashmir. No one left any shortcomings in giving help. "Some brought food, some brought blankets, some brought other things, and they all gave great help," he said. During the visit to Gram Badyal Brahmin, Chouhan repeatedly urged farmers not to lose hope and stressed that both governments were working together to address the damage to crops and farmland caused by the recent floods and sand deposition. (This story has not been edited by THE WEEK and is auto-generated from PTI) Copyright © 2024 All rights reserved</w:t>
       </w:r>
     </w:p>
     <w:p>
@@ -1128,7 +1128,7 @@
     </w:p>
     <w:p>
       <w:r>
-        <w:t>Title: पचमढ़ी में शिवराज सिंह का निजी दौरा:धूपगढ़ में पर्यटकों के साथ सेल्फी ली, लोगों से मराठी में की बातचीत</w:t>
+        <w:t>Title: Chouhan promises approval of package for 5,000 flood-hit rural houses in J-K</w:t>
       </w:r>
     </w:p>
     <w:p>
@@ -1140,13 +1140,13 @@
           <w:rPr>
             <w:color w:val="0000FF"/>
           </w:rPr>
-          <w:t>https://www.bhaskar.com/local/mp/narmadapuram/pipariya/news/shivraj-singhs-personal-visit-to-pachmarhi-135920246.html</w:t>
+          <w:t>https://theprint.in/india/chouhan-promises-approval-of-package-for-5000-flood-hit-rural-houses-in-j-k/2746928/?amp</w:t>
         </w:r>
       </w:hyperlink>
     </w:p>
     <w:p>
       <w:r>
-        <w:t>Content: केंद्रीय कृषि मंत्री शिवराज सिंह चौहान पत्नी साधना सिंह के साथ हिल स्टेशन पचमढ़ी में निजी प्रवास पर हैं। शनिवार से पचमढ़ी में ठहरे शिवराज सिंह ने रविवार शाम को एमपी की सबसे ऊंची चोटी धूपगढ़ का भ्रमण किया। वहां मौजूद पर्यटकों ने उन्हें देखा तो उनके पास पहुंच गए। शिवराज सिंह ने पर्यटकों के साथ सेल्फी खिंचवाई और मराठी भाषा में उनसे बातचीत की। खुशी से पर्यटकों ने जय महाराष्ट्र, जय एमपी और जय यूपी के नारे लगाए। शिवराज सिंह ने लोगों के साथ फोटो खिंचवाई प्रवास के दौरान शिवराज सिंह ने बड़े महादेव मंदिर के दर्शन किए। रविवार को उन्होंने बगीचे में पौधारोपण भी किया। एसडीएम, तहसीलदार और पुलिस स्टाफ के साथ भी उन्होंने पत्नी सहित तस्वीरें खिंचवाईं। सोमवार सुबह उनकी पचमढ़ी से वापसी होगी। Copyright © 2024-25 DB Corp ltd., All Rights Reserved This website follows the DNPA Code of Ethics.</w:t>
+        <w:t>Content: Jammu, Sep 19 (PTI) Union Agriculture Minister Shivraj Singh Chouhan on Friday promised to soon approve a package, including the Pradhan Mantri Awas Yojana, for over 5,000 houses damaged in recent floods, landslides and rains in rural areas of Jammu and Kashmir. Chouhan also assured the farming community that 7,000 farmers will get their insurance amount after completion of the survey, as his central team will sit with insurance companies for its full implementation. “Houses too have suffered damage. Several houses which are in rural areas and have broken down. There is a provision of Rs 1,30,000 for that under the Pradhan Mantri Awas Yojana. “Each rural house will get Rs 1.30 lakh under the scheme, plus a toilet and MNREGA wages of Rs 40,000, which my department will provide,” Chouhan, who is also Minister for Rural Development Ministry, said. “Right now, the list that has come to me of houses being damaged is 5,101. After returning from here, I will approve these houses. Those whose houses are broken will get this amount so that they can reconstruct their houses,” he added. On crop losses, Chouhan assured farmers that nearly 7,000 insured cultivators would receive full compensation. “As far as the matter of crop insurance is concerned, we have also talked to all the insurance companies. You survey at the grassroots level very properly so that farmers may not suffer loss from it,” he said. “They should be fully compensated. That is why I have brought a team with me so that there may not be any shortcomings, nor any irregularity. Any negligence or irregularity will be an injustice to the affected farmer, and committing this injustice will be a very big sin,” he added. Chouhan said officials from his ministry were already holding talks with insurance companies to settle claims. “Our officers have come here, they are sitting with the insurance companies. I will also sit with them so that no obstacle may come into this,” he said. The minister announced that apart from the relief package, compensation would also be given for vegetable losses at Rs 17,000 per hectare, which would be provided by the state government under the National Disaster Response Force (NDRF). Similarly, he said, “If cows and buffaloes have been swept away in the flood, then for milch animals there is a provision of Rs 37,000 per animal as compensation. If there are horses and oxen, then there is a provision of Rs 32,000 as compensation.” Chouhan further announced financial support for NGOs and rural women self-help groups. “For those affected NGOs or rural women here who run their self-help groups, the government will give an amount of Rs 76 crore so that they too can definitely get help to revive their activities,” he said. He also promised immediate support through central schemes. “We, under the Prime Minister Nidhi Yojana, are going to deposit into the accounts of Jammu and Kashmir farmers immediately,” he said. “Under MGNREGA, we are going to increase mandays from 100 days to 150 days for providing jobs so that the people here may get more job opportunities.” Reassuring the people of J-K, Chouhan said, “We have brought the message of the prime minister that in every possible way we will serve you. We are your servants. “The pain that I have seen here, I will also present to the prime minister. What you have said, I will convey that also to the prime minister, and complete help will be given from our side.” “We will rise again, stand up again and start walking again,” he reiterated. PTI AB KSS KSS This report is auto-generated from PTI news service. ThePrint holds no responsibility for its content.</w:t>
       </w:r>
     </w:p>
     <w:p>
@@ -1159,7 +1159,7 @@
     </w:p>
     <w:p>
       <w:r>
-        <w:t>Title: महिलाओं के हंगामे के बीच कृषि मंत्री शिवराज का कार्यक्रम रद्द! सतना में पुलिस-कांग्रेसियों में झड़प, खाद समस्या पर जोरदार बवाल</w:t>
+        <w:t>Title: Shivraj Singh Chouhan recalls heartfelt encounter between PM Modi, senior party leader in Bhopal</w:t>
       </w:r>
     </w:p>
     <w:p>
@@ -1171,13 +1171,13 @@
           <w:rPr>
             <w:color w:val="0000FF"/>
           </w:rPr>
-          <w:t>https://mp.punjabkesari.in/national/news/shivraj-s-program-cancelled-amid-women-s-uproar-2211674</w:t>
+          <w:t>https://www.newsgram.com/politics/2025/09/15/shivraj-singh-chouhan-recalls-heartfelt-encounter</w:t>
         </w:r>
       </w:hyperlink>
     </w:p>
     <w:p>
       <w:r>
-        <w:t>Content: 20 hours ago 1 day ago 1 day ago 1 day ago 2 days ago 2 days ago 2 days ago 3 days ago 3 days ago 3 days ago 3 days ago 5 days ago 5 days ago 6 days ago 6 days ago 7 days ago 8 days ago 9 days ago 9 days ago 10 days ago 12 days ago 12 days ago 12 days ago 12 days ago 12 days ago 12 days ago 2 weeks ago 2 weeks ago 2 weeks ago 2 weeks ago Monday Main Menu धर्म/कुंडली टीवी नारी Photos Videos हिमाचल प्रदेश पंजाब हरियाणा उत्तर प्रदेश Breaking महिलाओं के हंगामे के बीच कृषि मंत्री शिवराज का कार्यक्रम रद्द! सतना में पुलिस-कांग्रेसियों में झड़प, खाद समस्या पर जोरदार बवाल Edited By Vikas Tiwari, Updated: 12 Sep, 2025 07:16 PM मध्य प्रदेश के सतना जिले में गुरुवार को केंद्रीय कृषि मंत्री शिवराज सिंह चौहान का कार्यक्रम हंगामे के चलते रद्द करना पड़ा। कांग्रेस कार्यकर्ताओं ने खाद संकट को लेकर विरोध की घोषणा की थी। शिवराज दोपहर 3 बजे कुंदहरी गांव में किसान संवाद में शामिल होने... सतना: मध्य प्रदेश के सतना जिले में गुरुवार को केंद्रीय कृषि मंत्री शिवराज सिंह चौहान का कार्यक्रम हंगामे के चलते रद्द करना पड़ा। कांग्रेस कार्यकर्ताओं ने खाद संकट को लेकर विरोध की घोषणा की थी। शिवराज दोपहर 3 बजे कुंदहरी गांव में किसान संवाद में शामिल होने वाले थे, लेकिन सुरक्षा कारणों से कार्यक्रम रद्द हो गया। कांग्रेस का विरोध और झड़प कांग्रेस नेत्री डॉ. रश्मि पटेल अपने समर्थकों के साथ बिहटा गांव में विरोध की तैयारी कर रही थीं। उनका आरोप है कि किसानों को खाद नहीं मिल रही और सरकार इस गंभीर समस्या पर ध्यान नहीं दे रही। जैसे ही कांग्रेस कार्यकर्ता हाईवे की ओर बढ़े, पुलिस ने रोकने की कोशिश की। इस दौरान कार्यकर्ताओं और पुलिस के बीच झड़प हो गई। कुछ कार्यकर्ता हाईवे पर पहुंचकर नारेबाजी करने लगे। कांग्रेस नेताओं के आरोप कांग्रेस जिला अध्यक्ष और विधायक सिद्धार्थ कुशवाहा ने इससे पहले ही केंद्रीय मंत्री शिवराज सिंह चौहान का काफिला रोककर किसानों की समस्याओं पर चर्चा की थी। उन्होंने खाद संकट, नकली खाद और किसानों की परेशानियों को लेकर सवाल उठाए। वहीं, डॉ. रश्मि पटेल ने कहा कि सरकार जनता की आवाज से डर गई है, इसलिए मंत्री का कार्यक्रम रद्द कर दिया गया। शिवराज ने दिया आश्वासन कांग्रेसियों के विरोध के बीच शिवराज सिंह चौहान ने किसानों की समस्याएं सुनीं और भरोसा दिलाया कि वे राज्य सरकार से चर्चा करेंगे और समाधान निकालने की कोशिश करेंगे। और ये भी पढ़े ट्रेन में अचानक पहुंचे कृषि मंत्री शिवराज, सेल्फी लेने उमड़ी भीड़, यादगार बन गया सफर Video महिला BJP सांसद को नड्डा की बैठक में जाने से रोका, अभद्रता के बीच टूट गया चश्मा, भाजपा कार्यालय में... खाद के लिए जूझते किसानो का CM मोहन ने समझा दुख! कलेक्टर्स को सख्त आदेश, समस्या आई तो फिर हटना... कांग्रेस नेताओं के आरोप कांग्रेस जिला अध्यक्ष और विधायक सिद्धार्थ कुशवाहा ने इससे पहले ही केंद्रीय मंत्री शिवराज सिंह चौहान का काफिला रोककर किसानों की समस्याओं पर चर्चा की थी। उन्होंने खाद संकट, नकली खाद और किसानों की परेशानियों को लेकर सवाल उठाए। वहीं, डॉ. रश्मि पटेल ने कहा कि सरकार जनता की आवाज से डर गई है, इसलिए मंत्री का कार्यक्रम रद्द कर दिया गया। शिवराज ने दिया आश्वासन कांग्रेसियों के विरोध के बीच शिवराज सिंह चौहान ने किसानों की समस्याएं सुनीं और भरोसा दिलाया कि वे राज्य सरकार से चर्चा करेंगे और समाधान निकालने की कोशिश करेंगे। और ये भी पढ़े ट्रेन में अचानक पहुंचे कृषि मंत्री शिवराज, सेल्फी लेने उमड़ी भीड़, यादगार बन गया सफर Video महिला BJP सांसद को नड्डा की बैठक में जाने से रोका, अभद्रता के बीच टूट गया चश्मा, भाजपा कार्यालय में... खाद के लिए जूझते किसानो का CM मोहन ने समझा दुख! कलेक्टर्स को सख्त आदेश, समस्या आई तो फिर हटना... शिवराज ने दिया आश्वासन कांग्रेसियों के विरोध के बीच शिवराज सिंह चौहान ने किसानों की समस्याएं सुनीं और भरोसा दिलाया कि वे राज्य सरकार से चर्चा करेंगे और समाधान निकालने की कोशिश करेंगे। और ये भी पढ़े ट्रेन में अचानक पहुंचे कृषि मंत्री शिवराज, सेल्फी लेने उमड़ी भीड़, यादगार बन गया सफर Video महिला BJP सांसद को नड्डा की बैठक में जाने से रोका, अभद्रता के बीच टूट गया चश्मा, भाजपा कार्यालय में... खाद के लिए जूझते किसानो का CM मोहन ने समझा दुख! कलेक्टर्स को सख्त आदेश, समस्या आई तो फिर हटना... ट्रेन में अचानक पहुंचे कृषि मंत्री शिवराज, सेल्फी लेने उमड़ी भीड़, यादगार बन गया सफर Video महिला BJP सांसद को नड्डा की बैठक में जाने से रोका, अभद्रता के बीच टूट गया चश्मा, भाजपा कार्यालय में... खाद के लिए जूझते किसानो का CM मोहन ने समझा दुख! कलेक्टर्स को सख्त आदेश, समस्या आई तो फिर हटना... GST दरों में बदलाव से सबसे ज्यादा फायदा किसानों को होगा-शिवराज चौहान, कांग्रेस का काम आरोप लगाना सरकार के फैसले के खिलाफ हुए कृषि मंत्री.. बोले- कैलारस शुगर मिल होगी चालू, कैबिनेट ने MSME को सौंपा... भोपाल में तेहरवीं कार्यक्रम में हादसा, अचानक धंसी जमीन, गड्ढे में गिरी आधा दर्जन महिलाएं MP में खाद संकट पर विपक्ष का हमला, 'किसानों को राहत नहीं, लाठियां मिल रहीं, सरकार सो रही' खाद मांगने वाले किसानों पर लाठीचार्ज, मानवाधिकार आयोग ने केंद्र और राज्य सरकारों को भेजा नोटिस भाजपा मंचों पर संस्कारों की बात करती है, और नेता महिलाओं के साथ पकड़े जाते हैं...BJP नेता के अश्लील... डिस्काउंट पर नहीं मिली शराब, तो BJP युवा मोर्चा नेता ने दुकान के बाहर जमकर काटा बवाल हिंदू युवतियों से रेप कर मुस्लिम बनाने वाले आरोपी के भाई को बना दिया राइफल एसोसिएसन का शूटर, मचा... शिवराज के फैसले को CM मोहन ने पलटा, CPA की होगी वापसी, जानिए क्या काम करता है ये विभाग? दिग्विजय सिंह बोले- ‘शिवराज को टारगेट कर रही BJP सरकार, किसानों के साथ हो रही बर्बरता' दी ये नसीहत USD $ 15/09/2025 08:30 IST CAD $ 15/09/2025 08:30 IST AUD $ 15/09/2025 08:30 IST EUR € 15/09/2025 08:30 IST NZD $ 15/09/2025 08:30 IST AED د.إ 15/09/2025 08:30 IST GBP £ 15/09/2025 08:30 IST Bitcoin Ethereum Tether BNB USD Coin XRP Terra Solana 20.0 20.0 Royal Challengers Bengaluru win by 6 runs मेष: आज आप अपनी ऊर्जा और उत्साह से कार्यक्षेत्र में अच्छा प्रदर्शन करेंगे। पुराने विवाद खत्म होंगे। निवेश सोच-समझकर करें। वृषभ: परिवार के साथ समय बिताने का मौका मिलेगा। आर्थिक मामलों में सावधानी रखें। स्वास्थ्य थोड़ा अनुकूल रहेगा। मिथुन: संचार के मामले बेहतर रहेंगे। नए संपर्क और अवसर मिलेंगे। वाहन सावधानी से चलाएं। कर्क: मन में तनाव रह सकता है लेकिन समाधान भी निकलेगा। दोस्तों से मदद मिलेगी। खर्चों पर नियंत्रण रखें। सिंह: कार्यक्षेत्र में सफलता मिलेगी। सम्मान मिलेगा। नए काम की शुरुआत हो सकती है। ध्यान रखें, अहंकार न बढ़ाएं। कन्या: अवसर आपके पक्ष में हैं। नौकरी या व्यवसाय में लाभ होगा। स्वास्थ्य अच्छा रहेगा। परिवार के साथ मेलजोल बढ़ेगा। तुला: धन लाभ होगा। नए निवेश में सावधानी बरतें। प्रेम संबंधों में मिठास बढ़ेगी। मानसिक शांति बनी रहेगी। वृश्चिक: कुछ पुराने मुद्दे सुलझेंगे। यात्रा के योग बन रहे हैं। परिजनों के साथ संवाद बढ़ाएं। ध्यान रखें, अधीरता नुकसान कर सकती है। धनु: आज आर्थिक पक्ष मजबूत रहेगा। कार्यस्थल पर सकारात्मक माहौल होगा। शिक्षा के क्षेत्र में सफलता मिलेगी। मकर: परिवार के साथ मनमुटाव हो सकता है। संयम से काम लें। स्वास्थ्य का ध्यान रखें। निवेश से बचें। कुम्भ:आज आपकी मेहनत रंग लाएगी। नए प्रोजेक्ट शुरू होंगे। दोस्तों का सहयोग मिलेगा। जोखिम से बचें। मीन: आर्थिक स्थिति मजबूत होगी। घर में खुशहाली बनी रहेगी। स्वास्थ्य ठीक रहेगा। दान-पुण्य में रुचि बढ़ेगी। Be on the top of everything happening around the world. Try Punjab Kesari E-Paper Premium Service. 1800 137 6200 Jalandhar Address : Civil Lines, Pucca Bagh Jalandhar Punjab Ph : 0181-5067200, 2280104-107 Email : support@punjabkesari.in Copyright © 2023 PUNJABKESARI.IN All Rights Reserved. फीडबैक दें Thoughts Jokes</w:t>
+        <w:t>Content: New Delhi, Sep 15 (IANS) Ahead of Narendra Modi’s birthday on September 17, Union Agriculture Minister Shivraj Singh Chouhan on Monday shared an emotional anecdote highlighting the Prime Minister's deep respect for party workers. Taking to social media platform X, Chouhan shared his 'My Modi Story' with a video message, recalling the time when PM Modi, then BJP’s General Secretary, toured Madhya Pradesh extensively, meeting countless workers across the state. “Modi ji used to travel across Madhya Pradesh tirelessly, connecting with workers at every level. What always stood out was his remarkable memory and unwavering respect for every individual who contributed to the party,” Union Minister Chouhan said. He also recalled one incident involving former minister Laxmi Narayan Gupta. “Modi ji once enquired about Laxmi Narayan ji. Later, during a visit to Bhopal for a programme, I suggested he meet him. Without hesitation, Modi ji agreed.” What followed, Chouhan said, left everyone deeply moved. See Also: Champa Biswas – The Case that Defined Bihar’s ‘Jungle Raj’ “We invited Laxmi Narayan ji to the venue. We thought Modi ji would simply greet him. But the moment he arrived, Modi ji bowed down and touched his feet. It was a profoundly emotional moment.” Chouhan added that despite being the Prime Minister of India and having a packed schedule, PM Modi took the time to engage meaningfully with Gupta. “Modi ji spoke to him warmly, even raising his voice so Laxmi Narayan ji — who had difficulty hearing — could understand him clearly. Only after this heartfelt conversation did he proceed to the main stage.” The meeting, Chouhan shared, turned out to be a final farewell. “Just a few days later, Laxmi Narayan ji passed away. It felt as though he was holding on just to meet Modi ji one last time. That moment left a lasting impression on me," he said. Prime Minister Modi was born on September 17, 1950, in Vadnagar, a small town in Gujarat’s Mehsana district. He was the third of six children born to Damodardas Modi and Hiraben Modi. The BJP celebrates his birthday as Sewa Diwas (Day of Service), marked by a series of welfare activities including blood donation camps, cleanliness drives, and health check-up initiatives. [VP] Suggested Reading: Subscribe to our channels on YouTube and WhatsApp @NewsGram</w:t>
       </w:r>
     </w:p>
     <w:p>
@@ -1190,7 +1190,7 @@
     </w:p>
     <w:p>
       <w:r>
-        <w:t>Title: कृषि मंत्री बोले- सभी जिलों में खाद का पर्याप्त स्टॉक:कलेक्टरों को व्यवस्था कराने दिए निर्देश; किसानों ने शिवराज के सामने किया था विराेध</w:t>
+        <w:t>Title: We will make India food basket of the world: Shivraj Singh Chouhan</w:t>
       </w:r>
     </w:p>
     <w:p>
@@ -1202,13 +1202,13 @@
           <w:rPr>
             <w:color w:val="0000FF"/>
           </w:rPr>
-          <w:t>https://www.bhaskar.com/local/mp/bhopal/news/shivraj-said-if-there-is-no-crisis-of-fertilizer-then-instructions-to-collectors-135901032.html</w:t>
+          <w:t>https://www.mangalorean.com/we-will-make-india-food-basket-of-the-world-shivraj-singh-chouhan/</w:t>
         </w:r>
       </w:hyperlink>
     </w:p>
     <w:p>
       <w:r>
-        <w:t>Content: सतना में खाद की कमी को लेकर किसानों के केंद्रीय कृषि मंत्री शिवराज सिंह चौहान का रास्ता रोके जाने के बाद अब प्रदेश सरकार सक्रिय हो गई है। प्रदेश के किसान कल्याण एवं कृषि विकास मंत्री एदल सिंह कंसाना ने सभी कलेक्टरों को खाद वितरण की व्यवस्था दुरुस्त क कृषि मंत्री कंसाना ने कहा कि प्रदेश में खाद का पर्याप्त भंडार मौजूद है और कलेक्टरों की जिम्मेदारी है कि वे अपने जिलों में खाद वितरण को सुव्यवस्थित करें, ताकि किसानों को परेशानी न हो। कंसाना बोले- पर्याप्त खाद कंसाना ने बताया कि इस साल खाद की आपूर्ति पिछले साल की तुलना में अधिक है। यूरिया की पिछले साल (1 अप्रैल से 9 सितंबर 2024) तक 15.83 लाख मीट्रिक टन की बिक्री हुई थी। इस साल (9 सितंबर 2025 तक) 18.34 लाख मीट्रिक टन यूरिया का स्टॉक रहा, जिसमें से अब तक 16.19 लाख मीट्रिक टन की बिक्री हो चुकी है। अभी भी 2.15 लाख मीट्रिक टन यूरिया उपलब्ध है। वहीं, डीएपी + एनपीके की पिछले साल इस अवधि में 9.39 लाख मीट्रिक टन की बिक्री हुई थी। इस साल 13.96 लाख मीट्रिक टन का स्टॉक रहा, जिसमें से 9.71 लाख मीट्रिक टन की बिक्री हो चुकी है। वर्तमान में 4.25 लाख मीट्रिक टन डीएपी व एनपीके खाद मौजूद है। कंसाना ने बताया कि प्रदेश में रोजाना 7 से 8 रैक खाद अलग-अलग जिलों में भेजे जा रहे हैं। शिवराज बोले- जरूरत पड़ी तो केंद्र से और खाद दिलवाऊंगा गुरुवार को सतना दौरे पर पहुंचे केंद्रीय कृषि मंत्री शिवराज सिंह चौहान को उस समय किसानों और कांग्रेस विधायक सिद्धार्थ कुशवाहा ने घेर लिया, जब उन्होंने खाद की किल्लत का मुद्दा उठाया। इसके बाद मीडिया से चर्चा करते हुए शिवराज सिंह चौहान ने कहा प्रदेश में खाद की कोई कमी नहीं है। सतना में खाद संकट की जानकारी मिलने के बाद मैंने जिला प्रशासन, राज्य सरकार और केंद्र सरकार के फर्टिलाइज़र विभाग से बात की है। बारिश अच्छी हुई है, इसलिए यूरिया की मांग ज़्यादा है, जिसकी पूर्ति की जा रही है। उन्होंने कहा कि, मैं राज्य सरकार से चर्चा करूंगा कि कलेक्टरों के माध्यम से खाद का सही तरीके से वितरण कराया जाए। यदि जरूरत पड़ी तो केंद्र सरकार से और खाद मंगाने की व्यवस्था भी की जाएगी। Copyright © 2024-25 DB Corp ltd., All Rights Reserved This website follows the DNPA Code of Ethics.</w:t>
+        <w:t>Content: We will make India food basket of the world: Shivraj Singh Chouhan New Delhi: There will be no shortage of food grains, fruits or vegetables in the country and India will become the food basket of the world, Union Agriculture Minister Shivraj Singh Chouhan has said. Speaking at the two-day ‘National Agriculture Conference – Rabi Abhiyan 2025’ here, Chouhan said agriculture in the country is growing at 3.7 per cent, the highest in the world, thanks to the hard work of our farmers and scientists, and the government’s farmer-friendly policies. He emphasised that the Centre and the states are united, “and for our nation, our people, and our farmers, we will continue working together with full strength as their welfare is paramount”. “We are fortunate to have the responsibility of transforming India’s agricultural landscape. We are not ordinary people; we are those who shape the destiny of half of the nation’s population. We must work with great diligence. Our true concern is the farmer and their upliftment,” the minister highlighted. Chouhan further stated that only bio-stimulants (plant growth enhancers) that meet all standards and benchmarks will now be allowed for sale. “We will not allow farmers to be exploited. Agricultural extension work is extremely important; together with the Central Government, all state agriculture departments, agricultural universities, Krishi Vigyan Kendras, and all related organisations must prepare concrete programmes and strategies and work rapidly at the ground level. Officers should add value to their work,” said the minister. “We are only concerned about agriculture and the farmer, for which we will work with our full dedication. With this spirit, the Rabi Conference will deliberate and work to improve the situation of farmers,” he added. He said that weather is no longer predictable, hence more and more farmers should be covered under crop insurance, and officers should make efforts to ensure that. “The Pradhan Mantri Fasal Bima Yojana must be implemented effectively so that farmers get relief. The ‘Viksit Krishi Sankalp Abhiyan’ will again be carried out in October with joint participation of the Centre and states. Now agricultural research must focus on solving farmers’ problems, not merely on publishing papers. In flood-affected areas, the entire administration should work swiftly to provide relief,” Chouhan emphasised. The conference is being attended by senior officials of the Centre and states, scientists from the Indian Council of Agricultural Research (ICAR), agricultural experts, farmer representatives, and other stakeholders. The opinions, views, and thoughts expressed by the readers and those providing comments are theirs alone and do not reflect the opinions of www.mangalorean.com or any employee thereof. www.mangalorean.com is not responsible for the accuracy of any of the information supplied by the readers. Responsibility for the content of comments belongs to the commenter alone. We request the readers to refrain from posting defamatory, inflammatory comments and not indulge in personal attacks. However, it is obligatory on the part of www.mangalorean.com to provide the IP address and other details of senders of such comments to the concerned authorities upon their request. Hence we request all our readers to help us to delete comments that do not follow these guidelines by informing us at info@mangalorean.com. Lets work together to keep the comments clean and worthful, thereby make a difference in the community. We request the readers to refrain from posting defamatory, inflammatory comments and not indulge in personal attacks. However, it is obligatory on the part of www.mangalorean.com to provide the IP address and other details of senders of such comments to the concerned authorities upon their request. Hence we request all our readers to help us to delete comments that do not follow these guidelines by informing us at info@mangalorean.com. Lets work together to keep the comments clean and worthful, thereby make a difference in the community. Δ The opinions, views, and thoughts expressed by the readers and those providing comments are theirs alone and do not reflect the opinions of www.mangalorean.com or any employee thereof. www.mangalorean.com is not responsible for the accuracy of any of the information supplied by the readers. Responsibility for the content of comments belongs to the commenter alone. We request the readers to refrain from posting defamatory, inflammatory comments and not indulge in personal attacks. However, it is obligatory on the part of www.mangalorean.com to provide the IP address and other details of senders of such comments to the concerned authorities upon their request. Hence we request all our readers to help us to delete comments that do not follow these guidelines by informing us at info@mangalorean.com. Lets work together to keep the comments clean and worthful, thereby make a difference in the community. We request the readers to refrain from posting defamatory, inflammatory comments and not indulge in personal attacks. However, it is obligatory on the part of www.mangalorean.com to provide the IP address and other details of senders of such comments to the concerned authorities upon their request. Hence we request all our readers to help us to delete comments that do not follow these guidelines by informing us at info@mangalorean.com. Lets work together to keep the comments clean and worthful, thereby make a difference in the community. Δ Connect over WhatsApp for more details Subscribe to WhatsApp Channel A password will be e-mailed to you. Username E-mail</w:t>
       </w:r>
     </w:p>
     <w:p>
@@ -1221,7 +1221,7 @@
     </w:p>
     <w:p>
       <w:r>
-        <w:t>Title: ट्रेन में अचानक पहुंचे कृषि मंत्री शिवराज, सेल्फी लेने उमड़ी भीड़, यादगार बन गया सफर Video</w:t>
+        <w:t>Title: New Delhi: Shivraj Singh Chouhan Addresses Press Conference #Gallery</w:t>
       </w:r>
     </w:p>
     <w:p>
@@ -1233,13 +1233,13 @@
           <w:rPr>
             <w:color w:val="0000FF"/>
           </w:rPr>
-          <w:t>https://mp.punjabkesari.in/national/news/shivraj-suddenly-arrived-in-the-sleeper-coach-and-a-crowd-gathered-to-take-self-2210879</w:t>
+          <w:t>https://www.socialnews.xyz/2025/09/16/new-delhi-shivraj-singh-chouhan-addresses-press-conference-gallery-2/</w:t>
         </w:r>
       </w:hyperlink>
     </w:p>
     <w:p>
       <w:r>
-        <w:t>Content: 20 hours ago 1 day ago 1 day ago 1 day ago 2 days ago 2 days ago 2 days ago 3 days ago 3 days ago 3 days ago 3 days ago 5 days ago 5 days ago 6 days ago 6 days ago 7 days ago 8 days ago 9 days ago 9 days ago 10 days ago 12 days ago 12 days ago 12 days ago 12 days ago 12 days ago 12 days ago 2 weeks ago 2 weeks ago 2 weeks ago 2 weeks ago Monday Main Menu धर्म/कुंडली टीवी नारी Photos Videos हिमाचल प्रदेश पंजाब हरियाणा उत्तर प्रदेश Breaking ट्रेन में अचानक पहुंचे कृषि मंत्री शिवराज, सेल्फी लेने उमड़ी भीड़, यादगार बन गया सफर Video Edited By Vikas Tiwari, Updated: 11 Sep, 2025 02:08 PM केंद्रीय कृषि मंत्री शिवराज सिंह चौहान का मध्यप्रदेश में क्रेज अब भी बरकरार है। पद बदलने के बावजूद प्रदेश में उनकी लोकप्रियता कम होती नजर नहीं आती। राजधानी भोपाल से सतना जा रही रेवांचल एक्सप्रेस में इसका ताजा नजारा देखने को मिला। भोपाल: केंद्रीय कृषि मंत्री शिवराज सिंह चौहान का मध्यप्रदेश में क्रेज अब भी बरकरार है। पद बदलने के बावजूद प्रदेश में उनकी लोकप्रियता कम होती नजर नहीं आती। राजधानी भोपाल से सतना जा रही रेवांचल एक्सप्रेस में इसका ताजा नजारा देखने को मिला। अचानक से ट्रेन के स्लीपर कोच में पहुंचे कृषि मंत्री शिवराज, यात्रियों का सफर बन गया यादगार, लोगों ने ली सेल्फी@ChouhanShivraj #ShivrajSinghchauhan pic.twitter.com/BpFE8d5CLk — Punjab Kesari-MadhyaPradesh/Chhattisgarh (@punjabkesarimp) September 11, 2025 यात्रियों ने घेरा, ली सेल्फी दरअसल, रात में अचानक स्लीपर कोच में पहुंचे शिवराज सिंह चौहान से मिलने और सेल्फी लेने के लिए यात्रियों का हुजूम लग गया। इस दौरान शिवराज भी अपने चिर-परिचित अंदाज में यात्रियों से घुल-मिल गए। उन्होंने हर किसी से सप्रेम मुलाकात की और कई लोगों के साथ तस्वीरें खिंचवाई। बच्चों को आशीर्वाद, बहनों पर प्यार ट्रेन में सफर के दौरान शिवराज छोटे बच्चों को आशीर्वाद देते नजर आए, वहीं बहनों पर स्नेह लुटाते रहे। बड़े-बुजुर्गों से हाथ मिलाकर हालचाल पूछा और दुआ-सलाम किया। यात्रियों के स्नेह को देखकर शिवराज खुद भी अभिभूत हो गए। और ये भी पढ़े महिलाओं के हंगामे के बीच कृषि मंत्री शिवराज का कार्यक्रम रद्द! सतना में पुलिस-कांग्रेसियों में... मिल गई अर्चना तिवारी! 12 दिन की गुमशुदगी, रहस्यमयी सफर और अचानक बरामदगी, आखिर कहां थी सिविल जज... सरकार के फैसले के खिलाफ हुए कृषि मंत्री.. बोले- कैलारस शुगर मिल होगी चालू, कैबिनेट ने MSME को सौंपा... सोशल मीडिया पर साझा किए पल भोपाल से सतना के लिए इस रेल यात्रा के दौरान शिवराज ने अपने सोशल मीडिया अकाउंट पर तस्वीरें साझा करते हुए लिखा कि भोपाल से सतना जा रहा हूं। कल वहां 'एक राष्ट्र–एक चुनाव' सहित कई महत्वपूर्ण कार्यक्रमों में सहभागिता करनी है। इस दौरान ट्रेन में यात्रियों का प्रेम नई ऊर्जा दे रहा है। भांजे-भांजियों के साथ गपशप से यात्रा का आनंद बढ़ गया है। बच्चों को आशीर्वाद, बहनों पर प्यार ट्रेन में सफर के दौरान शिवराज छोटे बच्चों को आशीर्वाद देते नजर आए, वहीं बहनों पर स्नेह लुटाते रहे। बड़े-बुजुर्गों से हाथ मिलाकर हालचाल पूछा और दुआ-सलाम किया। यात्रियों के स्नेह को देखकर शिवराज खुद भी अभिभूत हो गए। और ये भी पढ़े महिलाओं के हंगामे के बीच कृषि मंत्री शिवराज का कार्यक्रम रद्द! सतना में पुलिस-कांग्रेसियों में... मिल गई अर्चना तिवारी! 12 दिन की गुमशुदगी, रहस्यमयी सफर और अचानक बरामदगी, आखिर कहां थी सिविल जज... सरकार के फैसले के खिलाफ हुए कृषि मंत्री.. बोले- कैलारस शुगर मिल होगी चालू, कैबिनेट ने MSME को सौंपा... सोशल मीडिया पर साझा किए पल भोपाल से सतना के लिए इस रेल यात्रा के दौरान शिवराज ने अपने सोशल मीडिया अकाउंट पर तस्वीरें साझा करते हुए लिखा कि भोपाल से सतना जा रहा हूं। कल वहां 'एक राष्ट्र–एक चुनाव' सहित कई महत्वपूर्ण कार्यक्रमों में सहभागिता करनी है। इस दौरान ट्रेन में यात्रियों का प्रेम नई ऊर्जा दे रहा है। भांजे-भांजियों के साथ गपशप से यात्रा का आनंद बढ़ गया है। महिलाओं के हंगामे के बीच कृषि मंत्री शिवराज का कार्यक्रम रद्द! सतना में पुलिस-कांग्रेसियों में... मिल गई अर्चना तिवारी! 12 दिन की गुमशुदगी, रहस्यमयी सफर और अचानक बरामदगी, आखिर कहां थी सिविल जज... सरकार के फैसले के खिलाफ हुए कृषि मंत्री.. बोले- कैलारस शुगर मिल होगी चालू, कैबिनेट ने MSME को सौंपा... सोशल मीडिया पर साझा किए पल भोपाल से सतना के लिए इस रेल यात्रा के दौरान शिवराज ने अपने सोशल मीडिया अकाउंट पर तस्वीरें साझा करते हुए लिखा कि भोपाल से सतना जा रहा हूं। कल वहां 'एक राष्ट्र–एक चुनाव' सहित कई महत्वपूर्ण कार्यक्रमों में सहभागिता करनी है। इस दौरान ट्रेन में यात्रियों का प्रेम नई ऊर्जा दे रहा है। भांजे-भांजियों के साथ गपशप से यात्रा का आनंद बढ़ गया है। भाजपा मंचों पर संस्कारों की बात करती है, और नेता महिलाओं के साथ पकड़े जाते हैं...BJP नेता के अश्लील... यात्रियों के लिए रेलवे की बड़ी सौगात: दीपावली-छठ पर चलेंगी 3 स्पेशल ट्रेनें सिंधिया ने समर्थकों को गेट से बाहर निकाला, भीड़ बढ़ी तो पुलिस संग मिलकर संभाली स्थिति शिवराज के फैसले को CM मोहन ने पलटा, CPA की होगी वापसी, जानिए क्या काम करता है ये विभाग? दिग्विजय सिंह बोले- ‘शिवराज को टारगेट कर रही BJP सरकार, किसानों के साथ हो रही बर्बरता' दी ये नसीहत ‘पंजाब बाढ़ में डूबा है, देशवासियों को सेवा का हाथ बढ़ाना चाहिए’ शिवराज सिंह ने जनता से की मार्मिक... GST दरों में बदलाव से सबसे ज्यादा फायदा किसानों को होगा-शिवराज चौहान, कांग्रेस का काम आरोप लगाना GST सुधार से किसानों के “खेत का राजा” ट्रैक्टर हो जाएगा सस्ता-शिवराज चौहान PM को किसानो की चिंता है! भोपाल में तेहरवीं कार्यक्रम में हादसा, अचानक धंसी जमीन, गड्ढे में गिरी आधा दर्जन महिलाएं MP के 12 मंत्रियों पर आपराधिक मामले, टॉप पर मंत्री कैलाश विजयवर्गीय.. 5 FIR दर्ज USD $ 15/09/2025 08:30 IST CAD $ 15/09/2025 08:30 IST AUD $ 15/09/2025 08:30 IST EUR € 15/09/2025 08:30 IST NZD $ 15/09/2025 08:30 IST AED د.إ 15/09/2025 08:30 IST GBP £ 15/09/2025 08:30 IST Bitcoin Ethereum Tether BNB USD Coin XRP Terra Solana 20.0 20.0 Royal Challengers Bengaluru win by 6 runs मेष: आज आप अपनी ऊर्जा और उत्साह से कार्यक्षेत्र में अच्छा प्रदर्शन करेंगे। पुराने विवाद खत्म होंगे। निवेश सोच-समझकर करें। वृषभ: परिवार के साथ समय बिताने का मौका मिलेगा। आर्थिक मामलों में सावधानी रखें। स्वास्थ्य थोड़ा अनुकूल रहेगा। मिथुन: संचार के मामले बेहतर रहेंगे। नए संपर्क और अवसर मिलेंगे। वाहन सावधानी से चलाएं। कर्क: मन में तनाव रह सकता है लेकिन समाधान भी निकलेगा। दोस्तों से मदद मिलेगी। खर्चों पर नियंत्रण रखें। सिंह: कार्यक्षेत्र में सफलता मिलेगी। सम्मान मिलेगा। नए काम की शुरुआत हो सकती है। ध्यान रखें, अहंकार न बढ़ाएं। कन्या: अवसर आपके पक्ष में हैं। नौकरी या व्यवसाय में लाभ होगा। स्वास्थ्य अच्छा रहेगा। परिवार के साथ मेलजोल बढ़ेगा। तुला: धन लाभ होगा। नए निवेश में सावधानी बरतें। प्रेम संबंधों में मिठास बढ़ेगी। मानसिक शांति बनी रहेगी। वृश्चिक: कुछ पुराने मुद्दे सुलझेंगे। यात्रा के योग बन रहे हैं। परिजनों के साथ संवाद बढ़ाएं। ध्यान रखें, अधीरता नुकसान कर सकती है। धनु: आज आर्थिक पक्ष मजबूत रहेगा। कार्यस्थल पर सकारात्मक माहौल होगा। शिक्षा के क्षेत्र में सफलता मिलेगी। मकर: परिवार के साथ मनमुटाव हो सकता है। संयम से काम लें। स्वास्थ्य का ध्यान रखें। निवेश से बचें। कुम्भ:आज आपकी मेहनत रंग लाएगी। नए प्रोजेक्ट शुरू होंगे। दोस्तों का सहयोग मिलेगा। जोखिम से बचें। मीन: आर्थिक स्थिति मजबूत होगी। घर में खुशहाली बनी रहेगी। स्वास्थ्य ठीक रहेगा। दान-पुण्य में रुचि बढ़ेगी। Be on the top of everything happening around the world. Try Punjab Kesari E-Paper Premium Service. 1800 137 6200 Jalandhar Address : Civil Lines, Pucca Bagh Jalandhar Punjab Ph : 0181-5067200, 2280104-107 Email : support@punjabkesari.in Copyright © 2023 PUNJABKESARI.IN All Rights Reserved. फीडबैक दें Thoughts Jokes</w:t>
+        <w:t>Content: Home » Gallery » Other » New Delhi: Shivraj Singh Chouhan Addresses Press Conference #Gallery Posted By: Social News XYZ September 16, 2025 New Delhi: Union Minister of Agriculture and Farmers Welfare and Rural Development Shivraj Singh Chouhan addresses a press conference on the National Conference on Agriculture for Rabi Campaign 2025 at the National Agriculture Science Complex, Pusa, in New Delhi on Tuesday, September 16, 2025. Bihar Deputy Chief Minister Vijay Kumar Sinha and Uttar Pradesh Agriculture Minister Surya Pratap Shahi are also present. (IANS/PIB) New Delhi: Union Minister of Agriculture and Farmers Welfare and Rural Development Shivraj Singh Chouhan addresses a press conference on the National Conference on Agriculture for Rabi Campaign 2025 at the National Agriculture Science Complex, Pusa, in New Delhi on Tuesday, September 16, 2025. Bihar Deputy Chief Minister Vijay Kumar Sinha and Uttar Pradesh Agriculture Minister Surya Pratap Shahi are also present. (IANS/PIB) An Indo-American News website. It covers Gossips, Politics, Movies, Technolgy, and Sports News and Photo Galleries and Live Coverage of Events via Youtube. The website is established in 2015 and is owned by AGK FIRE INC. Copyright 2025 | AGK FIRE INC| Terms of Service / Privacy Policy | Contact Us</w:t>
       </w:r>
     </w:p>
     <w:p>
@@ -1252,7 +1252,7 @@
     </w:p>
     <w:p>
       <w:r>
-        <w:t>Title: पत्नी साधना के साथ पचमढ़ी पहुंचे केंद्रीय मंत्री शिवराज:बड़े महादेव के किए दर्शन, सोशल मीडिया पर पोस्ट में लिखा 'खींच मेरी फोटो'</w:t>
+        <w:t>Title: Jammu: Shivraj Singh Chouhan Press Conference #Gallery</w:t>
       </w:r>
     </w:p>
     <w:p>
@@ -1264,13 +1264,13 @@
           <w:rPr>
             <w:color w:val="0000FF"/>
           </w:rPr>
-          <w:t>https://www.bhaskar.com/local/mp/narmadapuram/news/union-agriculture-minister-shivraj-takes-refuge-in-mahadev-in-pachmarhi-135915881.html</w:t>
+          <w:t>https://www.socialnews.xyz/2025/09/19/jammu-shivraj-singh-chouhan-press-conference-gallery/</w:t>
         </w:r>
       </w:hyperlink>
     </w:p>
     <w:p>
       <w:r>
-        <w:t>Content: केंद्रीय कृषि मंत्री और मध्यप्रदेश के पूर्व मुख्यमंत्री शिवराज सिंह चौहान शनिवार शाम पत्नी साधना सिंह के साथ निजी दौरे पर पचमढ़ी पहुंचे। यहां उन्होंने बड़े महादेव मंदिर में दर्शन कर आशीर्वाद लिया। मंदिर से निकलते समय परिसर में बैठे बंदरों को देखकर शि सोशल मीडिया पर वायरल हुई तस्वीर शिवराज सिंह चौहान के आधिकारिक सोशल मीडिया अकाउंट से तस्वीरें साझा की गईं। कैप्शन लिखा गया- “खींच मेरी फोटो”। इसमें शिवराज, साधना सिंह और उनका स्टाफ हंसी-खुशी नजर आ रहे हैं। इस पोस्ट पर 2 घंटे में ही 300 से ज्यादा कमेंट और 8 हजार लाइक आ गए। बिना प्रतिनिधि और अफसरों के निजी दौरा केंद्रीय मंत्री का यह दौरा पूरी तरह निजी रहा। प्रोटोकॉल के तहत सिर्फ पिपरिया एसडीएम अनिशा श्रीवास्तव ने रविशंकर भवन में गुलदस्ता देकर उनका स्वागत किया। इसके अलावा कोई जनप्रतिनिधि या अफसर मौजूद नहीं रहा। पसंदीदा जगह है पचमढ़ी सतपुड़ा की वादियों के बीच स्थित पचमढ़ी शिवराज सिंह चौहान की पसंदीदा जगह रही है। वे मुख्यमंत्री रहते भी साल में एक-दो बार परिवार के साथ यहां आते थे और भोलेनाथ के दर्शन कर शांति और सुकून के पल बिताते थे। Copyright © 2024-25 DB Corp ltd., All Rights Reserved This website follows the DNPA Code of Ethics.</w:t>
+        <w:t>Content: Home » Gallery » Other » Jammu: Shivraj Singh Chouhan Press Conference #Gallery Posted By: Social News XYZ September 19, 2025 An Indo-American News website. It covers Gossips, Politics, Movies, Technolgy, and Sports News and Photo Galleries and Live Coverage of Events via Youtube. The website is established in 2015 and is owned by AGK FIRE INC. Copyright 2025 | AGK FIRE INC| Terms of Service / Privacy Policy | Contact Us</w:t>
       </w:r>
     </w:p>
     <w:p>
@@ -1283,7 +1283,7 @@
     </w:p>
     <w:p>
       <w:r>
-        <w:t>Title: कतार में किसान... कृषि मंत्री बोले- मध्यप्रदेश के किसी जिले में नहीं खाद की कमी</w:t>
+        <w:t>Title: We will make India food basket of the world: Shivraj Singh Chouhan</w:t>
       </w:r>
     </w:p>
     <w:p>
@@ -1295,13 +1295,13 @@
           <w:rPr>
             <w:color w:val="0000FF"/>
           </w:rPr>
-          <w:t>https://starsamachar.com/Farmers-in-queue...-Agriculture-Minister-said---There-is-no-shortage-of-fertilizers-in-any-district-of-Madhya-Pradesh</w:t>
+          <w:t>https://www.socialnews.xyz/2025/09/15/we-will-make-india-food-basket-of-the-world-shivraj-singh-chouhan/amp/</w:t>
         </w:r>
       </w:hyperlink>
     </w:p>
     <w:p>
       <w:r>
-        <w:t>Content: HOME | मध्यप्रदेश | कतार में किसान... कृषि मंत्री बोले- मध्यप्रदेश के किसी जिले में नहीं खाद की कमी मध्यप्रदेश मध्यप्रदेश के सतना में खाद की कमी को लेकर किसानों के केंद्रीय कृषि मंत्री शिवराज सिंह चौहान का रास्ता रोके जाने के बाद अब प्रदेश के कृषि मंत्री और विभागीय अधिकारी सक्रिय हो गए हैं। गौरतलब है कि प्रदेशभर में खाद को लेकर मारा-मारी मची है। किसान रात से ही खाद के लिए कतार में लगे नजर आ रहे हैं। By: Arvind Mishra Sep 12, 20253:25 PM 6 0 कृषि मंत्री एदल सिंह कंसाना ने सभी कलेक्टरों को खाद वितरण की व्यवस्था दुरुस्त करने के निर्देश दिए हैं। भोपाल। स्टार समाचार वेब मध्यप्रदेश के सतना में खाद की कमी को लेकर किसानों के केंद्रीय कृषि मंत्री शिवराज सिंह चौहान का रास्ता रोके जाने के बाद अब प्रदेश के कृषि मंत्री और विभागीय अधिकारी सक्रिय हो गए हैं। गौरतलब है कि प्रदेशभर में खाद को लेकर मारा-मारी मची है। किसान रात से ही खाद के लिए कतार में लगे नजर आ रहे हैं। कहीं-कहीं तो खाद के बदले किसानों को लाठियां भी मिल रही हैं। दरअसल, कृषि मंत्री एदल सिंह कंसाना ने सभी कलेक्टरों को खाद वितरण की व्यवस्था दुरुस्त करने के निर्देश दिए हैं। साथ ही प्रदेश में खाद की किल्लत के बीच कृषि मंत्री कंसाना ने दावा किया है कि प्रदेश में खाद का पर्याप्त भंडार मौजूद है कहीं किसी जिले में कमी नहीं है। कलेक्टरों की जिम्मेदारी है कि वे अपने जिलों में खाद वितरण की व्यवस्था को सुव्यवस्थित करें, ताकि किसानों को परेशानी का सामना न करना पड़े। कंसाना ने यह भी कहा कि मध्यप्रदेश में रोजाना 7 से 8 रैक खाद अलग-अलग जिलों में भेजे जा रहे हैं। कृषि मंत्री कंसाना ने कहा कि इस साल खाद की आपूर्ति पिछले साल की तुलना में अधिक है। यूरिया की पिछले साल (1 अप्रैल से 9 सितंबर 2024) तक 15.83 लाख मीट्रिक टन की बिक्री हुई थी। इस साल (9 सितंबर 2025 तक) 18.34 लाख मीट्रिक टन यूरिया का स्टॉक रहा, जिसमें से अब तक 16.19 लाख मीट्रिक टन की बिक्री हो चुकी है। अभी भी 2.15 लाख मीट्रिक टन यूरिया उपलब्ध है। वहीं, डीएपी + एनपीके की पिछले साल इस अवधि में 9.39 लाख मीट्रिक टन की बिक्री हुई थी। इस साल 13.96 लाख मीट्रिक टन का स्टॉक रहा, जिसमें से 9.71 लाख मीट्रिक टन की बिक्री हो चुकी है। वर्तमान में 4.25 लाख मीट्रिक टन डीएपी व एनपीके खाद मौजूद है। इधर, गुरुवार को सतना दौरे पर पहुंचे केंद्रीय कृषि मंत्री शिवराज सिंह चौहान ने कहा प्रदेश में खाद की कोई कमी नहीं है। सतना में खाद संकट की जानकारी मिलने के बाद मैंने जिला प्रशासन, राज्य सरकार और केंद्र सरकार के फर्टिलाइजर विभाग से बात की है। बारिश अच्छी हुई है, इसलिए यूरिया की मांग ज्यादा है, जिसकी पूर्ति की जा रही है। मैं राज्य सरकार से चर्चा करूंगा कि कलेक्टरों के माध्यम से खाद का सही तरीके से वितरण कराया जाए। यदि जरूरत पड़ी तो केंद्र सरकार से और खाद मंगाने की व्यवस्था भी की जाएगी। वहीं विधानसभा में नेता प्रतिपक्ष उमंग सिंघार ने प्रदेश में खाद की किल्लत को लेकर सरकार को घेरा है। उन्होंने कहा कि प्रदेश में खाद की कालाबाजारी हो रही है। सिंघार ने कहा खाद कागजों में है लिकिन किसानों को नहीं मिल रही है। हमने सुझाव दिया था सोसायटी के बजाय पंचायत स्तर पर मंगवाकर उतना खाद दे दिया जाए। सिंघार ने कहा कि कालाबाजारी के कारण मध्यप्रदेश में खाद वितरण नहीं हो रही है। 16 लाख यूरिया,7 लाख डीएपी बची रही ये 3 साल का आंकड़ा है। उन्होंने सवाल उठाया कि अगर यूरिया और डीएपी बचा हुआ है तो फिर क्यों आ रही है किसानों को दिक्कतें। ये मेरी नहीं सदन के अंदर फर्टिलाइजर विभाग ने जानकारी दी है। Arvind Mishra 5 0 रीवा और मऊगंज में अगस्त महीने में 90 मृतकों के शव नि:शुल्क शव वाहन से घरों तक पहुँचाए गए। सरकार ने 108 एम्बुलेंस सेवा को मरीजों की जान बचाने के साथ ही अब शव ढोने की जिम्मेदारी भी दे दी है। यह सेवा नि:शुल्क है लेकिन इसमें कई खामियाँ हैं, जैसे-शव वाहन जिला सीमा पार नहीं कर सकता। By: Yogesh Patel Sep 13, 202510:10 PM 6 0 रीवा के संजय गांधी अस्पताल में डिप्टी सीएम के लोकार्पण कार्यक्रम से पहले बड़ा हादसा टल गया। एसी डक्ट सिस्टम के पैनल में अचानक आग भड़क गई, जिससे भगदड़ जैसी स्थिति बन गई। कर्मचारियों ने तत्परता दिखाते हुए समय रहते आग पर काबू पाया। बताया जा रहा है कि शॉर्ट सर्किट और पुराने तारों के कारण यह घटना हुई। By: Yogesh Patel Sep 13, 20259:50 PM 9 0 रीवा में संजय गांधी अस्पताल को नई सुविधाओं से सुसज्जित किया गया। उप मुख्यमंत्री राजेन्द्र शुक्ला ने डक्ट कूलिंग सिस्टम और 17 व्हील चेयर का लोकार्पण किया। उन्होंने कहा कि डॉक्टरों का अच्छा व्यवहार ही रोगियों को आधा स्वस्थ कर देता है। रीवा अब तेजी से मेडिकल हब बनने की दिशा में अग्रसर है। By: Yogesh Patel Sep 13, 20259:39 PM 6 0 रीवा में संजय गांधी अस्पताल को नई सुविधाओं से सुसज्जित किया गया। उप मुख्यमंत्री राजेन्द्र शुक्ला ने डक्ट कूलिंग सिस्टम और 17 व्हील चेयर का लोकार्पण किया। उन्होंने कहा कि डॉक्टरों का अच्छा व्यवहार ही रोगियों को आधा स्वस्थ कर देता है। रीवा अब तेजी से मेडिकल हब बनने की दिशा में अग्रसर है। By: Yogesh Patel Sep 13, 20259:37 PM 6 0 रीवा में संजय गांधी अस्पताल को नई सुविधाओं से सुसज्जित किया गया। उप मुख्यमंत्री राजेन्द्र शुक्ला ने डक्ट कूलिंग सिस्टम और 17 व्हील चेयर का लोकार्पण किया। उन्होंने कहा कि डॉक्टरों का अच्छा व्यवहार ही रोगियों को आधा स्वस्थ कर देता है। रीवा अब तेजी से मेडिकल हब बनने की दिशा में अग्रसर है। By: Yogesh Patel Sep 13, 20259:37 PM 5 0 रीवा और मऊगंज में अगस्त महीने में 90 मृतकों के शव नि:शुल्क शव वाहन से घरों तक पहुँचाए गए। सरकार ने 108 एम्बुलेंस सेवा को मरीजों की जान बचाने के साथ ही अब शव ढोने की जिम्मेदारी भी दे दी है। यह सेवा नि:शुल्क है लेकिन इसमें कई खामियाँ हैं, जैसे-शव वाहन जिला सीमा पार नहीं कर सकता। By: Yogesh Patel Sep 13, 202510:10 PM 6 0 रीवा के संजय गांधी अस्पताल में डिप्टी सीएम के लोकार्पण कार्यक्रम से पहले बड़ा हादसा टल गया। एसी डक्ट सिस्टम के पैनल में अचानक आग भड़क गई, जिससे भगदड़ जैसी स्थिति बन गई। कर्मचारियों ने तत्परता दिखाते हुए समय रहते आग पर काबू पाया। बताया जा रहा है कि शॉर्ट सर्किट और पुराने तारों के कारण यह घटना हुई। By: Yogesh Patel Sep 13, 20259:50 PM 9 0 रीवा में संजय गांधी अस्पताल को नई सुविधाओं से सुसज्जित किया गया। उप मुख्यमंत्री राजेन्द्र शुक्ला ने डक्ट कूलिंग सिस्टम और 17 व्हील चेयर का लोकार्पण किया। उन्होंने कहा कि डॉक्टरों का अच्छा व्यवहार ही रोगियों को आधा स्वस्थ कर देता है। रीवा अब तेजी से मेडिकल हब बनने की दिशा में अग्रसर है। By: Yogesh Patel Sep 13, 20259:39 PM 6 0 रीवा में संजय गांधी अस्पताल को नई सुविधाओं से सुसज्जित किया गया। उप मुख्यमंत्री राजेन्द्र शुक्ला ने डक्ट कूलिंग सिस्टम और 17 व्हील चेयर का लोकार्पण किया। उन्होंने कहा कि डॉक्टरों का अच्छा व्यवहार ही रोगियों को आधा स्वस्थ कर देता है। रीवा अब तेजी से मेडिकल हब बनने की दिशा में अग्रसर है। By: Yogesh Patel Sep 13, 20259:37 PM 6 0 रीवा में संजय गांधी अस्पताल को नई सुविधाओं से सुसज्जित किया गया। उप मुख्यमंत्री राजेन्द्र शुक्ला ने डक्ट कूलिंग सिस्टम और 17 व्हील चेयर का लोकार्पण किया। उन्होंने कहा कि डॉक्टरों का अच्छा व्यवहार ही रोगियों को आधा स्वस्थ कर देता है। रीवा अब तेजी से मेडिकल हब बनने की दिशा में अग्रसर है। By: Yogesh Patel Sep 13, 20259:37 PM</w:t>
+        <w:t>Content: New Delhi, Sep 16 (SocialNews.XYZ) There will be no shortage of food grains, fruits or vegetables in the country and India will become the food basket of the world, Union Agriculture Minister Shivraj Singh Chouhan has said. Speaking at the two-day ‘National Agriculture Conference – Rabi Abhiyan 2025’ here, Chouhan said agriculture in the country is growing at 3.7 per cent, the highest in the world, thanks to the hard work of our farmers and scientists, and the government’s farmer-friendly policies. He emphasised that the Centre and the states are united, “and for our nation, our people, and our farmers, we will continue working together with full strength as their welfare is paramount”. “We are fortunate to have the responsibility of transforming India’s agricultural landscape. We are not ordinary people; we are those who shape the destiny of half of the nation’s population. We must work with great diligence. Our true concern is the farmer and their upliftment,” the minister highlighted. Chouhan further stated that only bio-stimulants (plant growth enhancers) that meet all standards and benchmarks will now be allowed for sale. “We will not allow farmers to be exploited. Agricultural extension work is extremely important; together with the Central Government, all state agriculture departments, agricultural universities, Krishi Vigyan Kendras, and all related organisations must prepare concrete programmes and strategies and work rapidly at the ground level. Officers should add value to their work,” said the minister. “We are only concerned about agriculture and the farmer, for which we will work with our full dedication. With this spirit, the Rabi Conference will deliberate and work to improve the situation of farmers,” he added. He said that weather is no longer predictable, hence more and more farmers should be covered under crop insurance, and officers should make efforts to ensure that. “The Pradhan Mantri Fasal Bima Yojana must be implemented effectively so that farmers get relief. The ‘Viksit Krishi Sankalp Abhiyan’ will again be carried out in October with joint participation of the Centre and states. Now agricultural research must focus on solving farmers’ problems, not merely on publishing papers. In flood-affected areas, the entire administration should work swiftly to provide relief,” Chouhan emphasised. The conference is being attended by senior officials of the Centre and states, scientists from the Indian Council of Agricultural Research (ICAR), agricultural experts, farmer representatives, and other stakeholders. —IANS na/ Source: IANS Gopi Adusumilli is a Programmer. He is the editor of SocialNews.XYZ and President of AGK Fire Inc. He enjoys designing websites, developing mobile applications and publishing news articles on current events from various authenticated news sources. When it comes to writing he likes to write about current world politics and Indian Movies. His future plans include developing SocialNews.XYZ into a News website that has no bias or judgment towards any. He can be reached at gopi@socialnews.xyz This website uses cookies.</w:t>
       </w:r>
     </w:p>
     <w:p>
@@ -1314,7 +1314,7 @@
     </w:p>
     <w:p>
       <w:r>
-        <w:t>Title: शिवराज के फैसले को CM मोहन ने पलटा, CPA की होगी वापसी, जानिए क्या काम करता है ये विभाग?</w:t>
+        <w:t>Title: New Delhi: Shivraj Singh Chouhan Addresses Press Conference on GST Reforms #Gallery</w:t>
       </w:r>
     </w:p>
     <w:p>
@@ -1326,13 +1326,13 @@
           <w:rPr>
             <w:color w:val="0000FF"/>
           </w:rPr>
-          <w:t>https://mp.punjabkesari.in/madhya-pradesh/news/the-mp-government-will-take-another-loan-of-4000-crore-rupees-the-funds-will-be-2209682</w:t>
+          <w:t>https://www.socialnews.xyz/2025/09/19/new-delhi-shivraj-singh-chouhan-addresses-press-conference-on-gst-reforms-gallery/</w:t>
         </w:r>
       </w:hyperlink>
     </w:p>
     <w:p>
       <w:r>
-        <w:t>Content: 20 hours ago 1 day ago 1 day ago 1 day ago 2 days ago 2 days ago 2 days ago 3 days ago 3 days ago 3 days ago 3 days ago 5 days ago 5 days ago 6 days ago 6 days ago 7 days ago 8 days ago 9 days ago 9 days ago 10 days ago 12 days ago 12 days ago 12 days ago 12 days ago 12 days ago 12 days ago 2 weeks ago 2 weeks ago 2 weeks ago 2 weeks ago Monday Main Menu धर्म/कुंडली टीवी नारी Photos Videos हिमाचल प्रदेश पंजाब हरियाणा उत्तर प्रदेश Breaking शिवराज के फैसले को CM मोहन ने पलटा, CPA की होगी वापसी, जानिए क्या काम करता है ये विभाग? Edited By Vikas Tiwari, Updated: 09 Sep, 2025 01:15 PM राजधानी परियोजना प्रशासन (सीपीए) को लेकर बना असमंजस आखिर खत्म हो गया है। तीन साल पहले बंद किए गए सीपीए को अब नए स्वरूप में दोबारा शुरू करने की तैयारी है। सूत्रों के अनुसार, इसे भोपाल मेट्रोपॉलिटन एरिया के विकास की जिम्मेदारी दी जा सकती है। अंतिम... भोपाल: राजधानी परियोजना प्रशासन (सीपीए) को लेकर बना असमंजस आखिर खत्म हो गया है। तीन साल पहले बंद किए गए सीपीए को अब नए स्वरूप में दोबारा शुरू करने की तैयारी है। सूत्रों के अनुसार, इसे भोपाल मेट्रोपॉलिटन एरिया के विकास की जिम्मेदारी दी जा सकती है। अंतिम फैसला मुख्यमंत्री लेंगे। दरअसल, सीपीए को अगस्त 2021 में तत्कालीन मुख्यमंत्री शिवराज सिंह चौहान ने अचानक बंद कर दिया था। उस समय भोपाल की सड़कों की खस्ताहाल स्थिति को लेकर हुई समीक्षा बैठक में शिवराज ने कई एजेंसियों की कार्यप्रणाली पर नाराज़गी जताई थी। बैठक में उन्होंने साफ कहा था कि इतनी सारी एजेंसियों की कोई जरूरत नहीं है और तुरंत सीपीए को बंद करने का आदेश दिया था। इसके बाद 3 मार्च 2022 को कैबिनेट ने इसे बंद करने पर मुहर लगाई और 31 मार्च 2022 को सीपीए आधिकारिक रूप से समाप्त कर दिया गया। पिछले साल मुख्यमंत्री डॉ. मोहन यादव ने शिवराज सरकार का यह फैसला पलटते हुए सीपीए को फिर से शुरू करने के निर्देश दिए थे। तब से इसकी फाइल नगरीय प्रशासन विभाग और सीएम कार्यालय के बीच अटकी हुई थी। 2 सितंबर को नगरीय प्रशासन विभाग ने एक बार फिर सुझाव भेजकर कहा है कि भोपाल मेट्रोपॉलिटन एरिया को ध्यान में रखते हुए सीपीए को नई भूमिका में शुरू किया जा सकता है। नई संरचना में सीपीए केवल भोपाल मेट्रोपॉलिटन क्षेत्र के विकास कार्यों की जिम्मेदारी संभाल सकता है, जिससे शहर की सड़कों और इंफ्रास्ट्रक्चर के प्रबंधन में स्पष्टता आ सके। पिछले साल मुख्यमंत्री डॉ. मोहन यादव ने शिवराज सरकार का यह फैसला पलटते हुए सीपीए को फिर से शुरू करने के निर्देश दिए थे। तब से इसकी फाइल नगरीय प्रशासन विभाग और सीएम कार्यालय के बीच अटकी हुई थी। 2 सितंबर को नगरीय प्रशासन विभाग ने एक बार फिर सुझाव भेजकर कहा है कि भोपाल मेट्रोपॉलिटन एरिया को ध्यान में रखते हुए सीपीए को नई भूमिका में शुरू किया जा सकता है। नई संरचना में सीपीए केवल भोपाल मेट्रोपॉलिटन क्षेत्र के विकास कार्यों की जिम्मेदारी संभाल सकता है, जिससे शहर की सड़कों और इंफ्रास्ट्रक्चर के प्रबंधन में स्पष्टता आ सके। MP CM मोहन बोले- 'राहुल गांधी को नाना-नानी के पास चले जाना चाहिए, उनको इस जगत में रहने का अधिकार... स्कूटी मिलते ही खिले हजारों बच्चों के चेहरे, सीएम मोहन ने पीछे बैठकर लिया राइड का आनंद, जानें क्या... GST दरों में बदलाव से सबसे ज्यादा फायदा किसानों को होगा-शिवराज चौहान, कांग्रेस का काम आरोप लगाना CM मोहन यादव का बड़ा दावा! दक्षिणी अमेरिकी देश सूरीनाम का पहले नाम “श्रीराम” था! मोहन कैबिनेट का बड़ा फैसला.. MP में 3 लाख युवाओं को रोजगार देने जा रही सरकार Jitu Patwari का CM को चैलेंज, 7 दिन में गौशाला दुरुस्त करें, नहीं तो... अब मोहन सरकार का चेहरा चमकाने का जिम्मा उठाएंगे दीपक सक्सेना! CM से मुलाक़ात के बाद संभाली नई... MP में की राजनीति में ‘जीजा जी’ की एंट्री! सुनते ही शरमा गए CM मोहन, फिर दिया 50,000 का नकद इनाम CM मोहन पेटलावद से प्रदेश की 1.26 करोड़ से अधिक लाड़ली बहनों के खातों में करेंगे 1541 करोड़ से अधिक... इंवेस्टर के लिए एमपी में सबकुछ, सीएम मोहन यादव ने बताया क्यों खास है पीएम मित्र पार्क USD $ 15/09/2025 08:30 IST CAD $ 15/09/2025 08:30 IST AUD $ 15/09/2025 08:30 IST EUR € 15/09/2025 08:30 IST NZD $ 15/09/2025 08:30 IST AED د.إ 15/09/2025 08:30 IST GBP £ 15/09/2025 08:30 IST Bitcoin Ethereum Tether BNB USD Coin XRP Terra Solana 20.0 20.0 Royal Challengers Bengaluru win by 6 runs मेष: आज आप अपनी ऊर्जा और उत्साह से कार्यक्षेत्र में अच्छा प्रदर्शन करेंगे। पुराने विवाद खत्म होंगे। निवेश सोच-समझकर करें। वृषभ: परिवार के साथ समय बिताने का मौका मिलेगा। आर्थिक मामलों में सावधानी रखें। स्वास्थ्य थोड़ा अनुकूल रहेगा। मिथुन: संचार के मामले बेहतर रहेंगे। नए संपर्क और अवसर मिलेंगे। वाहन सावधानी से चलाएं। कर्क: मन में तनाव रह सकता है लेकिन समाधान भी निकलेगा। दोस्तों से मदद मिलेगी। खर्चों पर नियंत्रण रखें। सिंह: कार्यक्षेत्र में सफलता मिलेगी। सम्मान मिलेगा। नए काम की शुरुआत हो सकती है। ध्यान रखें, अहंकार न बढ़ाएं। कन्या: अवसर आपके पक्ष में हैं। नौकरी या व्यवसाय में लाभ होगा। स्वास्थ्य अच्छा रहेगा। परिवार के साथ मेलजोल बढ़ेगा। तुला: धन लाभ होगा। नए निवेश में सावधानी बरतें। प्रेम संबंधों में मिठास बढ़ेगी। मानसिक शांति बनी रहेगी। वृश्चिक: कुछ पुराने मुद्दे सुलझेंगे। यात्रा के योग बन रहे हैं। परिजनों के साथ संवाद बढ़ाएं। ध्यान रखें, अधीरता नुकसान कर सकती है। धनु: आज आर्थिक पक्ष मजबूत रहेगा। कार्यस्थल पर सकारात्मक माहौल होगा। शिक्षा के क्षेत्र में सफलता मिलेगी। मकर: परिवार के साथ मनमुटाव हो सकता है। संयम से काम लें। स्वास्थ्य का ध्यान रखें। निवेश से बचें। कुम्भ:आज आपकी मेहनत रंग लाएगी। नए प्रोजेक्ट शुरू होंगे। दोस्तों का सहयोग मिलेगा। जोखिम से बचें। मीन: आर्थिक स्थिति मजबूत होगी। घर में खुशहाली बनी रहेगी। स्वास्थ्य ठीक रहेगा। दान-पुण्य में रुचि बढ़ेगी। Be on the top of everything happening around the world. Try Punjab Kesari E-Paper Premium Service. 1800 137 6200 Jalandhar Address : Civil Lines, Pucca Bagh Jalandhar Punjab Ph : 0181-5067200, 2280104-107 Email : support@punjabkesari.in Copyright © 2023 PUNJABKESARI.IN All Rights Reserved. फीडबैक दें Thoughts Jokes</w:t>
+        <w:t>Content: Home » Gallery » Other » New Delhi: Shivraj Singh Chouhan Addresses Press Conference on GST Reforms #Gallery Posted By: Social News XYZ September 19, 2025 An Indo-American News website. It covers Gossips, Politics, Movies, Technolgy, and Sports News and Photo Galleries and Live Coverage of Events via Youtube. The website is established in 2015 and is owned by AGK FIRE INC. Copyright 2025 | AGK FIRE INC| Terms of Service / Privacy Policy | Contact Us</w:t>
       </w:r>
     </w:p>
     <w:p>
@@ -1345,7 +1345,7 @@
     </w:p>
     <w:p>
       <w:r>
-        <w:t>Title: रेवांचल एक्सप्रेस में यात्रियों से मिले शिवराज:भोपाल से सतना की यात्रा में कोच-कोच जाकर की मुलाकात; सेल्फी भी खिंचवाई</w:t>
+        <w:t>Title: Govt sets Rabi’s crops production target at 362.50 million tonnes: Shivraj Singh Chauhan</w:t>
       </w:r>
     </w:p>
     <w:p>
@@ -1357,13 +1357,13 @@
           <w:rPr>
             <w:color w:val="0000FF"/>
           </w:rPr>
-          <w:t>https://www.bhaskar.com/local/mp/satna/news/shivraj-met-the-passengers-in-rewanchal-express-135892534.html</w:t>
+          <w:t>https://www.socialnews.xyz/2025/09/16/govt-sets-rabis-crops-production-target-at-362-50-million-tonnes-shivraj-singh-chauhan/?utm_source=rss&amp;utm_medium=rss&amp;utm_campaign=govt-sets-rabis-crops-production-target-at-362-50-million-tonnes-shivraj-singh-chauhan</w:t>
         </w:r>
       </w:hyperlink>
     </w:p>
     <w:p>
       <w:r>
-        <w:t>Content: केंद्रीय कृषि मंत्री एवं मध्यप्रदेश के पूर्व मुख्यमंत्री शिवराज सिंह चौहान गुरुवार सुबह सतना पहुंचे। वे भोपाल से रेवांचल एक्सप्रेस में यात्रा कर रहे थे। इस दौरान उन्होंने ट्रेन के अलग-अलग कोच में जाकर यात्रियों से मुलाकात की। यात्रा के दौरान शिवराज ने आम यात्रियों से बातचीत की और उनका हालचाल जाना। यात्रियों ने भी पूर्व मुख्यमंत्री के साथ सेल्फी खिंचवाई। उनके इस सफर का वीडियो सोशल मीडिया पर तेजी से वायरल हो रहा है। शिवराज सिंह एक दिवसीय सतना प्रवास पर आए हैं शिवराज सिंह ने कहा कि आम जनता के बीच रहकर ही उनकी समस्याओं और भावनाओं को नजदीक से समझा जा सकता है। सोशल मीडिया पर वायरल हो रहे वीडियो पर समर्थकों और आम लोगों की बड़ी संख्या में प्रतिक्रियाएं आ रही हैं। शिवराज सिंह एक दिवसीय सतना प्रवास पर आए हैं। Copyright © 2024-25 DB Corp ltd., All Rights Reserved This website follows the DNPA Code of Ethics.</w:t>
+        <w:t>Content: Home » General » Business » Govt sets Rabi’s crops production target at 362.50 million tonnes: Shivraj Singh Chauhan Posted By: Gopi September 16, 2025 New Delhi, Sep 16 (SocialNews.XYZ) The Central government has set a production target for rabi crops at 362.50 million tonnes for 2025–26, up from 341.55 million tonnes last year, Union Minister for Agriculture and Farmers' Welfare Shivraj Singh Chouhan, said on Tuesday. India's total foodgrain production reached 353.96 million tonnes in 2024–25, an increase of 21.66 million tonnes or 6.5 per cent over the previous year, the minister informed media persons during ‘National Agriculture Conference – Rabi Abhiyan 2025’ here. The country achieved record harvests in key crops like rice, wheat, maize, groundnut, and soybean. This output was 12.41 million tonnes higher than the set target of 341.55 million tonnes. According to the Agriculture Minister, the Rabi Conference is a successful example of achieving the vision of ‘One Nation – One Agriculture – One Team’. It provides a platform for Agriculture Ministers and senior officials from different states and UTs to engage in in-depth deliberations. Earlier, the Rabi Conference used to be a one-day event, but this time it was extended to two days to allow more detailed discussions, he added. Chouhan stressed that the Centre and States have come together to work jointly for comprehensive agricultural development. Along with foodgrain output, fruit and vegetable production have also seen a significant rise this year compared to the previous year. The Centre and States will continue their coordinated efforts to ensure agricultural growth and farmers’ welfare, he added. Discussing the flood situation, Chouhan said that the government is making every possible effort to assist those affected. He mentioned that Punjab, Himachal Pradesh, Jammu and Kashmir, Uttarakhand, Maharashtra, Assam, and parts of Haryana have been particularly impacted. The six major themes discussed during the two-day conference were: climate resilience; quality seeds, fertilisers and pesticides; horticulture; natural farming; effective extension services and the role of Krishi Vigyan Kendras; and coordination of centrally sponsored schemes. Detailed deliberations were also held on boosting pulses and oilseeds productivity and on integrated farming systems. Source: IANS Gopi Adusumilli is a Programmer. He is the editor of SocialNews.XYZ and President of AGK Fire Inc. He enjoys designing websites, developing mobile applications and publishing news articles on current events from various authenticated news sources. When it comes to writing he likes to write about current world politics and Indian Movies. His future plans include developing SocialNews.XYZ into a News website that has no bias or judgment towards any. He can be reached at gopi@socialnews.xyzMail | Web | Twitter Gopi Adusumilli is a Programmer. He is the editor of SocialNews.XYZ and President of AGK Fire Inc. He enjoys designing websites, developing mobile applications and publishing news articles on current events from various authenticated news sources. When it comes to writing he likes to write about current world politics and Indian Movies. His future plans include developing SocialNews.XYZ into a News website that has no bias or judgment towards any. He can be reached at gopi@socialnews.xyz Copyright 2025 | AGK FIRE INC| Terms of Service / Privacy Policy | Contact Us</w:t>
       </w:r>
     </w:p>
     <w:p>
@@ -1376,7 +1376,7 @@
     </w:p>
     <w:p>
       <w:r>
-        <w:t>Title: विदिशा की दुर्दशा पर जनता का आक्रोश : शहर की बदहाली के लिए शिवराज-टंडन को बताया जिम्मेदार</w:t>
+        <w:t>Title: Shivraj Singh Chouhan plants 75 saplings to mark PM Modi's birthday</w:t>
       </w:r>
     </w:p>
     <w:p>
@@ -1388,13 +1388,13 @@
           <w:rPr>
             <w:color w:val="0000FF"/>
           </w:rPr>
-          <w:t>https://www.bhaskar.com/amp/local/mp/vidisha/news/public-outrage-over-the-plight-of-vidisha-shivraj-tandon-held-responsible-for-the-plight-of-the-city-135922679.html</w:t>
+          <w:t>https://www.thehawk.in/news/india/shivraj-singh-chouhan-plants-75-saplings-to-mark-pm-modis-birthday</w:t>
         </w:r>
       </w:hyperlink>
     </w:p>
     <w:p>
       <w:r>
-        <w:t>Content: भास्कर संवाददाता | विदिशा शहर की बिगड़ती व्यवस्थाओं और नागरिकों की परेशानियों को लेकर रविवार को जय स्तम्भ चौराहा, बजरिया में विदिशा विचार मंच द्वारा "चौराहे पर चर्चा' का आयोजन किया गया। इस परिचर्चा में सांसद शिवराज सिंह चौहान और विधायक मुकेश टंडन पर शहर की दुर्दशा के लिए जमकर निशाना साधा गया। वक्ताओं ने नगर पालिका की नाकामी, जिला प्रशासन की अनदेखी और जनप्रतिनिधियों की गैर-जिम्मेदारी को विदिशा की बदहाल स्थिति का प्रमुख कारण बताया। चर्चा का विषय था विदिशा शहर के बदतर हालातों में जनप्रतिनिधियों की भूमिका। नागरिकों ने आरोप लगाया कि सांसद शिवराज सिंह चौहान, जो लंबे समय तक मुख्यमंत्री रहे और विधायक मुकेश टंडन ने शहर के विकास के लिए कोई ठोस कदम नहीं उठाए। लोगों ने कहा कि सड़कों की बदहाली, आवारा पशुओं का आतंक, पानी की किल्लत और भ्रष्टाचार ने शहरवासियों का जीना मुहाल कर दिया है। वक्ताओं ने मांग की कि जनप्रतिनिधि अब जवाबदेही लें, अन्यथा जनता आंदोलन को मजबूर होगी। एडवोकेट अतुल वर्मा ने चेतावनी दी कि अब जनप्रतिनिधियों के खिलाफ आंदोलन शुरू करना होगा। लोग इतने नाराज हैं कि जनप्रतिनिधियों को दौड़ा-दौड़ाकर पीट सकते हैं। शहर और जिले के विकास के लिए युवाओं को बढ़-चढ़कर आगे आना चाहिए । इच्छा शक्ति हो तो काम संभव कांग्रेस नेता करतार सिंह का कहना था कि जन प्रतिनिधियों की काम करने की इच्छा शक्ति हो तो कई काम हो सकते हैं। सांसद रहते हुए राघवजी ने शहर के हर वार्ड में नलकूप उत्खनन कराए थे। जब वह शमशाबाद के विधायक बने तो कई विकास कार्य करके शमशाबाद की दिशा और दशा ही बदल दी। सांसद-विधायक ने कोई विशेष काम नहीं िकया विदिशा व्यापार महासंघ के उपाध्यक्ष नीरज चौरसिया ने परिचर्चा में सांसद शिवराज सिंह चौहान, विधायक मुकेश टंडन और नगर पालिका अध्यक्ष को शहर की दुर्दशा का जिम्मेदार ठहराया। उन्होंने कहा कि शिवराज सालों तक सांसद और मुख्यमंत्री रहे, लेकिन विदिशा के लिए कोई विशेष काम नहीं किया। शहर में बच्चों के लिए एक पार्क तक नहीं बन सका। हर जगह घोटाले हो रहे हैं। इन्हीं जनप्रतिनिधियों ने शहर का बेड़ा गर्क किया है। जनप्रतिनिधि अहम की लड़ाई में व्यस्त कार्यक्रम के संयोजक आनंद प्रताप सिंह ने आरोप लगाया कि शहर के जनप्रतिनिधि अहम की लड़ाई में व्यस्त हैं। इसका खामियाजा जनता भुगत रही है। सांसद और मुख्यमंत्री रहते हुए शिवराज सिंह चौहान शहर के लिए कई काम कर सकते थे, लेकिन उन्होंने बातों के अलावा कुछ नहीं किया। मुख्यमंत्री से ज्यादा काम तो कई क्षेत्र के मंत्रियों ने करवा लिए हैं। Copyright © 2024-25 DB Corp ltd., All Rights Reserved This website follows the DNPA Code of Ethics.</w:t>
+        <w:t>Content: New Delhi, Sep 17 (IANS) Union Agriculture Minister Shivraj Singh Chouhan planted 75 saplings at the Indian Council of Agricultural Research (ICAR) in New Delhi on Wednesday to mark the 75th birthday of Prime Minister Narendra Modi. Speaking to IANS, Shivraj Singh Chouhan said, “Through the campaign ‘Ek Ped Ma Ke Naam’, the Prime Minister inspired the planting of crores of trees across the country. In this spirit, it was decided that on the occasion of his birthday, saplings would be planted at ICAR, which has always been a core of growth for Indian agriculture.” Extending his greetings to the Prime Minister, the minister observed how he has dedicated his life to the service of the nation. “Under his leadership, India’s prestige has risen multi-fold across the globe and the world’s outlook towards our country has undergone a transformative change,” he told IANS. With his continuous action as the guiding principle, PM Modi is today the architect of modern India, he added. He said the Prime Minister has positioned India as a symbol of global brotherhood and is giving shape to the ancient Indian ideal of ‘Vasudhaiva Kutumbakam’ -- the world is one family. The Agriculture Minister pointed out that the environment has always been a subject close to the heart of Prime Minister Narendra Modi. The plantation drive, initiated by ICAR, will subsequently witness trees being planted across 113 locations -- including the institute’s own campuses elsewhere, as well as at Krishi Vigyan Kendras (KVKs). Additionally, efforts will also be made to motivate people in other parts of the country to take part in this drive. The Union Minister also said that on the occasion of the Prime Minister’s birthday, several events are being organised across the country. It includes blood donation camps, cleanliness drives, and rejuvenation of hospitals, among several other campaigns. --IANS jb/skp</w:t>
       </w:r>
     </w:p>
     <w:p>
@@ -1407,7 +1407,7 @@
     </w:p>
     <w:p>
       <w:r>
-        <w:t>Title: सतना में 27,700 मीट्रिक टन यूरिया की आपूर्ति, केंद्रीय मंत्री बोले – आवश्यकता के अनुसार बढ़ेगी व्यवस्था</w:t>
+        <w:t>Title: Jammu: Shivraj Singh Chouhan Inspects Crop Damage #Gallery</w:t>
       </w:r>
     </w:p>
     <w:p>
@@ -1419,13 +1419,13 @@
           <w:rPr>
             <w:color w:val="0000FF"/>
           </w:rPr>
-          <w:t>https://www.krishakjagat.org/national-news/27700-metric-tonnes-of-urea-supplied-in-satna-union-minister-said-arrangements-will-be-increased-as-per-requirement/</w:t>
+          <w:t>https://www.socialnews.xyz/2025/09/19/jammu-shivraj-singh-chouhan-inspects-crop-damage-gallery/</w:t>
         </w:r>
       </w:hyperlink>
     </w:p>
     <w:p>
       <w:r>
-        <w:t>Content: 13 सितम्बर 2025, नई दिल्ली: सतना में 27,700 मीट्रिक टन यूरिया की आपूर्ति, केंद्रीय मंत्री बोले – आवश्यकता के अनुसार बढ़ेगी व्यवस्था – केंद्रीय कृषि एवं किसान कल्याण और ग्रामीण विकास मंत्री शिवराज सिंह चौहान ने गुरुवार को मध्य प्रदेश के सतना जिले का दौरा किया। यहाँ उन्होंने एक्सीलेंस कॉलेज में आयोजित कार्यक्रम में विद्यार्थियों को संबोधित किया। इस कार्यक्रम के बाद मीडिया से बातचीत करते हुए उन्होंने जिले में खाद और यूरिया की आपूर्ति को लेकर जानकारी दी। मंत्री चौहान ने कहा कि किसानों के हित सर्वोच्च प्राथमिकता में हैं और केंद्र सरकार की तरफ से यह सुनिश्चित किया जा रहा है कि किसानों को खाद और यूरिया की किसी भी तरह की कमी न झेलनी पड़े। उन्होंने बताया कि कुछ लोगों ने खाद की कमी को लेकर ज्ञापन दिया है, जिसे गंभीरता से लिया गया है। उन्होंने भरोसा दिलाया कि केंद्र सरकार पूरी तरह सतर्क है और फर्टिलाइजर मंत्रालय राज्य की मांग के अनुसार लगातार आपूर्ति कर रहा है। मंत्री शिवराज सिंह ने बताया कि पिछले साल इस समय तक सतना जिले में यूरिया की 23,585 मीट्रिक टन खपत हुई थी, जबकि इस बार अब तक 27,700 मीट्रिक टन यूरिया की आपूर्ति की जा चुकी है। उन्होंने कहा कि जैसे ही इस मामले की जानकारी उन्हें मिली, उन्होंने तुरंत प्रशासन और राज्य सरकार से चर्चा की। उन्होंने यह भी कहा कि इस बार बारिश अच्छी हुई है और धान की बोवनी वाले क्षेत्रों में यूरिया की जरूरत अधिक होती है, इसलिए मांग भी ज़्यादा है। सरकार इस बढ़ती मांग को देखते हुए हरसंभव प्रयास कर रही है कि समय पर खाद किसानों तक पहुंचे। केंद्रीय मंत्री ने जानकारी दी कि आज ही सतना में 1500 मीट्रिक टन खाद की आपूर्ति की गई है। उन्होंने कहा कि आगे भी निरंतर सप्लाई जारी रहेगी और जरूरत पड़ी तो केंद्र सरकार की फर्टिलाइजर मिनिस्ट्री और राज्य सरकार के साथ मिलकर व्यवस्था को और बेहतर बनाया जाएगा। मंत्री चौहान ने दोहराया कि किसानों को किसी भी तरह की परेशानी न हो, इसके लिए केंद्र और राज्य दोनों सरकारें मिलकर काम कर रही हैं, और आवश्यकता के अनुसार आपूर्ति बढ़ाई जाएगी। आपने उपरोक्त समाचार कृषक जगत वेबसाइट पर पढ़ा: हमसे जुड़ें&gt; नवीनतम कृषि समाचार और अपडेट के लिए आप अपने मनपसंद प्लेटफॉर्म पे कृषक जगत से जुड़े – गूगल न्यूज़, व्हाट्सएप्प&gt; कृषक जगत अखबार की सदस्यता लेने के लिए यहां क्लिक करें – घर बैठे विस्तृत कृषि पद्धतियों और नई तकनीक के बारे में पढ़ें&gt; कृषक जगत ई-पेपर पढ़ने के लिए नीचे दिए गए लिंक पर क्लिक करें: E-Paper&gt; कृषक जगत की अंग्रेजी वेबसाइट पर जाने के लिए नीचे दिए गए लिंक पर क्लिक करें: Global Agriculture 12 सितम्बर 2025, बालाघाट: बालाघाट जिले में पशु उपचार एवं टीकाकरण शिविर आयोजित – पशुपालन एवं डेयरी विभाग विकासखंड लांजी द्वारा बुधवार को वृंदावन ग्राम बापड़ी में पशु उपचार एवं टीकाकरण शिविर का आयोजन किया गया। शिविर में लांजी-किरनापुर क्षेत्र के 13 सितम्बर 2025, नई दिल्ली: महिंद्रा अर्जुन ट्रैक्टर सीरीज़ पर अब 6 साल की वारंटी – महिंद्रा ट्रैक्टर्स ने अपनी ‘महिंद्रा अर्जुन सीरीज़’ को लॉन्च हुए 25 साल पूरे होने पर किसानों के लिए एक नया कदम उठाया है। कंपनी</w:t>
+        <w:t>Content: Home » Gallery » Other » Jammu: Shivraj Singh Chouhan Inspects Crop Damage #Gallery Posted By: Social News XYZ September 19, 2025 An Indo-American News website. It covers Gossips, Politics, Movies, Technolgy, and Sports News and Photo Galleries and Live Coverage of Events via Youtube. The website is established in 2015 and is owned by AGK FIRE INC. Copyright 2025 | AGK FIRE INC| Terms of Service / Privacy Policy | Contact Us</w:t>
       </w:r>
     </w:p>
     <w:p>
@@ -1438,7 +1438,7 @@
     </w:p>
     <w:p>
       <w:r>
-        <w:t>Title: यात्रियों के लिए खुशखबरी...अब एक्स्ट्रा लगेज पर नहीं लगेगा कोई शुल्क, केंद्रीय मंत्री अश्विनी वैष्णव का ऐलान</w:t>
+        <w:t>Title: India News | Union Minister Shivraj Singh Chouhan Participates in Cleanliness Drive in Raisen Under 'Seva Pakhwada' Initiative</w:t>
       </w:r>
     </w:p>
     <w:p>
@@ -1450,13 +1450,13 @@
           <w:rPr>
             <w:color w:val="0000FF"/>
           </w:rPr>
-          <w:t>https://www.khabarfast.com/haryana-jind-vinesh-phogat-lashed-out-at-agriculture-minister-shivraj-singh/participants</w:t>
+          <w:t>https://www.latestly.com/agency-news/india-news-union-minister-shivraj-singh-chouhan-participates-in-cleanliness-drive-in-raisen-under-seva-pakhwada-initiative-7122123.html</w:t>
         </w:r>
       </w:hyperlink>
     </w:p>
     <w:p>
       <w:r>
-        <w:t>Content: HARYANA NEWS: हरियाणा के जींद में कांग्रेस विधायक विनेश फोगाट ने बीजेपी सरकार पर बड़ा निशाना साधा है। उन्होंने कहा किबीजेपी सरकार ने GST में जो बदलाव किया है, उन्होंने अपनी गलती सुधारने का ये फैसला किया है। उन्होंने कहा कि सरकार ने GST में जो दो बड़े बदलाव किए है। हमारे नेता राहुल गांधी 10साल से GST को लेकर आवाज उठा रहे थे। बीजेपी जो जनता के बीच वाहवाही लूट रही है। उन्होंने सिर्फ अपनी गलती को सुधारने का काम किया है। उन्होंने कहा कि बिहार चुनाव में इंडिया गठबंधन के नेता राहुल गांधी और तेजस्वी यादव काफी ज्यदा मेहनत कर रहे हैं। देखते है आगे क्या होगा। कांग्रेस विधायक विनेश फोगाट ने जुलाना हल्के के बरसात से प्रभावित गावों का दौरा किया। इस दौरान किसानों से खेतों में हुए नुकसान का आकलन किया। उन्होंनेसरकार से किसानों को समस्याओं को उचित मुवावजा दिलाने की बात कही। फोगाट ने कहा कि सरकार की तरफ से किसानों को उचित मुवावजा देना चाहिए। सरकार को किसानों की तरफ ध्यान देना चाहिए। कृषि मंत्री पर जमकर बरसीं विनेश फोगाट विनेश फोगाट ने कहा कि मुख्यमंत्री नायब सैनी को 10 हजार रूपये देने की बात कर रहे हैं, दस हजार में तो आज के समय में खाद और बीज भी नहीं आता। उन्होंने कहा कि किसानों को 60हजार से 70हजार रूपये के करीब मुआवजा देना चाहिए। किसान देश का अनदाता है और देश का पेट भरने का काम किसान करता है। फोगाट ने कृषि मंत्री शिवराज सिंह पर निशाना साधा। उन्होंने कहा कि पंजाब में कृषि मंत्री शिवराज सिंह चौहान ने आपदा क्षेत्र में किसानों से मिले और फोटो सूट करवाया। कोई कुछ करें हम तो अपने किसानों के बीच अपना काम करने आये है।</w:t>
+        <w:t>Content: Raisen (Madhya Pradesh) [India], September 21 (ANI): Union Agriculture Minister Shivraj Singh Chouhan on Sunday participated in a cleanliness drive organised in the Avantika Colony in Madhya Pradesh's Raisen under the 'Seva Pakhwada' initiative. The Union Minister also attended a blood donation camp and planted trees under the initiative launched by the Bharatiya Janata Party on September 17. Also Read | Flipkart Big Billion Days Sale 2025: Check Deals and Discounts on iPhone 16 Series, Samsung Galaxy S24 FE and More; BBD Sale Will Offer 10-Minute Delivery via Flipkart Minutes. "BJP has kicked off a nationwide Seva Pakhwada (service fortnight), coinciding with the Prime Minister's birthday, Deendayal Upadhyaya's birthday on September 25, and Mahatma Gandhi's birthday on October 2. As part of this, the party has organised various programmes. We're just back from the tree plantation drive. Next, we'll be attending a blood donation camp. Here, a cleanliness drive was organised in Avantika Colony," Chouhan told reporters. Chouhan lauded India's sanitation ranking under the leadership of Prime Minister Narendra Modi, highlighting poor progress in the sector before 2014. He also informed that during the cleanliness drive program, the people took an oath to conduct such drives for two hours, 100 days, and following which they would be called "cleanliness champions." Also Read | PM Narendra Modi's GST Reform Historic Diwali Gift to Nation, Says Uttar Pradesh CM Yogi Adityanath (See Pics and Video). "Do you know how India's situation was before 2014? Our country had a very poor ranking in sanitation, and other countries would often comment on it. But when the Prime Minister picked up the broom, the entire country picked it up, and now cleanliness is visible everywhere. However, a lot of work needs to be done, as cleanliness is not a one-day job... Today, there is an oath program for this, and people have taken an oath that they will clean for 2 hours a week for 100 days a year. And with this, they will try to become cleanliness champions. We have all resolved to spread the message of cleanliness everywhere and to strive to maintain cleanliness ourselves, so that next year, Raisen district will also come in the race for cleanliness," he added. The Bharatiya Janata Party has launched a two-week-long Seva Pakhwada on the occasion of PM Modi's birthday, and that will conclude on Mahatma Gandhi's birth anniversary on October 2. (ANI) (The above story is verified and authored by ANI staff, ANI is South Asia's leading multimedia news agency with over 100 bureaus in India, South Asia and across the globe. ANI brings the latest news on Politics and Current Affairs in India &amp; around the World, Sports, Health, Fitness, Entertainment, &amp; News. The views appearing in the above post do not reflect the opinions of LatestLY) Copyright © Latestly.com All Rights Reserved. LatestLY News Bot is an automated program built to interact with your questions and provides fact-checks and latest news. Please start asking your questions or topics you want to read about.</w:t>
       </w:r>
     </w:p>
     <w:p>
@@ -1469,7 +1469,7 @@
     </w:p>
     <w:p>
       <w:r>
-        <w:t>Title: यात्रियों के लिए खुशखबरी...अब एक्स्ट्रा लगेज पर नहीं लगेगा कोई शुल्क, केंद्रीय मंत्री अश्विनी वैष्णव का ऐलान</w:t>
+        <w:t>Title: Over 5,000 Rural Houses In J&amp;K To Get PMAY Support: Minister</w:t>
       </w:r>
     </w:p>
     <w:p>
@@ -1481,13 +1481,13 @@
           <w:rPr>
             <w:color w:val="0000FF"/>
           </w:rPr>
-          <w:t>https://www.khabarfast.com/haryana-jind-vinesh-phogat-lashed-out-at-agriculture-minister-shivraj-singh/</w:t>
+          <w:t>https://menafn.com/1110086486/Over-5000-Rural-Houses-In-JK-To-Get-PMAY-Support-Minister</w:t>
         </w:r>
       </w:hyperlink>
     </w:p>
     <w:p>
       <w:r>
-        <w:t>Content: HARYANA NEWS: हरियाणा के जींद में कांग्रेस विधायक विनेश फोगाट ने बीजेपी सरकार पर बड़ा निशाना साधा है। उन्होंने कहा किबीजेपी सरकार ने GST में जो बदलाव किया है, उन्होंने अपनी गलती सुधारने का ये फैसला किया है। उन्होंने कहा कि सरकार ने GST में जो दो बड़े बदलाव किए है। हमारे नेता राहुल गांधी 10साल से GST को लेकर आवाज उठा रहे थे। बीजेपी जो जनता के बीच वाहवाही लूट रही है। उन्होंने सिर्फ अपनी गलती को सुधारने का काम किया है। उन्होंने कहा कि बिहार चुनाव में इंडिया गठबंधन के नेता राहुल गांधी और तेजस्वी यादव काफी ज्यदा मेहनत कर रहे हैं। देखते है आगे क्या होगा। कांग्रेस विधायक विनेश फोगाट ने जुलाना हल्के के बरसात से प्रभावित गावों का दौरा किया। इस दौरान किसानों से खेतों में हुए नुकसान का आकलन किया। उन्होंनेसरकार से किसानों को समस्याओं को उचित मुवावजा दिलाने की बात कही। फोगाट ने कहा कि सरकार की तरफ से किसानों को उचित मुवावजा देना चाहिए। सरकार को किसानों की तरफ ध्यान देना चाहिए। कृषि मंत्री पर जमकर बरसीं विनेश फोगाट विनेश फोगाट ने कहा कि मुख्यमंत्री नायब सैनी को 10 हजार रूपये देने की बात कर रहे हैं, दस हजार में तो आज के समय में खाद और बीज भी नहीं आता। उन्होंने कहा कि किसानों को 60हजार से 70हजार रूपये के करीब मुआवजा देना चाहिए। किसान देश का अनदाता है और देश का पेट भरने का काम किसान करता है। फोगाट ने कृषि मंत्री शिवराज सिंह पर निशाना साधा। उन्होंने कहा कि पंजाब में कृषि मंत्री शिवराज सिंह चौहान ने आपदा क्षेत्र में किसानों से मिले और फोटो सूट करवाया। कोई कुछ करें हम तो अपने किसानों के बीच अपना काम करने आये है।</w:t>
+        <w:t>Content: Forgot Username or Password Date Srinagar- Union Agriculture and Rural Development Minister Shivraj Singh Chouhan on Friday announced a comprehensive relief package for Jammu and Kashmir, promising swift assistance to families and farmers affected by recent floods, landslides and heavy rains in rural areas. Chouhan said over 5,000 houses damaged in the calamity will be rebuilt under the Pradhan Mantri Awas Yojana (PMAY), with each rural household eligible for â¹1.30 lakh along with a toilet and â¹40,000 worth of MGNREGA wages for labour costs. âRight now, the list that has come to me of houses being damaged is 5,101. After returning from here, I will approve these houses. Those whose houses are broken will get this amount so that they can reconstruct their houses,â he said. On crop losses, the minister assured that nearly 7,000 insured cultivators will receive full compensation after a proper ground survey.âAny negligence or irregularity will be an injustice to the affected farmer, and committing this injustice will be a very big sin,â he said, adding that a central team has been deployed to work directly with insurance companies. The package also includes â¹17,000 per hectare for vegetable losses under the NDRF, and compensation for livestock - â¹37,000 per milch animal and â¹32,000 for horses and oxen swept away in the floods. In a major boost to rural livelihoods, Chouhan announced â¹76 crore for NGOs and women's self-help groups to revive their activities, and an increase in MGNREGA workdays from 100 to 150 to generate more employment. âWe have brought the message of the prime minister that in every possible way we will serve you. The pain that I have seen here, I will also present to the prime minister. We will rise again, stand up again and start walking again,â he said, reassuring the affected communities. 'Your Pain Is Our Pain': Chouhan To Jammu Farmers Meanwhile Union Agriculture Minister Shivraj Singh Chouhan visited flood-hit farms in the Basmati-rich R S Pura border area of Jammu and Kashmir on Friday. He assured the affected farmers that with Prime Minister Narendra Modi's blessings, the central and state governments would take all necessary steps to restore their livelihoods and bring them out of this disaster. Thousands of hectares of land in Jammu, particularly in R S Pura area, were badly affected due to floods triggered by heavy rains at the end of August. âI have come here to tell you that the central government, together with the state government and with the blessings of the prime minister, will pull the farmers out of this disaster. Your pain is our pain, your suffering is our suffering,â Chouhan told farmers in Gram Badyal Brahmin in R S Pura. MENAFN19092025000215011059ID1110086486 MENAFN19092025000215011059ID1110086486 Legal Disclaimer: MENAFN provides the information âas isâ without warranty of any kind. We do not accept any responsibility or liability for the accuracy, content, images, videos, licenses, completeness, legality, or reliability of the information contained in this article. If you have any complaints or copyright issues related to this article, kindly contact the provider above. Tags Comments Category Date Schoenherr Welcomes Top-Tier CEE English Law Debt Finance Team World and Middle East business and financial news, Stocks, Currencies, Market Data, Research, Weather and other data. Contact Us Click here Copyright Â© 2000 MENAFN. All rights reserved. Design &amp; Devleopment by MENAFN</w:t>
       </w:r>
     </w:p>
     <w:p>
@@ -1500,7 +1500,7 @@
     </w:p>
     <w:p>
       <w:r>
-        <w:t>Title: राइफल शूटिंग में शिवराज और माही का राज्य स्तर पर चयन</w:t>
+        <w:t>Title: Shivraj Singh Chouhan plants 75 saplings to mark PM Modi’s birthday</w:t>
       </w:r>
     </w:p>
     <w:p>
@@ -1512,13 +1512,13 @@
           <w:rPr>
             <w:color w:val="0000FF"/>
           </w:rPr>
-          <w:t>https://www.bhaskar.com/local/rajasthan/dungarpur/news/shivraj-and-mahi-selected-at-state-level-in-rifle-shooting-135889944.html</w:t>
+          <w:t>https://www.socialnews.xyz/2025/09/17/shivraj-singh-chouhan-plants-75-saplings-to-mark-pm-modis-birthday/amp/</w:t>
         </w:r>
       </w:hyperlink>
     </w:p>
     <w:p>
       <w:r>
-        <w:t>Content: डूंगरपुर। 69वीं जिला स्तरीय खेलकूद प्रतियोगिता ब्लाक साबला के राउमावि मुंगेड़ में हुई। इसमें राइफल शूटिंग में द स्टडी स्कूल आसपुर से 17 वर्ष के वर्ग में शिवराजसिंह चौहान ने 10 मीटर एयर पिस्टल मे तृतीय स्थान प्राप्त कर राज्य स्तर पर चयनित हुआ। छात्रा व Copyright © 2024-25 DB Corp ltd., All Rights Reserved This website follows the DNPA Code of Ethics.</w:t>
+        <w:t>Content: New Delhi, Sep 17 (SocialNews.XYZ) Union Agriculture Minister Shivraj Singh Chouhan planted 75 saplings at the Indian Council of Agricultural Research (ICAR) in New Delhi on Wednesday to mark the 75th birthday of Prime Minister Narendra Modi. Speaking to IANS, Shivraj Singh Chouhan said, “Through the campaign ‘Ek Ped Ma Ke Naam’, the Prime Minister inspired the planting of crores of trees across the country. In this spirit, it was decided that on the occasion of his birthday, saplings would be planted at ICAR, which has always been a core of growth for Indian agriculture.” Extending his greetings to the Prime Minister, the minister observed how he has dedicated his life to the service of the nation. “Under his leadership, India’s prestige has risen multi-fold across the globe and the world’s outlook towards our country has undergone a transformative change,” he told IANS. With his continuous action as the guiding principle, PM Modi is today the architect of modern India, he added. He said the Prime Minister has positioned India as a symbol of global brotherhood and is giving shape to the ancient Indian ideal of ‘Vasudhaiva Kutumbakam’ -- the world is one family. The Agriculture Minister pointed out that the environment has always been a subject close to the heart of Prime Minister Narendra Modi. The plantation drive, initiated by ICAR, will subsequently witness trees being planted across 113 locations -- including the institute’s own campuses elsewhere, as well as at Krishi Vigyan Kendras (KVKs). Additionally, efforts will also be made to motivate people in other parts of the country to take part in this drive. The Union Minister also said that on the occasion of the Prime Minister’s birthday, several events are being organised across the country. It includes blood donation camps, cleanliness drives, and rejuvenation of hospitals, among several other campaigns. Source: IANS Gopi Adusumilli is a Programmer. He is the editor of SocialNews.XYZ and President of AGK Fire Inc. He enjoys designing websites, developing mobile applications and publishing news articles on current events from various authenticated news sources. When it comes to writing he likes to write about current world politics and Indian Movies. His future plans include developing SocialNews.XYZ into a News website that has no bias or judgment towards any. He can be reached at gopi@socialnews.xyz This website uses cookies.</w:t>
       </w:r>
     </w:p>
     <w:p>
@@ -1531,7 +1531,7 @@
     </w:p>
     <w:p>
       <w:r>
-        <w:t>Title: शिवराज-जीतू में छिड़ा वार! जीतू बोले- देश का कृषिमंत्री झूठ की खेती कब तक करेगा? शिवराज बोले-जा के पांव न फटी बिवाई, वो क्या जाने पीर परायी</w:t>
+        <w:t>Title: India News | Shivraj Singh Chouhan Assesses Flood Damage in Jammu; Announces Relief Measures for Farmers, Workers</w:t>
       </w:r>
     </w:p>
     <w:p>
@@ -1543,13 +1543,13 @@
           <w:rPr>
             <w:color w:val="0000FF"/>
           </w:rPr>
-          <w:t>https://mp.punjabkesari.in/national/news/shivraj-jitu-war-broke-out-jitu-said-how-long-will-the-country-s-agriculture-2210622</w:t>
+          <w:t>https://www.latestly.com/agency-news/india-news-shivraj-singh-chouhan-assesses-flood-damage-in-jammu-announces-relief-measures-for-farmers-workers-7119994.html</w:t>
         </w:r>
       </w:hyperlink>
     </w:p>
     <w:p>
       <w:r>
-        <w:t>Content: 20 hours ago 1 day ago 1 day ago 1 day ago 2 days ago 2 days ago 2 days ago 3 days ago 3 days ago 3 days ago 3 days ago 5 days ago 5 days ago 6 days ago 6 days ago 7 days ago 8 days ago 9 days ago 9 days ago 10 days ago 12 days ago 12 days ago 12 days ago 12 days ago 12 days ago 12 days ago 2 weeks ago 2 weeks ago 2 weeks ago 2 weeks ago Monday Main Menu धर्म/कुंडली टीवी नारी Photos Videos हिमाचल प्रदेश पंजाब हरियाणा उत्तर प्रदेश Breaking शिवराज-जीतू में छिड़ा वार! जीतू बोले- देश का कृषिमंत्री झूठ की खेती कब तक करेगा? शिवराज बोले-जा के पांव न फटी बिवाई, वो क्या जाने पीर परायी Edited By Desh sharma, Updated: 10 Sep, 2025 10:30 PM केंद्रीय कृषि मंत्री शिवराज चौहान और प्रदेश कांग्रेस अध्यक्ष जीतू पटवारी के बीच सोशल मीडिया पर तगड़ी जंग छिड़ गई है । ये घमासान किसानों की समस्या को लेकर मचा है । और तो और इस लड़ाई में दोनों के समर्थक भी भिड़ गए हैं। MP DESK (देश शर्मा): केंद्रीय कृषि मंत्री शिवराज चौहान और प्रदेश कांग्रेस अध्यक्ष जीतू पटवारी के बीच सोशल मीडिया पर तगड़ी जंग छिड़ गई है । ये घमासान किसानों की समस्या को लेकर मचा है । और तो और इस लड़ाई में दोनों के समर्थक भी भिड़ गए हैं। दोनों ने एक-दूसरे पर X पर निशाना साधा है। एक्स पर जीतू पटवारी ने एक पत्र जारी किया है। जीतू पटवारी X पर लिखा खेती और किसानों को लेकर आपकी बात सुनकर आश्चर्य के साथ गहरी चिंता में डूब जाता हूं। सोचता हूं, बीजेपी ने आपको कृषि जैसे महत्वपूर्ण मंत्रालय की जिम्मेदारी क्यों और कैसे दे दी है? अब किसानों से जुड़ा एक भी बयान आपकी जुबान से अच्छा नहीं लगता देश का कृषि मंत्री झूठ की खेती कब तक करेगा? और ये भी पढ़े BJP सांसद बोले- किसानों को लाइन में देख दुख हो रहा, जीतू ने कसा तंज, बोले- ‘ये निकम्मापन’ कब तक... क्या जयवर्धन का 'डिमोशन' जीतू ने किया है? विश्व हिंदू परिषद की बैठक में मछली परिवार पर किए Cm के दावे पर बोले जीतू! विश्वास सारंग और कृष्णा... शिवराज चौहान का जीतू पटवारी पर पलटवार वहीं शिवराज चौहान ने भी जीतू पटवारी पर पलटवार किया है । शिवराज सिंह चौहान एक्स पर लिखते हैं - 'जा के पांव न फटी बिवाई, वो क्या जाने पीर परायी। खड़गे जी, कांग्रेस के नेता अगर कभी जमीन से जुड़े होते, अगर कभी उन्होंने अपने देश के किसान की तकलीफ, परेशानी और दर्द को समझा होता, तो शायद आज किसानों के साथ ऐसा अपमानजनक व्यवहार नहीं करते। यही है आपका और आपकी कांग्रेस का असली चेहरा। लिहाजा एक-दूसरे के खिलाफ खोला ये मोर्चा काफी सुर्खियां बटोर रहा है। दो नेताओं के बीच छिड़े इस सोशल मीडिया वार में उनके समर्थक भी कूद गए है। जीतू पटवारी X पर लिखा खेती और किसानों को लेकर आपकी बात सुनकर आश्चर्य के साथ गहरी चिंता में डूब जाता हूं। सोचता हूं, बीजेपी ने आपको कृषि जैसे महत्वपूर्ण मंत्रालय की जिम्मेदारी क्यों और कैसे दे दी है? अब किसानों से जुड़ा एक भी बयान आपकी जुबान से अच्छा नहीं लगता देश का कृषि मंत्री झूठ की खेती कब तक करेगा? और ये भी पढ़े BJP सांसद बोले- किसानों को लाइन में देख दुख हो रहा, जीतू ने कसा तंज, बोले- ‘ये निकम्मापन’ कब तक... क्या जयवर्धन का 'डिमोशन' जीतू ने किया है? विश्व हिंदू परिषद की बैठक में मछली परिवार पर किए Cm के दावे पर बोले जीतू! विश्वास सारंग और कृष्णा... शिवराज चौहान का जीतू पटवारी पर पलटवार वहीं शिवराज चौहान ने भी जीतू पटवारी पर पलटवार किया है । शिवराज सिंह चौहान एक्स पर लिखते हैं - 'जा के पांव न फटी बिवाई, वो क्या जाने पीर परायी। खड़गे जी, कांग्रेस के नेता अगर कभी जमीन से जुड़े होते, अगर कभी उन्होंने अपने देश के किसान की तकलीफ, परेशानी और दर्द को समझा होता, तो शायद आज किसानों के साथ ऐसा अपमानजनक व्यवहार नहीं करते। यही है आपका और आपकी कांग्रेस का असली चेहरा। लिहाजा एक-दूसरे के खिलाफ खोला ये मोर्चा काफी सुर्खियां बटोर रहा है। दो नेताओं के बीच छिड़े इस सोशल मीडिया वार में उनके समर्थक भी कूद गए है। जीतू पटवारी X पर लिखा खेती और किसानों को लेकर आपकी बात सुनकर आश्चर्य के साथ गहरी चिंता में डूब जाता हूं। सोचता हूं, बीजेपी ने आपको कृषि जैसे महत्वपूर्ण मंत्रालय की जिम्मेदारी क्यों और कैसे दे दी है? अब किसानों से जुड़ा एक भी बयान आपकी जुबान से अच्छा नहीं लगता देश का कृषि मंत्री झूठ की खेती कब तक करेगा? और ये भी पढ़े BJP सांसद बोले- किसानों को लाइन में देख दुख हो रहा, जीतू ने कसा तंज, बोले- ‘ये निकम्मापन’ कब तक... क्या जयवर्धन का 'डिमोशन' जीतू ने किया है? विश्व हिंदू परिषद की बैठक में मछली परिवार पर किए Cm के दावे पर बोले जीतू! विश्वास सारंग और कृष्णा... शिवराज चौहान का जीतू पटवारी पर पलटवार वहीं शिवराज चौहान ने भी जीतू पटवारी पर पलटवार किया है । शिवराज सिंह चौहान एक्स पर लिखते हैं - 'जा के पांव न फटी बिवाई, वो क्या जाने पीर परायी। खड़गे जी, कांग्रेस के नेता अगर कभी जमीन से जुड़े होते, अगर कभी उन्होंने अपने देश के किसान की तकलीफ, परेशानी और दर्द को समझा होता, तो शायद आज किसानों के साथ ऐसा अपमानजनक व्यवहार नहीं करते। यही है आपका और आपकी कांग्रेस का असली चेहरा। लिहाजा एक-दूसरे के खिलाफ खोला ये मोर्चा काफी सुर्खियां बटोर रहा है। दो नेताओं के बीच छिड़े इस सोशल मीडिया वार में उनके समर्थक भी कूद गए है। BJP सांसद बोले- किसानों को लाइन में देख दुख हो रहा, जीतू ने कसा तंज, बोले- ‘ये निकम्मापन’ कब तक... क्या जयवर्धन का 'डिमोशन' जीतू ने किया है? विश्व हिंदू परिषद की बैठक में मछली परिवार पर किए Cm के दावे पर बोले जीतू! विश्वास सारंग और कृष्णा... वहीं शिवराज चौहान ने भी जीतू पटवारी पर पलटवार किया है । शिवराज सिंह चौहान एक्स पर लिखते हैं - 'जा के पांव न फटी बिवाई, वो क्या जाने पीर परायी। खड़गे जी, कांग्रेस के नेता अगर कभी जमीन से जुड़े होते, अगर कभी उन्होंने अपने देश के किसान की तकलीफ, परेशानी और दर्द को समझा होता, तो शायद आज किसानों के साथ ऐसा अपमानजनक व्यवहार नहीं करते। यही है आपका और आपकी कांग्रेस का असली चेहरा। लिहाजा एक-दूसरे के खिलाफ खोला ये मोर्चा काफी सुर्खियां बटोर रहा है। दो नेताओं के बीच छिड़े इस सोशल मीडिया वार में उनके समर्थक भी कूद गए है। उज्जैन में जीतू ने खोली सरकार की पोल, बोले- सड़कों पर गौमाता दिखीं, तो घेरकर कलेक्ट्रेट ले जाएंगे दिग्विजय सिंह बोले- ‘शिवराज को टारगेट कर रही BJP सरकार, किसानों के साथ हो रही बर्बरता' दी ये नसीहत क्या BJP MLA संजय पाठक जाएंगे जेल? MP की राजनीति में बढ़ी हलचल, जीतू पटवारी ने उठाए सवाल शिवराज के फैसले को CM मोहन ने पलटा, CPA की होगी वापसी, जानिए क्या काम करता है ये विभाग? जीतू पटवारी का तगड़ा वार! MYH में नवजात बच्चों की हत्या BJP के पाले-पोसे बड़े “भ्रष्टाचारी चूहों”... जीत निशोदे मेरे होने वाले पति...युवती बोली- हमारा निजी वीडियो बनाकर वायरल करना कांग्रेस की चाल चूहों के कारण अस्पताल में दो बच्चों की मौत, जीतू पटवारी बोले- ये भ्रष्टाचारी चूहे मध्य प्रदेश का... BJP MLA का दावा! जीतू पटवारी के षडयंत्र सफल हो रहे,वो कमलनाथ समेत कांग्रेस के बड़े नेताओं को किनारे... वो भी समय था जब BJP के लोग पाकिस्तान से मैच के विरोध में पिच खोद देते थे, जब पानी और खून एक साथ... कृषि मंत्री के क्षेत्र में ही खाद नहीं मिल रही तो देश का क्या हाल होगा? वो शायद दिल्ली जाकर किसानों... USD $ 15/09/2025 08:30 IST CAD $ 15/09/2025 08:30 IST AUD $ 15/09/2025 08:30 IST EUR € 15/09/2025 08:30 IST NZD $ 15/09/2025 08:30 IST AED د.إ 15/09/2025 08:30 IST GBP £ 15/09/2025 08:30 IST Bitcoin Ethereum Tether BNB USD Coin XRP Terra Solana 20.0 20.0 Royal Challengers Bengaluru win by 6 runs मेष: आज आप अपनी ऊर्जा और उत्साह से कार्यक्षेत्र में अच्छा प्रदर्शन करेंगे। पुराने विवाद खत्म होंगे। निवेश सोच-समझकर करें। वृषभ: परिवार के साथ समय बिताने का मौका मिलेगा। आर्थिक मामलों में सावधानी रखें। स्वास्थ्य थोड़ा अनुकूल रहेगा। मिथुन: संचार के मामले बेहतर रहेंगे। नए संपर्क और अवसर मिलेंगे। वाहन सावधानी से चलाएं। कर्क: मन में तनाव रह सकता है लेकिन समाधान भी निकलेगा। दोस्तों से मदद मिलेगी। खर्चों पर नियंत्रण रखें। सिंह: कार्यक्षेत्र में सफलता मिलेगी। सम्मान मिलेगा। नए काम की शुरुआत हो सकती है। ध्यान रखें, अहंकार न बढ़ाएं। कन्या: अवसर आपके पक्ष में हैं। नौकरी या व्यवसाय में लाभ होगा। स्वास्थ्य अच्छा रहेगा। परिवार के साथ मेलजोल बढ़ेगा। तुला: धन लाभ होगा। नए निवेश में सावधानी बरतें। प्रेम संबंधों में मिठास बढ़ेगी। मानसिक शांति बनी रहेगी। वृश्चिक: कुछ पुराने मुद्दे सुलझेंगे। यात्रा के योग बन रहे हैं। परिजनों के साथ संवाद बढ़ाएं। ध्यान रखें, अधीरता नुकसान कर सकती है। धनु: आज आर्थिक पक्ष मजबूत रहेगा। कार्यस्थल पर सकारात्मक माहौल होगा। शिक्षा के क्षेत्र में सफलता मिलेगी। मकर: परिवार के साथ मनमुटाव हो सकता है। संयम से काम लें। स्वास्थ्य का ध्यान रखें। निवेश से बचें। कुम्भ:आज आपकी मेहनत रंग लाएगी। नए प्रोजेक्ट शुरू होंगे। दोस्तों का सहयोग मिलेगा। जोखिम से बचें। मीन: आर्थिक स्थिति मजबूत होगी। घर में खुशहाली बनी रहेगी। स्वास्थ्य ठीक रहेगा। दान-पुण्य में रुचि बढ़ेगी। Be on the top of everything happening around the world. Try Punjab Kesari E-Paper Premium Service. 1800 137 6200 Jalandhar Address : Civil Lines, Pucca Bagh Jalandhar Punjab Ph : 0181-5067200, 2280104-107 Email : support@punjabkesari.in Copyright © 2023 PUNJABKESARI.IN All Rights Reserved. फीडबैक दें Thoughts Jokes</w:t>
+        <w:t>Content: New Delhi [India], September 20 (ANI): Union Minister for Agriculture and Farmers' Welfare Shivraj Singh Chouhan on Friday visited the flood-affected border village of Badyal Brahmana in the RS Pura sector, where he assured that the Centre will extend all possible support to the people of Jammu and Kashmir. According to an official release, during his arrival, the Minister first visited the fields to assess the damage to standing crops. Later, the minister addressed a large gathering of flood victims, including farmers. Also Read | Zubeen Garg Dies: Congress Expresses Grief Over Passing of Assamese Singer, Says 'Deeply Saddened by the Untimely Demise'. Union Minister Chouhan said the Central government led by Prime Minister Narendra Modi stands by the people of Jammu and Kashmir in this time of crisis. As per the release, the Minister pledged that the Union Government would provide all possible assistance to the affected population following consultations with the J&amp;K government, which would submit reports with respect to the assessment of damages suffered during the floods. He said teams from the Ministries of Home Affairs, Jal Shakti, Rural Development and Agriculture have already conducted surveys in the affected parts of the Union Territory. They will also submit their reports while the assessment of damages is ongoing. Once the state government submits its memoranda, the Central government will leave no stone unturned in providing relief, he said. Also Read | ‘He Will Be Remembered for His Rich Contribution to Music’: PM Narendra Modi, BJP Leaders Express Grief Over Sudden Demise of Zubeen Garg. After his visit to Badyal Brahmana, the Minister returned to Jammu city and chaired a review meeting with the J&amp;K government. Later, he addressed the media and announced a slew of relief measures. Chouhan announced that one instalment under PM-Kisan would be released immediately to the farmers affected by the floods in the Union Territory. He also announced that workers in the flood-affected areas would get an additional 50 man-days under MGNREGA, increasing their entitlement to 150 from the existing 100 man-days guaranteed under the programme in view of the natural calamity. The Union Minister also announced that farmers would receive compensation for their domestic animals which perished in flood waters. He said, as reported by the J&amp;K administration, about 5000 houses have been damaged, which would be built again, for which he would approve assistance immediately. The agriculture minister said that under the Pradhan Mantri Awas Yojana, Rs. 1,30,000 would be provided for the construction of each house, with a separate toilet. Hailing Self Help Groups for their work, he said, they, too, have suffered losses, and Rs 76 crore would be released for them, as per the release. Chouhan suggested that the sand accumulated in the fields due to floods must be used by the farmers in whose land it is deposited. In this case, he said the Mining Department of J&amp;K must relax the rule in favour of the affected farmers. The agriculture minister said J&amp;K Government has about Rs . 2,499 crore available for disaster management, which will be utilised for the recent floods, adding that if more funds are required, the Central government will extend further assistance. He said the J&amp;K government would take up the renovation of damaged canals and embankments with the Central assistance, as per the release. (ANI) (The above story is verified and authored by ANI staff, ANI is South Asia's leading multimedia news agency with over 100 bureaus in India, South Asia and across the globe. ANI brings the latest news on Politics and Current Affairs in India &amp; around the World, Sports, Health, Fitness, Entertainment, &amp; News. The views appearing in the above post do not reflect the opinions of LatestLY) Copyright © Latestly.com All Rights Reserved. LatestLY News Bot is an automated program built to interact with your questions and provides fact-checks and latest news. Please start asking your questions or topics you want to read about.</w:t>
       </w:r>
     </w:p>
     <w:p>
@@ -1562,7 +1562,7 @@
     </w:p>
     <w:p>
       <w:r>
-        <w:t>Title: कृषि मंत्री शिवराज सिंह चौहान सतना में “एक राष्ट्र-एक चुनाव” कार्यक्रम में हुए शामिल</w:t>
+        <w:t>Title: India News | Will Spare No Effort in Providing Assistance to Farmers: Union Minister Shivraj Chouhan Visits Flood-hit Areas in Jammu</w:t>
       </w:r>
     </w:p>
     <w:p>
@@ -1574,13 +1574,13 @@
           <w:rPr>
             <w:color w:val="0000FF"/>
           </w:rPr>
-          <w:t>https://www.kisantak.in/politics/story/agriculture-minister-shivraj-singh-chouhan-participated-in-one-nation-one-election-program-in-satna-1276218-2025-09-11</w:t>
+          <w:t>https://www.latestly.com/agency-news/india-news-will-spare-no-effort-in-providing-assistance-to-farmers-union-minister-shivraj-chouhan-visits-flood-hit-areas-in-jammu-7119481.html</w:t>
         </w:r>
       </w:hyperlink>
     </w:p>
     <w:p>
       <w:r>
-        <w:t>Content: केंद्रीय कृषि एवं किसान कल्याण और ग्रामीण विकास मंत्री शिवराज सिंह चौहान गुरुवार को मध्य प्रदेश में सतना प्रवास पर थे. शिवराज सिंह ने मैहर शारदा मंदिर पहुंचकर दर्शन-पूजन किया और देश और प्रदेशवासियों के सुख समृद्धि की कामना की. वहीं शिवराज सिंह ने सतना के एक्सिलेंस कॉलेज में आयोजित एक राष्ट्र-एक चुनाव कार्यक्रम में सहभागिता कर छात्र-छात्राओं को संबोधित किया. इस दौरान उन्होंने कहा कि हमारे देश में कुछ हो या ना हो लेकिन पांचों साल, 12 महीने, 365 दिन चुनाव की तैयारी जरूर चलती है और ये बार-बार होने वाले चुनाव देश के विकास में बाधा है. इसलिए संविधान में संशोधन करके लोकसभा और विधानसभा चुनाव एक साथ होने चाहिए. वहीं, शिवराज सिंह ने छात्र-छात्राओं को स्वदेशी अपनाने और वन नेशन वन इलेक्शन का संकल्प भी दिलाया. केंद्रीय कृषि मंत्री ने कहा कि, प्रधानमंत्री, मुख्यमंत्री, सांसद, विधायक, मंत्री हो या सरकारी कर्मचारी इन सभी को जनता का काम करना चाहिए या चुनाव प्रचार में जाना चाहिए..? बार-बार चुनाव से जनता के काम बंद हो जाते हैं और चुनाव की तैयारियां शुरू हो जाती हैं. इन चुनावों में भारी-भरकम धन भी खर्च होता है. अगर हम पिछले 5 साल के ही चुनाव देखें तो चुनाव में 4.5 लाख करोड़ रुपये खर्च हुए हैं. ये पैसा किसी भी राजनैतिक दल का नहीं, बल्कि जनता का पैसा है, यह हमारा पैसा है जो किसी अच्छे काम में लग सकता था. ये तो केवल चुनाव आयोग के माध्यम से सरकारी खजाने का पैसा है, इसके अलावा राजनैतिक दल भी खर्च करते हैं. उम्मीदवार भी खर्च करता है. शिवराज सिंह ने कहा, चुनाव प्रचार में गाड़ियां लगती हैं, पेट्रोल, डीज़ल जलता है. गाड़ियों के धुएं से पर्यावरण को भी नुकसान पहुंचता है और ध्वनी प्रदूषण भी होता है. चुनाव आते हैं तो अर्धसैनिक बलों की ड्यूटी लग जाती है, पुलिस की ड्यूटी लग जाती है और केवल अपने ही प्रदेश में नहीं बल्कि दूसरे राज्यों में भी पुलिस और अर्धसैनिक बल लगाए जाते हैं. अब बिहार और पश्चिम बंगाल में चुनाव हैं तो वहां अर्धसैनिक बलों को भेज दिया जाएगा. जिस पुलिस, अर्धसैनिक बलों को अपनी जनता की सुरक्षा करनी है, देश की सुरक्षा करनी है, कानून व्यवस्था को मज़बूत बनाना है, वो सभी चुनाव की तैयारी में लग जाती है, सारे काम छोड़ देती है. उन्होंने कहा कि, आप कल्पना करो कि, पांच साल में एक बार, एक साथ लोकसभा और विधानसभा का चुनाव होगा तो पैसा, पर्यावरण, परिश्रम और समय बचेगा. केंद्रीय मंत्री शिवराज सिंह चौहान ने कहा कि, आज़ादी हमें चांदी की तश्तरी में नहीं मिली, बल्कि इसके लिए हजारों वीर क्रांतिकारियों ने अपने प्राणों की आहुति दी थी. वे निडरता से फांसी के फंदे को चूमने के लिए आगे बढ़ते थे, उनके हाथ में भगवद गीता होती थी और मुंह से भारत माता की जय के उद्घोष गूंजते थे. उनके हृदय में केवल एक संकल्प था कि, जब तक भारत पूर्णतः स्वतंत्र नहीं हो जाता, वो मरकर भी इस धरती पर बार-बार जन्म लेते रहेंगे. शिवराज सिंह ने कहा कि, शहीद पद्मधर सिंह जी जिन्होंने प्रयागराज में नयनतारा सहगल जी के नेतृत्व में तिरंगा झंडा लेकर अंग्रेजों के साम्राज्य के खिलाफ जुलूस निकाला. पुलिस की क्रूरता के बावजूद, पद्मधर सिंह जी ने झंडे को ज़मीन पर गिरने नहीं दिया और गोली लगने के बाद वहीं वीरगति को प्राप्त हुए. शिवराज चौहान ने कहा कि, मैं, ऐसे वीर शहीदों के चरणों में बारंबार प्रणाम करता हूं. केंद्रीय कृषि मंत्री शिवराज सिंह चौहान ने आम जनता और छात्र-छात्राओं को स्वदेशी अपनाने और एक राष्ट्र एक चुनाव का संकल्प दिलाते हुए कहा कि, हमें अपने देश को आगे बढ़ाना चाहिए या नहीं, कई देश हमें दबाने की कोशिश कर रहे हैं, लेकिन हम दबे नहीं है. दुनिया में हमारी अर्थव्यवस्था मजबूत हो और हमारे लोगों को रोजगार मिले तो उसके लिए हमें एक काम करना पड़ेगा और वो ये है कि, अपने देश में बनी चीजें ही खरीदना पड़ेगा. अपने देश में बनी चीज अपने लोगों को रोजगार देगी और अपनी अर्थव्यवस्था मजबूत बनेगी तो आइए आज हम संकल्प लेंगे कि, संविधान में संशोधन करके, 5 साल में एक बार लोकसभा, विधानसभा के चुनाव होने चाहिए, और हम ये भी संकल्प लें कि, अपने देश, अपने शहर, अपने क्षेत्र और आसपास बनी हुई चीज़ें ही खरीदेंगे. Copyright©2025 Living Media India Limited. For reprint rights: Syndications Today होम वीडियो न्यूज़ स्कीम मेन्यू Add Kisan Tak to Home Screen</w:t>
+        <w:t>Content: Jammu (Jammu and Kashmir) [India], September 19 (ANI): Union Agriculture Minister Shivraj Singh Chouhan on Friday visited the flood-affected areas in Jammu to assess the crop losses faced by the farmers. He said that the central government will spare no effort in providing assistance to farmers. Addressing reporters here Chouhan said, "Today, I have come to Jammu and Kashmir as a humble servant of the people and farmers. The recent natural disaster has caused extensive damage to crops. A central government team was also sent here. But I felt the need to personally witness the farmers' losses. I should discuss and interact with the affected farmers. And then, with the Prime Minister's blessings, we will spare no effort in providing whatever assistance we can to the farmers." Also Read | Election Commission Delists 474 More Political Parties for Failing To Contest Polls Continuously for 6 Years, Initiates Action Against 359 Others for Violating Norms. "The crisis is huge. When crops are destroyed, not only are they destroyed, but the farmer's life is ruined. His children's future is devastated. However, farmers should not be saddened. We will overcome this crisis and take them forward. I have come with this resolve. I will observe the damage now," he further said. Jammu and Kashmir continues to deal with the aftermath of persistent heavy rainfall. On Wednesday, Chief Minister Omar Abdullah said this year's monsoon has caused widespread damage and promised that the state government would seek substantial support from the Centre. Also Read | DUSU Election 2025 Results: ABVP Sweeps Delhi University Students' Union Polls by Winning President and 2 Others Posts; NSUI Gets Vice President Position (Watch Videos). "This year's rains have caused significant damage in Jammu and Kashmir... We will use whatever financial resources we have to provide relief to the people. We are also in close contact with the central government... We will place our demands before them for a significant package for Jammu and Kashmir...," Omar Abdullah said after visiting Kalaban village in Mendhar subdivision, where land sinking has affected multiple families. On Monday, nearly 400 residents of Kalaban village in Poonch district were shifted to temporary shelters after several homes developed cracks due to land subsidence triggered by days of continuous rainfall. The village has been declared unsafe, and residents have been advised to evacuate until further notice. Authorities, with the support of a local NGO, are providing relief material and essentials to the displaced families. The administration has declared Kalaban unsafe and directed residents to evacuate until further notice. On September 13, nearly 700 people were affected, and about 95 houses were damaged after days of heavy rain. Families housed in relief camps are being supplied with food, drinking water and other basic amenities, officials said. The region witnessed continuous heavy rainfall in recent days, resulting in swollen rivers and flash flood-like conditions across multiple districts of Jammu and Kashmir, including Ramban. (ANI) (The above story is verified and authored by ANI staff, ANI is South Asia's leading multimedia news agency with over 100 bureaus in India, South Asia and across the globe. ANI brings the latest news on Politics and Current Affairs in India &amp; around the World, Sports, Health, Fitness, Entertainment, &amp; News. The views appearing in the above post do not reflect the opinions of LatestLY) Copyright © Latestly.com All Rights Reserved. LatestLY News Bot is an automated program built to interact with your questions and provides fact-checks and latest news. Please start asking your questions or topics you want to read about.</w:t>
       </w:r>
     </w:p>
     <w:p>
@@ -1593,7 +1593,7 @@
     </w:p>
     <w:p>
       <w:r>
-        <w:t>Title: शिवराज सिंह चौहान का बयान, कहा- खाद की उचित आपूर्ति में कोई कसर नहीं छोड़ी जाएगी</w:t>
+        <w:t>Title: Business News | Agriculture Minister Asks Farm Equipment &amp; Tractor Makers to Pass on GST Cut Benefits to Farmers</w:t>
       </w:r>
     </w:p>
     <w:p>
@@ -1605,13 +1605,13 @@
           <w:rPr>
             <w:color w:val="0000FF"/>
           </w:rPr>
-          <w:t>https://www.kisantak.in/news/video/shivraj-singh-chouhan-statement-unturned-in-ensuring-proper-supply-of-fertilizers-1277046-2025-09-13</w:t>
+          <w:t>https://www.latestly.com/agency-news/business-news-agriculture-minister-asks-farm-equipment-tractor-makers-to-pass-on-gst-cut-benefits-to-farmers-7118810.html/amp</w:t>
         </w:r>
       </w:hyperlink>
     </w:p>
     <w:p>
       <w:r>
-        <w:t>Content: मध्यप्रदेश के सतना में केंद्रीय कृषि मंत्री शिवराज सिंह चौहान को कांग्रेस कार्यकर्ताओं ने इसलिए काले झंडे दिखाए क्योंकि प्रदेश में गंभीर खाद संकट की शिकायत हर तरफ से आ रही है. खाद की कमी को लेकर कृषि मंत्री और स्थानीय कांग्रेस के नेताओं के बीच बहस भी हुई. कृषि मंत्री ने कहा, उर्वरक मंत्रालय लगातार राज्यों की मांग के हिसाब से खाद की आपूर्ति कर रहा है. उन्होंने आश्वासन दिया कि खाद की पर्याप्त आपूर्ति सुनिश्चित करने के लिए सभी प्रयास किए जा रहे हैं. Shivraj Singh Chouhan statement unturned in ensuring proper supply of fertilizers Copyright©2025 Living Media India Limited. For reprint rights: Syndications Today होम वीडियो न्यूज़ स्कीम मेन्यू Add Kisan Tak to Home Screen</w:t>
+        <w:t>Content: New Delhi [India] September 19 (ANI): Agriculture Minister Shivraj Singh Chouhan held a meeting with leading manufacturers of farm equipment on Friday and asked them to pass on the benefits of reduced GST, which is effective from September 22, to the farmers. "The GST rates on agricultural machinery, which were earlier 18% and 12%, have now been reduced to 5%, and these significantly reduced rates will come into effect from 22nd September. This reduction will directly benefit the farmers," Chauhan said. Also Read | iPhone 17 Series Sale Begins in India: Check Prices of iPhone 17 Pro Max, iPhone 17 Pro, iPhone 17 and iPhone Air; Check Storage Options and Colours. While giving information on how reduced GST will lower the prices of tractors, the minister said that for a 35 HP tractor, the price will come down by Rs 41,000, and for a 45 HP tractor, the reduction will be Rs 45,000. Similarly, for a 50 HP tractor, the benefit will be Rs 53,000, and for a 75 HP tractor, the reduction is Rs 63,000. Even smaller tractors, such as those used for horticulture or inter-cultivation, will become Rs 3,000 cheaper. So, from the smallest to the largest tractors, the benefit ranges from Rs 3,000 to Rs 63,000. Machines like rice transplanters will be Rs 15,400 cheaper, Threshers (4-ton/hour capacity) will be Rs 14,000 cheaper while Power weeders (7.5 HP) will be Rs 5,495 cheaper. Also Read | Lucknow Drug Bust: Narcotics Worth INR 5 Crore Seized at Chaudhary Charan Singh International Airport, 2 Arrested. "This price reduction offers substantial benefits to our farmers. However, it's essential that companies and their dealers pass this benefit on directly to the farmers, he reiterated. That's why we held today's meeting, and apart from that, we will run a massive awareness campaign through media, through your platforms, and other mediums, so that farmers are informed in real-time and receive these benefits," Shivraj Singh Chouhan said. The minister met with associations which includes Tractor and Mechanization Association (TMA), All India Combine Manufacturers Association (AICMA), Agricultural Machinery Manufacturers Association (AAMA) and Power Tiller Manufacturers Association of India. The minister said, "Representatives of these four bodies joined us some physically, some virtually. And I made a clear request: the benefit of reduced GST, effective from 22nd September, must be passed directly to the farmers. It should not be lost in the middle." Under the Viksit Krishi Sankalp Abhiyan, the teams visiting villages will inform farmers properly about these benefits, so that they can make use of the reduced GST rates and improve their farming, reducing costs furthe. "We are also planning one more step, Custom Hiring Centers (CHCs) will also get these machines at reduced prices, so the rental rates should also come down, and we will work towards that as well. The Prime Minister's focus has been on technology and promoting mechanization in agriculture, and it is likely because of this focus that in the last decade, agricultural production has increased significantly. So can it be said that this has been the main focus, especially with GST reductions, to accelerate mechanisation," Chouhan said. The agirculture ministry is now exploring the next phase of mechanization, such as mechanized cotton picking and similar activities. The Minister said that the government is committed to increasing farmer productivity, reduce the cost of production, and promote mechanization. (ANI) (The above story is verified and authored by ANI staff, ANI is South Asia's leading multimedia news agency with over 100 bureaus in India, South Asia and across the globe. ANI brings the latest news on Politics and Current Affairs in India &amp; around the World, Sports, Health, Fitness, Entertainment, &amp; News. The views appearing in the above post do not reflect the opinions of LatestLY) © Latestly.com, 2025</w:t>
       </w:r>
     </w:p>
     <w:p>
@@ -1624,7 +1624,7 @@
     </w:p>
     <w:p>
       <w:r>
-        <w:t>Title: खाद की समस्या को लेकर कांग्रेस विधायक ने शिवराज सिंह चौहान से किए तीखे सवाल!</w:t>
+        <w:t>Title: Union Agriculture Minister Shivraj Singh Chouhan visits flood-hit farmers in RS Pura, assures full compensation</w:t>
       </w:r>
     </w:p>
     <w:p>
@@ -1636,13 +1636,13 @@
           <w:rPr>
             <w:color w:val="0000FF"/>
           </w:rPr>
-          <w:t>https://www.kisantak.in/news/video/congress-mla-asked-questions-to-shivraj-singh-chauhan-regarding-fertilizer-problem-1276616-2025-09-12</w:t>
+          <w:t>https://www.takeonedigitalnetwork.com/union-agriculture-minister-shivraj-singh-chouhan-visits-flood-hit-farmers-in-rs-pura-assures-full-compensation/</w:t>
         </w:r>
       </w:hyperlink>
     </w:p>
     <w:p>
       <w:r>
-        <w:t>Content: मध्य प्रदेश के सतना में किसानों की खाद की समस्या ने अब राजनीतिक तूल पकड़ लिया है. इस मुद्दे को लेकर आज सतना विधायक सिद्धार्थ कुशवाहा ने केंद्रीय कृषि मंत्री शिवराज सिंह चौहान का काफिला रोककर जोरदार विरोध प्रदर्शन किया. यह मामला तब का है जब शिवराज सिंह चौहान सतना पहुंथे. कांग्रेस पार्टी ने किसानों की समस्याओं को उठाते हुए भाजपा सरकार पर निशाना साधा. Congress MLA asked questions to Shivraj Singh Chauhan regarding fertilizer problem Copyright©2025 Living Media India Limited. For reprint rights: Syndications Today होम वीडियो न्यूज़ स्कीम मेन्यू Add Kisan Tak to Home Screen</w:t>
+        <w:t>Content: RS Pura, Sept 19: Union Minister for Panchayati Raj and Agriculture Shivraj Singh Chouhan on Friday visited Badyal Brahmana, the border village of RS Pura and met the farmers affected by the recent floods. The visit organized under the overall leadership of Chouhan was also attended by Agriculture Commissioner Secretary, Shailendra Mishra, Jammu and Kashmir Agriculture Minister Javed Ahmed Rana, BJP Jammu and Kashmir President Sat Sharma alongwith several MLAs as well as senior officials of Agriculture as well as Crop Insurance Departments. Chouhan personally inspected the damaged fields, interacted with the farmers and heard their complaints. He acknowledged the heavy losses of flood crops and assured that the Central Government is assessing the loss to ensure full compensation. He said, “In this hour of crisis, the government will not leave the farmers alone. All possible steps will be taken to restore their livelihood.” Local BJP MLAs, highlighted the difficulties facing the farming community, while Agriculture Minister Javed Rana urged the Centre to approve a special relief package for Jammu and Kashmir. A special assessment team, from Delhi also attended the program, which was tasked to assess the loss at the ground level. Chouhan emphasized that the Central Government is standing firmly with the farmers and will work in coordination with the Union Territory Administration to provide timely relief and long -term assistance. Your email address will not be published. Required fields are marked * Name * Email * Website Add Comment * Save my name, email and website in this browser for the next time I comment. Post Comment Affiliate with the Online Immigration Certificate at Washington Technical Institute Targeting readers who rely on our platform to stay ahead of the curve. Copyright © 2025 Take One Television &amp; Technologies Pvt Ltd. All rights reserved.</w:t>
       </w:r>
     </w:p>
     <w:p>
@@ -1655,7 +1655,7 @@
     </w:p>
     <w:p>
       <w:r>
-        <w:t>Title: शिवराज सिंह चौहान ने आज सतना, मध्य प्रदेश का दौरा किया</w:t>
+        <w:t>Title: Agricultural machinery and tractors to become cheaper in major relief for farmers: Minister</w:t>
       </w:r>
     </w:p>
     <w:p>
@@ -1667,13 +1667,13 @@
           <w:rPr>
             <w:color w:val="0000FF"/>
           </w:rPr>
-          <w:t>https://www.5dariyanews.com/hindi/amp/312704-%E0%A4%B6%E0%A4%BF%E0%A4%B5%E0%A4%B0%E0%A4%BE%E0%A4%9C-%E0%A4%B8%E0%A4%BF%E0%A4%82%E0%A4%B9-%E0%A4%9A%E0%A5%8C%E0%A4%B9%E0%A4%BE%E0%A4%A8-%E0%A4%A8%E0%A5%87-%E0%A4%86%E0%A4%9C-%E0%A4%B8%E0%A4%A4%E0%A4%A8%E0%A4%BE-%E0%A4%AE%E0%A4%A7%E0%A5%8D%E0%A4%AF-%E0%A4%AA%E0%A5%8D%E0%A4%B0%E0%A4%A6%E0%A5%87%E0%A4%B6-%E0%A4%95%E0%A4%BE-%E0%A4%A6%E0%A5%8C%E0%A4%B0%E0%A4%BE-%E0%A4%95%E0%A4%BF%E0%A4%AF%E0%A4%BE</w:t>
+          <w:t>https://mobilenews24x7.com/2025/business/agricultural-machinery-and-tractors-to-become-cheaper-in-major-relief-for-farmers-minister/</w:t>
         </w:r>
       </w:hyperlink>
     </w:p>
     <w:p>
       <w:r>
-        <w:t>Content: केंद्रीय कृषि एवं किसान कल्याण और ग्रामीण विकास मंत्री श्री शिवराज सिंह चौहान ने आज सतना, मध्य प्रदेश का दौरा कर एक्सिलेंस कॉलेज में आयोजित कार्यक्रम में विद्यार्थियों को संबोधित किया। इस कार्यक्रम के बाद मीडिया से बातचीत के दौरान केंद्रीय कृषि मंत्री ने सतना में खाद व यूरिया की पर्याप्त आपूर्ति को लेकर बातचीत की और कहा कि किसानों के हित सर्वोपरि हैं, केंद्र सरकार की तरफ से पूरी कोशिश की जा रही है कि किसानों तक खाद और यूरिया पर्याप्त मात्रा में पहुंचे। श्री शिवराज सिंह ने कहा कि “खाद की समस्या के बारे में कुछ मित्रों ने ज्ञापन दिए हैं। हमारे लिए किसानों के हित सर्वोपरि हैं। केंद्र सरकार प्रयासरत है। फर्टिलाइज़र मिनिस्ट्री तत्परता से कार्य कर रही है। फर्टिलाइज़र मिनिस्ट्री राज्य की डिमांड के आधार पर निरंतर फर्टिलाइज़र की आपूर्ति कर रही है। अगर सतना ज़िले में देखें, तो पिछले साल इस समय तक यूरिया की 23,585 मीट्रिक टन खपत हुई थी, इस बार 27 हज़ार 700 मीट्रिक टन अभी सतना ज़िले में यूरिया आ चुका है। श्री चौहान ने कहा जैसे ही संज्ञान में बात आई, मैंने प्रशासन और राज्य सरकार से चर्चा की। लेकिन इस बार बारिश अच्छी हुई है, बोवनी का इलाका जिसमें धान सम्मिलित है, यूरिया की जरूरत ज़्यादा पड़ती है, उसके कारण यूरिया की मांग ज्यादा है। केंद्रीय कृषि मंत्री ने बताया कि आज भी सतना में 1500 मीट्रिक टन खाद की आपूर्ति की गई है। आगे भी निरंतर आपूर्ति के प्रयास जारी रखे जाएंगे। ज़रूरत पड़ेगी तो फिर फर्टिलाइज़र मिनिस्ट्री के साथ भी बात करेंगे तथा राज्य सरकार के साथ चर्चा करके व्यवस्था और कैसे बेहतर बने और ज़रूरत कैसे पूरी हो, उस दिशा में कदम उठाए जाते रहेंगे।</w:t>
+        <w:t>Content: New Delhi, Sep 19 : The government has pledged to ensure an increase in farmers’ incomes, which requires both raising productivity and reducing costs, and mechanisation is vital to achieving both, Union Agriculture Minister Shivraj Singh Chouhan said on Friday. Addressing a meeting to discuss the latest GST reforms for agricultural machinery here in the presence of industry representatives, Chouhan thanked Prime Minister Narendra Modi for the GST rate cuts. He said that GST on agricultural machinery, earlier at 12 per cent and 18 per cent, has now been reduced to 5 per cent, effective from September 22 which will directly benefit farmers. The representatives of machine manufacturers associations were told that the reduced GST rates should directly benefit farmers with full transparency. Chouhan said that the reduction in GST rates is a big step, which will have a widespread impact. Later, pointing out the significant price reductions. A 35 HP tractor will now be cheaper by Rs 41,000, a 45 HP tractor will now be cheaper by Rs 45,000, a 50 HP tractor will now be cheaper by Rs 53,000 and a 75 HP tractor will now be cheaper by Rs 63,000. Even small tractors used in horticulture and weeding will see cost reductions. A 4-row paddy transplanter will now be cheaper by Rs 15,400, while a 4-tonne-per-hour multi-crop thresher will cost Rs 14,000 less. A 13-HP power tiller will also cost Rs 11,875 less. Chouhan said that the government will widely disseminate information on these benefits through multiple communication channels to raise awareness among farmers. The minister also emphasised that custom hiring centres, which will now get machines at lower prices, must reduce rental rates to ensure affordability for farmers. Information about the GST rate reduction will be communicated to farmers during the upcoming second phase of the ‘Viksit Krishi Sankalp Abhiyan’ for Rabi crops, beginning October 3, so that they can make the best use of it for advanced farming. (IANS) Your email address will not be published. Required fields are marked * Comment * Name * Email * Website Save my name, email, and website in this browser for the next time I comment.</w:t>
       </w:r>
     </w:p>
     <w:p>
@@ -1686,7 +1686,7 @@
     </w:p>
     <w:p>
       <w:r>
-        <w:t>Title: शिवराज सिंह चौहान ने आज सतना, मध्य प्रदेश का दौरा किया</w:t>
+        <w:t>Title: Local bodies in MP's Raisen passed resolutions supporting 'One Nation, One Election': Chouhan</w:t>
       </w:r>
     </w:p>
     <w:p>
@@ -1698,13 +1698,13 @@
           <w:rPr>
             <w:color w:val="0000FF"/>
           </w:rPr>
-          <w:t>https://www.5dariyanews.com/hindi/news/312704-Shivraj-Singh-Chouhan-visits-Satna-in-Madhya-Pradesh</w:t>
+          <w:t>https://www.newsdrum.in/national/local-bodies-in-mps-raisen-passed-resolutions-supporting-one-nation-one-election-chouhan-10485478</w:t>
         </w:r>
       </w:hyperlink>
     </w:p>
     <w:p>
       <w:r>
-        <w:t>Content: Empanelment By Govt. of Punjab &amp; Govt. of Haryana Multilingual News Portal since 2011 English हिन्दी ਪੰਜਾਬੀ RNI No: PUNMUL/2011/49000 Multilingual News Portal since 2011 English हिन्दी ਪੰਜਾਬੀ RNI No: PUNMUL/2011/49000 Web Admin केंद्रीय कृषि एवं किसान कल्याण और ग्रामीण विकास मंत्री श्री शिवराज सिंह चौहान ने आज सतना, मध्य प्रदेश का दौरा कर एक्सिलेंस कॉलेज में आयोजित कार्यक्रम में विद्यार्थियों को संबोधित किया। इस कार्यक्रम के बाद मीडिया से बातचीत के दौरान केंद्रीय कृषि मंत्री ने सतना में खाद व यूरिया की पर्याप्त आपूर्ति को लेकर बातचीत की और कहा कि किसानों के हित सर्वोपरि हैं, केंद्र सरकार की तरफ से पूरी कोशिश की जा रही है कि किसानों तक खाद और यूरिया पर्याप्त मात्रा में पहुंचे। श्री शिवराज सिंह ने कहा कि “खाद की समस्या के बारे में कुछ मित्रों ने ज्ञापन दिए हैं। हमारे लिए किसानों के हित सर्वोपरि हैं। केंद्र सरकार प्रयासरत है। फर्टिलाइज़र मिनिस्ट्री तत्परता से कार्य कर रही है। फर्टिलाइज़र मिनिस्ट्री राज्य की डिमांड के आधार पर निरंतर फर्टिलाइज़र की आपूर्ति कर रही है। अगर सतना ज़िले में देखें, तो पिछले साल इस समय तक यूरिया की 23,585 मीट्रिक टन खपत हुई थी, इस बार 27 हज़ार 700 मीट्रिक टन अभी सतना ज़िले में यूरिया आ चुका है। श्री चौहान ने कहा जैसे ही संज्ञान में बात आई, मैंने प्रशासन और राज्य सरकार से चर्चा की। लेकिन इस बार बारिश अच्छी हुई है, बोवनी का इलाका जिसमें धान सम्मिलित है, यूरिया की जरूरत ज़्यादा पड़ती है, उसके कारण यूरिया की मांग ज्यादा है। केंद्रीय कृषि मंत्री ने बताया कि आज भी सतना में 1500 मीट्रिक टन खाद की आपूर्ति की गई है। आगे भी निरंतर आपूर्ति के प्रयास जारी रखे जाएंगे। ज़रूरत पड़ेगी तो फिर फर्टिलाइज़र मिनिस्ट्री के साथ भी बात करेंगे तथा राज्य सरकार के साथ चर्चा करके व्यवस्था और कैसे बेहतर बने और ज़रूरत कैसे पूरी हो, उस दिशा में कदम उठाए जाते रहेंगे। View All Sponsored Ads 5 Dariya News SCO 59-D, Top Floor, City Heart Kharar, Dist. SAS Nagar Punjab 140301 (India) Mob: 99148 10266 Email: [email protected]</w:t>
+        <w:t>Content: Follow Us Raisen (MP), Sep 21 (PTI) Union Agriculture Minister Shivraj Singh Chouhan on Sunday said all local bodies in Madhya Pradesh's Raisen district have passed resolutions supporting "One Nation, One Election". The resolutions will soon be submitted to President Droupadi Murmu, as frequent elections are the biggest obstacle to India's progress, he said. "All panchayats, councils, municipalities and the district panchayat of Raisen have passed separate resolutions for 'One Nation, One Election'. These include one district panchayat, 521 panchayats, three municipalities and nine municipal councils," Chouhan said in a press statement. The district is the first region in the country to do so, he claimed. He pointed out that when elected representatives pass a resolution, they represent not just themselves but the entire population of the district. "The biggest hurdle in India's development and progress is frequent elections. Therefore, the Constitution should be amended to hold Lok Sabha and Assembly elections together," the former chief minister said. If elections are held simultaneously, factors such as casteism and linguism will reduce, he said. Chouhan also said that he discussed the new Goods and Services Tax (GST) reforms with traders and farmers, and the move would significantly reduce the price of tractors ranging from Rs 23,000 to Rs 63,000 across different categories. PTI LAL ARU Subscribe to our Newsletter! Share this article If you liked this article share it with your friends.they will thank you later</w:t>
       </w:r>
     </w:p>
     <w:p>
@@ -1717,7 +1717,7 @@
     </w:p>
     <w:p>
       <w:r>
-        <w:t>Title: Bhopal: शिवराज सिंह चौहान आज युवा संसद कार्यक्रम में होंगे शामिल</w:t>
+        <w:t>Title: ‘National Agriculture Conference – Rabi Abhiyan 2025’ begins in New Delhi</w:t>
       </w:r>
     </w:p>
     <w:p>
@@ -1729,13 +1729,13 @@
           <w:rPr>
             <w:color w:val="0000FF"/>
           </w:rPr>
-          <w:t>https://jantaserishta.com/local/madhya-pradesh/bhopal-shivraj-singh-chauhan-will-participate-in-the-youth-parliament-program-today-bhopal--4259523</w:t>
+          <w:t>https://www.5dariyanews.com/news/467555-National-Agriculture-Conference-%E2%80%93-Rabi-Abhiyan-2025-begins-in-New-Delhi</w:t>
         </w:r>
       </w:hyperlink>
     </w:p>
     <w:p>
       <w:r>
-        <w:t>Content: भोपाल: केंद्रीय कृषि एवं किसान कल्याण तथा ग्रामीण विकास मंत्री शिवराज सिंह चौहान आज गुरुवार को एक दिवसीय प्रवास पर मध्य प्रदेश के सतना जिले के प्रवास पर रहेंगे। केन्द्रीय मंत्री चौहान यहां प्रधानमंत्री कॉलेज ऑफ एक्सीलेंस शहीद पद्मधर सिंह शासकीय स्नातकोत्तर महाविद्यालय सतना में आयोजित एक राष्ट्र-एक चुनाव अभियान के तहत युवा संसद एवं अमर शहीद लाल पद्मधर सिंह की प्रतिमा का अनावरण एवं ओपन थियेटर के लोकार्पण कार्यक्रम में मुख्य अतिथि के रूप में शामिल होंगे। निर्धारित कार्यक्रम के अनुसार, केन्द्रीय कृषि मंत्री चौहान आज रेवांचल एक्सप्रेस से सतना आएंगे और यहां दोपहर 12 बजे एक्सीलेंस कॉलेज सतना में आयोजित कार्यक्रम में शामिल होंगे। जनभागीदारी समिति के अध्यक्ष विजय यादव डॉ. सुरेशचन्द्र राय ने बताया कि कार्यक्रम की अध्यक्षता नगरीय विकास मंत्री तथा सतना जिले के प्रभारी मंत्री कैलाश विजयवर्गीय करेंगे। कार्यक्रम में विशिष्ट अतिथि के रूप में नगरीय विकास एवं आवास राज्यमंत्री प्रतिमा बागरी, सांसद गणेश सिंह, विधायक सिद्धार्थ कुशवाहा तथा महापौर योगेश ताम्रकार शामिल होंगे। इसके बाद केन्द्रीय मंत्री चौहान दोपहर 3.30 बजे से 5 बजे तक ग्राम कुंदहरी कला में आयोजित कार्यक्रम में शामिल होने के बाद सायं 5.45 बजे मैहर पहुंचकर मां शारदा देवी के दर्शन करेंगे और इसके उपरांत सर्किट हाउस मैहर से रात्रि 9.20 बजे रेवांचल एक्सप्रेस से भोपाल के लिए प्रस्थान करेंगे।</w:t>
+        <w:t>Content: Empanelment By Govt. of Punjab &amp; Govt. of Haryana Multilingual News Portal since 2011 English हिन्दी ਪੰਜਾਬੀ RNI No: PUNMUL/2011/49000 Multilingual News Portal since 2011 English हिन्दी ਪੰਜਾਬੀ RNI No: PUNMUL/2011/49000 Web Admin The two-day ‘National Agriculture Conference – Rabi Abhiyan 2025’, organised by the Union Ministry of Agriculture and Farmers’ Welfare began today at Pusa, New Delhi. The theme of the conference — ‘One Nation – One Agriculture – One Team’ — is a significant step towards promoting coordinated efforts and partnerships in the agricultural sector. The Rabi Conference is being organised as a two-day event for the first time on the initiative of Union Agriculture Minister Shri Shivraj Singh Chouhan. Addressing the conference on the first day, Shri Shivraj Singh said that there will be no shortage of food grains, fruits, or vegetables in the country and that India will be made the food basket of the world. The Union Minister offered guidance in his interaction with senior agriculture officials from across the country. Shri Chouhan said that agriculture in the country is growing at 3.7 percent, the highest in the world, thanks to the hard work of our farmers and scientists, and the government’s farmer-friendly policies. Shivraj Singh emphasised that the Centre and the states are united, and for our nation, our people, and our farmers, we will continue working together with full strength as their welfare is paramount. “We are fortunate to have the responsibility of transforming India’s agricultural landscape. We are not ordinary people; we are those who shape the destiny of half of the nation’s population. We must work with great diligence. Our true concern is the farmer and their upliftment,” he said. Speaking on the issue of spurious fertilisers, seeds, and pesticides, Shivraj Singh said that strict action will be taken against the culprits and added that that only bio stimulants (plant growth enhancers) that meet all standards and benchmarks will now be allowed for sale. “We will not allow farmers to be exploited. Agricultural extension work is extremely important; together with the Central Government, all state agriculture departments, agricultural universities, Krishi Vigyan Kendras, and all related organisations must prepare concrete programmes and strategies and work rapidly at the ground level. Officers should add value to their work. We are only concerned about agriculture and the farmer, for which we will work with our full dedication. With this spirit, the Rabi Conference will deliberate and work to improve the situation of farmers,” the Minister said. Shivraj Singh further said that weather is no longer predictable, hence more and more farmers should be covered under crop insurance, and officers should make efforts to ensure that. “The Pradhan Mantri Fasal Bima Yojana must be implemented effectively so that farmers get relief. The ‘Viksit Krishi Sankalp Abhiyan’ will again be carried out in October with joint participation of the Centre and states. Now agricultural research must focus on solving farmers’ problems, not merely on publishing papers. In flood-affected areas, the entire administration should work swiftly to provide relief,” Shri Chouhan said. In his inaugural speech, Dr. Devesh Chaturvedi, Secretary, Union Ministry of Agriculture, informed that six parallel breakout sessions are being organised as part of the conference. ICAR Director General Dr. M. L. Jat also shared their views. Rajasthan Agriculture Minister Dr. Kirodi Lal Meena was present in the inaugural event. The conference is being attended by senior officials of the Centre and states, scientists from the Indian Council of Agricultural Research (ICAR), agricultural experts, farmer representatives, and other stakeholders. This platform is providing an opportunity for policymakers, scientists, and state representatives to deliberate comprehensively on preparations, production targets, and strategies for the Rabi 2025-26 season. View All Sponsored Ads 5 Dariya News SCO 59-D, Top Floor, City Heart Kharar, Dist. SAS Nagar Punjab 140301 (India) Mob: 99148 10266 Email: [email protected]</w:t>
       </w:r>
     </w:p>
     <w:p>
@@ -1748,7 +1748,7 @@
     </w:p>
     <w:p>
       <w:r>
-        <w:t>Title: शिव की शरण में पहुंचे शिवराज सिंह चौहान, पचमढ़ी की वादियों बंदर का किया फोटो शूट</w:t>
+        <w:t>Title: एमपी में बर्बाद हुआ सोयाबीन, मुआवजा के लिए कृषि मंत्री शिवराज सिंह चौहान ने लगाया फोन</w:t>
       </w:r>
     </w:p>
     <w:p>
@@ -1760,13 +1760,13 @@
           <w:rPr>
             <w:color w:val="0000FF"/>
           </w:rPr>
-          <w:t>https://mradubhashi.com/news.php?id=shivraj-singh-chauhan-reached-the-shelter-of-lord-shiva-did-a-photo-shoot-of-monkey-in-the-valleys-of-pachmarhi-576422</w:t>
+          <w:t>https://www.patrika.com/bhopal-news/shivraj-singh-chauhan-called-the-collector-in-front-of-the-farmers-19961271</w:t>
         </w:r>
       </w:hyperlink>
     </w:p>
     <w:p>
       <w:r>
-        <w:t>Content: पचमढ़ी: केंद्रीय कृषि मंत्री और मध्य प्रदेश के पूर्व मुख्यमंत्री शिवराज सिंह चौहान शनिवार को हिल स्टेशन पचमढ़ी पहुंचे. अपनी पत्नी साधना सिंह के साथ निजी यात्रा पर आए शिवराज सिंह चौहान शाम को पचमढ़ी के बड़ा महादेव मंदिर पहुंचे. भगवान महादेव की शरण में पहुंचकर शिवराज सिंह ने पत्नी साधना सिंह के साथ विधि विधान से पूजा अर्चना की. वहीं कुछ देर मंदिर परिसर में भी रुके. बंदर की फोटे खींच केप्शन में लिखा, खींच मेरी फोटो इसी दौरान बड़ा महादेव मंदिर परिसर में कुछ बंदर केंद्रीय कृषि मंत्री के सामने पहुंच गए. यहां रुक कर बंदरों की उछल कूद भी उन्होंने देखी. यहां ली गई एक छोटे बंदर की फोटो के साथ शिवराज सिंह ने सोशल मीडिया पर पोस्ट भी किया, जिसमें लिखा 'खींच मेरी फोटो.' बंदर की यह फोटो सोशल मीडिया पर खूब वायरल हो रही है. यूजर्स ने तरह-तरह की प्रतिक्रियाएं दी. मुख्यमंत्री निवास में ठहरे शिवराज सिंह हिल स्टेशन पचमढ़ी में रिमझिम बारिश के बीच शनिवार शाम को केंद्रीय कृषि मंत्री शिवराज सिंह चौहान रवि शंकर भवन में पहुंचे, जो मुख्यमंत्री का आधिकारिक निवास कहलाता है. रवि शंकर भवन पहुंचने पर पिपरिया एसडीएम ने उनकी अगवानी की. कई बार परिवार के साथ आए पचमढ़ी पूर्व मुख्यमंत्री शिवराज सिंह चौहान अपने शासनकाल के दौरान परिवार के साथ कई बार पचमढ़ी आए. कई बार परिवार के साथ उनके निजी दौरे गोपनीय रहते थे. पत्नी साधना सिंह के साथ पचमढ़ी आने पर भगवान महादेव के दर्शन भी कई बार उन्होंने किए हैं. पूर्व मुख्यमंत्री की पत्नी साधना सिंह कई बार अकेले पचमढ़ी आकर भगवान महादेव के मंदिर में पूजा कर चुकी हैं. इसके अलावा चौरागढ़ पहुंचकर भी विधि विधान से उन्होंने पूजा की है. ट्रेन में ली लोगों के साथ सेल्फी बता दें कि, मध्य प्रदेश के पूर्व मुख्यमंत्री शिवराज सिंह का क्रेज कम नहीं हुआ है. वह अपने सरल अंदाज के लिए जनता के बीच में खासे लोकप्रिय हैं. वह जहां जाते हैं लोग उनके साथ सेल्फी लेने के लिए लाइन लगा लेते हैं. खास बात है कि वह किसी को निराश नहीं करते और जमकर लोगों के साथ फोटे खिंचवाते हैं. कुछ ऐसा ही हुआ राजधानी भोपाल से सतना जा रही रेवांचल एक्सप्रेस ट्रेन में. जहां स्लीपर कोच में पहुंचे कृषि मंत्री शिवराज सिंह चौहान से मिलने के लिए लोग उमड़ पड़े. शिवराज सिंह ने भी लोगों से मुलाकात कर उनके साथ सेल्फी ली.</w:t>
+        <w:t>Content: ताजा खबरें राज्य मौसम एशिया कप 2025 बिहार चुनाव 2025 कुलिश जन्मशती वर्ष पत्रिका स्पेशल राष्ट्रीय मनोरंजन ज्योतिष स्वास्थ्य खेल धर्म राजनीति विश्व OTT शिक्षा ओपिनियन ऑटो टेक गैजेट लाइफस्टाइल ब्यूटी महिला बिजनेस क्राइम जॉब्स ई-पेपर मेरी खबर शॉर्ट्स ई-पेपर भोपाल • deepak deewan • Sep 20, 2025 MP BJP- मध्यप्रदेश के कई हिस्सों में सोयाबीन की फसल बर्बाद हो गई है। कहीं अति बारिश के कारण सोयाबीन गल गया तो कहीं पीला मोजेक रोग उसे निगल गया। शनिवार को सीहोर में केंद्रीय कृषि मंत्री शिवराज सिंह चौहान के समक्ष भी फसल की ये बर्बादी सामने आ गई। किसानों ने उनका काफिला रोककर बताया कि मौसम की खराबी के कारण उन्हें खासा नुकसान हुआ है, खेतों में खड़ी फसलें सूख चुकी हैं। कृषि मंत्री शिवराज सिंह चौहान से किसानों ने आर्थिक मदद की गुहार लगाई। किसानों ने तुरंत सर्वे कराकर बर्बाद फसलों का मुआवजा और फसल बीमा योजना का लाभ दिलाने की मांग की। इसपर शिवराज सिंह चौहान ने भी तुरंत कलेक्टर को फोन घुमा दिया। उन्होंने कलेक्टर को तत्काल सर्वे कराने के निर्देश दिए। केंद्रीय कृषि मंत्री शिवराज सिंह चौहान शनिवार को भोपाल-इंदौर हाईवे से गुजर रहे थे। इछावर जोड़ पर बीजेपी नेताओं, किसानों ने उनका कारवां रोका और स्वागत किया। इस बीच किसानों ने कृषि मंत्री शिवराज सिंह चौहान को अपनी व्यथा भी बताई। बड़ी संख्या में मौजूद किसानों ने केंद्रीय कृषि मंत्री को बताया कि इस बार लगातार खराब मौसम की वजह से उनकी सोयाबीन की फसल तबाह हो गई है। खेतों में खड़ी फसलें सूख गई हैं। किसानों ने कृषि मंत्री शिवराज सिंह चौहान से सरकारी मदद की गुहार लगाई। किसानों ने तुरंत सर्वे कराने, उन्हें मुआवजा व फसल बीमा का लाभ दिलाने का आग्रह किया। ये भी पढ़ें इस पर केंद्रीय कृषि मंत्री शिवराज सिंह चौहान ने किसानों के सामने ही सीहोर कलेक्टर को फोन लगा दिया। उन्होंने बताया कि सोयाबीन बर्बाद हो चुका है, किसान मेरे पास ही खड़े हैं… फसल का तुरंत सर्वे कराएं। कृषि मंत्री शिवराज सिंह चौहान ने सख्त निर्देश दिए कि एक भी किसान फसल बीमा योजना के लाभ से वंचित नहीं रहना चाहिए। ये भी पढ़ें खबर शेयर करें: शहर की खबरें: इंदौर न्यूज़ भोपाल न्यूज़ ग्वालियर न्यूज़ जबलपुर न्यूज़ रतलाम न्यूज़ Updated on: 20 Sept 2025 04:09 pm Published on: 20 Sept 2025 03:39 pm DOWNLOAD ON Play Store DOWNLOAD ON App Store Trending Topics Bihar Elections 2025 PM Modi Asia Cup 2025 Top Categories राष्ट्रीय मनोरंजन स्वास्थ्य राजस्थान मध्य प्रदेश Legal Privacy Policy Statutory provisions on reporting (sexual offenses) This website follows the DNPA’s code of conduct Code of Conduct About Us Grievance Policy RSS Copyright © 2025 Patrika Group. All Rights Reserved.</w:t>
       </w:r>
     </w:p>
     <w:p>
@@ -1779,7 +1779,7 @@
     </w:p>
     <w:p>
       <w:r>
-        <w:t>Title: खाद संकट: सतना विधायक ने रोका शिवराज सिंह का काफिला, चित्रकूट में किसान की पिटाई</w:t>
+        <w:t>Title: J&amp;K: केन्द्रीय मंत्री शिवराज सिंह चौहान ने बाढ़ प्रभावित क्षेत्रों का किया दौरा, हर संभव मदद का दिया आश्वासन</w:t>
       </w:r>
     </w:p>
     <w:p>
@@ -1791,13 +1791,13 @@
           <w:rPr>
             <w:color w:val="0000FF"/>
           </w:rPr>
-          <w:t>https://www.haribhoomi.com/state-local/madhya-pradesh/satna-mla-kisan-samasya-shivraj-singh-chouhan-kafila-roka-646115</w:t>
+          <w:t>https://www.amarujala.com/jammu/j-k-union-minister-shivraj-singh-chauhan-visited-flood-affected-areas-assured-all-possible-help-2025-09-19</w:t>
         </w:r>
       </w:hyperlink>
     </w:p>
     <w:p>
       <w:r>
-        <w:t>Content: सतना में खाद संकट: विधायक ने रोका केंद्रीय मंत्री का काफिला Satna Fertilizer Crisis: मध्य प्रदेश में खाद की किल्लत नेताओं के लिए मुसीबत बन गया है। गुरुवार को सतना पहुंचे केंद्रीय कृषि मंत्री शिवराज सिंह चौहान का काफिला किसानों ने रोक लिया। ट्रांसपोर्ट नगर के पास कांग्रेस जिलाध्यक्ष सिद्धार्थ कुशवाहा ने किसानों के विभिन्न मुद्दों पर उनसे सीएम सीधा संवाद किया। सिद्धार्थ कुशवाहा ने शिवराज सिंह चौहान को बताया कि सतना जिले के किसान खाद की समस्या से जुझ रहे हैं। सोयायटियों में खाद की उपलब्धता न होने से फसलों की बुवाई नहीं कर पा रहे हैं। सुबह से देर रात तक लंबी कतारों में लगे रहते हैं। विरोध प्रदर्शन करने पर FIR कर दी जाती है। सतना विधायक सिद्धार्थ कुशवाहा ने किसानों पर दर्ज मुकदमे वापस लेने की मांग की है। कहा, किसानों से अभद्रता करने वाले प्रशासनिक अफसरों के खिलाफ सख्त कार्रवाई की जाए। सरकार को चेताया कि किसानों की समस्याओं का समाधान नहीं हुआ तो कांग्रेस सड़क पर उतर कर बड़ा आंदोलन करेगी। चित्रकूट विधानसभा क्षेत्र में विधायक सुरेंद्र सिंह गहरवार से खाद दिलाने की मांग लेकर पहुंचे किसान रामलखन पटेल की बेदम पिटाई कर दी गई। 6 सितंबर को तिघरा गांव में हुई इस घटना का वीडियो तेजी से वायरल हो रहा है। जिसमें विधायक के करीबी रिश्तेदार अंकुश सिंह गहरवार युवक से मारपीट कतरे स्पष्ट दिख रहा है। पीड़ित ने बताया कि यह मारपीट विधायक की मौजूदगी में हुई है, लेकिन उन्होंने रोकने तक की कोशिश नहीं की। कांग्रेस ने इस मुद्दे पर भी जवाब मांगा है। © Copyright 2025: Haribhoomi All Rights Reserved. Powered by BLINK CMS</w:t>
+        <w:t>Content: मेरा शहर Link Copied केन्द्रीय मंत्री शिवराज सिंह चौहान और भाजपा जम्मू-कश्मीर प्रदेश अध्यक्ष सत शर्मा ने आज विधानसभा सुचेतगढ़ के बडियाल ब्राह्मणा में बाढ़ प्रभावित क्षेत्र का दौरा किया। उन्होंने प्रभावित परिवारों से मुलाकात कर उनकी समस्याएं सुनीं और हर संभव मदद का आश्वासन दिया। इस दौरान लोकसभा सांसद जुगल किशोर शर्मा, भाजपा राष्ट्रीय सचिव एवं विधायक डॉ. नरेंद्र सिंह, विधायक चौ. विक्रम रंधावा, विधायक गारू राम भगत तथा जिला अध्यक्ष रिंकू चौधरी भी मौजूद थे। विज्ञापन विज्ञापन केन्द्रीय मंत्री शिवराज सिंह चौहान ने कहा कि पार्टी और सरकार प्रभावित परिवारों के साथ हैं और उनकी आवश्यकताओं को पूरा करने के लिए हर संभव प्रयास किए जाएंगे। उन्होंने कहा कि पुनर्वास और राहत कार्यों को प्राथमिकता दी जाएगी ताकि प्रभावित लोग जल्द से जल्द अपने सामान्य जीवन में लौट सकें। भाजपा के नेताओं ने प्रभावित क्षेत्रों का जायजा लेते हुए आवश्यक सहायता पहुंचाने का आश्वासन दिया। वहीं स्थानीय लोगों ने भी केंद्र और राज्य सरकार से बेहतर इंतजामों की उम्मीद जताई। रहें हर खबर से अपडेट, डाउनलोड करें Android Hindi News App, iOS Hindi News App और Amarujala Hindi News APP अपने मोबाइल पे|Get all India News in Hindi related to live update of politics, sports, entertainment, technology and education etc. Stay updated with us for all breaking news from India News and more news in Hindi. Next Article Please wait... Please wait... Delete All Cookies Followed</w:t>
       </w:r>
     </w:p>
     <w:p>
@@ -1810,7 +1810,7 @@
     </w:p>
     <w:p>
       <w:r>
-        <w:t>Title: Satna Kisan Samvad: हंगामे के चलते शिवराज का कार्यक्रम रद्द,कांग्रेसियों की पुलिस से झड़प,बोले-सरकार जनता की आवाज से डरी</w:t>
+        <w:t>Title: केंद्रीय मंत्री शिवराज सिंह चौहान कल खिरकिया आएंगे:बावड़िया में करेंगे वृक्षारोपण, दोपहर में भोपाल रवाना होंगे</w:t>
       </w:r>
     </w:p>
     <w:p>
@@ -1822,13 +1822,13 @@
           <w:rPr>
             <w:color w:val="0000FF"/>
           </w:rPr>
-          <w:t>https://bansalnews.com/shivraj-singh-chouhan-satna-kisan-samvad-congress-hindi-news-bps/</w:t>
+          <w:t>https://www.bhaskar.com/local/mp/harda/khirkiya/news/union-minister-shivraj-singh-chouhan-will-come-to-khirkia-tomorrow-135960835.html</w:t>
         </w:r>
       </w:hyperlink>
     </w:p>
     <w:p>
       <w:r>
-        <w:t>Content: Shivraj Chouhan Vs Congress Shivraj Chouhan Vs Congress: एमपी के सतना में केंद्रीय कृषि मंत्री शिवराज सिंह चौहान के कार्यक्रम स्थल पर पहुंचने से पहले कांग्रेसियों ने हंगामा कर दिया। उनकी पुलिस से जमकर झड़प हो गई। कांग्रेस ने खाद संकट को लेकर शिवराज सिंह के घेराव और काले झंडे दिखाने का ऐलान किया था। हंगामा बढ़ने की आशंका को देखते हुए केंद्रीय मंत्री का कार्यक्रम रद्द करना पड़ा। नागौद विधानसभा क्षेत्र से कांग्रेस प्रत्याशी रहीं डॉ. रश्मि पटेल ने अपने समर्थकों के साथ बिहटा गांव में केंद्रीय मंत्री शिवराज सिंह चौहान के विरोध की तैयारी की थी। कांग्रेस का आरोप है कि किसानों को खाद नहीं मिल रही है। सरकार इस गंभीर समस्या पर ध्यान नहीं दे रही है। इसके बाद उचेहरा थाना और अन्य थानों से पुलिस बल बुलाकर गांव में तैनात कर दिया गया। इसी दौरान कांग्रेस कार्यकर्ता हाईवे की तरफ बढ़ने लगे तो पुलिस ने उन्हें रोकने का प्रयास किया। कार्यकर्ताओं की पुलिस से बहस हुई। इसके बाद दोनों में झड़प हो गई। हालांकि, कुछ कार्यकर्ता हाईवे पर पहुंच गए और नारेबाजी शुरू कर दी। कांग्रेस जिला अध्यक्ष और विधायक सिद्धार्थ कुशवाहा पहले भी केंद्रीय मंत्री शिवराज सिंह चौहान का काफिला रोक चुके थे। उन्होंने पूर्व सीएम शिवराज से खाद की कमी समेत किसानों को हो रही समस्याओं से अवगत कराया था। शिवराज ने सभी बातें सुनीं और भरोसा दिलाया कि वे राज्य सरकार से इस बारे में चर्चा करेंगे एक्टिव जर्नलिज्म की शुरुआत ग्वालियर में दैनिक भास्कर से हुई। इसके बाद नवभारत, नईदुनिया, दैनिक आचरण, स्वदेश, राज एक्सप्रेस और हरिभूमि (प्रिंट जर्नलिज्म) में खूब खबरें लिखीं। खेल जगत और इससे जुड़ी गतिविधियों से विशेष लगाव है। प्रिंट मीडिया के बाद भोपाल में द सूत्र डॉट कॉम से डिजिटल जर्नलिज्म में कदम रखा और अब बंसल न्यूज डिजिटल इस क्षेत्र में दूसरा पड़ाव है। © 2025 JNews - Premium WordPress news &amp; magazine theme by Jegtheme.</w:t>
+        <w:t>Content: भारत सरकार के कृषि विकास एवं किसान कल्याण मंत्री शिवराज सिंह चौहान 20 सितंबर को खिरकिया तहसील के बावड़िया गांव का दौरा करेंगे। इस दौरान वे वृक्षारोपण कार्यक्रम में शामिल होंगे। तय कार्यक्रम के अनुसार, केंद्रीय मंत्री चौहान सुबह 10 बजे भोपाल से सड़क मार्ग द्वारा रवाना होंगे और दोपहर 1:30 बजे बावड़िया पहुंचेंगे। कार्यक्रम में हिस्सा लेने के बाद वे दोपहर 2 बजे वापस भोपाल के लिए प्रस्थान कर जाएंगे। Copyright © 2024-25 DB Corp ltd., All Rights Reserved This website follows the DNPA Code of Ethics.</w:t>
       </w:r>
     </w:p>
     <w:p>
@@ -1841,7 +1841,7 @@
     </w:p>
     <w:p>
       <w:r>
-        <w:t>Title: खाद पर विवाद! सतना में किसानों ने रोका केंद्रीय कृषि मंत्री शिवराज का काफिला, गुस्से में दिखे लोग</w:t>
+        <w:t>Title: कृषि मंत्री शिवराज सिंह चौहान स्वस्थ नारी, सशक्त परिवार अभियान में वर्चुअल माध्‍यम से शामिल हुए</w:t>
       </w:r>
     </w:p>
     <w:p>
@@ -1853,13 +1853,13 @@
           <w:rPr>
             <w:color w:val="0000FF"/>
           </w:rPr>
-          <w:t>https://navbharatlive.com/madhya-pradesh/farmers-stopped-the-convoy-of-union-agriculture-minister-shivraj-in-satna-1351890.html/amp</w:t>
+          <w:t>https://www.newsonair.gov.in/hi/%E0%A4%95%E0%A5%83%E0%A4%B7%E0%A4%BF-%E0%A4%AE%E0%A4%82%E0%A4%A4%E0%A5%8D%E0%A4%B0%E0%A5%80-%E0%A4%B6%E0%A4%BF%E0%A4%B5%E0%A4%B0%E0%A4%BE%E0%A4%9C-%E0%A4%B8%E0%A4%BF%E0%A4%82%E0%A4%B9-%E0%A4%9A-16/</w:t>
         </w:r>
       </w:hyperlink>
     </w:p>
     <w:p>
       <w:r>
-        <w:t>Content: कांग्रेस MLA ने किसानों संग रोका केंद्रीय कृषि मंत्री शिवराज का काफिला, फोटो- सोशल मीडिया Shivraj Singh Chouhan: केंद्रीय कृषि मंत्री शिवराज सिंह चौहान के काफिले को रोक कर विरोध दर्ज कराया गया। ये विरोध खाद की कमी के लिए किया गया। विधायक सिद्धार्थ कुशवाहा ने इस समस्या को लेकर शिवराज को काले झंडे दिखाए और किसानों की समस्याओं को लेकर भाजपा सरकार पर गंभीर आरोप लगाए। बीते कुछ हफ्तों से प्रदेश भर से ऐसी खबरें सामने आ रही हैं जहां किसान खाद के लिए लंबी लाइनों में खड़े नजर आए, कहीं अपमानित हुए और कुछ स्थानों पर तो झड़पें तक देखने को मिलीं। सतना में एक किसान द्वारा बीजेपी विधायक के सामने अपमानित किए जाने की घटना ने स्थिति को और संवेदनशील बना दिया। प्रत्यक्षदर्शियों के अनुसार, कांग्रेस विधायक और मंत्री शिवराज सिंह के बीच खाद की उपलब्धता को लेकर खुली बहस भी हुई। यह वाकया उस समय हुआ जब शिवराज सिंह एक सरकारी कार्यक्रम के सिलसिले में सतना पहुंचे थे। कांग्रेस ने इस मौके का उपयोग किसानों के पक्ष में आवाज उठाने के लिए किया और सरकार पर किसानों की अनदेखी का आरोप लगाया। मप्र के किसान भाइयों, कांग्रेस विधायक श्री सिद्दार्थ कुशवाह जी एवं पूरे #सतना कांग्रेस परिवार ने केंद्रीय कृषि मंत्री शिवराज जी पर सवाल दागे! कांग्रेस की नीति स्पष्ट है, खाद को लेकर जहां भी जिम्मेदार दिखे, दमदारी से अपनी बात जरूर रखें!@ChouhanShivraj @DrMohanYadav51 pic.twitter.com/XpBedceY3d — Jitendra (Jitu) Patwari (@jitupatwari) September 11, 2025 कांग्रेस का आरोप है कि सरकार खाद की किल्लत को गंभीरता से नहीं ले रही और जो किसान अपनी आवाज उठा रहे हैं, उनके खिलाफ झूठे मुकदमे दर्ज किए जा रहे हैं। इसी के विरोध में विधायक सिद्धार्थ कुशवाहा के नेतृत्व में कार्यकर्ताओं ने केंद्रीय कृषि मंत्री का काफिला रोककर उनसे स्थिति का संज्ञान लेने की मांग की। विधायक कुशवाहा ने कहा कि प्रदेशभर में किसान खाद के लिए भटक रहे हैं और सरकार आरोपियों की तरह उनके साथ व्यवहार कर रही है। उन्होंने चेतावनी दी कि अगर जल्द ही किसानों पर से फर्जी मुकदमे वापस नहीं लिए गए और खाद संकट का समाधान नहीं किया गया, तो कांग्रेस व्यापक आंदोलन छेड़ेगी। यह भी पढ़ें: उपराष्ट्रपति पद छोड़ने के बाद पहली बार किसी कार्यक्रम में दिखे जगदीप धनखड़, साथ में थे ये दिग्गज उन्होंने कहा कि कांग्रेस किसानों के हक के लिए हर स्तर पर लड़ाई लड़ेगी और सरकार के किसी भी दमनात्मक रवैये को सहन नहीं किया जाएगा। यह घटनाक्रम प्रदेश की राजनीति में तेजी से हलचल मचा रहा है। अब सबकी निगाहें इस बात पर टिकी हैं कि राज्य और केंद्र सरकार इस बढ़ते विरोध और खाद संकट पर क्या कार्रवाई करती है। Follow Us On © Copyright Navbharatlive 2025 All rights reserved.</w:t>
+        <w:t>Content: मोबाइल ऐप्प डाउनलोड करें Site Admin | सितम्बर 18, 2025 8:59 पूर्वाह्न कृषि मंत्री शिवराज सिंह चौहान कल नई दिल्ली में स्वस्थ नारी, सशक्त परिवार अभियान में वर्चुअल माध्‍यम से शामिल हुए। प्रधानमंत्री नरेंद्र मोदी ने कल मध्य प्रदेश के धार जिले में इस अभियान का शुभारंभ किया। इस अवसर पर श्री चौहान ने प्रधानमंत्री को उनके जन्मदिन की शुभकामनाएं दीं और कहा कि देश उनके नेतृत्‍व में एक समृद्ध, विकसित और आत्मनिर्भर भारत बनने की ओर अग्रसर है। विश्‍व में भारत की छवि को मज़बूत करने में श्री मोदी की भूमिका का उल्‍लेख करते हुए श्री चौहान ने कहा कि दुनिया में भारत का वैश्विक कद बढ़ा है और इसका श्रेय प्रधानमंत्री को जाता है। गुजरात के मुख्यमंत्री के रूप में श्री मोदी के कार्यकाल और 2014 से प्रधानमंत्री के रूप में उनकी भूमिका के बारे में श्री चौहान ने कहा कि उन्‍होंने भारत को अभूतपूर्व प्रगति हासिल करने में मदद की है। कृषि मंत्री ने कहा कि महिलाएं अक्सर दूसरों की परवाह करती हैं लेकिन खुद की उपेक्षा करती हैं, यही वजह है कि सरकार ने स्वस्थ नारी, सशक्त परिवार अभियान शुरू किया है। 1 घंटा पहले 3 घंटे पहले 3 घंटे पहले 2 घंटे पहले 1 घंटा पहले गोपनीयता नीति | कॉपीराइट © 2025 न्यूज़ ऑन एयर। सर्वाधिकार सुरक्षित आखरी अपडेट: 22nd Sep 2025 | आगंतुकों: 1480625</w:t>
       </w:r>
     </w:p>
     <w:p>
@@ -1872,7 +1872,7 @@
     </w:p>
     <w:p>
       <w:r>
-        <w:t>Title: राष्ट्रीय: दिल्ली शिवराज सिंह के निर्देश पर 15-16 सितंबर को होगा ‘राष्ट्रीय कृषि सम्मेलन-रबी अभियान 2025’</w:t>
+        <w:t>Title: बाढ़ की मार झेल रहे किसानों से मुलाकात करेंगे कृषि मंत्री शिवराज सिंह चौहान...</w:t>
       </w:r>
     </w:p>
     <w:p>
@@ -1884,13 +1884,13 @@
           <w:rPr>
             <w:color w:val="0000FF"/>
           </w:rPr>
-          <w:t>https://www.bhaskarhindi.com/other/new-delhi-nda-parliamentary-party-meeting-1185963</w:t>
+          <w:t>https://zeenews.india.com/hindi/zeejkladakh/jammu/shivraj-singh-chouhan-jammu-visit-flood-affected-farmers-5595</w:t>
         </w:r>
       </w:hyperlink>
     </w:p>
     <w:p>
       <w:r>
-        <w:t>Content: Download App from नई दिल्ली, 13 सितंबर (आईएएनएस)। ‘विकसित कृषि संकल्प अभियान’ के पहले चरण की अपार सफलता के बाद केंद्रीय कृषि एवं किसान कल्याण और ग्रामीण विकास मंत्री शिवराज सिंह चौहान के नेतृत्व में अभियान के दूसरे चरण की शुरुआत होने जा रही है। पिछली बार खरीफ फसल के लिए अभियान शुरू हुआ था और अब रबी फसल को लेकर देशभर के कृषि वैज्ञानिक इस अभियान के जरिए गांव-गांव जाकर किसानों से मिलेंगे, आवश्यक जानकारी देंगे, उनकी समस्याएं सुनेंगे और प्रधानमंत्री नरेंद्र मोदी के ‘लैब टू लैंड’ मंत्र को साकार करने में भूमिका निभाएंगे। इसी क्रम में 15 सितंबर से दो दिवसीय ‘राष्ट्रीय कृषि सम्मेलन-रबी अभियान 2025’ पूसा, नई दिल्ली में आयोजित हो रहा है।रबी फसलों के लिए दो दिवसीय राष्ट्रीय सम्मेलन देशभर के कृषि विशेषज्ञों, वैज्ञानिकों, नीति-निर्धारकों एवं राज्य सरकारों के वरिष्ठ प्रतिनिधियों के लिए एक साझा मंच प्रदान करेगा, जहां रबी 2025-26 की बुवाई सीजन से संबंधित तैयारियों, उत्पादन लक्ष्यों और रणनीतियों पर गहन चर्चा होगी। सम्मेलन की अध्यक्षता केंद्रीय कृषि मंत्री शिवराज सिंह चौहान करेंगे। इस अवसर पर अनेक राज्यों के कृषि मंत्री, केंद्रीय कृषि एवं किसान कल्याण सचिव, आईसीएआर के महानिदेशक सहित अन्य संबंधित केंद्रीय मंत्रालयों तथा राज्यों के वरिष्ठ अधिकारी शामिल होंगे।केंद्रीय कृषि मंत्री शिवराज सिंह के निर्देश पर पहली बार रबी सम्मेलन दो दिन का हो रहा है, जिसमें कृषि से संबंधित चुनौतियों तथा रबी मौसम की फसलों के लिए किसानों को लाभ पहुंचाने की दृष्टि से विभिन्न प्रकार के विषयों पर चर्चा की जाएगी।पहले दिन केंद्र एवं राज्यों के अधिकारियों के बीच महत्वपूर्ण विषयों पर चर्चा की जाएगी। 16 सितंबर को सभी राज्यों के कृषि मंत्री एवं केंद्रीय कृषि मंत्री व राज्य मंत्री विस्तृत चर्चा करेंगे, जिसमें नवीनतम तकनीक एवं बीजों को किसानों तक किस तरह प्रभावी तरीके से पहुंचाया जाए, इसके लिए गहन चिंतन एवं समीक्षा की जाएगी। इसमें सभी राज्यों के पदाधिकारी अपनी टीम के साथ भाग लेंगे, पहली बार इसमें कृषि विज्ञान केंद्र के वैज्ञानिकों को भी आमंत्रित किया गया है, जो क्षेत्रीय अनुभव एवं चुनौतियों को साझा करेंगे तथा आगे की रणनीति तय करेंगे।सम्मेलन में विभिन्न राज्यों की सफलताओं और सर्वोत्तम प्रथाओं को साझा किया जाएगा, ताकि उन्हें अन्य राज्यों में भी लागू किया जा सके। साथ ही, मौसम पूर्वानुमान, उर्वरक प्रबंधन, कृषि अनुसंधान और तकनीकी हस्तक्षेप से जुड़े विषयों पर भी विशेषज्ञ अपने विचार प्रस्तुत करेंगे।यह सम्मेलन न सिर्फ रबी 2025-26 सीजन की कार्ययोजना और उत्पादन रणनीति को दिशा देगा, बल्कि यह किसानों की आय वृद्धि, टिकाऊ कृषि प्रणाली और राष्ट्रीय खाद्य सुरक्षा सुनिश्चित करने की दिशा में भी एक महत्वपूर्ण कदम साबित होगा।केंद्र सरकार लगातार किसानों की समृद्धि के लिए कदम उठा रही है। किसान भाई-बहनों की आमदनी में इजाफा हो इसके लिए सरकार प्रतिबद्ध है।केंद्रीय कृषि मंत्री शिवराज सिंह ने प्रधानमंत्री के ‘लैब टू लैंड’ के विजन को लेकर ही खरीफ फसल के लिए ‘विकसित कृषि संकल्प अभियान’ की शुरुआत की थी, जिसमें 29 मई से 12 जून तक विभिन्न राज्यों का दौरा करते हुए उन्होंने स्वयं किसानों से सीधा संवाद कर उनकी समस्याओं के समाधान का प्रयास किया था। पहले चरण में वैज्ञानिकों की 2,170 टीमें गांव-गांव गईं, जहां किसानों ने उत्साह के साथ वैज्ञानिकों से संवाद करते हुए खेती से जुड़ी आवश्यक जानकारी प्राप्त की। प्रधानमंत्री नरेंद्र मोदी ने भी अभियान की महत्ता पर प्रकाश डालते हुए अभियान को ऐतिहासिक कदम बताया।पिछली बार की तरह ही इस बार भी देश के किसान भाई-बहन अभियान को लेकर बेहद उत्साहित और आशान्वित हैं। उम्मीद की जा रही है कि पिछली बार की तरह ही इस बार भी यह अभियान सैद्धांतिक नहीं बल्कि व्यावहारिक उद्देश्यों को सिद्ध करते हुए बड़ी संख्या में किसानों तक पहुंच सुनिश्चित करेगा और खेती को नई दिशा देगा।अस्वीकरण: यह न्यूज़ ऑटो फ़ीड्स द्वारा स्वतः प्रकाशित हुई खबर है। इस न्यूज़ में BhaskarHindi.com टीम के द्वारा किसी भी तरह का कोई बदलाव या परिवर्तन (एडिटिंग) नहीं किया गया है| इस न्यूज की एवं न्यूज में उपयोग में ली गई सामग्रियों की सम्पूर्ण जवाबदारी केवल और केवल न्यूज़ एजेंसी की है एवं इस न्यूज में दी गई जानकारी का उपयोग करने से पहले संबंधित क्षेत्र के विशेषज्ञों (वकील / इंजीनियर / ज्योतिष / वास्तुशास्त्री / डॉक्टर / न्यूज़ एजेंसी / अन्य विषय एक्सपर्ट) की सलाह जरूर लें। अतः संबंधित खबर एवं उपयोग में लिए गए टेक्स्ट मैटर, फोटो, विडियो एवं ऑडिओ को लेकर BhaskarHindi.com न्यूज पोर्टल की कोई भी जिम्मेदारी नहीं है| पिछली बार खरीफ फसल के लिए अभियान शुरू हुआ था और अब रबी फसल को लेकर देशभर के कृषि वैज्ञानिक इस अभियान के जरिए गांव-गांव जाकर किसानों से मिलेंगे, आवश्यक जानकारी देंगे, उनकी समस्याएं सुनेंगे और प्रधानमंत्री नरेंद्र मोदी के ‘लैब टू लैंड’ मंत्र को साकार करने में भूमिका निभाएंगे। इसी क्रम में 15 सितंबर से दो दिवसीय ‘राष्ट्रीय कृषि सम्मेलन-रबी अभियान 2025’ पूसा, नई दिल्ली में आयोजित हो रहा है। रबी फसलों के लिए दो दिवसीय राष्ट्रीय सम्मेलन देशभर के कृषि विशेषज्ञों, वैज्ञानिकों, नीति-निर्धारकों एवं राज्य सरकारों के वरिष्ठ प्रतिनिधियों के लिए एक साझा मंच प्रदान करेगा, जहां रबी 2025-26 की बुवाई सीजन से संबंधित तैयारियों, उत्पादन लक्ष्यों और रणनीतियों पर गहन चर्चा होगी। सम्मेलन की अध्यक्षता केंद्रीय कृषि मंत्री शिवराज सिंह चौहान करेंगे। इस अवसर पर अनेक राज्यों के कृषि मंत्री, केंद्रीय कृषि एवं किसान कल्याण सचिव, आईसीएआर के महानिदेशक सहित अन्य संबंधित केंद्रीय मंत्रालयों तथा राज्यों के वरिष्ठ अधिकारी शामिल होंगे। केंद्रीय कृषि मंत्री शिवराज सिंह के निर्देश पर पहली बार रबी सम्मेलन दो दिन का हो रहा है, जिसमें कृषि से संबंधित चुनौतियों तथा रबी मौसम की फसलों के लिए किसानों को लाभ पहुंचाने की दृष्टि से विभिन्न प्रकार के विषयों पर चर्चा की जाएगी। पहले दिन केंद्र एवं राज्यों के अधिकारियों के बीच महत्वपूर्ण विषयों पर चर्चा की जाएगी। 16 सितंबर को सभी राज्यों के कृषि मंत्री एवं केंद्रीय कृषि मंत्री व राज्य मंत्री विस्तृत चर्चा करेंगे, जिसमें नवीनतम तकनीक एवं बीजों को किसानों तक किस तरह प्रभावी तरीके से पहुंचाया जाए, इसके लिए गहन चिंतन एवं समीक्षा की जाएगी। इसमें सभी राज्यों के पदाधिकारी अपनी टीम के साथ भाग लेंगे, पहली बार इसमें कृषि विज्ञान केंद्र के वैज्ञानिकों को भी आमंत्रित किया गया है, जो क्षेत्रीय अनुभव एवं चुनौतियों को साझा करेंगे तथा आगे की रणनीति तय करेंगे। सम्मेलन में विभिन्न राज्यों की सफलताओं और सर्वोत्तम प्रथाओं को साझा किया जाएगा, ताकि उन्हें अन्य राज्यों में भी लागू किया जा सके। साथ ही, मौसम पूर्वानुमान, उर्वरक प्रबंधन, कृषि अनुसंधान और तकनीकी हस्तक्षेप से जुड़े विषयों पर भी विशेषज्ञ अपने विचार प्रस्तुत करेंगे। यह सम्मेलन न सिर्फ रबी 2025-26 सीजन की कार्ययोजना और उत्पादन रणनीति को दिशा देगा, बल्कि यह किसानों की आय वृद्धि, टिकाऊ कृषि प्रणाली और राष्ट्रीय खाद्य सुरक्षा सुनिश्चित करने की दिशा में भी एक महत्वपूर्ण कदम साबित होगा। केंद्र सरकार लगातार किसानों की समृद्धि के लिए कदम उठा रही है। किसान भाई-बहनों की आमदनी में इजाफा हो इसके लिए सरकार प्रतिबद्ध है। केंद्रीय कृषि मंत्री शिवराज सिंह ने प्रधानमंत्री के ‘लैब टू लैंड’ के विजन को लेकर ही खरीफ फसल के लिए ‘विकसित कृषि संकल्प अभियान’ की शुरुआत की थी, जिसमें 29 मई से 12 जून तक विभिन्न राज्यों का दौरा करते हुए उन्होंने स्वयं किसानों से सीधा संवाद कर उनकी समस्याओं के समाधान का प्रयास किया था। पहले चरण में वैज्ञानिकों की 2,170 टीमें गांव-गांव गईं, जहां किसानों ने उत्साह के साथ वैज्ञानिकों से संवाद करते हुए खेती से जुड़ी आवश्यक जानकारी प्राप्त की। प्रधानमंत्री नरेंद्र मोदी ने भी अभियान की महत्ता पर प्रकाश डालते हुए अभियान को ऐतिहासिक कदम बताया। पिछली बार की तरह ही इस बार भी देश के किसान भाई-बहन अभियान को लेकर बेहद उत्साहित और आशान्वित हैं। उम्मीद की जा रही है कि पिछली बार की तरह ही इस बार भी यह अभियान सैद्धांतिक नहीं बल्कि व्यावहारिक उद्देश्यों को सिद्ध करते हुए बड़ी संख्या में किसानों तक पहुंच सुनिश्चित करेगा और खेती को नई दिशा देगा। अस्वीकरण: यह न्यूज़ ऑटो फ़ीड्स द्वारा स्वतः प्रकाशित हुई खबर है। इस न्यूज़ में BhaskarHindi.com टीम के द्वारा किसी भी तरह का कोई बदलाव या परिवर्तन (एडिटिंग) नहीं किया गया है| इस न्यूज की एवं न्यूज में उपयोग में ली गई सामग्रियों की सम्पूर्ण जवाबदारी केवल और केवल न्यूज़ एजेंसी की है एवं इस न्यूज में दी गई जानकारी का उपयोग करने से पहले संबंधित क्षेत्र के विशेषज्ञों (वकील / इंजीनियर / ज्योतिष / वास्तुशास्त्री / डॉक्टर / न्यूज़ एजेंसी / अन्य विषय एक्सपर्ट) की सलाह जरूर लें। अतः संबंधित खबर एवं उपयोग में लिए गए टेक्स्ट मैटर, फोटो, विडियो एवं ऑडिओ को लेकर BhaskarHindi.com न्यूज पोर्टल की कोई भी जिम्मेदारी नहीं है| Created On : 13 Sept 2025 7:41 PM IST</w:t>
+        <w:t>Content: Newsletter Trending Photos Jammu and Kashmir : जम्मू-कश्मीर के किसानों के लिए एक नई उम्मीद लेकर केंद्रीय कृषि एवं ग्रामीण विकास मंत्री शिवराज सिंह चौहान आज जम्मू पहुंच रहे हैं. हाल ही में हुई भारी बारिश और बादल फटने की घटनाओं ने प्रदेश के कई जिलों में तबाही मचाई है. नदियों और नालों के उफान ने खेतों में खड़ी फसलों को पूरी तरह बर्बाद कर दिया. इस तबाही से उबरने के लिए किसान अब सरकार की ओर टकटकी लगाए हुए हैं. आरएस पुरा का करेंगे दौरा Add Zee News as a Preferred Sourceआधिकारिक कार्यक्रम के मुताबिक, शिवराज सिंह चौहान सुबह 11 बजे जम्मू पहुंचेंगे और दोपहर को आरएस पुरा के बडयाल ब्राह्मणा गांव में बाढ़ प्रभावित किसानों से मुलाकात करेंगे. यहां वे सीधे किसानों की समस्याएं सुनेंगे और खेतों में जाकर फसलों को हुए नुकसान का आकलन करेंगे. दौरे के दौरान वे कन्वेंशन सेंटर में पत्रकारों से भी बातचीत करेंगे. Add Zee News as a Preferred Source इससे पहले, केंद्रीय गृह मंत्री अमित शाह खुद प्रभावित इलाकों का दौरा कर चुके हैं और किसानों व स्थानीय लोगों को पर्याप्त मुआवजा दिलाने का आश्वासन दिया था. गृह मंत्रालय की टीम भी हालात का आकलन कर चुकी है. ऐसे में कृषि मंत्री का यह दौरा किसानों के लिए सिर्फ एक औपचारिकता नहीं बल्कि उम्मीद की किरण माना जा रहा है. किसानों को कृषि मंत्री से उम्मीद आरएस पुरा क्षेत्र के एक किसान का कहना है, “हमारी सारी मेहनत बाढ़ में बह गई. धान की फसल पूरी तरह खराब हो चुकी है. अब सरकार से ही उम्मीद है कि मुआवजा जल्द मिले ताकि अगली फसल बोने का साहस जुटा सकें.” किसानों की ये उम्मीदें बताती हैं कि यह दौरा कितना अहम है. यहां सिर्फ जमीन और फसल का नुकसान नहीं हुआ है बल्कि हजारों परिवारों की रोजी रोटी भी दांव पर लग गई है. ऐसे में, किसानों को वक्त पर और पर्याप्त मात्रा में मुआवजा मिलता है तो स्थानीय किसानों के जख्मों पर मरहम का काम करेगा. फिलहाल, शिवराज सिंह चौहान का यह दौरा कागजों से निकलकर जमीन पर किसानों से जुड़ने का प्रयास है. यह सिर्फ नुकसान का आकलन नहीं बल्कि उन परिवारों की उम्मीदों को फिर से जिंदा करने का मौका है जिनकी दुनिया हाल की बाढ़ में डूब गई थी. Content Editor...Read More</w:t>
       </w:r>
     </w:p>
     <w:p>
@@ -1903,7 +1903,7 @@
     </w:p>
     <w:p>
       <w:r>
-        <w:t>Title: केन्द्रीय मंत्री शिवराज सिंह ने किया अमर शहीद पद्मधर सिंह की प्रतिमा का अनावरण</w:t>
+        <w:t>Title: केंद्रीय कृषि मंत्री शिवराज सिंह चौहान कल रायसेन में:एक देश एक चुनाव पर जनप्रतिनिधि सम्मेलन में होंगे शामिल; पौधारोपण करेंगे</w:t>
       </w:r>
     </w:p>
     <w:p>
@@ -1915,13 +1915,13 @@
           <w:rPr>
             <w:color w:val="0000FF"/>
           </w:rPr>
-          <w:t>https://livevns.news/state/madhyapradesh/union-minister-shivraj-singh-unveiled-the-statue-ophp/cid17395865.htm</w:t>
+          <w:t>https://www.bhaskar.com/local/mp/raisen/news/union-agriculture-minister-shivraj-singh-chouhan-in-raisen-tomorrow-135967051.html</w:t>
         </w:r>
       </w:hyperlink>
     </w:p>
     <w:p>
       <w:r>
-        <w:t>Content: Hit enter to search or ESC to close केन्द्रीय मंत्री शिवराज सिंह ने किया अमर शहीद पद्मधर सिंह की प्रतिमा का अनावरण भोपाल, 11 सितम्बर (हि.स.)। सतना और मैहर जिले के एक दिवसीय प्रवास पर पहुंचे केंद्रीय कृषि एवं किसान कल्याण तथा ग्रामीण विकास मंत्री शिवराज सिंह चौहान ने गुरुवार को प्रधानमंत्री कालेज आफ एक्सीलेंस शहीद पद्मधर सिंह शासकीय स्नातकोत्तर महाविद्यालय में अमर शहीद पद्मधर सिंह की प्रतिमा का अनावरण किया। इस मौके पर केन्द्रीय कृषि मंत्री चौहान ने महाविद्यालय परिसर में स्थित अंकुर वाटिका में एक पेड मां के नाम कार्यक्रम में पौधा भी रोपा। इसके बाद वे कालेज परिसर में आयोजित युवा संसद के कार्यक्रम में भी शामिल हुए। इस मौके पर नगरीय विकास एवं आवास राज्यमंत्री प्रतिमा बागरी, सांसद गणेश सिंह समेत संख्या में स्थानीय जनप्रतिनिधि, गणमान्य नागरिक एवं महाविद्यालयीन छात्र-छात्रायें उपस्थित रहे। पूर्व राज्यमंत्री स्व. हर्ष सिंह को अर्पित किये श्रद्धासुमन केंद्रीय कृषि मंत्री शिवराज सिंह चौहान ने सतना प्रवास के दौरान रामपुर बघेलान में विधायक विक्रम सिंह के निवास पहुंचकर उनके पिता पूर्व राज्यमंत्री स्व. हर्ष नारायण सिंह को अपने श्रद्धासुमन अर्पित किये। उन्होंने राज्यमंत्री प्रतिमा बागरी के राजेन्द्र नगर सतना स्थित निवास पहुंचकर उनके पितामह स्व. जीवनदास बागरी को श्रद्धांजलि दी। केन्द्रीय मंत्री चौहान बगहा सिविल लाइन स्थित पूर्व महापौर ममता पाण्डेय के निवास पर भी पहुंचे जहां उनकी पुत्रवधु के निधन पर शोक श्रद्धांजलि अर्पित की। उन्होंने सतना कोलगवा स्थित पिछड़ा वर्ग आयोग के पूर्व सदस्य स्व. लक्ष्मी यादव के निवास और पूर्व सदस्य स्व. दयानंद कुशवाहा के निवास पहुंचकर अपनी शोक श्रद्धांजलि अर्पित की। केन्द्रीय कृषि मंत्री सतना मुख्त्यारगंज स्थित रामदास मिश्रा के निवास पर पहुंचे। वहां उन्होंने उनकी धर्मपत्नी के निधन पर श्रद्धासुमन अर्पित किये। उन्होंने अपने सुरक्षा सहयोगी मोनू सिंह परिहार के निज निवास नागौद (कचलोहा) पहुंचकर उनके स्वर्गीय बेटे अभिनव सिंह परिहार को श्रद्धांजलि अर्पित की। साथ ही दुःख की इस घड़ी में वह व्यक्तिगत रूप से परिवार से भेंट कर उन्हें साहस व सांत्वना दी। केंद्रीय कृषि मंत्री ने सतना जिले के प्रवास के दौरान जिला अस्पताल सतना पहुंचकर वहां भर्ती पूर्व विधायक शकरलाल तिवारी के स्वास्थ्य के संबंध में जानकारी ली। केंद्रीय कृषि मंत्री शिवराज सिंह चौहान ने मैहर जिले के प्रवास के दौरान गुरुवार को अमरपाटन पहुंचकर पूर्व राज्यमंत्री रामखेलावन पटेल के पिता स्व. भैयालाल पटेल के छायाचित्र पर पुष्पांजलि अर्पित की। मां शारदा की ड्योढी में दर्शन कर संत रविदास की पूजा अर्चनाकेंद्रीय मंत्री शिवराज सिंह चौहान ने मैहर जिले के प्रवास के दौरान गुरुवार को मैहर में मां शारदा मंदिर की ड्योढी के दर्शन किये और संत रविदास आश्रम में पूजा-अर्चना की। इस अवसर पर सांसद गणेश सिंह, विधायक श्रीकांत चतुर्वेदी सहित जनप्रतिनिधि तथा बडी संख्या में आम नागरिक उपस्थित रहे। हिन्दुस्थान समाचार / मुकेश तोमर Copyright © 2020. Livevns.news This website is Proud member of FCDN and follow the code of ethics.</w:t>
+        <w:t>Content: केंद्रीय कृषि मंत्री एवं रायसेन-विदिशा संसदीय क्षेत्र के सांसद शिवराज सिंह चौहान कल 21 सितंबर रविवार को रायसेन का दौरा करेंगे। यह दौरा प्रधानमंत्री नरेंद्र मोदी के 75वें जन्मदिवस पर चल रहे सेवा पखवाड़ा अभियान के तहत आयोजित किया जा रहा है। भाजपा जिला अध्यक्ष राकेश शर्मा ने बताया कि श्री चौहान सुबह 11 बजे रायसेन पहुंचेंगे। वे सबसे पहले भोपाल मार्ग स्थित खरवई के पास चिड़िया टोल पर पौधारोपण करेंगे। इसके बाद 11:30 बजे वार्ड 13 के शिवालय परिसर में स्वच्छता कार्यक्रम में हिस्सा लेंगे। एक देश एक चुनाव विषय पर जनप्रतिनिधि सम्मेलन में भाग लेंगे दोपहर 12:30 बजे वन परिसर में एक देश एक चुनाव विषय पर जनप्रतिनिधि सम्मेलन में भाग लेंगे। इस दौरान जिला पंचायत, नगर पालिका और जनपद के पदाधिकारी उन्हें एक देश एक चुनाव संबंधी प्रस्ताव सौंपेंगे। दोपहर 1 बजे भाजपा जिला कार्यालय में सांसद कार्यालय का उद्घाटन करेंगे। शाम 3 बजे सांची में नमो वाटिका का शुभारंभ और पौधारोपण करेंगे। अंतिम कार्यक्रम के रूप में 3:30 बजे सिविल अस्पताल सांची में रक्तदान और स्वास्थ्य शिविर में शामिल होंगे। Copyright © 2024-25 DB Corp ltd., All Rights Reserved This website follows the DNPA Code of Ethics.</w:t>
       </w:r>
     </w:p>
     <w:p>
@@ -1934,7 +1934,7 @@
     </w:p>
     <w:p>
       <w:r>
-        <w:t>Title: सोशल मीडिया पर भिड़े जीतू पटवारी और शिवराज सिंह चौहान, किसानों को लेकर जमकर हुआ आरोप-प्रत्यारोप</w:t>
+        <w:t>Title: Jammu : शिवराज सिंह चौहान ने किया बाढ़ प्रभावित इलाक़ों दौरा, राहत कामों का लिया जायज़ा, परेशान लोगों को दिया मदद का भरोसा</w:t>
       </w:r>
     </w:p>
     <w:p>
@@ -1946,13 +1946,13 @@
           <w:rPr>
             <w:color w:val="0000FF"/>
           </w:rPr>
-          <w:t>https://hindikhabar.com/jitu-patwari-shivraj-singh-chouhan-farmers-issue-social-media-war/</w:t>
+          <w:t>https://zeenews.india.com/hindi/zeejkladakh/jammu/union-minister-shivraj-singh-chauhan-visits-flood-affected-area-budilya-brahman-jammu-region-5608</w:t>
         </w:r>
       </w:hyperlink>
     </w:p>
     <w:p>
       <w:r>
-        <w:t>Content: MP Politics : मध्य प्रदेश की सियासत में किसानों को लेकर नया सोशल मीडिया विवाद छिड़ गया है. कांग्रेस के प्रदेश अध्यक्ष जीतू पटवारी और केंद्रीय कृषि मंत्री शिवराज सिंह चौहान के बीच तीखी बहस सामने आई है, जिसमें दोनों ने एक-दूसरे पर आरोप-प्रत्यारोप लगाए हैं. केंद्रीय मंत्री शिवराज सिंह चौहान ने एक्स पर पोस्ट करते हुए कांग्रेस पर तीखा हमला किया. उन्होंने कहा कि अगर कांग्रेस के नेता कभी जमीन से जुड़े होते या किसानों की वास्तविक समस्याओं को समझते, तो वे किसानों के साथ इस तरह का अपमानजनक व्यवहार नहीं करते. शिवराज ने कांग्रेस और पटवारी पर किसानों का अनादर करने का आरोप लगाया और कहा कि उनका असली चेहरा यही है. जा के पाँव न फटी बिवाई,वो क्या जाने पीर परायी।खड़गे जी, कांग्रेस और उनके नेता अगर कभी जमीन से जुड़े होते,अगर कभी उन्होंने अपने देश के किसान की तकलीफ, परेशानी और दर्द को समझा होता,तो शायद आज किसानों के साथ ऐसा अपमानजनक व्यवहार नहीं करते।एक किसान भाई अपने दुखों के साथ मदद… इसके जवाब में जीतू पटवारी ने भी सोशल मीडिया प्लेटफॉर्म एक्स पर केंद्रीय कृषि मंत्री शिवराज सिंह चौहान को एक पत्र जारी करते हुए निशाना साधा. उन्होंने कहा कि कृषि जैसे अहम मंत्रालय की जिम्मेदारी शिवराज सिंह चौहान को देना समझ से बाहर है. पटवारी ने आरोप लगाया कि भाजपा और शिवराज सिंह केवल झूठे वादों के जरिए अपनी राजनीतिक साख बचाने में लगे हैं. उन्होंने कहा कि किसानों के मुद्दों पर ऐसी बातें करना खुद खेती और किसानों का अपमान है. प्रिय शिवराज जी,अब तो किसानों से जुड़ा एक भी बयान आपकी जुबान से अच्छा नहीं लगता! देश का कृषि मंत्री झूठ की खेती कब तक करेगा?@narendramodi@ChouhanShivraj@DrMohanYadav51@kharge | @INCIndia@BJP4MP | @BJP4India https://t.co/N6DIYoflpo pic.twitter.com/RR3tRqpYa9 इस वर्चुअल युद्ध में दोनों नेताओं के समर्थक भी सक्रिय हो गए हैं और सोशल मीडिया पर एक-दूसरे को कड़ी चुनौती दे रहे हैं. किसानों के मसले पर इस तरह की सियासी बहस के बीच मध्य प्रदेश की राजनीतिक तस्वीर और भी गर्मा गई है. यह विवाद राज्य में किसानों की स्थिति और राजनीतिक दलों के बीच बढ़ते तनाव को दर्शाता है, जहां हर कोई किसानों के हितों की बात करने का दावा करता नजर आ रहा है. यह भी पढ़ें : रायबरेली में राहुल गांधी का हमला: चुनाव में धांधली के सबूत, भाजपा ने किया विरोध Hindi Khabar App: देश, राजनीति, टेक, बॉलीवुड, राष्ट्र, बिज़नेस, ज्योतिष, धर्म-कर्म, खेल, ऑटो से जुड़ी ख़बरों को मोबाइल पर पढ़ने के लिए हमारे ऐप को प्ले स्टोर से डाउनलोड कीजिए. हिन्दी ख़बर ऐप</w:t>
+        <w:t>Content: Newsletter Trending Photos Shivraj Singh Chauhan : केंद्रीय मंत्री शिवराज सिंह चौहान ने आज जम्मू पहुंचकर सुचेतगढ़ असेंबली क्षेत्र के बडियाल ब्राह्माणा का दौरा किया. उन्होंने वहां बाढ़ पीड़ित परिवारों से मुलाकात की और उनकी परेशानियां सुनी. यही नहीं, उन्हें हर मुमकिन मदद का यकीन भी दिलाया. इस दौरान केंद्रीय मंत्री ने कहा कि केंद्र सरकार और राज्य सरकार मिलकर राहत एवं पुनर्वास के कामों में पूरी ताक़त से जुटी हुई हैं. उन्होंने प्रभावितों से कहा कि उनकी समस्याओं को प्राथमिकता से सुलझाया जाएगा और जल्द से जल्द उनकी ज़िंदगी सामान्य बनाने के लिए कदम उठाए जाएंगे. Add Zee News as a Preferred Sourceबाढ़ प्रभावित परिवारों को हर संभव मदद का भरोसा दिलाते हुए शिवराज सिंह चौहान ने आगे कहा कि, "हमारे लिए सबसे ज़रूरी है कि बाढ़ प्रभावित परिवारों को समय पर सहायता मिले। सरकार हर स्तर पर काम कर रही है ताकि प्रभावित लोग जल्द से जल्द राहत पा सकें." Add Zee News as a Preferred Source इसके साथ, केंद्रीय मंत्री ने प्रशासन को भी निर्देश दिए कि वो राहत कामों में तेजी लाएं और बाढ़ प्रभावित इलाक़ों में सफाई, जल निकासी, और ज़रूरी हेल्थ सर्विसेज़ का बेहतर इंतज़ाम सुनिश्चित करें. उन्होंने कहा कि, केंद्र सरकार ने प्रभावित इलाक़ों के पुनर्निर्माण के लिए पर्याप्त संसाधन उपलब्ध कराए हैं. इस मौके पर प्रभावित परिवारों ने शिवराज सिंह चौहान का शुक्रियाअदा किया और कहा कि उनकी मौजूदगी से उन्हें हौसला मिला है और उन्हें उम्मीद है कि राहत कार्यों में अब और तेजी आएगी जिससे उनकी परेशानियों को जल्द हल किया जा सकेगा. शिवराज सिंह चौहान के जम्मू दौरे का मकसद न सिर्फ राहत कामों का रिव्यू करना था बल्कि प्रभावित परिवारों के साथ बात करके उनकी दिक्कतों क समझना और सरकार की नीतियों से उन्हें रू-ब-रू कराना था. इसके साथ ही यह संदेश भी देना था कि केंद्र सरकार प्रभावितों के साथ खड़ी है और पूरी ताकत से हर मुमकिन मदद कर रही है. A team of reporters, writers and editors brings you news, analyses and information on college and school admissions, board and competitive exams, career options, topper interviews,...Read More</w:t>
       </w:r>
     </w:p>
     <w:p>
@@ -1965,7 +1965,7 @@
     </w:p>
     <w:p>
       <w:r>
-        <w:t>Title: मध्य प्रदेश</w:t>
+        <w:t>Title: कृषि उपकरणों में जीएसटी कटौती का लाभ किसानों तक पहुंचाएं, शिवराज सिंह ने ट्रैक्टरों की कीमत को लेकर कही ये बात</w:t>
       </w:r>
     </w:p>
     <w:p>
@@ -1977,13 +1977,13 @@
           <w:rPr>
             <w:color w:val="0000FF"/>
           </w:rPr>
-          <w:t>https://www.inhnews.in/News/after-shivraj-mama-mohan-jijaji-entered-the-politics-of-madhya-pradesh</w:t>
+          <w:t>https://www.jagran.com/news/national-shivraj-singh-chouhan-should-pass-on-the-benefits-of-gst-reduction-on-agricultural-equipment-to-farmers-24053412.html</w:t>
         </w:r>
       </w:hyperlink>
     </w:p>
     <w:p>
       <w:r>
-        <w:t>Content: CM Mohan Yadav Mohan Jijaji : मध्यप्रदेश की राजनीति में शिवराज सिंह चौहान को मामा कहकर पुकारने की परंपरा ने उन्हें जनता से गहरे स्तर पर जोड़ा। लेकिन अब प्रदेश की राजनीति में एक नया रिश्ता जुड़ता दिखाई दे रहा है। शिवराज मामा के बाद जीजाजी की एंट्री हो गई है। रीवा के देवतालाब में आयोजित एक जनसभा के दौरान लोकगायिका राखी द्विवेदी ने मंच से सीएम मोहन यादव को जीजाजी कहकर संबोधित किया। इतना ही नहीं उन्होंने एक गीत भी गाया, जिसके बोल थे, दिलदारों में दिलदार, मोहन जीजाजी हमार…। हालांकि जब सीएम मोहन ने गाना सुना तो पहले वह झेंप गए, लेकिन बाद में मुस्कुराते हुए उन्होंने इसे स्वीकार किया और गायिका को 50 हजार रुपये इनाम में दिए। अब मामा नहीं, जीजाजी चलेगा! कार्यक्रम की खासियत यह रही कि राखी द्विवेदी ने गीत गाने से पहले मुख्यमंत्री से अनुमति ली थी। जैसे ही उन्होंने गीत गाने की शुरूआत की तो पूरी सभा तालियों से गूंज उठी। सीएम यादव ने गीत पूरा होने के बाद कहा कि जनता का यह अपनापन उनके लिए किसी सम्मान से कम नहीं है। राखी द्विवेदी के गाने के बाद अब सोशल मीडिया पर लोग कह रहे है कि अब मध्यप्रदेश में मामा नहीं, जीजाजी चलेगा। रीवा के दामाद मोहन राजनीतिक विशेषज्ञों का मानना है कि राजनीति में नेताओं को जनता द्वारा दिए गए ऐसे संबोधन ही उनकी पहचान बन जाते हैं। जिस तरह शिवराज सिंह मामा ब्रांड के रूप में स्थापित हुए, वैसे ही आने वाले समय में मोहन यादव भी जीजाजी नाम से लोकप्रिय हो सकते हैं। सबसे खास बात तो यह है कि सीएम मोहन यादव की ससुराल रीवा में ही है, जहां लोग पहले से उन्हें जीजाजी कहकर बुलाते हैं। और भी... और भी... और भी... और भी... और भी... और भी... और भी... और भी... और भी... और भी... और भी... और भी... INH News TV 2019, All Rights Reserved</w:t>
+        <w:t>Content: कृपया धैर्य रखें। कृषि मंत्री शिवराज सिंह चौहान ने शुक्रवार को ट्रैक्टर और कृषि उपकरण बनाने वाली कंपनियों से अपील की कि वे 22 सितंबर से जीएसटी कटौती का लाभ किसानों तक पहुंचाएं। उन्होंने कहा कि इस कदम से अलग-अलग श्रेणी के ट्रैक्टरों की कीमत में 23 हजार रुपये से 63 हजार रुपये तक की भारी कमी होगी। जीएसटी में कटौती से देशभर के कस्टम हायरिंग सेंटर में कृषि मशीनें सस्ती हो जाएंगी पीटीआई, नई दिल्ली। कृषि मंत्री शिवराज सिंह चौहान ने शुक्रवार को ट्रैक्टर और कृषि उपकरण बनाने वाली कंपनियों से अपील की कि वे 22 सितंबर से जीएसटी कटौती का लाभ किसानों तक पहुंचाएं। उन्होंने कहा कि इस कदम से अलग-अलग श्रेणी के ट्रैक्टरों की कीमत में 23 हजार रुपये से 63 हजार रुपये तक की भारी कमी होगी। उल्लेखनीय है कि जीएसटी सुधार के तहत कृषि उपकरणों पर 12 प्रतिशत और 18 प्रतिशत की जगह टैक्स घटाकर पांच प्रतिशत कर दिया गया है। कृषि उपकरण निर्माताओं के प्रतिनिधियों के साथ बैठक के बाद मीडिया से बात करते हुए शिवराज ने कहा कि जीएसटी में कटौती से देशभर के कस्टम हायरिंग सेंटर में कृषि मशीनें सस्ती हो जाएंगी और किराये में भी उसी हिसाब से कमी आनी चाहिए। हम इस पर काम करेंगे। कस्टम हायरिंग सेंटर (सीएचसी) का मुख्य उद्देश्य छोटे और सीमांत किसानों को सब्सिडी दरों पर कृषि उपकरण और मशीनरी किराये पर उपलब्ध कराना है। कृषि मंत्री ने कहा कि ट्रैक्टर जैसी कृषि मशीनें उत्पादन बढ़ाने के लिए जरूरी हैं और खेती की लागत भी कम करती हैं। मैंने कृषि उपकरण निर्माताओं से कहा कि 22 सितंबर से किसानों को जीएसटी में कटौती का लाभ दिया जाए। इससे किसानों को बहुत फायदा होगा। सरकार कृषि मशीनीकरण को बढ़ावा देने के लिए छोटे कृषि उपकरणों का उत्पादन बढ़ाने पर ध्यान देगी। कृषि मंत्री के साथ इस बैठक में ट्रैक्टर एंड मेकेनाइजेशन एसोसिएशन, एग्रीकल्चरल मशीनरी मैन्युफैक्चरर्स एसोसिएशन, आल इंडिया कंबाइन हार्वेस्टर मैन्युफैक्चरर्स एसोसिएशन, पावर टिलर एसोसिएशन आफ इंडिया और अन्य संबंधित संगठनों के प्रतिनिधि शामिल हुए। 35 एचपी - 41,000 रुपये 45 एचपी - 45,000 रुपये 50 एचपी - 53,000 रुपये 75 एचपी - 63,000 रुपये बागवानी में इस्तेमाल होने वाले कांपैक्ट ट्रैक्टर की कीमत में 23,000 रुपये की कटौती होगी। जम्मू में आपदा प्रभावित इलाकों का दौरा करने पहुंचे शिवराज सिंह चौहान, नहर मरम्मत से लेकर कर्ज माफी कर रखी ये मांगें जम्मू कश्मीर में बाढ़ प्रभावित किसानों को मिलेगी राहत, कृषि मंत्री बोले- 'किसानों को दुखी और बर्बाद नहीं होने देंगे' प्रधानमंत्री मोदी के 75वें जन्मदिवस पर पूसा संस्थान में लगाए गए 75 पौधे, पर्यावरण संरक्षण का दिया संदेस इस साल देश में होगी बंपर पैदावार, पिछले साल का भी टूट जाएगा रिकॉर्ड; ये है वजह</w:t>
       </w:r>
     </w:p>
     <w:p>
@@ -1996,7 +1996,7 @@
     </w:p>
     <w:p>
       <w:r>
-        <w:t>Title: कृषि मंत्री शिवराज के प्‍लान को लगेगा झटका? DAMU कर्मचारि‍यों ने दी बह‍िष्‍कार की चेतावनी</w:t>
+        <w:t>Title: केंद्रीय कृषि मंत्री श्री शिवराज सिंह चौहान की अध्यक्षता में दिल्ली में ‘राष्ट्रीय कृषि सम्मेलन-रबी अभियान- 2025’ आयोजित</w:t>
       </w:r>
     </w:p>
     <w:p>
@@ -2008,13 +2008,13 @@
           <w:rPr>
             <w:color w:val="0000FF"/>
           </w:rPr>
-          <w:t>https://www.kisantak.in/news/trending/story/central-minister-shivraj-vksa-plan-setback-damu-employees-threaten-boycott-1277015-2025-09-13</w:t>
+          <w:t>https://www.pib.gov.in/PressReleasePage.aspx?PRID=2167220</w:t>
         </w:r>
       </w:hyperlink>
     </w:p>
     <w:p>
       <w:r>
-        <w:t>Content: जिला एग्रोमीटेरोलॉजिकल यूनिट (DAMU) के कर्मचारियों ने सरकार के खिलाफ मोर्चा खोल दिया है, जिससे केंद्रीय कृषि मंत्री शिवराज सिंह चौहान के रबी सीजन के लिए 3 अक्‍टूबर से शुरू होने वाले 'विकसित कृषि संकल्‍प अभि‍यान' को तगड़ा झटका लग सकता है. कर्मचारियों ने चेतावनी दी है कि जब तक डैमू की यूनिट्स को बहाल नहीं किया जाता और उनकी सेवाएं जारी रखने का फैसला नहीं होता, तब तक वे आगामी ‘विकसित कृषि संकल्प अभियान’ में भाग नहीं लेंगे. एग्रोमीटेरोलॉजिकल यूनिट्स एसोसिएशन ने भारतीय कृषि अनुसंधान परिषद (ICAR) और कृषि मंत्रालय को भेजे पत्र में चेताया है कि डैमू बंद होने से न सिर्फ किसानों को बल्कि पूरे कृषि क्षेत्र को नुकसान होगा. पत्र में कहा गया है कि ये इकाइयां किसानों के लिए मौसम आधारित सलाह, शुरुआती चेतावनी अलर्ट और फसल प्रबंधन मार्गदर्शन का अहम जरिया रही हैं. इनके बिना किसान बुवाई, सिंचाई और कटाई जैसे अहम फैसले समय पर नहीं ले पाएंगे. एसोसिएशन ने जोर देकर कहा है कि रबी सीजन में डैमू की भूमिका सबसे अहम रहती है. इनके सहयोग से सरकार की योजनाओं और अभियानों, खासतौर से विकसित कृषि संकल्प अभियान को जमीनी स्तर तक पहुंचाया जाता है. सरकार ने 2024 की शुरुआत में नीति आयोग के निर्देश पर 199 डैमू बंद कर दिए थे, जबकि पायलट प्रोजेक्ट 2026 तक चलना था. इसके बावजूद करीब 130 कर्मचारी अदालत से स्टे ऑर्डर लेकर अब भी किसानों को मौसम और फसल संबंधी सलाह दे रहे हैं. हालांकि, वेतन मार्च 2025 में ही कोर्ट के आदेश से जारी किया गया था. कर्मचारियों का कहना है कि डैमू बंद होने से रबी सीजन की गतिविधियां बुरी तरह प्रभावित होंगी. किसानों को समय पर जानकारी नहीं मिल पाएगी, जिससे पैदावार, संसाधन प्रबंधन और आय पर सीधा असर पड़ेगा. यही कारण है कि डैमू कर्मचारी VKSA-2025 का बहिष्कार करेंगे. एसोसिएशन ने मांग रखी है कि सभी डैमू को तत्काल बहाल किया जाए, मौजूदा स्टाफ को सेवाओं में बनाए रखा जाए और इन इकाइयों को ICAR और ग्रामीण कृषि मौसम सेवा के अधीन कर दिया जाए, ताकि किसानों तक बिना रुकावट मौसम आधारित सलाह पहुंच सके. 2018 में शुरू हुए डैमू ने पिछले छह वर्षों में 199 ऑटोमैटिक वेदर स्टेशन स्थापित किए, विशेषज्ञ और पर्यवेक्षक तैनात किए और गांव-गांव में जलवायु जागरूकता अभियान चलाए. इन प्रयासों से ओलावृष्टि, बाढ़ और सूखे जैसी आपदाओं के दौरान किसानों को नुकसान से बचाने में मदद मिली. डैमू की एडवाइजरी को किसानों के नुकसान कम करने, प्रधानमंत्री फसल बीमा योजना के दावों में कमी लाने और बदलते मौसम के अनुरूप खेती अपनाने में कारगर माना गया है. इस फैसले का विरोध केंद्रीय मंत्री नितिन गडकरी और कांग्रेस सांसद जयराम रमेश जैसे कई नेताओं ने भी किया है. वहीं, पृथ्वी विज्ञान मंत्रालय का कहना है कि डैमू की सेवाओं को जारी रखने के लिए स्थायी ढांचा बनाने पर विचार चल रहा है, लेकिन अंतिम फैसला अभी नहीं हुआ है. (पीटीआई के इनपुट के साथ) Copyright©2025 Living Media India Limited. For reprint rights: Syndications Today होम वीडियो न्यूज़ स्कीम मेन्यू Add Kisan Tak to Home Screen</w:t>
+        <w:t>Content: ‘राष्ट्रीय कृषि सम्मेलन-रबी अभियान- 2025’ में वर्ष 2025-26 के लिए 362.50 मिलियन टन उत्पादन का लक्ष्य निर्धारित किया गया है, जबकि यह आंकड़ा पिछले वर्ष 341.55 मिलियन टन का था। यह जानकारी आज दिल्ली में प्रेस कॉन्फ्रेंस में केंद्रीय कृषि एवं किसान कल्याण और ग्रामीण विकास मंत्री श्री शिवराज सिंह चौहान ने दी। संवाददाता सम्मेलन में केंद्रीय कृषि मंत्री शिवराज सिंह चौहान ने बताया कि देश का कुल खाद्यान्न उत्पादन वर्ष 2024-25 में 353.96 मिलियन टन तक पहुंच गया है, जो पिछले वर्ष के मुकाबले 21.66 मिलियन टन (6.5%) अधिक है। धान, गेहूं, मक्का, मूंगफली व सोयाबीन जैसी प्रमुख फसलों में रिकॉर्ड उत्पादन दर्ज किया है। निर्धारित लक्ष्य 341.55 मिलियन टन से यह 12.41 मिलियन टन अधिक है। उन्होंने बताया कि रबी सम्मेलन एक राष्ट्र-एक कृषि-एक टीम के ध्येय को सिद्ध करने का एक सफल उदाहरण है। इस सम्मेलन के माध्यम से विभिन्न राज्यों और केंद्र शासित प्रदेशों के कृषि मंत्रियों एवं वरिष्ठ कृषि अधिकारियों को गहन विचार-विमर्श करने का मंच उपलब्ध हुआ है। उन्होंने बताया कि पहले रबी सम्मेलन एक दिन का ही होता था, लेकिन इस बार और अधिक बारीकी से काम करने के उद्देश्य से सम्मेलन को दो दिवसीय रखा गया। श्री शिवराज सिंह ने कहा कि कृषि के समग्र विकास के लिए केंद्र और राज्य एक साथ मिलकर काम करने के लिए एकत्रित हुए हैं। श्री शिवराज सिंह ने बताया कि सम्मेलन के पहले दिन छह विषयों पर अलग-अलग समूहों में केंद्र और राज्यों के वरिष्ठ कृषि अधिकारियों ने विचार-विमर्श किया। श्री शिवराज सिंह ने कहा कि अब अलग-अलग राज्यों/केन्द्र शासित प्रदेशों का रोडमैप वहीं कार्यशाला करके तय किया जाएगा। उन्होंने बताया कि इस दो दिवसीय सम्मेलन में जिन विषयों पर चर्चा हुई, उनमें- जलवायु सहनशीलता, गुणवत्तापूर्ण बीज-उर्वरक-कीटनाशक, बागवानी, प्राकृतिक खेती, प्रभावी प्रसार सेवाएं और कृषि विज्ञान केंद्रों की भूमिका, केंद्र प्रायोजित योजनाओं का समन्वय- शामिल हैं। दलहन-तिलहन की उत्पादकता बढ़ाने और एकीकृत कृषि प्रणाली को लेकर भी विस्तार से बातचीत हुई है। केंद्रीय कृषि मंत्री श्री शिवराज सिंह ने कहा कि खाद्यान्न उत्पादन के साथ देश में फल और सब्जियों के उत्पादन में भी पिछले वर्ष की तुलना में इस वर्ष अच्छी बढ़ोतरी हुई है। आगे भी केंद्र और राज्य समन्वित प्रयास करते हुए कृषि के विकास और किसान कल्याण के लिए साथ काम करते रहेंगे। केंद्रीय कृषि मंत्री ने बाढ़ प्रभावित राज्यों की स्थिति को लेकर भी चर्चा की और कहा कि सरकार की तरफ से पीड़ितों की मदद के लिए हरसंभव प्रयास किए जा रहे हैं। उन्होंने कहा कि बाढ़ के कारण कुछ राज्य विशेष रूप से प्रभावित हुए हैं जिसमें पंजाब, हिमाचल प्रदेश, जम्मू, उत्तराखंड, महाराष्ट्र, असम, आंशिक रूप से हरियाणा शामिल हैं। इन राज्यों एवं केन्द्र शासित प्रदेशों में मदद के लिए कोई कमी नहीं रखी जाएगी। उन्होंने कहा कि जो राज्य एवं केन्द्र शासित प्रदेश प्रधानमंत्री फसल बीमा योजना के अंतर्गत कवर है, पूरी कोशिश है कि वहां किसानों को बीमा राशि का उचित और त्वरित लाभ मिल सके। श्री शिवराज सिंह ने कहा कि रबी फसल के लिए पर्याप्त मात्रा में बीज उपलब्ध है। बुवाई के लक्ष्य के तहत 229 लाख मीट्रिक टन बीज की आवश्यकता है, हमारे पास इससे भी अधिक मात्रा में 250 लाख मीट्रिक टन के करीब बीज उपलब्ध है। खाद और उर्वरक को लेकर केंद्रीय मंत्री श्री शिवराज सिंह ने कहा कि वर्षा एवं अन्य परिस्थितियों के कारण क्रॉप पैटर्न में बदलाव आता है। इस साल वर्षा अच्छी मात्रा में हुई है, जिस कारण बुवाई के क्षेत्रफल में वृद्धि हुई है। खाद की अतिरिक्त मांग की यह वजह भी हो सकती है। केंद्रीय मंत्री ने कहा कि खाद और उर्वरक की पूरी आपूर्ति की जाएगी, राज्यों की मांग के आधार पर जितनी भी आवश्यकता होगी, खाद उपलब्ध करवाया जाएगा। इसके लिए रसायन एवं उर्वरक मंत्रालय से लगातार संपर्क में है। केंद्रीय कृषि मंत्री श्री शिवराज सिंह ने बताया कि रबी फसल के लिए ‘विकसित कृषि संकल्प अभियान’ पिछली बार की ही तरह इस बार भी चलाकर वैज्ञानिकों की दो हजार से अधिक टीमें गांव-गांव भेजी जाएंगी, जो किसानों को समुचित जानकारी देगी। इन टीमों में केंद्र और राज्यों के कृषि विभाग के अधिकारी, कृषि विज्ञान केंद्रों के वैज्ञानिक रहेंगे, साथ ही कृषि विश्वविद्यालयों, एफपीओ एवं प्रगतिशील किसानों का भी इनमें प्रतिनिधित्व होगा। प्रधानमंत्री श्री नरेन्द्र मोदी जी के आह्वान पर ‘लैब टू लैंड’ जोड़ने के लिए एक बार फिर सब मिलकर कार्य करेंगे। केंद्रीय कृषि मंत्री ने कहा कि देश में धान और गेहूं का उत्पादन वैश्विक स्तर का है, वहीं दलहन व तिलहन में उत्पादन बढ़ाने के लिए अभी और प्रयास की आवश्यकता है। इस दिशा में आगे रोडमैप बनाकर काम किया जाएगा। प्रति हेक्टेयर उत्पादन बढ़ाने पर जोर दिया जाएगा। उन्होंने राज्यों में फसलवार चर्चा को लेकर बताया कि अब तक कपास और सायोबीन में उत्पादन बढ़ाने को लेकर वृहद स्तर पर बैठकें की गई हैं, आगे रबी फसल अभियान व उसके बाद विभिन्न अन्य फसलों के उत्पादन में वृद्धि को लेकर ठोस कदम उठाए जाएंगे। नकली कीटनाशक, बीज और उर्वरक पर केंद्रीय मंत्री श्री शिवराज सिंह ने राज्यों द्वारा की जा रही कार्रवाई पर भी प्रकाश डालते हुए बताया कि राजस्थान सहित विभिन्न राज्यों ने नकली कीटनाशक, बीज और उर्वरक बेचने वालों के खिलाफ छापामार कार्रवाई की है, जिसका व्यापक प्रभाव पड़ा है। आगे भी केंद्र और राज्य मिलकर काम करेंगे और ऐसी गतिविधियों में शामिल दोषियों के खिलाफ सख्त से सख्त कदम उठाए जाएंगे। संवाददाता सम्मेलन में विभिन्न राज्यों और केंद्र शासित प्रदेशों के कृषि मंत्री सहित कृषि सचिव श्री देवेश चतुर्वेदी एवं भारतीय कृषि अनुसंधान परिषद के महानिदेशक डॉ. एम. एल. जाट भी उपस्थित थे। *** आरसी/केएसआर/एआर ‘राष्ट्रीय कृषि सम्मेलन-रबी अभियान- 2025’ में वर्ष 2025-26 के लिए 362.50 मिलियन टन उत्पादन का लक्ष्य निर्धारित किया गया है, जबकि यह आंकड़ा पिछले वर्ष 341.55 मिलियन टन का था। यह जानकारी आज दिल्ली में प्रेस कॉन्फ्रेंस में केंद्रीय कृषि एवं किसान कल्याण और ग्रामीण विकास मंत्री श्री शिवराज सिंह चौहान ने दी। संवाददाता सम्मेलन में केंद्रीय कृषि मंत्री शिवराज सिंह चौहान ने बताया कि देश का कुल खाद्यान्न उत्पादन वर्ष 2024-25 में 353.96 मिलियन टन तक पहुंच गया है, जो पिछले वर्ष के मुकाबले 21.66 मिलियन टन (6.5%) अधिक है। धान, गेहूं, मक्का, मूंगफली व सोयाबीन जैसी प्रमुख फसलों में रिकॉर्ड उत्पादन दर्ज किया है। निर्धारित लक्ष्य 341.55 मिलियन टन से यह 12.41 मिलियन टन अधिक है। उन्होंने बताया कि रबी सम्मेलन एक राष्ट्र-एक कृषि-एक टीम के ध्येय को सिद्ध करने का एक सफल उदाहरण है। इस सम्मेलन के माध्यम से विभिन्न राज्यों और केंद्र शासित प्रदेशों के कृषि मंत्रियों एवं वरिष्ठ कृषि अधिकारियों को गहन विचार-विमर्श करने का मंच उपलब्ध हुआ है। उन्होंने बताया कि पहले रबी सम्मेलन एक दिन का ही होता था, लेकिन इस बार और अधिक बारीकी से काम करने के उद्देश्य से सम्मेलन को दो दिवसीय रखा गया। श्री शिवराज सिंह ने कहा कि कृषि के समग्र विकास के लिए केंद्र और राज्य एक साथ मिलकर काम करने के लिए एकत्रित हुए हैं। श्री शिवराज सिंह ने बताया कि सम्मेलन के पहले दिन छह विषयों पर अलग-अलग समूहों में केंद्र और राज्यों के वरिष्ठ कृषि अधिकारियों ने विचार-विमर्श किया। श्री शिवराज सिंह ने कहा कि अब अलग-अलग राज्यों/केन्द्र शासित प्रदेशों का रोडमैप वहीं कार्यशाला करके तय किया जाएगा। उन्होंने बताया कि इस दो दिवसीय सम्मेलन में जिन विषयों पर चर्चा हुई, उनमें- जलवायु सहनशीलता, गुणवत्तापूर्ण बीज-उर्वरक-कीटनाशक, बागवानी, प्राकृतिक खेती, प्रभावी प्रसार सेवाएं और कृषि विज्ञान केंद्रों की भूमिका, केंद्र प्रायोजित योजनाओं का समन्वय- शामिल हैं। दलहन-तिलहन की उत्पादकता बढ़ाने और एकीकृत कृषि प्रणाली को लेकर भी विस्तार से बातचीत हुई है। केंद्रीय कृषि मंत्री श्री शिवराज सिंह ने कहा कि खाद्यान्न उत्पादन के साथ देश में फल और सब्जियों के उत्पादन में भी पिछले वर्ष की तुलना में इस वर्ष अच्छी बढ़ोतरी हुई है। आगे भी केंद्र और राज्य समन्वित प्रयास करते हुए कृषि के विकास और किसान कल्याण के लिए साथ काम करते रहेंगे। केंद्रीय कृषि मंत्री ने बाढ़ प्रभावित राज्यों की स्थिति को लेकर भी चर्चा की और कहा कि सरकार की तरफ से पीड़ितों की मदद के लिए हरसंभव प्रयास किए जा रहे हैं। उन्होंने कहा कि बाढ़ के कारण कुछ राज्य विशेष रूप से प्रभावित हुए हैं जिसमें पंजाब, हिमाचल प्रदेश, जम्मू, उत्तराखंड, महाराष्ट्र, असम, आंशिक रूप से हरियाणा शामिल हैं। इन राज्यों एवं केन्द्र शासित प्रदेशों में मदद के लिए कोई कमी नहीं रखी जाएगी। उन्होंने कहा कि जो राज्य एवं केन्द्र शासित प्रदेश प्रधानमंत्री फसल बीमा योजना के अंतर्गत कवर है, पूरी कोशिश है कि वहां किसानों को बीमा राशि का उचित और त्वरित लाभ मिल सके। श्री शिवराज सिंह ने कहा कि रबी फसल के लिए पर्याप्त मात्रा में बीज उपलब्ध है। बुवाई के लक्ष्य के तहत 229 लाख मीट्रिक टन बीज की आवश्यकता है, हमारे पास इससे भी अधिक मात्रा में 250 लाख मीट्रिक टन के करीब बीज उपलब्ध है। खाद और उर्वरक को लेकर केंद्रीय मंत्री श्री शिवराज सिंह ने कहा कि वर्षा एवं अन्य परिस्थितियों के कारण क्रॉप पैटर्न में बदलाव आता है। इस साल वर्षा अच्छी मात्रा में हुई है, जिस कारण बुवाई के क्षेत्रफल में वृद्धि हुई है। खाद की अतिरिक्त मांग की यह वजह भी हो सकती है। केंद्रीय मंत्री ने कहा कि खाद और उर्वरक की पूरी आपूर्ति की जाएगी, राज्यों की मांग के आधार पर जितनी भी आवश्यकता होगी, खाद उपलब्ध करवाया जाएगा। इसके लिए रसायन एवं उर्वरक मंत्रालय से लगातार संपर्क में है। केंद्रीय कृषि मंत्री श्री शिवराज सिंह ने बताया कि रबी फसल के लिए ‘विकसित कृषि संकल्प अभियान’ पिछली बार की ही तरह इस बार भी चलाकर वैज्ञानिकों की दो हजार से अधिक टीमें गांव-गांव भेजी जाएंगी, जो किसानों को समुचित जानकारी देगी। इन टीमों में केंद्र और राज्यों के कृषि विभाग के अधिकारी, कृषि विज्ञान केंद्रों के वैज्ञानिक रहेंगे, साथ ही कृषि विश्वविद्यालयों, एफपीओ एवं प्रगतिशील किसानों का भी इनमें प्रतिनिधित्व होगा। प्रधानमंत्री श्री नरेन्द्र मोदी जी के आह्वान पर ‘लैब टू लैंड’ जोड़ने के लिए एक बार फिर सब मिलकर कार्य करेंगे। केंद्रीय कृषि मंत्री ने कहा कि देश में धान और गेहूं का उत्पादन वैश्विक स्तर का है, वहीं दलहन व तिलहन में उत्पादन बढ़ाने के लिए अभी और प्रयास की आवश्यकता है। इस दिशा में आगे रोडमैप बनाकर काम किया जाएगा। प्रति हेक्टेयर उत्पादन बढ़ाने पर जोर दिया जाएगा। उन्होंने राज्यों में फसलवार चर्चा को लेकर बताया कि अब तक कपास और सायोबीन में उत्पादन बढ़ाने को लेकर वृहद स्तर पर बैठकें की गई हैं, आगे रबी फसल अभियान व उसके बाद विभिन्न अन्य फसलों के उत्पादन में वृद्धि को लेकर ठोस कदम उठाए जाएंगे। नकली कीटनाशक, बीज और उर्वरक पर केंद्रीय मंत्री श्री शिवराज सिंह ने राज्यों द्वारा की जा रही कार्रवाई पर भी प्रकाश डालते हुए बताया कि राजस्थान सहित विभिन्न राज्यों ने नकली कीटनाशक, बीज और उर्वरक बेचने वालों के खिलाफ छापामार कार्रवाई की है, जिसका व्यापक प्रभाव पड़ा है। आगे भी केंद्र और राज्य मिलकर काम करेंगे और ऐसी गतिविधियों में शामिल दोषियों के खिलाफ सख्त से सख्त कदम उठाए जाएंगे। संवाददाता सम्मेलन में विभिन्न राज्यों और केंद्र शासित प्रदेशों के कृषि मंत्री सहित कृषि सचिव श्री देवेश चतुर्वेदी एवं भारतीय कृषि अनुसंधान परिषद के महानिदेशक डॉ. एम. एल. जाट भी उपस्थित थे। *** आरसी/केएसआर/एआर</w:t>
       </w:r>
     </w:p>
     <w:p>
@@ -2027,7 +2027,7 @@
     </w:p>
     <w:p>
       <w:r>
-        <w:t>Title: लाड़ली बहना योजना: मध्यप्रदेश की राजनीति और समाज में क्रांति की गूँज</w:t>
+        <w:t>Title: केंद्रीय कृषि मंत्री श्री शिवराज सिंह चौहान की अध्यक्षता में दिल्ली में संपन्न हुआ ‘राष्ट्रीय कृषि सम्मेलन-रबी अभियान -2025’</w:t>
       </w:r>
     </w:p>
     <w:p>
@@ -2039,13 +2039,13 @@
           <w:rPr>
             <w:color w:val="0000FF"/>
           </w:rPr>
-          <w:t>https://dainikyashonnati.com/ladli-bahna-yojana-echoes-the-politics-of-madhya-pradesh-and-revolution-in-society/</w:t>
+          <w:t>https://www.pib.gov.in/PressReleasePage.aspx?PRID=2167390</w:t>
         </w:r>
       </w:hyperlink>
     </w:p>
     <w:p>
       <w:r>
-        <w:t>Content: सिवनी यशो:- मध्यप्रदेश सरकार की लाड़ली बहना योजना अब प्रदेश की राजनीति और सामाजिक जीवन की धड़कन बन चुकी है। आगामी दीपावली से महिलाओं को प्रतिमाह 1500 रुपये और वर्ष 2028 तक इसे 3000 रुपये मासिक तक पहुँचाने की घोषणा ने इसे देश की सबसे बड़ी महिला-केंद्रित योजना बना दिया है। यह सिर्फ आर्थिक सहयोग नहीं, बल्कि सामाजिक परिवर्तन का सूत्रधार है। लाड़ली बहना योजना की शुरुआत 2023 में हुई थी। 23 से 60 वर्ष की आयु वर्ग की महिलाओं को प्रतिमाह 1250 रुपये से आरंभ हुई यह सहायता अब लाखों परिवारों की रीढ़ बन चुकी है। महिलाएँ अब घर की आवश्यकताओं से लेकर बच्चों की पढ़ाई और दवाइयों तक के खर्च में योगदान कर पा रही हैं। यह उनकी आर्थिक स्वतंत्रता और सामाजिक सम्मान दोनों को नया आयाम दे रही है। पूर्व मुख्यमंत्री शिवराज सिंह चौहान ने अपने लंबे कार्यकाल में बार-बार यह दोहराया कि “अंतिम छोर के व्यक्ति को विकास की मुख्यधारा से जोड़ना ही सरकार का लक्ष्य होना चाहिए।” लाड़ली लक्ष्मी योजना (2007) से उन्होंने बेटी के जन्म से ही उसे सुरक्षा दी। कन्या विवाह/निकाह योजना से गरीब परिवारों का बोझ हल्का किया। किसानों, विद्यार्थियों और बुजुर्गों के लिए अनेक योजनाओं के माध्यम से उन्होंने यह भरोसा बनाया कि सरकार सीधे आम आदमी के जीवन से जुड़ी है। यही रणनीति उनकी “जनता से आत्मीय रिश्ते” की पहचान बनी, जिसने उन्हें आमजन के बीच “मामा” का विशेष संबोधन दिलाया। वर्तमान मुख्यमंत्री मोहन यादव ने सत्ता सँभालते ही यह संकेत दिया कि वे शिवराज की लोकप्रिय योजनाओं को न सिर्फ आगे बढ़ाएँगे बल्कि उन्हें और सशक्त बनाएँगे। लाड़ली बहना योजना को 1250 से बढ़ाकर 1500 और आगे 3000 तक ले जाने की घोषणा उनकी दूरदर्शिता और राजनीतिक चातुर्य का प्रतीक है। इससे यह संदेश गया कि सरकार महिला सशक्तिकरण और सामाजिक न्याय की दिशा में निरंतर और दृढ़ संकल्पित है। मोहन यादव का यह कदम स्थिरता और निरंतरता का भरोसा देता है, जो किसी भी लोकतांत्रिक व्यवस्था की मजबूती का आधार है। प्रत्यक्ष लाभ अंतरण (DBT): पैसे सीधे महिला के खाते में, बिना बिचौलियों के। आर्थिक सशक्तिकरण: ग्रामीण अर्थव्यवस्था में महिलाओं का योगदान बढ़ा। सामाजिक बदलाव: महिलाएँ अब घर की निर्णायक शक्ति बन रही हैं। राजनीतिक प्रभाव: महिलाओं और उनके परिवारों में सरकार के प्रति गहरा जुड़ाव। लाड़ली बहना योजना को समझने के लिए उसकी पृष्ठभूमि भी जानना जरूरी है। मध्यप्रदेश की राजनीति में पहले भी कई योजनाएँ “गेम चेंजर” साबित हुईं— लाड़ली लक्ष्मी योजना (2007): कन्या जन्म से विवाह तक आर्थिक सुरक्षा। मुख्यमंत्री कन्या विवाह/निकाह योजना: गरीब परिवारों को विवाह सहयोग। मुख्यमंत्री किसान कल्याण योजना: पीएम किसान के साथ अतिरिक्त 4000 की राशि। मुख्यमंत्री मेधावी विद्यार्थी योजना: उच्च शिक्षा में आर्थिक मदद। मुख्यमंत्री तीर्थ-दर्शन योजना: वरिष्ठ नागरिकों को धार्मिक यात्राएँ। इन सभी योजनाओं ने यह साबित किया कि जब सरकार सीधे लोगों के जीवन से जुड़ती है तो उसका प्रभाव पीढ़ियों तक कायम रहता है। विशेषज्ञों का मानना है कि यदि लाड़ली बहना योजना की राशि 3000 रुपये प्रतिमाह तक पहुँचती है तो यह न केवल महिलाओं के जीवन स्तर में आमूलचूल परिवर्तन लाएगी, बल्कि ग्रामीण अर्थव्यवस्था को नई गति देगी। इससे गरीबी उन्मूलन, सामाजिक समानता और महिला सशक्तिकरण की दिशा में मध्यप्रदेश देश को नया मॉडल देगा। राजनीतिक दृष्टि से यह योजना भाजपा की “जनता तक पहुँच” रणनीति का सबसे मजबूत आधार बनेगी। लाड़ली बहना योजना सिर्फ एक आर्थिक मदद नहीं, बल्कि शिवराज सिंह चौहान की आम आदमी से आत्मीय जुड़ाव की रणनीति और मुख्यमंत्री मोहन यादव की दूरदर्शिता का सम्मिलित परिणाम है। यह योजना आने वाले वर्षों में मध्यप्रदेश को महिला सशक्तिकरण और सामाजिक न्याय का केंद्र बना सकती है और 2028 तक प्रदेश की राजनीति की सबसे निर्णायक धुरी भी सिद्ध हो सकती है। ताज़ा खबरों के लिए हमारे WhatsApp चैनल से जुड़ें: हर ताज़ा खबर सीधे WhatsApp पर पाने के लिए हमारे आधिकारिक चैनल से अभी जुड़ें: 🔹 दैनिक यशोन्नति – सिर्फ़ खबर नहीं, बल्कि खबरों का खजाना हर समाचार के साथ जुड़े तथ्य और प्रमाणिक स्रोत का उल्लेख, ताकि जानकारी पर आपका विश्वास अटल रहे। 📲 WhatsApp पर जुड़ें 🌐 हमारी वेबसाइट देखें</w:t>
+        <w:t>Content: दो दिवसीय ‘राष्ट्रीय कृषि सम्मेलन-रबी अभियान -2025’ केंद्रीय कृषि एवं किसान कल्याण और ग्रामीण विकास मंत्री श्री शिवराज सिंह चौहान की अध्यक्षता में दिल्ली में संपन्न हुआ। इसमें राज्यों के कृषि मंत्रीगण और वरिष्ठ अधिकारी शामिल हुए, जिन्होंने विभिन्न सत्रों में कृषि के विकास के लिए गहन विचार-विमर्श किया। इसके समापन सत्र में शिवराज सिंह ने कहा कि नकली या घटिया खाद-बीज, कीटनाशक किसी भी कीमत पर बिकने नहीं देंगे, इन्हें बेचने वालों के खिलाफ कड़ा कानून बनाने की तैयारी की गई है। श्री शिवराज सिंह ने कहा कि किसानों को इस संबंध में परेशानी से बचाना हमारा दायित्व है, इसके लिए सभी राज्यों का सहयोग आवश्यक है। केंद्रीय कृषि मंत्री शिवराज सिंह चौहान ने कहा कि किसान कॉल सेंटर को प्रभावी बनाने की कोशिश की जा रही है, राज्य स्तर भी इसके लिए असरकारी तंत्र होना चाहिए। श्री शिवराज सिंह ने जोर देकर कहा कि किसानों की शिकायतों के समाधान के साथ ही किसानों को पूरा न्याय दिलाएंगे, हमारे लिए हमारे किसान सर्वोपरि हैं। उन्होंने प्रधानमंत्री फसल बीमा योजना का लाभ अधिकाधिक किसानों को दिलाने के लिए प्रयास करने का अनुरोध भी सभी राज्यों से किया। श्री शिवराज सिंह ने कहा कि किसानों के हित में देशभर के कृषि विज्ञान केंद्रों (केवीके) और राज्यों के कृषि प्रसार के अमले को सुदृढ़ करने की जरूरत है, ये खेती-किसानी को उन्नत करने के लिए अहम माध्यम है। केंद्रीय कृषि मंत्री श्री शिवराज सिंह ने 3 अक्टूबर से शुरू किए जाने वाले विकसित कृषि संकल्प अभियान को सफल बनाने के लिए सभी राज्यों और कृषि मंत्रियों से विशेष आग्रह करते हुए कहा कि ‘लैब टू लैंड’ की संकल्पना को साकार करने के लिए यह अभियान अत्यंत महत्वपूर्ण है। श्री शिवराज सिंह ने कहा कि इस सम्मेलन में दो दिन तक बहुत गंभीरता से मंथन किया गया है, जिसके लिए सभी राज्यों के कृषि मंत्रीगण और सारे अधिकारी बधाई के पात्र है। उन्होंने कहा कि इससे निश्चित रूप से रबी फसलों के सीजन में बहुत अच्छे परिणाम प्राप्त होंगे। उन्होंने, प्रधानमंत्री श्री नरेंद्र मोदी जी को किसानों का हित सुनिश्चित करने के सभी की ओर से धन्यवाद दिया, साथ ही ऐतिहासिक GST सुधारों को गांव-गांव तक पहुंचाने और इसका लाभ दिलाना सुनिश्चित करने के लिए जुटने का आह्वान भी किया। साथ ही, श्री शिवराज सिंह ने सभी से प्रधानमंत्री श्री नरेंद्र मोदी जी की अपील पर स्वदेशी अपनाने का अनुरोध भी किया। इस अवसर पर केंद्रीय कृषि एवं किसान कल्याण राज्यमंत्री श्री भागीरथ चौधरी, श्री एन. चालुवर्यस्वामी, कृषि मंत्री, कर्नाटक, श्री सूर्य प्रताप शाही, कृषि मंत्री, उत्तर प्रदेश, श्री बलदेव सिंह औलख, कृषि राज्य मंत्री, उत्तर प्रदेश, श्री दिनेश प्रताप सिंह, उद्यान राज्य मंत्री, (स्वतंत्रप्रभार) उत्तर प्रदेश, श्री गेब्रियल डेनवांग वांगसू, कृषि मंत्री, अरुणाचल प्रदेश, श्री राम विचार नेताम, कृषि मंत्री, छत्तीसगढ़, श्री गुरमीत सिंह खु‌ड्डियाँ, कृषि मंत्री, पंजाब, डॉ. किरोड़ी लाल मीणा, कृषि मंत्री, राजस्थान, श्री पी.सी वनलालरुआता, कृषि मंत्री, मिजोरम, श्री श्याम सिंह राणा, कृषि मंत्री, हरियाणा, श्री चन्द्र कुमार, कृषि मंत्री, हिमाचल प्रदेश, श्री तुम्मला नागेश्वर राव, कृषि मंत्री, तेलंगाना, श्री राघवजीभाई पटेल, कृषि मंत्री, गुजरात, श्री पूरन कुमार गुरुंग, कृषि मंत्री, सिक्किम, श्री विजय कुमार सिन्हा, कृषि मंत्री, बिहार, श्री एदल सिंह कंषाना, कृषि मंत्री, मध्य प्रदेश, सुश्री साल्होतुओनुओ क्रूस, बागवानी मंत्री, नागालैंड सहित कृषि सचिव श्री देवेश चतुर्वेदी, उर्वरक विभाग सचिव श्री रजत कुमार मिश्रा एवं भारतीय कृषि अनुसंधान परिषद के महानिदेशक डॉ. एम. एल. जाट उपस्थित थे। ***** आर सी/के एस आर/ए आर दो दिवसीय ‘राष्ट्रीय कृषि सम्मेलन-रबी अभियान -2025’ केंद्रीय कृषि एवं किसान कल्याण और ग्रामीण विकास मंत्री श्री शिवराज सिंह चौहान की अध्यक्षता में दिल्ली में संपन्न हुआ। इसमें राज्यों के कृषि मंत्रीगण और वरिष्ठ अधिकारी शामिल हुए, जिन्होंने विभिन्न सत्रों में कृषि के विकास के लिए गहन विचार-विमर्श किया। इसके समापन सत्र में शिवराज सिंह ने कहा कि नकली या घटिया खाद-बीज, कीटनाशक किसी भी कीमत पर बिकने नहीं देंगे, इन्हें बेचने वालों के खिलाफ कड़ा कानून बनाने की तैयारी की गई है। श्री शिवराज सिंह ने कहा कि किसानों को इस संबंध में परेशानी से बचाना हमारा दायित्व है, इसके लिए सभी राज्यों का सहयोग आवश्यक है। केंद्रीय कृषि मंत्री शिवराज सिंह चौहान ने कहा कि किसान कॉल सेंटर को प्रभावी बनाने की कोशिश की जा रही है, राज्य स्तर भी इसके लिए असरकारी तंत्र होना चाहिए। श्री शिवराज सिंह ने जोर देकर कहा कि किसानों की शिकायतों के समाधान के साथ ही किसानों को पूरा न्याय दिलाएंगे, हमारे लिए हमारे किसान सर्वोपरि हैं। उन्होंने प्रधानमंत्री फसल बीमा योजना का लाभ अधिकाधिक किसानों को दिलाने के लिए प्रयास करने का अनुरोध भी सभी राज्यों से किया। श्री शिवराज सिंह ने कहा कि किसानों के हित में देशभर के कृषि विज्ञान केंद्रों (केवीके) और राज्यों के कृषि प्रसार के अमले को सुदृढ़ करने की जरूरत है, ये खेती-किसानी को उन्नत करने के लिए अहम माध्यम है। केंद्रीय कृषि मंत्री श्री शिवराज सिंह ने 3 अक्टूबर से शुरू किए जाने वाले विकसित कृषि संकल्प अभियान को सफल बनाने के लिए सभी राज्यों और कृषि मंत्रियों से विशेष आग्रह करते हुए कहा कि ‘लैब टू लैंड’ की संकल्पना को साकार करने के लिए यह अभियान अत्यंत महत्वपूर्ण है। श्री शिवराज सिंह ने कहा कि इस सम्मेलन में दो दिन तक बहुत गंभीरता से मंथन किया गया है, जिसके लिए सभी राज्यों के कृषि मंत्रीगण और सारे अधिकारी बधाई के पात्र है। उन्होंने कहा कि इससे निश्चित रूप से रबी फसलों के सीजन में बहुत अच्छे परिणाम प्राप्त होंगे। उन्होंने, प्रधानमंत्री श्री नरेंद्र मोदी जी को किसानों का हित सुनिश्चित करने के सभी की ओर से धन्यवाद दिया, साथ ही ऐतिहासिक GST सुधारों को गांव-गांव तक पहुंचाने और इसका लाभ दिलाना सुनिश्चित करने के लिए जुटने का आह्वान भी किया। साथ ही, श्री शिवराज सिंह ने सभी से प्रधानमंत्री श्री नरेंद्र मोदी जी की अपील पर स्वदेशी अपनाने का अनुरोध भी किया। इस अवसर पर केंद्रीय कृषि एवं किसान कल्याण राज्यमंत्री श्री भागीरथ चौधरी, श्री एन. चालुवर्यस्वामी, कृषि मंत्री, कर्नाटक, श्री सूर्य प्रताप शाही, कृषि मंत्री, उत्तर प्रदेश, श्री बलदेव सिंह औलख, कृषि राज्य मंत्री, उत्तर प्रदेश, श्री दिनेश प्रताप सिंह, उद्यान राज्य मंत्री, (स्वतंत्रप्रभार) उत्तर प्रदेश, श्री गेब्रियल डेनवांग वांगसू, कृषि मंत्री, अरुणाचल प्रदेश, श्री राम विचार नेताम, कृषि मंत्री, छत्तीसगढ़, श्री गुरमीत सिंह खु‌ड्डियाँ, कृषि मंत्री, पंजाब, डॉ. किरोड़ी लाल मीणा, कृषि मंत्री, राजस्थान, श्री पी.सी वनलालरुआता, कृषि मंत्री, मिजोरम, श्री श्याम सिंह राणा, कृषि मंत्री, हरियाणा, श्री चन्द्र कुमार, कृषि मंत्री, हिमाचल प्रदेश, श्री तुम्मला नागेश्वर राव, कृषि मंत्री, तेलंगाना, श्री राघवजीभाई पटेल, कृषि मंत्री, गुजरात, श्री पूरन कुमार गुरुंग, कृषि मंत्री, सिक्किम, श्री विजय कुमार सिन्हा, कृषि मंत्री, बिहार, श्री एदल सिंह कंषाना, कृषि मंत्री, मध्य प्रदेश, सुश्री साल्होतुओनुओ क्रूस, बागवानी मंत्री, नागालैंड सहित कृषि सचिव श्री देवेश चतुर्वेदी, उर्वरक विभाग सचिव श्री रजत कुमार मिश्रा एवं भारतीय कृषि अनुसंधान परिषद के महानिदेशक डॉ. एम. एल. जाट उपस्थित थे। ***** आर सी/के एस आर/ए आर</w:t>
       </w:r>
     </w:p>
     <w:p>
@@ -2058,7 +2058,7 @@
     </w:p>
     <w:p>
       <w:r>
-        <w:t>Title: देश के 15वें उपराष्ट्रपति चुने गए सीपी राधाकृष्णन, PM मोदी समेत BJP नेताओं ने दी बधाई</w:t>
+        <w:t>Title: केंद्रीय कृषि मंत्री शिवराज सिंह चौहान ने कृषि मशीनरी के लिए जीएसटी सुधारों पर बैठक की</w:t>
       </w:r>
     </w:p>
     <w:p>
@@ -2070,13 +2070,13 @@
           <w:rPr>
             <w:color w:val="0000FF"/>
           </w:rPr>
-          <w:t>https://navbharatlive.com/india/many-bjp-leaders-congratulated-cp-radhakrishnan-with-prime-minister-narendra-modi-on-being-elected-17th-vice-president-1348867.html</w:t>
+          <w:t>https://www.newsonair.gov.in/hi/union-agriculture-minister-shivraj-singh-chouhan-holds-meeting-on-gst-reforms-for-agricultural-machinery/</w:t>
         </w:r>
       </w:hyperlink>
     </w:p>
     <w:p>
       <w:r>
-        <w:t>Content: पीएम मोदी और सीपी राधाकृष्णन (सौजन्य सोशल मीडिया) PM Modi Congratulated: उपराष्ट्रपति चुनाव के परिणाम आ चुके हैं। एनडीए के प्रत्याशी सीपी राधाकृष्णन देश के 15वें उपराष्ट्रपति चुने गए हैं। सीपी राधाकृष्णन को कुल 452 वोट मिले हैं। वहीं, विपक्ष के उम्मीदवार बी सुदर्शन रेड्डी को महज 300 सांसदों ने ही वोट दिया है। उपराष्ट्रपति चुने जाने पर सीपी राधाकृष्णन को प्रधानमंत्री नरेंद्र मोदी ने बधाई दी। प्रधानमंत्री नरेंद्र मोदी ने सोशल मीडिया प्लेटफॉर्म ‘एक्स’ पर लिखा, ‘2025 के उपाध्यक्ष चुनाव जीतने के लिए थिरू सीपी राधाकृष्णन जी को बधाई। उनका जीवन हमेशा समाज की सेवा करने और गरीबों को सशक्त बनाने के लिए समर्पित रहा है। मुझे विश्वास है कि वह एक उत्कृष्ट वीपी होगा, जो हमारे संवैधानिक मूल्यों को मजबूत करेगा और संसदीय प्रवचन को बढ़ाएगा।’ Congratulations to Thiru CP Radhakrishnan Ji on winning the 2025 Vice Presidential election. His life has always been devoted to serving society and empowering the poor and marginalised. I am confident that he will be an outstanding VP, who will strengthen our Constitutional… — Narendra Modi (@narendramodi) September 9, 2025 केंद्रीय मंत्री शिवराज सिंह चौहान ने कहा, “यह अद्भुत और अकल्पनीय जीत है। सीपी राधाकृष्णन को हार्दिक बधाई। इस जीत से यह साबित हुआ है कि लोगों का भरोसा प्रधानमंत्री मोदी और एनडीए पर है, क्योंकि सांसद अपने संसदीय क्षेत्र के जनता का नेतृत्व करते हैं।” वहीं, दिल्ली के मुख्यमंत्री रेखा गुप्ता ने कहा, “यहीं लोकतंत्र की खूबसूरती है। मैं अपनी ओर से सीपी राधाकृष्णन को नए दायित्व के लिए ढेर सारी बधाई देती हूं।” आदरणीय श्री सी.पी. राधाकृष्णन जी को उपराष्ट्रपति पद पर निर्वाचित होने पर हार्दिक बधाई एवं शुभकामनाएँ। आपकी दूरदृष्टि, चिंतन और सतत सक्रियता से निश्चय ही राज्यसभा की गरिमा और गौरव में अभूतपूर्व वृद्धि होगी। आपके नेतृत्व में उच्च सदन जनकल्याण और राष्ट्रीय उत्थान के पथ पर नए… — Shivraj Singh Chouhan (@ChouhanShivraj) September 9, 2025 उत्तर प्रदेश के सीएम योगी आदित्यनाथ ने अपने आधिकारिक ‘एक्स’ पोस्ट के जरिए कहा, “भारत के उपराष्ट्रपति पद पर निर्वाचित होने पर एनडीए के प्रत्याशी सी.पी. राधाकृष्णन जी को हार्दिक बधाई। राष्ट्र के प्रति आपकी अटूट निष्ठा, दृढ़ प्रतिबद्धता और समृद्ध अनुभव भारत की लोकतांत्रिक परंपराओं को और अधिक सशक्त व उज्ज्वल बनाएगा।” ये भी पढ़ें : VP Election Result: CP राधाकृष्णन होंगे भारत के अगले उपराष्ट्रपति, बी सुदर्शन रेड्डी को दी शिकस्त दिल्ली के मंत्री मनजिंदर सिंह सिरसा ने अपने आधिकारिक ‘एक्स’ पोस्ट के जरिए कहा, “भारत के उपराष्ट्रपति पद के लिए निर्वाचित सीपी राधाकृष्णन को बहुत-बहुत बधाई।” उन्होंने अपने ‘एक्स’ पोस्ट में आगे लिखा, “आपकी समृद्ध राजनीतिक यात्रा, आपका गहन अनुभव, आपकी सामाजिक संवेदनशीलता और राष्ट्रहित में समर्पित आपके कार्य आपको इस पद के लिए पूर्ण रूप से योग्य बनाते हैं। उन्होंने कहा, “मुझे पूरा भरोसा है कि आपके नेतृत्व में भारत को एक नई दिशा मिलेगी, संविधान की गरिमा और लोकतांत्रिक मूल्यों को और भी मजबूती मिलेगी। उपराष्ट्रपति के रूप में आप राष्ट्र निर्माण में नई ऊर्जा का संचार करते हुए हम सभी को प्रेरित करेंगे।” Follow Us On © Copyright Navbharatlive 2025 All rights reserved.</w:t>
+        <w:t>Content: मोबाइल ऐप्प डाउनलोड करें Site Admin | सितम्बर 19, 2025 12:45 अपराह्न | agriculturalmachinery | GST | ShivrajSinghChouhan केंद्रीय कृषि और किसान कल्याण मंत्री शिवराज सिंह चौहान ने आज कहा कि ट्रैक्टरों और कृषि उपकरणों पर जीएसटी दरों में कटौती का सीधा लाभ किसानों को मिलना चाहिए। नई दिल्ली में कृषि मशीनरी और उपकरणों के प्रतिनिधियों के साथ एक बैठक की अध्यक्षता करते हुए श्री चौहान ने इस बात पर ज़ोर दिया कि जीएसटी दर को 12 या 18 प्रतिशत से घटाकर 5 प्रतिशत करने से ट्रैक्टर और मशीनरी काफ़ी सस्ती हो जाएंगी। श्री चौहान ने कहा कि इस कदम से विभिन्न ट्रैक्टर श्रेणियों में 23 हज़ार रुपये से लेकर 63 हज़ार रुपये तक की कीमतों में उल्लेखनीय कमी आएगी। संवाददाताओं को संबोधित करते हुए उन्‍होंने कहा कि इस लाभ को बीच में ही नहीं छोड़ दिया जाना चाहिए और 22 सितंबर से किसानों को इसका सीधा लाभ मिलना चाहिए। श्री चौहान ने कहा कि यह लाभ छोटा नहीं, बल्कि बड़ा है और इससे किसानों की आय में काफ़ी फ़र्क़ पड़ेगा। श्री चौहान ने बताया कि बैठक में ट्रैक्टर और कृषि यंत्रीकरण से जुड़े सभी संगठनों के प्रतिनिधियों ने भाग लिया। उन्‍होंने बताया कि ट्रैक्टर और यंत्रीकरण संघ, अखिल भारतीय संयुक्त निर्माता संघ, कृषि मशीनरी निर्माता संघ और पावर टिलर एसोसिएशन ऑफ इंडिया ने वर्चुअल और प्रत्यक्ष रूप से बैठक में भाग लिया। 1 घंटा पहले 3 घंटे पहले 3 घंटे पहले 2 घंटे पहले 1 घंटा पहले गोपनीयता नीति | कॉपीराइट © 2025 न्यूज़ ऑन एयर। सर्वाधिकार सुरक्षित आखरी अपडेट: 22nd Sep 2025 | आगंतुकों: 1480625</w:t>
       </w:r>
     </w:p>
     <w:p>
@@ -2089,7 +2089,7 @@
     </w:p>
     <w:p>
       <w:r>
-        <w:t>Title: कृषि मंत्री शिवराज के प्‍लान को लगेगा झटका? DAMU कर्मचारि‍यों ने दी बह‍िष्‍कार की चेतावनी</w:t>
+        <w:t>Title: MP News : किसानों की पीड़ा सुन 'शिवराज' हुए सख्त, सीहोर कलेक्टर को फोन कर सुना दिया बड़ा फरमान; जानिए मामला</w:t>
       </w:r>
     </w:p>
     <w:p>
@@ -2101,13 +2101,13 @@
           <w:rPr>
             <w:color w:val="0000FF"/>
           </w:rPr>
-          <w:t>https://www.kisantak.in/amp/news/trending/story/central-minister-shivraj-vksa-plan-setback-damu-employees-threaten-boycott-1277015-2025-09-13?utm_source=Internal_AT&amp;utm_medium=Article&amp;utm_name=Read_More</w:t>
+          <w:t>https://www.amarujala.com/madhya-pradesh/sehore/union-agriculture-minister-shivraj-singh-chouhan-directed-the-sehore-collector-to-conduct-a-survey-after-heari-2025-09-20</w:t>
         </w:r>
       </w:hyperlink>
     </w:p>
     <w:p>
       <w:r>
-        <w:t>Content: जिला एग्रोमीटेरोलॉजिकल यूनिट (DAMU) के कर्मचारियों ने सरकार के खिलाफ मोर्चा खोल दिया है, जिससे केंद्रीय कृषि मंत्री शिवराज सिंह चौहान के रबी सीजन के लिए 3 अक्‍टूबर से शुरू होने वाले 'विकसित कृषि संकल्‍प अभि‍यान' को तगड़ा झटका लग सकता है. कर्मचारियों ने चेतावनी दी है कि जब तक डैमू की यूनिट्स को बहाल नहीं किया जाता और उनकी सेवाएं जारी रखने का फैसला नहीं होता, तब तक वे आगामी ‘विकसित कृषि संकल्प अभियान’ में भाग नहीं लेंगे. एग्रोमीटेरोलॉजिकल यूनिट्स एसोसिएशन ने भारतीय कृषि अनुसंधान परिषद (ICAR) और कृषि मंत्रालय को भेजे पत्र में चेताया है कि डैमू बंद होने से न सिर्फ किसानों को बल्कि पूरे कृषि क्षेत्र को नुकसान होगा. पत्र में कहा गया है कि ये इकाइयां किसानों के लिए मौसम आधारित सलाह, शुरुआती चेतावनी अलर्ट और फसल प्रबंधन मार्गदर्शन का अहम जरिया रही हैं. इनके बिना किसान बुवाई, सिंचाई और कटाई जैसे अहम फैसले समय पर नहीं ले पाएंगे. एसोसिएशन ने जोर देकर कहा है कि रबी सीजन में डैमू की भूमिका सबसे अहम रहती है. इनके सहयोग से सरकार की योजनाओं और अभियानों, खासतौर से विकसित कृषि संकल्प अभियान को जमीनी स्तर तक पहुंचाया जाता है. सरकार ने 2024 की शुरुआत में नीति आयोग के निर्देश पर 199 डैमू बंद कर दिए थे, जबकि पायलट प्रोजेक्ट 2026 तक चलना था. इसके बावजूद करीब 130 कर्मचारी अदालत से स्टे ऑर्डर लेकर अब भी किसानों को मौसम और फसल संबंधी सलाह दे रहे हैं. हालांकि, वेतन मार्च 2025 में ही कोर्ट के आदेश से जारी किया गया था. कर्मचारियों का कहना है कि डैमू बंद होने से रबी सीजन की गतिविधियां बुरी तरह प्रभावित होंगी. किसानों को समय पर जानकारी नहीं मिल पाएगी, जिससे पैदावार, संसाधन प्रबंधन और आय पर सीधा असर पड़ेगा. यही कारण है कि डैमू कर्मचारी VKSA-2025 का बहिष्कार करेंगे. एसोसिएशन ने मांग रखी है कि सभी डैमू को तत्काल बहाल किया जाए, मौजूदा स्टाफ को सेवाओं में बनाए रखा जाए और इन इकाइयों को ICAR और ग्रामीण कृषि मौसम सेवा के अधीन कर दिया जाए, ताकि किसानों तक बिना रुकावट मौसम आधारित सलाह पहुंच सके. 2018 में शुरू हुए डैमू ने पिछले छह वर्षों में 199 ऑटोमैटिक वेदर स्टेशन स्थापित किए, विशेषज्ञ और पर्यवेक्षक तैनात किए और गांव-गांव में जलवायु जागरूकता अभियान चलाए. इन प्रयासों से ओलावृष्टि, बाढ़ और सूखे जैसी आपदाओं के दौरान किसानों को नुकसान से बचाने में मदद मिली. डैमू की एडवाइजरी को किसानों के नुकसान कम करने, प्रधानमंत्री फसल बीमा योजना के दावों में कमी लाने और बदलते मौसम के अनुरूप खेती अपनाने में कारगर माना गया है. इस फैसले का विरोध केंद्रीय मंत्री नितिन गडकरी और कांग्रेस सांसद जयराम रमेश जैसे कई नेताओं ने भी किया है. वहीं, पृथ्वी विज्ञान मंत्रालय का कहना है कि डैमू की सेवाओं को जारी रखने के लिए स्थायी ढांचा बनाने पर विचार चल रहा है, लेकिन अंतिम फैसला अभी नहीं हुआ है. (पीटीआई के इनपुट के साथ) Punjab Floods: दिवाली तक पूरा हो जाएगा बाढ़ प्रभावितों को मुआवजा देने का काम, सीएम मान ने किए ये बड़े ऐलान काम पर लौटें या विरोध करें? राजस्व विभाग का फैसला बदल सकता है खेल! संविदा कर्मियों पर टिकी निगाहें बाढ़ प्रभावित इलाकों का दौरा करते विनेश फोगाट का हुआ विरोध, सरपंच प्रतिनिधि ने सुनाई खरी-खोटी कोसी-मेची लिंक परियोजना का काम तेज: लाखों परिवारों को मिलेगी बाढ़ से राहत, फसलें रहेंगी सुरक्षित जम्‍मू-कश्‍मीर के बागवानों के लिए खुशखबरी! रेलवे ने दिल्‍ली के लिए पार्सल ट्रेन चलाने की घोषणा की Crops Compensation: घोषित मुआवजे को किसानों ने नकारा, 50000 रुपये एकड़ की मांग...सीएम से मिले किसान योगी सरकार बनारसी पान से लेकर 25 देसी व्यंजनों की करेगी International ब्रांडिंग, जानें डिटेल पटना में संविदा कर्मियों पर लाठीचार्ज, हड़ताली कर्मचारी बोले “क्या अपनी मांग रखना अपराध है?” बिजनौर में नहीं थम रहा तेंदुए का आंतक, अब 8 साल के बच्‍चे की जान ली, लोगों ने किया हाइवे जाम सरस आजीविका मेले का केंद्रीय मंत्री शिवराज सिंह और मुख्यमंत्री रेखा गुप्ता ने किया शुभारंभ</w:t>
+        <w:t>Content: मेरा शहर Link Copied केंद्रीय कृषि मंत्री शिवराज सिंह चौहान शनिवार को सीहोर जिले में किसानों की समस्याएं सुनने पहुंचे। भोपाल-इंदौर हाईवे पर इछावर जोड़ पर रुके मंत्री से जब किसानों ने सोयाबीन की खराब फसल की बात कही, तो उन्होंने तुरंत कार्रवाई का भरोसा दिलाया। इस दौरान कई किसान सोयाबीन की खराब फसल को लेकर केंद्रीय कृषि मंत्री के पास गुहार लगाने पहुंचे थे। किसानों की शिकायतें सुनने के बाद कृषि मंत्री ने सीहोर कलेक्टर बाला गुरु से मौके पर ही फोन पर बात कर निर्देश दिए। उन्होंने कहा कि खराब फसलों का सर्वे कराया जाए और किसानों को फसल बीमा योजना का पूरा लाभ तुरंत दिलाया जाए। शिवराज ने कहा कि इससे किसानों को आर्थिक राहत मिल सकेगी। पिछले तीन सप्ताह से सीहोर जिले के कई गांवों के किसान आंदोलन कर रहे थे। विज्ञापन विज्ञापन पीला मोज़ेक और अन्य बीमारियों ने फसल को नुकसान पहुंचाया किसान मांग कर रहे थे कि सोयाबीन की खराब फसल का उचित मुआवजा मिले और बीमा की राशि समय पर दी जाए। किसान नेता एवं समाजसेवी एम.एस. मेवाड़ा ने बताया कि बीते पांच साल से सोयाबीन की फसल लगातार प्रभावित हो रही है। इस बार पीला मोज़ेक और अन्य बीमारियों ने फसल को चौपट कर दिया है। हर साल काटी जाती है फसल बीमा राशि, लेकिन मिलता नहीं लाभ मेवाड़ा ने कहा कि किसानों से हर साल बीमा की राशि काटी जाती है, लेकिन बीमे के नाम पर उन्हें एक चवन्नी भी नहीं मिली। जब सरकार किसानों को राहत नहीं दे रही तो उनसे बीमा राशि काटना बंद कर देना चाहिए। उन्होंने कहा कि सीहोर, शाजापुर और भोपाल जिलों में किसान अलग-अलग तरीकों से आंदोलन कर रहे हैं, लेकिन सरकार की ओर से अभी तक सुनवाई नहीं हुई थी। इस मौके पर विधायक सुदेश राय, नगर पालिका अध्यक्ष प्रिंस राठौर, भाजपा जिला अध्यक्ष नरेश मेवाड़ा और जिला मंत्री पंकज गुप्ता समेत कई भाजपा नेता मौजूद रहे। उन्होंने किसानों से बातचीत कर उनकी समस्याएं सुनीं और अधिकारियों से जल्द समाधान की बात कही। राजस्व मंत्री भी हुए थे सख्त गौरतलब है कि शुक्रवार को इछावर में आयोजित सेवा पखवाड़ा और स्वस्थ नारी सशक्त परिवार कार्यक्रम में मंत्री करण सिंह वर्मा ने भी इस मुद्दे को उठाया था। उन्होंने कहा था कि उन्हें लगातार शिकायतें मिल रही हैं कि सोयाबीन पर पीला मोज़ेक रोग फैल रहा है। वर्मा ने बताया कि उन्होंने खुद सीहोर और सिवनी में जाकर खेतों का निरीक्षण किया। कुछ जगह फसलें ठीक थीं, लेकिन कई जगह रोग ने फसल बर्बाद कर दी थी। इस विषय की जानकारी मुख्यमंत्री तक पहुंचा दी गई है और आने वाली कैबिनेट बैठक में इसे प्रमुखता से रखा जाएगा। ये भी पढ़ें- MP News: सात दिन में मिले आठ हीरे, पन्ना की खदान में चमकी रचना की किस्मत, सबसे बड़े हीरे का वजन 0.79 कैरेट किसानों को राहत की उम्मीद किसानों का कहना है कि शिवराज सिंह चौहान के सीधे हस्तक्षेप से अब उन्हें उम्मीद जगी है कि खराब फसल का सही आकलन होगा और बीमा योजना का लाभ जल्द मिलेगा। लंबे समय से आंदोलन कर रहे किसान अब राहत की प्रतीक्षा कर रहे हैं। रहें हर खबर से अपडेट, डाउनलोड करें Android Hindi News App, iOS Hindi News App और Amarujala Hindi News APP अपने मोबाइल पे|Get all India News in Hindi related to live update of politics, sports, entertainment, technology and education etc. Stay updated with us for all breaking news from India News and more news in Hindi. Next Article Please wait... Please wait... Delete All Cookies Followed</w:t>
       </w:r>
     </w:p>
     <w:p>
@@ -2120,7 +2120,7 @@
     </w:p>
     <w:p>
       <w:r>
-        <w:t>Title: Jyotiraditya Scindia Net Worth: केंद्रीय मंत्रियों की संपत्ति का खुलासा, सिंधिया अरबपति, करोड़पति शिवराज</w:t>
+        <w:t>Title: हरदा में शिवराज बोले- तुमने बुलाया और हम चले आए:किसान ने कहा था- कल ही आपको याद किया था; महिलाओं-किसानों की समस्याएं सुनीं</w:t>
       </w:r>
     </w:p>
     <w:p>
@@ -2132,13 +2132,13 @@
           <w:rPr>
             <w:color w:val="0000FF"/>
           </w:rPr>
-          <w:t>https://bansalnews.com/jyotiraditya-scindia-net-worth-shivraj-chouhan-modi-minister-asset-declaration-mp-hindi-news-wks/</w:t>
+          <w:t>https://www.bhaskar.com/local/mp/harda/news/harda-shivraj-singh-chouhan-farmers-women-visit-135967899.html</w:t>
         </w:r>
       </w:hyperlink>
     </w:p>
     <w:p>
       <w:r>
-        <w:t>Content: BJP Union Ministers Asset Declaration 2025 Details: प्रधानमंत्री कार्यालय (पीएमओ) की वेबसाइट पर केंद्रीय मंत्रियों की संपत्तियां सार्वजनिक की गई हैं। जिसमें मंत्रियों ने अपनी छोटी-बड़ी हर संपत्ति का ब्यौरा दिया है। वित्त वर्ष 2024-25 के लिए सभी केंद्रीय मंत्रियों की संपत्तियों का खुलासा किया गया है। इसमें केंद्रीय मंत्री ज्योतिरादित्य सिंधिया की संपत्ति अरब में हैं। जबकि केंद्रीय मंत्री शिवराज सिंह चौहान, दुर्गादास उइके, वीरेंद्र कुमार, सावित्री ठाकुर समेत अन्य मंत्री करोड़पति हैं। शिवराज, वीरेंद्र ओर सावित्री के नाम रिवॉल्वर भी हैं। वीरेंद्र के नाम 37 साल पुराना स्कूटर भी है। मंत्रियों के नाम इसके अलावा अन्य डेटा भी है। शिवराज सिंह चौहान (केंद्रीय कृषि मंत्री): उन्होंने कुल 8.98 करोड़ रुपये की संपत्ति घोषित की है। उनकी संपत्तियों में एक रिवॉल्वर और एक पुरानी एंबेसेडर कार शामिल है। ज्योतिरादित्य सिंधिया (केंद्रीय संचार मंत्री): उनकी कुल संपत्ति 374 करोड़ रुपये है। उनके पास एक पुरानी बीएमडब्ल्यू कार भी है। दुर्गादास उइके (जनजातीय कार्य राज्य मंत्री): उनके पास 1.54 करोड़ रुपये की संपत्ति है, जिसमें एक मोटरसाइकिल और दो कारें (स्कॉर्पियो और इनोवा) शामिल हैं। वीरेंद्र कुमार (केंद्रीय सामाजिक न्याय और अधिकारिता मंत्री): उन्होंने 2.88 करोड़ रुपये की संपत्ति घोषित की है। उनकी संपत्तियों में 37 साल पुराना एक स्कूटर और एक रिवॉल्वर भी है। सावित्री ठाकुर (महिला एवं बाल विकास राज्य मंत्री): उन्होंने 5.31 करोड़ रुपये की संपत्ति का खुलासा किया है। उनके पास एक दुनाली बंदूक, एक रिवॉल्वर और 67 लाख रुपये की ज्वेलरी है। MP BJP Parivarvad Politics Update: मध्यप्रदेश में भारतीय जनता पार्टी में घोषित तीन जिलों की कार्यकारिणी में प्रदेश व केंद्रीय मंत्री समेत अन्य नेता के बेटा, बेटी, बहन को जगह दी गई, उनसे रिजाइन लिए गए हैं। पूरी खबर पढ़ने के लिए क्लिक करें… © 2025 JNews - Premium WordPress news &amp; magazine theme by Jegtheme.</w:t>
+        <w:t>Content: केंद्रीय कृषि मंत्री शिवराज सिंह चौहान शनिवार को हरदा जिले के ग्राम बावड़िया पहुंचे, जहां उन्होंने एक शोकाकुल परिवार से संवेदना व्यक्त की। छीपानेर के नर्मदा पुल पर पूर्व मंत्री कमल पटेल और टिमरनी के पूर्व विधायक संजय शाह ने उनका स्वागत किया। छीपानेर की महिलाओं ने मंत्री से मुलाकात कर बताया कि उन्हें लाड़ली बहना योजना का लाभ नहीं मिल रहा है। इस पर चौहान ने मामले की जांच कर समाधान का आश्वासन दिया। इस दौरान पूछा गया कि क्या सरकार समर्थन मूल्य पर सोयाबीन की खरीदी करेगी? इस पर शिवराज ने कहा कि यह काम राज्य का होता है, राज्य से प्रस्ताव मिलने के साथ ही अनुमति दी जाएगी। बोले- “तुमने बुलाया और हम चले आए” ग्राम अबगांवखुर्द में स्वागत कार्यक्रम के दौरान एक किसान ने कहा कि किसानों ने कल ही उन्हें याद किया था। इस पर मंत्री ने मुस्कुराते हुए जवाब दिया- “तुमने बुलाया और हम चले आए।” किसानों की समस्याएं सामने आईं हरदा सर्किट हाउस में विधायक डॉ. आर.के. दोगने और कांग्रेस जिलाध्यक्ष मोहन विश्नोई के साथ किसान आक्रोश मोर्चा के सदस्य मिले। किसानों ने सोयाबीन और मक्का की फसल को समर्थन मूल्य पर खरीदने के लिए जल्द पंजीयन शुरू करने की मांग की। साथ ही बारिश से खराब हुई फसल का सर्वे कराकर राहत राशि और बीमा दिलाने की भी गुहार लगाई। मीडिया से चर्चा के दौरान केंद्रीय कृषि मंत्री शिवराज सिंह चौहान ने कहा कि सोयाबीन को समर्थन मूल्य पर खरीदने का काम राज्य सरकार का होता है। जैसे ही राज्य सरकार से समर्थन मूल्य पर खरीदी के लिए प्रस्ताव आता है। हमारे द्वारा अनुमति दे दी जाएगी। उन्होंने कहा कि 22 सितंबर से सभी कृषि यंत्रों की दर पांच प्रतिशत हो जाएंगी। उन्होंने कहा कि 35 हार्स पॉवर के ट्रैक्टर पर किसान को 63 हजार की बचत होगी। बागवानी में काम आने वाले छोटे ट्रैक्टर पर 23 हजार की बचत होगी।वही बड़े ट्रेक्टर पर 63 हजार का फायदा होगा।उन्होंने कहा कि शुक्रवार शाम को दिल्ली में कृषि यंत्रों की कम्पनियों के साथ बैठक कर जीएसटी घटी दरों का सीधा लाभ सीधे किसानों को मिलना चाहिए। देखिए तस्वीरें... Copyright © 2024-25 DB Corp ltd., All Rights Reserved This website follows the DNPA Code of Ethics.</w:t>
       </w:r>
     </w:p>
     <w:p>
@@ -2151,7 +2151,7 @@
     </w:p>
     <w:p>
       <w:r>
-        <w:t>Title: सतना में खाद की किल्लत को लेकर कांग्रेस कार्यकर्ताओं ने शिवराज को दिखाए काले झंडे</w:t>
+        <w:t>Title: कृषि यंत्रों पर GST सुधारों को लेकर शिवराज सिंह चौहान ने की अहम बैठक, यंत्रीकरण संगठनों के प्रतिनिधि हुए शामिल</w:t>
       </w:r>
     </w:p>
     <w:p>
@@ -2163,13 +2163,13 @@
           <w:rPr>
             <w:color w:val="0000FF"/>
           </w:rPr>
-          <w:t>https://www.ibc24.in/madhya-pradesh/congress-workers-show-black-flags-to-shivraj-singh-chouhan-over-shortage-of-fertilizer-in-satna-3248096.html</w:t>
+          <w:t>https://hindi.krishijagran.com/news/gst-reduction-agriculture-machinery-shivraj-singh-meeting-benefits-for-farmers-2025/</w:t>
         </w:r>
       </w:hyperlink>
     </w:p>
     <w:p>
       <w:r>
-        <w:t>Content: सवाल आपका है Home / Madhya-pradesh / Congress workers show black flags to Shivraj Singh Chouhan over shortage of fertilizer in Satna सतना (मध्यप्रदेश), 11 सितंबर (भाषा) मध्यप्रदेश के सतना में खाद की किल्लत को लेकर बृहस्पतिवार को कांग्रेस कार्यकर्ताओं ने केंद्रीय कृषि मंत्री शिवराज सिंह चौहान को काले झंडे दिखाए। ‘एक देश, एक चुनाव’ के विषय पर आयोजित एक कार्यक्रम को संबोधित करने समेत कुछ अन्य कार्यक्रमों में भाग लेने के लिए चौहान सतना पहुंचे थे। पूर्व मुख्यमंत्री का काफिला जैसे ही पीएम श्री महाविद्यालय के सामने पहुंचा वैसे ही सतना से कांग्रेस के विधायक सिद्धार्थ कुशवाहा के नेतृत्व में विपक्षी दल के कार्यकर्ताओं ने रास्ता रोककर उनके खिलाफ प्रदर्शन शुरु कर दिया। इस दौरान कांग्रेस कार्यकर्ताओं ने चौहान को काले झंडे भी दिखाए। बाद में कांग्रेस कार्यकर्ताओं ने केंद्रीय कृषि मंत्री को एक ज्ञापन भी सौंपा। प्रत्यक्षदर्शियों के मुताबिक इस दौरान चौहान और कांग्रेस विधायक कुशवाहा के बीच खाद की किल्लत को लेकर तीखी बहस भी हुई। बाद में चौहान संवाददाताओं से कहा कि खाद की समस्या को लेकर कुछ लोगों ने उनके समक्ष अपनी बात रखी है। उन्होंने कहा, ‘‘किसानों का हित हमारे लिए सर्वोपरि है। उर्वरक मंत्रालय अलग है जो राज्य की मांग के आधार पर निरंतर उर्वरक की आपूर्ति में लगी हुई है।’’ चौहान ने कहा कि सिर्फ सतना जिले में पिछले साल इस समय तक 23,585 मीट्रिक टन यूरिया की खपत हुई थी और इस साल अभी 27,700 मीट्रिक टन यूरिया यहां पहुंच चुका है।’’ केंद्रीय कृषि मंत्री ने आश्वस्त किया कि खाद की निरंतर आपूर्ति के प्रयास जारी रखे जाएंगे और जरूरत पड़ी तो वह उर्वरक मंत्री के साथ चर्चा भी करेंगे ताकि व्यवस्था और बेहतर बनाई जा सके। भाषा ब्रजेन्द्र राजकुमार राजकुमार सतना (मध्यप्रदेश), 11 सितंबर (भाषा) मध्यप्रदेश के सतना में खाद की किल्लत को लेकर बृहस्पतिवार को कांग्रेस कार्यकर्ताओं ने केंद्रीय कृषि मंत्री शिवराज सिंह चौहान को काले झंडे दिखाए। ‘एक देश, एक चुनाव’ के विषय पर आयोजित एक कार्यक्रम को संबोधित करने समेत कुछ अन्य कार्यक्रमों में भाग लेने के लिए चौहान सतना पहुंचे थे। पूर्व मुख्यमंत्री का काफिला जैसे ही पीएम श्री महाविद्यालय के सामने पहुंचा वैसे ही सतना से कांग्रेस के विधायक सिद्धार्थ कुशवाहा के नेतृत्व में विपक्षी दल के कार्यकर्ताओं ने रास्ता रोककर उनके खिलाफ प्रदर्शन शुरु कर दिया। इस दौरान कांग्रेस कार्यकर्ताओं ने चौहान को काले झंडे भी दिखाए। बाद में कांग्रेस कार्यकर्ताओं ने केंद्रीय कृषि मंत्री को एक ज्ञापन भी सौंपा। प्रत्यक्षदर्शियों के मुताबिक इस दौरान चौहान और कांग्रेस विधायक कुशवाहा के बीच खाद की किल्लत को लेकर तीखी बहस भी हुई। बाद में चौहान संवाददाताओं से कहा कि खाद की समस्या को लेकर कुछ लोगों ने उनके समक्ष अपनी बात रखी है। उन्होंने कहा, ‘‘किसानों का हित हमारे लिए सर्वोपरि है। उर्वरक मंत्रालय अलग है जो राज्य की मांग के आधार पर निरंतर उर्वरक की आपूर्ति में लगी हुई है।’’ चौहान ने कहा कि सिर्फ सतना जिले में पिछले साल इस समय तक 23,585 मीट्रिक टन यूरिया की खपत हुई थी और इस साल अभी 27,700 मीट्रिक टन यूरिया यहां पहुंच चुका है।’’ केंद्रीय कृषि मंत्री ने आश्वस्त किया कि खाद की निरंतर आपूर्ति के प्रयास जारी रखे जाएंगे और जरूरत पड़ी तो वह उर्वरक मंत्री के साथ चर्चा भी करेंगे ताकि व्यवस्था और बेहतर बनाई जा सके। भाषा ब्रजेन्द्र राजकुमार राजकुमार</w:t>
+        <w:t>Content: हमारी प्रिंट और डिजिटल पत्रिकाओं की सदस्यता लें सोशल मीडिया पर हमारे साथ जुड़ें: केंद्रीय कृषि मंत्री शिवराज सिंह चौहान की अध्यक्षता में कृषि यंत्रों पर GST दरों में कटौती को लेकर अहम बैठक हुई. नई दरें 22 सितंबर से लागू होंगी, जिससे किसानों को ट्रैक्टर और अन्य यंत्रों की खरीद पर बड़ी बचत होगी. यह फैसला किसानों की आय बढ़ाने की दिशा में अहम कदम है. केंद्रीय कृषि एवं किसान कल्याण तथा ग्रामीण विकास मंत्री शिवराज सिंह चौहान की अध्यक्षता में आज नई दिल्ली में एक महत्वपूर्ण बैठक आयोजित हुई. इस बैठक में ट्रैक्टर एवं कृषि यंत्रीकरण संघ (टीएमए), कृषि मशीनरी निर्माता संघ (एएमएमए), अखिल भारतीय कम्बाइन हार्वेस्टर निर्माता संघ (एआईसीएमए) तथा पावर टिलर एसोसिएशन ऑफ इंडिया (पीटीएआई) सहित अन्य संबंधित संगठनों के प्रतिनिधियों ने व्यक्तिगत और वर्चुअल माध्यम से भागीदारी की. बैठक के बाद केंद्रीय कृषि मंत्री शिवराज सिंह चौहान ने मीडिया से बातचीत की. जीएसटी दरों में सुधार के लिए प्रधानमंत्री नरेन्द्र मोदी को धन्यवाद दिया और बैठक के बारे में विस्तारपूर्वक बताया. केंद्रीय मंत्री ने कहा कि कृषि यंत्रों पर भी जीएसटी की दरें जो पहले 18 प्रतिशत और 12 प्रतिशत थी, अब घटाकर 5 प्रतिशत कर दी गई हैं. यह घटी हुई दरें 22 सितंबर से लागू हो जाएंगी. इसका लाभ सीधा किसान भाइयों-बहनों को मिलेगा. हमारा संकल्प है कि किसान भाइयों-बहनों की आमदनी बढ़े और इसके लिए जरूरी है उत्पादन बढ़ाना और उत्पादन की लागत कम करना. कृषि यंत्रीकरण दोनों ही स्थितियों में जरूरी है उत्पादन बढ़ाने के लिए भी और उत्पादन की लागत कम करने के लिए भी है. मशीनें जरूरी हैं चाहे ट्रैक्टर हो, हार्वेस्टर हो, थ्रेसर, पावर टिलर या छोटी मशीनें सभी की खेती में आवश्यकता पड़ती है. यह उत्पादन बढ़ाने और उत्पादन की लागत कम करने दोनों में मददगार हैं. शिवराज सिंह चौहान ने कहा कि जीएसटी की दरों में सुधार का लाभ सीधे किसानों तक पहुंचे इसी उद्देश्य को दृष्टिगत रखते हुए आज एक बैठक बुलाई गई थी. केंद्रीय मंत्री ने कहा कि बैठक में सभी मशीन निर्माता संघों के प्रतिनिधियों से यही आग्रह किया गया है कि 22 सितंबर से जीएसटी की घटी हुई दरों का सीधा लाभ पूरी पारदर्शिता के साथ किसानों तक पहुंचे. चौहान ने कहा कि जीएसटी दरों में सुधार एक बड़ा कदम है. इसका व्यापक प्रभाव पड़ेगा. केंद्रीय मंत्री ने बताया कि ट्रैक्टर 35 एचपी अब 41,000 रुपये सस्ता हो गया है. ट्रैक्टर 45 एसपी पर अब 45,000 रुपये सस्ता मिलेगा. वहीं ट्रैक्टर 50 एचपी पर 53,000 रुपये और ट्रैक्टर 75 एचपी पर 63,000 रुपये की बचत होगी. केंद्रीय मंत्री ने कहा कि बागवानी व निराई-गुड़ाई करने वाले छोटे ट्रैक्टर पर भी बचत होगी. छोटे से लेकर बड़े ट्रैक्टर्स पर जीएसटी दरों में कमी के बाद कीमत कम हो गई है. धान रोपण यंत्र (4 पंक्ति– वॉक बिहाइंड) पर 15,400 रुपये कम हो गए हैं. 4 टन प्रति घंटा क्षमता वाले बहुफसली थ्रेसर अब 14,000 रुपये सस्ता हो गया है. चौहान ने बताया कि पावर वीडर- 7.5 एचपी की कीमत अब 5,495 रुपये कम हो गई है. सीड कम फर्टिलाइजर ड्रिल– 11 टाइन अब 10,500 रुपये सस्ता मिलेगा. सीड कम फर्टिलाइजर ड्रिल – 13 टाइन 3,220 रुपये कम कीमत में मिलेगा. हार्वेस्टर कंबाइन पर अब 4,375 रुपये की बचत होगी. वहीं 14 फीट कटर बार का दाम सीधे-सीधे 1,87,500 रुपये कम हो गया है. केंद्रीय मंत्री ने कहा कि स्ट्रॉ रीपर- 5 फीट अब 21, 875 रुपये सस्ता मिलेगा. सुपर सीडर- 8 फीट खरीदने पर 16,875 रुपये बचेंगे. हैप्पी सीडर- 10 टाइन 10,625 रुपये सस्ता हो गया है. रोटावेटर- 6 फीट खरीदने पर 7,812 रुपये की बचत होगी. स्क्वायर बेलर- 6 फीट पर 93,750 रुपये कम होंगे. मल्चर– 8 फीट पर 11,562 रुपये की बचत होगी. न्यूमैटिक प्लांटर- 4 पंक्ति 32,812 रुपये कम कीमत में मिलेगा. वहीं ट्रैक्टर माउंटेड स्प्रेयर– 400 लीटर क्षमता भी 9,375 रुपये सस्ता मिलेगा. केंद्रीय मंत्री ने यह भी कहा कि किसानों तक जीएसटी दरों में सुधारों के लाभ की जानकारी पहुंचाने के लिए विभिन्न संचार माध्यमों से व्यापक प्रचार-प्रसार भी किया जाएगा ताकि किसान जागरुक हो सकें. केंद्रीय मंत्री ने कस्टम हायरिंग सेंटर को लेकर कहा कि सेंटर को भी मशीनें सस्ती मिलेंगी, इसलिए किराए की दर भी कम होनी चाहिए, यह भी सुनिश्चित करने का प्रय़ास किया जाएगा. केंद्रीय मंत्री ने कहा कि 3 अक्टूबर से रबी फसल के लिए शुरू होने जा रहे ‘विकसित कृषि संकल्प अभियान’ के दूसरे चरण के दौरान भी जीएसटी कम होने के लाभ की जानकारी किसानों तक पहुंचाने की कोशिश रहेगी. ताकि सही समय पर सही लाभ प्राप्त कर किसान भाई-बहन उन्नत खेती की ओर अग्रसर हो सके. केंद्रीय कृषि मंत्री ने कहा कि भविष्य में कृषि यंत्रीकरण को और मजबूत करने के लिए विशेष रूप से कदम उठाए जाएंगे. मशीन निर्माता संघों के प्रतिनिधियों से व्यापक विचार-विमर्श किया जाएगा और कारगर सुझावों को जगह देते हुए भविष्य की योजनाएं तय की जाएंगी. केंद्रीय कृषि मंत्री ने सभी प्रतिनिधियों से आग्रह किया कि बिचौलियों की भूमिका को निष्क्रिय करते हुए जीएसटी दरों का सीधा लाभ किसानों तक पहुंचाने की हरसंभव कोशिश करें. कृषि यंत्र निर्माता संघों के प्रतिनिधियों ने केंद्रीय कृषि मंत्री के दिशा-निर्देशों का निष्ठापूर्वक पालन करने और सम्मिलित रूप से किसान कल्याण के लिए कार्य करने की प्रतिबद्धा व्यक्त की. साथ ही सभी प्रतिनिधियों ने एकमत से सरकार के जीएसटी सुधार के निर्णय का स्वागत करते हुए आभार भी व्यक्त किया. अहम बैठक के बाद केंद्रीय कृषि मंत्री ने सभी प्रतिनिधियों के साथ मिलकर पौधारोपण किया और किसान कल्याण का संकल्प लिया. इस बैठक में कृषि सचिव देवेश चतुर्वेदी सहित मंत्रालय के वरिष्ठ अधिकारी भी उपस्थित रहें. जीएसटी दरों में कमी के बाद कृषि यंत्रों की नई कीमत जानने के लिए क्लिक करें Hey! I am KJ Staff. Did you liked this article and have suggestions to improve this article? Mail me your suggestions and feedback. हम व्हाट्सएप पर हैं! कृषि से संबंधित देशभर की सभी लेटेस्ट ख़बरें मोबाइल में पढ़ने के लिए हमारे व्हाट्सएप से जुड़ें. हमारे न्यूज़लेटर की सदस्यता लें. कृषि से संबंधित देशभर की सभी लेटेस्ट ख़बरें मेल पर पढ़ने के लिए हमारे न्यूज़लेटर की सदस्यता लें.</w:t>
       </w:r>
     </w:p>
     <w:p>
@@ -2182,7 +2182,7 @@
     </w:p>
     <w:p>
       <w:r>
-        <w:t>Title: Shivraj Singh Chouhan visits Satna in Madhya Pradesh</w:t>
+        <w:t>Title: जम्मू-कश्मीर में किसानों के दुख में साथ खड़े हुए केंद्रीय मंत्री शिवराज सिंह चौहान, बोले: "संकट से किसानों को बाहर निकालेंगे"</w:t>
       </w:r>
     </w:p>
     <w:p>
@@ -2194,13 +2194,13 @@
           <w:rPr>
             <w:color w:val="0000FF"/>
           </w:rPr>
-          <w:t>https://www.5dariyanews.com/news/467215-Shivraj-Singh-Chouhan-visits-Satna-in-Madhya-Pradesh</w:t>
+          <w:t>https://www.sudarshannews.in/news-detail.aspx?id=132584</w:t>
         </w:r>
       </w:hyperlink>
     </w:p>
     <w:p>
       <w:r>
-        <w:t>Content: Empanelment By Govt. of Punjab &amp; Govt. of Haryana Multilingual News Portal since 2011 English हिन्दी ਪੰਜਾਬੀ RNI No: PUNMUL/2011/49000 Multilingual News Portal since 2011 English हिन्दी ਪੰਜਾਬੀ RNI No: PUNMUL/2011/49000 Web Admin Union Minister of Agriculture and Farmers’ Welfare &amp; Rural Development Shri Shivraj Singh Chouhan today visited Satna in Madhya Pradesh today and addressed students at a programme organised at Excellence College. Speaking to media persons after the event, the Union Minister discussed the adequate supply of fertilisers and urea in Satna and said that the interest of farmers is paramount for the Government of India. He assured that the Central Government is making every effort to ensure fertilisers and urea reach farmers in sufficient quantities. “Some friends have given memorandums regarding the problems regarding fertilisers. For us, the interest of farmers is paramount. The Central Government is making constant efforts in that direction. The Fertiliser Ministry is working promptly on all requirements. Based on the demand of the state, the Ministry is continuously supplying fertilisers. If we look at Satna district alone, last year by this time, urea consumption was 23,585 metric tonnes, while this year 27,700 metric tonnes of urea have already reached Satna district,” Shri Shivraj Singh said. Shri Chouhan said that as soon as the matter came to his notice, he discussed it with the administration and the state government. He added that this time, rainfall has been good in the region, and sowing areas including paddy require more urea, that is why the demand is higher. The Union Minister informed that even today, 1,500 metric tonnes of fertiliser was supplied to Satna. He said that efforts for uninterrupted supply of fertilisers will go on. If required, discussions will be held with the Fertiliser Ministry and the state government to make the system even more robust and ensure that needs are fully met. View All Sponsored Ads 5 Dariya News SCO 59-D, Top Floor, City Heart Kharar, Dist. SAS Nagar Punjab 140301 (India) Mob: 99148 10266 Email: [email protected]</w:t>
+        <w:t>Content: सुदर्शन के राष्ट्रवादी पत्रकारिता को सहयोग करे प्राकृतिक आपदा से प्रभावित जम्मू-कश्मीर के किसानों के बीच पहुंचे केंद्रीय मंत्री शिवराज सिंह चौहान ने शुक्रवार को राज्य के हालात का जायज़ा लिया और कहा कि वह यहां "जनता और किसानों के विनम्र सेवक" के रूप में आए हैं। पिछले कुछ दिनों में जम्मू-कश्मीर के कई इलाकों में भारी बारिश, ओलावृष्टि और बाढ़ जैसी स्थितियों ने किसानों की फसलों को भारी नुकसान पहुँचाया है। राज्य की कृषि व्यवस्था पर इसका गहरा प्रभाव पड़ा है और हजारों किसानों के सामने आजीविका का संकट खड़ा हो गया है। किसानों का दर्द समझने खुद पहुंचे मंत्री केंद्रीय मंत्री शिवराज सिंह चौहान ने कहा "पिछले दिनों आई प्राकृतिक आपदा में फसलों को व्यापक नुकसान पहुँचा है। केंद्र सरकार की टीम भी यहाँ भेज दी गई थी, लेकिन मुझे लगा कि एक बार मैं खुद किसानों के नुकसान को देखूँ, उनसे बात करूँ, और जो मदद संभव हो वह प्रधानमंत्री जी के आशीर्वाद से पूरी ताकत से करें।" उन्होंने यह भी स्पष्ट किया कि यह सिर्फ एक औपचारिक यात्रा नहीं है, बल्कि एक संवेदनशील और जिम्मेदार पहल है जिससे किसानों की वास्तविक स्थिति को समझा जा सके। "किसान दुखी न हो, यह हमारा संकल्प है" शिवराज सिंह चौहान ने कहा कि जब किसान की फसल बर्बाद होती है, तो सिर्फ उसकी मेहनत नहीं जाती, बल्कि उसका पूरा भविष्य, उसके बच्चों की पढ़ाई, परिवार की आर्थिक स्थिति सब कुछ प्रभावित होता है। "संकट बड़ा है और जब फसलें बर्बाद होती हैं तो केवल फसलें नहीं, ज़िंदगियां बर्बाद होती हैं। लेकिन हम इस संकट से किसानों को बाहर निकालेंगे। यह हमारा संकल्प है।" जल्द होगी विस्तृत चर्चा, सहायता पैकेज पर विचार उन्होंने यह भी कहा कि अभी नुकसान का आंकलन किया जाएगा और इसके बाद केंद्र सरकार के स्तर पर विस्तृत चर्चा कर राहत पैकेज पर निर्णय लिया जाएगा। चौहान ने भरोसा दिलाया कि सरकार किसानों के साथ खड़ी है और उनकी मदद में कोई कसर नहीं छोड़ी जाएगी। ताज़ा खबरों की अपडेट अपने मोबाइल पर पाने के लिए डाउनलोड करे सुदर्शन न्यूज़ का मोबाइल एप्प देश में कोई वोट चोरी नहीं बल्कि असली 'चोरी' कांग्रेस के संगठन में हो रही है: केंद्रीय मंत्री रामदास आठवले Aaj ka Rashifal: किसे मिलेगा भाग्य का साथ और किसे रहना होगा सतर्क, पढ़े अपना राशिफल Shardiya Navratri 2025: आज से शुरू शारदीय नवरात्रि, जानें पूजा विधि और शुभ मुहूर्त 22 सितंबर: पुण्यतिथि पर भावभीनी श्रद्धांजलि सिख पंथ के संस्थापक पंथ रक्षक गुरु नानक देव जी को...वो पूज्य नानक जी, जो समर्पित रहे पंथरक्षा के लिए '22 सितंबर से शुरू होगा GST बचत उत्सव , सभी वर्गों को मिलेगा लाभ'; देश के नाम संबोधन में बोले PM मोदी कॉपीराइट © 2020 सुदर्शन न्यूज | सभी अधिकार सुरक्षित।</w:t>
       </w:r>
     </w:p>
     <w:p>
@@ -2213,7 +2213,7 @@
     </w:p>
     <w:p>
       <w:r>
-        <w:t>Title: सोशल मीडिया पर छिड़ी सियासी जंग, भिड़ गए जीतू पटवारी और केंद्रीय मंत्री शिवराज</w:t>
+        <w:t>Title: 2025-26 में खाद्यान्न उत्पादन का राष्ट्रीय लक्ष्य 362.50 मिलियन टन निर्धारित किया गया: केंद्रीय मंत्री शिवराज सिंह चौहान</w:t>
       </w:r>
     </w:p>
     <w:p>
@@ -2225,13 +2225,13 @@
           <w:rPr>
             <w:color w:val="0000FF"/>
           </w:rPr>
-          <w:t>https://www.patrika.com/bhopal-news/political-war-broke-out-on-social-media-shivraj-singh-chouhan-jitu-patwari-clashed-19932361</w:t>
+          <w:t>https://www.newsonair.gov.in/hi/2025-26-%E0%A4%AE%E0%A5%87%E0%A4%82-%E0%A4%96%E0%A4%BE%E0%A4%A6%E0%A5%8D%E0%A4%AF%E0%A4%BE%E0%A4%A8%E0%A5%8D%E0%A4%A8-%E0%A4%89%E0%A4%A4%E0%A5%8D%E0%A4%AA%E0%A4%BE%E0%A4%A6%E0%A4%A8-%E0%A4%95%E0%A4%BE/</w:t>
         </w:r>
       </w:hyperlink>
     </w:p>
     <w:p>
       <w:r>
-        <w:t>Content: ताजा खबरें राज्य मौसम एशिया कप 2025 बिहार चुनाव 2025 कुलिश जन्मशती वर्ष पत्रिका स्पेशल राष्ट्रीय मनोरंजन ज्योतिष स्वास्थ्य खेल धर्म राजनीति विश्व OTT शिक्षा ओपिनियन ऑटो टेक गैजेट लाइफस्टाइल ब्यूटी महिला बिजनेस क्राइम जॉब्स ई-पेपर मेरी खबर शॉर्ट्स ई-पेपर भोपाल • Sanjana Kumar • Sep 10, 2025 MP News: कांग्रेस के प्रदेशाध्यक्ष जीतू पटवारी और केन्द्रीय कृषि मंत्री शिवराज सिंह चौहान में किसानों की समस्याओं को लेकर सोशल मीडिया पर आमने-सामने आ गए। दोनों ने एक-दूसरे पर निशाना साधा। पटवारी ने एक्स पर केन्द्रीय कृषि मंत्री को संबोधित करते हुए एक पत्र जारी किया। सोशल मीडिया पर कांग्रेस नेता के बयान के बाद केंद्रीय मंत्री शिवराज ने भी जमकर निशाना साधा। दोनों नेताओं के बीच सोशल वॉर जारी रहा। इस दौरान दोनों ओर से नेताओं के समर्थकों ने भी सवाल-जवाब करना शुरू किया। कांग्रेस प्रदेश (MP Congress)अध्यक्ष जीतू पटवारी ने लिखा, खेती और किसानों को लेकर आपकी बात सुनकर आश्चर्य के साथ गहरी चिंता में डूब जाता हूं। सोचता भी हूं, बीजेपी ने आपको कृषि जैसे महत्वपूर्ण मंत्रालय की जिम्मेदारी क्यों और कैसे दे दी है? फिर समझ भी जाता हूं कि झूठे वादे और झूठ के जरिए ही, अपने राजनीतिक अस्तित्व बचाने के लिए, आप अब तक यही तो करते आए हैं। किसानों के मुद्दे पर ज्ञान खेत-खलिहान का अपमान लगता है। ये भी पढ़ें केंद्रीय मंत्री शिवराज सिंह चौहान ने एक्स पर लिखा - 'जा के पांव न फटी बिवाई, वो क्या जाने पीर परायी। खरगे, कांग्रेस के नेता अगर कभी जमीन से जुड़े होते, अगर कभी उन्होंने अपने देश के किसान की तकलीफ, परेशानी और दर्द को समझा होता, तो शायद आज किसानों के साथ ऐसा अपमानजनक व्यवहार नहीं करते। यही है आपका और आपकी कांग्रेस का असली चेहरा। खरगे ने किसान का अहंकार से अनादर दिया।' ये भी पढ़ें खबर शेयर करें: संबंधित विषय: mp news शहर की खबरें: इंदौर न्यूज़ भोपाल न्यूज़ ग्वालियर न्यूज़ जबलपुर न्यूज़ रतलाम न्यूज़ Published on: 10 Sept 2025 10:26 am DOWNLOAD ON Play Store DOWNLOAD ON App Store Trending Topics Bihar Elections 2025 PM Modi Asia Cup 2025 Top Categories राष्ट्रीय मनोरंजन स्वास्थ्य राजस्थान मध्य प्रदेश Legal Privacy Policy Statutory provisions on reporting (sexual offenses) This website follows the DNPA’s code of conduct Code of Conduct About Us Grievance Policy RSS Copyright © 2025 Patrika Group. All Rights Reserved.</w:t>
+        <w:t>Content: मोबाइल ऐप्प डाउनलोड करें Site Admin | सितम्बर 16, 2025 4:27 अपराह्न केंद्रीय कृषि एवं किसान कल्याण मंत्री शिवराज सिंह चौहान ने घोषणा की है कि 2025-26 के रबी मौसम के लिए खाद्यान्न उत्पादन का राष्ट्रीय लक्ष्य 362 दशमलव 50 मिलियन टन निर्धारित किया गया है। केन्द्रीय मंत्री शिवराज सिंह चौहान ने राष्ट्रीय कृषि सम्मेलन – रबी अभियान 2025 के दौरान राज्य के कृषि मंत्रियों के साथ चर्चा की अध्यक्षता करने के बाद नई दिल्ली में एक संवाददाता सम्मेलन में यह घोषणा की। उन्‍होंने बताया कि इस वर्ष का लक्ष्य 2024-25 में प्राप्त खाद्यान्न उत्पादन से 2 दशमलव 4 प्रतिशत अधिक है। केंद्रीय कृषि एवं किसान कल्याण मंत्री शिवराज सिंह चौहान ने आश्वासन दिया कि देश की आवश्यकताओं को पूरा करने के लिए पर्याप्त बीज भंडार उपलब्ध हैं। मंत्री ने इस बात पर प्रकाश डाला कि सम्मेलन का विषय, “एक राष्ट्र, एक कृषि, एक टीम”, कृषि क्षेत्र में समन्वय और साझेदारी को मजबूत करने की दिशा में एक महत्वपूर्ण कदम को दर्शाता है। 1 घंटा पहले 3 घंटे पहले 3 घंटे पहले 2 घंटे पहले 1 घंटा पहले गोपनीयता नीति | कॉपीराइट © 2025 न्यूज़ ऑन एयर। सर्वाधिकार सुरक्षित आखरी अपडेट: 22nd Sep 2025 | आगंतुकों: 1480625</w:t>
       </w:r>
     </w:p>
     <w:p>
@@ -2244,7 +2244,7 @@
     </w:p>
     <w:p>
       <w:r>
-        <w:t>Title: Shivraj Singh Chouhan Assures Adequate Supply of Fertiliser and Urea in Madhya Pradesh</w:t>
+        <w:t>Title: शिवराज सिंह चौहान बोले- जिसके खेत, उसकी रेत:जम्मू के बाढ़ग्रस्त इलाकों में पहुंचे केंद्रीय कृषि मंत्री ने कहा- राज्य सरकार किसानों के लिए व्यवस्था करे</w:t>
       </w:r>
     </w:p>
     <w:p>
@@ -2256,13 +2256,13 @@
           <w:rPr>
             <w:color w:val="0000FF"/>
           </w:rPr>
-          <w:t>https://krishijagran.com/news/shivraj-singh-chouhan-assures-adequate-supply-of-fertiliser-and-urea-in-madhya-pradesh/</w:t>
+          <w:t>https://www.bhaskar.com/local/mp/bhopal/news/there-should-be-a-system-for-farmers-to-sell-the-sand-from-their-fields-themselves-135959821.html</w:t>
         </w:r>
       </w:hyperlink>
     </w:p>
     <w:p>
       <w:r>
-        <w:t>Content: Subscribe to our print &amp; digital magazines now We're social. Connect with us on: Union Agriculture Minister Shivraj Singh Chouhan assured that Madhya Pradesh will not face any shortage of fertilisers and urea during the sowing season. In Satna district alone, urea supply has increased from 23,585 metric tonnes last year to 27,700 metric tonnes this year. Union Agriculture and Farmers’ Welfare Minister Shivraj Singh Chouhan on Thursday assured that Madhya Pradesh will not face any shortage of fertilisers and urea during the ongoing sowing season. Speaking to reporters after addressing students at Excellence College in Satna, Chouhan said the Centre is committed to meeting state’s demand and ensuring timely supplies for farmers. Minister Chouhan said Fertiliser Ministry is continuously working in coordination with the state government to meet the region’s growing demand for inputs. “Some friends have submitted memorandums about fertiliser-related problems. For us, the interest of farmers is paramount. Central Government is making constant efforts, and Fertiliser Ministry is supplying continuously based on state demand,” Chouhan said. He highlighted that the demand for urea has risen this year due to good rainfall and an increase in sowing areas, particularly for paddy crops. In Satna district alone, urea consumption by this time last year was 23,585 metric tonnes, while this year the supply has already reached 27,700 metric tonnes. He added that just on Thursday, 1,500 metric tonnes of fertiliser were dispatched to the district. Union Minister Ashwini Vaishnaw announced that Indian Railways has begun transporting Kashmir apples to Delhi, supporting farmers. A daily parcel… Chouhan said he has already discussed the matter with the administration and the state government, adding that if needed, further coordination with the Fertiliser Ministry will be ensured to make the supply system more robust and reliable. He assured farmers that the government will not allow any disruption in fertiliser availability during the crucial sowing season. Union Minister also participated in a Farmers’ Dialogue programme in Maihar, the sacred land of Maa Sharda, where he interacted directly with farmers and listened to their concerns. Download Krishi Jagran Mobile App for more updates on the Latest Agriculture News, Agriculture Quiz, Crop Calendar, Jobs in Agriculture, and more. We're on WhatsApp! Join our WhatsApp group and get the most important updates you need. Daily. Subscribe to our Newsletter. You choose the topics of your interest and we'll send you handpicked news and latest updates based on your choice. Subscribe to our Newsletter. You choose the topics of your interest and we'll send you handpicked news and latest updates based on your choice.</w:t>
+        <w:t>Content: केन्द्रीय कृषि मंत्री शिवराज सिंह चौहान जम्मू कश्मीर के बाढ़ग्रस्त इलाकों में निरीक्षण करने पहुंचे। शिवराज सिंह चौहान ने आरएसपुरा के ग्राम बडयाल ब्राह्मण में बाढ़ प्रभावित किसान भाई-बहनों के साथ संवाद करते हुए राहत की घोषणाएं की। केंद्रीय कृषि एवं किसान कल्याण और ग्रामीण विकास मंत्री शिवराज सिंह चौहान ने कहा कि केंद्र सरकार, राज्य सरकार के साथ मिलकर प्रधानमंत्री नरेंद्र मोदी के आशीर्वाद से इस आपदा से किसानों को निकालकर ले जाएगी। होम मिनिस्ट्री, जल शक्ति विभाग, ग्रामीण विकास, कृषि सहित सभी विभागों की टीम आई है। इन्होंने सर्वे किया है, वो अपनी रिपोर्ट देगी। नुकसान का आकलन चल रहा है। राज्य सरकार का ज्ञापन आएगा, इसके बाद हम राहत देने में कोई कसर नहीं छोड़ेंगे। किसान अपने खेत की रेत बेचें, राज्य सरकार यह व्यवस्था करे शिवराज ने कहा कि कुछ काम ऐसे हैं, जो राज्य सरकार को करना है। हम आपदा में कोई राजनीति नहीं करेंगे। पहला काम है गरीबों को संकट से बाहर निकालना। रेत के मामले में राज्य स्तर पर फैसला कर लेना चाहिए कि जिसका खेत, उसकी रेत। रेत बची है, तो वही दे दो, यहां माइनिंग के नियम लागू न हों। शिवराज सिंह चौहान ने कहा- जिसका खेत, उसकी रेत, किसान अपने-अपने खेतों की रेत बेचें, ये व्यवस्था करना चाहिए। एनडीआरएफ के प्रावधानों को लागू करेंगे केन्द्रीय कृषि मंत्री ने कहा कि एनडीआरएफ के अंतर्गत जो प्रावधान हैं, उनको हम लागू करेंगे। राज्य सरकार को केंद्र सरकार राशि देती है, जिसमें 75% हिस्सा केंद्र और 25% राज्य सरकार का होता है। आपदा प्रबंधन के लिए राज्य सरकार के पास लगभग 2499 करोड़ रुपए है, उसका उपयोग सरकार करेगी। इसके अलावा जो जरूरत होगी, केंद्र सरकार उसके लिए सहायता करेगी। फसलों के नुकसान की भरपाई करेंगे शिवराज ने कहा कि एनडीआरएफ के तहत भगवान न करे, लेकिन कोई जान यदि चली जाए, तो 4 लाख रुपए की सहायता दी जाती है, विकलांग होने पर 74 हजार रुपए की राशि दी जाती है। गाद निकालना हो, 18 हजार रुपए प्रति हेक्टेयर का प्रावधान है। पहाड़ खिसकने से निक्सन होने पर सीमांत किसानों को 47 हजार रुपए देने का प्रावधान है। मिर्च और धान जैसी फसल का नुकसान हुआ है, बीमित किसानों के नुकसान की पूरी भरपाई करने की कोशिश करेंगे। राहत की राशि के अलावा हम फसल बीमा योजना की राशि देंगे। सब्जी, बागवानी फसलों पर 17 हजार रुपए प्रति हेक्टेयर का प्रावधान सब्जी और बागवानी फसल के लिए सिंचित क्षेत्र में 17 हजार रुपए प्रति हेक्टेयर का प्रावधान है, कृषि वानिकी के लिए 22,500 रुपए प्रति हेक्टेयर का प्रावधान है। ये राशि राज्य सरकार के द्वारा बंटना है। दुधारू पशु के नुकसान पर 37500 रुपए, घोड़ा और बैल के नुकसान पर 32 हजार रुपए, बछड़ा, टट्टू और खच्चर के नुकसान के लिए 20 हजार रुपए का प्रावधान है। नहर क्षतिग्रस्त है, बांध के लिए भी राज्य सरकार केंद्र सरकार से बात करें। पीएम आवास योजना से 1 लाख 30 हजार रुपए मिलेंगे शिवराज ने कहा कि कई जगह मकान टूट गए हैं। 1 लाख 30 हजार रुपए प्रधानमंत्री आवास योजना के तहत मकान के लिए दिए जाएंगे। टॉयलेट के अलग और मनरेगा की मजदूरी के लिए 40 हजार रुपए मेरा ग्रामीण विकास विभाग देगा। 5,101 मकान की जानकारी आई है, मैं यहां से जाते ही इनकी स्वीकृति दे दूंगा। सेल्फ हेल्प ग्रुप का काम यहां बहुत अच्छा है। यहां बहनों को नुकसान हुआ होगा। हम उसके लिए 76 हजार रुपए की राशि जारी करेंगे। मनरेगा में 150 दिनों की मजदूरी देने की मांग करेंगे शिवराज सिंह चौहान ने कहा कि सड़कों के लिए भी राज्य सरकार ज्ञापन देगी, जिस पर उसकी व्यवस्था हम करेंगे। मनरेगा की मजदूरी 100 दिन की होती है, हम राज्य सरकार से अनुरोध करेंगे, 150 दिन की मजदूरी दी जाए। सीमा पर रहने वाले कई किसान, जो खेती तो कर रहे हैं, लेकिन उनका स्वामित्व नहीं है। राज्य सरकार प्रमाणित कर के दे दें, इतना करने से मैं उन किसानों को प्रधानमंत्री किसान सम्मान निधि का पात्र बना दूंगा। पीएम किसान सम्मान निधि की एक किश्त हम तुरंत जम्मू-कश्मीर के किसानों के खातों में हम डालेंगे। Copyright © 2024-25 DB Corp ltd., All Rights Reserved This website follows the DNPA Code of Ethics.</w:t>
       </w:r>
     </w:p>
     <w:p>
@@ -2275,7 +2275,7 @@
     </w:p>
     <w:p>
       <w:r>
-        <w:t>Title: Union Agriculture Minister Shivraj Singh Chouhan visits Satna in MP, Assures Supply of Fertiliser and Urea</w:t>
+        <w:t>Title: जम्मू के किसानों से मिले शिवराज सिंह चौहान, बोले- मोदी सरकार हर मुश्किल में आपके साथ</w:t>
       </w:r>
     </w:p>
     <w:p>
@@ -2287,13 +2287,13 @@
           <w:rPr>
             <w:color w:val="0000FF"/>
           </w:rPr>
-          <w:t>https://thepublicworld.com/archives/111305</w:t>
+          <w:t>https://www.timesnowhindi.com/india/shivraj-singh-chouhan-met-the-farmers-of-jammu-and-said-modi-government-is-with-you-in-every-difficulty-article-152857128</w:t>
         </w:r>
       </w:hyperlink>
     </w:p>
     <w:p>
       <w:r>
-        <w:t>Content: New Delhi :;Union Minister of Agriculture and Farmers’ Welfare &amp; Rural Development Shivraj Singh Chouhan today visited Satna in Madhya Pradesh today and addressed students at a programme organised at Excellence College. Speaking to media persons after the event, the Union Minister discussed the adequate supply of fertilisers and urea in Satna and said that the interest of farmers is paramount for the Government of India. He assured that the Central Government is making every effort to ensure fertilisers and urea reach farmers in sufficient quantities. “Some friends have given memorandums regarding the problems regarding fertilisers. For us, the interest of farmers is paramount. The Central Government is making constant efforts in that direction. The Fertiliser Ministry is working promptly on all requirements. Based on the demand of the state, the Ministry is continuously supplying fertilisers. If we look at Satna district alone, last year by this time, urea consumption was 23,585 metric tonnes, while this year 27,700 metric tonnes of urea have already reached Satna district,” Shri Shivraj Singh said. Shri Chouhan said that as soon as the matter came to his notice, he discussed it with the administration and the state government. He added that this time, rainfall has been good in the region, and sowing areas including paddy require more urea, that is why the demand is higher. The Union Minister informed that even today, 1,500 metric tonnes of fertiliser was supplied to Satna. He said that efforts for uninterrupted supply of fertilisers will go on. If required, discussions will be held with the Fertiliser Ministry and the state government to make the system even more robust and ensure that needs are fully met. Font Size A+ A- D New Delhi : Union Minister of Youth Affairs &amp; Sports and Labour &amp; Employment, Dr. Mansukh Mandaviya, announced convening Font Size A+ A- D नई दिल्ली : आधुनिकता की आपाधापी से भरी दुनिया में, कुछ घटनाएँ लाखों लोगों को अपने से महान किसी Font Size A+ A- D New Delhi : Cholesterol can be used to control the spin of electrons—an invisible quantum property that could contribute Font Size A+ A- D बेसन से बनाइये रंग बिरंगे मार्बल गुजिया | SR Kitchen Font Size A+ A- D New Delhi : Cholesterol can be used to control the spin of electrons—an invisible quantum property that could contribute Font Size A+ A- D Partition Horror Memorial Day organized in Faridabad, tribute paid to ancestors martyred in the tragedy of Partition of 1947 Font Size A+ A- D New Delhi : The Prime Minister, Narendra Modi, today congratulated Indian boxer Jaismine Lamboriya for her remarkable victory in Font Size A+ A- D -IMC will be developed with the cooperation of NICDC, MoU will be signed soon -Important meeting chaired by Chief Font Size A+ A- D New Delhi : As twilight graced the skies and the sacred full moon of Ashadha illuminated the historic grounds Font Size A+ A- D – Villagers in various villages of Pataudi block were made aware against drug abuse, villagers and school students welcomed Font Size A+ A- D -PM conducts review and assesses damage through meeting in Kangra -PM announces financial assistance of Rs. 1500 cr for Email * You cannot copy content of this page</w:t>
+        <w:t>Content: Theme Login to get the latest articles, videos, gallery and a lot more… Updated Sep 19, 2025, 23:41 IST जम्मू कश्मीर में केंद्रीय मंत्री शिवराज सिंह चौहान दिल्ली : जम्मू के बाढ़ प्रभावित इलाकों का दौरा करने पहुंचे केंद्रीय कृषि एवं ग्रामीण विकास मंत्री शिवराज सिंह चौहान ने किसानों से खेतों में जाकर सीधे संवाद किया और भरोसा दिलाया कि केंद्र सरकार हर कदम पर उनके साथ खड़ी है। उन्होंने कहा कि प्रधानमंत्री नरेंद्र मोदी खुद हालात पर नजर रखे हुए हैं और जम्मू-कश्मीर के लिए केंद्र हर संभव मदद देगा। जम्मू सिर्फ एक राज्य का हिस्सा नहीं, बल्कि भारत की सुरक्षा और संस्कृति का अहम केंद्र है। यहां की खुशहाली देश के लिए उतनी ही जरूरी है जितनी दिल्ली या मुंबई की। यही वजह है कि केंद्र सरकार ने आपदा प्रभावित किसानों को राहत देने के लिए कई बड़े ऐलान किए हैं। कृषि मंत्री ने कहा कि प्रधानमंत्री किसान सम्मान निधि की अगली किश्त जल्द ही जम्मू-कश्मीर के किसानों के खातों में भेजी जाएगी। वहीं, बाढ़ से प्रभावित परिवारों को प्रधानमंत्री आवास योजना के तहत 1.30 लाख रुपये मिलेंगे और ग्रामीण विकास विभाग शौचालय और मनरेगा मजदूरी के लिए अतिरिक्त राशि देगा। मनरेगा के तहत प्रभावित मजदूरों को 50 दिन का अतिरिक्त काम भी मिलेगा। फसलों और पशुओं के नुकसान की भरपाई के लिए भी विस्तृत प्रावधान किए गए हैं। बीमा योजना से लेकर आपदा राहत अधिनियम तक हर स्तर पर किसानों को मदद दी जाएगी। सब्जी और बागवानी फसलों के लिए प्रति हेक्टेयर 17 से 22 हजार रुपये, दुधारू पशु पर 37,500 रुपये और मकान टूटने पर 1.30 लाख रुपये का मुआवजा मिलेगा। शिवराज सिंह चौहान ने कहा कि जम्मू की धरती हमेशा देश की सुरक्षा और आर्थिकी के लिए महत्वपूर्ण रही है। इसलिए यहां के किसानों का दर्द केंद्र सरकार का अपना दर्द है। उन्होंने भरोसा दिलाया कि खेतों में फिर से समृद्धि लौटेगी। फसलें सिर्फ अनाज नहीं, किसानों का भविष्य होती हैं। हम हर हाल में इन्हें वापस पटरी पर लाएंगे। देश और दुनिया की ताजा ख़बरें (Hindi News) पढ़ें हिंदी में और देखें छोटी बड़ी सभी न्यूज़ Times Now Navbharat Live TV पर। देश (India News) अपडेट और चुनाव (Elections) की ताजा समाचार के लिए जुड़े रहे Times Now Navbharat से। मैं एक जिज्ञासु पत्रकार हूँ, जो खबरों के हर पहलू को निष्पक्षता के साथ पाठकों तक पहुँचाने के लिए प्रतिबद्ध है। विभिन्न प्रतिष्ठित मीडिया संस्थानों में ...और देखें hindi news india NIA की बंगाल में छापेमारी, नाबालिग बांग्लादेशी लड़की की तस्करी में शामिल 2 लोगों को किया गिरफ्तार Aaj Ki Taza Khabar LIVE: GST की नई दरें आज से लागू...नवरात्रि की हुई शुरुआत, पीएम मोदी ने दी बधाई विकसित, आत्मनिर्भर भारत के प्रयासों का हिस्सा बनें...नवरात्रि के पहले दिन पीएम मोदी का संदेश 'हम 20,000 करोड़ रुपये का खो रहे राजस्व'; मोदी सरकार पर बरसीं ममता बनर्जी, बोलीं- आप हमारा छीन रहे हैं पैसा पूर्वोत्तर के लिए बेहद खास रहेगा सोमवार का दिन, PM मोदी अरुणाचल और त्रिपुरा का करेंगे दौरा; जानें क्या कुछ है खास Follow Us : © 2025 Bennett, Coleman &amp; Company Limited</w:t>
       </w:r>
     </w:p>
     <w:p>
@@ -2306,7 +2306,7 @@
     </w:p>
     <w:p>
       <w:r>
-        <w:t>Title: ‘किसानों पर बरसाई जा रही लाठियां…’,MP में खाद संकट पर उमंग सिंघार का हमला, केंद्रीय मंत्री पर आरोप</w:t>
+        <w:t>Title: पीसी शर्मा ने कहा- शिवराज सिंह ने श्रीलंका में सीता माता मंदिर बनाने की घोषणा वाहवाही लूटने के लिए की</w:t>
       </w:r>
     </w:p>
     <w:p>
@@ -2318,13 +2318,13 @@
           <w:rPr>
             <w:color w:val="0000FF"/>
           </w:rPr>
-          <w:t>https://navbharatlive.com/politics/congress-leader-umang-singhar-has-criticized-both-the-state-and-central-governments-for-the-fertilizer-shortage-and-black-marketing-in-madhya-pradesh-1351076.html</w:t>
+          <w:t>https://www.bhaskar.com/mp/bhopal/pc-sharma-said-shivraj-singh-announced-to-build-sita-mata-temple-in-sri-lanka-01595983.html</w:t>
         </w:r>
       </w:hyperlink>
     </w:p>
     <w:p>
       <w:r>
-        <w:t>Content: नेता प्रतिपक्ष उमंग सिंघार (सौजन्य सोशल मीडिया) Leader of the Opposition Umang Singhar: मध्यप्रदेश में खाद की किल्लत से परेशान किसान कई जगहों पर प्रदर्शन करने को मजबूर हैं। इसी बीच मध्य प्रदेश विधानसभा में नेता प्रतिपक्ष उमंग सिंघार ने खाद की किल्लत और कालबाजारी को लेकर प्रदेश और केंद्रीय सरकार पर जमकर हमला बोला है। उमंग सिंघार ने खाद मांगने पर किसानों पर लाठी बरसाने का आरोप लगाया है। मध्य प्रदेश कांग्रेस के नेता उमंग सिंघार ने कहा कि, राज्य का किसान खाद के लिए परेशान है, उसको खाद नहीं मिल पा रही है। पिछले सालों के आंकड़े इस बात की गवाही दे रहे हैं कि राज्य में खाद का मांग से ज्यादा का आवंटन किया गया, मगर वितरण नहीं हुआ। जितनी खाद आई, उतना वितरण ही नहीं किया गया। सरकारी बुलेटिन बताते हैं कि राज्य में खाद की कमी नहीं रही, मगर किसानों को नहीं मिली। नेता प्रतिपक्ष उमंग सिंघार ने केंद्र सरकार के रसायन और खाद मंत्रालय की ओर से लोकसभा में दिए गए जवाब के हवाले से बताया कि वर्ष 2022 से 2025 तक राज्य को सरप्लस खाद मिली। इससे जाहिर है कि खाद की समस्या नहीं है, बल्कि वितरण व्यवस्था और प्रबंधन ठीक नहीं है। यही कारण रहा कि बीते तीन सालों में सरकार लगभग 14 लाख टन (एलएमटी) यूरिया और सात लाख टन (एलएमटी) डीएपी किसानों को नहीं बांट पाई। उमंग सिंघार ने आरोप लगाते हुए कहा कि, प्रदेश में खाद की किल्लत से किसान सड़क पर हैं, लेकिन समाधान देने के बजाय मुख्यमंत्री मोहन यादव की पुलिस किसानों पर लाठियां बरसा रही हैं। सोचिए, जिस प्रदेश की अर्थव्यवस्था और रीढ़ किसान हैं, उन्हीं को खाद के लिए लाठियां झेलनी पड़ रही हैं। यह दुर्भाग्यपूर्ण है। केंद्र सरकार के आँकड़ों में खाद सरप्लस दिखाई गई, फिर किसानों तक खाद क्यों नहीं पहुँची? – पिछले तीन सालों में मध्यप्रदेश में 16.25 LMT यूरिया और 7.11 LMT DAP बची बताई गई। – सरकारी आँकड़े कहते हैं कि प्रदेश में खाद की उपलब्धता हर साल खपत से ज़्यादा रही – यानी खाद बची हुई थी। -फिर… pic.twitter.com/VpwkGev8G6 — Umang Singhar (@UmangSinghar) September 11, 2025 मुख्यमंत्री मोहन यादव, केंद्रीय कृषि मंत्री शिवराज सिंह चौहान और जेपी नड्डा तीनों नेताओं के पास राजनीति करने का समय है, चुनावी भाषणों के लिए समय है, लेकिन किसानों की समस्याओं का समाधान करने का समय नहीं है। क्या कारण है कि प्रदेश में हर साल खाद की समस्या गहराती है? क्या भाजपा सरकार किसानों को केवल वोट बैंक समझती है? किसान हमारी धरती का भगवान है। उसके पसीने से अन्न उगता है। और जब वही किसान खाद, पानी और न्यूनतम दाम के लिए तरस जाए तो यह सरकार की नाकामी का सबसे बड़ा सबूत है। भाजपा सरकार जवाब दे-किसानों को न्याय कब मिलेगा? ये भी पढ़ें : राहुल बार-बार तोड़ते हैं सिक्योरिटी प्रोटोकॉल, बिना जानकारी चले जाते हैं विदेश, CRPF ने लिखा पत्र केंद्रीय कृषि मंत्री शिवराज सिंह चौहान पंजाब घूम रहे हैं, लेकिन मध्यप्रदेश के किसानों को भूल गए हैं। मुख्यमंत्री मोहन यादव कांग्रेस की पहल पर स्कूटी बांट रहे हैं, लेकिन किसानों को खाद की बोरी भी बांट दी जाती तो वे आज बेहाल न होते। मध्यप्रदेश प्रदेश की पुलिस किसानों पर जिस तरह लाठियां बरसा रही है, वह गलत है। किसानों को खाद की जगह सिर्फ लाठियां मिल रही हैं। Follow Us On © Copyright Navbharatlive 2025 All rights reserved.</w:t>
+        <w:t>Content: भोपाल. पूरे देश में राम मंदिर को लेकर चल रही बहस के बीच अब प्रदेश की सियासत में सीता मंदिर को लेकर बहस शुरु हो गई है। दरअसल राज्य के पूर्व मुख्यमंत्री शिवराज सिंह चौहान ने अपने कार्यकाल के दौरान साल 2010 में श्रीलंका में मां सीता का मंदिर बनाने की घोषणा की थी। घोषणा के मुताबिक रावण ने श्रीलंका में जिस स्थान पर मां सीता को रखा था, वहां उनका मंदिर बनाने की बात कही गई थी। तत्कालीन मुख्यमंत्री चौहान इसके आगे बढ़ाने के लिए श्रीलंका के दौरे पर भी गए थे। हालांकि लंबा समय बीतने के बाद भी इस मुद्दे पर कोई ठोस कार्य नहीं होने के बाद अब कमलनाथ सरकार के एक वरिष्ठ मंत्री के इस पर बयान ने इस मुद्दे को एक बार फिर हवा दे दी है। वाहवाही लूटने के लिए श्रीलंका गए थे शिवराज : राज्य के आध्यात्म विभाग के मंत्री पीसी शर्मा ने मीडिया से कहा कि शिवराज सिंह चौहान वाहवाही लूटने श्रीलंका गए थे। चौहान ने उस स्थान पर मंदिर बनाने की बात की थी, जहां रावण ने सीता माता को रखा था। उन्होंने कहा कि जब उन्होंने आध्यात्म विभाग का रिकॉर्ड देखा तो पता चला कि पूर्ववर्ती सरकार ने इस पर कोई काम नहीं किया है। सरकार कराएगी सर्वे : पीसी शर्मा ने कहा कि वे वस्तुस्थिति की जानकारी ले रहे हैं कि पूर्व मुख्यमंत्री वहां गए तो उन्होंने क्या किया। इसी दौरान उन्होंने ये भी कहा कि कांग्रेस ने जो कहा है, पार्टी वो करेगी। इसी क्रम में राम वनगमन पथ का भी नक्शा बना लिया गया है। कांग्रेस सरकार के इस कदम पर पूर्व मुख्यमंत्री चौहान ने कहा कि पूरी दुनिया जिस सच को जानती है, उसके बारे में कांग्रेस सरकार सर्वे कराने की बात कर रही है। 2013 में श्रीलंका के राष्ट्रपति आए थे सांची : परियोजना चौहान ने 2010 में ये मंदिर बनाने की घोषणा की थी। लंबे समय तक इस पर कोई काम नहीं हुआ। श्रीलंका के तत्कालीन राष्ट्रपति महिंदा राजपक्षे साल 2013 में मध्यप्रदेश के सांची आए, तब राज्य सरकार की उनसे इस बारे में बात हुई। बाद में चौहान ने दावा किया कि मंदिर के लिए श्रीलंका सरकार के साथ ही केंद्र सरकार से भी अनुमति मिल गई है। हालांकि इसके बाद भी अब तक इस परियोजना पर कोई काम नहीं हुआ। आश्चर्य है कि सरकार तथ्यों की जांच कर रही - सारा देश, सारी दुनिया जानती है कि सीताजी लंका में अशोक वाटिका में रखी गईं थी और उन्होंने अग्नि-परीक्षा भी दी थी। मैं जब श्रीलंका गया था तो मेरे मन में यह भाव आया कि इस स्थान पर भव्य मंदिर का निर्माण होना चाहिए। मुझे आश्चर्य है कमलनाथ सरकार तथ्यों को जांचने की बात कर रही है। Copyright © 2024-25 DB Corp ltd., All Rights Reserved This website follows the DNPA Code of Ethics.</w:t>
       </w:r>
     </w:p>
     <w:p>
@@ -2337,7 +2337,7 @@
     </w:p>
     <w:p>
       <w:r>
-        <w:t>Title: मुख्यमंत्री निःशुल्क स्कूटी के प्रतिभाशाली छात्र-छात्रा को प्रमाण पत्र वितरित</w:t>
+        <w:t>Title: एमपी में सोयाबीन की समर्थन मूल्य पर खरीदी पर कृषि मंत्री शिवराजसिंह चौहान का बड़ा बयान</w:t>
       </w:r>
     </w:p>
     <w:p>
@@ -2349,13 +2349,13 @@
           <w:rPr>
             <w:color w:val="0000FF"/>
           </w:rPr>
-          <w:t>https://mruganchalexpress.com/certificate-distributed-to-talented-student-student-of-chief-minister-free-scooty/</w:t>
+          <w:t>https://www.patrika.com/harda-news/shivraj-singhs-statement-on-the-purchase-of-soybeans-at-the-support-price-in-mp-19962070</w:t>
         </w:r>
       </w:hyperlink>
     </w:p>
     <w:p>
       <w:r>
-        <w:t>Content: सिलवानी। संदीपनी विद्यालय, में मुख्यमंत्री निःशुल्क स्कूटी वितरण योजना के अंतर्गत शैक्षणिक सत्र में उत्कृष्ट प्रदर्शन कर प्रथम स्थान प्राप्त करने वाले एक छात्र एवं एक छात्रा को स्वीकृति प्रमाण पत्र वितरित किए गए।इस अवसर पर कार्यक्रम के मुख्य अतिथि के रूप में सिलवानी भाजपा मंडल अध्यक्ष श्याम साहू उपस्थित रहे। मंडल उपाध्यक्ष पुनीत समैया, संदीप शर्मा, विद्यालय प्राचार्य एनपी शिल्पी, शिक्षक गण विजय सोनी, स्वतंत्र नेमा, मनीष भार्गव, मयंक रघुवंशी तथा विद्यालय के समस्त शिक्षक एवं शिक्षिकाएं उपस्थित रहे।कार्यक्रम में छात्र-छात्राओं ने उत्साहपूर्वक भाग लिया। सभी उपस्थित जन ने विद्यार्थियों को उज्ज्वल भविष्य की शुभकामनाएं दीं।इस अवसर पर पूर्व मुख्यमंत्री एवं केंद्रीय मंत्री शिवराज सिंह चौहान, क्षेत्र के पूर्व विधायक ठाकुर रामपाल सिंह तथा सांसद महोदय द्वारा भेजे गए संदेशों में छात्रों को प्रोत्साहित किया गया।कार्यक्रम के समापन पर पालकगण, विद्यालय के प्राचार्य तथा समस्त स्टाफ ने विद्यार्थियों को हार्दिक बधाई देते हुए उनके उज्ज्वल भविष्य की कामना की। Name : Shreyansh Chourasiya Mobile : +918878086500 Address : Ward-4, Shivaji Nagar, Silwani, Dist- Raisen Email Id : mruganchalexpress@gmail.com Name : Shreyansh Chourasiya Mobile : +918878086500 Address : Ward-4, Shivaji Nagar, Silwani, Dist- Raisen Email Id : mruganchalexpress@gmail.com</w:t>
+        <w:t>Content: ताजा खबरें राज्य मौसम एशिया कप 2025 बिहार चुनाव 2025 कुलिश जन्मशती वर्ष पत्रिका स्पेशल राष्ट्रीय मनोरंजन ज्योतिष स्वास्थ्य खेल धर्म राजनीति विश्व OTT शिक्षा ओपिनियन ऑटो टेक गैजेट लाइफस्टाइल ब्यूटी महिला बिजनेस क्राइम जॉब्स ई-पेपर मेरी खबर शॉर्ट्स ई-पेपर हरदा • deepak deewan • Sep 20, 2025 Soybean- केंद्रीय कृषि मंत्री शिवराज सिंह चौहान अपने गृह प्रदेश का दौरा कर रहे हैं। शनिवार को वे अनेक स्थानों पर पहुंचे और बीजेपी नेताओं, कार्यकर्ताओं व आमजनों से मुलाकात की। सीहोर में शिवराजसिंह चौहान के कारवां को किसानों ने रोका और उन्हें बताया कि सोयाबीन बर्बाद हो गया है। तब उन्होंने सीहोर कलेक्टर को फोन लगाकर तुरंत सर्वे कराने को कहा। बाद में केंद्रीय कृषि मंत्री शिवराजसिंह चौहान हरदा पहुंचे। यहां भी उन्होंने किसानों की बातचीत की। हरदा में कृषि मंत्री शिवराजसिंह चौहान ने प्रदेश में समर्थन मूल्य पर सोयाबीन की खरीदी संबंधी सवाल पर कहा कि इस संबंध में राज्य से प्रस्ताव मिलेगा तो मंजूर करेंगे। हरदा विधायक आरके दोगने और कांग्रेस जिलाध्यक्ष मोहन विश्नोई ने भी उनके समक्ष किसानों की समस्याएं उठाईं। केंद्रीय कृषि मंत्री शिवराज सिंह चौहान एक शोकाकुल परिवार से संवेदना व्यक्त करने हरदा के गांव बावड़िया पहुंचे। उनका अबगांव खुर्द में भी स्वागत किया गया। यहां एक किसान ने कहा कि कल ही उन्हें याद किया था तो शिवराजसिंह बोले-तुमने बुलाया और हम चले आए…। प्रदेश के पूर्व मंत्री कमल पटेल और टिमरनी के पूर्व विधायक संजय शाह ने छीपानेर के नर्मदा पुल पर शिवराजसिंह का स्वागत किया। ये भी पढ़ें कृषि मंत्री शिवराज सिंह चौहान से मध्यप्रदेश में सोयाबीन की समर्थन मूल्य पर खरीदी के संबंध में सवाल पूछा गया। इस पर उन्होंने कहा कि प्रदेश सरकार का प्रस्ताव मिलने पर इसकी मंजूरी दी जाएगी। कृषि मंत्री ने कहा कि राज्य को प्रस्ताव भेजना होता है। जैसे ही राज्य सरकार प्रस्ताव भेजेगी, हम अनुमति दे देंगे। हरदा विधायक आरके दोगने और कांग्रेस जिलाध्यक्ष मोहन विश्नोई ने किसानों के साथ कृषि मंत्री शिवराजसिंह चौहान से मुलाकात की। उन्होंने अति बारिश से खराब हुई फसल का सर्वे कराने तथा सोयाबीन और मक्का की समर्थन मूल्य पर खरीदी के लिए जल्द पंजीयन शुरू करने की मांग की। ये भी पढ़ें खबर शेयर करें: शहर की खबरें: इंदौर न्यूज़ भोपाल न्यूज़ ग्वालियर न्यूज़ जबलपुर न्यूज़ रतलाम न्यूज़ Published on: 20 Sept 2025 07:45 pm DOWNLOAD ON Play Store DOWNLOAD ON App Store Trending Topics Bihar Elections 2025 PM Modi Asia Cup 2025 Top Categories राष्ट्रीय मनोरंजन स्वास्थ्य राजस्थान मध्य प्रदेश Legal Privacy Policy Statutory provisions on reporting (sexual offenses) This website follows the DNPA’s code of conduct Code of Conduct About Us Grievance Policy RSS Copyright © 2025 Patrika Group. All Rights Reserved.</w:t>
       </w:r>
     </w:p>
     <w:p>
@@ -2368,7 +2368,7 @@
     </w:p>
     <w:p>
       <w:r>
-        <w:t>Title: PMFBY: क‍िसान 'बीमाधड़ी' से बेहाल, फसल बीमा कंपन‍ियां मालामाल...कमाई ने बनाया र‍िकॉर्ड</w:t>
+        <w:t>Title: कृषि मशीनरी पर GST सुधारों को लेकर केंद्रीय मंत्री शिवराज सिंह चौहान करेंगे उच्चस्तरीय बैठक</w:t>
       </w:r>
     </w:p>
     <w:p>
@@ -2380,13 +2380,13 @@
           <w:rPr>
             <w:color w:val="0000FF"/>
           </w:rPr>
-          <w:t>https://www.kisantak.in/sarkari-yojana/story/pmfby-pradhan-mantri-fasal-bima-yojana-conditions-profit-and-crop-insurance-companies-earnings-1276703-2025-09-12</w:t>
+          <w:t>https://www.krishakjagat.org/national-news/union-minister-shivraj-singh-chouhan-will-hold-a-high-level-meeting-regarding-gst-reforms-on-agricultural-machinery/</w:t>
         </w:r>
       </w:hyperlink>
     </w:p>
     <w:p>
       <w:r>
-        <w:t>Content: Pradhan Mantri Fasal Bima Yojana: “बीमा कंपनी खेल खेलती रहती है. खुद सोचिए कि क्या कोई कंपनी घाटे में बीमा करेगी? अगर वो प्रीमियम लेंगे 4000 करोड़ तो देंगे 3000 करोड़. इसलिए अब हम खुद मुआवजा देंगे. दो लेगेंगे तो दो और 10 लगेंगे तो 10 देंगे. काहे की कंपनी. आधी रकम नुकसान पर तुरंत दे देंगे और आधी नुकसान का आकलन करने के बाद. प्रधानमंत्री से मिलकर इसकी अनुमति लूंगा...” साल 2020 में मध्य प्रदेश के मुख्यमंत्री के तौर पर शिवराज सिंह चौहान ने एक कार्यक्रम में यह बात कही थी. वही श‍िवराज स‍िंह चौहान, जो आजकल केंद्रीय कृष‍ि मंत्री हैं और पीएम फसल बीमा योजना की वकालत कर रहे हैं. असल में, कृष‍ि मंत्री की कुर्सी पर बैठने के बाद क‍िसी भी योजना के ख‍िलाफ न बोलने की मजबूर‍ियां हो सकती हैं, लेक‍िन उन्होंने मुख्यमंत्री रहने के दौरान बात तो सही कही थी. इस योजना की शर्तें कंपन‍ियों के पक्ष में इस तरह से झुकी हुई हैं क‍ि फसल खराब होने के बावजूद क‍िसानों को आसानी से मुआवजा नहीं म‍िलता. शिवराज सिंह चौहान ने कृष‍ि मंत्री के तौर पर 10 अगस्त 2025 को कहा, "वर्ष 2016 से शुरू हुई फसल बीमा योजना के तहत अब तक 1.83 लाख करोड़ रुपये की क्लेम राशि का वितरण किया गया है, जबकि किसानों ने मात्र 35,864 करोड़ रुपये प्रीमियम की रकम ही दी है. औसतन 5 गुना से अधिक क्लेम भुगतान, यह सरकार की किसान-हितैषी नीति का प्रतीक है." अब सवाल यह है क‍ि क्या कृष‍ि मंत्री का यह बयान सही है? दरअसल, यह प्रीमियम का आधा सच है. बहुत चालाकी से यह बताने की कोश‍िश की गई है क‍ि प्रीम‍ियम से अध‍िक क्लेम म‍िल रहा है. लेक‍िन ऐसा है नहीं. इसका गुणा-गण‍ित हल करेंगे तो पता चलेगा क‍ि फसल बीमा योजना की असली ‘फसल’ तो कंपन‍ियां काट रही हैं. दरअसल, फसल बीमा कंपन‍ियों को म‍िलने वाले प्रीम‍ियम के तीन पार्ट होते हैं. इसका एक ह‍िस्सा क‍िसान, एक ह‍िस्सा राज्य और एक ह‍िस्सा केंद्र सरकार की ओर से जाता है. राज्य और केंद्र सरकार के ह‍िस्से को तकनीकी तौर पर हम प्रीम‍ियम सब्स‍िडी बोलते हैं. अब यहां चौहान ने स‍िर्फ क‍िसानों के ह‍िस्से के प्रीम‍ियम का ज‍िक्र क‍िया है, बाकी की बात नहीं की. क्योंक‍ि पूरा प्रीम‍ियम जोड़ते ही पता चलता है क‍ि क‍िसानों के नाम पर तो स‍िर्फ पर्चा फाड़ा जा रहा है, असल में कमाई तो कंपन‍ियां कर रही हैं. योजना शुरू होने के बाद से अब तक बीमा कंपन‍ियों ने 1,81,575 करोड़ रुपये का क्लेम द‍िया, जबक‍ि उन्हें 2,56,671 करोड़ रुपये का प्रीम‍ियम म‍िला. यानी बीमा कंपन‍ियों को 75,096 करोड़ रुपये की कमाई हुई. इसका मतलब यह है क‍ि सालाना 9,387 करोड़ रुपये का फायदा. सरकारी प्रेस नोट में भी यही बताया जा रहा है क‍ि क‍िसानों ने बहुत कम प्रीम‍ियम द‍िया जबक‍ि उन्हें क्लेम ज्यादा म‍िला. यानी सरकार हर जगह प्रीम‍ियम के बाकी दो ह‍िस्सों को छ‍िपा रही है. ऐसे में सवाल यह है क‍ि आख‍िर प्रीम‍ियम के तौर पर जो राज्यों और केंद्र की ओर से फसल बीमा कंपन‍ियों को पैसा म‍िल रहा है क्या सरकार उसे पैसा नहीं मानती? वो भी तो देश के टैक्सपेयर्स का पैसा है. आख‍िर संसद से लेकर बाहर तक सरकार बीमा कंपन‍ियों को म‍िलने वाले प्रीम‍ियम को क्यों छ‍िपा रही है. केंद्र, राज्य और किसान मिलकर फसल बीमा कंपन‍ियों को जितना प्रीमियम दे रहे हैं क्या उतने में सरकारें खुद मुआवजा नहीं बांट सकती हैं? यह सवाल इसल‍िए बहुत महत्वपूर्ण हो जाता है क्योंक‍ि फसल बीमा कंपन‍ियों के न ब्लॉक में आफ‍िस हैं, न तहसील में और न ज‍िलों में. नुकसान का सर्वे भी सरकार ही कर देती है और फायदा कंपन‍ियों को म‍िलता है. क‍िसान महा पंचायत के राष्ट्रीय अध्यक्ष रामपाल जाट का कहना है क‍ि जब सारा काम सरकार ही कर देती है तो कंपन‍ियों का क्या काम है? आठ साल में कंपन‍ियों को 2,56,671 करोड़ रुपये का प्रीम‍ियम म‍िला है. इतने में तो सरकार आसानी से खुद ही मुआवजा दे सकती है. इसे भी पढ़ें: फसलों का रक्षक, कीटों का भक्षक...विदेशों से आया क‍िसानों का मसीहा, ये है व‍िज्ञान की अद्भुत कहानी इसे भी पढ़ें: Cotton Crisis: प्राइस, पॉलिसी और पेस्ट ने तबाह की 'सफेद सोने' की खेती, कौन चुकाएगा कीमत? Copyright©2025 Living Media India Limited. For reprint rights: Syndications Today होम वीडियो न्यूज़ स्कीम मेन्यू Add Kisan Tak to Home Screen</w:t>
+        <w:t>Content: 19 सितम्बर 2025, नई दिल्ली: कृषि मशीनरी पर GST सुधारों को लेकर केंद्रीय मंत्री शिवराज सिंह चौहान करेंगे उच्चस्तरीय बैठक – केंद्रीय कृषि एवं किसान कल्याण और ग्रामीण विकास मंत्री शिवराज सिंह चौहान की अध्यक्षता में आज (19 सितंब) नई दिल्ली में एक महत्वपूर्ण बैठक आयोजित की जाएगी। इस बैठक में देशभर से कृषि मशीनरी और उपकरण बनाने वाले संगठनों के प्रतिनिधि भाग लेंगे। इनमें प्रमुख रूप से ट्रैक्टर एंड फार्म इक्विपमेंट एसोसिएशन (TMA), एग्रीकल्चर मशीनरी मैन्युफैक्चरर्स एसोसिएशन (AMMA), अखिल भारतीय कंबाइन हार्वेस्टर मैन्युफैक्चरर्स एसोसिएशन (AICMA) और पावर टिलर एसोसिएशन ऑफ इंडिया (PTAI) जैसे संगठनों के प्रतिनिधि शामिल होंगे। यह बैठक कृषि मशीनरी और उपकरणों पर हाल ही में की गई GST दरों में कटौती को लेकर बुलाई गई है। सरकार ने इन मशीनों पर GST दर को 12-18% से घटाकर सिर्फ 5% कर दिया है। बैठक का उद्देश्य इस फैसले पर चर्चा करना, किसानों तक इसके फायदों को पहुंचाना और नीतियों के प्रभावी क्रियान्वयन की रणनीति बनाना है। केंद्रीय मंत्री शिवराज सिंह चौहान की इस पहल से किसानों को बड़ी राहत मिलेगी। सरकार का मानना है कि GST में इस कटौती से ट्रैक्टर और अन्य कृषि मशीनरी की कीमतों में 7 से 13 प्रतिशत तक की कमी आएगी। इससे किसानों को सरकारी सब्सिडी के साथ-साथ कम टैक्स का दोहरा लाभ मिलेगा। इसके अलावा, ‘आत्मनिर्भर भारत’ अभियान के तहत स्वदेशी कृषि यंत्र निर्माताओं को भी इसका फायदा होगा, जिससे उन्हें बाजार में और ज्यादा प्रतिस्पर्धात्मक बढ़त मिलेगी। आपने उपरोक्त समाचार कृषक जगत वेबसाइट पर पढ़ा: हमसे जुड़ें&gt; नवीनतम कृषि समाचार और अपडेट के लिए आप अपने मनपसंद प्लेटफॉर्म पे कृषक जगत से जुड़े – गूगल न्यूज़, व्हाट्सएप्प&gt; कृषक जगत अखबार की सदस्यता लेने के लिए यहां क्लिक करें – घर बैठे विस्तृत कृषि पद्धतियों और नई तकनीक के बारे में पढ़ें&gt; कृषक जगत ई-पेपर पढ़ने के लिए नीचे दिए गए लिंक पर क्लिक करें: E-Paper&gt; कृषक जगत की अंग्रेजी वेबसाइट पर जाने के लिए नीचे दिए गए लिंक पर क्लिक करें: Global Agriculture 22 सितम्बर 2025, भोपाल: बरगुर गाय: अनोखी देसी नस्ल जो दिखने में अलग, लेकिन दूध में छिपे हैं औषधीय गुण; जानिए इसकी खासियतें – भारत में गाय को केवल पशु नहीं बल्कि माता का दर्जा दिया जाता है। अलग-अलग राज्यों 19 सितम्बर 2025, नई दिल्ली: अब मजदूरों की नहीं पड़ेगी जरूरत! ये 5 मशीनें अकेले ही कर देंगी गेहूं और धान फसल की कटाई – खेती किसानों का मुख्य रोजगार है, लेकिन इसमें मेहनत और चुनौतियाँ भी कम नहीं होतीं।</w:t>
       </w:r>
     </w:p>
     <w:p>
@@ -2399,7 +2399,7 @@
     </w:p>
     <w:p>
       <w:r>
-        <w:t>Title: आज से दिल्ली में दो दिवसीय राष्ट्रीय कृषि सम्मेलन का आयोजन, रबी सीजन अभियान पर होगी चर्चा</w:t>
+        <w:t>Title: 2025-26 के लिए खाद्यान्न उत्पादन का राष्ट्रीय लक्ष्य 362 मिलियन टन से अधिक: कृषि मंत्री शिवराज सिंह चौहान</w:t>
       </w:r>
     </w:p>
     <w:p>
@@ -2411,13 +2411,13 @@
           <w:rPr>
             <w:color w:val="0000FF"/>
           </w:rPr>
-          <w:t>https://www.kisantak.in/news/trending/story/national-agriculture-conference-organized-in-delhi-rabi-season-campaign-discussed-1277591-2025-09-15</w:t>
+          <w:t>https://www.newsonair.gov.in/hi/2025-26-%E0%A4%95%E0%A5%87-%E0%A4%B2%E0%A4%BF%E0%A4%8F-%E0%A4%96%E0%A4%BE%E0%A4%A6%E0%A5%8D%E0%A4%AF%E0%A4%BE%E0%A4%A8%E0%A5%8D%E0%A4%A8-%E0%A4%89%E0%A4%A4%E0%A5%8D%E0%A4%AA%E0%A4%BE%E0%A4%A6%E0%A4%A8/</w:t>
         </w:r>
       </w:hyperlink>
     </w:p>
     <w:p>
       <w:r>
-        <w:t>Content: कृषि और किसान कल्याण मंत्रालय द्वारा 15-16 सितंबर 2025 को पूसा में राष्ट्रीय कृषि सम्मेलन आयोजन किया जाएगा. दरअसल, राष्ट्रीय कृषि सम्मेलन-रबी अभियान 2025 का आयोजन पूसा, नई दिल्ली स्थित भारत रत्न सी. सुब्रमण्यम ऑडिटोरियम में किया जा रहा है. यह दो दिवसीय राष्ट्रीय सम्मेलन देशभर के कृषि विशेषज्ञों, वैज्ञानिकों, नीति-निर्धारकों और राज्य सरकारों के वरिष्ठ प्रतिनिधियों के लिए एक साझा मंच प्रदान करेगा, जहां रबी 2025-26 की बुवाई सीजन से संबंधित तैयारियों, उत्पादन लक्ष्यों और रणनीतियों पर गहन चर्चा होगी. कृषि और किसान कल्याण मंत्री शिवराज सिंह चौहान सम्मेलन की अध्यक्षता करेंगे. इस अवसर पर अलग-अलग राज्यों के कृषि मंत्री, सचिव (कृषि और किसान कल्याण), सचिव (डीएआरई) और महानिदेशक (आईसीएआर) सहित अन्य मंत्रालयों और विभागों सहित राज्यों के वरिष्ठ अधिकारी भी सम्मेलन में भाग लेंगे. कृषि मंत्री शिवराज सिंह चौहान के निर्देश पर पहली बार रबी सम्मेलन दो दिन का हो रहा है, जिसमें कृषि से संबंधित चुनौतियां और रबी सीजन की फसलों के किसानों को लाभ पहुंचाने की दृष्टि से अलग-अलग प्रकार के विषयों पर चर्चा की जाएगी. पहले दिन यानी 15 सितंबर को केंद्र और राज्य स्तर के पदाधिकारी के बीच में महत्वपूर्ण विषयों पर चर्चा की जाएगी. वहीं, दूसरे दिन यानी 16 सितंबर को सभी राज्यों के कृषि मंत्री और केंद्रीय कृषि मंत्री सहित राज्य मंत्री विस्तृत चर्चा करेंगे, जिसमें नए तकनीक और बीजों को किसानों तक किस तरह प्रभावी तरीके से पहुंचाया जाए, इसके लिए गहन चिंतन और समीक्षा की जाएगी. सभी राज्यों के वरीय पदाधिकारी अपनी टीम के साथ इसमें भाग लेंगे. पहली बार इसमें कृषि विज्ञान केंद्र के वैज्ञानिकों को भी आमंत्रित किया गया है, जो क्षेत्रीय अनुभव और चुनौतियां को साझा करेंगे साथ ही आगे की रणनीति तय करेंगे. सम्मेलन में अलग-अलग राज्यों की सफलताओं और सर्वोत्तम प्रथाओं को साझा किया जाएगा, ताकि उन्हें अन्य राज्यों में भी लागू किया जा सके. साथ ही, मौसम पूर्वानुमान, उर्वरक प्रबंधन, कृषि अनुसंधान और तकनीकी हस्तक्षेप से जुड़े विषयों पर भी विशेषज्ञ अपने विचार रखेंगे. यह सम्मेलन न केवल रबी 2025-26 सीज़न की कार्ययोजना और उत्पादन रणनीति को दिशा देगी, बल्कि यह किसानों की आय में वृद्धि, टिकाऊ कृषि प्रणाली और राष्ट्रीय खाद्य सुरक्षा सुनिश्चित करने की दिशा में भी एक महत्वपूर्ण कदम साबित होगा. Copyright©2025 Living Media India Limited. For reprint rights: Syndications Today होम वीडियो न्यूज़ स्कीम मेन्यू Add Kisan Tak to Home Screen</w:t>
+        <w:t>Content: मोबाइल ऐप्प डाउनलोड करें Site Admin | सितम्बर 17, 2025 7:57 पूर्वाह्न केंद्रीय कृषि एवं किसान कल्याण मंत्री शिवराज सिंह चौहान ने घोषणा की है कि 2025-26 के रबी मौसम के लिए खाद्यान्न उत्पादन का राष्ट्रीय लक्ष्य 362 मिलियन टन से अधिक निर्धारित किया गया है। श्री चौहान ने राष्ट्रीय कृषि सम्मेलन के बाद नई दिल्ली में संवाददाता सम्मेलन में यह घोषणा की। उन्‍होंने कहा कि इस वर्ष का लक्ष्य 2024-25 के उत्पादन से 2 दशमलव 4 प्रतिशत अधिक है। उन्होंने आश्वासन दिया कि देश की आवश्यकताओं को पूरा करने के लिए पर्याप्त बीज भंडार उपलब्ध हैं। श्री चौहान ने इस बात का भी उल्‍लेख किया कि सम्मेलन का विषय, “एक राष्ट्र, एक कृषि, एक टीम”, कृषि क्षेत्र में समन्वय और साझेदारी को मजबूत करने की दिशा में एक महत्वपूर्ण कदम है। 1 घंटा पहले 3 घंटे पहले 3 घंटे पहले 2 घंटे पहले 1 घंटा पहले गोपनीयता नीति | कॉपीराइट © 2025 न्यूज़ ऑन एयर। सर्वाधिकार सुरक्षित आखरी अपडेट: 22nd Sep 2025 | आगंतुकों: 1480625</w:t>
       </w:r>
     </w:p>
     <w:p>
@@ -2430,7 +2430,7 @@
     </w:p>
     <w:p>
       <w:r>
-        <w:t>Title: प्रदेश में पर्यटन को नई पहचान दिलाने हो रहे हैं निरंतर कार्य : मुख्यमंत्री डॉ. यादव</w:t>
+        <w:t>Title: शिवराज सिंह चौहान ने कृषि यंत्रीकरण संगठनों से की चर्चा, घटे जीएसटी का लाभ किसानों तक पहुँचाने की अपील</w:t>
       </w:r>
     </w:p>
     <w:p>
@@ -2442,13 +2442,13 @@
           <w:rPr>
             <w:color w:val="0000FF"/>
           </w:rPr>
-          <w:t>https://makdaiexpress24.com/chief-minister-dr-yadav-is-constantly-working-to-provide-new-identity-to-tourism-in-the-state/</w:t>
+          <w:t>https://www.krishakjagat.org/national-news/shivraj-singh-chouhan-holds-discussions-with-agricultural-mechanization-organizations-appeals-to-pass-on-the-benefits-of-reduced-gst-to-farmers/</w:t>
         </w:r>
       </w:hyperlink>
     </w:p>
     <w:p>
       <w:r>
-        <w:t>Content: Makdai Express24 - Hindi News Portal भोपाल। मुख्यमंत्री डॉ. मोहन यादव ने शनिवार को गांधीसागर में चंबल नदी के अद्भुत और आकर्षक प्राकृतिक नजारे का अनुभव करते हुए बोटिंग की। बोट में बैठकर उन्होंने नदी की मनोहारी छटा को निहारा और इस मनमोहक सफर का आनंद लिया। मुख्यमंत्री डॉ. यादव ने कहा कि प्रदेश में पर्यटन को नई पहचान दिलाने के लिए सरकार निरंतर कार्य कर रही है। चंबल नदी क्षेत्र में विकसित हो रही पर्यटन गतिविधियाँ न केवल स्थानीय स्तर पर रोजगार सृजित करेंगी बल्कि देश-विदेश से आने वाले पर्यटकों के लिए भी विशेष आकर्षण का केंद्र बनेंगी। बोटिंग के बाद मुख्यमंत्री डॉ. यादव ने चंबल नदी में जेट स्काय की सवारी भी की। पानी की लहरों पर बाइक बोट चलाते हुए मुख्यमंत्री अत्यंत प्रसन्नचित और उत्साहित नजर आए। उन्होंने कहा कि इस प्रकार की गतिविधियाँ न केवल पर्यटन को बढ़ावा देंगी बल्कि प्रदेश की प्राकृतिक धरोहरों को देखने-समझने का नया अवसर भी प्रदान करेंगी। - Install Android App - मुख्यमंत्री डॉ. यादव सफारी जीप में बैठकर टेंट सिटी का भी अवलोकन किया और यहां की पर्यटन सुविधाओं एवं आकर्षक व्यवस्थाओं की जानकारी ली। मुख्यमंत्री डॉ. यादव के साथ सांसद सुधीर गुप्ता, गरोठ विधायक चंदर सिसोदिया, कमिश्नर आशीष सिंह, आईजी उमेश जोगा, कलेक्टर श्रीमती अदिती गर्ग, पुलिस अधीक्षक विनोद कुमार मीणा सहित पर्यटक मौजूद रहे। हर एक खबर जरा हटकर लिखित एवं सच्चा दस्तावेज। Prev Post शिव की शरण में पहुंचे शिवराज सिंह चौहान, पचमढ़ी की वादियों में बंदर का किया फोटो शूट Next Post एमपी के युवाओं के लिए बड़ा मौका, पुलिस कॉन्स्टेबल के 7500 पदों पर होगी भर्ती 1 2 4 3 5 6 7 8 10 11 12 13 14 15 16 17 18 19 20 21 22 Final 1 2 3 4 5 6 7 8 9 10 11 12 13 14 15 16 17 18 19 1 2 3 4 5 6 7 8 9 10 11 12 13 14 15 16 17 18 19 20 21 22 23 24 25 26 27 28 29 30 31 32 1 2 3 4 5 6 7 8 9 10 11 12 13 14 15 16 17 18 19 20 21 22 23 24 25 26 27 28 29 30 31 32 33 34 35 36 37 38 39 40 41 42 43 44 45 20 19 18 17 16 15 14 13 12 11 10 9 8 7 6 5 4 3 2 1 मकड़ाई एक्सप्रेस24 एक उद्देश्य और निष्पक्ष पोर्टल होने का वादा करता है, जहां पाठकों को सबसे अच्छी जानकारी, हाल के तथ्यों और मनोरंजक समाचार उपलब्ध कराये जाते हैं। समाचार पोर्टल के माध्यम से हम निष्पक्षता से हर ताज़ा खबरों से अपने पाठकों को अवगत कराते हैं। Popular News Mahila Samman Savings Certificate Yojana: महिला सम्मान बचत… Ladli Behna Yojana: इन बहनों को नहीं मिलेगी अगली किस्त,… Welcome, Login to your account. Recover your password. A password will be e-mailed to you.</w:t>
+        <w:t>Content: 19 सितम्बर 2025, नई दिल्ली: शिवराज सिंह चौहान ने कृषि यंत्रीकरण संगठनों से की चर्चा, घटे जीएसटी का लाभ किसानों तक पहुँचाने की अपील – केंद्र सरकार ने कृषि मशीनरी पर जीएसटी की दरों में बड़ी कटौती की है। इसी विषय पर आज नई दिल्ली में कृषि एवं किसान कल्याण मंत्री श्री शिवराज सिंह चौहान ने कृषि यंत्रीकरण से जुड़े संगठनों के साथ बैठक की। बैठक में ट्रैक्टर एंड मेकनाइजेशन एसोसिएशन (TMA), एग्रीकल्चरल मशीनरी मैन्युफैक्चरर्स एसोसिएशन (AMMA), ऑल इंडिया कंबाइन मैन्युफैक्चरर्स एसोसिएशन (AICMA) और पावर टिलर एसोसिएशन ऑफ इंडिया (PTAI) सहित कई संगठन मौजूद रहे। बैठक के बाद मंत्री श्री चौहान ने बताया कि कृषि मशीनों पर लगने वाला जीएसटी, जो पहले 12% और 18% था, अब घटाकर 5% कर दिया गया है। यह बदलाव 22 सितम्बर से लागू होगा। उन्होंने कहा कि इस फैसले से किसानों के लिए मशीनें और ट्रैक्टर काफी सस्ते हो जाएंगे और खेती की लागत घटेगी। उन्होंने मशीन निर्माता कंपनियों से साफ कहा कि इस राहत का सीधा फायदा किसानों तक पहुँचना चाहिए, बीच में बिचौलियों की भूमिका नहीं रहनी चाहिए। चौहान ने बताया कि अब 35 एचपी का ट्रैक्टर लगभग 41,000 रुपये सस्ता होगा, 50 एचपी का ट्रैक्टर 53,000 रुपये तक सस्ता मिलेगा और 75 एचपी का ट्रैक्टर 63,000 रुपये तक सस्ता होगा। इसी तरह धान रोपाई मशीन, थ्रेशर, पावर टिलर, बीज ड्रिल, सुपर सीडर, हैप्पी सीडर, रोटावेटर, स्प्रेयर और कई उपकरण भी पहले से कम कीमत पर उपलब्ध होंगे। श्री चौहान ने कहा कि इन लाभों की जानकारी किसानों तक पहुँचाने के लिए सरकार 3 अक्टूबर से शुरू होने वाले विकसित कृषि संकल्प अभियान के दौरान विशेष रूप से प्रचार करेगी। साथ ही, कस्टम हायरिंग सेंटरों को भी मशीनों की कम कीमत का फायदा किसानों तक किराए में कमी करके पहुँचाना होगा। बैठक में मौजूद संगठनों ने सरकार के फैसले का स्वागत किया और भरोसा दिलाया कि वे पूरी पारदर्शिता से किसानों तक लाभ पहुँचाएँगे। बैठक के बाद सभी ने एक पौधारोपण अभियान में भी हिस्सा लिया। आपने उपरोक्त समाचार कृषक जगत वेबसाइट पर पढ़ा: हमसे जुड़ें&gt; नवीनतम कृषि समाचार और अपडेट के लिए आप अपने मनपसंद प्लेटफॉर्म पे कृषक जगत से जुड़े – गूगल न्यूज़, व्हाट्सएप्प&gt; कृषक जगत अखबार की सदस्यता लेने के लिए यहां क्लिक करें – घर बैठे विस्तृत कृषि पद्धतियों और नई तकनीक के बारे में पढ़ें&gt; कृषक जगत ई-पेपर पढ़ने के लिए नीचे दिए गए लिंक पर क्लिक करें: E-Paper&gt; कृषक जगत की अंग्रेजी वेबसाइट पर जाने के लिए नीचे दिए गए लिंक पर क्लिक करें: Global Agriculture 22 सितम्बर 2025, भोपाल: बरगुर गाय: अनोखी देसी नस्ल जो दिखने में अलग, लेकिन दूध में छिपे हैं औषधीय गुण; जानिए इसकी खासियतें – भारत में गाय को केवल पशु नहीं बल्कि माता का दर्जा दिया जाता है। अलग-अलग राज्यों 19 सितम्बर 2025, नई दिल्ली: अब मजदूरों की नहीं पड़ेगी जरूरत! ये 5 मशीनें अकेले ही कर देंगी गेहूं और धान फसल की कटाई – खेती किसानों का मुख्य रोजगार है, लेकिन इसमें मेहनत और चुनौतियाँ भी कम नहीं होतीं।</w:t>
       </w:r>
     </w:p>
     <w:p>
@@ -2461,7 +2461,7 @@
     </w:p>
     <w:p>
       <w:r>
-        <w:t>Title: Shivraj Singh Chouhan and Rekha Gupta formally inaugurate SARAS Livelihood Fair</w:t>
+        <w:t>Title: राष्ट्रीय कृषि सम्मेलन में राजस्थान की सराहना:अमानक खाद-बीज के खिलाफ अभियान सफल, केंद्रीय मंत्री ने किया धन्यवाद</w:t>
       </w:r>
     </w:p>
     <w:p>
@@ -2473,13 +2473,13 @@
           <w:rPr>
             <w:color w:val="0000FF"/>
           </w:rPr>
-          <w:t>https://www.5dariyanews.com/news/466957-Shivraj-Singh-Chouhan-and-Rekha-Gupta-formally-inaugurate-SARAS-Livelihood-Fair</w:t>
+          <w:t>https://www.bhaskar.com/local/rajasthan/jaipur/news/rajasthan-appreciated-in-national-agriculture-conference-union-agriculture-minister-shivraj-singh-chouhan-rajasthan-agriculture-minister-dr-kirodi-lal-meena-135936751.html</w:t>
         </w:r>
       </w:hyperlink>
     </w:p>
     <w:p>
       <w:r>
-        <w:t>Content: Empanelment By Govt. of Punjab &amp; Govt. of Haryana Multilingual News Portal since 2011 English हिन्दी ਪੰਜਾਬੀ RNI No: PUNMUL/2011/49000 Multilingual News Portal since 2011 English हिन्दी ਪੰਜਾਬੀ RNI No: PUNMUL/2011/49000 Web Admin Union Minister of Agriculture &amp; Farmers’ Welfare and Rural Development Shri Shivraj Singh Chouhan and Delhi Chief Minister Smt. Rekha Gupta today formally inaugurated the grand SARAS Livelihood Fair in a bid to strengthen the resolve of ‘Vocal for Local’ under the leadership of Prime Minister Shri Narendra Modi and to take a pledge to adopt ‘swadeshi’ (indigenous goods). On this occasion, Union Ministers of State Dr. Chandrasekhar Pemmasani and Shri Kamlesh Paswan, Secretary of the Union Ministry of Rural Development Shri Shailesh Kumar Singh, Delhi Chief Secretary Shri Dharmendra, a large number of ‘Lakhpati Didis’ from Self-Help Groups, senior officials and several public representatives were present. Organised by the Union Ministry of Rural Development, the SARAS Livelihood Fair is being held at Major Dhyan Chand Stadium, Delhi, from September 5 till September 22. More than 400 ‘Lakhpati Didis’ from self-help groups are showcasing their excellent products, which were observed by Union Minister Shri Shivraj Singh, Chief Minister Rekha Gupta and other guests. They wholeheartedly praised the work of the self-help groups and rural entrepreneurs who have played a significant role in empowering communities, enhancing livelihoods and contributing to the national economy. The guests visited the exhibition area, interacted with members of the self-help groups and appreciated the diversity and quality of the displayed products. The India Food Court is offering traditional and delicious cuisines from various states, while cultural programmes with the spirit of ‘Ek Bharat, Shreshtha Bharat’ are being organised daily. Speaking at the event, Union Minister Shri Shivraj Singh Chouhan said that this fair represents a vision of a new India – self-reliant and empowered. He said Prime Minister Shri Narendra Modi’s goal is to make India a developed nation by 2047, and for this, adopting ‘swadeshi’ is essential. “We must buy and adopt swadeshi products, and by doing so our country will become stronger,” he said. He also administered a pledge to all the ‘Didis’ and other attendees to adopt ‘swadeshi’. Shri Shivraj Singh said that more than 2 crore ‘Didis’ have already become ‘Lakhpatis’ and soon this number will cross 3 crore. He also invited the ‘Lakhpati Didis’ present at the fair to visit his residence and share a community meal with him. The Union Minister further expressed his commitment, along with the Delhi government and Chief Minister Smt. Rekha Gupta, to provide Delhi residents with the benefits of all Central Government schemes, which they were deprived of under the previous government. He appealed to the people of Delhi and nearby areas to visit the SARAS Livelihood Fair with their families. Chief Minister Smt. Rekha Gupta appreciated the hard work of the ‘Lakhpati Didis’ and the efforts of the Ministry of Rural Development in organising this fair in Delhi. She said, “Under the guidance of Prime Minister Shri Narendra Modi, we will take Delhi further ahead. Our government is making our sisters self-reliant and economically empowered.” SARAS Livelihood Fair: A National Platform for Rural Prosperity The SARAS Livelihood Fair, organised annually by the Ministry of Rural Development, Government of India, is one of the country’s largest platforms, where rural self-help groups get the opportunity to showcase and sell their products. This fair not only connects rural producers with markets but also promotes the spirit of ‘Vocal for Local’, and plays an important role in realising the vision of ‘Atmanirbhar Bharat’ (Self-reliant India). The Ministry of Rural Development has appealed to all citizens, industry representatives and policymakers to visit the fair, support rural women entrepreneurs, and experience India’s rich craft and cultural heritage. View All Sponsored Ads 5 Dariya News SCO 59-D, Top Floor, City Heart Kharar, Dist. SAS Nagar Punjab 140301 (India) Mob: 99148 10266 Email: [email protected]</w:t>
+        <w:t>Content: नई दिल्ली में मंगलवार को आयोजित राष्ट्रीय कृषि सम्मेलन-रबी अभियान-2025 के समापन समारोह में केंद्रीय कृषि मंत्री शिवराज सिंह चौहान ने राजस्थान की सराहना की। उन्होंने कहा कि राजस्थान के कृषि मंत्री डॉ. किरोड़ी लाल का अमानक खाद, पेस्टिसाइड और बीजों के ख राजस्थान के कृषि मंत्री डॉ. किरोड़ी लाल ने सम्मेलन में महत्वपूर्ण सुझाव दिए। उन्होंने महाराष्ट्र की तरह सभी राज्यों में रीसाइकल वाटर का 85 प्रतिशत किसानों को सिंचाई के लिए देने का प्रस्ताव रखा। उन्होंने वन नेशन, वन एग्रीकल्चर, वन टीम की अवधारणा पर भी चर्चा की। पहली बार वैज्ञानिकों ने लैब टू लैंड कार्यम चलाया खरीफ कृषि विकसित संकल्प अभियान के तहत पहली बार वैज्ञानिकों ने लैब टू लैंड कार्यक्रम चलाया। इसमें वैज्ञानिक ग्रामीण क्षेत्रों में जाकर किसानों को उन्नत कृषि तकनीक, उर्वरक और बीज की जानकारी दी। रबी फसल के लिए भी ऐसा ही अभियान चलाया जाएगा। राजस्थान में पेस्टिसाइड, बीज और उर्वरकों की व्यापक जांच की गई। क्रकई विनिर्माता कंपनियों में खामियां मिलीं। पंजाब और हरियाणा में भी जांच के बाद लाइसेंस रद्द करने जैसी कार्रवाई की गई। कृषि मंत्री ने अमानक बीज, उर्वरक और पेस्टिसाइड के खिलाफ सख्त कानून की मांग की। उनका कहना था कि इससे किसानों की आय बढ़ेगी और उनकी आर्थिक स्थिति मजबूत होगी। हमारा प्रमुख लक्ष्य किसानों को उत्तम बीज, खाद और पेस्टिसाइड उपलब्ध कराना है। टेकिंग को पूर्ण रूप से बंद करवाने पर जोर कृषि मंत्री ने कहा कि व्यापारियों द्वारा उर्वरकों पर की जा रही टेकिंग अधिक लाभ लेने के लिए की जा रही है इस टेकिंग को पूर्ण रूप से बंद करवाने पर जोर दिया। उन्होंने सम्मेलन में राज्यों की गैपवार स्टडी कर अनुसंधान का बजट दोगुना करने के लिए भी कहा। उन्होंने कहा कि राजस्थान बाजरा, जीरा, धनिया, अजवाइन, उत्पादन में अग्रणी राज्य है। लेब टू लैंड अभियान में वैज्ञानिकों द्वारा किसानों को उच्च गुणवत्ता वाले बीजों की जानकारी दी जाए। राजस्थान में जिप्सम और रॉक फास्फेट पर्याप्त मात्रा में उपलब्ध है और पशुधन भी बहुतायत है, अतः इन संसाधनों द्वारा राजस्थान भारत का कार्बनिक हब बन सकता है। Copyright © 2024-25 DB Corp ltd., All Rights Reserved This website follows the DNPA Code of Ethics.</w:t>
       </w:r>
     </w:p>
     <w:p>
@@ -2492,7 +2492,7 @@
     </w:p>
     <w:p>
       <w:r>
-        <w:t>Title: Two-day ‘National Agriculture Conference – Rabi Abhiyan 2025’ to begin in New Delhi on Sept 15</w:t>
+        <w:t>Title: सपना बनकर रह गया मेडिकल कॉलेज और नगर निगम, नेताओं-अफसरों की खींचतान ने बढ़ाई दिक्कत</w:t>
       </w:r>
     </w:p>
     <w:p>
@@ -2504,13 +2504,13 @@
           <w:rPr>
             <w:color w:val="0000FF"/>
           </w:rPr>
-          <w:t>https://thepublicworld.com/archives/111327</w:t>
+          <w:t>https://www.patrika.com/guna-news/guna-nagar-nigam-status-delayed-shivraj-singh-chouhan-mp-news-19951215</w:t>
         </w:r>
       </w:hyperlink>
     </w:p>
     <w:p>
       <w:r>
-        <w:t>Content: New Delhi : Union Ministry of Agriculture and Farmers’ Welfare is organising the ‘National Agriculture Conference – Rabi Abhiyan 2025’ on September 15–16, 2025, at Bharat Ratna C. Subramaniam Auditorium, Pusa Campus, New Delhi. This two-day national conference will provide a common platform for agriculture experts, scientists, policymakers and senior representatives of state governments from across the country, where detailed discussions will be held on the preparations, production targets, and strategies for the Rabi sowing season 2025–26. The conference will be chaired by Union Agriculture and Farmers’ Welfare Minister Shivraj Singh Chouhan. On this occasion, Agriculture Ministers of various states, the Secretary of Union Agriculture and Farmers Welfare Ministry, the Secretary of DARE) and Director General of ICAR, along with senior officials of related ministries and departments will also participate in the conference. For the first time, under the direction of the Union Agriculture Minister Shri Chouhan the Rabi Conference is being held for two days. During the conference, various topics aimed at benefiting farmers of Rabi crops will be discussed. On the first day, important issues will be deliberated between Central and state-level officials, after which on September 16, detailed discussions will take place between Agriculture Ministers of all states, the Union Agriculture Minister, and the Union Ministers of State, focusing on how the latest technologies and improved seeds can be effectively delivered to farmers. Senior officials from all states will attend with their teams. For the first time, scientists from Krishi Vigyan Kendras have also been invited for sharing their regional experience and challenges and help in planning future strategies. The conference will also see the sharing of successes and best practices from various states, so that they can be replicated in other places. Apart from this, experts will present their views on weather forecasting, fertiliser management, agricultural research, and technological interventions. This conference will not only provide direction for the action plan and production strategies of the Rabi 2025–26 season but will also prove to be an important step toward increasing farmers’ income, promoting a sustainable agricultural system and ensuring national food security. Font Size A+ A- D New Delhi : Union Minister of Youth Affairs &amp; Sports and Labour &amp; Employment, Dr. Mansukh Mandaviya, announced convening Font Size A+ A- D नई दिल्ली : आधुनिकता की आपाधापी से भरी दुनिया में, कुछ घटनाएँ लाखों लोगों को अपने से महान किसी Font Size A+ A- D New Delhi : Cholesterol can be used to control the spin of electrons—an invisible quantum property that could contribute Font Size A+ A- D बेसन से बनाइये रंग बिरंगे मार्बल गुजिया | SR Kitchen Font Size A+ A- D New Delhi : Cholesterol can be used to control the spin of electrons—an invisible quantum property that could contribute Font Size A+ A- D Partition Horror Memorial Day organized in Faridabad, tribute paid to ancestors martyred in the tragedy of Partition of 1947 Font Size A+ A- D New Delhi : The Prime Minister, Narendra Modi, today congratulated Indian boxer Jaismine Lamboriya for her remarkable victory in Font Size A+ A- D -IMC will be developed with the cooperation of NICDC, MoU will be signed soon -Important meeting chaired by Chief Font Size A+ A- D New Delhi : As twilight graced the skies and the sacred full moon of Ashadha illuminated the historic grounds Font Size A+ A- D – Villagers in various villages of Pataudi block were made aware against drug abuse, villagers and school students welcomed Font Size A+ A- D -PM conducts review and assesses damage through meeting in Kangra -PM announces financial assistance of Rs. 1500 cr for Email * You cannot copy content of this page</w:t>
+        <w:t>Content: ताजा खबरें राज्य मौसम एशिया कप 2025 बिहार चुनाव 2025 कुलिश जन्मशती वर्ष पत्रिका स्पेशल राष्ट्रीय मनोरंजन ज्योतिष स्वास्थ्य खेल धर्म राजनीति विश्व OTT शिक्षा ओपिनियन ऑटो टेक गैजेट लाइफस्टाइल ब्यूटी महिला बिजनेस क्राइम जॉब्स ई-पेपर मेरी खबर शॉर्ट्स ई-पेपर गुना • Akash Dewani • Sep 17, 2025 Guna Nagar Nigam Status: गुना में ठीक दो साल पहले, 16 सितंबर को तत्कालीन मुख्यमंत्री शिवराज सिंह चौहान (shivraj singh chouhan) जन आशीर्वाद यात्रा लेकर गुना आए थे। यहां लक्ष्मीगंज में आयोजित सभा में उन्होंने गुना में मेडिकल कॉलेज (Guna Medical College) खोलने और नगरपालिका को नगर निगम का दर्जा देने की घोषणा की थी। लेकिन इन दोनों में से एक भी घोषणा अब तक पूरी नहीं हो सकी। जनप्रतिनिधियों जनता से जुड़े इन दोनों मामलों में कोई ध्यान नहीं दिया। जबकि नई सरकार बनने के बाद प्रदेश में तीन नए मेडिकल कॉलेज खुल गए, गुना का सपना अधूरा ही रह गया। (mp news) जिले के जानकारों का कहना है कि ये दोनों प्रमुख सौगातें बड़े नेताओं की आपसी लड़ाई और श्रेय लेने की होड़ के कारण अटकी है। जनप्रतिनिधि किसी भी प्रस्ताव पर एकराय नहीं है। इसी तरह जिले के प्रशासनिक अफसर भी इन प्रस्तावों को मंजूर कराने में रुचि नहीं ले रहे हैं। इसीलिए अन्य जिलों से गुना पिछड़ रहा है। (mp news) ये भी पढ़ें हे गुना शहर के रहनुमाओं, आप इस शहर और जिले के हित में अपने मतभेद दूर कर एकमत होकर विकास के लिए काम करें। आपको पता है कि जिला अस्पताल में पर्याप्त सुविधाएं न होने से लोगों को इलाज के लिए 200 किमी दूर ग्वालियर, भोपाल या इंदौर जाना पड़ता है। नगरपालिका का बजट कम होने के कारण शहर का विकास नहीं हो पा रहा। नगरनिगम बनने से बजट बढ़ेगा तो शहर के विकास के रास्ते खुलेंगे। ये भी पढ़ें खबर शेयर करें: शहर की खबरें: इंदौर न्यूज़ भोपाल न्यूज़ ग्वालियर न्यूज़ जबलपुर न्यूज़ रतलाम न्यूज़ Published on: 17 Sept 2025 10:09 am DOWNLOAD ON Play Store DOWNLOAD ON App Store Trending Topics Bihar Elections 2025 PM Modi Asia Cup 2025 Top Categories राष्ट्रीय मनोरंजन स्वास्थ्य राजस्थान मध्य प्रदेश Legal Privacy Policy Statutory provisions on reporting (sexual offenses) This website follows the DNPA’s code of conduct Code of Conduct About Us Grievance Policy RSS Copyright © 2025 Patrika Group. All Rights Reserved.</w:t>
       </w:r>
     </w:p>
     <w:p>
@@ -2523,7 +2523,7 @@
     </w:p>
     <w:p>
       <w:r>
-        <w:t>Title: BJP Likely to Announce New National President Soon as RSS Ties Improve; Four Leaders in the Race</w:t>
+        <w:t>Title: कृषि यंत्र निर्माता व डीलर जीएसटी सुधारों का लाभ तुरंत किसानों को दें: शिवराज सिंह चौहान</w:t>
       </w:r>
     </w:p>
     <w:p>
@@ -2535,13 +2535,13 @@
           <w:rPr>
             <w:color w:val="0000FF"/>
           </w:rPr>
-          <w:t>https://areporterlive.com/bjp-likely-to-announce-new-national-president-soon-as-rss-ties-improve-four-leaders-in-the-race/</w:t>
+          <w:t>https://www.ruralvoice.in/national/shivraj-directs-agri-machinery-industry-dealers-to-ensure-gst-benefits-reach-farmers-holds-meeting-with-representatives.html</w:t>
         </w:r>
       </w:hyperlink>
     </w:p>
     <w:p>
       <w:r>
-        <w:t>Content: New Delhi, Sept 13, 2025: After months of speculation and internal deliberations, the Bharatiya Janata Party (BJP) appears closer than ever to announcing its next national president. The delay in the appointment was widely attributed to strained ties between the party’s top leadership and its ideological parent, the Rashtriya Swayamsevak Sangh (RSS). However, with both sides working to normalize relations in recent months, political observers believe the party could declare its new chief at any moment. The friction between the BJP and the RSS dates back to the period before the 2014 general elections. At that time, a senior BJP leader had made a public statement questioning the party’s dependence on the RSS, which reportedly left the Sangh leadership displeased. Although the BJP campaigned with the slogan “Abki Baar, 400 Paar,” the party managed only 240 seats in the Lok Sabha. Analysts say the lukewarm support of RSS workers contributed to the outcome. Table of Contents Later, former BJP president J.P. Nadda stirred controversy when he declared publicly that the BJP “no longer needed the RSS.” That remark further widened the rift, forcing both organizations to tread carefully in subsequent years. The relationship seems to have entered a phase of cautious repair. On August 15, while addressing the nation from the Red Fort, Prime Minister Narendra Modi praised the RSS, calling it the “world’s largest NGO.” Soon after, RSS chief Mohan Bhagwat, speaking at an event in New Delhi’s Vigyan Bhawan, remarked that “there is no retirement age in politics or social service,” a statement interpreted as a subtle departure from the earlier position that individuals should voluntarily retire at the age of 75. This is particularly significant as Prime Minister Modi himself turns 75 this year. Analysts note that Bhagwat’s softened stance may have been aimed at signaling unity rather than division. Union Home Minister Amit Shah also joined in this reconciliatory tone. On multiple occasions, he has openly praised the RSS, proudly acknowledging his background as a swayamsevak. “Being an RSS volunteer is not a liability—it is an honor,” Shah recently stated, adding that an RSS worker’s mission continues “until India becomes great again.” As ties between the BJP and RSS stabilize, discussions over the party’s next national president have gained momentum. According to party insiders, at least four prominent names have emerged in the race: Shivraj Singh Chouhan: Currently a Union minister and former Chief Minister of Madhya Pradesh, Chouhan is seen as a strong contender due to his organizational experience and balanced image. Nitin Gadkari: The Union Minister for Road Transport and Highways, Gadkari enjoys good relations with the RSS and is known for his administrative skills and non-confrontational style. Manohar Lal Khattar: The former Chief Minister of Haryana and now a Union minister, Khattar has a long-standing RSS background, making him a favorable candidate in the eyes of the Sangh. Dharmendra Pradhan: Another Union minister, Pradhan’s organizational skills and relatively younger profile position him as a potential surprise pick. BJP has often shocked political observers with unexpected choices, so while these names dominate discussions, the final decision could still surprise many. The question of leadership also ties into the larger debate about the age ceiling within the BJP. Traditionally, the party has maintained that leaders should step aside at the age of 75. However, with Modi crossing that threshold this year, the issue has taken on new political weight. Bhagwat’s statement about “no retirement in politics” has been interpreted as indirect support for Modi’s continued leadership. Spread the loveHistoric India-UK Free Trade Agreement Gets Cabinet Nod, PM Modi to Sign Deal in London on July 24 New Delhi/London, July 23, 2025: […] Spread the loveChina Extends Hand to India Amid Trump’s Threats, Following Russia’s Lead New Delhi- Beijing: A significant shift is unfolding in global geopolitics after […] Spread the lovePensioners can now conveniently access the Digital Life Certificate (DLC) service right at their doorstep through their local postman, as announced by Postmaster […] You must be logged in to post a comment. Welcome to A Reporter Live, a dynamic and fast-growing digital news media platform dedicated to delivering real-time news and in-depth reporting. In a digital-first world, we strive to provide readers with the most current, credible, and engaging news, empowering our audience with the information they need.</w:t>
+        <w:t>Content: Jayanta Roy Chowdhury Sep 21, 2025 Sanjay Ganjoo Sep 20, 2025 Harvir Singh Aug 7, 2025 Dr. Sushil Upadhyay Aug 6, 2025 Harvir Singh Jul 21, 2025 Sanjeev Kandwal Sep 22, 2025 Sanjeev Kandwal Sep 20, 2025 Team RuralVoice Sep 17, 2025 Team RuralVoice Sep 16, 2025 Team RuralVoice Sep 14, 2025 Team RuralVoice Sep 6, 2023 Team RuralVoice Aug 24, 2023 Team RuralVoice Jul 8, 2023 Team RuralVoice May 4, 2023 Team RuralVoice Mar 31, 2023 Team RuralVoice Nov 24, 2024 Team RuralVoice Nov 23, 2024 Team RuralVoice Nov 23, 2024 Team RuralVoice Nov 23, 2024 Harvir Singh Nov 16, 2024 Team RuralVoice Sep 16, 2025 Team RuralVoice Sep 4, 2025 Ajeet Singh Aug 20, 2025 Team RuralVoice Aug 8, 2025 Team RuralVoice Aug 4, 2025 केंद्रीय कृषि तथा ग्रामीण विकास मंत्री शिवराज सिंह चौहान की अध्यक्षता में शुक्रवार को नई दिल्ली में कृषि यंत्र निर्माताओं के संगठनों की एक अहम बैठक हुई। इसमें ट्रैक्टर एवं कृषि यंत्रीकरण संघ (TMA), कृषि मशीनरी निर्माता संघ (AMMA), अखिल भारतीय कम्बाइन हार्वेस्टर निर्माता संघ (AICMA) तथा पावर टिलर एसोसिएशन ऑफ इंडिया (PTAI) समेत अन्य संगठनों के प्रतिनिधियों ने भाग लिया। बैठक के बाद केंद्रीय कृषि मंत्री शिवराज सिंह चौहान ने कहा कि कृषि यंत्रों पर जीएसटी की दरें जो पहले 18 प्रतिशत और 12 प्रतिशत थी, जो घटाकर 5 प्रतिशत कर दी गई हैं। यह घटी हुई दरें 22 सितंबर से लागू हो जाएंगी। इसका लाभ किसानों को मिलेगा। जीएसटी दरों में कटौती का लाभ सीधे किसानों तक पहुंचाने के लिए यह बैठक बुलाई गई थी। केंद्रीय कृषि मंत्री ने कहा कि कृषि मशीनों के निर्माता और डीलर जीएसटी सुधारों का लाभ अविलंब रूप से किसानों को दें। उन्होंने सभी प्रतिनिधियों से आग्रह किया कि बिचौलियों की भूमिका को निष्क्रिय करते हुए जीएसटी की घटी दरों का सीधा लाभ किसानों तक पहुंचाने की हरसंभव कोशिश करें। शिवराज सिंह चौहान ने कहा कि जीएसटी दरों में सुधार एक बड़ा कदम है। इसका व्यापक प्रभाव पड़ेगा। ट्रैक्टर 35 एचपी अब 41,000 रुपये सस्ता हो गया है। ट्रैक्टर 45 एसपी पर अब 45,000 रुपये सस्ता मिलेगा। वहीं ट्रैक्टर 50 एचपी पर 53,000 रुपये और ट्रैक्टर 75 एचपी पर 63,000 रुपये की बचत होगी। बागवानी व निराई-गुड़ाई करने वाले छोटे ट्रैक्टर पर भी बचत होगी। छोटे से लेकर बड़े ट्रैक्टर्स पर जीएसटी दरों में कमी के बाद कीमत कम हो गई है। धान रोपण यंत्र पर 15,400 रुपये कम हो गए हैं। 4 टन प्रति घंटा क्षमता वाले बहुफसली थ्रेसर अब 14,000 रुपये सस्ता हो गया है। केंद्रीय कृषि मंत्री ने कहा कि किसानों तक जीएसटी दरों में सुधारों की जानकारी पहुंचाने के लिए विभिन्न संचार माध्यमों से व्यापक प्रचार-प्रसार किया जाएगा। उन्होंने कहा कि कस्टम हायरिंग सेंटर को भी मशीनें सस्ती मिलेंगी, इसलिए किराए की दर भी कम होनी चाहिए। इसके लिए भी प्रय़ास किया जाएगा। आगामी 3 अक्टूबर से रबी फसल के लिए शुरू होने जा रहे ‘विकसित कृषि संकल्प अभियान’ के दूसरे चरण के दौरान भी जीएसटी सुधारों के लाभ की जानकारी किसानों तक पहुंचाने के निर्देश दिए गये हैं। केंद्रीय कृषि मंत्री ने कहा कि भविष्य में कृषि यंत्रीकरण को और मजबूत करने के लिए विशेष रूप से कदम उठाए जाएंगे। कृषि यंत्र निर्माता संघों के प्रतिनिधियों ने सरकार के जीएसटी सुधार के निर्णय का स्वागत करते हुए आभार व्यक्त किया। इस बैठक में कृषि सचिव देवेश चतुर्वेदी सहित मंत्रालय के वरिष्ठ अधिकारी उपस्थित रहे। नई GST दरों से कृषि यंत्रों पर बचत ▶️ ट्रैक्टर पर बचत ₹41,000 से ₹63,000 तक ▶️ पावर टिलर पर बचत ₹11,875 तक ▶️ सीड ड्रिल पर बचत ₹3,220 से ₹4,375 तक ▶️ मल्टीक्रॉप थ्रेशर पर बचत ₹14,000 तक ▶️ हार्वेस्टर पर बचत ₹1,87,500 तक ▶️ स्ट्रॉ रीपर पर बचत ₹21,875 तक ▶️ बेलर पर बचत ₹93,750 तक Subscribe here to get interesting stuff and updates! Previous Article Next Article Team RuralVoice Sep 16, 2025 Team RuralVoice Sep 15, 2025 Team RuralVoice May 4, 2023 Team RuralVoice Sep 14, 2025 Sanjeev Kandwal Sep 22, 2025 Jayanta Roy Chowdhury Sep 21, 2025 Team RuralVoice Sep 21, 2025 Ajeet Singh Sep 20, 2025 Sanjay Ganjoo Sep 20, 2025 Sanjeev Kandwal Aug 22, 2025 एपीडा के सहयोग से पौड़ी का सेब उत्पादक अंतरराष्ट्रीय बाजार में पहुंचेगा, पहली परीक्षण... Team RuralVoice Oct 8, 2024 हरियाणा विधानसभा चुनाव के नतीजे अब आ चुके हैं। भारतीय जनता पार्टी (भाजपा) ने 48... Sanjeev Kandwal Sep 3, 2025 उत्तराखंड सरकार ने “महक क्रांति नीति” लागू करने की तैयारी की है। इसके तहत 22,750... Team RuralVoice Dec 23, 2024 इस साल के समारोह की थीम ‘किसानों के लिए संस्था निर्माण’ है। इस कार्यक्रम में उत्तराखंड... Team RuralVoice Dec 31, 2022 डिजिटल खबरों का प्लेटफॉर्म रूरल वॉयस मुख्य रूप से कृषि और ग्रामीण क्षेत्र पर फोकस... Avishek Raja Sep 1, 2023 बिहार का कोसी, सीमांचल और मिथिलांचल क्षेत्र मखाना की खेती के लिए मशहूर है। इसे उजला... Team RuralVoice Sep 16, 2025 आंध्र प्रदेश के सहकारिता से जुड़े नेता और व्यवसायी वल्लभनेनी सुधाकर चौधरी को सर्वसम्मति... Team RuralVoice Jul 26, 2025 ट्रॉपिकल एग्रो ने कटाई के बाद होने वाले नुकसान से निपटने के लिए एग्रोफ्रेश इंक.... Team RuralVoice Aug 24, 2023 ग्रामीण भारत के विकास के एजेंडे पर भुवनेश्वर में आयोजित दो दिवसीय कार्यक्रम'एजेंडा... Harvir Singh Sep 8, 2025 FAO के नवीनतम पूर्वानुमान के अनुसार 2025 में वैश्विक अनाज उत्पादन रिकॉर्ड 296.1... Subscribe here to get interesting stuff and updates! Copyright © 2025-26 Rural Voice Media Pvt Ltd We use cookies to do things like remember what you've browsed, show your conent we think you'll be interested. If you are happy with the use of cookies by RV, click ok</w:t>
       </w:r>
     </w:p>
     <w:p>
@@ -2554,7 +2554,7 @@
     </w:p>
     <w:p>
       <w:r>
-        <w:t>Title: मैहर में शिवराज, मां शारदा के दर्शन कर किसानों से संवाद, बोले- किसानी में स्वदेशी फॉर्मूला अपनाएं - SHIVRAJ SINGH IN MAIHAR</w:t>
+        <w:t>Title: केंद्रीय कृषि मंत्री श्री शिवराज सिंह चौहान की अध्यक्षता में कृषि मशीनरी पर जीएसटी सुधारों को लेकर अहम बैठक हुई</w:t>
       </w:r>
     </w:p>
     <w:p>
@@ -2566,13 +2566,13 @@
           <w:rPr>
             <w:color w:val="0000FF"/>
           </w:rPr>
-          <w:t>https://www.etvbharat.com/amp/hi/!state/shivraj-singh-in-maihar-worshipped-maa-sharda-and-had-discussion-with-farmers-madhya-pradesh-news-mps25091200401</w:t>
+          <w:t>https://www.pib.gov.in/PressReleasePage.aspx?PRID=2168432</w:t>
         </w:r>
       </w:hyperlink>
     </w:p>
     <w:p>
       <w:r>
-        <w:t>Content: उत्तर प्रदेश उत्तराखंड छत्तीसगढ़ झारखंड दिल्ली बिहार मध्य प्रदेश राजस्थान हरियाणा हिमाचल प्रदेश ఆంధ్రప్రదేశ్ తెలంగాణ मध्य प्रदेश madhya pradesh Follow Us ETV Bharat / state By ETV Bharat Madhya Pradesh Team Published : September 12, 2025 at 7:20 AM IST मैहर :केंद्रीय कृषि मंत्री शिवराज सिंह चौहान गुरुवार को एमपी के मैहर पहुंचे. शिवराज ने मैहर शक्तिपीठ में मां शारदा का पूजन करने के बाद किसानों से संवाद किया. इस दौरान शिवराज सिंह चौहान की पत्नी साधना सिंह चौहान भी साथ नजर आईं. दोनों ने मिलकर मां शारदा देवी के दरबार में विधिवत पूजा-अर्चना की. कृषि मंत्री ने प्रदेश की उन्नति और किसानों की समृद्धि की कामना करते हुए कहा कि मां शारदा का आशीर्वाद प्रदेशवासियों को नई ऊर्जा देता है. मैहर प्रवास के दौरान कृषि मंत्री गहरवारा स्थित बेयर हाउस पहुंचे, जहां कृषक संवाद कार्यक्रम आयोजित किया गया. इस कार्यक्रम में बड़ी संख्या में किसान, जनप्रतिनिधि और कृषि विभाग के अधिकारी मौजूद थे. केंद्रीय कृषि मंत्री ने कृषि प्रदर्शनी का अवलोकन किया, जहां नई तकनीकों और स्वदेशी उत्पादों का प्रदर्शन किया गया था. उन्होंने किसानों को संबोधित करते हुए कहा कि खेती में स्वदेशी सामग्री का उपयोग समय की जरूरत है. इससे लागत में कमी आएगी और पैदावार भी बेहतर होगी. संवाद कार्यक्रम में किसानों ने खाद संकट, सिंचाई व्यवस्था, फसल बीमा और मंडियों में समर्थन मूल्य जैसी समस्याओं को मंत्री के समक्ष रखा. शिवराज सिंह चौहान ने धैर्यपूर्वक सभी किसानों की बात सुनी और समाधान का आश्वासन दिया. उन्होंने कहा कि किसानों की प्रत्येक समस्या को प्राथमिकता से निपटाया जाएगा. कृषि मंत्री ने किसानों से चर्चा करते हुए कहा, '' किसानों की आय दोगुनी करना केंद्र और राज्य सरकार की सबसे बड़ी प्राथमिकता है. इसके लिए निरंतर योजनाएं लागू की जा रही हैं. आने वाले समय में खेती को और लाभकारी बनाने के लिए कई नई योजनाएं शुरू की जाएंगी.'' उन्होंने किसानों को आधुनिक तकनीकों और जैविक खेती अपनाने के लिए प्रेरित किया और कहा कि खेती को आत्मनिर्भर बनाने की दिशा में सरकार ठोस कदम उठा रही है. शिवराज सिंह चौहान ने खेती में स्वदेशी सामग्री के इस्तेमाल पर करा, '' खेती में स्वदेशी सामग्री का अधिक उपयोग जरूरी है. इससे लागत घटेगी और उत्पादन बढ़ेगा. केंद्र और राज्य सरकार किसानों की आय दोगुनी करने के लिए निरंतर प्रयासरत है और जल्द ही कई नई योजनाएं लागू होंगी.'' For All Latest Updates TAGGED: ABOUT THE AUTHOR ETV Bharat Madhya Pradesh Team ...view details Copyright © 2025 Ushodaya Enterprises Pvt. Ltd., All Rights Reserved.</w:t>
+        <w:t>Content: केंद्रीय कृषि एवं किसान कल्याण तथा ग्रामीण विकास मंत्री श्री शिवराज सिंह चौहान की अध्यक्षता में आज नई दिल्ली में एक महत्वपूर्ण बैठक आयोजित हुई। इस बैठक में ट्रैक्टर एवं कृषि यंत्रीकरण संघ (टीएमए), कृषि मशीनरी निर्माता संघ (एएमएमए), अखिल भारतीय कम्बाइन हार्वेस्टर निर्माता संघ (एआईसीएमए) तथा पावर टिलर एसोसिएशन ऑफ इंडिया (पीटीएआई) सहित अन्य संबंधित संगठनों के प्रतिनिधियों ने व्यक्तिगत और वर्चुअल माध्यम से भागीदारी की। बैठक के बाद केंद्रीय कृषि मंत्री श्री शिवराज सिंह चौहान ने मीडिया से बातचीत की। जीएसटी दरों में सुधार के लिए प्रधानमंत्री श्री नरेन्द्र मोदी को धन्यवाद दिया और बैठक के बारे में विस्तारपूर्वक बताया। केंद्रीय मंत्री ने कहा कि कृषि यंत्रों पर भी जीएसटी की दरें जो पहले 18 प्रतिशत और 12 प्रतिशत थी, अब घटाकर 5 प्रतिशत कर दी गई हैं। यह घटी हुई दरें 22 सितंबर से लागू हो जाएंगी। इसका लाभ सीधा किसान भाइयों-बहनों को मिलेगा। हमारा संकल्प है कि किसान भाइयों-बहनों की आमदनी बढ़े और इसके लिए जरूरी है उत्पादन बढ़ाना और उत्पादन की लागत कम करना। कृषि यंत्रीकरण दोनों ही स्थितियों में जरूरी है उत्पादन बढ़ाने के लिए भी और उत्पादन की लागत कम करने के लिए भी है। मशीनें जरूरी हैं चाहे ट्रैक्टर हो, हार्वेस्टर हो, थ्रेसर, पावर टिलर या छोटी मशीनें सभी की खेती में आवश्यकता पड़ती है। यह उत्पादन बढ़ाने और उत्पादन की लागत कम करने दोनों में मददगार हैं। श्री शिवराज सिंह चौहान ने कहा कि जीएसटी की दरों में सुधार का लाभ सीधे किसानों तक पहुंचे इसी उद्देश्य को दृष्टिगत रखते हुए आज एक बैठक बुलाई गई थी। केंद्रीय मंत्री ने कहा कि बैठक में सभी मशीन निर्माता संघों के प्रतिनिधियों से यही आग्रह किया गया है कि 22 सितंबर से जीएसटी की घटी हुई दरों का सीधा लाभ पूरी पारदर्शिता के साथ किसानों तक पहुंचे। श्री चौहान ने कहा कि जीएसटी दरों में सुधार एक बड़ा कदम है। इसका व्यापक प्रभाव पड़ेगा। केंद्रीय मंत्री ने बताया कि ट्रैक्टर 35 एचपी अब 41,000 रुपये सस्ता हो गया है। ट्रैक्टर 45 एसपी पर अब 45,000 रुपये सस्ता मिलेगा। वहीं ट्रैक्टर 50 एचपी पर 53,000 रुपये और ट्रैक्टर 75 एचपी पर 63,000 रुपये की बचत होगी। केंद्रीय मंत्री ने कहा कि बागवानी व निराई-गुड़ाई करने वाले छोटे ट्रैक्टर पर भी बचत होगी। छोटे से लेकर बड़े ट्रैक्टर्स पर जीएसटी दरों में कमी के बाद कीमत कम हो गई है। धान रोपण यंत्र (4 पंक्ति– वॉक बिहाइंड) पर 15,400 रुपये कम हो गए हैं। 4 टन प्रति घंटा क्षमता वाला बहुफसली थ्रेसर अब 14,000 रुपये सस्ता हो गया है। श्री चौहान ने बताया कि पावर वीडर- 7.5 एचपी की कीमत अब 5,495 रुपये कम हो गई है। सीड कम फर्टिलाइजर ड्रिल– 11 टाइन अब 10,500 रुपये सस्ता मिलेगा। सीड कम फर्टिलाइजर ड्रिल – 13 टाइन 3,220 रुपये कम कीमत में मिलेगा। हार्वेस्टर कंबाइन पर अब 4,375 रुपये की बचत होगी। वहीं 14 फीट कटर बार का दाम सीधे-सीधे 1,87,500 रुपये कम हो गया है। केंद्रीय मंत्री ने कहा कि स्ट्रॉ रीपर- 5 फीट अब 21, 875 रुपये सस्ता मिलेगा। सुपर सीडर- 8 फीट खरीदने पर 16,875 रुपये बचेंगे। हैप्पी सीडर- 10 टाइन 10,625 रुपये सस्ता हो गया है। रोटावेटर- 6 फीट खरीदने पर 7,812 रुपये की बचत होगी। स्क्वायर बेलर- 6 फीट पर 93,750 रुपये कम होंगे। मल्चर– 8 फीट पर 11,562 रुपये की बचत होगी। न्यूमैटिक प्लांटर- 4 पंक्ति 32,812 रुपये कम कीमत में मिलेगा। वहीं ट्रैक्टर माउंटेड स्प्रेयर– 400 लीटर क्षमता भी 9,375 रुपये सस्ता मिलेगा। केंद्रीय मंत्री ने यह भी कहा कि किसानों तक जीएसटी दरों में सुधारों के लाभ की जानकारी पहुंचाने के लिए विभिन्न संचार माध्यमों से व्यापक प्रचार-प्रसार भी किया जाएगा ताकि किसान जागरुक हो सकेँ। केंद्रीय मंत्री ने कस्टम हायरिंग सेंटर को लेकर कहा कि सेंटर को भी मशीनें सस्ती मिलेंगी, इसलिए किराए की दर भी कम होनी चाहिए, यह भी सुनिश्चित करने का प्रय़ास किया जाएगा। केंद्रीय मंत्री ने कहा कि 3 अक्टूबर से रबी फसल के लिए शुरू होने जा रहे ‘विकसित कृषि संकल्प अभियान’ के दूसरे चरण के दौरान भी जीएसटी कम होने के लाभ की जानकारी किसानों तक पहुंचाने की कोशिश रहेगी। ताकि सही समय पर सही लाभ प्राप्त कर किसान भाई-बहन उन्नत खेती की ओर अग्रसर हो सके। केंद्रीय कृषि मंत्री ने कहा कि भविष्य में कृषि यंत्रीकरण को और मजबूत करने के लिए विशेष रूप से कदम उठाए जाएंगे। मशीन निर्माता संघों के प्रतिनिधियों से व्यापक विचार-विमर्श किया जाएगा और कारगर सुझावों को जगह देते हुए भविष्य की योजनाएं तय की जाएंगी। केंद्रीय कृषि मंत्री ने सभी प्रतिनिधियों से आग्रह किया कि बिचौलियों की भूमिका को निष्क्रिय करते हुए जीएसटी दरों का सीधा लाभ किसानों तक पहुंचाने की हरसंभव कोशिश करें। कृषि यंत्र निर्माता संघों के प्रतिनिधियों ने केंद्रीय कृषि मंत्री के दिशा-निर्देशों का निष्ठापूर्वक पालन करने और सम्मिलित रूप से किसान कल्याण के लिए कार्य करने की प्रतिबद्धता व्यक्त की। साथ ही सभी प्रतिनिधियों ने एकमत से सरकार के जीएसटी सुधार के निर्णय का स्वागत करते हुए आभार भी व्यक्त किया। अहम बैठक के बाद केंद्रीय कृषि मंत्री ने सभी प्रतिनिधियों के साथ मिलकर पौधारोपण किया और किसान कल्याण का संकल्प लिया। इस बैठक में कृषि सचिव श्री देवेश चतुर्वेदी सहित मंत्रालय के वरिष्ठ अधिकारी भी उपस्थित रहें। जीएसटी दरों में कमी के बाद कृषि यंत्रों की नई कीमत जानने के लिए क्लिक करें *** आरसी/केएसआर/एआर केंद्रीय कृषि एवं किसान कल्याण तथा ग्रामीण विकास मंत्री श्री शिवराज सिंह चौहान की अध्यक्षता में आज नई दिल्ली में एक महत्वपूर्ण बैठक आयोजित हुई। इस बैठक में ट्रैक्टर एवं कृषि यंत्रीकरण संघ (टीएमए), कृषि मशीनरी निर्माता संघ (एएमएमए), अखिल भारतीय कम्बाइन हार्वेस्टर निर्माता संघ (एआईसीएमए) तथा पावर टिलर एसोसिएशन ऑफ इंडिया (पीटीएआई) सहित अन्य संबंधित संगठनों के प्रतिनिधियों ने व्यक्तिगत और वर्चुअल माध्यम से भागीदारी की। बैठक के बाद केंद्रीय कृषि मंत्री श्री शिवराज सिंह चौहान ने मीडिया से बातचीत की। जीएसटी दरों में सुधार के लिए प्रधानमंत्री श्री नरेन्द्र मोदी को धन्यवाद दिया और बैठक के बारे में विस्तारपूर्वक बताया। केंद्रीय मंत्री ने कहा कि कृषि यंत्रों पर भी जीएसटी की दरें जो पहले 18 प्रतिशत और 12 प्रतिशत थी, अब घटाकर 5 प्रतिशत कर दी गई हैं। यह घटी हुई दरें 22 सितंबर से लागू हो जाएंगी। इसका लाभ सीधा किसान भाइयों-बहनों को मिलेगा। हमारा संकल्प है कि किसान भाइयों-बहनों की आमदनी बढ़े और इसके लिए जरूरी है उत्पादन बढ़ाना और उत्पादन की लागत कम करना। कृषि यंत्रीकरण दोनों ही स्थितियों में जरूरी है उत्पादन बढ़ाने के लिए भी और उत्पादन की लागत कम करने के लिए भी है। मशीनें जरूरी हैं चाहे ट्रैक्टर हो, हार्वेस्टर हो, थ्रेसर, पावर टिलर या छोटी मशीनें सभी की खेती में आवश्यकता पड़ती है। यह उत्पादन बढ़ाने और उत्पादन की लागत कम करने दोनों में मददगार हैं। श्री शिवराज सिंह चौहान ने कहा कि जीएसटी की दरों में सुधार का लाभ सीधे किसानों तक पहुंचे इसी उद्देश्य को दृष्टिगत रखते हुए आज एक बैठक बुलाई गई थी। केंद्रीय मंत्री ने कहा कि बैठक में सभी मशीन निर्माता संघों के प्रतिनिधियों से यही आग्रह किया गया है कि 22 सितंबर से जीएसटी की घटी हुई दरों का सीधा लाभ पूरी पारदर्शिता के साथ किसानों तक पहुंचे। श्री चौहान ने कहा कि जीएसटी दरों में सुधार एक बड़ा कदम है। इसका व्यापक प्रभाव पड़ेगा। केंद्रीय मंत्री ने बताया कि ट्रैक्टर 35 एचपी अब 41,000 रुपये सस्ता हो गया है। ट्रैक्टर 45 एसपी पर अब 45,000 रुपये सस्ता मिलेगा। वहीं ट्रैक्टर 50 एचपी पर 53,000 रुपये और ट्रैक्टर 75 एचपी पर 63,000 रुपये की बचत होगी। केंद्रीय मंत्री ने कहा कि बागवानी व निराई-गुड़ाई करने वाले छोटे ट्रैक्टर पर भी बचत होगी। छोटे से लेकर बड़े ट्रैक्टर्स पर जीएसटी दरों में कमी के बाद कीमत कम हो गई है। धान रोपण यंत्र (4 पंक्ति– वॉक बिहाइंड) पर 15,400 रुपये कम हो गए हैं। 4 टन प्रति घंटा क्षमता वाला बहुफसली थ्रेसर अब 14,000 रुपये सस्ता हो गया है। श्री चौहान ने बताया कि पावर वीडर- 7.5 एचपी की कीमत अब 5,495 रुपये कम हो गई है। सीड कम फर्टिलाइजर ड्रिल– 11 टाइन अब 10,500 रुपये सस्ता मिलेगा। सीड कम फर्टिलाइजर ड्रिल – 13 टाइन 3,220 रुपये कम कीमत में मिलेगा। हार्वेस्टर कंबाइन पर अब 4,375 रुपये की बचत होगी। वहीं 14 फीट कटर बार का दाम सीधे-सीधे 1,87,500 रुपये कम हो गया है। केंद्रीय मंत्री ने कहा कि स्ट्रॉ रीपर- 5 फीट अब 21, 875 रुपये सस्ता मिलेगा। सुपर सीडर- 8 फीट खरीदने पर 16,875 रुपये बचेंगे। हैप्पी सीडर- 10 टाइन 10,625 रुपये सस्ता हो गया है। रोटावेटर- 6 फीट खरीदने पर 7,812 रुपये की बचत होगी। स्क्वायर बेलर- 6 फीट पर 93,750 रुपये कम होंगे। मल्चर– 8 फीट पर 11,562 रुपये की बचत होगी। न्यूमैटिक प्लांटर- 4 पंक्ति 32,812 रुपये कम कीमत में मिलेगा। वहीं ट्रैक्टर माउंटेड स्प्रेयर– 400 लीटर क्षमता भी 9,375 रुपये सस्ता मिलेगा। केंद्रीय मंत्री ने यह भी कहा कि किसानों तक जीएसटी दरों में सुधारों के लाभ की जानकारी पहुंचाने के लिए विभिन्न संचार माध्यमों से व्यापक प्रचार-प्रसार भी किया जाएगा ताकि किसान जागरुक हो सकेँ। केंद्रीय मंत्री ने कस्टम हायरिंग सेंटर को लेकर कहा कि सेंटर को भी मशीनें सस्ती मिलेंगी, इसलिए किराए की दर भी कम होनी चाहिए, यह भी सुनिश्चित करने का प्रय़ास किया जाएगा। केंद्रीय मंत्री ने कहा कि 3 अक्टूबर से रबी फसल के लिए शुरू होने जा रहे ‘विकसित कृषि संकल्प अभियान’ के दूसरे चरण के दौरान भी जीएसटी कम होने के लाभ की जानकारी किसानों तक पहुंचाने की कोशिश रहेगी। ताकि सही समय पर सही लाभ प्राप्त कर किसान भाई-बहन उन्नत खेती की ओर अग्रसर हो सके। केंद्रीय कृषि मंत्री ने कहा कि भविष्य में कृषि यंत्रीकरण को और मजबूत करने के लिए विशेष रूप से कदम उठाए जाएंगे। मशीन निर्माता संघों के प्रतिनिधियों से व्यापक विचार-विमर्श किया जाएगा और कारगर सुझावों को जगह देते हुए भविष्य की योजनाएं तय की जाएंगी। केंद्रीय कृषि मंत्री ने सभी प्रतिनिधियों से आग्रह किया कि बिचौलियों की भूमिका को निष्क्रिय करते हुए जीएसटी दरों का सीधा लाभ किसानों तक पहुंचाने की हरसंभव कोशिश करें। कृषि यंत्र निर्माता संघों के प्रतिनिधियों ने केंद्रीय कृषि मंत्री के दिशा-निर्देशों का निष्ठापूर्वक पालन करने और सम्मिलित रूप से किसान कल्याण के लिए कार्य करने की प्रतिबद्धता व्यक्त की। साथ ही सभी प्रतिनिधियों ने एकमत से सरकार के जीएसटी सुधार के निर्णय का स्वागत करते हुए आभार भी व्यक्त किया। अहम बैठक के बाद केंद्रीय कृषि मंत्री ने सभी प्रतिनिधियों के साथ मिलकर पौधारोपण किया और किसान कल्याण का संकल्प लिया। इस बैठक में कृषि सचिव श्री देवेश चतुर्वेदी सहित मंत्रालय के वरिष्ठ अधिकारी भी उपस्थित रहें। जीएसटी दरों में कमी के बाद कृषि यंत्रों की नई कीमत जानने के लिए क्लिक करें *** आरसी/केएसआर/एआर</w:t>
       </w:r>
     </w:p>
     <w:p>
@@ -2585,7 +2585,7 @@
     </w:p>
     <w:p>
       <w:r>
-        <w:t>Title: पीएम-किसान सम्मान निधि की 20वीं किस्त 2 अगस्त 2025 को की जाएगी जारी</w:t>
+        <w:t>Title: MP News : केंद्रीय मंत्री शिवराज ने किसानों से किया राहत का वादा, कहा- फसल का सेटेलाइट सर्वे करके देंगे मुआवजा</w:t>
       </w:r>
     </w:p>
     <w:p>
@@ -2597,13 +2597,13 @@
           <w:rPr>
             <w:color w:val="0000FF"/>
           </w:rPr>
-          <w:t>https://www.icar.org.in/hi/paiema-kaisaana-samamaana-naidhai-kai-20vain-kaisata-2-agasata-2025-kao-kai-jaaegai-jaarai</w:t>
+          <w:t>https://www.amarujala.com/video/madhya-pradesh/harda/union-minister-shivraj-singh-assured-farmers-of-satellite-survey-harda-news-c-1-1-noi1224-3428329-2025-09-20</w:t>
         </w:r>
       </w:hyperlink>
     </w:p>
     <w:p>
       <w:r>
-        <w:t>Content: भारतीय कृषि अनुसंधान परिषदindian council of agricultural research Ministry of Agriculture and Farmers Welfare प्रधानमंत्री श्री नरेन्द्र मोदी वाराणसी से किस्त जारी करेंगे केन्द्रीय कृषि मंत्री श्री शिवराज सिंह चौहान ने तैयारियों की समीक्षा के लिए एक उच्च स्तरीय बैठक की अध्यक्षता की किसानों के खातों में प्रत्यक्ष लाभ अंतरण सुनिश्चित करने के लिए राष्ट्रव्यापी अभियान 30 जुलाई, 2025, नई दिल्ली प्रधानमंत्री किसान सम्मान निधि (पीएम-किसान) योजना की अगली किस्त 2 अगस्त, 2025 को जारी की जाएगी। प्रधानमंत्री श्री नरेन्द्र मोदी की अगुवाई में वाराणसी में आयोजित होने वाले इस कार्यक्रम की तैयारियों की समीक्षा और अधिकतम किसानों तक इसका लाभ पहुंचे, यह सुनिश्चित करने के लिए आज केन्द्रीय कृषि एवं किसान कल्याण तथा ग्रामीण विकास मंत्री श्री शिवराज सिंह चौहान की अध्यक्षता में एक उच्च स्तरीय बैठक हुई। देश भर के 731 कृषि विज्ञान केन्द्रों (केवीके), भारतीय कृषि अनुसंधान परिषद (भाकृअनुप) और कृषि विश्वविद्यालयों के निदेशक, कुलपति और प्रमुख आज की बैठक में वर्चुअल माध्यम से शामिल हुए। केन्द्रीय मंत्री ने अधिकारियों को राष्ट्रीय, राज्य, जिला तथा ग्राम स्तर पर किसानों को इस कार्यक्रम से जोड़ने का निर्देश दिया और इस कार्यक्रम को एक राष्ट्रव्यापी अभियान के रूप में आयोजित करने का आह्वान किया। कृषि विज्ञान केन्द्रों को निर्देश देते हुए, श्री चौहान ने ज़ोर देकर कहा कि प्रधानमंत्री मोदी के नेतृत्व में, किसानों को तीन किस्तों में 6,000 रु. हस्तांतरित किए जा रहे हैं, प्रत्येक किश्त हर चार महीने में जारी की जाती है। इस प्रक्रिया में कृषि विज्ञान केन्द्रों की महत्वपूर्ण भूमिका है। उन्होंने शीघ्र तैयारी करने का आह्वान किया और कहा कि इस कार्यक्रम को एक उत्सव और एक मिशन, दोनों के रूप में मनाया जाना चाहिए, क्योंकि यह प्रत्यक्ष लाभ हस्तांतरण सुनिश्चित करता है और एक जन जागरूकता अभियान का काम करता है। केन्द्रीय मंत्री ने किसानों से 2 अगस्त के कार्यक्रम में सक्रिय रूप से भाग लेने का आग्रह किया और कहा कि यह योजना से लाभ उठाने और कृषि विकास कार्यक्रमों के बारे में जानकारी प्राप्त करने का एक अवसर है। श्री चौहान ने अधिकारियों को निर्देश दिया कि वे कृषि सखियों, ड्रोन दीदीयों, बैंक सखियों, पशु सखियों, बीमा सखियों तथा ग्राम पंचायत सरपंचों जैसे जमीनी कार्यकर्ताओं का उपयोग करके इस आयोजन के बारे में व्यापक जानकारी प्रसारित करे। उन्होंने कहा कि इस दौरान खरीफ फसलों के बारे में किसानों के साथ संवाद, जुड़ाव बढ़ाने में बेहद कारगर साबित होगा। श्री चौहान ने कहा कि प्रधानमंत्री मोदी के मार्गदर्शन में इस कार्यक्रम को अधिक से अधिक किसानों तक पहुंचने के लिए पूर्ण भागीदारी और प्रतिबद्धता के साथ क्रियान्वित किया जाएगा। 2019 में इस योजना के शुभारंभ के बाद से, 19 किस्तों के माध्यम से किसानों के खातों में ₹3.69 लाख करोड़ हस्तांतरित किए जा चुके हैं। 20वीं किस्त में 9.7 करोड़ किसानों को ₹20,500 करोड़ हस्तांतरित किए जाएँगे। बैठक में कृषि सचिव, श्री देवेश चतुर्वेदी, भाकृअनुप के महानिदेशक, डॉ. एम.एल. जाट तथा कृषि मंत्रालय के अन्य वरिष्ठ अधिकारी उपस्थित थे। (स्रोत: प्रेस सूचना ब्यूरो, विज्ञप्ति आईडी: 2150070) @ भारतीय कृषि अनुसंधान परिषद के स्वामित्व वाली सामग्री कॉपीराइट © 2022 भारतीय कृषि अनुसंधान परिषद कृषि भवन द्वारा सर्वाधिकार सुरक्षित फेसबुक पर लाइक करें यूट्यूब पर सदस्यता लें X पर फॉलो करना X इंस्टाग्राम पर लाइक करें</w:t>
+        <w:t>Content: मेरा शहर Link Copied केंद्रीय कृषि मंत्री और मध्य प्रदेश के पूर्व मुख्यमंत्री शिवराज सिंह चौहान शनिवार को अपने एक दिवसीय दौरे पर हरदा जिले पहुंचे। इस दौरान किसानों ने उनसे खराब हुई सोयाबीन की फसल का सर्वे कर उचित मुआवजा दिए जाने की मांग की। केंद्रीय मंत्री ने आश्वासन दिया कि फसल का सेटेलाइट से सर्वे कर मुआवजा दिया जाएगा। शिवराज सिंह चौहान ग्राम बावड़िया में एक शोकसभा में पहुंचे और शोकाकुल परिवार से मिलकर अपनी संवेदना व्यक्त की। इसी दौरान किसानों ने उनसे मुलाकात कर सोयाबीन और मक्का की खरीदी समर्थन मूल्य पर करने, पंजीकरण शीघ्र शुरू करने और बारिश से प्रभावित फसलों का सर्वे कर राहत व बीमा राशि दिलाने की मांग की। ये भी पढ़ें- Indore News: इंदौर के सबसे बड़े सरकारी अस्पताल में चाकूबाजी, खड़े रहे गार्ड, गुंडों में कानून का डर खत्म वहीं, छीपानेर की महिलाओं ने लाड़ली बहना योजना का लाभ न मिलने की शिकायत की, जिस पर केंद्रीय मंत्री ने जांच कर समाधान का आश्वासन दिया। केंद्रीय मंत्री ने कहा कि सोयाबीन की खरीदी राज्य सरकार का कार्य है और केंद्र की अनुमति मिलने पर इसे लागू किया जाएगा। उन्होंने यह भी बताया कि 22 सितंबर से कृषि यंत्रों पर जीएसटी घटकर 5% कर दी जाएगी, जिससे किसानों को ट्रैक्टर पर 23 से 63 हजार रुपये तक की बचत होगी। ये भी पढ़ें- Ujjain News: सिंहस्थ की तैयारियां तेज, संभागायुक्त ने किया निर्माण कार्यों का निरीक्षण; कहा- कमी बर्दाश्त नहीं Link Copied Link Copied Link Copied Link Copied Link Copied Link Copied Link Copied Link Copied Link Copied Link Copied Link Copied Link Copied Link Copied Link Copied Link Copied Link Copied Link Copied Link Copied Link Copied Link Copied Link Copied Link Copied Link Copied Link Copied Link Copied Link Copied Link Copied Link Copied Link Copied Link Copied Next Article Please wait... Please wait... Delete All Cookies Followed</w:t>
       </w:r>
     </w:p>
     <w:p>
@@ -2616,7 +2616,7 @@
     </w:p>
     <w:p>
       <w:r>
-        <w:t>Title: यात्रियों के लिए खुशखबरी...अब एक्स्ट्रा लगेज पर नहीं लगेगा कोई शुल्क, केंद्रीय मंत्री अश्विनी वैष्णव का ऐलान</w:t>
+        <w:t>Title: MP News : किसानों की पीड़ा सुन 'शिवराज' हुए सख्त, सीहोर कलेक्टर को फोन कर सुना दिया बड़ा फरमान; जानिए मामला</w:t>
       </w:r>
     </w:p>
     <w:p>
@@ -2628,13 +2628,13 @@
           <w:rPr>
             <w:color w:val="0000FF"/>
           </w:rPr>
-          <w:t>https://www.khabarfast.com/haryana-jind-vinesh-phogat-lashed-out-at-agriculture-minister-shivraj-singh</w:t>
+          <w:t>https://www.amarujala.com/amp/madhya-pradesh/sehore/union-agriculture-minister-shivraj-singh-chouhan-directed-the-sehore-collector-to-conduct-a-survey-after-heari-2025-09-20</w:t>
         </w:r>
       </w:hyperlink>
     </w:p>
     <w:p>
       <w:r>
-        <w:t>Content: HARYANA NEWS: हरियाणा के जींद में कांग्रेस विधायक विनेश फोगाट ने बीजेपी सरकार पर बड़ा निशाना साधा है। उन्होंने कहा किबीजेपी सरकार ने GST में जो बदलाव किया है, उन्होंने अपनी गलती सुधारने का ये फैसला किया है। उन्होंने कहा कि सरकार ने GST में जो दो बड़े बदलाव किए है। हमारे नेता राहुल गांधी 10साल से GST को लेकर आवाज उठा रहे थे। बीजेपी जो जनता के बीच वाहवाही लूट रही है। उन्होंने सिर्फ अपनी गलती को सुधारने का काम किया है। उन्होंने कहा कि बिहार चुनाव में इंडिया गठबंधन के नेता राहुल गांधी और तेजस्वी यादव काफी ज्यदा मेहनत कर रहे हैं। देखते है आगे क्या होगा। कांग्रेस विधायक विनेश फोगाट ने जुलाना हल्के के बरसात से प्रभावित गावों का दौरा किया। इस दौरान किसानों से खेतों में हुए नुकसान का आकलन किया। उन्होंनेसरकार से किसानों को समस्याओं को उचित मुवावजा दिलाने की बात कही। फोगाट ने कहा कि सरकार की तरफ से किसानों को उचित मुवावजा देना चाहिए। सरकार को किसानों की तरफ ध्यान देना चाहिए। कृषि मंत्री पर जमकर बरसीं विनेश फोगाट विनेश फोगाट ने कहा कि मुख्यमंत्री नायब सैनी को 10 हजार रूपये देने की बात कर रहे हैं, दस हजार में तो आज के समय में खाद और बीज भी नहीं आता। उन्होंने कहा कि किसानों को 60हजार से 70हजार रूपये के करीब मुआवजा देना चाहिए। किसान देश का अनदाता है और देश का पेट भरने का काम किसान करता है। फोगाट ने कृषि मंत्री शिवराज सिंह पर निशाना साधा। उन्होंने कहा कि पंजाब में कृषि मंत्री शिवराज सिंह चौहान ने आपदा क्षेत्र में किसानों से मिले और फोटो सूट करवाया। कोई कुछ करें हम तो अपने किसानों के बीच अपना काम करने आये है।</w:t>
+        <w:t>Content: Next Article केंद्रीय कृषि मंत्री शिवराज सिंह चौहान शनिवार को सीहोर जिले में किसानों की समस्याएं सुनने पहुंचे। भोपाल-इंदौर हाईवे पर इछावर जोड़ पर रुके मंत्री से जब किसानों ने सोयाबीन की खराब फसल की बात कही, तो उन्होंने तुरंत कार्रवाई का भरोसा दिलाया। इस दौरान कई किसान सोयाबीन की खराब फसल को लेकर केंद्रीय कृषि मंत्री के पास गुहार लगाने पहुंचे थे। किसानों की शिकायतें सुनने के बाद कृषि मंत्री ने सीहोर कलेक्टर बाला गुरु से मौके पर ही फोन पर बात कर निर्देश दिए। उन्होंने कहा कि खराब फसलों का सर्वे कराया जाए और किसानों को फसल बीमा योजना का पूरा लाभ तुरंत दिलाया जाए। शिवराज ने कहा कि इससे किसानों को आर्थिक राहत मिल सकेगी। पिछले तीन सप्ताह से सीहोर जिले के कई गांवों के किसान आंदोलन कर रहे थे। Trending Videos पीला मोज़ेक और अन्य बीमारियों ने फसल को नुकसान पहुंचाया किसान मांग कर रहे थे कि सोयाबीन की खराब फसल का उचित मुआवजा मिले और बीमा की राशि समय पर दी जाए। किसान नेता एवं समाजसेवी एम.एस. मेवाड़ा ने बताया कि बीते पांच साल से सोयाबीन की फसल लगातार प्रभावित हो रही है। इस बार पीला मोज़ेक और अन्य बीमारियों ने फसल को चौपट कर दिया है। हर साल काटी जाती है फसल बीमा राशि, लेकिन मिलता नहीं लाभ मेवाड़ा ने कहा कि किसानों से हर साल बीमा की राशि काटी जाती है, लेकिन बीमे के नाम पर उन्हें एक चवन्नी भी नहीं मिली। जब सरकार किसानों को राहत नहीं दे रही तो उनसे बीमा राशि काटना बंद कर देना चाहिए। उन्होंने कहा कि सीहोर, शाजापुर और भोपाल जिलों में किसान अलग-अलग तरीकों से आंदोलन कर रहे हैं, लेकिन सरकार की ओर से अभी तक सुनवाई नहीं हुई थी। इस मौके पर विधायक सुदेश राय, नगर पालिका अध्यक्ष प्रिंस राठौर, भाजपा जिला अध्यक्ष नरेश मेवाड़ा और जिला मंत्री पंकज गुप्ता समेत कई भाजपा नेता मौजूद रहे। उन्होंने किसानों से बातचीत कर उनकी समस्याएं सुनीं और अधिकारियों से जल्द समाधान की बात कही। राजस्व मंत्री भी हुए थे सख्त विज्ञापन गौरतलब है कि शुक्रवार को इछावर में आयोजित सेवा पखवाड़ा और स्वस्थ नारी सशक्त परिवार कार्यक्रम में मंत्री करण सिंह वर्मा ने भी इस मुद्दे को उठाया था। उन्होंने कहा था कि उन्हें लगातार शिकायतें मिल रही हैं कि सोयाबीन पर पीला मोज़ेक रोग फैल रहा है। वर्मा ने बताया कि उन्होंने खुद सीहोर और सिवनी में जाकर खेतों का निरीक्षण किया। कुछ जगह फसलें ठीक थीं, लेकिन कई जगह रोग ने फसल बर्बाद कर दी थी। इस विषय की जानकारी मुख्यमंत्री तक पहुंचा दी गई है और आने वाली कैबिनेट बैठक में इसे प्रमुखता से रखा जाएगा। ये भी पढ़ें- MP News: सात दिन में मिले आठ हीरे, पन्ना की खदान में चमकी रचना की किस्मत, सबसे बड़े हीरे का वजन 0.79 कैरेट किसानों को राहत की उम्मीद किसानों का कहना है कि शिवराज सिंह चौहान के सीधे हस्तक्षेप से अब उन्हें उम्मीद जगी है कि खराब फसल का सही आकलन होगा और बीमा योजना का लाभ जल्द मिलेगा। लंबे समय से आंदोलन कर रहे किसान अब राहत की प्रतीक्षा कर रहे हैं।</w:t>
       </w:r>
     </w:p>
     <w:p>
@@ -2647,7 +2647,7 @@
     </w:p>
     <w:p>
       <w:r>
-        <w:t>Title: MP इवनिंग बुलेटिन:पत्नी के चेहरे पर मारी गोलियां, 6 लोगों पर एसिड अटैक, लाड़ली बहनों को मिले 1541 करोड़ रुपए; दिनभर की 10 बड़ी खबरें</w:t>
+        <w:t>Title: जम्मू के बाढ़ प्रभावित किसानों से मिले कृषि मंत्री शिवराज, बोले- ‘किसानों को दुखी और बर्बाद नहीं होने देंगे’</w:t>
       </w:r>
     </w:p>
     <w:p>
@@ -2659,13 +2659,13 @@
           <w:rPr>
             <w:color w:val="0000FF"/>
           </w:rPr>
-          <w:t>https://www.bhaskar.com/amp/local/mp/news/mp-evening-bulletin-news-update-ladli-behna-kist-september-2025-135903046.html</w:t>
+          <w:t>https://www.krishakjagat.org/national-news/agriculture-minister-shivraj-singh-chouhan-met-flood-affected-farmers-in-jammu-and-said-we-will-not-let-the-farmers-suffer-and-be-ruined/</w:t>
         </w:r>
       </w:hyperlink>
     </w:p>
     <w:p>
       <w:r>
-        <w:t>Content: MP इवनिंग न्यूज बुलेटिन में आज दिनभर की 10 चुनिंदा बड़ी खबरों को VIDEO में देखने के लिए ऊपर क्लिक करें। दिनभर की 10 बड़ी खबरों को विस्तार से यहां पढ़ भी सकते हैं। तो आइए जानते है, एमपी में आज, क्या रहा खास। 1. पत्नी के चेहरे को गोलियों से भूना, पति ने की फायरिंग; पुलिस ने आरोपी को पकड़ा ग्वालियर में शुक्रवार दोपहर को एक महिला को गोलियों से भून दिया गया। बदमाश ने उसे रोका और उसके चेहरे पर ताबड़तोड़ फायरिंग कर दी। पुलिस ने कड़ी मशक्कत के बाद आरोपी को पकड़ा। पता चला कि पीड़ित महिला और आरोपी पति-पत्नी है। दोनों ने लव मैरिज की थी। दोनों के बीच लंबे समय से विवाद चला आ रहा था। पूरी खबर पढ़ें 2. महिलाओं के हंगामे से शिवराज का कार्यक्रम रुका, कांग्रेस और पुलिस के बीच झड़प सतना में केंद्रीय कृषि मंत्री शिवराज सिंह चौहान के कार्यक्रम स्थल पर पहुंचने से पहले पुलिस और कांग्रेसियों की झड़प हो गई। कांग्रेस ने खाद संकट को लेकर शिवराज के घेराव और काले झंडे दिखाने का ऐलान किया था। हंगामा बढ़ने की आशंका को देखते हुए केंद्रीय मंत्री का कार्यक्रम रद्द करना पड़ा। घटना गुरुवार देर शाम की है। पूरी खबर पढ़ें.. 3. पिता-पुत्र ने 6 लोगों पर एसिड फेंका, कार और बाइक की टक्कर के बाद हुआ विवाद राजगढ़ में बाइक और कार की टक्कर के बाद दोनों पक्षों में विवाद हो गया। इस दौरान बाइक सवार पिता-पुत्र ने कार सवारों पर एसिड फेंक दिया। इस हमले में 6 लोग झुलस गए। सभी घायलों को जिला अस्पताल में भर्ती कराया गया है। कुछ की हालत गंभीर है। घटना जलालपुरा गांव के पास आगरा-मुंबई हाईवे में गुरुवार रात की है। पूरी खबर पढ़ें.. 4. उज्जैन में जीतू पटवारी बोले- सड़कों पर गोमाता दिखी तो घेरकर कलेक्ट्रेट ले जाएंगे एमपी कांग्रेस ने उज्जैन में शुक्रवार को किसान अधिकार यात्रा का आयोजन किया। जिसमें पीसीसी चीफ पटवारी ने मुख्यमंत्री डॉ. मोहन यादव को चुनौती दी। उन्होंने कहा कि कांग्रेस पार्टी आने वाले 15 दिनों में अभियान चला रही है। जहां भी गोमाता सड़क पर दिखेगी, कांग्रेस के कार्यकर्ता उन्हें घेरकर कलेक्टर कार्यालय लेकर जाएंगे। पूरी खबर पढ़ें.. 5. लाड़ली बहनों के खातों में आए 1541 करोड़ रुपए, दीपावली बाद मिलेंगे 1500-1500 रुपए सीएम डॉ. मोहन यादव ने शुक्रवार को झाबुआ के पेटलावद से प्रदेश की 1.29 करोड़ लाड़ली बहनों के खातों में 1541 करोड़ रुपए ट्रांसफर किए है। उन्होंने कहा कि दीपावली के बाद 1500 रुपए लाड़ली बहनों के खाते में दिए जाएंगे। सीएम ने कहा कि जो कांग्रेसी कहते हैं कि बहनें दारू पीती हैं, उन्हें घर-मोहल्लों में घुसने मत देना। पूरी खबर पढ़ें.. 6. पड़ोसी के सरनेम पर कुत्ते का नाम रखा शर्मा, युवक ने दंपती पर की आपत्तिजनक टिप्पणी इंदौर में एक शख्स ने अपने कुत्ते का नाम पड़ोसी के सरनेम पर शर्मा रख दिया। उसने पड़ोसी दंपती के सामने कुत्ते को नाम लेकर पुकारा तो उन्होंने विरोध किया। जिस पर युवक ने उन्हें पीट दिया। दंपती ने राजेंद्र नगर थाने में केस दर्ज कराया है। उनका कहना है कि युवक जानबूझकर उनके सामने अपने कुत्ते को इस नाम से बुलाता है। पूरी खबर पढ़ें.. 7. आदिवासी युवती को छेड़ा, युवक को चप्पलों से पीटा, अश्लील वीडियो-मैसेज भेजता था शादाब इंदौर के मूसाखेड़ी में आदिवासी युवती से छेड़छाड़ और मोबाइल पर मैसेज भेजकर परेशान करने के मामले में हिंदूवादी संगठन के नेताओं ने एक युवक को पकड़ा और युवती से चप्पलों से पिटवाया और खुद भी पीटा। इसके बाद पुलिस के हवाले कर दिया। पुलिस ने छेड़छाड़ का मामला दर्ज कर इस मामले की जांच शुरू कर दी है। पूरी खबर पढ़ें.. 8. पति बोला- पत्नी की प्रेमी से शादी करा दो, थाने में दिया आवेदन- 4 बच्चों की मां मारपीट करती है सिंगरौली में युवक अपनी पत्नी के अफेयर से इस कदर प्रताड़ित हो गया कि पुलिस के सामने पत्नी की प्रेमी से शादी कराने की गुहार लगा दी। इसके लिए थाने में बकायदा आवेदन भी दिया है। मामला बैढ़न थाना क्षेत्र का है। पुलिस ने आवेदन लेकर जांच शुरू कर दी है। युवक ने पुलिस को दिए आवेदन में अपनी जान का खतरा जताया है। पूरी खबर पढ़ें.. 9. प्रेमिका से मिलने आए प्रेमी को रस्सी से बांधकर पीटा: युवक रोते हुए माफी मांगता रहा​​​​​​​ श्योपुर जिले के डाबीपुरा गांव में गुरुवार को एक प्रेमी अपनी प्रेमिका से मिलने पहुंचा। इस दौरान युवती के परिजनों ने युवक को पकड़ लिया और रस्सी से बांधकर बेरहमी से पिटाई की। इस घटना का वीडियो शुक्रवार सामने आया है। जिसमें दिख रहा है कि युवक के हाथ रस्सी से बंधे हैं। युवक को लात-घूसों से जमकर पीटा जा रहा है। पूरी खबर पढ़ें.. 10. एमपी में अगले 4 दिन भारी बारिश का अलर्ट नहीं:जबलपुर में बरगी बांध के 9 गेट खुले​​​​​​​ मध्यप्रदेश में अगले 4 दिन तक भारी बारिश का अलर्ट नहीं है। भोपाल, इंदौर, उज्जैन, ग्वालियर-जबलपुर समेत प्रदेश में हल्की बारिश का दौर जरूर रह सकता है। 15-16 सितंबर से नया सिस्टम बनने के बाद फिर से पूरे प्रदेश में तेज बारिश का दौर शुरू हो सकता है। इधर जबलपुर में एक बार फिर बरगी बांध के 9 गेट खोले गए हैं। पूरी खबर पढ़ें.. Copyright © 2024-25 DB Corp ltd., All Rights Reserved This website follows the DNPA Code of Ethics.</w:t>
+        <w:t>Content: 20 सितम्बर 2025, नई दिल्ली: जम्मू के बाढ़ प्रभावित किसानों से मिले कृषि मंत्री शिवराज, बोले- ‘किसानों को दुखी और बर्बाद नहीं होने देंगे’ – केन्द्रीय कृषि एवं किसान कल्याण व ग्रामीण विकास मंत्री शिवराज सिंह चौहान ने आज जम्मू के बाढ़ प्रभावित क्षेत्रों का दौरा किया। इस दौरान केन्द्रीय कृषि मंत्री शिवराज सिंह चौहान ने बाढ़ प्रभावित किसानों के लिए कई घोषणाएं कीं। उन्होंने ग्राम बडयाल ब्राह्मण, आरएसपुरा, जम्मू में बाढ़ प्रभावित किसान भाई-बहनों के साथ संवाद करते हुए कहा कि केंद्र सरकार प्रधानमंत्री नरेंद्र मोदी के नेतृत्व में आपदा से किसानों को बाहर निकालेगी। कृषि मंत्री चौहान ने कहा कि गृह मंत्रालय, जल शक्ति विभाग, ग्रामीण विकास विभाग, कृषि मंत्रालय सहित सभी विभागों की टीमें यहां आई हैं। सभी टीमों ने सर्वे किया है और टीमें अपनी रिपोर्ट सौंपेगी। नुकसान का आंकलन चल रहा है। राज्य सरकार का ज्ञापन आएगा, इसके बाद हम राहत देने में कोई कसर नहीं छोड़ेंगे। शिवराज सिंह चौहान ने कहा कि कुछ काम ऐसे हैं जो राज्य सरकार को करना है। हम आपदा में कोई राजनीति नहीं करेंगे। पहला काम है, गरीबों को संकट से बाहर करना। रेत के मामले में राज्य के स्तर पर फैसला कर लेना चाहिए कि जिसका खेत, उसकी रेत। रेत बची है, तो वही किसानों को दे दी जाए, खनन के नियम लागू न हों। किसान अपने-अपने खेतों की रेत बेचें, यह व्यवस्था होनी चाहिए। केन्द्रीय कृषि मंत्री ने कहा कि राष्ट्रीय आपदा प्रबंधन अधिनियम के अंतर्गत जो प्रावधान हैं, उनको हम लागू करेंगे। राज्य सरकार को केंद्र सरकार राशि देती है, जिसमें 75% हिस्सा केंद्र और 25% राज्य सरकार का होता है। आपदा प्रबंधन के लिए राज्य सरकार के पास लगभग 2,499 करोड़ रुपये हैं। उसका उपयोग सरकार करेगी। इसके अलावा जो ज़रूरत होगी, केंद्र सरकार हरसंभव मदद के लिए तैयार है। उन्होंने कहा कि भगवान न करे कि ऐसा हो लेकिन अगर किसी की जान चली जाती है तो आपदा प्रबंधन अधिनियम के तहत 4 लाख रुपये की सहायता दी जाती है। दिव्यांग होने पर भी सहायता राशि दी जाती है। श्री चौहान ने कहा कि गाद निकालना हो तो 18 हजार रुपये प्रति हेक्टेयर का प्रावधान है। पहाड़ खिसकने से नुकसान होने पर सीमांत किसानों को 47 हजार रुपये देने का प्रावधान है। मिर्च और धान जैसी फसल का नुकसान हुआ है, बीमित किसानों के नुकसान की पूरी भरपाई करने की कोशिश करेंगे। राहत की राशि के अलावा हम फसल बीमा योजना की राशि देंगे। सब्जी और बागवानी फसल के लिए सिंचित क्षेत्र में 17 हजार रुपये प्रति हेक्टेयर का प्रावधान है, कृषि वानिकी के लिए 22,500 रुपये प्रति हेक्टेयर का प्रावधान है। ये राशि राज्य सरकार के द्वारा टी जायेगी। दुधारू पशु के नुकसान पर 37500 रुपये, घोड़ा और बैल के नुकसान पर 32 हजार रुपये, बछड़ा, टट्टू और खच्चर के नुकसान के लिए 20 हजार रुपये के मुआवज़े का प्रावधान है। केंद्रीय मंत्री ने कहा कि नहर क्षतिग्रस्त हैं, तो भी बांध के लिए भी राज्य सरकार केंद्र सरकार से बात करे। कई जगह मकान टूट गए हैं। शिवराज सिंह ने घोषणा करते हुए कहा कि 1 लाख 30 हजार रुपये प्रधानमंत्री आवास योजना के तहत मकान के लिए दिए जाएंगे। शौचालय के अलग और मनरेगा की मजदूरी के लिए 40 हजार रुपये ग्रामीण विकास विभाग देगा। मंत्री शिवराज सिंह चौहान ने कहा कि 5,101 मकान की जानकारी आई है, मैं यहाँ से जाते ही इसकी स्वीकृति दे दूंगा। उन्होंने कहा कि स्वयं सहायता समूहों का काम यहां बहुत अच्छा है। यहां बहनों को नुकसान हुआ होगा। हम उसके लिए 76 करोड़ रुपये की राशि जारी करेंगे। केंद्रीय मंत्री ने यह भी कहा कि सड़कों के लिए राज्य सरकार से ज्ञापन मिलने के बाद उस संबंध में भी हम व्यवस्था करेंगे। मनरेगा की मजदूरी 100 दिन की होती है, हम राज्य सरकार से अनुरोध करेंगे कि 150 दिन की मजदूरी दी जाए। श्री चौहान ने कहा कि सीमा पर रहने वाले कई किसान खेती तो कर रहे हैं, लेकिन उनका स्वामित्व नहीं है। अगर राज्य सरकार प्रमाणित कर दें, तो उन किसानों को प्रधानमंत्री किसान सम्मान निधि का पात्र बना दिया जाएगा। केन्द्रीय मंत्री ने कहा कि पीएम किसान सम्मान निधि की एक किश्त हम तुरंत जम्मू-कश्मीर के किसानों के खातों में डालेंगे। श्री शिवराज सिंह चौहान ने खेतों में जाकर खराब फसलों का निरीक्षण किया। किसानों की समस्या सुनी और हरसंभव मदद का भरोसा जताया। उन्होंने कहा कि संकट बड़ा है और जब फसलें बर्बाद होती हैं तो केवल फसलें बर्बाद नहीं होती हैं। किसान की जिंदगी बर्बाद होती है, उनके बच्चों का भविष्य तबाह होता है लेकिन किसान दु:खी न हों, सरकार उनके साथ है। श्री चौहान ने कहा कि आज यहां मैं अकेला नहीं आया हूं बल्कि मेरा पूरा विभाग आया है। श्री शिवराज सिंह चौहान ने कहा कि केन्द्रीय गृह मंत्री श्री अमित शाह और केन्द्रीय रक्षा मंत्री राजनाथ सिंह जम्मू कश्मीर के बाढ़ प्रभावित क्षेत्रों का दौरा कर चुके हैं। प्रधानमंत्री नरेंद्र मोदी भी यहां की स्थिति पर चिंतित हैं। आज स्वयं मैंने देखा है कि जहां कभी फसलें लहलहा रही थीं वहां रेत के टीले जम चुके हैं। कृषि मंत्री ने कहा कि खेतों में चार से पांच फीट रेत के ढेर लग चुके हैं। रेत के अंदर फसलें दबकर बर्बाद हो गई हैं। केंद्रीय मंत्री चौहान ने कहा कि फसल एक बार खराब हो गई तो कई सालों तक किसान उससे उबर नहीं पाते हैं। आज उस दर्द को मैंने खेतों में जाकर देखा है। बाढ़ में पशु बह गए हैं। नुकसान बड़ा है और आपदा गहरी है और लोगों के दर्द भी गहरे हैं। लेकिन मैं विश्वास दिलाता हूं कि हम इस स्थिति से जरूर उबरेंगे और किसानों के खेतों में फिर से समृद्धि और खुशहाली आएगी। आपने उपरोक्त समाचार कृषक जगत वेबसाइट पर पढ़ा: हमसे जुड़ें&gt; नवीनतम कृषि समाचार और अपडेट के लिए आप अपने मनपसंद प्लेटफॉर्म पे कृषक जगत से जुड़े – गूगल न्यूज़, व्हाट्सएप्प&gt; कृषक जगत अखबार की सदस्यता लेने के लिए यहां क्लिक करें – घर बैठे विस्तृत कृषि पद्धतियों और नई तकनीक के बारे में पढ़ें&gt; कृषक जगत ई-पेपर पढ़ने के लिए नीचे दिए गए लिंक पर क्लिक करें: E-Paper&gt; कृषक जगत की अंग्रेजी वेबसाइट पर जाने के लिए नीचे दिए गए लिंक पर क्लिक करें: Global Agriculture 22 सितम्बर 2025, भोपाल: बरगुर गाय: अनोखी देसी नस्ल जो दिखने में अलग, लेकिन दूध में छिपे हैं औषधीय गुण; जानिए इसकी खासियतें – भारत में गाय को केवल पशु नहीं बल्कि माता का दर्जा दिया जाता है। अलग-अलग राज्यों 19 सितम्बर 2025, नई दिल्ली: अब मजदूरों की नहीं पड़ेगी जरूरत! ये 5 मशीनें अकेले ही कर देंगी गेहूं और धान फसल की कटाई – खेती किसानों का मुख्य रोजगार है, लेकिन इसमें मेहनत और चुनौतियाँ भी कम नहीं होतीं।</w:t>
       </w:r>
     </w:p>
     <w:p>
@@ -2678,7 +2678,7 @@
     </w:p>
     <w:p>
       <w:r>
-        <w:t>Title: MP इवनिंग बुलेटिन:भीड़ ने बस फूंकी, शिवराज का काफिला रोका, जिस नेता का अश्लील वीडियो आया वो फंदे पर लटका; दिनभर की 10 बड़ी खबरें</w:t>
+        <w:t>Title: केन्द्रीय मंत्री शिवराज सिंह ने बताया- वर्ष 2025-26 के लिए 362.50 मिलियन टन उत्पादन का लक्ष्य निर्धारित</w:t>
       </w:r>
     </w:p>
     <w:p>
@@ -2690,13 +2690,13 @@
           <w:rPr>
             <w:color w:val="0000FF"/>
           </w:rPr>
-          <w:t>https://www.bhaskar.com/local/mp/news/mp-evening-bulletin-news-update-bhopal-bjp-neta-viral-video-bus-fired-135895003.html</w:t>
+          <w:t>https://www.krishakjagat.org/national-news/union-minister-shivraj-singh-said-a-target-of-362-50-million-tonnes-production-has-been-set-for-the-year-2025-26/</w:t>
         </w:r>
       </w:hyperlink>
     </w:p>
     <w:p>
       <w:r>
-        <w:t>Content: MP इवनिंग न्यूज बुलेटिन में आज दिनभर की 10 चुनिंदा बड़ी खबरों को VIDEO में देखने के लिए ऊपर क्लिक करें। दिनभर की 10 बड़ी खबरों को विस्तार से यहां पढ़ भी सकते हैं। तो आइए जानते है, एमपी में आज, क्या रहा खास। 1. ग्रामीणों ने बस में तोड़फोड़ कर आग लगाई, नीमच में 3 मजदूरों को टक्कर मारी, एक की मौत नीमच जिले के रामपुरा के पास स्थित खिमला प्लांट में एक बस ने बाइक सवार तीन मजदूरों को टक्कर मार दी। हादसे में एक मजदूर की मौत हो गई, जबकि दो लोग घायल हो गए। इस घटना के बाद गुस्साए ग्रामीणों ने अमरपुरा में चक्काजाम कर दिया। हादसे वाली बस में तोड़फोड़ कर उसे आग के हवाले कर दिया। प्रदर्शनकारी मौके पर ही धरने पर बैठ गए। पूरी खबर पढ़ें.. 2. कांग्रेस विधायक ने रोका शिवराज सिंह का काफिला:सतना में खाद की कमी को लेकर की बात सतना में कांग्रेस नेताओं ने केंद्रीय कृषि मंत्री शिवराज सिंह चौहान का काफिला रोक दिया। कांग्रेस जिला अध्यक्ष और विधायक सिद्धार्थ कुशवाहा ने शिवराज सिंह ने से खाद की कमी समेत किसानों को हो रही समस्याओं को लेकर बात की। इस पर केंद्रीय कृषि मंत्री शिवराज सिंह चौहान ने सभी बातें सुनीं और भरोसा दिलाया कि वे राज्य सरकार से चर्चा करेंगे। पूरी खबर पढ़ें.. 3. पीडब्ल्यूडी मंत्री बोले- भोपाल का 90 डिग्री ब्रिज सही, इसमें कोई भी तकनीकी समस्या नहीं है भोपाल के जिस 90 डिग्री एंगल के मोड वाले ब्रिज में खामियां बताकर आठ अफसरों को सस्पेंड किया गया था, उस ब्रिज को पीडब्ल्यूडी मंत्री राकेश सिंह ने सही बताया है। उन्होंने जबलपुर में मीडिया से कहा- ब्रिज को लेकर कोई समस्या थी ही नहीं, लेकिन उसका प्रचार-प्रसार ऐसे किया गया कि वह सुर्खियों में आ गया। मंत्री ने कहा- 90 डिग्री का कोई मुद्दा नहीं था। पूरी खबर पढ़ें.. 4. पिता और बेटों को सांप ने डसा, बालाघाट में दोनों बच्चों की मौत हो गई, पिता अस्पताल में भर्ती बालाघाट में पिता और दो सगे भाइयों को करेत सांप ने डस लिया। 4 और 7 साल के दोनों भाइयों की मौत हो गई, जबकि पिता का गोंदिया अस्पताल में इलाज चल रहा है। घटना बुधवार देर रात लांजी के कुल्पा गांव की है। दिनेश डहारे बेटे ईशांत (4) और कुणाल (7) के साथ खाना खाकर सो रहे थे। अचानक रात में तीनों को उल्टियां होने लगीं। उन्हें अस्पताल ले जाया गया। पूरी खबर पढ़ें.. 5. इंदौर MY अस्पताल में नवजातों की मौत पर हाईकोर्ट नाराज, सरकार से स्टेटस रिपोर्ट मांगी एमवाय अस्पताल में चूहों के कुतरने के बाद हुई दो नवजातों की मौत पर हाईकोर्ट ने सख्त रुख अपनाया है। 15 दिन बाद भी कठोर कार्रवाई नहीं होने पर हाईकोर्ट ने सरकार को नोटिस दिया है। पूरे मामले की स्टेटस रिपोर्ट 15 सितंबर तक मांगी है। इस नोटिस के बाद अस्पताल अधीक्षक डॉ. अशोक यादव खुद को बीमार बताते हुए 11 से 25 सितंबर तक छुट्‌टी पर चले गए। पूरी खबर पढ़ें.. 6. प्रदेश में हल्की बारिश का दौर, इस सीजन में सामान्य से 10 प्रतिशत बारिश ज्यादा हो चुकी मध्यप्रदेश में बुधवार को हल्की बारिश का दौर रहा। बालाघाट के मलाजखंड में पौन इंच से ज्यादा बारिश हुई तो छिंदवाड़ा में आधा इंच पानी गिर गया। भोपाल, नर्मदापुरम, पचमढ़ी, खजुराहो, सीधी में भी हल्की बारिश हुई। मध्यप्रदेश में इस मानसूनी सीजन में सामान्य से 10 प्रतिशत बारिश ज्यादा हो चुकी है, लेकिन अभी भी 20 से ज्यादा जिलों में कोटा पूरा नहीं हुआ है। पूरी खबर पढ़ें.. 7. बीजेपी नेता ने की सुसाइड की कोशिश, महिला के साथ अश्लील वीडियो सामने आया था भोपाल में भाजपा युवा मोर्चा के पूर्व मंडल महामंत्री जीत निशोदे ने गुरुवार को फांसी लगाकर आत्महत्या की कोशिश की। निशोदे का हाल ही में एक महिला के साथ अश्लील वीडियो सामने आया था। मंगलवार को हंगामा बढ़ा तो पार्टी ने जीत निशोदे को युवा मोर्चा के मंडल महामंत्री पद से हटा दिया था। जीत की अभी अस्पताल में भर्ती है, उसकी हालत गंभीर बताई जा रही है। पूरी खबर पढ़ें.. 8. पुलिस सोती रही, कैदी भागा; कॉन्स्टेबल की रायफल ले गया, छतरपुर के अस्पताल में भर्ती था छतरपुर में हत्या की कोशिश करने के ट्रायल का सामना कर रहा कैदी जिला अस्पताल से भाग निकला है। वह भागते वक्त सुरक्षा में तैनात पुलिसकर्मी की रायफल भी ले गया। मामला बुधवार- गुरुवार की दरमियानी रात का है। एसपी अगम जैन ने अस्पताल में तैनात 4 पुलिसकर्मियों को सस्पेंड कर दिया है।​​​​​​​ 9 सितंबर को उसे अस्पताल में भर्ती कराया गया था।​​​​​​​ पूरी खबर पढ़ें.. 9. इंदौर की फाउंडेशन सोसाइटी पर EOW की एफआईआर:ट्रस्ट बनाकर फर्जीवाड़े के लगे आरोप आर्थिक अनियमितताओं और करोड़ों रुपए के फर्जीवाड़े के आरोप में भोपाल ईओडब्ल्यू ने इंदौर की एक फाउंडेशन सोसाइटी के खिलाफ सख्त कार्रवाई की है। इस सोसाइटी के खिलाफ पूर्व में लोकायुक्त और ईओडब्ल्यू दोनों में शिकायतें दर्ज कराई गई थीं, जिनकी जांच के बाद अब एफआईआर दर्ज की गई है।​​​​​​​ जानकारी के अनुसार यह करीब 198 करोड़ का घोटाला है।​​​​​​​ पूरी खबर पढ़ें.. 10. एक सप्ताह से घूम रहा कूनो का चीता, लोग डरे, मुरैना में वन विभाग की टीम कर रही पीछा​​​​​​​ मुरैना जिले के कैलारस, रामपुर इलाके में पिछले एक सप्ताह से श्योपुर कूनो से भागा चीता घूम रहा है। चीता के लगातार इलाके में दिखने से ग्रामीणों में डर है। चीता पहले रामपुर के टेलरी, सालई गांव में अब कैलारस के देवरी, मनहारी, गोलहरी, विभूति, मामचोन में दिखाई दे रहा है। चीता के पीछे मॉनिटरिंग टीम और वन विभाग टीम भी इलाके के गांवों में पहुंच रही है। पूरी खबर पढ़ें.. Copyright © 2024-25 DB Corp ltd., All Rights Reserved This website follows the DNPA Code of Ethics.</w:t>
+        <w:t>Content: 20 सितम्बर 2025, नई दिल्ली: केन्द्रीय मंत्री शिवराज सिंह ने बताया- वर्ष 2025-26 के लिए 362.50 मिलियन टन उत्पादन का लक्ष्य निर्धारित – राष्ट्रीय कृषि सम्मेलन-रबी अभियान- 2025’ में वर्ष 2025-26 के लिए 362.50 मिलियन टन उत्पादन का लक्ष्य निर्धारित किया गया है, जबकि यह आंकड़ा पिछले वर्ष 341.55 मिलियन टन का था. यह जानकारी दिल्ली में प्रेस कॉन्फ्रेंस में केंद्रीय कृषि एवं किसान कल्याण और ग्रामीण विकास मंत्री शिवराज सिंह चौहान ने दी. केंद्रीय कृषि मंत्री शिवराज सिंह चौहान ने बताया कि देश का कुल खाद्यान्न उत्पादन वर्ष 2024-25 में 353.96 मिलियन टन तक पहुंच गया है, जो पिछले वर्ष के मुकाबले 21.66 मिलियन टन (6.5%) अधिक है. धान, गेहूं, मक्का, मूंगफली व सोयाबीन जैसी प्रमुख फसलों में रिकॉर्ड उत्पादन दर्ज किया है. निर्धारित लक्ष्य 341.55 मिलियन टन से यह 12.41 मिलियन टन अधिक है. उन्होंने बताया कि रबी सम्मेलन एक राष्ट्र-एक कृषि-एक टीम के ध्येय को सिद्ध करने का एक सफल उदाहरण है. इस सम्मेलन के माध्यम से विभिन्न राज्यों और केंद्र शासित प्रदेशों के कृषि मंत्रियों एवं वरिष्ठ कृषि अधिकारियों को गहन विचार-विमर्श करने का मंच उपलब्ध हुआ है. उन्होंने बताया कि पहले रबी सम्मेलन एक दिन का ही होता था, लेकिन इस बार और अधिक बारीकी से काम करने के उद्देश्य से सम्मेलन को दो दिवसीय रखा गया. शिवराज सिंह ने कहा कि कृषि के समग्र विकास के लिए केंद्र और राज्य एक साथ मिलकर काम करने के लिए एकत्रित हुए हैं. शिवराज सिंह ने बताया कि सम्मेलन के पहले दिन छह विषयों पर अलग-अलग समूहों में केंद्र और राज्यों के वरिष्ठ कृषि अधिकारियों ने विचार-विमर्श किया. शिवराज सिंह ने कहा कि अब अलग-अलग राज्यों/केन्द्र शासित प्रदेशों का रोडमैप वहीं कार्यशाला करके तय किया जाएगा. उन्होंने बताया कि इस दो दिवसीय सम्मेलन में जिन विषयों पर चर्चा हुई, उनमें- जलवायु सहनशीलता, गुणवत्तापूर्ण बीज-उर्वरक-कीटनाशक, बागवानी, प्राकृतिक खेती, प्रभावी प्रसार सेवाएं और कृषि विज्ञान केंद्रों की भूमिका, केंद्र प्रायोजित योजनाओं का समन्वय- शामिल हैं. दलहन-तिलहन की उत्पादकता बढ़ाने और एकीकृत कृषि प्रणाली को लेकर भी विस्तार से बातचीत हुई है. आपने उपरोक्त समाचार कृषक जगत वेबसाइट पर पढ़ा: हमसे जुड़ें&gt; नवीनतम कृषि समाचार और अपडेट के लिए आप अपने मनपसंद प्लेटफॉर्म पे कृषक जगत से जुड़े – गूगल न्यूज़, व्हाट्सएप्प&gt; कृषक जगत अखबार की सदस्यता लेने के लिए यहां क्लिक करें – घर बैठे विस्तृत कृषि पद्धतियों और नई तकनीक के बारे में पढ़ें&gt; कृषक जगत ई-पेपर पढ़ने के लिए नीचे दिए गए लिंक पर क्लिक करें: E-Paper&gt; कृषक जगत की अंग्रेजी वेबसाइट पर जाने के लिए नीचे दिए गए लिंक पर क्लिक करें: Global Agriculture 22 सितम्बर 2025, भोपाल: बरगुर गाय: अनोखी देसी नस्ल जो दिखने में अलग, लेकिन दूध में छिपे हैं औषधीय गुण; जानिए इसकी खासियतें – भारत में गाय को केवल पशु नहीं बल्कि माता का दर्जा दिया जाता है। अलग-अलग राज्यों 19 सितम्बर 2025, नई दिल्ली: अब मजदूरों की नहीं पड़ेगी जरूरत! ये 5 मशीनें अकेले ही कर देंगी गेहूं और धान फसल की कटाई – खेती किसानों का मुख्य रोजगार है, लेकिन इसमें मेहनत और चुनौतियाँ भी कम नहीं होतीं।</w:t>
       </w:r>
     </w:p>
     <w:p>
@@ -2709,7 +2709,7 @@
     </w:p>
     <w:p>
       <w:r>
-        <w:t>Title: जीन एडिटेड धान को लेकर BKU ने कृषि मंत्री शिवराज को लिखा पत्र, रोक लगाने की उठाई मांग</w:t>
+        <w:t>Title: 32 साल पहले का वो किस्सा जब पूरी रात रोते रहे नरेन्द्र मोदी, आखिर क्या थी वजह?</w:t>
       </w:r>
     </w:p>
     <w:p>
@@ -2721,13 +2721,13 @@
           <w:rPr>
             <w:color w:val="0000FF"/>
           </w:rPr>
-          <w:t>https://www.kisantak.in/news/trending/story/bku-wrote-letter-to-agriculture-minister-shivraj-regarding-gene-edited-paddy-demand-to-ban-1277452-2025-09-14?utm_source=Internal_AT&amp;utm_medium=Article&amp;utm_name=Read_More</w:t>
+          <w:t>https://hindi.asianetnews.com/state/madhya-pradesh/pm-modi-75th-birthday-shivraj-singh-chouhan-shares-32-years-old-story-ekta-yatra/articleshow-l0ktxfg</w:t>
         </w:r>
       </w:hyperlink>
     </w:p>
     <w:p>
       <w:r>
-        <w:t>Content: किसान नेता राकेश टिकैत के संगठन भारतीय किसान यूनियन ने देश के कृषि मंत्री शिवराज सिंह चौहान को पत्र लिखा है. ये पत्र BKU ने GM धान (जेनेटिकली मोडिफाइड) पर रोक लगाने को लेकर लिखा है. उन्होंने पत्र में लिखा है कि भारतीय किसान यूनियन कई दशकों से जीएम फसलों के खतरों और दुष्प्रभावों को लेकर आवाज लगा रहा है. कृषि मंत्री को धन्यवाद देते हुए लिखा कि जीएम फसलों के खिलाफ आपने बार-बार आवाज़ उठाई है. हालांकि, आप इस बात में गलत हैं कि जीएम फसलों के कारण पैदावार बढ़ती है. चाहे आप जीएम सरसों का उदाहरण देख लें, जिससे अधिक पैदावार वाली गैर जीएम किस्में भारत में आज भी हैं, या फिर कपास और सोयाबीन देख लें, जिससे अधिक पैदावार आम किस्में दे रही हैं. BKU ने पत्र में लिखा है कि हम आपके जीन एडिटेड धान की घोषणा का विरोध करते हैं. अगर जरूरत पड़ी तो इसका सड़कों और खेतों में भी विरोध करेंगे. आपको गुमराह किया गया है कि जीन एडिटिंग फसलें सुरक्षित हैं. विश्व भर की देशों में जीन एडिटेड फसलों के अध्ययन से यह स्पष्ट हो रहा है कि जीन एडिटिंग जीएम तकनीक एक नया अवतार है और उसमें भी वही खतरे हैं. 1. जीन एडिटिंग में भी जीएम फसलों की तरह बाहर के जीन का प्रयोग होता है. जीन एडिटेड धान में भी यही हुआ है. इसमें बाहरी वायरस और बैक्टीरिया के जीन का प्रयोग किया गया है. हम यह कैसे मान लें कि उनका कोई प्रभाव नही पढ़ रहा हो और उसके कण पूरी तरह से हटा दिए गए हैं. 2. जीन एडिटिंग में भी देसी बीज किस्मों में नुकसान होने का खतरा है, जैसे बीटी कपास में भी हुआ है. जीन एडिटेड धान आसानी से देसी जंगली धान कि किस्मों को प्रदूषित कर सकते हैं, जिससे हमारी धान की जैव विविधता को खतरा रहेगा. ऐसा ही नुकसान भारत की कपास किस्मों पर जीएम कपास के कारण हो चुका है. 3. जीन एडिटिंग फसलों में भी जीएम फसलों की तरह जीन में दुष्परिणाम और गलत जगह बदलाव देखने को मिलते हैं. दुनिया भर में आ रहे परिणाम बताते कि जीन एडिटिंग एक सटीक तकनीक नहीं है. इसके कारण अनचाहे परिणाम और गलत जगह बदलाव भी देखने को मिलते हैं. 4. चावल को भारतीय संस्कृति में अक्षत (जो टूटा हुआ न हो) के रूप में जाना जाता है और कई रीति-रिवाजों में वैसे ही प्रयोग में होता है. परन्तु जीन एडिटेड चावल का जीन तोड़ा हुआ है. यह क्षतिग्रस्त है और यह हमारे रीति-रिवाजों में उपयोग के लिए कारगर नहीं रहेगा. जीन एडिटेड धान को सूखे, खारी स्थितियों, अधिक पैदावार आदि के लिए लाया जा रहा है. लेकिन हमारे पास ऐसी अनेक देसी चावल की किस्में हैं जो यह सब गुण दे सकते हैं. आपको और भारतीय कृषि अनुसंधान परिषद (भाकृअनुप) को इन किस्मों को बढ़ावा देना चाहिए. आप इसमें बौद्धिक संपदा अधिकार से जुड़े सवालों के बारे में अवगत हैं. यह सभी सवाल स्वतंत्र, रिटायर्ड वैज्ञानिकों द्वारा उठाए जा चुके हैं. अगर आपको और भारतीय कृषि अनुसंधान परिषद (भाकृअनुप) के वैज्ञानिकों को जीन एडिटेड तकनीक पर इतना ही भरोसा है, तो कृप्या उसकी जैव सुरक्षा का पूरा ब्यौरा और दस्तावेज को सार्वजनिक करें. पत्र में कुछ शोध का हवाला देते हुए BKU ने लिखा कि कई महत्वपूर्ण परीक्षण भी नहीं होते हैं, जो होते हैं उनमें भी अक्सर गलतियां पाई जाती हैं, जैसा डॉ पुष्पा भार्गव ने और सुप्रीम कोर्ट की टेक्निकल एक्सपर्ट समिति ने जीएम फसलों के अध्ययन में पाया था. BKU ने अपने पत्र में लिखा कि जीन एडिटेडधान की जैव सुरक्षा से जुड़े दस्तावेज़ जनता से साझा कराई जाए, जैसा हमने देखा असली परिणाम तभी सामने आते हैं. SDN&amp;1 और SDN&amp;2 जीन एडिटिंग तकनीक को भी जीएम तकनीक रोकने में शामिल किया जाए और जीएम तकनीक से उगाई गई फसलों के कमियों को सुधारा जाए. उन्होंने लिखा कि हमें आशा है कि जीएम फसलों के जैसे जीन एडिटेड फसलों में भी कृषि मंत्री होने के नाते आप किसान हितैषी फैसला लेंगे. Copyright©2025 Living Media India Limited. For reprint rights: Syndications Today होम वीडियो न्यूज़ स्कीम मेन्यू Add Kisan Tak to Home Screen</w:t>
+        <w:t>Content: PM Narendra Modi Birthday 2025 : प्रधानमंत्री नरेंद्र मोदी आज 16 सिंतबर को अपना 75वां जन्मदिन मना रहे हैं। इस मौके पर देश-विदेश से सेलिब्रिटी और राष्ट्र प्रमुख उन्हें बधाइयां दे रहे हैं। सोसल मीडिया पर बर्थडे विश देने वालां का तांता लगा हुआ है। वहीं सीएम योगी से लेकर देवेंद्र फणडवीस ने अपने अंदाज में बधाई दी इसी बीच मध्य प्रदेश के पूर्व मुख्यमंत्री और केंद्रीय कृषि मंत्री शिवराज सिंह चौहान ने प्रधानमंत्री को बधाई देते हुए उनसे जुड़ा 32 साल पुराना वो किस्सा सुनाया। शिवराज सिंह चौहान ने बताया कि मेरी पहली मुलकात नरेंद्र दामोदर दास मोदी से साल 1991 में हुई थी। इस दौरन मोदी जी और बीजेपी नेता मुरली मनोहर जोशी की अगुवाई में कश्मीर के लाल चौक पर तिरंगा फहराने के लिए एकता यात्रा निकाली गई थी। मोदी तिरंगा यात्रा के प्रभारी थे और मुझे राष्ट्रीय यूथ विंग का अध्यक्ष बनाया गया था। लाल चौक पर झंडा फहराने का जो जुनून मैंने मोदी जी में देखा था, वह अलग था। उन्होंने उन दिनों हालातों को बदलने का संकल्प लिया था। लेकिन अचानक एक रात पहले यात्रा को रोक दिया गया, कहा गया कि सुबह यहीं से लौटना होगा। इसी बात को लेकर तिरंगा फहराने से एक रात पहले मोदी पूरी रात सोए नहीं, वह रोते रहे थे, उनके दिल में एक ही दर्द था कि जल्द से जल्द तिरंगा फहरा दूं। यह भी पढ़ें-PM Modi: सिर पर पगड़ी तो कंधे पर अनोखा शॉल, बर्थडे पर प्रधानमंत्री का अलग स्टाइल शिवराज ने सोशल मीडिया पर पोस्ट के जरिए बधाई देते हुए कहा-भारत की करोड़ों-करोड़ जनता के हृदय के हार, देश के यशस्वी प्रधानमंत्री श्री नरेंद्र मोदी जी को जन्मदिन की हार्दिक शुभकामनाएं! आज मैं एकता यात्रा के दौरान मोदी जी से जुड़ा एक संस्मरण साझा करना चाहता हूं। इसी समय मैं पहली बार उनसे मिला और निकट से उनके व्यक्तित्व को देखा। वे दीर्घायु हों और राष्ट्रीय पुनर्निर्माण के महायज्ञ में जुटे रहें; यही कामना है। यह भी पढ़ें-PM Modi: योगी देश के पहले CM, जिन्होंने प्रधानमंत्री को 900 शब्दों में दी जन्मदिन की बधाई बता दें कि प्रधानमंत्री मोदी अपने जन्मदिन के मौके पर आज मध्य प्रदेश के धार जिले में पहुंचे। जहां पीएम दनावर तहसील के भैंसोला गांव में पीएम मित्र पार्क की आधारशिला रखी। इसके अलावा कई परियोजनाओं की नींव रखी। पीएम ने अपने संबोंधन से पहले मंच तक खुली जीप में लोगों का अभिवादन करते हुए पहुंचे।</w:t>
       </w:r>
     </w:p>
     <w:p>
@@ -2740,7 +2740,7 @@
     </w:p>
     <w:p>
       <w:r>
-        <w:t>Title: रबी फसलों पर केंद्रित राष्ट्रीय कृषि सम्मेलन, किसानों के लिए नई उम्मीदों का संदेश</w:t>
+        <w:t>Title: जम्मू कश्मीर में बाढ़ प्रभावित किसानों को मिलेगी राहत, कृषि मंत्री बोले- 'किसानों को दुखी और बर्बाद नहीं होने देंगे'</w:t>
       </w:r>
     </w:p>
     <w:p>
@@ -2752,13 +2752,13 @@
           <w:rPr>
             <w:color w:val="0000FF"/>
           </w:rPr>
-          <w:t>https://www.kisantak.in/crops/story/vikasit-krishi-sankalp-abhiyaan-rabi-crop-national-conference-2025-prv-1277150-2025-09-13</w:t>
+          <w:t>https://www.jagran.com/jammu-and-kashmir/jammu-shivraj-singh-chouhan-assures-aid-to-flood-hit-farmers-in-rs-pura-24052755.html</w:t>
         </w:r>
       </w:hyperlink>
     </w:p>
     <w:p>
       <w:r>
-        <w:t>Content: केंद्रीय कृषि और किसान कल्याण मंत्री शिवराज सिंह चौहान के नेतृत्व में ‘विकसित कृषि संकल्प अभियान’ के पहले चरण की भारी सफलता के बाद अब इसका दूसरा चरण शुरू होने जा रहा है. जहां पहले चरण में खरीफ फसलों पर फोकस था, वहीं इस बार रबी फसलों को लेकर अभियान देशभर में चलाया जाएगा. इस अभियान के तहत कृषि वैज्ञानिक गांव-गांव जाकर किसानों से मिलेंगे, उन्हें जरूरी जानकारी देंगे और उनकी समस्याओं को समझकर समाधान खोजेंगे. यह प्रधानमंत्री नरेंद्र मोदी जी के ‘लैब टू लैंड’ के मंत्र को साकार करने की दिशा में महत्वपूर्ण कदम है. 15 और 16 सितंबर को नई दिल्ली के पूसा में ‘राष्ट्रीय कृषि सम्मेलन - रबी अभियान 2025’ का आयोजन किया जा रहा है. यह दो दिवसीय सम्मेलन कृषि विशेषज्ञों, वैज्ञानिकों, नीति-निर्माताओं और राज्य सरकारों के वरिष्ठ प्रतिनिधियों को एक मंच पर लाएगा. यहाँ रबी फसलों की बुवाई, उत्पादन लक्ष्य और खेती से जुड़ी रणनीतियों पर विस्तृत चर्चा होगी. केंद्रीय कृषि मंत्री शिवराज सिंह चौहान इस सम्मेलन की अध्यक्षता करेंगे. इस बार रबी सम्मेलन पहली बार दो दिन का होगा, जिसमें कृषि से जुड़ी चुनौतियों और रबी मौसम की फसलों के लिए किसानों को लाभ पहुंचाने वाले विभिन्न विषयों पर चर्चा होगी. पहले दिन केंद्र और राज्यों के अधिकारी महत्वपूर्ण विषयों पर बातचीत करेंगे. दूसरे दिन कृषि मंत्री और अन्य वरिष्ठ अधिकारी नवीनतम तकनीक और बीजों को किसानों तक पहुंचाने के तरीकों पर गहन समीक्षा करेंगे. सम्मेलन के दौरान विशेषज्ञों और वैज्ञानिकों के बीच कई तकनीकी सत्र आयोजित होंगे, जिनमें निम्नलिखित विषयों पर चर्चा होगी: इस सम्मेलन में विभिन्न राज्यों की सफलताओं और बेहतरीन प्रथाओं को साझा किया जाएगा ताकि उन्हें अन्य राज्यों में भी लागू किया जा सके. इसके अलावा मौसम पूर्वानुमान, उर्वरक प्रबंधन, कृषि अनुसंधान और तकनीकी हस्तक्षेप से जुड़े महत्वपूर्ण विषयों पर भी विशेषज्ञों की राय ली जाएगी. रबी 2025-26 सीजन की तैयारी के साथ यह सम्मेलन किसानों की आय बढ़ाने, टिकाऊ कृषि को बढ़ावा देने और देश की खाद्य सुरक्षा को मजबूत करने की दिशा में एक बड़ा कदम साबित होगा. केंद्र सरकार किसानों की समृद्धि के लिए लगातार नए प्रयास कर रही है ताकि उनकी आमदनी में वृद्धि हो सके. केंद्रीय कृषि मंत्री शिवराज सिंह चौहान ने खरीफ फसल के लिए ‘विकसित कृषि संकल्प अभियान’ की शुरुआत की थी, जिसमें 2170 से अधिक वैज्ञानिक टीमों ने गांव-गांव जाकर किसानों से संवाद किया था. किसानों को खेती से जुड़ी नई जानकारी दी गई और उनकी समस्याओं का समाधान किया गया. प्रधानमंत्री नरेंद्र मोदी ने इस अभियान को ऐतिहासिक बताया था. इस बार भी देश के किसान इस अभियान को लेकर उत्साहित हैं. उम्मीद है कि यह अभियान सैद्धांतिक नहीं बल्कि व्यावहारिक रूप में बड़ी संख्या में किसानों तक पहुंचेगा और खेती को नई दिशा देगा. ‘विकसित कृषि संकल्प अभियान’ किसानों के विकास और आत्मनिर्भर भारत के निर्माण में एक मजबूत स्तंभ साबित होगा. Copyright©2025 Living Media India Limited. For reprint rights: Syndications Today होम वीडियो न्यूज़ स्कीम मेन्यू Add Kisan Tak to Home Screen</w:t>
+        <w:t>Content: कृपया धैर्य रखें। केंद्रीय कृषि मंत्री शिवराज सिंह चौहान ने आरएसपुरा में बाढ़ प्रभावित किसानों से मिलकर नुकसान का जायजा लिया। उन्होंने किसानों को हर संभव मदद का आश्वासन दिया और कहा कि केंद्र व राज्य सरकार मिलकर उन्हें संकट से बाहर निकालेंगे। खेतों से रेत निकालने की समस्या का समाधान करने और फसल बीमा योजना का लाभ दिलाने का भी वादा किया। संवाद सहयोगी, जागरण, आरएसपुरा। जम्मू-कश्मीर के सीमांत क्षेत्र आरएसपुरा के बड़याल ब्राह्मण गांव में शुक्रवार को पहुंचे केंद्रीय कृषि एवं किसान कल्याण और ग्रामीण विकास मंत्री शिवराज सिंह चौहान ने बाढ़ प्रभावित किसानों और ग्रामीणों से मुलाकात कर नुकसान का जायजा लिया। मंत्री ने कहा कि फसलों को नुकसान पहुंचा है। फसल नुकसान से किसान की जिंदगी बर्बाद नहीं होने देंगे, किसानों के नुकसान की भरपाई की जाएगी। उन्होंने आश्वस्त किया कि केंद्र और राज्य सरकार मिलकर प्रभावित लोगों को संकट से बाहर निकालेंगे। किसानों को उनका पूरा हक दिलाने में कोई कमी नहीं रखी जाएगी। कृषि मंत्री ने कहा कि आपदा के समय किसानों की आंखों में आंसू थे, वे दुखी थे, लेकिन आज मैं उन्हें यह भरोसा दिलाने आया हूं कि दुखी न हों। हम सब मिलकर फिर से मेहनत करेंगे और मजबूती से खड़े होंगे। यह भी पढ़ें- नेशनल कॉन्फेंस के अंदर घमासान, सकीना इट्टू और आगा सैयद रुहुल्लाह की जुबानी जंग के पीछे की क्या है कहानी? न केवल गृहमंत्री और रक्षा मंत्री बल्कि केंद्र की तमाम टीमें यहां का दौरा कर चुकी हैं। जल्द ही अपनी रिपोर्ट केंद्र सरकार को सौंपेंगे। राज्य सरकार से भी विस्तृत ज्ञापन आएगा और उसके आधार पर जम्मू-कश्मीर के किसानों को राहत दी जाएगी। कृषि मंत्री ने कहा कि संकट की इस घड़ी में राजनीति से ऊपर उठकर गरीबों और किसानों के लिए काम करना सबसे बड़ी प्राथमिकता होनी चाहिए। उन्होंने किसानों द्वारा खेतों में रेत भरने की समस्या का भी जिक्र किया और कहा कि जिसका खेत है उसी की रेत होगी। किसानों को रेत निकालने में किसी तरह की दिक्कत नहीं होगी और इसके लिए वह राज्य सरकार से बात करेंगे। चौहान ने कहा कि एनडीआरएफ के तहत केंद्र सरकार राज्य सरकार को आपदा राहत के लिए पैसा देती है और उसका पूरा इस्तेमाल होना चाहिए। उन्होंने यह भी बताया कि प्रधानमंत्री स्वयं बाढ़ से हुए नुकसान को लेकर गंभीर हैं और चाहते हैं कि देश का हर गरीब और किसान इस संकट से उबर सके। यह भी पढ़ें- जम्मू-कश्मीर इत्तिहादुल मुस्लिमीन को यूएपीए ट्रिब्यूनल ने घोषित किया गैरकानूनी, अलगाववादी गतिविधियों का आरोप केंद्रीय कृषि मंत्री ने कहा कि ग्रामीण विकास विभाग क्षतिग्रस्त मकानों के लिए 1.20 लाख रुपये की सहायता देगा और प्रधानमंत्री फसल बीमा योजना के तहत भी किसानों को शीघ्र लाभ दिलाया जाएगा। कृषि मंत्री ने कहा कि बाढ़ से 5 हजार से ज्यादा मकान ढह गए हैं। इन सभी मकानों के लिए राहत राशि मैं दिल्ली जाते ही मंजूर कर दूंगा। बाढ़ प्रभावित इलाकों के लोगों को 100 दिन की मनरेगा की मजदूरी दिनों की संख्या बढ़ाकर 150 दिन करने का भी मंत्री ने वादा किया। उन्होंने कहा कि राज्य सरकार इसको पूरा कराएं। पीएम किसान सम्मान निधि की राशि भी जल्द किसानों के खाते में डाली जाएगी ताकि नुकसान से प्रभावित किसानों को राहत मिल सके। इससे पूर्व स्थानीय किसानों और नेताओं ने कृषि मंत्री के समक्ष बाढ़ से हुए नुकसान का विवरण रखा और त्वरित राहत की मांग की। कार्यक्रम में जम्मू-कश्मीर के कृषि मंत्री जावेद अहमद डार, विधायक विक्रम रंधावा, विधायक नरेंद्र सिंह सट्टा, प्रोफेसर घरूराम भगत, विधायक राजीव भगत, पूर्व मंत्री चौधरी श्यामलाल, सांसद जुगल किशोर शर्मा और भाजपा प्रदेश अध्यक्ष सत शर्मा सहित अन्य नेता भी मौजूद रहे। यह भी पढ़ें- जम्मू-श्रीनगर हाइवे से 5,500 ट्रक दो दिनों में निकाले, डिवकाम गर्ग बोले- आज शाम तक पेट्रोल की कमी भी हो जाएगी दूर मां के स्वागत के लिए जम्मू तैयार, आज से शुरू होंगे शारदीय नवरात्र; मंदिरों के शहर में तैयारियां पूर्ण AIP ने जारी किया इंजीनियर राशिद का पत्र, तिहाड़ जेल में दो दिवसीय भूख हड़ताल का एलान नेशनल कॉन्फ्रेंस के अंदर घमासान, सकीना इट्टू और आगा सैयद रुहुल्लाह की जुबानी जंग के पीछे की क्या है कहानी? पहलगाम अटैक को लेकर होंगे नए खुलासे! आतंकियों के मददगारों की बढ़ी मुश्किल, NIA कोर्ट ने फिर बढ़ाई हिरासत</w:t>
       </w:r>
     </w:p>
     <w:p>
@@ -2771,7 +2771,7 @@
     </w:p>
     <w:p>
       <w:r>
-        <w:t>Title: सतना पहुंचे केंद्रीय मंत्री शिवराज सिंह, ग्रामीणों की मांग पर आवास सर्वे के दिए निर्देश</w:t>
+        <w:t>Title: MP News: ट्रैक्टर व कृषि यंत्रों पर GST कटौती, किसानों की जेब में आएंगे लाखों रुपए, शिवराज ने बताई ये बड़ी बात</w:t>
       </w:r>
     </w:p>
     <w:p>
@@ -2783,13 +2783,13 @@
           <w:rPr>
             <w:color w:val="0000FF"/>
           </w:rPr>
-          <w:t>https://www.saahassamachar.in/union-minister-shivraj-singh-reached-satna-gave-instructions-for-housing-survey-on-the-demand-of-villagers</w:t>
+          <w:t>https://hindi.oneindia.com/news/bhopal/gst-cut-on-tractors-agricultural-equipment-shivraj-singh-chouhan-farmers-will-pocket-lakhs-of-rupay-1391343.html</w:t>
         </w:r>
       </w:hyperlink>
     </w:p>
     <w:p>
       <w:r>
-        <w:t>Content: SaahasSamachar Sep 11, 2025 0 4 SaahasSamachar Sep 10, 2025 0 2 SaahasSamachar Sep 8, 2025 0 14 SaahasSamachar Sep 6, 2025 0 3 SaahasSamachar Sep 5, 2025 0 4 SaahasSamachar Sep 14, 2025 0 6 SaahasSamachar Sep 14, 2025 0 6 SaahasSamachar Sep 14, 2025 0 6 SaahasSamachar Sep 14, 2025 0 6 SaahasSamachar Sep 14, 2025 0 6 SaahasSamachar Sep 14, 2025 0 6 SaahasSamachar Sep 14, 2025 0 6 SaahasSamachar Sep 14, 2025 0 6 SaahasSamachar Sep 14, 2025 0 7 SaahasSamachar Sep 14, 2025 0 6 SaahasSamachar Sep 14, 2025 0 6 SaahasSamachar Sep 14, 2025 0 6 SaahasSamachar Sep 14, 2025 0 6 SaahasSamachar Sep 14, 2025 0 6 SaahasSamachar Sep 14, 2025 0 6 SaahasSamachar Sep 14, 2025 0 6 SaahasSamachar Sep 14, 2025 0 6 SaahasSamachar Sep 14, 2025 0 6 SaahasSamachar Sep 14, 2025 0 6 SaahasSamachar Sep 14, 2025 0 6 SaahasSamachar Sep 14, 2025 0 6 SaahasSamachar Sep 14, 2025 0 6 SaahasSamachar Sep 14, 2025 0 6 SaahasSamachar Sep 14, 2025 0 6 SaahasSamachar Sep 14, 2025 0 6 SaahasSamachar Sep 14, 2025 0 6 SaahasSamachar Sep 14, 2025 0 6 SaahasSamachar Sep 14, 2025 0 6 SaahasSamachar Sep 14, 2025 0 6 SaahasSamachar Sep 14, 2025 0 6 SaahasSamachar Sep 14, 2025 0 6 SaahasSamachar Sep 14, 2025 0 6 SaahasSamachar Sep 14, 2025 0 6 SaahasSamachar Sep 14, 2025 0 8 SaahasSamachar Sep 14, 2025 0 6 SaahasSamachar Sep 14, 2025 0 6 SaahasSamachar Sep 14, 2025 0 6 SaahasSamachar Sep 14, 2025 0 6 SaahasSamachar Sep 14, 2025 0 6 SaahasSamachar Sep 14, 2025 0 6 SaahasSamachar Sep 14, 2025 0 6 SaahasSamachar Sep 14, 2025 0 6 SaahasSamachar Sep 14, 2025 0 6 SaahasSamachar Sep 14, 2025 0 6 SaahasSamachar Sep 14, 2025 0 6 SaahasSamachar Sep 14, 2025 0 6 SaahasSamachar Sep 14, 2025 0 6 SaahasSamachar Sep 13, 2025 0 6 SaahasSamachar Sep 13, 2025 0 6 SaahasSamachar Sep 13, 2025 0 6 SaahasSamachar Sep 13, 2025 0 6 SaahasSamachar Sep 12, 2025 0 6 SaahasSamachar Sep 14, 2025 0 6 SaahasSamachar Sep 14, 2025 0 8 SaahasSamachar Sep 14, 2025 0 6 SaahasSamachar Sep 14, 2025 0 6 SaahasSamachar Sep 14, 2025 0 6 सतना केंद्रीय कृषि मंत्री एवं मध्यप्रदेश के पूर्व मुख्यमंत्री शिवराज सिंह चौहान गुरुवार को सतना जिले के दौरे पर रहे। नागौद मार्ग पर स्थानीय लोगों ने उनका गर्मजोशी से स्वागत किया। इस दौरान ग्रामीणों ने बारिश से घर गिरने की समस्या उनके सामने रखी और ‘मामा’ कहकर आवास दिलाने की अपील की। शिवराज सिंह चौहान ने ग्रामीणों की समस्याओं को गंभीरता से सुना और एक बुजुर्ग महिला को गले लगाकर सांत्वना दी। उन्होंने मौके पर ही अधिकारियों को निर्देश दिए कि प्रभावित परिवारों का सर्वे तुरंत किया जाए और उन्हें प्रधानमंत्री आवास योजना के तहत लाभ उपलब्ध कराया जाए। इस भावुक पल के दौरान ग्रामीणों ने कहा कि वे शिवराज सिंह को अपने परिवार के सदस्य की तरह मानते हैं और हर संकट की घड़ी में उन्हीं से उम्मीद रखते हैं। सुरक्षा सहयोगी के घर पहुंचे, बेटे को दी श्रद्धांजलि इसके बाद केंद्रीय कृषि मंत्री अपने सुरक्षा सहयोगी मोनू सिंह परिहार के निजी निवास नागौद पहुंचे। यहां उन्होंने स्वर्गीय अभिनव सिंह परिहार मोनू सिंह परिहार के बेटे के चित्र पर पुष्प अर्पित कर श्रद्धांजलि दी। दुःख की इस घड़ी में शिवराज सिंह ने परिहार परिवार से व्यक्तिगत रूप से भेंट की और उन्हें हिम्मत बंधाई। उन्होंने कहा कि दुख साझा करने से वह थोड़ा हल्का होता है और वे हर परिस्थिति में परिवार के साथ खड़े हैं। कार्यकर्ताओं में दिखा उत्साह शिवराज सिंह चौहान के सतना आगमन पर स्थानीय कार्यकर्ताओं और ग्रामीणों में काफी उत्साह देखा गया। जगह-जगह उनका स्वागत किया गया और लोग अपनी समस्याएं लेकर उनके पास पहुंचे। केंद्रीय कृषि मंत्री एवं मध्यप्रदेश के पूर्व मुख्यमंत्री शिवराज सिंह चौहान गुरुवार को सतना जिले के दौरे पर रहे। नागौद मार्ग पर स्थानीय लोगों ने उनका गर्मजोशी से स्वागत किया। इस दौरान ग्रामीणों ने बारिश से घर गिरने की समस्या उनके सामने रखी और ‘मामा’ कहकर आवास दिलाने की अपील की। शिवराज सिंह चौहान ने ग्रामीणों की समस्याओं को गंभीरता से सुना और एक बुजुर्ग महिला को गले लगाकर सांत्वना दी। उन्होंने मौके पर ही अधिकारियों को निर्देश दिए कि प्रभावित परिवारों का सर्वे तुरंत किया जाए और उन्हें प्रधानमंत्री आवास योजना के तहत लाभ उपलब्ध कराया जाए। इस भावुक पल के दौरान ग्रामीणों ने कहा कि वे शिवराज सिंह को अपने परिवार के सदस्य की तरह मानते हैं और हर संकट की घड़ी में उन्हीं से उम्मीद रखते हैं। सुरक्षा सहयोगी के घर पहुंचे, बेटे को दी श्रद्धांजलि इसके बाद केंद्रीय कृषि मंत्री अपने सुरक्षा सहयोगी मोनू सिंह परिहार के निजी निवास नागौद पहुंचे। यहां उन्होंने स्वर्गीय अभिनव सिंह परिहार मोनू सिंह परिहार के बेटे के चित्र पर पुष्प अर्पित कर श्रद्धांजलि दी। दुःख की इस घड़ी में शिवराज सिंह ने परिहार परिवार से व्यक्तिगत रूप से भेंट की और उन्हें हिम्मत बंधाई। उन्होंने कहा कि दुख साझा करने से वह थोड़ा हल्का होता है और वे हर परिस्थिति में परिवार के साथ खड़े हैं। कार्यकर्ताओं में दिखा उत्साह शिवराज सिंह चौहान के सतना आगमन पर स्थानीय कार्यकर्ताओं और ग्रामीणों में काफी उत्साह देखा गया। जगह-जगह उनका स्वागत किया गया और लोग अपनी समस्याएं लेकर उनके पास पहुंचे। शिवराज सिंह चौहान ने ग्रामीणों की समस्याओं को गंभीरता से सुना और एक बुजुर्ग महिला को गले लगाकर सांत्वना दी। उन्होंने मौके पर ही अधिकारियों को निर्देश दिए कि प्रभावित परिवारों का सर्वे तुरंत किया जाए और उन्हें प्रधानमंत्री आवास योजना के तहत लाभ उपलब्ध कराया जाए। इस भावुक पल के दौरान ग्रामीणों ने कहा कि वे शिवराज सिंह को अपने परिवार के सदस्य की तरह मानते हैं और हर संकट की घड़ी में उन्हीं से उम्मीद रखते हैं। सुरक्षा सहयोगी के घर पहुंचे, बेटे को दी श्रद्धांजलि इसके बाद केंद्रीय कृषि मंत्री अपने सुरक्षा सहयोगी मोनू सिंह परिहार के निजी निवास नागौद पहुंचे। यहां उन्होंने स्वर्गीय अभिनव सिंह परिहार मोनू सिंह परिहार के बेटे के चित्र पर पुष्प अर्पित कर श्रद्धांजलि दी। दुःख की इस घड़ी में शिवराज सिंह ने परिहार परिवार से व्यक्तिगत रूप से भेंट की और उन्हें हिम्मत बंधाई। उन्होंने कहा कि दुख साझा करने से वह थोड़ा हल्का होता है और वे हर परिस्थिति में परिवार के साथ खड़े हैं। कार्यकर्ताओं में दिखा उत्साह शिवराज सिंह चौहान के सतना आगमन पर स्थानीय कार्यकर्ताओं और ग्रामीणों में काफी उत्साह देखा गया। जगह-जगह उनका स्वागत किया गया और लोग अपनी समस्याएं लेकर उनके पास पहुंचे। सुरक्षा सहयोगी के घर पहुंचे, बेटे को दी श्रद्धांजलि इसके बाद केंद्रीय कृषि मंत्री अपने सुरक्षा सहयोगी मोनू सिंह परिहार के निजी निवास नागौद पहुंचे। यहां उन्होंने स्वर्गीय अभिनव सिंह परिहार मोनू सिंह परिहार के बेटे के चित्र पर पुष्प अर्पित कर श्रद्धांजलि दी। दुःख की इस घड़ी में शिवराज सिंह ने परिहार परिवार से व्यक्तिगत रूप से भेंट की और उन्हें हिम्मत बंधाई। उन्होंने कहा कि दुख साझा करने से वह थोड़ा हल्का होता है और वे हर परिस्थिति में परिवार के साथ खड़े हैं। कार्यकर्ताओं में दिखा उत्साह शिवराज सिंह चौहान के सतना आगमन पर स्थानीय कार्यकर्ताओं और ग्रामीणों में काफी उत्साह देखा गया। जगह-जगह उनका स्वागत किया गया और लोग अपनी समस्याएं लेकर उनके पास पहुंचे। कार्यकर्ताओं में दिखा उत्साह शिवराज सिंह चौहान के सतना आगमन पर स्थानीय कार्यकर्ताओं और ग्रामीणों में काफी उत्साह देखा गया। जगह-जगह उनका स्वागत किया गया और लोग अपनी समस्याएं लेकर उनके पास पहुंचे। SaahasSamachar Sep 14, 2025 0 6 SaahasSamachar Sep 14, 2025 0 6 SaahasSamachar Sep 14, 2025 0 6 SaahasSamachar Sep 14, 2025 0 6 SaahasSamachar Sep 14, 2025 0 6 SaahasSamachar Sep 14, 2025 0 6 SaahasSamachar Jul 7, 2025 0 477 SaahasSamachar Jul 31, 2025 0 339 SaahasSamachar Jul 23, 2025 0 205 SaahasSamachar Aug 14, 2025 0 140 SaahasSamachar Aug 23, 2025 0 126 Saahas Samachar May 18, 2025 0 15 Saahas Samachar May 18, 2025 0 7 Saahas Samachar May 18, 2025 0 13 Saahas Samachar May 18, 2025 0 12 SaahasSamachar Sep 8, 2025 0 14 SaahasSamachar Aug 29, 2025 0 10 SaahasSamachar Sep 14, 2025 0 8 Join our subscribers list to get the latest news, updates and special offers directly in your inbox</w:t>
+        <w:t>Content: GST cut on tractors: भारत के किसान, जो देश की अर्थव्यवस्था की रीढ़ हैं, उन्हें अब एक बड़ी सौगात मिलने वाली है। केंद्र सरकार ने कृषि यंत्रों और उपकरणों पर जीएसटी (गुड्स एंड सर्विसेज टैक्स) की दरों को घटाकर सिर्फ 5% कर दिया है। पहले यह दर 12% से 18% तक थी। इसका सबसे बड़ा फायदा ट्रैक्टर खरीदने वाले किसानों को होगा, जहां 35 एचपी के छोटे ट्रैक्टर पर 41,000 रुपये तक की बचत हो सकेगी। बड़े 75 एचपी ट्रैक्टर पर यह बचत 63,000 रुपये तक पहुंच जाएगी। केंद्रीय कृषि एवं किसान कल्याण मंत्री शिवराज सिंह चौहान ने खुद इसकी घोषणा की है और कहा है कि यह कदम किसानों की आय दोगुनी करने की दिशा में एक बड़ा कदम है। 22 सितंबर से यह नई दरें लागू हो जाएंगी। आइए, सरल भाषा में इस फैसले को विस्तार से समझते हैं - यह कैसे किसानों को फायदा पहुंचाएगा, क्यों जरूरी था यह कदम, और आगे क्या असर दिखेगा। किसानों की बढ़ती लागत और सरकार का वादा भारत में 14 करोड़ से ज्यादा किसान परिवार हैं, जिनमें से 85% छोटे और सीमांत किसान हैं। इनकी सबसे बड़ी समस्या है खेती की बढ़ती लागत। मजदूरी, बीज, खाद के साथ-साथ आधुनिक यंत्रों की कमी ने खेती को मुश्किल बना दिया है। ट्रैक्टर, हार्वेस्टर जैसे यंत्रों की ऊंची कीमतें छोटे किसानों के लिए सपना ही रह जाती हैं। जीएसटी काउंसिल ने 16 सितंबर 2025 को अपनी 54वीं बैठक में यह फैसला लिया, जिसमें कृषि क्षेत्र को प्राथमिकता दी गई। प्रधानमंत्री नरेंद्र मोदी के नेतृत्व में सरकार ने किसानों की आय दोगुनी करने का संकल्प लिया था, और यह कदम उसी दिशा में है। शिवराज सिंह चौहान, जो खुद मध्य प्रदेश के पूर्व मुख्यमंत्री रह चुके हैं और किसान परिवार से आते हैं, ने 19 सितंबर को नई दिल्ली में ट्रैक्टर एंड मैकेनाइजेशन एसोसिएशन (TMA), एग्रीकल्चरल मशीनरी मैन्युफैक्चरर्स एसोसिएशन (AMMA), ऑल इंडिया कम्बाइन मैन्युफैक्चरर्स एसोसिएशन (AICMA) और पावर टिलर एसोसिएशन ऑफ इंडिया (PTAI) के प्रतिनिधियों के साथ बैठक की। उन्होंने साफ कहा, "यह जीएसटी कटौती किसानों तक सीधे पहुंचेगी। मैन्युफैक्चरर्स और डीलर्स को इसका लाभ बीच में न खाना पड़े।" चौहान ने पीएम मोदी का आभार माना और कहा, "यह फैसला खेती को सस्ता और आधुनिक बनाएगा।" सरकार का लक्ष्य है कि इससे खेती में मैकेनाइजेशन (यंत्रीकरण) बढ़े, उत्पादकता दोगुनी हो और लागत 20-30% कम हो। छोटे किसानों के लिए कस्टम हायरिंग सेंटर्स (CHC) भी सस्ते हो जाएंगे, जहां यंत्र किराए पर मिलते हैं। चौहान ने निर्देश दिए कि किराया भी कम किया जाए। जीएसटी कटौती का फायदा: ट्रैक्टर पर कितनी बचत, विस्तार से समझिए यह जीएसटी कटौती सभी कृषि यंत्रों पर लागू है - ट्रैक्टर, ट्रॉली, हार्वेस्टर, थ्रेशर, पावर टिलर, रोटावेटर, सीड ड्रिल, स्ट्रॉ रीपर, बेलर आदि। पहले ट्रैक्टर पर 12% जीएसटी था, अब 5%। इसका मतलब, यंत्रों की कीमत 7-13% सस्ती हो जाएगी। मान लीजिए, एक ट्रैक्टर की आधार कीमत 5 लाख रुपये है, तो पहले 60,000 रुपये जीएसटी लगता था, अब सिर्फ 25,000 रुपये। यानी 35,000 रुपये की सीधी बचत। लेकिन वास्तविक बचत मॉडल के हिसाब से अलग-अलग है। ये आंकड़े सरकार के अनुमान पर आधारित हैं। छोटे ट्रैक्टर (35 एचपी) बागवानी और सब्जी खेती के लिए आदर्श हैं, जबकि बड़े वाले बड़े खेतों के लिए। हार्वेस्टर पर सबसे ज्यादा बचत होगी, जो कटाई का काम तेज करता है। चौहान ने कहा, "ट्रैक्टर के पार्ट्स और टायर्स पर भी जीएसटी कम होगा, जिससे मेंटेनेंस कॉस्ट घटेगी।" उदाहरण के लिए, मध्य प्रदेश के एक छोटे किसान रामलाल को 35 एचपी ट्रैक्टर चाहिए था। पहले कीमत 5.50 लाख थी, अब घटकर 5.09 लाख हो जाएगी। यानी 41,000 रुपये बचेंगे, जो एक साल की मजदूरी के बराबर है। इसी तरह, पंजाब के बड़े किसान हरप्रीत सिंह को 75 एचपी ट्रैक्टर पर 63,000 रुपये की राहत मिलेगी। शिवराज सिंह चौहान की बड़ी बातें: किसानों तक पहुंचेगी पूरी राहत मीटिंग के बाद चौहान ने कहा, "सरकार का मकसद किसानों की आय बढ़ाना है। इसके लिए उत्पादकता बढ़ानी होगी और खेती की लागत घटानी होगी। यंत्रीकरण दोनों करता है।" उन्होंने मैन्युफैक्चरर्स से वादा लिया कि 22 सितंबर से ही कीमतें कम होंगी। "पूर्ण पारदर्शिता हो, लाभ बीच में न रुके।" चौहान ने 'विकसित कृषि संकल्प अभियान' के दूसरे चरण (3 अक्टूबर से रबी फसल के लिए) में इसकी जानकारी किसानों तक पहुंचाने का ऐलान किया। रेडियो, टीवी, सोशल मीडिया और ग्राम पंचायतों के जरिए जागरूकता अभियान चलेगा। उन्होंने कस्टम हायरिंग सेंटर्स को निर्देश दिया, "यंत्र सस्ते मिलेंगे, तो किराया भी कम करो। छोटे किसान इसका फायदा लें।" चौहान ने कहा, "पीएम मोदी के नेतृत्व में हम किसानों के साथ खड़े हैं। यह फैसला खेती को मजबूत बनाएगा।" किसानों को व्यापक फायदा: छोटे से बड़े तक राहत यह कटौती सिर्फ ट्रैक्टर तक सीमित नहीं। थ्रेशर से फसल की सफाई तेज होगी, हार्वेस्टर से कटाई में समय बचेगा। छोटे किसानों के लिए पावर टिलर जैसी मशीनें सस्ती होंगी, जो बैल की जगह लेती हैं। बड़े किसानों को हार्वेस्टर पर 1.87 लाख की बचत से बड़े खेत आसानी से संभाल सकेंगे। NCRB डेटा के मुताबिक, 2024 में 70% किसानों के पास ट्रैक्टर नहीं था। यह फैसला मैकेनाइजेशन को 50% बढ़ा सकता है। विशेषज्ञ कहते हैं, इससे श्रम लागत 30% कम होगी और उपज 20% बढ़ेगी। दूध, पनीर जैसे डेयरी उत्पादों पर जीएसटी शून्य होने से किसानों को अतिरिक्त लाभ। चौहान ने कहा, "पशुपालन, मत्स्य पालन, मधुमक्खी पालन जैसी गतिविधियां भी मजबूत होंगी।" किसान संगठनों का स्वागत, आगे की राह किसान संगठनों ने फैसले का स्वागत किया। भारतीय किसान यूनियन के नेता राकेश टिकैत ने कहा, "यह सकारात्मक है, लेकिन सब्सिडी भी बढ़े।" ट्रैक्टर मैन्युफैक्चरर्स ने आश्वासन दिया कि कीमतें तुरंत कम होंगी। भविष्य में सरकार कॉटन पिकिंग जैसे नए क्षेत्रों में मैकेनाइजेशन पर फोकस करेगी। चौहान ने जम्मू-कश्मीर के बाढ़ प्रभावित किसानों से मिलने का ऐलान किया, जहां 76 करोड़ की मदद दी जाएगी। अंत में, यह जीएसटी कटौती किसानों के लिए एक नई सुबह है। 22 सितंबर से ट्रैक्टर खरीदने का सही समय है। शिवराज चौहान की ये "बड़ी बात" न सिर्फ जेब भरेगी, बल्कि खेती को नई ऊंचाइयों पर ले जाएगी। किसान भाइयों, अब मौका आपके हाथ में है - आधुनिक खेती अपनाएं और लाभ उठाएं!</w:t>
       </w:r>
     </w:p>
     <w:p>
@@ -2802,7 +2802,7 @@
     </w:p>
     <w:p>
       <w:r>
-        <w:t>Title: Shivraj Singh Chouhan Assures Adequate Fertiliser Supply for Satna Farmers</w:t>
+        <w:t>Title: भारत को विश्व की फूड बॉस्केट बनाएंगे: शिवराज सिंह</w:t>
       </w:r>
     </w:p>
     <w:p>
@@ -2814,13 +2814,13 @@
           <w:rPr>
             <w:color w:val="0000FF"/>
           </w:rPr>
-          <w:t>https://www.devdiscourse.com/article/law-order/3624624-shivraj-singh-chouhan-assures-adequate-fertiliser-supply-for-satna-farmers?amp</w:t>
+          <w:t>https://vocaltv.in/national/shivraj-singh-chauhan-in-rabi-festphp/cid17420755.htm</w:t>
         </w:r>
       </w:hyperlink>
     </w:p>
     <w:p>
       <w:r>
-        <w:t>Content: Devdiscourse News Desk| New Delhi | India Image Credit: Twitter(@PIB_India) Union Minister of Agriculture and Farmers' Welfare &amp; Rural Development, Shri Shivraj Singh Chouhan, visited Satna, Madhya Pradesh, today where he addressed students at Excellence College and interacted with the media on critical agricultural issues. Speaking to reporters, Shri Chouhan underscored that the welfare of farmers is the top priority of the Government of India. He assured that the Central Government is making every possible effort to ensure uninterrupted availability of fertilisers and urea, particularly during the peak sowing season. "Some friends have given memorandums regarding fertiliser problems. For us, the interest of farmers is paramount. The Fertiliser Ministry is working promptly on all requirements. Based on state demand, fertilisers are being continuously supplied," Shri Chouhan said. The Minister highlighted the proactive steps taken to meet rising demand. Last year, by this time, Satna had consumed 23,585 metric tonnes of urea. In contrast, 27,700 metric tonnes have already been supplied to the district this year—an increase reflecting the Central Government's commitment to farmers' needs. On the day of his visit alone, an additional 1,500 metric tonnes of fertiliser were dispatched to Satna to strengthen the supply chain. Shri Chouhan attributed the heightened demand for fertilisers to favourable monsoon rainfall, which has expanded sowing areas, particularly of paddy cultivation, a crop that requires more urea. He said the government had anticipated this surge and ensured timely coordination between the administration, the state government, and the Ministry of Fertilisers. The Minister reassured farmers that any gaps in demand and supply would be swiftly addressed. Shri Chouhan stressed that if necessary, further discussions with the Fertiliser Ministry and state government would be held to make the distribution system more robust and efficient. The government's goal, he reiterated, is to ensure every farmer receives fertilisers on time without disruption. The Union Minister's visit comes in line with the Central Government's broader commitment to support farmers through reliable supply chains, timely policy interventions, and enhanced agricultural infrastructure. He assured that similar efforts are underway across the country, ensuring that farmers' productivity is not hampered by shortages. Shri Chouhan's interaction in Satna highlighted the government's farmer-first approach, aiming to secure livelihoods, boost crop yields, and strengthen rural development in Madhya Pradesh and beyond. © Copyright 2025</w:t>
+        <w:t>Content: Hit enter to search or ESC to close. - रबी अभियान 2025 के लिए राष्ट्रीय कृषि सम्मेलन को शिवराज सिंह ने किया संबोधित नई दिल्ली, 15 सितंबर (हि.स.)। केंद्रीय कृषि एवं किसान कल्याण मंत्री शिवराज सिंह चौहान ने सोमवार को कहा कि हम देश में खाद्यान्न, फल-सब्जियों की कमी नहीं रहने देंगे और भारत को विश्व की फूड बॉस्केट बनाएंगे। सोमवार को पूसा में रबी अभियान 2025 के लिए आयोजित दो दिवसीय राष्ट्रीय कृषि सम्मेलन का शुभारंभ करते हुए शिवराज सिंह ने कहा कि हमारे किसानों और वैज्ञानिकों की मेहनत और सरकार की किसान हितैषी नीतियों से देश में कृषि की ग्रोथ 3.7 प्रतिशत है, जो कि दुनिया में सर्वाधिक है। शिवराज सिंह ने कहा कि राज्य और केंद्र सरकार एक है; अपने देश, अपनी जनता, अपने किसानों के हित हमारे लिए सर्वोपरि है, जिसके लिए हम मिलकर पूरी ताकत से काम करते रहेंगे। हमें यह सौभाग्य मिला है कि हम भारत के कृषि परिदृश्य को बदलें। शिवराज सिंह ने कहा कि हम लोग साधारण लोग नहीं है, हम लोग देश की आधी आबादी के भाग्य बनाने वाले हैं। हमें बहुत अच्छे से काम करना होगा। हमें किसान और उसके उत्थान से मतलब है। शिवराज सिंह ने नकली खाद-बीज और कीटनाशक के मामले में कड़ी कार्रवाई की बात कही , वहीं उन्होंने स्पष्ट किया कि अब सारे मानदंडों और कसौटी पर पूरी तरह से खरे उतरने वाले बायोस्टिमुलेंट (जैव उत्तेजक) ही बिक सकेंगे। हम किसानों का शोषण नहीं होने देंगे। शिवराज सिंह ने कहा कि कृषि प्रसार का कार्य अत्यधिक महत्वपूर्ण है, केंद्र सरकार के साथ मिलकर सारे राज्य के कृषि विभाग और कृषि से जुड़े सभी विश्वविद्यालय, कृषि विज्ञान केंद्र तथा अन्य सभी संगठन ठोस कार्यक्रम और रणनीति बनाकर जमीनी स्तर पर तेजी से काम करें। शिवराज सिंह ने कहा कि अब मौसम का कोई ठिकाना नहीं है, इसलिए फसल बीमा ज्यादा से ज्यादा किसान करवाएं, इसके लिए अधिकारी प्रयास करें। प्रधानमंत्री फसल बीमा योजना को ठीक से लागू करना होगा, ताकि किसानों को राहत मिले। शिवराज सिंह ने कहा कि विकसित कृषि संकल्प अभियान फिर से अक्टूबर से राज्यों और केंद्र के साथ चलेगा। अब एग्री रिसर्च किसानों की समस्याओं के समाधान के लिए होगा, सिर्फ पेपर पब्लिश करने के लिए नहीं होगा। उन्होंने कहा कि बाढ़ प्रभावित क्षेत्रों में जल्दी राहत के लिए पूरा अमला तेजी से काम करें। सम्मेलन में केंद्र एवं राज्य सरकारों के वरिष्ठ अधिकारी, भारतीय कृषि अनुसंधान परिषद (आईसीएआऱ ) के वैज्ञानिक, कृषि विशेषज्ञ, किसान प्रतिनिधि और अन्य हितधारक भाग ले रहे हैं। यह मंच नीति-निर्माताओं, वैज्ञानिकों और राज्यों के प्रतिनिधियों को रबी 2025 की तैयारियों, उत्पादन लक्ष्यों और रणनीतियों पर समग्र रूप से विचार-विमर्श करने का अवसर प्रदान कर रहा हैं। प्रारंभ में केंद्रीय कृषि सचिव डॉ. देवेश चतुर्वेदी, आईसीएआर के महानिदेशक डॉ. एम. एल. जाट ने भी विचार रखें। उद्घाटन सत्र में राजस्थान के कृषि मंत्री डॉ. किरोड़ीलाल मीना विशेष रूप से उपस्थित थे। --------------- हिन्दुस्थान समाचार / विजयालक्ष्मी वोकल टीवी एक प्रमुख समाचार पोर्टल है जो सबसे ताजा और महत्वपूर्ण समाचारों को पेश करने का काम करता है। हमारा मिशन है आपको दुनिया भर के घटनाओं और समाचारों से अपडेट रखना और आपको सटीक, विश्वसनीय, और विवेकपूर्ण समाचार प्रदान करना है। Read more!</w:t>
       </w:r>
     </w:p>
     <w:p>
@@ -2833,7 +2833,7 @@
     </w:p>
     <w:p>
       <w:r>
-        <w:t>Title: Union Minister Giriraj Singh Criticises Sudershan Reddy's 'Morality' After Meeting With Fodder Scam Convict</w:t>
+        <w:t>Title: केन्द्र सरकार बाढ़ से किसानों के नुकसान की भरपाई के लिए जल्द राहत पैकेज जारी करेगी-शिवराज सिंह चौहान</w:t>
       </w:r>
     </w:p>
     <w:p>
@@ -2845,13 +2845,13 @@
           <w:rPr>
             <w:color w:val="0000FF"/>
           </w:rPr>
-          <w:t>https://www.republicworld.com/india/union-minister-giriraj-singh-criticizes-sudershan-reddy-s-morality-after-meeting-with-fodder-scam-convict</w:t>
+          <w:t>https://vocaltv.in/Jammu-and-Kashmir/shivraj-chauhan-visits-flood-affected-in-rs-pura-php/cid17443231.htm</w:t>
         </w:r>
       </w:hyperlink>
     </w:p>
     <w:p>
       <w:r>
-        <w:t>Content: Updated 9 September 2025 at 11:43 IST New Delhi: Union Minister Giriraj Singh on Tuesday took a jibe at the Opposition's Vice Presidential candidate Justice B Sudershan Reddy for meeting RJD chief and fodder scam convict Lalu Prasad Yadav. Giriraj Singh slammed Sudershan Reddy for talking about "morality" while meeting with a person convicted in a scam. Union Minister Giriraj Singh says, "We are confident of winning the elections. Opposition's Vice Presidential candidate, B. Sudershan Reddy, who is a former judge, met RJD Chief Lalu Prasad Yadav, convicted in the fodder scam, and he is talking about morality." The meeting had sparked a political row, and BJP MP Ravi Shankar Prasad on Monday strongly condemned it. Speaking at a press conference in New Delhi, the BJP MP said, "Retired Judge of the Supreme Court Sudershan Reddy is the opposition's candidate for the post of Vice-President. We still respect judges a lot, whether they are sitting or retired. But when a judge stands in elections and says some big things, questions will definitely be raised." Targeting Reddy for meeting Lalu Prasad, he asked, "What kind of a Retired Judge of the Supreme Court are you that you are meeting someone who is convicted of a scam? And Lalu Prasad is not even a voter and not a member of parliament, so why are you talking about praising the soul of the nation? This is hypocrisy. Please don't talk about the soul of the nation." Hitting back at the BJP, B. Sudershan Reddy said, “They keep saying whatever comes to their mind. Is Lalu an ordinary man? It is not right to say such things about anyone.” Meanwhile, Union Minister Shivraj Singh Chouhan and Jitan Ram Manjhi expressed support for CP Radhakrishnan and confidence in his victory. Union Minister Shivraj Singh Chouhan said, "NDA's victory is certain. CP Radhakrishnan will be the new Vice President." "NDA candidate CP Radhakrishnan will surely win the Vice-President elections," Union Minister Jitan Ram Manjhi told reporters. Union Minister Suresh Gopi backed Radhakrishnan and called it an election aimed at "fairness, truthfulness, and effectiveness". Suresh Gopi said, "This election is not about choosing between anyone. It is an election aimed at selecting fairness, truthfulness, and effectiveness, which are most needed for the citizens of the country, whether they live inside or outside the country... As a person, I found CP Radhakrishnan to be the best worker or one of the best among thousands of workers in my ideological system." The polling for the 15th Vice Presidential election began on Tuesday morning at 10 am, with Prime Minister Narendra Modi being the first to cast his vote. The contest is between NDA nominee CP Radhakrishnan and opposition candidate B Sudershan Reddy. Counting of votes will be held later in the evening. Also Read: Agriculture Minister Ram Nath Adhikari Resigns Amid Nepal Protests Get Current Updates on India News, Entertainment News, Cricket News along with Latest News and Web Stories from India and around the world. Published By : Namya Kapur Published On: 9 September 2025 at 11:41 IST</w:t>
+        <w:t>Content: Hit enter to search or ESC to close. जम्मू, 19 सितंबर (हि.स.)। केन्द्रीय कृषि मंत्री शिवराज सिंह चौहान ने शुक्रवार को अपने जम्मू-कश्मीर दौरे के दौरान जिला जम्मू के बडयाल ब्राहमना सहित अन्य बाढ़ प्रभावित क्षेत्रों को दौरा किया और बीते दिनों बाढ़ की बजह से किसानों की तबाह फसलों व अन्य हुए नुक्सान का जायजा लिया। आरएसपुरा में शिवराज सिंह चौहान ने विधानसभा सुचेतगढ़ के बडियाल ब्राह्मणा में आयोजित एक कार्यक्रम को संबोधित किया और बीते दिनों बारिश से हुए किसानों के नुकसान की भरपाई के लिए जल्द केंद्र सरकार की तरफ से कदम उठाने का आश्वासन दिया। कृषि मंत्री शिवराज सिंह चौहान ने क्षेत्र में बहने वाली निक्की तवी में बाढ आनेपर के बाद किसानों की फसल व अन्य हुए नुक्सान की भारपाई करने का आश्वासन दिया। उन्होंने कहा कि किसानों से कहा कि केंद्र की सरकार प्रभावित किसानों के दुख समझती है और पीएम नरेंद्र मोदी का संदेश देने के लिए आज किसानों के बीच आया हूं। उन्होंने कहा कि केंद्र और प्रदेश की सरकार से चर्चा कर प्रभावित किसानों के नुकसान की भरपाई के लिए जल्द ही पैकेज जारी करेगी। आज मैं उन्हें यह भरोसा दिलाने आया हूं कि दुखी न हों। हम सब मिलकर फिर से मेहनत करेंगे और केन्द्र उनके साथ है। उन्होंने कहा कि जम्मू कश्मीर प्रदेश की सरकार को चाहिए कि जल्द किसानों के नुकसान की रिपोर्ट केन्द्र को भेजे। ताकि समय पर किसानों को मुआवजा देने के कदम उठाए जा सकें। किसानों के मकान बन सकें। इसके साथ पीएम किसान सम्मान निधि से वंचित किसानों की रिपोर्ट भी भेजी जाए ताकि उन्हें भी पीएम किसान सम्मान निधि स्कीम का लाभ मिल सके। उन्होंने किसान एनडीआरएफ के तहत प्रत्येक मृतक को चार लाख , घायल को 74 हजार, अन्य नुकसान की भरपाई के लिए प्रावधान है। कुछ दिन प्रधानमंत्री किसान सम्मान निधि की एक किश्त की राशि भी शीघ्र ही किसानों को मुहैया कराई जाऐगी। उन्होंने कहा कि जिन किसानों का आजादी के बाद जमीन का मालिकाना हक नहीं मिला राज्य सरकार की और से सूची बनाकर भेजने पर इन सब किसानों को जमीन का मालिकाना हक प्रधानमंत्री किसान निधि के अंतर्गत प्रधानमंत्री को अवगत करवा मालिकाना हक दिया जाएगा। केवल बडयाल ब्राह्मणा के लिए नहीं आया में जम्मू कश्मीर के लोगों के लिए आया हूं। उन्होंने बताया कि न केवल गृहमंत्री और रक्षा मंत्री बल्कि केंद्र की तमाम टीमें यहां का दौरा कर चुकी हैं और जल्द ही अपनी रिपोर्ट केंद्र सरकार को सौंपेंगी। राज्य सरकार से भी विस्तृत ज्ञापन आएगा और उसके आधार पर जम्मू-कश्मीर के किसानों को राहत दी जाएगी। कृषि मंत्री ने कहा कि संकट की इस घड़ी में राजनीति से ऊपर उठकर गरीबों और किसानों के लिए काम करना सबसे बड़ी प्राथमिकता होनी चाहिए। उन्होंने किसानों द्वारा खेतों में रेत भरने की समस्या का भी जिक्र किया और कहा कि जिसका खेत है उसी की रेत होगी। किसानों को रेत निकालने में किसी तरह की दिक्कत नहीं होगी और इसके लिए वह राज्य सरकार से बात करेंगे।केंद्रीय कृषि मंत्री शिवराज सिंह चौहान ने जम्मू कश्मीर में सैलफ हैलप ग्रुप बनाए लोगों को 70 करोड़ रुपये की राशि केन्द्र की सरकार की और मुहैया करवाने के लिए कहा। गरीब वर्ग के लोगों को मनरेगा के अंतर्गत 100 दिन के बजाए बाढ़ प्रभावित मजदूरों को 150 दिन का काम दिया जाए इसके लिए राज्य सरकार की पहल पर समाधान किए जाने के लिए कहा। प्रधानमंत्री फसल बीमा योजना का किसानों को लाभ मिले इस पर भी काम किया जा रहा। टूटी नहरों की मरम्मत करवाने के साथ किसान वर्ग के लोगों की दिक्कतों का समाधान जम्मू कश्मीर सरकार की और भेजे जाने वाले प्रपोजल के आधार पर हर संभव सहायता की जाएगी। --------------- हिन्दुस्थान समाचार / बुपिंदर सिंह वोकल टीवी एक प्रमुख समाचार पोर्टल है जो सबसे ताजा और महत्वपूर्ण समाचारों को पेश करने का काम करता है। हमारा मिशन है आपको दुनिया भर के घटनाओं और समाचारों से अपडेट रखना और आपको सटीक, विश्वसनीय, और विवेकपूर्ण समाचार प्रदान करना है। Read more!</w:t>
       </w:r>
     </w:p>
     <w:p>
@@ -2864,7 +2864,7 @@
     </w:p>
     <w:p>
       <w:r>
-        <w:t>Title: Protests Erupt Over Fertiliser Shortage in Satna</w:t>
+        <w:t>Title: आधारहीन आरोप लगाना राहुल गांधी की आदतः अनुराग ठाकुर</w:t>
       </w:r>
     </w:p>
     <w:p>
@@ -2876,13 +2876,13 @@
           <w:rPr>
             <w:color w:val="0000FF"/>
           </w:rPr>
-          <w:t>https://www.devdiscourse.com/article/politics/3624417-protests-erupt-over-fertiliser-shortage-in-satna</w:t>
+          <w:t>https://www.hindusthansamachar.in/Encyc/2025/9/21/moral-responsibility-of-every-citizen-to-keep-his.php</w:t>
         </w:r>
       </w:hyperlink>
     </w:p>
     <w:p>
       <w:r>
-        <w:t>Content: Union Agriculture Minister Shivraj Singh Chouhan encountered protests from Congress workers in Satna, Madhya Pradesh, on Thursday over an alleged severe fertiliser shortage in the district. Despite being in Satna for various programs, including an event promoting 'One Nation, One Election,' Chouhan's visit was marked by tension as Congress workers under local MLA Siddharth Kushwaha brandished black flags and raised slogans upon his arrival near PM Shri Mahavidyalaya. After a heated exchange with Kushwaha regarding the fertiliser situation, Chouhan assured reporters that the interests of farmers remain a priority and that a continuous supply is being coordinated. This year, Satna has already received 27,700 metric tonnes of urea, exceeding last year's usage at this time due to higher demand influenced by favorable rains. (With inputs from agencies.) Email: info@devdiscourse.com Phone: +91-720-6444012, +91-7027739813, 14, 15 © Copyright 2025</w:t>
+        <w:t>Content: Enter your Email Address to subscribe to our newsletters - रायसेन में सेवा पखवाड़ा के तहत स्वच्छता कार्यक्रम में शामिल हुए केन्द्रीय कृषि मंत्री भोपाल, 21 सितम्बर (हि.स.)। केन्द्रीय कृषि एवं ग्रामीण विकास मंत्री शिवराज सिंह चौहान ने कहा कि वार्ड, नगर, प्रदेश और देश को साफ और स्वच्छ बनाए रखने के लिए जरूरी है कि सभी स्वच्छता को अपने स्वभाव में शामिल करें। हम अपने घर और आसपड़ोस में अपने वार्ड में स्वच्छता बनाए रखें। अपने वार्ड और शहर को साफ और स्वच्छ बनाए रखना न केवल नगरीय निकाय की जिम्मेदारी है, बल्कि हर नागरिक की भी नैतिक जिम्मेदारी है और सभी को यह जिम्मेदारी निभानी चाहिए। साफ-स्वच्छ वातावरण न सिर्फ हमारे स्वास्थ्य को बेहतर बनाता है, बल्कि हमारे जीवन में खुशहाली और समृद्धि भी लाता है। केन्द्रीय कृषि मंत्री चौहान रविवार को मध्य प्रदेश के रायसेन में आयोजित स्वच्छता कार्यक्रम में उपस्थित जनसमूह को संबोधित कर रहे थे। उन्होंने कहा कि आज इंदौर का नाम दुनिया में स्वच्छता के लिए जाना जाता है। रायसेन शहर भी स्वच्छता में आदर्श शहर बनें! इसके लिए प्रत्येक नागरिक अपना योगदान दें। उन्होंने उपस्थित जनसमूह को संकल्प दिलाया कि हम स्वयं स्वच्छता के प्रति सजग रहेंगे और हर साल 100 घण्टे यानी हर सप्ताह में दो घण्टे स्वच्छता के लिए श्रमदान करेंगे। केन्द्रीय कृषि मंत्री चौहान ने सेवा पखवाड़ा के तहत रायसेन नगर के वार्ड क्रमांक-13 अवंतिका कालोनी में आयोजित स्वच्छता सेवा पखवाड़ा कार्यक्रम के दौरान मंदिर में पूजा-अर्चना की तथा मंदिर परिसर में साफ-सफाई भी की गई। इस अवसर पर विधायकगण डॉ प्रभुराम चौधरी व सुरेन्द्र पटवा, पूर्व मंत्री रामपाल सिंह सहित अन्य जनप्रतिनिधियों ने भी श्रमदान कर साफ-सफाई की। केन्द्रीय मंत्री चौहान ने रायसेन में पथ विक्रेताओं से किया संवाद केन्द्रीय कृषि मंत्री शिवराज सिंह चौहान ने रायसेन स्थित महामाया चौक पर आयोजित पथ विक्रेता संवाद कार्यक्रम में पथ विक्रेताओं से संवाद किया। उन्होंने पथ विक्रेताओं से कहा कि पथ विक्रेताओं के लिए शुरू की गई पीएम स्वनिधि योजना में प्रथम ऋण की सीमा बढ़ाकर अब 15 हजार रुपये कर दी गई है और द्वितीय ऋण की सीमा भी बढ़ाकर 25 हजार रुपये कर दी गई है। अधिक से अधिक पथ विक्रेता भाई-बहन इस योजना का लाभ लें तथा अपने व्यवसाय को आगे बढ़ाएं। उन्होंने पथ विक्रेताओं से संवाद के दौरान उन्हें सरकार की अन्य योजनाओं का लाभ मिलने तथा व्यवसाय के बारे में भी जानकारी ली। सांची में नमो वाटिका का शुभारंभ रविवार को रायसेन जिले के सांची में वार्ड क्रमांक-1 स्थित ऐतिहासिक पुरनिया तालाब पर विकसित नमो वाटिका का केन्द्रीय कृषि मंत्री शिवराज सिंह चौहान ने शुभारंभ गया। उन्होंने वाटिका परिसर में पौधारोपण कर पर्यावरण संरक्षण का भी संदेश दिया। इस अवसर पर उन्होंने कार्यक्रम को संबोधित करते हुए कहा कि जल और पर्यावरण संरक्षण को लेकर केंद्र सरकार लगातार ठोस कदम उठा रही है। उन्होंने स्थानीय महिलाओं से आह्वान किया कि वे अधिक से अधिक पौधे लगाएं और उनकी नियमित देखभाल करें, जिससे भावी पीढ़ियों को स्वच्छ पर्यावरण मिल सके। सेवा पखवाड़ा के तहत चौहान ने किया पौधरोपण रायसेन जिले के ग्राम खरबई के निकट चिड़िया टोल परिसर में सेवा पखवाड़ा के तहत आयोजित पौधरोपण कार्यक्रम में केन्द्रीय कृषि मंत्री शिवराज सिंह चौहान द्वारा पौधरोपण किया गया। इस अवसर पर विधायक डॉ प्रभुराम चौधरी, पूर्व मंत्री रामपाल सिंह, कलेक्टर अरूण कुमार विश्वकर्मा, पुलिस अधीक्षक पंकज कुमार पाण्डे, जिला पंचायत सीईओ अंजू पवन भदौरिया तथा डीएफओ प्रतिभा शुक्ला द्वारा भी पौधरोपण किया गया। इस पौधरोपण कार्यक्रम में 75 पौधे रोपित किए गए। ------------------ हिन्दुस्थान समाचार / मुकेश तोमर 18 Sep 2025 नई दिल्ली, 18 सितंबर (हि.स.)। लोकसभा में विपक्ष के नेता राहुल गांधी के वोट चोरी के आरोपों पर भारतीय जनता पार्टी (भाजपा) ने तंज कसा है। भाजपा ने कहा कि ''हाइड्रोजन बम'' फोड़ने वाले थे, लेकिन सिर्फ फुलझड़ी से ही काम चलाना पड़ा है ओर वो भी फुस्स हो .. 18 Sep 2025 नई दिल्ली, 18 सितंबर (हि.स.)। केंद्रीय कृषि एवं किसान कल्याण तथा ग्रामीण विकास मंत्री शिवराज सिंह चौहान की अध्यक्षता में शुक्रवार को नई दिल्ली में महत्वपूर्ण बैठक आयोजित की जाएगी। बैठक में ट्रैक्टर एवं कृषि यंत्रीकरण संघ, कृषि मशीनरी निर्माता संघ, .. 18 Sep 2025 मुंबई, 18 सितंबर (हि.स.)। महाराष्ट्र के बुलढाणा जिले के मलकापुर के पास नेशनल हाइवे पर गुरुवार को तडक़े एक कार और एक ट्रक के बीच हुई जोरदार टक्कर में तीन महिलाओं सहित चार लोगों की मौत हो गई और 5 लोग गंभीर रूप से घायल हो गए। सभी को जिला अस्पताल में .. 18 Sep 2025 पटना, 18 सितंबर (हि.स.)। बिहार के मुख्यमंत्री नीतीश कुमार ने गुरुवार को पटना के होटल मौर्या में केंद्रीय गृह मंत्री अमित शाह से बंद कमरे में करीब आधे घंटे तक बात की। आगामी विधानसभा चुनाव को देखते हुए यह मुलाकात सियासी हलकों में चर्चा का विषय बन .. Copyright © 2017-2025. All Rights Reserved Hindusthan Samachar News Agency Powered by Sangraha</w:t>
       </w:r>
     </w:p>
     <w:p>
@@ -2895,7 +2895,7 @@
     </w:p>
     <w:p>
       <w:r>
-        <w:t>Title: Union Minister Shivraj Singh Chouhan urges people to buy 'swadeshi' products</w:t>
+        <w:t>Title: अपने शहर को साफ-स्वच्छ बनाए रखना हर नागरिक की नैतिक जिम्मेदारीः शिवराज सिंह</w:t>
       </w:r>
     </w:p>
     <w:p>
@@ -2907,13 +2907,13 @@
           <w:rPr>
             <w:color w:val="0000FF"/>
           </w:rPr>
-          <w:t>https://www.newsdrum.in/business/union-minister-shivraj-singh-chouhan-urges-people-to-buy-swadeshi-products-10066812</w:t>
+          <w:t>https://vocaltv.in/national/moral-responsibility-of-every-citizen-to-keep-hisphp/cid17452423.htm</w:t>
         </w:r>
       </w:hyperlink>
     </w:p>
     <w:p>
       <w:r>
-        <w:t>Content: Follow Us New Delhi, Sep 9 (PTI) Rural Development Minister Shivraj Singh Chouhan on Tuesday urged people to adopt 'Swadeshi', as he said India is going through a difficult phase, but is not afraid of the challenges. Speaking at the formal inauguration of the Saras Aajeevika Mela, the Rural Development Minister also said around 2.82 crore women who are self-help group members have become 'Lakhpati Didi', and the goal is now to have three crore women who have an annual income of over Rs 1 lakh. Speaking at the event, Chouhan said Prime Minister Narendra Modi has made an appeal to adopt 'swadeshi' products. "The Prime Minister has made an appeal, and it's very timely. Our country is facing many challenges today. But India is not afraid of the challenges, we are looking eye to eye," Chouhan said. "The Prime Minister has set the goal for developed India by 2047, and we will achieve this by building a self-reliant India," he said. "Buy Swadeshi, it will be a huge factor in creating a self-reliant India," he said. Chouhan said India is making everything from Brahmos missiles to the products on display at the Saras Aajeevika Mela. "What is lacking in our country, why are we running after imported? To make our country self-reliant, we should only buy Indian products," he said. "When we buy a 'Swadeshi' product, we provide employment to our brothers and sisters. We strengthen our economy..." he said. He also said that the Prime Minister has assured that the national interest will be protected. "The Prime Minister has taken bold steps. Let's take an oath that we will only buy products made in India," he added. Singh urged the people of Delhi and nearby areas to come to the Saras Ajeevika Mela along with their families. The Saras Ajeevika Mela is being organised at Major Dhyanchand Stadium, Delhi, and will continue till 22nd September. Delhi Chief Minister Rekha Gupta, Ministers of State for Rural Development Chandra Shekhar Pemmasani and Kamlesh Paswan were also present at the event. The chief minister said the government is working towards making women self-reliant and economically empowered. Saras Aajeevika Mela, organised annually by the Ministry of Rural Development, Government of India, is one of the largest platforms in the country where rural self-help groups get an opportunity to display and sell their products. PTI AO MR Subscribe to our Newsletter! Share this article If you liked this article share it with your friends.they will thank you later</w:t>
+        <w:t>Content: Hit enter to search or ESC to close. - रायसेन में सेवा पखवाड़ा के तहत स्वच्छता कार्यक्रम में शामिल हुए केन्द्रीय कृषि मंत्री भोपाल, 21 सितम्बर (हि.स.)। केन्द्रीय कृषि एवं ग्रामीण विकास मंत्री शिवराज सिंह चौहान ने कहा कि वार्ड, नगर, प्रदेश और देश को साफ और स्वच्छ बनाए रखने के लिए जरूरी है कि सभी स्वच्छता को अपने स्वभाव में शामिल करें। हम अपने घर और आसपड़ोस में अपने वार्ड में स्वच्छता बनाए रखें। अपने वार्ड और शहर को साफ और स्वच्छ बनाए रखना न केवल नगरीय निकाय की जिम्मेदारी है, बल्कि हर नागरिक की भी नैतिक जिम्मेदारी है और सभी को यह जिम्मेदारी निभानी चाहिए। साफ-स्वच्छ वातावरण न सिर्फ हमारे स्वास्थ्य को बेहतर बनाता है, बल्कि हमारे जीवन में खुशहाली और समृद्धि भी लाता है। केन्द्रीय कृषि मंत्री चौहान रविवार को मध्य प्रदेश के रायसेन में आयोजित स्वच्छता कार्यक्रम में उपस्थित जनसमूह को संबोधित कर रहे थे। उन्होंने कहा कि आज इंदौर का नाम दुनिया में स्वच्छता के लिए जाना जाता है। रायसेन शहर भी स्वच्छता में आदर्श शहर बनें! इसके लिए प्रत्येक नागरिक अपना योगदान दें। उन्होंने उपस्थित जनसमूह को संकल्प दिलाया कि हम स्वयं स्वच्छता के प्रति सजग रहेंगे और हर साल 100 घण्टे यानी हर सप्ताह में दो घण्टे स्वच्छता के लिए श्रमदान करेंगे। केन्द्रीय कृषि मंत्री चौहान ने सेवा पखवाड़ा के तहत रायसेन नगर के वार्ड क्रमांक-13 अवंतिका कालोनी में आयोजित स्वच्छता सेवा पखवाड़ा कार्यक्रम के दौरान मंदिर में पूजा-अर्चना की तथा मंदिर परिसर में साफ-सफाई भी की गई। इस अवसर पर विधायकगण डॉ प्रभुराम चौधरी व सुरेन्द्र पटवा, पूर्व मंत्री रामपाल सिंह सहित अन्य जनप्रतिनिधियों ने भी श्रमदान कर साफ-सफाई की। केन्द्रीय मंत्री चौहान ने रायसेन में पथ विक्रेताओं से किया संवाद केन्द्रीय कृषि मंत्री शिवराज सिंह चौहान ने रायसेन स्थित महामाया चौक पर आयोजित पथ विक्रेता संवाद कार्यक्रम में पथ विक्रेताओं से संवाद किया। उन्होंने पथ विक्रेताओं से कहा कि पथ विक्रेताओं के लिए शुरू की गई पीएम स्वनिधि योजना में प्रथम ऋण की सीमा बढ़ाकर अब 15 हजार रुपये कर दी गई है और द्वितीय ऋण की सीमा भी बढ़ाकर 25 हजार रुपये कर दी गई है। अधिक से अधिक पथ विक्रेता भाई-बहन इस योजना का लाभ लें तथा अपने व्यवसाय को आगे बढ़ाएं। उन्होंने पथ विक्रेताओं से संवाद के दौरान उन्हें सरकार की अन्य योजनाओं का लाभ मिलने तथा व्यवसाय के बारे में भी जानकारी ली। सांची में नमो वाटिका का शुभारंभ रविवार को रायसेन जिले के सांची में वार्ड क्रमांक-1 स्थित ऐतिहासिक पुरनिया तालाब पर विकसित नमो वाटिका का केन्द्रीय कृषि मंत्री शिवराज सिंह चौहान ने शुभारंभ गया। उन्होंने वाटिका परिसर में पौधारोपण कर पर्यावरण संरक्षण का भी संदेश दिया। इस अवसर पर उन्होंने कार्यक्रम को संबोधित करते हुए कहा कि जल और पर्यावरण संरक्षण को लेकर केंद्र सरकार लगातार ठोस कदम उठा रही है। उन्होंने स्थानीय महिलाओं से आह्वान किया कि वे अधिक से अधिक पौधे लगाएं और उनकी नियमित देखभाल करें, जिससे भावी पीढ़ियों को स्वच्छ पर्यावरण मिल सके। सेवा पखवाड़ा के तहत चौहान ने किया पौधरोपण रायसेन जिले के ग्राम खरबई के निकट चिड़िया टोल परिसर में सेवा पखवाड़ा के तहत आयोजित पौधरोपण कार्यक्रम में केन्द्रीय कृषि मंत्री शिवराज सिंह चौहान द्वारा पौधरोपण किया गया। इस अवसर पर विधायक डॉ प्रभुराम चौधरी, पूर्व मंत्री रामपाल सिंह, कलेक्टर अरूण कुमार विश्वकर्मा, पुलिस अधीक्षक पंकज कुमार पाण्डे, जिला पंचायत सीईओ अंजू पवन भदौरिया तथा डीएफओ प्रतिभा शुक्ला द्वारा भी पौधरोपण किया गया। इस पौधरोपण कार्यक्रम में 75 पौधे रोपित किए गए। ------------------ हिन्दुस्थान समाचार / मुकेश तोमर वोकल टीवी एक प्रमुख समाचार पोर्टल है जो सबसे ताजा और महत्वपूर्ण समाचारों को पेश करने का काम करता है। हमारा मिशन है आपको दुनिया भर के घटनाओं और समाचारों से अपडेट रखना और आपको सटीक, विश्वसनीय, और विवेकपूर्ण समाचार प्रदान करना है। Read more!</w:t>
       </w:r>
     </w:p>
     <w:p>
@@ -2926,7 +2926,7 @@
     </w:p>
     <w:p>
       <w:r>
-        <w:t>Title: ‘Viksit Krishi Sankalp Abhiyan’ to guide production strategies for Rabi season</w:t>
+        <w:t>Title: किसान की शिकायत पर शिवराज ने कलेक्टर को किया फोन:सीहोर में खराब सोयाबीन फसल का सर्वे और बीमा लाभ देने के दिए निर्देश</w:t>
       </w:r>
     </w:p>
     <w:p>
@@ -2938,13 +2938,13 @@
           <w:rPr>
             <w:color w:val="0000FF"/>
           </w:rPr>
-          <w:t>https://www.socialnews.xyz/2025/09/13/viksit-krishi-sankalp-abhiyan-to-guide-production-strategies-for-rabi-season/</w:t>
+          <w:t>https://www.bhaskar.com/local/mp/sehore/news/shivraj-called-the-collector-on-the-complaint-of-the-farmer-135966577.html</w:t>
         </w:r>
       </w:hyperlink>
     </w:p>
     <w:p>
       <w:r>
-        <w:t>Content: Home » General » Business » ‘Viksit Krishi Sankalp Abhiyan’ to guide production strategies for Rabi season Posted By: Gopi September 13, 2025 New Delhi, Sep 14 (SocialNews.XYZ) Agricultural scientists from across the country are set to visit villages as part of the ‘Viksit Krishi Sankalp Abhiyan’ which is focused on Rabi crops, and meet farmers, provide essential information, listen to their issues and play a role in fulfilling Prime Minister Narendra Modi's 'Lab to Land' mantra. After the tremendous success of the first phase of the 'Viksit Krishi Sankalp Abhiyan,' the second phase of the campaign is set to begin under the leadership of Union Agriculture Minister Shivraj Singh Chouhan. As part of the campaign preparations, a two-day 'National Agricultural Conference — ‘Rabi Abhiyan 2025' — is being organised at Pusa Campus, New Delhi from September 15, according to the ministry. The two-day national conference for Rabi crops will provide a common platform for agricultural experts, scientists, policy makers, and senior representatives from state governments across the country, where preparations, production targets, and strategies related to the sowing season for Rabi 2025-26 will be deeply discussed. The conference will be chaired by Chouhan. On this occasion, agriculture ministers from several states, Union Secretary of Agriculture and Farmers’ Welfare, Director General of ICAR, and other officials from relevant central ministries and states will participate, the ministry informed. On the first day, officials from Central and state governments will discuss the important issues related to the Rabi crops. On September 16, all State Agriculture Ministers, the Union Agriculture Minister and the Ministers of State (MoS) will have detailed discussions, including in-depth review and contemplate on how to effectively deliver new technologies and seeds to farmers. All state representatives will participate with their teams, and for the first time, Krishi Vigyan Kendra scientists have also been invited, who will share regional experiences and challenges and help decide future strategies. The programme will include parallel technical sessions on various subjects. Experts, scientists, and state representatives will make presentations and practical solutions will emerge through open discussions. This conference will not only guide the action plan and production strategies for the Rabi 2025-26 season, but will also prove to be an important step towards increasing farmers' income, ensuring sustainable agriculture systems, and national food security. —IANS na/ Source: IANS Gopi Adusumilli is a Programmer. He is the editor of SocialNews.XYZ and President of AGK Fire Inc. He enjoys designing websites, developing mobile applications and publishing news articles on current events from various authenticated news sources. When it comes to writing he likes to write about current world politics and Indian Movies. His future plans include developing SocialNews.XYZ into a News website that has no bias or judgment towards any. He can be reached at gopi@socialnews.xyzMail | Web | Twitter Gopi Adusumilli is a Programmer. He is the editor of SocialNews.XYZ and President of AGK Fire Inc. He enjoys designing websites, developing mobile applications and publishing news articles on current events from various authenticated news sources. When it comes to writing he likes to write about current world politics and Indian Movies. His future plans include developing SocialNews.XYZ into a News website that has no bias or judgment towards any. He can be reached at gopi@socialnews.xyz Copyright 2025 | AGK FIRE INC| Terms of Service / Privacy Policy | Contact Us</w:t>
+        <w:t>Content: केंद्रीय कृषि मंत्री शिवराज सिंह चौहान शनिवार को सीहोर जिले किसानों की समस्या सुनने पहुंचे। किसानों ने कृषि मंत्री ने सोयाबीन की खराब फसल को लेकर तुरंत कार्रवाई के आदेश दिए। भोपाल-इंदौर हाईवे पर इछावर जोड़ पर रुकने के दौरान किसानों ने मंत्री को अपनी मौके से कलेक्टर को किया फोन किसानों की समस्याएं सुनने के बाद मंत्री ने मौके पर ही सीहोर कलेक्टर को फोन किया। उन्होंने कहा कि खराब फसलों का सर्वे किया जाए और किसानों को फसल बीमा योजना का पूरा लाभ दिलाया जाए। इससे किसानों की आर्थिक मदद सुनिश्चित हो सकेगी। तीन हफ्ते किसान आंदोलन कर रहे थे पिछले तीन सप्ताह से सीहोर जिले के कई गांवों के किसान आंदोलन कर रहे थे। किसान मांग कर रहे हैं कि उनकी सोयाबीन की खराब फसल का उचित मुआवजा दिया जाए और फसल बीमा का लाभ तुरंत मिले। इस मौके पर विधायक सुदेश राय, नगर पालिका अध्यक्ष प्रिंस राठौर, भाजपा जिला अध्यक्ष नरेश मेवाडा और जिला कार्यालय मंत्री पंकज गुप्ता सहित कई अन्य भाजपा नेता भी मौजूद रहे। उन्होंने किसानों से बातचीत कर उनकी समस्याओं को सुना और अधिकारियों से जल्द कार्रवाई का आग्रह किया। Copyright © 2024-25 DB Corp ltd., All Rights Reserved This website follows the DNPA Code of Ethics.</w:t>
       </w:r>
     </w:p>
     <w:p>
@@ -2957,7 +2957,7 @@
     </w:p>
     <w:p>
       <w:r>
-        <w:t>Title: India News | Vice President Election: Union Minister Rajnath Singh, NDA MPs Cast Votes in Parliament</w:t>
+        <w:t>Title: रायसेन में केंद्रीय मंत्री शिवराज का पथ विक्रेताओं से संवाद:योजनाओं और उनके व्यवसाय के बारे में भी जानकारी ली</w:t>
       </w:r>
     </w:p>
     <w:p>
@@ -2969,13 +2969,13 @@
           <w:rPr>
             <w:color w:val="0000FF"/>
           </w:rPr>
-          <w:t>https://www.latestly.com/agency-news/india-news-vice-president-election-union-minister-rajnath-singh-nda-mps-cast-votes-in-parliament-7101524.html</w:t>
+          <w:t>https://www.bhaskar.com/local/mp/raisen/news/union-minister-shivraj-interacts-with-street-vendors-in-raisen-135977689.html</w:t>
         </w:r>
       </w:hyperlink>
     </w:p>
     <w:p>
       <w:r>
-        <w:t>Content: New Delhi [India], September 9 (ANI): As the voting for the Vice Presidential election began on Tuesday morning, Defence Minister Rajnath Singh exercised his franchise along with other NDA MPs in the Parliament. Former Prime Minister and JD(S) MP in Rajya Sabha, HD Deve Gowda, arrived in a wheelchair to cast his vote for the Vice Presidential poll. Also Read | Supriya Shrinate Debunks Fake Affair Claim; Says Viral Photo Does Not Show Her With ND Tiwari's Brother, It's Her Father. Union Ministers Nitin Gadkari, JP Nadda, Arjun Ram Meghwal and Prahlad Joshi cast their votes. Nitin Gadkari was seen shaking hands with Congress chief Mallikarjun Kharge as they both arrived at the Parliament. Deputy Chairman of the Rajya Sabha, Harivansh, also cast his ballot. He chaired the Upper House of the Parliament in the absence of the Vice President during the Monsoon Session, after former Vice President Jagdeep Dhankhar resigned, citing health reasons. Also Read | Rapper Vedan Sexual Assault Case: Malayalam Rapper Hiran Das Murali Appears for Questioning Before Kerala Police in Rape Case. BJP MP Kangana Ranaut also took part in voting. The polling for the Vice Presidential election began on Tuesday at 10 am with Prime Minister Narendra Modi being the first to cast his vote. The contest is between NDA nominee CP Radhakrishnan and opposition candidate B Sudershan Reddy. Meanwhile, Union Minister Shivraj Singh Chouhan and Jitan Ram Manjhi expressed support for CP Radhakrishnan and confidence in his victory. Union Minister Shivraj Singh Chouhan said, "NDA's victory is certain. CP Radhakrishnan will be the new Vice President." "NDA candidate CP Radhakrishnan will surely win the Vice-President elections," Union Minister Jitan Ram Manjhi told reporters. Union Minister Suresh Gopi backed Radhakrishnan and called it an election aimed at "fairness, truthfulness, and effectiveness". Suresh Gopi said, "This election is not about choosing between anyone. It is an election aimed at selecting fairness, truthfulness, and effectiveness, which are most needed for the citizens of the country, whether they live inside or outside the country... As a person, I found CP Radhakrishnan to be the best worker or one of the best among thousands of workers in my ideological system." NDA hold a majority in the Parliament, and 424 MPs are likely to vote in favour of Radhakrishnan, which is above the majority mark of 391. Counting of votes will be held later in the evening. (ANI) (The above story is verified and authored by ANI staff, ANI is South Asia's leading multimedia news agency with over 100 bureaus in India, South Asia and across the globe. ANI brings the latest news on Politics and Current Affairs in India &amp; around the World, Sports, Health, Fitness, Entertainment, &amp; News. The views appearing in the above post do not reflect the opinions of LatestLY) Copyright © Latestly.com All Rights Reserved. LatestLY News Bot is an automated program built to interact with your questions and provides fact-checks and latest news. Please start asking your questions or topics you want to read about.</w:t>
+        <w:t>Content: रायसेन के महामाया चौक पर आयोजित पथ विक्रेता संवाद कार्यक्रम में केंद्रीय कृषि मंत्री शिवराज सिंह चौहान पथ विक्रेताओं से संवाद किया। उन्होंने बताया कि पीएम स्वनिधि योजना में प्रथम ऋण की सीमा अब 15 हजार रुपए कर दी गई है। द्वितीय ऋण की सीमा भी बढ़ाकर 25 योजना के तहत तीन चरणों में लोन की सुविधा दी जा रही है। पहले चरण में 15 हजार रुपए, दूसरे चरण में 25 हजार रुपए और तीसरे चरण में 50 हजार रुपए तक का लोन मिलेगा। यह योजना ठेले, फुल्की, चाट, सब्जी, फल बेचने वालों और छोटे व्यापारियों के लिए है। केंद्रीय मंत्री ने पथ विक्रेताओं से सरकार की अन्य योजनाओं और उनके व्यवसाय के बारे में भी जानकारी ली। उन्होंने नगर पालिका सीएमओ सुरेखा जाटव से पथ विक्रेताओं को जानकारी देने के लिए शिविर लगाने की बात की। केंद्रीय मंत्री ने विक्रेताओं को अपने कार्यालय, नगर पालिका और विधायक कार्यालय का नंबर भी उपलब्ध कराया। कार्यक्रम में सांची विधायक डॉ. प्रभुराम चौधरी, भोजपुर विधायक सुरेन्द्र पटवा, पूर्व कैबिनेट मंत्री रामपाल सिंह, नगर पालिका अध्यक्ष सविता सेन और भाजपा जिलाध्यक्ष राकेश शर्मा सहित अन्य जनप्रतिनिधि मौजूद रहे। Copyright © 2024-25 DB Corp ltd., All Rights Reserved This website follows the DNPA Code of Ethics.</w:t>
       </w:r>
     </w:p>
     <w:p>
@@ -2988,7 +2988,7 @@
     </w:p>
     <w:p>
       <w:r>
-        <w:t>Title: रबी सम्मेलन को अधिक प्रभावी बनाने के प्रयास, राज्यों के साथ होगा दो दिवसीय मंथन</w:t>
+        <w:t>Title: आधारहीन आरोप लगाना राहुल गांधी की आदतः अनुराग ठाकुर</w:t>
       </w:r>
     </w:p>
     <w:p>
@@ -3000,13 +3000,13 @@
           <w:rPr>
             <w:color w:val="0000FF"/>
           </w:rPr>
-          <w:t>https://www.ruralvoice.in/efforts-to-make-rabi-conference-more-effective-two-day-brainstorming-to-be-held-with-states</w:t>
+          <w:t>https://www.hindusthansamachar.in/Encyc/2025/9/15/Shivraj-singh-chauhan-in-rabi-fest.php</w:t>
         </w:r>
       </w:hyperlink>
     </w:p>
     <w:p>
       <w:r>
-        <w:t>Content: Harvir Singh Aug 7, 2025 Dr. Sushil Upadhyay Aug 6, 2025 Harvir Singh Jul 21, 2025 Vipan Kumar Kakkar Jul 18, 2025 Unupom Kausik Jul 10, 2025 Team RuralVoice Sep 14, 2025 Sep 11, 2025 Sanjeev Kandwal Sep 3, 2025 Sanjeev Kandwal Aug 22, 2025 Team RuralVoice Aug 21, 2025 Team RuralVoice Sep 6, 2023 Team RuralVoice Aug 24, 2023 Team RuralVoice Jul 8, 2023 Team RuralVoice May 4, 2023 Team RuralVoice Mar 31, 2023 Team RuralVoice Nov 24, 2024 Team RuralVoice Nov 23, 2024 Team RuralVoice Nov 23, 2024 Team RuralVoice Nov 23, 2024 Harvir Singh Nov 16, 2024 Team RuralVoice Sep 4, 2025 Ajeet Singh Aug 20, 2025 Team RuralVoice Aug 8, 2025 Team RuralVoice Aug 4, 2025 Team RuralVoice Aug 2, 2025 ‘विकसित कृषि संकल्प अभियान’ के पहले चरण की सफलता के बाद केंद्रीय कृषि तथा ग्रामीण विकास मंत्री शिवराज सिंह चौहान के नेतृत्व में अभियान के दूसरे चरण की शुरुआत होने जा रही है। रबी फसल के लिए 16 दिवसीय अभियान 3 अक्टूबर से 18 अक्टूबर तक चलेगा। इस दौरान देशभर के कृषि वैज्ञानिक गांव-गांव जाकर किसानों से मिलेंगे, उन्हें उपयोगी जानकारी देंगे। अभियान की शुरुआत से पहले 15-16 सितंबर को दिल्ली में दो दिवसीय राष्ट्रीय रबी सम्मेलन आयोजित होगा। केंद्रीय कृषि मंत्री शिवराज सिंह चौहान के निर्देश पर पहली बार दो दिवसीय रबी सम्मेलन कराया जा रहा है, जिसमें राज्यों के कृषि मंत्री, वरिष्ठ कृषि अधिकारी और कृषि वैज्ञानिक रबी सीजन की तैयारियों पर विचार-मंथन करेंगे। सम्मेलन में देशभर के कृषि विशेषज्ञ, वैज्ञानिक, नीति-निर्धारक और राज्य सरकारों के वरिष्ठ प्रतिनिधि रबी फसलों की बुवाई से संबंधित तैयारियों, उत्पादन लक्ष्यों और रणनीतियों पर गहन चर्चा करेंगे। इस दौरान किसानों को लाभ पहुंचाने की दृष्टि से विभिन्न विषयों पर विमर्श होगा। केंद्रीय कृषि मंत्री ने शुक्रवार को रबी कॉन्फ्रेंस की तैयारियों के संबंध में वीसी के माध्यम से बैठक कर आवश्यक दिशा-निर्देश दिए। उन्होंने राज्य के कृषि मंत्रियों से कहा कि वह रबी फसल के लिए विभिन्न विषयों सहित खाद की आवश्यकता का आंकलन भी इकट्ठा कर लें और आगामी कॉन्फ्रेंस में इस पर गंभीर विचार-विमर्श के लिए तैयार रहें। रबी सम्मेलन के पहले दिन केंद्र एवं राज्यों के अधिकारियों के बीच रबी सीजन से महत्वपूर्ण विषयों पर चर्चा होगी। अगले दिन, 16 सितंबर को, सभी राज्यों के कृषि मंत्री केंद्रीय कृषि मंत्री और राज्य मंत्री के साथ विस्तृत चर्चा करेंगे। नवीनतम तकनीक और उन्नत बीज किसानों तक किस प्रकार पहुंचाए जाएं, इसके लिए गहन चिंतन एवं समीक्षा की जाएगी। सभी राज्यों के मंत्री अपनी टीम के साथ इसमें भाग लेंगे। पहली बार इसमें कृषि विज्ञान केंद्रों (KVKs) के वैज्ञानिकों को भी आमंत्रित किया गया है, जो क्षेत्रीय अनुभव और चुनौतियों को साझा करेंगे। कृषि मंत्रालय के एक वरिष्ठ अधिकारी ने बताया कि इस बार रबी सम्मेलन को एक नया स्वरूप दिया गया है। यह सम्मेलन न केवल रबी 2025-26 सीजन की कार्ययोजना और उत्पादन रणनीति को दिशा देगा, बल्कि किसानों की आय वृद्धि, टिकाऊ कृषि प्रणाली और राष्ट्रीय खाद्य सुरक्षा सुनिश्चित करने में भी एक महत्वपूर्ण कदम साबित होगा। केंद्र सरकार ने राज्यों से कहा है कि वे रबी फसल के लिए खाद समेत अन्य आवश्यकताओं का आंकलन कर लें और आगामी सम्मेलन में गंभीर विचार-विमर्श के लिए तैयार रहें। विषयवार तकनीकी सत्र रबी सम्मेलन के अंतर्गत पहली बार विभिन्न विषयों पर समानांतर तकनीकी सत्र आयोजित होंगे। इनमें विशेषज्ञों, वैज्ञानिकों और राज्यों के प्रतिनिधियों द्वारा प्रस्तुतियां दी जाएंगी तथा खुली चर्चा का अवसर भी मिलेगा। जिन विषयों पर विशेष रूप से विचार-विमर्श होगा, उनमें जलवायु सहनशीलता, गुणवत्तापूर्ण बीज, उर्वरक और कीटनाशक की उपलब्धता, दलहन एवं तिलहन पर विशेष जोर देते हुए फसल विविधिकरण, बागवानी का विविधीकरण, प्रभावी प्रसार सेवाएं एवं कृषि विज्ञान केंद्रों (KVKs) की भूमिका तथा केंद्र प्रायोजित योजनाओं का प्रभावी समन्वय शामिल है। सम्मेलन में राज्यों की सफलताओं और बेस्ट प्रैक्टिस को भी साझा किया जाएगा, ताकि उन्हें अन्य राज्यों में भी लागू किया जा सके। साथ ही, मौसम पूर्वानुमान, उर्वरक प्रबंधन, कृषि अनुसंधान और तकनीकी हस्तक्षेप से जुड़े विषयों पर भी विशेषज्ञ अपने विचार प्रस्तुत करेंगे। ‘विकसित कृषि संकल्प अभियान’ का अगला चरण प्रधानमंत्री के ‘लैब टू लैंड’ विजन को आगे बढ़ाते हुए केंद्रीय कृषि मंत्री शिवराज सिंह चौहान ने खरीफ फसल के लिए ‘विकसित कृषि संकल्प अभियान’ की शुरुआत की थी। 29 मई से 12 जून 2025 तक चले इस अभियान के दौरान उन्होंने विभिन्न राज्यों का दौरा किया और किसानों से सीधे संवाद कर उनकी समस्याओं के समाधान का प्रयास किया। पहले चरण में वैज्ञानिकों की 2,170 टीमें गांव-गांव पहुंचीं और देशभर के करीब डेढ़ करोड़ किसानों से सीधे संवाद हुआ। आगामी रबी सीजन के लिए 3 अक्टूबर से वैज्ञानिक फिर किसानों के खेतों में जाएंगे और उन्हें नई तकनीकों व उन्नत खेती की जानकारी देंगे। यह अभियान 18 अक्टूबर तक चलेगा। Subscribe here to get interesting stuff and updates! Previous Article Next Article Ajeet Singh Sep 13, 2025 Team RuralVoice Sep 6, 2023 Team RuralVoice May 4, 2023 Team RuralVoice Mar 31, 2023 Team RuralVoice Sep 14, 2025 Team RuralVoice Sep 13, 2025 Ajeet Singh Sep 13, 2025 Team RuralVoice Sep 13, 2025 Team RuralVoice Sep 13, 2025 Ajeet Singh Sep 13, 2025 पहली बार दो दिन का होगा रबी सम्मेलन; केंद्रीय कृषि मंत्री के साथ राज्यों के कृषि... Team RuralVoice Dec 24, 2024 रूरल वॉयस एग्रीकल्चर कॉन्क्लेव एंड नेकॉफ अवार्ड्स 2024 में कृषि और ग्रामीण विकास... Team RuralVoice Mar 10, 2022 विश्लेषकों का कहना है कि धार्मिक ध्रुवीकरण के साथ साथ मुफ्त राशन के मुद्दे ने भारतीय... Team RuralVoice Jul 15, 2024 केंद्र सरकार स्टार्टअप और ग्रामीण उद्यमों को बढ़ावा देने के लिए 750 करोड़ रुपये... Sanjeev Kandwal Jan 3, 2025 उत्तराखंड के सीढ़ीदार खेतों में अब महिला क्रिकेट प्रतियोगिताएं आम हो चली हैं। कई... Ajeet Singh Aug 6, 2025 कांग्रेस सांसद दीपेंद्र हुड्डा ने कहा कि PMFBY के तहत बीमा दावों के भुगतान पर उनके... Harvir Singh Sep 8, 2025 FAO के नवीनतम पूर्वानुमान के अनुसार 2025 में वैश्विक अनाज उत्पादन रिकॉर्ड 296.1... Team RuralVoice Dec 23, 2024 रूरल वॉयस के चौथे एग्रीकल्चर कॉन्क्लेव की शुरुआत हो चुकी है। आज किसान दिवस के अवसर... Team RuralVoice Sep 13, 2025 कृषि मंत्रालय ने देश का पहला एआई-आधारित मौसम पूर्वानुमान कार्यक्रम शुरू किया है,... Dr Bishwajit Dhar Jul 5, 2025 2018 के बाद कृषि उत्पादों के निर्यात में यह वृद्धि न केवल कृषि निर्यात नीति में... Subscribe here to get interesting stuff and updates! Copyright © 2025-26 Rural Voice Media Pvt Ltd We use cookies to do things like remember what you've browsed, show your conent we think you'll be interested. If you are happy with the use of cookies by RV, click ok</w:t>
+        <w:t>Content: Enter your Email Address to subscribe to our newsletters - रबी अभियान 2025 के लिए राष्ट्रीय कृषि सम्मेलन को शिवराज सिंह ने किया संबोधित नई दिल्ली, 15 सितंबर (हि.स.)। केंद्रीय कृषि एवं किसान कल्याण मंत्री शिवराज सिंह चौहान ने सोमवार को कहा कि हम देश में खाद्यान्न, फल-सब्जियों की कमी नहीं रहने देंगे और भारत को विश्व की फूड बॉस्केट बनाएंगे। सोमवार को पूसा में रबी अभियान 2025 के लिए आयोजित दो दिवसीय राष्ट्रीय कृषि सम्मेलन का शुभारंभ करते हुए शिवराज सिंह ने कहा कि हमारे किसानों और वैज्ञानिकों की मेहनत और सरकार की किसान हितैषी नीतियों से देश में कृषि की ग्रोथ 3.7 प्रतिशत है, जो कि दुनिया में सर्वाधिक है। शिवराज सिंह ने कहा कि राज्य और केंद्र सरकार एक है; अपने देश, अपनी जनता, अपने किसानों के हित हमारे लिए सर्वोपरि है, जिसके लिए हम मिलकर पूरी ताकत से काम करते रहेंगे। हमें यह सौभाग्य मिला है कि हम भारत के कृषि परिदृश्य को बदलें। शिवराज सिंह ने कहा कि हम लोग साधारण लोग नहीं है, हम लोग देश की आधी आबादी के भाग्य बनाने वाले हैं। हमें बहुत अच्छे से काम करना होगा। हमें किसान और उसके उत्थान से मतलब है। शिवराज सिंह ने नकली खाद-बीज और कीटनाशक के मामले में कड़ी कार्रवाई की बात कही , वहीं उन्होंने स्पष्ट किया कि अब सारे मानदंडों और कसौटी पर पूरी तरह से खरे उतरने वाले बायोस्टिमुलेंट (जैव उत्तेजक) ही बिक सकेंगे। हम किसानों का शोषण नहीं होने देंगे। शिवराज सिंह ने कहा कि कृषि प्रसार का कार्य अत्यधिक महत्वपूर्ण है, केंद्र सरकार के साथ मिलकर सारे राज्य के कृषि विभाग और कृषि से जुड़े सभी विश्वविद्यालय, कृषि विज्ञान केंद्र तथा अन्य सभी संगठन ठोस कार्यक्रम और रणनीति बनाकर जमीनी स्तर पर तेजी से काम करें। शिवराज सिंह ने कहा कि अब मौसम का कोई ठिकाना नहीं है, इसलिए फसल बीमा ज्यादा से ज्यादा किसान करवाएं, इसके लिए अधिकारी प्रयास करें। प्रधानमंत्री फसल बीमा योजना को ठीक से लागू करना होगा, ताकि किसानों को राहत मिले। शिवराज सिंह ने कहा कि विकसित कृषि संकल्प अभियान फिर से अक्टूबर से राज्यों और केंद्र के साथ चलेगा। अब एग्री रिसर्च किसानों की समस्याओं के समाधान के लिए होगा, सिर्फ पेपर पब्लिश करने के लिए नहीं होगा। उन्होंने कहा कि बाढ़ प्रभावित क्षेत्रों में जल्दी राहत के लिए पूरा अमला तेजी से काम करें। सम्मेलन में केंद्र एवं राज्य सरकारों के वरिष्ठ अधिकारी, भारतीय कृषि अनुसंधान परिषद (आईसीएआऱ ) के वैज्ञानिक, कृषि विशेषज्ञ, किसान प्रतिनिधि और अन्य हितधारक भाग ले रहे हैं। यह मंच नीति-निर्माताओं, वैज्ञानिकों और राज्यों के प्रतिनिधियों को रबी 2025 की तैयारियों, उत्पादन लक्ष्यों और रणनीतियों पर समग्र रूप से विचार-विमर्श करने का अवसर प्रदान कर रहा हैं। प्रारंभ में केंद्रीय कृषि सचिव डॉ. देवेश चतुर्वेदी, आईसीएआर के महानिदेशक डॉ. एम. एल. जाट ने भी विचार रखें। उद्घाटन सत्र में राजस्थान के कृषि मंत्री डॉ. किरोड़ीलाल मीना विशेष रूप से उपस्थित थे। --------------- हिन्दुस्थान समाचार / विजयालक्ष्मी 18 Sep 2025 नई दिल्ली, 18 सितंबर (हि.स.)। लोकसभा में विपक्ष के नेता राहुल गांधी के वोट चोरी के आरोपों पर भारतीय जनता पार्टी (भाजपा) ने तंज कसा है। भाजपा ने कहा कि ''हाइड्रोजन बम'' फोड़ने वाले थे, लेकिन सिर्फ फुलझड़ी से ही काम चलाना पड़ा है ओर वो भी फुस्स हो .. 18 Sep 2025 नई दिल्ली, 18 सितंबर (हि.स.)। केंद्रीय कृषि एवं किसान कल्याण तथा ग्रामीण विकास मंत्री शिवराज सिंह चौहान की अध्यक्षता में शुक्रवार को नई दिल्ली में महत्वपूर्ण बैठक आयोजित की जाएगी। बैठक में ट्रैक्टर एवं कृषि यंत्रीकरण संघ, कृषि मशीनरी निर्माता संघ, .. 18 Sep 2025 मुंबई, 18 सितंबर (हि.स.)। महाराष्ट्र के बुलढाणा जिले के मलकापुर के पास नेशनल हाइवे पर गुरुवार को तडक़े एक कार और एक ट्रक के बीच हुई जोरदार टक्कर में तीन महिलाओं सहित चार लोगों की मौत हो गई और 5 लोग गंभीर रूप से घायल हो गए। सभी को जिला अस्पताल में .. 18 Sep 2025 पटना, 18 सितंबर (हि.स.)। बिहार के मुख्यमंत्री नीतीश कुमार ने गुरुवार को पटना के होटल मौर्या में केंद्रीय गृह मंत्री अमित शाह से बंद कमरे में करीब आधे घंटे तक बात की। आगामी विधानसभा चुनाव को देखते हुए यह मुलाकात सियासी हलकों में चर्चा का विषय बन .. Copyright © 2017-2025. All Rights Reserved Hindusthan Samachar News Agency Powered by Sangraha</w:t>
       </w:r>
     </w:p>
     <w:p>
@@ -3019,7 +3019,7 @@
     </w:p>
     <w:p>
       <w:r>
-        <w:t>Title: भाजपा राष्ट्रीय उपाध्यक्ष शिवराज बोले-न मौजूदा नागरिकता कानून टलेगा, न कोई और बदलाव होगा</w:t>
+        <w:t>Title: केंद्रीय मंत्री बोले- सर्वे कराकर किसानों की मदद करेंगे:बावड़ियां में भाजपा नेता के पिता को श्रद्धांजलि देने पहुंचे शिवराज सिंह</w:t>
       </w:r>
     </w:p>
     <w:p>
@@ -3031,13 +3031,13 @@
           <w:rPr>
             <w:color w:val="0000FF"/>
           </w:rPr>
-          <w:t>https://www.bhaskar.com/punjab/ludhiana/former-madhya-pradesh-cm-shivraj-chauhan-arrives-in-ludhiana-meeting-with-punjab-core-committee-continues-126458919.html</w:t>
+          <w:t>https://www.bhaskar.com/local/mp/harda/khirkiya/news/union-minister-said-we-will-help-the-farmers-by-conducting-a-survey-135973923.html</w:t>
         </w:r>
       </w:hyperlink>
     </w:p>
     <w:p>
       <w:r>
-        <w:t>Content: लुधियाना. मध्य प्रदेश के पूर्व मुख्यमंत्री व भाजपा के राष्ट्रीय उपाध्यक्ष शिवराज सिंह चौहान ने कहा कि न तो मौजूदा नागरिकता कानून टलेगा और न ही इसमें कोई और बदलाव होगा। चौहान मंगलवार को लुधियाना के होटल नागपाल रिजेंसी में मीडिया के साथ बात कर रहे थे। इस दौरान उन्होंने कहा कि वर्ष 1984 में मॉब लिंचिंग करने वाली कांग्रेस पार्टी आज सीएए के नाम पर देश में दंगे करवाने पर तुली हुई है। बीते दिनों पाकिस्तान स्थित श्री ननकाना साहिब पर हुए हमले ने यह दिखा दिया कि पाकिस्तान में अल्पसंख्यकों के हालात कैसे हैं। इसके अलावा पार्टी की कोर कमेटी के साथ भी चौहान ने कई मसलों पर राय-मशवरा किया, जिसकी रिपोर्ट वह पार्टी के राष्ट्रीय अध्यक्ष एवं गृह मंत्री अमित शाह को सौंपेंगे। कोर कमेटी की मीटिंग के बाद शिवराज सिंह चौहान ने कहा कि 1947 में विभाजन का दंश पंजाब झेल चुका है। तब पाकिस्तान में 23% अल्पसंख्यक थे, आज संख्या 2 फीसद रह गई है। पंजाब के मुख्यमंत्री कैप्टन अमरिंदर सिंह को यह जवाब देना होगा कि वर्षों से प्रदेश में रह रहे पाकिस्तानी हिंदू और सिखों को क्यों वह पंजाब से निकाल देंगे। नवजोत सिंह सिद्धू पर कटाक्ष करते हुए चौहान ने कहा हर छोटी बड़ी बात पर बोलने वाले नेताओं की भी बोलती बंद है। उनके साथ उत्तर प्रदेश के सह प्रभारी सुनील ओझा भी मौजूद रहे। मीडिया से मुखातिब होने से पहले इन दोनों नेताओं ने पंजाब कोर कमेटी सदस्यों के साथ वन टू वन मीटिंग की। भाजपा के प्रदेश अध्यक्ष की नियुक्ति से पहले हुई कोर कमेटी की मीटिंग को अहम माना जा रहा है। भाजपा के प्रदेश उपाध्यक्ष जीवन गुप्ता का कहना है कि विपक्षी दल सीएए पर लोगों को गुमराह कर रहे हैं। पंजाब में 2022 में के विधानसभा चुनाव के मद्देनजर ही भाजपा प्रदेश अध्यक्ष की नियुक्ति होगी। पार्टी जुझारू अध्यक्ष की तलाश में है। साझीदार पार्टी शिरोमणि अकाली दल में हो रहे बिखराव ने प्रदेश अध्यक्ष चुनाव की कसौटी को और सख्त कर दिया है। पंजाब के नए प्रदेश अध्यक्ष चुनाव के लिए शिवराज सिंह चौहान ने नेताओं के साथ चर्चा की। उन्होंने कहा कि जल्द ही पंजाब को नया भाजपा प्रधान मिल जाएगा। आज की इस मीटिंग के दौरान प्रदेश अध्यक्ष श्वेत मलिक, पूर्व प्रदेश अध्यक्ष अश्वनी शर्मा, राजिंदर भंडारी, पूर्व कैबिनेट मंत्री मनोरंजन कालिया, मदनमोहन मित्तल, सांसद सोमप्रकाश, पूर्व केंद्रीय राज्यमंत्री विजय सांपला मौजूद रहे। Copyright © 2024-25 DB Corp ltd., All Rights Reserved This website follows the DNPA Code of Ethics.</w:t>
+        <w:t>Content: केंद्रीय कृषि मंत्री एवं पूर्व मुख्यमंत्री शिवराज सिंह चौहान शनिवार को शाम खिरकिया के ग्राम बावड़ियां पहुंचे। उन्होंने भाजपा प्रदेश कार्यकारिणी सदस्य राजेंद्र सिंह राजपूत के पिता दयाराम कलम की श्रद्धांजलि सभा में हिस्सा लिया। चौहान ने स्वर्गीय राजपूत के चित्र पर पुष्प अर्पित कर शोक संवेदना व्यक्त की। उन्होंने परिजनों को ढांढस बंधाया और प्रभु से दिवंगत आत्मा को शांति देने की प्रार्थना की। इस दौरान उन्होंने पूर्व मंत्री कमल पटेल, पूर्व विधायक टिमरनी संजय शाह, जिला पंचायत अध्यक्ष गजेंद्र शाह और उपाध्यक्ष दर्शन सिंह गहलोत के साथ कदम का पौधा लगाया। मौके पर मौजूद किसानों ने सोयाबीन की फसल खराब होने की समस्या रखी। चौहान ने आश्वासन दिया कि सर्वे कराकर प्रभावित किसानों की मदद की जाएगी। उन्होंने बताया कि मध्य प्रदेश में सैटेलाइट और रिमोट सेंसिंग से फसल क्षति का आकलन किया जाता है। राज्य सरकार आरबीसी 6/4 के तहत मदद करती है। साथ ही, प्रधानमंत्री फसल बीमा योजना के अंतर्गत भी नुकसान की भरपाई की जाएगी। उन्होंने कहा कि किसानों की मदद में कोई कमी नहीं छोड़ी जाएगी। किसानों ने शिवराज को दिखाई खाद की खाली बोरियां खिरकिया के छीपाबड़ में महाराणा प्रताप चौक पर कांग्रेस कार्यकर्ताओं ने केंद्रीय कृषि मंत्री शिवराज सिंह चौहान को खाली खाद की बोरियां दिखाई। इसे देख केंद्रीय कृषि मंत्री शिवराज सिंह चौहान रुके। कांग्रेस कार्यकर्ताओं से बात की। कांग्रेस कार्यकर्ताओं ने केंद्रीय कृषि मंत्री से खाद की समस्या, हरदा खंडवा स्टेट हाईवे रोड सुधार की मांग, सोयाबीन फसल खराब हुई फसल का सेटेलाइट सर्वे की मांग, सोयाबीन फसल को समर्थन मूल्य पर खरीदी की मांग को लेकर चर्चा की। केंद्रीय मंत्री ने जल्द समस्याओं का समाधान करने की बात कही। इस दौरान कांग्रेस कार्यकर्ता मौजूद थे। Copyright © 2024-25 DB Corp ltd., All Rights Reserved This website follows the DNPA Code of Ethics.</w:t>
       </w:r>
     </w:p>
     <w:p>
@@ -3050,7 +3050,7 @@
     </w:p>
     <w:p>
       <w:r>
-        <w:t>Title: भाजपा का अगला राष्ट्रीय अध्यक्ष कौन? RSS-BJP की डील पक्की, इन 5 बड़े मंत्रियों के नाम चर्चा में सबसे आगे</w:t>
+        <w:t>Title: GST कटौती के बाद हजारों रुपए सस्ते हो जाएंगे ट्रैक्टर, मंत्री शिवराज ने बताया- किसानों के बचेंगे सीधे इतने रुपए</w:t>
       </w:r>
     </w:p>
     <w:p>
@@ -3062,13 +3062,13 @@
           <w:rPr>
             <w:color w:val="0000FF"/>
           </w:rPr>
-          <w:t>https://hindi.oneindia.com/news/india/bjp-next-national-president-rss-deal-top-5-ministers-in-race-all-details-in-hindi-1385409.html?ref_source=OI-HI&amp;ref_medium=Home-Page&amp;ref_campaign=News-Cards</w:t>
+          <w:t>https://www.krishakjagat.org/national-news/tractors-will-become-cheaper-by-thousands-of-rupees-after-the-gst-cut-minister-shivraj-said-this-much-money-will-be-saved-directly-for-the-farmers/</w:t>
         </w:r>
       </w:hyperlink>
     </w:p>
     <w:p>
       <w:r>
-        <w:t>Content: Who will be Next BJP President: भारतीय जनता पार्टी (BJP) में लंबे समय से टलते आ रहे राष्ट्रीय अध्यक्ष के चुनाव पर अब तस्वीर साफ होती दिख रही है। सूत्रों के मुताबिक, भाजपा और राष्ट्रीय स्वयंसेवक संघ (RSS) के बीच रिश्तों की जमी बर्फ अब पिघल चुकी है। दोनों पक्ष अब एक ही मंच पर खड़े नजर आ रहे हैं और यही वजह है कि पार्टी कभी भी नए अध्यक्ष का नाम घोषित कर सकती है। कहा जा रहा है कि भाजपा और संघ के बीच नए राष्ट्रीय अध्यक्ष को लेकर डील लगभग पक्की होगी। पिछले कुछ महीनों तक भाजपा और संघ के बीच खटास साफ दिख रही थी। नड्डा के उस बयान को याद कीजिए, जब उन्होंने कहा था कि भाजपा को अब संघ की जरूरत नहीं है। यह बात संघ को नागवार गुजरी और 2024 लोकसभा चुनाव में भाजपा को 400 पार का नारा देने के बावजूद सिर्फ 240 सीटों पर सिमटना पड़ा। साफ था कि संघ के कार्यकर्ताओं ने मन से मेहनत नहीं की। लेकिन अब हालात बदल गए हैं। प्रधानमंत्री नरेंद्र मोदी ने 15 अगस्त को लाल किले से संघ की जमकर तारीफ की और इसे दुनिया का सबसे बड़ा एनजीओ बताया। गृह मंत्री अमित शाह भी कई मौकों पर कह चुके हैं कि उन्हें स्वयंसेवक होने पर गर्व है। वहीं संघ प्रमुख मोहन भागवत ने यह संदेश दिया कि समाज सेवा और राजनीति में रिटायरमेंट की कोई उम्र नहीं होती। इन संकेतों को देखते हुए अब भाजपा और RSS एक बार फिर साथ दिख रहे हैं। भाजपा और RSS संगठनों के शीर्ष नेताओं के हालिया बयानों ने साफ कर दिया है कि रिश्तों में पहले जैसी खटास अब नहीं रही। यही वजह है कि पार्टी के नए राष्ट्रीय अध्यक्ष के नाम पर जल्द ही अंतिम मुहर लगने की संभावना तेज हो गई है। सूत्रों का कहना है कि इस बार भाजपा अध्यक्ष की कुर्सी पर किसे बैठाया जाए, इस पर संघ और पार्टी दोनों ही मिलकर फैसला लगभग कर लिया है। उपराष्ट्रपति के चुनाव के बाद अब भाजपा कभी राष्ट्रीय अध्यक्ष के नामों की घोषणा कर सकती है। सूत्रों की मानें तो भाजपा इसी महीने सितंबर में नए राष्ट्रीय अध्यक्ष की घोषणा कर देगी या फिर बिहार चुनाव के बाद ही इसका अधिकारिक ऐलान होगा। हालांकि, आरएसएस हमेशा से यह दावा करता आया है कि भाजपा या सरकार के कामकाज में उसका सीधा हस्तक्षेप नहीं होता। फिर भी, यह सच है कि बड़े फैसलों में संघ की सहमति को अहमियत दी जाती है। अब जबकि दोनों के रिश्ते सामान्य होते दिख रहे हैं, कई नेताओं के नाम संभावित दावेदारों के तौर पर उभर रहे हैं। अब बड़ा सवाल यह है कि भाजपा का नया अध्यक्ष कौन होगा? पार्टी के अंदरखाने से पांच बड़े मंत्रियों के नाम सबसे आगे बताए जा रहे हैं। आइए इन दावेदारों पर एक नजर डालते हैं। भाजपा अध्यक्ष की रेस में सबसे आगे शिवराज सिंह चौहान का नाम है, जो फिलहाल केंद्र सरकार में मंत्री हैं और संगठन के साथ भी गहरे रिश्ते रखते हैं। इसके अलावा नितिन गडकरी की छवि भी बड़े कद के नेता की रही है और उनके नाम की चर्चा लगातार अंदरखाने हो रही है। इसी तरह, पूर्व हरियाणा मुख्यमंत्री और मौजूदा केंद्रीय मंत्री मनोहर लाल खट्टर भी दावेदारी की कतार में हैं। वहीं, धमेन्द्र प्रधान और भूपेंद्र यादव जैसे संगठन में लंबे समय से सक्रिय नेताओं के नाम भी दौड़ में बताए जा रहे हैं। मध्य प्रदेश के चार बार के मुख्यमंत्री रह चुके शिवराज सिंह चौहान, मौजूदा समय में केंद्र सरकार में मंत्री हैं। उन्हें भाजपा का सबसे जमीनी नेता माना जाता है। "मामा" के नाम से मशहूर शिवराज अपनी सादगी और जनसंपर्क की क्षमता के लिए जाने जाते हैं। संगठन से उनका गहरा जुड़ाव है और संघ खेमे में भी उनकी मजबूत पकड़ है। केंद्रीय सड़क परिवहन मंत्री नितिन गडकरी भाजपा के सबसे अनुभवी चेहरों में से एक हैं। इंफ्रास्ट्रक्चर डेवलपमेंट और कामकाज की पारदर्शिता के लिए वे लोकप्रिय हैं। गडकरी नागपुर से आते हैं, जो संघ का गढ़ है। माना जाता है कि संघ नेतृत्व उन पर खास भरोसा करता है। हरियाणा के पूर्व मुख्यमंत्री और मौजूदा केंद्रीय मंत्री मनोहर लाल खट्टर भी रेस में माने जा रहे हैं। खट्टर मूल रूप से संगठन के आदमी रहे हैं और लंबे समय तक संघ से जुड़े रहे। उनके प्रशासनिक अनुभव और सादगीपूर्ण छवि ने उन्हें भाजपा नेतृत्व के लिए मजबूत दावेदार बना दिया है। केंद्रीय शिक्षा मंत्री धर्मेंद्र प्रधान की गिनती भाजपा के करिश्माई नेताओं में होती है। ओडिशा से आने वाले प्रधान पार्टी की संगठनात्मक राजनीति को अच्छी तरह समझते हैं। तेलंगाना से लेकर ओडिशा और झारखंड तक वे भाजपा को विस्तार देने में अहम भूमिका निभा चुके हैं। राज्यसभा सांसद और मौजूदा केंद्रीय मंत्री भूपेंद्र यादव भाजपा में रणनीतिकार के तौर पर मशहूर हैं। वे संगठन में माहिर माने जाते हैं और चुनावी प्रबंधन में उनका कोई सानी नहीं है। राजस्थान से आने वाले यादव के नाम पर भी संघ और भाजपा दोनों ही सहमत हो सकते हैं। भाजपा अक्सर ऐसे फैसले लेती है, जो राजनीतिक पंडितों को चौंका देते हैं। इसलिए यह कहना मुश्किल है कि अध्यक्ष की कुर्सी किसके हिस्से जाएगी। लेकिन इतना तय है कि संघ और भाजपा की सहमति बनने के बाद नया राष्ट्रीय अध्यक्ष ऐसा चेहरा होगा, जो संगठन और सरकार-दोनों को संतुलित रख सके।</w:t>
+        <w:t>Content: 20 सितम्बर 2025, नई दिल्ली: GST कटौती के बाद हजारों रुपए सस्ते हो जाएंगे ट्रैक्टर, मंत्री शिवराज ने बताया- किसानों के बचेंगे सीधे इतने रुपए – केंद्रीय कृषि एवं किसान कल्याण तथा ग्रामीण विकास मंत्री शिवराज सिंह चौहान ने शुक्रवार को नई दिल्ली में कृषि मशीनरी के लिए नवीनतम जीएसटी (वस्तु एवं सेवा कर) सुधारों पर चर्चा के लिए एक महत्वपूर्ण बैठक की अध्यक्षता की। ट्रैक्टर एवं मशीनीकरण संघ (टीएमए), कृषि मशीनरी निर्माता संघ (एएमएमए), अखिल भारतीय कंबाइन निर्माता संघ (एआईसीएमए) और पावर टिलर एसोसिएशन ऑफ इंडिया (पीटीएआई) सहित अन्य संगठनों के प्रतिनिधियों ने व्यक्तिगत और वर्चुअल माध्यम से भाग लिया। मंत्री चौहान ने बैठक के बाद पत्रकारों से बात करते हुए जीएसटी दरों में कटौती के लिए प्रधानमंत्री नरेन्द्र मोदी को धन्यवाद दिया और चर्चा का विवरण साझा किया। उन्होंने बताया कि कृषि मशीनरी पर जीएसटी, जो पहले 12 प्रतिशत और 18 प्रतिशत थी, अब घटाकर 5 प्रतिशत कर दी गई है, जो 22 सितंबर से प्रभावी होगी। उन्होंने कहा कि इस कटौती से किसानों को प्रत्यक्ष रूप से लाभ पहुंचेगा। उन्होंने ज़ोर देकर कहा कि केंद्र सरकार ने किसानों की आय में वृद्धि सुनिश्चित करने का संकल्प लिया है, जिसके लिए उत्पादकता बढ़ाने और लागत कम करने, दोनों की आवश्यकता है और दोनों लक्ष्यों को प्राप्त करने के लिए मशीनीकरण अत्यंत महत्वपूर्ण है। केंद्रीय मंत्री ने कहा कि बैठक के दौरान, मशीन निर्माता संघों के सभी प्रतिनिधियों को बताया गया कि 22 सितंबर से लागू जीएसटी की घटी हुई दरें पूरी पारदर्शिता के साथ किसानों को सीधे लाभ पहुंचाएंगी। चौहान ने कहा कि जीएसटी दरों में कमी एक बड़ा कदम है, जिसका व्यापक प्रभाव पड़ेगा। बाद में, कीमतों में हुई उल्लेखनीय कमी की ओर इंगित करते हुए उन्होंने कहा: ए 35 एचपी ट्रैक्टर अब 41,000 रुपये सस्ता मिलेगाए 45 एचपी ट्रैक्टर अब 45,000 रुपये सस्ता मिलेगाए 50 एचपी ट्रैक्टर अब 53,000 रुपये सस्ता मिलेगाए 75 एचपी ट्रैक्टर अब 63,000 रुपये सस्ता मिलेगा बागवानी और निराई-गुड़ाई में इस्तेमाल होने वाले छोटे ट्रैक्टरों की कीमत भी कम हो जाएगी। 4-पंक्ति वाला धान रोपने वाला यंत्र अब 15,400 रुपये सस्ता हो जाएगा, जबकि 4 टन प्रति घंटे की क्षमता वाला बहु-फसल थ्रेशर 14,000 रुपये सस्ता हो जाएगा। 13-एचपी पावर टिलर की कीमत भी 11,875 रुपये कम हो जाएगी। पावर वीडर (7.5 एचपी): 5,495 रुपये सस्ताट्रेलर (5 टन क्षमता): 10,500 रुपये सस्ताबीज-सह-उर्वरक ड्रिल (11 टाइन): 3,220 रुपये सस्ताबीज-सह-उर्वरक ड्रिल (13 टाइन): 4,375 रुपये सस्ताहार्वेस्टर कंबाइन कटर बार (14 फीट): 1,87,500 रुपये सस्तास्ट्रॉ रीपर (5 फीट): 21,875 रुपये सस्तासुपर सीडर (8 फीट): 16,875 रुपये सस्ताहैप्पी सीडर (10 टाइन): 10,625 रुपये सस्तारोटावेटर (6 फीट): 7,812 रुपये सस्ताबेलर स्क्वायर (6 फीट): 93,750 रुपये सस्तामल्चर (8 फीट): 11,562 रुपये सस्तान्यूमेटिक प्लांटर (4-पंक्ति): 32,812 रुपये सस्ताट्रैक्टर-माउंटेड स्प्रेयर (400 लीटर क्षमता): 9,375 रुपये सस्ता मंत्री चौहान ने घोषणा की कि सरकार किसानों के बीच जागरूकता बढ़ाने के लिए विभिन्न संचार माध्यमों से इन लाभों के बारे में व्यापक जानकारी प्रसारित करेगी। उन्होंने इस बात पर भी जोर दिया कि कस्टम हायरिंग केन्द्रों को, जिन्हें अब कम कीमत पर मशीनें मिलेंगी, किसानों के लिए बेहतर कीमत सुनिश्चित करने के लिए किराये की दरें कम करनी चाहिए। रबी फसलों के लिए आगामी 3 अक्टूबर से शुरू हो रहे ‘विकसित कृषि संकल्प अभियान’ के दूसरे चरण के दौरान किसानों को जीएसटी दर में कटौती की जानकारी दी जाएगी, ताकि वे उन्नत खेती के लिए इसका सर्वोत्तम उपयोग कर सकें। मंत्री चौहान ने कहा कि कृषि यंत्रीकरण को सुदृढ़ करने के लिए उपयुक्त कदम उठाए जाएंगे। भविष्य की योजनाएं बनाते समय निर्माता संघों के सुझावों पर विचार किया जाएगा। उन्होंने प्रतिनिधियों से बिचौलियों की भूमिका को न्यूनतम करने और यह सुनिश्चित करने का आग्रह किया कि जीएसटी सुधारों का लाभ किसानों को सीधे मिले। मशीनरी संघों के प्रतिनिधियों ने सरकार के निर्णय का स्वागत किया, मंत्री चौहान के निर्देशों का ईमानदारी से पालन करने का संकल्प लिया और किसानों के कल्याण के प्रति अपनी प्रतिबद्धता दोहराई। बैठक के बाद, मंत्री चौहान ने प्रतिभागियों के साथ एक वृक्षारोपण अभियान में भाग लिया और किसानों की समृद्धि के लिए केंद्र सरकार के संकल्प की पुष्टि की। बैठक में कृषि सचिव डॉ. देवेश चतुर्वेदी और मंत्रालय के अन्य वरिष्ठ अधिकारी भी उपस्थित थे। आपने उपरोक्त समाचार कृषक जगत वेबसाइट पर पढ़ा: हमसे जुड़ें&gt; नवीनतम कृषि समाचार और अपडेट के लिए आप अपने मनपसंद प्लेटफॉर्म पे कृषक जगत से जुड़े – गूगल न्यूज़, व्हाट्सएप्प&gt; कृषक जगत अखबार की सदस्यता लेने के लिए यहां क्लिक करें – घर बैठे विस्तृत कृषि पद्धतियों और नई तकनीक के बारे में पढ़ें&gt; कृषक जगत ई-पेपर पढ़ने के लिए नीचे दिए गए लिंक पर क्लिक करें: E-Paper&gt; कृषक जगत की अंग्रेजी वेबसाइट पर जाने के लिए नीचे दिए गए लिंक पर क्लिक करें: Global Agriculture 22 सितम्बर 2025, भोपाल: बरगुर गाय: अनोखी देसी नस्ल जो दिखने में अलग, लेकिन दूध में छिपे हैं औषधीय गुण; जानिए इसकी खासियतें – भारत में गाय को केवल पशु नहीं बल्कि माता का दर्जा दिया जाता है। अलग-अलग राज्यों 19 सितम्बर 2025, नई दिल्ली: अब मजदूरों की नहीं पड़ेगी जरूरत! ये 5 मशीनें अकेले ही कर देंगी गेहूं और धान फसल की कटाई – खेती किसानों का मुख्य रोजगार है, लेकिन इसमें मेहनत और चुनौतियाँ भी कम नहीं होतीं।</w:t>
       </w:r>
     </w:p>
     <w:p>
@@ -3081,7 +3081,7 @@
     </w:p>
     <w:p>
       <w:r>
-        <w:t>Title: किसानों को पर्याप्त खाद की व्यवस्था कराने में नहीं छोड़ी जाएगी कोई कसर: शिवराज सिंह</w:t>
+        <w:t>Title: Karnataka: कर्नाटक के किसानों के लिए अच्छी खबर, इन पांच प्रमुख खरीफ फसलों को खरीदेगी केंद्र सरकार</w:t>
       </w:r>
     </w:p>
     <w:p>
@@ -3093,13 +3093,13 @@
           <w:rPr>
             <w:color w:val="0000FF"/>
           </w:rPr>
-          <w:t>https://vocaltv.in/national/no-stone-will-be-left-unturned-to-ensure-adequatephp/cid17395822.htm</w:t>
+          <w:t>https://www.amarujala.com/business/business-diary/good-news-for-karnataka-farmers-the-central-government-will-buy-these-five-major-kharif-crops-2025-09-20</w:t>
         </w:r>
       </w:hyperlink>
     </w:p>
     <w:p>
       <w:r>
-        <w:t>Content: Hit enter to search or ESC to close. मैहर के कृषि प्रक्षेत्र गहबरा को भारतीय कृषि अनुसंधान परिषद से जोडा जाएगाः केन्द्रीय कृषि मंत्री भोपाल, 11 सितम्बर (हि.स.)। केंद्रीय कृषि एवं किसान कल्याण तथा ग्रामीण विकास मंत्री शिवराज सिंह चौहान ने कहा कि मैहर जिले के कृषि प्रक्षेत्र गहबरा को भारतीय कृषि अनुसंधान परिषद की गतिविधियों से जोडकर यहां के किसानों को उन्नत तकनीकों एवं कृषि क्षेत्र के विस्तार का लाभ दिया जाएगा। उन्होंने कहा कि किसानों को पर्याप्त खाद की उचित व्यवस्था कराने में कोई कसर नहीं छोड़ी जाएगी। केन्द्रीय कृषि मंत्री चौहान गुरुवार को मैहर जिले के कृषि प्रक्षेत्र गहबरा में कृषक संवाद कार्यक्रम को संबोधित कर रहे थे। उन्होंने कहा कि मैहर जिला गठन के साथ ही मां शारदा लोक के निर्माण की नीव भी पड़ी है। मैहर जिले का तेज गति से विकास होगा और यहां किसानों के लिए कृषि प्रक्षेत्र गहबरा को भारतीय कृषि अनुसंधान परिषद से जोड़कर उन्नति तकनीकों का लाभ दिया जाएगा। उन्होंने कहा कि किसानों की सेवा भगवान की पूजा है। केन्द्र सरकार प्रधानमंत्री नरेन्द्र मोदी के नेतृत्व में किसानों के कल्याण के लिए सतत प्रयत्नशील है। उन्होंने कहा कि 22 सितंबर से नवरात्रि शुरू हो रही है। कृषि उपकरणों एवं अन्य संसाधनों पर 12 प्रतिशत की जीएसटी घटाकर पांच प्रतिशत कर दी गई है। इसका सीधा लाभ किसानों को मिलेगा। अब ट्रैक्टर पर 43 से 63 हजार रुपये तक की कीमत कम हुई है। थ्रेसर के दाम पांच हजार रुपये और हार्वेस्टर की कीमतें दो लाख 35 हजार रुपये तक कम हुई है। इसके अलावा मोटर साइकिल, साइकिल, किताबें, कपडे सभी सस्ते होंगे तो महंगाई तेजी से घटेगी। दूध के उत्पाद पनीर, घी पर भी जीएसटी समाप्त होगा तो किसानों को इसका सीधा लाभ मिलेगा। उन्होंने किसानों से कहा कि अपना देश आत्मनिर्भर बने और लोगों को रोजगार मिले इसके लिए अपनी रोजमर्रा जरूरतों का समान अपने देश में ही बनी हुई खरीदे। उन्होंने स्वदेशी वस्तुयें खरीदने का संकल्प भी किसानों को दिलाया। केन्द्रीय कृषि मंत्री चौहान ने कहा कि ग्रामीण विकास विभाग का मंत्री होने के नाते ग्रामीण क्षेत्रों का विकास और गरीबों का कल्याण और उनके लिए पक्के आवास, लाडली बहनों को लखपति दीदी बनाने का कार्य भी महत्वपूर्ण जिम्मेदारी है। आजीविका मिशन के माध्यम से समूह की हर गरीब दीदी को लखपति बनाने के प्रयास चल रहे हैं। उन्होंने खाद की समस्या पर किसानों को आश्वास्त करते हुए कहा कि खाद की उचित व्यवस्था कराने में कोई कसर नहीं छोड़ी जाएगी। राज्य शासन और रसायन मंत्रालय के समन्वय से सुचारू व्यवस्था की जाएगी। उन्होंने कहा कि इस साल बारिश अच्छी होने से धान का रकबा बढा है और पिछली साल की तुलना में इस साल सवा गुनी मात्रा में खाद आपूर्ति की जा चुकी है। उन्होंने किसानों से कहा कि धैर्य रखे किसानों को लिए पर्याप्त उर्वरक की व्यवस्था की जायेगी। उन्होंने कहा कि जिला प्रशासन निगरानी रखे, ताकि खाद की जमाखोरी और ब्लैक मार्केटिंग नहीं हो। खाद के साथ अन्य चीजों को खरीदने के लिए कोई भी मजबूर नहीं कर सकता। किसान अपनी जरूरत की वस्तुएं ले। उन्होंने कहा कि नकली पेप्टी साइड बनाने की फैक्ट्री सील की गई है और खराब फसलों का मुआवजा भी प्रधानमंत्री फसल बीमा योजना के अंतर्गत कंपनियों से बातचीत कर क्लेम दिलाया जायेगा। कार्यक्रम में केन्द्रीय कृषि मंत्री को कृषि विज्ञान केन्द्र मझगवां द्वारा कृषि साहित्य भेंट किया गया। उन्होंने कार्यक्रम स्थल पर कृषि विभाग तथा उद्यानिकी विभाग द्वारा लगाई गई जैविक कृषि उत्पाद प्रदर्शनी का अवलोकन किया। कार्यक्रम को जिले की प्रभारी मंत्री राधा सिंह ने भी संबोधित किया। सांसद गणेश सिंह ने मैहर जिले में कृषि प्रक्षेत्र गहबरा में कृषि विज्ञान केन्द्र खोलने के लिए कृषि मंत्री का ध्यान आकृष्ट कराया। विधायक श्रीकांत चतुर्वेदी ने मैहर में कृषि महाविद्यालय, कृषक भवन का निर्माण, कृषि उपज मंडी में भंडारण गोदाम तथा बीज एवं उर्वरक प्रयोगशाला खोलने संबंधी मांग पत्र प्रस्तुत किया। इस मौके पर जिलाध्यक्ष सतना भगवती प्रसाद पाण्डेय, मैहर कमलेश सुहाने, कलेक्टर रानी बाटड, अपर कलेक्टर शैलेन्द्र सिंह, उप संचालक कृषि आशीष पाण्डेय, कृषि विज्ञान केन्द्र के वैज्ञानिक नवीन कुमार शर्मा, पूर्व मंत्री रामखेलावन पटेल, एसडीएम दिव्या पटेल, एसडीओपी ख्याति मिश्रा सहित बडी संख्या में स्थानीय पंचायत प्रतिनिधि और किसान उपस्थित थे। हिन्दुस्थान समाचार / मुकेश तोमर वोकल टीवी एक प्रमुख समाचार पोर्टल है जो सबसे ताजा और महत्वपूर्ण समाचारों को पेश करने का काम करता है। हमारा मिशन है आपको दुनिया भर के घटनाओं और समाचारों से अपडेट रखना और आपको सटीक, विश्वसनीय, और विवेकपूर्ण समाचार प्रदान करना है। Read more!</w:t>
+        <w:t>Content: मेरा शहर Link Copied सरकार कर्नाटक से मूंग, काला मूंग, सूरजमुखी, मूंगफली और सोयाबीन की खरीद करेगी। केंद्रीय मंत्री प्रह्लाद जोशी ने शनिवार को यह जानकारी दी। उन्होंने कहा कि इससे राज्य के किसानों को काफी लाभ होगा। ये भी पढ़ें: Amitabh Kant: अमिताभ कांत बोले- ट्रंप का H1-B शुल्क बढ़ाने का कदम अमेरिकी नवाचार पर डालेगा असर विज्ञापन विज्ञापन जोशी ने इस फैसले को सोशल मीडिया प्लेटफॉर्म एक्स पर साझा करते हुए कहा कि उन्होंने केंद्रीय कृषि मंत्री शिवराज सिंह चौहान से अनुरोध किया है कि वे राज्य सरकार द्वारा प्रस्तावित मूल्य समर्थन योजना (पीएसएस) के तहत 2025-26 खरीफ सीजन के दौरान कर्नाटक में उगाई गई इन फसलों की खरीद को मंजूरी दें। इस संबंध में केंद्रीय कृषि मंत्री शिवराज सिंह चौहान ने जोशी को पत्र लिखकर जानकारी दी। पत्र के अनुसार, कर्नाटक सरकार ने खरीफ 2025-26 सीजन में इन फसलों की खरीद के लिए प्रस्ताव भेजा था। केंद्र ने उस पर विचार करते हुए 38,000 मीट्रिक टन हरे चना, 60,180 मीट्रिक टन उड़द, 15,650 मीट्रिक टन सूरजमुखी, 61,148 मीट्रिक टन मूंगफली और 1,15,000 मीट्रिक टन सोयाबीन की खरीद को स्वीकृति दी है। कृषि मंत्री चौहान ने पत्र में कहा कि यह मंजूरी भारत सरकार की किसानों के हितों की रक्षा करने और उन्हें स्थिर एवं टिकाऊ आय सुनिश्चित करने की प्रतिबद्धता को दर्शाती है। जोशी ने कहा कि प्रधानमंत्री नरेंद्र मोदी और कृषि मंत्री शिवराज सिंह चौहान का धन्यवाद करते हुए कहा कि यह फैसला कर्नाटक के किसानों को बड़ी राहत देगा। उन्होंने राज्य सरकार से अपील की कि वह तुरंत जिलेवार खरीद केंद्र स्थापित करे और पूरे प्रदेश में खरीद प्रक्रिया शुरू करे। Next Article Please wait... Please wait... Delete All Cookies Followed</w:t>
       </w:r>
     </w:p>
     <w:p>
@@ -3112,7 +3112,7 @@
     </w:p>
     <w:p>
       <w:r>
-        <w:t>Title: MP इवनिंग बुलेटिन:भीड़ ने बस फूंकी, शिवराज का काफिला रोका, जिस नेता का अश्लील वीडियो आया वो फंदे पर लटका; दिनभर की 10 बड़ी खबरें</w:t>
+        <w:t>Title: रायसेन जिले के जनप्रतिनिधियों ने ‘एक राष्ट्र एक चुनाव’ के समर्थन में प्रस्ताव पारित किया: शिवराज</w:t>
       </w:r>
     </w:p>
     <w:p>
@@ -3124,13 +3124,13 @@
           <w:rPr>
             <w:color w:val="0000FF"/>
           </w:rPr>
-          <w:t>https://www.bhaskar.com/amp/local/mp/news/mp-evening-bulletin-news-update-bhopal-bjp-neta-viral-video-bus-fired-135895003.html</w:t>
+          <w:t>https://hindi.theprint.in/india/peoples-representatives-of-raisen-district-passed-a-resolution-in-support-of-one-nation-one-election-shivraj/871639/?amp</w:t>
         </w:r>
       </w:hyperlink>
     </w:p>
     <w:p>
       <w:r>
-        <w:t>Content: MP इवनिंग न्यूज बुलेटिन में आज दिनभर की 10 चुनिंदा बड़ी खबरों को VIDEO में देखने के लिए ऊपर क्लिक करें। दिनभर की 10 बड़ी खबरों को विस्तार से यहां पढ़ भी सकते हैं। तो आइए जानते है, एमपी में आज, क्या रहा खास। 1. ग्रामीणों ने बस में तोड़फोड़ कर आग लगाई, नीमच में 3 मजदूरों को टक्कर मारी, एक की मौत नीमच जिले के रामपुरा के पास स्थित खिमला प्लांट में एक बस ने बाइक सवार तीन मजदूरों को टक्कर मार दी। हादसे में एक मजदूर की मौत हो गई, जबकि दो लोग घायल हो गए। इस घटना के बाद गुस्साए ग्रामीणों ने अमरपुरा में चक्काजाम कर दिया। हादसे वाली बस में तोड़फोड़ कर उसे आग के हवाले कर दिया। प्रदर्शनकारी मौके पर ही धरने पर बैठ गए। पूरी खबर पढ़ें.. 2. कांग्रेस विधायक ने रोका शिवराज सिंह का काफिला:सतना में खाद की कमी को लेकर की बात सतना में कांग्रेस नेताओं ने केंद्रीय कृषि मंत्री शिवराज सिंह चौहान का काफिला रोक दिया। कांग्रेस जिला अध्यक्ष और विधायक सिद्धार्थ कुशवाहा ने शिवराज सिंह ने से खाद की कमी समेत किसानों को हो रही समस्याओं को लेकर बात की। इस पर केंद्रीय कृषि मंत्री शिवराज सिंह चौहान ने सभी बातें सुनीं और भरोसा दिलाया कि वे राज्य सरकार से चर्चा करेंगे। पूरी खबर पढ़ें.. 3. पीडब्ल्यूडी मंत्री बोले- भोपाल का 90 डिग्री ब्रिज सही, इसमें कोई भी तकनीकी समस्या नहीं है भोपाल के जिस 90 डिग्री एंगल के मोड वाले ब्रिज में खामियां बताकर आठ अफसरों को सस्पेंड किया गया था, उस ब्रिज को पीडब्ल्यूडी मंत्री राकेश सिंह ने सही बताया है। उन्होंने जबलपुर में मीडिया से कहा- ब्रिज को लेकर कोई समस्या थी ही नहीं, लेकिन उसका प्रचार-प्रसार ऐसे किया गया कि वह सुर्खियों में आ गया। मंत्री ने कहा- 90 डिग्री का कोई मुद्दा नहीं था। पूरी खबर पढ़ें.. 4. पिता और बेटों को सांप ने डसा, बालाघाट में दोनों बच्चों की मौत हो गई, पिता अस्पताल में भर्ती बालाघाट में पिता और दो सगे भाइयों को करेत सांप ने डस लिया। 4 और 7 साल के दोनों भाइयों की मौत हो गई, जबकि पिता का गोंदिया अस्पताल में इलाज चल रहा है। घटना बुधवार देर रात लांजी के कुल्पा गांव की है। दिनेश डहारे बेटे ईशांत (4) और कुणाल (7) के साथ खाना खाकर सो रहे थे। अचानक रात में तीनों को उल्टियां होने लगीं। उन्हें अस्पताल ले जाया गया। पूरी खबर पढ़ें.. 5. इंदौर MY अस्पताल में नवजातों की मौत पर हाईकोर्ट नाराज, सरकार से स्टेटस रिपोर्ट मांगी एमवाय अस्पताल में चूहों के कुतरने के बाद हुई दो नवजातों की मौत पर हाईकोर्ट ने सख्त रुख अपनाया है। 15 दिन बाद भी कठोर कार्रवाई नहीं होने पर हाईकोर्ट ने सरकार को नोटिस दिया है। पूरे मामले की स्टेटस रिपोर्ट 15 सितंबर तक मांगी है। इस नोटिस के बाद अस्पताल अधीक्षक डॉ. अशोक यादव खुद को बीमार बताते हुए 11 से 25 सितंबर तक छुट्‌टी पर चले गए। पूरी खबर पढ़ें.. 6. प्रदेश में हल्की बारिश का दौर, इस सीजन में सामान्य से 10 प्रतिशत बारिश ज्यादा हो चुकी मध्यप्रदेश में बुधवार को हल्की बारिश का दौर रहा। बालाघाट के मलाजखंड में पौन इंच से ज्यादा बारिश हुई तो छिंदवाड़ा में आधा इंच पानी गिर गया। भोपाल, नर्मदापुरम, पचमढ़ी, खजुराहो, सीधी में भी हल्की बारिश हुई। मध्यप्रदेश में इस मानसूनी सीजन में सामान्य से 10 प्रतिशत बारिश ज्यादा हो चुकी है, लेकिन अभी भी 20 से ज्यादा जिलों में कोटा पूरा नहीं हुआ है। पूरी खबर पढ़ें.. 7. बीजेपी नेता ने की सुसाइड की कोशिश, महिला के साथ अश्लील वीडियो सामने आया था भोपाल में भाजपा युवा मोर्चा के पूर्व मंडल महामंत्री जीत निशोदे ने गुरुवार को फांसी लगाकर आत्महत्या की कोशिश की। निशोदे का हाल ही में एक महिला के साथ अश्लील वीडियो सामने आया था। मंगलवार को हंगामा बढ़ा तो पार्टी ने जीत निशोदे को युवा मोर्चा के मंडल महामंत्री पद से हटा दिया था। जीत की अभी अस्पताल में भर्ती है, उसकी हालत गंभीर बताई जा रही है। पूरी खबर पढ़ें.. 8. पुलिस सोती रही, कैदी भागा; कॉन्स्टेबल की रायफल ले गया, छतरपुर के अस्पताल में भर्ती था छतरपुर में हत्या की कोशिश करने के ट्रायल का सामना कर रहा कैदी जिला अस्पताल से भाग निकला है। वह भागते वक्त सुरक्षा में तैनात पुलिसकर्मी की रायफल भी ले गया। मामला बुधवार- गुरुवार की दरमियानी रात का है। एसपी अगम जैन ने अस्पताल में तैनात 4 पुलिसकर्मियों को सस्पेंड कर दिया है।​​​​​​​ 9 सितंबर को उसे अस्पताल में भर्ती कराया गया था।​​​​​​​ पूरी खबर पढ़ें.. 9. इंदौर की फाउंडेशन सोसाइटी पर EOW की एफआईआर:ट्रस्ट बनाकर फर्जीवाड़े के लगे आरोप आर्थिक अनियमितताओं और करोड़ों रुपए के फर्जीवाड़े के आरोप में भोपाल ईओडब्ल्यू ने इंदौर की एक फाउंडेशन सोसाइटी के खिलाफ सख्त कार्रवाई की है। इस सोसाइटी के खिलाफ पूर्व में लोकायुक्त और ईओडब्ल्यू दोनों में शिकायतें दर्ज कराई गई थीं, जिनकी जांच के बाद अब एफआईआर दर्ज की गई है।​​​​​​​ जानकारी के अनुसार यह करीब 198 करोड़ का घोटाला है।​​​​​​​ पूरी खबर पढ़ें.. 10. एक सप्ताह से घूम रहा कूनो का चीता, लोग डरे, मुरैना में वन विभाग की टीम कर रही पीछा​​​​​​​ मुरैना जिले के कैलारस, रामपुर इलाके में पिछले एक सप्ताह से श्योपुर कूनो से भागा चीता घूम रहा है। चीता के लगातार इलाके में दिखने से ग्रामीणों में डर है। चीता पहले रामपुर के टेलरी, सालई गांव में अब कैलारस के देवरी, मनहारी, गोलहरी, विभूति, मामचोन में दिखाई दे रहा है। चीता के पीछे मॉनिटरिंग टीम और वन विभाग टीम भी इलाके के गांवों में पहुंच रही है। पूरी खबर पढ़ें.. Copyright © 2024-25 DB Corp ltd., All Rights Reserved This website follows the DNPA Code of Ethics.</w:t>
+        <w:t>Content: रायसेन, 21 सितंबर (भाषा) केंद्रीय कृषि मंत्री शिवराज सिंह चौहान ने रविवार को कहा कि मध्यप्रदेश के रायसेन जिले के सभी जनप्रतिनिधियों ने ‘एक राष्ट्र एक चुनाव’ के समर्थन में प्रस्ताव पारित किया और ऐसा करने वाला यह देश का पहला जिला है। उन्होंने कहा कि इस प्रस्ताव को जल्द ही राष्ट्रपति द्रौपदी मुर्मू को सौंपा जाएगा क्योंकि लगातार होने वाले चुनाव भारत की प्रगति में सबसे बड़ी बाधा हैं। चौहान ने एक बयान में कहा, “रायसेन की सभी पंचायत, परिषद, पालिका और जिला पंचायत ने ‘एक राष्ट्र एक चुनाव’ कराने का अलग-अलग संकल्प पारित किया। इनमें 1 जिला पंचायत, 521 पंचायत, तीन नगर पालिका और नौ नगर परिषद शामिल हैं।” उन्होंने कहा कि जनप्रतिनिधि जनता का प्रतिनिधित्व करते हैं। केंद्रीय कृषि मंत्री ने कहा, “भारत के विकास और प्रगति में सबसे बड़ी बाधा लगातार होने वाला चुनाव है। इसलिए संविधान में संशोधन कर लोकसभा और विधानसभा का चुनाव एक साथ कराया जाना चाहिए।” पूर्व मुख्यमंत्री ने कहा, “ये सभी प्रस्ताव राष्ट्रपति जी के पास भेजे जाएंगे। अगर सभी चुनाव एक साथ कराए जाएं तो जातिवाद और भाषावाद जैसी चीजें कम होंगी।” चौहान ने माल एवं वस्तु कर (जीएसटी) की दरों में सुधार पर व्यापारियों व किसानों से चर्चा की और कहा कि इस कदम से अलग-अलग श्रेणी के ट्रैक्टरों की कीमत में 23 हजार रुपये से लेकर 63 हजार रुपये तक की भारी कमी होगी। भाषा ब्रजेन्द्र जितेंद्र जितेंद्र यह खबर ‘भाषा’ न्यूज़ एजेंसी से ‘ऑटो-फीड’ द्वारा ली गई है. इसके कंटेंट के लिए दिप्रिंट जिम्मेदार नहीं है.</w:t>
       </w:r>
     </w:p>
     <w:p>
@@ -3143,7 +3143,7 @@
     </w:p>
     <w:p>
       <w:r>
-        <w:t>Title: राष्ट्रपति, उपराष्ट्रपति और PM मोदी से लेकर इन राज्यों के CM तक RSS का दबदबा, देखें पूरी लिस्ट</w:t>
+        <w:t>Title: केंद्रीय मंत्री शिवराज ने मंदिर की सफाई की:रायसेन में आयोजित सेवा पखवाड़े में लगाए पौधे; काले झंडे दिखाने से पहले कांग्रेसी गिरफ्तार</w:t>
       </w:r>
     </w:p>
     <w:p>
@@ -3155,13 +3155,13 @@
           <w:rPr>
             <w:color w:val="0000FF"/>
           </w:rPr>
-          <w:t>https://www.patrika.com/national-news/rss-dominates-from-president-vice-president-and-pm-modi-to-cms-of-these-states-see-the-full-list-19931567</w:t>
+          <w:t>https://www.bhaskar.com/local/mp/raisen/news/congress-protests-ahead-of-union-ministers-visit-to-raisen-135974897.html</w:t>
         </w:r>
       </w:hyperlink>
     </w:p>
     <w:p>
       <w:r>
-        <w:t>Content: ताजा खबरें राज्य मौसम एशिया कप 2025 बिहार चुनाव 2025 कुलिश जन्मशती वर्ष पत्रिका स्पेशल राष्ट्रीय मनोरंजन ज्योतिष स्वास्थ्य खेल धर्म राजनीति विश्व OTT शिक्षा ओपिनियन ऑटो टेक गैजेट लाइफस्टाइल ब्यूटी महिला बिजनेस क्राइम जॉब्स ई-पेपर मेरी खबर शॉर्ट्स ई-पेपर भारत • Shaitan Prajapat • Sep 09, 2025 CP Radhakrishnan is New Vice President: एनडीए उम्मीदवार सीपी राधाकृष्णन मंगलवार को 15वें उपराष्ट्रपति चुने गए, उन्होंने विपक्षी भारतीय ब्लॉक के बी सुदर्शन रेड्डी को हराया। उपराष्ट्रपति चुनाव में मतदान समाप्त होने के कुछ ही देर बाद राधाकृष्णन को विजेता घोषित कर दिया गया। एनडीए समर्थित उम्मीदवार को 452 वोट मिले, जबकि सुदर्शन रेड्डी को 300 वोट मिले। 67 वर्षीय राधाकृष्णन, जो वर्तमान में महाराष्ट्र के राज्यपाल के रूप में कार्यरत थे, दूसरे सर्वोच्च संवैधानिक पद पर आसीन होने वाले तमिलनाडु के तीसरे नेता बन गए। रिटर्निंग ऑफिसर पीसी मोदी ने उपराष्ट्रपति चुनाव में सीपी राधाकृष्णन को विजेता घोषित किया। चुनाव आयोग के अनुसार, उपराष्ट्रपति चुनाव के लिए कुल वोटर संख्या 788 थी। इसमें 7 पद रिक्त रहने के कारण प्रभावी वोटर संख्या 781 रही। मंगलवार को हुए मतदान में 768 सांसदों ने वोट डाला, जबकि 13 सदस्य अनुपस्थित रहे। अनुपस्थित रहने वालों में बीआरएस के 4, बीजद के 7, शिरोमणि अकाली दल के 1 और एक निर्दलीय सांसद शामिल थे। एनडीए के 427 सांसदों ने मतदान में हिस्सा लिया और बहुमत से राधाकृष्णन की जीत सुनिश्चित की। ये भी पढ़ें राष्ट्रीय स्वयंसेवक संघ (RSS) 27 सितंबर, 2025 को अपनी स्थापना का 100वां वर्ष मना रहा है। 27 सितंबर, 1925 को विजयदशमी के दिन डॉ. केशव बलिराम हेडगेवार ने इस संगठन की नींव रखी थी। तब से हर वर्ष विजयदशमी पर RSS अपनी वर्षगांठ मनाता है। इस शताब्दी वर्ष में संगठन का प्रभाव और विस्तार अभूतपूर्व स्तर पर पहुंचा है, जिसे इसका स्वर्णिम काल कहा जा सकता है। RSS जिसे संघ परिवार के नाम से भी जाना जाता है, आज देश की राजनीति में महत्वपूर्ण भूमिका निभा रहा है। पिछले 11 वर्षों से केंद्र में भारतीय जनता पार्टी (BJP) के नेतृत्व वाली एनडीए सरकार सत्ता में है। इस सरकार के शीर्ष पदों पर बैठे कई नेता RSS से जुड़े हैं। राष्ट्रपति, उपराष्ट्रपति, प्रधानमंत्री, गृहमंत्री, रक्षा मंत्री, सड़क परिवहन मंत्री सहित केंद्र के अधिकतर मंत्री और कई राज्यों के राज्यपाल व मुख्यमंत्री RSS की पृष्ठभूमि से आते हैं। हाल ही में 9 सितंबर, 2025 को उपराष्ट्रपति पद के लिए चुने गए सीपी राधाकृष्णन भी RSS से संबंध रखते हैं। राष्ट्रपति द्रौपदी मुर्मू राष्ट्रसेविका समिति से ताल्लुक रखती है। यह समिति आरएसएस के मार्गदर्शन से चलती है। पद - नामराष्ट्रपति - द्रौपदी मुर्मूउपराष्ट्रपति - सीपी राधाकृष्णनप्रधानमंत्री - पीएम मोदीकेंद्रीय रक्षा मंत्री - राजनाथ सिंहकेंद्रीय रक्षा मंत्री - अमित शाहकेंद्रीय मंत्री - नितिन गडकरीकेंद्रीय मंत्री - शिवराज सिंह चौहानलोकसभा स्पीकर - ओम बिरलाकेंद्रीय मंत्री - मनोहर लाल खट्टरकेंद्रीय मंत्री - धर्मेंद्र प्रधानमुख्यमंत्री - देवेंद्र फडनवीसमुख्यमंत्री - मोहन चरण माझीमुख्यमंत्री - भजनलाल शर्मामुख्यमंत्री - पुष्कर सिंह धामीमुख्यमंत्री -विष्णुदेव सायगवर्नर - ओम माथुरगवर्नर - राजेन्द्र अर्लेकरगवर्नर - शिव प्रताप शुक्लगवर्नर - गुलाब चंद कटारिया ये भी पढ़ें खबर शेयर करें: Updated on: 09 Sept 2025 08:49 pm Published on: 09 Sept 2025 08:43 pm DOWNLOAD ON Play Store DOWNLOAD ON App Store Trending Topics Bihar Elections 2025 PM Modi Asia Cup 2025 Top Categories राष्ट्रीय मनोरंजन स्वास्थ्य राजस्थान मध्य प्रदेश Legal Privacy Policy Statutory provisions on reporting (sexual offenses) This website follows the DNPA’s code of conduct Code of Conduct About Us Grievance Policy RSS Copyright © 2025 Patrika Group. All Rights Reserved.</w:t>
+        <w:t>Content: केंद्रीय कृषि मंत्री शिवराज सिंह चौहान रविवार को रायसेन जिले के दौरे पर पहुंचे। उनके पहुंचने से पहले कांग्रेस कार्यकर्ताओं ने विरोध प्रदर्शन किया। कार्यकर्ता 32 करोड़ रुपए की सड़क निर्माण योजना में भ्रष्टाचार के आरोप लगाते हुए काले झंडे लेकर सड़कों प वे सागर तिराहे से नारेबाजी करते हुए आगे बढ़ रहे थे, तभी पुलिस ने सभी प्रदर्शनकारियों को हिरासत में ले लिया। इस दौरान कांग्रेस कार्यकर्ताओं और पुलिस के बीच तीखी बहस और तनातनी की स्थिति भी देखने को मिली। सड़क निर्माण में भ्रष्टाचार का आरोप कांग्रेस नेताओं का कहना है कि करोड़ों रुपए की लागत से बनाई गई सड़कों में गुणवत्ता का अभाव है, लेकिन सरकार ने अब तक जांच की कोई ठोस कार्रवाई नहीं की। मंत्री के दौरे से पहले जनता की आवाज उठाने के लिए वे शांतिपूर्ण प्रदर्शन कर रहे थे। पौधारोपण किया, मंदिर की सफाई की केंद्रीय कृषि मंत्री चौहान का यह दौरा प्रधानमंत्री नरेंद्र मोदी के 75वें जन्मदिवस के अवसर पर चल रहे ‘सेवा पखवाड़ा’ अभियान के अंतर्गत आयोजित किया गया। भाजपा जिलाध्यक्ष राकेश शर्मा ने बताया कि चौहान रविवार सुबह 11 बजे रायसेन पहुंचे। दौरे की शुरुआत उन्होंने भोपाल मार्ग स्थित खरवई के पास चिड़िया टोल पर पौधारोपण कार्यक्रम से की। इसके बाद उन्होंने वार्ड क्रमांक 13 के शिवालय परिसर में आयोजित स्वच्छता अभियान में हिस्सा लिया। 'एक देश, एक चुनाव' पर सम्मेलन में होंगे शामिल इसके बाद मंत्री वन विभाग परिसर में 'एक देश, एक चुनाव' विषय पर आयोजित जनप्रतिनिधि सम्मेलन में शामिल हुए। इस दौरान जिला पंचायत, नगर पालिका और जनपद पंचायत के प्रतिनिधी उनसे मिले। इसके बाद उन्होंने भाजपा जिला कार्यालय में सांसद कार्यालय का उद्घाटन किया, इसके बाद वे सांची पहुंचेंगे जहां 'नमो वाटिका' का शुभारंभ कर पौधारोपण किया। केंद्रीय कृषि मंत्री शिवराज सिंह चौहान को रायसेन जिले के सभी नगर पालिका, जिला पंचायत, जनपद पंचायत और पंचायत के जनप्रतिनिधियों ने एक देश एक चुनाव को लेकर अपना समर्थन पत्र केंद्रीय मंत्री को सौंपा। इस दौरान स्कूली बच्चों द्वारा देश में बार-बार चुनाव होने के नुकसान पर नाटक मंचन कर संदेश दिया। कार्यक्रम में जिले भर से आए जनप्रतिनिधियों के सम्मेलन को संबोधित करते हुए केंद्रीय मंत्री शिवराज सिंह ने कहा कि देश में सिर्फ विधानसभा और लोकसभा चुनाव का खर्च करीब 5 लाख करोड़ के आसपास आता है जो आगे बढ़कर 7 लाख करोड़ तक पहुंच जाएगा। यही पैसा एक बार चुनाव कराकर बचाया जा सकता है। जो देश के विकास में काम आ सकता है। उन्होंने अपने अनोखे अंदाज में लोगों को बताया कि बार-बार चुनाव होने और आचार संहिता लगने के कारण किस प्रकार आम जनता और सरकारी कर्मचारी परेशान होते हैं। उन्होंने गर्भ जताते हुए कहा कि रायसेन जिला देश का पहला जिला है यहां के सभी जनप्रतिनिधियों ने एक देश एक चुनाव का समर्थन कर मांग पत्र देश के प्रधानमंत्री के नाम सौंपा है। देशभर में इस अभियान को लेकर बड़ी सफलता मिल रही है जिससे उम्मीद है कि आने वाले समय में देश में एक साथ चुनाव कराए जा सकते हैं। Copyright © 2024-25 DB Corp ltd., All Rights Reserved This website follows the DNPA Code of Ethics.</w:t>
       </w:r>
     </w:p>
     <w:p>
@@ -3174,7 +3174,7 @@
     </w:p>
     <w:p>
       <w:r>
-        <w:t>Title: Union Minister Shivraj worshiped Maa Sharda with his wife in Maihar, called for adopting Swadeshi</w:t>
+        <w:t>Title: पंजाब में बाढ़ से खराब हुई 5 लाख एकड़ फसल, केंद्र से 151 करोड़ की मांग</w:t>
       </w:r>
     </w:p>
     <w:p>
@@ -3186,13 +3186,13 @@
           <w:rPr>
             <w:color w:val="0000FF"/>
           </w:rPr>
-          <w:t>https://english.dainikjagranmpcg.com/states/madhya-pradesh/68c3cdf7a1579/article-4805</w:t>
+          <w:t>https://www.krishakjagat.org/national-news/punjab-floods-damage-5-lakh-acres-of-crops-demands-rs-151-crore-from-centre/</w:t>
         </w:r>
       </w:hyperlink>
     </w:p>
     <w:p>
       <w:r>
-        <w:t>Content: Union Minister Shivraj Singh, along with his wife, prayed at Maihar temple and urged citizens to embrace Swadeshi. Union Minister Shivraj Singh, along with his wife, prayed at Maihar temple and urged citizens to embrace Swadeshi. Former Chief Minister of Madhya Pradesh and Union Agriculture Minister Shivraj Singh Chauhan reached Maihar after his Satna visit. During this, he met the farmers at the farm house of Gaharwara and shared information about the schemes of the Central and State Government. After this, Shivraj along with his wife Sadhana Singh reached the famous Maa Sharda temple of Maihar, where he prayed and wished for the prosperity of the country and the state. During his stay, the Union Minister visited the houses of many politicians in Satna and Maihar and expressed condolences to their deceased relatives and paid tribute. Talking to the media in Maihar, Shivraj said that soon Maa Sharda Lok will be ready on the lines of Ujjain Lok. Also, calling for adopting Swadeshi, he said that by using indigenous products, the country's money will remain in the country and it will take India towards progress.</w:t>
+        <w:t>Content: 19 सितम्बर 2025, नई दिल्ली: पंजाब में बाढ़ से खराब हुई 5 लाख एकड़ फसल, केंद्र से 151 करोड़ की मांग – पंजाब के कृषि मंत्री गुरमीत सिंह खुडियां ने हाल की बाढ़ से प्रभावित सीमावर्ती जिलों में खेतों की सफाई के लिए केंद्र सरकार से राष्ट्रीय कृषि विकास योजना (आरकेवीवाई) के तहत 151 करोड़ रुपये की अतिरिक्त सहायता की मांग की है। उन्होंने रबी अभियान 2025 पर राष्ट्रीय सम्मेलन में केंद्रीय कृषि मंत्री शिवराज सिंह चौहान से यह अपील की, जहां बाढ़ से 5 लाख एकड़ फसल प्रभावित होने का जिक्र किया गया। सम्मेलन, जो 16 सितंबर को पूसा भवन में आयोजित हुआ था, में खुडियां ने बताया कि बाढ़ ने राज्य के 2185 गांवों में 5 लाख एकड़ कृषि भूमि को नुकसान पहुंचा है। अमृतसर, तरन तारन, गुरदासपुर, पठानकोट, कपूरथला, फाजिल्का और फिरोजपुर जैसे सीमावर्ती जिलों में खेतों में 5 फीट तक कीचड़ और रेत जमा हो गई है। उन्होंने कहा कि इस स्थिति से किसानों को भारी नुकसान हुआ है और फसलों को गंभीर क्षति पहुंची है। बीज व उर्वरक आपूर्ति पर केंद्रित मांगें खुडियां ने आरकेवीवाई के डीपीआर घटक के तहत तत्काल धनराशि जारी करने की मांग की, ताकि किसानों को मुआवजा मिल सके और राज्य की कृषि अर्थव्यवस्था पटरी पर लौट सके। उन्होंने केंद्र से 80 करोड़ रुपये जारी करने की भी मांग की, जिससे प्रभावित किसानों को बीज गांव कार्यक्रम के तहत 2 लाख क्विंटल प्रमाणित गेहूं के बीज उपलब्ध कराए जा सकें। इसके अलावा, राष्ट्रीय खाद्य सुरक्षा मिशन के तहत गेहूं के बीज के लिए 25 लाख रुपये की अलग से मांग की गई। मंत्री ने सरसों के 637 क्विंटल और उड़द के 375 क्विंटल प्रमाणित बीज भी उपलब्ध कराने की अपील की। उन्होंने डीएपी और यूरिया की समय पर आपूर्ति सुनिश्चित करने का अनुरोध किया, ताकि रबी फसलों की बुआई में देरी न हो। साथ ही, केंद्र द्वारा रोके गए 8,000 करोड़ रुपये के आरडीएफ और अन्य कोषों को जारी करने के लिए हस्तक्षेप की मांग की। खुडियां ने कहा, “पंजाब के लोग देश के किसी भी हिस्से में मुश्किल वक्त में खुलकर आगे आए हैं, अब केंद्र को भी राज्य को इस संकट से उबारने के लिए हाथ बढ़ाना चाहिए।” केंद्रीय कृषि मंत्री शिवराज सिंह चौहान ने आश्वासन दिया कि केंद्र बाढ़ प्रभावित पंजाब की मदद के लिए सभी जरूरी कदम उठाएगा। सम्मेलन में रबी मौसम की तैयारियों पर चर्चा हुई, जिसमें विभिन्न राज्यों के प्रतिनिधि शामिल थे। पंजाब में बाढ़ का असर अभी भी बरकरार है, और किसान संगठनों ने भी केंद्र से त्वरित सहायता की मांग की है। राज्य सरकार का कहना है कि बिना केंद्रीय मदद के प्रभावित क्षेत्रों में कृषि गतिविधियां पटरी पर लाना मुश्किल होगा। आपने उपरोक्त समाचार कृषक जगत वेबसाइट पर पढ़ा: हमसे जुड़ें&gt; नवीनतम कृषि समाचार और अपडेट के लिए आप अपने मनपसंद प्लेटफॉर्म पे कृषक जगत से जुड़े – गूगल न्यूज़, व्हाट्सएप्प&gt; कृषक जगत अखबार की सदस्यता लेने के लिए यहां क्लिक करें – घर बैठे विस्तृत कृषि पद्धतियों और नई तकनीक के बारे में पढ़ें&gt; कृषक जगत ई-पेपर पढ़ने के लिए नीचे दिए गए लिंक पर क्लिक करें: E-Paper&gt; कृषक जगत की अंग्रेजी वेबसाइट पर जाने के लिए नीचे दिए गए लिंक पर क्लिक करें: Global Agriculture 22 सितम्बर 2025, भोपाल: बरगुर गाय: अनोखी देसी नस्ल जो दिखने में अलग, लेकिन दूध में छिपे हैं औषधीय गुण; जानिए इसकी खासियतें – भारत में गाय को केवल पशु नहीं बल्कि माता का दर्जा दिया जाता है। अलग-अलग राज्यों 19 सितम्बर 2025, नई दिल्ली: अब मजदूरों की नहीं पड़ेगी जरूरत! ये 5 मशीनें अकेले ही कर देंगी गेहूं और धान फसल की कटाई – खेती किसानों का मुख्य रोजगार है, लेकिन इसमें मेहनत और चुनौतियाँ भी कम नहीं होतीं।</w:t>
       </w:r>
     </w:p>
     <w:p>
@@ -3205,7 +3205,7 @@
     </w:p>
     <w:p>
       <w:r>
-        <w:t>Title: खाद पर विवाद! सतना में किसानों ने रोका केंद्रीय कृषि मंत्री शिवराज का काफिला, गुस्से में दिखे लोग</w:t>
+        <w:t>Title: सांची में केंद्रीय मंत्री चौहान ने नमो वाटिका का किया शुभारंभ</w:t>
       </w:r>
     </w:p>
     <w:p>
@@ -3217,13 +3217,13 @@
           <w:rPr>
             <w:color w:val="0000FF"/>
           </w:rPr>
-          <w:t>https://navbharatlive.com/madhya-pradesh/farmers-stopped-the-convoy-of-union-agriculture-minister-shivraj-in-satna-1351890.html</w:t>
+          <w:t>https://www.bhaskar.com/local/mp/raisen/sanchi/news/union-minister-chauhan-inaugurated-namo-vatika-in-sanchi-135979357.html</w:t>
         </w:r>
       </w:hyperlink>
     </w:p>
     <w:p>
       <w:r>
-        <w:t>Content: कांग्रेस MLA ने किसानों संग रोका केंद्रीय कृषि मंत्री शिवराज का काफिला, फोटो- सोशल मीडिया Shivraj Singh Chouhan: केंद्रीय कृषि मंत्री शिवराज सिंह चौहान के काफिले को रोक कर विरोध दर्ज कराया गया। ये विरोध खाद की कमी के लिए किया गया। विधायक सिद्धार्थ कुशवाहा ने इस समस्या को लेकर शिवराज को काले झंडे दिखाए और किसानों की समस्याओं को लेकर भाजपा सरकार पर गंभीर आरोप लगाए। बीते कुछ हफ्तों से प्रदेश भर से ऐसी खबरें सामने आ रही हैं जहां किसान खाद के लिए लंबी लाइनों में खड़े नजर आए, कहीं अपमानित हुए और कुछ स्थानों पर तो झड़पें तक देखने को मिलीं। सतना में एक किसान द्वारा बीजेपी विधायक के सामने अपमानित किए जाने की घटना ने स्थिति को और संवेदनशील बना दिया। प्रत्यक्षदर्शियों के अनुसार, कांग्रेस विधायक और मंत्री शिवराज सिंह के बीच खाद की उपलब्धता को लेकर खुली बहस भी हुई। यह वाकया उस समय हुआ जब शिवराज सिंह एक सरकारी कार्यक्रम के सिलसिले में सतना पहुंचे थे। कांग्रेस ने इस मौके का उपयोग किसानों के पक्ष में आवाज उठाने के लिए किया और सरकार पर किसानों की अनदेखी का आरोप लगाया। मप्र के किसान भाइयों, कांग्रेस विधायक श्री सिद्दार्थ कुशवाह जी एवं पूरे #सतना कांग्रेस परिवार ने केंद्रीय कृषि मंत्री शिवराज जी पर सवाल दागे! कांग्रेस की नीति स्पष्ट है, खाद को लेकर जहां भी जिम्मेदार दिखे, दमदारी से अपनी बात जरूर रखें!@ChouhanShivraj @DrMohanYadav51 pic.twitter.com/XpBedceY3d — Jitendra (Jitu) Patwari (@jitupatwari) September 11, 2025 कांग्रेस का आरोप है कि सरकार खाद की किल्लत को गंभीरता से नहीं ले रही और जो किसान अपनी आवाज उठा रहे हैं, उनके खिलाफ झूठे मुकदमे दर्ज किए जा रहे हैं। इसी के विरोध में विधायक सिद्धार्थ कुशवाहा के नेतृत्व में कार्यकर्ताओं ने केंद्रीय कृषि मंत्री का काफिला रोककर उनसे स्थिति का संज्ञान लेने की मांग की। विधायक कुशवाहा ने कहा कि प्रदेशभर में किसान खाद के लिए भटक रहे हैं और सरकार आरोपियों की तरह उनके साथ व्यवहार कर रही है। उन्होंने चेतावनी दी कि अगर जल्द ही किसानों पर से फर्जी मुकदमे वापस नहीं लिए गए और खाद संकट का समाधान नहीं किया गया, तो कांग्रेस व्यापक आंदोलन छेड़ेगी। यह भी पढ़ें: उपराष्ट्रपति पद छोड़ने के बाद पहली बार किसी कार्यक्रम में दिखे जगदीप धनखड़, साथ में थे ये दिग्गज उन्होंने कहा कि कांग्रेस किसानों के हक के लिए हर स्तर पर लड़ाई लड़ेगी और सरकार के किसी भी दमनात्मक रवैये को सहन नहीं किया जाएगा। यह घटनाक्रम प्रदेश की राजनीति में तेजी से हलचल मचा रहा है। अब सबकी निगाहें इस बात पर टिकी हैं कि राज्य और केंद्र सरकार इस बढ़ते विरोध और खाद संकट पर क्या कार्रवाई करती है। Follow Us On © Copyright Navbharatlive 2025 All rights reserved.</w:t>
+        <w:t>Content: सांची | सांची में वार्ड क्रमांक-1 स्थित ऐतिहासिक पुरनिया तालाब पर विकसित नमो वाटिका का केंद्रीय कृषि एवं ग्रामीण विकास मंत्री शिवराज सिंह चौहान द्वारा शुभारंभ किया गया। उन्होंने वाटिका परिसर में पौधारोपण कर पर्यावरण संरक्षण का भी संदेश दिया। इस अवसर Copyright © 2024-25 DB Corp ltd., All Rights Reserved This website follows the DNPA Code of Ethics.</w:t>
       </w:r>
     </w:p>
     <w:p>
@@ -3236,7 +3236,7 @@
     </w:p>
     <w:p>
       <w:r>
-        <w:t>Title: Share</w:t>
+        <w:t>Title: मध्य प्रदेश</w:t>
       </w:r>
     </w:p>
     <w:p>
@@ -3248,13 +3248,13 @@
           <w:rPr>
             <w:color w:val="0000FF"/>
           </w:rPr>
-          <w:t>https://ind24.tv/news/shivraj_jeetu</w:t>
+          <w:t>https://www.inhnews.in/News/after-listening-to-the-farmers-shivraj-singh-called-the-collector</w:t>
         </w:r>
       </w:hyperlink>
     </w:p>
     <w:p>
       <w:r>
-        <w:t>Content: केंद्रीय कृषि मंत्री शिवराज चौहान और प्रदेश कांग्रेस अध्यक्ष जीतू पटवारी के बीच सोशल मीडिया पर तगड़ी जंग छिड़ गई है । ये घमासान किसानों की समस्या को लेकर मचा है । और तो और इस लड़ाई में दोनों के समर्थक भी भिड़ गए हैं। दोनों ने एक-दूसरे पर X पर निशाना साधा है। एक्स पर जीतू पटवारी ने एक पत्र जारी किया है। जीतू पटवारी X पर लिखा खेती और किसानों को लेकर आपकी बात सुनकर आश्चर्य के साथ गहरी चिंता में डूब जाता हूं। सोचता हूं, बीजेपी ने आपको कृषि जैसे महत्वपूर्ण मंत्रालय की जिम्मेदारी क्यों और कैसे दे दी है? अब किसानों से जुड़ा एक भी बयान आपकी जुबान से अच्छा नहीं लगता देश का कृषि मंत्री झूठ की खेती कब तक करेगा? वहीं शिवराज चौहान ने भी जीतू पटवारी पर पलटवार किया है । शिवराज सिंह चौहान एक्स पर लिखते हैं - 'जा के पांव न फटी बिवाई, वो क्या जाने पीर परायी। खड़गे जी, कांग्रेस के नेता अगर कभी जमीन से जुड़े होते, अगर कभी उन्होंने अपने देश के किसान की तकलीफ, परेशानी और दर्द को समझा होता, तो शायद आज किसानों के साथ ऐसा अपमानजनक व्यवहार नहीं करते। यही है आपका और आपकी कांग्रेस का असली चेहरा। लिहाजा एक-दूसरे के खिलाफ खोला ये मोर्चा काफी सुर्खियां बटोर रहा है। दो नेताओं के बीच छिड़े इस सोशल मीडिया वार में उनके समर्थक भी कूद गए है।</w:t>
+        <w:t>Content: Shivraj Singh Chauhan : भोपाल-इंदौर हाईवे पर शनिवार को इछावर जोड़ पर केंद्रीय कृषि मंत्री शिवराज सिंह चौहान का भारतीय जनता पार्टी पदाधिकारियों और कार्यकर्ताओं ने स्वागत किया। इस दौरान मौजूद किसानों ने उन्हें खेतों में खराब हो रही सोयाबीन की फसल की समस्या विस्तार से बताई। कलेक्टर को ठोका फोन किसानों की बातें ध्यान से सुनने के बाद मंत्री शिवराज सिंह चौहान ने तुरंत सीहोर जिला प्रशासन को निर्देश दिए। उन्होंने कलेक्टर को फोन पर कहा कि खराब फसलों का तत्काल सर्वे कराया जाए और प्रभावित किसानों को फसल बीमा योजना का पूरा लाभ दिया जाए। बता दें कि सीहोर जिले में पिछले तीन सप्ताह से किसान अलग-अलग गांवों में आंदोलन कर रहे हैं। किसानों की मुख्य मांग है कि उन्हें खराब फसल का मुआवजा और फसल बीमा का लाभ बिना देरी के उपलब्ध कराया जाए। आज हाईवे पर हुई इस मुलाकात के बाद किसानों को उम्मीद है कि उनकी समस्याओं का जल्द समाधान होगा। और भी... और भी... और भी... और भी... और भी... और भी... और भी... और भी... और भी... और भी... और भी... और भी... INH News TV 2019, All Rights Reserved</w:t>
       </w:r>
     </w:p>
     <w:p>
@@ -3267,7 +3267,7 @@
     </w:p>
     <w:p>
       <w:r>
-        <w:t>Title: Share</w:t>
+        <w:t>Title: मध्य प्रदेश</w:t>
       </w:r>
     </w:p>
     <w:p>
@@ -3279,13 +3279,13 @@
           <w:rPr>
             <w:color w:val="0000FF"/>
           </w:rPr>
-          <w:t>https://ind24.tv/news/MP_Poltician_Lineage</w:t>
+          <w:t>https://www.inhnews.in/news/shivraj-singh-narrated-the-story-of-pm-modi-and-laxmi-narayan-gupta</w:t>
         </w:r>
       </w:hyperlink>
     </w:p>
     <w:p>
       <w:r>
-        <w:t>Content: भारतीय जनता पार्टी ने जिला कार्यकारिणी के तीन सदस्यों के इस्तीफे से साफ कर दिया है कि परिवारवाद नहीं चलेगा। इससे लंबे समय से पार्टी में बड़े पद पाने का इंतजार कर रहे नेता पुत्रों के सपने टूट गए हैं। हालांकि, अब चर्चा यह है कि क्या प्रदेश अध्यक्ष हेमंत खंडेलवाल पार्टी को परिवारवाद से दूर रखने में सच में सफल होंगे? भाजपा संगठन ने मध्य प्रदेश में परिवारवाद पर नकेल कसते हुए साफ संकेत दिया कि पार्टी में 'एक परिवार, एक पद' का नियम सख्ती से लागू होगा। हाल ही में गठित कुछ जिला कार्यकारिणियों में नेताओं के परिजनों को स्थान मिलने की शिकायतें प्रदेश नेतृत्व तक पहुंची थीं। इसके बाद तत्काल कार्रवाई करते हुए संबंधित पदाधिकारियों से इस्तीफे ले लिए गए। जानकारी के अनुसार, पूर्व केंद्रीय मंत्री फग्गन सिंह कुलस्ते की बहन प्रिया धुर्वे को मंडला जिला कार्यकारिणी में उपाध्यक्ष बनाया गया था। सूत्रों के अनुसार उनको पद छोड़ने के लिए कहा गया। इसी तरह, कैबिनेट मंत्री संपतिया उइके की बेटी श्रद्धा उइके को जिला कार्य समिति में सचिव बनाया गया था। वह ग्राम पंचायत टिकरवाड़ा की सरपंच हैं। उन्होंने प्रदेश अध्यक्ष को संगठन की जिम्मेदारी से मुक्त करने का त्यागपत्र भेजा। इसके अलावा पूर्व विधानसभा अध्यक्ष गिरीश गौतम के बेटे राहुल गौतम को मऊगंज जिला कार्य समिति का उपाध्यक्ष नियुक्त किया गया था। बताया गया कि ये इस्तीफे प्रदेश अध्यक्ष हेमंत खंडेलवाल के संज्ञान में आने के बाद निजी कारण बताते हुए दिए गए। इससे भाजपा ने साफ संदेश दे दिया है कि अब नेताओं के परिजनों को संगठन में जिम्मेदारी नहीं मिलेगी। केंद्रीय मंत्री शिवराज सिंह चौहान के बड़े बेटे कार्तिकेय सिंह बुधनी विधानसभा में लंबे समय से सक्रिय हैं। शिवराज सिंह चौहान के मुख्यमंत्री रहने के दौरान उनके प्रचारका पूरा जिम्मा कार्तिकेय के पास ही था। शिवराज सिंह चौहान के लोकसभा चुनाव जीत कर दिल्ली जाने के बाद उपचुनाव में कार्तिकेय सिंह चौहान को टिकट मिलने की उम्मीद थी, उनका नाम भेजा भी गया था, लेकिन केंद्रीय नेतृत्व ने उनका नाम काट दिया।</w:t>
+        <w:t>Content: Shivraj Singh Chauhan : मध्यप्रदेश के चार बार के मुख्यमंत्री और वर्तमान में मोदी सरकार में सबसे बड़े केंद्रीय कृषि मंत्री शिवराज सिंह ने देश के प्रधानमंत्री नरेंद्र मोदी का एक किस्सा सोशल मीडिया पर पोस्ट किया है। शिवराज सिंह ने उस समय की बात को बताया है जब नरेंद्र मोदी बीजेपी के राष्ट्रीय महामंत्री हुआ करते थे और मध्यप्रदेश आया करते थे। शिवराज ने बताई पुरानी कहानी शिवराज सिंह चौहान ने अपने एक्स अकाउंट पर लिखा है कि जब नरेंद्र मोदी जी भाजपा के राष्ट्रीय महामंत्री थे, तब वे अक्सर मध्यप्रदेश आया करते थे। उन्होंने पूरे प्रदेश का व्यापक दौरा किया और असंख्य कार्यकर्ताओं से मुलाकात की। उनकी सबसे बड़ी विशेषता यह रही कि वर्षों बाद भी वे उन कार्यकर्ताओं को याद रखते हैं, उनके बारे में पूछते हैं और उनके योगदान को सम्मान देते हैं। मोदी ने छुए चरण... शिवराज सिंह ने आगे लिखा है कि मुझे एक प्रसंग हमेशा याद रहता है। एक बार मोदी जी ने मुझसे लक्ष्मी नारायण गुप्ता जी के बारे में पूछा, जो कभी मंत्री भी रहे थे। बाद में जब मोदी जी भोपाल एक कार्यक्रम में आए, तो मैंने उनसे अनुरोध किया कि वे लक्ष्मी नारायण जी से मिलें। उन्होंने तुरंत सहमति दे दी। हमने लक्ष्मी नारायण जी को मोदी जी से मिलने के लिए आमंत्रित किया। हमें लगा था कि मोदी जी उनसे बस हालचाल पूछेंगे और आगे बढ़ जाएंगे। लेकिन जो हुआ, उसने सबको भावुक कर दिया। जैसे ही मोदी जी वहां पहुंचे, उन्होंने सबसे पहले झुककर लक्ष्मी नारायण जी के चरण छुए। मोदी ने की ऊंची आवाज़ में बात शिवराज सिंह ने आगे लिखा कि वह दृश्य अत्यंत भावुक कर देने वाला था। भारत के प्रधानमंत्री, एक महत्वपूर्ण कार्यक्रम में शामिल होने आए थे, और फिर भी उन्होंने पार्टी के एक वरिष्ठ कार्यकर्ता के प्रति इतना सम्मान प्रकट किया। इससे साफ दिखता है कि मोदी जी पार्टी के विस्तार में योगदान देने वालों को कितनी श्रद्धा और मान देते हैं। जब मोदी जी उनसे मिले तो लक्ष्मी नारायण जी भी भावुक हो गए। मोदी जी ने धैर्यपूर्वक उनकी बातें सुनीं। चूंकि लक्ष्मी नारायण जी को ठीक से सुनाई नहीं देता था, इसलिए मोदी जी ने ऊंची आवाज़ में उनसे बातचीत की ताकि वे सब समझ सकें। उनसे आत्मीय वार्तालाप करने के बाद ही मोदी जी मंच की ओर बढ़े। उस मुलाकात के कुछ दिन बाद ही लक्ष्मी नारायण जी का निधन हो गया। ऐसा लगा मानो वे केवल मोदी जी से एक बार मिलने के इंतज़ार में थे। इस घटना ने मेरे मन में एक गहरी छाप छोड़ी। और भी... और भी... और भी... और भी... और भी... और भी... और भी... और भी... और भी... और भी... और भी... और भी... INH News TV 2019, All Rights Reserved</w:t>
       </w:r>
     </w:p>
     <w:p>
@@ -3298,7 +3298,7 @@
     </w:p>
     <w:p>
       <w:r>
-        <w:t>Title: No headline</w:t>
+        <w:t>Title: शिवराज सिंह ने लगाई अधिकारियों की क्लास, कहा क्यों घट रहा तिलहन फसलों का रकबा?</w:t>
       </w:r>
     </w:p>
     <w:p>
@@ -3310,13 +3310,13 @@
           <w:rPr>
             <w:color w:val="0000FF"/>
           </w:rPr>
-          <w:t>https://ncrsamacharlive.in/latest/madhya-pradesh-youth-congress-leader-arrested-before-meeting-youth-with-farmer-issues-on-arrival-of-union-minister-in-maihar</w:t>
+          <w:t>https://www.kisantak.in/crops/story/shivraj-singh-chouhan-pulses-crop-strategy-toboost-area-prv-1278259-2025-09-16?utm_source=rssfeed</w:t>
         </w:r>
       </w:hyperlink>
     </w:p>
     <w:p>
       <w:r>
-        <w:t>Content: जिला चुनें Top City States Top City States मध्य प्रदेश: मैहर में केंद्रीय मंत्री के आगमन पर किसान समस्या लेकर युवाओं की मुलाकात से पहले युवा कांग्रेस नेता गिरफ्तार मध्य प्रदेश: मैहर में केंद्रीय मंत्री के आगमन पर किसान समस्या लेकर युवाओं की मुलाकात से पहले युवा कांग्रेस नेता गिरफ्तार - Photo by : social media संक्षेप मध्य प्रदेश: पूर्व मुख्यमंत्री एवं केंद्रीय कृषि व ग्रामीण विकास मंत्री शिवराज सिंह चौहान का आज मैहर आगमन था जिस पर मैहर युवक कांग्रेस के विधानसभा अध्यक्ष सौरभ शर्मा लल्ला व उनके कार्यकर्ताओं विस्तार मध्य प्रदेश: पूर्व मुख्यमंत्री एवं केंद्रीय कृषि व ग्रामीण विकास मंत्री शिवराज सिंह चौहान का आज मैहर आगमन था जिस पर मैहर युवक कांग्रेस के विधानसभा अध्यक्ष सौरभ शर्मा लल्ला व उनके कार्यकर्ताओं ने जब शिवराज सिंह चौहान से कई मुद्दों पर बात करने के लिए मुलाकात करना चाहा तो उसके पहले ही सौरभ शर्मा उर्फ लल्ला एवं उनके कार्यकर्ताओं को पुलिस ने गिरफ्तार कर लिया और थाने ले जाकर नजर बंद कर दिया गया जिस पर सौरभ शर्मा ने केंद्रीय मंत्री सहित पूरे भाजपा सरकार पर निशाना साधते हुए। कहा कि आज पूरे देश सहित पूरे प्रदेश में भाजपा सरकार से पूरी जनता कहीं ना कहीं परेशान है चाहे वो हमारा किसान भाई हो या फिर देश का युवा साथी हो लेकिन जब आज हम केंद्रीय मंत्री शिवराज सिंह चौहान से इन सभी मुद्दों को लेकर मुलाकात करने जा रहे थे तो भाजपा की पुलिस ने हमें पहले ही गिरफ्तार कर लिया इससे साफ पता चलता है कि शिवराज सिंह चौहान सहित पूरे प्रदेश की भाजपा युवक कांग्रेस से कही न कहीं डरी हुई है। मध्य प्रदेश: पूर्व मुख्यमंत्री एवं केंद्रीय कृषि व ग्रामीण विकास मंत्री शिवराज सिंह चौहान का आज मैहर आगमन था जिस पर मैहर युवक कांग्रेस के विधानसभा अध्यक्ष सौरभ शर्मा लल्ला व उनके कार्यकर्ताओं ने जब शिवराज सिंह चौहान से कई मुद्दों पर बात करने के लिए मुलाकात करना चाहा तो उसके पहले ही सौरभ शर्मा उर्फ लल्ला एवं उनके कार्यकर्ताओं को पुलिस ने गिरफ्तार कर लिया और थाने ले जाकर नजर बंद कर दिया गया जिस पर सौरभ शर्मा ने केंद्रीय मंत्री सहित पूरे भाजपा सरकार पर निशाना साधते हुए। कहा कि आज पूरे देश सहित पूरे प्रदेश में भाजपा सरकार से पूरी जनता कहीं ना कहीं परेशान है चाहे वो हमारा किसान भाई हो या फिर देश का युवा साथी हो लेकिन जब आज हम केंद्रीय मंत्री शिवराज सिंह चौहान से इन सभी मुद्दों को लेकर मुलाकात करने जा रहे थे तो भाजपा की पुलिस ने हमें पहले ही गिरफ्तार कर लिया इससे साफ पता चलता है कि शिवराज सिंह चौहान सहित पूरे प्रदेश की भाजपा युवक कांग्रेस से कही न कहीं डरी हुई है। हरियाणा: महेंद्रगढ़ के 11 गांवों में बनेंगे हेल्थ सब सेंटर, ₹6.10 करोड़ स्वीकृत: स्वास्थ्य मंत्री आरती राव मध्य प्रदेश: पुलिस अधीक्षक सिंगरौली के निर्देश पर रेत माफियाओं के खिलाफ पुलिस की ताबड़तोड़ कार्यवाही मध्य प्रदेश: 8 से 22 सितंबर तक 15 दिवसीय विशेष यातायात अभियान, सड़क सुरक्षा और जागरूकता पर जोर झारखंड: 13 वर्षीय बच्ची की मौत पर बाबूलाल मरांडी का बयान, फेसबुक पोस्ट में जताई गंभीर चिंता उत्तर प्रदेश: मीरजापुर में थाना समाधान दिवस पर आमजन की समस्याओं का किया गया त्वरित निस्तारण उत्तर प्रदेश: गौतम बुद्ध बालक इंटर कॉलेज में हिंदी दिवस का धूमधाम से किया आयोजन मध्य प्रदेश: इंदरगढ़ थाना पुलिस ने छात्राओं को थाने का भ्रमण कराया, यातायात नियमों पर जागरूक किया राजस्थान: बोराज तालाब त्रासदी से प्रभावितों को प्रेस क्लब और मैत्री संघ ने पहुंचाई राहत मध्य प्रदेश: आगर मालवा में भाजपा नेता की कार से 5 करोड़ की एमडी-ड्रग्स बरामद, उपाध्यक्ष राहुल अंजाना फरार उत्तर प्रदेश: गौतमबुद्ध नगर आबकारी विभाग की बड़ी छापेमारी, अवैध शराब कारोबारियों में हड़कंप उत्तर प्रदेश: बसपा बैठक में सेक्टर और बूथ कमेटियों का गठन, 9 अक्टूबर को लखनऊ चलो आह्वान वेस्ट बंगाल: सामशेरगंज में युवक का खून से लथपथ शव बरामद, हत्या की जांच जारी उत्तर प्रदेश: चोरी की शिकायत पर लापरवाही, चौकी प्रभारी निलंबित, विभागीय जांच शुरू उत्तर प्रदेश: कस्टम अधिकारी बनकर लोगों को गुमराह कर रही फर्जी महिला गिरफ्तार उत्तर प्रदेश: महिलाओं और बालिकाओं के लिए STEM जागरूकता कार्यक्रम आयोजित झारखण्ड: पुलिस-अधिवक्ता टकराव तेज, पुलिस एसोसिएशन ने जवान पर हमले को कायरता बताया गुजरात: पीएम योजना के तहत सरीखुर्द हाई स्कूल में छात्राओं को बांटी गई साइकिलें राजस्थान: जैनाचार्य श्रीमद् विजय नित्यानन्द सूरीश्वरजी को पद्मश्री सम्मान पर नागौर में त्रिदिवसीय विराट अभिनंदन समारोह मध्य प्रदेश: 6 बेड अस्पताल के लिए कटेंगे 13 हरे पेड़, नगरवासी नवागत कलेक्टर से 30 बेड अस्पताल की मांग को लेकर आशावान राजस्थान: निदेशक जन स्वास्थ्य की मैराथन बैठक, मौसमी बीमारियों पर फोकस, चिकित्सकों को फोर-पैटर्न फॉर्मूला पर काम करने के निर्देश हरियाणा: महेंद्रगढ़ के 11 गांवों में बनेंगे हेल्थ सब सेंटर, ₹6.10 करोड़ स्वीकृत: स्वास्थ्य मंत्री आरती राव मध्य प्रदेश: पुलिस अधीक्षक सिंगरौली के निर्देश पर रेत माफियाओं के खिलाफ पुलिस की ताबड़तोड़ कार्यवाही मध्य प्रदेश: 8 से 22 सितंबर तक 15 दिवसीय विशेष यातायात अभियान, सड़क सुरक्षा और जागरूकता पर जोर झारखंड: 13 वर्षीय बच्ची की मौत पर बाबूलाल मरांडी का बयान, फेसबुक पोस्ट में जताई गंभीर चिंता उत्तर प्रदेश: मीरजापुर में थाना समाधान दिवस पर आमजन की समस्याओं का किया गया त्वरित निस्तारण उत्तर प्रदेश: गौतम बुद्ध बालक इंटर कॉलेज में हिंदी दिवस का धूमधाम से किया आयोजन Copy Link</w:t>
+        <w:t>Content: केंद्रीय कृषि मंत्री का कार्यभार संभालने के बाद से शिवराज सिंह चौहान ने यह साफ कर दिया है कि अब दिखावे और खानापूर्ति से काम नहीं चलेगा. उन्होंने कृषि मंत्रालय को नींद से जगाने का काम किया है और किसानों की समस्याओं को सिर्फ सुनने का नाटक नहीं, बल्कि उनके ठोस समाधान की राह पर निकल पड़े हैं. अब सिर्फ "मिशन-मिशन" की रट लगाने से देश आत्मनिर्भर नहीं होगा-ये शिवराज सिंह का सीधा संदेश है. जी हां शिवराज सिंह ने अपने काम और एक्शन से यह साफ कर दिया है की उनके मंत्रालय में अगर रहना है तो काम करना होगा. सिर्फ मंत्रालय ही नहीं बल्कि कृषि वैज्ञानिक को भी सीधा संदेश दिया है. केंद्रीय कृषि एवं किसान कल्याण मंत्रालय द्वारा रबी अभियान 2025 के लिए आयोजित दो दिवसीय राष्ट्रीय कृषि सम्मेलन में शिवराज सिंह चौहान ने खरीफ सीजन में दलहन की घटती खेती पर कड़ी नाराजगी जताई. उन्होंने अफसरों से साफ कहा कि अगर कर्नाटक में अरहर की फसल का रकबा घट गया है तो ये कैसा दलहन मिशन है? अगर तिलहन पर भी यही रवैया रहा, तो आत्मनिर्भर भारत महज एक सपना ही बना रहेगा. आगे उन्होंने कहा “सिर्फ मिशन कह देने से कुछ नहीं होगा,” शिवराज सिंह ने दो टूक शब्दों में कहा. “हमें ठोस रणनीति बनानी होगी, वर्ना खाद्य तेल और दालों के मामले में हम हमेशा आयात पर निर्भर रहेंगे.” शिवराज सिंह चौहान ने साफ चेतावनी दी है कि कृषि वैज्ञानिकों और प्रशासन को अब अपनी जिम्मेदारियों से बचने की इजाज़त नहीं है. उन्होंने कहा कि देश की कृषि ग्रोथ 3.7% पर है, जो दुनिया में सबसे ज्यादा है- लेकिन ये ग्रोथ बनी रहे, इसके लिए जमीन पर काम करने की जरूरत है, कागजों पर नहीं. “हम साधारण लोग नहीं हैं,” उन्होंने कहा. “हम देश की आधी आबादी के भविष्य का निर्माण कर रहे हैं. अब लापरवाही की कोई जगह नहीं है.” शिवराज सिंह ने नकली उत्पादों के धंधेबाजों को सीधी चेतावनी दी है. अब सिर्फ वो बायोस्टिमुलेंट (जैव उत्तेजक) बाजार में बिकेंगे जो हर कसौटी पर खरे उतरें. किसान का शोषण अब बर्दाश्त नहीं होगा. “अगर कोई नकली उत्पाद बेचेगा तो उसे कड़ी कार्रवाई का सामना करना पड़ेगा. अब यह सरकार किसानों के साथ है, लुटेरों के साथ नहीं.” कृषि मंत्री ने स्पष्ट किया कि कृषि प्रसार कोई औपचारिकता नहीं है. सभी कृषि विज्ञान केंद्र, विश्वविद्यालय, विभाग और संस्थाएं अब कंधे से कंधा मिलाकर काम करें. “आपके काम में वैल्यू एडिशन होना चाहिए. हमें किसानों के लिए काम करना है, खुद की पीठ थपथपाने के लिए नहीं.” उन्होंने चेताया कि केंद्र और राज्य के बीच कोई भेद नहीं है, हम सब एक हैं और लक्ष्य है- किसान का उत्थान. शिवराज सिंह चौहान ने रबी कॉन्फ्रेंस में स्पष्ट कर दिया कि अब वक्त है सोचने का नहीं, एक्शन लेने का है. जमीन पर परिणाम दिखने चाहिए, कागजों में नहीं. किसानों की स्थिति तभी बदलेगी जब अफसरों और वैज्ञानिकों की सोच में बदलाव आएगा. शिवराज सिंह चौहान की चेतावनी साफ है-अब कृषि मंत्रालय में काम करने वालों को नींद में नहीं, मिशन मोड में काम करना होगा. किसानों की समस्याएं अब फाइलों में नहीं दबेंगी, बल्कि समाधान के साथ सामने आएंगी. भारत को कृषि महाशक्ति बनाना है, और इसके लिए सिर्फ मीटिंग और घोषणाओं से काम नहीं चलेगा-ज़रूरत है जमीनी एक्शन की. अब समय आ गया है-या तो बदलाव लाओ, या कुर्सी छोड़ो. Copyright©2025 Living Media India Limited. For reprint rights: Syndications Today होम वीडियो न्यूज़ स्कीम मेन्यू Add Kisan Tak to Home Screen</w:t>
       </w:r>
     </w:p>
     <w:p>
@@ -3329,7 +3329,7 @@
     </w:p>
     <w:p>
       <w:r>
-        <w:t>Title: सतना में किसानों के मुद्दे पर सियासी उबाल, विधायक ने रोका केंद्रीय कृषि मंत्री का काफिला</w:t>
+        <w:t>Title: दुनिया का फूड बास्केट बनकर उभरेगा भारत, कृषि मंत्री का दावा; बोले- किसानों का शोषण बर्दाश्त नहीं</w:t>
       </w:r>
     </w:p>
     <w:p>
@@ -3341,13 +3341,13 @@
           <w:rPr>
             <w:color w:val="0000FF"/>
           </w:rPr>
-          <w:t>https://www.kisantak.in/politics/story/satna-political-uproar-on-the-issue-of-farmers-and-fertilizers-1276150-2025-09-11</w:t>
+          <w:t>https://navbharatlive.com/business/we-will-make-india-the-food-basket-of-the-world-shivraj-singh-chouhan-1357112.html</w:t>
         </w:r>
       </w:hyperlink>
     </w:p>
     <w:p>
       <w:r>
-        <w:t>Content: मध्य प्रदेश के सतना में किसानों की खाद की समस्या ने अब राजनीतिक तूल पकड़ लिया है. इस मुद्दे को लेकर गुरुवार को सतना विधायक सिद्धार्थ कुशवाहा ने केंद्रीय कृषि मंत्री शिवराज सिंह चौहान का काफिला रोककर जोरदार विरोध प्रदर्शन किया. यह घटना तब हुई जब शिवराज सिंह चौहान सतना पहुंचे थे. कांग्रेस पार्टी ने किसानों की समस्याओं को उठाते हुए भारतीय जनता पार्टी (BJP) सरकार पर निशाना साधा. बीते कुछ दिनों से प्रदेश भर से किसानों की खाद की तमाम खबरें सामने आई हैं. ताजा घटनाक्रम सतना से भी सामने आया जिसमें किसान कहीं खाद की लंबी लाइन में अपमानित हुआ तो कहीं बीजेपी विधायक के साने पीटा गया. इस मुद्दे को अब कांग्रेस नेताओं ने आड़े हाथों ले लिया है और आरोप लगाया कि पूरे प्रदेश में किसान खाद की भारी कमी का सामना कर रहे हैं. उनका कहना है कि अपनी जायज मांगों को उठाने वाले किसानों पर सरकार द्वारा बर्बरता की जा रही है और उन पर फर्जी मुकदमे दर्ज किए जा रहे हैं. इसी के विरोध में विधायक सिद्धार्थ कुशवाहा के नेतृत्व में कांग्रेस कार्यकर्ताओं ने केंद्रीय कृषि मंत्री के काफिले को रोककर उनसे किसानों की समस्याओं पर तत्काल ध्यान देने की मांग की. कांग्रेस विधायक और जिला कांग्रेस कमेटी के अध्यक्ष सिद्धार्थ कुशवाहा ने इस विरोध के दौरान कड़ा रुख अपनाया. उन्होंने कहा कि "किसानों पर फर्जी मुकदमे किसी भी सूरत में बर्दाश्त नहीं किए जाएंगे." उन्होंने बीजेपी सरकार पर किसानों को दबाने का प्रयास करने का आरोप लगाते हुए कहा कि कांग्रेस पार्टी किसानों के साथ कंधे से कंधा मिलाकर खड़ी है. विधायक ने चेतावनी दी कि यदि प्रदेश सरकार ने किसानों पर से झूठे मुकदमे वापस नहीं लिए और खाद संकट का समाधान तुरंत नहीं किया, तो कांग्रेस पार्टी बड़े स्तर पर आंदोलन करने के लिए मजबूर होगी. इस घटना ने सतना समेत पूरे प्रदेश में किसानों की समस्याओं को एक बार फिर से सुर्खियों में ला दिया है. देखना यह होगा कि सरकार इस विरोध के बाद क्या कदम उठाती है और किसानों की समस्याओं का समाधान कैसे करती है. विधायक कुशवाहा ने कहा, आज प्रदेशभर में किसान खाद के लिए परेशान हो रहे हैं. यह सिर्फ सतना की बात नहीं है, बल्कि पूरे मध्य प्रदेश में किसान लाइन में लगे हैं, उन्हें खाद नहीं मिल रही है. सरकार किसानों पर फर्जी मुकदमे दर्ज कर रही है, उन पर लाठीचार्ज कर रही है. यह सब बर्दाश्त नहीं किया जाएगा. कांग्रेस विधायक ने कहा, ​आज जब केंद्रीय कृषि मंत्री शिवराज सिंह चौहान यहां आए हैं, तो हमने सोचा कि क्यों न उन्हें रोका जाए और किसानों की समस्या से अवगत कराया जाए. हमने उनसे साफ कहा है कि अगर इन किसानों पर से झूठे मुकदमे वापस नहीं लिए गए और खाद का संकट जल्द से जल्द हल नहीं हुआ, तो कांग्रेस पार्टी चुप नहीं बैठेगी. हम बड़ा आंदोलन करेंगे और किसानों के हक की लड़ाई लड़ेंगे.(वेंकटेश द्विवेदी का इनपुट) Copyright©2025 Living Media India Limited. For reprint rights: Syndications Today होम वीडियो न्यूज़ स्कीम मेन्यू Add Kisan Tak to Home Screen</w:t>
+        <w:t>Content: शिवराज सिंह चौहान, (केंद्रीय मंत्री, भारत सरकार) India As World Food Basket: केंद्रीय कृषि मंत्री शिवराज सिंह चौहान ने कहा है कि देश में खाद्यान्न, फल ​​या सब्जियों की कोई कमी नहीं होगी और भारत दुनिया की फूड बास्केट बन जाएगा। राष्ट्रीय राजधानी में दो दिवसीय ‘राष्ट्रीय कृषि सम्मेलन- रबी अभियान 2025’ में बोलते हुए उन्होंने कहा कि देश में कृषि 3.7 प्रतिशत की दर से बढ़ रही है, जो दुनिया में सबसे अधिक है और इसका श्रेय हमारे किसानों और वैज्ञानिकों की कड़ी मेहनत और सरकार की किसान-हितैषी नीतियों को जाता है। कार्यक्रम को संबोधित करते हुए कृषि मंत्री ने कहा कि केंद्र और राज्य एकजुट हैं और हमारे राष्ट्र, हमारे लोगों और हमारे किसानों के लिए हम पूरी ताकत से मिलकर काम करते रहेंगे क्योंकि उनका कल्याण सर्वोपरि है। केंद्रीय मंत्री ने कहा कि हम भाग्यशाली हैं कि हमें भारत के कृषि परिदृश्य को बदलने की जिम्मेदारी मिली है। हम साधारण लोग नहीं हैं। हम वो लोग हैं जो देश की आधी आबादी का भाग्य गढ़ते हैं। हमें पूरी लगन से काम करना होगा। हमारी असली चिंता किसान और उनका उत्थान है। उन्होंने आगे कहा कि अब केवल सभी मानकों और मानदंडों को पूरा करने वाले बायो-स्टिमुलैंट्स (पौधों की वृद्धि बढ़ाने वाले) ही बिक्री के लिए उपलब्ध होंगे। शिवराज सिंह चौहान ने कहा कि हम किसानों का शोषण नहीं होने देंगे। कृषि विस्तार कार्य अत्यंत महत्वपूर्ण है। केंद्र सरकार के साथ मिलकर सभी राज्य कृषि विभागों, कृषि विश्वविद्यालयों, कृषि विज्ञान केंद्रों और सभी संबंधित संगठनों को ठोस कार्यक्रम और रणनीति तैयार करनी चाहिए और जमीनी स्तर पर तेजी से काम करना चाहिए। अधिकारियों को अपने काम में मूल्यवर्धन करना चाहिए। उन्होंने कहा कि मौसम का अब पूर्वानुमान लगाना मुश्किल है, इसलिए ज्यादा से ज्यादा किसानों को फसल बीमा के दायरे में लाया जाना चाहिए और अधिकारियों को यह सुनिश्चित करने के लिए प्रयास करने चाहिए। ये भी पढ़ें: Gold-Silver Rate: सोने की कीमतों में फिर लौटी तेजी, चांदी में भी बंपर उछाल; ये रहा आज का ताजा भाव केंद्रीय मंत्री ने कहा कि प्रधानमंत्री फसल बीमा योजना को प्रभावी ढंग से लागू किया जाना चाहिए ताकि किसानों को राहत मिल सके। अक्टूबर में केंद्र और राज्यों की संयुक्त भागीदारी से ‘विकसित कृषि संकल्प अभियान’ फिर से चलाया जाएगा। अब कृषि अनुसंधान को केवल शोधपत्र प्रकाशित करने पर नहीं, बल्कि किसानों की समस्याओं के समाधान पर केंद्रित होना चाहिए। बाढ़ प्रभावित क्षेत्रों में, पूरे प्रशासन को राहत पहुंचाने के लिए तेजी से काम करना चाहिए। Follow Us On © Copyright Navbharatlive 2025 All rights reserved.</w:t>
       </w:r>
     </w:p>
     <w:p>
@@ -3360,7 +3360,7 @@
     </w:p>
     <w:p>
       <w:r>
-        <w:t>Title: Delhi News: विकसित कृषि संकल्प अभियान का दूसरा चरण 3 से 18 अक्टूबर तक</w:t>
+        <w:t>Title: पीएम मोदी का वो रूप जो बहुत कम लोग जानते हैं, शिवराज ने सुनाया यादगार किस्सा</w:t>
       </w:r>
     </w:p>
     <w:p>
@@ -3372,13 +3372,13 @@
           <w:rPr>
             <w:color w:val="0000FF"/>
           </w:rPr>
-          <w:t>https://www.bhaskarhindi.com/city/new-delhi/delhi-news-vikasit-krshi-sankalp-abhiyaan-ka-doosara-charan-3-se-18-aktoobar-tak-1185955</w:t>
+          <w:t>https://upkiran.org/Shivraj-Singh-Chouhan-recounts-a-memorable-anecdote-about-a-side-of-PM-Modi-that-few-people-know</w:t>
         </w:r>
       </w:hyperlink>
     </w:p>
     <w:p>
       <w:r>
-        <w:t>Content: Download App from Delhi News ‘विकसित कृषि संकल्प अभियान’ के पहले चरण की अपार सफलता के बाद केंद्रीय कृषि एवं किसान कल्याण मंत्री शिवराज सिंह चौहान के नेतृत्व में अभियान के दूसरे चरण की शुरुआत होने जा रही है। रबी फसल के लिए देशभर में 16 दिवसीय अभियान 3 अक्टूबर से 18 अक्टूबर तक चलेगा। इस अभियान के तहत रबी फसल को लेकर देशभर के कृषि वैज्ञानिक गांव-गांव जाकर किसानों से मिलेंगे। इससे पहले, 15 सितंबर से राष्ट्रीय राजधानी स्थित पूसा में दो दिवसीय ‘राष्ट्रीय कृषि सम्मेलन-रबी अभियान 2025’ का आयोजन होने जा रहा है। कृषि मंत्रालय ने शनिवार को एक बयान जारी कर यह जानकारी दी। मंत्रालय ने बताया कि रबी फसलों के लिए दो दिवसीय राष्ट्रीय सम्मेलन देशभर के कृषि विशेषज्ञों, वैज्ञानिकों, नीति-निर्धारकों एवं राज्य सरकारों के वरिष्ठ प्रतिनिधियों के लिए एक साझा मंच प्रदान करेगा, जहां रबी 2025-26 की बुवाई सीजन से संबंधित तैयारियों, उत्पादन लक्ष्यों और रणनीति पर गहन चर्चा होगी। सम्मेलन की अध्यक्षता केंद्रीय कृषि मंत्री शिवराज सिंह चौहान करेंगे। इस अवसर पर अनेक राज्यों के कृषि मंत्री, आईसीएआर के महानिदेशक सहित अन्य संबंधित वरिष्ठ अधिकारी शामिल होंगे। शिवराज सिंह के निर्देश पर पहली बार रबी सम्मेलन दो दिन का हो रहा है । पहले दिन केंद्र एवं राज्यों के अधिकारियों के बीच महत्वपूर्ण विषयों पर चर्चा की जाएगी। 16 सितंबर को सभी राज्यों के कृषि मंत्री एवं केंद्रीय कृषि मंत्री व राज्य मंत्री विस्तृत चर्चा करेंगे, जिसमें नवीनतम तकनीक एवं बीजों को किसानों तक किस तरह प्रभावी तरीके से पहुंचाया जाए, इसके लिए गहन चिंतन एवं समीक्षा की जाएगी। Created On : 13 Sept 2025 7:22 PM IST</w:t>
+        <w:t>Content: Up Kiran, Digital Desk: प्रधानमंत्री नरेंद्र मोदी के 75वें जन्मदिन पर देशभर से बधाइयों का तांता लगा हुआ है, लेकिन कुछ शुभकामनाएं ऐसी होती हैं जिनमें सिर्फ शब्द नहीं, बल्कि सुनहरी यादें और गहरे सम्मान का भाव छिपा होता है. केंद्रीय मंत्री और मध्य प्रदेश के पूर्व मुख्यमंत्री शिवराज सिंह चौहान ने भी पीएम को बधाई देते हुए अपनी पहली मुलाकात का एक ऐसा ही भावुक और यादगार किस्सा साझा किया है, जो बहुत कम लोग जानते हैं.क्या है 33 साल पुरानी वो कहानी?यह बात है साल 1992 की. उस समय बीजेपी के वरिष्ठ नेता मुरली मनोहर जोशी के नेतृत्व में कन्याकुमारी से कश्मीर तक 'एकता यात्रा' निकाली जा रही थी. इस पूरी यात्रा के मुख्य संयोजक और व्यवस्थापक एक युवा नेता थे, जिनका नाम था- नरेंद्र मोदी. शिवराज सिंह चौहान भी उस समय एक युवा और नए-नए सांसद थे और इस यात्रा में पूरे जोश के साथ शामिल हुए.शिवराज बताते हैं कि यात्रा के दौरान उन्हें जम्मू-कश्मीर के उधमपुर में गिरफ्तार कर लिया गया. कुछ दिन बाद जब उन्हें रिहा किया गया, तो वह अकेले थे और उनके पास दिल्ली वापस लौटने तक के लिए भी पैसे नहीं थे.जब व्यस्त मोदी ने की मदद: परेशान होकर शिवराज बीजेपी कार्यालय पहुंचे. वहां उन्होंने देखा कि नरेंद्र मोदी, जो पूरी यात्रा के मुख्य प्रबंधक थे, बेहद व्यस्त थे और चारों तरफ से कार्यकर्ताओं से घिरे हुए थे. शिवराज को लगा कि इतनी भीड़ में शायद मोदी जी उनसे बात भी न कर पाएं.लेकिन जैसे ही नरेंद्र मोदी की नजर उन पर पड़ी, उन्होंने उन्हें अपने पास बुलाया और पूछा कि वे यहां कैसे हैं. शिवराज ने अपनी पूरी स्थिति बताई. सब कुछ जानने के बाद, उस व्यस्तता के बीच भी नरेंद्र मोदी ने अपनी जेब से पैसे निकालकर शिवराज को दिए ताकि वह आसानी से दिल्ली तक पहुंच सकें.शिवराज कहते हैं कि वह उस दिन को कभी नहीं भूल सकते. यह घटना दिखाती है कि नरेंद्र मोदी में एक कुशल संगठनकर्ता के साथ-साथ एक बेहद संवेदनशील और कार्यकर्ताओं की चिंता करने वाला इंसान हमेशा से मौजूद रहा है. उनके लिए यह सिर्फ एक आर्थिक मदद नहीं थी, बल्कि एक बड़े नेता का अपने छोटे साथी के प्रति अपनेपन और स्नेह का एक बड़ा उदाहरण था. Up Kiran, Digital Desk: प्रधानमंत्री नरेंद्र मोदी के 75वें जन्मदिन पर देशभर से बधाइयों का तांता लगा हुआ है, लेकिन कुछ शुभकामनाएं ऐसी होती हैं जिनमें सिर्फ शब्द नहीं, बल्कि सुनहरी यादें और गहरे सम्मान का भाव छिपा होता है. केंद्रीय मंत्री और मध्य प्रदेश के पूर्व मुख्यमंत्री शिवराज सिंह चौहान ने भी पीएम को बधाई देते हुए अपनी पहली मुलाकात का एक ऐसा ही भावुक और यादगार किस्सा साझा किया है, जो बहुत कम लोग जानते हैं. क्या है 33 साल पुरानी वो कहानी? यह बात है साल 1992 की. उस समय बीजेपी के वरिष्ठ नेता मुरली मनोहर जोशी के नेतृत्व में कन्याकुमारी से कश्मीर तक 'एकता यात्रा' निकाली जा रही थी. इस पूरी यात्रा के मुख्य संयोजक और व्यवस्थापक एक युवा नेता थे, जिनका नाम था- नरेंद्र मोदी. शिवराज सिंह चौहान भी उस समय एक युवा और नए-नए सांसद थे और इस यात्रा में पूरे जोश के साथ शामिल हुए. शिवराज बताते हैं कि यात्रा के दौरान उन्हें जम्मू-कश्मीर के उधमपुर में गिरफ्तार कर लिया गया. कुछ दिन बाद जब उन्हें रिहा किया गया, तो वह अकेले थे और उनके पास दिल्ली वापस लौटने तक के लिए भी पैसे नहीं थे. जब व्यस्त मोदी ने की मदद: परेशान होकर शिवराज बीजेपी कार्यालय पहुंचे. वहां उन्होंने देखा कि नरेंद्र मोदी, जो पूरी यात्रा के मुख्य प्रबंधक थे, बेहद व्यस्त थे और चारों तरफ से कार्यकर्ताओं से घिरे हुए थे. शिवराज को लगा कि इतनी भीड़ में शायद मोदी जी उनसे बात भी न कर पाएं. लेकिन जैसे ही नरेंद्र मोदी की नजर उन पर पड़ी, उन्होंने उन्हें अपने पास बुलाया और पूछा कि वे यहां कैसे हैं. शिवराज ने अपनी पूरी स्थिति बताई. सब कुछ जानने के बाद, उस व्यस्तता के बीच भी नरेंद्र मोदी ने अपनी जेब से पैसे निकालकर शिवराज को दिए ताकि वह आसानी से दिल्ली तक पहुंच सकें. शिवराज कहते हैं कि वह उस दिन को कभी नहीं भूल सकते. यह घटना दिखाती है कि नरेंद्र मोदी में एक कुशल संगठनकर्ता के साथ-साथ एक बेहद संवेदनशील और कार्यकर्ताओं की चिंता करने वाला इंसान हमेशा से मौजूद रहा है. उनके लिए यह सिर्फ एक आर्थिक मदद नहीं थी, बल्कि एक बड़े नेता का अपने छोटे साथी के प्रति अपनेपन और स्नेह का एक बड़ा उदाहरण था. Copyright © 2025 UP Kiran</w:t>
       </w:r>
     </w:p>
     <w:p>
@@ -3391,7 +3391,7 @@
     </w:p>
     <w:p>
       <w:r>
-        <w:t>Title: Digvijay Questions Madhya Pradesh Govt's Ladli Behna Scheme, Calls It A Drop in Ocean to Make Women Self-Reliant</w:t>
+        <w:t>Title: कृषि मशीनरी पर जीएसटी सुधारों को लेकर केंद्रीय कृषि मंत्री शिवराज सिंह चौहान करेंगे बैठक</w:t>
       </w:r>
     </w:p>
     <w:p>
@@ -3403,13 +3403,13 @@
           <w:rPr>
             <w:color w:val="0000FF"/>
           </w:rPr>
-          <w:t>https://www.deccanchronicle.com/nation/digvijay-questions-madhya-pradesh-govts-ladli-behna-scheme-calls-it-a-drop-in-ocean-to-make-women-self-reliant-1903575</w:t>
+          <w:t>https://www.kisantak.in/news/trending/story/shivraj-singh-chouhan-will-hold-meeting-regarding-gst-reforms-on-agricultural-machinery-1279511-2025-09-18</w:t>
         </w:r>
       </w:hyperlink>
     </w:p>
     <w:p>
       <w:r>
-        <w:t>Content: Bhopal: Congress veteran and former chief minister Digvijay Singh on Saturday questioned the rationality behind implementation of the Ladli Behna scheme by the Madhya Pradesh government, saying that the financial assistance given under it is like ‘a drop in ocean’ to make women self-reliant. Mr. Singh slammed the state BJP government for ‘creating a hype’ over the scheme, reminding the ruling BJP that the money paid under it is borne by the state exchequer. “The monthly assistance of Rs 1,250 given to the beneficiaries each under the scheme is like a drop in the ocean to make them self-reliant”, the former chief minister said. He was referring to the state government’s claim that the scheme was launched with an objective to make the women beneficiaries self-reliant. Around 1.26 crore women have been enrolled in the scheme as beneficiaries. The state government has disbursed a whopping Rs 41,000 crore so far ever since it was introduced by the previous Shivraj Singh Chouhan government three months before the December 2023 Assembly polls. The Congress leader wondered if the paltry assistance could fetch nutritious food or milk for the children of the beneficiaries and if the assistance could help the family members of the beneficiaries get costly medical treatment in private hospitals and costly education for their children. The meagre financial assistance won’t even help the beneficiaries observe major functions or festivals in their houses, he said. Mr. Singh said instead of doling out such meagre assistance, the state government should provide government jobs to the major sons, brothers and kin of the beneficiaries. He is the first Congress leader to criticize the scheme in Madhya Pradesh.</w:t>
+        <w:t>Content: केंद्रीय कृषि एवं किसान कल्याण और ग्रामीण विकास मंत्री शिवराज सिंह चौहान की अध्यक्षता में शुक्रवार 19 सितंबर 2025 को नई दिल्ली में एक महत्वपूर्ण बैठक आयोजित की जाएगी. बैठक में ट्रैक्टर और कृषि यंत्रीकरण संघ (TMA), कृषि मशीनरी निर्माता संघ (AMMA), अखिल भारतीय कम्बाइन हार्वेस्टर निर्माता संघ (AICMA) और पावर टिलर एसोसिएशन ऑफ इंडिया (PTAI) सहित अन्य संबंधित संगठनों के प्रतिनिधि भाग लेंगे. केंद्रीय कृषि मंत्री शिवराज सिंह की पहल पर आयोजित इस बैठक का उद्देश्य कृषि मशीनरी और उपकरणों पर हाल ही में घोषित जीएसटी दरों में कमी (12-18% से घटाकर 5%) के निर्णय पर चर्चा करना, किसानों तक इसके लाभों का व्यापक प्रसार सुनिश्चित करना और सुधार उपायों के सुचारू क्रियान्वयन की रणनीति बनाना होगा. प्रधानमंत्री नरेंद्र मोदी की सरकार द्वारा जीएसटी में कमी से ट्रैक्टर और अन्य मशीनरी की कीमतें किसानों के लिए 7 से 13 प्रतिशत तक घटेंगी, वहीं सब्सिडी योजनाओं और घटे कराधान का दोहरा लाभ किसानों को मिलेगा और ‘आत्मनिर्भर भारत’ के तहत स्वदेशी कृषि मशीनरी निर्माताओं को भी प्रतिस्पर्धात्मक बढ़त मिलेगी. कृषि उपकरणों पर कर कम होना किसानों के लिए बड़ी राहत है. चौहान ने अभी हाल में कहा कि अब ट्रैक्टर, हार्वेस्टर, रोटावेटर जैसे उपकरण 18% की बजाय 5% जीएसटी स्लैब में आएंगे. चौहान ने उदाहरण देते हुए कहा कि 9 लाख रुपये का ट्रैक्टर अब किसानों को लगभग 65 हजार रुपए सस्ता पड़ेगा. इसी तरह 35 एचपी से 75 एचपी तक के ट्रैक्टरों पर किसानों को 25 हजार से 63 हजार रुपये तक की बचत होगी. उन्होंने कहा कि छोटे जोत वाले किसानों के लिए इंटीग्रेटेड फार्मिंग को बढ़ावा दिया जा रहा है. किसान खेती के साथ पशुपालन, मधुमक्खी पालन, मछली पालन और कृषि वानिकी जैसे कार्यों से जुड़ेंगे तो उनकी आमदनी कई गुना बढ़ेगी. इस दिशा में जीएसटी छूट का बड़ा योगदान होगा. ग्रामीण अर्थव्यवस्था को भी इन सुधारों से बल मिलेगा. Copyright©2025 Living Media India Limited. For reprint rights: Syndications Today होम वीडियो न्यूज़ स्कीम मेन्यू Add Kisan Tak to Home Screen</w:t>
       </w:r>
     </w:p>
     <w:p>
@@ -3422,7 +3422,7 @@
     </w:p>
     <w:p>
       <w:r>
-        <w:t>Title: Empowering Delhi: BJP's Double-Engine Governance</w:t>
+        <w:t>Title: शिवराज सिंह चौहान जम्मू के बाढ़ प्रभावित किसानों से मिले</w:t>
       </w:r>
     </w:p>
     <w:p>
@@ -3434,13 +3434,13 @@
           <w:rPr>
             <w:color w:val="0000FF"/>
           </w:rPr>
-          <w:t>https://www.devdiscourse.com/article/politics/3621647-empowering-delhi-bjps-double-engine-governance</w:t>
+          <w:t>https://www.5dariyanews.com/hindi/news/313264-Shivraj-Singh-Chouhan-meets-flood-affected-farmers-of-Jammu</w:t>
         </w:r>
       </w:hyperlink>
     </w:p>
     <w:p>
       <w:r>
-        <w:t>Content: Chief Minister Rekha Gupta emphasized on Tuesday the effective role of the BJP's double-engine government in maximizing the benefits of Modi government's schemes for Delhi's farmers and women entrepreneurs. Addressing the 27th Saras Ajeevika Mela at Major Dhyan Chand Stadium, she lauded the progress enabled by Union Agriculture Minister Shivraj Singh Chouhan's initiatives, allowing women across the country to potentially become millionaires. She noted the exemplary display of skills at the fair, showcasing the talent and enterprise associated with the Saras initiative. However, Gupta did not shy away from critiquing the former Delhi government, lamenting their indifference that left farmers bereft of central schemes like the Pradhan Mantri Fasal Bima Yojana. She reassured that under the leadership of Prime Minister Modi, every central scheme is now benefitting Delhi's farmers and workers. (With inputs from agencies.) Email: info@devdiscourse.com Phone: +91-720-6444012, +91-7027739813, 14, 15 © Copyright 2025</w:t>
+        <w:t>Content: Empanelment By Govt. of Punjab &amp; Govt. of Haryana Multilingual News Portal since 2011 English हिन्दी ਪੰਜਾਬੀ RNI No: PUNMUL/2011/49000 Multilingual News Portal since 2011 English हिन्दी ਪੰਜਾਬੀ RNI No: PUNMUL/2011/49000 Web Admin केन्द्रीय कृषि एवं किसान कल्याण व ग्रामीण विकास मंत्री श्री शिवराज सिंह चौहान ने आज जम्मू के बाढ़ प्रभावित क्षेत्रों का दौरा किया। इस दौरान केन्द्रीय कृषि मंत्री श्री शिवराज सिंह चौहान ने बाढ़ प्रभावित किसानों के लिए कई घोषणाएं कीं। उन्होंने ग्राम बडयाल ब्राह्मण, आरएसपुरा, जम्मू में बाढ़ प्रभावित किसान भाई-बहनों के साथ संवाद करते हुए कहा कि केंद्र सरकार प्रधानमंत्री श्री नरेंद्र मोदी के नेतृत्व में आपदा से किसानों को बाहर निकालेगी। कृषि मंत्री श्री चौहान ने कहा कि गृह मंत्रालय, जल शक्ति विभाग, ग्रामीण विकास विभाग, कृषि मंत्रालय सहित सभी विभागों की टीमें यहां आई हैं। सभी टीमों ने सर्वे किया है और टीमें अपनी रिपोर्ट सौंपेगी। नुकसान का आंकलन चल रहा है। राज्य सरकार का ज्ञापन आएगा, इसके बाद हम राहत देने में कोई कसर नहीं छोड़ेंगे। श्री शिवराज सिंह चौहान ने कहा कि कुछ काम ऐसे हैं जो राज्य सरकार को करना है। हम आपदा में कोई राजनीति नहीं करेंगे। पहला काम है, गरीबों को संकट से बाहर करना। रेत के मामले में राज्य के स्तर पर फैसला कर लेना चाहिए कि जिसका खेत, उसकी रेत। रेत बची है, तो वही किसानों को दे दी जाए, खनन के नियम लागू न हों। किसान अपने-अपने खेतों की रेत बेचें, यह व्यवस्था होनी चाहिए। केन्द्रीय कृषि मंत्री ने कहा कि राष्ट्रीय आपदा प्रबंधन अधिनियम के अंतर्गत जो प्रावधान हैं, उनको हम लागू करेंगे। राज्य सरकार को केंद्र सरकार राशि देती है, जिसमें 75% हिस्सा केंद्र और 25% राज्य सरकार का होता है। आपदा प्रबंधन के लिए राज्य सरकार के पास लगभग 2,499 करोड़ रुपये हैं। उसका उपयोग सरकार करेगी। इसके अलावा जो ज़रूरत होगी, केंद्र सरकार हरसंभव मदद के लिए तैयार है। उन्होंने कहा कि भगवान न करे कि ऐसा हो लेकिन अगर किसी की जान चली जाती है तो आपदा प्रबंधन अधिनियम के तहत 4 लाख रुपये की सहायता दी जाती है। दिव्यांग होने पर भी सहायता राशि दी जाती है। श्री चौहान ने कहा कि गाद निकालना हो तो 18 हजार रुपये प्रति हेक्टेयर का प्रावधान है। पहाड़ खिसकने से नुकसान होने पर सीमांत किसानों को 47 हजार रुपये देने का प्रावधान है। मिर्च और धान जैसी फसल का नुकसान हुआ है, बीमित किसानों के नुकसान की पूरी भरपाई करने की कोशिश करेंगे। राहत की राशि के अलावा हम फसल बीमा योजना की राशि देंगे। सब्जी और बागवानी फसल के लिए सिंचित क्षेत्र में 17 हजार रुपये प्रति हेक्टेयर का प्रावधान है, कृषि वानिकी के लिए 22,500 रुपये प्रति हेक्टेयर का प्रावधान है। ये राशि राज्य सरकार के द्वारा टी जायेगी। दुधारू पशु के नुकसान पर 37500 रुपये, घोड़ा और बैल के नुकसान पर 32 हजार रुपये, बछड़ा, टट्टू और खच्चर के नुकसान के लिए 20 हजार रुपये के मुआवज़े का प्रावधान है। केंद्रीय मंत्री ने कहा कि नहर क्षतिग्रस्त हैं, तो भी बांध के लिए भी राज्य सरकार केंद्र सरकार से बात करे। कई जगह मकान टूट गए हैं। श्री शिवराज सिंह ने घोषणा करते हुए कहा कि 1 लाख 30 हजार रुपये प्रधानमंत्री आवास योजना के तहत मकान के लिए दिए जाएंगे। शौचालय के अलग और मनरेगा की मजदूरी के लिए 40 हजार रुपये ग्रामीण विकास विभाग देगा। श्री शिवराज सिंह चौहान ने कहा कि 5,101 मकान की जानकारी आई है, मैं यहाँ से जाते ही इसकी स्वीकृति दे दूंगा। उन्होंने कहा कि स्वयं सहायता समूहों का काम यहां बहुत अच्छा है। यहां बहनों को नुकसान हुआ होगा। हम उसके लिए 76 करोड़ रुपये की राशि जारी करेंगे। केंद्रीय मंत्री ने यह भी कहा कि सड़कों के लिए राज्य सरकार से ज्ञापन मिलने के बाद उस संबंध में भी हम व्यवस्था करेंगे। मनरेगा की मजदूरी 100 दिन की होती है, हम राज्य सरकार से अनुरोध करेंगे कि 150 दिन की मजदूरी दी जाए। श्री चौहान ने कहा कि सीमा पर रहने वाले कई किसान खेती तो कर रहे हैं, लेकिन उनका स्वामित्व नहीं है। अगर राज्य सरकार प्रमाणित कर दें, तो उन किसानों को प्रधानमंत्री किसान सम्मान निधि का पात्र बना दिया जाएगा। केन्द्रीय मंत्री ने कहा कि पीएम किसान सम्मान निधि की एक किश्त हम तुरंत जम्मू-कश्मीर के किसानों के खातों में डालेंगे। श्री शिवराज सिंह चौहान ने खेतों में जाकर खराब फसलों का निरीक्षण किया। किसानों की समस्या सुनी और हरसंभव मदद का भरोसा जताया। उन्होंने कहा कि संकट बड़ा है और जब फसलें बर्बाद होती हैं तो केवल फसलें बर्बाद नहीं होती हैं। किसान की जिंदगी बर्बाद होती है, उनके बच्चों का भविष्य तबाह होता है लेकिन किसान दु:खी न हों, सरकार उनके साथ है। श्री चौहान ने कहा कि आज यहां मैं अकेला नहीं आया हूं बल्कि मेरा पूरा विभाग आया है। श्री शिवराज सिंह चौहान ने कहा कि केन्द्रीय गृह मंत्री श्री अमित शाह और केन्द्रीय रक्षा मंत्री श्री राजनाथ सिंह जम्मू कश्मीर के बाढ़ प्रभावित क्षेत्रों का दौरा कर चुके हैं। प्रधानमंत्री श्री नरेंद्र मोदी भी यहां की स्थिति पर चिंतित हैं। आज स्वयं मैंने देखा है कि जहां कभी फसलें लहलहा रही थीं वहां रेत के टीले जम चुके हैं। कृषि मंत्री ने कहा कि खेतों में चार से पांच फीट रेत के ढेर लग चुके हैं। रेत के अंदर फसलें दबकर बर्बाद हो गई हैं। केंद्रीय मंत्री श्री चौहान ने कहा कि फसल एक बार खराब हो गई तो कई सालों तक किसान उससे उबर नहीं पाते हैं। आज उस दर्द को मैंने खेतों में जाकर देखा है। बाढ़ में पशु बह गए हैं। नुकसान बड़ा है और आपदा गहरी है और लोगों के दर्द भी गहरे हैं। लेकिन मैं विश्वास दिलाता हूं कि हम इस स्थिति से जरूर उबरेंगे और किसानों के खेतों में फिर से समृद्धि और खुशहाली आएगी। View All Sponsored Ads 5 Dariya News SCO 59-D, Top Floor, City Heart Kharar, Dist. SAS Nagar Punjab 140301 (India) Mob: 99148 10266 Email: [email protected]</w:t>
       </w:r>
     </w:p>
     <w:p>
@@ -3453,7 +3453,7 @@
     </w:p>
     <w:p>
       <w:r>
-        <w:t>Title: Madhya Pradesh government committed to 27% OBC quota, CM Yadav tells delegation</w:t>
+        <w:t>Title: सोयाबीन के किसानों को मिलेगा फसल बीमा का पूरा फायदा... मध्‍य प्रदेश में कृषि मंत्री शिवराज ने किया बड़ा वादा</w:t>
       </w:r>
     </w:p>
     <w:p>
@@ -3465,13 +3465,13 @@
           <w:rPr>
             <w:color w:val="0000FF"/>
           </w:rPr>
-          <w:t>https://www.newindianexpress.com/nation/2025/Sep/14/madhya-pradesh-government-committed-to-27-obc-quota-cm-yadav-tells-delegation</w:t>
+          <w:t>https://www.kisantak.in/knowledge/story/agriculture-minister-shivraj-singh-chouhan-says-no-compromise-with-farmers-interests-1280554-2025-09-21</w:t>
         </w:r>
       </w:hyperlink>
     </w:p>
     <w:p>
       <w:r>
-        <w:t>Content: BHOPAL: Madhya Pradesh Chief Minister Mohan Yadav has said his government is committed to 27 percent reservation for the Other Backward Classes (OBCs) in the state. A delegation of the OBC Mahasabha met Yadav at his residence on Saturday evening and submitted a memorandum listing various demands of the community, a government release said. The CM assured the delegation that rights of the OBC community would be protected, it said. "The Centre has approved caste-based census to prepare basic data of all communities. The issue of OBC reservation is pending before the Supreme Court, with regular hearings scheduled to begin from September 23. The government will abide by the court's decision," the release quoted him as saying. CM Yadav has assured that his government is committed to 27 percent reservation, OBC Mahasabha's national core committee member Lokendra Gurjar told PTI. "Currently OBCs are getting 14 percent reservation in MP. We want this figure to go up to 27 percent," he said. Gurjar, who is one of the petitioners in the case related to OBC quota being heard by the Supreme Court, was part of a delegation of members of his outfit, other petitioners, lawyers, etc, that met the CM. Earlier on Saturday, a meeting chaired by Advocate General Prashant Singh here resolved that the state government, through Solicitor General and Attorney General along with lawyers proposed by the OBC community, would present the case effectively in the apex court. Yadav had met stakeholders on the issue on August 28 as well and said all political parties are unanimous about 27 per cent OBC quota. The previous Congress government in MP under Kamal Nath, which was in power from December 2018 to March 2020, had raised the quota for OBCs from 14 to 27 percent through an ordinance. However, it got caught up in legal tangles. OBCs comprise 51.8 percent of Madhya Pradesh's population. Since 2003, all BJP chief ministers, namely Uma Bharti, Babulal Gaur, Shivraj Singh Chouhan and Mohan Yadav, have been from the OBC segment. Follow The New Indian Express channel on WhatsApp Download the TNIE app to stay with us and follow the latest Copyright - newindianexpress.com 2024. All rights reserved.</w:t>
+        <w:t>Content: केंद्रीय कृषि मंत्री शिवराज सिंह चौहान शनिवार को हरदा में थे. यहां पर उन्‍होंने साफ किया कि केंद्र सरकार किसानों के हितों के साथ कोई समझौता नहीं करेगी. साथ ही उन्‍होंने मध्‍य प्रदेश के उन तमाम किसानों को राहत का भरोसा दिलाया है जिनकी सोयाबीन की फसल मॉनसून में बर्बाद हो गई है. कृषि मंत्री ने कहा कि किसानों को पूरा और सही मुआवजा दिलाया जाएगा. मुआवजे का भरोसा कृषि मंत्री की तरफ से ऐसे समय में दिलाया गया है जब सीहोर में किसान इसके लिए पिछले कई दिनों से प्रदर्शन कर रहे हैं. कृषि मंत्री शिवराज सिंह चौहान ने हरदा के खिरकिया ब्‍लॉक के बावड़िया गांव में एक शोकाकुल परिवार से मिलकर संवेदना व्यक्त कर पौधारोपण किया. यहां पर उन्‍होंने मीडिया से मुखातिब होते हुए कहा, 'हमनें प्रधानमंत्री नरेंद्र मोदी के नेतृत्‍व में एक और संकल्‍प लिया है और एक बड़ा काम किया है कि किसानों के हितों के साथ कोई समझौता नहीं होगा. राष्‍ट्रहित सर्वोपरि, किसान हित सर्वोपरि. आपने देखा कि दुनिया ने लाख कोशिश कर ली है लेकिन भारत अडिग रहा और किसानों के हितों के साथ कोई समझौता नहीं होगा.' कृ‍षि मंत्री ने राज्‍य में बारिश की वजह से हुई सोयाबीन की फसल नुकसान का जिक्र भी किया. उन्‍होंने कहा, 'राज्‍य में सैटेलाइट आधारित क्रॉप कटिंग एक्सपेरिमेंट किया जाता है ताकि फसल बीमा योजना का पूरा लाभ किसानों तक पहुंच सके. इसमें मैं कोई कसर नहीं छोड़ूंगा. बीमा कंपनियों को निर्देशित किया गया है और हमारी बीमा टीम भी प्रशासन के साथ मिलकर सर्वे करेगी, ताकि किसानों को पूरा लाभ मिल सके.' उनका कहना था कि प्रशासन की ड्यूटी है कि वो नुकसान का सर्वे कराएं. कृषि मंत्री ने बताया कि हमने कई नियम बदले हैं और पर्याप्‍त मुआवजे की व्‍यवस्‍था की गई है. शिवराज सिंह ने भरोसा दिलाया कि फसल बीमा का पूरा लाभ किसानों को मिले, इसमें भी हम कोई कसर नहीं छोड़ेंगे. शिवराज सिंह ने शनिवार को सीहोर जिले में किसानों की समस्याएं भी सुनीं. कृषि मंत्री भोपाल-इंदौर हाईवे पर इछावर जोड़ पर रुके थे और इसी समय किसानों ने उन्‍हें बताया कि कैसे सोयाबीन की खराब फसल खराब हो गई है. कई किसान सोयाबीन की खराब फसल को लेकर केंद्रीय कृषि मंत्री के पास गुहार लगाने पहुंचे थे. उनकी शिकायतें सुनने के बाद कृषि मंत्री ने सीहोर कलेक्टर से तुरंत फोन पर बात की और उन्‍हें कार्रवाई करने के निर्देश दिए. शिवराज ने तुरंत खराब फसलों का सर्वे कराने और किसानों को फसल बीमा योजना का पूरा लाभ तुरंत दिलाने के निर्देश दिए. आपको बता दें कि पिछले तीन सप्ताह से सीहोर जिले के कई गांवों के किसान आंदोलन कर रहे थे. यह भी पढ़ें- Copyright©2025 Living Media India Limited. For reprint rights: Syndications Today होम वीडियो न्यूज़ स्कीम मेन्यू Add Kisan Tak to Home Screen</w:t>
       </w:r>
     </w:p>
     <w:p>
@@ -3484,7 +3484,7 @@
     </w:p>
     <w:p>
       <w:r>
-        <w:t>Title: BJP govt in MP staging 'drama' over 27 pc OBC quota says Cong leader Kamal Nath</w:t>
+        <w:t>Title: राजनीति: उधमपुर में 110 सड़क कार्यों को मंजूरी, जितेंद्र सिंह ने जताया केंद्रीय मंत्री शिवराज सिंह चौहान का आभार</w:t>
       </w:r>
     </w:p>
     <w:p>
@@ -3496,13 +3496,13 @@
           <w:rPr>
             <w:color w:val="0000FF"/>
           </w:rPr>
-          <w:t>https://www.theweek.in/wire-updates/national/2025/09/14/bes8-mp-obc-quota-nath.amp.html</w:t>
+          <w:t>https://www.bhaskarhindi.com/other/-110--1189364</w:t>
         </w:r>
       </w:hyperlink>
     </w:p>
     <w:p>
       <w:r>
-        <w:t>Content: Bhopal, Sep 14 (PTI) Senior Congress leader Kamal Nath on Sunday accused the BJP government in Madhya Pradesh of staging a "drama" in the name of 27 per cent reservation for Other Backward Classes (OBCs) and alleged the ruling party was working to deprive the community of its rights.In 2019, the then Congress government led by Nath raised OBC quota from 14 per cent to 27 per cent by an ordinance, but his move could not be implemented due to litigation.In a post on X, Nath claimed the Mohan Yadav government was repeatedly citing court procedures and legal advice to shield itself.The OBC quota matter is pending before the Supreme Court, which will hear it daily from September 23.Incidentally, Yadav held a meeting with OBC Mahasabha on Saturday, while state advocate general Prashant Singh discussed the issue with lawyers and stakeholders.Last month, Chief Minister Yadav had convened an all-party meeting on the quota issue and said all political parties in the state were unanimous in supporting 27 per cent reservation for OBCs. Yadav had asserted the legislature and executive would make collective efforts to ensure its implementation.Hitting out at the BJP, Nath said, "The drama being played out in the name of a 'grand strategy' on 27 per cent OBC reservation in MP is nothing short of a conspiracy to deprive the community of its rights."Nath further asked why participants were not allowed to carry mobile phones during Saturday's meeting chaired by the CM."Was this part of a conspiracy? Did the government not want the real picture and details of the discussion to reach the public?" Nath asked.The Congress government had increased OBC quota to 27 per cent, but the BJP never accepted it and created hurdles in the courts, Nath further alleged."The present government considers the OBC community only as a vote bank and resorts to excuses and conspiracies when it came to implementing the quota. If the Congress government could implement 27 per cent reservation, why can't the BJP government? Under whose pressure is the BJP denying OBCs their rights?" the Congress leader questioned.Nath said the OBC community must now realise who their true ally was."The Congress had delivered rights to them while the BJP was trying to take them away," he claimed.OBCs comprise around 51.8 per cent of Madhya Pradesh's population, according to an estimate. Since 2003, all BJP chief ministers, namely Uma Bharti, Babulal Gaur, Shivraj Singh Chouhan and Mohan Yadav, have been from the OBC segment. (This story has not been edited by THE WEEK and is auto-generated from PTI) Copyright © 2024 All rights reserved</w:t>
+        <w:t>Content: Download App from नई दिल्ली, 21 सितंबर (आईएएनएस)। केंद्र सरकार ने प्रधानमंत्री ग्राम सड़क योजना (पीएमजीएसवाई) के तहत जम्मू-कश्मीर के उधमपुर लोकसभा क्षेत्र में 110 सड़क कार्यों को स्वीकृति दी है। इसके लिए केंद्रीय राज्य मंत्री जितेंद्र सिंह ने केंद्रीय ग्रामीण विकास मंत्री शिवराज सिंह चौहान का आभार व्यक्त किया।जितेंद्र सिंह ने सोशल मीडिया प्लेटफॉर्म 'एक्स' पर लिखा, "कृषि एवं किसान कल्याण और ग्रामीण विकास मंत्री शिवराज सिंह चौहान का बहुत-बहुत धन्यवाद, जिन्होंने मेरे संसदीय क्षेत्र में 1955.65 करोड़ रुपए की लागत से 110 सड़क कार्यों को स्वीकृत किया। इससे 178 से अधिक बस्तियों को सड़क संपर्क और यात्रा में आसानी होगी। उन्होंने भविष्य में और कार्य करने का आश्वासन दिया।"केंद्रीय राज्यमंत्री ने आगे कहा कि 2014 में प्रधानमंत्री नरेंद्र मोदी के नेतृत्व में सरकार बनने के बाद से उधमपुर जिले को विशेष प्राथमिकता दी गई है, जो पहले की सरकारों की ओर से दशकों तक उपेक्षित रहा। उन्होंने बताया कि पीएमजीएसवाई सड़क परियोजनाओं के मामले में उधमपुर जिला लगातार देश के शीर्ष तीन जिलों में शामिल रहा है।जितेंद्र सिंह ने केंद्रीय मंत्री शिवराज सिंह चौहान का पत्र भी शेयर किया है।इस पत्र में शिवराज सिंह चौहान ने लिखा, "मुझे आपको (जितेंद्र सिंह) यह सूचित करते हुए प्रसन्नता हो रही है कि प्रधानमंत्री ग्राम सड़क योजना-4 बैच-1 (2025-26) के अंतर्गत भारत सरकार ने आपके संसदीय क्षेत्र (उधमपुर) में 1955.65 करोड़ रुपए की अनुमानित लागत से 110 सड़क कार्यों (751.44 किलोमीटर) को मंजूरी दी है, जिनसे 178 बस्तियों को सड़क संपर्क प्राप्त होगा।"केंद्रीय ग्रामीण विकास मंत्री ने यह भी लिखा, "ये सड़कें न सिर्फ ग्रामीण क्षेत्रों में बुनियादी ढांचे को मजबूत करेंगी, बल्कि क्षेत्र के सामाजिक-आर्थिक विकास में भी महत्वपूर्ण योगदान देंगी। इनके सफल क्रियान्वयन के लिए यह जरूरी है कि निर्माण कार्य शीघ्रता से हो और गुणवत्ता प्रभावी ढंग से सुनिश्चित की जाए, ताकि जनता को इन सड़कों का लाभ लंबे समय तक मिल सके। मैं आभारी रहूंगा, अगर आप एक जनप्रतिनिधि के रूप में केंद्र शासित प्रदेश का जरूरी मार्गदर्शन करें ताकि यह सुनिश्चित हो सके कि ये सड़क परियोजनाएं गुणवत्ता से समझौता किए बिना समय पर पूरी हों।"अस्वीकरण: यह न्यूज़ ऑटो फ़ीड्स द्वारा स्वतः प्रकाशित हुई खबर है। इस न्यूज़ में BhaskarHindi.com टीम के द्वारा किसी भी तरह का कोई बदलाव या परिवर्तन (एडिटिंग) नहीं किया गया है| इस न्यूज की एवं न्यूज में उपयोग में ली गई सामग्रियों की सम्पूर्ण जवाबदारी केवल और केवल न्यूज़ एजेंसी की है एवं इस न्यूज में दी गई जानकारी का उपयोग करने से पहले संबंधित क्षेत्र के विशेषज्ञों (वकील / इंजीनियर / ज्योतिष / वास्तुशास्त्री / डॉक्टर / न्यूज़ एजेंसी / अन्य विषय एक्सपर्ट) की सलाह जरूर लें। अतः संबंधित खबर एवं उपयोग में लिए गए टेक्स्ट मैटर, फोटो, विडियो एवं ऑडिओ को लेकर BhaskarHindi.com न्यूज पोर्टल की कोई भी जिम्मेदारी नहीं है| जितेंद्र सिंह ने सोशल मीडिया प्लेटफॉर्म 'एक्स' पर लिखा, "कृषि एवं किसान कल्याण और ग्रामीण विकास मंत्री शिवराज सिंह चौहान का बहुत-बहुत धन्यवाद, जिन्होंने मेरे संसदीय क्षेत्र में 1955.65 करोड़ रुपए की लागत से 110 सड़क कार्यों को स्वीकृत किया। इससे 178 से अधिक बस्तियों को सड़क संपर्क और यात्रा में आसानी होगी। उन्होंने भविष्य में और कार्य करने का आश्वासन दिया।" केंद्रीय राज्यमंत्री ने आगे कहा कि 2014 में प्रधानमंत्री नरेंद्र मोदी के नेतृत्व में सरकार बनने के बाद से उधमपुर जिले को विशेष प्राथमिकता दी गई है, जो पहले की सरकारों की ओर से दशकों तक उपेक्षित रहा। उन्होंने बताया कि पीएमजीएसवाई सड़क परियोजनाओं के मामले में उधमपुर जिला लगातार देश के शीर्ष तीन जिलों में शामिल रहा है। जितेंद्र सिंह ने केंद्रीय मंत्री शिवराज सिंह चौहान का पत्र भी शेयर किया है। इस पत्र में शिवराज सिंह चौहान ने लिखा, "मुझे आपको (जितेंद्र सिंह) यह सूचित करते हुए प्रसन्नता हो रही है कि प्रधानमंत्री ग्राम सड़क योजना-4 बैच-1 (2025-26) के अंतर्गत भारत सरकार ने आपके संसदीय क्षेत्र (उधमपुर) में 1955.65 करोड़ रुपए की अनुमानित लागत से 110 सड़क कार्यों (751.44 किलोमीटर) को मंजूरी दी है, जिनसे 178 बस्तियों को सड़क संपर्क प्राप्त होगा।" केंद्रीय ग्रामीण विकास मंत्री ने यह भी लिखा, "ये सड़कें न सिर्फ ग्रामीण क्षेत्रों में बुनियादी ढांचे को मजबूत करेंगी, बल्कि क्षेत्र के सामाजिक-आर्थिक विकास में भी महत्वपूर्ण योगदान देंगी। इनके सफल क्रियान्वयन के लिए यह जरूरी है कि निर्माण कार्य शीघ्रता से हो और गुणवत्ता प्रभावी ढंग से सुनिश्चित की जाए, ताकि जनता को इन सड़कों का लाभ लंबे समय तक मिल सके। मैं आभारी रहूंगा, अगर आप एक जनप्रतिनिधि के रूप में केंद्र शासित प्रदेश का जरूरी मार्गदर्शन करें ताकि यह सुनिश्चित हो सके कि ये सड़क परियोजनाएं गुणवत्ता से समझौता किए बिना समय पर पूरी हों।" अस्वीकरण: यह न्यूज़ ऑटो फ़ीड्स द्वारा स्वतः प्रकाशित हुई खबर है। इस न्यूज़ में BhaskarHindi.com टीम के द्वारा किसी भी तरह का कोई बदलाव या परिवर्तन (एडिटिंग) नहीं किया गया है| इस न्यूज की एवं न्यूज में उपयोग में ली गई सामग्रियों की सम्पूर्ण जवाबदारी केवल और केवल न्यूज़ एजेंसी की है एवं इस न्यूज में दी गई जानकारी का उपयोग करने से पहले संबंधित क्षेत्र के विशेषज्ञों (वकील / इंजीनियर / ज्योतिष / वास्तुशास्त्री / डॉक्टर / न्यूज़ एजेंसी / अन्य विषय एक्सपर्ट) की सलाह जरूर लें। अतः संबंधित खबर एवं उपयोग में लिए गए टेक्स्ट मैटर, फोटो, विडियो एवं ऑडिओ को लेकर BhaskarHindi.com न्यूज पोर्टल की कोई भी जिम्मेदारी नहीं है| Created On : 21 Sept 2025 12:32 PM IST</w:t>
       </w:r>
     </w:p>
     <w:p>
@@ -3515,7 +3515,7 @@
     </w:p>
     <w:p>
       <w:r>
-        <w:t>Title: MP: कैसे चमकेगी नेता पुत्रों की राजनीति? भाजपा में बड़े पद मिलने पर रोक, इस्तीफे भी लिए, नई नीति का संदेश क्या</w:t>
+        <w:t>Title: Jammu Flood News: बाढ़ प्रभावित क्षेत्रों में कृषि मंत्री ने किया दौरा, किसानों के लिए की बड़ी घोषणा…</w:t>
       </w:r>
     </w:p>
     <w:p>
@@ -3527,13 +3527,13 @@
           <w:rPr>
             <w:color w:val="0000FF"/>
           </w:rPr>
-          <w:t>http://www.amarujala.com/madhya-pradesh/bhopal/mp-politics-news-bjp-policy-one-family-one-post-rule-enforced-leader-sons-face-restraint-2025-09-13?position=15&amp;src=tlh</w:t>
+          <w:t>https://khabardigital.com/india/shivraj-singh-chouhan-in-jammu-flood-affected-farmers-relief-announcement/</w:t>
         </w:r>
       </w:hyperlink>
     </w:p>
     <w:p>
       <w:r>
-        <w:t>Content: मेरा शहर Link Copied भारतीय जनता पार्टी (भाजपा) ने जिला कार्यकारिणी के तीन सदस्यों के इस्तीफे से साफ कर दिया है कि परिवारवाद नहीं चलेगा। इससे लंबे समय से पार्टी में बड़े पद पाने का इंतजार कर रहे नेता पुत्रों के सपने टूट गए हैं। हालांकि, अब चर्चा यह है कि क्या प्रदेश अध्यक्ष हेमंत खंडेलवाल पार्टी को परिवारवाद से दूर रखने में सच में सफल होंगे? Trending Videos यह वीडियो/विज्ञापन हटाएं एक परिवार, एक पद भाजपा संगठन ने मध्य प्रदेश में परिवारवाद पर नकेल कसते हुए साफ संकेत दिया कि पार्टी में 'एक परिवार, एक पद' का नियम सख्ती से लागू होगा। हाल ही में गठित कुछ जिला कार्यकारिणियों में नेताओं के परिजनों को स्थान मिलने की शिकायतें प्रदेश नेतृत्व तक पहुंची थीं। इसके बाद तत्काल कार्रवाई करते हुए संबंधित पदाधिकारियों से इस्तीफे ले लिए गए। इनसे लिए गए इस्तीफे जानकारी के अनुसार, पूर्व केंद्रीय मंत्री फग्गन सिंह कुलस्ते की बहन प्रिया धुर्वे को मंडला जिला कार्यकारिणी में उपाध्यक्ष बनाया गया था। सूत्रों के अनुसार उनको पद छोड़ने के लिए कहा गया। इसी तरह, कैबिनेट मंत्री संपतिया उइके की बेटी श्रद्धा उइके को जिला कार्य समिति में सचिव बनाया गया था। वह ग्राम पंचायत टिकरवाड़ा की सरपंच हैं। उन्होंने प्रदेश अध्यक्ष को संगठन की जिम्मेदारी से मुक्त करने का त्यागपत्र भेजा। इसके अलावा पूर्व विधानसभा अध्यक्ष गिरीश गौतम के बेटे राहुल गौतम को मऊगंज जिला कार्य समिति का उपाध्यक्ष नियुक्त किया गया था। बताया गया कि ये इस्तीफे प्रदेश अध्यक्ष हेमंत खंडेलवाल के संज्ञान में आने के बाद निजी कारण बताते हुए दिए गए। इससे भाजपा ने साफ संदेश दे दिया है कि अब नेताओं के परिजनों को संगठन में जिम्मेदारी नहीं मिलेगी। 2018 और 2023 के विधानसभा चुनाव में भी पार्टी ने किसी नेता पुत्र को टिकट नहीं दिया था। जिन मामलों में टिकट दिया गया, वहां पिता का राजनीतिक भविष्य प्रभावित हुआ और उन्हें संगठन में स्थान नहीं मिला। कार्तिकेय को नहीं मिला टिकट केंद्रीय मंत्री शिवराज सिंह चौहान के बड़े बेटे कार्तिकेय सिंह बुधनी विधानसभा में लंबे समय से सक्रिय हैं। शिवराज सिंह चौहान के मुख्यमंत्री रहने के दौरान उनके प्रचार का पूरा जिम्मा कार्तिकेय के पास ही था। शिवराज सिंह चौहान के लोकसभा चुनाव जीत कर दिल्ली जाने के बाद उपचुनाव में कार्तिकेय सिंह चौहान को टिकट मिलने की उम्मीद थी, उनका नाम भेजा भी गया था, लेकिन केंद्रीय नेतृत्व ने उनका नाम काट दिया। बुधनी से पार्टी ने पूर्व सांसद रमाकांत भार्गव का टिकट दिया। ये भी पढ़ें: भाजपा नेता के बेटे को गोली मारी, प्रेमिका के पिता पर शक महाआर्यमन की एंट्री पर चर्चा केंद्रीय मंत्री ज्योतिरादित्य सिंधिया के बेटे महाआर्यमन सिंधिया हाल ही में एमपीसीसीए के चेयरमैन बने हैं, जिसके बाद उनकी सक्रियता को राजनीति से जोड़कर देखा जा रहा है। हालांकि, सिंधिया खुद कह चुके हैं कि जब तक वह राजनीति में सक्रिय है, उनके परिवार से कोई दूसरा सदस्य नहीं आएगा। ऐसे में अभी महाआर्यमन सिंधिया की राजनीति में एंट्री में थोड़ा समय लग सकता है। ये भी पढ़ें: 10 साल पहले मर चुकी महिला को जमीन के लिए जिंदा किया, आधार बदलकर कराई रजिस्ट्री, ऐसे खेला खेल यहां बेटे और भाई का टिकट काटा कैलाश विजयवर्गीय के बेटे आकाश विजयर्गीय इंदौर के क्षेत्र क्रमांक 3 से विधायक भी रहे। पिछले विधानसभा चुनाव में पार्टी ने जब कैलाश विजयवर्गीय को प्रत्याशी बनाया तो आकाश का टिकट काट दिया। वहीं, इसी तरह सांसद का पद छोड़कर विधानसभा का चुनाव लड़ने वाले प्रहलाद पटेल को प्रत्याशी बनाने पर पार्टी ने उनके भाई जालम सिंह का टिकट काट दिया। मौसम बिसेन को टिकट दिया बालाघाट में 2023 में पार्टी ने गौरीशंकर बिसेन ने उनकी बेटी मौसम बिसेन का नाम आगे बढ़ाया। पार्टी ने मौसम बिसेन को टिकट दिया, लेकिन उन्होंने चुनाव लड़ने से इंकार कर दिया। इसके बाद गौरीशंकर बिसेन को चुनाव लड़ना पड़ा और वह चुनाव हार गए। अब पार्टी ने मौसम बिसेन को अन्य पिछड़ा वर्ग आयोग का सदस्य बनाया है। ये भी पढ़ें: भाजपा विधायक बोले- गृहयुद्ध छिड़ना चाहिए, कुछ नहीं होगा, इस भरोसे में मत रहना; अंदर सुरक्षा कौन करेगा किस-किस नेता का बेटा इंतजार में? विधानसभा अध्यक्ष नरेंद्र सिंह तोमर के बेटे देवेंद्र प्रताप सिंह तोमर लंबे समय से पार्टी में सक्रिय हैं। हालांकि, उनको अभी तक कोई पद नहीं मिला है। वहीं, पूर्व मंत्री गौरीशंकर शेजवार के बेटे मुदित शेजवार, पूर्व मंत्री गोपाल भार्गव के बेटे अभिषेक भार्गव और जयंत मलैया के बेटे सिद्धार्थ मलैया समेत अन्य नेता पुत्र भी अपनी एंट्री का इंतजार कर रहे हैं। ये भी पढ़ें: मंदसौर में सीएम मोहन यादव के हॉट एयर बैलून में आग लगी, हवा की रफ्तार अधिक होने से नहीं उड़ सका नेता पुत्रों की एंट्री के लिए क्या तरीका? वरिष्ठ पत्रकार दिनेश गुप्ता कहते हैं कि भाजपा समय-समय पर नीति बदलती रहती है। ऐसे में यह हो सकता है कि आने वाले दिनों में नए तरीके से एंट्री हो जाए। हालांकि, हेमंत खंडेलवाल पार्टी को परिवारवाद से मुक्त रखने में सफल हो यह असंभव लगता है। हालांकि, भाजपा का यह कदम संगठन में परिवारवाद खत्म करने और नए चेहरों को अवसर देने की दिशा में महत्वपूर्ण माना जा रहा है। पार्टी नेतृत्व का साफ संदेश है कि संगठन और चुनाव दोनों में अवसर केवल मेहनतकश कार्यकर्ताओं को मिलेगा, न कि वंशवाद के आधार पर। इस्तीफों की नौबत ही क्यों आई? वहीं, वरिष्ठ पत्रकार प्रभु पटैरिया ने कहा कि आम धारणा यही है कि भाजपा ने परिवारवाद पर रोक लगाने के उद्देश्य से इन तीन नेताओं के परिजनों से इस्तीफे लिए हैं। यदि वास्तव में ऐसा कदम उठाया गया है, तो यह नए प्रदेश अध्यक्ष हेमंत खंडेलवाल और प्रदेश संगठन महामंत्री हितानंद शर्मा की सराहनीय पहल है। इससे पार्टी में परिवारवाद की प्रवृत्ति समाप्त होगी और जमीनी स्तर पर मेहनत करने वाले कार्यकर्ताओं को आगे बढ़ने का अवसर मिलेगा। हालांकि, एक सवाल यह भी उठता है कि जब प्रदेश नेतृत्व की जांच-परख के बाद ही जिला कार्यकारिणी की सूची जारी की गई थी, तो इनमें ऐसे नाम शामिल ही क्यों किए गए, जिन्हें बाद में इस्तीफा देना पड़ा। पार्टी चाहे तो स्पष्ट शब्दों में यह निर्देश जारी कर सकती है कि संगठन में परिवार के केवल एक ही सदस्य को स्थान मिलेगा। ये भी पढ़ें: कई साल से अफेयर, प्रेमी की बाहों में थी चार बच्चों की मां, बेटे ने पकड़ा; फिल्मी ड्रामे का वीडियो रहें हर खबर से अपडेट, डाउनलोड करें Android Hindi News App, iOS Hindi News App और Amarujala Hindi News APP अपने मोबाइल पे|Get all India News in Hindi related to live update of politics, sports, entertainment, technology and education etc. Stay updated with us for all breaking news from India News and more news in Hindi. Next Article Please wait... Please wait... Delete All Cookies Followed</w:t>
+        <w:t>Content: Shivraj Singh Chouhan Jammu Visit Jammu Flood News: केंद्रीय कृषि मंत्री शिवराज सिंह चौहान ने जम्मू में बाढ़ प्रभावित क्षेत्रों का शनिवार को दौरा किया। जम्मू के बडयाल ब्राह्मण गांव में बाढ़ प्रभावित किसानों से मिले, धान की नष्ट हुई फसलों को देखा और खेतों में रेत जमने की समस्या को लेकर किसानों और अधिकारियों से चर्चा की। इसके बाद कृषि मंत्री ने किसानों के लिये राहत की घोषणा की। Shivraj Singh Chouhan ने कहा – केंद्र सरकार राज्य सरकार के साथ मिलकर प्रधानमंत्री नरेंद्र मोदी जी के आशीर्वाद से इस आपदा से किसानों को निकालकर ले जाएगी। होम मिनिस्ट्री, जल शक्ति विभाग, ग्रामीण विकास, कृषि सहित सभी विभागों की टीम आई है। इन्होंने सर्वे किया है, वो अपनी रिपोर्ट देगी। नुकसान का आकलन चल रहा है। राज्य सरकार का ज्ञापन आएगा, इसके बाद हम राहत देने में कोई कसर नहीं छोड़ेंगे। कुछ काम ऐसे हैं, जो राज्य सरकार को करना है, हम आपदा में कोई राजनीति नहीं करेंगे। पहला काम है, गरीबों को संकट से बाहर करना। रेत के मामले में राज्य के स्तर पर फैसला कर लेना चाहिए कि जिसका खेत, उसकी रेत। रेत बची है, तो वो ही दे दो, यहाँ माइनिंग के नियम लागू न हों। शिवराज सिंह चौहान ने कहा कि जिसका खेत उसकी रेत, किसान अपने-अपने खेतों की रेत बेचे, ये व्यवस्था करना चाहिए। एनडीआरएफ के अंतर्गत जो प्रावधान हैं, उनको हम लागू करेंगे। राज्य सरकार को केंद्र सरकार राशि देती है, जिसमें 75% हिस्सा केंद्र और 25% राज्य सरकार का होता है। आपदा प्रबंधन के लिए राज्य सरकार के पास लगभग 2499 करोड़ रुपये हैं, उसका उपयोग सरकार करेगी। इसके अलावा जो जरूरत होगी, केंद्र सरकार उसके लिए सहायता करेगी। एनडीआरएफ के तहत भगवान न करे, लेकिन कोई जान यदि चली जाए, तो 4 लाख रुपये की सहायता दी जाती है, विकलांग होने पर 74 हजार रुपये की राशि दी जाती है। गाद निकालना हो, 18 हजार रुपये प्रति हेक्टेयर का प्रावधान है। पहाड़ खिसकने से निक्सन होने पर सीमांत किसानों को 47 हजार रुपये देने का प्रावधान है। मिर्च और धान जैसी फसल का नुकसान हुआ है, बीमित किसानों के नुकसान की पूरी भरपाई करने की कोशिश करेंगे। राहत की राशि के अलावा हम फसल बीमा योजना की राशि देंगे। सब्जी और बागवानी फसल के लिए सिंचित क्षेत्र में 17 हजार रुपये प्रति हेक्टेयर का प्रावधान है, कृषि वानिकी के लिए 22,500 रुपये प्रति हेक्टेयर का प्रावधान है। ये राशि राज्य सरकार के द्वारा बँटना है। दुधारू पशु के नुकसान पर 37500 रुपये, घोड़ा और बैल के नुकसान पर 32 हजार रुपये, बछड़ा, टट्टू और खच्चर के नुकसान के लिए 20 हजार रुपये का प्रावधान है। नहर क्षतिग्रस्त हैं, बांध के लिए भी राज्य सरकार केंद्र सरकार से बात करे। कई जगह मकान टूट गए हैं। 1 लाख 30 हजार रुपये प्रधानमंत्री आवास योजना के तहत मकान के लिए दिए जाएंगे। टॉइलेट के अलग और मनरेगा की मजदूरी के लिए 40 हजार रुपये मेरा ग्रामीण विकास विभाग देगा। 5,101 मकान की जानकारी आई है, मैं यहाँ से जाते ही इनकी स्वीकृति दे दूंगा। सेल्फ हेल्प ग्रुप का काम यहाँ बहुत अच्छा है। यहाँ बहनों को नुकसान हुआ होगा। हम उसके लिए 76 हजार रुपये की राशि जारी करेंगे। सड़कों के लिए भी राज्य सरकार ज्ञापन देगी, जिस पर उसकी व्यवस्था हम करेंगे। मनरेगा की मजदूरी 100 दिन की होती है, हम राज्य सरकार से अनुरोध करेंगे, 150 दिन की मजदूरी दी जाए। सीमा पर रहने वाले कई किसान जो खेती तो कर रहे हैं, लेकिन उनका स्वामित्व नहीं है। राज्य सरकार प्रमाणित कर के दे दें, इतना करने से मैं उन किसानों को प्रधानमंत्री किसान सम्मान निधि का पात्र बना दूंगा। पीएम किसान सम्मान निधि की एक किश्त हम तुरंत जम्मू-कश्मीर के किसानों के खातों में हम डालेंगे। Save my name, email, and website in this browser for the next time I comment. Δ Email ID: khabardigital@gmail.com Address: Near Sargam Cinema, Zone-II, Maharana Pratap Nagar, Bhopal, Madhya Pradesh 462023 Copyright@2024 khabardigital.com All right reserved</w:t>
       </w:r>
     </w:p>
     <w:p>
@@ -3546,7 +3546,7 @@
     </w:p>
     <w:p>
       <w:r>
-        <w:t>Title: भाजपा का अगला राष्ट्रीय अध्यक्ष कौन? RSS-BJP की डील पक्की, इन 5 बड़े मंत्रियों के नाम चर्चा में सबसे आगे</w:t>
+        <w:t>Title: बाढ़ प्रभावित राज्यों को हर संभव मदद देगी केंद्र सरकार, शिवराज बोले- फसल बीमा योजना का दिया जाएगा पूरा लाभ</w:t>
       </w:r>
     </w:p>
     <w:p>
@@ -3558,13 +3558,13 @@
           <w:rPr>
             <w:color w:val="0000FF"/>
           </w:rPr>
-          <w:t>https://hindi.oneindia.com/news/india/bjp-next-national-president-rss-deal-top-5-ministers-in-race-all-details-in-hindi-1385409.html</w:t>
+          <w:t>https://www.kisantak.in/news/trending/story/shivraj-singh-chouhan-says-govt-will-provide-all-possible-help-to-the-flood-affected-states-swm-1278520-2025-09-16</w:t>
         </w:r>
       </w:hyperlink>
     </w:p>
     <w:p>
       <w:r>
-        <w:t>Content: Who will be Next BJP President: भारतीय जनता पार्टी (BJP) में लंबे समय से टलते आ रहे राष्ट्रीय अध्यक्ष के चुनाव पर अब तस्वीर साफ होती दिख रही है। सूत्रों के मुताबिक, भाजपा और राष्ट्रीय स्वयंसेवक संघ (RSS) के बीच रिश्तों की जमी बर्फ अब पिघल चुकी है। दोनों पक्ष अब एक ही मंच पर खड़े नजर आ रहे हैं और यही वजह है कि पार्टी कभी भी नए अध्यक्ष का नाम घोषित कर सकती है। कहा जा रहा है कि भाजपा और संघ के बीच नए राष्ट्रीय अध्यक्ष को लेकर डील लगभग पक्की होगी। पिछले कुछ महीनों तक भाजपा और संघ के बीच खटास साफ दिख रही थी। नड्डा के उस बयान को याद कीजिए, जब उन्होंने कहा था कि भाजपा को अब संघ की जरूरत नहीं है। यह बात संघ को नागवार गुजरी और 2024 लोकसभा चुनाव में भाजपा को 400 पार का नारा देने के बावजूद सिर्फ 240 सीटों पर सिमटना पड़ा। साफ था कि संघ के कार्यकर्ताओं ने मन से मेहनत नहीं की। लेकिन अब हालात बदल गए हैं। प्रधानमंत्री नरेंद्र मोदी ने 15 अगस्त को लाल किले से संघ की जमकर तारीफ की और इसे दुनिया का सबसे बड़ा एनजीओ बताया। गृह मंत्री अमित शाह भी कई मौकों पर कह चुके हैं कि उन्हें स्वयंसेवक होने पर गर्व है। वहीं संघ प्रमुख मोहन भागवत ने यह संदेश दिया कि समाज सेवा और राजनीति में रिटायरमेंट की कोई उम्र नहीं होती। इन संकेतों को देखते हुए अब भाजपा और RSS एक बार फिर साथ दिख रहे हैं। भाजपा और RSS संगठनों के शीर्ष नेताओं के हालिया बयानों ने साफ कर दिया है कि रिश्तों में पहले जैसी खटास अब नहीं रही। यही वजह है कि पार्टी के नए राष्ट्रीय अध्यक्ष के नाम पर जल्द ही अंतिम मुहर लगने की संभावना तेज हो गई है। सूत्रों का कहना है कि इस बार भाजपा अध्यक्ष की कुर्सी पर किसे बैठाया जाए, इस पर संघ और पार्टी दोनों ही मिलकर फैसला लगभग कर लिया है। उपराष्ट्रपति के चुनाव के बाद अब भाजपा कभी राष्ट्रीय अध्यक्ष के नामों की घोषणा कर सकती है। सूत्रों की मानें तो भाजपा इसी महीने सितंबर में नए राष्ट्रीय अध्यक्ष की घोषणा कर देगी या फिर बिहार चुनाव के बाद ही इसका अधिकारिक ऐलान होगा। हालांकि, आरएसएस हमेशा से यह दावा करता आया है कि भाजपा या सरकार के कामकाज में उसका सीधा हस्तक्षेप नहीं होता। फिर भी, यह सच है कि बड़े फैसलों में संघ की सहमति को अहमियत दी जाती है। अब जबकि दोनों के रिश्ते सामान्य होते दिख रहे हैं, कई नेताओं के नाम संभावित दावेदारों के तौर पर उभर रहे हैं। अब बड़ा सवाल यह है कि भाजपा का नया अध्यक्ष कौन होगा? पार्टी के अंदरखाने से पांच बड़े मंत्रियों के नाम सबसे आगे बताए जा रहे हैं। आइए इन दावेदारों पर एक नजर डालते हैं। भाजपा अध्यक्ष की रेस में सबसे आगे शिवराज सिंह चौहान का नाम है, जो फिलहाल केंद्र सरकार में मंत्री हैं और संगठन के साथ भी गहरे रिश्ते रखते हैं। इसके अलावा नितिन गडकरी की छवि भी बड़े कद के नेता की रही है और उनके नाम की चर्चा लगातार अंदरखाने हो रही है। इसी तरह, पूर्व हरियाणा मुख्यमंत्री और मौजूदा केंद्रीय मंत्री मनोहर लाल खट्टर भी दावेदारी की कतार में हैं। वहीं, धमेन्द्र प्रधान और भूपेंद्र यादव जैसे संगठन में लंबे समय से सक्रिय नेताओं के नाम भी दौड़ में बताए जा रहे हैं। मध्य प्रदेश के चार बार के मुख्यमंत्री रह चुके शिवराज सिंह चौहान, मौजूदा समय में केंद्र सरकार में मंत्री हैं। उन्हें भाजपा का सबसे जमीनी नेता माना जाता है। "मामा" के नाम से मशहूर शिवराज अपनी सादगी और जनसंपर्क की क्षमता के लिए जाने जाते हैं। संगठन से उनका गहरा जुड़ाव है और संघ खेमे में भी उनकी मजबूत पकड़ है। केंद्रीय सड़क परिवहन मंत्री नितिन गडकरी भाजपा के सबसे अनुभवी चेहरों में से एक हैं। इंफ्रास्ट्रक्चर डेवलपमेंट और कामकाज की पारदर्शिता के लिए वे लोकप्रिय हैं। गडकरी नागपुर से आते हैं, जो संघ का गढ़ है। माना जाता है कि संघ नेतृत्व उन पर खास भरोसा करता है। हरियाणा के पूर्व मुख्यमंत्री और मौजूदा केंद्रीय मंत्री मनोहर लाल खट्टर भी रेस में माने जा रहे हैं। खट्टर मूल रूप से संगठन के आदमी रहे हैं और लंबे समय तक संघ से जुड़े रहे। उनके प्रशासनिक अनुभव और सादगीपूर्ण छवि ने उन्हें भाजपा नेतृत्व के लिए मजबूत दावेदार बना दिया है। केंद्रीय शिक्षा मंत्री धर्मेंद्र प्रधान की गिनती भाजपा के करिश्माई नेताओं में होती है। ओडिशा से आने वाले प्रधान पार्टी की संगठनात्मक राजनीति को अच्छी तरह समझते हैं। तेलंगाना से लेकर ओडिशा और झारखंड तक वे भाजपा को विस्तार देने में अहम भूमिका निभा चुके हैं। राज्यसभा सांसद और मौजूदा केंद्रीय मंत्री भूपेंद्र यादव भाजपा में रणनीतिकार के तौर पर मशहूर हैं। वे संगठन में माहिर माने जाते हैं और चुनावी प्रबंधन में उनका कोई सानी नहीं है। राजस्थान से आने वाले यादव के नाम पर भी संघ और भाजपा दोनों ही सहमत हो सकते हैं। भाजपा अक्सर ऐसे फैसले लेती है, जो राजनीतिक पंडितों को चौंका देते हैं। इसलिए यह कहना मुश्किल है कि अध्यक्ष की कुर्सी किसके हिस्से जाएगी। लेकिन इतना तय है कि संघ और भाजपा की सहमति बनने के बाद नया राष्ट्रीय अध्यक्ष ऐसा चेहरा होगा, जो संगठन और सरकार-दोनों को संतुलित रख सके।</w:t>
+        <w:t>Content: केंद्रीय कृषि मंत्री ने बाढ़ प्रभावित राज्यों की स्थिति को लेकर आज ‘राष्ट्रीय कृषि सम्मेलन-रबी अभियान -2025’ में चर्चा की और ये कहा कि सरकार की तरफ से पीड़ितों की मदद के लिए हर संभव प्रयास किए जा रहे हैं. शिवराज ने कहा कि बाढ़ के कारण कुछ राज्य खास तौर पर प्रभावित हुए हैं. इनमें पंजाब, हिमाचल, जम्मू, उत्तराखंड, हरियाणा और असम शामिल हैं. कृषि मंत्री ने कहा कि आपदा प्रभावित इन राज्यों की मदद के लिए कोई कमी नहीं रखी जाएगी. शिवराज ने इस बात पर जोर देकर कहा कि जो राज्य प्रधानमंत्री फसल बीमा योजना के अंतर्गत कवर हैं, पूरी कोशिश है कि वहां किसानों को बीमा राशि का उचित और त्वरित लाभ मिल सके. शिवराज सिंह ने कहा कि रबी फसल के लिए पर्याप्त मात्रा में बीज उपलब्ध हैं. बुवाई के लक्ष्य के तहत 229 लाख मीट्रिक टन बीज की आवश्यकता है, हमारे पास इससे भी अधिक मात्रा में 250 लाख मीट्रिक टन के करीब बीज उपलब्ध है. खाद और उर्वरक को लेकर केंद्रीय मंत्री शिवराज सिंह ने कहा कि वर्षा एवं अन्य परिस्थितियों के कारण क्रॉप पैटर्न में बदलाव आता है. इस साल वर्षा अच्छी मात्रा में हुई है, जिस कारण बुवाई के क्षेत्रफल में वृद्धि हुई है. खाद की अतिरिक्त मांग की यह वजह भी हो सकती है. केंद्रीय मंत्री ने कहा कि खाद और उर्वरक की पूरी आपूर्ति की जाएगी, राज्यों की मांग के आधार पर जितनी भी आवश्यकता होगी, खाद उपलब्ध करवाया जाएगा. इसके लिए रसायन एवं उर्वरक मंत्रालय से लगातार संपर्क है. केंद्रीय कृषि मंत्री शिवराज सिंह ने बताया कि रबी फसल के लिए ‘विकसित कृषि संकल्प अभियान’ पिछली बार की ही तरह इस बार भी चलाकर वैज्ञानिकों की दो हजार से अधिक टीमें गांव-गांव भेजी जाएंगी, जो किसानों को समुचित जानकारी देगी. इन टीमों में केंद्र और राज्यों के कृषि विभाग के अधिकारी, कृषि विज्ञान केंद्रों के वैज्ञानिक रहेंगे, साथ ही कृषि विश्वविद्यालयों, एफपीओ और प्रगतिशील किसानों का भी इनमें प्रतिनिधित्व होगा. प्रधानमंत्री नरेंद्र मोदी के आह्वान पर ‘लैब टू लैंड’ जोड़ने के लिए एक बार फिर सब मिलकर कार्य करेंगे. केंद्रीय कृषि मंत्री ने कहा कि देश में धान और गेहूं का उत्पादन वैश्विक स्तर का है, वहीं दलहन और तिलहन में उत्पादन बढ़ाने के लिए अभी और प्रयास की आवश्यकता है. इस दिशा में आगे रोडमैप बनाकर काम किया जाएगा. प्रति हेक्टेयर उत्पादन बढ़ाने पर जोर दिया जाएगा. उन्होंने राज्यों में फसलवार चर्चा को लेकर बताया कि अब तक कपास और सायोबीन में उत्पादन बढ़ाने को लेकर वृहद स्तर पर बैठकें की गई हैं, आगे रबी फसल अभियान व उसके बाद विभिन्न अन्य फसलों के उत्पादन में वृद्धि को लेकर ठोस कदम उठाए जाएंगे. इतना ही नहीं नकली कीटनाशक, बीज और उर्वरक पर केंद्रीय मंत्री शिवराज सिंह ने राज्यों द्वारा की जा रही कार्रवाई पर भी प्रकाश डालते हुए बताया कि राजस्थान सहित विभिन्न राज्यों ने नकली कीटनाशक, बीज और उर्वरक बेचने वालों के खिलाफ छापामार कार्रवाई की है, जिसका व्यापक प्रभाव पड़ा है. आगे भी केंद्र और राज्य मिलकर काम करेंगे और ऐसी गतिविधियों में शामिल दोषियों के खिलाफ सख्त से सख्त कदम उठाए जाएंगे. ये भी पढ़ें- Copyright©2025 Living Media India Limited. For reprint rights: Syndications Today होम वीडियो न्यूज़ स्कीम मेन्यू Add Kisan Tak to Home Screen</w:t>
       </w:r>
     </w:p>
     <w:p>
@@ -3577,7 +3577,7 @@
     </w:p>
     <w:p>
       <w:r>
-        <w:t>Title: उपराष्ट्रपति चुनावः AAP ने मतदान से दूर रहने वाली पार्टियों पर बीजेपी के समर्थन करने का लगाया आरोप</w:t>
+        <w:t>Title: राष्ट्रीय: शिवराज सिंह ने सोयाबीन की फसल खराब होने की शिकायत पर अधिकारियों को सर्वे का दिया निर्देश</w:t>
       </w:r>
     </w:p>
     <w:p>
@@ -3589,13 +3589,13 @@
           <w:rPr>
             <w:color w:val="0000FF"/>
           </w:rPr>
-          <w:t>https://www.etvbharat.com/hi/!bharat/vice-presidential-poll-sanjay-singh-accuses-abstaining-parties-of-backing-bjp-hindi-news-hin25090903133</w:t>
+          <w:t>https://www.bhaskarhindi.com/other/news-1189280</w:t>
         </w:r>
       </w:hyperlink>
     </w:p>
     <w:p>
       <w:r>
-        <w:t>Content: दिल्ली delhi ETV Bharat / bharat By ETV Bharat Hindi Team Published : September 9, 2025 at 3:44 PM IST नई दिल्लीः उपराष्ट्रपति चुनाव के लिए मंगलवार सुबह 10 बजे से मतदान शुरू हो गया. कुछ पार्टियों ने इस चुनाव में वोट नहीं डालने का फैसला लिया है. आम आदमी पार्टी (AAP) के सांसद संजय सिंह ने मंगलवार को उपराष्ट्रपति चुनाव से दूर रहने या उसका बहिष्कार करने वाली पार्टियों की आलोचना की. आरोप लगाया कि उनका रुख भारतीय जनता पार्टी को समर्थन करने के समान है. सिंह ने एएनआई से कहा, "वे भाजपा का समर्थन कर रहे हैं. उन्होंने बहिष्कार नहीं किया है. इसका मतलब है कि उन्होंने मोदी का समर्थन किया है. पंजाब और पूरे देश को पता चल गया है कि इस तरह के संकट के समय में अकाली दल भाजपा के साथ खड़ा है. वे बाहर कुछ कहते हैं, लेकिन अंदर एक साथ खड़े होते हैं." VIDEO | “Parties which are abstaining from voting in VP polls are supporting BJP and PM Modi,” says AAP MP Sanjay Singh on BJD, BRS, Akali Dal abstaining from voting in Vice Presidential polls.(Full video available on PTI Videos - https://t.co/n147TvrpG7) pic.twitter.com/MYHnHgBOEL अपनी पार्टी की ओर से क्रॉस-वोटिंग की संभावना से इनकार करते हुए, राज्यसभा सांसद ने कहा कि सभी आप सांसद संयुक्त विपक्ष के उम्मीदवार बी सुदर्शन रेड्डी को वोट देंगे. साथ ही, उन्होंने यह भी कहा कि भाजपा के भीतर भी क्रॉस-वोटिंग हो सकती है. उन्होंने कॉन्स्टिट्यूशन क्लब ऑफ इंडिया के चुनाव को अप्रत्याशित नतीजों का उदाहरण बताया. सिंह ने कहा, "पार्टी के राष्ट्रीय संयोजक अरविंद केजरीवाल और पार्टी ने विपक्षी उम्मीदवार बी सुदर्शन रेड्डी का समर्थन करने और उन्हें वोट देने का फैसला किया है. हमारे सांसद उन्हें वोट देंगे. हमारी पार्टी में ऐसी कोई संभावना (क्रॉस वोटिंग की) नहीं है. अन्य दलों को अपने वोटों की जांच करनी होगी. हमारे सभी वोट विपक्षी उम्मीदवार बी सुदर्शन रेड्डी को जाएंगे." उपराष्ट्रपति चुनाव के लिए मुख्य मुकाबला एनडीए उम्मीदवार सीपी राधाकृष्णन और संयुक्त विपक्ष के उम्मीदवार बी सुदर्शन रेड्डी के बीच है. बीजू जनता दल (बीजेडी) ने मतदान से दूरी बनाए रखी है. जबकि भारत राष्ट्र समिति (बीआरएस) ने मतदान में भाग नहीं लेने का फैसला किया है. शिरोमणि अकाली दल (एसएडी) ने घोषणा की है कि वह चुनाव का बहिष्कार करेगा, क्योंकि पंजाब के लोग केंद्र या राज्य सरकार से कोई मदद न मिलने से नाराज हैं. पीएम नरेंद्र मोदी, केंद्रीय गृह मंत्री अमित शाह, रक्षा मंत्री राजनाथ सिंह, कांग्रेस नेता सोनिया गांधी और राहुल गांधी समेत कई नेताओं ने वोट डाला. पूर्व प्रधानमंत्री और राज्यसभा में जेडी(एस) सांसद एचडी देवेगौड़ा उपराष्ट्रपति चुनाव के लिए अपना वोट डालने व्हीलचेयर पर पहुंचे. राज्यसभा के उपसभापति हरिवंश नारायण सिंह ने भी अपने मताधिकार का प्रयोग किया. केंद्रीय मंत्री शिवराज सिंह चौहान, जीतन राम मांझी और सुरेश गोपी ने सीपी राधाकृष्णन के प्रति समर्थन और उनकी जीत में विश्वास व्यक्त किया. शिवराज सिंह चौहान ने कहा, "एनडीए की जीत पक्की है. सीपी राधाकृष्णन नए उपराष्ट्रपति होंगे।" मांझी ने कहा, "एनडीए उम्मीदवार सीपी राधाकृष्णन उपराष्ट्रपति चुनाव ज़रूर जीतेंगे." सुरेश गोपी ने कहा, "मैंने सीपी राधाकृष्णन को अपनी वैचारिक प्रणाली में हज़ारों कार्यकर्ताओं में से सर्वश्रेष्ठ कार्यकर्ता या सर्वश्रेष्ठ कार्यकर्ताओं में से एक पाया." क्यों हो रहा चुनावःजुलाई में जगदीप धनखड़ के इस्तीफे के बाद उपराष्ट्रपति का पद रिक्त हो गया था. जगदीप धनखड़ ने स्वास्थ्य कारणों को हवाला देते हुए सोमवार 21 जुलाई को उपराष्ट्रपति के पद से इस्तीफा दे दिया था. धनखड़ ने अगस्त 2022 में पदभार ग्रहण किया था. उनका कार्यकाल 2027 तक था. उनका इस्तीफा संसद के मानसून सत्र के पहले दिन आया था. इसे भी पढ़ेंः For All Latest Updates TAGGED: ट्रंप ने टेक्सास में भारतीय मूल के नागरिक की हत्या पर लिया संज्ञान, न्याय का किया वादा दिल्ली-NCR में गर्मी बरकरार, बारिश की उम्मीद न के बराबर, जानिए मौसम विभाग का ताजा अपडेट ट्रंप ने विदेशी कंपनियों से अमेरिका में निवेश और अमेरिकी श्रमिकों को ट्रेनिंग देने का आग्रह किया दिल्ली में बीएमडब्ल्यू ने मारी बाइक को टक्कर, वित्त मंत्रालय के डिप्टी सेक्रेटरी की मौत 15 सितंबर 2025 का राशिफल: इन राशियों को मिलेगी भोलानाथ की कृपा, आसानी से पूरे होंगे सारे काम IND vs PAK: भारत ने पाकिस्तान को 7 विकेट से रौंदा, मैच के बाद दोनों टीमों ने नहीं मिलाया हाथ स्पेन: मैड्रिड के बार में विस्फोट, 25 लोग घायल IND vs PAK: फ्री, फ्री, फ्री... न लें कोई सब्सक्रिप्शन, न करें 1 भी पैसा खर्च, जानिए कहां देखें मुफ्त में इंडिया-पाकिस्तान मैच WATCH: नोएडा फिल्म सिटी से राजनीति तक, इन मुद्दों पर रजा मुराद ने खुलकर की बात, शायराना अंदाज से बांधा समां Copyright © 2025 Ushodaya Enterprises Pvt. Ltd., All Rights Reserved.</w:t>
+        <w:t>Content: Download App from सीहोर, 20 सितंबर (आईएएनएस)। केंद्रीय कृषि मंत्री शिवराज सिंह चौहान शनिवार को सीहोर जिले में किसानों की समस्याएं सुनने पहुंचे। इस दौरान इछावर जोड़ पर कई किसानों ने सोयाबीन की खराब हो रही फसल की जानकारी दी। केंद्रीय मंत्री ने सीहोर के अधिकारियों को फोन लगाकर आदेश दिया कि सोयाबीन की खराब हो रही फसलों का तत्काल सर्वे कराया जाए और किसानों को फसल बीमा योजना का भी लाभ दिलाया जाए।उल्लेखनीय है कि सीहोर जिले में पिछले तीन सप्ताह से जिले के किसान अलग-अलग ग्रामों में लगातार आंदोलन कर रहे हैं। किसानों की मांग है कि उनको सोयाबीन की खराब हो रही फसल का तत्काल मुआवजा दिया जाए और फसल बीमा का लाभ भी मिले।बताया गया है कि शनिवार को कृषि मंत्री शिवराज सिंह चौहान भोपाल-इंदौर हाईवे से जब जा रहे थे तब इछावर जोड़ पर भारतीय जनता पार्टी के नेताओं ने उनका स्वागत किया। इस दौरान किसानों ने उनको खेतों में खराब हो रही सोयाबीन की फसल की विस्तार से जानकारी दी। किसानों से बात करने के बाद केंद्रीय मंत्री ने सीहोर कलेक्टर को फोन लगाया और कहा कि तत्काल सोयाबीन की फसल का सर्वे कराया जाए और किसानों को फसल बीमा योजना का लाभ भी तत्काल मिले।इसके अलावा, केंद्रीय मंत्री शिवराज सिंह चौहान एक दिवसीय दौरे पर हरदा पहुंचे, जहां पर किसानों ने खराब हुई सोयाबीन के सर्वे कराकर उचित मुआवजा देने की मांग की। केंद्रीय मंत्री ने किसानों को आश्वासन दिया कि सेटेलाइट से सर्वे कर उचित मुआवजा दिया जाएगा।शिवराज सिंह चौहान शनिवार को जिले के ग्राम बावड़िया पहुंचे, जहां उन्होंने शोकाकुल परिवार से मुलाकात कर संवेदना व्यक्त की। इस दौरान किसानों ने उनसे मुलाकात कर सोयाबीन व मक्का की खरीदी समर्थन मूल्य पर करने, पंजीयन शीघ्र शुरू करने तथा बारिश से प्रभावित फसलों का सर्वे कर राहत व बीमा राशि दिलाने की मांग की। वहीं, छीपानेर की महिलाओं ने मंत्री से लाड़ली बहना योजना का लाभ न मिलने की शिकायत की, जिस पर उन्होंने जांच कर समाधान का आश्वासन दिया।अस्वीकरण: यह न्यूज़ ऑटो फ़ीड्स द्वारा स्वतः प्रकाशित हुई खबर है। इस न्यूज़ में BhaskarHindi.com टीम के द्वारा किसी भी तरह का कोई बदलाव या परिवर्तन (एडिटिंग) नहीं किया गया है| इस न्यूज की एवं न्यूज में उपयोग में ली गई सामग्रियों की सम्पूर्ण जवाबदारी केवल और केवल न्यूज़ एजेंसी की है एवं इस न्यूज में दी गई जानकारी का उपयोग करने से पहले संबंधित क्षेत्र के विशेषज्ञों (वकील / इंजीनियर / ज्योतिष / वास्तुशास्त्री / डॉक्टर / न्यूज़ एजेंसी / अन्य विषय एक्सपर्ट) की सलाह जरूर लें। अतः संबंधित खबर एवं उपयोग में लिए गए टेक्स्ट मैटर, फोटो, विडियो एवं ऑडिओ को लेकर BhaskarHindi.com न्यूज पोर्टल की कोई भी जिम्मेदारी नहीं है| उल्लेखनीय है कि सीहोर जिले में पिछले तीन सप्ताह से जिले के किसान अलग-अलग ग्रामों में लगातार आंदोलन कर रहे हैं। किसानों की मांग है कि उनको सोयाबीन की खराब हो रही फसल का तत्काल मुआवजा दिया जाए और फसल बीमा का लाभ भी मिले। बताया गया है कि शनिवार को कृषि मंत्री शिवराज सिंह चौहान भोपाल-इंदौर हाईवे से जब जा रहे थे तब इछावर जोड़ पर भारतीय जनता पार्टी के नेताओं ने उनका स्वागत किया। इस दौरान किसानों ने उनको खेतों में खराब हो रही सोयाबीन की फसल की विस्तार से जानकारी दी। किसानों से बात करने के बाद केंद्रीय मंत्री ने सीहोर कलेक्टर को फोन लगाया और कहा कि तत्काल सोयाबीन की फसल का सर्वे कराया जाए और किसानों को फसल बीमा योजना का लाभ भी तत्काल मिले। इसके अलावा, केंद्रीय मंत्री शिवराज सिंह चौहान एक दिवसीय दौरे पर हरदा पहुंचे, जहां पर किसानों ने खराब हुई सोयाबीन के सर्वे कराकर उचित मुआवजा देने की मांग की। केंद्रीय मंत्री ने किसानों को आश्वासन दिया कि सेटेलाइट से सर्वे कर उचित मुआवजा दिया जाएगा। शिवराज सिंह चौहान शनिवार को जिले के ग्राम बावड़िया पहुंचे, जहां उन्होंने शोकाकुल परिवार से मुलाकात कर संवेदना व्यक्त की। इस दौरान किसानों ने उनसे मुलाकात कर सोयाबीन व मक्का की खरीदी समर्थन मूल्य पर करने, पंजीयन शीघ्र शुरू करने तथा बारिश से प्रभावित फसलों का सर्वे कर राहत व बीमा राशि दिलाने की मांग की। वहीं, छीपानेर की महिलाओं ने मंत्री से लाड़ली बहना योजना का लाभ न मिलने की शिकायत की, जिस पर उन्होंने जांच कर समाधान का आश्वासन दिया। अस्वीकरण: यह न्यूज़ ऑटो फ़ीड्स द्वारा स्वतः प्रकाशित हुई खबर है। इस न्यूज़ में BhaskarHindi.com टीम के द्वारा किसी भी तरह का कोई बदलाव या परिवर्तन (एडिटिंग) नहीं किया गया है| इस न्यूज की एवं न्यूज में उपयोग में ली गई सामग्रियों की सम्पूर्ण जवाबदारी केवल और केवल न्यूज़ एजेंसी की है एवं इस न्यूज में दी गई जानकारी का उपयोग करने से पहले संबंधित क्षेत्र के विशेषज्ञों (वकील / इंजीनियर / ज्योतिष / वास्तुशास्त्री / डॉक्टर / न्यूज़ एजेंसी / अन्य विषय एक्सपर्ट) की सलाह जरूर लें। अतः संबंधित खबर एवं उपयोग में लिए गए टेक्स्ट मैटर, फोटो, विडियो एवं ऑडिओ को लेकर BhaskarHindi.com न्यूज पोर्टल की कोई भी जिम्मेदारी नहीं है| Created On : 20 Sept 2025 11:43 PM IST</w:t>
       </w:r>
     </w:p>
     <w:p>
@@ -3608,7 +3608,7 @@
     </w:p>
     <w:p>
       <w:r>
-        <w:t>Title: पहले प्रवक्ता, फिर बने सांसद, अब बन सकते हैं BJP के राष्ट्रीय अध्यक्ष! रेस में सामने आया इस दिग्गज नेता का नाम</w:t>
+        <w:t>Title: राष्ट्रीय: रायसेन में शिवराज सिंह ने 'एक राष्ट्र, एक चुनाव' के लिए जनप्रतिनिधियों को दिलाई शपथ</w:t>
       </w:r>
     </w:p>
     <w:p>
@@ -3620,13 +3620,13 @@
           <w:rPr>
             <w:color w:val="0000FF"/>
           </w:rPr>
-          <w:t>https://hindi.oneindia.com/news/india/who-will-be-next-bjp-chief-sudhanshu-trivedi-in-bjp-national-president-race-social-media-react-1384019.html</w:t>
+          <w:t>https://www.bhaskarhindi.com/other/news-1189485</w:t>
         </w:r>
       </w:hyperlink>
     </w:p>
     <w:p>
       <w:r>
-        <w:t>Content: who will be next bjp president: भारतीय जनता पार्टी (BJP) में एक बार फिर संगठनात्मक बदलाव की हलचल तेज हो गई है। पार्टी के मौजूदा अध्यक्ष जेपी नड्डा का कार्यकाल पूरा हो चुका है और अब नए अध्यक्ष की तलाश शुरू हो गई है। माना जा रहा है कि दिसंबर 2025 तक बीजेपी को नया राष्ट्रीय अध्यक्ष मिल जाएगा। सवाल ये है कि इस बार कमान किस नेता को सौंपी जाएगी? राजनीतिक गलियारों में अब तक शिवराज सिंह चौहान, देवेंद्र फडणवीस, धर्मेंद्र प्रधान, पुरुषोत्तम रूपाला, मनोहर लाल खट्टर और भूपेंद्र यादव जैसे बड़े नामों पर चर्चा हो रही थी। लेकिन अब अचानक एक नया नाम सामने आया है जिसने सबको चौंका दिया है। आइए जानें भारतीय जनता पार्टी के अगले राष्ट्रीय अध्यक्ष बनने की रेस में अब किस नेता का नाम शामिल हुआ है? भाजपा का अगला राष्ट्रीय अध्यक्ष कौन होगा? इस रेस में अब भाजपा के तेजतर्रार प्रवक्ता और राज्यसभा सांसद डॉ. सुधांशु त्रिवेदी (Sudhanshu Trivedi) का नाम जुड़ गया है। दावा किया जा रहा है कि सुधांशु त्रिवेदी का नाम अध्यक्ष पद की दौड़ में फिलहाल सबसे आगे है। सूत्रों की मानें तो संगठन के भीतर सुधांशु त्रिवेदी को लेकर गंभीर विचार हो रहा है। उत्तर प्रदेश से आने वाले सुधांशु त्रिवेदी अपनी धारदार बयानबाजी, इतिहास और राजनीति पर गहरी पकड़ और संगठनात्मक रणनीतियों में अहम योगदान के लिए जाने जाते हैं। उन्हें पार्टी का "बौद्धिक चेहरा" भी कहा जाता है। उनकी पहचान न सिर्फ एक राष्ट्रीय प्रवक्ता की है बल्कि एक विचारक, विश्लेषक और राजनीतिक रणनीतिकार के तौर पर भी है। यही कारण है कि सोशल मीडिया पर भी सैकड़ों यूज़र अब उन्हें भाजपा अध्यक्ष पद का मजबूत दावेदार बता रहे हैं। हालांकि भाजपा ने अब तक इसपर कोई अधिकारिक प्रतिक्रिया नहीं दी है। ना ही सुधांशु त्रिवेदी ने सोशल मीडिया पर चल रहे चर्चाओं पर कोई रिएक्शन दिया है। 🔹 भाजपा के भीतर नेतृत्व परिवर्तन को लेकर चर्चा जोरों पर है। पार्टी अब ऐसे नेता की तलाश में है, जो न सिर्फ संगठन को और मजबूत बना सके, बल्कि विपक्ष के वैचारिक हमलों का भी मजबूती से जवाब दे सके। इसी बीच सुधांशु त्रिवेदी का नाम तेजी से उभर रहा है। 🔹 सुधांशु त्रिवेदी का बेदाग राजनीतिक करियर, धारदार संवाद शैली और गहरी बौद्धिक पकड़ उन्हें इस रेस में सबसे आगे खड़ा करती है। 🔹 सुधांशु त्रिवेदी संघ की पृष्ठभूमि और नेतृत्व के विश्वासपात्र भी माने जाते हैं। हालांकि बीजेपी ने आधिकारिक तौर पर अभी किसी नाम की घोषणा नहीं की है, लेकिन दिल्ली की गलियारों में चर्चाएँ तेज़ हैं कि संगठन में बड़े बदलाव की घड़ी नजदीक है। हालांकि यह तो वक़्त ही बताएगा की भाजपा के अगला राष्ट्रीय अध्यक्ष कौन बनेगा । बस अभी अटकले तेज है। 🔹 Sudhanshu Trivedi Profile, Career &amp; Political Journey: डॉ. सुधांशु त्रिवेदी भारतीय राजनीति का एक जाना-पहचाना चेहरा हैं। वे इस समय भारतीय जनता पार्टी के राष्ट्रीय प्रवक्ता और राज्यसभा के सदस्य के रूप में सक्रिय भूमिका निभा रहे हैं। अक्टूबर 2019 में उन्हें उत्तर प्रदेश से राज्यसभा के लिए निर्विरोध चुना गया था। खास बात यह रही कि उनके खिलाफ किसी भी विपक्षी दल ने नामांकन तक नहीं किया। 🔹 लखनऊ में जन्मे डॉ. सुधांशु त्रिवेदी ने मैकेनिकल इंजीनियरिंग से पीएचडी की है। कम उम्र में ही वे उत्तर प्रदेश के मुख्यमंत्री के सूचना सलाहकार बने और 35 साल की उम्र में राष्ट्रीय दल के अध्यक्ष के सलाहकार भी रहे। 🔹 2014 के आम चुनाव में वे भाजपा की मीडिया और कम्युनिकेशन टीम के अहम सदस्य थे और सुषमा स्वराज, अरुण जेटली और अमित शाह जैसे नेताओं के चुनाव प्रचार को उन्होंने धार दी। 2019 में उन्हें राजस्थान की जिम्मेदारी दी गई, जहाँ उन्होंने शानदार काम किया। अक्टूबर 2019 में वे उत्तर प्रदेश से राज्यसभा के लिए निर्विरोध निर्वाचित हुए। भाजपा संविधान के मुताबिक, राष्ट्रीय अध्यक्ष का चुनाव तभी संभव है जब 37 में से कम से कम आधे राज्यों में संगठनात्मक चुनाव पूरे हो जाएं। इसी प्रक्रिया के तहत भाजपा ने 1 अगस्त 2025 से सदस्यता अभियान और चुनावों का काम शुरू कर दिया है। जेपी नड्डा, जिन्होंने 2020 से 2024 तक पार्टी को संगठित किया और ऐतिहासिक जीत दिलाई, अब सरकार में नई भूमिका निभा रहे हैं। यह संकेत है कि भाजपा अब संगठन और शासन दोनों को बैलेंस करना चाहती है। भाजपा में हमेशा अध्यक्ष का चुनाव सहमति और आरएसएस की मंजूरी से होता आया है। ऐसे में माना जा रहा है कि जल्द ही पार्टी एक "कंसेंसस कैंडिडेट" का नाम घोषित करेगी। अगर सुधांशु त्रिवेदी का नाम आगे बढ़ता है, तो यह भाजपा के लिए न सिर्फ एक संगठनात्मक बदलाव होगा, बल्कि 2025 और आगे की राजनीति में बड़ा रणनीतिक संदेश भी होगा। कुल मिलाकर आप कह सकते हैं कि भाजपा अध्यक्ष पद की रेस अब और दिलचस्प हो चुकी है। क्या पार्टी इस बार किसी अनुभवी मुख्यमंत्री पर भरोसा करेगी या फिर तेजतर्रार बौद्धिक नेता सुधांशु त्रिवेदी को कमान सौंपी जाएगी? जवाब आने वाले महीनों में मिलेगा, लेकिन अटकलों ने अभी से सियासी माहौल गरमा दिया है।</w:t>
+        <w:t>Content: Download App from रायसेन, 21 सितंबर (आईएएनएस)। मध्‍य प्रदेश में रायसेन जिले में 'एक देश, एक चुनाव' विषय पर जनप्रतिनिधियों का सम्मेलन आयोजित किया गया। यह आयोजन सागर मार्ग स्थित वन परिसर में किया गया। इस कार्यक्रम में केंद्रीय कृषि मंत्री शिवराज सिंह चौहान मुख्य अतिथि के रूप में शामिल हुए।केंद्रीय मंत्री ने 'एक राष्ट्र, एक चुनाव' की वकालत की। उन्‍होंने कहा कि देश में हो रहे लगातार चुनाव विकास में बाधक बन रहे हैं। इस मौके पर उन्होंने सभी उपस्थित जनप्रतिनिधियों को 'एक राष्ट्र, एक चुनाव' के लिए शपथ भी दिलाई।केंद्रीय मंत्री ने मीडिया को संबोधित करते हुए कहा कि रायसेन जिले की पंचायतें हों, नगरपालिका या नगर परिषद हों, सबने मिलकर अलग-अलग यह प्रस्‍ताव पारित किया है कि 'एक राष्ट्र, एक चुनाव' ही देश के हित में है। पीएम मोदी का यह संकल्‍प पूरा होना चाहिए। आज विकास में सबसे बड़ी बाधा देश में हो रहे लगातार चुनाव हैं। इससे धन का अपव्‍यय होता है। इस दौरान करोड़ों रुपए खर्च हो जाते हैं। विकास अवरुद्ध हो जाता है।केंद्रीय मंत्री ने रायसेन की जनता और जनप्रतिनिधियों का आभार जताते हुए कहा कि इन लोगों ने प्रस्‍ताव पारित कर राष्ट्रपति को सौंपने का आग्रह किया है।कार्यक्रम को संबोधित करते हुए केंद्रीय कृषि मंत्री शिवराज सिंह चौहान ने कहा कि देश में बार-बार होने वाले चुनावों से न केवल आर्थिक बोझ बढ़ता है, बल्कि सरकारों के कार्यकाल पर भी प्रभाव पड़ता है। अगर लोकसभा और विधानसभा चुनाव एक साथ होंगे तो सरकारों को पूरे पांच साल तक सुचारू रूप से काम करने का अवसर मिलेगा।उन्होंने यह भी बताया कि वर्तमान में एक राज्य का चुनाव समाप्त नहीं होता कि दूसरे राज्य का चुनाव शुरू हो जाता है, जिससे लगातार चुनावी माहौल बना रहता है और इससे शासन-प्रशासन की गति प्रभावित होती है। इसलिए चुनावी प्रक्रिया में सुधार आवश्यक है।अस्वीकरण: यह न्यूज़ ऑटो फ़ीड्स द्वारा स्वतः प्रकाशित हुई खबर है। इस न्यूज़ में BhaskarHindi.com टीम के द्वारा किसी भी तरह का कोई बदलाव या परिवर्तन (एडिटिंग) नहीं किया गया है| इस न्यूज की एवं न्यूज में उपयोग में ली गई सामग्रियों की सम्पूर्ण जवाबदारी केवल और केवल न्यूज़ एजेंसी की है एवं इस न्यूज में दी गई जानकारी का उपयोग करने से पहले संबंधित क्षेत्र के विशेषज्ञों (वकील / इंजीनियर / ज्योतिष / वास्तुशास्त्री / डॉक्टर / न्यूज़ एजेंसी / अन्य विषय एक्सपर्ट) की सलाह जरूर लें। अतः संबंधित खबर एवं उपयोग में लिए गए टेक्स्ट मैटर, फोटो, विडियो एवं ऑडिओ को लेकर BhaskarHindi.com न्यूज पोर्टल की कोई भी जिम्मेदारी नहीं है| केंद्रीय मंत्री ने 'एक राष्ट्र, एक चुनाव' की वकालत की। उन्‍होंने कहा कि देश में हो रहे लगातार चुनाव विकास में बाधक बन रहे हैं। इस मौके पर उन्होंने सभी उपस्थित जनप्रतिनिधियों को 'एक राष्ट्र, एक चुनाव' के लिए शपथ भी दिलाई। केंद्रीय मंत्री ने मीडिया को संबोधित करते हुए कहा कि रायसेन जिले की पंचायतें हों, नगरपालिका या नगर परिषद हों, सबने मिलकर अलग-अलग यह प्रस्‍ताव पारित किया है कि 'एक राष्ट्र, एक चुनाव' ही देश के हित में है। पीएम मोदी का यह संकल्‍प पूरा होना चाहिए। आज विकास में सबसे बड़ी बाधा देश में हो रहे लगातार चुनाव हैं। इससे धन का अपव्‍यय होता है। इस दौरान करोड़ों रुपए खर्च हो जाते हैं। विकास अवरुद्ध हो जाता है। केंद्रीय मंत्री ने रायसेन की जनता और जनप्रतिनिधियों का आभार जताते हुए कहा कि इन लोगों ने प्रस्‍ताव पारित कर राष्ट्रपति को सौंपने का आग्रह किया है। कार्यक्रम को संबोधित करते हुए केंद्रीय कृषि मंत्री शिवराज सिंह चौहान ने कहा कि देश में बार-बार होने वाले चुनावों से न केवल आर्थिक बोझ बढ़ता है, बल्कि सरकारों के कार्यकाल पर भी प्रभाव पड़ता है। अगर लोकसभा और विधानसभा चुनाव एक साथ होंगे तो सरकारों को पूरे पांच साल तक सुचारू रूप से काम करने का अवसर मिलेगा। उन्होंने यह भी बताया कि वर्तमान में एक राज्य का चुनाव समाप्त नहीं होता कि दूसरे राज्य का चुनाव शुरू हो जाता है, जिससे लगातार चुनावी माहौल बना रहता है और इससे शासन-प्रशासन की गति प्रभावित होती है। इसलिए चुनावी प्रक्रिया में सुधार आवश्यक है। अस्वीकरण: यह न्यूज़ ऑटो फ़ीड्स द्वारा स्वतः प्रकाशित हुई खबर है। इस न्यूज़ में BhaskarHindi.com टीम के द्वारा किसी भी तरह का कोई बदलाव या परिवर्तन (एडिटिंग) नहीं किया गया है| इस न्यूज की एवं न्यूज में उपयोग में ली गई सामग्रियों की सम्पूर्ण जवाबदारी केवल और केवल न्यूज़ एजेंसी की है एवं इस न्यूज में दी गई जानकारी का उपयोग करने से पहले संबंधित क्षेत्र के विशेषज्ञों (वकील / इंजीनियर / ज्योतिष / वास्तुशास्त्री / डॉक्टर / न्यूज़ एजेंसी / अन्य विषय एक्सपर्ट) की सलाह जरूर लें। अतः संबंधित खबर एवं उपयोग में लिए गए टेक्स्ट मैटर, फोटो, विडियो एवं ऑडिओ को लेकर BhaskarHindi.com न्यूज पोर्टल की कोई भी जिम्मेदारी नहीं है| Created On : 21 Sept 2025 5:49 PM IST</w:t>
       </w:r>
     </w:p>
     <w:p>
@@ -3639,7 +3639,7 @@
     </w:p>
     <w:p>
       <w:r>
-        <w:t>Title: MP News: मध्य प्रदेश में खाद संकट, नेता प्रतिपक्ष उमंग सिंघार का खुलासा, सरकार पर उठाए गंभीर सवाल</w:t>
+        <w:t>Title: Biostimulant पर फिर भड़के शिवराज सिंह चौहान, अधिकारियों से जवाब तलब</w:t>
       </w:r>
     </w:p>
     <w:p>
@@ -3651,13 +3651,13 @@
           <w:rPr>
             <w:color w:val="0000FF"/>
           </w:rPr>
-          <w:t>https://hindi.oneindia.com/news/bhopal/fertilizer-crisis-in-mp-leader-of-opposition-umang-singhar-revelation-questions-on-the-government-1382995.html</w:t>
+          <w:t>https://www.kisantak.in/news/video/shivraj-singh-chouhan-raise-concern-over-bio-stimulant-1278916-2025-09-17</w:t>
         </w:r>
       </w:hyperlink>
     </w:p>
     <w:p>
       <w:r>
-        <w:t>Content: मध्य प्रदेश में खाद की किल्लत ने किसानों को सड़कों पर ला दिया है, लेकिन समाधान की बजाय उन्हें पुलिस की लाठियां झेलनी पड़ रही हैं। भोपाल में मीडिया से चर्चा के दौरान नेता प्रतिपक्ष उमंग सिंघार ने इस गंभीर मुद्दे को जोर-शोर से उठाया। केंद्र सरकार के आंकड़ों और मासिक बुलेटिन का हवाला देते हुए उन्होंने साफ किया कि मध्य प्रदेश में खाद की कोई कमी नहीं थी, फिर भी किसानों को लंबी कतारों और लाठीचार्ज का सामना करना पड़ रहा है। यह संकट खाद की उपलब्धता का नहीं, बल्कि राज्य सरकार की मैनेजमेंट और वितरण व्यवस्था की नाकामी का परिणाम है। सिंघार ने मुख्यमंत्री मोहन यादव, केंद्रीय कृषि मंत्री शिवराज सिंह चौहान और भाजपा अध्यक्ष पर सीधा हमला बोला, सवाल उठाया कि "तीनों मिलकर भी किसानों की समस्या क्यों नहीं सुलझा पा रहे?" प्रदेश की अर्थव्यवस्था में 45% से अधिक योगदान देने वाले किसानों की इस दुर्दशा ने न केवल सामाजिक तनाव बढ़ाया है, बल्कि सरकार की नीतियों और जवाबदेही पर भी सवाल खड़े किए हैं। यह खबर खाद संकट, लाठीचार्ज की घटनाओं, सरकारी आंकड़ों और विपक्ष के आरोपों का गहराई से विश्लेषण करती है। खाद संकट और लाठीचार्ज: किसानों की पीड़ा का दर्दनाक चेहरा मध्य प्रदेश में खरीफ सीजन के बीच यूरिया और डीएपी (डाई-अमोनियम फॉस्फेट) की भारी कमी ने किसानों को सड़कों पर उतरने को मजबूर कर दिया है। लंबी कतारों में घंटों इंतजार के बाद भी खाद न मिलने से आक्रोश बढ़ रहा है। लेकिन सबसे ज्यादा चिंता की बात है पुलिस का रवैया, जो किसानों के शांतिपूर्ण प्रदर्शनों को दबाने के लिए लाठियां चला रही है। प्रेस कॉन्फ्रेंस में उमंग सिंघार ने दो प्रमुख घटनाओं का जिक्र किया: भिंड (8 सितंबर 2025): व्रहत्कार सहकारी संस्था में खाद वितरण केंद्र पर सैकड़ों किसान सुबह 4 बजे से कतार में थे। टोकन व्यवस्था में गड़बड़ी और खाद की सीमित मात्रा के चलते हंगामा हुआ। पुलिस ने बिना चेतावनी के लाठीचार्ज कर दिया, जिसमें 3-4 किसान घायल हो गए। सोशल मीडिया पर वायरल वीडियो में किसानों की चीखें और लाठियों की बौछार साफ देखी जा सकती है। रीवा (2 सितंबर 2025): करहिया मंडी में खाद के लिए 24 घंटे से अधिक समय तक कतार में खड़े किसानों पर देर रात पुलिस ने लाठीचार्ज किया। कांग्रेस ने इस घटना का वीडियो शेयर कर कहा, "पहले बिस्किट दिए, फिर लाठियां भांजीं।" यह घटना न केवल स्थानीय स्तर पर चर्चा का विषय बनी, बल्कि राष्ट्रीय स्तर पर भी सरकार की आलोचना का कारण बनी। इनके अलावा, सतना, मऊगंज, गुना, छिंदवाड़ा और मैहर जैसे जिलों में भी किसानों ने खाद की कमी के खिलाफ प्रदर्शन किए। सतना में तो कांग्रेस नेता आशुतोष द्विवेदी ने मुख्यमंत्री को खून से पत्र लिखकर अपनी पीड़ा जाहिर की। मऊगंज में 500 से अधिक प्रदर्शनकारी हिरासत में लिए गए, जबकि मैहर में किसानों ने एसडीएम कार्यालय पर तोड़फोड़ तक की। मई-जून 2025 बुलेटिन: मध्य प्रदेश में डीएपी और यूरिया की उपलब्धता खपत से अधिक रही। सिंघार ने तर्क दिया कि जब आंकड़े खाद की पर्याप्तता दिखाते हैं, तो किसानों को कतारों और लाठियों का सामना क्यों करना पड़ रहा है? उन्होंने इसे वितरण और मैनेजमेंट की घोर नाकामी करार दिया। "यह कमी नहीं, बल्कि सरकार की अक्षमता है। टोकन सिस्टम में गड़बड़ी, कालाबाजारी और विभागों में तालमेल की कमी ने किसानों को संकट में डाल दिया।" मध्य प्रदेश की अर्थव्यवस्था: किसान रीढ़, फिर उपेक्षा क्यों? उमंग सिंघार ने जोर देकर कहा कि मध्य प्रदेश की अर्थव्यवस्था में कृषि का योगदान 45% से अधिक है। खाद की मांग और खपत के मामले में राज्य देश में दूसरे स्थान पर है। फिर भी, खरीफ और रबी सीजन में हर बार खाद की किल्लत क्यों? उन्होंने बताया कि मक्का और धान की खेती में वृद्धि (2025-26 में मक्का का रकबा 20.8 लाख हेक्टेयर और धान 36.32 लाख हेक्टेयर) के कारण यूरिया की मांग बढ़ी है। लेकिन सरकार ने इसकी पहले से योजना क्यों नहीं बनाई? सिंघार ने कहा, "किसान हमारी धरती का भगवान है। उनके पसीने से अन्न उगता है। लेकिन जब वही किसान खाद, पानी और न्यूनतम समर्थन मूल्य (MSP) के लिए तरस जाए, तो यह सरकार की सबसे बड़ी विफलता है।" केंद्र और भाजपा नेतृत्व पर सवाल: ₹1.50 लाख करोड़ का बजट, फिर भी नाकामी? नेता प्रतिपक्ष ने केंद्र और राज्य के भाजपा नेतृत्व पर तीखा हमला बोला। उन्होंने कहा कि रासायनिक और उर्वरक मंत्रालय का ₹1.50 लाख करोड़ से अधिक का वार्षिक बजट और इसकी जिम्मेदारी भाजपा अध्यक्ष जे.पी. नड्डा के पास होने के बावजूद, किसानों तक खाद नहीं पहुंच रही। "मोहन यादव, शिवराज सिंह चौहान और जे.पी. नड्डा-तीनों मिलकर भी किसानों की समस्या हल नहीं कर पा रहे, या फिर इनके बीच तालमेल की भारी कमी है।" केंद्रीय कृषि मंत्री शिवराज सिंह चौहान पर निशाना साधते हुए उन्होंने कहा, "जब शिवराज अपने गृह जिले विदिशा में नकली खाद-बीज माफियाओं को नहीं रोक पाए, तो पूरे देश के किसानों की रक्षा कैसे करेंगे?" मुख्यमंत्री मोहन यादव पर भी सवाल उठा कि यूके-जर्मनी दौरे के बाद रात में खाद वितरण की बैठक बुलाने के बावजूद कोई राहत क्यों नहीं मिली? उमंग सिंघार ने प्रेस कॉन्फ्रेंस में सरकार की चार बड़ी नाकामियों को उजागर किया: कालाबाजारी पर नकेल नहीं: खाद को 'Essential Commodities Act, 1955' और 'Fertilizer Control Order, 1985' के तहत नियंत्रित किया जाता है, लेकिन कालाबाजारी पर कोई ठोस कार्रवाई नहीं। निजी दुकानों पर यूरिया ₹1200 प्रति बैग और डीएपी ₹2200 प्रति बैग तक बिक रहा है, जबकि सरकारी दरें क्रमशः ₹266 और ₹1350 हैं। कृषि मंत्री की गैर-जिम्मेदाराना टिप्पणी: कृषि मंत्री ऐदल सिंह कंसाना ने कहा कि "खाद वितरण मेरा विषय नहीं है।" यह बयान उनकी अक्षमता और किसानों के प्रति उदासीनता को दर्शाता है। नेता प्रतिपक्ष का वक्तव्य: "लाठी नहीं, समाधान चाहिए" उमंग सिंघार ने प्रेस कॉन्फ्रेंस में भावुक अपील की: "आज लाठी चल रही है किसानों पर, कल यही किसान वोट से हिसाब चुकाएंगे। दिक्कत खाद की कमी में नहीं, बल्कि प्रदेश सरकार की प्लानिंग और मैनेजमेंट की नाकामी में है।" उन्होंने मांग की कि:</w:t>
+        <w:t>Content: भारतीय कृषि अनुसंधान संस्थान (पूसा) दिल्ली में रबी अभियान 2025 की शुरुआत हो गई है. इस सम्मेलन केंद्रीय कृषि मंत्री शिवराज सिंह चौहान ने खेती-किसानी से जुड़े तमाम मुद्दों पर तीखे तेवर अपनाएं और कई अहम बातें कहीं. पहले सुनिए उन्होंने बायोस्टिमुलेंट पर क्या कहा. Copyright©2025 Living Media India Limited. For reprint rights: Syndications Today होम वीडियो न्यूज़ स्कीम मेन्यू Add Kisan Tak to Home Screen</w:t>
       </w:r>
     </w:p>
     <w:p>
@@ -3670,7 +3670,7 @@
     </w:p>
     <w:p>
       <w:r>
-        <w:t>Title: भाजपा अध्यक्ष पद पर फाइनल राउंड शुरू, दौड़ में हैं ये 4 दिग्गज मंत्री</w:t>
+        <w:t>Title: PM Modi Birthday | सेवा पखवाड़ा 2025 Live: शिवराज सिंह चौहान ने महिलाओं से की अपील</w:t>
       </w:r>
     </w:p>
     <w:p>
@@ -3682,13 +3682,13 @@
           <w:rPr>
             <w:color w:val="0000FF"/>
           </w:rPr>
-          <w:t>https://upkiran.org/final-round-for-post-of-BJP-president-has-begun-these-4-big-ministers-in-race</w:t>
+          <w:t>https://www.haribhoomi.com/amp/buzz/buzz/pm-modi-75th-birthday-sewa-pakhwada-week-2025-live-updates-bjp-celebration-news-5913-5913</w:t>
         </w:r>
       </w:hyperlink>
     </w:p>
     <w:p>
       <w:r>
-        <w:t>Content: Up Kiran, Digital Desk: भारतीय जनता पार्टी (BJP) बीते कुछ महीनों से अपने नए राष्ट्रीय अध्यक्ष की नियुक्ति को टालती आ रही है। इसके पीछे का सबसे अहम कारण पार्टी और राष्ट्रीय स्वयंसेवक संघ (RSS) के बीच के रिश्तों में आई तल्खी मानी जा रही थी। हालांकि अब दोनों ही संगठनों के शीर्ष नेतृत्व ने मतभेद मिटाकर तालमेल बढ़ाने की पहल की है। इस बदलाव के बाद अब इस बात की उम्मीद जताई जा रही है कि भाजपा जल्द ही अपने अगले अध्यक्ष के नाम की घोषणा कर सकती है।तल्खी की वजह और उसके नतीजे2014 के आम चुनाव से पहले भाजपा के एक वरिष्ठ नेता द्वारा दिए गए एक बयान ने राजनीतिक गलियारों में हलचल मचा दी थी। बयान में यह इशारा किया गया था कि भाजपा अब आरएसएस की जरूरत महसूस नहीं करती। यह टिप्पणी संघ को रास नहीं आई। इसका असर भाजपा के चुनावी प्रदर्शन पर भी देखने को मिला, जहां ‘400 पार’ का नारा देने वाली पार्टी 240 सीटों पर ही सिमट गई। सूत्रों के मुताबिक, संघ के स्वयंसेवकों ने उस चुनाव में पार्टी के लिए पहले जैसी सक्रियता नहीं दिखाई थी।बदलती रणनीति और रिश्तों में गर्माहटस्वतंत्रता दिवस के मौके पर जब प्रधानमंत्री नरेंद्र मोदी ने लाल किले से भाषण दिया, तो उसमें उन्होंने आरएसएस को दुनिया का सबसे बड़ा NGO बताते हुए उसकी खुलकर तारीफ की। इसके कुछ ही दिन बाद संघ प्रमुख मोहन भागवत ने विज्ञान भवन में एक कार्यक्रम के दौरान यह कहकर सबको चौंका दिया कि सेवा हो या राजनीति, इसमें रिटायरमेंट की कोई उम्र नहीं होती। यह बयान उस समय और अहम हो गया जब यह याद दिलाया गया कि प्रधानमंत्री इस साल 75 वर्ष के होने जा रहे हैं — वही उम्र सीमा जिसे संघ पहले रिटायरमेंट के लिए उपयुक्त मानता था।अमित शाह का स्पष्ट समर्थनगृह मंत्री अमित शाह ने भी हाल ही में आरएसएस को लेकर कई सकारात्मक बयान दिए हैं। उन्होंने खुद को स्वयंसेवक बताते हुए गर्व जताया और कहा कि संघ का हिस्सा होना कभी भी कमजोरी नहीं हो सकता। साथ ही, उन्होंने कहा कि जब तक भारत फिर से वैश्विक शक्ति नहीं बनता, स्वयंसेवकों का काम जारी रहेगा।अगला अध्यक्ष कौन?जैसे-जैसे भाजपा और संघ के बीच संवाद बेहतर होता जा रहा है, वैसे-वैसे पार्टी के अगले अध्यक्ष को लेकर अटकलें तेज हो गई हैं। सबसे आगे जिन नामों की चर्चा है, उनमें शिवराज सिंह चौहान सबसे प्रमुख हैं। वह मौजूदा सरकार में मंत्री हैं और संगठनात्मक अनुभव भी रखते हैं।इसके अलावा नितिन गडकरी का नाम भी एक बार फिर सुर्खियों में है, हालांकि पिछले कुछ वर्षों में उनके और पार्टी नेतृत्व के बीच दूरी की बातें भी सामने आई थीं। वहीं, मनोहर लाल खट्टर और धर्मेंद्र प्रधान जैसे नेता भी इस रेस में शामिल माने जा रहे हैं। Up Kiran, Digital Desk: भारतीय जनता पार्टी (BJP) बीते कुछ महीनों से अपने नए राष्ट्रीय अध्यक्ष की नियुक्ति को टालती आ रही है। इसके पीछे का सबसे अहम कारण पार्टी और राष्ट्रीय स्वयंसेवक संघ (RSS) के बीच के रिश्तों में आई तल्खी मानी जा रही थी। हालांकि अब दोनों ही संगठनों के शीर्ष नेतृत्व ने मतभेद मिटाकर तालमेल बढ़ाने की पहल की है। इस बदलाव के बाद अब इस बात की उम्मीद जताई जा रही है कि भाजपा जल्द ही अपने अगले अध्यक्ष के नाम की घोषणा कर सकती है। 2014 के आम चुनाव से पहले भाजपा के एक वरिष्ठ नेता द्वारा दिए गए एक बयान ने राजनीतिक गलियारों में हलचल मचा दी थी। बयान में यह इशारा किया गया था कि भाजपा अब आरएसएस की जरूरत महसूस नहीं करती। यह टिप्पणी संघ को रास नहीं आई। इसका असर भाजपा के चुनावी प्रदर्शन पर भी देखने को मिला, जहां ‘400 पार’ का नारा देने वाली पार्टी 240 सीटों पर ही सिमट गई। सूत्रों के मुताबिक, संघ के स्वयंसेवकों ने उस चुनाव में पार्टी के लिए पहले जैसी सक्रियता नहीं दिखाई थी। स्वतंत्रता दिवस के मौके पर जब प्रधानमंत्री नरेंद्र मोदी ने लाल किले से भाषण दिया, तो उसमें उन्होंने आरएसएस को दुनिया का सबसे बड़ा NGO बताते हुए उसकी खुलकर तारीफ की। इसके कुछ ही दिन बाद संघ प्रमुख मोहन भागवत ने विज्ञान भवन में एक कार्यक्रम के दौरान यह कहकर सबको चौंका दिया कि सेवा हो या राजनीति, इसमें रिटायरमेंट की कोई उम्र नहीं होती। यह बयान उस समय और अहम हो गया जब यह याद दिलाया गया कि प्रधानमंत्री इस साल 75 वर्ष के होने जा रहे हैं — वही उम्र सीमा जिसे संघ पहले रिटायरमेंट के लिए उपयुक्त मानता था। गृह मंत्री अमित शाह ने भी हाल ही में आरएसएस को लेकर कई सकारात्मक बयान दिए हैं। उन्होंने खुद को स्वयंसेवक बताते हुए गर्व जताया और कहा कि संघ का हिस्सा होना कभी भी कमजोरी नहीं हो सकता। साथ ही, उन्होंने कहा कि जब तक भारत फिर से वैश्विक शक्ति नहीं बनता, स्वयंसेवकों का काम जारी रहेगा। जैसे-जैसे भाजपा और संघ के बीच संवाद बेहतर होता जा रहा है, वैसे-वैसे पार्टी के अगले अध्यक्ष को लेकर अटकलें तेज हो गई हैं। सबसे आगे जिन नामों की चर्चा है, उनमें शिवराज सिंह चौहान सबसे प्रमुख हैं। वह मौजूदा सरकार में मंत्री हैं और संगठनात्मक अनुभव भी रखते हैं। इसके अलावा नितिन गडकरी का नाम भी एक बार फिर सुर्खियों में है, हालांकि पिछले कुछ वर्षों में उनके और पार्टी नेतृत्व के बीच दूरी की बातें भी सामने आई थीं। वहीं, मनोहर लाल खट्टर और धर्मेंद्र प्रधान जैसे नेता भी इस रेस में शामिल माने जा रहे हैं। --Advertisement-- Copyright © 2025 UP Kiran</w:t>
+        <w:t>Content: केंद्रीय कृषि मंत्री शिवराज सिंह चौहान ने कहा, पीएम मोदी के जन्मदिन से लेकर महात्मा गांधी की जयंती 2 अक्टूबर तक 'स्वस्थ नारी, सशक्त परिवार' अभियान चलाया जा रहा है। इसके तहत, देश भर में महिलाओं के लिए स्वास्थ्य शिविर लगाए जाएंगे। मैं सभी बहनों और बेटियों से अपील करता हूं कि वे नजदीकी स्वास्थ्य शिविर में जाकर जांच कराएं। जांच और दवाएं सभी मुफ्त हैं। #WATCH | Delhi | On ‘Swasth Nari, Sashakt Parivar’ Abhiyaan, Union Minister Shivraj Singh Chouhan says, " From PM Modi's birthday till Mahatma Gandhi's birthday on October 2, ‘Swasth Nari, Sashakt Parivar’ campaign is starting today. Under this campaign, health camps will be… pic.twitter.com/V3aFx6lh3c Copyright @2025 Powered by Blink CMS</w:t>
       </w:r>
     </w:p>
     <w:p>
@@ -3701,7 +3701,7 @@
     </w:p>
     <w:p>
       <w:r>
-        <w:t>Title: मध्यप्रदेश में खाद संकट को लेकर उमंग सिंघार का सरकार पर हमला, कहा ‘अन्नदाताओं पर बरसाई जा रही लाठियां, बीजेपी के लिए किसान सिर्फ वोट बैंक’</w:t>
+        <w:t>Title: Andhra: शिवराज सिंह चौहान ने पीएम मोदी के जन्मदिन पर 75 पौधे लगाए</w:t>
       </w:r>
     </w:p>
     <w:p>
@@ -3713,13 +3713,13 @@
           <w:rPr>
             <w:color w:val="0000FF"/>
           </w:rPr>
-          <w:t>https://mpbreakingnews.in/headlines/mp-fertilizer-crisis-umang-singhar-slams-bjp-government-says-farmers-face-lathi-charge-treated-as-vote-bank-06-816825</w:t>
+          <w:t>https://jantaserishta.com/local/andhra-pradesh/andhra-pradesh-shivraj-singh-chouhan-plants-75-saplings-on-pm-modis-birthday-4270902</w:t>
         </w:r>
       </w:hyperlink>
     </w:p>
     <w:p>
       <w:r>
-        <w:t>Content: मध्यप्रदेश में खाद की भारी किल्लत ने कई जगह किसानों को सड़कों पर उतरने को मजबूर कर दिया है। इस बीच नेता प्रतिपक्ष उमंग सिंघार ने भोपाल में एक प्रेसवार्ता कर प्रदेश सरकार पर तीखा हमला बोला है। उन्होंने आरोप लगाया कि सरकार ने खाद की मांग और वितरण के लिए कोई ठोस योजना नहीं बनाई, जिसके चलते किसानों को अफरा-तफरी और संकट का सामना करना पड़ रहा है। उन्होंने कहा कि जिस प्रदेश की अर्थव्यवस्था और रीढ़ किसान हैं, उन्हीं को खाद के लिए लाठियां झेलनी पड़ रही हैं। नेता प्रतिपक्ष ने कहा कि सरकार को खाद की कालाबाजारी रोकने के लिए खाद ट्रांसपोर्ट करने वाली गाड़ियों में जीपीएस सिस्टम लगाना चाहिए और आधुनिक तकनीक का इस्तेमाल करते हुए इस समस्या का निदान करना चाहिए। उमंग सिंघार ने सरकार खाद की कमी को लेकर भोपाल में प्रेस कॉन्फ्रेंस की। उन्होंने सवाल किया कि बीजेपी सरकार किसानों को खाद उपलब्ध क्यों नहीं करा पा रही है। उन्होंने कहा कि ‘पीएम मोदी ने कहा था कि हम किसानों का आय दुगनी कर देंगे। किसानों का आय दुगनी कब होगी..जब किसानों को समय पर खाद मिलेगी और उनकी फसल पकेगी। कृषि मंत्री शिवराज सिंह चौहान जी पंजाब घूम रहे हैं लेकिन मध्यप्रदेश के किसानों को भूल गए हैं। मुख्यमंत्री मोहन यादव जी कांग्रेस की पहल पर स्कूटी बाँट रहे है..लेकिन किसानों को खाद की बोरी भी बांट दी जाती तो वे आज बेहाल न होते।’ उन्होंने कहा कि क्या कारण है कि प्रदेश में हर साल खाद की समस्या गहराती है? क्या भाजपा सरकार किसानों को केवल वोट बैंक समझती है? किसान हमारी धरती का भगवान है। उसके पसीने से अन्न उगता है। और जब वही किसान खाद, पानी और न्यूनतम दाम के लिए तरस जाए तो यह सरकार की नाकामी का सबसे बड़ा सबूत है। नेता प्रतिपक्ष ने कहा कि मध्यप्रदेश प्रदेश की पुलिस किसानों पर जिस तरह लाठियां बरसा रही है वह सरासर गलत है। किसानों को खाद की जगह सिर्फ लाठियां मिल रही हैं। बीजेपी सरकार किसानों की आय दुगनी करने की बात करने के बाद उनपर लाठी बरसा रही है। इसी के साथ उमंग सिघार ने ये सवाल भी किया कि केंद्र सरकार के आँकड़ों में खाद सरप्लस दिखाई गई तो फिर किसानों तक खाद क्यों नहीं पहुँची है। उन्होंने कहा कि ‘पिछले तीन सालों में मध्यप्रदेश में 16.25 LMT यूरिया और 7.11 LMT DAP बची बताई गई। सरकारी आँकड़े कहते हैं कि प्रदेश में खाद की उपलब्धता हर साल खपत से ज़्यादा रही..यानी खाद बची हुई थी। फिर सवाल है कि खाद थी तो किसानों तक क्यों नहीं पहुँची?’ उन्होंने कहा कि सरकार इस बात का जवाब दे। नेता प्रतिपक्ष ने कहा कि सीएम मोहन यादव, शिवराज सिंह चौहान और जेपी नड्डा जी..तीनों मिलकर भी किसानों की समस्या हल नहीं कर पा रहे हैं या फिर इन तीनों नेताओं के बीच तालमेल की भारी कमी है। उन्होंने कहा कि सरकार लीपापोती करती है भाषणबाजी करती है लेकिन किसानों के आंसू नहीं पोंछना चाहती है। मध्यप्रदेश में खाद को लेकर मची अफरा-तफरी बताती है कि सरकार ने खाद के माँग निर्धारण की कोई ठोस या वैज्ञानिक योजना ही नहीं बनाई। – सरकार ने खाद वितरण पर कोई ठोस योजना नहीं बनाई . खरीफ और रबी सीजन का मूल्यांकन नहीं हुआ. ज़िला और ब्लॉक स्तर से ज़रूरत की जानकारी नहीं जुटाई गई.… pic.twitter.com/YRq75nB7Zf — Umang Singhar (@UmangSinghar) September 11, 2025 प्रदेश में खाद की किल्लत से किसान सड़क पर हैं, लेकिन समाधान देने के बजाय मुख्यमंत्री मोहन यादव जी की पुलिस किसानों पर लाठियाँ बरसा रही है। आज भोपाल स्थित निवास पर प्रेस वार्ता कर मैंने किसानों की समस्याओं को उठाया। सोचिए, जिस प्रदेश की अर्थव्यवस्था और रीढ़ किसान हैं, उन्हीं को… pic.twitter.com/Haf8qKAgqH — Umang Singhar (@UmangSinghar) September 11, 2025 MP Breaking News is the leading Hindi News portal in Madhya Pradesh, a digital news platform of INTUITIVE NEWS &amp; MEDIA PRIVATE LIMITED, providing news from every segment/category for its readers. Fast and Latest news updates with authenticating content are the prime objective that we seek towards creating a milestone for ourselves. Contact us: mpbreakingnews (at) gmail.com Bhopal News Indore News Jabalpur News Gwalior News Play Store Apple Store © 2025 Intuitive News &amp; Media Pvt. Ltd. | Powered By Parshva Web Home | Contact Us | Policies | Terms and Conditions</w:t>
+        <w:t>Content: नई दिल्ली: केंद्रीय कृषि मंत्री शिवराज सिंह चौहान ने बुधवार को प्रधानमंत्री नरेंद्र मोदी के 75वें जन्मदिन के उपलक्ष्य में नई दिल्ली स्थित भारतीय कृषि अनुसंधान परिषद (आईसीएआर) में 75 पौधे लगाए। आईएएनएस से बात करते हुए, शिवराज सिंह चौहान ने कहा, "'एक पेड़ माँ के नाम' अभियान के माध्यम से, प्रधानमंत्री ने देश भर में करोड़ों पेड़ लगाने की प्रेरणा दी। इसी भावना से, यह निर्णय लिया गया कि उनके जन्मदिन के अवसर पर, आईसीएआर में पौधे लगाए जाएँगे, जो हमेशा से भारतीय कृषि के विकास का आधार रहा है।" प्रधानमंत्री को शुभकामनाएं देते हुए, मंत्री ने बताया कि कैसे उन्होंने अपना जीवन राष्ट्र की सेवा के लिए समर्पित कर दिया है। उन्होंने आईएएनएस से कहा, "उनके नेतृत्व में, भारत की प्रतिष्ठा दुनिया भर में कई गुना बढ़ी है और हमारे देश के प्रति दुनिया के दृष्टिकोण में एक परिवर्तनकारी बदलाव आया है।" उन्होंने आगे कहा कि अपने निरंतर कार्य को मार्गदर्शक सिद्धांत मानकर, प्रधानमंत्री मोदी आज आधुनिक भारत के निर्माता हैं। उन्होंने कहा कि प्रधानमंत्री ने भारत को विश्व बंधुत्व के प्रतीक के रूप में स्थापित किया है और 'वसुधैव कुटुम्बकम' - अर्थात विश्व एक परिवार है - के प्राचीन भारतीय आदर्श को मूर्त रूप दे रहे हैं। कृषि मंत्री ने बताया कि पर्यावरण हमेशा से प्रधानमंत्री नरेंद्र मोदी के हृदय के निकट का विषय रहा है। आईसीएआर द्वारा शुरू किए गए इस वृक्षारोपण अभियान के तहत, संस्थान के अन्य परिसरों के साथ-साथ कृषि विज्ञान केंद्रों (केवीके) सहित 113 स्थानों पर वृक्षारोपण किया जाएगा। इसके अतिरिक्त, देश के अन्य हिस्सों के लोगों को भी इस अभियान में भाग लेने के लिए प्रेरित करने का प्रयास किया जाएगा। केंद्रीय मंत्री ने यह भी कहा कि प्रधानमंत्री के जन्मदिन के अवसर पर देश भर में कई कार्यक्रम आयोजित किए जा रहे हैं। इसमें रक्तदान शिविर, स्वच्छता अभियान और अस्पतालों के जीर्णोद्धार सहित कई अन्य अभियान शामिल हैं।</w:t>
       </w:r>
     </w:p>
     <w:p>
@@ -3732,7 +3732,7 @@
     </w:p>
     <w:p>
       <w:r>
-        <w:t>Title: उपराष्ट्रपति चुनाव : पीएम मोदी ने डाला पहला वोट, अखिलेश ने भाजपा को इस्तेमाली पार्टी कहा</w:t>
+        <w:t>Title: PM Kisan Yojana: पीएम किसान योजना में क्या है बिग अपडेट, 9 करोड़ से ज्यादा किसानों को कब मिलेगी 2-2 हजार रुपये किस्त?</w:t>
       </w:r>
     </w:p>
     <w:p>
@@ -3744,13 +3744,13 @@
           <w:rPr>
             <w:color w:val="0000FF"/>
           </w:rPr>
-          <w:t>https://lagatar.in/vice-presidential-election-pm-modi-casts-first-vote-akhilesh-calls-bjp-a-exploited-party</w:t>
+          <w:t>https://hindi.financialexpress.com/india-news/pm-kisan-yojana-21th-installment-big-update-when-farmer-gets-2000-rupees-in-bank-account-here-latest-details-10481059</w:t>
         </w:r>
       </w:hyperlink>
     </w:p>
     <w:p>
       <w:r>
-        <w:t>Content: Lagatar Desk : देश के 17वें उपराष्ट्रपति पद के लिए संसद भवन में सुबह 10 बजे से मतदान शुरू हुआ. प्रधानमंत्री नरेंद्र मोदी ने सबसे पहले वोट डाला. वोट डालने के बाद वह संसद भवन से रवाना हुए. वोटिंग शुरू होने से पहले एनडीए सांसदों ने सुबह 9.30 बजे ब्रेकफास्ट मीटिंग में हिस्सा लिया. #WATCH उपराष्ट्रपति चुनाव | दिल्ली: प्रधानमंत्री नरेंद्र मोदी ने उपराष्ट्रपति चुनाव के लिए अपना वोट डाला। वोट डालने के बाद वह संसद भवन से रवाना हुए। (सोर्स-डीडी) pic.twitter.com/9WJ8QzLxVJ थोड़ी देर में कांग्रेस अध्यक्ष मल्लिकार्जुन खड़गे और कांग्रेस सांसद राहुल गांधी वोट देंगे. उपराष्ट्रपति चुनाव में लोकसभा के 542 और राज्यसभा के 239 सदस्य मतदान करेंगे. उपराष्ट्रपति पद पर वोटिंग शाम 5 बजे तक चलेगी. जबकि वोटों की गिनती शाम 6 बजे से शुरू होगी. एनडीए की ओर से सीपी राधाकृष्णन और इंडिया ब्लॉक की तरफ से बी. सुदर्शन रेड्डी मैदान में हैं. समाजवादी पार्टी प्रमुख अखिलेश यादव ने कहा कि पूरा देश जानता है कि भाजपा इस्तेमाली पार्टी है. पहले इस्तेमाल करो फिर बर्बाद करो. अखिलेश ने दावा किया कि जीत का नंबर हमारे पक्ष में आएगा. #WATCH दिल्ली: #VicePresidentialElection2025 | समाजवादी पार्टी प्रमुख अखिलेश यादव ने कहा, "...पूरा देश जानता है कि भाजपा इस्तेमाली पार्टी है। पहले इस्तेमाल करो फिर बर्बाद करो...जीत का नंबर हमारे पक्ष में आएगा..." pic.twitter.com/1gC0zLA3V3 RLM प्रमुख उपेंद्र कुशवाहा, केंद्रीय मंत्री शिवराज सिंह चौहान, केंद्रीय मंत्री जीतन राम मांझी, जी किशन रेड्डी, और राजीव रंजन सिंह (ललन) सहित कई नेताओं ने दावा किया कि राधाकृष्णन भारी बहुमत से जीतेंगे. प्रवीण खंडेलवाल और रविशंकर प्रसाद ने कहा कि पूरा एनडीए एकजुट होकर मतदान कर रहा है, और यह एक निर्णायक जीत होगी. JDU सांसद संजय कुमार झा ने 100% विश्वास जताया कि एनडीए को भारी बहुमत मिलेगा और विपक्ष के कुछ सदस्य भी समर्थन करेंगे. निशिकांत दुबे और राजीव रंजन सिंह ने विपक्ष के उम्मीदवार बी. सुदर्शन रेड्डी की नीतियों, विशेषकर नक्सलवाद से जुड़े फैसलों की आलोचना की और उन्हें देशहित के खिलाफ बताया. झारखंड न्यूज़गिरिडीह : शिवम आयरन एंड स्टील प्लांट में बड़ा हादसा, मजदूर की मौत के बाद परिजनों का फैक्ट्री के बाहर हंगामा झारखंड न्यूज़सिल्ली में अवैध बालू कारोबार को लेकर हंगामा, ग्रामीणों ने 10 हाईवा पकड़ पुलिस को सौंपा Lagatar Media की यह खबर आपको कैसी लगी. नीचे दिए गए कमेंट बॉक्स में अपनी राय साझा करें Copyright 2025 Lagatar Media Pvt. Ltd.</w:t>
+        <w:t>Content: Powered by : PM Kisan Yojana 21th Installment Big Update: केंद्रीय कृषि मंत्री शिवराज सिंह चौहान ने जम्मू के आरएसपुरा के ग्राम बडयाल ब्राह्मण में बाढ़ प्रभावित क्षेत्रों का जायदा लेने के बाद पीएम किसान योजना की किस्त को लेकर बड़ी जानकारी दी. Follow Us पीएम किसान योजना की किस्त को लेकर बड़ी अपडेट सामने आई है. (Image: PIB) PM Kisan 21th Installment Big Update: जम्मू-कश्मीर के बाढ़ग्रस्त इलाकों के दौरे पर पहुंचे केंद्रीय कृषि मंत्री शिवराज सिंह चौहान ने किसानों के लिए बड़ी राहत का ऐलान किया है. उन्होंने कहा कि प्रधानमंत्री किसान सम्मान निधि (पीएम-किसान) की एक किस्त राज्य के पात्र किसानों के खातों में तत्काल भेजी जाएगी, वहीं जिन किसानों की ज़मीन पर मालिकाना हक नहीं है, लेकिन वे खेती करते हैं, उन्हें भी राज्य सरकार की वेरीफिकेशन रिपोर्ट के आधार पर योजना का लाभ दिलाया जाएगा. इसी शुक्रवार को जम्मू के आरएसपुरा के बडयाल ब्राह्मण गांव में बाढ़ प्रभावित क्षेत्रों का जायजा लेने पहुंचे कृषि मंत्री चौहान ने कहा कि बॉर्डर पर रहने वाले कई किसान खेतों में मेहनत करते हैं, पर उनकी जमीन का मालिकाना हक दर्ज नहीं है. ऐसे किसानों को भी पीएम किसान योजना का हिस्सा बनाने के लिए राज्य सरकार को पहल करनी होगी. उन्होंने स्पष्ट किया कि जैसे ही डिटेल वेरीफिकेशन रिपोर्ट आएगी, इन किसानों को योजना से जोड़ा जाएगा. सीमावर्ती क्षेत्रों में कई किसान वर्षों से खेती कर रहे हैं, लेकिन उनके पास खेत का स्वामित्व नहीं है। मेरा राज्य सरकार से अनुरोध है कि ऐसे किसानों को प्रमाणित किया जाए, ताकि उन्हें भी प्रधानमंत्री किसान सम्मान निधि का लाभ मिल सके।- श्री @ChouhanShivrajमाननीय केंद्रीय कृषि एवं… pic.twitter.com/ORhVisQ008 बाढ़ से प्रभावित किसानों के लिए राहत की घोषणा करते हुए मंत्री ने कहा कि केंद्र सरकार तुरंत पीएम किसान की एक किस्त जम्मू-कश्मीर के किसानों के खातों में डालेगी. संसद में मिली जानकारी के अनुसार, राज्य में अभी तक योजना की 20वीं किस्त का लाभ 8,73,673 किसानों तक पहुंच चुका है और 2 अगस्त 2025 को 182.71 करोड़ रुपये किसानों के खातों में ट्रांसफर किए गए थे. Also read : सोमवार से ट्रैक्टर 63,000 तो हार्वेस्टर 1.87 लाख रुपये होगा सस्ता, थ्रेशर, ट्राली, रोटावेटर के कितने घटेंगे दाम, चेक करें लिस्ट चौहान ने बताया कि गृह मंत्रालय, जल शक्ति, ग्रामीण विकास और कृषि मंत्रालय सहित कई विभागों की टीमें प्रभावित क्षेत्रों का सर्वे कर चुकी हैं. राज्य सरकार से रिपोर्ट मिलते ही केंद्र कोई कसर नहीं छोड़ेगा. उन्होंने जोर देकर कहा कि आपदा राहत में राजनीति की कोई जगह नहीं है और प्राथमिकता गरीबों को संकट से बाहर निकालना है. यात्रा के दौरान चौहान ने किसानों की तबाही भी देखी. उन्होंने कहा कि खेतों में 4 से 5 फीट तक रेत जम गई है, जिससे फसलें दबकर नष्ट हो गई हैं. बाढ़ में पशुधन भी बह गया है. यह नुकसान गहरा है और किसानों को इससे उबरने में समय लगेगा, लेकिन सरकार उनके साथ खड़ी है. गृह मंत्री अमित शाह और रक्षा मंत्री राजनाथ सिंह पहले ही जम्मू-कश्मीर का दौरा कर चुके हैं. चौहान ने बताया कि प्रधानमंत्री नरेंद्र मोदी भी हालात को लेकर लगातार चिंतित हैं. उन्होंने भरोसा दिलाया कि "हम किसानों को मुश्किल से निकालेंगे और खेतों में फिर से समृद्धि लौटेगी." Also read: Majhi Ladki Bahin: 2.25 करोड़ माझी लाडकी बहनों के लिए e-KYC जरूरी, 60 दिन में निपटा लें काम, वरना अटक जाएगी 1,500 रुपये की किस्त इससे पहले हिमाचल और पंजाब में बाढ़ और भारी बारिश से प्रभावित क्षेत्रों का दौरा करने प्रधानमंत्री मोदी ने 9 सितंबर को हिमाचल के लिए 1500 करोड़ और पंजाब के लिए 1600 करोड़ की वित्तीय सहायता की घोषणा की थी. साथ ही एसडीआरएफ की अग्रिम किस्त जारी करने के अलावा पीएम किसान की अगली किस्त भी समय से पहले किसानों तक पहुंचाने की घोषणा की गई थी. संसद में बताई गई जानकारी के अनुसार, पंजाब के 11,34,567 और हिमाचल के 8,29,996 किसानों के खातों में योजना की 20वीं किस्त भेजी जा चुकी है. जम्मू-कश्मीर, हिमाचल और पंजाब के बाढ़ग्रस्त इलाकों में किसानों के लिए केंद्र सरकार ने तुरंत राहत का ऐलान किया है, लेकिन अब उत्तर प्रदेश, बिहार समेत बाकी राज्यों के किसान भी पीएम किसान योजना की अगली किस्त का इंतजार कर रहे हैं. भारी बारिश और बाढ़ से जूझ रहे इन राज्यों में लाखों किसान संकट से उबरने की राह देख रहे हैं, ऐसे में 2,000 रुपये की 21वीं किस्त उनके लिए बड़ी मदद साबित हो सकती है. Also read : Jan Dhan Alert: जन धन अकाउंट हो सकता है बंद, नहीं तो 30 सितंबर तक निपटा लें ये जरूरी काम यूपी और बिहार में मानसून की बारिश कहर बनकर टूटी है. कई जिलों में नदियां उफान पर हैं और बाढ़ का पानी घरों तक घुस गया है. लोगों को गांव-गांव में बने राहत शिविरों का सहारा लेना पड़ रहा है. खेतों में लगी धान और सब्ज़ियों की फसलें पानी में चौपट हो चुकी हैं. कई हिस्सों में लोग अब भी बाढ़ के पानी से घिरे हुए हैं और सामान्य जिंदगी बुरी तरह प्रभावित है. बाढ़ और बारिश की मार झेल रहे किसानों के लिए पीएम किसान योजना की हर किस्त बड़े सहारे की तरह है. यह 2,000 रुपये भले ही पूरे नुकसान की भरपाई न कर पाए, लेकिन मौजूदा हालात में यह रकम किसानों को जीवन-यापन और अगली फसल की तैयारी में मदद करेगी. यूपी, बिहार और अन्य राज्यों के किसान चाहते हैं कि केंद्र सरकार जम्मू, पंजाब और हिमाचल की तरह उनके लिए भी तुरंत राहत की घोषणा करे और किस्त समय से पहले जारी करे. Subscribe to our Newsletter! इस लेख को साझा करें यदि आपको यह लेख पसंद आया है, तो इसे अपने दोस्तों के साथ साझा करें।वे आपको बाद में धन्यवाद देंगे</w:t>
       </w:r>
     </w:p>
     <w:p>
@@ -3763,7 +3763,7 @@
     </w:p>
     <w:p>
       <w:r>
-        <w:t>Title: Ahead of PM’s visit today, Punjab govt seeks relief package</w:t>
+        <w:t>Title: किसान आक्रोश मोर्चा ने केंद्रीय कृषि मंत्री शिवराज सिंह चौहान से मुलाकात की !गंजाल मोरण्ड डेम का कार्य शुरू करने की मांग की !</w:t>
       </w:r>
     </w:p>
     <w:p>
@@ -3775,13 +3775,13 @@
           <w:rPr>
             <w:color w:val="0000FF"/>
           </w:rPr>
-          <w:t>https://indianexpress.com/article/cities/chandigarh/pm-modi-visit-punjab-flood-aap-seeks-funds-10237243/</w:t>
+          <w:t>https://makdaiexpress24.com/kisan-aakrosh-morcha-met-union-agriculture-minister-shivraj-singh-chauhan-and-demands-to-start-the-work-of-ganjal-marand-dame/</w:t>
         </w:r>
       </w:hyperlink>
     </w:p>
     <w:p>
       <w:r>
-        <w:t>Content: With Prime Minister Narendra Modi scheduled to visit Punjab on Tuesday, the ruling AAP Monday said that he should announce a relief package of Rs 20,000 crore for the flood-ravaged border state, a demand that was also raised by the opposition Shiromani Akali Dal. Chief Minister Bhagwant Mann in a late evening post on X, said he hopes that the PM will announce a comprehensive relief package to compensate Punjab and its people for the losses caused by the natural calamity. Mann (51), who remains admitted to a hospital where he is under treatment for exhaustion and low heart rate since September 5, said, “The Hon’ble Prime Minister is visiting Punjab, and I welcome him. I am unwell, otherwise I would have personally taken him to visit all the flood-affected areas. I hope that Prime Minister Ji will leave after announcing some good package or declaration to provide relief to Punjab and Punjabis for the damage caused by this natural disaster”. In Mann’s abscence, Cabinet Minister Aman Arora will recieve PM. Punjab is currently facing one of its worst flood disasters in decades with a daily bulletin putting the number of human casualties at 51 while crops on 1.76 lakh hectares have been damaged. During his visit, PM Modi will conduct an aerial survey of the flood-affected areas. He will visit Gurdaspur and hold discussions with senior officials and chair a review meeting on the ground situation. He will also interact with flood-affected persons as well as NDRF, SDRF and Aapda Mitra Team in Gurdaspur. Earlier in the day, Punjab Cabinet ministers Aman Arora, Barinder Kumar Goyal and Dr Balbir Singh, holding back-to-back press conferences, starting at 9 am, demanded demanded that the central government should release Rs 60,000 crore of the state’s funds apart from a Rs 20,000 crore relief package. A few days ago, Mann had written to Modi to release Rs 60,000 crore of the state’s funds, which he claimed were “stuck” with the government of India while highlighting that the state was grappling with one of the worst flood disasters in decades. Accusing the Centre of meting out step-motherly treatment towards Punjab, Arora questioned the silence of Punjab’s BJP leaders during the crisis, suggesting they should focus on securing a special package for the state instead of just indulging in “photo ops” like Union Agriculture Minister Shivraj Singh Chouhan. “PM should announce a special assistance of Rs 20,000 crore. He should not come like Chouhan, who entered waters for photo ops instead of announcing any package for the state,” said Arora, who is also the AAP state president. Arora said the Union Government should pay Rs 50,000 crore towards pending Goods and Services Tax (GST) compensation, Rs 8,000 crore towards pending Rural Development Fund (RDF), Rs 1,000 crore as a Central grant withdrawal towards the Pradhan Mantri Gram Sadak Yojana, and a special assistance of Rs 20,000 crore. Water Resources Minister Barinder Goyal also took a swipe at the Centre. “We are not doing any politics. We are only serving the people. It is the BJP that indulges in politics. Did PM Modi send Chouhan to the state to check illegal mining?” he asked, in an apparent reference to Chouhan’s statement where he partially blamed illegal mining for the floods. Punjab, in a meeting with central committee last week, had submitted a report detailing losses worth Rs 13,289 crore due to floods. Goyal said they prepared that detail considering the immediate damage to crops, property, cattle, and infrastructure. “What will happen after the water recedes. The exact damage will be ascertained after that. Where will we get that money from?” he asked. He said Rs 12,000 crore worth of funds were lying in the disaster management fund, but the Centre was not allowing the state to spend it. “They cite rules for spending the fund. What will we do with the funds if these are not available for spending?.” Addressing the third presser, Punjab Health Minister Dr Balbir Singh said, “The Prime Minister should give money for rebuilding the state. People are seeking employment. He should allow enhancement of wages to MGNREGA workers, and more days of employment. They should be allowed to be engaged in repairing damaged houses and the silt accumulated in the fields,” he said. The health minister also asked PM Modi to give money for “bundhs” (embankments) Meanwhile, Punjab BJP president Sunil Jakhar said flood-hit farmers could have been easily provided compensation through the Pradhan Mantri Fasal Bima Yojana had the AAP government implemented the Central scheme by paying its share of the premium. He alleged that instead of paying the premium, the Bhagwant Mann government prioritised “publicity” by spending state funds. In a statement, Jakhar said the PMFBY, which provides cover for losses caused by natural calamities, pests, or diseases, was launched in 2016. The Union government later made changes to the scheme by accepting suggestions from states, he said, adding that all states implemented it, barring the Punjab government, which “feared the credit might go to the BJP-led Centre”. “As a result, thousands of Punjab farmers are deprived of its benefits today,” he said. Jakhar said the Punjab government had announced to implement the scheme in November 2022, but backed out due to its “narrow” political interests. In March 2023, the government again backed out from implementing this scheme in Punjab, because instead of paying the premium, greater priority was given to “publicity”, the BJP leader alleged. Stay updated with the latest - Click here to follow us on Instagram You May Like Nepal's Home Minister Ramesh Lekhak has resigned after 19 people died during youth-led protests demanding reforms and accountability. The protests spread across major cities and police opened fire on demonstrators. Lekhak tendered his resignation to Prime Minister KP Sharma Oli during a Cabinet meeting, following calls from Nepali Congress leaders earlier in the day.</w:t>
+        <w:t>Content: Makdai Express24 - Hindi News Portal हरदा। आज किसान आक्रोश मोर्चा के प्रतिनिधि मंडल ने अपनी मांगों को लेकर केंद्रीय कृषि मंत्री शिवराजसिंह चौहान से बात की जिसमें,गंजाल मोरण्ड डेम को लेकर मोर्चा के सदस्य शैलेन्द्र वर्मा ने कहा कि आपके द्वारा ही 2023 में एक चुनावी सभा में भूमि पूजन किया गया था। ,इसके जवाब में उन्होंने कहा कि मैने भूमि पूजन ही इसलिए किया की डेम बन जाये!कृषि मंत्री ने आश्वासन दिया कि मैं शीघ्र सारी समस्याओं का समाधान कराने का प्रयास करूंगा। - Install Android App - , तब मोर्चा के आशीष राजपूत ने कहा कि साहब आप तो दिल्ली ही पहुंच गए है फिर भी एनजीटी से एनओसी नही मिल पा रही है। ,कृपया जल्द डेम का निर्माण शुरू कराया जाए और सोयाबीन मक्का को समर्थन मूल्य पर खरीदने के लिए जल्द पंजीयन शुरू कराए जाएं,खराब हुई फसलों का तत्काल मुआवजा दिया जाए, आगामी रवी सीजन के लिए सुगमता से पर्याप्त खाद उपलब्ध कराया जाये !उन्होंने आश्वस्त किया कि मैं आपकी सभी मांगो को पूरी करवाऊंगा। ज्ञापन सौंपते समय आनन्द कालीराणा ,अमन दुबे,शैलेन्द्र वर्मा,आशीष राजपूत,राजेश गौर आदि उपस्थित थे !! चौधरी मोहन गुर्जर मध्यप्रदेश के ह्र्दयस्थल हरदा के जाने माने वरिष्ठ पत्रकार है | आप सतत 15 वर्षो से पत्रकारिता के क्षेत्र में अपनी सेवायें देते आ रहे है। आपकी निष्पक्ष और निडर लेखनी को कई अवसरों पर सराहा गया है | Prev Post हरदा जिले के कमताड़ा में हुई अजीबो गरीब घटना, एक युवक की गई जान, चार अन्य युवक सदमे ने ! देर रात गए थे श्मशान घाट, फिर हुआ कुछ ऐसा ! पूरी घटना में सबकी अलग अलग राय! जनाद सदस्य बोले अफवाह है। Next Post डांसिंग कॉप रंजीत के खिलाफ एक और आरोप, युवती ने कहा- 10 साल से महिलाओं को ब्लैकमेल कर रहा 1 2 4 3 5 6 7 8 10 11 12 13 14 15 16 17 18 19 20 21 22 Final 1 2 3 4 5 6 7 8 9 10 11 12 13 14 15 16 17 18 19 1 2 3 4 5 6 7 8 9 10 11 12 13 14 15 16 17 18 19 20 21 22 23 24 25 26 27 28 29 30 31 32 1 2 3 4 5 6 7 8 9 10 11 12 13 14 15 16 17 18 19 20 21 22 23 24 25 26 27 28 29 30 31 32 33 34 35 36 37 38 39 40 41 42 43 44 45 20 19 18 17 16 15 14 13 12 11 10 9 8 7 6 5 4 3 2 1 मकड़ाई एक्सप्रेस24 एक उद्देश्य और निष्पक्ष पोर्टल होने का वादा करता है, जहां पाठकों को सबसे अच्छी जानकारी, हाल के तथ्यों और मनोरंजक समाचार उपलब्ध कराये जाते हैं। समाचार पोर्टल के माध्यम से हम निष्पक्षता से हर ताज़ा खबरों से अपने पाठकों को अवगत कराते हैं। Popular News Mahila Samman Savings Certificate Yojana: महिला सम्मान बचत… Ladli Behna Yojana: इन बहनों को नहीं मिलेगी अगली किस्त,… Welcome, Login to your account. Recover your password. A password will be e-mailed to you.</w:t>
       </w:r>
     </w:p>
     <w:p>
@@ -3794,7 +3794,7 @@
     </w:p>
     <w:p>
       <w:r>
-        <w:t>Title: Madhya Pradesh Government To Audit Ladli Behna Beneficiaries To Remove Ineligible Names</w:t>
+        <w:t>Title: जीनोम एडिटेड चावल पर BKU नेता राकेश टिकैत ने खड़े किए सवाल, केंद्रीय कृषि मंत्री शिवराज सिंह को लिखा पत्र</w:t>
       </w:r>
     </w:p>
     <w:p>
@@ -3806,13 +3806,13 @@
           <w:rPr>
             <w:color w:val="0000FF"/>
           </w:rPr>
-          <w:t>https://www.asianage.com/amp/india/all-india/madhya-pradesh-government-to-audit-ladli-behna-beneficiaries-to-remove-ineligible-names-1903332</w:t>
+          <w:t>https://www.kisantak.in/crops/story/nku-leader-rakesh-tikait-raised-many-question-on-genome-edited-rice-written-letter-shivraj-singh-chouhan-nvs-1278250-2025-09-16</w:t>
         </w:r>
       </w:hyperlink>
     </w:p>
     <w:p>
       <w:r>
-        <w:t>Content: Bhopal: The Madhya Pradesh government may go for a decision to audit the beneficiaries under its flagship scheme, Ladli Behna, to delete the ineligible names. The move comes in the wake of complaints being received about ineligible beneficiaries being benefited by the scheme. Sources disclosed to this newspaper on Friday that the process of the audit of the beneficiaries may be completed before the state government goes for revision of the monthly incentive under the scheme from Rs 1,250 to Rs 1,500, scheduled to come into force after the upcoming Diwali festival. Around 1.26 crore women beneficiaries have currently been enrolled under the scheme. The ineligible beneficiaries will first be asked to give up their claims through a public appeal. The measure will follow a departmental scrutiny to remove the ineligible beneficiaries from the scheme, a senior officer said, unwilling to be quoted. The move comes close on the heels of state urban development minister Kailash Vijayvargiya indicating on September nine that complaints have been received regarding ineligible beneficiaries being enrolled in the scheme. Chief minister Mohan Yadav on Friday announced that the monthly incentive under the scheme would be hiked by Rs 250 to Rs 1,500 on the occasion of ‘Bhai Dooj’ (the Hindu festival celebrating the bond between brothers and sisters) which falls on October 23 this year. The chief minister made the announcement while releasing the 28th instalment to 1.26 crore women beneficiaries under the scheme amounting to Rs 1,541 crore. The state government has so far disbursed a whopping Rs 41,000 crore under the scheme. Mr. Yadav said that the incentive under the scheme would be increased to Rs 3,000 per month in phases. The scheme had proved to be a game changer for the BJP helping it retain power in Madhya Pradesh in the 2023 Assembly polls. It was introduced by the previous Shivraj Singh Chouhan government barely three months before the last Assembly elections. The move by the previous Shivraj Singh Chouhan government came days after the then Madhya Pradesh Congress president and former chief minister Kamal Nath had made a pledge to provide a monthly incentive of Rs 1,000 to women if Congress returned to power in the state in the 2023 polls.’ Copyright @2025 Powered by Blink CMS</w:t>
+        <w:t>Content: भारतीय किसान यूनियन के राष्ट्रीय प्रवक्ता राकेश टिकैत ने 11 सितंबर को एक पत्र केंद्रीय कृषि मंत्री शिवराज सिंह चौहान को लिखकर भारतीय कृषि अनुसंधान परिषद (ICAR) के द्वारा जारी जीनोम एडिटेड चावल (Genome Editing- GE) की दो नई किस्मेंके प्रति अपना विरोध व्यक्त किया है. उन्होंने कहा कि सरकार जल्द ही किसानों और ग्राहकों तक लाने की योजना बना रही है. जीन-संपादित (एडिटेड) चावल भारत के किसानों, उपभोक्ताओं और पर्यावरण के लिए कई खतरे लेकर आता है. राकेश टिकैत ने आगे लिखा है कि भारतीय किसान यूनियन कई दशकों से जीएम फसलों के खतरों और दुष्प्रभावों को लेते हुए आवाज़ लगा रहा है. हम आपका धन्यवाद करते हैं कि आपने जीएम फसलों के खिलाफ बार-बार आवाज उठाई है. हालांकि आप इस बात में गलत हैं कि जीएम फसलों के कारण पैदावार बढ़ती है. चाहे आप जीएम सरसों का उदहारण देख लें, जिससे अधिक पैदावार वाली गैर जीएम किस्में भारत में आज भी हैं, या फिर कपास/सोयाबीन आदि में अधिकतर देश जिनकी भारत से अधिक पैदावार है, वह गैर जीएम किस्मों का प्रयोग कर रहे हैं, आप धर्म पाल जी, डॉ ऋछारिया और उनसे जुड़े कई शोधकर्ताओं के अध्ययन के आंकड़े देखें तो पाएंगे कैसे देसी बीजों आज से भी अधिक पैदावार दे पा रहे थे. किसान नेता टिकैट ने कहा कि हम आपके जीनोम एडिटेड/सम्पादित धान की घोषणा का विरोध करते हैं. अगर ज़रूरत पढ़ी तो इसका सड़कों और खेतों में भी विरोध करेंगे. उन्होंने कहा कि आपको गुमराह किया गया है कि जीन एडिटिंग/संपादन सुरक्षित है. यह जीएम फसलों की नई पीढ़ी तकनीक ही है. विश्व भर देशों में जीन एडिटेड फसलों के अध्ययन से यह स्पष्ट हो रहा है की जीनोम एडिटेड चावल जीएम तकनीक का एक नया अवतार है और उसमें भी वहीं खतरे हैं. यह निम्नलिखित हैं. 1. जीन एडिटिंग में भी जीएम फसलों की तरह बाहर के जीन का प्रयोग होता है;जीन एडिटेड/सम्पादित धान में भी हुआ है- इसमें बाहरी वायरस और बैक्टीरिया के जीन का प्रयोग किया गया है. हम यह कैसे मान लें कि उनका कोई प्रभाव नहीं पढ़ रहा हो और उसके कण पूरी तरह से हटा दिए गए हो. 2. जीन एडिटिंग में भी देसी बीज किस्मों के नुकसान होने का खतरा है; जैसे बीटी कपास में भी हुआ है- जीन एडिटेड/सम्पादित धान आसानी से देसी/जंगली धान कि किस्मों को प्रदूषित कर सकते हैं, जिससे हमारी धान की जैव विविधता को खतरा रहेगा. ऐसा ही नुकसान भारत की कपास किस्मों पर जीएम कपास के कारण हो चुका है. 3. जीन एडिटेड फसलों में भी जीएम फसलों की तरह जीन में दुष्परिणाम और गलत जगह बदलाव देखने को मिलते हैं- दुनिया भर में आ रहे परिणाम बताते कि जीन एडिटिंग/संपादन एक सटीक तकनीक नहीं है. इसके कारण अनचाहे परिणाम और गलत जगह बदलाव भी देखने को मिलते हैं. 4. चावल को भारतीय संस्कृति में अक्षत (जो टूटा हुआ न हो) के रूप में जाना जाता है और कई रीती-रिवाजों में वैसे ही प्रयोग में होता है, परन्तु जीन एडिटेड चावल का जीन तोड़ा हुआ है. यह क्षतिग्रस्त है और यह हमारे रीती-रिवाज़ों में उपयोग के लिए कारगर नहीं रहेगा. भारतीय किसान यूनियन के नेता राकेश टिकैत ने कहा कि जीन एडिटेड/सम्पादित धान को सूखे, खारी स्थितियों, अधिक पैदावार आदि के लिए लाया जा रहा है. किन्तु हमारे पास ऐसी अनेक देसी चावल की किस्में हैं जो यह सब गुणवत्ता दे सकते है. आपको और भारतीय कृषि अनुसंधान परिषद इन किस्मों को बढ़ावा देना चाहिए. आप इसमें बौद्धिक संपदा अधिकार से जुड़े सवालों के बारे में अवगत हैं. उन्होंने कहा कि यह सभी सवाल स्वतंत्र, रिटायर्ड वैज्ञानिकों द्वारा उठाए जा चुके हैं. अगर आपको और भारतीय भारतीय कृषि अनुसंधान परिषद के वैज्ञानिकों को जीन एडिटेड/सम्पादित तकनीक (धान और अन्य फसलों) पर इतना ही भरोसा है, तो कृपा उसकी जैव सुरक्षा का पूर्ण ब्यौरा और दस्तावेज को सार्वजनिक करें. ये भी पढे़ं- Kharif Sowing: दलहन और तिलहन की बुवाई को झटका, तमाम कोशिशों के बाद भी रकबे में गिरावट यूपी के कई जिलों में आज बहुत भारी बारिश का अलर्ट, मौसम विभाग ने लोगों को दी सतर्क रहने की सलाह Crop Procurement: हरियाणा में 1 अक्‍टूबर से पहले होगी फसल खरीद, सीएम सैनी के प्रस्‍ताव पर केंद्र की मंजूरी Copyright©2025 Living Media India Limited. For reprint rights: Syndications Today होम वीडियो न्यूज़ स्कीम मेन्यू Add Kisan Tak to Home Screen</w:t>
       </w:r>
     </w:p>
     <w:p>
@@ -3825,7 +3825,7 @@
     </w:p>
     <w:p>
       <w:r>
-        <w:t>Title: Fiscal first-half end nears, 6 agri schemes announced in Budget yet to hit ground</w:t>
+        <w:t>Title: रबी अभियान 2025 दिल्ली में संपन्न, राज्यों से लैब टू लैंड अभियान को सफल बनाने की अपील</w:t>
       </w:r>
     </w:p>
     <w:p>
@@ -3837,13 +3837,13 @@
           <w:rPr>
             <w:color w:val="0000FF"/>
           </w:rPr>
-          <w:t>https://indianexpress.com/article/india/fiscal-first-half-end-nears-6-agri-schemes-announced-in-budget-yet-to-hit-ground/</w:t>
+          <w:t>https://www.kisantak.in/sarkari-yojana/story/national-rabi-agriculture-conference-2025-shivraj-singh-chouhan-1278609-2025-09-16</w:t>
         </w:r>
       </w:hyperlink>
     </w:p>
     <w:p>
       <w:r>
-        <w:t>Content: As the first half of the current financial year (April-September) draws to a close, at least six new agriculture schemes announced in the Union Budget 2025-26 — including the Prime Minister Dhan-Dhaanya Krishi Yojana, the Makhana Board in Bihar, and four dedicated programmes for pulses, vegetables and fruits, hybrid seeds, and cotton technology — are yet to hit the ground. On July 16 this year, the Union Cabinet approved the Prime Minister Dhan-Dhaanya Krishi Yojana for six years, beginning with financial year 2025-26 to cover 100 low-performing agri-districts on the lines of the NITI Aayog’s Aspirational District Programme, aimed at benefiting 1.7 crore farmers directly. The scheme’s guidelines and list of the districts are yet to be released by the Agriculture Ministry until date. It is learnt that the guidelines and the list of 100 districts, where the scheme will be implemented, are waiting for approval from Union Agriculture Minister Shivraj Singh Chouhan. The Makhana Board, which was touted as a big announcement ahead of Bihar Assembly elections, due later this year, is yet to be launched. It is learnt that the Makhana Board, with a budgetary allocation of `100 crore, has been approved by the Standing Finance Committee (SFC) of the Agriculture Ministry as it does not require the approval of the Union Cabinet. The ministry is yet to launch it on the ground with officials saying that it will be launched “soon”. Of the four other schemes, the six-year “Mission for Aatmanirbharta in Pulses”, with a special focus on Tur, Urad and Masoor, has been approved by the Expenditure Finance Committee (EFC), but yet to be cleared by the Union Cabinet. It can be launched on the ground only after it is approved by the Cabinet and guidelines are released. While there is no clarity about when the Mission for Cotton Productivity will see light of the day, the “Comprehensive Programme for Vegetables &amp; Fruits” is yet to get approval from the Expenditure Finance Committee and the Union Cabinet. It is learnt that the Agriculture Ministry had circulated a concept note for getting approval to the vegetables and fruits programmes but NITI Aayog and Department of Expenditure raised some queries about it, asking the ministry to rework the scheme. The National Mission on High Yielding Seeds is also yet to get the required approvals. It is learnt that the Department of Agricultural Research and Education (DARE), which comes under the Ministry of Agriculture, had circulated a proposal for getting the Expenditure Finance Committee approval for the seed mission which is yet to come. While no separate allocation has been made for the Prime Minister Dhan-Dhaanya Krishi Yojana, it envisages development of 100 agriculture districts through convergence of 36 schemes of 11 ministries with outlay of `24,000 crore for six years. However, `1,000 crore has been allocated for Mission for Pulses, `500 crore for Mission for Vegetables and Fruits, and `100 crore support for Makhana Board, and `100 crore for National Mission on Hybrid Seeds, and `500 crore for Cotton Technology Mission. Sources say that non-approval and launch of these schemes on time will make it difficult for the ministry to use the entire annual outlay during the current financial year. As per the General Financial Rules (GFRs), the ministries should avoid “rush of expenditure” towards the end of the financial year. As per the monthly spending data available on the portal of the Controller General of Accounts (CGA), the Agriculture Ministry spent 27 per cent (`36,955.75 crore) of its annual budgetary allocation of `1,37,756.55 crore till end of July during the current financial year (2025-26), which is at the last year’s level. The Agriculture Ministry didn’t respond to an email from The Indian Express seeking comments. Harikishan Sharma, Senior Assistant Editor at The Indian Express' National Bureau, specializes in reporting on governance, policy, and data. He covers the Prime Minister’s Office and pivotal central ministries, such as the Ministry of Agriculture &amp; Farmers’ Welfare, Ministry of Cooperation, Ministry of Consumer Affairs, Food and Public Distribution, Ministry of Rural Development, and Ministry of Jal Shakti. His work primarily revolves around reporting and policy analysis. In addition to this, he authors a weekly column titled "STATE-ISTICALLY SPEAKING," which is prominently featured on The Indian Express website. In this column, he immerses readers in narratives deeply rooted in socio-economic, political, and electoral data, providing insightful perspectives on these critical aspects of governance and society. ... Read More Stay updated with the latest - Click here to follow us on Instagram You May Like PM Modi will visit Purnea, Bihar, on Monday to inaugurate projects worth Rs 36,000 crore, including an airport and launch the National Makhana Board. The visit is aimed at boosting development and addressing the neglected Seemanchal region. PM will also announce projects worth Rs 35,461 crore and distribute benefits to beneficiaries under different schemes.</w:t>
+        <w:t>Content: केंद्रीय कृषि एवं किसान कल्याण और ग्रामीण विकास मंत्री शिवराज सिंह चौहान की अध्यक्षता में आयोजित दो दिवसीय ‘राष्ट्रीय कृषि सम्मेलन - रबी अभियान 2025’ का समापन शुक्रवार को दिल्ली में हुआ. इस अवसर पर देशभर के कृषि मंत्री, वरिष्ठ अधिकारी और कृषि विशेषज्ञ मौजूद रहे. सम्मेलन में रबी सीजन की तैयारियों, किसानों की समस्याओं, और खेती को उन्नत बनाने के उपायों पर गहन चर्चा की गई. समापन सत्र में चौहान ने स्पष्ट किया कि सरकार नकली या घटिया खाद, बीज और कीटनाशकों के खिलाफ सख्त कानून लाने की तैयारी कर रही है. उन्होंने कहा, “ऐसी चीजें किसी भी कीमत पर बिकने नहीं दी जाएंगी. किसानों को ठगने वालों के खिलाफ कड़ी कार्रवाई की जाएगी. यह हमारी जिम्मेदारी है कि किसानों को ऐसी परेशानियों से मुक्त किया जाए और इसके लिए सभी राज्यों का सहयोग जरूरी है.” केंद्रीय कृषि मंत्री ने बताया कि किसान कॉल सेंटर को अधिक प्रभावी बनाया जा रहा है ताकि किसानों की शिकायतों का जल्द समाधान हो सके. इसके साथ ही, उन्होंने राज्यों से प्रधानमंत्री फसल बीमा योजना का लाभ अधिक से अधिक किसानों तक पहुंचाने की अपील की. उन्होंने कहा कि देशभर के कृषि विज्ञान केंद्र (KVK) और राज्य कृषि प्रसार विभाग किसानों के लिए बेहद महत्वपूर्ण माध्यम हैं और इन्हें सशक्त बनाना आवश्यक है. शिवराज सिंह चौहान ने 3 अक्टूबर 2025 से ‘विकसित कृषि संकल्प अभियान’ शुरू करने की घोषणा की और सभी राज्यों से इसमें सक्रिय भागीदारी का आग्रह किया. उन्होंने कहा, “यह अभियान ‘लैब टू लैंड’ की संकल्पना को साकार करेगा और कृषि में तकनीक और नवाचार को गांव-गांव तक पहुंचाएगा.” चौहान ने प्रधानमंत्री नरेंद्र मोदी को किसानों के लिए समर्पित योजनाओं और ऐतिहासिक GST सुधारों के लिए धन्यवाद देते हुए कहा कि इसका लाभ गांव-गांव तक पहुंचाना जरूरी है. साथ ही उन्होंने सभी नागरिकों से स्वदेशी अपनाने की अपील भी की. सम्मेलन में भाग लेने वाले सभी राज्यों के कृषि मंत्रियों और अधिकारियों को बधाई देते हुए उन्होंने आशा व्यक्त की कि इस मंथन से आगामी रबी फसल सीजन में सकारात्मक परिणाम सामने आएंगे. Copyright©2025 Living Media India Limited. For reprint rights: Syndications Today होम वीडियो न्यूज़ स्कीम मेन्यू Add Kisan Tak to Home Screen</w:t>
       </w:r>
     </w:p>
     <w:p>
@@ -3856,7 +3856,7 @@
     </w:p>
     <w:p>
       <w:r>
-        <w:t>Title: Will discuss fertiliser issue with MP CM, says Shivraj Singh Chouhan</w:t>
+        <w:t>Title: उधमपुर में 110 सड़क कार्यों को मंजूरी, जितेंद्र सिंह ने जताया केंद्रीय मंत्री शिवराज सिंह चौहान का आभार</w:t>
       </w:r>
     </w:p>
     <w:p>
@@ -3868,13 +3868,13 @@
           <w:rPr>
             <w:color w:val="0000FF"/>
           </w:rPr>
-          <w:t>https://www.socialnews.xyz/2025/09/11/will-discuss-fertiliser-issue-with-mp-cm-says-shivraj-singh-chouhan/</w:t>
+          <w:t>https://hindi.latestly.com/india/110-road-works-approved-in-udhampur-jitendra-singh-expresses-gratitude-to-union-minister-shivraj-singh-chouhan-2759210.html</w:t>
         </w:r>
       </w:hyperlink>
     </w:p>
     <w:p>
       <w:r>
-        <w:t>Content: Home » National » Will discuss fertiliser issue with MP CM, says Shivraj Singh Chouhan Posted By: Gopi September 11, 2025 Bhopal, Sep 11 (SocialNews.XYZ) Union Agricultural Minister Shivraj Singh Chouhan's convoy was stopped by Congress leaders during his visit to Satna district of Madhya Pradesh on Thursday. Congress MLA from Satna, Siddharth Kushwaha, along with his supporters and a large number of local farmers, blocked the road that Chouhan's convoy was passing through. Former Chief Minister Chouhan came out of his vehicle and heard the grievances of farmers protesting over fertiliser shortage and assured them that the problem would be resolved as soon as possible. A video surfaced on social media, showing Chouhan surrounded by Congress workers and farmers. While Congress MLA Siddharth Kushawaha was heard saying, "Aapki Sarkar hai aur apko aadesh karna hai. (It's your government. You just have to give an order). Later, Chouhan, talking to media persons, said that Satna district has received one-and-a-half times more fertiliser than last year, adding that a fresh stock of urea fertiliser has also arrived on Thursday. "This year, Satna district has been provided a total of 27,700 MT urea fertiliser so far, against 23,500 MT last year. I will discuss the matter with the state government and the Ministry of Fertilisers to ensure that farmers do not face any shortage," Chouhan said. He tried to pacify agitating farmers, saying that both the agricultural and fertiliser ministries are separate. "I am the Agriculture Minister; distribution is handled by the Fertiliser Ministry. Both ministries have different roles to play," Chouhan said. Accepting that farmers in Madhya Pradesh are struggling to get adequate fertiliser, Chouhan further stated that he would discuss the matter with Chief Minister Mohan Yadav. The opposition Congress accused the ruling BJP of neglecting farmers’ interests and mishandling fertiliser distribution in the state. Congress MLA and Leader of Opposition (LoP) in the state assembly, Umang Singhar, during a press conference on Thursday, claimed that the tussle between Shivraj Singh Chouhan and CM Mohan Yadav has pushed farmers into crisis. "According to the Centre, there is no shortage of fertilisers. The problem lies in the state’s distribution system. The tussle between Shivraj Singh Chouhan and Mohan Yadav has pushed farmers into crisis,” Singhar said at a press conference in Bhopal. Source: IANS Gopi Adusumilli is a Programmer. He is the editor of SocialNews.XYZ and President of AGK Fire Inc. He enjoys designing websites, developing mobile applications and publishing news articles on current events from various authenticated news sources. When it comes to writing he likes to write about current world politics and Indian Movies. His future plans include developing SocialNews.XYZ into a News website that has no bias or judgment towards any. He can be reached at gopi@socialnews.xyzMail | Web | Twitter Gopi Adusumilli is a Programmer. He is the editor of SocialNews.XYZ and President of AGK Fire Inc. He enjoys designing websites, developing mobile applications and publishing news articles on current events from various authenticated news sources. When it comes to writing he likes to write about current world politics and Indian Movies. His future plans include developing SocialNews.XYZ into a News website that has no bias or judgment towards any. He can be reached at gopi@socialnews.xyz Copyright 2025 | AGK FIRE INC| Terms of Service / Privacy Policy | Contact Us</w:t>
+        <w:t>Content: नई दिल्ली, 21 सितंबर : केंद्र सरकार ने प्रधानमंत्री ग्राम सड़क योजना (PMGSY) के तहत जम्मू-कश्मीर के उधमपुर लोकसभा क्षेत्र में 110 सड़क कार्यों को स्वीकृति दी है. इसके लिए केंद्रीय राज्य मंत्री जितेंद्र सिंह ने केंद्रीय ग्रामीण विकास मंत्री शिवराज सिंह चौहान का आभार व्यक्त किया. जितेंद्र सिंह ने सोशल मीडिया प्लेटफॉर्म 'एक्स' पर लिखा, "कृषि एवं किसान कल्याण और ग्रामीण विकास मंत्री शिवराज सिंह चौहान का बहुत-बहुत धन्यवाद, जिन्होंने मेरे संसदीय क्षेत्र में 1955.65 करोड़ रुपए की लागत से 110 सड़क कार्यों को स्वीकृत किया. इससे 178 से अधिक बस्तियों को सड़क संपर्क और यात्रा में आसानी होगी. उन्होंने भविष्य में और कार्य करने का आश्वासन दिया." केंद्रीय राज्यमंत्री ने आगे कहा कि 2014 में प्रधानमंत्री नरेंद्र मोदी के नेतृत्व में सरकार बनने के बाद से उधमपुर जिले को विशेष प्राथमिकता दी गई है, जो पहले की सरकारों की ओर से दशकों तक उपेक्षित रहा. उन्होंने बताया कि पीएमजीएसवाई सड़क परियोजनाओं के मामले में उधमपुर जिला लगातार देश के शीर्ष तीन जिलों में शामिल रहा है. जितेंद्र सिंह ने केंद्रीय मंत्री शिवराज सिंह चौहान का पत्र भी शेयर किया है. यह भी पढ़ें : MSRTC Driver Recruitment 2025: एमएसआरटीसी में बम्पर भर्ती, 8,000 नई बसों के लिए कांट्रैक्ट बेसिस पर 17,450 ड्राइवरों-सहायकों की भर्ती, जानें वेतन सहित अन्य डिटेल्स इस पत्र में शिवराज सिंह चौहान ने लिखा, "मुझे आपको (जितेंद्र सिंह) यह सूचित करते हुए प्रसन्नता हो रही है कि प्रधानमंत्री ग्राम सड़क योजना-4 बैच-1 (2025-26) के अंतर्गत भारत सरकार ने आपके संसदीय क्षेत्र (उधमपुर) में 1955.65 करोड़ रुपए की अनुमानित लागत से 110 सड़क कार्यों (751.44 किलोमीटर) को मंजूरी दी है, जिनसे 178 बस्तियों को सड़क संपर्क प्राप्त होगा." केंद्रीय ग्रामीण विकास मंत्री ने यह भी लिखा, "ये सड़कें न सिर्फ ग्रामीण क्षेत्रों में बुनियादी ढांचे को मजबूत करेंगी, बल्कि क्षेत्र के सामाजिक-आर्थिक विकास में भी महत्वपूर्ण योगदान देंगी. इनके सफल क्रियान्वयन के लिए यह जरूरी है कि निर्माण कार्य शीघ्रता से हो और गुणवत्ता प्रभावी ढंग से सुनिश्चित की जाए, ताकि जनता को इन सड़कों का लाभ लंबे समय तक मिल सके. मैं आभारी रहूंगा, अगर आप एक जनप्रतिनिधि के रूप में केंद्र शासित प्रदेश का जरूरी मार्गदर्शन करें ताकि यह सुनिश्चित हो सके कि ये सड़क परियोजनाएं गुणवत्ता से समझौता किए बिना समय पर पूरी हों." Copyright © Latestly.com All Rights Reserved.</w:t>
       </w:r>
     </w:p>
     <w:p>
@@ -3887,7 +3887,7 @@
     </w:p>
     <w:p>
       <w:r>
-        <w:t>Title: खाद के लिए रोका शिवराज सिंह का काफिला:सतना में कांग्रेस विधायक ने रोककर की बात; केंद्रीय मंत्री बोले- राज्य सरकार से करेंगे चर्चा</w:t>
+        <w:t>Title: किसानों को मिले GST कटौती का लाभ, शिवराज ने ट्रैक्‍टर-कृषि यंत्र निर्माताओं से की अपील</w:t>
       </w:r>
     </w:p>
     <w:p>
@@ -3899,13 +3899,13 @@
           <w:rPr>
             <w:color w:val="0000FF"/>
           </w:rPr>
-          <w:t>https://www.bhaskar.com/amp/local/mp/satna/news/congress-district-president-stopped-shivrajs-convoy-in-satna-135893405.html</w:t>
+          <w:t>https://www.kisantak.in/farming-techniques/story/shivraj-appeals-tractor-and-agri-machinery-makers-to-benefit-farmers-with-gst-rate-cut-1279937-2025-09-19</w:t>
         </w:r>
       </w:hyperlink>
     </w:p>
     <w:p>
       <w:r>
-        <w:t>Content: सतना में कांग्रेस नेताओं ने केंद्रीय कृषि मंत्री और मध्यप्रदेश के पूर्व मुख्यमंत्री शिवराज सिंह चौहान का काफिला रोक दिया। कांग्रेस जिला अध्यक्ष और विधायक सिद्धार्थ कुशवाहा ने शिवराज सिंह ने से खाद की कमी समेत किसानों को हो रही समस्याओं को लेकर बात की। कांग्रेस विधायक ने केंद्रीय मंत्री को बताया कि सतना जिले में किसानों को खाद की उपलब्धता और वितरण में लगातार परेशानी हो रही है। समय पर खाद न मिलने से उनकी फसलों पर बुरा असर पड़ रहा है। उन्होंने साफ कहा कि किसान पहले ही प्राकृतिक आपदाओं और महंगे खेती खर्च से जूझ रहे हैं, ऊपर से खाद का संकट उन्हें और नुकसान पहुंचा रहा है। इस पर केंद्रीय कृषि मंत्री शिवराज सिंह चौहान ने सभी बातें सुनीं और भरोसा दिलाया कि वे राज्य सरकार से चर्चा करेंगे। उन्होंने कहा कि किसानों को न्याय दिलाने की पूरी कोशिश की जाएगी। बता दें कि शिवराज सिंह चौहान गुरुवार को सतना जिले के दौरे पर रहे। शिवराज बोले - हमारे लिए किसानों के हित सर्वोपरि शिवराज सिंह ने कहा- मुझे खाद की समस्या के बारे में कुछ मित्रों ने ज्ञापन दिए हैं। हमारे लिए किसानों के हित सर्वोपरि हैं। हमारी फर्टिलाइजर मिनिस्ट्री राज्य की डिमांड के आधार पर निरंतर फर्टिलाइजर की आपूर्ति के काम में लगी हुई है। आज भी रैक आई है। 1500 मीट्रिक टन खाद आया है। निरंतर आपूर्ति के प्रयास जारी रखे जाएंगे। जरूरत पड़ेगी तो फिर हमारी फर्टिलाइजर मिनिस्ट्री के साथ भी बात करेंगे और राज्य सरकार के साथ चर्चा करके व्यवस्था और कैसे बेहतर बने और जरूरत कैसे पूरी हो, उस दिशा में कदम उठाए जाते रहेंगे। किसानों पर लगे पुराने मुकदमे हटाने की मांग कुशवाहा ने किसानों पर दर्ज पुराने मुकदमों का मुद्दा भी जोर-शोर से उठाया। उन्होंने कहा कि इन मामलों की वजह से किसान मानसिक और आर्थिक दबाव झेल रहे हैं। अगर सरकार किसानों की भलाई चाहती है तो इन मुकदमों को तुरंत खत्म किया जाना चाहिए। इसके अलावा उन्होंने किसानों के साथ प्रशासनिक स्तर पर हो रही अभद्रताओं की भी शिकायत भी शिवराज सिंह से की है। विधायक की सरकार को आंदोलन की चेतावनी मुलाकात के दौरान विधायक कुशवाहा ने कहा कि किसानों के हितों की अनदेखी अब और बर्दाश्त नहीं की जाएगी। उन्होंने चेतावनी दी कि अगर सरकार ने किसानों की समस्याओं पर ठोस कदम नहीं उठाए तो कांग्रेस सड़क पर उतरकर बड़ा आंदोलन करेगी। शिवराज बोले- वन नेशन, वन इलेक्शन जरूरी शिवराज सिंह चौहान यहां से निकलकर सतना शासकीय डिग्री कॉलेज परिसर में आयोजित युवा संसद में पहुंचे। इस कार्यक्रम में बड़ी संख्या में छात्र-छात्राएं और भाजपा कार्यकर्ता मौजूद थे। अपने संबोधन में उन्होंने कहा कि बार-बार चुनाव होने से देश का बहुत सारा पैसा और समय बर्बाद होता है। पिछले पांच वर्षों में चुनावी प्रक्रिया पर लगभग 4.5 लाख करोड़ रुपए खर्च हुए हैं। यह पैसा जनता के कामों में लगना चाहिए था। उन्होंने कहा कि बार-बार चुनाव होने से विकास कार्य रुक जाते हैं, पर्यावरण को नुकसान होता है और पुलिस बल भी लगातार चुनावी ड्यूटी में उलझा रहता है। इससे अराजकता और जातिवाद की राजनीति बढ़ती है। शिवराज ने मंच से वन नेशन, वन इलेक्शन का नारा भी लगवाया। ये खबर भी पढ़ें - रीवा में आदिवासी किसान को पुलिस ने पीटा; वीडियो वायरल रीवा में खाद वितरण केंद्र के बाहर पुलिस ने आदिवासी किसान पर लात घूंसे बरसाए। जिसका वीडियो भी सामने आया है। वहीं पुलिस का कहना है कि वो किसान नशे की हालत में था और हंगामा कर रहा था। हालांकि वीडियो में पुलिसकर्मी लात और हाथ चलाते हुए देखे जा रहे हैं। किसान ने वरिष्ठ अधिकारियों से न्याय की गुहार लगाई है। पूरी खबर पढ़ें.. Copyright © 2024-25 DB Corp ltd., All Rights Reserved This website follows the DNPA Code of Ethics.</w:t>
+        <w:t>Content: केंद्रीय कृषि और ग्रामीण विकास मंत्री शिवराज सिंह चौहान ने आज दिल्ली में कृषि यंत्र निर्माताओं के साथ एक अहम बैठक की. इस बैठक में ट्रैक्टर एवं कृषि यंत्रीकरण संघ (टीएमए), कृषि मशीनरी निर्माता संघ (एएमएमए), अखिल भारतीय कम्बाइन हार्वेस्टर निर्माता संघ (एआईसीएमए) और पावर टिलर एसोसिएशन ऑफ इंडिया (पीटीएआई) सहित विभिन्न संगठनों के प्रतिनिधियों ने भाग लिया. बैठक का मुख्य एजेंडा हाल ही में कृषि मशीनों पर जीएसटी दरों में की गई कटौती का लाभ किसानों तक पारदर्शिता के साथ पहुंचाना था. बैठक के बाद मीडिया से बातचीत में केंद्रीय कृषि मंत्री ने कहा कि कृषि यंत्रों पर जीएसटी की दरें पहले 18 और 12 प्रतिशत थीं, जिन्हें घटाकर अब केवल 5 प्रतिशत कर दिया गया है. यह संशोधित दरें 22 सितंबर से लागू होंगी. उन्होंने कहा कि इसका सीधा लाभ किसानों को मिलेगा क्योंकि मशीनें सस्ती होंगी, जिससे उनकी उत्पादन लागत घटेगी और आय बढ़ेगी. चौहान ने कहा कि चाहे ट्रैक्टर हो, हार्वेस्टर, थ्रेसर, पावर टिलर या छोटी मशीनें, सभी खेती में अहम भूमिका निभाती हैं. केंद्रीय मंत्री ने उदाहरण देते हुए बताया कि जीएसटी कटौती से ट्रैक्टर 35 एचपी पर 41,000 रुपये, 45 एचपी पर 45,000 रुपये, 50 एचपी पर 53,000 रुपये और 75 एचपी पर 63,000 रुपये तक सस्ते हो गए हैं. छोटे ट्रैक्टर, धान रोपण यंत्र, थ्रेसर और अन्य उपकरणों की कीमतों में भी उल्लेखनीय कमी आई है. धान रोपण यंत्र पर 15,400 रुपये, थ्रेसर पर 14,000 रुपये, पावर वीडर पर 5,495 रुपये और सीड कम फर्टिलाइजर ड्रिल पर 10,500 रुपये तक की बचत होगी. इसी तरह हार्वेस्टर, स्ट्रॉ रीपर, सुपर सीडर, रोटावेटर, बेलर और मल्चर जैसी मशीनों के दामों में भी बड़ी कमी दर्ज की गई है. शिवराज सिंह चौहान ने कहा कि सरकार का उद्देश्य स्पष्ट है कि यह लाभ सीधे किसानों तक पहुंचे और इसमें कोई बिचौलिया न हो. उन्होंने मशीन निर्माता संघों से आग्रह किया कि वे पूरी पारदर्शिता बरतते हुए कीमतों में कमी का लाभ किसानों तक पहुंचाएं. साथ ही उन्होंने यह भी कहा कि कस्टम हायरिंग सेंटर को मशीनें सस्ती मिलने से किराए की दर भी कम होनी चाहिए, ताकि छोटे और सीमांत किसान भी यंत्रीकरण का लाभ उठा सकें. केंद्रीय मंत्री ने बताया कि किसानों को जागरूक करने के लिए व्यापक प्रचार-प्रसार अभियान चलाया जाएगा. इसके साथ ही आगामी 3 अक्टूबर से शुरू हो रहे ‘विकसित कृषि संकल्प अभियान’ के दूसरे चरण में भी जीएसटी दरों में कमी से हुए फायदों की जानकारी किसानों को दी जाएगी. बैठक में उपस्थित कृषि यंत्र निर्माता संगठनों के प्रतिनिधियों ने मंत्री के दिशा-निर्देशों का समर्थन करते हुए आश्वासन दिया कि वे जीएसटी कटौती का लाभ किसानों तक पहुंचाने के लिए प्रतिबद्ध हैं. साथ ही उन्होंने सरकार के फैसले का स्वागत किया और इसे किसान हित में बड़ा कदम बताया. बैठक के अंत में केंद्रीय कृषि मंत्री ने सभी प्रतिनिधियों के साथ पौधारोपण कर किसान कल्याण का संकल्प लिया. इस दौरान कृषि सचिव देवेश चतुर्वेदी और मंत्रालय के अन्य वरिष्ठ अधिकारी भी मौजूद थे. Copyright©2025 Living Media India Limited. For reprint rights: Syndications Today होम वीडियो न्यूज़ स्कीम मेन्यू Add Kisan Tak to Home Screen</w:t>
       </w:r>
     </w:p>
     <w:p>
@@ -3918,7 +3918,7 @@
     </w:p>
     <w:p>
       <w:r>
-        <w:t>Title: MP: खाद संकट पर गरमाई सियासत! सतना में शिवराज सिंह चौहान का काफिला रोका, कांग्रेस ने दिखाए काले झंडे</w:t>
+        <w:t>Title: कृषि मंत्री की बैठक : 22 सितंबर से किसानों को मिले जीएसटी कटौती का लाभ, सीएचसी सेंटरों पर कही बड़ी बात...</w:t>
       </w:r>
     </w:p>
     <w:p>
@@ -3930,13 +3930,13 @@
           <w:rPr>
             <w:color w:val="0000FF"/>
           </w:rPr>
-          <w:t>https://www.amarujala.com/madhya-pradesh/satna/congress-mla-stopped-shivraj-singh-chauhans-convoy-congress-workers-protested-against-the-fertilizer-crisis-heated-debate-with-the-union-agriculture-minister-satna-news-c-1-1-noi1431-3392298-2025-09-11</w:t>
+          <w:t>https://www.gaonjunction.com/live/kheti-kisani/agriculture-and-rural-india-news-live-updates-shivraj-singh-chouhan-narendra-modi-farming-farmers-rural-yogi-adityanath-live-news-updates</w:t>
         </w:r>
       </w:hyperlink>
     </w:p>
     <w:p>
       <w:r>
-        <w:t>Content: मेरा शहर Link Copied केंद्रीय कृषि मंत्री शिवराज सिंह चौहान के सतना दौरे पर गुरुवार को उस समय हंगामा हो गया जब कांग्रेस विधायक ने उनका काफिला रोक लिया। मौके पर कांग्रेस कार्यकर्ताओं ने काले झंडे दिखाकर नारेबाजी की और क्षेत्र में लगातार बनी खाद की किल्लत का मुद्दा उठाया। जानकारी के अनुसार, कांग्रेस विधायक ने सीधे केंद्रीय मंत्री से किसानों की समस्या पर सवाल पूछे और तुरंत समाधान की मांग की। इस दौरान शिवराज सिंह चौहान और विधायक के बीच तीखी नोकझोंक भी हुई। Trending Videos यह वीडियो/विज्ञापन हटाएं विज्ञापन विज्ञापन पढ़ें: प्रदेश के 22 जिलों से फैलेगी पपीता की मिठास! किसानों की आय बढ़ाने को नीतीश सरकार की नई पहल प्रदेश में पिछले कुछ दिनों से खाद की कमी को लेकर किसानों की परेशानी बढ़ी है। सतना समेत कई जिलों में किसान खाद के लिए लंबी कतारों में खड़े हैं, जिसके कारण आक्रोश बढ़ रहा है। कांग्रेस ने इसे लेकर सरकार और कृषि विभाग की कार्यप्रणाली पर सवाल खड़े किए हैं। विवाद के बीच शिवराज सिंह चौहान ने किसानों को आश्वासन दिया कि खाद की उपलब्धता सरकार की सर्वोच्च प्राथमिकता है। उन्होंने अधिकारियों को निर्देश दिए कि समय पर किसानों को खाद उपलब्ध कराई जाए और जल्द ही जिले में पर्याप्त आपूर्ति सुनिश्चित की जाएगी। वहीं, कांग्रेस विधायक का कहना है कि जब तक किसानों को राहत नहीं मिलती, विरोध-प्रदर्शन जारी रहेगा। उन्होंने आरोप लगाया कि सरकार किसानों की समस्याओं को गंभीरता से नहीं ले रही और केवल कागजों में योजनाएं बनाकर जिम्मेदारी से बच रही है। रहें हर खबर से अपडेट, डाउनलोड करें Android Hindi News App, iOS Hindi News App और Amarujala Hindi News APP अपने मोबाइल पे|Get all India News in Hindi related to live update of politics, sports, entertainment, technology and education etc. Stay updated with us for all breaking news from India News and more news in Hindi. Next Article Please wait... Please wait... Delete All Cookies Followed</w:t>
+        <w:t>Content: Link Copied कृषि उपकरण निर्माताओं के साथ एक बैठक के बाद मीडिया से बात करते हुए कृषि मंत्री ने बताया कि जीएसटी में कटौती के बाद अलग-अलग श्रेणी के ट्रैक्टरों की कीमतों (Tractor Prices) में 23,000 रुपये से लेकर 63,000 रुपये तक की कमी आएगी। उन्होंने कंपनियों से इस फायदे को सीधे किसानों को देने का आग्रह किया है, जिससे खेती की लागत को कम करने में मदद मिलेगी। कृषि मंत्री शिवराज सिंह चौहान ने ट्रैक्टर और कृषि उपकरण बनाने वाली कंपनियों से सुनिश्चित करने को कहा है कि जीएसटी (GST) में की गई कटौती का पूरा लाभ 22 सितंबर से किसानों तक पहुंचाया जाए। इस कदम से ट्रैक्टरों की कीमतों में भारी कमी आने की उम्मीद है। ट्रैक्टर खरीद पर 63 हजार रुपये तक होगी बचत कृषि उपकरण निर्माताओं के साथ एक बैठक के बाद मीडिया से बात करते हुए कृषि मंत्री ने बताया कि जीएसटी में कटौती के बाद अलग-अलग श्रेणी के ट्रैक्टरों की कीमतों (Tractor Prices) में 23,000 रुपये से लेकर 63,000 रुपये तक की कमी आएगी। उन्होंने कंपनियों से इस फायदे को सीधे किसानों को देने का आग्रह किया है, जिससे खेती की लागत को कम करने में मदद मिलेगी। © 2023-24 www.gaonjunction.com</w:t>
       </w:r>
     </w:p>
     <w:p>
@@ -3949,7 +3949,7 @@
     </w:p>
     <w:p>
       <w:r>
-        <w:t>Title: रुपये की बजाय रोल : एनडीए ने क्यों बदला पुराना फॉर्मूला?</w:t>
+        <w:t>Title: कृषि मशीनरी पर जीएसटी सुधारों को लेकर कृषि मंत्री शिवराज चौहान कल करेंगे बैठक</w:t>
       </w:r>
     </w:p>
     <w:p>
@@ -3961,13 +3961,13 @@
           <w:rPr>
             <w:color w:val="0000FF"/>
           </w:rPr>
-          <w:t>https://www.patrika.com/patrika-special/cash-transfer-schemes-not-game-changers-in-vidhansabha-elections-2025-in-bihar-19930337</w:t>
+          <w:t>https://livevns.news/National/agriculture-minister-to-hold-meeting-on-gstphp/cid17435327.htm</w:t>
         </w:r>
       </w:hyperlink>
     </w:p>
     <w:p>
       <w:r>
-        <w:t>Content: ताजा खबरें राज्य मौसम एशिया कप 2025 बिहार चुनाव 2025 कुलिश जन्मशती वर्ष पत्रिका स्पेशल राष्ट्रीय मनोरंजन ज्योतिष स्वास्थ्य खेल धर्म राजनीति विश्व OTT शिक्षा ओपिनियन ऑटो टेक गैजेट लाइफस्टाइल ब्यूटी महिला बिजनेस क्राइम जॉब्स ई-पेपर मेरी खबर शॉर्ट्स ई-पेपर पटना • Ashish Deep • Sep 09, 2025 मध्य प्रदेश के 2023 के विधानसभा चुनाव से पहले शिवराज सिंह चौहान सरकार ने 'लाडली बहना योजना' शुरू की, जिसने पूरे चुनावी नक्शे को बदल दिया। 'लड़की-बहिन योजना' के नाम पर ऐसा ही फॉर्मूला महाराष्ट्र में बीजेपी के काम आया। पश्चिम बंगाल में ममता बनर्जी की 'लक्ष्मी भंडार' हो या झारखंड में हेमंत सोरेन की 'मइया सम्मान योजना'… इन कैश ट्रांसफर स्कीमों ने हर दल को फायदा पहुंचाया है। लेकिन अब ट्रेंड कुछ बदल रहा है। जी हां, बिहार में अब एनडीए के घटक बीजेपी और जदयू ने नया दांव खेला है। जानकार बताते हैं कि यह दांव काम कर गया तो कैश ट्रांसफर योजना से कहीं ज्यादा मारक बन सकता है। इन योजनाओं का नाम है जीविका पहल और मुख्यमंत्री महिला रोजगार योजना। राजनीतिक विज्ञान के प्रोफेसर आशुतोष मिश्रा बताते हैं कि जीविका और कैश ट्रांसफर योजनाओं में बड़ा अंतर है। वह यह कि जीविका पहल केवल पैसा देने तक सीमित नहीं है। यह महिलाओं को साझेदार बनाती है और उन्हें सामाजिक फैसलों में बड़ा रोल देती है। आसान कर्ज और प्रशिक्षण के जरिए यह महिलाओं को आर्थिक आजादी और आत्म-सम्मान देती है। आज करीब 1.4 करोड़ महिलाएं जीविका नेटवर्क से जुड़ी हैं। वहीं नकद राशि या कैश ट्रांसफर सीधे महिलाओं के बैंक खातों में डालना या पेंशन देना, उनकी जिंदगी में स्वतंत्रता और गरिमा लेकर आते हैं लेकिन सीमित समय के लिए। ये भी पढ़ें प्रधानमंत्री नरेंद्र मोदी ने इस महीने की शुरुआत में बिहार राज्य जीविका निधि शाखा सहकारी संघ लिमिटेड लॉन्च किया था। इसका मकसद जीविका से जुड़ी महिलाओं को कम ब्याज दरों पर फंड उपलब्ध कराना है। इसके तहत प्रधानमंत्री ने 105 करोड़ रुपये इस योजना में ट्रांसफर किए। इस योजना का महत्व समझने के लिए हमें लगभग दो दशक पीछे जाना होगा। 2006 में नीतीश कुमार सरकार ने विश्व बैंक के साथ मिलकर जीविका योजना शुरू की थी। इसका उद्देश्य बिहार की ग्रामीण महिलाओं की सामाजिक और आर्थिक स्थिति में सुधार लाना था। इसके तहत महिलाओं के स्वयं सहायता समूह बनाए गए, जिससे आर्थिक निर्भरता, कौशल विकास और रोजगार के मौके बढ़े। प्रो. मिश्रा बताते हैं कि जीविका की कहानी उन महिलाओं की है, जो झोपड़ियों में इकट्ठा होकर नोटबुक संभालती हैं और धीरे-धीरे आत्मनिर्भर बनने की कला सीखती हैं। जीविका ने समय के साथ ग्रामीण घरों को स्वरोजगार और कुशल मजदूरी के मौके दिए हैं। उन्हें सामाजिक फैसले लेने में आत्मनिर्भर बनाया, जिससे दहेज हत्या और घरेलू हिंसा की घटनाओं पर बड़े पैमाने पर अंकुश लग पाया है। जीविका पहल की तरह मुख्यमंत्री नीतीश कुमार ने बिहार में मुख्यमंत्री महिला रोजगार योजना शुरू की। इसमें महिलाओं को 10,000 रुपये सीधे उनके बैंक खाते में मिलते हैं, जिससे वे रोजगार शुरू कर सकें। इसमें व्यापार के विस्तार के लिए 2 लाख रुपये तक की मदद सरकार दे रही है। इस योजना का मकसद भी महिलाओं की दूसरों पर निर्भरता खत्म करना है। राजनीतिक विश्लेषक ओपी अश्क बताते हैं कि मुख्यमंत्री नीतीश कुमार का बिहार में शराबबंदी लागू करने का फैसला सबसे बड़ा गेम चेंजर रहा है। इस फैसले से सरकार को भले ही राजस्व का भारी नुकसान हुआ। लेकिन ग्रामीण और गरीब महिलाओं ने इसे पसंद किया। क्योंकि इससे उनके घरों में घरेलू हिंसा कम हुई, परिवार की आर्थिक स्थिति सुधरी और उनका जीवन सुरक्षित बना। नीतीश कुमार के इस फैसले ने महिलाओं का भरोसा और समर्थन हासिल किया, जो चुनावी नतीजों में साफ दिखाई दिया। साइंटिफिक जर्नल लांसेट की रिपोर्ट बताती है कि 2016 में शराबबंदी लागू होने के बाद महिलाओं के खिलाफ घरेलू हिंसा में कमी आई थी। उससे पहले ऐसे मामलों की संख्या 21 लाख से अधिक थी। रिपोर्ट के मुताबिक महिलाओं के खिलाफ भावनात्मक हिंसा में 4.6 प्रतिशत की गिरावट आई जबकि यौन हिंसा में 3.6 प्रतिशत की कमी दर्ज की गई। साथ ही शराब पीने के मामले 24 लाख तक घट गए। पाबंदी से पहले बिहार में पुरुषों का शराब पीना 9.7 प्रतिशत से बढ़कर 15 प्रतिशत हो गया था। खबर शेयर करें: संबंधित विषय: बिहार चुनाव 2025 Bihar news PM नरेन्द्र मोदी नीतीश कुमार political political news politics तेजस्वी यादव Updated on: 09 Sept 2025 02:26 pm Published on: 09 Sept 2025 02:19 pm DOWNLOAD ON Play Store DOWNLOAD ON App Store Trending Topics Bihar Elections 2025 PM Modi Asia Cup 2025 Top Categories राष्ट्रीय मनोरंजन स्वास्थ्य राजस्थान मध्य प्रदेश Legal Privacy Policy Statutory provisions on reporting (sexual offenses) This website follows the DNPA’s code of conduct Code of Conduct About Us Grievance Policy RSS Copyright © 2025 Patrika Group. All Rights Reserved.</w:t>
+        <w:t>Content: Hit enter to search or ESC to close कृषि मशीनरी पर जीएसटी सुधारों को लेकर कृषि मंत्री शिवराज चौहान कल करेंगे बैठक नई दिल्ली, 18 सितंबर (हि.स.)। केंद्रीय कृषि एवं किसान कल्याण तथा ग्रामीण विकास मंत्री शिवराज सिंह चौहान की अध्यक्षता में शुक्रवार को नई दिल्ली में महत्वपूर्ण बैठक आयोजित की जाएगी। बैठक में ट्रैक्टर एवं कृषि यंत्रीकरण संघ, कृषि मशीनरी निर्माता संघ, अखिल भारतीय कम्बाइन हार्वेस्टर निर्माता संघ तथा पावर टिलर एसोसिएशन ऑफ इंडिया सहित अन्य संबंधित संगठनों के प्रतिनिधि भाग लेंगे। कृषि मंत्रालय के मुताबिक इस बैठक का उद्देश्य कृषि मशीनरी एवं उपकरणों पर हाल ही में घोषित जीएसटी दरों में कमी (12-18 प्रतिशत से घटाकर 5 प्रतिशत) के निर्णय पर चर्चा करना, किसानों तक इसके लाभों का व्यापक प्रसार सुनिश्चित करना और सुधार उपायों के सुचारू क्रियान्वयन की रणनीति बनाना होगा। मंत्रालय के मुताबिक प्रधानमंत्री नरेन्द्र मोदी की सरकार द्वारा जीएसटी में कमी से ट्रैक्टर व अन्य मशीनरी की कीमतें किसानों के लिए 7 से 13 प्रतिशत तक घटेंगी। वहीं, सब्सिडी योजनाओं व घटे कराधान का दोहरा लाभ किसानों को मिलेगा और ‘आत्मनिर्भर भारत’ के तहत स्वदेशी कृषि मशीनरी निर्माताओं को भी प्रतिस्पर्धात्मक बढ़त मिलेगी। --------------- हिन्दुस्थान समाचार / विजयालक्ष्मी Copyright © 2020. Livevns.news This website is Proud member of FCDN and follow the code of ethics.</w:t>
       </w:r>
     </w:p>
     <w:p>
@@ -3980,7 +3980,7 @@
     </w:p>
     <w:p>
       <w:r>
-        <w:t>Title: Vice President Chunav Result LIVE: जगदीप धनखड़ ने तोड़ी चुप्पी, उपराष्ट्रपति चुनाव के रिजल्ट पर दिया पहला बयान</w:t>
+        <w:t>Title: बाढ़ से बेहाल जम्मू-कश्मीर के किसानों को मिला सरकार का साथ</w:t>
       </w:r>
     </w:p>
     <w:p>
@@ -3992,13 +3992,13 @@
           <w:rPr>
             <w:color w:val="0000FF"/>
           </w:rPr>
-          <w:t>https://hindi.news18.com/news/nation/vice-president-election-uprashtrapati-chunav-live-updates-cp-radhakrishnan-sudarshan-reddy-india-vs-nda-bjp-congress-livenews-9600148.html</w:t>
+          <w:t>https://upkiran.org/Government-supports-flood-hit-Jammu-and-Kashmir-farmers</w:t>
         </w:r>
       </w:hyperlink>
     </w:p>
     <w:p>
       <w:r>
-        <w:t>Content: पूर्व उपराष्ट्रपति जगदीप धनखड़ ने मंगलवार को अपने उत्तराधिकारी सी.पी. राधाकृष्णन को शुभकामनाएं दीं और कहा कि उनके विशाल अनुभव से उपराष्ट्रपति का पद और अधिक गौरव हासिल करेगा. यह बयान धनखड़ का जुलाई में पद छोड़ने के बाद पहला सार्वजनिक वक्तव्य है. मंगलवार को हुए उपराष्ट्रपति चुनाव में एनडीए उम्मीदवार राधाकृष्णन ने 452 वोट हासिल कर जीत दर्ज की, जबकि विपक्ष के उम्मीदवार बी. सुदर्शन रेड्डी को 300 वोट मिले. राधाकृष्णन को लिखे पत्र में धनखड़ ने कहा, ‘आपका इस गरिमामय पद पर चयन हमारे राष्ट्र के जनप्रतिनिधियों के विश्वास और भरोसे को दर्शाता है. आपके सार्वजनिक जीवन के विशाल अनुभव के चलते आपके नेतृत्व में यह पद निश्चित ही और अधिक श्रद्धा व गरिमा प्राप्त करेगा.’ ध्यान देने योग्य है कि धनखड़ ने 21 जुलाई को स्वास्थ्य कारणों का हवाला देते हुए अचानक उपराष्ट्रपति पद से इस्तीफा दे दिया था, जिसके बाद नए चुनाव कराए गए. उपराष्ट्रपति बने CP राधाकृष्णन ने कहा कि देश को विकसित बनाने के लिए सभी को साथ मिलकर काम करना होगा. उनका कहना है कि अगर हम 2047 तक ‘विकसित भारत’ चाहते हैं, तो हर चीज में राजनीति नहीं करनी चाहिए. चुनाव खत्म होने के बाद राजनीतिक मतभेद भूलकर विकास पर ध्यान देना जरूरी है. नई भूमिका में वे देश के विकास के लिए पूरी कोशिश करेंगे. राधाकृष्णन ने लोकतंत्र में सत्तारूढ़ पार्टी और विपक्ष की भूमिका को भी महत्वपूर्ण बताया और कहा कि यह दोनों एक ही सिक्के के दो पहलू हैं। लोकतंत्र के हित को हमेशा प्राथमिकता दी जाएगी. उपराष्ट्रपति चुनाव में NDA उम्मीदवार सी. पी. राधाकृष्णन की जीत पर केंद्रीय मंत्री किरेन रिजिजू ने कहा कि कई विपक्षी दलों ने भी हमारे उम्मीदवार के पक्ष में मतदान किया. उन्होंने इसे एक सकारात्मक संकेत बताया, जो विपक्ष और सरकार के बीच लोकतांत्रिक सहमति और सम्मान को दर्शाता है. रिजिजू ने कहा कि यह मत विभाजन नहीं बल्कि सहयोग का उदाहरण है, जो संसद में स्वस्थ बहस और निर्णय प्रक्रिया को मजबूत करता है. उन्होंने राधाकृष्णन की जीत को लोकतंत्र की जीत करार देते हुए कहा कि यह परिणाम संविधान और लोकतांत्रिक मूल्यों के प्रति जनता के विश्वास को दिखाता है. उपराष्ट्रपति चुनाव में NDA उम्मीदवार सी. पी. राधाकृष्णन की जीत पर तेलंगाना BJP नेता NV सुभाष ने बधाई दी. उन्होंने कहा कि राधाकृष्णन ने कुल 452 वोट पाकर स्पष्ट बहुमत हासिल किया, जबकि UPA उम्मीदवार को केवल 300 वोट ही मिले. सुभाष ने राधाकृष्णन की सामाजिक पृष्ठभूमि पर भी प्रकाश डाला, उन्होंने कहा कि वे तमिलनाडु की सबसे पिछड़ी समुदायों से आते हैं. तेलंगाना सरकार और BJP कार्यकर्ताओं ने उनके इस सफल चुनाव पर खुशी जताई और बधाई दी. उन्होंने इसे लोकतंत्र और प्रतिनिधित्व की सफलता के रूप में भी माना. उपराष्ट्रपति चुनाव में NDA उम्मीदवार सी. पी. राधाकृष्णन की जीत पर महाराष्ट्र के डिप्टी CM एकनाथ शिंदे ने खुशी और गर्व व्यक्त किया. उन्होंने कहा कि यह महाराष्ट्र के लिए गर्व की बात है क्योंकि राधाकृष्णन पहले महाराष्ट्र के राज्यपाल रह चुके हैं और उन्होंने वहां से अपने नेतृत्व का परिचय दिया. शिंदे ने प्रधानमंत्री नरेंद्र मोदी का धन्यवाद करते हुए कहा कि उन्होंने उनके बेटे सांसद डॉ. श्रीकांत शिंदे को भी चुनाव में जिम्मेदारी दी. उन्होंने कहा कि राधाकृष्णन की जीत में जनता ने भरोसा जताया है और 152 वोटों के अंतर से उन्हें प्राथमिकता दी गई। यह उनकी लोकप्रियता और कार्यों की सराहना है. उपराष्ट्रपति चुनाव में NDA उम्मीदवार सी. पी. राधाकृष्णन की जीत पर कांग्रेस सांसद रेणुका चौधरी ने बधाई दी. उन्होंने कहा कि वे नए उपराष्ट्रपति को हार्दिक शुभकामनाएं. उम्मीद है कि वे अपना पूरा कार्यकाल निभाएंगे, जैसा कि पिछले उपराष्ट्रपति के साथ नहीं हुआ था. रेणुका चौधरी ने लोकतांत्रिक व्यवस्था में उपराष्ट्रपति पद की गरिमा और जिम्मेदारी का महत्व बताते हुए कहा कि देश को ऐसे नेतृत्व की आवश्यकता है जो पूरी प्रतिबद्धता के साथ काम करे. उनके बयान में व्यंग्य भी झलका, लेकिन साथ ही संसदीय परंपराओं को बनाए रखने की अपेक्षा भी व्यक्त की गई. उपराष्ट्रपति चुनाव में NDA उम्मीदवार सी. पी. राधाकृष्णन की जीत पर कांग्रेस सांसद सुखदेव भगत ने बधाई दी. उन्होंने कहा कि यह जीत एक बड़ी जिम्मेदारी है, जिसमें संविधान के मूल्यों की रक्षा करना शामिल है. उन्होंने उम्मीद जताई कि शपथ ग्रहण के समय पूर्व उपराष्ट्रपति जगदीप धनखड़ भी मौजूद रहेंगे. भगत ने स्पष्ट किया कि यह विपक्ष की हार नहीं है, बल्कि संविधान की रक्षा की दिशा में अभियान है. उन्होंने कहा कि संविधान के मूल्यों को बनाए रखना हर नागरिक की जिम्मेदारी है और यह काम राहुल गांधी पूरी निष्ठा से कर रहे हैं. लोकतांत्रिक मूल्यों की रक्षा में उनका योगदान महत्वपूर्ण है. महाराष्ट्र के मुख्यमंत्री देवेंद्र फडणवीस ने उपराष्ट्रपति चुनाव में NDA उम्मीदवार सी.पी. राधाकृष्णन की जीत पर कहा, महाराष्ट्र के राज्यपाल सी.पी. राधाकृष्णन अब देश के उपराष्ट्रपति चुने गए हैं… मैं उन्हें बधाई और शुभकामनाएं देता हूं, प्रधानमंत्री और NDA के सभी दलों को भी धन्यवाद देता हूं. मुझे विश्वास है कि सी.पी. राधाकृष्णन देश के उपराष्ट्रपति के रूप में इस पद की गरिमा बढ़ाएंगे.मुझे खुशी है कि जब उनके चुनाव की घोषणा हुई, तो उनका पता महाराष्ट्र दिया गया. मुझे खुशी है कि सी.पी. राधाकृष्णन जो महाराष्ट्र के निवासी हैं, देश के उपराष्ट्रपति बने हैं… विपक्ष बड़बोलापन कर रहा था… लेकिन हुआ उल्टा और विपक्षी दल अपने वोट नहीं बचा पाए; उनके वोटों की एक बड़ी संख्या सी.पी. राधाकृष्णन को चली गई. उपराष्ट्रपति चुनाव में NDA उम्मीदवार सी. पी. राधाकृष्णन की जीत पर BJP सांसद रवि किशन ने कहा कि विपक्ष भी प्रधानमंत्री नरेंद्र मोदी के नारे ‘सबका साथ, सबका विकास, सबका प्रयास’ में विश्वास रखता है. उन्होंने कहा कि आज के परिणाम ने यह साबित कर दिया कि विपक्ष भी मोदी जी की राजनीति और ‘न्यू इंडिया’ की सोच का सम्मान करता है. रवि किशन ने इसे ऐतिहासिक परिणाम बताया और कहा कि यह लोकतंत्र की मजबूती और सर्वसम्मति से आगे बढ़ने की दिशा में महत्वपूर्ण कदम है. उन्होंने इस जीत को देश के विकास के लिए सकारात्मक संदेश करार दिया. उपराष्ट्रपति चुनाव में NDA उम्मीदवार सी. पी. राधाकृष्णन की जीत पर कांग्रेस सांसद तारिक अनवर ने कहा कि चुनाव परिणाम अभी आया है और अब इसकी समीक्षा की जाएगी. वे देखेंगे कि कहाँ गलती हुई और क्रॉस वोटिंग किस स्तर पर हुई. उन्होंने माना कि संख्या उनके पक्ष में नहीं थी, फिर भी उन्हें उम्मीद थी कि सांसद अपनी अंतरात्मा की आवाज सुनकर विपक्ष के उम्मीदवार के पक्ष में मतदान करेंगे. उन्होंने यह भी कहा कि दक्षिण भारत से उन्हें जो समर्थन मिलने की उम्मीद थी, वह पूरी नहीं हुई. बावजूद इसके, उन्होंने परिणाम का स्वागत करते हुए लोकतांत्रिक प्रक्रिया का सम्मान किया. पूर्व उपराष्ट्रपति जगदीप धनखड़ ने एक्स पर पोस्ट कर सी. पी. राधाकृष्णन को उपराष्ट्रपति चुने जाने पर बधाई दी. उन्होंने कहा, आपका इस प्रतिष्ठित पद पर चयन हमारे राष्ट्र के प्रतिनिधियों द्वारा व्यक्त विश्वास और भरोसे को दर्शाता है. धनखड़ ने राधाकृष्णन को शुभकामनाएं देते हुए आशा जताई कि वे इस जिम्मेदारी को कुशलता और समर्पण से निभाएंगे. उपराष्ट्रपति चुने जाने पर सी. पी. राधाकृष्णन ने एक्स पर पोस्ट कर भारत की राष्ट्रपति श्रीमती द्रौपदी मुर्मु को धन्यवाद दिया. उन्होंने लिखा, मैं भारत की माननीय राष्ट्रपति श्रीमती @rashtrapatibhvn जी का हार्दिक धन्यवाद करता हूं. राधाकृष्णन ने राष्ट्रपति द्वारा दी गई शुभकामनाओं के लिए आभार जताया और कहा कि वे देश की सेवा के लिए पूरी निष्ठा और समर्पण से काम करेंगे. राष्ट्रपति द्रौपदी मुर्मू ने एक्स पर पोस्ट कर सी. पी. राधाकृष्णन को भारत का उपराष्ट्रपति चुने जाने पर हार्दिक बधाई दी. उन्होंने कहा कि सार्वजनिक जीवन में राधाकृष्णन का लंबा और समृद्ध अनुभव देश की प्रगति में महत्वपूर्ण योगदान देगा. राष्ट्रपति ने उनकी सफल और प्रभावशाली कार्यकाल की शुभकामनाएं देते हुए विश्वास जताया कि वे अपनी नेतृत्व क्षमता और सेवा भाव से लोकतांत्रिक संस्थाओं को मजबूत करेंगे. उन्होंने कहा कि उनके अनुभव का लाभ संसद और देश को मिलेगा और वे नई जिम्मेदारी को पूरी निष्ठा और प्रतिबद्धता से निभाएंगे। यह लोकतंत्र के लिए एक सकारात्मक क्षण है. कांग्रेस अध्यक्ष मल्लिकार्जुन खड़गे ने एक्स पर पोस्ट कर सी. पी. राधाकृष्णन को उपराष्ट्रपति चुनाव में जीत हासिल करने पर बधाई दी. साथ ही उन्होंने विपक्ष के उम्मीदवार जस्टिस बी. सुदर्शन रेड्डी को उनके सिद्धांतों और संघर्षपूर्ण लड़ाई के लिए धन्यवाद दिया. खड़गे ने कहा कि यह चुनाव सिर्फ सत्ता की लड़ाई नहीं था, बल्कि विचारधाराओं का संघर्ष था. उन्होंने यह भी लिखा कि लोकतंत्र और संविधान की रक्षा के लिए ऐसे चुनाव आवश्यक हैं, ताकि सत्ता में अहंकार और अधिनायकवादी प्रवृत्तियों पर अंकुश लगाया जा सके. विपक्ष की एकजुटता और लोकतांत्रिक मूल्यों के लिए उनके योगदान की सराहना की. गृह मंत्री अमित शाह ने एक्स पर पोस्ट कर सी. पी. राधाकृष्णन को भारत का उपराष्ट्रपति चुने जाने पर बधाई दी. उन्होंने कहा कि राधाकृष्णन एक ऐसे नेता हैं जो समाज की जड़ों से उभरकर आए हैं और प्रशासन का गहरा ज्ञान रखते हैं। अमित शाह ने विश्वास जताया कि उनकी समझ और नेतृत्व क्षमता संसद में लोकतांत्रिक मूल्यों को और मजबूत करेगी और वंचित वर्गों की सेवा में मदद करेगी. उन्होंने राधाकृष्णन को राज्यसभा की गरिमा और मर्यादा बनाए रखने की जिम्मेदारी सौंपे जाने पर शुभकामनाएं दीं और उनके नेतृत्व से देश को लाभ मिलने की आशा व्यक्त की. केंद्रीय मंत्री शिवराज सिंह चौहान ने उपराष्ट्रपति चुनाव में NDA उम्मीदवार सी.पी. राधाकृष्णन की जीत पर कहा, यह अद्भुत और अकल्पनीय जीत है. जिस बड़े अंतर से उन्होंने जीत हासिल की है, उससे साबित होता है कि देश को प्रधानमंत्री मोदी और NDA पर भरोसा है. सी.पी. राधाकृष्णन को बधाई. वे एक परिश्रमी, तपस्वी, कल्पनाशील समाजसेवी और उदार सोच वाले व्यक्ति हैं. हम सौभाग्यशाली होंगे कि हमें उनके संरक्षण में काम करने का अवसर मिलेगा क्योंकि वे राज्यसभा का संचालन करेंगेन उन्हें बहुत-बहुत बधाई. बीजेपी सांसद डॉ. निशिकांत दुबे ने एक्स पर राहुल गांधी पर कटाक्ष करते हुए लिखा कि उपराष्ट्रपति का चुनाव EVM से नहीं, बल्कि बैलेट पेपर से हुआ था. उनका इशारा विपक्ष द्वारा चुनाव परिणाम पर उठाए जा रहे सवालों की तरफ था. उन्होंने व्यंग्य करते हुए कहा कि चुनाव प्रक्रिया पूरी तरह पारदर्शी और नियमों के अनुसार हुई है. दुबे का यह बयान उस समय आया जब विपक्ष कुछ सांसदों की क्रॉस वोटिंग और निरस्त वोटों को लेकर चर्चा कर रहा था. उपराष्ट्रपति चुनाव में NDA उम्मीदवार सी. पी. राधाकृष्णन की जीत पर कांग्रेस सांसद शक्ति सिंह गोहिल ने प्रतिक्रिया दी. उन्होंने कहा कि दुर्भाग्यवश विपक्ष के 15 वोट निरस्त कर दिए गए और विपक्ष को कुल 300 वोट ही मिल सके. गोहिल ने इसे विपक्ष के लिए निराशाजनक बताते हुए कहा कि चुनाव परिणाम से स्पष्ट है कि विपक्ष की स्थिति मजबूत नहीं रही. उन्होंने लोकतांत्रिक प्रक्रिया का सम्मान करते हुए कहा कि पार्टी आगे भी संघर्ष करती रहेगी. उपराष्ट्रपति चुनाव में NDA उम्मीदवार सी. पी. राधाकृष्णन की जीत पर केंद्रीय मंत्री डॉ. भागवत कराड ने कहा कि NDA ने अपनी जीत वैसा ही दर्ज की, जैसी उम्मीद थी. उन्होंने आरोप लगाया कि INDI ब्लॉक को कम वोट मिले क्योंकि 14 सांसद क्रॉस वोटिंग में शामिल हुए और 14 अन्य वोट भी INDI ब्लॉक के ही थे जिन्हें निरस्त कर दिया गया. कराड ने इसे विपक्ष की एकता और अनुशासन में कमी बताते हुए कहा कि NDA की पकड़ संसद में मजबूत है. उन्होंने राधाकृष्णन की जीत को लोकतंत्र में जनता और सांसदों का भरोसा बताया. उपराष्ट्रपति चुनाव में NDA उम्मीदवार सी. पी. राधाकृष्णन की जीत पर बीजेपी सांसद संजय जायसवाल ने कहा कि उन्हें पूरी उम्मीद थी कि NDA 450 से अधिक वोट हासिल करेगा और आज यह साबित हो गया कि संसद में NDA की पकड़ कितनी मजबूत है. उन्होंने विपक्ष पर भी कटाक्ष करते हुए कहा कि राहुल गांधी ने स्वयं कहा था कि विवेक से वोट करें, जिसके चलते उनके 40 सांसदों ने NDA के पक्ष में वोट डाला. संजय जायसवाल ने इसे लोकतांत्रिक प्रक्रिया का हिस्सा बताते हुए NDA की व्यापक स्वीकार्यता की चर्चा की.</w:t>
+        <w:t>Content: Up Kiran, Digital Desk: जम्मू-कश्मीर में बाढ़ की तबाही झेल रहे किसानों के लिए राहत की खबर है। केंद्र सरकार और जम्मू-कश्मीर प्रशासन ने किसानों को इस मुश्किल घड़ी से बाहर निकालने के लिए हर संभव मदद का भरोसा दिया है। केंद्रीय कृषि और किसान कल्याण मंत्री, शिवराज सिंह चौहान ने खुद किसानों को यह आश्वासन दिया है कि सरकार उनके हर नुकसान की भरपाई करेगी।आप चिंता न करें, सरकार आपके साथ है"शिवराज सिंह चौहान ने किसानों को ढाढ़स बंधाते हुए कहा, "बाढ़ की वजह से फसलों को जो भी नुकसान हुआ है, उसका आकलन किया जा रहा है। मैं आपको विश्वास दिलाता हूं कि आपको हर संभव मदद दी जाएगी।" उन्होंने बताया कि उपराज्यपाल मनोज सिन्हा और उनकी टीम पहले से ही ज़मीनी स्तर पर काम कर रही है और नुकसान का जायजा ले रही है।उन्होंने यह भी कहा कि प्रधानमंत्री नरेंद्र मोदी खुद इस स्थिति पर नज़र बनाए हुए हैं और किसानों की मदद के लिए पूरी तरह से प्रतिबद्ध हैं। सरकार जल्द ही एक केंद्रीय टीम भी भेजेगी जो बाढ़ से हुए नुकसान का विस्तृत आकलन करेगी और रिपोर्ट के आधार पर किसानों को मुआवज़ा दिया जाएगा।क्या है सरकार का प्लान?सरकार का फोकस सिर्फ तात्कालिक राहत पर ही नहीं, बल्कि किसानों को फिर से अपने पैरों पर खड़ा करने पर है। इसके लिए कई कदम उठाए जाएंगे:नुकसान का आकलन: सबसे पहले, बाढ़ से हुए नुकसान का सही-सही आकलन किया जा रहा है।मुआवज़ा: किसानों को फसल बीमा योजना और अन्य सरकारी योजनाओं के तहत जल्द से जल्द मुआवज़ा दिया जाएगा।भविष्य की तैयारी: सरकार यह भी सुनिश्चित करेगी कि भविष्य में ऐसी आपदाओं से निपटने के लिए बेहतर इंतजाम किए जाएं।इस मुश्किल समय में सरकार का यह आश्वासन किसानों के लिए एक बड़ी राहत है। उम्मीद है कि सरकार अपने वादे पर खरी उतरेगी और बाढ़ पीड़ित किसानों की जिंदगी जल्द ही वापस पटरी पर लौटेगी। Up Kiran, Digital Desk: जम्मू-कश्मीर में बाढ़ की तबाही झेल रहे किसानों के लिए राहत की खबर है। केंद्र सरकार और जम्मू-कश्मीर प्रशासन ने किसानों को इस मुश्किल घड़ी से बाहर निकालने के लिए हर संभव मदद का भरोसा दिया है। केंद्रीय कृषि और किसान कल्याण मंत्री, शिवराज सिंह चौहान ने खुद किसानों को यह आश्वासन दिया है कि सरकार उनके हर नुकसान की भरपाई करेगी। आप चिंता न करें, सरकार आपके साथ है" शिवराज सिंह चौहान ने किसानों को ढाढ़स बंधाते हुए कहा, "बाढ़ की वजह से फसलों को जो भी नुकसान हुआ है, उसका आकलन किया जा रहा है। मैं आपको विश्वास दिलाता हूं कि आपको हर संभव मदद दी जाएगी।" उन्होंने बताया कि उपराज्यपाल मनोज सिन्हा और उनकी टीम पहले से ही ज़मीनी स्तर पर काम कर रही है और नुकसान का जायजा ले रही है। उन्होंने यह भी कहा कि प्रधानमंत्री नरेंद्र मोदी खुद इस स्थिति पर नज़र बनाए हुए हैं और किसानों की मदद के लिए पूरी तरह से प्रतिबद्ध हैं। सरकार जल्द ही एक केंद्रीय टीम भी भेजेगी जो बाढ़ से हुए नुकसान का विस्तृत आकलन करेगी और रिपोर्ट के आधार पर किसानों को मुआवज़ा दिया जाएगा। क्या है सरकार का प्लान? सरकार का फोकस सिर्फ तात्कालिक राहत पर ही नहीं, बल्कि किसानों को फिर से अपने पैरों पर खड़ा करने पर है। इसके लिए कई कदम उठाए जाएंगे: नुकसान का आकलन: सबसे पहले, बाढ़ से हुए नुकसान का सही-सही आकलन किया जा रहा है। मुआवज़ा: किसानों को फसल बीमा योजना और अन्य सरकारी योजनाओं के तहत जल्द से जल्द मुआवज़ा दिया जाएगा। भविष्य की तैयारी: सरकार यह भी सुनिश्चित करेगी कि भविष्य में ऐसी आपदाओं से निपटने के लिए बेहतर इंतजाम किए जाएं। इस मुश्किल समय में सरकार का यह आश्वासन किसानों के लिए एक बड़ी राहत है। उम्मीद है कि सरकार अपने वादे पर खरी उतरेगी और बाढ़ पीड़ित किसानों की जिंदगी जल्द ही वापस पटरी पर लौटेगी। Copyright © 2025 UP Kiran</w:t>
       </w:r>
     </w:p>
     <w:p>
@@ -4011,7 +4011,7 @@
     </w:p>
     <w:p>
       <w:r>
-        <w:t>Title: यात्रियों के लिए खुशखबरी...अब एक्स्ट्रा लगेज पर नहीं लगेगा कोई शुल्क, केंद्रीय मंत्री अश्विनी वैष्णव का ऐलान</w:t>
+        <w:t>Title: कृषि मंत्री ने खोली भ्रष्टाचार की पोल, लोगों को बताया दिलचस्प किस्सा, देखें वीडियो</w:t>
       </w:r>
     </w:p>
     <w:p>
@@ -4023,13 +4023,13 @@
           <w:rPr>
             <w:color w:val="0000FF"/>
           </w:rPr>
-          <w:t>https://www.khabarfast.com/delhi-vice-president-election-live-update-voting-begins-for-the-election/56776</w:t>
+          <w:t>https://www.kisantak.in/news/video/agriculture-minister-tells-about-corruption-in-govt-offices-1278914-2025-09-17</w:t>
         </w:r>
       </w:hyperlink>
     </w:p>
     <w:p>
       <w:r>
-        <w:t>Content: Vice President Election Live Update: भारत के 17वें उप-राष्ट्रपति के चुनाव के लिए आज संसद भवन में सुबह 10 बजे से शाम 5 बजे तक मतदान होगा। एनडीए के उम्मीदवार सी.पी. राधाकृष्णन और इंडिया ब्लॉक के जस्टिस बी. सुदर्शन रेड्डी के बीच कांटे की टक्कर है। बता दें के उप-राष्ट्रपति जगदीप धनखड़ के इस्तीफे के बाद हो रहा है। राजनाथ सिंह ने किया मतदान रक्षा मंत्री राजनाथ सिंह ने संसद भवन में उपराष्ट्रपति चुनाव के लिए अपना वोट डाला। राहुल और प्रियंका गांधी ने भी वोट डाला कांगेस अध्यक्ष मल्लिकार्जुन खड़गे, राहुल और प्रियंका गांधी ने भी वोट किया। सोनिया गांधी ने डाला वोट कांग्रेस संसदीय दल की अध्यक्ष सोनिया गांधी उपराष्ट्रपति चुनाव के लिए मतदान करने संसद भवन पहुंचीं। उन्होंने अपना वोट डाल दिया है। सीपी राधाकृष्णन नए उपराष्ट्रपति होंगे - केंद्रीय मंत्री शिवराज सिंह चौहान उपराष्ट्रपति चुनाव पर केंद्रीय मंत्री शिवराज सिंह चौहान ने कहा 'NDA की जीत तय है। सीपी राधाकृष्णन नए उपराष्ट्रपति होंगे।' विपक्ष के सांसद भी NDA उम्मीदवार को देंगे वोट - रवि किशन उपराष्ट्रपति चुनाव पर भाजपा सांसद रवि किशन ने कहा 'आज बीजेपी और विपक्ष के NDA के उपराष्ट्रपति उम्मीदवार को वोट देंगे। NDA उम्मीदवार को अग्रिम बधाई।' उपराष्ट्रपति चुनाव पर क्या बोलीं सुप्रिया सुले उपराष्ट्रपति चुनाव पर NCP-SCP सांसद सुप्रिया सुले ने कहा 'यह इतना बड़ा चुनाव है तो जो देश का हित रखे वही उस पद पर बैठे। 'मैंने यह नहीं कहा कि क्रॉस-वोटिंग होगी- बी.सुदर्शन रेड्डी INDIA गठबंधन के उपराष्ट्रपति पद के उम्मीदवार बी.सुदर्शन रेड्डी ने कहा कि मुझे पूरा विश्वास है। हम चुनाव जीतने जा रहे हैं। मैं केवल लोगों की अंतरात्मा की आवाज को जगाने की कोशिश कर रहा हूं। मैंने यह नहीं कहा कि क्रॉस-वोटिंग होगी। रक्षामंत्री राजनाथ सिंह ने डाला वोट पीएम मोदी के बाद रक्षामंत्री राजनाथ सिंह ने भी वोट डाल दिया है। उनके बाद अब धीरे-धीरे और भी भाजपा के सांसद वोट डाल रहे हैं। पीएम मोदी ने डाला वोट उपराष्ट्रपति चुनाव के लिए मतदान शुरू हो गया है। प्रधानमंत्री नरेंद्र मोदी ने पहला वोट डाला और फिर संसद भवन से रवाना हो गए। उप-राष्ट्रपति चुनाव में लोकसभा और राज्यसभा के 781 सांसद मतदान के लिए पात्र हैं, लेकिन बीआरएस, बीजद और शिअद के 14 सांसदों के मतदान से दूर रहने के कारण मतदाता संख्या 767 रह सकती है।राज्यसभा महासचिव पी.सी. मोदी रिटर्निंग ऑफिसर हैं। मतदान सिंगल ट्रांसफरेबल वोट सिस्टम के तहत होगा, जिसमें सांसद सफेद मतपत्रों पर प्राथमिकता अंकित करेंगे। डाक मतपत्र केवल प्रिवेंटिव डिटेंशन में बंद सांसदों के लिए उपलब्ध है। मतगणना शाम 6 बजे शुरू होगी, और नतीजे देर रात या बुधवार सुबह तक आने की उम्मीद है। विजेता का फैसला और नियम विजेता को 50% से अधिक वोट चाहिए। यदि बहुमत न मिले, तो कम वोट वाले उम्मीदवार के वोट अगली प्राथमिकता पर ट्रांसफर होंगे। अवैध मतपत्र, जैसे अस्पष्ट प्राथमिकता या बिना दस्तखत वाले, खारिज होंगे। यदि किसी उम्मीदवार को 128 वोट भी न मिले, तो 15,000 रुपये की जमानत जब्त होगी। इस चुनाव का महत्व इसलिए भी है, क्योंकि नया उप-राष्ट्रपति राज्यसभा का सभापति बनेगा। क्रॉस वोटिंग की संभावना उप-राष्ट्रपति चुनाव में पार्टी चिह्न और व्हिप लागू नहीं होते, जिससे क्रॉस वोटिंग का खतरा रहता है। दल-बदल कानून भी प्रभावी नहीं है, इसलिए सांसद स्वतंत्र रूप से वोट दे सकते हैं। एनडीए और इंडिया ब्लॉक ने इस चुनाव के लिए पूरी ताकत झोंक दी है, क्योंकि यह संसद और सरकार की रणनीति पर असर डालेगा।</w:t>
+        <w:t>Content: रबी अभियान की शुरुआत के साथ ही कृषि मंत्री शिवराज सिंह चौहान ने फिर एक बार सख्त तेवर अपनाए हैं. नई दिल्ली में इस अभियान की शुरुआत के पहले दिन उन्होंने ना सिर्फ अधिकारियों से हर अभियान को सख्ती से लागू करने की बात कही, बल्कि यहां तक कहा कि मेरे साथ काम करना है तो ढिलाई नहीं चलेगी. देखें ये वीडियो. Copyright©2025 Living Media India Limited. For reprint rights: Syndications Today होम वीडियो न्यूज़ स्कीम मेन्यू Add Kisan Tak to Home Screen</w:t>
       </w:r>
     </w:p>
     <w:p>
@@ -4042,7 +4042,7 @@
     </w:p>
     <w:p>
       <w:r>
-        <w:t>Title: Vice President Election 2025 LIVE: सीपी राधाकृष्णन बनेंगे नए उपराष्ट्रपति, मिले 452 वोट</w:t>
+        <w:t>Title: वर्ष 2025-26 के लिए 362.50 मिलियन टन उत्पादन का लक्ष्य निर्धारितः शिवराज</w:t>
       </w:r>
     </w:p>
     <w:p>
@@ -4054,13 +4054,13 @@
           <w:rPr>
             <w:color w:val="0000FF"/>
           </w:rPr>
-          <w:t>https://www.jagran.com/politics/national-vice-president-election-2025-voting-live-cp-radhakrishnan-vs-b-sudershan-reddy-key-highlights-nda-india-lb-24040604.html</w:t>
+          <w:t>https://livevns.news/National/shivraj-singh-in-pusaphp/cid17424761.htm</w:t>
         </w:r>
       </w:hyperlink>
     </w:p>
     <w:p>
       <w:r>
-        <w:t>Content: Vice President Election 2025 LIVE Voting: उपराष्ट्रपति चुनाव मतदान एकल संक्रमणीय आनुपातिक प्रतिनिधित्व प्रणाली (सिंगल ट्रांसफरेबल वोट) के तहत गुप्त होगा। सांसद उम्मीदवारों के नाम के आगे प्राथमिकता (1, 2, 3...) दर्ज करेंगे, इसे वरीयता के अनुसार वोट डालना कहते हैं। डिजिटल डेस्क, नई दिल्ली। पूर्व उपराष्ट्रपति जगदीप धनखड़ (Jagdeep Dhankhad) के अचानक इस्तीफे के बाद आज उपराष्ट्रपति चुनाव (Vice President Voting) पूरा हुआ। मुकाबला एनडीए के सीपी राधाकृष्णन (NDA VP Candidate CP Radhkrishnan) और विपक्ष समर्थित बी सुदर्शन रेड्डी (INDIA B Sudarshan Reddy) के था। इस मुकाबले में एनडीए के उम्मीदवार सीपी राधाकृष्णन ने जीत हासिल की है। उन्हें 452 वोट मिले हैं। उन्हें 452 वोट मिले हैं। राष्ट्रपति द्रौपदी मुर्मू ने सीपी राधाकृष्णन को 15वें उपराष्ट्रपति चुने जाने पर बधाई दी। NDA के सीपी राधाकृष्णन के उपराष्ट्रपति चुनाव जीतने पर केंद्रीय मंत्री शिवराज सिंह चौहान ने कहा, "जनता ने अपनी अंतरात्मा की आवाज सुनकर वोट दिया और यही वजह है कि वह भारी मतों से जीते। सांसदों को उन पर भरोसा है। देश ने विपक्ष को नकार दिया है। सांसदों ने साबित कर दिया है कि देश में नकारात्मक राजनीति नहीं चलेगी।" उपराष्ट्रपति चुनाव में एनडीए के उम्मीदवार सीपी राधाकृष्णन ने जीत हासिल की है। उन्हें 452 वोट मिले हैं। विपक्ष के उपराष्ट्रपति पद के उम्मीदवार पूर्व न्यायमूर्ति सुदर्शन रेड्डी कांग्रेस अध्यक्ष मल्लिकार्जुन खरगे के आवास पर पहुंचे। #WATCH | Delhi | Opposition's vice-presidential candidate Justice Sudershan Reddy arrives at the residence of Congress President Mallikarjun KhargeThe counting of votes for the Vice Presidential election has begun in Parliament. pic.twitter.com/EhW849OKXG #WATCH | Delhi: Couting of votes for the Vice Presidential election begins.NDA nominee and Maharashtra Governor C.P. Radhakrishnan faces the Opposition INDIA bloc’s nominee and former Supreme Court Judge B. Sudershan Reddy in this election. pic.twitter.com/ZYPPsR65ui उपराष्ट्रपति चुनाव के लिए मतों की गणना शुरू हो गई है। Counting of votes for Vice Presidential election begins. pic.twitter.com/fRSFIHJaKj उपराष्ट्रपति पद के लिए मतदान समाप्त होने के बाद कांग्रेस ने मंगलवार को कहा कि विपक्ष एकजुट रहा और उसके सभी 315 सांसद उपराष्ट्रपति चुनाव में मतदान के लिए उपस्थित हुए। उपराष्ट्रपति चुनाव के लिए मतदान सुबह 10 बजे शुरू हुआ और शाम 5 बजे संसद परिसर में समाप्त हुआ। अब शाम 6 बजे मतगणना शुरू होगी। मंगलवार को दोपहर 3 बजे तक 781 सांसदों में से 762 ने उपराष्ट्रपति चुनाव में अपने वोट डाल दिए हैं। DMK प्रवक्ता सरवनन अन्नादुरई ने कहा, "उपराष्ट्रपति चुनाव में उम्मीदवारों का चयन इस बात की याद दिलाता है कि देश की परवाह किसे है। एक तरफ, हमारे पास सर्वोच्च न्यायालय के एक सेवानिवृत्त न्यायाधीश हैं जो उच्च संवैधानिक मूल्यों की बात करते हैं, जबकि दूसरी तरफ, हमारे पास एक RSS प्रचारक हैं। पूर्व उपराष्ट्रपति के बारे में कई दावे हैं कि उन्हें नजरबंद किया गया है। उन्हें इस्तीफा देने के लिए क्यों मजबूर किया गया? यह अनौपचारिक विदाई स्पष्ट रूप से भाजपा की संवैधानिक मानदंडों के प्रति उपेक्षा को दर्शाती है। यदि सी. पी. राधाकृष्णन जीतते हैं, तो उनका हश्र जगदीप धनखड़ जैसा नहीं होना चाहिए। हमें संविधान और उसके द्वारा निर्मित संस्थाओं का सम्मान करना चाहिए। सुदर्शन रेड्डी ऐसे ही एक उम्मीदवार हैं। इंडिया ब्लॉक नीतियों और सिद्धांतों के लिए खड़ा है।" AIMIM चीफ और सांसद असदुद्दीन ओवैसी ने उपराष्ट्रपति चुनाव में मतदान किया। #WATCH | Delhi: AIMIM chief and MP Asaduddin Owaisi leaves after voting in #VicePresidentialElection2025. pic.twitter.com/jGzFBBIcPn केंद्रीय मंत्री अश्विनी वैष्णव ने संसद भवन में उपराष्ट्रपति चुनाव 2025 के लिए अपना वोट डाला। Union Minister @AshwiniVaishnaw casts his vote for the Vice Presidential Election 2025 at Parliament House. #VicePresidentialElection2025 #CPRadhakrishnan #SudershanReddy #vicepresidentelections pic.twitter.com/23406kFD9j केंद्रीय गृह मंत्री अमित शाह, किरेन रिजिजू और राजनाथ सिंह ने उपराष्ट्रपति चुनाव के लिए वोट डाला है। कांग्रेस सांसद शशि थरूर ने संसद भवन में उपराष्ट्रपति चुनाव के लिए अपना वोट डाला। इससे पहले पार्टी के अध्यक्ष मल्लिकार्जुन खरगे, राहुल गांधी, प्रियंका गांधी और सोनिया गांधी ने भी वोटिंग की थी। Delhi | Congress MP Shashi Tharoor casts his vote for the Vice Presidential election at the Parliament House.(Pic Source: Sansad TV) pic.twitter.com/yX0zZ160hx केंद्रीय मंत्री नितिन गडकरी और कांग्रेस के राष्ट्रीय अध्यक्ष मल्लिकार्जुन खड़गे उपराष्ट्रपति चुनाव के लिए अपना वोट डालने के लिए संसद भवन पहुंचे। इस दौरान दोनों नेताओं ने एक-दूसरे का हाथ थाम रखा था। भाजपा सांसद अनुराग ठाकुर कहते हैं, "विपक्ष अंतरात्मा की बात करता है, और हम विकसित भारत के लिए अंतरात्मा की आवाज पर वोट देने की बात करते हैं। ऐसा लगता है कि कांग्रेस गठबंधन के लोग भी राष्ट्रहित में एनडीए के साथ हैं। यह नतीजे आने पर स्पष्ट हो जाएगा।" केंद्रीय राज्य मंत्री राज भूषण चौधरी ने कहा, "कोई मुकाबला नहीं है। यह सिर्फ औपचारिकता है। एनडीए के उम्मीदवार सीपी राधाकृष्णन जरूर जीतेंगे।" एनडीए उम्मीदवार सीपी राधाकृष्णन की जीत पर विश्वास जताते हुए भाजपा सांसद पीपी चौधरी ने मंगलवार को कहा कि न केवल एनडीए सांसद, बल्कि इंडिया ब्लॉक के कई सांसद भी उन्हें वोट देना चाहते हैं। पत्रकारों से बात करते हुए चौधरी ने कहा, "एनडीए सांसदों के वोटों के अलावा अन्य सांसद भी एनडीए उम्मीदवार सीपी राधाकृष्णन के पक्ष में वोट देंगे। इंडी गठबंधन के कई सांसद एनडीए उम्मीदवार सीपी राधाकृष्णन को वोट देना चाहते हैं।" समाजवादी पार्टी के सांसद जिया उर रहमान बर्क ने कहा, "सुदर्शन रेड्डी एक पूर्व न्यायाधीश होने के नाते गैर-राजनीतिक हैं और यदि वह जीतते हैं तो वह तटस्थ रहेंगे, पद की गरिमा बनाए रखेंगे और संविधान के कार्य को आगे बढ़ाएंगे।" VIDEO | Vice Presidential Election: Samajwadi Party MP Ziaur Rahman Barq says, "Justice Sudershan Reddy, being a former judge, is non-political, and if he wins, he will remain neutral, uphold the dignity of the office, and further the work of the Constitution."… pic.twitter.com/L3WV037bc7 कर्नाटक के उपमुख्यमंत्री डीके शिवकुमार ने कहा "इंडिया गठबंधन एकजुट होकर चुनाव लड़ेगी। हमने सोच-समझकर मतदान करने का अनुरोध किया है। विपक्षी दल एनडीए उम्मीदवार सीपी राधाकृष्णन के खिलाफ मतदान करेंगे।" पूर्व प्रधानमंत्री और जेडीएस नेता एचडी देवेगौड़ा व्हीलचेयर पर वोट डालने पहुंचे। इससे पहले प्रधानमंत्री नरेंद्र मोदी ने भी मतदान किया है। उपराष्ट्रपति चुनाव के लिए वोटिंग 10 बजे से शुरू हो चुकी है। ये मतदान शाम 5 बजे तक जारी रहेगी। इंडिया ब्लॉक के उम्मीदवार और सुप्रीम कोर्ट के पूर्व न्यायाधीश बी. सुदर्शन रेड्डी ने कहा, "मुझे पूरा विश्वास है। हम जीतने जा रहे हैं...मैं केवल लोगों की अंतरात्मा को जगाने की कोशिश कर रहा हूं। मैंने यह नहीं कहा कि क्रॉस-वोटिंग होगी। मुझे नहीं पता कि क्रॉस-वोटिंग क्या होती है।" #WATCH | Vice President election | INDIA bloc’s nominee and former Supreme Court Judge B. Sudershan Reddy says, "...I am very confident. We are going to win...I am only trying to awaken people's conscience. I did not say that there would be cross-voting. I don't know what… pic.twitter.com/IW3PsKPnC4 निर्दलीय सांसद सरबजीत सिंह खालसा और अमृतपाल सिंह ने उपराष्ट्रपति चुनाव का बहिष्कार किया है। उन्होंने वोटिंग से खुद को अलग कर लिया है। इसके अलावा शिरोमणि अकाली दल, बीआरएस और बीजेडी ने भी चुनाव से खुद को दूर कर लिया है। प्रधानमंत्री नरेंद्र मोदी संसद में उपराष्ट्रपति चुनाव के लिए मतदान किया। #WATCH | Prime Minister Narendra Modi leaves from the Parliament House after casting his vote for the Vice Presidential election. (Video: DD News) pic.twitter.com/Kic17Kdebj शिरोमणि अकाली दल ने उपराष्ट्रपति चुनाव का बहिष्कार किया है। पार्टी ने बाढ़ राहत के कथित कुप्रबंधन के लिए केंद्र और राज्य सरकार को जिम्मेदार ठहराया है। जेडी(यू) सांसद लवली आनंद ने उपराष्ट्रपति चुनाव के वोटिंग से पहले कहा, "एनडीए जीतेगा... उनसे बेहतर कोई उम्मीदवार नहीं है... हम एनडीए उम्मीदवार को वोट देंगे; सभी एकजुट हैं। वह जीतेंगे।" भाजपा सांसद प्रदीप पुरोहित ने कहा, "हमें 100% भरोसा है कि हमारा एनडीए उम्मीदवार यह चुनाव जीत रहा है। हमारे पास संख्या बल है, लेकिन हम उससे भी अधिक संख्या बल के साथ जीतेंगे क्योंकि भारतीय जनता पार्टी (भाजपा) के कई सांसद एनडीए उम्मीदवार को वोट देंगे। इसलिए, हमारे अनुमान के अनुसार, हम अपनी संख्या बल से अधिक वोटों से जीत रहे हैं।" बी.आर.एस., बीजेडी और शिरोमणि अकाली दल ने उपराष्ट्रपति चुनाव में मतदान से दूर रहने का फैसला लिया है। राज्यसभा सांसद सुधा मूर्ति और एनडीए के अन्य सांसद केंद्रीय मंत्री किरेन रिजिजू के आवास पर पहुंचे हैं। संसद भवन में सुबह 10 बजे मतदान शुरू होगा। #WATCH | Vice Presidential election | Rajya Sabha MP Sudha Murty and other MPs of the NDA arrive at the residence of Union Minister Kiren Rijiju.Voting to begin at 10 am, at the Parliament. pic.twitter.com/SuAxwQLhsI एनडीए उम्मीदवार और महाराष्ट्र के राज्यपाल सी.पी. राधाकृष्णन लोधी रोड क्षेत्र में श्री राम मंदिर में पूजा करने पहुंचे हैं। मतों की गिनती (VP Election Voting) और नतीजेवैध मतों की पहली प्राथमिकता गिनी जाएगी। इस तरह अगर पहली वरीयता की गिनती में किसी उम्मीदवार को 50% से अधिक वोट मिल जाता है तो वह जीत जाएगा। लेकिन मान लीजिए कि दोनों में से किसी उम्मीदवार को पहली वरियता के वोटों में बहुमत नहीं मिली तो फिर सबसे कम वोट वाले उम्मीदवार को हटाकर वोट अगली प्राथमिकता के आधार पर ट्रांसफर हों जाएंगे। यह प्रक्रिया तब तक चलेगी, जब तक बहुमत का फैसला ना हो जाए। उपराष्ट्रपति का चुनाव एक निर्वाचक मंडल द्वारा किया जाएगा, जो भारत के राष्ट्रपति का भी चुनाव करता है। इस निर्वाचक मंडल में राज्यसभा के 233 निर्वाचित सदस्य, राज्यसभा के 12 मनोनीत सदस्य और लोकसभा के 543 निर्वाचित सदस्य शामिल हैं। इस निर्वाचक मंडल में दोनों सदनों के कुल 788 सदस्य शामिल हैं। उपराष्ट्रपति चुनाव मतदान एकल संक्रमणीय आनुपातिक प्रतिनिधित्व प्रणाली (Single Transferable Vote) के तहत गुप्त होगा। निर्वाचक मंडल (Electoral College) के सांसद उम्मीदवारों के नाम के आगे प्राथमिकता (1, 2, 3...) दर्ज करेंगे, इसके वरीयता के अनुसार वोट डालना कहते हैं।</w:t>
+        <w:t>Content: Hit enter to search or ESC to close वर्ष 2025-26 के लिए 362.50 मिलियन टन उत्पादन का लक्ष्य निर्धारितः शिवराज नई दिल्ली, 16 सितंबर (हि.स.)। केंद्रीय कृषि एवं किसान कल्याण मंत्री शिवराज सिंह चौहान ने मंगलवार को कहा ‘राष्ट्रीय कृषि सम्मेलन-रबी अभियान -2025’ में वर्ष 2025-26 के लिए 362.50 मिलियन टन उत्पादन का लक्ष्य निर्धारित किया गया है, जबकि यह आंकड़ा पिछले वर्ष 341.55 मिलियन टन का है। केंद्रीय मंत्री चौहान ने पूसा में आयोजित प्रेस कॉन्फ्रेंस में कहा कि देश का कुल खाद्यान्न उत्पादन वर्ष 2024-25 में 353.96 मिलियन टन तक पहुंच गया है, जो पिछले वर्ष के मुकाबले 21.66 मिलियन टन (6.5 प्रतिशत) अधिक है। धान, गेहूं, मक्का, मूंगफली व सोयाबीन जैसी प्रमुख फसलों में रिकॉर्ड उत्पादन दर्ज किया है। निर्धारित लक्ष्य 341.55 मिलियन टन से यह 12.41 मिलियन टन अधिक है। रबी सम्मेलन के बारे में उन्होंने कहा कि इस साल सम्मेलन विषय एक राष्ट्र-एक कृषि-एक टीम है। इस सम्मेलन के माध्यम से विभिन्न राज्यों और केंद्रशासित प्रदेशों के कृषि मंत्रियों एवं वरिष्ठ कृषि अधिकारियों को गहन विचार-विमर्श करने का मंच उपलब्ध हुआ है। उन्होंने बताया कि पहले रबी सम्मेलन एक दिन का ही होता था, लेकिन इस बार और अधिक बारीकी से काम करने के उद्देश्य से सम्मेलन दो दिवसीय रखा गया। शिवराज सिंह ने कहा कि कृषि के समग्र विकास के लिए केंद्र और राज्य एक साथ मिलकर काम करने के लिए एकत्रित हुए हैं। सम्मेलन के पहले दिन छह विषयों पर अलग-अलग समूहों में केंद्र और राज्यों के वरिष्ठ कृषि अधिकारियों ने विचार-विमर्श किया। उन्होंने बताया कि दो दिवसीय इस सम्मेलन में जिन विषयों पर चर्चा हुई, उनमें जलवायु सहनशीलता, गुणवत्तापूर्ण बीज-उर्वरक-कीटनाशक, बागवानी, प्राकृतिक खेती, प्रभावी प्रसार सेवाएं और कृषि विज्ञान केंद्रों की भूमिका, केंद्र प्रायोजित योजनाओं का समन्वय, दलहन-तिलहन की उत्पादकता बढ़ाने और एकीकृत कृषि प्रणाली शामिल है। चौहान ने कहा कि खाद्यान्न उत्पादन के साथ देश में फल और सब्जियों के उत्पादन में भी पिछले वर्ष की तुलना में इस वर्ष अच्छी बढ़ोतरी हुई है। आगे भी केंद्र और राज्य समन्वित प्रयास करते हुए कृषि के विकास और किसान कल्याण के लिए साथ काम करते रहेंगे। कृषि मंत्री ने बाढ़ प्रभावित राज्यों की स्थिति को लेकर भी चर्चा की और कहा कि सरकार की तरफ से पीड़ितों की मदद के लिए हरसंभव प्रयास किए जा रहे हैं। उन्होंने कहा कि बाढ़ के कारण कुछ राज्य विशेष रूप से प्रभावित हुए हैं जिसमें पंजाब, हिमाचल, जम्मू, उत्तराखंड, हरियाणा असम शामिल हैं। इन राज्यों में मदद के लिए कोई कमी नहीं रखी जाएगी। उन्होंने कहा कि जो राज्य प्रधानमंत्री फसल बीमा योजना के अंतर्गत कवर है, पूरी कोशिश है कि वहां किसानों को बीमा राशि का उचित और त्वरित लाभ मिल सके। शिवराज ने कहा कि रबी फसल के लिए पर्याप्त मात्रा में बीज उपलब्ध है। बुवाई के लक्ष्य के तहत 229 लाख मीट्रिक टन बीज की आवश्यकता है, हमारे पास इससे भी अधिक मात्रा में 250 लाख मीट्रिक टन के करीब बीज उपलब्ध है। इस साल वर्षा अच्छी मात्रा में हुई है, जिस कारण बुवाई के क्षेत्रफल में वृद्धि हुई है। खाद की अतिरिक्त मांग की यह वजह भी हो सकती है। केंद्रीय मंत्री ने कहा कि खाद और उर्वरक की पूरी आपूर्ति की जाएगी, राज्यों की मांग के आधार पर जितनी भी आवश्यकता होगी, खाद उपलब्ध करवाया जाएगा। चौहान ने कहा कि 03 अक्टूबर से विकसित कृषि संकल्प अभियान की शुरूआत की जाएगी। रबी फसल के लिए ‘विकसित कृषि संकल्प अभियान’ पिछली बार की ही तरह इस बार भी चलाकर वैज्ञानिकों की दो हजार से अधिक टीमें गांव-गांव भेजी जाएंगी, जो किसानों को समुचित जानकारी देगी। इन टीमों में केंद्र और राज्यों के कृषि विभाग के अधिकारी, कृषि विज्ञान केंद्रों के वैज्ञानिक रहेंगे, साथ ही कृषि विश्वविद्यालयों, एफपीओ एवं प्रगतिशील किसानों का भी इनमें प्रतिनिधित्व होगा। प्रधानमंत्री नरेंद्र मोदी के आह्वान पर ‘लैब टू लैंड’ जोड़ने के लिए एक बार फिर सब मिलकर कार्य करेंगे। शिवराज सिंह ने कहा क देश में धान और गेहूं का उत्पादन वैश्विक स्तर का है, वहीं दलहन और तिलहन में उत्पादन बढ़ाने के लिए अभी और प्रयास की आवश्यकता है। इस दिशा में आगे रोडमैप बनाकर काम किया जाएगा। प्रति हेक्टेयर उत्पादन बढ़ाने पर जोर दिया जाएगा। ------------ हिन्दुस्थान समाचार / विजयालक्ष्मी Copyright © 2020. Livevns.news This website is Proud member of FCDN and follow the code of ethics.</w:t>
       </w:r>
     </w:p>
     <w:p>
@@ -4073,7 +4073,7 @@
     </w:p>
     <w:p>
       <w:r>
-        <w:t>Title: शिवराज के ‘मामा’ ब्रांड के बाद एमपी की राजनीति में आया नया रिश्ता, जीजा जी की हुई एंट्री</w:t>
+        <w:t>Title: One nation one election: रायसेन जिले के जन प्रतिनिधियों ने केंद्रीय मंत्री शिवराज को सौंपा समर्थन पत्र</w:t>
       </w:r>
     </w:p>
     <w:p>
@@ -4085,13 +4085,13 @@
           <w:rPr>
             <w:color w:val="0000FF"/>
           </w:rPr>
-          <w:t>https://ghamasan.com/india/after-shivrajs-mama-brand-a-new-relation-has-come-in-mp-politics-brother-in-laws-entry-649844</w:t>
+          <w:t>https://lalluram.com/one-nation-one-election-public-representatives-of-raisen-district-submitted-a-letter-of-support-to-union-minister-shivraj/</w:t>
         </w:r>
       </w:hyperlink>
     </w:p>
     <w:p>
       <w:r>
-        <w:t>Content: मध्य प्रदेश की राजनीति में हमेशा नेताओं को अलग-अलग संबोधनों से याद किया जाता रहा है। शिवराज सिंह चौहान को जनता ने ‘मामा’ कहकर इतना अपनाया कि यह सिर्फ नाम नहीं बल्कि एक ब्रांड बन गया। अब इसी परंपरा में नया तड़का जुड़ा है, जहां मुख्यमंत्री डॉ. मोहन यादव को ‘जीजाजी’ कहकर पुकारा जा रहा है। हाल ही में रीवा के देवतालाब में आयोजित एक जनसभा के दौरान लोकगायिका राखी द्विवेदी ने मंच से एक गीत प्रस्तुत किया – “दिलदारों में दिलदार…मोहन जीजाजी हमार”। यह संबोधन सुनकर पहले तो मुख्यमंत्री शरमा गए, लेकिन धीरे-धीरे मुस्कुराते हुए उन्होंने इस अपनत्व को स्वीकार किया। कार्यक्रम में उपस्थित लोकगायिका राखी द्विवेदी ने यह गीत गाने से पहले मुख्यमंत्री से अनुमति भी ली थी। जैसे ही उन्होंने गीत गाना शुरू किया, माहौल तालियों और जयकारों से गूंज उठा। गीत पूरा होते ही सीएम ने उन्हें 50,000 रुपये का नकद इनाम भेंट किया और सराहना करते हुए कहा कि विंध्य की मिट्टी और यहां की लोक संस्कृति उनका गर्व है। लोकगायिका का गाया यह गीत अब सोशल मीडिया पर खूब वायरल हो रहा है। लोग मजाकिया अंदाज में कह रहे हैं कि अब “मामा नहीं, जीजाजी चलेगा।” किसी ने लिखा – “मोहन जीजाजी, दिलदारों में दिलदार”, तो किसी ने कहा कि एमपी को अब नया रिश्तेदार मिल गया है। राजनीतिक जानकार मानते हैं कि नेताओं के लिए जनता का अपनापन सबसे बड़ी पूंजी होता है। जिस तरह शिवराज सिंह चौहान के नाम के साथ ‘मामा’ जुड़ गया था, उसी तरह आने वाले समय में डॉ. मोहन यादव को ‘मोहन जीजाजी’ कहे बिना अधूरा महसूस हो सकता है। अगर यह संबोधन लोकप्रिय हुआ तो राजनीति में यह एक नया ब्रांड नेम बन जाएगा। दरअसल, रीवा सीएम मोहन यादव का ससुराल है। यहां के लोग उन्हें पहले से ही ‘जीजाजी’ कहकर बुलाते हैं। छोटे हों या बड़े, सभी इसी रिश्ते के साथ उनका स्वागत करते हैं। अब इस गीत के वायरल होने के बाद यह संबोधन पूरे मध्य प्रदेश में फैल सकता है। विशेषज्ञों का कहना है कि नेताओं की असली ताकत जनता से जुड़ाव होती है। अगर डॉ. मोहन यादव इस रिश्ते को निभाते हुए जनता का दिल जीतने में सफल रहे, तो निश्चित ही ‘जीजाजी’ का यह संबोधन राजनीति में उनकी एक नई पहचान और लोकप्रियता का प्रतीक बन जाएगा। Ghamasan.com is a leading Hindi news and infotainment platform, delivering fast, factual, and fearless journalism. We cover breaking news, politics, entertainment, lifestyle, spirituality, and viral trends with a unique perspective that connects deeply with today’s digital audience. With a strong voice and a sharp eye on the pulse of the nation, Ghamasan is not just news—it’s a movement. © 2025 Ghamasan.com • Powerd by Parshva Web • All rights reserved</w:t>
+        <w:t>Content: Lalluram Join Whatsapp Group अनिल सक्सेना, रायसेन। साल भर में बार बार चुनाव होने से देश की जनता को होने वाली परेशानी और आर्थिक नुकसान से बचाने के लिए एक देश एक चुनाव (One nation one election) अभियान के तहत एमपी में पहली बार पूरे रायसेन जिले से आवाज उठी हैं। केंद्रीय कृषि मंत्री शिवराज सिंह चौहान के समक्ष आज रायसेन जिले के सभी नगर पालिका, जिला पंचायत, जनपद पंचायत और पंचायत के जनप्रतिनिधियों ने एक देश एक चुनाव को लेकर अपना समर्थन पत्र केंद्रीय मंत्री को सौंपा। बार-बार चुनाव होने के नुकसान पर नाटक का मंचन इस दौरान स्कूली बच्चों द्वारा देश में बार-बार चुनाव होने के नुकसान पर नाटक का मंचन कर संदेश दिया। कार्यक्रम में जिले भर से आए जनप्रतिनिधियों से मंत्री शिवराज सिंह ने कहा- देश में सिर्फ विधानसभा और लोकसभा चुनाव का खर्च करीब 5 लाख करोड़ के आसपास आता है जो आगे बढ़कर 7 लाख करोड़ तक पहुंच जाएगा। यही पैसा एक बार चुनाव कराकर बचाया जा सकता है। जो देश के विकास में काम आ सकता है। शिवराज सिंह को काला झंडा दिखाने की तैयारी में थे कांग्रेसी, पुलिस ने किया गिरफ्तार, इस काम का विरोध कर उन्होंने अपने अनोखे अंदाज में लोगों को बताया कि बार-बार चुनाव होने और आचार संहिता लगने के कारण किस प्रकार आम जनता और सरकारी कर्मचारी परेशान होते हैं। उन्होंने गर्व जताते हुए कहा कि रायसेन जिला देश का पहला जिला है यहां के सभी जनप्रतिनिधियों ने एक देश एक चुनाव (One nation one election) का समर्थन कर मांग पत्र देश के प्रधानमंत्री के नाम सौंपा है। देशभर में इस अभियान को लेकर बड़ी सफलता मिल रही है जिससे उम्मीद है कि आने वाले समय में देश में एक साथ चुनाव कराये जा सकते हैं। Lalluram.Com के व्हाट्सएप चैनल को Follow करना न भूलें.https://whatsapp.com/channel/0029Va9ikmL6RGJ8hkYEFC2H</w:t>
       </w:r>
     </w:p>
     <w:p>
@@ -4104,7 +4104,7 @@
     </w:p>
     <w:p>
       <w:r>
-        <w:t>Title: Will discuss fertiliser issue with MP CM, says Shivraj Singh Chouhan</w:t>
+        <w:t>Title: GST रिफॉर्म्स से खेती होगी सस्ती, कृषि मंत्री शिवराज सिंह ने बताया कैसे किसानों को मिलेगा सीधा फायदा</w:t>
       </w:r>
     </w:p>
     <w:p>
@@ -4116,13 +4116,13 @@
           <w:rPr>
             <w:color w:val="0000FF"/>
           </w:rPr>
-          <w:t>https://www.socialnews.xyz/2025/09/11/will-discuss-fertiliser-issue-with-mp-cm-says-shivraj-singh-chouhan/?utm_source=rss&amp;utm_medium=rss&amp;utm_campaign=will-discuss-fertiliser-issue-with-mp-cm-says-shivraj-singh-chouhan</w:t>
+          <w:t>https://www.kisantak.in/farming-techniques/story/gst-reforms-to-make-farming-cheaper-and-profitable-prv-1280733-2025-09-21</w:t>
         </w:r>
       </w:hyperlink>
     </w:p>
     <w:p>
       <w:r>
-        <w:t>Content: Home » National » Will discuss fertiliser issue with MP CM, says Shivraj Singh Chouhan Posted By: Gopi September 11, 2025 Bhopal, Sep 11 (SocialNews.XYZ) Union Agricultural Minister Shivraj Singh Chouhan's convoy was stopped by Congress leaders during his visit to Satna district of Madhya Pradesh on Thursday. Congress MLA from Satna, Siddharth Kushwaha, along with his supporters and a large number of local farmers, blocked the road that Chouhan's convoy was passing through. Former Chief Minister Chouhan came out of his vehicle and heard the grievances of farmers protesting over fertiliser shortage and assured them that the problem would be resolved as soon as possible. A video surfaced on social media, showing Chouhan surrounded by Congress workers and farmers. While Congress MLA Siddharth Kushawaha was heard saying, "Aapki Sarkar hai aur apko aadesh karna hai. (It's your government. You just have to give an order). Later, Chouhan, talking to media persons, said that Satna district has received one-and-a-half times more fertiliser than last year, adding that a fresh stock of urea fertiliser has also arrived on Thursday. "This year, Satna district has been provided a total of 27,700 MT urea fertiliser so far, against 23,500 MT last year. I will discuss the matter with the state government and the Ministry of Fertilisers to ensure that farmers do not face any shortage," Chouhan said. He tried to pacify agitating farmers, saying that both the agricultural and fertiliser ministries are separate. "I am the Agriculture Minister; distribution is handled by the Fertiliser Ministry. Both ministries have different roles to play," Chouhan said. Accepting that farmers in Madhya Pradesh are struggling to get adequate fertiliser, Chouhan further stated that he would discuss the matter with Chief Minister Mohan Yadav. The opposition Congress accused the ruling BJP of neglecting farmers’ interests and mishandling fertiliser distribution in the state. Congress MLA and Leader of Opposition (LoP) in the state assembly, Umang Singhar, during a press conference on Thursday, claimed that the tussle between Shivraj Singh Chouhan and CM Mohan Yadav has pushed farmers into crisis. "According to the Centre, there is no shortage of fertilisers. The problem lies in the state’s distribution system. The tussle between Shivraj Singh Chouhan and Mohan Yadav has pushed farmers into crisis,” Singhar said at a press conference in Bhopal. Source: IANS Gopi Adusumilli is a Programmer. He is the editor of SocialNews.XYZ and President of AGK Fire Inc. He enjoys designing websites, developing mobile applications and publishing news articles on current events from various authenticated news sources. When it comes to writing he likes to write about current world politics and Indian Movies. His future plans include developing SocialNews.XYZ into a News website that has no bias or judgment towards any. He can be reached at gopi@socialnews.xyzMail | Web | Twitter Gopi Adusumilli is a Programmer. He is the editor of SocialNews.XYZ and President of AGK Fire Inc. He enjoys designing websites, developing mobile applications and publishing news articles on current events from various authenticated news sources. When it comes to writing he likes to write about current world politics and Indian Movies. His future plans include developing SocialNews.XYZ into a News website that has no bias or judgment towards any. He can be reached at gopi@socialnews.xyz Copyright 2025 | AGK FIRE INC| Terms of Service / Privacy Policy | Contact Us</w:t>
+        <w:t>Content: केंद्र सरकार ने किसानों को राहत देने के लिए एक बड़ा कदम उठाया है. कृषि क्षेत्र को सशक्त बनाने और खेती को सस्ती तथा लाभकारी बनाने के उद्देश्य से जीएसटी (GST) दरों में महत्वपूर्ण बदलाव किए गए हैं. 22 सितंबर, नवरात्रि के पहले दिन से सरकार ने ट्रैक्टर और कृषि उपकरणों पर जीएसटी की दर 18% से घटाकर सिर्फ 5% कर दी है. इससे ट्रैक्टरों की कीमत में ₹23,000 से लेकर ₹63,000 तक की भारी कमी आएगी. यह बदलाव किसानों को सीधे आर्थिक राहत देगा और खेती के कामों में लगने वाली लागत को कम करेगा. केंद्रीय कृषि मंत्री शिवराज सिंह चौहान ने व्यापारियों से चर्चा करते हुए बताया कि खेती में मशीनीकरण जरूरी है. ट्रैक्टर और अन्य कृषि मशीनें किसानों के लिए उत्पादन बढ़ाने और लागत घटाने में बेहद सहायक होती हैं. सरकार का लक्ष्य है कि किसानों की आमदनी बढ़े और वे आर्थिक रूप से मजबूत बनें. मंत्री ने कृषि उपकरण निर्माताओं और व्यापारियों से अपील की कि 22 सितंबर से लागू होने वाली जीएसटी छूट का लाभ तुरंत किसानों को दिया जाए. इससे किसानों को खरीदी करते समय सीधा लाभ मिलेगा और उनकी आर्थिक स्थिति में सुधार होगा. केंद्रीय मंत्री ने देशवासियों से 'स्वदेशी अपनाओ' का संकल्प लेने की अपील की. उन्होंने कहा कि हमें विदेशी चीजों का मोह छोड़कर भारत में बनी चीजों को अपनाना चाहिए. इससे देश की अर्थव्यवस्था मजबूत होगी और स्थानीय कारीगरों, एमएसएमई, स्वयं सहायता समूहों को रोजगार मिलेगा. सरकार की ये पहल 'आत्मनिर्भर भारत' की दिशा में एक मजबूत कदम है. जब हम स्वदेशी वस्तुएं अपनाएंगे और किसानों को सस्ती दरों पर खेती के उपकरण उपलब्ध होंगे, तो इससे देश की कृषि और अर्थव्यवस्था दोनों मजबूत होंगी. जीएसटी दरों में कमी से न केवल किसानों को राहत मिलेगी, बल्कि खेती को आधुनिक, सस्ती और लाभकारी बनाने में मदद मिलेगी. साथ ही, स्वदेशी अपनाने का संकल्प देश को आर्थिक रूप से सशक्त बनाने में अहम भूमिका निभाएगा. ये भी पढ़ें: पंजाब: धान की फसल पर बौना वायरस का आतंक, 8000 एकड़ में लगी फसल प्रभावितनांदेड के किसानों को मिलेगा 100 फीसद फसल मुआवजा, इस तारीख को मिलेगी राहत राशि Copyright©2025 Living Media India Limited. For reprint rights: Syndications Today होम वीडियो न्यूज़ स्कीम मेन्यू Add Kisan Tak to Home Screen</w:t>
       </w:r>
     </w:p>
     <w:p>
@@ -4135,7 +4135,7 @@
     </w:p>
     <w:p>
       <w:r>
-        <w:t>Title: MP में खाद संकट पर विपक्ष का हमला, 'किसानों को राहत नहीं, लाठियां मिल रहीं, सरकार सो रही'</w:t>
+        <w:t>Title: ⚡उधमपुर में 110 सड़क कार्यों को मंजूरी, जितेंद्र सिंह ने जताया केंद्रीय मंत्री शिवराज सिंह चौहान का आभार</w:t>
       </w:r>
     </w:p>
     <w:p>
@@ -4147,13 +4147,13 @@
           <w:rPr>
             <w:color w:val="0000FF"/>
           </w:rPr>
-          <w:t>https://mp.punjabkesari.in/madhya-pradesh/news/opposition-attacks-state-government-over-fertilizer-crisis-in-mp-saying--farmer-2210820</w:t>
+          <w:t>https://hindi.latestly.com/quickly/india/110-road-works-approved-in-udhampur-jitendra-singh-expresses-gratitude-to-union-minister-shivraj-singh-chouhan-2759210.html</w:t>
         </w:r>
       </w:hyperlink>
     </w:p>
     <w:p>
       <w:r>
-        <w:t>Content: 20 hours ago 1 day ago 1 day ago 1 day ago 2 days ago 2 days ago 2 days ago 3 days ago 3 days ago 3 days ago 3 days ago 5 days ago 5 days ago 6 days ago 6 days ago 7 days ago 8 days ago 9 days ago 9 days ago 10 days ago 12 days ago 12 days ago 12 days ago 12 days ago 12 days ago 12 days ago 2 weeks ago 2 weeks ago 2 weeks ago 2 weeks ago Monday Main Menu धर्म/कुंडली टीवी नारी Photos Videos हिमाचल प्रदेश पंजाब हरियाणा उत्तर प्रदेश Breaking MP में खाद संकट पर विपक्ष का हमला, 'किसानों को राहत नहीं, लाठियां मिल रहीं, सरकार सो रही' Edited By Vikas Tiwari, Updated: 11 Sep, 2025 01:12 PM मध्यप्रदेश में इन दिनों खाद की किल्लत को लेकर राजनीति गरमा गई है। किसानों की परेशानी के बीच इस मुद्दे पर सत्ता और विपक्ष आमने-सामने आ गए हैं। नेता प्रतिपक्ष उमंग सिंघार ने प्रेस कॉन्फ्रेंस कर प्रदेश सरकार पर सीधा हमला बोला। उन्होंने कहा कि किसान खाद... भोपाल (इजहार हसन खान): मध्यप्रदेश में इन दिनों खाद की किल्लत को लेकर राजनीति गरमा गई है। किसानों की परेशानी के बीच इस मुद्दे पर सत्ता और विपक्ष आमने-सामने आ गए हैं। नेता प्रतिपक्ष उमंग सिंघार ने प्रेस कॉन्फ्रेंस कर प्रदेश सरकार पर सीधा हमला बोला। उन्होंने कहा कि किसान खाद के लिए परेशान हैं, लेकिन सरकार उन्हें राहत देने के बजाय केवल बयानबाजी कर रही है। सिंघार ने लगाए गंभीर आरोप... सरकार पर गंभीर आरोप लगाते हुए सिंघार ने कहा है कि सरकार किसानों को खाद उपलब्ध कराने में नाकाम रही है। मुख्यमंत्री शिवराज सिंह चौहान पंजाब घूम रहे हैं और मध्यप्रदेश के किसानों को भूल गए हैं। ‘आज स्कूटी बांटी जा रही है, लेकिन किसानों को खाद नहीं मिल रही। बीजेपी की सरकार में खाद की जगह किसानों को लाठियां मिल रही हैं।’ आंकड़े और आरोप उमंग सिंघार ने कहा कि मध्यप्रदेश में 45% से ज्यादा किसान हैं, लेकिन उनकी उपेक्षा की जा रही है। पिछले 3 साल में 16 लाख टन यूरिया और 7 लाख टन खाद उपलब्ध थी, लेकिन किसानों तक नहीं पहुंच पाई। उन्होंने सुझाव दिया था कि सोसायटी के बजाय पंचायत स्तर पर मांग के हिसाब से खाद दी जाए, लेकिन सरकार ने इस पर ध्यान नहीं दिया। सिंघार ने कहा कि मैनेजमेंट और प्लानिंग की कमी है, सरकार को बताना चाहिए कि केंद्र से कितनी खाद की मांग की गई। तानाशाही और परिवारवाद पर बयान सिंघार ने कहा कि जब तानाशाही बढ़ती है तो विरोध भी होता है। अगर यही हालात रहे तो देश में भी तख्तापलट होगा। परिवारवाद पर पूछे गए सवाल पर उन्होंने कहा कि ‘बीजेपी नए शगूफे लाती है। परिवारवाद में कई लोग शामिल हैं। जो योग्य है, चाहे परिवार का हो या नहीं, उसे राजनीति में अवसर मिलना चाहिए।’ और ये भी पढ़े तिरंगा यात्रा में खाली रही कुर्सियां! क्या MP में खत्म हुआ शिवराज का जादू? MP में केला किसानों का ऐलान.. समर्थन मूल्य न मिला तो उग्र आंदोलन, सरकार को दी चेतावनी मोहन कैबिनेट का बड़ा फैसला.. MP में 3 लाख युवाओं को रोजगार देने जा रही सरकार आंकड़े और आरोप उमंग सिंघार ने कहा कि मध्यप्रदेश में 45% से ज्यादा किसान हैं, लेकिन उनकी उपेक्षा की जा रही है। पिछले 3 साल में 16 लाख टन यूरिया और 7 लाख टन खाद उपलब्ध थी, लेकिन किसानों तक नहीं पहुंच पाई। उन्होंने सुझाव दिया था कि सोसायटी के बजाय पंचायत स्तर पर मांग के हिसाब से खाद दी जाए, लेकिन सरकार ने इस पर ध्यान नहीं दिया। सिंघार ने कहा कि मैनेजमेंट और प्लानिंग की कमी है, सरकार को बताना चाहिए कि केंद्र से कितनी खाद की मांग की गई। तानाशाही और परिवारवाद पर बयान सिंघार ने कहा कि जब तानाशाही बढ़ती है तो विरोध भी होता है। अगर यही हालात रहे तो देश में भी तख्तापलट होगा। परिवारवाद पर पूछे गए सवाल पर उन्होंने कहा कि ‘बीजेपी नए शगूफे लाती है। परिवारवाद में कई लोग शामिल हैं। जो योग्य है, चाहे परिवार का हो या नहीं, उसे राजनीति में अवसर मिलना चाहिए।’ और ये भी पढ़े तिरंगा यात्रा में खाली रही कुर्सियां! क्या MP में खत्म हुआ शिवराज का जादू? MP में केला किसानों का ऐलान.. समर्थन मूल्य न मिला तो उग्र आंदोलन, सरकार को दी चेतावनी मोहन कैबिनेट का बड़ा फैसला.. MP में 3 लाख युवाओं को रोजगार देने जा रही सरकार तानाशाही और परिवारवाद पर बयान सिंघार ने कहा कि जब तानाशाही बढ़ती है तो विरोध भी होता है। अगर यही हालात रहे तो देश में भी तख्तापलट होगा। परिवारवाद पर पूछे गए सवाल पर उन्होंने कहा कि ‘बीजेपी नए शगूफे लाती है। परिवारवाद में कई लोग शामिल हैं। जो योग्य है, चाहे परिवार का हो या नहीं, उसे राजनीति में अवसर मिलना चाहिए।’ और ये भी पढ़े तिरंगा यात्रा में खाली रही कुर्सियां! क्या MP में खत्म हुआ शिवराज का जादू? MP में केला किसानों का ऐलान.. समर्थन मूल्य न मिला तो उग्र आंदोलन, सरकार को दी चेतावनी मोहन कैबिनेट का बड़ा फैसला.. MP में 3 लाख युवाओं को रोजगार देने जा रही सरकार तिरंगा यात्रा में खाली रही कुर्सियां! क्या MP में खत्म हुआ शिवराज का जादू? MP में केला किसानों का ऐलान.. समर्थन मूल्य न मिला तो उग्र आंदोलन, सरकार को दी चेतावनी मोहन कैबिनेट का बड़ा फैसला.. MP में 3 लाख युवाओं को रोजगार देने जा रही सरकार MP के इस जिले के छात्रों को स्कूटी देने जा रही सरकार, 12 वीं के टॉपर्स के लिए है ये मौका? MP गजब है! 6 साल पहले मर चुका है शख्स, फिर भी मिल रही है पेंशन.. गहरी नींद में सो रहा सिस्टम MP CM मोहन बोले- 'राहुल गांधी को नाना-नानी के पास चले जाना चाहिए, उनको इस जगत में रहने का अधिकार... MP में खाद के लिए पुलिस ने आदिवासी किसान को पीट-पीटकर किया अधमरा, धक्के मार मारकर ले गए थाने इंवेस्टर्स के लिए MP में सबकुछ, सीएम मोहन बोले- आप यहां बैठे-बैठे एमपी में कर सकेंगे बिजनेस दिग्विजय सिंह बोले- ‘शिवराज को टारगेट कर रही BJP सरकार, किसानों के साथ हो रही बर्बरता' दी ये नसीहत MP सरकार फिर लेगी 4000 करोड़ का लोन, लाड़ली बहनों पर होंगे खर्च, बढ़ता जा रहा का कर्ज खाद मांगने वाले किसानों पर लाठीचार्ज, मानवाधिकार आयोग ने केंद्र और राज्य सरकारों को भेजा नोटिस MP के इन दो जिलों का बदलेगा नक्शा? कई गांवों को किया जाएगा अलग, जानिए वजह? 15 -16 सितंबर से MP में फिर एक्टिव होगा नया सिस्टम! भीगने के लिए तैयार रहे मध्य प्रदेश USD $ 15/09/2025 08:30 IST CAD $ 15/09/2025 08:30 IST AUD $ 15/09/2025 08:30 IST EUR € 15/09/2025 08:30 IST NZD $ 15/09/2025 08:30 IST AED د.إ 15/09/2025 08:30 IST GBP £ 15/09/2025 08:30 IST Bitcoin Ethereum Tether BNB USD Coin XRP Terra Solana 20.0 20.0 Royal Challengers Bengaluru win by 6 runs मेष: आज आप अपनी ऊर्जा और उत्साह से कार्यक्षेत्र में अच्छा प्रदर्शन करेंगे। पुराने विवाद खत्म होंगे। निवेश सोच-समझकर करें। वृषभ: परिवार के साथ समय बिताने का मौका मिलेगा। आर्थिक मामलों में सावधानी रखें। स्वास्थ्य थोड़ा अनुकूल रहेगा। मिथुन: संचार के मामले बेहतर रहेंगे। नए संपर्क और अवसर मिलेंगे। वाहन सावधानी से चलाएं। कर्क: मन में तनाव रह सकता है लेकिन समाधान भी निकलेगा। दोस्तों से मदद मिलेगी। खर्चों पर नियंत्रण रखें। सिंह: कार्यक्षेत्र में सफलता मिलेगी। सम्मान मिलेगा। नए काम की शुरुआत हो सकती है। ध्यान रखें, अहंकार न बढ़ाएं। कन्या: अवसर आपके पक्ष में हैं। नौकरी या व्यवसाय में लाभ होगा। स्वास्थ्य अच्छा रहेगा। परिवार के साथ मेलजोल बढ़ेगा। तुला: धन लाभ होगा। नए निवेश में सावधानी बरतें। प्रेम संबंधों में मिठास बढ़ेगी। मानसिक शांति बनी रहेगी। वृश्चिक: कुछ पुराने मुद्दे सुलझेंगे। यात्रा के योग बन रहे हैं। परिजनों के साथ संवाद बढ़ाएं। ध्यान रखें, अधीरता नुकसान कर सकती है। धनु: आज आर्थिक पक्ष मजबूत रहेगा। कार्यस्थल पर सकारात्मक माहौल होगा। शिक्षा के क्षेत्र में सफलता मिलेगी। मकर: परिवार के साथ मनमुटाव हो सकता है। संयम से काम लें। स्वास्थ्य का ध्यान रखें। निवेश से बचें। कुम्भ:आज आपकी मेहनत रंग लाएगी। नए प्रोजेक्ट शुरू होंगे। दोस्तों का सहयोग मिलेगा। जोखिम से बचें। मीन: आर्थिक स्थिति मजबूत होगी। घर में खुशहाली बनी रहेगी। स्वास्थ्य ठीक रहेगा। दान-पुण्य में रुचि बढ़ेगी। Be on the top of everything happening around the world. Try Punjab Kesari E-Paper Premium Service. 1800 137 6200 Jalandhar Address : Civil Lines, Pucca Bagh Jalandhar Punjab Ph : 0181-5067200, 2280104-107 Email : support@punjabkesari.in Copyright © 2023 PUNJABKESARI.IN All Rights Reserved. फीडबैक दें Thoughts Jokes</w:t>
+        <w:t>Content: By IANS केंद्र सरकार ने प्रधानमंत्री ग्राम सड़क योजना (PMGSY) के तहत जम्मू-कश्मीर के उधमपुर लोकसभा क्षेत्र में 110 सड़क कार्यों को स्वीकृति दी है. इसके लिए केंद्रीय राज्य मंत्री जितेंद्र सिंह ने केंद्रीय ग्रामीण विकास मंत्री शिवराज सिंह चौहान का आभार व्यक्त किया. ...</w:t>
       </w:r>
     </w:p>
     <w:p>
@@ -4166,7 +4166,7 @@
     </w:p>
     <w:p>
       <w:r>
-        <w:t>Title: कृषि मंत्री बोले- सभी जिलों में खाद का पर्याप्त स्टॉक:कलेक्टरों को व्यवस्था कराने दिए निर्देश; किसानों ने शिवराज के सामने किया था विराेध</w:t>
+        <w:t>Title: रबी कॉन्फ्रेंस : रबी सीजन के लिए 250 लाख मीट्रिक टन बीज तैयार, कृषि मंत्री ने रखा रिकॉर्ड उत्पादन का लक्ष्य</w:t>
       </w:r>
     </w:p>
     <w:p>
@@ -4178,13 +4178,13 @@
           <w:rPr>
             <w:color w:val="0000FF"/>
           </w:rPr>
-          <w:t>https://www.bhaskar.com/amp/local/mp/bhopal/news/shivraj-said-if-there-is-no-crisis-of-fertilizer-then-instructions-to-collectors-135901032.html</w:t>
+          <w:t>https://www.gaonjunction.com/khabar-junction/rabi-conference-250-lakh-metric-tonnes-of-seeds-ready-for-rabi-season-agriculture-minister-sets-target-of-re</w:t>
         </w:r>
       </w:hyperlink>
     </w:p>
     <w:p>
       <w:r>
-        <w:t>Content: सतना में खाद की कमी को लेकर किसानों के केंद्रीय कृषि मंत्री शिवराज सिंह चौहान का रास्ता रोके जाने के बाद अब प्रदेश सरकार सक्रिय हो गई है। प्रदेश के किसान कल्याण एवं कृषि विकास मंत्री एदल सिंह कंसाना ने सभी कलेक्टरों को खाद वितरण की व्यवस्था दुरुस्त करने के निर्देश दिए हैं। कृषि मंत्री कंसाना ने कहा कि प्रदेश में खाद का पर्याप्त भंडार मौजूद है और कलेक्टरों की जिम्मेदारी है कि वे अपने जिलों में खाद वितरण को सुव्यवस्थित करें, ताकि किसानों को परेशानी न हो। कंसाना बोले- पर्याप्त खाद कंसाना ने बताया कि इस साल खाद की आपूर्ति पिछले साल की तुलना में अधिक है। यूरिया की पिछले साल (1 अप्रैल से 9 सितंबर 2024) तक 15.83 लाख मीट्रिक टन की बिक्री हुई थी। इस साल (9 सितंबर 2025 तक) 18.34 लाख मीट्रिक टन यूरिया का स्टॉक रहा, जिसमें से अब तक 16.19 लाख मीट्रिक टन की बिक्री हो चुकी है। अभी भी 2.15 लाख मीट्रिक टन यूरिया उपलब्ध है। वहीं, डीएपी + एनपीके की पिछले साल इस अवधि में 9.39 लाख मीट्रिक टन की बिक्री हुई थी। इस साल 13.96 लाख मीट्रिक टन का स्टॉक रहा, जिसमें से 9.71 लाख मीट्रिक टन की बिक्री हो चुकी है। वर्तमान में 4.25 लाख मीट्रिक टन डीएपी व एनपीके खाद मौजूद है। कंसाना ने बताया कि प्रदेश में रोजाना 7 से 8 रैक खाद अलग-अलग जिलों में भेजे जा रहे हैं। शिवराज बोले- जरूरत पड़ी तो केंद्र से और खाद दिलवाऊंगा गुरुवार को सतना दौरे पर पहुंचे केंद्रीय कृषि मंत्री शिवराज सिंह चौहान को उस समय किसानों और कांग्रेस विधायक सिद्धार्थ कुशवाहा ने घेर लिया, जब उन्होंने खाद की किल्लत का मुद्दा उठाया। इसके बाद मीडिया से चर्चा करते हुए शिवराज सिंह चौहान ने कहा प्रदेश में खाद की कोई कमी नहीं है। सतना में खाद संकट की जानकारी मिलने के बाद मैंने जिला प्रशासन, राज्य सरकार और केंद्र सरकार के फर्टिलाइज़र विभाग से बात की है। बारिश अच्छी हुई है, इसलिए यूरिया की मांग ज़्यादा है, जिसकी पूर्ति की जा रही है। उन्होंने कहा कि, मैं राज्य सरकार से चर्चा करूंगा कि कलेक्टरों के माध्यम से खाद का सही तरीके से वितरण कराया जाए। यदि जरूरत पड़ी तो केंद्र सरकार से और खाद मंगाने की व्यवस्था भी की जाएगी। Copyright © 2024-25 DB Corp ltd., All Rights Reserved This website follows the DNPA Code of Ethics.</w:t>
+        <w:t>Content: Link Copied कृषि मंत्री शिवराज सिंह चौहान ने कहा कि रबी कॉन्फ्रेंस (Rabi Conference) कोई औपचारिकता नहीं, बल्कि किसानों का जीवन बदलने का संकल्प है। 16 सितंबर को हुई दो दिवसीय राष्ट्रीय रबी कॉन्फ्रेंस में उन्होंने बताया कि केंद्र सरकार 3 से 18 अक्टूबर 2025 तक पूरे देश में विकसित कृषि संकल्प अभियान चलाएगी। राज्यों के साथ टीम एग्रीकल्चर का रोडमैप कृषि मंत्री ने कहा कि सभी राज्यों के कृषि मंत्री और विशेषज्ञ मिलकर राज्यवार और फसलवार रोडमैप तैयार करेंगे। इसके लिए हर राज्य में कार्यशालाएं होंगी। उन्होंने बताया कि पहले दिन अधिकारियों ने रबी फसलों की चुनौतियों पर विचार किया, जबकि दूसरे दिन राज्यों के कृषि मंत्रियों के साथ उत्पादन बढ़ाने के उपायों पर चर्चा हुई। बाढ़ प्रभावित राज्यों पर खास ध्यान कृषि मंत्री ने बताया कि पंजाब, हिमाचल प्रदेश, जम्मू-कश्मीर, उत्तराखंड, महाराष्ट्र, असम और हरियाणा में हाल की बाढ़ से फसलों को नुकसान हुआ है। इन राज्यों में बीज व्यवस्था, जल्दी बुवाई और फसल बीमा योजना का लाभ बेहतर ढंग से दिलाने पर केंद्र और राज्य सरकारें मिलकर काम करेंगी। रबी फसलों के लिए बीज और खाद की पर्याप्तता रबी सीजन के लिए 229 लाख मीट्रिक टन बीज की आवश्यकता है, जबकि 250 लाख मीट्रिक टन बीज उपलब्ध है। कृषि मंत्री ने आश्वस्त किया कि खाद और उर्वरक की भी पर्याप्त व्यवस्था की जाएगी। छह प्रमुख विषयों पर हुई चर्चा इस कॉन्फ्रेंस में छह मुख्य मुद्दों पर राज्यों के अधिकारियों ने समूह बनाकर विचार किया - 3 अक्टूबर से शुरू होने वाले इस अभियान के तहत कृषि वैज्ञानिक और अधिकारी गांव-गांव जाकर किसानों को बीज चयन, मिट्टी स्वास्थ्य प्रबंधन, संतुलित उर्वरक उपयोग, जल संरक्षण तकनीक और जैविक खेती पर मार्गदर्शन देंगे। खेत स्तर पर प्रदर्शन परियोजनाएं भी लगाई जाएंगी, ताकि किसान नई तकनीक को सीधे देख और सीख सकें। कृषि मंत्री ने किसानों को भरोसा दिलाया कि कोई भी अंतरराष्ट्रीय व्यापार समझौता किसानों के हितों के खिलाफ नहीं होगा और सस्ती विदेशी कृषि उपज की बाढ़ रोकी जाएगी। उन्होंने जोर देकर कहा, राष्ट्र हित सर्वोपरि और किसान हित पहले। इस अवसर पर केंद्रीय कृषि राज्य मंत्री रामनाथ ठाकुर और भागीरथ चौधरी, कृषि सचिव देवेश चतुर्वेदी, आईसीएआर महानिदेशक डॉ. एम.एल. जाट सहित वरिष्ठ अधिकारी उपस्थित रहे। © 2023-24 www.gaonjunction.com</w:t>
       </w:r>
     </w:p>
     <w:p>
@@ -4197,7 +4197,7 @@
     </w:p>
     <w:p>
       <w:r>
-        <w:t>Title: अब आनन्द मंत्रालय</w:t>
+        <w:t>Title: No headline</w:t>
       </w:r>
     </w:p>
     <w:p>
@@ -4209,13 +4209,13 @@
           <w:rPr>
             <w:color w:val="0000FF"/>
           </w:rPr>
-          <w:t>https://newstrack.com/amp/opinion/anand-mantralay-madhya-pradesh-article-by-senior-journalist-yogesh-mishra-541050</w:t>
+          <w:t>https://www.samacharjagat.com/news/national/modi-government-is-now-going-to-bring-this-law-against-them-shivraj-chauhan-has-made-the-announcement-324290?fatafatnews</w:t>
         </w:r>
       </w:hyperlink>
     </w:p>
     <w:p>
       <w:r>
-        <w:t>Content: Anand Mantralay Madhya Pradesh Article By Senior Journalist Yogesh Mishra Anand Mantralay Madhya Pradesh: राजनीति सपने बेचने का नाम है। लोकतंत्र सपनों के रथ पर सवार होकर सत्ता तक पहुंच जाने का ज़रिया है। शायद यही वजह है कि राजनीति और लोकतंत्र के रंगीन सपने तो छोड़ दीजिए, श्वेत-श्याम सपने भी कभी पूरे नहीं होते। कभी जनता के अपने नहीं होते। पर सियासत हर बार सपनों का फलक ही नहीं, आयाम भी बढ़ा देती है। उनमें अबूझ रंग भर देती है कि जिनको बूझते-बूझते सत्ता का पाँच साल का कार्यकाल आसानी से खत्म हो जाए। यह पता नहीं किस तरह का तर्क है कि प्रधानमंत्री से लेकर प्रधान तक सबको पाँच साल का कार्यकाल ही मिलता है। कई राज्यों में चुनाव होने वाले हैं। इन राज्यों के कई सियासतदां जनता की आँखों में उम्मीद के सपने जगा रहे हैं। मध्यप्रदेश में तो हद ही हो गई। विकास की बात में दौड़ते-दौड़ते पीछे छूट जाने और थक जाने वाले इस राज्य के मुख्यमंत्री ने लोगों को बिजली, सड़क, पानी, दवाई, पढ़ाई, सिंचाई से आगे निकलकर आनन्द देने का बीड़ा उठा लिया है। इसके लिए बाकायदा तकरीबन तीन करोड़ 60 लाख रुपये की राशि से एक आनन्द मंत्रालय ही खोल दिया गया है। मुख्यमंत्री के पसन्दीदा आईएएस अफसर इकबाल सिंह डैन और अध्यात्म गुरु जग्गी वासुदेव के ईशा फाउंडेशन के सुझाव पर मध्य प्रदेश के मुख्यमंत्री शिवराज सिंह चौहान आनन्द की अनुभूति कराने को जिम्मेदारी निर्वाह कर रहे हैं। हमारे ऋषियों ने साफ कहा है कि आनन्द खोजने से नहीं मिलता है। पर लगता है कि शिवराज सिंह चौहान ने खोजकर आनन्द का जखीरा इकट्ठा कर लिया है। तभी तो उन्होंने आनन्द को विकास की तरह बाँटने की जिम्मेदारी ओढ़ ली है। दिलचस्प बात यह है कि खुद मुख्यमंत्री ही आनन्द बाँटने के मंत्री हैं। होते भी क्यों नहीं, लोकतंत्र के रथ पर उन्हें ही सवार होना है, सपने उन्हें ही बेचने हैं। हालांकि शिवराज सिंह चौहान यह भूल गए हैं कि भारतीय दर्शन में आनन्द के लिए संसाधन नहीं, साधना चाहिए। साधना बाँटी नहीं जा सकती है।कितना विरोधाभास है कि आनन्द के पैमाने पर यानी हैप्पिनेस इंडेक्स में भारत अन्तरराष्ट्रीय एजेंसियों के सर्वे में सोमालिया, पाकिस्तान, ईरान, फिलिस्तीन और बांग्लादेश जैसे देशों से भी काफी नीचे है। भारत का 118वाँ स्थान है। दुनिया के महज आधे लोग ही खुशी के इस पैमाने पर अपनी जिन्दगी बसर कर पाते हैं। सबसे ज्यादा खुश रहने वाले लोग डेनमार्क के हैं।खुशी नापने के इस पैमाने में प्रति व्यक्ति आय, स्वस्थ जीवन शैली, सामाजिक सुरक्षा, सरकार और निजी कारोबार में भ्रष्टाचार को लेकर आम धारणा, अपनी जिन्दगी जीने में लोग कितने स्वतंत्र महसूस करते हैं और वे कितने उदार हैं—इन सबका खयाल रखा जाता है। आँकड़े बताते हैं कि भारत में 21.5 करोड़ लोगों के पास कोई सम्पत्ति नहीं है, जबकि महज 50 लोगों के पास 270 अरब डॉलर की सम्पत्ति है। यही नहीं, महज 15 लोगों के पास कुल आबादी की सम्पत्ति का दो-तिहाई हिस्सा है। इनमें से 15 लोग देश के 70 करोड़ लोगों के बराबर सम्पत्ति रखते हैं।भारत के 131 करोड़ लोगों में से 84 करोड़ लोग गाँव में रहते हैं। दिलचस्प बात यह है कि अगर शहर और गाँव की बात की जाए तो भारत में गाँव में संचार पर यानी मोबाइल, बेसिक फोन व इंटरनेट पर 89 फीसदी परिवार पैसे खर्च करते हैं, वहीं शहरों में 96 फीसदी परिवार खर्च करते हैं। सजने-संवरने पर शहर और गाँव के 91 फीसदी लोग खर्च करते हैं। परिवहन पर 83 फीसदी ग्रामीण व 84 फीसदी शहरी परिवार खर्च करते हैं।चाय, कॉफी, होटल, दावत और बाहर खाने पर एक ग्रामीण भारतीय हर महीने 329 रुपये खर्च करता है, वहीं शहरी इसी मद में 854 रुपये खर्च करता है। ये आँकड़े पिछली जनगणना के हैं।हद तो यह है कि भारत सरकार कर्मचारियों के वेतन पर कुल राजस्व का सिर्फ 7.6 फीसदी हिस्सा खर्च करती है, जबकि रूस और ब्राजील जैसे देश 18 फीसदी, ब्रिटेन 14 फीसदी और दक्षिण अफ्रीका 13 फीसदी हिस्सा वेतन पर खर्च करते हैं। जिस देश में वेतन पर खर्च इतना कम हो, उसकी समृद्धि की उम्मीद करना बेमानी है।जिनेवा के गैर-सरकारी संगठन वैश्विक आर्थिक मंच (WEF) का सर्वे फ्यूचर स्किल्स चैंपियन बताता है कि भारत अपनी मानव संसाधन की सम्भावनाओं का सिर्फ 57 फीसदी ही इस्तेमाल कर रहा है, वह भी तब जब विज्ञान, प्रौद्योगिकी, इंजीनियरिंग और गणित में डिग्री धारकों की संख्या 7.8 करोड़ है, जबकि चीन में इस तरह की तालीम पाए लोगों की संख्या एक करोड़ भी नहीं बैठती है। 55 साल से अधिक उम्र की प्रतिभाओं का इस्तेमाल करने में जापान सबसे अव्वल है। ऑस्ट्रेलिया के मानवाधिकार समूह वॉक फ्री फाउंडेशन की रिपोर्ट यह पुष्ट करती है कि आधुनिक युग में सामंती गुलामी मौजूद है। दुनिया भर में इस तरह की जिन्दगी जीने वाले लोगों की संख्या 4 करोड़ 58 लाख है। इनमें गुलामी की व्यापकता में सबसे ऊपर उत्तर कोरिया और सबसे नीचे थाईलैंड, म्यांमार, लक्ज़मबर्ग, नार्वे, बेल्जियम, कनाडा, अमेरिका, स्वीडन व ऑस्ट्रिया हैं। भारत के सन्दर्भ में आँकड़े और डराने वाले हैं। यहाँ उत्तर प्रदेश, बिहार, झारखंड, उड़ीसा, मध्य प्रदेश, पश्चिम बंगाल समेत देश के दूसरे हिस्सों में छह करोड़ से भी अधिक मजदूर वेगार करने को अभिशप्त हैं। संयुक्त राष्ट्र की हालिया ट्राफिकिंग इन पर्सन्स रिपोर्ट बताती है कि भारत में दो करोड़ से लेकर साढ़े छह करोड़ लोग स्थानीय जमींदार के यहाँ कर्ज लेकर बन्धक के तौर पर काम करते हैं। रिपोर्ट यह भी बताती है कि उड़ीसा और पूर्वोत्तर राज्यों में महिलाओं को जबरन विवाह के लिए कम-लिंगानुपात वाले राज्यों में भेजा जाता है। विश्व बैंक की रिपोर्ट बताती है कि विश्व के कुल गरीब लोगों में से एक तिहाई लोग भारत में रहते हैं।अति-धनाढ्य लोगों की संख्या की दृष्टि से भारत विश्व में छठे स्थान पर है। 13 करोड़ 45 लाख यानी 74.49 फीसदी ग्रामीण परिवारों की सर्वाधिक मासिक आय अर्जित करने वाले सदस्य की आमदनी 5 हजार रुपये से कम है। ग्रामीण भारत के 1 करोड़ 77 लाख परिवारों में फ्रिज है। 12 करोड़ 45 लाख लोगों के पास मोबाइल है। 40 लाख 41 हजार घरों में कार है। 8 लाख पेशेवर आयकरदाता हैं। जबकि देश में 6.8 करोड़ लोगों ने टैक्स रिटर्न भरा है।भारत में 291.6 मिलियन स्मार्टफोन यूजर्स हैं। यहाँ काले धन के खिलाफ नरेंद्र मोदी के अभियान से लोगों को उम्मीद जगी थी कि उनके खाली पड़े खातों में ढाई-ढाई लाख रुपये अपने आप आ जाएँगे। स्विट्जरलैंड में पिछले दिनों सरकार ने हर नागरिक को घर बैठे न्यूनतम और एक समान आय मिले—ऐसा एक आकर्षक प्रस्ताव रखा था। इस पर सरकार ने मतदान करवाया। 77 फीसदी लोगों ने खिलाफ मतदान किया। स्विट्जरलैंड के सभी निवासियों और वहाँ 5 साल से रह रहे बाहरी लोगों को भी 5 साल तक बिना शर्त यह यूनीवर्सल बेसिक इनकम (UBI) होनी थी। इसके तहत हर महीने हर खाते में 1.54 लाख रुपये जाने थे। इससे सरकार पर 2500 करोड़ स्विस फ्रैंक्स यानी करीब 1 लाख 80 हजार करोड़ रुपये का अतिरिक्त बोझ पड़ता।जिस स्विट्जरलैंड में लोग 1.54 लाख रुपये मासिक मुफ्त में लेना मना करते हैं, वहाँ की सरकार भी आनन्द नहीं, संसाधन की बात करती है। और हम—जो विकास के बड़े-बड़े दावों में पिछड़ जाने के बाद आनन्द देने के मंत्रालय खोलने लगे हैं। संसाधन नहीं हैं, पेट भूखा रहेगा, हाथ खाली रहेगा, दिमाग में फितूर होगा, पढ़ाई, दवाई और सिंचाई नहीं होगी, बिजली, सड़क और पानी नहीं होगा तो आनन्द का ध्यान कभी नहीं आ सकता है। किसी को नहीं आ सकता है। यह एक ऐसा सच है, जिसे कोई भी अभाव में जीता हुआ व्यक्ति साबित कर सकता है।बता सकता है, जता सकता है, पर हमारे राजनेता इसे समझने को तैयार नहीं हैं। उन्हें तो लगता है कि हर चीज पर उनका अधिकार है—हमारे सपनों पर भी। (मूल रूप से 20 दिसम्बर, 2016 को प्रकाशित । सितंबर 2025 में संशोधित।) Copyright @2025 Powered by Blink CMS</w:t>
+        <w:t>Content: जयपुर। केन्द्र सरकार नकली बीज, नकली खाद तथा नकली पेस्टिसाइड के खिलाफ नया कानून बनाएगी। केन्द्रीय कृषि एवं कृषक कल्याण मंत्री शिवराज सिंह चौहान ने सोमवार को झुंझुनूं में प्रधानमंत्री फसल बीमा योजना के अंतर्गत फसल बीमा क्लेम भुगतान कार्यक्रम को संबोधित करते हुए इस बात का ऐलान कर दिया है। शिवराज सिंह चौहान ने कहा कि केन्द्र सरकार द्वारा नकली बीज, नकली खाद तथा नकली पेस्टिसाइड के खिलाफ नया कानून भी बनाया जाएगा। साथ ही, विकसित कृषि संकल्प अभियान भी चलाया जाएगा, जिसके तहत वैज्ञानिकों द्वारा गांवों में जाकर किसानों को बीज, खाद तथा उर्वरकों संबंधित जानकारी दी जाएगी। अपने दैनिक जीवन में स्वदेशी उत्पादों का अधिक से अधिक उपयोग करने तथा दूसरों को भी इसके लिएप्रेरित करने की आमजन को शपथ दिलाई। शिवराज सिंह चौहान ने इस दौरान कहा कि प्रधानमंत्री नरेन्द्र मोदी के नेतृत्व में वैभवशाली, गौरवशाली, समृद्ध और विकसित भारत का निर्माण हो रहा है। भारत विश्व की चौथी सबसे बड़ी अर्थव्यवस्था बन चुका है तथा तीसरी बड़ी अर्थव्यवस्था बनने की ओर अग्रसर है। कृषि भारतीय अर्थव्यवस्था की रीढ़ और किसान भारत की आत्मा है केन्द्रीय मंत्री चौहान ने इस दौरान कहा कि प्रधानमंत्री देश में वैज्ञानिक खेती को बढ़ावा दे रहे हैं, ताकि किसानों की आमदनी बढ़े। यूरिया, डीएपी, खाद, बीज सहित सभी कृषिगत संसाधनों पर केन्द्र सरकार द्वारा अनुदान दिया जा रहा है। फसलों की लागत में 50 प्रतिशत मुनाफा जोडक़रएमएसपी दी जा रही है। चौहान ने कहा कि कृषि भारतीय अर्थव्यवस्था की रीढ़ और किसान भारत की आत्मा है। हमारी डबल इंजन की सरकार राजस्थान में किसानों के कल्याण के लिए निरंतर कार्य कर रही है तथा कृषि का रोड़ मैप बनाते हुए वैज्ञानिक पद्धति को प्रोत्साहित कर रही है। PC: dipr.rajasthan अपडेट खबरों के लिए हमारा वॉट्सएप चैनल फोलो करें</w:t>
       </w:r>
     </w:p>
     <w:p>
@@ -4228,7 +4228,7 @@
     </w:p>
     <w:p>
       <w:r>
-        <w:t>Title: hearing and speech impairement</w:t>
+        <w:t>Title: जमीन के दस्तावेज नहीं होने पर भी अब किसानों को मिलेगा PM Kisan योजना का लाभ, जल्द जारी होगी एक किस्त</w:t>
       </w:r>
     </w:p>
     <w:p>
@@ -4240,13 +4240,13 @@
           <w:rPr>
             <w:color w:val="0000FF"/>
           </w:rPr>
-          <w:t>https://thebetterindia.com/tags/hearing-and-speech-impairement</w:t>
+          <w:t>https://www.kisantak.in/sarkari-yojana/story/pm-kisan-border-farmers-benefit-gst-cut-machinery-1280000-2025-09-19</w:t>
         </w:r>
       </w:hyperlink>
     </w:p>
     <w:p>
       <w:r>
-        <w:t>Content: 0 By clicking the button, I accept the Terms of Use of the service and its Privacy Policy, as well as consent to the processing of personal data. Don’t have an account? Signup On the occasion marking the completion of his 10 years in office, Chief Minister Shivraj Singh Chouhan announced that sign language will now be recognised as a separate language in Madhya Pradesh. Subscribe to our Newsletter! Quick Links</w:t>
+        <w:t>Content: केंद्रीय कृषि मंत्री शिवराज सिंह चौहान ने शुक्रवार को एक ऐतिहासिक घोषणा करते हुए कहा कि भारत के बॉर्डर वाले गांवों में रहने वाले वे किसान, जिनके पास जमीन के मालिकाना से जुड़े दस्तावेज नहीं हैं, उन्हें भी अब पीएम-किसान योजना का लाभ मिल सकेगा, बशर्ते राज्य सरकार उनकी पहचान साबित कर दे. कृषि मंत्री चौहान ने कहा कि ऐसी स्थिति में योजना की एक किस्त तुरंत जारी कर दी जाएगी. यह घोषणा लंबे समय से बॉर्डर इलाके वाले किसानों की एक प्रमुख मांग रही है. जम्मू-कश्मीर के बाढ़ प्रभावित क्षेत्रों के दौरे पर गए चौहान ने किसानों और श्रमिकों से मुलाकात के दौरान कहा कि मनरेगा के तहत काम के दिनों की संख्या 100 से बढ़ाकर 150 करने पर वे राज्य सरकार से बात करेंगे. उन्होंने यह भी घोषणा की कि जिन किसानों और ग्रामीणों के घर बाढ़ में तबाह हो गए हैं, उन्हें प्रधानमंत्री आवास योजना के तहत 1,30,000 रुपये की सहायता, शौचालय निर्माण के लिए अलग से राशि और 40,000 रुपये की मनरेगा मजदूरी मिलेगी. उन्होंने बताया कि अब तक 5,101 घरों के नुकसान की जानकारी मिली है, जिनके लिए वे तुरंत मंजूरी देंगे. चौहान ने बताया कि मिर्च, धान जैसी फसलें गंभीर रूप से बर्बाद हुई हैं. ऐसे में जिन किसानों ने बीमा कराया है, उन्हें प्रधानमंत्री फसल बीमा योजना के तहत पूरा मुआवजा मिलेगा. इसके साथ ही बागवानी मजदूरों और सेब के बागानों को भी सहायता दिलाने के लिए राज्य सरकार से आग्रह किया गया है. दिल्ली में कृषि यंत्र निर्माताओं के साथ बैठक के बाद चौहान ने बताया कि 22 सितंबर से ट्रैक्टर और कृषि उपकरणों पर जीएसटी में कटौती का सीधा लाभ किसानों को मिलना चाहिए. उन्होंने कहा कि यह फैसला 23,000 रुपये से 63,000 रुपये तक की कीमतों में कमी ला सकता है, जिससे छोटे किसानों के लिए यंत्र खरीदना सस्ता हो जाएगा. कस्टम हायरिंग सेंटर्स (CHCs) के लिए भी मशीनरी अब सस्ती होगी, जिससे किराये की दरों में गिरावट आएगी. शिवराज सिंह चौहान की ये घोषणाएं न केवल बॉर्डर इलाकों के किसानों को पीएम-किसान योजना से जोड़ने में सहायक होंगी, बल्कि प्राकृतिक आपदा से प्रभावित क्षेत्रों के किसानों को भी जल्द राहत देने में महत्वपूर्ण साबित होंगी. इसके अलावा कृषि लागत घटाने के लिए हाल में लिया गया GST फैसला छोटे और सीमांत किसानों के लिए राहत की सांस बन सकता है. Copyright©2025 Living Media India Limited. For reprint rights: Syndications Today होम वीडियो न्यूज़ स्कीम मेन्यू Add Kisan Tak to Home Screen</w:t>
       </w:r>
     </w:p>
     <w:p>
@@ -4259,7 +4259,7 @@
     </w:p>
     <w:p>
       <w:r>
-        <w:t>Title: Will Discuss Fertiliser Issue With MP CM, Says Shivraj Singh Chouhan</w:t>
+        <w:t>Title: अब सस्ते मिलेंगे कृषि यंत्र : GST कटौती का लाभ किसानों तक पहुंचाने के लिए कृषि मंत्री एक्शन में, जानें...</w:t>
       </w:r>
     </w:p>
     <w:p>
@@ -4271,13 +4271,13 @@
           <w:rPr>
             <w:color w:val="0000FF"/>
           </w:rPr>
-          <w:t>https://ommcomnews.com/india-news/will-discuss-fertiliser-issue-with-mp-cm-says-shivraj-singh-chouhan/</w:t>
+          <w:t>https://www.gaonjunction.com/khabar-junction/agriculture-minister-in-action-to-ensure-farmers-benefit-from-gst-reduction-learn-more</w:t>
         </w:r>
       </w:hyperlink>
     </w:p>
     <w:p>
       <w:r>
-        <w:t>Content: Bhopal: Union Agricultural Minister Shivraj Singh Chouhan’s convoy was stopped by Congress leaders during his visit to Satna district of Madhya Pradesh on Thursday. Congress MLA from Satna, Siddharth Kushwaha, along with his supporters and a large number of local farmers, blocked the road that Chouhan’s convoy was passing through. Former Chief Minister Chouhan came out of his vehicle and heard the grievances of farmers protesting over fertiliser shortage and assured them that the problem would be resolved as soon as possible. A video surfaced on social media, showing Chouhan surrounded by Congress workers and farmers. While Congress MLA Siddharth Kushawaha was heard saying, “Aapki Sarkar hai aur apko aadesh karna hai. (It’s your government. You just have to give an order). Later, Chouhan, talking to media persons, said that Satna district has received one-and-a-half times more fertiliser than last year, adding that a fresh stock of urea fertiliser has also arrived on Thursday. “This year, Satna district has been provided a total of 27,700 MT urea fertiliser so far, against 23,500 MT last year. I will discuss the matter with the state government and the Ministry of Fertilisers to ensure that farmers do not face any shortage,” Chouhan said. He tried to pacify agitating farmers, saying that both the agricultural and fertiliser ministries are separate. “I am the Agriculture Minister; distribution is handled by the Fertiliser Ministry. Both ministries have different roles to play,” Chouhan said. Accepting that farmers in Madhya Pradesh are struggling to get adequate fertiliser, Chouhan further stated that he would discuss the matter with Chief Minister Mohan Yadav. The opposition Congress accused the ruling BJP of neglecting farmers’ interests and mishandling fertiliser distribution in the state. Congress MLA and Leader of Opposition (LoP) in the state assembly, Umang Singhar, during a press conference on Thursday, claimed that the tussle between Shivraj Singh Chouhan and CM Mohan Yadav has pushed farmers into crisis. “According to the Centre, there is no shortage of fertilisers. The problem lies in the state’s distribution system. The tussle between Shivraj Singh Chouhan and Mohan Yadav has pushed farmers into crisis,” Singhar said at a press conference in Bhopal. (IANS) © 2025 - Ommcom News. All Rights Reserved. Login to your account below Remember Me Please enter your username or email address to reset your password. - Select Visibility -PublicPrivate © 2025 - Ommcom News. All Rights Reserved.</w:t>
+        <w:t>Content: ट्रैक्टर और दूसरे कृषि उपकरणों पर माल और सेवा कर (GST) में की गई हालिया कटौती का फायदा सीधे किसानों तक पहुंचे, यह सुनिश्चित करने के लिए कृषि मंत्री शिवराज सिंह चौहान शुक्रवार को उद्योग जगत के प्रतिनिधियों के साथ एक महत्वपूर्ण बैठक करेंगे। Link Copied 7 से 13 प्रतिशत तक सस्ते होंगे कृषि उपकरण सरकार ने विभिन्न कृषि मशीनरी और उपकरणों पर GST की दर को 12-18 प्रतिशत से घटाकर 5 प्रतिशत कर दिया है। यह नई दर 22 सितंबर से प्रभावी होगी, जिसके चलते कृषि उपकरणों की खुदरा कीमतों में 7 से 13 प्रतिशत तक की कमी आने की उम्मीद है। किसानों को मिलेगा सब्सिडी का दोहरा लाभ एक आधिकारिक बयान के अनुसार, इस कदम से किसानों को कम टैक्स के साथ-साथ सब्सिडी योजनाओं का भी दोहरा लाभ मिलेगा। इसके अलावा, आत्मनिर्भर भारत अभियान के तहत स्वदेशी कृषि मशीनरी निर्माताओं को भी प्रतिस्पर्धा में बढ़त हासिल होगी। बैठक का मुख्य उद्देश्य यह सुनिश्चित करना है कि जीएसटी दरों में कटौती का लाभ व्यापक रूप से किसानों को हस्तांतरित किया जाए। इस अहम बैठक में ट्रैक्टर एंड मैकेनाइजेशन एसोसिएशन (TMA), एग्रीकल्चरल मशीनरी मैन्युफैक्चरर्स एसोसिएशन (AMMA), ऑल इंडिया कंबाइन हार्वेस्टर मैन्युफैक्चरर्स एसोसिएशन (AICMA), और पावर टिलर एसोसिएशन ऑफ इंडिया (PTAI) समेत कई अन्य संगठनों के प्रतिनिधि मौजूद रहेंगे। © 2023-24 www.gaonjunction.com</w:t>
       </w:r>
     </w:p>
     <w:p>
@@ -4290,7 +4290,7 @@
     </w:p>
     <w:p>
       <w:r>
-        <w:t>Title: Historic GST Reduction Brings Relief to Agriculture and Livelihoods</w:t>
+        <w:t>Title: सरकार की बेरुखी से लाचार समाज कल्याण बोर्ड नहीं कर पाए अपना ही कल्याण</w:t>
       </w:r>
     </w:p>
     <w:p>
@@ -4302,13 +4302,13 @@
           <w:rPr>
             <w:color w:val="0000FF"/>
           </w:rPr>
-          <w:t>https://studycafe.in/historic-gst-reduction-brings-relief-to-agriculture-and-livelihoods-392837.html</w:t>
+          <w:t>https://thesootr.com/state/madhya-pradesh/helpless-due-to-governments-indifference-13-boards-could-not-take-care-of-their-own-welfare-10483265</w:t>
         </w:r>
       </w:hyperlink>
     </w:p>
     <w:p>
       <w:r>
-        <w:t>Content: GST reforms slash input costs for farmers and dairy producers, marking a transformative step for rural India's economy. Vanshika verma | Sep 10, 2025 | Historic GST Reduction Brings Relief to Agriculture and Livelihoods The GST Council, in its recent 56th meeting held on September 3, 2025 made the suggestions related to GST tax rate changes. These new changes set a major transformation in the agriculture and dairy sector. With the reduction in GST rates, farmers, dairy workers and agricultural and livestock owners from all countries are showing joy and gratitude to Prime Minister Shri Narendra Modi and Union Finance Minister Nirmala Sitharaman. Union Agriculture Minister Shri Shivraj Singh Chouhan termed the new rates a revolutionary decision, expressing hope for historic changes. The impact of GST reforms will be widely seen among small and medium farmers. Reducing GST rates on agricultural machinery and solar-powered equipment will help in slashing farming costs and will increase farmers’ profits. GST has also been reduced on biopesticides and micronutrients, which will benefit farmers and encourage a shift from chemical to bio-fertilisers. In the dairy sector, milk and cheese will now attract zero GST, benefitting not only common citizens but also farmers, livestock owners and dairy producers. Also Read From Ghee to Cheese: GST Council’s 56th Meet Cuts Dairy Taxes The GST reforms will also promote integrated farming. Clear benefits will be visible in animal husbandry, beekeeping, agroforestry, fisheries and poultry farming. Reduced GST on Tendu leaves will build the livelihood of tribal communities, while lower GST on commercial goods vehicles will make the transportation of farm produce cheaper. The following are some of the things which will get cheaper: Tractor prices, Tractor parts, Agricultural equipment, Solar-powered irrigation devices, Fertilisers, Pesticides, Fruits and vegetables, Nuts, Boost to food processing, No GST on milk and cheese, Promotion of indigenous products, GST reduced on ‘prepared/preserved fish’, Natural honey costs less. Reduced GST on tendu leaves. Difference between Old and New GST for multiple popular agricultural machinery and equipment:- Ammonia, sulphuric acid, nitric acid: Gst reduced from 18% to 5% 12 bio-pesticides and several micronutrients: GST cut from 12% to 5% Prepared/preserved vegetables, fruits, and nuts: GST reduced from 12% to 5% GST on butter, ghee, etc. reduced from 12% to 5%. GST on prepared or preserved fish reduced from 12% to 5%. GST on artificial honey, whether blended with natural or not, was cut from 18% to 5%. GST on solar-powered devices was reduced from 12% to 5%. GST reduced from 18% to 5%. In case of any Doubt regarding Membership you can mail us at [email protected] Join Studycafe's WhatsApp Group or Telegram Channel for Latest Updates on Government Job, Sarkari Naukri, Private Jobs, Income Tax, GST, Companies Act, Judgements and CA, CS, ICWA, and MUCH MORE!" you can also submit your articles by sending mail at [email protected] © 2025 Copyright Studycafe Private Limited. All Rights Reserved.</w:t>
+        <w:t>Content: 0 By clicking the button, I accept the Terms of Use of the service and its Privacy Policy, as well as consent to the processing of personal data. Don’t have an account? Signup Powered by : Follow Us BHOPAL. सरकार और विभिन्न समाजों के बीच सेतु के रूप में गठित कल्याण बोर्ड आखिर भंग कर दिए गए हैं। दो साल पहले विधानसभा चुनाव से ठीक पहले गठित ये 13 बोर्ड समाज कल्याण के लक्ष्य से कोसों दूर ही रह गए। सरकार ने इनकी सुध ही नहीं ली नतीजा न तो विभागों ने इन्हें बजट दिया, न बोर्ड के प्रस्तावों को तवज्जों दी गई। इतना ही नहीं पूर्व मुख्यमंत्री शिवराज सिंह चौहान द्वारा गठित समाज कल्याण बोर्ड सदस्यों की नियुक्तियां तक नहीं कर सके। अधिकार संपन्न न होने से ये बोर्ड समाजों को कोई लाभ तक नहीं दिला पाए। अब सीएम डॉ.मोहन यादव की सरकार ने ऐसे 13 समाज कल्याण बोर्ड भंग कर दिए हैं। सरकार के इस निर्णय को प्रबुद्धजन समाजों के साथ छलावा मान रहे हैं। वहीं बीजेपी में सक्रिय नेता भी सरकार के निर्णय के बाद निरुत्तर हैं। कई ने इस मामले पर चुप्पी साध ली है तो कुछ इस निर्णय से समाज में नाराजगी होने की बात कह रहे हैं। वहीं ओबीसी आरक्षण को लेकर नाराज पिछड़ा वगे में शामिल जातियों के प्रतिनिधि इस निर्णय को पिछड़ी जातियों से पक्षपात मान रही हैं। सरकार और समाजों के समन्वय के लिए साल 2023 में 14 समाज कल्याण बोर्ड गठित किए गए थे। विधानसभा चुनाव से ठीक पहले गठित इन कल्याण बोर्ड में से सीएम डॉ.मोहन यादव की सरकार ने 13 को भंग कर दिया है। हालांकि इनमें से ज्यादातर कल्याण बोर्ड अपने दो साल का कार्यकाल पूरा कर चुके हैं। तीन दिन पहले 17 सितम्बर को इसके संबंध में सरकार द्वारा अधिसूचना भी जारी गई थी। इससे पहले फरवरी माह में सरकार ने प्रदेश के अन्य निगम मंडल, आयोग भंग कर दिए थे। अब सरकार द्वारा इन कल्याण बोर्ड को भंग करने से समाजों में नाराजगी बढ़ रही है। समाज के प्रतिनिधियों का मानना है इन बोर्ड को जिस उद्देश्य के लिए बनाया गया था वह पूरे ही नहीं हुए। बोर्ड के पास अधिकार ही नहीं थे। सरकार को पहले इन्हें अधिकार और सुविधाएं देनी थीं। अब लग रहा है बोर्ड का गठन समाज के कल्याण के लिए नहीं बल्कि चंद नेताओं को उपकृत करने के लिए किया गया था। मध्य प्रदेश सरकार ने जो 13 समाज कल्याण बोर्ड भंग किए हैं हैं उनमें जाट समाज का वीर तेजाजी कल्याण बोर्ड, विश्वकर्मा कल्याण बोर्ड, तेल घानी बोर्ड, स्वर्णकला बोर्ड, जय मीनेष कल्याण बोर्ड, कीर समाज का मां पूरीबाई कीर कल्याण बोर्ड, रजक समाज कल्याण बोर्ड, पाल समाज का मां अहिल्यादेवी कल्याण बोर्ड, गुर्जर समाज का देवनारायण बोर्ड, कुशवाहा समाज का कुश कल्याण बोर्ड, मांझी-कहार समाज का मछुआ समाज कल्याण बोर्ड, प्रजापति समाज का माटी कला बोर्ड भी शामिल है। जबकि परशुराम कल्या बोर्ड को फिलहाल भंग नहीं किया गया है। जो कल्याण बोर्ड भंग किए गए हैं वे जातियां पिछड़ा वर्ग में समाहित हैं। ऐसे में प्रदेश सरकार ओबीसी आरक्षण के बाद फिर पिछड़ा वर्ग से पक्षपात को लेकर निशाने पर आ गई है। ओबीसी आरक्षण को लेकर कोर्ट में लगातार केस लड़ रहे वकील वरुण ठाकुर का कहना है केवल ओबीसी से जुड़े बोर्ड भंग कर सरकार ने इस वर्ग के प्रति पक्षपात को उजागर कर दिया है। ये खबर भी पढ़िए : एमपी में GST की नई दरें : 22 सितंबर से क्या होगा सस्ता, क्या महंगा, विस्तार से जानें नई कीमत सरकार ने जिन समाज कल्याण बोर्ड को भंग किया है अब उनके अध्यक्ष और समाज के प्रबुद्धजन भी नाराज नजर आ रहे हैं। हांलाकि बीजेपी के अनुशासन से बंधे होने से कोई भी खुलकर सामने नहीं आया है लेकिन अंदरखाने में वे अपनी नाराजगी जता रहे हैं। बोर्ड के अध्यक्षों ने सीएम डॉ.मोहन यादव को इस संबंध में पत्र जरूर भेजे हैं। तेलघानी बोर्ड के पूर्व अध्यक्ष रविकरण साहू का कहना है मध्यप्रदेश में तैलिक-साहू समाज को बोर्ड से काफी उम्मीदें थीं। बोर्ड ने समाज के कल्याण के लिए कई कार्यक्रम चलाने के प्रस्ताव तैयार किए थे और इसके लिए सरकार से बजट भी मांगा था। हांलाकि बोर्ड को उनके अलावा एक सदस्य ही मिला और वे अपने उद्देश्य में आगे नहीं बढ़ पाए। वहीं देवनारायण कल्याण बोर्ड के पूर्व अध्यक्ष रघुवीर पटेल गुर्जर ने भी गठन के बाद बोर्ड को अधिकार न मिलने का मलाल जताया है। उन्होंने बताया कि बोर्ड को भोपाल में एक ऑफिस मिला था लेकिन न तो सदस्यों की नियुक्ति हो पाई न ही विभाग ने उन्हें कर्मचारी दिए। अपने स्तर पर वे जो कुछ कर सकते थे समाज के लिए किया लेकिन बिना सुविधाओं के कुछ खास नहीं हो पाया। विश्वकर्मा कल्याण बोर्ड के पूर्व अध्यक्ष प्रेमनारायण विश्वकर्मा ने कहा बोर्ड का गठन और उसे भंग करना सरकार का निर्णय है। वे प्रतिबद्ध कार्यकर्ता हैं और समाज के लिए आगे भी काम करते रहेंगे। हां सरकार अधिकार संपन्न बनाती तो बोर्ड समाजहित में व्यापक काम कर सकते थे। ये खबर भी पढ़िए : Film Homebound: भोपाल से ऑस्कर तक का सफर, एमपी को मिली ग्लोबल पहचान साल 2023 में बीजेपी सरकार ने समाज में गहरी पैठ रखने वाले सक्रिय नेताओं को अपनी- अपनी जातियों के कल्याण बोर्ड का अध्यक्ष बनाया था। जाट समाज में सक्रिय लक्ष्मीनारायण (पप्पू) गौरा को वीर तेजाजी कल्याण बोर्ड, प्रेमनारायण विश्वकर्मा को विश्वकर्मा कल्याण बोर्ड और तैलिक- साहू समाज के तेल घानी बोर्ड की जिम्मेदारी रविकरण साहू को दी गई थी। वहीं स्वर्णकार-सोनी समाज के स्वर्णकला बोर्ड का अध्यक्ष दुर्गेश सोनी को, मीना समाज के आराध्य भगवान मीनेष के नाम पर गठित जय मीनेष कल्याण बोर्ड का अध्यक्ष लालाराम मीना को, कीर समाज के लिए मां पूरीबाई कीर कल्याण बोर्ड का अध्यक्ष गयाप्रसाद कीर, रजक कल्याण बोर्ड अध्यक्ष महेश ढालिया, पाल समाज के मां अहिल्यादेवी कल्याण बोर्ड का अध्यक्ष डॉ.राजेन्द्र सिंह पाल, गुर्जर समाज के देवनारायण बोर्ड की जिम्मेदारी अध्यक्ष के रूप में रघुवीर पटेल गुर्जर को सौंपी गई थी। इसके अलावा मांझी- कहार समाज के मछुआ कल्याण बोर्ड में सीताराम बाथम, प्रजापति समाज के माटीकला बोर्ड में आरडी प्रजापति और कुशवाहा समाज के कुश कल्याण बोर्ड का अध्यक्ष नारायण सिंह कुशवाहा को बनाया गया था। समाज में सक्रिय इन नेताओं को दो साल से केबिनेट मंत्री का दर्जा तो मिला है लेकिन उनके पास न तो सदस्य हैं और न कर्मचारी। सरकार से बजट भी नहीं मिला इस वजह से वे समाज कल्याण के लिए खास पहल नहीं कर सके। ये खबर भी पढ़िए : पितृपक्ष का समापन सूर्यग्रहण के साथ, भारत में नहीं दिखेगा, जानें कहां दिखेगा 17 सितम्बर को समाज कल्याण बोर्ड भंग करने के आदेश से सामाजिक संगठनों में नाराजगी है। पिछड़ा वर्ग में सक्रिय रामविश्वास कुशवाहा का कहना है बीजेपी ने समाजों को अपनी ओर लाने के लिए बोर्ड बनाए थे। बोर्ड में सामाजिक लोगों को अध्यक्ष- सदस्य बनाना था लेकिन यहीं से राजनीति शुरू हो गई। ये बोर्ड केवल चुनावी राजनीति का हिस्सा बनकर ही रह गए थे। दो साल में इनमें से एक भी बोर्ड अपनी जाति या समाज के कल्याण का एक भी काम नहीं कर सका। सरकार ने भी 24 महीनों के लिए केबिनेट मंत्री का दर्जा देकर जिन्हें अध्यक्ष बनाया उनकी उपयोगिता नहीं समझी। ये खबर भी पढ़िए : भारत में सबसे ज्यादा बारिश वाले राज्य : इनके नामों की लिस्ट देख हो जाएंगे हैरान मांझी- कहार समाज संगठन के हरेन्द्र केवट का कहना है पूर्व मुख्यमंत्री ने केवल कुछ लोगों को उपकृत करने बोर्ड बनाए थे। उनकी विदाई के बाद सरकार दो साल तक इन 13 बोर्ड के अध्यक्षों पर खर्च करती रही। उन्हें वाहन उपलब्ध कराए गए। उनके लिए भोपाल में ऑफिस दिया गया। जब समाज के लिए किसी गतिविधि को स्वीकृति देनी ही नहीं थी तो दो साल इन नेताओं पर खर्च क्यों किया गया। यदि उद्देश्य समाज- पिछड़ी जातियों का कल्याण करना था तो बोर्ड भंग करने की जगह उन्हें अधिकार और बजट देकर मजबूत करना चाहिए। Subscribe to our Newsletter! इस लेख को साझा करें यदि आपको यह लेख पसंद आया है, तो इसे अपने दोस्तों के साथ साझा करें।वे आपको बाद में धन्यवाद देंगे</w:t>
       </w:r>
     </w:p>
     <w:p>
@@ -4321,7 +4321,7 @@
     </w:p>
     <w:p>
       <w:r>
-        <w:t>Title: पंजाब में बाढ़ से फसलें बर्बाद, होगा मुआवजे का ऐलान? देखें कृष‍िमंत्री का जवाब</w:t>
+        <w:t>Title: कृषि मंत्री शिवराज का बड़ा ऐलान: GST कटौती से ट्रैक्टरों की कीमतों में 63,000 रुपये तक की कमी, किसानों को मिलेगा लाभ</w:t>
       </w:r>
     </w:p>
     <w:p>
@@ -4333,13 +4333,13 @@
           <w:rPr>
             <w:color w:val="0000FF"/>
           </w:rPr>
-          <w:t>https://www.aajtak.in/india/punjab/video/agriculture-minister-shivraj-singh-chouhan-on-the-flood-in-punjab-crops-are-completely-devastated-the-roots-have-rotted-ytvd-2325439-2025-09-08</w:t>
+          <w:t>https://royalbulletin.in/business/gst-cut-tractor-price-reduction-benefit-farmers-india/article-107718</w:t>
         </w:r>
       </w:hyperlink>
     </w:p>
     <w:p>
       <w:r>
-        <w:t>Content: Feedback पंजाब में रावी, सतलुज और व्यास नदियों में उफान के कारण आई बाढ़ से भारी तबाही हुई है. केंद्रीय कृषि मंत्री शिवराज सिंह चौहान ने पंजाब के गुरदासपुर और अमृतसर जैसे बाढ़ प्रभावित इलाकों का दौरा कर स्थिति का जायजा लिया. उन्होंने कहा कि 'फसलें पूरी तरह से चौपट हैंऔर धान की फसल की जड़ें सड़ गई हैं.' केंद्र सरकार की दो टीमें नुकसान के आकलन के लिए पंजाब में मौजूद हैं. Copyright © 2025 Living Media India Limited. For reprint rights: Syndications Today होम वीडियो लाइव टीवी न्यूज़ रील मेन्यू मेन्यू</w:t>
+        <w:t>Content: GST cut tractor price: कृषि मंत्री शिवराज सिंह चौहान ने शुक्रवार को ट्रैक्टर और कृषि उपकरण निर्माताओं से आग्रह किया कि 22 सितंबर से लागू होने वाली GST कटौती का लाभ सीधे किसानों तक पहुंचे। मंत्री ने बताया कि इस कदम से अलग-अलग श्रेणी के ट्रैक्टरों की कीमतों में 23,000 रुपये से लेकर 63,000 रुपये तक की उल्लेखनीय कमी आएगी। चौहान ने कहा कि GST कटौती का लाभ केवल ट्रैक्टरों तक सीमित नहीं रहेगा। देशभर में चल रहे कस्टम हायरिंग सेंटर्स (CHCs) पर उपलब्ध मशीनरी की लागत भी घटेगी। इससे छोटे और सीमांत किसानों को किराये पर मशीनें लेने में आर्थिक राहत मिलेगी। उन्होंने बताया कि CHCs का प्राथमिक उद्देश्य किसानों को रियायती दरों पर कृषि उपकरण उपलब्ध कराना है। और पढ़ें BJP नेत्री अपर्णा यादव का परिवार फिर विवादों में: मां के बाद भाई पर भी ₹14 करोड़ की धोखाधड़ी का केस दर्ज कृषि मंत्री ने ट्रैक्टरों की विभिन्न श्रेणियों में अनुमानित मूल्य कटौती की जानकारी दी। उनके अनुसार, 35 एचपी ट्रैक्टरों की कीमत में 41,000 रुपये, 45 एचपी में 45,000 रुपये, 50 एचपी में 53,000 रुपये और 75 एचपी ट्रैक्टरों में 63,000 रुपये की कमी आएगी। वहीं, बागवानी में इस्तेमाल होने वाले कॉम्पैक्ट ट्रैक्टरों की कीमत में लगभग 23,000 रुपये तक की कटौती होगी। और पढ़ें पीएम मोदी ने कहा- 20 सितंबर भारत के समुद्री क्षेत्र और आत्मनिर्भरता के लिए महत्वपूर्ण, गुजरात को देंगे बड़ी सौगात मंत्री चौहान ने बैठक में बताया कि GST में कमी का मुख्य उद्देश्य किसानों की आय बढ़ाना और खेती की लागत को कम करना है। उन्होंने कहा कि सरकार छोटे कृषि उपकरणों के उत्पादन को बढ़ाने पर भी ध्यान देगी ताकि छोटे किसान अपने खेतों में मशीनीकरण का अधिक से अधिक लाभ उठा सकें। और पढ़ें प्रधानमंत्री नरेंद्र मोदी घुटने टेकते नहीं, घुटने टिकवाते हैं- नरेन्द्र कश्यप इस बैठक में ट्रैक्टर एवं मशीनीकरण एसोसिएशन (TMA), कृषि मशीनरी निर्माता एसोसिएशन (AMMA), अखिल भारतीय कम्बाइन हार्वेस्टर निर्माता एसोसिएशन (AICMA), पावर टिलर एसोसिएशन ऑफ इंडिया (PTAI) और अन्य संबंधित संगठनों के प्रतिनिधि मौजूद रहे। सभी प्रतिनिधियों ने GST कटौती के लागू होने के बाद किसानों तक लाभ पहुंचाने के लिए सहयोग का आश्वासन दिया।</w:t>
       </w:r>
     </w:p>
     <w:p>
@@ -4352,7 +4352,7 @@
     </w:p>
     <w:p>
       <w:r>
-        <w:t>Title: डॉ. काजल चक्रवर्ती को कृषि एवं संबद्ध विज्ञान में नवाचार के लिए राष्ट्रीय कृषि विज्ञान पुरस्कार 2025 से सम्मानित</w:t>
+        <w:t>Title: कृषि मंत्री की बड़ी घोषणा: राज्य सरकार मंजूरी दे तो सोयाबीन खरीदी जाएगी समर्थन मूल्य पर</w:t>
       </w:r>
     </w:p>
     <w:p>
@@ -4364,13 +4364,13 @@
           <w:rPr>
             <w:color w:val="0000FF"/>
           </w:rPr>
-          <w:t>https://www.icar.org.in/hi/dao-kaajala-cakaravaratai-kao-karsai-evan-sanbadadha-vaijanaana-maen-navaacaara-kae-laie</w:t>
+          <w:t>https://makdaiexpress24.com/if-the-state-government-approves-a-big-announcement-of-the-agriculture-minister-soybean-will-be-purchased-on-support-price/</w:t>
         </w:r>
       </w:hyperlink>
     </w:p>
     <w:p>
       <w:r>
-        <w:t>Content: भारतीय कृषि अनुसंधान परिषदindian council of agricultural research Ministry of Agriculture and Farmers Welfare 16 जुलाई 2025, लखनऊ भाकृअनुप-राष्ट्रीय मत्स्य आनुवंशिक संसाधन ब्यूरो, लखनऊ की निदेशक, डॉ. काजल चक्रवर्ती को कृषि एवं संबद्ध विज्ञान में नवाचार एवं प्रौद्योगिकी श्रेणी में प्रतिष्ठित राष्ट्रीय कृषि विज्ञान पुरस्कार 2025 से सम्मानित किया गया है। यह सम्मान केन्द्रीय कृषि एवं किसान कल्याण मंत्री, श्री शिवराज सिंह चौहान ने आज नई दिल्ली में आयोजित भारतीय कृषि अनुसंधान परिषद के 97वें स्थापना दिवस समारोह के दौरान प्रदान किया। डॉ. चक्रवर्ती को भाकृअनुप-केन्द्रीय समुद्री मत्स्य अनुसंधान संस्थान, कोच्चि में किए गए उनके अभूतपूर्व शोध के लिए सम्मानित किया गया। समुद्री प्राकृतिक उत्पादों, जैव सक्रिय यौगिकों तथा कार्यात्मक न्यूट्रास्यूटिकल्स में उनके अग्रणी कार्य ने भारत में समुद्री जैव प्रौद्योगिकी तथा मूल्य वर्धित मत्स्य पालन को उल्लेखनीय रूप से उन्नत किया है। पर्यावरण-अनुकूल जैव सक्रिय पदार्थों, रोगाणुरोधी एजेंटों और न्यूट्रास्युटिकल योगों के उनके विकास ने समुद्री मत्स्य पालन की स्थिरता तथा लाभप्रदता को बढ़ाया है और साथ ही अनुवादात्मक अनुसंधान और व्यावसायिक अनुप्रयोगों के लिए नए रास्ते खोले हैं। अपनी वैज्ञानिक उत्कृष्टता और सामाजिक प्रासंगिकता के लिए व्यापक रूप से प्रशंसित, उनके शोध का राष्ट्रीय और अंतर्राष्ट्रीय दोनों स्तरों पर प्रभाव पड़ा है। डॉ. चक्रवर्ती, निदेशक, भाकृअनुप-एनबीएफजीआर के रूप में भारत के जलीय आनुवंशिक संसाधनों के संरक्षण और सतत उपयोग के प्रयासों का नेतृत्व करते रहे हैं। इस राष्ट्रीय पुरस्कार से उन्हें मिली मान्यता उनके निरंतर योगदान, वैज्ञानिक नेतृत्व और कृषि नवाचार के प्रति प्रतिबद्धता का प्रमाण है। भाकृअनुप समुदाय और व्यापक मत्स्य पालन क्षेत्र इस सुयोग्य सम्मान के लिए डॉ. चक्रवर्ती को हार्दिक बधाई एवं शुभकामनाएं देता है। (स्रोत: भाकृअनुप-राष्ट्रीय मत्स्य आनुवंशिक संसाधन ब्यूरो, लखनऊ) @ भारतीय कृषि अनुसंधान परिषद के स्वामित्व वाली सामग्री कॉपीराइट © 2022 भारतीय कृषि अनुसंधान परिषद कृषि भवन द्वारा सर्वाधिकार सुरक्षित फेसबुक पर लाइक करें यूट्यूब पर सदस्यता लें X पर फॉलो करना X इंस्टाग्राम पर लाइक करें</w:t>
+        <w:t>Content: Makdai Express24 - Hindi News Portal हरदा। केंद्रीय कृषि मंत्री शिवराज सिंह चौहान शनिवार को हरदा पहुंचे। उन्होंने खिरकिया ब्लाक के बावड़िया गांव में एक शोकाकुल परिवार से मिलकर संवेदना व्यक्त कर पौधारोपण किया। मीडिया के सोयाबीन को समर्थन मूल्य पर खरीदने के सवाल पर उन्होंने कहा कि यह निर्णय राज्य सरकार का है। इस संबंध में राज्य सरकार से प्रस्ताव मिलने पर समर्थन मूल्य पर सोयाबीन खरीदने की अनुमति दी जाएगी। इससे पहले जिला मुख्यालय स्थित सर्किट हाउस में चर्चा करते हुए उन्होंने कहा कि कृषि यंत्रों पर दरें कम हो रही हैं। 22 सितंबर से कृषि यंत्रों की दरों में पांच प्रतिशत की कमी आएगी, जिससे किसानों को इन्हें खरीदने में आसानी होगी। उन्होंने कहा कि यदि कोई किसान 35 एचपी का ट्रैक्टर खरीदता है तो उसे सीधे 63 हजार रुपये की बचत होगी। इसी तरह बागवानी के लिए जो किसान ट्रैक्टर खरीदता है उस पर उसे 23 हजार रुपये तक की बचत होगी। - Install Android App - कृषि मंत्री ने यह भी कहा कि एक दिन पहले शुक्रवार को उन्होंने कृषि यंत्र बनाने वाली विभिन्न कंपनियों के प्रतिनिधियों के साथ बैठक की। प्रतिनिधियों से कहा कि जीएसटी की दरों का सीधा लाभ किसानों को मिलना चाहिए ताकि उन्हें खेती के कार्यों में मदद मिले और उनका आर्थिक विकास हो सके। कई जगह हुआ स्वागत, महिलाओं ने बताई समस्या कृषि मंत्री कार के माध्यम से जिले में पहुंचे। जिले में प्रवेश करते ही छीपानेर में उन्होंने कुछ महिलाओं से मिलाकात की। उन्होंने महिलाओं से पूछा कि उन्हें लाड़ली बहना योजना का लाभ मिल रहा है या नहीं तो महिलाओं ने कहा कि उन्हें हर माह राशि प्राप्त हो रही है। कुछ महिलाओं ने कहा कि उन्हें राशि नहीं मिल रही है, जिस पर उन्होंने मामले की जांच कराकर समाधान निकालने का आश्वासन दिया। अबगांवखुर्द में कृषि मंत्री का किसानों और जनप्रतिनिधियों ने स्वागत किया। हर एक खबर जरा हटकर लिखित एवं सच्चा दस्तावेज। Prev Post एच.पी. सिंह निलंबित, सतना खनिज विभाग में दीपमाला तिवारी संभालें जिम्मेदारी Next Post प्रदेश के 25 लाख बिजली उपभोक्ताओं के लिए खुशखबरी! नवरात्रि से सस्ती होगी बिजली 1 2 4 3 5 6 7 8 10 11 12 13 14 15 16 17 18 19 20 21 22 Final 1 2 3 4 5 6 7 8 9 10 11 12 13 14 15 16 17 18 19 1 2 3 4 5 6 7 8 9 10 11 12 13 14 15 16 17 18 19 20 21 22 23 24 25 26 27 28 29 30 31 32 1 2 3 4 5 6 7 8 9 10 11 12 13 14 15 16 17 18 19 20 21 22 23 24 25 26 27 28 29 30 31 32 33 34 35 36 37 38 39 40 41 42 43 44 45 20 19 18 17 16 15 14 13 12 11 10 9 8 7 6 5 4 3 2 1 मकड़ाई एक्सप्रेस24 एक उद्देश्य और निष्पक्ष पोर्टल होने का वादा करता है, जहां पाठकों को सबसे अच्छी जानकारी, हाल के तथ्यों और मनोरंजक समाचार उपलब्ध कराये जाते हैं। समाचार पोर्टल के माध्यम से हम निष्पक्षता से हर ताज़ा खबरों से अपने पाठकों को अवगत कराते हैं। Popular News Mahila Samman Savings Certificate Yojana: महिला सम्मान बचत… Ladli Behna Yojana: इन बहनों को नहीं मिलेगी अगली किस्त,… Welcome, Login to your account. Recover your password. A password will be e-mailed to you.</w:t>
       </w:r>
     </w:p>
     <w:p>
@@ -4383,7 +4383,7 @@
     </w:p>
     <w:p>
       <w:r>
-        <w:t>Title: खाद की समस्या को लेकर कांग्रेस विधायक ने शिवराज सिंह चौहान से किए तीखे सवाल!</w:t>
+        <w:t>Title: Shivraj Singh Chouhan assesses flood damage in Jammu; announces relief measures for farmers, workers</w:t>
       </w:r>
     </w:p>
     <w:p>
@@ -4395,13 +4395,13 @@
           <w:rPr>
             <w:color w:val="0000FF"/>
           </w:rPr>
-          <w:t>https://www.kisantak.in/amp/news/video/congress-mla-asked-questions-to-shivraj-singh-chauhan-regarding-fertilizer-problem-1276616-2025-09-12</w:t>
+          <w:t>https://sundayguardianlive.com/news/shivraj-singh-chouhan-assesses-flood-damage-in-jammu-announces-relief-measures-for-farmers-workers20250920025448-143406/amp/</w:t>
         </w:r>
       </w:hyperlink>
     </w:p>
     <w:p>
       <w:r>
-        <w:t>Content: मध्य प्रदेश के सतना में किसानों की खाद की समस्या ने अब राजनीतिक तूल पकड़ लिया है. इस मुद्दे को लेकर आज सतना विधायक सिद्धार्थ कुशवाहा ने केंद्रीय कृषि मंत्री शिवराज सिंह चौहान का काफिला रोककर जोरदार विरोध प्रदर्शन किया. यह मामला तब का है जब शिवराज सिंह चौहान सतना पहुंथे. कांग्रेस पार्टी ने किसानों की समस्याओं को उठाते हुए भाजपा सरकार पर निशाना साधा.</w:t>
+        <w:t>Content: New Delhi [India], September 20 (ANI): Union Minister for Agriculture and Farmers' Welfare Shivraj Singh Chouhan on Friday visited the flood-affected border village of Badyal Brahmana in the RS Pura sector, where he assured that the Centre will extend all possible support to the people of Jammu and Kashmir. According to an official release, during his arrival, the Minister first visited the fields to assess the damage to standing crops. Later, the minister addressed a large gathering of flood victims, including farmers. Union Minister Chouhan said the Central government led by Prime Minister Narendra Modi stands by the people of Jammu and Kashmir in this time of crisis. As per the release, the Minister pledged that the Union Government would provide all possible assistance to the affected population following consultations with the J&amp;K government, which would submit reports with respect to the assessment of damages suffered during the floods. He said teams from the Ministries of Home Affairs, Jal Shakti, Rural Development and Agriculture have already conducted surveys in the affected parts of the Union Territory. They will also submit their reports while the assessment of damages is ongoing. Once the state government submits its memoranda, the Central government will leave no stone unturned in providing relief, he said. After his visit to Badyal Brahmana, the Minister returned to Jammu city and chaired a review meeting with the J&amp;K government. Later, he addressed the media and announced a slew of relief measures. Chouhan announced that one instalment under PM-Kisan would be released immediately to the farmers affected by the floods in the Union Territory. He also announced that workers in the flood-affected areas would get an additional 50 man-days under MGNREGA, increasing their entitlement to 150 from the existing 100 man-days guaranteed under the programme in view of the natural calamity. The Union Minister also announced that farmers would receive compensation for their domestic animals which perished in flood waters. He said, as reported by the J&amp;K administration, about 5000 houses have been damaged, which would be built again, for which he would approve assistance immediately. The agriculture minister said that under the Pradhan Mantri Awas Yojana, Rs. 1,30,000 would be provided for the construction of each house, with a separate toilet. Hailing Self Help Groups for their work, he said, they, too, have suffered losses, and Rs 76 crore would be released for them, as per the release. Chouhan suggested that the sand accumulated in the fields due to floods must be used by the farmers in whose land it is deposited. In this case, he said the Mining Department of J&amp;K must relax the rule in favour of the affected farmers. The agriculture minister said J&amp;K Government has about Rs . 2,499 crore available for disaster management, which will be utilised for the recent floods, adding that if more funds are required, the Central government will extend further assistance. He said the J&amp;K government would take up the renovation of damaged canals and embankments with the Central assistance, as per the release. (ANI)</w:t>
       </w:r>
     </w:p>
     <w:p>
@@ -4414,7 +4414,7 @@
     </w:p>
     <w:p>
       <w:r>
-        <w:t>Title: कृषि मंत्री शिवराज चौहान ने देशवासियों से की अपील, कहा- एक बार मेला भी घूमें</w:t>
+        <w:t>Title: Shivraj Singh Chouhan Chairs Meeting with Farm Machinery Associations to Ensure GST Benefits Reach Farmers from Sept 22</w:t>
       </w:r>
     </w:p>
     <w:p>
@@ -4426,13 +4426,13 @@
           <w:rPr>
             <w:color w:val="0000FF"/>
           </w:rPr>
-          <w:t>https://dainiksaveratimes.com/national/agriculture-minister-shivraj-chauhan-appealed-to-the-countrymen/</w:t>
+          <w:t>https://krishijagran.com/news/shivraj-singh-chouhan-chairs-meeting-with-farm-machinery-associations-to-ensure-gst-benefits-reach-farmers-from-sept-22/?amp=1&amp;utm_source=AMP&amp;utm_medium=AMP_HOME&amp;utm_campaign=AMP_NAV_LINKS&amp;utm_id=KJ_AMP_PAGES</w:t>
         </w:r>
       </w:hyperlink>
     </w:p>
     <w:p>
       <w:r>
-        <w:t>Content: नई दिल्ली: केंद्रीय कृषि मंत्री शिवराज सिंह चौहान ने अपने सोशल मीडिया मंच ‘X’ पर देशवासियों से एक खास अपील की है। उन्होंने लिखा कि,मॉल तो आप घूमने जाते ही हैं, इस बार मेला घूमने का भी प्लान बनाइए। नई दिल्ली के मेजर ध्यानचंद स्टेडियम में चल रहे सरस आजीविका मेला में जरूर जाएं। इस मेले में देश के गांव-गांव से आईं लखपति दीदियों का आत्मविश्वास और मेहनत नजदीक से देखिए। उनके हाथों से बनी हर वस्तु सिर्फ उत्पाद नहीं, बल्कि आत्मनिर्भर भारत की प्रेरणादायक कहानी है। यह मेला स्वदेशी अपनाने और दीदियों के सपनों को संबल देने का अनमोल अवसर है। इस मेले में न केवल विविध उत्पाद मिलेंगे, बल्कि देशभर के स्वादिष्ट व्यंजनों का भी भरपूर आनंद लिया जा सकेगा। आइए, हम सब मिलकर उनकी मेहनत का सम्मान करें। स्वदेशी अपनाएं, देश का गौरव बढ़ाएं। आइए, हम सब मिलकर उनकी मेहनत का सम्मान करें। स्वदेशी अपनाएं, देश का गौरव बढ़ाएं। मॉल तो आप घूमने जाते ही हैं, इस बार मेला घूमने का भी प्लान बनाइए। नई दिल्ली के मेजर ध्यानचंद स्टेडियम में चल रहे सरस आजीविका मेला में जरूर जाएं। इस मेले में देश के गांव-गांव से आईं लखपति दीदियों का आत्मविश्वास और मेहनत नजदीक से देखिए। उनके हाथों से बनी हर वस्तु सिर्फ उत्पाद… pic.twitter.com/MV2jfq7RHt — Shivraj Singh Chouhan (@ChouhanShivraj) September 10, 2025 ‘लखपति दीदी’ बनीं मेले की जान इस मेले की सबसे बड़ी खासियत हैं वे महिलाएं, जो देश के सुदूर गांवों से अपने स्वयं सहायता समूहों के माध्यम से आई हैं। अपने हाथों से तैयार किए गए स्वदेशी उत्पाद जैसे हस्तशिल्प, वस्त्र, आभूषण, मसाले, बेकरी उत्पाद और बहुत कुछ न केवल उनकी रचनात्मकता को दर्शाते हैं, बल्कि ग्रामीण अर्थव्यवस्था की आत्मनिर्भरता का परिचायक भी हैं। सरकार की ‘दीनदयाल अंत्योदय योजना’ और ग्रामीण आजीविका मिशन के तहत इन्हें वित्तीय, तकनीकी और बाज़ार से जोड़ने में मदद मिली है। कई महिलाएं अब लाखों की सालाना आय अर्जित कर रही हैं, इसीलिए उन्हें प्यार से ‘लखपति दीदी’ कहा जाने लगा है। एक कदम स्वदेशी की ओर सरस मेला एक सार्थक पहल है, जो न केवल ग्रामीण महिलाओं को आत्मनिर्भर बना रहा है, बल्कि शहरी उपभोक्ताओं को स्वदेशी उत्पादों के प्रति जागरूक कर रहा है। यह मेला बताता है कि आत्मनिर्भर भारत कोई सपना नहीं, बल्कि एक सशक्त और व्यावहारिक आंदोलन है, जिसमें हर नागरिक की भागीदारी जरूरी है। Stay informed More Categories Follow us Copyright © 2025 Dainik Savera Times. All rights reserved.</w:t>
+        <w:t>Content: Subscribe to our print &amp; digital magazines now Union Agriculture Minister held a meeting with agricultural machinery manufacturers to ensure that farmers directly benefit from the GST reduction from 18% to 5%. The move is expected to make farm equipment more affordable, saving farmers up to Rs 1.87 lakh on machinery. Union Agriculture and Farmers’ Welfare Minister Shivraj Singh Chouhan today held a meeting with representatives of leading agricultural machinery manufacturers at his residence in New Delhi to ensure that farmers directly benefit from the reduction in GST rates. The government recently slashed GST on farm machinery and implements from 18% to 5%, a move expected to bring significant relief to cultivators across the country. During the meeting, Chouhan said the government’s top priority is to reduce costs for farmers and make agriculture more profitable. “Farmers are our grain providers; it is through their hard work that the country’s granaries are filled. Reducing their expenses and ensuring prosperity is our foremost responsibility,” he noted. The minister also emphasized that manufacturers and dealers must immediately pass on the benefits of the tax reduction to farmers without delay. Farmers are now set to receive a dual benefit: lower taxation along with subsidies under existing government schemes. The move is expected to encourage wider adoption of mechanisation, particularly among small and marginal farmers, while also giving domestic manufacturers a stronger competitive edge under the Atmanirbhar Bharat initiative. From September 22, farmers will begin to see the direct benefits of the revised GST rates. To ensure widespread awareness, the Agriculture Ministry will launch an extensive promotion campaign. According to the minister, the new rates are expected to result in substantial savings for farmers across different categories of machinery. On tractors, farmers could save between Rs 41,000 and Rs 63,000, while a power tiller will now cost about Rs 11,875 less. Seed drills will become cheaper by Rs 3,220 to Rs 4,375, and multi-crop threshers by nearly Rs 14,000. Similarly, a harvester will see a sharp reduction of Rs 1,87,500, straw reapers by Rs 21,875, and balers by up to Rs 93,750. Chouhan also announced that he would be visiting Jammu and Kashmir later today to meet disaster-affected farmers, reaffirming the government’s commitment to stand with cultivators during times of crisis under the leadership of Prime Minister Narendra Modi. The meeting was attended by the Secretary, Agriculture &amp; Farmers’ Welfare, Government of India, along with representatives from leading industry bodies including the Tractor and Mechanization Association (TMA), Agricultural Machinery Manufacturers Association (AMMA), All India Combine Harvester Manufacturers Association (AICMA), and the Power Tiller Association of India (PTAI). Download Krishi Jagran Mobile App for more updates on the Latest Agriculture News, Agriculture Quiz, Crop Calendar, Jobs in Agriculture, and more.</w:t>
       </w:r>
     </w:p>
     <w:p>
@@ -4445,7 +4445,7 @@
     </w:p>
     <w:p>
       <w:r>
-        <w:t>Title: Fertilizer Shortage: खाद की कमी को लेकर किसानों और कांग्रेस कार्यकर्ताओं ने किया प्रदर्शन, हिरासत में लिए गए 500 लोग</w:t>
+        <w:t>Title: India's Agriculture Grows at World’s Fastest 3.7% Rate: Shivraj Singh Appreciates Farmers, Scientists, and Government Policies at Rabi Abhiyan 2025 Conference</w:t>
       </w:r>
     </w:p>
     <w:p>
@@ -4457,13 +4457,13 @@
           <w:rPr>
             <w:color w:val="0000FF"/>
           </w:rPr>
-          <w:t>https://www.kisantak.in/news/trending/story/congress-workers-and-farmers-protest-over-fertiliser-shortage-in-mauganj-swm-1274214-2025-09-08</w:t>
+          <w:t>https://krishijagran.com/news/indias-agriculture-grows-at-world-s-fastest-37-rate-shivraj-singh-appreciates-farmers-scientists-and-government-policies-at-rabi-abhiyan-2025-conference/</w:t>
         </w:r>
       </w:hyperlink>
     </w:p>
     <w:p>
       <w:r>
-        <w:t>Content: मध्य प्रदेश के मऊगंज में 500 से ज़्यादा कांग्रेस कार्यकर्ताओं और किसानों ने खाद की कमी और अन्य मुद्दों को लेकर विरोध प्रदर्शन किया है. इस विरोध प्रदर्शन के दौरान जब प्रदर्शनकारियों को पुलिस ने मुख्यमंत्री मोहन यादव से मिलने से रोका तो पुलिस बैरिकेड्स को तोड़ दिए गए. इतना ही नहीं इस दौरान कांग्रेस के पूर्व विधायक सुखेंद्र सिंह बाना के नेतृत्व में गाड़ियों में सवार प्रदर्शनकारियों की पुलिस से झड़प हुई और वे बैरिकेड्स तोड़कर मुख्यमंत्री तक पहुंच गए. मुख्यमंत्री 16 किलोमीटर दूर देवतालाब इलाके में एक कार्यक्रम में शामिल होने वाले थे. रविवार को पुलिस ने मऊगंज थाने के पास बहुती बाईपास पर बैरिकेड्स लगा दिए और प्रदर्शनकारियों को आगे नहीं बढ़ने दिया. मऊगंज के अतिरिक्त पुलिस अधीक्षक विक्रम सिंह ने बताया कि हमने 500 से ज़्यादा प्रदर्शनकारियों को कुछ देर के लिए हिरासत में लिया और मुख्यमंत्री का कार्यक्रम समाप्त होने के बाद उन्हें रिहा कर दिया. स्थिति अब शांतिपूर्ण है. प्रदर्शन के दौरान, पूर्व विधायक सुखेंद्र सिंह बाना ने आरोप लगाया कि वे किसानों और गरीब लोगों को प्रभावित करने वाले गंभीर मुद्दे उठा रहे थे. पूर्व विधायक सुखेंद्र सिंह ने दावा किया कि किसानों को उर्वरक नहीं मिल रहा है और उन्हें बेवजह परेशान किया जा रहा है. उल्टा किसानों पर लाठीचार्ज किया जा रहा है. गौरतलब है कि कुछ दिन पहले ही रीवा के एक सरकारी वितरण केंद्र पर उर्वरकों की कमी का विरोध कर रहे किसानों पर पुलिस ने लाठीचार्ज किया था. इससे पहले शनिवार को एक प्रेस कॉन्फ्रेंस में, जब पूर्व मुख्यमंत्री और केंद्रीय मंत्री शिवराज सिंह चौहान से राज्य में किसानों द्वारा लगातार किए जा रहे विरोध प्रदर्शनों के बारे में पूछा गया, तो उन्होंने कहा कि उर्वरक पर्याप्त गुणवत्ता में उपलब्ध हैं, लेकिन वितरण नेटवर्क को छोटा करने की आवश्यकता है. गौरतलब है कि बीते कुछ दिनों से राज्य में खाद वितरण, खास तौर पर यूरिया की सप्‍लाई को लेकर मारामारी मची हुई है. खाद लेने जा रहे किसान लगातार यूरिया न मिलने की शिकायत कह रहे हैं. इसके अलावा खाद बिक्री केंद्रों और गोदामों पर भी किसानों की सुबह से लेकर शाम तक लंबी लाइनें लगानी पड़ रही हैं. इसी के चलते कुछ दिन पहले ही मुख्यमंत्री मोहन यादव ने सभी जिलों के कलेक्‍टरों के साथ बैठक कर साफ निर्देश दिए कि यूरिया, डीएपी और दूसरे उर्वरकों के वितरण में कोई लापरवाही बर्दाश्त नहीं की जाएगी. इसके अलावा प्रशासन नकली और ब्लैक में बिक रही खाद पर भी लगातार छापेमारी में लगी हुई है. (सोर्स- PTI) ये भी पढ़ें-यूपी: धान के खेत में कीटनाशक छिड़कते वक्त किसान की बिगड़ी तबीयत, अस्पताल में तोड़ा दमराजस्थान के जालौर में भारी बारिश का दौर जारी, मूंग और बाजरे की फसल पर खतरा Copyright©2025 Living Media India Limited. For reprint rights: Syndications Today होम वीडियो न्यूज़ स्कीम मेन्यू Add Kisan Tak to Home Screen</w:t>
+        <w:t>Content: Subscribe to our print &amp; digital magazines now We're social. Connect with us on: Union Agriculture Minister Shivraj Singh Chouhan announced that India’s agriculture sector is currently expanding at an impressive rate of 3.7%, the highest in the world. He credited this achievement to the tireless efforts of the country's farmers and scientists, along with farmer-centric policies implemented by the government. Speaking at the Rabi Conference 2025-26, which began on September 15 at Pusa, New Delhi, Union Agriculture Minister Shivraj Singh Chouhan reaffirmed the government's commitment to farmer welfare. Highlighting the conference theme- “One Nation – One Agriculture – One Team” - he stressed the importance of unified efforts between the Centre, states, scientists, and agricultural stakeholders to transform the country's agricultural landscape. "We are not ordinary people- we have the privilege and responsibility of shaping the future of half of the country's population. Our work must be marked by dedication and genuine concern for the upliftment of our farmers," he said. Chouhan addressed the ongoing issue of counterfeit agricultural inputs, including fertilisers, seeds, and pesticides. He warned that strict measures would be taken against those found guilty of selling spurious products. Only those biostimulants that meet defined quality benchmarks will be permitted for sale, he stated. Reiterating the importance of agricultural extension services, the minister urged all stakeholders- including central and state agriculture departments, agricultural universities, and Krishi Vigyan Kendras (KVKs)- to formulate concrete action plans and deliver results on the ground. "Our sole focus is on agriculture and the farmer. Every officer must bring value to their role," he emphasized. In light of the increasing unpredictability of weather patterns, Chouhan also called for greater enrollment of farmers under crop insurance schemes. He urged officials to ensure the effective implementation of the Pradhan Mantri Fasal Bima Yojana so that affected farmers receive timely relief. He also announced that the Viksit Krishi Sankalp Abhiyan will be relaunched in October with joint participation from both the Centre and states. "Agricultural research should now be oriented toward solving real-world problems faced by farmers, not just academic pursuits," he said. In regions affected by floods, he directed the administration to act swiftly and provide immediate assistance. Union Agriculture Secretary Dr. Devesh Chaturvedi, in his opening remarks, shared that the conference includes six parallel breakout sessions aimed at addressing various facets of the upcoming Rabi season. Director General of ICAR, Dr. M. L. Jat, and Rajasthan Agriculture Minister Dr. Kirodi Lal Meena also shared their insights during the inaugural session. The conference is being attended by senior officials from the central and state governments, ICAR scientists, agricultural experts, farmer representatives, and other key stakeholders. It serves as a collaborative platform to review preparations and set production goals for the Rabi 2025-26 cropping season. Download Krishi Jagran Mobile App for more updates on the Latest Agriculture News, Agriculture Quiz, Crop Calendar, Jobs in Agriculture, and more. We're on WhatsApp! Join our WhatsApp group and get the most important updates you need. Daily. Subscribe to our Newsletter. You choose the topics of your interest and we'll send you handpicked news and latest updates based on your choice. Subscribe to our Newsletter. You choose the topics of your interest and we'll send you handpicked news and latest updates based on your choice.</w:t>
       </w:r>
     </w:p>
     <w:p>
@@ -4476,7 +4476,7 @@
     </w:p>
     <w:p>
       <w:r>
-        <w:t>Title: National Agricultural Conference: नई दिल्ली में दो दिवसीय ‘राष्ट्रीय कृषि सम्मेलन’ 15 और 16 सितंबर को, छत्तीसगढ़ के कृषि मंत्री रामविचार नेताम होंगे शामिल</w:t>
+        <w:t>Title: Shivraj Singh wants GST benefits to reach farmers</w:t>
       </w:r>
     </w:p>
     <w:p>
@@ -4488,13 +4488,13 @@
           <w:rPr>
             <w:color w:val="0000FF"/>
           </w:rPr>
-          <w:t>https://www.ibc24.in/chhattisgarh/two-day-national-agriculture-conference-to-be-held-in-new-delhi-3251517.html/amp</w:t>
+          <w:t>https://www.thestatesman.com/india/shivraj-singh-wants-gst-benefits-to-reach-farmers-1503488785.html/amp</w:t>
         </w:r>
       </w:hyperlink>
     </w:p>
     <w:p>
       <w:r>
-        <w:t>Content: Home » Chhattisgarh » Two-day 'National Agriculture Conference' to be held in New Delhi National Agricultural Conference / Image Source: X Handle रायपुर: National Agricultural Conference: नई दिल्ली के पूसा स्थित भारत रत्न सी. सुब्रमण्यम सभागार में 15 और 16 सितंबर को दो दिवसीय ‘राष्ट्रीय कृषि सम्मेलन -‘रबी अभियान 2025‘ का आयोजन होगा। राष्ट्रीय स्तर के इस सम्मेलन में छत्तीसगढ़ के कृषि विकास एवं कल्याण मंत्री राम विचार नेताम शामिल होंगे। मंत्री नेताम इस मौके पर मुख्यमंत्री विष्णु देव साय के नेतृत्व में प्रदेश में किसानों के हित में लिए गए निर्णयों, नीतियों और विकास कार्यो के साथ-साथ केंद्र और राज्य सरकार द्वारा संचालित योजनाओं की प्रगति की जानकारी भी देगें। यह भी पढ़ें: Smartphone Charger: क्या आपको पता है कि स्मार्टफोन चार्जर सफेद ही क्यों होते हैं? वजह जानकर हो जाएंगे हैरान? National Agricultural Conference: इस सम्मेलन में देशभर के कृषि विशेषज्ञों, वैज्ञानिकों, नीति-निर्धारकों और राज्यों के प्रतिनिधी शामिल होंगे। केंद्रीय कृषि मंत्री शिवराज सिंह चौहान की अध्यक्षता में होने वाले इस आयोजन में राज्यों के कृषि मंत्री, आईसीएआर के महानिदेशक, कृषि विज्ञान केंद्रों के वैज्ञानिक और वरिष्ठ अधिकारी शामिल होंगे।</w:t>
+        <w:t>Content: File Photo Union Minister for Agriculture and Farmers’ Welfare Shivraj Singh Chouhan on Friday directed machine manufacturers’ associations in India to pass on directly all revised-GST related benefits to farmers with full transparency. Chouhan chaired an important meeting in the national capital with representatives from the Tractor and Mechanization Association (TMA), Agricultural Machinery Manufacturers Association (AMMA), All India Combine Manufacturers Association (AICMA), and Power Tiller Association of India (PTAI), among others, to discuss the latest GST reforms for agricultural machinery. According to a press release, the minister, interacting with mediapersons after the meeting, thanked Prime Minister Narendra Modi for the GST rate cuts and said GST on agricultural machinery, earlier at 12 and 18 per cent, has now been reduced to 5 per cent, effective from September 22. This reduction, he asserted, will directly benefit farmers. He also stressed that the Central government has pledged to ensure an increase in farmers’ incomes, which requires both raising productivity and reducing costs, and mechanisation is vital to achieving both. Chouhan said that the reduction in GST rates is a big step, which will have a widespread impact. The Union Minister also announced that the government will widely disseminate information on these benefits through multiple communication channels to raise awareness among farmers. He emphasised that custom hiring centres, which will now get machines at lower prices, must reduce rental rates to ensure affordability for farmers. Information about the GST rate reduction will be communicated to farmers during the upcoming second phase of the ‘Viksit Krishi Sankalp Abhiyan’ for Rabi crops, beginning October 3, so that they can make the best use of it for advanced farming, the communique added. Suitable measures will also be taken to strengthen farm mechanisation. Suggestions from manufacturer associations will be considered while framing future plans, the minister added. He urged the representatives to minimise the role of middlemen and ensure that farmers directly receive the benefits of GST reforms. Representatives of the machinery associations welcomed the government’s decision, pledged to faithfully implement the minister’s directions, and reiterated their commitment to farmers’ welfare. On the occasion, Chouhan also joined people for a plantation drive, reaffirming the Central government’s resolve to work for the prosperity of farmers. Copyright © 2024. thestatesman.com</w:t>
       </w:r>
     </w:p>
     <w:p>
@@ -4507,7 +4507,7 @@
     </w:p>
     <w:p>
       <w:r>
-        <w:t>Title: मुआवजे को लेकर भूपेंद्र सिंह हुड्डा का बड़ा बयान, कहा- किसानों के जख्मों पर छिड़का गया नमक</w:t>
+        <w:t>Title: Tales of Leadership: Rajnath Singh and Others Share 'Modi Stories' on PM's 75th Birthday</w:t>
       </w:r>
     </w:p>
     <w:p>
@@ -4519,13 +4519,13 @@
           <w:rPr>
             <w:color w:val="0000FF"/>
           </w:rPr>
-          <w:t>https://www.kisantak.in/amp/politics/story/bhupendra-hooda-statement-on-compensation-salt-sprinkled-on-wounds-of-farmers-1277159-2025-09-13</w:t>
+          <w:t>https://www.devdiscourse.com/article/headlines/3630799-tales-of-leadership-rajnath-singh-and-others-share-modi-stories-on-pms-75th-birthday?amp</w:t>
         </w:r>
       </w:hyperlink>
     </w:p>
     <w:p>
       <w:r>
-        <w:t>Content: हरियाणा में बाढ़ से नुकसान के बाद मिले मुआवजे को लेकर भूपेंद्र सिंह हुड्डा ने राज्य सरकार की आलोचना की है. शुक्रवार को फसल नुकसान पर मुआवजे की हालिया घोषणा को लेकर विपक्ष के नेता हुड्डा ने आलोचना करते हुए कहा कि ये मुआवजा किसानों के घावों पर नमक छिड़कने जैसा है. एक 'एक्स' पोस्ट में हुड्डा ने लिखा कि यदि खेती की लागत 30,000 से 35,000 रुपये प्रति एकड़ है और वार्षिक पट्टा 70,000 रुपये प्रति एकड़ है, तो मात्र 7,000 से 15,000 रुपये का मुआवजा किसानों के साथ अन्याय है. बता दें कि 8 सितंबर को हरियाणा के मुख्यमंत्री नायब सिंह सैनी ने राज्य में बाढ़ प्रभावित क्षेत्रों के लिए मुआवजे की घोषणा की थी. हरियाणा के CMO के अनुसार, मुख्यमंत्री ने भारी बारिश के कारण बाढ़ जैसी स्थिति से प्रभावित लोगों को तत्काल राहत देने के लिए जिलों के लिए आरक्षित निधि के रूप में 3.26 करोड़ रुपये मंजूर किए हैं. इस मुआवजे में मिलने वाली राशि का उपयोग भोजन, कपड़े, अस्थायी आश्रय, टेंट, पशुओं के लिए चारा, पेट्रोल-डीजल और ईंधन सहित अन्य आवश्यक वस्तुओं के साथ-साथ ग्रामीण क्षेत्रों में राहत सामग्री के परिवहन और जल निकासी कार्यों के लिए किया जा रहा है. इसके अलावा इसमें अलग-अलग प्रकार के नुकसानों और क्षतियों पर भी चर्चा की गई. फसल नुकसान सब्सिडी क्षति के प्रतिशत के आधार पर 7,000 रुपये से लेकर 15,000 रुपये प्रति एकड़ तक है. बाढ़ के कारण जानमाल के नुकसान पर 4,00,000 रुपये का मुआवजा दिया जाता है. विकलांगता के मामलों में, 40-60 फीसदी विकलांगता वाले पीड़ितों को 74,000 रुपये मिलते हैं, जबकि 60 फीसदी से अधिक विकलांगता वाले पीड़ितों को 2,50,000 रुपये मिलते हैं. क्षतिग्रस्त घरों के लिए, मैदानी इलाकों में 1,20,000 रुपये और पहाड़ी इलाकों में 1,30,000 रुपये की राहत राशि दी जाती है. आंशिक रूप से क्षतिग्रस्त पक्के घरों के लिए 10,000 रुपये (15 फीसदी क्षति) और आंशिक रूप से क्षतिग्रस्त कच्चे घरों के लिए 5,000 रुपये की राहत राशि दी जाती है. गांवों में दुकानों, प्रतिष्ठानों और उद्योगों को 100 फीसदी नुकसान होने पर मुआवजा दिया जाता है. 1 लाख से 2 लाख रुपये के बीच के नुकसान के लिए 1,75,000 रुपये, 2 लाख से 3 लाख रुपये के बीच के नुकसान के लिए 2,35,000 रुपये, 3 लाख से 4 लाख रुपये के बीच के नुकसान के लिए 2,75,000 रुपये, 4 लाख से 5 लाख रुपये के बीच के नुकसान के लिए 3,05,000 रुपये और 5 लाख रुपये से अधिक के नुकसान के लिए 3,05,000 रुपये के साथ अतिरिक्त नुकसान का 10 फीसदी दिया जाता है. पशुधन के नुकसान के लिए भैंस, गाय या ऊंटनी जैसे दुधारू पशुओं को 37,500 रुपये का मुआवजा मिलता है, जबकि भेड़, बकरी या सूअर को 4,000 रुपये मिलते हैं. ऊंट, घोड़े या बैल जैसे गैर-दुधारू पशुओं के लिए 32,000 रुपये का मुआवजा दिया जाता है, और मुर्गी पालन के नुकसान के लिए 10,000 रुपये तक का कवर दिया जाता है. यह संरचित राहत बाढ़ से संबंधित अलग-अलग प्रकार के नुकसानों के लिए सहायता सुनिश्चित करती है. (ANI) पंजाब में कृषि को नई दिशा देंगे बलजिंदर सिंह ढिल्लों- AAP नेता ने बताया अपना रोडमैप बाढ़ राहत के बहाने हमला, जालंधर में भाजपा ने पंजाब सरकार पर साधा निशाना, कहा- CM मान को इलाज की जरूरत अमूल पर BJP का 'कब्जा'! डेयरी के निदेशक मंडल चुनाव में 7 सीटों पर जीत कृषि मंत्री शिवराज सिंह चौहान सतना में “एक राष्ट्र-एक चुनाव” कार्यक्रम में हुए शामिल सतना में किसानों के मुद्दे पर सियासी उबाल, विधायक ने रोका केंद्रीय कृषि मंत्री का काफिला जगन रेड्डी ने आंध्र CM पर लगाया 250 करोड़ के यूरिया घोटाले का आरोप, नायडू ने किया पलटवार Punjab Floods: पीएम मोदी ने पंजाब के लिए किया 1,600 करोड़ रुपये का ऐलान, विपक्षी पार्टियों ने बताया 'भद्दा मजाक' "पंजाब में अगर PM फसल बीमा योजना लागू की होती तो..." किसानों को मुआवजा देने पर AAP सरकार को BJP ने घेरा पंजाब को 20,000 करोड़ का राहत पैकेज दे सरकार, PM Modi के दौरे से पहले AAP ने उठाई मांग बस 4 एकड़, मेरी तो 40 एकड़ बर्बाद हो गई... खरगे ने उड़ाया किसान का मजाक! वीडियो वायरल</w:t>
+        <w:t>Content: Devdiscourse News Desk | India Image Credit: ANI On the occasion of Prime Minister Narendra Modi's 75th birthday, Defence Minister Rajnath Singh recounted his first meeting with Modi in Jhansi, observing the early signs of his future leadership brilliance. Singh emphasized Modi's dedication to party tasks during his tenure as BJP national president. Union Agriculture Minister Shivraj Singh Chouhan reminisced about his encounter with Modi during the Ekta Yatra, a significant moment in his long association with him. Chouhan highlighted the audacious spirit behind the initiative to counter terrorism in Jammu and Kashmir by flying the national flag at Lal Chowk. As part of the celebrations, Union Minister Jyotiraditya Scindia and others extended heartfelt birthday wishes, underscoring Modi's commitment to individual development and the principles of Antyodaya. The BJP has organized a 15-day nationwide campaign, Seva Pakhwada, with activities like blood donation and cleanliness drives to mark the occasion. (ANI) (With inputs from agencies.) © Copyright 2025</w:t>
       </w:r>
     </w:p>
     <w:p>
@@ -4538,7 +4538,7 @@
     </w:p>
     <w:p>
       <w:r>
-        <w:t>Title: केन्द्रीय मंत्री श्री शिवराज सिंह चौहान के नेतृत्व में 'विकसित कृषि संकल्प अभियान' की तैयारी अंतिम चरण में</w:t>
+        <w:t>Title: Agricultural Boost: GST Cuts Lead to Tractor Price Reductions</w:t>
       </w:r>
     </w:p>
     <w:p>
@@ -4550,13 +4550,13 @@
           <w:rPr>
             <w:color w:val="0000FF"/>
           </w:rPr>
-          <w:t>https://icar.org.in/hi/kaenadaraiya-mantarai-sarai-saivaraaja-sainha-caauhaana-kae-naetartava-maen-vaikasaita-karsai</w:t>
+          <w:t>https://www.devdiscourse.com/article/headlines/3633021-agricultural-boost-gst-cuts-lead-to-tractor-price-reductions?amp</w:t>
         </w:r>
       </w:hyperlink>
     </w:p>
     <w:p>
       <w:r>
-        <w:t>Content: भारतीय कृषि अनुसंधान परिषदindian council of agricultural research Ministry of Agriculture and Farmers Welfare श्री शिवराज सिंह चौहान ने दिशानिर्देशन कार्यक्रम के माध्यम से देश भर के कृषि वैज्ञानिकों से संवाद किया। आजादी के बाद पहली बार सरकार किसानों से सीधे जुड़ने की बड़ी पहल कर रही है। "खेती मेरी हर सांस में बसती है और किसान मेरे रोम रोम में बसते हैं" - श्री शिवराज सिंह चौहान राष्ट्रव्यापी 'विकसित कृषि संकल्प अभियान' एक परिणाम उन्मुखी कार्यक्रम है - श्री शिवराज सिंह चौहान मोदी सरकार में कृषि अनुसंधान के लिए धन की कमी नहीं होगी - श्री शिवराज सिंह चौहान हमारे कृषि संस्थानों में वह ताकत है जिसे पूरा विश्व पहचानेगा - श्री शिवराज सिंह चौहान 29 मई से 12 जून तक चलने वाले राष्ट्रव्यापी अभियान में लगभग 1.5 करोड़ (15 मिलियन) किसानों से सीधे संपर्क किया जाएगा। 24 मई, 2025, नई दिल्ली केन्द्रीय कृषि एवं किसान कल्याण तथा ग्रामीण विकास मंत्री, श्री शिवराज सिंह चौहान के नेतृत्व में ‘विकसित कृषि संकल्प अभियान’ की तैयारियां अब अंतिम चरण में हैं। इस राष्ट्रव्यापी अभियान की औपचारिक शुरुआत 29 मई को ओडिशा के पुरी की पावन धरती से की जाएगी। भारतीय कृषि अनुसंधान परिषद (भाकृअनुप) तथा कृषि एवं किसान कल्याण मंत्रालय, राज्य सरकारों के साथ मिलकर इस व्यापक पहल की योजना बनाने और उसे क्रियान्वित करने में पूरी तरह से जुटे हुए हैं। इन तैयारियों के तहत श्री शिवराज सिंह चौहान ने नई दिल्ली के एनएएससी कॉम्प्लेक्स में देश भर के कृषि वैज्ञानिकों को संबोधित किया। अपने संबोधन में श्री चौहान ने कहा कि “उनका जीवन किसानों की सेवा, कृषि उत्पादन को बढ़ावा देने, उत्पादन लागत को कम करने, खाद्य सुरक्षा सुनिश्चित करने, राष्ट्र के खाद्य भंडार को भरने तथा भावी पीढ़ियों के कृषि हितों की रक्षा के लिए समर्पित है।" उन्होंने इस बात पर जोर दिया कि उर्वरकों का संतुलित उपयोग, स्थानीय परिस्थितियों को समझना, सटीक अनुसंधान अंतर्दृष्टि का उपयोग करना तथा गुणवत्ता वाले बीजों तक पहुंच, निस्संदेह किसानों को उनकी उत्पादकता बढ़ाने में मदद कर सकती है। सहयोग के महत्व पर जोर देते हुए श्री चौहान ने कहा कि यह अभियान वैज्ञानिकों, विभागीय अधिकारियों और किसानों को जोड़ने की दिशा में एक महत्वपूर्ण कदम है, जो लंबे समय से संभव नहीं हो पाया है। उन्होंने आगे कहा कि, "खेती दिल और भावना का मामला है और इसे जीना चाहिए।“ उन्होंने प्रधानमंत्री श्री नरेन्द्र मोदी के नेतृत्व में कृषि अनुसंधान को आगे बढ़ाने के लिए सरकार की प्रतिबद्धता की पुष्टि की और आश्वासन दिया कि अनुसंधान एवं नवाचार के लिए धन की कोई कमी नहीं होगी। विकसित कृषि संकल्प अभियान को परिणामोन्मुखी पहल बताते हुए उन्होंने विश्वास व्यक्त किया कि इसके परिणाम आगामी खरीफ सीजन में ही पैदावार में वृद्धि और लागत में कमी के रूप में दिखाई देंगे। मंत्री ने देश के वैज्ञानिकों से वैश्विक मंच पर अपनी शोध क्षमताओं को प्रदर्शित करने का आग्रह किया और कहा कि भारत के कृषि संस्थानों में वह ताकत और उत्कृष्टता है जो वैश्विक मान्यता प्राप्त कर सकती है। उन्होंने कृषि वैज्ञानिकों के समर्पण की सराहना की और कहा कि इस अभियान के सफल समापन के बाद राष्ट्र उनके प्रति आभार व्यक्त करेगा। इस सत्र में कृषि एवं किसान कल्याण मंत्रालय के सचिव, श्री देवेश चतुर्वेदी, कृषि अनुसंधान एवं शिक्षा विभाग के सचिव एवं महानिदेशक, श्री एम.एल. जाट, भाकृअनुप के उप-महानिदेशक (कृषि विस्तार), डॉ. राजबीर सिंह, सभी 113 भाकृअनुप संस्थानों के प्रतिनिधि, भारतीय कृषि अनुसंधान संस्थान, तथा 731 कृषि विज्ञान केन्द्रों (केवीके) और विभिन्न केन्द्रीय एवं राज्य कृषि विश्वविद्यालयों के वैज्ञानिकों एवं संकाय सदस्यों ने व्यक्तिगत रूप से और वर्चुअल माध्यम से सक्रिय भागीदारी की। श्री चतुर्वेदी ने कहा कि भारत में 210 मिलियन हैक्टर शुद्ध फसल क्षेत्र है। उत्पादकता में प्रति हैक्टर एक क्विंटल की मामूली वृद्धि से भी समग्र कृषि उत्पादन में पर्याप्त वृद्धि हो सकती है। कार्यक्रम के उद्देश्य पर बोलते हुए, डॉ. जाट ने इस बात पर प्रकाश डाला कि यह अभियान कृषि दक्षता बढ़ाने के लिए मांग-आधारित अनुसंधान को बढ़ावा देगा। इसका उद्देश्य समावेशी एवं सतत विकास के लिए किसान-नेतृत्व वाले नवाचारों को बढ़ावा देते हुए अनुसंधान और क्षेत्र अनुप्रयोग के बीच की खाई को पाटना है। डॉ. जाट ने कहा कि आपूर्ति-आधारित अनुसंधान का युग बीत चुका है, और अब मांग-आधारित अनुसंधान पर ध्यान केन्द्रित करने की जरूरत है। उन्होंने आगे बताया कि कृषि अनुसंधान की अपनी भाषा होती है, और चुनौती इसे व्यावहारिक, वैज्ञानिक शब्दों में अनुवाद करने में होती है जिसे अंतिम उपयोगकर्ताओं तक प्रभावी ढंग से पहुँचाया जा सके। उन्होंने कहा कि यह कार्यक्रम सभी हितधारकों के सामूहिक और समन्वित प्रयासों के माध्यम से उस लक्ष्य को प्राप्त करने के लिए एक मंच प्रदान करता है। विकसित कृषि संकल्प अभियान 29 मई से 12 जून, 2025 तक 700 से अधिक जिलों में आयोजित किया जाएगा। वैज्ञानिकों की टीम गांव-गांव जाकर किसानों से सीधे संवाद करेगी। इस अभियान में 731 केवीके, 113 भाकृअनुप संस्थान, राज्य स्तरीय विभाग तथा कृषि, बागवानी, पशुपालन, मत्स्य पालन के अधिकारी तथा नवोन्मेषी किसान शामिल होंगे। इस अभियान का उद्देश्य देश भर के 1.5 करोड़ (15 मिलियन) किसानों तक पहुंचना और उनसे सीधे संवाद करना है। डॉ. राजेंद्र प्रसाद, निदेशक, भाकृअनुप-भारतीय कृषि सांख्यिकी अनुसंधान संस्थान, नई दिल्ली ने धन्यवाद ज्ञापन प्रस्तुत किया। (स्रोत: भाकृअनुप-कृषि ज्ञान प्रबंधन निदेशालय, नई दिल्ली) @ भारतीय कृषि अनुसंधान परिषद के स्वामित्व वाली सामग्री कॉपीराइट © 2022 भारतीय कृषि अनुसंधान परिषद कृषि भवन द्वारा सर्वाधिकार सुरक्षित फेसबुक पर लाइक करें यूट्यूब पर सदस्यता लें X पर फॉलो करना X इंस्टाग्राम पर लाइक करें</w:t>
+        <w:t>Content: Devdiscourse News Desk| New Delhi | India In a significant move aimed at bolstering farmers' financial prospects, Agriculture Minister Shivraj Singh Chouhan has called on tractor and farm equipment manufacturers to transfer the benefits of GST reductions to farmers effective September 22. This initiative is expected to yield substantial price cuts across diverse tractor categories. Chouhan, speaking to the media post a meeting with farm equipment stakeholders, emphasized that the GST cut will make farm machinery cheaper at Custom Hiring Centres nationwide, which should consequently lower rental prices. Custom Hiring Centres serve to provide farm machinery at subsidized rates, empowering marginal and small farmers. The government’s strategy is to enhance farmers' incomes by not just boosting production but also by lowering cultivation costs. Notably, the GST reduction is expected to slash prices by ₹41,000 for 35 HP tractors and up to ₹63,000 for 75 HP models. Compact tractors used in horticulture will also see a price dip of approximately ₹23,000. (With inputs from agencies.) © Copyright 2025</w:t>
       </w:r>
     </w:p>
     <w:p>
@@ -4569,7 +4569,7 @@
     </w:p>
     <w:p>
       <w:r>
-        <w:t>Title: SARAS जीवनोपार्जन मेला 2025: ‘स्वदेशी’ को समर्पित आत्मनिर्भर भारत का उत्सव</w:t>
+        <w:t>Title: Local bodies in MP's Raisen passed resolutions supporting 'One Nation One Election' Chouhan</w:t>
       </w:r>
     </w:p>
     <w:p>
@@ -4581,13 +4581,13 @@
           <w:rPr>
             <w:color w:val="0000FF"/>
           </w:rPr>
-          <w:t>https://www.gktoday.in/hindi/saras-%E0%A4%9C%E0%A5%80%E0%A4%B5%E0%A4%A8%E0%A5%8B%E0%A4%AA%E0%A4%BE%E0%A4%B0%E0%A5%8D%E0%A4%9C%E0%A4%A8-%E0%A4%AE%E0%A5%87%E0%A4%B2%E0%A4%BE-2025-%E0%A4%B8%E0%A5%8D%E0%A4%B5%E0%A4%A6/</w:t>
+          <w:t>https://www.theweek.in/wire-updates/national/2025/09/21/bom16-mp-polls-resolution.html</w:t>
         </w:r>
       </w:hyperlink>
     </w:p>
     <w:p>
       <w:r>
-        <w:t>Content: नई दिल्ली के मेजर ध्यानचंद स्टेडियम में 5 से 22 सितंबर तक आयोजित SARAS जीवनोपार्जन मेला 2025 का उद्घाटन आज केंद्रीय कृषि एवं किसान कल्याण तथा ग्रामीण विकास मंत्री श्री शिवराज सिंह चौहान और दिल्ली की मुख्यमंत्री श्रीमती रेखा गुप्ता ने संयुक्त रूप से किया। यह आयोजन ‘वोकल फॉर लोकल’ और ‘स्वदेशी अपनाओ’ जैसे संकल्पों को सशक्त बनाने की दिशा में एक बड़ा कदम है। ग्रामीण विकास मंत्रालय द्वारा आयोजित इस मेले में देशभर से आईं 400 से अधिक ‘लखपति दीदी’—स्वयं सहायता समूहों की महिलाएँ—अपने उत्कृष्ट उत्पादों का प्रदर्शन कर रही हैं। यह मेला न केवल ग्रामीण महिलाओं को बाजार से जोड़ता है, बल्कि उनकी आत्मनिर्भरता और उद्यमशीलता को राष्ट्रीय मंच पर पहचान भी दिलाता है। इस अवसर पर श्री शिवराज सिंह चौहान, श्रीमती रेखा गुप्ता और अन्य अतिथियों ने प्रदर्शनी क्षेत्र का भ्रमण किया, उत्पादों की गुणवत्ता की सराहना की और ‘दीदियों’ से बातचीत कर उनके प्रयासों की प्रशंसा की। भारत फूड कोर्ट में विभिन्न राज्यों के पारंपरिक व्यंजन उपलब्ध हैं और प्रतिदिन ‘एक भारत, श्रेष्ठ भारत’ की भावना से सांस्कृतिक कार्यक्रम आयोजित किए जा रहे हैं। अपने संबोधन में केंद्रीय मंत्री श्री शिवराज सिंह चौहान ने कहा, “यह मेला एक नए भारत की परिकल्पना का प्रतीक है—आत्मनिर्भर और सशक्त।” उन्होंने प्रधानमंत्री श्री नरेंद्र मोदी के 2047 तक भारत को विकसित राष्ट्र बनाने के लक्ष्य को दोहराते हुए कहा कि इसके लिए ‘स्वदेशी’ को अपनाना आवश्यक है। उन्होंने सभी उपस्थितों को ‘स्वदेशी अपनाने’ की शपथ दिलाई। श्री चौहान ने बताया कि अब तक 2 करोड़ से अधिक महिलाएँ ‘लखपति दीदी’ बन चुकी हैं और यह संख्या जल्द ही 3 करोड़ पार कर जाएगी। उन्होंने मेले में मौजूद दीदियों को अपने निवास पर आमंत्रित करते हुए सामूहिक भोजन का न्योता भी दिया। Your email address will not be published. Required fields are marked * Comment * Name * Email * Δ</w:t>
+        <w:t>Content: Raisen (MP), Sep 21 (PTI) Union Agriculture Minister Shivraj Singh Chouhan on Sunday said all local bodies in Madhya Pradesh's Raisen district have passed resolutions supporting "One Nation, One Election". The resolutions will soon be submitted to President Droupadi Murmu, as frequent elections are the biggest obstacle to India's progress, he said. "All panchayats, councils, municipalities and the district panchayat of Raisen have passed separate resolutions for 'One Nation, One Election'. These include one district panchayat, 521 panchayats, three municipalities and nine municipal councils," Chouhan said in a press statement. The district is the first region in the country to do so, he claimed. He pointed out that when elected representatives pass a resolution, they represent not just themselves but the entire population of the district. "The biggest hurdle in India's development and progress is frequent elections. Therefore, the Constitution should be amended to hold Lok Sabha and Assembly elections together," the former chief minister said. If elections are held simultaneously, factors such as casteism and linguism will reduce, he said. Chouhan also said that he discussed the new Goods and Services Tax (GST) reforms with traders and farmers, and the move would significantly reduce the price of tractors ranging from Rs 23,000 to Rs 63,000 across different categories. (This story has not been edited by THE WEEK and is auto-generated from PTI) When will Bihar Assembly elections be held? Details of date announcement, phases here ‘Stop calling India-Pakistan matches rivalry’: Suryakumar Yadav after team’s six-wicket win in Asia Cup Mohanlal's 'Patriot' look leaked: Fans ask if it's a marketing strategy, others claim it's AI-generated 'GST Savings Festival': From Amul to Maruti Suzuki, what gets cheaper from September 22 Meta in trouble: Schoolgirls were used in Threads ads targeting him, man claims; angry parents lash out at company Copyright © 2024 All rights reserved</w:t>
       </w:r>
     </w:p>
     <w:p>
@@ -4600,7 +4600,7 @@
     </w:p>
     <w:p>
       <w:r>
-        <w:t>Title: मजरे टोले रोडजोड़ने में अलीराजपुर झाबुआ रतलाम जिले को प्राथमिकता देने की रखी मांग</w:t>
+        <w:t>Title: Shivraj Singh Chouhan plants 75 saplings to mark PM Modi’s birthday</w:t>
       </w:r>
     </w:p>
     <w:p>
@@ -4612,13 +4612,13 @@
           <w:rPr>
             <w:color w:val="0000FF"/>
           </w:rPr>
-          <w:t>https://cnewsbharat.com/hindi/news/alirajpur-142655</w:t>
+          <w:t>https://www.socialnews.xyz/2025/09/17/shivraj-singh-chouhan-plants-75-saplings-to-mark-pm-modis-birthday/</w:t>
         </w:r>
       </w:hyperlink>
     </w:p>
     <w:p>
       <w:r>
-        <w:t>Content: अलीराजपुर : मध्य प्रदेश के कैबिनेट मंत्री नागरसिंह चौहान एवं सांसद श्रीमती अनीता चौहान के अथक प्रयासों के चलते भारत सरकार ने प्रधानमंत्री ग्राम सड़क योजना अंतर्गत ग्रामों में दूरस्थ बसाहटो को मुख्य सड़कों से जोड़ने अर्थात मजलों टोला में निवासरत ग्रामीणजनों को भी मुख्य मार्ग से जोड़ने के लिए "मजरा टोला सड़क" की मांग की थी, जिसे मूर्त रूप देते हुए भारत सरकार द्वारा मजला टोला तक सड़क बनाने का निर्णय लिया था, जिसका निरंतर सर्वे आदि विभागीय कार्य चल रहा है। इसी संबंध में मध्यप्रदेश सरकार के कैबिनेट मंत्री नागरसिंह चौहान एवं रतलाम झाबुआ अलीराजपुर की सांसद श्रीमती अनीता चौहान ने भारत सरकार के कृषि कल्याण एवं ग्रामीण विकास मंत्री श्री शिवराज सिंह चौहान से दिल्ली पहुंच कर मुलाकात कर क्षेत्र के विकास को प्राथमिकता देने की बात कही। मंत्री श्री चौहान के विधायक प्रतिनिधि गोविंदा गुप्ता ने बताया कि दिल्ली स्थित आवास पर हुई सौजन्य भेंट के दौरान कैबिनेट मंत्री नागरसिंह चौहान एवं सांसद श्रीमती अनीता चौहान ने केंद्रीय मंत्री शिवराज सिंह चौहान से चर्चा करते हुए कहा कि हमारे ग्रामीण बाहुल्य जिलों में ग्रामों में निवासरत ग्रामीण मजरों टोलो में निवास करने है। इस हेतु दोनों ने मजरे टोले जोड़ने के कार्य में अर्थात नवीन सड़कों के निर्माण में अलीराजपुर, झाबुआ एवं रतलाम जिले को प्राथमिकता देने की मांग करते हुए पत्र सौंपा। मंत्री श्री चौहान ने चर्चा के दौरान केंद्रीय मंत्री श्री चौहान ने कहा कि आप हमारे आदिवासी बाहुल्य अलीराजपुर झाबुआ रतलाम जिले की भौगोलिक स्थिति से अच्छी तरह वाकिफ है। यहां पर बड़ी संख्या में मजारे टोलो में ग्रामीणजन निवास करते हैं। ऐसे में मजरे लोटो तक बनने वाली सड़क ग्रामीण क्षेत्र में निवासरत लोगों को सीधे शहरों से जोड़ने का कार्य करेंगे। जिससे ग्रामीणों को चिकित्सा, शिक्षा, सुरक्षा एवं संसाधनों की पूर्ति हेतु बेहतर सुविधाएं मिलने के साथ-साथ समय की भी बचत होगी। उक्त जानकारी कैबिनेट मंत्री के विधायक प्रतिनिधि गोविंदा गुप्ता ने दी। रिपोर्टर : विजय जैन Comment No Previous Comments found. Advertisement Advertisement Subscribe to our Newsletter and be updated!</w:t>
+        <w:t>Content: Home » General » Environment » Shivraj Singh Chouhan plants 75 saplings to mark PM Modi’s birthday Posted By: Gopi September 17, 2025 New Delhi, Sep 17 (SocialNews.XYZ) Union Agriculture Minister Shivraj Singh Chouhan planted 75 saplings at the Indian Council of Agricultural Research (ICAR) in New Delhi on Wednesday to mark the 75th birthday of Prime Minister Narendra Modi. Speaking to IANS, Shivraj Singh Chouhan said, “Through the campaign ‘Ek Ped Ma Ke Naam’, the Prime Minister inspired the planting of crores of trees across the country. In this spirit, it was decided that on the occasion of his birthday, saplings would be planted at ICAR, which has always been a core of growth for Indian agriculture.” Extending his greetings to the Prime Minister, the minister observed how he has dedicated his life to the service of the nation. “Under his leadership, India’s prestige has risen multi-fold across the globe and the world’s outlook towards our country has undergone a transformative change,” he told IANS. With his continuous action as the guiding principle, PM Modi is today the architect of modern India, he added. He said the Prime Minister has positioned India as a symbol of global brotherhood and is giving shape to the ancient Indian ideal of ‘Vasudhaiva Kutumbakam’ -- the world is one family. The Agriculture Minister pointed out that the environment has always been a subject close to the heart of Prime Minister Narendra Modi. The plantation drive, initiated by ICAR, will subsequently witness trees being planted across 113 locations -- including the institute’s own campuses elsewhere, as well as at Krishi Vigyan Kendras (KVKs). Additionally, efforts will also be made to motivate people in other parts of the country to take part in this drive. The Union Minister also said that on the occasion of the Prime Minister’s birthday, several events are being organised across the country. It includes blood donation camps, cleanliness drives, and rejuvenation of hospitals, among several other campaigns. Source: IANS Gopi Adusumilli is a Programmer. He is the editor of SocialNews.XYZ and President of AGK Fire Inc. He enjoys designing websites, developing mobile applications and publishing news articles on current events from various authenticated news sources. When it comes to writing he likes to write about current world politics and Indian Movies. His future plans include developing SocialNews.XYZ into a News website that has no bias or judgment towards any. He can be reached at gopi@socialnews.xyzMail | Web | Twitter Gopi Adusumilli is a Programmer. He is the editor of SocialNews.XYZ and President of AGK Fire Inc. He enjoys designing websites, developing mobile applications and publishing news articles on current events from various authenticated news sources. When it comes to writing he likes to write about current world politics and Indian Movies. His future plans include developing SocialNews.XYZ into a News website that has no bias or judgment towards any. He can be reached at gopi@socialnews.xyz Copyright 2025 | AGK FIRE INC| Terms of Service / Privacy Policy | Contact Us</w:t>
       </w:r>
     </w:p>
     <w:p>
@@ -4631,7 +4631,7 @@
     </w:p>
     <w:p>
       <w:r>
-        <w:t>Title: अन्न भंडार भरे पर पोषण और उत्पादकता की चुनौती, आज भी बड़ी मात्रा में आयात कर रहे दलहन-तिलहन</w:t>
+        <w:t>Title: Govt sets Rabi’s crops production target at 362.50 million tonnes: Shivraj Singh Chauhan</w:t>
       </w:r>
     </w:p>
     <w:p>
@@ -4643,13 +4643,13 @@
           <w:rPr>
             <w:color w:val="0000FF"/>
           </w:rPr>
-          <w:t>https://www.jagran.com/news/national-food-reserves-are-full-but-nutrition-and-productivity-are-a-challenge-24041715.html</w:t>
+          <w:t>https://www.socialnews.xyz/2025/09/16/govt-sets-rabis-crops-production-target-at-362-50-million-tonnes-shivraj-singh-chauhan/</w:t>
         </w:r>
       </w:hyperlink>
     </w:p>
     <w:p>
       <w:r>
-        <w:t>Content: कृपया धैर्य रखें। खाद्यान्न के मामले में देश को आत्मनिर्भर एवं निर्यातक बनाने में भारतीय कृषि अनुसंधान परिषद (आइसीएआर) की भूमिका निसंदेह बड़ी रही है लेकिन 96 साल का सफर यह भी बताता है कि समयानुसार उत्पादकता बढ़ाने और पोषण सुरक्षा की दिशा में अभी भी अपेक्षा पर पूरी तरह से खरा नहीं उतर पाया है।दलहन-तिलहन में आयात पर आज भी निर्भरता कम नहीं हो रही है और पोषण समस्या भी बरकरार है। अरविंद शर्मा, जागरण नई दिल्ली। खाद्यान्न के मामले में देश को आत्मनिर्भर एवं निर्यातक बनाने में भारतीय कृषि अनुसंधान परिषद (आइसीएआर) की भूमिका नि:संदेह बड़ी रही है, लेकिन 96 साल का सफर यह भी बताता है कि समयानुसार उत्पादकता बढ़ाने और पोषण सुरक्षा की दिशा में अभी भी अपेक्षा पर पूरी तरह से खरा नहीं उतर पाया है। दलहन-तिलहन में आयात पर आज भी निर्भरता कम नहीं हो रही है और पोषण समस्या भी बरकरार है। जाहिर है कि आइसीएआर की असली पहचान तभी बनेगी, जब वह पेट भरने के साथ हर थाली को पौष्टिक भी बना सके। इसमें कोई शक नहीं कि खाद्यान्न उत्पादन में भारत ने ऐतिहासिक छलांग लगाई है। 1950-51 में कुल उत्पादन जहां महज 5.08 करोड़ टन था, वहीं आज यह 33 करोड़ टन के पार पहुंच चुका है। पांच दशकों में भूख एवं आयात की बेड़ियां तोड़कर देश आत्मनिर्भर और निर्यातक बना। लेकिन अब बार-बार यह सवाल सामने खड़ा हो रहा है कि वैश्विक मापदंड के मुकाबले भारत की उत्पादकता क्यों नहीं बढ़ रही। कृषि प्रधान देश होने के बावजूद हमारा ध्यान गेहूं और धान तक क्यों सीमित है। जबकि सच्चाई यह है कि उत्पादकता बढ़ाए बिना न देश खुशहाल हो सकता है और न ही किसानों की आय में छलांग लग सकती है। देशभर में फैले 16 हजार कृषि विज्ञानियों की टीम ने खाद्यान्न उत्पादन तो बढ़ाया है, लेकिन प्रति हेक्टेयर उत्पादकता के मामले में भारत कई देशों से आज भी काफी पीछे है। गेहूं और धान की उपज में चीन और अमेरिका आज भी आगे है। यहां तक कि बांग्लादेश एवं वियतनाम से भी हम पीछे हैं। जाहिर है, आइसीएआर का पूरा ध्यान दशकों तक धान-गेहूं की पैदावार बढ़ाने पर ही रहा, जबकि दलहन और तिलहन लगातार हाशिये पर धकेले जाते रहे। इसी का परिणाम है कि आज भी हर साल 60 हजार करोड़ रुपये से ज्यादा की दाल आयात करनी पड़ती है। खाद्य तेलों में भी हम दूसरों पर आश्रित हैं। यह स्थिति आइसीएआर की नीतिगत प्राथमिकताओं पर सवाल खड़े करती है। खाद्यान्न की पैदावार बढ़ी, लेकिन गुणवत्ता की गवाही राष्ट्रीय परिवार स्वास्थ्य सर्वे (एनएफएचएस-5) देता है। देश में 35.5 प्रतिशत बच्चे ठिगनेपन (स्टं¨टग) से जूझ रहे हैं। 19 प्रतिशत कुपोषित हैं और 32 प्रतिशत बच्चों का वजन सामान्य से कम है। 15 से 49 वर्ष की आधी से ज्यादा महिलाएं एनीमिया से पीडि़त हैं। यानी कैलोरी तो मिलती रही है, लेकिन पोषक तत्व अब भी थाली से दूर हैं। यह अच्छी बात है कि आइसीएआर का शोध तंत्र अब धीरे-धीरे जाग रहा है। हाल के वर्षों में 150 से ज्यादा बायो-फोर्टिफाइड किस्में विकसित की गई हैं। इनमें ¨जक-युक्त चावल, आयरन युक्त गेहूं और प्रोटीन युक्त दालें शामिल हैं। गेहूं (पीबीडब्ल्यू-1 ¨जक), धान (धनलक्ष्मी) और मक्का (पुसा टीसीएम-8) जैसी किस्में खेतों तक पहुंची हैं। फल-सब्जियों में भी विटामिन-सी से भरपूर टमाटर, बीटा-कैरोटीन वाली गाजर और पोषण युक्त केला की किस्में विकसित की गई हैं। लेकिन सवाल है कि ऐसी पहल प्रारंभ में क्यों नहीं हुई। यदि इसकी शुरुआत पहले हो गई होती तो आज स्थिति अलग होती। यह अच्छा संकेत है कि अब सरकार ने अपनी प्राथमिकताएं बदली हैं। कृषि एवं किसान कल्याण मंत्री शिवराज सिंह चौहान का कहना है कि अब सिर्फ उत्पादकता नहीं, बल्कि पोषण सुरक्षा पर भी जोर होगा। 'कुपोषण मुक्त भारत' जैसी योजनाओं को आइसीएआर के शोध से जोड़ने की बात हो रही है। सरकार एवं कृषि विज्ञानियों को मिलकर सुनिश्चित करना होगा कि अगली पीढ़ी को केवल भरी थाली नहीं, बल्कि संतुलित और पौष्टिक थाली मिले। गेहूं : भारत -3.5 टन चीन-5.7 टन फ्रांस -7.2 टन धान : भारत- 04 टन वियतनाम- 5.9 टन अमेरिका- 08 टन आयात निर्भरता दालें : खपत का लगभग 30 प्रतिशत आयात खाद्य तेल : खपत का लगभग 60 प्रतिशत आयात Himachal News: स्थानीय दूध उत्पादकों को मिलेगा बल्क मिल्क कूलर का काम, CM सुक्खू ने किया ऐलान; सरकार देगी कमीशन ICMR का खुलासा, भारतीय महिलाओं में सबसे आम हैं ये दो कैंसर; वक्त पर पहचान से बच सकती है जान WHO ने झारखंड सरकार की इस योजना को सराहा, दक्षिण-पूर्व एशियाई देशों के लिए बताया मॉडल स्कीम 30 की उम्र में क्यों बढ़ रहे हैं हार्ट अटैक के मामले? ICMR की रिपोर्ट ने बढ़ाई युवाओं की चिंता</w:t>
+        <w:t>Content: Home » General » Business » Govt sets Rabi’s crops production target at 362.50 million tonnes: Shivraj Singh Chauhan Posted By: Gopi September 16, 2025 New Delhi, Sep 16 (SocialNews.XYZ) The Central government has set a production target for rabi crops at 362.50 million tonnes for 2025–26, up from 341.55 million tonnes last year, Union Minister for Agriculture and Farmers' Welfare Shivraj Singh Chouhan, said on Tuesday. India's total foodgrain production reached 353.96 million tonnes in 2024–25, an increase of 21.66 million tonnes or 6.5 per cent over the previous year, the minister informed media persons during ‘National Agriculture Conference – Rabi Abhiyan 2025’ here. The country achieved record harvests in key crops like rice, wheat, maize, groundnut, and soybean. This output was 12.41 million tonnes higher than the set target of 341.55 million tonnes. According to the Agriculture Minister, the Rabi Conference is a successful example of achieving the vision of ‘One Nation – One Agriculture – One Team’. It provides a platform for Agriculture Ministers and senior officials from different states and UTs to engage in in-depth deliberations. Earlier, the Rabi Conference used to be a one-day event, but this time it was extended to two days to allow more detailed discussions, he added. Chouhan stressed that the Centre and States have come together to work jointly for comprehensive agricultural development. Along with foodgrain output, fruit and vegetable production have also seen a significant rise this year compared to the previous year. The Centre and States will continue their coordinated efforts to ensure agricultural growth and farmers’ welfare, he added. Discussing the flood situation, Chouhan said that the government is making every possible effort to assist those affected. He mentioned that Punjab, Himachal Pradesh, Jammu and Kashmir, Uttarakhand, Maharashtra, Assam, and parts of Haryana have been particularly impacted. The six major themes discussed during the two-day conference were: climate resilience; quality seeds, fertilisers and pesticides; horticulture; natural farming; effective extension services and the role of Krishi Vigyan Kendras; and coordination of centrally sponsored schemes. Detailed deliberations were also held on boosting pulses and oilseeds productivity and on integrated farming systems. Source: IANS Gopi Adusumilli is a Programmer. He is the editor of SocialNews.XYZ and President of AGK Fire Inc. He enjoys designing websites, developing mobile applications and publishing news articles on current events from various authenticated news sources. When it comes to writing he likes to write about current world politics and Indian Movies. His future plans include developing SocialNews.XYZ into a News website that has no bias or judgment towards any. He can be reached at gopi@socialnews.xyzMail | Web | Twitter Gopi Adusumilli is a Programmer. He is the editor of SocialNews.XYZ and President of AGK Fire Inc. He enjoys designing websites, developing mobile applications and publishing news articles on current events from various authenticated news sources. When it comes to writing he likes to write about current world politics and Indian Movies. His future plans include developing SocialNews.XYZ into a News website that has no bias or judgment towards any. He can be reached at gopi@socialnews.xyz Copyright 2025 | AGK FIRE INC| Terms of Service / Privacy Policy | Contact Us</w:t>
       </w:r>
     </w:p>
     <w:p>
@@ -4662,7 +4662,7 @@
     </w:p>
     <w:p>
       <w:r>
-        <w:t>Title: पूसा में 15 सितंबर से आयोजित होगा दो दिवसीय राष्ट्रीय कृषि सम्मेलन-रबी अभियान</w:t>
+        <w:t>Title: दोपहर समाचार</w:t>
       </w:r>
     </w:p>
     <w:p>
@@ -4674,13 +4674,13 @@
           <w:rPr>
             <w:color w:val="0000FF"/>
           </w:rPr>
-          <w:t>https://livevns.news/National/two-day-seminar-on-agriculture-in-delhiphp/cid17410728.htm</w:t>
+          <w:t>https://www.newsonair.gov.in/bulletins-detail/%E0%A4%A6%E0%A5%8B%E0%A4%AA%E0%A4%B9%E0%A4%B0-%E0%A4%B8%E0%A4%AE%E0%A4%BE%E0%A4%9A%E0%A4%BE%E0%A4%B0-541/</w:t>
         </w:r>
       </w:hyperlink>
     </w:p>
     <w:p>
       <w:r>
-        <w:t>Content: Hit enter to search or ESC to close पूसा में 15 सितंबर से आयोजित होगा दो दिवसीय राष्ट्रीय कृषि सम्मेलन-रबी अभियान नई दिल्ली, 13 सितंबर (हि.स.)। दिल्ली के पूसा में आगामी साेमवार से दो दिवसीय ‘राष्ट्रीय कृषि सम्मेलन-रबी अभियान 2025’ आयोजित किया जाएगा। केंद्रीय कृषि एवं किसान कल्याण मंत्रालय ने शनिवार को एक बयान में यह जानकारी दी। बयान के अनुसार, रबी फसलों के संबध में आयोजित इस दो दिवसीय राष्ट्रीय सम्मेलन की अध्यक्षता कृषि मंत्री शिवराज सिंह चौहान करेंगे जिसमें देशभर के कृषि विशेषज्ञों, वैज्ञानिकों, नीति-निर्धारकों एवं राज्य सरकारों के वरिष्ठ प्रतिनिधि भाग लेंगे। इसमें रबी फसलों की बुवाई सीज़न से संबंधित तैयारियों, उत्पादन लक्ष्यों और रणनीतियों पर गहन चर्चा होगी। सम्मलेन में अनेक राज्यों के कृषि मंत्री, केंद्रीय कृषि एवं किसान कल्याण सचिव, भारतीय कृषि अनुसंधान परिषद (आईसीएआर) के महानिदेशक सहित अन्य संबंधित केंद्रीय मंत्रालयों तथा राज्यों के वरिष्ठ अधिकारी शामिल होंगे। सम्मेलन के पहले दिन केंद्र एवं राज्यों के अधिकारियों के बीच महत्वपूर्ण विषयों पर विचार-विर्मश हाेगा जबकि दूसरे दिन सभी राज्यों के कृषि मंत्री, केंद्रीय कृषि मंत्री एवं राज्यमंत्री चर्चा में भाग लेंगेे। इस दाैरान नवीनतम तकनीक एवं बीजों को किसानों तक प्रभावी तरीके से पहुंचाए जाने के बारे में गहन चिंतन एवं समीक्षा की जाएगी। सम्मेलन में पहली बार कृषि विज्ञान केंद्र के वैज्ञानिकों को भी आमंत्रित किया गया है जो क्षेत्रीय अनुभव एवं चुनौतियां को साझा करने के साथ आगे की रणनीति तय करेंगे। कार्यक्रम के अंतर्गत विभिन्न विषयों पर समानांतर तकनीकी सत्र आयोजित होंगे। इनमें विशेषज्ञों, वैज्ञानिकों और राज्यों के प्रतिनिधियों द्वारा प्रस्तुतियाँ दी जाएंगी और संवाद के माध्यम से व्यवहारिक समाधान सामने लाए जाएंगे। गाैरतलब है कि केंद्रीय कृषि मंत्री ने प्रधानमंत्री के ‘लैब टू लैंड’ की संकल्पना को लेकर ही खरीफ फसल के लिए ‘विकसित कृषि संकल्प अभियान’ की शुरुआत की थी जिसमें पिछले साल 29 मई से 12 जून तक विभिन्न राज्यों का दौरा करते हुए उन्होंने स्वयं किसानों से सीधा संवाद कर उनकी समस्याओं के समाधान का प्रयास किया था। पहले चरण में वैज्ञानिकों की 2,170 टीमें विभिन्न गांवाे में गई जहां किसानों ने वैज्ञानिकों से बातचीत कर खेती से जुड़ी आवश्यक जानकारी प्राप्त की। ----------- हिन्दुस्थान समाचार / विजयालक्ष्मी Copyright © 2020. Livevns.news This website is Proud member of FCDN and follow the code of ethics.</w:t>
+        <w:t>Content: Download Mobile App Site Admin | September 19, 2025 3:25 PM मुख्‍य समाचार:- ************ कृषि और किसान कल्याण मंत्री शिवराज सिंह चौहान ने आज कहा कि ट्रैक्टरों और कृषि उपकरणों पर जीएसटी दरों में कटौती का सीधा लाभ किसानों को मिलना चाहिए। नई दिल्ली में कृषि मशीनरी और उपकरणों के प्रतिनिधियों के साथ एक बैठक की अध्यक्षता करते हुए श्री चौहान ने इस बात पर ज़ोर दिया कि जीएसटी दर को 12 या 18 प्रतिशत से घटाकर 5 प्रतिशत करने से ट्रैक्टर और मशीनरी काफ़ी सस्ती हो जाएगी। श्री चौहान ने कहा कि इस कदम से विभिन्न ट्रैक्टर श्रेणियों में 23 हज़ार रुपये से लेकर 63 हज़ार रुपये तक की कीमतों में उल्लेखनीय कमी आएगी। संवाददाताओं को संबोधित करते हुए उन्‍होंने कहा कि इस लाभ को बीच में ही नहीं छोड़ दिया जाना चाहिए और 22 सितंबर से किसानों को इसका सीधा लाभ मिलना चाहिए। श्री चौहान ने कहा कि यह लाभ छोटा नहीं, बल्कि बड़ा है और इससे किसानों की आय में काफ़ी फ़र्क़ पड़ेगा। रियल टाइम में सीधे 22 सितम्‍बर से किसानों को घटी हुई जीएसटी दरों का लाभ मिले और यह लाभ छोटा-मोटा नहीं है, बहुत बड़ा है। जैसे ट्रैक्‍टर की बात अगर हम करें तो 35 एचपी का जो ट्रैक्‍टर है, उसपर 41 हजार रुपया कम होंगे, 41 थाउजेंड। तो ऐसे ट्रैक्‍टर छोटे से लेकर बड़े पर ही यह लाभ 23 हजार रुपए से लेकर 63 हजार रुपए तक है। ************ प्रधानमंत्री नरेंद्र मोदी ने केंद्रीय मंत्री चिराग पासवान द्वारा खाद्य प्रसंस्करण क्षेत्र में व्यापार सुगमता बढ़ाने में नवीनतम जीएसटी सुधारों के प्रभाव पर लिखा एक लेख साझा किया। एक सोशल मीडिया पोस्ट में श्री मोदी ने आज कहा कि रोज़मर्रा के खाद्य पदार्थों और पैकेजिंग पर दरें कम होने से किराने का सामान ज़्यादा किफ़ायती हो गया है। उन्होंने कहा कि इससे सूक्ष्म, लघु और मध्यम उद्यमों को बढ़ावा मिलेगा और किसानों को समर्थन मिलेगा और भारत की वैश्विक खाद्य प्रतिस्पर्धात्मकता में सुधार होगा। ************ कर ढांचे को सरल बनाने और नागरिकों पर वित्तीय बोझ कम करने की दिशा में एक ऐतिहासिक कदम उठाते हुए, प्रधानमंत्री नरेंद्र मोदी ने इस वर्ष स्वतंत्रता दिवस के अपने संबोधन में अगली पीढ़ी के जीएसटी सुधारों की घोषणा की। नई कर दरें सोमवार से लागू होंगी। आज हम इन सुधारों के ऑटोमोबाइल उद्योग पर प्रभाव पर एक नज़र डालेंगे। आम आदमी को बड़ी राहत देते हुए, जीएसटी परिषद ने ऑटोमोबाइल क्षेत्र में महत्वपूर्ण कर कटौती की की है। ऑटोमोबाइल उद्योग प्रत्यक्ष और अप्रत्यक्ष रूप से विनिर्माण, बिक्री, वित्तपोषण और रखरखाव के क्षेत्र में साढ़े तीन करोड़ से ज़्यादा रोज़गार प्रदान करता है। जीएसटी दरें कम होने से वाहनों की माँग में वृद्धि होगी, जिससे न केवल ऑटोमोबाइल निर्माताओं को बल्कि टायर, बैटरी, कलपुर्जे, कांच, स्टील, प्लास्टिक और इलेक्ट्रॉनिक्स जैसे इस क्षेत्र से संबंधित उद्योगों को भी बढ़ावा मिलेगा। इसके अलावा पुराने वाहनों को नए, ईंधन-कुशल मॉडलों से बदलने की प्रक्रिया को भी बढ़ावा मिलेगा, जिससे स्वच्छ और पर्यावरण-अनुकूल परिवहन में वृद्धि होगी। फेडरेशन ऑफ ऑटोमोबाइल डीलर्स एसोसिएशन के अध्यक्ष, सी. एस. विग्नेश्वर ने कहा कि ऑटोमोबाइल उद्योग इन सुधारों का पूरा लाभ उठाएगा और यह सुनिश्चित करेगा कि प्रत्येक ग्राहक को उनकी अपेक्षाओं के अनुरूप कीमतों का लाभ मिले। जीएसटी की नई कर दरें सोमवार से लागू होंगी। विष्णु की रिपोर्ट के साथ अक्षित वैद्यान, आकाशवाणी समाचार, दिल्ली। ************ संसदीय कार्य मंत्री किरेन रिजिजू ने कहा है कि वर्ष 2047 तक विकसित भारत के लक्ष्‍य की प्राप्ति के लिए महिलाओं और युवाओं की सक्रिय भागीदारी ज़रूरी है। नई दिल्ली में फ्यूचर फ्रंटियर कॉन्क्लेव को संबोधित करते हुए श्री रिजिजू ने कहा कि सरकार के एजेंडे का मुख्य विषय महिलाओं के नेतृत्व वाला विकास है। उन्होंने कहा कि भारत, विश्‍व की तीसरी सबसे बड़ी अर्थव्यवस्था बनने की राह पर है। उन्‍होंने कहा कि प्रधानमंत्री नरेन्‍द्र मोदी के नेतृत्व में भारत ने उल्लेखनीय प्रगति की है। प्रधानमंत्री ने कहा था कि विकसित भारत 2047 का लक्ष्‍य आसान नहीं है। इस लक्ष्‍य को प्राप्‍त करने में अभी 22 वर्ष शेष हैं। पिछले 78 वर्षों में हम अपने देश को अभी तक विकसित नहीं बना पाए हैं। 2014 में हमारी रैकिंग 11 थी, जो कि अब पांच है। ************ इलेक्ट्रॉनिक्स और सूचना प्रौद्योगिकी मंत्री अश्विनी वैष्णव ने कहा है कि प्रधानमंत्री नरेन्‍द्र मोदी की पहल के कारण तकनीक के इस्‍तेमाल में सभी को एकसमान बना दिया है। उन्होंने कहा कि अब, छोटे व्यापारियों से लेकर कॉर्पोरेट अधिकारियों तक सभी यूपीआई भुगतान प्रणाली का उपयोग करते हैं। एक राष्ट्रीय दैनिक में प्रकाशित लेख में श्री वैष्‍णव ने कहा कि तकनीक में कोई पद का क्रम नहीं होता। उन्होंने कहा कि यह परिवर्तन प्रधानमंत्री मोदी के अंत्योदय के मूल दर्शन को दर्शाता है। अंतरिक्ष और नवाचार के बारे में श्री वैष्णव ने कहा कि भारत ने वह सब हासिल कर लिया है, जो संभव नहीं था। ************ रक्षा मंत्री राजनाथ सिंह ने आज कहा कि रक्षा बलों ने ऑपरेशन सिंदूर के ज़रिए दुश्मन को करारा जवाब देने की भारत की क्षमता का प्रदर्शन किया। उन्होंने यह बात नई दिल्ली में 1965 के भारत-पाकिस्तान युद्ध के 60 वर्ष पूरे होने के उपलक्ष्य में आयोजित स्मृति समारोह में युद्ध के दिग्गजों को संबोधित करते हुए कही। कोई भी युद्ध केवल बेटल फील्ड में ही नहीं लड़ा जाता, बल्कि युद्ध में जो विजय मिलती है, एक सामुहिक सकंल्‍प का वो परिणाम होती है। 1965 के उस कठिन समय में जब चारों ओर अनिश्चितता और चुनौतियां थीं, तब श्री लाल बहादुर शास्‍त्री जी की दृढ़ इच्‍छाशक्ति वाले नेतृत्‍व ने देश ने उन चुनौतियों का सामना किया। शास्‍त्री जी ने उस दौर में न केवल निर्णायक राजनीतिक नेतृत्‍व लिया, बल्कि पूरे देश के मनोबल को ऊंचाई तक उन्‍होंने पहुंचाया। उन्‍होंने एक ऐसा नारा दिया जो, आज भी हमारे हृदय में गूंजता है। जय जवान, जय किसान। ************ यमन के हूती समूह ने इज़राइली शहरों पर हाइपरसोनिक बैलिस्टिक मिसाइल और तीन ड्रोन हमने करने की ज़िम्मेदारी ली है। हूती सूत्रों के अनुसार, मिसाइल से जाफ़ा में एक सैन्य अड्डे पर हमला किया गया जबकि बीर शेवा और बंदरगाह शहर ऐलात पर ड्रोन से हमला हुआ। इज़राइली रक्षा बलों ने पुष्टि की है कि ऐलात के एक होटल पर ड्रोन हमले से संपत्ति को नुकसान पहुंचा है। इस घटना में कोई हताहत नहीं हुआ है। ************ सेवा और सुशासन अर्थात जनसेवा और सुशासन के मंत्र से प्रेरित होकर प्रधानमंत्री नरेन्द्र मोदी के नेतृत्व में सरकार, परिवर्तन और प्रगति लाने के लिए अथक प्रयास कर रही है। हमारी विशेष श्रृंखला – ‘सेवा पर्व’ में आज हम बता रहे हैं कि कैसे मोदी सरकार ने जनजातीय समुदायों को सशक्त बनाया है और उनके जीवन स्तर में सुधार किया है। भारत में विविध जनजातियां रहती हैं। इनकी संख्‍या 10 करोड़ 45 लाख से ज़्यादा है। जो देश की कुल जनसंख्या का लगभग 8 दशमलव 6 प्रतिशत है। प्रधानमंत्री नरेंद्र मोदी के नेतृत्व में, जनजातीय समुदायों के प्रति सकारात्मक दृष्टिकोण के कारण उनका सशक्तिकरण हुआ है। सरकार द्वारा शुरू की कई प्रमुख योजनाओं में अनुसूचित जनजातियों के लिए विकास कार्यों का बजट 2013-14 से अब पाँच गुना तक बढ़ गया है। प्रधानमंत्री जन जाति आदिवासी न्याय अभियान विशेष रूप से कमज़ोर जनजातीय समूहों के लिए न्याय, सम्मान और उत्थान का एक शक्तिशाली मिशन बन गया है। साथियों आदिवासी कल्‍याण हमेशा से एनडीए सरकार की प्राथमिकता रहा है। जनजातीय समाज की पढ़ाई, कमाई और दवाई इस पर हमारी सरकार का बहुत जोर है। यह पहल 11 राज्यों और एक केंद्र शासित प्रदेश के 75 समुदायों के जीवन में बदलाव ला रही है। इससे 47 लाख से अधिक जनजातीय लोग लाभान्वित हो रहे हैं। इस योजना के लिए 24 हज़ार करोड़ रुपये की राशि आवंटित की गई है। धरती आबा जन जातीय ग्राम उत्कर्ष अभियान 17 विभिन्न मंत्रालयों द्वारा लागू किया जा रहा है। इस योजना का उद्देश्य स्वास्थ्य तथा शिक्षा सुविधाओं तक पहुंच में सुधार करना और आजीविका के अवसर प्रदान करके 63 हजार से अधिक गांवों में आधारभूत सुविधाओं की कमी को पूरा करना है। इससे लगभग 5 करोड़ आदिवासी लोगों को लाभ मिलेगा। समाचार कक्ष से कनकलता। ************ प्रधानमंत्री नरेन्‍द्र मोदी के 75वें जन्मदिन समारोह के उपलक्ष्य में राष्ट्रीय पुरस्कार विजेता लघु फिल्म ‘चलो जीते हैं’ देशभर में दिखाई जा रही है। पुद्दुचेरी के पी.वी.आर. सिनेमा में कल रात फिल्म की विशेष स्क्रीनिंग शुरू हुई। भारतीय जनता पार्टी के पदाधिकारी और जनता पहले शो में शामिल हुए। ************ मध्‍य प्रदेश के मुख्‍यमंत्री डॉक्‍टर मोहन यादव ने कहा है कि प्रधानमंत्री नरेन्‍द्र मोदी के बालकाल की परिस्थितियों पर आधारित फिल्‍म –चलो जीते हैं आदर्श फिल्‍म है, जो हमे अतीत से वर्तमान में लाती है। मुख्‍यमंत्री ने कल शाम अपने मंत्रिमंडल सहयोगियों के साथ यह फिल्‍म देखी। उन्‍होंने कहा कि हमें इस फिल्‍म से प्रेरणा लेनी चाहिए। ************ रांची में हैं इस फिल्‍म की स्क्रिनिंग पर पहुंचे दर्शकों ने अपने अनुभव साझा किए। ************ प्रधानमंत्री नरेंद्र मोदी ने आज कहा कि मिशन सक्षम आंगनवाड़ी और पोषण 2.0 बच्चों, किशोरियों और गर्भवती माताओं के पोषण में सुधार के लिए सरकार द्वारा शुरू की गई प्रमुख पहल हैं। केंद्रीय मंत्री अन्नपूर्णा देवी का एक लेख साझा करते हुए यह बात कही। ************ अखिल भारतीय आयुर्वेद संस्थान, गोवा में 23 सितंबर को 10वां आयुर्वेद दिवस मनायेगा। यह पारंपरिक भारतीय चिकित्सा पद्धति के वैश्विक प्रचार में एक ऐतिहासिक मील का पत्थर साबित होगा। आज नई दिल्ली में आयुष मंत्री प्रतापराव जाधव ने कहा कि सरकार का लक्ष्य आयुर्वेद की इस विरासत को प्रत्येक व्यक्ति तक पहुंचाना है और एक स्वस्थ भारत और एक स्वस्थ विश्व के निर्माण में योगदान देना है। इस वर्ष हम आयुर्वेद का दसवां संस्‍करण आयुर्वेद फॉर पीपल एंड प्‍लेनेट थीम के साथ बना रहे हैं। यह थीम आयुर्वेद को वैश्विक सतत विकास लक्ष्‍यों के साथ जोड़ती है और व्‍यक्तिगत स्‍वास्‍थ्‍य और हमारे पृथ्‍वी के कल्‍याण दोनों के संरक्षण की तत्‍काल आवश्‍यकता पर जोर देती है। ************ भारतीय जनता पार्टी के वरिष्ठ नेता रविशंकर प्रसाद ने चुनाव आयोग पर मतदाताओं के नाम हटाने और अनियमितताएँ बरतने का आरोप लगाने के लिए कांग्रेस नेता राहुल गांधी की कड़ी आलोचना की है। आज पटना में संवाददाताओं से बात करते हुए, श्री प्रसाद ने राहुल गांधी पर तथ्यों को तोड़-मरोड़ कर पेश करने का आरोप लगाया। ************ वहीं, केंद्रीय मंत्री किरेन रिजिजू ने आज आरोप लगाया कि कांग्रेस नेता राहुल गांधी अपनी कमज़ोरियों को छिपाने के लिए संवैधानिक संस्था पर आरोप लगाते रहते हैं। ************ बिहार राज्य महिला आयोग आज अपना 24वाँ स्थापना दिवस मना रहा है। इस अवसर पर पटना स्थित अधिवेशन भवन में स्थापना दिवस समारोह का आयोजन किया गया। मुख्यमंत्री नीतीश कुमार ने इसका उद्घाटन किया। उन्‍होंने राज्य महिला आयोग की एक विशेष वेबसाइट का भी शुभारंभ किया। इस सुविधा से अब महिलाएं आयोग में अपनी शिकायतें ऑनलाइन दर्ज करा सकेंगी। इस अवसर पर महिलाओं को उनके अधिकारों के प्रति शिक्षित और जागरूक करने के लिए “महिला जागृति संवाद” का भी आयोजन किया गया। ************ जम्मू-कश्मीर में, रेलवे अधिकारियों ने आज जम्मू-श्रीनगर राजमार्ग बंद होने से प्रभावित यात्रियों की सुविधा के लिए बडगाम से कटरा के लिए पहली विशेष ट्रेन चलाई। आकाशवाणी के जम्मू संवाददाता के अनुसार, यह सेवा आज से 3 अक्टूबर, 2025 तक चलेगी। यह 15 दिन तक उपलब्ध रहेगी। ************ मौसम विभाग ने अंडमान और निकोबार द्वीप समूह, उप-हिमालयी पश्चिम बंगाल और सिक्किम में अलग-अलग स्थानों पर आज मूसलाधार वर्षा की चेतावनी जारी की है। विभाग ने बिहार, उत्तराखंड, मध्य प्रदेश, कोंकण, गोवा, तमिलनाडु, पुडुचेरी और कराईकल सहित पूर्वोत्तर भारत के अलग-अलग स्थानों पर भी तेज वर्षा होने की संभावना व्‍यक्‍त की है। विभाग ने जम्मू-कश्मीर, लद्दाख, बिहार, झारखंड, ओडिशा, रायलसीमा, तमिलनाडु, पुडुचेरी, पश्चिम बंगाल और सिक्किम में बिजली और तेज़ हवाओं के साथ गरज के साथ छींटे पड़ने के भी संभावना है। ************ एशिया कप टी-20 क्रिकेट में ग्रुप-ए के अंतिम मुकाबले में आज भारत का सामना ओमान से होगा। अबूधाबी में यह मैच भारतीय समय के अनुसार रात आठ बजे से खेला जाएगा। भारत दो मैचों में चार अंकों के साथ पहले ही सुपर फोर में पंहुच चुका है। ************ बैडमिंटन में, पीवी सिंधु चाइना मास्टर्स से बाहर हो गई हैं। आज क्वार्टर फाइनल में दक्षिण कोरिया की एन से यंग ने सिंधु को केवल 38 मिनट में 14-21, 13-21 से हरा दिया। ************ अंत में मुख्य समाचार एक बार फिर :- ************ 1 hour ago 2 hours ago 1 hour ago 2 hours ago 1 hour ago Privacy Policy | Copyright © 2025 News On Air. All rights reserved Last Updated: 22nd Sep 2025 | Visitors: 1480625</w:t>
       </w:r>
     </w:p>
     <w:p>
@@ -4693,7 +4693,7 @@
     </w:p>
     <w:p>
       <w:r>
-        <w:t>Title: प्रधानमंत्री पंजाब दौरे के दौरान अजनाला के बाढ़ पीड़ितों के लिए 2 हज़ार करोड़ रुपये के पैकेज सहित पंजाब के 60 हज़ार करोड़ रुपये जारी करें : कुलदीप सिंह धालीवाल</w:t>
+        <w:t>Title: जीएसटी राहत से ट्रैक्टरों की कीमतों में आएगी ₹23,000 से ₹63,000 तक की कमी</w:t>
       </w:r>
     </w:p>
     <w:p>
@@ -4705,13 +4705,13 @@
           <w:rPr>
             <w:color w:val="0000FF"/>
           </w:rPr>
-          <w:t>https://www.5dariyanews.com/hindi/news/312467-PM-should-announce-release-of-%E2%82%B92000-crore-package-for-Ajnala-flood-victims-and-%E2%82%B960000-crore-due-to</w:t>
+          <w:t>https://www.tractorjunction.com/tractor-news/gst-relief-will-reduce-tractor-prices-by-rs-23000-to-rs-63000/</w:t>
         </w:r>
       </w:hyperlink>
     </w:p>
     <w:p>
       <w:r>
-        <w:t>Content: Empanelment By Govt. of Punjab &amp; Govt. of Haryana Multilingual News Portal since 2011 English हिन्दी ਪੰਜਾਬੀ RNI No: PUNMUL/2011/49000 Multilingual News Portal since 2011 English हिन्दी ਪੰਜਾਬੀ RNI No: PUNMUL/2011/49000 Web Admin हलका अजनाला से विधायक और पूर्व कैबिनेट मंत्री श्री कुलदीप सिंह धालीवाल ने हलके में बाढ़ से बुरी तरह प्रभावित रमदास क्षेत्र के बाढ़ पीड़ितों की सहायता के लिए चलाए जा रहे सरकारी व सामाजिक संगठनों के राहत कार्यों का जायज़ा लिया। उन्होंने कहा कि कल 9 सितंबर को प्रधानमंत्री श्री नरेंद्र मोदी पंजाब में बाढ़ से हुई तबाही का हवाई सर्वेक्षण करने और पठानकोट में अधिकारियों से रिपोर्ट लेने के लिए दिल्ली से आ रहे हैं। धालीवाल ने अपने सोशल मीडिया पर प्रधानमंत्री श्री मोदी को सीधे संबोधित करते हुए और पीएमओ के सोशल मीडिया हैंडल को टैग कर वीडियो संदेश जारी किया। इसमें उन्होंने प्रधानमंत्री से अपील की कि कल जब वह पंजाब के दौरे पर आएं तो पिछले 20–22 दिनों से भयंकर बाढ़ की त्रासदी झेल रहे अजनाला क्षेत्र के लोगों के लिए विशेष *2000 करोड़ रुपये का पैकेज* घोषित करें। साथ ही पंजाब सरकार की केंद्र से बकाया राशि – * *50,000 करोड़ रुपये GST मुआवज़ा*, * *8,000 करोड़ रुपये पंजाब ग्रामीण विकास फंड*, * और *850 करोड़ रुपये प्रधानमंत्री सड़क योजना के रद्द किए गए फंड*,को मिलाकर कुल *60,000 करोड़ रुपये से अधिक की राशि* जारी करने की घोषणा करें। पूर्व मंत्री धालीवाल ने कहा कि सीमा क्षेत्र पंजाब ने हमेशा पड़ोसी देशों की लड़ाइयों में दुश्मनों के दांत खट्टे किए हैं, आज़ादी संग्राम में 80% से अधिक कुर्बानियाँ दी हैं और देश को अन्न भंडार से आत्मनिर्भर बनाने में अहम भूमिका निभाई है। उन्होंने कहा कि उम्मीद है प्रधानमंत्री श्री मोदी सभी राज्यों को समान दृष्टि से देखेंगे और पंजाब के साथ कोई भेदभाव नहीं करेंगे। उन्होंने कहा कि प्रधानमंत्री को अपने पंजाब दौरे के दौरान खाली हाथ वापस नहीं जाना चाहिए बल्कि *अजनाला सीमा क्षेत्र के लिए 2000 करोड़ रुपये का विशेष पैकेज, **पंजाब के बाढ़ पीड़ितों के लिए 20,000 करोड़ रुपये का पैकेज* और *60,000 करोड़ रुपये की बकाया राशि* जारी करने का एलान करना चाहिए।क्योंकि केंद्रीय कृषि एवं किसान कल्याण मंत्री श्री शिवराज सिंह चौहान के पंजाब दौरे का कड़वा अनुभव सामने है । उन्होंने बाढ़ प्रभावित किसानों, खेत मजदूरों और भूमिहीन किसानों के लिए दिल्ली लौटकर कोई पैकेज देने के बजाय पंजाब को ही दोषी ठहराया और उनका दौरा पिकनिक जैसा लगा। इस अवसर पर वरिष्ठ नेता खुशपाल सिंह धालीवाल, मार्केट कमेटी अजनाला के चेयरमैन बलदेव सिंह बब्बू चेतनपुरा सहित अन्य नेता और सरकारी विभागों के अधिकारी व कर्मचारी मौजूद थे। View All Sponsored Ads 5 Dariya News SCO 59-D, Top Floor, City Heart Kharar, Dist. SAS Nagar Punjab 140301 (India) Mob: 99148 10266 Email: [email protected]</w:t>
+        <w:t>Content: ताज़ा समाचार नया उपयोगकर्ता लॉगिन/रजिस्टर प्रकाशित - 20 Sep 2025 ट्रैक्टर जंक्शन द्वारा Social Share देश के किसानों के लिए एक बड़ी राहत भरी खबर सामने आई है। केंद्रीय कृषि मंत्री शिवराज सिंह चौहान ने हाल ही में ट्रैक्टर और कृषि उपकरण निर्माताओं से 22 सितंबर 2025 से लागू हो रही जीएसटी दरों में कटौती का लाभ सीधे किसानों तक पहुंचाने का आग्रह किया है। इससे ट्रैक्टरों और अन्य कृषि यंत्रों की कीमतों में ₹23,000 से लेकर ₹63,000 तक की कमी आ सकती है। कृषि मंत्री ने इस संबंध में ट्रैक्टर एवं मशीनीकरण क्षेत्र के प्रतिनिधियों के साथ बैठक कर स्पष्ट संदेश दिया कि सरकार का उद्देश्य सिर्फ टैक्स में राहत देना नहीं, बल्कि यह सुनिश्चित करना है कि इसका वास्तविक लाभ खेती करने वाले किसानों तक पहुंचे। आइए जानते हैं, और क्या कहा केंद्रीय कृषि मंत्री ने किसानों के हित में। कृषि मंत्री चौहान ने कहा कि ट्रैक्टर और कृषि उपकरणों पर जीएसटी दरों को 12% से घटाकर 5% कर दिया गया है। यह बदलाव 22 सितंबर 2025 से प्रभावी होगा। उन्होंने बताया कि इसके कारण विभिन्न श्रेणियों के ट्रैक्टरों की कीमतों में निम्नलिखित रूप से कमी आएगी। अनुमानित कमी नीचे दी सूची में दिखाई गई है। उन्होंने यह भी कहा कि इससे किसानों की लागत में बड़ी बचत होगी और ट्रैक्टर जैसे जरूरी उपकरण अब अधिक किफायती दरों पर उपलब्ध होंगे। बैठक में मंत्री ने विशेष तौर पर कस्टम हायरिंग सेंटर (CHC) की भूमिका पर जोर दिया। उन्होंने कहा कि जीएसटी कटौती से CHC पर उपलब्ध कृषि मशीनरी किराये पर भी सस्ती होगी। सीमांत और छोटे किसान, जो महंगे कृषि उपकरण खरीदने में सक्षम नहीं हैं, उन्हें अब किराए पर ये मशीनें पहले से सस्ते दर पर मिल सकेंगी। कस्टम हायरिंग सेंटर का प्राथमिक उद्देश्य छोटे किसानों को किफायती दरों पर ट्रैक्टर, थ्रेशर, रोटावेटर, हार्वेस्टर और पावर टिलर जैसी मशीनें किराए पर उपलब्ध कराना है। कृषि मंत्री चौहान ने स्पष्ट किया कि भारत में कृषि यंत्रीकरण को मजबूती देने के लिए ट्रैक्टर, थ्रेशर, बीज ड्रिल, रोटावेटर जैसे उपकरणों को किसानों की पहुंच में लाना जरूरी है। उन्होंने कहा कि उत्पादन बढ़ाने और खेती की लागत घटाने के लिए ट्रैक्टर जैसी मशीनरी की आवश्यकता होती है। जीएसटी कटौती से यह मुमकिन होगा कि देशभर के किसान अब इन यंत्रों को आसानी से खरीद सकें। उन्होंने यह भी बताया कि सरकार आने वाले समय में छोटे कृषि उपकरणों के उत्पादन पर विशेष ध्यान देगी, जिससे सीमांत और छोटे किसान भी मशीनीकरण का लाभ उठा सकें। इस उच्च स्तरीय बैठक में देश की प्रमुख कृषि यंत्र निर्माता संस्थाओं के प्रतिनिधियों ने भाग लिया, जिनमें शामिल थे: सभी संगठनों ने सरकार के इस निर्णय का स्वागत किया और भरोसा दिलाया कि वे 22 सितंबर से जीएसटी कटौती का सीधा लाभ किसानों तक पहुंचाएंगे। यह फैसला ऐसे समय में आया है जब देश का कृषि क्षेत्र जलवायु संकट, बढ़ती लागत और श्रमिकों की कमी जैसी समस्याओं से जूझ रहा है। जीएसटी दरों में यह कटौती कृषि यंत्रीकरण को गति देगी, जिससे किसानों की उत्पादकता बढ़ेगी, समय की बचत होगी और खेती अधिक लाभकारी बन सकेगी। कृषि मंत्री के इस प्रयास से उम्मीद की जा रही है कि आगामी रबी सीजन से पहले किसानों को सस्ती मशीनरी मिलनी शुरू हो जाएगी, जिससे फसलों की बुवाई, कटाई और सिंचाई जैसे कार्य अधिक कुशल और लागत प्रभावी बन सकेंगे। ट्रैक्टर जंक्शन हमेशा आपको अपडेट रखता है। इसके लिए ट्रैक्टरों के नये मॉडलों और उनके कृषि उपयोग के बारे में एग्रीकल्चर खबरें प्रकाशित की जाती हैं। प्रमुख ट्रैक्टर कंपनियों जॉन डियर ट्रैक्टर, महिंद्रा ट्रैक्टर आदि की मासिक सेल्स रिपोर्ट भी हम प्रकाशित करते हैं जिसमें ट्रैक्टरों की थोक व खुदरा बिक्री की विस्तृत जानकारी दी जाती है। अगर आप मासिक सदस्यता प्राप्त करना चाहते हैं तो हमसे संपर्क करें। अगर आप नए ट्रैक्टर, पुराने ट्रैक्टर, कृषि उपकरण बेचने या खरीदने के इच्छुक हैं और चाहते हैं कि ज्यादा से ज्यादा खरीददार और विक्रेता आपसे संपर्क करें और आपको अपनी वस्तु का अधिकतम मूल्य मिले तो अपनी बिकाऊ वस्तु को ट्रैक्टर जंक्शन के साथ शेयर करें। सोनालीका डीआई 35 39 HP | 2023 स्वराज 855 एफई 48 HP | 2022 महिंद्रा युवराज 215 एनएक्सटी 15 HP | 2017 महिंद्रा युवराज 215 एनएक्सटी 15 HP | 2024 {Vehicle Name} सबमिट पर क्लिक करके, आप हमारे नियमों और शर्तों से सहमत होते हैं जानिए, किन तिथियां जिसमें ट्रैक्टर और इंप्लीमेंट्स खरीदना रहेगा अधिक शुभ त्योहारी सीजन की शुरुआत... Need a tractor that delivers both strength and reliability on your farm?&amp;nbsp;John Deere is one... The festive season brings&amp;nbsp;exciting news for farmers.&amp;nbsp;Solis Yanmar, one of India&amp;rsquo;s&amp;nbsp;leading tractor makers, has introduced... किसानों के लिए सुनहरा मौका, कीमत में भारी छूट और 5% जीएसटी के साथ ट्रैक्टर... New Delhi, September 2025:&amp;nbsp;Sonalika Tractors has launched its grand festive campaign,&amp;nbsp;&amp;ldquo;Heavy-Duty Dhamaka&amp;rdquo;, giving farmers an... जानें, GST की दर घटने से सोलर पंप अब कितने सस्ते मिलेंगे और किसानों को... जानिए, किन तिथियां जिसमें ट्रैक्टर और इंप्लीमेंट्स खरीदना रहेगा अधिक शुभ त्योहारी सीजन की शुरुआत... Need a tractor that delivers both strength and reliability on your farm?&amp;nbsp;John Deere is one... हिसार में 21-22 सितंबर को होगा आयोजन, जानिए मेले के मुख्य आकर्षण और कार्यक्रम हरियाणा... महिला एवं बाल विकास विभाग ने जारी किए आदेश, 26 लाख लाभार्थी हो सकते हैं... ट्रैक्टर कृषि मौसम एग्री बिजनेस सरकारी योजना कृषि मशीनरी सामाजिक पशुपालन सक्सेस स्टोरी कृषि सुझाव ऑटोमोबाइल बैंकिंग कॉल बैक का अनुरोध करें सबमिट पर क्लिक करके, आप हमारे नियमों और शर्तों से सहमत होते हैं हमसे जुड़े ट्रैक्टर जंक्शन एप डाउनलोड करें द्वारा सामग्री संरक्षित © 2025 ट्रैक्टरजंक्शन. सर्वाधिकार सुरक्षित. हमारे साथ विज्ञापन करें प्राइवेसी पॉलिसी साइटमैप ट्रैक्टर से जुडी किसी भी सहायता के लिए तुरंत अपनी जानकारी भरे और हम आपसे जल्दी संपर्क करेंगे ! ट्रैक्टर से जुडी किसी भी सहायता के लिए तुरंत अपनी जानकारी भरे और हम आपसे जल्दी संपर्क करेंगे ! ट्रैक्टर से जुडी किसी भी सहायता के लिए तुरंत अपनी जानकारी भरे और हम आपसे जल्दी संपर्क करेंगे ! सबमिट पर क्लिक करके, आप हमारे नियमों और शर्तों से सहमत होते हैं Our team will get in touch with you very soon with exiciting offers Please connect with us Report Incorrect Price - सबमिट पर क्लिक करके, आप हमारे नियमों और शर्तों से सहमत होते हैं By clicking on Submit, you agree to our Terms and Conditions</w:t>
       </w:r>
     </w:p>
     <w:p>
@@ -4724,7 +4724,7 @@
     </w:p>
     <w:p>
       <w:r>
-        <w:t>Title: फसल बीमा योजना: आठ साल में कंपनियों की कमाई 75 हजार करोड़, किसान अब भी ठगा हुआ!</w:t>
+        <w:t>Title: Shivraj Singh Chouhan plants 75 saplings to mark PM Modi's birthday</w:t>
       </w:r>
     </w:p>
     <w:p>
@@ -4736,13 +4736,13 @@
           <w:rPr>
             <w:color w:val="0000FF"/>
           </w:rPr>
-          <w:t>https://www.aajtak.in/india/news/story/pmfby-crop-insurance-scam-pradhan-mantri-fasal-bima-yojana-farmers-ntcpmm-dskc-2331965-2025-09-12</w:t>
+          <w:t>https://www.thehansindia.com/news/national/shivraj-singh-chouhan-plants-75-saplings-to-mark-pm-modis-birthday-1007339</w:t>
         </w:r>
       </w:hyperlink>
     </w:p>
     <w:p>
       <w:r>
-        <w:t>Content: Feedback प्रधानमंत्री फसल बीमा योजना (PMFBY) का दावा है कि किसानों को कम प्रीमियम पर ज्यादा मुआवजा दिया जा रहा है. लेकिन जब आंकड़ों की पड़ताल की जाती है तो तस्वीर कुछ और ही निकलती है. असली फायदा किसानों का नहीं, बल्कि बीमा कंपनियों का हो रहा है. इसी बारे में कृषि मंत्री शिवराज सिंह चौहान ने हाल ही में कहा कि 2016 से अब तक किसानों ने करीब 36 हज़ार करोड़ का प्रीमियम दिया, जबकि 1.83 लाख करोड़ रुपये क्लेम के तौर पर बांटे गए. पहली नज़र में यह बयान किसान हितैषी लगता है, लेकिन असलियत इससे अलग है. कंपनियों की बल्ले-बल्ले पूरा खेल प्रीमियम के तीन हिस्सों किसान, राज्य और केंद्र सरकार का है. चौहान ने सिर्फ किसानों के हिस्से का जिक्र किया, जबकि बाकी रकम का जिक्र गायब रहा. दरअसल योजना शुरू होने के बाद से बीमा कंपनियों ने 2.56 लाख करोड़ रुपये का प्रीमियम लिया और सिर्फ 1.81 लाख करोड़ रुपये क्लेम के तौर पर लौटाया. यानी करीब 75 हज़ार करोड़ रुपये का फायदा उनकी जेब में गया. सालाना औसत मुनाफा करीब 9,400 करोड़ रुपये है. सरकार क्यों छुपा रही पूरी तस्वीर? सवाल ये है कि राज्य और केंद्र सरकार का जो हिस्सा प्रीमियम के रूप में कंपनियों को जाता है, क्या वो भी देश के टैक्सपेयर का पैसा नहीं है? सरकारी विज्ञप्तियों में हमेशा यही दिखाया जाता है कि किसानों ने थोड़ा दिया और बदले में बहुत पाया. लेकिन असली रकम का बड़ा हिस्सा कंपनियों के पास ही ठहर जाता है. आखिर है क्या कंपनियों का काम? फसल का नुकसान सरकार का राजस्व और कृषि विभाग ही आकलन करता है. दफ्तर भी ज्यादातर जगहों पर कंपनियों के नहीं मिलते. किसान अपनी परेशानी बताने कहां जाए? एक टोल फ्री नंबर छोड़कर कंपनियों की कोई ज़िम्मेदारी नहीं दिखती. यानी पूरा सर्वे सरकार करे और मुनाफा कंपनियां खाएं. अजीबोगरीब शर्तें किसानों की सबसे बड़ी शिकायत यह है कि 30% तक नुकसान पर उन्हें बीमा का क्लेम ही नहीं मिलता. क्लेम तभी मिलेगा जब नुकसान इससे ज्यादा हो. ऊपर से, किसान हर खेत का अलग प्रीमियम भरते हैं, लेकिन क्लेम खेत के आधार पर नहीं बल्कि गांव या पटवारी मंडल को एक यूनिट मानकर दिया जाता है. यानी किसान ने जितना लगाया, उसका हिसाब नहीं, बल्कि समूह आकलन से कम मुआवजा. किसान संगठनों की नाराजगी किसान नेताओं का कहना है कि यह बीमा नहीं, बीमाधड़ी है. किसान महापंचायत के राष्ट्रीय अध्यक्ष रामपाल जाट के मुताबिक, अगर 2.56 लाख करोड़ रुपये सरकारें खुद सीधे किसानों को देतीं, तो कहीं ज्यादा राहत मिलती. लेकिन मौजूदा ढांचे में कंपनियां बिना मेहनत के मोटा मुनाफा कमा रही हैं. Copyright © 2025 Living Media India Limited. For reprint rights: Syndications Today होम वीडियो लाइव टीवी न्यूज़ रील मेन्यू मेन्यू</w:t>
+        <w:t>Content: Live New Delhi: Union Agriculture Minister Shivraj Singh Chouhan planted 75 saplings at the Indian Council of Agricultural Research (ICAR) in New Delhi on Wednesday to mark the 75th birthday of Prime Minister Narendra Modi. Speaking to IANS, Shivraj Singh Chouhan said, “Through the campaign ‘Ek Ped Ma Ke Naam’, the Prime Minister inspired the planting of crores of trees across the country. In this spirit, it was decided that on the occasion of his birthday, saplings would be planted at ICAR, which has always been a core of growth for Indian agriculture.” Extending his greetings to the Prime Minister, the minister observed how he has dedicated his life to the service of the nation. “Under his leadership, India’s prestige has risen multi-fold across the globe and the world’s outlook towards our country has undergone a transformative change,” he told IANS. With his continuous action as the guiding principle, PM Modi is today the architect of modern India, he added. He said the Prime Minister has positioned India as a symbol of global brotherhood and is giving shape to the ancient Indian ideal of ‘Vasudhaiva Kutumbakam’ -- the world is one family. The Agriculture Minister pointed out that the environment has always been a subject close to the heart of Prime Minister Narendra Modi. The plantation drive, initiated by ICAR, will subsequently witness trees being planted across 113 locations -- including the institute’s own campuses elsewhere, as well as at Krishi Vigyan Kendras (KVKs). Additionally, efforts will also be made to motivate people in other parts of the country to take part in this drive. The Union Minister also said that on the occasion of the Prime Minister’s birthday, several events are being organised across the country. It includes blood donation camps, cleanliness drives, and rejuvenation of hospitals, among several other campaigns. © 2025 Hyderabad Media House Limited/The Hans India. All rights reserved. Powered by hocalwire.com</w:t>
       </w:r>
     </w:p>
     <w:p>
@@ -4755,7 +4755,7 @@
     </w:p>
     <w:p>
       <w:r>
-        <w:t>Title: गुड न्यूज! 12 सितंबर को आएगी लाड़ली बहना योजना की 28वीं किस्त, CM मोहन यादव भेजेंगे 1250 रुपये</w:t>
+        <w:t>Title: अमानक खाद के खिलाफ राजस्थान अभियान से किसानों को फायदा, बोले केंद्रीय मंत्री चौहान</w:t>
       </w:r>
     </w:p>
     <w:p>
@@ -4767,13 +4767,13 @@
           <w:rPr>
             <w:color w:val="0000FF"/>
           </w:rPr>
-          <w:t>https://delhiuptodate.com/good-news-will-come-on-12-september-28th-installment-of-ladli-bahna-yojana-will-send-rs-1250/</w:t>
+          <w:t>https://www.krishakjagat.org/news/rajasthans-campaign-against-substandard-fertilizers-will-benefit-farmers-says-union-minister-chouhan/</w:t>
         </w:r>
       </w:hyperlink>
     </w:p>
     <w:p>
       <w:r>
-        <w:t>Content: भोपाल मध्य प्रदेश की लाडली बहनों के लिए सितंबर महीने की खुशखबरी आ गई है। मुख्यमंत्री लाडली बहना योजना की 28वीं किस्त का पैसा कब आएगा, इसकी तारीख के बारे में जानकारी मिल गई है। मुख्यमंत्री डॉक्टर मोहन यादव इस बार झाबुआ जिले से लाडली बहना योजना का पैसा 1.26 करोड़ महिलाओं के खाते में ट्रांसफर करेंगे। झाबुआ जिले में मुख्यमंत्री के कार्यक्रम की तैयारियां हुई पूरी । सीएम के आगमन के लिए झाबुआ में तैयारियां पूरी । हेलीपैड और कार्यक्रम स्थल का निर्माण हुआ पूर्ण । सूत्रों से जानकारी म‍िली है क‍ि मुख्यमंत्री लाडली बहना योजना की 28वीं किस्त का पैसा 12 सितंबर यानी आज शुक्रवार को लाडली बहना योजना का बड़ा कार्यक्रम होगा। झाबुआ कलेक्‍टर ऑफ‍िस ने भी फेसबुक पोस्‍ट में 12 स‍ितंंबर की ही जानकारी दी है। कहा जा रहा था कि पैसा 13 सितंबर को ट्रांसफर होगा। हालांक‍ि अभी तक सरकार की ओर से कार्यक्रम को लेकर आध‍िकार‍िक ऐलान नहीं क‍िया गया है। इस बार आएंगे कितने पैसे पिछले महीने अगस्त में लाडली बहनों को रक्षाबंधन के शगुन के रूप में 250 रुपये अलग से मिले थे और उनके खाते में 1500 रुपये आए थे। लेकिन इस महीने 28वीं किस्त के रूप में पहले की तरह 1250 रुपये मिलेंगे। महिलाओं के खाते में पैसा भेजने के लिए सरकार को हर महीने करीब 1550 करोड़ रुपये खर्च करने होते हैं। कब से मिलेंगे 1500 रुपये लाडली बहना योजना के लिए 1500 रुपये कब से मिलने शुरू होंगे? इस पर मुख्यमंत्री मोहन यादव पहले ही अपडेट दे चुके हैं। महिलाओं का 1500 रुपये का इंतजार जल्द ही खत्म होने वाला है। सीएम मोहन यादव के मुताबिक भाई दूज से 1500 रुपये हर महीने मिलना शुरू हो जाएंगे। इस बार भाई दूज अगले ही महीने 23 अक्टूबर को है। इस बात की पूरी संभावना है कि लाडली बहना योजना की 29वीं किस्त के रूप में महिलाओं को 1500 रुपये मिलना शुरू हो जाए। लाडली बहना योजना की 27वीं किस्त पिछले महीने 7 अगस्त को ही मिल गई थी। रक्षाबंधन के मौके पर मुख्यमंत्री मोहन यादव ने 1.26 करोड़ महिलाओं के खाते में 1250 रुपये की किस्त और 250 रुपये रक्षाबंधन का शगुन एक साथ भेज दिया था। लाड़ली बहना योजना के तहत हर महीने 1,500 रुपये कब से मिलेंगे? पहले ही सीएम मोहन यादव ऐलान कर चुके हैं कि लाडली बहनों को मिलने वाली राशि को हर महीने बढ़ाया जाएगा। 2028 तक लाभार्थियों के खाते में 3000 रुपये आने शुरू हो जाएंगे। उन्होंने हाल ही में कहा था कि लाड़ली बहनों के खाते में अक्टूबर से हर महीने 1500 रुपये आने शुरू हो जाएंगे। मुख्यमंत्री लाड़ली बहना योजना के बारे में पिछली शिवराज सिंह चौहान सरकार द्वारा मई 2023 में लाड़ली बहना योजना (Ladli Behna Scheme) शुरू की गई थी। इस योजना के तहत 21 से 60 वर्ष की विवाहित महिलाओं को 1000 रुपए देने का फैसला किया गया था। जून 2023 को इस योजना की पहली किस्त जारी की गई थी। सरकार ने 2023 रक्षाबंधन में इस राशि को बढ़ाकर 1250 रुपए कर दिया गया था। तभी से अभी तक लाड़ली बहना योजना के तहत 1250 रुपए महीना मिल रहे हैं। सरकार ने अब इस योजना की राशि को बढ़ाने का निर्णय लिया है। किन्हें मिलेगा लाड़ली बहना योजना का फायदा? – 1 जनवरी 1963 के बाद लेकिन 1 जनवरी 2000 तक जन्मी प्रदेश की समस्त विवाहित महिलाएं लाड़ली बहना योजना में 2023 में आवेदन के लिए पात्र मानी जाती है। किन्हें नहीं मिलेगा लाड़ली बहना योजना का फायदा? – महिलांए या उनके परिवार के कोई सदस्य इनकम टैक्स देते है। – अगर ज्वाइंट फैमिली है और 5 एकड़ से अधिक भूमि है। फटाफट चेक कर लें अपना नाम आपके खाते में 1250 रुपये आएंगे या नहीं, इसका पता आप आज ही लगा सकती हैं। इसके लिए लाडली बहना योजना के पोर्टल पर जाएं और 'आवेदन एवं भुगतान की स्थिति' पर क्लिक करें। यहां अपने रजिस्ट्रेशन नंबर या समग्र आईडी और ओटीपी से अपना नाम चेक कर सकती हैं। Comment Save my name, email, and website in this browser for the next time I comment. contact@delhiuptodate.com समाचारों और विचारों का ऐसा पोर्टल, जो आप तक उन ख़बरों को लाता है, जिन्हें भारत की मेनस्ट्रीम मीडिया अक्सर दबा देती है या नज़रअंदाज करती है। Digital Marketing Consultant Earn Yatra News Portal Development Company Marketing and Tech Blog Digital Griot Buzz4Ai LinkDot AI Assistica 7k Network © 2023 Reserved Delhi up to Date | Designed &amp; Managed by Website designing company – Traffic Tail WhatsApp us</w:t>
+        <w:t>Content: 19 सितम्बर 2025, जयपुर: अमानक खाद के खिलाफ राजस्थान अभियान से किसानों को फायदा, बोले केंद्रीय मंत्री चौहान – नई दिल्ली में मंगलवार को आयोजित राष्ट्रीय कृषि सम्मेलन–रबी अभियान–2025 के समापन के दौरान केंद्रीय कृषि एवं किसान कल्याण मंत्री शिवराज सिंह चौहान ने राजस्थान के कृषि मंत्री डॉ. किरोड़ी लाल मीणा के नेतृत्व में अमानक खाद, पेस्टिसाइड और बीजों के खिलाफ चलाए गए अभियान की सफलता का जिक्र किया। उन्होंने कहा कि इस अभियान से राजस्थान के किसानों को काफी लाभ पहुंचा है। साथ ही, सम्मेलन में डॉ. मीणा द्वारा दिए गए सुझावों पर केंद्र सरकार अमल करेगी। डॉ. किरोड़ी लाल ने महाराष्ट्र सरकार के रीसायकल वाटर के 85 प्रतिशत हिस्से को सिंचाई के लिए किसानों को देने वाले प्रावधान का उदाहरण दिया। उन्होंने सुझाव दिया कि इस तरह का कानून सभी राज्यों में लागू हो, ताकि रीसायकल वाटर का 85 प्रतिशत तक खेती में इस्तेमाल हो सके। डॉ. मीणा ने सम्मेलन को ऐतिहासिक बताया, जहां ‘वन नेशन, वन एग्रीकल्चर, वन टीम’ पर चर्चा हुई। उन्होंने केंद्र सरकार के खरीफ कृषि विकसित संकल्प अभियान का भी उल्लेख किया, उन्होंने कहा इससे किसानों को लाभ हुआ और रबी फसल से पहले भी ऐसा ही अभियान चलाया जाएगा। राजस्थान के कृषि मंत्री ने बताया कि राज्य में पेस्टिसाइड, बीज और उर्वरकों की बड़े पैमाने पर जांच हुई, जिसमें विनिर्माण कंपनियों की खामियां सामने आईं। इसी तरह पंजाब और हरियाणा में भी जांच के बाद लाइसेंस रद्द करने जैसी सख्त कार्रवाई की गई, जिससे इन वस्तुओं की गुणवत्ता में सुधार हुआ। उन्होंने कहा कि उर्वरक आदानों में मिलावट किसानों और देश के साथ धोखा है, जो स्वास्थ्य पर बुरा असर डाल रही है। ऐसे मामलों के खिलाफ सख्त कानून बनाने की जरूरत है, ताकि किसानों की आय बढ़े और उनकी आर्थिक स्थिति मजबूत हो। उनका प्रमुख लक्ष्य किसानों को उत्तम बीज, खाद और पेस्टिसाइड उपलब्ध कराना है। डॉ. मीणा ने व्यापारियों द्वारा उर्वरकों पर स्टॉकिंग (भंडारण) को रोकने पर भी बल दिया, जो अतिरिक्त लाभ के लिए किया जा रहा है। उन्होंने राज्यों के गैप एनालिसिस पर आधारित स्टडी कर अनुसंधान बजट को दोगुना करने का सुझाव दिया। राजस्थान बाजरा, जीरा, धनिया और अजवाइन उत्पादन में अग्रणी है। लैब टू लैंड अभियान में वैज्ञानिकों से उच्च गुणवत्ता वाले बीजों की जानकारी किसानों तक पहुंचाने को कहा। उन्होंने जोड़ा कि राज्य में जिप्सम, रॉक फॉस्फेट की उपलब्धता और पशुधन की अधिकता के कारण राजस्थान भारत का ऑर्गेनिक हब बन सकता है। सम्मेलन के बाद ये सुझाव केंद्र और राज्य स्तर पर नीतिगत बदलावों का आधार बन सकते हैं, हालांकि विशेषज्ञों का मानना है कि अमल के लिए मॉनिटरिंग तंत्र मजबूत करने की जरूरत होगी। आपने उपरोक्त समाचार कृषक जगत वेबसाइट पर पढ़ा: हमसे जुड़ें&gt; नवीनतम कृषि समाचार और अपडेट के लिए आप अपने मनपसंद प्लेटफॉर्म पे कृषक जगत से जुड़े – गूगल न्यूज़, व्हाट्सएप्प&gt; कृषक जगत अखबार की सदस्यता लेने के लिए यहां क्लिक करें – घर बैठे विस्तृत कृषि पद्धतियों और नई तकनीक के बारे में पढ़ें&gt; कृषक जगत ई-पेपर पढ़ने के लिए नीचे दिए गए लिंक पर क्लिक करें: E-Paper&gt; कृषक जगत की अंग्रेजी वेबसाइट पर जाने के लिए नीचे दिए गए लिंक पर क्लिक करें: Global Agriculture 22 सितम्बर 2025, भोपाल: बरगुर गाय: अनोखी देसी नस्ल जो दिखने में अलग, लेकिन दूध में छिपे हैं औषधीय गुण; जानिए इसकी खासियतें – भारत में गाय को केवल पशु नहीं बल्कि माता का दर्जा दिया जाता है। अलग-अलग राज्यों 19 सितम्बर 2025, नई दिल्ली: अब मजदूरों की नहीं पड़ेगी जरूरत! ये 5 मशीनें अकेले ही कर देंगी गेहूं और धान फसल की कटाई – खेती किसानों का मुख्य रोजगार है, लेकिन इसमें मेहनत और चुनौतियाँ भी कम नहीं होतीं।</w:t>
       </w:r>
     </w:p>
     <w:p>
@@ -4786,7 +4786,7 @@
     </w:p>
     <w:p>
       <w:r>
-        <w:t>Title: बहनों की खुशहाली ही सरकार का मिशन : मुख्यमंत्री डॉ. यादव</w:t>
+        <w:t>Title: कर्नाटक के किसानों के लिए अच्छी खबर, केंद्र सरकार MSP पर खरीदेगी ये 5 प्रमुख फसलें</w:t>
       </w:r>
     </w:p>
     <w:p>
@@ -4798,13 +4798,13 @@
           <w:rPr>
             <w:color w:val="0000FF"/>
           </w:rPr>
-          <w:t>https://mradubhashi.com/news.php?id=well-being-of-sisters-is-the-mission-of-the-government-chief-minister-dr-yadav-576159</w:t>
+          <w:t>https://www.krishakjagat.org/national-news/good-news-for-karnataka-farmers-the-central-government-will-buy-these-5-major-crops-at-msp/</w:t>
         </w:r>
       </w:hyperlink>
     </w:p>
     <w:p>
       <w:r>
-        <w:t>Content: भोपाल : मुख्यमंत्री डॉ. मोहन यादव ने कहा है कि प्रदेश की सभी बहनों के जीवन में नित नई मुस्कान लाना सरकार का संकल्प है। बहनों की खुशहाली ही हमारा मिशन है। राज्य सरकार बहनों को आत्मनिर्भर बनाने देवी अहिल्याबाई नारी सशक्तिकरण मिशन, लाड़ली बहना योजना सहित अन्य योजनाओं के जरिए कदम-दर-कदम आगे बढ़ रही है। मुख्यमंत्री डॉ. यादव ने कहा कि प्रदेश में संवेदनशील सरकार है। हमारी नीति और नीयत दोनों साफ है। प्रदेश की बहनों को हर महीने प्रोत्साहन राशि उपलब्ध कराकर उन्हें आर्थिक रूप से आत्मनिर्भर बनाया जा रहा है, बहनों की खुशी में ही हमारी खुशी है। बहनों के जीवन में विकास से ही पूरे समाज का विकास संभव है। मुख्यमंत्री डॉ. यादव शुक्रवार को झाबुआ जिले के पेटलावद में आयोजित राज्य स्तरीय लाड़ली बहना सम्मेलन को संबोधित कर रहे थे। उन्होंने कहा कि सरकार की प्राथमिकता महिलाओं का सम्मान, सुरक्षा और सशक्तिकरण है। सरकार की सभी योजनाओं का लाभ बहनों तक पारदर्शी और प्रभावी तरीके से पहुंचाया जा रहा है। मुख्यमंत्री डॉ. यादव ने कहा कि 17 सितंबर को धार जिले की बदनावर तहसील के भैंसोला गांव में प्रधानमंत्री नरेन्द्र मोदी प्रदेश को पीएम मित्रा पार्क की सौगात देने आ रहे हैं। पीएम मित्रा पार्क से मालवांचल सहित पूरे प्रदेश की तस्वीर बदलेगी। मुख्यमंत्री डॉ. यादव ने सम्मेलन में प्रदेश की 1.26 करोड़ लाड़ली बहनों के खातों में 28वीं किश्त की 1541 करोड़ रुपए से अधिक की राशि का अंतरण किया। मुख्यमंत्री ने 53.48 लाख सामाजिक सुरक्षा पेंशन हितग्राहियों को भी 320.89 करोड़ राशि और 31 लाख से अधिक बहनों को एलपीजी सिलेंडर रीफिलिंग के 48 करोड़ रुपए अंतरित किये। इस अवसर पर मुख्यमंत्री डॉ. यादव ने झाबुआ जिले के पेटलावद में 345.34 करोड़ के विभिन्न विकास कार्यों का भूमिपूजन एवं लोकार्पण किया। कार्यक्रम में मुख्यमंत्री डॉ. यादव ने जिला प्रशासन द्वारा तैयार जनजातीय आयुर्वेदिक परम्परा एवं चिकित्सा ज्ञान पर केन्द्रित पुस्तक "झाबुआ के संजीवक" का विमोचन भी किया। मुख्यमंत्री ने बीपीएल परिवारों के 11 दिव्यांग हितग्राहियों को कस्टमाईज्ड पेट्रोल चलित मोटर साईकिल वितरित की। मुख्यमंत्री डॉ. यादव ने कहा है कि पेटलावद, झाबुआ का चमकदार क्षेत्र है। झाबुआ अपने प्राकृतिक सौंदर्य के लिए मशहूर है जो खेती और सब्जी उत्पादन में नई इबारत लिख रहा है। यहां का टमाटर देशभर में पहुंचता है। लाड़ली बहनों को आज एक बार फिर सिंगल क्लिक से 1250 रुपए की सौगात मिली है। यह रक्षाबंधन के आनंद की तरह है। योजना की शुरुआत के बाद से अब तक 41 हजार करोड़ की राशि लाड़ली बहनों को दी जा चुकी है। सरकार का खजाना बहनों के लिए भरा हुआ है। दीपावली की भाईदूज के बाद हर माह 1500 रुपए देंगे। हमारी सरकार अपना वचन पूरा करेगी। धीरे-धीरे लाड़ली बहना योजना की राशि 3 हजार रुपए प्रतिमाह कर देंगे। मुख्यमंत्री डॉ. यादव ने कहा कि प्रधानमंत्री नरेन्द्र मोदी के नेतृत्व में देशवासियों को जीएसटी से छूट मिली है। वे भारत को आत्मनिर्भर बनाते हुए दुनिया के सामने चट्टान की तरह खड़े हैं। दुनिया के हर मंच पर प्रधानमंत्री मोदी के पहुंचने से ही रौशनी आती है। पूरी दुनिया भारत की ओर आशा भरी निगाहों से देख रही है। भारत सरकार देश के 85 करोड़ जरूरतमंदों को नि:शुल्क राशन वितरित कर रही है। मुख्यमंत्री डॉ. यादव ने कहा कि प्रधानमंत्री मोदी द्वारा 17 सितम्बर को कपास उत्पादक किसानों को पीएम मित्र पार्क की सौगात दी जा रही है। इसके साथ सेवा पखवाड़े की शुरुआत भी की जायेगी। स्वस्थ नारी, सशक्त समाज अभियान के अंतर्गत बहनों की सभी प्रकार की जांचें नि:शुल्क की जाएंगी। धार-झाबुआ को उद्योग एवं रोजगार से जोड़कर इसके विकास की नई आधारशिला रखी जा रही है। मुख्यमंत्री डॉ. यादव ने कहा कि प्रदेश में हर स्तर पर बिजली, पानी और सिंचाई सुविधाएं विकसित की जा रही हैं। किसान भाइयों को किसान सम्मान निधि मिल रही है। प्रदेश में 5 लाख समूहों के माध्यम से 65 लाख बहनें जुड़ी हैं। झाबुआ में 2 लाख बहनें स्व-सहायता समूहों के माध्यम से विभिन्न योजनाओं का लाभ ले रही हैं। दिव्यांग भाई-बहनों को लगभग 320 करोड़ राशि का लाभ दिया है। मुख्यमंत्री डॉ. यादव ने कहा कि विपक्षी दल के शासनकाल में स्कूलों में बैठने के लिए टाट पट्टी तक नहीं मिलती थी। आज झाबुआ जिले को मेघनगर और पेटलावद में दो सांदीपनि विद्यालय की सौगात मिल रही है। प्रदेश में शासकीय स्कूलों का प्रदर्शन सुधरा है। बोर्ड परीक्षा में कक्षा 12वीं में टॉप करने वाले विद्यार्थियों को स्कूटी दी जा रही है और 75 प्रतिशत से ऊपर वालों को लैपटॉप वितरित किए गए हैं। मुख्यमंत्री डॉ. यादव ने कहा कि राज्य सरकार ने सड़क हादसे के घायलों के लिए राहवीर योजना लागू की है। हमारी सरकार पूरी संवेदनशीलता के साथ कार्य कर रही है। सभी जिलों में नि:शुल्क शव वाहन उपलब्ध कराए गए हैं। हर मुश्किल समय में सरकार हमेशा नागरिकों के साथ खड़ी है। किसानों ने प्रदेश को समृद्ध बनाया है। मुख्यमंत्री डॉ. यादव ने कहा कि आज झाबुआ को लगभग 350 करोड़ के विकास कार्यों की सौगात मिल रही है। राज्य सरकार ने इस अंचल के पारम्परिक भगौरिया पर्व को राष्ट्रीय स्तर का दर्जा दिलाया है। डीजे ने हमारे प्राचीन वाद्य यंत्र खत्म कर दिए थे लेकिन झाबुआ के लोगों ने डीजे प्रतिबंधित करके प्राचीन वाद्य यंत्रों की गरिमा और संस्कृति बरकरार रखी है। मुख्यमंत्री ने बहनों को बधाई देते हुए कहा कि आगामी चुनावों में बहनों को 33 प्रतिशत आरक्षण का लाभ मिलेगा। इससे देश की संसद और विधानसभाओं में बहनों का प्रतिनिधित्व और बढ़ेगा। मुख्यमंत्री डॉ. यादव ने दी अनेक सौगात मुख्यमंत्री डॉ. यादव ने पेटलावद में सर्वसुविधायुक्त बस स्टैंड, श्रंगेश्वर तीर्थस्थल में घाट निर्माण एवं सौंदर्यीकरण, राजगढ़-पारा-राणापुर-पिटोल मार्ग 55 किमी 2 लेन मार्ग निर्माण, एनएच-47 दत्तीगाँव फाटे से उमरकोट-बोलासा रायपुरिया 2 लेन मार्ग निर्माण 30.80 किमी, एनएच-47 से माछलिया मृगारुंडी मार्ग पर उच्च स्तरीय पुल एवं मार्ग, झाबुआ-कल्याणपुरा-रायपुरिया मार्ग पर ग्राम कदवाली में टूटी पुलिया का निर्माण, ग्राम धतुरिया जिला झाबुआ से माही नदी पर पुलिया एवं लाबरिया जिला धार तक मार्ग निर्माण और ग्राम पारा विकासखंड रामा में नवीन नलजल योजना के निर्माण की घोषणा की गई। मुख्यमंत्री ने कहा कि झाबुआ जिले में 25 करोड़ की लागत से विभिन्न छात्रावास बनाए जाएंगे। झाबुआ के जनजातीय बच्चे डॉक्टर और इंजीनियर बनें और राज्य सरकार उनके देश से लेकर विदेश तक पढ़ाई का पूरा खर्च उठाएगी। मुख्यमंत्री डॉ. यादव ने कहा कि बहुत जल्द मैं झाबुआ में मेडिकल कॉलेज का शिलान्यास करने आऊंगा। मुख्यमंत्री डॉ. यादव ने कहा कि आजादी के बाद पहली बार देश में जनजातीय समुदाय से कोई राष्ट्रपति पद तक पहुंचा है। हमारी सरकार जनजातीय समुदाय के कल्याण के लिए हर संभव प्रयास कर रही है। टंट्या मामा के नाम से खरगौन में विश्वविद्यालय संचालित हो रहा है। पेटलावद में 10 साल पहले एक बड़ा ब्लास्ट हुआ था। मुख्यमंत्री डॉ. यादव ने इस दु:खद हादसे के मृतकों और उसके परिजन के प्रति अपनी गहन संवेदनाएं व्यक्त कीं और बाबा महाकाल से दिवंगत आत्माओं की शांति के लिए प्रार्थना भी की। कार्यक्रम में मुख्यमंत्री डॉ. यादव ने विभिन्न शासकीय योजनाओं के हितग्राहियों को हितलाभ वितरण सहित महिला एवं बाल विकास विभाग में नव चयनित आंगनवाड़ी कार्यकर्ता एवं सहायिका को नियुक्ति-पत्र भी वितरित किए। विकास प्रदर्शनी का अवलोकन मुख्यमंत्री डॉ. यादव ने कार्यक्रम स्थल पर विभिन्न विभागों द्वारा लगाई गई विकास प्रदर्शनी का अवलोकन किया। कार्यक्रम के प्रारंभ में मुख्यमंत्री ने कन्यापूजन भी किया। इस अवसर पर प्रभारी मंत्री एवं जनजातीय कार्य, लोक परिसंपत्ति प्रबंधन, गैस त्रासदी राहत एवं पुनर्वास मंत्री डॉ. कुँवर विजय शाह, महिला एवं बाल विकास मंत्री सुनिर्मला भूरिया, सांसद श्रीमती अनिता नागर सिंह चौहान, जनप्रतिनिधि, संभागायुक्त इंदौर डॉ. सुदाम खाड़े, आईजी अनुराग, कलेक्टर नेहा मीना, पुलिस अधीक्षक रघुवंश सिंह सहित बड़ी संख्या में लाड़ली बहनें और नागरिक उपस्थित रहे।</w:t>
+        <w:t>Content: 22 सितम्बर 2025, नई दिल्ली: कर्नाटक के किसानों के लिए अच्छी खबर, केंद्र सरकार MSP पर खरीदेगी ये 5 प्रमुख फसलें – केंद्रीय मंत्री प्रल्हाद जोशी ने शनिवार को घोषणा की कि केंद्र सरकार कर्नाटक राज्य से मूल्य समर्थन योजना (MSP) के तहत मूंग, काली मूंग, सूरजमुखी, मूंगफली और सोयाबीन की खरीद करेगी। यह फैसला कर्नाटक के किसानों के लिए बड़ी राहत लेकर आया है, क्योंकि इससे उनकी आमदनी में स्थिरता और सुरक्षा सुनिश्चित होगी। प्रल्हाद जोशी ने केंद्रीय कृषि मंत्री शिवराज सिंह चौहान से इस योजना के क्रियान्वयन की मंजूरी का अनुरोध किया था, जिसे अब मंजूरी मिल गई है। केंद्रीय कृषि मंत्री शिवराज सिंह चौहान ने 20 सितंबर को प्रल्हाद जोशी को लिखे पत्र में बताया कि मंत्रालय ने कर्नाटक में 2025-26 खरीफ सीजन के दौरान कुल 38,000 मीट्रिक टन मूंग, 60,180 मीट्रिक टन काली मूंग, 15,650 मीट्रिक टन सूरजमुखी, 61,148 मीट्रिक टन मूंगफली और 1,15,000 मीट्रिक टन सोयाबीन की खरीद के प्रस्ताव को मंजूरी दे दी है। यह निर्णय किसानों की आर्थिक सुरक्षा को मजबूत करने और उन्हें बेहतर मूल्य सुनिश्चित करने की सरकार की प्रतिबद्धता को दर्शाता है। प्रल्हाद जोशी ने कर्नाटक सरकार से आग्रह किया है कि वह जल्दी से जल्दी जिलेवार खरीद केंद्र स्थापित करे और पूरे राज्य में खरीद प्रक्रिया शुरू करे, ताकि किसान बिना किसी परेशानी के अपनी फसलें केंद्र सरकार को बेच सकें। उन्होंने प्रधानमंत्री नरेंद्र मोदी और केंद्रीय कृषि मंत्री शिवराज सिंह चौहान को इस किसान-हितैषी निर्णय के लिए धन्यवाद भी दिया। मूंग – 38,000 मीट्रिक टनकाली मूंग – 60,180 मीट्रिक टनसूरजमुखी – 15,650 मीट्रिक टनमूंगफली – 61,148 मीट्रिक टनसोयाबीन – 1,15,000 मीट्रिक टन कर्नाटक की कृषि अर्थव्यवस्था में इन फसलों का विशेष योगदान है। मूंग, काली मूंग, सूरजमुखी, मूंगफली और सोयाबीन न केवल राज्य की खाद्य सुरक्षा और पोषण में सहायक हैं, बल्कि ये फसलें देश के खाद्य तेल और दलहन उत्पादन के लिए भी महत्वपूर्ण हैं। MSP के तहत इन फसलों की खरीद से किसानों को उनके उत्पाद का उचित मूल्य मिलेगा, जिससे उनकी आर्थिक स्थिति मजबूत होगी और वे स्थिर आय प्राप्त कर सकेंगे। इस पहल से कर्नाटक के कृषक समुदाय को सीधे लाभ पहुंचने की उम्मीद है। आपने उपरोक्त समाचार कृषक जगत वेबसाइट पर पढ़ा: हमसे जुड़ें&gt; नवीनतम कृषि समाचार और अपडेट के लिए आप अपने मनपसंद प्लेटफॉर्म पे कृषक जगत से जुड़े – गूगल न्यूज़, व्हाट्सएप्प&gt; कृषक जगत अखबार की सदस्यता लेने के लिए यहां क्लिक करें – घर बैठे विस्तृत कृषि पद्धतियों और नई तकनीक के बारे में पढ़ें&gt; कृषक जगत ई-पेपर पढ़ने के लिए नीचे दिए गए लिंक पर क्लिक करें: E-Paper&gt; कृषक जगत की अंग्रेजी वेबसाइट पर जाने के लिए नीचे दिए गए लिंक पर क्लिक करें: Global Agriculture 22 सितम्बर 2025, भोपाल: बरगुर गाय: अनोखी देसी नस्ल जो दिखने में अलग, लेकिन दूध में छिपे हैं औषधीय गुण; जानिए इसकी खासियतें – भारत में गाय को केवल पशु नहीं बल्कि माता का दर्जा दिया जाता है। अलग-अलग राज्यों 19 सितम्बर 2025, नई दिल्ली: अब मजदूरों की नहीं पड़ेगी जरूरत! ये 5 मशीनें अकेले ही कर देंगी गेहूं और धान फसल की कटाई – खेती किसानों का मुख्य रोजगार है, लेकिन इसमें मेहनत और चुनौतियाँ भी कम नहीं होतीं।</w:t>
       </w:r>
     </w:p>
     <w:p>
@@ -4817,7 +4817,7 @@
     </w:p>
     <w:p>
       <w:r>
-        <w:t>Title: सरकार राज्य में सड़क संपर्क, स्वास्थ्य सुविधाओं, शिक्षा, पर्यटन, पेयजल एवं ऊर्जा जैसे बुनियादी ढांचे को सुदृढ़ करने के लिए लगातार प्रयासरत – मुख्यमंत्री पुष्कर सिंह धामी</w:t>
+        <w:t>Title: Shivraj Singh Chouhan Chairs Meeting with Farm Machinery Associations to Ensure GST Benefits Reach Farmers from Sept 22</w:t>
       </w:r>
     </w:p>
     <w:p>
@@ -4829,13 +4829,13 @@
           <w:rPr>
             <w:color w:val="0000FF"/>
           </w:rPr>
-          <w:t>https://liveskgnews.com/uttarakhand/government-road-connectivity-health-facilities-education-tourism-in-the-state-to-strengthen-infrastructure-like-tourism-drinking-water-and-energy/</w:t>
+          <w:t>https://krishijagran.com/news/shivraj-singh-chouhan-chairs-meeting-with-farm-machinery-associations-to-ensure-gst-benefits-reach-farmers-from-sept-22/</w:t>
         </w:r>
       </w:hyperlink>
     </w:p>
     <w:p>
       <w:r>
-        <w:t>Content: देहरादून : मुख्यमंत्री पुष्कर सिंह धामी से रविवार को मुख्यमंत्री आवास में विधायक सहदेव पुंडीर, खजान दास, सुरेश चौहान, भरत चौधरी, संजय डोभाल, अनिल नौटियाल, प्रीतम पंवार एवं अन्य जनप्रतिनिधियों ने शिष्टाचार भेंट की। शिष्टाचार भेंट के दौरान जनप्रतिनिधियों ने अपने-अपने क्षेत्रों की विभिन्न विकासपरक मांगों एवं स्थानीय समस्याओं से मुख्यमंत्री को अवगत कराया। मुख्यमंत्री ने सभी मांगों के शीघ्र समाधान हेतु सम्बन्धित विभागों को आवश्यक निर्देश देने का आश्वासन दिया। मुख्यमंत्री ने कहा कि राज्य सरकार का लक्ष्य जनता को त्वरित और पारदर्शी सेवाएँ उपलब्ध कराना है। उन्होंने इस बात पर जोर दिया कि जनप्रतिनिधियों की सक्रिय भागीदारी से समस्याओं का समाधान और विकास कार्य और अधिक प्रभावी होंगे। इस अवसर पर मुख्यमंत्री ने हाल ही में प्रदेश के विभिन्न क्षेत्रों में आई प्राकृतिक आपदाओं से प्रभावित क्षेत्रों का स्वयं भ्रमण करने और जरूरतमंद परिवारों तक समयबद्ध सहायता पहुँचाने में सहयोग का विधायकगणों से आग्रह किया। मुख्यमंत्री ने कहा कि सरकार आपदा प्रभावित सभी परिवारों को हरसंभव सहायता उपलब्ध कराएगी और राहत-पुनर्वास कार्यों की गति तेज़ की जाएगी। मुख्यमंत्री ने कहा कि सरकार राज्य में सड़क संपर्क, स्वास्थ्य सुविधाओं, शिक्षा, पर्यटन, पेयजल एवं ऊर्जा जैसे बुनियादी ढांचे को सुदृढ़ करने के लिए लगातार प्रयासरत है। उन्होंने कहा कि उत्तराखंड का संतुलित और सर्वांगीण विकास तभी संभव है जब जनप्रतिनिधि जनता की अपेक्षाओं को निकटता से सरकार तक पहुंचाएं और सभी मिलकर प्रदेश की प्रगति में भागीदारी सुनिश्चित करें। सेमन्या कण्वघाटी हिन्दी पाक्षिक समाचार पत्र – www.liveskgnews.com Follow Us © 2017 Maintained By liveskgnews. © 2017 Maintained By liveskgnews.</w:t>
+        <w:t>Content: Subscribe to our print &amp; digital magazines now We're social. Connect with us on: Union Agriculture Minister held a meeting with agricultural machinery manufacturers to ensure that farmers directly benefit from the GST reduction from 18% to 5%. The move is expected to make farm equipment more affordable, saving farmers up to Rs 1.87 lakh on machinery. Union Agriculture and Farmers’ Welfare Minister Shivraj Singh Chouhan today held a meeting with representatives of leading agricultural machinery manufacturers at his residence in New Delhi to ensure that farmers directly benefit from the reduction in GST rates. The government recently slashed GST on farm machinery and implements from 18% to 5%, a move expected to bring significant relief to cultivators across the country. During the meeting, Chouhan said the government’s top priority is to reduce costs for farmers and make agriculture more profitable. “Farmers are our grain providers; it is through their hard work that the country’s granaries are filled. Reducing their expenses and ensuring prosperity is our foremost responsibility,” he noted. The minister also emphasized that manufacturers and dealers must immediately pass on the benefits of the tax reduction to farmers without delay. Farmers are now set to receive a dual benefit: lower taxation along with subsidies under existing government schemes. The move is expected to encourage wider adoption of mechanisation, particularly among small and marginal farmers, while also giving domestic manufacturers a stronger competitive edge under the Atmanirbhar Bharat initiative. From September 22, farmers will begin to see the direct benefits of the revised GST rates. To ensure widespread awareness, the Agriculture Ministry will launch an extensive promotion campaign. Top food processing companies have pledged to pass on the benefits of GST rate cuts to consumers following a high-level… GST Council’s latest tax rationalization is set to benefit over eight crore rural dairy farmers, particularly small and marginal producers,… According to the minister, the new rates are expected to result in substantial savings for farmers across different categories of machinery. On tractors, farmers could save between Rs 41,000 and Rs 63,000, while a power tiller will now cost about Rs 11,875 less. Seed drills will become cheaper by Rs 3,220 to Rs 4,375, and multi-crop threshers by nearly Rs 14,000. Similarly, a harvester will see a sharp reduction of Rs 1,87,500, straw reapers by Rs 21,875, and balers by up to Rs 93,750. Chouhan also announced that he would be visiting Jammu and Kashmir later today to meet disaster-affected farmers, reaffirming the government’s commitment to stand with cultivators during times of crisis under the leadership of Prime Minister Narendra Modi. The meeting was attended by the Secretary, Agriculture &amp; Farmers’ Welfare, Government of India, along with representatives from leading industry bodies including the Tractor and Mechanization Association (TMA), Agricultural Machinery Manufacturers Association (AMMA), All India Combine Harvester Manufacturers Association (AICMA), and the Power Tiller Association of India (PTAI). Download Krishi Jagran Mobile App for more updates on the Latest Agriculture News, Agriculture Quiz, Crop Calendar, Jobs in Agriculture, and more. We're on WhatsApp! Join our WhatsApp group and get the most important updates you need. Daily. Subscribe to our Newsletter. You choose the topics of your interest and we'll send you handpicked news and latest updates based on your choice. Subscribe to our Newsletter. You choose the topics of your interest and we'll send you handpicked news and latest updates based on your choice.</w:t>
       </w:r>
     </w:p>
     <w:p>
@@ -4848,7 +4848,7 @@
     </w:p>
     <w:p>
       <w:r>
-        <w:t>Title: जीतू पटवारी ने किसानों के मुद्दे पर CM मोहन यादव पर साधा निशाना, कहा- रील, फोटो के लिए काम कर रहे हैं</w:t>
+        <w:t>Title: किसानों को मिली सौगात, केंद्र ने खरीफ सीज़न की 5 अहम फसलों की खरीद पर लगाई मुहर</w:t>
       </w:r>
     </w:p>
     <w:p>
@@ -4860,13 +4860,13 @@
           <w:rPr>
             <w:color w:val="0000FF"/>
           </w:rPr>
-          <w:t>https://www.kisantak.in/amp/politics/story/jitu-patwari-slams-cm-mohan-yadav-on-farmers-issue-says-working-for-reels-photos-1277266-2025-09-13</w:t>
+          <w:t>https://mradubhashi.com/news.php?id=relief-from-farming-to-pocket-government-to-procure-these-5-major-kharif-crops-in-karnataka-577744</w:t>
         </w:r>
       </w:hyperlink>
     </w:p>
     <w:p>
       <w:r>
-        <w:t>Content: मध्‍य प्रदेश में इन दिनों फसलों के नुकसान होने, यूरिया के लिए किसानों के परेशान होने और केंद्रों पर उनके साथ बदसलूकी और पिटाई करने के मामले लगातार सामने आ रहे हैं. इसे लेकर कांग्रेस राज्‍य की बीजेपी सरकार पर हमलावर है. ऐसे में बीते दिन जब सीएम मोहन यादव किसान की सोयाबीन फसल का नुकसान देखने पहुंचे तो इसका एक वीडियो सामने आया, जिसपर मध्‍य प्रदेश कांग्रेस अध्‍यक्ष जीतू पटवारी ने निशाना साधा है. कांग्रेस नेता ने एक्‍स पर सीएम का वीडियो पोस्‍ट करते हुए लिखा- “मुख्यमंत्री जी, आप फोटो, रील्स, वीडियो, मीडिया, हेडलाइन के लिए गंभीरता से काम कर रहे हैं! हो सकता है आपको यही सही/जरूरी लगता है! लेकिन, मुझे लगता है किसान की मदद के लिए सर्वे, खाद, बीज, बीमा, मुआवजा, सही समय पर निर्णय और सरकारी खजाना जरूरी है! कृपया ध्यान दें!” बता दें कि इससे पहले बीते दिन सीएम मोहन यादव ने झाबुआ के पेटलावद से लाडली बहनों को 28वीं किस्‍त जारी करने के बाद कांग्रेस नेताओं पर जमकर हमला बोला था. इस दौरान सीएम ने कांग्रेस नेताओं पर प्रदेश की मह‍िलाओं पर शराब से जुड़ी टिप्‍पणी को लेकर जमकर निधाना साधा था. सीएम ने लोगों से अपील भी की थी कि वे अपने क्षेत्र में कांग्रेस के लोगों को घुसने न दें. वहीं, मुख्यमंत्री डॉ. मोहन यादव ने कहा कि अतिवृष्टि और बीमारियों से प्रभावित किसानों को सरकार अकेला नहीं छोड़ेगी. उन्होंने 12 सितंबर को रतलाम जिले की सैलाना तहसील के करिया गांव में खेतों का निरीक्षण कर प्रभावित सोयाबीन फसलों का मुआयना किया. इस दौरान उन्होंने किसानों को भरोसा दिलाया कि हर खेत का सर्वे होगा और मुआवजा दिलाया जाएगा. मुख्यमंत्री ने कहा कि संकट की घड़ी में किसान चिंता न करें, राज्य सरकार उनके साथ खड़ी है. उन्होंने किसान राधेश्याम पाटीदार और अन्य किसानों से संवाद करते हुए आश्वासन दिया कि सरकार हर संभव मदद उपलब्ध कराएगी. खेतों के निरीक्षण के बाद मुख्यमंत्री डॉ. यादव ने किसान चौपाल में किसानों से संवाद किया और कहा कि केन्द्र और राज्य सरकार किसानों के प्रति संवेदनशील है. उन्होंने बताया कि प्रधानमंत्री किसान सम्मान निधि योजना और राज्य सरकार की सहायता राशि से किसानों को राहत मिल रही है. प्रदेश में 30 लाख किसानों को सोलर पंप दिए जाएंगे और गौशालाओं से खेतों को निराश्रित गायों से होने वाले नुकसान से बचाया जाएगा. मुख्यमंत्री ने जिला कलेक्टर को पारदर्शी सर्वे कराने के निर्देश दिए और किसानों की मांग पर ग्राम रियावन से कालूखेड़ा तक सड़क निर्माण की घोषणा भी की. मुआवजे को लेकर भूपेंद्र सिंह हुड्डा का बड़ा बयान, कहा- किसानों के जख्मों पर छिड़का गया नमक पंजाब में कृषि को नई दिशा देंगे बलजिंदर सिंह ढिल्लों- AAP नेता ने बताया अपना रोडमैप बाढ़ राहत के बहाने हमला, जालंधर में भाजपा ने पंजाब सरकार पर साधा निशाना, कहा- CM मान को इलाज की जरूरत अमूल पर BJP का 'कब्जा'! डेयरी के निदेशक मंडल चुनाव में 7 सीटों पर जीत कृषि मंत्री शिवराज सिंह चौहान सतना में “एक राष्ट्र-एक चुनाव” कार्यक्रम में हुए शामिल सतना में किसानों के मुद्दे पर सियासी उबाल, विधायक ने रोका केंद्रीय कृषि मंत्री का काफिला जगन रेड्डी ने आंध्र CM पर लगाया 250 करोड़ के यूरिया घोटाले का आरोप, नायडू ने किया पलटवार Punjab Floods: पीएम मोदी ने पंजाब के लिए किया 1,600 करोड़ रुपये का ऐलान, विपक्षी पार्टियों ने बताया 'भद्दा मजाक' "पंजाब में अगर PM फसल बीमा योजना लागू की होती तो..." किसानों को मुआवजा देने पर AAP सरकार को BJP ने घेरा पंजाब को 20,000 करोड़ का राहत पैकेज दे सरकार, PM Modi के दौरे से पहले AAP ने उठाई मांग</w:t>
+        <w:t>Content: व्यापार: सरकार कर्नाटक से मूंग, काला मूंग, सूरजमुखी, मूंगफली और सोयाबीन की खरीद करेगी। केंद्रीय मंत्री प्रह्लाद जोशी ने शनिवार को यह जानकारी दी। उन्होंने कहा कि इससे राज्य के किसानों को काफी लाभ होगा। जोशी ने इस फैसले को सोशल मीडिया प्लेटफॉर्म एक्स पर साझा करते हुए कहा कि उन्होंने केंद्रीय कृषि मंत्री शिवराज सिंह चौहान से अनुरोध किया है कि वे राज्य सरकार द्वारा प्रस्तावित मूल्य समर्थन योजना (पीएसएस) के तहत 2025-26 खरीफ सीजन के दौरान कर्नाटक में उगाई गई इन फसलों की खरीद को मंजूरी दें। कृषि मंत्री ने दी मंजूरी इस संबंध में केंद्रीय कृषि मंत्री शिवराज सिंह चौहान ने जोशी को पत्र लिखकर जानकारी दी। पत्र के अनुसार, कर्नाटक सरकार ने खरीफ 2025-26 सीजन में इन फसलों की खरीद के लिए प्रस्ताव भेजा था। केंद्र ने उस पर विचार करते हुए 38,000 मीट्रिक टन हरे चना, 60,180 मीट्रिक टन उड़द, 15,650 मीट्रिक टन सूरजमुखी, 61,148 मीट्रिक टन मूंगफली और 1,15,000 मीट्रिक टन सोयाबीन की खरीद को स्वीकृति दी है। कृषि मंत्री चौहान ने पत्र में कहा कि यह मंजूरी भारत सरकार की किसानों के हितों की रक्षा करने और उन्हें स्थिर एवं टिकाऊ आय सुनिश्चित करने की प्रतिबद्धता को दर्शाती है। कर्नाटक के किसानों के लिए बड़ी राहत जोशी ने कहा कि प्रधानमंत्री नरेंद्र मोदी और कृषि मंत्री शिवराज सिंह चौहान का धन्यवाद करते हुए कहा कि यह फैसला कर्नाटक के किसानों को बड़ी राहत देगा। उन्होंने राज्य सरकार से अपील की कि वह तुरंत जिलेवार खरीद केंद्र स्थापित करे और पूरे प्रदेश में खरीद प्रक्रिया शुरू करे।</w:t>
       </w:r>
     </w:p>
     <w:p>
@@ -4879,7 +4879,7 @@
     </w:p>
     <w:p>
       <w:r>
-        <w:t>Title: PM Modi to inaugurate Purnea airport, launch Rs 45,000-crore projects in Bihar on Sep 15</w:t>
+        <w:t>Title: हरदा: जिला कांग्रेस कमेटी ने किसानो की 6 सूत्रीय मांगों को लेकर केन्द्रीय कृषि मंत्री शिवराज सिंह को सौंपा ज्ञापन!</w:t>
       </w:r>
     </w:p>
     <w:p>
@@ -4891,13 +4891,13 @@
           <w:rPr>
             <w:color w:val="0000FF"/>
           </w:rPr>
-          <w:t>https://www.socialnews.xyz/2025/09/10/pm-modi-to-inaugurate-purnea-airport-launch-rs-45000-crore-projects-in-bihar-on-sep-15/</w:t>
+          <w:t>https://makdaiexpress24.com/harda-district-congress-committee-submitted-a-memorandum-to-union-agriculture-minister-shivraj-singh-regarding-6-point-demands-of-farmers/</w:t>
         </w:r>
       </w:hyperlink>
     </w:p>
     <w:p>
       <w:r>
-        <w:t>Content: Home » National » PM Modi to inaugurate Purnea airport, launch Rs 45,000-crore projects in Bihar on Sep 15 Posted By: Gopi September 10, 2025 Patna, Sep 11 (SocialNews.XYZ) As the Bihar Assembly election draws closer, top leaders of both the NDA and the INDIA bloc are set to intensify their visits to the state to woo voters. The most high-profile visit will be that of Prime Minister Narendra Modi, who is scheduled to address a massive public gathering in Purnea district on September 15 and unveil development projects worth over Rs 45,000 crore. The highlight of the visit will be the inauguration of Purnea Airport, a long-awaited project expected to transform air connectivity in the region. The new airport is projected to boost not only the development of Purnea but also the wider Koshi and Seemanchal regions, which have long faced connectivity challenges. Deputy Chief Minister Samrat Choudhary on Wednesday reviewed preparations at the airport site and issued directions to ensure smooth arrangements for the Prime Minister’s visit. “The entire state, especially the Koshi and Seemanchal region, is excited. Revolutionary changes are coming in Bihar in the field of air connectivity,” he said. Choudhary also highlighted another major infrastructure push, announcing that the Modi government has approved construction of the Mokama–Munger section of the Buxar–Bhagalpur High-Speed Corridor, a 4-lane Greenfield Expressway. Spanning 82.4 km for Rs 4,447 crore, the project is expected to drastically cut travel time and improve road connectivity across central and eastern Bihar. The Prime Minister’s rally in Purnea is being seen as a crucial political event, with the NDA aiming to showcase its development record, while the INDIA bloc is also preparing counter-campaigns to consolidate support in the region ahead of the polls. The NDA campaign in Bihar will also see the participation of Union Home Minister Amit Shah, Finance Minister Nirmala Sitharaman, Agriculture Minister Shivraj Singh Chouhan, and other senior BJP leaders. Meanwhile, the INDIA bloc is preparing a parallel campaign to counter the NDA’s development push. Congress leader Rahul Gandhi, who recently drew crowds during the Voter Adhikar Yatra, will return to Bihar to lead rallies. Congress President Mallikarjun Kharge, AAP convener Arvind Kejriwal, and other alliance leaders are also expected to hit the campaign trail. The coming weeks are set to witness a direct face-off between the NDA’s development narrative and the INDIA bloc’s pitch on social justice and people’s rights, making Bihar one of the most fiercely contested battlegrounds in the country. Source: IANS Gopi Adusumilli is a Programmer. He is the editor of SocialNews.XYZ and President of AGK Fire Inc. He enjoys designing websites, developing mobile applications and publishing news articles on current events from various authenticated news sources. When it comes to writing he likes to write about current world politics and Indian Movies. His future plans include developing SocialNews.XYZ into a News website that has no bias or judgment towards any. He can be reached at gopi@socialnews.xyzMail | Web | Twitter Gopi Adusumilli is a Programmer. He is the editor of SocialNews.XYZ and President of AGK Fire Inc. He enjoys designing websites, developing mobile applications and publishing news articles on current events from various authenticated news sources. When it comes to writing he likes to write about current world politics and Indian Movies. His future plans include developing SocialNews.XYZ into a News website that has no bias or judgment towards any. He can be reached at gopi@socialnews.xyz Copyright 2025 | AGK FIRE INC| Terms of Service / Privacy Policy | Contact Us</w:t>
+        <w:t>Content: Makdai Express24 - Hindi News Portal हरदा: जिला कांग्रेस कमेटी हरदा का प्रतिनिधि मंडल केन्द्रीय कृषि मंत्री शिवराज सिंह चैहान से मिलकर जिले के किसानों की मुख्य समस्याओं के निराकरण हेतु मांग की गई है, जिसमें जिला कांग्रेस अध्यक्ष मोहन सांई, हरदा विधायक डाॅ. आर.के. दोगने, रविशंकर शर्मा, ब्लाॅक अध्यक्ष सुरेन्द्र पटेल (पप्पु पटेल), प्रेरक सारन, शरद विश्नोई, सतीश, गौतम पटेल, सतीश खाडे शामिल थे। 1. हरदा जिले में अधिक वर्षा एवं पीला मोजक से सोयाबीन, मक्का एवं अन्य खरीफ फसलें पूर्ण रूप से खराब हो गई है, जिन्हंें प्राकृतिक आपदा घोषित कर इसका आर.बी.सी. 6-4 के तहत तत्काल सर्वे कराया जाकर राहत राशि दी गई व प्रधानमंत्री फसल बीमा योजना के अंतर्गत सर्वे के अनुसार बीमा लाभ किसानों को दिया जाए। 2. किसानों की सोयाबीन एवं मक्का की उपज समर्थन मूल्य पर खरीदी जाए। 3. हरदा जिले में दो माह से यूरिया एवं डी.ए.पी. खाद किसानों को नहीं मिल रही है, तत्काल खाद उपलब्ध कराई जाए एवं अमानक खाद विक्रेता पर रासुका की कार्यवाही की जाए, खाद की काला बाजारी रोकी जाए। - Install Android App - 4. किसानों की फसल अधिक बारिश की वजह से नष्ट हो गई है इसलिए किसानों के किसान क्रेडिट कार्ड का ब्याज माफ किया जाए एवं खाद बीज के लिए नया ऋण दिया जाए। 5. केन्द्र शासित भाजपा सरकार ने बजट पेश करते समय किसानों से अनेक वादे किए थे, किसानों को किसान क्रेडिट कार्ड की लिमिट 3 लाख से बढ़ाकर 5 लाख रुपए तक का ऋण ब्याज अनुदान पर देने की घोषणा की थी। , जो आज तक किसानों की 5 लाख तक ऋण लिमिट नहीं की गई है, तत्काल लिमिट बढ़ाई जाए। 6. रबी 2023-24, खरीफ 2024 एवं रबी 2024-25 की फसल बीमा राशि डाली गई है, जिसमें एक ही पटवारी हल्का व गांव के किसानों को दी गई बीमा राशि में गंभीर विसंगतियाँ है, जिले के कई किसान वंचित रह गये हैं, कई किसानों को प्रीमियम से भी कम बीमा राशि दी गई है एवं कुछ गांव के गांव ही छूट गये हैं, जिन्हें भी तत्काल प्रभाव से बीमा राशि दी जाये। ज्ञापन के पश्चात् केन्द्रीय मंत्री ने जिला कांग्रेस कमेटी को यह आश्वासन दिया है कि सोयाबीन एवं मक्का उपज की खरीदी समर्थन मूल्य पर की जावेगी एवं तत्काल सर्वे कराकर मुआवजा भी दिया जायेगा। साथ ही उनके द्वारा यह भी स्वीकार किया गया है कि पूर्व में सेटेलाईट से सर्वे होने के कारण किसानों को बीमा राशि वितरण में विसंगतियाँ हुई है इस संबंध में केन्द्रीय मंत्री द्वारा अधिकारियों को निर्देशित किया है कि भविष्य में ऐसी गलती न हो। चौधरी मोहन गुर्जर मध्यप्रदेश के ह्र्दयस्थल हरदा के जाने माने वरिष्ठ पत्रकार है | आप सतत 15 वर्षो से पत्रकारिता के क्षेत्र में अपनी सेवायें देते आ रहे है। आपकी निष्पक्ष और निडर लेखनी को कई अवसरों पर सराहा गया है | Prev Post सड़क हादसे में घायल छात्रा को एयरलिफ्ट कर भेजा मुंबई इलाज के लिए Next Post हुकुमचंद मिल परिसर के पेड़ बचाने हेतु बनी ऐतिहासिक मानव शृंखला – इंदौरवासियों ने दिया पर्यावरण संरक्षण का सशक्त संदेश 1 2 4 3 5 6 7 8 10 11 12 13 14 15 16 17 18 19 20 21 22 Final 1 2 3 4 5 6 7 8 9 10 11 12 13 14 15 16 17 18 19 1 2 3 4 5 6 7 8 9 10 11 12 13 14 15 16 17 18 19 20 21 22 23 24 25 26 27 28 29 30 31 32 1 2 3 4 5 6 7 8 9 10 11 12 13 14 15 16 17 18 19 20 21 22 23 24 25 26 27 28 29 30 31 32 33 34 35 36 37 38 39 40 41 42 43 44 45 20 19 18 17 16 15 14 13 12 11 10 9 8 7 6 5 4 3 2 1 मकड़ाई एक्सप्रेस24 एक उद्देश्य और निष्पक्ष पोर्टल होने का वादा करता है, जहां पाठकों को सबसे अच्छी जानकारी, हाल के तथ्यों और मनोरंजक समाचार उपलब्ध कराये जाते हैं। समाचार पोर्टल के माध्यम से हम निष्पक्षता से हर ताज़ा खबरों से अपने पाठकों को अवगत कराते हैं। Popular News Mahila Samman Savings Certificate Yojana: महिला सम्मान बचत… Ladli Behna Yojana: इन बहनों को नहीं मिलेगी अगली किस्त,… Welcome, Login to your account. Recover your password. A password will be e-mailed to you.</w:t>
       </w:r>
     </w:p>
     <w:p>
@@ -4910,7 +4910,7 @@
     </w:p>
     <w:p>
       <w:r>
-        <w:t>Title: Baljit Balli, Editor</w:t>
+        <w:t>Title: केंद्र सरकार कर्नाटक से खरीदेगी ये 5 प्रमुख फसलें, मूल्य समर्थन योजना के अंतर्गत दी मंजूरी</w:t>
       </w:r>
     </w:p>
     <w:p>
@@ -4922,13 +4922,13 @@
           <w:rPr>
             <w:color w:val="0000FF"/>
           </w:rPr>
-          <w:t>https://www.babushahi.com/full-news.php?id=210415</w:t>
+          <w:t>https://www.kisantak.in/crops/story/centre-to-procure-green-gram-black-gram-sunflower-from-karnataka-says-pralhad-joshi-swm-1280394-2025-09-20</w:t>
         </w:r>
       </w:hyperlink>
     </w:p>
     <w:p>
       <w:r>
-        <w:t>Content: ← Go Back ← Go Back Tiruppur (Tamil Nadu), September 9, 2025 (ANI): As the voting process for the Vice Presidential election begins, the people in Tamil Nadu's Tiruppur, which is the hometown of the NDA candidate, have set up food stalls hoping for CP Radhakrishnan's victory. People in Radhakrishnan's hometown also burst crackers and offered prayers at a temple. The polling for the Vice Presidential election began on Tuesday at 10 am with Prime Minister Narendra Modi being the first to cast his vote. The contest is between NDA nominee CP Radhakrishnan and opposition candidate B Sudershan Reddy. Union Minister Shivraj Singh Chouhan and Jitan Ram Manjhi expressed support for CP Radhakrishnan and confidence in his victory. Union Minister Shivraj Singh Chouhan said, "NDA's victory is certain. CP Radhakrishnan will be the new Vice President." "NDA candidate CP Radhakrishnan will surely win the Vice-President elections," Union Minister Jitan Ram Manjhi told reporters. Union Minister Suresh Gopi backed Radhakrishnan and called it an election aimed at "fairness, truthfulness, and effectiveness". Suresh Gopi said, "This election is not about choosing between anyone. It is an election aimed at selecting fairness, truthfulness, and effectiveness, which are most needed for the citizens of the country, whether they live inside or outside the country. As a person, I found CP Radhakrishnan to be the best worker or one of the best among thousands of workers in my ideological system." NDA hold a majority in the Parliament, and 424 MPs are likely to vote in favour of Radhakrishnan, which is above the majority mark of 391. Meanwhile, Karnataka Deputy Chief Minister DK Shivakumar on Tuesday said that the opposition parties have collectively decided to vote against NDA candidate CP Radhakrishnan as the poll race for the Vice President begins. Shivakumar said that the INDIA bloc has requested all opposition parties for a conscious vote to avoid cross-voting in the Vice Presidential election. "As a democratic setup, the INDIA bloc will fight the election together. We have requested a conscious vote. The INDIA bloc and all opposition parties will vote against the NDA candidate (CP Radhakrishnan)," Shivakumar told reporters. Counting of votes will be held later in the evening. (ANI) ← Go Back ← Go Back Total Responses : 29</w:t>
+        <w:t>Content: केंद्रीय मंत्री प्रल्हाद जोशी ने शनिवार को कहा कि मूल्य समर्थन योजना प्रणाली के तहत केंद्र सरकार कर्नाटक से मूंग, काली मूंग, सूरजमुखी, मूंगफली और सोयाबीन की खरीद करेगी, जिससे राज्य के कृषक समुदाय को काफी लाभ होगा. प्रल्हाद जोशी ने कहा कि उन्होंने केंद्रीय कृषि मंत्री शिवराज सिंह चौहान से अनुरोध किया है कि वे राज्य सरकार द्वारा प्रस्तावित मूल्य समर्थन योजना (पीएसएस) के तहत 2025-26 खरीफ सीजन के दौरान कर्नाटक में उगाई गई इन फसलों की खरीद को मंजूरी दें. प्रल्हाद जोशी ने सोशल मीडिया प्लेटफॉर्म 'एक्स' पर एक पोस्ट में शिवराज सिंह चौहान का एक पत्र साझा करते हुए कहा, "मुझे यह बताते हुए खुशी हो रही है कि केंद्र सरकार ने अब इस अनुरोध को मंजूरी दे दी है." केंद्रीय कृषि मंत्री द्वारा जोशी को 20 सितंबर को लिखे गए पत्र में कहा गया है, "मुझे आपको यह बताते हुए खुशी हो रही है कि कर्नाटक सरकार ने 2025-26 खरीफ सीजन के दौरान राज्य में मूंग, काला चना, सूरजमुखी, मूंगफली और सोयाबीन की खरीद के लिए पीएसएस के कार्यान्वयन के प्रस्ताव भेजे हैं. इसमें लिखा है कि उचित विचार-विमर्श के बाद, मंत्रालय ने कर्नाटक में पीएसएस के अंतर्गत 38,000 मीट्रिक टन मूंग, 60,180 मीट्रिक टन काली मूंग, 15,650 मीट्रिक टन सूरजमुखी, 61,148 मीट्रिक टन मूंगफली और 1,15,000 मीट्रिक टन सोयाबीन की खरीद को मंजूरी दे दी है. इसमें कहा गया है, "यह मंजूरी किसानों के हितों की रक्षा करने और उन्हें स्थिर एवं सतत आय सुनिश्चित करने के प्रति भारत सरकार की अटूट प्रतिबद्धता को दर्शाती है." प्रल्हाद जोशी ने कहा कि यह निर्णय किसानों के कल्याण के लिए केंद्र सरकार की निरंतर प्रतिबद्धता को दर्शाता है और उन्होंने कर्नाटक सरकार से तुरंत जिलेवार खरीद केंद्र स्थापित करने और पूरे राज्य में खरीद प्रक्रिया शुरू करने का आग्रह किया. उन्होंने कहा कि मैं माननीय प्रधानमंत्री नरेंद्र मोदी और कृषि मंत्री शिवराज सिंह चौहान को उनके समय पर दिए गए समर्थन और किसान-हितैषी निर्णय के लिए हार्दिक धन्यवाद देता हूं, जिससे कर्नाटक के कृषक समुदाय को बहुत लाभ होगा. बता दें कि कर्नाटक की खेती में मूंग, काली मूंग, सूरजमुखी, मूंगफली और सोयाबीन अहम फसलें हैं. कर्नाटक की ये प्रमुख फसलें न सिर्फ राज्य की कृषि-आधारित अर्थव्यवस्था को मजबूत करती हैं, बल्कि पूरे देश की खाद्य सुरक्षा और पोषक आहार, खाद्य तेल और दलहन की आपूर्ति में भी अहम योगदान देती हैं. (सोर्स- PTI) ये भी पढ़ें- Copyright©2025 Living Media India Limited. For reprint rights: Syndications Today होम वीडियो न्यूज़ स्कीम मेन्यू Add Kisan Tak to Home Screen</w:t>
       </w:r>
     </w:p>
     <w:p>
@@ -4941,7 +4941,7 @@
     </w:p>
     <w:p>
       <w:r>
-        <w:t>Title: MP: कैसे चमकेगी नेता पुत्रों की राजनीति? भाजपा में बड़े पद मिलने पर रोक, इस्तीफे भी लिए, नई नीति का संदेश क्या</w:t>
+        <w:t>Title: India To See No Food Grain, Fruit Or Vegetable Shortage, Will Transform Into A Global Food Basket, Says Union Agriculture Minister Shivraj Chouhan</w:t>
       </w:r>
     </w:p>
     <w:p>
@@ -4953,13 +4953,13 @@
           <w:rPr>
             <w:color w:val="0000FF"/>
           </w:rPr>
-          <w:t>https://www.amarujala.com/madhya-pradesh/bhopal/mp-politics-news-bjp-policy-one-family-one-post-rule-enforced-leader-sons-face-restraint-2025-09-13</w:t>
+          <w:t>https://www.freepressjournal.in/business/india-to-see-no-food-grain-fruit-or-vegetable-shortage-will-transform-into-a-global-food-basket-says-union-agriculture-minister-shivraj-chouhan</w:t>
         </w:r>
       </w:hyperlink>
     </w:p>
     <w:p>
       <w:r>
-        <w:t>Content: मेरा शहर Link Copied भारतीय जनता पार्टी (भाजपा) ने जिला कार्यकारिणी के तीन सदस्यों के इस्तीफे से साफ कर दिया है कि परिवारवाद नहीं चलेगा। इससे लंबे समय से पार्टी में बड़े पद पाने का इंतजार कर रहे नेता पुत्रों के सपने टूट गए हैं। हालांकि, अब चर्चा यह है कि क्या प्रदेश अध्यक्ष हेमंत खंडेलवाल पार्टी को परिवारवाद से दूर रखने में सच में सफल होंगे? Trending Videos यह वीडियो/विज्ञापन हटाएं एक परिवार, एक पद भाजपा संगठन ने मध्य प्रदेश में परिवारवाद पर नकेल कसते हुए साफ संकेत दिया कि पार्टी में 'एक परिवार, एक पद' का नियम सख्ती से लागू होगा। हाल ही में गठित कुछ जिला कार्यकारिणियों में नेताओं के परिजनों को स्थान मिलने की शिकायतें प्रदेश नेतृत्व तक पहुंची थीं। इसके बाद तत्काल कार्रवाई करते हुए संबंधित पदाधिकारियों से इस्तीफे ले लिए गए। इनसे लिए गए इस्तीफे जानकारी के अनुसार, पूर्व केंद्रीय मंत्री फग्गन सिंह कुलस्ते की बहन प्रिया धुर्वे को मंडला जिला कार्यकारिणी में उपाध्यक्ष बनाया गया था। सूत्रों के अनुसार उनको पद छोड़ने के लिए कहा गया। इसी तरह, कैबिनेट मंत्री संपतिया उइके की बेटी श्रद्धा उइके को जिला कार्य समिति में सचिव बनाया गया था। वह ग्राम पंचायत टिकरवाड़ा की सरपंच हैं। उन्होंने प्रदेश अध्यक्ष को संगठन की जिम्मेदारी से मुक्त करने का त्यागपत्र भेजा। इसके अलावा पूर्व विधानसभा अध्यक्ष गिरीश गौतम के बेटे राहुल गौतम को मऊगंज जिला कार्य समिति का उपाध्यक्ष नियुक्त किया गया था। बताया गया कि ये इस्तीफे प्रदेश अध्यक्ष हेमंत खंडेलवाल के संज्ञान में आने के बाद निजी कारण बताते हुए दिए गए। इससे भाजपा ने साफ संदेश दे दिया है कि अब नेताओं के परिजनों को संगठन में जिम्मेदारी नहीं मिलेगी। 2018 और 2023 के विधानसभा चुनाव में भी पार्टी ने किसी नेता पुत्र को टिकट नहीं दिया था। जिन मामलों में टिकट दिया गया, वहां पिता का राजनीतिक भविष्य प्रभावित हुआ और उन्हें संगठन में स्थान नहीं मिला। कार्तिकेय को नहीं मिला टिकट केंद्रीय मंत्री शिवराज सिंह चौहान के बड़े बेटे कार्तिकेय सिंह बुधनी विधानसभा में लंबे समय से सक्रिय हैं। शिवराज सिंह चौहान के मुख्यमंत्री रहने के दौरान उनके प्रचार का पूरा जिम्मा कार्तिकेय के पास ही था। शिवराज सिंह चौहान के लोकसभा चुनाव जीत कर दिल्ली जाने के बाद उपचुनाव में कार्तिकेय सिंह चौहान को टिकट मिलने की उम्मीद थी, उनका नाम भेजा भी गया था, लेकिन केंद्रीय नेतृत्व ने उनका नाम काट दिया। बुधनी से पार्टी ने पूर्व सांसद रमाकांत भार्गव का टिकट दिया। ये भी पढ़ें: भाजपा नेता के बेटे को गोली मारी, प्रेमिका के पिता पर शक महाआर्यमन की एंट्री पर चर्चा केंद्रीय मंत्री ज्योतिरादित्य सिंधिया के बेटे महाआर्यमन सिंधिया हाल ही में एमपीसीसीए के चेयरमैन बने हैं, जिसके बाद उनकी सक्रियता को राजनीति से जोड़कर देखा जा रहा है। हालांकि, सिंधिया खुद कह चुके हैं कि जब तक वह राजनीति में सक्रिय है, उनके परिवार से कोई दूसरा सदस्य नहीं आएगा। ऐसे में अभी महाआर्यमन सिंधिया की राजनीति में एंट्री में थोड़ा समय लग सकता है। ये भी पढ़ें: 10 साल पहले मर चुकी महिला को जमीन के लिए जिंदा किया, आधार बदलकर कराई रजिस्ट्री, ऐसे खेला खेल यहां बेटे और भाई का टिकट काटा कैलाश विजयवर्गीय के बेटे आकाश विजयर्गीय इंदौर के क्षेत्र क्रमांक 3 से विधायक भी रहे। पिछले विधानसभा चुनाव में पार्टी ने जब कैलाश विजयवर्गीय को प्रत्याशी बनाया तो आकाश का टिकट काट दिया। वहीं, इसी तरह सांसद का पद छोड़कर विधानसभा का चुनाव लड़ने वाले प्रहलाद पटेल को प्रत्याशी बनाने पर पार्टी ने उनके भाई जालम सिंह का टिकट काट दिया। मौसम बिसेन को टिकट दिया बालाघाट में 2023 में पार्टी ने गौरीशंकर बिसेन ने उनकी बेटी मौसम बिसेन का नाम आगे बढ़ाया। पार्टी ने मौसम बिसेन को टिकट दिया, लेकिन उन्होंने चुनाव लड़ने से इंकार कर दिया। इसके बाद गौरीशंकर बिसेन को चुनाव लड़ना पड़ा और वह चुनाव हार गए। अब पार्टी ने मौसम बिसेन को अन्य पिछड़ा वर्ग आयोग का सदस्य बनाया है। ये भी पढ़ें: भाजपा विधायक बोले- गृहयुद्ध छिड़ना चाहिए, कुछ नहीं होगा, इस भरोसे में मत रहना; अंदर सुरक्षा कौन करेगा किस-किस नेता का बेटा इंतजार में? विधानसभा अध्यक्ष नरेंद्र सिंह तोमर के बेटे देवेंद्र प्रताप सिंह तोमर लंबे समय से पार्टी में सक्रिय हैं। हालांकि, उनको अभी तक कोई पद नहीं मिला है। वहीं, पूर्व मंत्री गौरीशंकर शेजवार के बेटे मुदित शेजवार, पूर्व मंत्री गोपाल भार्गव के बेटे अभिषेक भार्गव और जयंत मलैया के बेटे सिद्धार्थ मलैया समेत अन्य नेता पुत्र भी अपनी एंट्री का इंतजार कर रहे हैं। ये भी पढ़ें: मंदसौर में सीएम मोहन यादव के हॉट एयर बैलून में आग लगी, हवा की रफ्तार अधिक होने से नहीं उड़ सका नेता पुत्रों की एंट्री के लिए क्या तरीका? वरिष्ठ पत्रकार दिनेश गुप्ता कहते हैं कि भाजपा समय-समय पर नीति बदलती रहती है। ऐसे में यह हो सकता है कि आने वाले दिनों में नए तरीके से एंट्री हो जाए। हालांकि, हेमंत खंडेलवाल पार्टी को परिवारवाद से मुक्त रखने में सफल हो यह असंभव लगता है। हालांकि, भाजपा का यह कदम संगठन में परिवारवाद खत्म करने और नए चेहरों को अवसर देने की दिशा में महत्वपूर्ण माना जा रहा है। पार्टी नेतृत्व का साफ संदेश है कि संगठन और चुनाव दोनों में अवसर केवल मेहनतकश कार्यकर्ताओं को मिलेगा, न कि वंशवाद के आधार पर। इस्तीफों की नौबत ही क्यों आई? वहीं, वरिष्ठ पत्रकार प्रभु पटैरिया ने कहा कि आम धारणा यही है कि भाजपा ने परिवारवाद पर रोक लगाने के उद्देश्य से इन तीन नेताओं के परिजनों से इस्तीफे लिए हैं। यदि वास्तव में ऐसा कदम उठाया गया है, तो यह नए प्रदेश अध्यक्ष हेमंत खंडेलवाल और प्रदेश संगठन महामंत्री हितानंद शर्मा की सराहनीय पहल है। इससे पार्टी में परिवारवाद की प्रवृत्ति समाप्त होगी और जमीनी स्तर पर मेहनत करने वाले कार्यकर्ताओं को आगे बढ़ने का अवसर मिलेगा। हालांकि, एक सवाल यह भी उठता है कि जब प्रदेश नेतृत्व की जांच-परख के बाद ही जिला कार्यकारिणी की सूची जारी की गई थी, तो इनमें ऐसे नाम शामिल ही क्यों किए गए, जिन्हें बाद में इस्तीफा देना पड़ा। पार्टी चाहे तो स्पष्ट शब्दों में यह निर्देश जारी कर सकती है कि संगठन में परिवार के केवल एक ही सदस्य को स्थान मिलेगा। ये भी पढ़ें: कई साल से अफेयर, प्रेमी की बाहों में थी चार बच्चों की मां, बेटे ने पकड़ा; फिल्मी ड्रामे का वीडियो रहें हर खबर से अपडेट, डाउनलोड करें Android Hindi News App, iOS Hindi News App और Amarujala Hindi News APP अपने मोबाइल पे|Get all India News in Hindi related to live update of politics, sports, entertainment, technology and education etc. Stay updated with us for all breaking news from India News and more news in Hindi. Next Article Please wait... Please wait... Delete All Cookies Followed</w:t>
+        <w:t>Content: New Delhi: There will be no shortage of food grains, fruits or vegetables in the country and India will become the food basket of the world, Union Agriculture Minister Shivraj Singh Chouhan has said.Speaking at the two-day ‘National Agriculture Conference – Rabi Abhiyan 2025’ here, Chouhan said agriculture in the country is growing at 3.7 per cent, the highest in the world, thanks to the hard work of our farmers and scientists, and the government’s farmer-friendly policies. आज से नई दिल्ली में दो दिवसीय 'राष्ट्रीय कृषि सम्मेलन - रबी अभियान 2025’ प्रारंभ हुआ है। देशभर के कृषि विशेषज्ञों, राज्यों के कृषि मंत्रियों और अधिकारियों ने देश की खेती पर गंभीरता से चिंतन किया।किसानों की समृद्धि मेरे जीवन का मिशन है। हम सभी एक टीम हैं। हमने फसलों की पैदावार… pic.twitter.com/cHc2FmNHkG He emphasised that the Centre and the states are united, “and for our nation, our people, and our farmers, we will continue working together with full strength as their welfare is paramount”.“We are fortunate to have the responsibility of transforming India’s agricultural landscape. We are not ordinary people; we are those who shape the destiny of half of the nation’s population. We must work with great diligence. Our true concern is the farmer and their upliftment,” the minister highlighted. Chouhan further stated that only bio-stimulants (plant growth enhancers) that meet all standards and benchmarks will now be allowed for sale.“We will not allow farmers to be exploited. Agricultural extension work is extremely important; together with the Central Government, all state agriculture departments, agricultural universities, Krishi Vigyan Kendras, and all related organisations must prepare concrete programmes and strategies and work rapidly at the ground level. जैव उत्तेजक Biostimulant के नाम पर अनगिनत दवाइयाँ बन रही थीं, जिनका वैज्ञानिक आधार स्पष्ट नहीं था और लोग उन्हें बेच रहे थे। हमने इसका प्रोटोकॉल तय किया और यह निर्णय लिया कि केवल वही उत्पाद, जो कसौटी पर खरा उतरेगा, वैधानिक रूप से बेचा जाएगा, और बाकी के खिलाफ कठोरतम कार्रवाई की… pic.twitter.com/dP9iGSsjIg Officers should add value to their work,” said the minister.“We are only concerned about agriculture and the farmer, for which we will work with our full dedication. With this spirit, the Rabi Conference will deliberate and work to improve the situation of farmers,” he added.He said that weather is no longer predictable, hence more and more farmers should be covered under crop insurance, and officers should make efforts to ensure that.“The Pradhan Mantri Fasal Bima Yojana must be implemented effectively so that farmers get relief. The ‘Viksit Krishi Sankalp Abhiyan’ will again be carried out in October with joint participation of the Centre and states. Now agricultural research must focus on solving farmers’ problems, not merely on publishing papers. In flood-affected areas, the entire administration should work swiftly to provide relief,” Chouhan emphasised. The conference is being attended by senior officials of the Centre and states, scientists from the Indian Council of Agricultural Research (ICAR), agricultural experts, farmer representatives, and other stakeholders. Disclaimer: This story is from the syndicated feed. Nothing has changed except the headline.</w:t>
       </w:r>
     </w:p>
     <w:p>
@@ -4972,7 +4972,7 @@
     </w:p>
     <w:p>
       <w:r>
-        <w:t>Title: Bihar Election: बिहार में NDA का ऑल-आउट अटैक, विपक्ष के लिए बड़ी चुनौती</w:t>
+        <w:t>Title: Shivraj Singh Chouhan visits flood-affected border village of Badyal Brahmana in RS Pura, Jammu</w:t>
       </w:r>
     </w:p>
     <w:p>
@@ -4984,13 +4984,13 @@
           <w:rPr>
             <w:color w:val="0000FF"/>
           </w:rPr>
-          <w:t>https://www.timesnowhindi.com/india/bihar-election-2025-nda-strategy-bjp-focus-obc-youth-women-voters-article-152792919</w:t>
+          <w:t>https://www.5dariyanews.com/news/467983-Shivraj-Singh-Chouhan-visits-flood-affected-border-village-of-Badyal-Brahmana-in-RS-Pura-Jammu</w:t>
         </w:r>
       </w:hyperlink>
     </w:p>
     <w:p>
       <w:r>
-        <w:t>Content: Theme Login to get the latest articles, videos, gallery and a lot more… Updated Sep 13, 2025, 15:05 IST बिहार चुनाव से पहले एनडीए ने विपक्ष के लिए तैयार की रणनीति।(फोटो सोर्स: PTI) बिहार विधानसभा चुनाव की औपचारिक घोषणा भले ही बाकी हो, लेकिन एनडीए ने अपनी तैयारियों को तेज़ कर दिया है। चुनाव अब केवल स्थानीय नेताओं की लड़ाई नहीं रहा, बल्कि भाजपा और एनडीए के लिए यह प्रतिष्ठा की जंग बन चुका है। बीजेपी ने देशभर से दिग्गज नेताओं को चुनावी अभियान में उतारने का फ़ैसला किया है। खासकर बड़े ओबीसी नेताओं पर विशेष फोकस है। मध्यप्रदेश के मुख्यमंत्री मोहन यादव, शिवराज सिंह चौहान और प्रहलाद पटेल को बिहार भेजे जाने की चर्चा है। बीजेपी अध्यक्ष जेपी नड्डा 13 सितंबर को पटना में कोर कमेटी की बैठक करेंगे, प्रधानमंत्री मोदी 15 सितंबर को पूर्णिया में रैली करेंगे, जबकि गृह मंत्री अमित शाह 18 और 27 सितंबर को बिहार के पाँच ज़ोन में रणनीतिक बैठकों में हिस्सा लेंगे। युवा वोटरों को साधने की कवायद पहली बार वोट डालने वाली युवा पीढ़ी को साधने के लिए बीजेपी युवा मोर्चा ने मोर्चा संभाल लिया है। 14 जिलों में युवा सम्मेलन आयोजित हो रहे हैं, जिनकी शुरुआत गोपालगंज से हो चुकी है। तेजस्वी सूर्या, गिरिराज सिंह, प्रमोद सावंत, अनुराग ठाकुर और बासुरी स्वराज जैसे नेता इसमें शामिल हो रहे हैं। इसके साथ ही ‘नमो युवा रन’ और प्रधानमंत्री मोदी के जन्मदिन पर राज्यभर में रक्तदान शिविर भी होंगे। साफ़ संदेश है – एनडीए का लक्ष्य युवा वोटरों को मज़बूती से अपने पाले में लाना है। बूथ स्तर पर संगठन की मजबूती बीजेपी हमेशा से चुनावों में अपने कार्यकर्ताओं की ताक़त पर भरोसा करती रही है। इसी रणनीति के तहत देशभर से कार्यकर्ताओं को बिहार भेजा गया है। ये कार्यकर्ता बूथ स्तर पर सक्रिय हैं और मतदाताओं से सीधा संवाद कर रहे हैं। एनडीए की चुनावी रणनीति में आरएसएस की भागीदारी भी तेज़ हो गई है। लगभग 15 हज़ार स्वयंसेवक गांव-गांव जाकर लोगों से जुड़ रहे हैं। महिला मतदाताओं के लिए अलग-अलग टीमें बनाई गई हैं, जो शिक्षा, सुरक्षा, रसोई और बच्चों की पढ़ाई जैसे मुद्दों पर संवाद कर रही हैं। संघ हर सीट से फीडबैक जुटा रहा है और जातीय समीकरणों के आधार पर उम्मीदवार चयन की रणनीति तैयार कर रहा है। एनडीए की चुनावी मशीनरी पूरी ताक़त से मैदान में उतर चुकी है। राम मंदिर, राष्ट्रवाद, विकास और मोदी सरकार की योजनाएँ इस बार एनडीए के प्रमुख चुनावी हथियार होंगे। अब निगाहें विपक्ष की रणनीति पर हैं – क्या वह इस मज़बूत चुनावी तैयारी के सामने टिक पाएगा? इतना साफ़ है कि बिहार चुनाव 2025 सत्ता की लड़ाई से कहीं आगे निकलकर एनडीए के लिए प्रतिष्ठा का सवाल बन चुका है। देश और दुनिया की ताजा ख़बरें (Hindi News) पढ़ें हिंदी में और देखें छोटी बड़ी सभी न्यूज़ Times Now Navbharat Live TV पर। देश (India News) अपडेट और चुनाव (Elections) की ताजा समाचार के लिए जुड़े रहे Times Now Navbharat से। हिमांशु तिवारी एक पत्रकार हैं जिन्हें प्रिंट से लेकर इलेक्ट्रॉनिक्स तक का 16 साल का अनुभव है। मैंने अपना करियर क्राइम रिपोर्टर के रूप में शुरू किया था...और देखें hindi news india दिल्ली हाईकोर्ट का बड़ा फैसला: पोते-पोती को नहीं मिलेगा दादा-दादी की संपत्ति में हिस्सा, जब तक माता-पिता जीवित हों मोदी, अमित शाह, गडकरी ने दी हिंदी दिवस पर शुभकामनाएं, पीएम बोले- ये हमारी पहचान और संस्कारों की जीवंत धरोहर 100 किमी की स्पीड से रनवे पर दौड़ा इंडिगो विमान, लेकिन थ्रस्ट न होने से उड़ नहीं सका, यात्रियों में फैली दहशत RG Kar मेडिकल कॉलेज की एक और छात्रा की मौत, बॉयफ्रेंड पर जहर देने का आरोप भारत-पाक मैच को लेकर चढ़ा सियासी तापमान, विपक्ष ने की बायकॉट करने की अपील, पहलगाम में मारे गए लोगों का बताया अपमान Follow Us : © 2025 Bennett, Coleman &amp; Company Limited</w:t>
+        <w:t>Content: Empanelment By Govt. of Punjab &amp; Govt. of Haryana Multilingual News Portal since 2011 English हिन्दी ਪੰਜਾਬੀ RNI No: PUNMUL/2011/49000 Multilingual News Portal since 2011 English हिन्दी ਪੰਜਾਬੀ RNI No: PUNMUL/2011/49000 Web Admin Union Minister for Agriculture and Farmers’ Welfare Shri Shivraj Singh Chouhan visited flood-affected border village of Badyal Brahmana in R S Pura here today. Upon his arrival, the Minister first visited the fields to assess the damage to standing crops. Later, the minister addressed a large gathering of flood victims, including farmers. He said the Central government led by Prime Minister Narendra Modi stands by the people of Jammu and Kashmir in this time of crisis. The Minister pledged that the Union Government would provide all possible assistance to the affected population following consultations with the J&amp;K government which would submit reports with respect to the assessment of damages suffered during the floods. He said teams from the Ministries of Home Affairs, Jal Shakti, Rural Development and Agriculture have already conducted surveys in the affected parts of the Union Territory. They will also submit their reports while the assessment of damages is ongoing. Once the state government submits its memoranda, the Central government will leave no stone unturned in providing relief, he said. After his visit to Badyal Brahmana, the Minister returned to Jammu city and chaired a review meeting with the J&amp;K government. Later, he addressed the media and announced a slew of relief measures. Shri Chouhan announced that one instalment under PM-Kisan would be released immediately to the farmers affected by the floods in the Union Territory. He also announced that workers in the flood-affected areas would get additional 50 man-days under MGNREA, increasing their entitlement to 150 from the existing 100 man-days guaranteed under the programme in view of the natural calamity. The Union Minister also announced that farmers would receive compensation for their domestic animals which perished in flood waters. He said as reported by the J&amp;K administration, about 5000 houses have been damaged which would be built again for which he would approve assistance immediately. The agriculture minister said under Pradhan Manttri Awas Yojana, Rs.1,30,000 would be provided for the construction for each house, with a separate toilet. Hailing Self Help Groups for their work, he said, they, too, have suffered losses, and Rs.76 crore would be released for them. Shri Chouhan suggested that the sand accumulated in the fields due to floods must be used by the farmers in whose land it is deposited. In this case, he said the Mining Department of J&amp;K must relax the rule in favour of the affected farmers. The agriculture minister said J&amp;K Government has about Rs.2,499 crore available for disaster management, which will be utilised for the recent floods, adding that if more funds are required, the Central government will extend further assistance. He said J&amp;K government would take up renovation of damaged canals and embankments with the Central assistance. View All Sponsored Ads 5 Dariya News SCO 59-D, Top Floor, City Heart Kharar, Dist. SAS Nagar Punjab 140301 (India) Mob: 99148 10266 Email: [email protected]</w:t>
       </w:r>
     </w:p>
     <w:p>
@@ -5003,7 +5003,7 @@
     </w:p>
     <w:p>
       <w:r>
-        <w:t>Title: PM मोदी समेत शीर्ष नेताओं पर RSS की गहरी छाप</w:t>
+        <w:t>Title: Shivraj Singh Chouhan chairs key meeting on GST reforms for agricultural machinery</w:t>
       </w:r>
     </w:p>
     <w:p>
@@ -5015,13 +5015,13 @@
           <w:rPr>
             <w:color w:val="0000FF"/>
           </w:rPr>
-          <w:t>https://mradubhashi.com/news.php?id=rss-has-a-deep-impact-on-top-leaders-including-pm-modi-575599</w:t>
+          <w:t>https://www.5dariyanews.com/amp/467914-Shivraj-Singh-Chouhan-chairs-key-meeting-on-GST-reforms-for-agricultural-machinery</w:t>
         </w:r>
       </w:hyperlink>
     </w:p>
     <w:p>
       <w:r>
-        <w:t>Content: CP Radhakrishnan is New Vice President: एनडीए उम्मीदवार सीपी राधाकृष्णन मंगलवार को 15वें उपराष्ट्रपति चुने गए, उन्होंने विपक्षी भारतीय ब्लॉक के बी सुदर्शन रेड्डी को हराया। उपराष्ट्रपति चुनाव में मतदान समाप्त होने के कुछ ही देर बाद राधाकृष्णन को विजेता घोषित कर दिया गया। एनडीए समर्थित उम्मीदवार को 452 वोट मिले, जबकि सुदर्शन रेड्डी को 300 वोट मिले। 67 वर्षीय राधाकृष्णन, जो वर्तमान में महाराष्ट्र के राज्यपाल के रूप में कार्यरत थे, दूसरे सर्वोच्च संवैधानिक पद पर आसीन होने वाले तमिलनाडु के तीसरे नेता बन गए। रिटर्निंग ऑफिसर पीसी मोदी ने उपराष्ट्रपति चुनाव में सीपी राधाकृष्णन को विजेता घोषित किया। चुनाव आयोग के अनुसार, उपराष्ट्रपति चुनाव के लिए कुल वोटर संख्या 788 थी। इसमें 7 पद रिक्त रहने के कारण प्रभावी वोटर संख्या 781 रही। मंगलवार को हुए मतदान में 768 सांसदों ने वोट डाला, जबकि 13 सदस्य अनुपस्थित रहे। अनुपस्थित रहने वालों में बीआरएस के 4, बीजद के 7, शिरोमणि अकाली दल के 1 और एक निर्दलीय सांसद शामिल थे। एनडीए के 427 सांसदों ने मतदान में हिस्सा लिया और बहुमत से राधाकृष्णन की जीत सुनिश्चित की। राष्ट्रीय स्वयंसेवक संघ (RSS) 27 सितंबर, 2025 को अपनी स्थापना का 100वां वर्ष मना रहा है। 27 सितंबर, 1925 को विजयदशमी के दिन डॉ. केशव बलिराम हेडगेवार ने इस संगठन की नींव रखी थी। तब से हर वर्ष विजयदशमी पर RSS अपनी वर्षगांठ मनाता है। इस शताब्दी वर्ष में संगठन का प्रभाव और विस्तार अभूतपूर्व स्तर पर पहुंचा है, जिसे इसका स्वर्णिम काल कहा जा सकता है। RSS जिसे संघ परिवार के नाम से भी जाना जाता है, आज देश की राजनीति में महत्वपूर्ण भूमिका निभा रहा है। पिछले 11 वर्षों से केंद्र में भारतीय जनता पार्टी (BJP) के नेतृत्व वाली एनडीए सरकार सत्ता में है। इस सरकार के शीर्ष पदों पर बैठे कई नेता RSS से जुड़े हैं। राष्ट्रपति, उपराष्ट्रपति, प्रधानमंत्री, गृहमंत्री, रक्षा मंत्री, सड़क परिवहन मंत्री सहित केंद्र के अधिकतर मंत्री और कई राज्यों के राज्यपाल व मुख्यमंत्री RSS की पृष्ठभूमि से आते हैं। हाल ही में 9 सितंबर, 2025 को उपराष्ट्रपति पद के लिए चुने गए सीपी राधाकृष्णन भी RSS से संबंध रखते हैं। राष्ट्रपति द्रौपदी मुर्मू राष्ट्रसेविका समिति से ताल्लुक रखती है। यह समिति आरएसएस के मार्गदर्शन से चलती है। पद - नाम राष्ट्रपति - द्रौपदी मुर्मू उपराष्ट्रपति - सीपी राधाकृष्णन प्रधानमंत्री - पीएम मोदी केंद्रीय रक्षा मंत्री - राजनाथ सिंह केंद्रीय रक्षा मंत्री - अमित शाह केंद्रीय मंत्री - नितिन गडकरी केंद्रीय मंत्री - शिवराज सिंह चौहान लोकसभा स्पीकर - ओम बिरला केंद्रीय मंत्री - मनोहर लाल खट्टर केंद्रीय मंत्री - धर्मेंद्र प्रधान मुख्यमंत्री - देवेंद्र फडनवीस मुख्यमंत्री - मोहन चरण माझी मुख्यमंत्री - भजनलाल शर्मा मुख्यमंत्री - पुष्कर सिंह धामी मुख्यमंत्री -विष्णुदेव साय गवर्नर - ओम माथुर गवर्नर - राजेन्द्र अर्लेकर गवर्नर - शिव प्रताप शुक्ल गवर्नर - गुलाब चंद कटारिया</w:t>
+        <w:t>Content: Union Minister for Agriculture and Farmers’ Welfare &amp; Rural Development Shri Shivraj Singh Chouhan today chaired an important meeting to discuss the latest GST (Goods and Services Tax) reforms for agricultural machinery, in New Delhi. Representatives from the Tractor and Mechanization Association (TMA), Agricultural Machinery Manufacturers Association (AMMA), All India Combine Manufacturers Association (AICMA and Power Tiller Association of India (PTAI), among others, participated both in person and virtually. Speaking to media persons after the meeting, Shri Chouhan thanked Prime Minister Shri Narendra Modi for the GST rate cuts and shared the details of the discussions. He said that GST on agricultural machinery, earlier at 12% and 18%, has now been reduced to 5%, effective from September 22. This reduction will directly benefit farmers, the Minister said. He stressed that the Central Government has pledged to ensure an increase in farmers’ incomes, which requires both raising productivity and reducing costs, and mechanisation is vital to achieving both. The Union Minister said that, during the meeting, all representatives of machine manufacturers associations were told that the reduced GST rates, effective from September 22, should directly benefit farmers with full transparency. Shri Chouhan said that the reduction in GST rates is a big step, which will have a widespread impact. Later, pointing out the significant price reductions, he said: A 35 HP tractor will now be cheaper by ₹41,000 A 45 HP tractor will now be cheaper by ₹45,000 A 50 HP tractor will now be cheaper by ₹53,000 A 75 HP tractor will now be cheaper by ₹63,000 Even small tractors used in horticulture and weeding will see cost reductions. A 4-row paddy transplanter will now be cheaper by ₹15,400, while a 4-tonne-per-hour multi-crop thresher will cost ₹14,000 less. A 13-HP power tiller will also cost ₹11,875 less. Further price reductions include: Power weeder (7.5 HP): cheaper by ₹5,495 Trailer (5-tonne capacity): cheaper by ₹10,500 Seed-cum-fertiliser drill (11 tyne): cheaper by ₹3,220 Seed-cum-fertiliser drill (13 tyne): cheaper by ₹4,375 Harvester combine cutter bar (14 ft): cheaper by ₹1,87,500 Straw reaper (5 ft): cheaper by ₹21,875 Super seeder (8 ft): cheaper by ₹16,875 Happy seeder (10 tyne): cheaper by ₹10,625 Rotavator (6 ft): cheaper by ₹7,812 Baler square (6 ft): cheaper by ₹93,750 Mulcher (8 ft): cheaper by ₹11,562 Pneumatic planter (4-row): cheaper by ₹32,812 Tractor-mounted sprayer (400-litre capacity): cheaper by ₹9,375 Shri Chouhan announced that the government will widely disseminate information on these benefits through multiple communication channels to raise awareness among farmers. The Minister also emphasised that custom hiring centres, which will now get machines at lower prices, must reduce rental rates to ensure affordability for farmers. Information about the GST rate reduction will be communicated to farmers during the upcoming second phase of the ‘Viksit Krishi Sankalp Abhiyan’ for Rabi crops, beginning October 3, so that they can make the best use of it for advanced farming. Shri Chouhan said that suitable measures will be taken to strengthen farm mechanisation. Suggestions from manufacturer associations will be considered while framing future plans. He urged the representatives to minimise the role of middlemen and ensure farmers directly receive the benefits of GST reforms. Representatives of the machinery associations welcomed the government’s decision, pledged to faithfully implement the Minister’s directions, and reiterated their commitment to farmers welfare. After the meeting, Shri Chouhan joined the participants in a plantation drive, reaffirming the Central government’s resolve to work for the prosperity of farmers. Agriculture Secretary Dr. Devesh Chaturvedi and other senior officials of the Ministry were also present the meeting.</w:t>
       </w:r>
     </w:p>
     <w:p>
@@ -5034,7 +5034,7 @@
     </w:p>
     <w:p>
       <w:r>
-        <w:t>Title: "Vice President Election" अब तक 67 प्रतिशत मतदान, हेमा मालिनी ने भी किया वोट</w:t>
+        <w:t>Title: Tractor GST Price Cut: जीएसटी घटते ही ट्रैक्टर और कृषि यंत्र हुए सस्ते, जानें अब कितने में मिलेंगे</w:t>
       </w:r>
     </w:p>
     <w:p>
@@ -5046,13 +5046,13 @@
           <w:rPr>
             <w:color w:val="0000FF"/>
           </w:rPr>
-          <w:t>https://samacharnama.com/states/delhi-news/vice-president-election-so-far-67-percent-voting-hema/cid17382351.htm</w:t>
+          <w:t>https://www.betulupdate.com/tractor-gst-price-cut-new-machinery-rates-2025/</w:t>
         </w:r>
       </w:hyperlink>
     </w:p>
     <w:p>
       <w:r>
-        <w:t>Content: Hit enter to search or ESC to close देश को आज अपना 15वाँ उपराष्ट्रपति मिल जाएगा। मतदान ठीक सुबह 10 बजे शुरू हो गया है और शाम 5 बजे तक मतदान जारी रहेगा। उसके बाद शाम 6 बजे मतगणना होगी और फिर चुनाव परिणाम घोषित किए जाएँगे। मतदान नई दिल्ली स्थित संसद भवन के कमरा संख्या F-101 (वसुधा) में होगा। बता दें कि जगदीप धनखड़ ने 21 जुलाई 2025 को उपराष्ट्रपति पद से इस्तीफा दे दिया था। इस पद के लिए आज 9 सितंबर 2025 को मतदान हो रहा है। NDA ने 68 वर्षीय CP राधाकृष्णन और INDIA ने 79 वर्षीय B. सुदर्शन रेड्डी को उम्मीदवार बनाया है। इस चुनाव में कुल 781 सांसद मतदान करेंगे। इस बीच, KCR की पार्टी BRS और ओडिशा के पूर्व मुख्यमंत्री नवीन पटनायक की पार्टी BJD ने उपराष्ट्रपति चुनाव से अपना नाम वापस ले लिया है। कोई भी पार्टी किसी भी गठबंधन का समर्थन नहीं करेगी। राज्यसभा में बीआरएस के 4 और बीजेडी के 7 सांसद हैं। लोकसभा में एकमात्र सांसद शिरोमणि अकाली दल ने भी पंजाब में बाढ़ के कारण वोट डालने से इनकार कर दिया है। पंजाब के दो निर्दलीय सांसदों ने बहिष्कार का फैसला किया है। वाईएसआरसीपी के 11 सांसदों ने एनडीए उम्मीदवार के पक्ष में वोट करने का फैसला किया है। जीतने वाला उम्मीदवार जगदीप धनखड़ की जगह लेगा। धनखड़ ने 21 जुलाई को खराब स्वास्थ्य का हवाला देते हुए अपने पद से अचानक इस्तीफा दे दिया था। उनका कार्यकाल 10 अगस्त 2027 तक था। लोकसभा और राज्यसभा के 767 सांसद वोट करेंगे। उपराष्ट्रपति पद के लिए लोकसभा और राज्यसभा के सदस्य वोट करते हैं। हालांकि, इसके लिए व्हिप जारी नहीं किया जा सकता। अगर सभी सांसद पार्टी लाइन पर वोट करते हैं, तो एनडीए उम्मीदवार राधाकृष्णन के 437 वोट और विपक्ष के रेड्डी के 324 वोट माने जाते हैं। ऐसे में राधाकृष्णन की जीत तय है। हालांकि, गुप्त मतदान में क्रॉस वोटिंग दोनों तरफ के समीकरण बिगाड़ सकती है। मतदान अभी जारी है, जो शाम 5 बजे तक चलेगा। इसके बाद शाम 6 बजे से मतगणना होगी। मतों के अंतर के आधार पर पता चलेगा कि क्रॉस वोटिंग हुई या नहीं और अगर हुई, तो किसके पक्ष में। #WATCH | Delhi: BJP MP Hema Malini shows a victory sign as she leaves after voting in the #VicePresidentialElection2025 pic.twitter.com/nrCZPAfoQJ सांसद हेमा मालिनी ने भी उपराष्ट्रपति चुनाव में मतदान किया। #WATCH | Delhi: AIMIM chief and MP Asaduddin Owaisi leaves after voting in #VicePresidentialElection2025. pic.twitter.com/jGzFBBIcPn एआईएमआईएम प्रमुख असदुद्दीन ओवैसी भी संसद पहुँचे और उपराष्ट्रपति चुनाव के लिए अपना वोट डाला। उपराष्ट्रपति चुनाव में अब तक 67 प्रतिशत मतदान हो चुका है। उपराष्ट्रपति चुनाव के लिए मतदान सुबह 10 बजे से जारी है और कुल 767 वोट डाले जा चुके हैं। सूत्रों के अनुसार, अब तक केवल 528 सांसदों ने ही वोट डाला है। केंद्रीय मंत्री चिराग पासवान ने भी उपराष्ट्रपति चुनाव में अपना वोट डाला और कहा कि एनडीए उम्मीदवार सीपी राधाकृष्णन की जीत को लेकर कोई संदेह नहीं है। केंद्रीय मंत्री शिवराज सिंह चौहान ने उपराष्ट्रपति चुनाव में मतदान किया। #WATCH | Delhi | Union Minister Nitin Gadkari and Congress National President Mallikarjun Kharge arrive at the Parliament House to cast their vote for the Vice Presidential election.(Source: Sansad TV) pic.twitter.com/L9so7EO0TA उपराष्ट्रपति चुनाव के दौरान एक बेहद दिलचस्प नज़ारा देखने को मिला। कांग्रेस अध्यक्ष मल्लिकार्जुन खड़गे और मंत्री नितिन गडकरी हाथ में हाथ डाले नज़र आए। संयोग से, दोनों नेता एक साथ वोट देने संसद पहुँचे। देश और दुनिया की हर खबर समचरनामा डॉट कॉम पर राजनीती , खेल , मनोरंजन , बिज़नेस , देश , राज्य , विश्व , हेल्थ , टेक्नोलॉजी , विज्ञान ,अधात्यम , ज्योतिष , ट्रेवल आपकी दुनिया के हर पहलू की खबर सबसे पहले आप तक। Copyright © 2020 Samacharnama</w:t>
+        <w:t>Content: Tractor GST Price Cut: केंद्रीय कृषि एवं किसान कल्याण मंत्री शिवराज सिंह चौहान ने शुक्रवार को नई दिल्ली में कृषि मशीनरी और उससे जुड़े उद्योग संगठनों के साथ एक अहम बैठक की। इस बैठक में ट्रैक्टर एंड मैकेनाइजेशन एसोसिएशन, एग्रीकल्चर मशीनरी मैन्युफैक्चरर्स एसोसिएशन, अखिल भारतीय कंबाइन निर्माता संगठन और पावर टिलर एसोसिएशन ऑफ इंडिया सहित कई संस्थाओं के प्रतिनिधि मौजूद थे। बैठक में कृषि उपकरणों पर जीएसटी में किए गए बदलावों और उनके असर पर विस्तार से चर्चा हुई। बैठक के बाद मीडिया से बातचीत में शिवराज सिंह चौहान ने बताया कि केंद्र सरकार ने किसानों को राहत देने के लिए कृषि मशीनरी पर जीएसटी की दरें घटा दी हैं। अब तक इन मशीनों पर 12 और 18 प्रतिशत तक जीएसटी लगता था, लेकिन अब इसे घटाकर सिर्फ 5 प्रतिशत कर दिया गया है। यह नई दर 22 सितंबर से पूरे देश में लागू होगी। मंत्री ने कहा कि इस फैसले से किसानों को सीधा लाभ मिलेगा। खेती में लागत कम होगी और आधुनिक उपकरण सस्ते दाम पर उपलब्ध हो सकेंगे। उन्होंने जोर देकर कहा कि सरकार का लक्ष्य किसानों की आय बढ़ाना है और इसके लिए खेती को मशीनीकरण से जोड़ना जरूरी है। जीएसटी घटने के बाद ट्रैक्टर और विभिन्न कृषि उपकरणों की कीमतों में बड़ी कमी आई है। जैसे- बागवानी और खेतों की देखभाल में काम आने वाले छोटे ट्रैक्टर भी अब सस्ते हो जाएंगे। धान की रोपाई के लिए इस्तेमाल होने वाली मशीन करीब 15 हजार रुपये कम दाम पर मिलेगी। इसके अलावा बहु-फसल थ्रेशर लगभग 14 हजार रुपये सस्ता हो गया है। छोटे किसानों के लिए उपयोगी पावर टिलर भी करीब 12 हजार रुपये कम दाम पर उपलब्ध होगा। ट्रैक्टरों के अलावा अन्य कृषि मशीनरी पर भी बड़ी राहत दी गई है। जैसे- शिवराज सिंह चौहान ने कहा कि जीएसटी दरों में इस कमी के बारे में किसानों को व्यापक जानकारी दी जाएगी। इसके लिए सरकार विभिन्न संचार माध्यमों का इस्तेमाल करेगी। खासतौर पर रबी सीजन की तैयारियों के दौरान 3 अक्टूबर से शुरू होने वाले विकसित कृषि संकल्प अभियान के दूसरे चरण में किसानों को इस बदलाव के बारे में जागरूक किया जाएगा। उन्होंने यह भी कहा कि जो कस्टम हायरिंग सेंटर किसानों को मशीनें किराये पर उपलब्ध कराते हैं, उन्हें भी अब अपने किराये की दरें घटानी होंगी ताकि किसानों तक कम कीमत का फायदा सीधे पहुंचे। बैठक में मंत्री ने मशीनरी बनाने वाले संगठनों से कहा कि वे बिचौलियों की भूमिका कम करें और यह सुनिश्चित करें कि सस्ती दरों का लाभ किसानों तक पारदर्शी तरीके से पहुंचे। उन्होंने भरोसा दिलाया कि आने वाले समय में कृषि मशीनीकरण को और बढ़ावा देने के लिए सरकार जरूरी कदम उठाएगी और उद्योग संगठनों से मिले सुझावों पर भी विचार किया जाएगा। बैठक में मौजूद मशीन निर्माता संघों ने सरकार के इस कदम का स्वागत किया और कहा कि वे पूरी ईमानदारी से इस फैसले को लागू करेंगे। उन्होंने आश्वासन दिया कि वे किसानों तक सस्ती मशीनरी पहुंचाने में पूरी जिम्मेदारी निभाएंगे। इस बैठक में कृषि सचिव देवेश चतुर्वेदी और मंत्रालय के कई वरिष्ठ अधिकारी भी शामिल रहे। उन्होंने मशीनरी उद्योग से जुड़े प्रतिनिधियों के साथ बातचीत कर आने वाली चुनौतियों और संभावनाओं पर भी चर्चा की। देश-दुनिया की ताजा खबरें (Hindi News Madhyapradesh) अब हिंदी में पढ़ें | Trending खबरों के लिए जुड़े रहे betulupdate.com से | आज की ताजा खबरों (Latest Hindi News) के लिए सर्च करें betulupdate.com Comment Save my name, email, and website in this browser for the next time I comment.</w:t>
       </w:r>
     </w:p>
     <w:p>
@@ -5065,7 +5065,7 @@
     </w:p>
     <w:p>
       <w:r>
-        <w:t>Title: उपराष्ट्रपति चुनाव: प्रधानमंत्री मोदी ने सीपी राधाकृष्णन को दी बधाई</w:t>
+        <w:t>Title: Latest news trending Today, real-time LIVE- DUSU vote counting Begins at Delhi University</w:t>
       </w:r>
     </w:p>
     <w:p>
@@ -5077,13 +5077,13 @@
           <w:rPr>
             <w:color w:val="0000FF"/>
           </w:rPr>
-          <w:t>https://dainikdehat.com/india/vice-presidential-election-prime-minister-modi-congratulates-cp-radhakrishnan/</w:t>
+          <w:t>https://news24online.com/india/latest-news-trending-today-real-time-live-pm-modi-apple-iphone-17-sale-rrts-metro-corridor-rahul-gandhi-weather-update-russia-earthquake-donald-trump/635732/</w:t>
         </w:r>
       </w:hyperlink>
     </w:p>
     <w:p>
       <w:r>
-        <w:t>Content: भाजपा नेतृत्व वाले एनडीए के उम्मीदवार सीपी राधाकृष्णन ने मंगलवार को हुए उपराष्ट्रपति चुनाव में जीत हासिल की। उन्होंने 452 वोट प्राप्त किए, जबकि विपक्षी उम्मीदवार बी. सुदर्शन रेड्डी को 300 वोट ही मिले। प्रधानमंत्री नरेंद्र मोदी ने ट्विटर पर बधाई देते हुए कहा कि राधाकृष्णन का जीवन हमेशा समाज सेवा और गरीबों, वंचितों के सशक्तिकरण के लिए समर्पित रहा है। प्रधानमंत्री ने यह भी व्यक्त किया कि वे एक उत्कृष्ट उपराष्ट्रपति बनेंगे और संवैधानिक मूल्यों को मजबूत करने के साथ संसदीय संवाद को आगे बढ़ाएंगे। राष्ट्रपति द्रौपदी मुर्मू ने भी राधाकृष्णन को जीत पर बधाई दी। उन्होंने लिखा कि उनके दशकों लंबे अनुभव से देश की प्रगति को महत्वपूर्ण लाभ मिलेगा और वे एक सफल एवं प्रभावशाली कार्यकाल सुनिश्चित करेंगे। केंद्रीय गृह मंत्री अमित शाह ने उपराष्ट्रपति चुनाव में जीत पर बधाई देते हुए कहा कि राधाकृष्णन की दूरदर्शिता और गहन प्रशासनिक ज्ञान संसदीय लोकतंत्र की श्रेष्ठता को सामने लाने में मदद करेंगे। शाह ने कहा कि निचले स्तर से उठकर सेवा के लिए समर्पित इस नेता के नेतृत्व से हाशिए पर पड़े लोगों को लाभ मिलेगा। भाजपा नेता शहनवाज़ हुसैन ने कहा कि राधाकृष्णन की जीत देश के लिए अच्छी खबर है और यह स्पष्ट करता है कि विपक्षी सांसदों ने भी उन्हें पसंद किया। केंद्रीय मंत्री शिवराज सिंह चौहान ने इसे एक अद्भुत जीत करार देते हुए राधाकृष्णन को परिश्रमी, तपस्वी और कल्पनाशील समाजसेवी बताया। महाराष्ट्र के मुख्यमंत्री देवेंद्र फडणवीस ने भी राधाकृष्णन की जीत पर बधाई देते हुए कहा कि यह देश और राज्य के लिए गर्व की बात है। उन्होंने विपक्ष के असफल प्रयासों का भी जिक्र किया और कहा कि एनडीए के समर्थन ने उन्हें स्पष्ट बहुमत दिलाया। इस चुनाव में राधाकृष्णन ने 452 मत हासिल किए, जबकि विपक्षी उम्मीदवार रेड्डी को 300 वोट मिले। इस तरह उन्हें 152 वोटों के अंतर से जीत मिली और अब वे देश के उपराष्ट्रपति पद पर नियुक्त हुए हैं। Save my name, email, and website in this browser for the next time I comment. संस्थापक संपादक : स्व.राजरूप सिंह वर्मा,संपादक : गोविंद वर्माग्राम्य अंचलों में राष्ट्रीय चेतना उत्पन्न करने तथा स्वराज प्राप्ति के संदेश को गांव गांव तक पहुंचाने के उद्देश्य से सन् 1936 में देहात समाचार पत्र की स्थापना हुई। इसमें देहात के प्रसार प्रचार और विस्तार में चौधरी शेरसिंह (संस्थापक राजा महेन्द्रप्रताप प्रेम विद्यालय नारसन), चौधरी बलवंत सिंह (पूर्व अध्यक्ष जिला बोर्ड एवं पूर्व विधायक), श्री आर.डी विद्यार्थी एडवोकेट, पूर्व उप मुख्यमंत्री चौधरी नारायण सिंह, पूर्व राज्यपाल श्री वीरेन्द्र वर्मा आदि विशिष्ट जनों का महत्वपूर्ण योगदान रहा।</w:t>
+        <w:t>Content: ---Advertisement--- Latest News Trending Today, Real Time LIVE: Welcome to www.news24online.com for all the breaking news and the latest September 19, 2025, updates. Stay informed with the latest live news and real-time updates from around the globe. Catch breaking stories and important events as they unfold. We bring you up-to-the-minute information from politics and the economy to entertainment and sports. Stay tuned for updates! Union Agriculture Minister Shivraj Singh Chouhan is chairing a meeting to discuss GST reforms related to the agriculture sector. #watch | Delhi: Union Agriculture Minister Shivraj Singh Chouhan chairs a meeting to discuss GST reforms related to the agriculture sector pic.twitter.com/Kq9PUNFfxy— ANI (@ANI) September 19, 2025 #watch | Delhi: Union Agriculture Minister Shivraj Singh Chouhan chairs a meeting to discuss GST reforms related to the agriculture sector pic.twitter.com/Kq9PUNFfxy According to Palghar Police, "One person died and 4 others were injured in a chemical blast at an industrial unit named Limbani Salt Industries in Palghar East. It's a small unit with 5 workers making laboratory chemicals. The injured are being treated." Maharashtra | One person died and 4 others were injured in a chemical blast at an industrial unit named Limbani Salt Industries in Palghar East. It's a small unit with 5 workers making laboratory chemicals. The injured are being treated: Palghar Police— ANI (@ANI) September 19, 2025 Maharashtra | One person died and 4 others were injured in a chemical blast at an industrial unit named Limbani Salt Industries in Palghar East. It's a small unit with 5 workers making laboratory chemicals. The injured are being treated: Palghar Police Security heightened ahead of the counting of votes for the Delhi University Students' Union (DUSU) elections. #watch | Security heightened ahead of the counting of votes for the Delhi University Students' Union (DUSU) elections.(Visuals from outside the counting centre at the University Sports Stadium in the North Campus) pic.twitter.com/eYNs8OmhbX— ANI (@ANI) September 19, 2025 #watch | Security heightened ahead of the counting of votes for the Delhi University Students' Union (DUSU) elections.(Visuals from outside the counting centre at the University Sports Stadium in the North Campus) pic.twitter.com/eYNs8OmhbX A Bailey bridge has been constructed by the Public Works Department to replace a damaged bridge near the Shiva Temple on the Dehradun-Mussoorie Highway. #watch | Dehradun, Uttarakhand: A Bailey bridge has been constructed by the Public Works Department to replace a damaged bridge near the Shiva Temple on the Dehradun-Mussoorie Highway. Following its completion, the district administration has allowed small vehicles to ply on the… pic.twitter.com/OwvIPYHZK0— ANI UP/Uttarakhand (@ANINewsUP) September 19, 2025 #watch | Dehradun, Uttarakhand: A Bailey bridge has been constructed by the Public Works Department to replace a damaged bridge near the Shiva Temple on the Dehradun-Mussoorie Highway. Following its completion, the district administration has allowed small vehicles to ply on the… pic.twitter.com/OwvIPYHZK0 Apple begins its iPhone 17 series sale in India; a large number of people throng the company's store in Mumbai's BKC. #watch | Maharashtra: Apple begins its iPhone 17 series sale in India; a large number of people throng the company's store in Mumbai's BKC pic.twitter.com/8XXm0lk445— ANI (@ANI) September 19, 2025 #watch | Maharashtra: Apple begins its iPhone 17 series sale in India; a large number of people throng the company's store in Mumbai's BKC pic.twitter.com/8XXm0lk445 Congress MP and Lok Sabha LoP Rahul Gandhi leaves from his residence for Kerala's Wayanad. #watch | Delhi: Congress MP and Lok Sabha LoP Rahul Gandhi leaves from his residence for Kerala's Wayanad pic.twitter.com/eseJSFO6sm— ANI (@ANI) September 19, 2025 #watch | Delhi: Congress MP and Lok Sabha LoP Rahul Gandhi leaves from his residence for Kerala's Wayanad pic.twitter.com/eseJSFO6sm A customer from Ahmedabad, Manoj said, "I come from Ahmedabad every time... I have been waiting since 5 AM." #watch | Mumbai | A customer from Ahmedabad, Manoj says, "I come from Ahmedabad every time... I have been waiting since 5 AM..." https://t.co/mqGcKzpl6t pic.twitter.com/cd2E1P4fbr— ANI (@ANI) September 19, 2025 #watch | Mumbai | A customer from Ahmedabad, Manoj says, "I come from Ahmedabad every time... I have been waiting since 5 AM..." https://t.co/mqGcKzpl6t pic.twitter.com/cd2E1P4fbr Long queues seen outside the Apple store in Mumbai's BKC Apple started its iPhone 17 series sale in India today. The North West Special Staff Team arrested a notorious criminal in an encounter. The arrested criminal was identified as Guddu. He was wanted in connection with the Shalimar Bagh rape case. Several cases were registered against him: Delhi Police Delhi | The North West Special Staff Team arrested a notorious criminal in an encounter. The arrested criminal was identified as Guddu. He was wanted in connection with the Shalimar Bagh rape case. Several cases were registered against him: Delhi Police— ANI (@ANI) September 19, 2025 Delhi | The North West Special Staff Team arrested a notorious criminal in an encounter. The arrested criminal was identified as Guddu. He was wanted in connection with the Shalimar Bagh rape case. Several cases were registered against him: Delhi Police Read more about our editorial guidelines and standards here. Get Breaking News First and Latest Updates from India and around the world on News24. Follow News24 on Facebook, Twitter. ---Advertisement--- PM Modi Arunachal Pradesh, Tripura Visit LIVE: PM To Launch Key Development Projects Today No shorts available at the moment. ---Advertisement---</w:t>
       </w:r>
     </w:p>
     <w:p>
@@ -5096,7 +5096,7 @@
     </w:p>
     <w:p>
       <w:r>
-        <w:t>Title: शिव की शरण में पहुंचे शिवराज सिंह चौहान, पचमढ़ी की वादियों में बंदर का किया फोटो शूट - SHIVRAJ SINGH VISIT PACHMARHI</w:t>
+        <w:t>Title: खराब फसल देख शिवराज सिंह चौहान हुए भावुक, कलेक्‍टर को लगाया फोन, कह दी ये बात</w:t>
       </w:r>
     </w:p>
     <w:p>
@@ -5108,13 +5108,13 @@
           <w:rPr>
             <w:color w:val="0000FF"/>
           </w:rPr>
-          <w:t>https://www.etvbharat.com/amp/hi/!state/pachmarhi-shivraj-singh-chauhan-reached-mahadev-temple-click-monkey-photo-posted-on-social-media-madhya-pradesh-news-mps25091400387</w:t>
+          <w:t>https://hindi.news18.com/amp/news/madhya-pradesh/sehore-union-minister-shivraj-singh-chouhan-orders-crop-survey-in-sehore-after-farmers-plea-9647667.html</w:t>
         </w:r>
       </w:hyperlink>
     </w:p>
     <w:p>
       <w:r>
-        <w:t>Content: उत्तर प्रदेश उत्तराखंड छत्तीसगढ़ झारखंड दिल्ली बिहार मध्य प्रदेश राजस्थान हरियाणा हिमाचल प्रदेश ఆంధ్రప్రదేశ్ తెలంగాణ मध्य प्रदेश madhya pradesh Follow Us ETV Bharat / state By ETV Bharat Madhya Pradesh Team Published : September 14, 2025 at 7:21 AM IST Updated : September 14, 2025 at 10:31 AM IST पचमढ़ी: केंद्रीय कृषि मंत्री और मध्य प्रदेश के पूर्व मुख्यमंत्री शिवराज सिंह चौहान शनिवार को हिल स्टेशन पचमढ़ी पहुंचे. अपनी पत्नी साधना सिंह के साथ निजी यात्रा पर आए शिवराज सिंह चौहान शाम को पचमढ़ी के बड़ा महादेव मंदिर पहुंचे. भगवान महादेव की शरण में पहुंचकर शिवराज सिंह ने पत्नी साधना सिंह के साथ विधि विधान से पूजा अर्चना की. वहीं कुछ देर मंदिर परिसर में भी रुके. बंदर की फोटे खींच केप्शन में लिखा, खींच मेरी फोटो इसी दौरान बड़ा महादेव मंदिर परिसर में कुछ बंदर केंद्रीय कृषि मंत्री के सामने पहुंच गए. यहां रुक कर बंदरों की उछल कूद भी उन्होंने देखी. यहां ली गई एक छोटे बंदर की फोटो के साथ शिवराज सिंह ने सोशल मीडिया पर पोस्ट भी किया, जिसमें लिखा 'खींच मेरी फोटो.' बंदर की यह फोटो सोशल मीडिया पर खूब वायरल हो रही है. यूजर्स ने तरह-तरह की प्रतिक्रियाएं दी. मुख्यमंत्री निवास में ठहरे शिवराज सिंह हिल स्टेशन पचमढ़ी में रिमझिम बारिश के बीच शनिवार शाम को केंद्रीय कृषि मंत्री शिवराज सिंह चौहान रवि शंकर भवन में पहुंचे, जो मुख्यमंत्री का आधिकारिक निवास कहलाता है. रवि शंकर भवन पहुंचने पर पिपरिया एसडीएम ने उनकी अगवानी की. कई बार परिवार के साथ आए पचमढ़ी पूर्व मुख्यमंत्री शिवराज सिंह चौहान अपने शासनकाल के दौरान परिवार के साथ कई बार पचमढ़ी आए. कई बार परिवार के साथ उनके निजी दौरे गोपनीय रहते थे. पत्नी साधना सिंह के साथ पचमढ़ी आने पर भगवान महादेव के दर्शन भी कई बार उन्होंने किए हैं. पूर्व मुख्यमंत्री की पत्नी साधना सिंह कई बार अकेले पचमढ़ी आकर भगवान महादेव के मंदिर में पूजा कर चुकी हैं. इसके अलावा चौरागढ़ पहुंचकर भी विधि विधान से उन्होंने पूजा की है. ट्रेन में ली लोगों के साथ सेल्फी बता दें कि, मध्य प्रदेश के पूर्व मुख्यमंत्री शिवराज सिंह का क्रेज कम नहीं हुआ है. वह अपने सरल अंदाज के लिए जनता के बीच में खासे लोकप्रिय हैं. वह जहां जाते हैं लोग उनके साथ सेल्फी लेने के लिए लाइन लगा लेते हैं. खास बात है कि वह किसी को निराश नहीं करते और जमकर लोगों के साथ फोटे खिंचवाते हैं. कुछ ऐसा ही हुआ राजधानी भोपाल से सतना जा रही रेवांचल एक्सप्रेस ट्रेन में. जहां स्लीपर कोच में पहुंचे कृषि मंत्री शिवराज सिंह चौहान से मिलने के लिए लोग उमड़ पड़े. शिवराज सिंह ने भी लोगों से मुलाकात कर उनके साथ सेल्फी ली. For All Latest Updates TAGGED: ABOUT THE AUTHOR ETV Bharat Madhya Pradesh Team ...view details Copyright © 2025 Ushodaya Enterprises Pvt. Ltd., All Rights Reserved.</w:t>
+        <w:t>Content: सीहोर. मध्यप्रदेश के सीहोर जिले में केंद्रीय कृषि मंत्री शिवराज सिंह चौहान का किसानों के प्रति संवेदनशील रुख एक बार फिर सामने आया. गुरुवार को हरदा जाते समय जब उनका काफिला सीहोर बायपास से गुजर रहा था, तब स्थानीय किसानों ने उनका वाहन रोक लिया और खराब हुई सोयाबीन की फसल दिखाई. किसानों ने मंत्री शिवराज सिंह चौहान से बताया कि लगातार बारिश और खराब मौसम की वजह से उनकी सोयाबीन की फसल चौपट हो गई है. बीमा योजना का लाभ उन्हें समय पर नहीं मिल रहा है. किसानों ने अपनी समस्या और न्यूनतम बीमा राशि की जानकारी भी साझा की. मंत्री चौहान ने किसानों की पीड़ा को गंभीरता से लिया. उन्होंने तुरंत मौके से ही सीहोर कलेक्टर बालागुरू के. को फोन लगाया. बातचीत के दौरान उन्होंने निर्देश दिए कि जिले के किसानों की खराब फसल का तुरंत सर्वे किया जाए और उन्हें प्रधानमंत्री फसल बीमा योजना के तहत पूरा लाभ दिलाया जाए. शिवराज सिंह चौहान का यह त्वरित एक्शन देख किसानों में खुशी की लहर दौड़ गई. मौके पर मौजूद किसानों ने कहा कि मंत्री ने उनकी समस्या को न केवल सुना बल्कि तत्काल समाधान की पहल भी की. रतलाम सीवरेज प्रोजेक्ट में 100 करोड़ का घोटाला, पारस सकलेचा के गंभीर आरोप दिवाली के पहले मिला दुर्लभ सफेद उल्लू, पंख गोंद से चिपके थे, फिर जो हुआ… किसानों को भरोसा दिलाया कि सरकार उनके साथकेंद्रीय कृषि मंत्री ने किसानों को भरोसा दिलाया कि सरकार उनके साथ खड़ी है और किसी को भी नुकसान नहीं झेलने दिया जाएगा. उन्होंने अधिकारियों को साफ कहा कि किसी भी किसान को उसके हक से वंचित नहीं किया जाना चाहिए. गौरतलब है कि मध्यप्रदेश में इस साल बारिश और मौसम की मार से सोयाबीन की फसल को काफी नुकसान हुआ है. कई जिलों से किसानों के परेशान होने की खबरें लगातार सामने आ रही हैं. ऐसे में केंद्रीय कृषि मंत्री का सीधा हस्तक्षेप किसानों के लिए राहत की खबर है. प्रशासन को तत्काल कार्रवाई के निर्देशशिवराज सिंह चौहान पहले भी किसानों की समस्याओं को लेकर सक्रिय रुख अपनाते रहे हैं. इस बार भी उन्होंने सड़क से ही प्रशासन को तत्काल कार्रवाई के निर्देश देकर किसानों के प्रति अपनी संवेदनशीलता साबित की. किसानों का कहना है कि अगर इस तरह अधिकारियों को त्वरित कार्रवाई के लिए निर्देश मिलते रहेंगे तो उन्हें समय पर बीमा राशि का लाभ मिल सकेगा और आर्थिक बोझ से राहत मिल पाएगी.</w:t>
       </w:r>
     </w:p>
     <w:p>
@@ -5127,7 +5127,7 @@
     </w:p>
     <w:p>
       <w:r>
-        <w:t>Title: शिव की शरण में पहुंचे शिवराज सिंह चौहान, पचमढ़ी की वादियों में बंदर का किया फोटो शूट</w:t>
+        <w:t>Title: रायसेन में बोले शिवराज- देश के विकास की राह में बार-बार चुनाव बाधा, वन-नेशन वन-इलेक्शन जरूरी - SHIVRAJ SINGH CHOUHAN</w:t>
       </w:r>
     </w:p>
     <w:p>
@@ -5139,13 +5139,13 @@
           <w:rPr>
             <w:color w:val="0000FF"/>
           </w:rPr>
-          <w:t>https://www.etvbharat.com/hi/!state/pachmarhi-shivraj-singh-chauhan-reached-mahadev-temple-click-monkey-photo-posted-on-social-media-madhya-pradesh-news-mps25091400387</w:t>
+          <w:t>https://www.etvbharat.com/amp/hi/!state/shivraj-singh-chouhan-says-in-raisen-one-nation-one-election-is-in-best-interest-of-country-madhya-pradesh-news-mps25092102747</w:t>
         </w:r>
       </w:hyperlink>
     </w:p>
     <w:p>
       <w:r>
-        <w:t>Content: मध्य प्रदेश madhya pradesh ETV Bharat / state By ETV Bharat Madhya Pradesh Team Published : September 14, 2025 at 7:21 AM IST Updated : September 14, 2025 at 10:31 AM IST पचमढ़ी: केंद्रीय कृषि मंत्री और मध्य प्रदेश के पूर्व मुख्यमंत्री शिवराज सिंह चौहान शनिवार को हिल स्टेशन पचमढ़ी पहुंचे. अपनी पत्नी साधना सिंह के साथ निजी यात्रा पर आए शिवराज सिंह चौहान शाम को पचमढ़ी के बड़ा महादेव मंदिर पहुंचे. भगवान महादेव की शरण में पहुंचकर शिवराज सिंह ने पत्नी साधना सिंह के साथ विधि विधान से पूजा अर्चना की. वहीं कुछ देर मंदिर परिसर में भी रुके. बंदर की फोटे खींच केप्शन में लिखा, खींच मेरी फोटोइसी दौरान बड़ा महादेव मंदिर परिसर में कुछ बंदर केंद्रीय कृषि मंत्री के सामने पहुंच गए. यहां रुक कर बंदरों की उछल कूद भी उन्होंने देखी. यहां ली गई एक छोटे बंदर की फोटो के साथ शिवराज सिंह ने सोशल मीडिया पर पोस्ट भी किया, जिसमें लिखा 'खींच मेरी फोटो.' बंदर की यह फोटो सोशल मीडिया पर खूब वायरल हो रही है. यूजर्स ने तरह-तरह की प्रतिक्रियाएं दी. खींच मेरी Photo 😀 pic.twitter.com/32QP5bRQVm मुख्यमंत्री निवास में ठहरे शिवराज सिंह हिल स्टेशन पचमढ़ी में रिमझिम बारिश के बीच शनिवार शाम को केंद्रीय कृषि मंत्री शिवराज सिंह चौहान रवि शंकर भवन में पहुंचे, जो मुख्यमंत्री का आधिकारिक निवास कहलाता है. रवि शंकर भवन पहुंचने पर पिपरिया एसडीएम ने उनकी अगवानी की. कई बार परिवार के साथ आए पचमढ़ीपूर्व मुख्यमंत्री शिवराज सिंह चौहान अपने शासनकाल के दौरान परिवार के साथ कई बार पचमढ़ी आए. कई बार परिवार के साथ उनके निजी दौरे गोपनीय रहते थे. पत्नी साधना सिंह के साथ पचमढ़ी आने पर भगवान महादेव के दर्शन भी कई बार उन्होंने किए हैं. पूर्व मुख्यमंत्री की पत्नी साधना सिंह कई बार अकेले पचमढ़ी आकर भगवान महादेव के मंदिर में पूजा कर चुकी हैं. इसके अलावा चौरागढ़ पहुंचकर भी विधि विधान से उन्होंने पूजा की है. भोपाल से सतना जा रहा हूं। कल वहां 'एक राष्ट्र–एक चुनाव' सहित कई महत्वपूर्ण कार्यक्रमों में सहभागिता करनी है। इस दौरान ट्रेन में यात्रियों का प्रेम नई ऊर्जा दे रहा है। भांजे-भांजियों के साथ गपशप से यात्रा का आनंद बढ़ गया है। pic.twitter.com/KRfGaT1x6M ट्रेन में ली लोगों के साथ सेल्फीबता दें कि, मध्य प्रदेश के पूर्व मुख्यमंत्री शिवराज सिंह का क्रेज कम नहीं हुआ है. वह अपने सरल अंदाज के लिए जनता के बीच में खासे लोकप्रिय हैं. वह जहां जाते हैं लोग उनके साथ सेल्फी लेने के लिए लाइन लगा लेते हैं. खास बात है कि वह किसी को निराश नहीं करते और जमकर लोगों के साथ फोटे खिंचवाते हैं. कुछ ऐसा ही हुआ राजधानी भोपाल से सतना जा रही रेवांचल एक्सप्रेस ट्रेन में. जहां स्लीपर कोच में पहुंचे कृषि मंत्री शिवराज सिंह चौहान से मिलने के लिए लोग उमड़ पड़े. शिवराज सिंह ने भी लोगों से मुलाकात कर उनके साथ सेल्फी ली. For All Latest Updates TAGGED: ट्रंप ने टेक्सास में भारतीय मूल के नागरिक की हत्या पर लिया संज्ञान, न्याय का किया वादा कभी बंटे थे तो उन्हें भी मिला लेंगे: मोहन भागवत, प्रहलाद पटेल की पुस्तक नर्मदा परिक्रमा का विमोचन सीट की जंग से सनसनी, काशी एक्सप्रेस की छत से पॉवर स्टेशन पर चढ़ा युवक, यात्रियों की थमी धड़कनें ट्रंप ने विदेशी कंपनियों से अमेरिका में निवेश और अमेरिकी श्रमिकों को ट्रेनिंग देने का आग्रह किया सागर में बेकाबू ट्रक रेलवे फाटक तोड़ धड़धड़ाते पहुंचा ट्रैक पर, 2 वाहनों को मारी जोरदार टक्कर भारत में 18 करोड़ लोगों को ग्लूकोमा का खतरा, बीपी और शुगर वालों को हाई रिस्क ट्रंप के टैरिफ का भोपाल में अनोखा विरोध, अंतिम संस्कार के बाद तेरहवीं, सड़क पर सजी पंगत होलकर राजाओं की भव्य समाधियां, महलनुमा खूबसूरत छतरियां देखने पहुंचते हैं पर्यटक, झलकता है वैभव ICU में जिंदगी और मौत की जंग लड़ रही कवयित्री स्नेहा, मोहन यादव करने वाले थे सम्मानित Copyright © 2025 Ushodaya Enterprises Pvt. Ltd., All Rights Reserved.</w:t>
+        <w:t>Content: उत्तर प्रदेश उत्तराखंड छत्तीसगढ़ झारखंड दिल्ली बिहार मध्य प्रदेश राजस्थान हरियाणा हिमाचल प्रदेश ఆంధ్రప్రదేశ్ తెలంగాణ मध्य प्रदेश madhya pradesh Follow Us ETV Bharat / state By ETV Bharat Madhya Pradesh Team Published : September 21, 2025 at 4:49 PM IST Updated : September 21, 2025 at 5:06 PM IST रायसेन: केंद्रीय कृषि मंत्री शिवराज सिंह चौहान ने कहा कि बार-बार होने वाले चुनावों से देश की विकास प्रक्रिया प्रभावित होती है. लाखों-करोड़ों रुपए खर्च होते हैं. आचार-संहिता लगने से विकास कार्य ठप हो जाते हैं. अफसर और कर्मचारी चुनावी प्रक्रिया में उलझ जाते हैं. पुलिस और अर्धसैनिक बल सुरक्षा की जगह चुनाव ड्यूटी में लग जाते हैं. इससे उद्योग, व्यापार, शिक्षा और जनकल्याण योजनाएं प्रभावित होती हैं. ये बातें उन्होंने रविवार को रायसेन के वन परिसर में "वन नेशन, वन इलेक्शन समर्थन कार्यक्रम" को संबोधित करते हुए कहीं. चौहान ने कहा- भारत को मजबूत और विकसित बनाना प्रधानमंत्री का संकल्प, बार-बार होने वाले चुनाव इसकी राह में सबसे बड़ी बाधा चौहान ने कहा “प्रधानमंत्री का संकल्प है कि भारत मजबूत और विकसित बने. इसकी राह में सबसे बड़ी बाधा बार-बार होने वाले चुनाव हैं. अब समय आ गया है कि पूरा देश मिलकर इसका समाधान निकाले.” इस अवसर पर मंच से जनप्रतिनिधियों ने भी केंद्रीय मंत्री के विचारों का समर्थन करते हुए कहा कि रायसेन से उठी यह आवाज देश के विकास को नई दिशा देगी. चौहान ने बताया कि रायसेन जिले की जिला पंचायत, जनपद पंचायत, नगर पंचायत और नगर पालिका ने एकमत होकर प्रस्ताव पारित किया है कि एक राष्ट्र, एक चुनाव देशहित में है. और इसे संविधान संशोधन के जरिए लागू किया जाना चाहिए. उन्होंने कहा कि ये प्रस्ताव राष्ट्रपति के समक्ष प्रस्तुत किए जाएंगे. बच्चों ने भी “एक राष्ट्र, एक चुनाव” विषय पर आकर्षक प्रस्तुतियां दीं कार्यक्रम में बच्चों ने भी “एक राष्ट्र, एक चुनाव” विषय पर आकर्षक सांस्कृतिक प्रस्तुतियां दीं. जिसने वहां उपस्थित जनसमूह का मन मोह लिया. कार्यक्रम में सांची विधानसभा क्षेत्र के विधायक डॉ. प्रभु राम चौधरी, पूर्व पीडब्ल्यूडी मंत्री ठाकुर रामपाल सिंह, भोजपुर विधायक सुरेंद्र पटवा, भाजपा जिला अध्यक्ष राकेश शर्मा सहित कई जनप्रतिनिधि मंच पर मौजूद रहे. बड़ी संख्या में स्थानीय निकायों के प्रतिनिधियों और आम नागरिकों ने भी कार्यक्रम में भागीदारी की. शिवराज ने रायसेन में उठाई झाड़ू, जनता को दिलाई स्वच्छता की शपथ केंद्रीय कृषि मंत्री शिवराज सिंह चौहान ने रविवार को रायसेन पहुंचकर स्वच्छता का बिगुल बजाया. दोपहर में अवंतिका कॉलोनी में आयोजित एक विशेष कार्यक्रम में शिवराज ने खुद हाथ में झाड़ू थामी और 'स्वच्छता सर्वेक्षण 2025' के लिए लोगों को जागरूक किया. इस दौरान उन्होंने नगरवासियों को स्वच्छता की शपथ दिलाते हुए इस अभियान का हिस्सा बनने के लिए प्रेरित भी किया. For All Latest Updates TAGGED: ABOUT THE AUTHOR ETV Bharat Madhya Pradesh Team ...view details Copyright © 2025 Ushodaya Enterprises Pvt. Ltd., All Rights Reserved.</w:t>
       </w:r>
     </w:p>
     <w:p>
@@ -5158,7 +5158,7 @@
     </w:p>
     <w:p>
       <w:r>
-        <w:t>Title: भोपाल में कार और कंटेनर की टक्कर से युवक की मौत, एयरबैग खुलने से भी नहीं बची जान</w:t>
+        <w:t>Title: केंद्रीय कृषि मंत्री श्री शिवराज सिंह चौहान ने कृषि मशीनरी के लिए जीएसटी सुधारों पर महत्वपूर्ण बैठक की अध्यक्षता की</w:t>
       </w:r>
     </w:p>
     <w:p>
@@ -5170,13 +5170,13 @@
           <w:rPr>
             <w:color w:val="0000FF"/>
           </w:rPr>
-          <w:t>https://www.jagran.com/news/national-fatal-car-container-collision-on-bhopal-vip-road-speeding-driver-dies-24040694.html</w:t>
+          <w:t>https://www.pib.gov.in/PressReleasePage.aspx?PRID=2168538</w:t>
         </w:r>
       </w:hyperlink>
     </w:p>
     <w:p>
       <w:r>
-        <w:t>Content: कृपया धैर्य रखें। Bhopal Accident भोपाल में वीआईपी रोड पर एक भीषण सड़क हादसा हुआ जिसमें तेज रफ्तार कार कंटेनर से टकरा गई। टक्कर इतनी जोरदार थी कि कार चालक शांतनु अग्निहोत्री की मौके पर ही मौत हो गई। पुलिस ने मामला दर्ज कर कंटेनर ड्राइवर की तलाश शुरू कर दी है। शांतनु न्यूजीलैंड से होटल मैनेजमेंट की पढ़ाई कर लौटा था और अपना व्यवसाय शुरू करने वाला था। डिजिटल डेस्क, भोपाल। भोपाल में बीती सुबह भीषण हादसा देखने को मिला। तेज रफ्तार कार अचानक कंटेनर से जा भिड़ी। यह हादसा इतना भयानक था कि एयरबैग खुलने के बाद भी ड्राइवर की मौत हो गई। वहीं, कार भी बुरी तरह से चकनाचूर हो गई। यह हादसा भोपाल की वीआईपी रोड पर हुआ। स्थानीय लोगों के अनुसार, कार के आगे चल रहे कंटेनर ने अचानक अपनी रफ्तार कम कर ली। वहीं, कार तेज स्पीड में थी, जिसके कारण यह हादसा हो गया। हालांकि, कार और कंटेनर पर बने निशानों को देखकर कयास लगाए जा रहे हैं कि शायद कार ड्राइवर कंटेनर को ओवरटेक करने की कोशिश कर रहा था। मगर, अभी तक हादसे का कारण साफ नहीं हो सका है। कार ड्राइवर की मौके पर मौत हो गई। वहीं, हादसे के बाद कंटेनर का ड्राइवर मौके से फरार हो गया। भोपाल की कोहेफिजा पुलिस ने हादसे पर केस दर्ज कर लिया है। पुलिस कंटेनर ड्राइवर की तलाश कर रही है। थाना प्रभारी कृष्ण गोपाल शुक्ला के अनुसार,"मृतक की पहचान 30 साल के शांतनु अग्निहोत्री के रूप में हुई है। शांतनु न्यूजीलैंड से होटल मैनेजमेंट की पढ़ाई करके भारत आया था और भोपाल में अपना कारोबार शुरू करने वाला था। रविवार को शांतनु अपने किसी दोस्त से मिलने के लिए एयरपोर्ट गया था। वहां से लौटते समय सेल्फी पॉइंट के पास यह हादसा हो गया।" यह भी पढ़ें- मुंबई में नेवी के जवान की राइफल चोरी, सेना की वर्दी में आए चोर ने कैसे दिया सभी को चकमा? Bhopal News: मसीहा बनकर शिवराज सिंह चौहान ने बचाई युवक की जान, सड़क पर घायल शख्स को पहुंचाया अस्पताल Bhopal Accident: सिग्नल पर बस का ब्रेक फेल हुआ और 8 गाड़ियों को मारी टक्कर, लेडी डॉक्टर को कुचला Road Accident: भोपाल में हुआ दर्दनाक हादसा, यात्री बस में पीछे से घुसी तेज रफ्तार कार; एक की मौत भोपाल में तेज रफ्तार एसयूवी का कहर, फुटपाथ पर सो रही दो महिलाओं को रौंदा</w:t>
+        <w:t>Content: केंद्रीय कृषि एवं किसान कल्याण तथा ग्रामीण विकास मंत्री श्री शिवराज सिंह चौहान ने आज नई दिल्ली में कृषि मशीनरी के लिए नवीनतम जीएसटी (वस्तु एवं सेवा कर) सुधारों पर चर्चा के लिए एक महत्वपूर्ण बैठक की अध्यक्षता की। ट्रैक्टर एवं मशीनीकरण संघ (टीएमए), कृषि मशीनरी निर्माता संघ (एएमएमए), अखिल भारतीय कंबाइन निर्माता संघ (एआईसीएमए) और पावर टिलर एसोसिएशन ऑफ इंडिया (पीटीएआई) सहित अन्य संगठनों के प्रतिनिधियों ने व्यक्तिगत और वर्चुअल माध्यम से भाग लिया। श्री चौहान ने बैठक के बाद पत्रकारों से बात करते हुए जीएसटी दरों में कटौती के लिए प्रधानमंत्री श्री नरेन्द्र मोदी को धन्यवाद दिया और चर्चा का विवरण साझा किया। उन्होंने बताया कि कृषि मशीनरी पर जीएसटी, जो पहले 12 प्रतिशत और 18 प्रतिशत थी, अब घटाकर 5 प्रतिशत कर दी गई है, जो 22 सितंबर से प्रभावी होगी। उन्होंने कहा कि इस कटौती से किसानों को प्रत्यक्ष रूप से लाभ पहुंचेगा। उन्होंने ज़ोर देकर कहा कि केंद्र सरकार ने किसानों की आय में वृद्धि सुनिश्चित करने का संकल्प लिया है, जिसके लिए उत्पादकता बढ़ाने और लागत कम करने, दोनों की आवश्यकता है और दोनों लक्ष्यों को प्राप्त करने के लिए मशीनीकरण अत्यंत महत्वपूर्ण है। केंद्रीय मंत्री ने कहा कि बैठक के दौरान, मशीन निर्माता संघों के सभी प्रतिनिधियों को बताया गया कि 22 सितंबर से लागू जीएसटी की घटी हुई दरें पूरी पारदर्शिता के साथ किसानों को सीधे लाभ पहुंचाएंगी। श्री चौहान ने कहा कि जीएसटी दरों में कमी एक बड़ा कदम है, जिसका व्यापक प्रभाव पड़ेगा। बाद में, कीमतों में हुई उल्लेखनीय कमी की ओर इंगित करते हुए उन्होंने कहा: बागवानी और निराई-गुड़ाई में इस्तेमाल होने वाले छोटे ट्रैक्टरों की कीमत भी कम हो जाएगी। 4-पंक्ति वाला धान रोपने वाला यंत्र अब 15,400 रुपये सस्ता हो जाएगा, जबकि 4 टन प्रति घंटे की क्षमता वाला बहु-फसल थ्रेशर 14,000 रुपये सस्ता हो जाएगा। 13-एचपी पावर टिलर की कीमत भी 11,875 रुपये कम हो जाएगी। कीमतों की कटौती में ये भी शामिल हैं: श्री चौहान ने घोषणा की कि सरकार किसानों के बीच जागरूकता बढ़ाने के लिए विभिन्न संचार माध्यमों से इन लाभों के बारे में व्यापक जानकारी प्रसारित करेगी। उन्होंने इस बात पर भी जोर दिया कि कस्टम हायरिंग केन्द्रों को, जिन्हें अब कम कीमत पर मशीनें मिलेंगी, किसानों के लिए बेहतर कीमत सुनिश्चित करने के लिए किराये की दरें कम करनी चाहिए। रबी फसलों के लिए आगामी 3 अक्टूबर से शुरू हो रहे 'विकसित कृषि संकल्प अभियान' के दूसरे चरण के दौरान किसानों को जीएसटी दर में कटौती की जानकारी दी जाएगी, ताकि वे उन्नत खेती के लिए इसका सर्वोत्तम उपयोग कर सकें। श्री चौहान ने कहा कि कृषि यंत्रीकरण को सुदृढ़ करने के लिए उपयुक्त कदम उठाए जाएंगे। भविष्य की योजनाएं बनाते समय निर्माता संघों के सुझावों पर विचार किया जाएगा। उन्होंने प्रतिनिधियों से बिचौलियों की भूमिका को न्यूनतम करने और यह सुनिश्चित करने का आग्रह किया कि जीएसटी सुधारों का लाभ किसानों को सीधे मिले। मशीनरी संघों के प्रतिनिधियों ने सरकार के निर्णय का स्वागत किया, श्री चौहान के निर्देशों का ईमानदारी से पालन करने का संकल्प लिया और किसानों के कल्याण के प्रति अपनी प्रतिबद्धता दोहराई। बैठक के बाद, श्री चौहान ने प्रतिभागियों के साथ एक वृक्षारोपण अभियान में भाग लिया और किसानों की समृद्धि के लिए केंद्र सरकार के संकल्प की पुष्टि की। बैठक में कृषि सचिव डॉ. देवेश चतुर्वेदी और मंत्रालय के अन्य वरिष्ठ अधिकारी भी उपस्थित थे। जीएसटी दरों में कमी के बाद कृषि उपकरणों की नई कीमतें जानने के लिए यहां क्लिक करें *** पीके/केसी/एसकेजे/एसके केंद्रीय कृषि एवं किसान कल्याण तथा ग्रामीण विकास मंत्री श्री शिवराज सिंह चौहान ने आज नई दिल्ली में कृषि मशीनरी के लिए नवीनतम जीएसटी (वस्तु एवं सेवा कर) सुधारों पर चर्चा के लिए एक महत्वपूर्ण बैठक की अध्यक्षता की। ट्रैक्टर एवं मशीनीकरण संघ (टीएमए), कृषि मशीनरी निर्माता संघ (एएमएमए), अखिल भारतीय कंबाइन निर्माता संघ (एआईसीएमए) और पावर टिलर एसोसिएशन ऑफ इंडिया (पीटीएआई) सहित अन्य संगठनों के प्रतिनिधियों ने व्यक्तिगत और वर्चुअल माध्यम से भाग लिया। श्री चौहान ने बैठक के बाद पत्रकारों से बात करते हुए जीएसटी दरों में कटौती के लिए प्रधानमंत्री श्री नरेन्द्र मोदी को धन्यवाद दिया और चर्चा का विवरण साझा किया। उन्होंने बताया कि कृषि मशीनरी पर जीएसटी, जो पहले 12 प्रतिशत और 18 प्रतिशत थी, अब घटाकर 5 प्रतिशत कर दी गई है, जो 22 सितंबर से प्रभावी होगी। उन्होंने कहा कि इस कटौती से किसानों को प्रत्यक्ष रूप से लाभ पहुंचेगा। उन्होंने ज़ोर देकर कहा कि केंद्र सरकार ने किसानों की आय में वृद्धि सुनिश्चित करने का संकल्प लिया है, जिसके लिए उत्पादकता बढ़ाने और लागत कम करने, दोनों की आवश्यकता है और दोनों लक्ष्यों को प्राप्त करने के लिए मशीनीकरण अत्यंत महत्वपूर्ण है। केंद्रीय मंत्री ने कहा कि बैठक के दौरान, मशीन निर्माता संघों के सभी प्रतिनिधियों को बताया गया कि 22 सितंबर से लागू जीएसटी की घटी हुई दरें पूरी पारदर्शिता के साथ किसानों को सीधे लाभ पहुंचाएंगी। श्री चौहान ने कहा कि जीएसटी दरों में कमी एक बड़ा कदम है, जिसका व्यापक प्रभाव पड़ेगा। बाद में, कीमतों में हुई उल्लेखनीय कमी की ओर इंगित करते हुए उन्होंने कहा: बागवानी और निराई-गुड़ाई में इस्तेमाल होने वाले छोटे ट्रैक्टरों की कीमत भी कम हो जाएगी। 4-पंक्ति वाला धान रोपने वाला यंत्र अब 15,400 रुपये सस्ता हो जाएगा, जबकि 4 टन प्रति घंटे की क्षमता वाला बहु-फसल थ्रेशर 14,000 रुपये सस्ता हो जाएगा। 13-एचपी पावर टिलर की कीमत भी 11,875 रुपये कम हो जाएगी। कीमतों की कटौती में ये भी शामिल हैं: श्री चौहान ने घोषणा की कि सरकार किसानों के बीच जागरूकता बढ़ाने के लिए विभिन्न संचार माध्यमों से इन लाभों के बारे में व्यापक जानकारी प्रसारित करेगी। उन्होंने इस बात पर भी जोर दिया कि कस्टम हायरिंग केन्द्रों को, जिन्हें अब कम कीमत पर मशीनें मिलेंगी, किसानों के लिए बेहतर कीमत सुनिश्चित करने के लिए किराये की दरें कम करनी चाहिए। रबी फसलों के लिए आगामी 3 अक्टूबर से शुरू हो रहे 'विकसित कृषि संकल्प अभियान' के दूसरे चरण के दौरान किसानों को जीएसटी दर में कटौती की जानकारी दी जाएगी, ताकि वे उन्नत खेती के लिए इसका सर्वोत्तम उपयोग कर सकें। श्री चौहान ने कहा कि कृषि यंत्रीकरण को सुदृढ़ करने के लिए उपयुक्त कदम उठाए जाएंगे। भविष्य की योजनाएं बनाते समय निर्माता संघों के सुझावों पर विचार किया जाएगा। उन्होंने प्रतिनिधियों से बिचौलियों की भूमिका को न्यूनतम करने और यह सुनिश्चित करने का आग्रह किया कि जीएसटी सुधारों का लाभ किसानों को सीधे मिले। मशीनरी संघों के प्रतिनिधियों ने सरकार के निर्णय का स्वागत किया, श्री चौहान के निर्देशों का ईमानदारी से पालन करने का संकल्प लिया और किसानों के कल्याण के प्रति अपनी प्रतिबद्धता दोहराई। बैठक के बाद, श्री चौहान ने प्रतिभागियों के साथ एक वृक्षारोपण अभियान में भाग लिया और किसानों की समृद्धि के लिए केंद्र सरकार के संकल्प की पुष्टि की। बैठक में कृषि सचिव डॉ. देवेश चतुर्वेदी और मंत्रालय के अन्य वरिष्ठ अधिकारी भी उपस्थित थे। जीएसटी दरों में कमी के बाद कृषि उपकरणों की नई कीमतें जानने के लिए यहां क्लिक करें *** पीके/केसी/एसकेजे/एसके</w:t>
       </w:r>
     </w:p>
     <w:p>
@@ -5189,7 +5189,7 @@
     </w:p>
     <w:p>
       <w:r>
-        <w:t>Title: शिवराज ने जिसे बंद किया वो विभाग शुरू करेंगे मोहन:सीपीए करेगा मेट्रोपॉलिटन रीजन के काम; सीएम सचिवालय में एक साल अटकी रही फाइल</w:t>
+        <w:t>Title: MP नकली खाद: शिवराज-एदल सिंह कंसाना के विरोधाभासी बयान, किसान दंग</w:t>
       </w:r>
     </w:p>
     <w:p>
@@ -5201,13 +5201,13 @@
           <w:rPr>
             <w:color w:val="0000FF"/>
           </w:rPr>
-          <w:t>https://www.bhaskar.com/local/mp/news/cm-forgot-to-announce-restart-of-cpa-135875096.html</w:t>
+          <w:t>https://hindi.news18.com/amp/news/madhya-pradesh/raisen-mp-fake-fertilizer-conflicting-statements-shivraj-singh-chouhan-aidal-singh-kansana-shock-farmers-9650353.html</w:t>
         </w:r>
       </w:hyperlink>
     </w:p>
     <w:p>
       <w:r>
-        <w:t>Content: राजधानी परियोजना प्रशासन यानी कैपिटल प्रोजेक्ट एडमिनिस्ट्रेशन (सीपीए) के पुनर्गठन को लेकर अब तक जो असमंजस बना था, वो दूर हो गया है। सीपीए फिर से शुरू होगा, मगर नए स्वरूप में। सीपीए को भोपाल मेट्रोपॉलिटन एरिया को डेवलप करने की जिम्मेदारी दी जा सकती है दरअसल, सीपीए को तीन साल पहले तत्कालीन शिवराज सरकार ने बंद कर दिया था। सीपीए के जिम्मे जितने प्रोजेक्ट थे, वो तीन विभागों में बांट दिए थे। पिछले साल अगस्त में मुख्यमंत्री डॉ. मोहन यादव ने तत्कालीन शिवराज सरकार का फैसला पलटते हुए इसे फिर से शुरू करने के निर्देश दिए। इसके बाद से सीपीए को शुरू करने की फाइल एक साल से नगरीय प्रशासन विभाग और मुख्यमंत्री कार्यालय में घूम रही थी। 2 सितंबर को एक बार फिर नगरीय प्रशासन विभाग ने अपने सुझाव के साथ इसे सीएम ऑफिस भेजा है। इसमें लिखा है कि मेट्रोपॉलिटन एरिया को देखते हुए सीपीए को शुरू किया जा सकता है। जानिए, सीपीए क्यों बंद हुआ था? इसे शुरू करने की कवायद क्यों की गई और अब नई भूमिका में सीपीए का क्या काम होगा? एक झटके में कैसे बंद हुआ था राजधानी परियोजना प्रशासन 20 अगस्त 2021 को तत्कालीन मुख्यमंत्री शिवराज सिंह चौहान राजधानी भोपाल की खस्ताहाल सड़कों को लेकर समीक्षा बैठक कर रहे थे। इस बैठक में उन्होंने पीडब्ल्यूडी, सीपीए, नगर निगम से जुड़े तत्कालीन अधिकारियों को जमकर फटकार लगाई थी। उस मीटिंग में शिवराज ने अधिकारियों से कहा था कि आखिर सड़कें खराब हो गईं, ये नौबत आई ही क्यों? आप लोग क्या कर रहे थे? जब अधिकारियों ने सफाई देनी चाही तो शिवराज ने उन्हें टोकते हुए कहा था कि बहाना नहीं चाहिए। ये काम पहले कराने का क्यों नहीं सोचा? इतनी सारी एजेंसियां आखिर करती क्या है? बैठक में जब अधिकारियों ने बताया कि भोपाल की सड़कों को बनाने और उनके रखरखाव का जिम्मा अलग-अलग एजेंसी के हवाले है। इन एजेंसियों में राजधानी परियोजना प्रशासन भी सड़कों का काम देखता है, तो शिवराज ने बिना देर गंवाए कहा था कि इसे तत्काल खत्म करो। इसकी कोई जरूरत नहीं है। इस ऐलान के बाद सीपीए को बंद करने की कवायद शुरू हुई। करीब 196 दिन बाद यानी 6 महीने बाद 3 मार्च 2022 को कैबिनेट बैठक में सीपीए को बंद करने के फैसले पर मुहर लगी और उसके 28 दिन बाद 31 मार्च 2022 को सीपीए पूरी तरह बंद हो गया था। कैसे हुई सीपीए को दोबारा शुरू करने की कवायद 1. मंत्री कृष्णा गौर ने सीएम को लिखी चिट्‌ठी साल 2023 में विधानसभा चुनाव हुए और मप्र में बीजेपी की ही सरकार बनी, लेकिन मुख्यमंत्री डॉ. मोहन यादव बने। पिछले साल यानी 2024 में प्रदेश की पिछड़ा वर्ग और अल्पसंख्यक कल्याण मंत्री कृष्णा गौर ने मुख्यमंत्री डॉ. मोहन यादव को पत्र लिखकर सीपीए को पुनर्जीवित करने की मांग की। गौर ने अपने पत्र में लिखा कि सीपीए के पुनर्जीवित होने से राजधानी के बाग- बगीचों और फॉरेस्ट एरिया का अच्छे से विकास हो सकेगा। मंत्री कृष्णा गौर के पत्र के बाद सीएम डॉ. मोहन यादव ने इसे सीएम मॉनिट में डाला। सीएम मॉनिट में आने वाला मामला सीएम की सीधी निगरानी में होता है। सीएम ने अफसरों को इस पर निर्णय करने के लिए कहा। 2. सीएम ने केंद्रीय मंत्री से की मुलाकात सीएम डॉ. मोहन यादव ने पिछले साल 30 अगस्त को केंद्रीय आवासन और शहरी कार्य मंत्री मनोहर लाल खट्टर से मुलाकात की। उन्होंने केंद्रीय मंत्री को बताया कि भोपाल महानगर की सड़कों, पार्कों के विकास और रखरखाव के साथ सीपीए ने भवन निर्माण, नजूल भूमि की सुरक्षा का काम भी किया। सीएम ने केंद्रीय मंत्री से सीपीए को फिर से शुरू करने के लिए केंद्रीय मंत्रालय से आर्थिक और तकनीकी सहायता देने की गुजारिश की। उन्होंने कहा कि सीपीए के फिर से शुरू होने से यह भोपाल शहर की विकास गतिविधियों में योगदान दे सकेगा। केंद्रीय मंत्री ने सीएम को इस मामले में हरसंभव सहायता देने का भरोसा दिया। इसी साल अगस्त में सीपीए की फाइल आगे बढ़ी खास बात ये है कि मुख्यमंत्री के अपर मुख्य सचिव नीरज मंडलोई जब नगरीय प्रशासन विभाग में थे, तब पिछले साल नवंबर में उन्होंने ही ये फाइल सीएम सचिवालय भेजी थी। तब से ही फाइल सीएम सचिवालय में रही। जून के महीने में जब वो सीएम सचिवालय केअपर मुख्य सचिव बने, तब एक बार फिर फाइल ने रफ्तार पकड़ी। मुख्यमंत्री सचिवालय के सूत्रों के मुताबिक, 7 अगस्त को सीपीए को फिर से शुरू करने की फाइल एक बार नगरीय प्रशासन विभाग को भेजी गई। इस बार सचिवालय ने विभाग से अभिमत मांगा कि भोपाल मेट्रोपॉलिटन एरिया के डेवलपमेंट में सीपीए की क्या भूमिका हो सकती है? नगरीय प्रशासन विभाग से ये फाइल मुख्य सचिव कार्यालय पहुंची थी। वहां से 2 सितंबर को एक बार फिर मुख्यमंत्री कार्यालय पहुंची। इस फाइल में विभाग ने सीपीए को फिर से शुरू करने की सिफारिश की और इसके पीछे तर्क दिया कि भोपाल मेट्रोपॉलिटन एरिया को डेवलप करने में सीपीए एक संस्था के रूप में मदद कर सकता है। वो इससे पहले सड़कों का निर्माण, पार्क समेत कई निर्माण कार्य कर चुका है। इससे लोक निर्माण विभाग पर निर्भरता कम होगी। मेट्रोपॉलिटन रीजन में सीपीए की क्या भूमिका रहेगी मुख्यमंत्री सचिवालय के सूत्रों का कहना है कि मेट्रोपॉलिटन रीजन एक्ट को विधानसभा से मंजूरी मिल चुकी है। इसके नियम भी जल्द जारी हो जाएंगे। इसके तहत महानगर विकास प्राधिकरण (मेट्रोपॉलिटन डेवलपमेंट अथॉरिटी) का गठन किया जाएगा। मुख्यमंत्री अथॉरिटी के अध्यक्ष होंगे। ये अथॉरिटी मेट्रोपोलिटन एरिया का प्लान तैयार करने के साथ इसके क्रियान्वयन में अहम भूमिका अदा करेगी। साथ ही महानगर योजना समिति (मेट्रोपॉलिटन प्लानिंग कमेटी) का भी गठन किया जाएगा। ये समिति मेट्रोपॉलिटन रीजन में आने वाले विभिन्न प्राधिकरण, नगरीय निकायों और जिला पंचायतों के मध्य अधोसंरचना विकास एवं नई विकास योजनाओं में समन्वय का काम करेगी। कमेटी अथॉरिटी लैंड बैंक बनाकर उसका प्रबंधन करेगी ताकि टाउनशिप और इन्फ्रास्ट्रक्चर प्रोजेक्ट्स को जमीन उपलब्ध कराई जा सके। ऐसे में इन सभी विकास कार्यों के लिए सीपीए मेट्रोपॉलिटन प्लानिंग कमेटी के साथ मिलकर काम करेगा। सीपीए को शुरू करने का प्रस्ताव कैबिनेट में आएगा मुख्यमंत्री यदि सीपीए को फिर से शुरू करने की मंजूरी देते हैं तो ये प्रस्ताव कैबिनेट में लाया जाएगा। कैबिनेट मंजूरी के बाद सीपीए को कामकाज शुरू करने में करीब 8 महीने का वक्त लगेगा। दरअसल, इसे वापस अस्तित्व में लाने के लिए पूरा सेटअप फिर से तैयार होगा। सीपीए के पुराने सेटअप में एक प्रशासक, एक उप प्रशासक और एक सुप्रींटेंडेंट इंजीनियर, तीन एक्जीक्यूटिव इंजीनियर और एक डीएफओ के साथ उनके अधीनस्थ अन्य इंजीनियर, वन अधिकारी आदि कार्यरत थे। सरकार को ये भी फैसला लेना होगा कि सीपीए के पास राजधानी की सड़कों और पार्कों के रखरखाव का जिम्मा था, तो क्या ये उसे वापस दिया जाए? साथ ही मंत्रालय समेत करीब 24 सरकारी भवनों का भी रखरखाव सीपीए कर रहा था। इस पर भी निर्णय करना होगा। सूत्रों का कहना है कि एक दूसरा ऑप्शन ये है कि सरकार सीपीए की केवल मेट्रोपॉलिटन रीजन की डेवलपमेंट एजेंसी के तौर पर भूमिका तय करें। ये खबर भी पढ़ें... पांच शहरों में मिलेगी मेट्रोपॉलिटन अथॉरिटी की सौगात, इंदौर-भोपाल का 19 हजार वर्ग किमी का एरिया होगा डेवलप मध्यप्रदेश की कैबिनेट ने 20 मई को मप्र मेट्रोपॉलिटन नियोजन एवं विकास अधिनियम 2025 (एक्ट) को मंजूरी दे दी है। इसके तहत इंदौर, भोपाल, जबलपुर, ग्वालियर और उज्जैन में मेट्रोपॉलिटन अथॉरिटी बनाई जाएगी। पहले चरण में प्रदेश के दो सबसे बड़े शहरी क्षेत्र भोपाल और इंदौर को मेट्रोपॉलिटन रीजन के रूप में विकसित करने की शुरुआत होगी। पढ़ें पूरी खबर... Copyright © 2024-25 DB Corp ltd., All Rights Reserved This website follows the DNPA Code of Ethics.</w:t>
+        <w:t>Content: दिनेश यादवरायसेन. मध्यप्रदेश में नकली खाद और बीज को लेकर किसान परेशान है और बार-बार यह मुद्दा उठा रहे हैं. मुख्‍यमंत्री डॉ मोहन यादव के निर्देश पर प्रदेश में नकली खाद और कालाबाजारी के खिलाफ अभियान चलाया जा रहा है। इसी कड़ी में 29 जुलाई 2025 को रायसेन जिले के ग्राम बागोद में प्रशासन ने नकली डीएपी खाद से भरा एक ट्रक पकड़ा गया था और पुलिस ने एफआईआर दर्ज की थी. अब रायसेन-विदिशा से सांसद और देश के कृषि मंत्री शिवराज सिंह चौहान और मध्‍य प्रदेश के कृषि मंत्री एदल सिंह कसाना के बयानों से किसान हैरान हो गए हैं. इन दोनों मंत्रियों के बयानों में गजब विरोधाभास है. एक तरफ नकली खाद की बात कही जा रही है तो दूसरी तरफ नकली खाद का कोई मामला होने की बात का दावा किया जा रहा है. रायसेन में News18 ने जब पूर्व मुख्‍यमंत्री और केंद्रीय मंत्री शिवराज सिंह से इस संबंध में पूछा कि तो उन्‍होंने कहा कि इस संबंध में बैठकर चर्चा करेंगे, भीड़ में ऐसा नहीं करते. दरअसल, केंद्रीय और राज्य मंत्री के बयान विवाद का कारण बन गए हैं. केंद्रीय कृषि मंत्री शिवराज सिंह चौहान ने कहा कि राज्य में नकली खाद और बीज के मामले गंभीर हैं और इसे लेकर सतर्कता जरूरी है. वहीं, राज्य मंत्री एदल सिंह कंसाना ने मीडिया से बातचीत में कहा था कि प्रदेश में कहीं भी नकली खाद नहीं है और सभी जगह खाद की आपूर्ति सामान्य है. इस विरोधाभास ने किसानों और कृषि जगत में नए सवाल खड़े कर दिए हैं. किसानों का कहना है कि यह बयान भ्रम पैदा कर रहे हैं और उन्हें भरोसा नहीं हो रहा कि उनके खेतों में सही खाद ही पहुंचेगी. MP हनीट्रैप: युवती ने 52 साल के बुजुर्ग को फंसाया, VIDEO दिखाकर मांगे 6 लाख रायसेन में पकड़ाया था नकली खाद से भरा हुआ ट्रक गौरतलब है कि मुख्यमंत्री डॉ. मोहन यादव के निर्देश पर प्रदेश में नकली खाद और कालाबाजारी के खिलाफ अभियान चलाया जा रहा है. इसी कड़ी में 29 जुलाई 2025 को रायसेन जिले के ग्राम बागोद में प्रशासन ने नकली डीएपी खाद से भरा एक ट्रक पकड़ा गया था. इस ट्रक में 92 बोरियों का नमूना जांच के लिए भेजा गया, जिसमें खाद मानकों पर खरा नहीं उतरी थी. यह रिपोर्ट मिलते ही सलामतपुर थाने में एफआईआर दर्ज की गई थी. ग्रामीणों की सतर्कता के कारण नकली खाद का भंडाफोड़ संभव हुआ था. विरोधाभासी बयानों से केवल भ्रम और असुरक्षाअधिकारियों ने कहा था कि मामले की गंभीरता को देखते हुए आरोपी से पूछताछ जारी है और आगे की जांच जारी रहेगी. अब कृषि विशेषज्ञों का मानना है कि किसानों के हित में केंद्र और राज्य सरकारों को स्पष्ट और एक समान संदेश देना आवश्यक है. विरोधाभासी बयानों से केवल भ्रम और असुरक्षा पैदा होती है. किसानों की मांग है कि नकली खाद का कारोबार पूरी तरह से रोकने के लिए ठोस कार्रवाई की जाए और दोषियों को सजा मिले.</w:t>
       </w:r>
     </w:p>
     <w:p>
@@ -5220,7 +5220,7 @@
     </w:p>
     <w:p>
       <w:r>
-        <w:t>Title: Baljit Balli, Editor</w:t>
+        <w:t>Title: MP News : किसानों की पीड़ा सुन 'शिवराज' हुए सख्त, सीहोर कलेक्टर को फोन कर सुना दिया बड़ा फरमान; जानिए मामला</w:t>
       </w:r>
     </w:p>
     <w:p>
@@ -5232,13 +5232,13 @@
           <w:rPr>
             <w:color w:val="0000FF"/>
           </w:rPr>
-          <w:t>https://www.babushahi.com/view-news.php?id=210415&amp;headline=Vice-Presidential-Election:-Food-stalls,-crackers,-prayers-for-Radhakrishnan-in-his-hometown</w:t>
+          <w:t>https://www.amarujala.com/madhya-pradesh/sehore/union-agriculture-minister-shivraj-singh-chouhan-directed-the-sehore-collector-to-conduct-a-survey-after-heari-2025-09-20?src=top-subnav-amp</w:t>
         </w:r>
       </w:hyperlink>
     </w:p>
     <w:p>
       <w:r>
-        <w:t>Content: ← Go Back ← Go Back Tiruppur (Tamil Nadu), September 9, 2025 (ANI): As the voting process for the Vice Presidential election begins, the people in Tamil Nadu's Tiruppur, which is the hometown of the NDA candidate, have set up food stalls hoping for CP Radhakrishnan's victory. People in Radhakrishnan's hometown also burst crackers and offered prayers at a temple. The polling for the Vice Presidential election began on Tuesday at 10 am with Prime Minister Narendra Modi being the first to cast his vote. The contest is between NDA nominee CP Radhakrishnan and opposition candidate B Sudershan Reddy. Union Minister Shivraj Singh Chouhan and Jitan Ram Manjhi expressed support for CP Radhakrishnan and confidence in his victory. Union Minister Shivraj Singh Chouhan said, "NDA's victory is certain. CP Radhakrishnan will be the new Vice President." "NDA candidate CP Radhakrishnan will surely win the Vice-President elections," Union Minister Jitan Ram Manjhi told reporters. Union Minister Suresh Gopi backed Radhakrishnan and called it an election aimed at "fairness, truthfulness, and effectiveness". Suresh Gopi said, "This election is not about choosing between anyone. It is an election aimed at selecting fairness, truthfulness, and effectiveness, which are most needed for the citizens of the country, whether they live inside or outside the country. As a person, I found CP Radhakrishnan to be the best worker or one of the best among thousands of workers in my ideological system." NDA hold a majority in the Parliament, and 424 MPs are likely to vote in favour of Radhakrishnan, which is above the majority mark of 391. Meanwhile, Karnataka Deputy Chief Minister DK Shivakumar on Tuesday said that the opposition parties have collectively decided to vote against NDA candidate CP Radhakrishnan as the poll race for the Vice President begins. Shivakumar said that the INDIA bloc has requested all opposition parties for a conscious vote to avoid cross-voting in the Vice Presidential election. "As a democratic setup, the INDIA bloc will fight the election together. We have requested a conscious vote. The INDIA bloc and all opposition parties will vote against the NDA candidate (CP Radhakrishnan)," Shivakumar told reporters. Counting of votes will be held later in the evening. (ANI) ← Go Back ← Go Back Total Responses : 29</w:t>
+        <w:t>Content: मेरा शहर Link Copied केंद्रीय कृषि मंत्री शिवराज सिंह चौहान शनिवार को सीहोर जिले में किसानों की समस्याएं सुनने पहुंचे। भोपाल-इंदौर हाईवे पर इछावर जोड़ पर रुके मंत्री से जब किसानों ने सोयाबीन की खराब फसल की बात कही, तो उन्होंने तुरंत कार्रवाई का भरोसा दिलाया। इस दौरान कई किसान सोयाबीन की खराब फसल को लेकर केंद्रीय कृषि मंत्री के पास गुहार लगाने पहुंचे थे। किसानों की शिकायतें सुनने के बाद कृषि मंत्री ने सीहोर कलेक्टर बाला गुरु से मौके पर ही फोन पर बात कर निर्देश दिए। उन्होंने कहा कि खराब फसलों का सर्वे कराया जाए और किसानों को फसल बीमा योजना का पूरा लाभ तुरंत दिलाया जाए। शिवराज ने कहा कि इससे किसानों को आर्थिक राहत मिल सकेगी। पिछले तीन सप्ताह से सीहोर जिले के कई गांवों के किसान आंदोलन कर रहे थे। विज्ञापन विज्ञापन पीला मोज़ेक और अन्य बीमारियों ने फसल को नुकसान पहुंचाया किसान मांग कर रहे थे कि सोयाबीन की खराब फसल का उचित मुआवजा मिले और बीमा की राशि समय पर दी जाए। किसान नेता एवं समाजसेवी एम.एस. मेवाड़ा ने बताया कि बीते पांच साल से सोयाबीन की फसल लगातार प्रभावित हो रही है। इस बार पीला मोज़ेक और अन्य बीमारियों ने फसल को चौपट कर दिया है। हर साल काटी जाती है फसल बीमा राशि, लेकिन मिलता नहीं लाभ मेवाड़ा ने कहा कि किसानों से हर साल बीमा की राशि काटी जाती है, लेकिन बीमे के नाम पर उन्हें एक चवन्नी भी नहीं मिली। जब सरकार किसानों को राहत नहीं दे रही तो उनसे बीमा राशि काटना बंद कर देना चाहिए। उन्होंने कहा कि सीहोर, शाजापुर और भोपाल जिलों में किसान अलग-अलग तरीकों से आंदोलन कर रहे हैं, लेकिन सरकार की ओर से अभी तक सुनवाई नहीं हुई थी। इस मौके पर विधायक सुदेश राय, नगर पालिका अध्यक्ष प्रिंस राठौर, भाजपा जिला अध्यक्ष नरेश मेवाड़ा और जिला मंत्री पंकज गुप्ता समेत कई भाजपा नेता मौजूद रहे। उन्होंने किसानों से बातचीत कर उनकी समस्याएं सुनीं और अधिकारियों से जल्द समाधान की बात कही। राजस्व मंत्री भी हुए थे सख्त गौरतलब है कि शुक्रवार को इछावर में आयोजित सेवा पखवाड़ा और स्वस्थ नारी सशक्त परिवार कार्यक्रम में मंत्री करण सिंह वर्मा ने भी इस मुद्दे को उठाया था। उन्होंने कहा था कि उन्हें लगातार शिकायतें मिल रही हैं कि सोयाबीन पर पीला मोज़ेक रोग फैल रहा है। वर्मा ने बताया कि उन्होंने खुद सीहोर और सिवनी में जाकर खेतों का निरीक्षण किया। कुछ जगह फसलें ठीक थीं, लेकिन कई जगह रोग ने फसल बर्बाद कर दी थी। इस विषय की जानकारी मुख्यमंत्री तक पहुंचा दी गई है और आने वाली कैबिनेट बैठक में इसे प्रमुखता से रखा जाएगा। ये भी पढ़ें- MP News: सात दिन में मिले आठ हीरे, पन्ना की खदान में चमकी रचना की किस्मत, सबसे बड़े हीरे का वजन 0.79 कैरेट किसानों को राहत की उम्मीद किसानों का कहना है कि शिवराज सिंह चौहान के सीधे हस्तक्षेप से अब उन्हें उम्मीद जगी है कि खराब फसल का सही आकलन होगा और बीमा योजना का लाभ जल्द मिलेगा। लंबे समय से आंदोलन कर रहे किसान अब राहत की प्रतीक्षा कर रहे हैं। रहें हर खबर से अपडेट, डाउनलोड करें Android Hindi News App, iOS Hindi News App और Amarujala Hindi News APP अपने मोबाइल पे|Get all India News in Hindi related to live update of politics, sports, entertainment, technology and education etc. Stay updated with us for all breaking news from India News and more news in Hindi. Next Article Please wait... Please wait... Delete All Cookies Followed</w:t>
       </w:r>
     </w:p>
     <w:p>
@@ -5251,7 +5251,7 @@
     </w:p>
     <w:p>
       <w:r>
-        <w:t>Title: Jyotiraditya Scindia urges male family members of women in local, panchayat bodies not to interfere in official works</w:t>
+        <w:t>Title: जम्मू के किसानों से मिले शिवराज सिंह चौहान, बोले- मोदी सरकार हर मुश्किल में आपके साथ</w:t>
       </w:r>
     </w:p>
     <w:p>
@@ -5263,13 +5263,13 @@
           <w:rPr>
             <w:color w:val="0000FF"/>
           </w:rPr>
-          <w:t>https://www.socialnews.xyz/2025/09/13/jyotiraditya-scindia-urges-male-family-members-of-women-in-local-panchayat-bodies-not-to-interfere-in-official-works/?utm_source=rss&amp;utm_medium=rss&amp;utm_campaign=jyotiraditya-scindia-urges-male-family-members-of-women-in-local-panchayat-bodies-not-to-interfere-in-official-works</w:t>
+          <w:t>https://www.timesnowhindi.com/india/shivraj-singh-chouhan-met-the-farmers-of-jammu-and-said-modi-government-is-with-you-in-every-difficulty-article-152857128/amp</w:t>
         </w:r>
       </w:hyperlink>
     </w:p>
     <w:p>
       <w:r>
-        <w:t>Content: Home » National » Jyotiraditya Scindia urges male family members of women in local, panchayat bodies not to interfere in official works Posted By: Gopi September 13, 2025 Gwalior, Sep 13 (SocialNews.XYZ) Union Minister Jyotiraditya Scindia on Saturday said that women representing local urban and Panchayat bodies should be given free hand to handle the post for which they have been elected. Scindia said the women are well capable to handle the departments, and there should be no interference from men (husbands). He asserted that when women can run their own families, they can handle the post for which have been elected. The Union Minister made this statement after inaugurating a post office/passport service in Morena district on Saturday. While addressing a packed gathering of local citizen, Scindia also appealed men whose wives are elected in local urban and Panchayat bodies, they won't interfere in official works. "The women elected in Gram panchayats, Zila Panchayat or Zila Parishads in the entire Gwalior-Chambal region would be given free hand to take decisions related with their posts. All men here let's take this pledge here today that they won't interfere," Scindia appealed. Meanwhile, he also appealed MLAs, and other public representatives present on dais to come forward to support the women of their respective areas. He urged male representatives to ensure that required deposit amount for every bank account to be opened under the Sukanya Yojana, will be paid by them. "I have taken a pledge that every I will pay the required deposit amount for opening bank account under the Sukanya Yojana. I would also appeal all male representatives to do the same," Scindia, who is Lok Sabha MP from Guna, said. Highlighting the India's overall growth under the leadership of Prime Minister Narendra Modi, Scindia stated that country has become the fourth largest economy in the past 11 years. "Days are not far away when India would become world's 3rd largest economy, but it can happen when men and women are given equal opportunities. Our Prime Minister (Modi) has set a vision for women empowerment, and we all need to work to fulfill his vision," he added. While addressing gathering, the Minister also highlighted several women centric flagships introduced by the BJP government in Madhya Pradesh, specially 'Ladli Laxmi Yojana' and 'Ladli Behna Yojana' - both launched by ex-CM Shivraj Singh Chouhan. During his address, Scindia also praised Chief Minister Mohan Yadav for his relentless efforts being made to make Madhya Pradesh a developed state. He said the state has witnessed tremendous growth under the BJP government in the past few years. "Madhya Pradesh is the first state were schemes like Ladli Laxmi and Ladli Behna Yojana were introduced under the Bharatiya Janata Party's regime," Scindia said without mention Shivraj Singh Chouhan's name under whose regime all these schemes were introduced. Source: IANS Gopi Adusumilli is a Programmer. He is the editor of SocialNews.XYZ and President of AGK Fire Inc. He enjoys designing websites, developing mobile applications and publishing news articles on current events from various authenticated news sources. When it comes to writing he likes to write about current world politics and Indian Movies. His future plans include developing SocialNews.XYZ into a News website that has no bias or judgment towards any. He can be reached at gopi@socialnews.xyzMail | Web | Twitter Gopi Adusumilli is a Programmer. He is the editor of SocialNews.XYZ and President of AGK Fire Inc. He enjoys designing websites, developing mobile applications and publishing news articles on current events from various authenticated news sources. When it comes to writing he likes to write about current world politics and Indian Movies. His future plans include developing SocialNews.XYZ into a News website that has no bias or judgment towards any. He can be reached at gopi@socialnews.xyz Copyright 2025 | AGK FIRE INC| Terms of Service / Privacy Policy | Contact Us</w:t>
+        <w:t>Content: लाइव टीवी Updated Sep 19, 2025, 11:41 PM IST दिल्ली : जम्मू के बाढ़ प्रभावित इलाकों का दौरा करने पहुंचे केंद्रीय कृषि एवं ग्रामीण विकास मंत्री शिवराज सिंह चौहान ने किसानों से खेतों में जाकर सीधे संवाद किया और भरोसा दिलाया कि केंद्र सरकार हर कदम पर उनके साथ खड़ी है। उन्होंने कहा कि प्रधानमंत्री नरेंद्र मोदी खुद हालात पर नजर रखे हुए हैं और जम्मू-कश्मीर के लिए केंद्र हर संभव मदद देगा। जम्मू सिर्फ एक राज्य का हिस्सा नहीं, बल्कि भारत की सुरक्षा और संस्कृति का अहम केंद्र है। यहां की खुशहाली देश के लिए उतनी ही जरूरी है जितनी दिल्ली या मुंबई की। यही वजह है कि केंद्र सरकार ने आपदा प्रभावित किसानों को राहत देने के लिए कई बड़े ऐलान किए हैं। कृषि मंत्री ने कहा कि प्रधानमंत्री किसान सम्मान निधि की अगली किश्त जल्द ही जम्मू-कश्मीर के किसानों के खातों में भेजी जाएगी। वहीं, बाढ़ से प्रभावित परिवारों को प्रधानमंत्री आवास योजना के तहत 1.30 लाख रुपये मिलेंगे और ग्रामीण विकास विभाग शौचालय और मनरेगा मजदूरी के लिए अतिरिक्त राशि देगा। मनरेगा के तहत प्रभावित मजदूरों को 50 दिन का अतिरिक्त काम भी मिलेगा। NIA की बंगाल में छापेमारी, नाबालिग बांग्लादेशी लड़की की तस्करी में शामिल 2 लोगों को किया गिरफ्तार Aaj Ki Taza Khabar LIVE: GST की नई दरें आज से लागू...नवरात्रि की हुई शुरुआत, पीएम मोदी ने दी बधाई विकसित, आत्मनिर्भर भारत के प्रयासों का हिस्सा बनें...नवरात्रि के पहले दिन पीएम मोदी का संदेश 'हम 20,000 करोड़ रुपये का खो रहे राजस्व'; मोदी सरकार पर बरसीं ममता बनर्जी, बोलीं- आप हमारा छीन रहे हैं पैसा पूर्वोत्तर के लिए बेहद खास रहेगा सोमवार का दिन, PM मोदी अरुणाचल और त्रिपुरा का करेंगे दौरा; जानें क्या कुछ है खास फसलों और पशुओं के नुकसान की भरपाई के लिए भी विस्तृत प्रावधान किए गए हैं। बीमा योजना से लेकर आपदा राहत अधिनियम तक हर स्तर पर किसानों को मदद दी जाएगी। सब्जी और बागवानी फसलों के लिए प्रति हेक्टेयर 17 से 22 हजार रुपये, दुधारू पशु पर 37,500 रुपये और मकान टूटने पर 1.30 लाख रुपये का मुआवजा मिलेगा। शिवराज सिंह चौहान ने कहा कि जम्मू की धरती हमेशा देश की सुरक्षा और आर्थिकी के लिए महत्वपूर्ण रही है। इसलिए यहां के किसानों का दर्द केंद्र सरकार का अपना दर्द है। उन्होंने भरोसा दिलाया कि खेतों में फिर से समृद्धि लौटेगी। फसलें सिर्फ अनाज नहीं, किसानों का भविष्य होती हैं। हम हर हाल में इन्हें वापस पटरी पर लाएंगे। देश और दुनिया की ताजा ख़बरें (Hindi News) पढ़ें हिंदी में और देखें छोटी बड़ी सभी न्यूज़ Times Now Navbharat Live TV पर। देश (India News) अपडेट और चुनाव (Elections) की ताजा समाचार के लिए जुड़े रहे Times Now Navbharat से। hindi news india मैं एक जिज्ञासु पत्रकार हूँ, जो खबरों के हर पहलू को निष्पक्षता के साथ पाठकों तक पहुँचाने के लिए प्रत...और देखें NIA की बंगाल में छापेमारी, नाबालिग बांग्लादेशी लड़की की तस्करी में शामिल 2 लोगों को किया गिरफ्तार Navratri Wishes in Sanskrit 2025: शारदीय नवरात्रि की शुभकामनाएं संस्कृत में, देखें नवरात्रि मेसेज इन संस्कृत, माता रानी की संस्कृत शुभेच्छा अविका गौर नेशनल टेलीविजन पर लेंगी मिलिंद चंदवानी संग सात फेरे, यहां जानिए शादी की पक्की तारीख MP News: एमपी के बड़वानी में दर्दनाक घटना, आठ साल की मासूम को तेंदुए ने उतारा मौत के घाट Navratri 2025: नवरात्रि में उत्तर प्रदेश के शक्तिपीठों में करें पवित्र दर्शन, जानें ट्रैवल प्लान © 2025 Bennett, Coleman &amp; Company Limited</w:t>
       </w:r>
     </w:p>
     <w:p>
@@ -5282,7 +5282,7 @@
     </w:p>
     <w:p>
       <w:r>
-        <w:t>Title: ‘Viksit Krishi Sankalp Abhiyan’ to guide production strategies for Rabi season</w:t>
+        <w:t>Title: GST: जीएसटी कटौती से ट्रैक्टर होंगे सस्ते, कृषि मंत्री शिवराज ने कंपनियों से कहा- किसानों तक पहुंचाएं लाभ</w:t>
       </w:r>
     </w:p>
     <w:p>
@@ -5294,13 +5294,13 @@
           <w:rPr>
             <w:color w:val="0000FF"/>
           </w:rPr>
-          <w:t>https://www.socialnews.xyz/2025/09/13/viksit-krishi-sankalp-abhiyan-to-guide-production-strategies-for-rabi-season/?utm_source=rss&amp;utm_medium=rss&amp;utm_campaign=viksit-krishi-sankalp-abhiyan-to-guide-production-strategies-for-rabi-season</w:t>
+          <w:t>https://www.amarujala.com/business/business-diary/gst-cut-will-make-tractors-cheaper-agriculture-minister-told-companies-to-pass-on-the-benefits-to-farmers-2025-09-19</w:t>
         </w:r>
       </w:hyperlink>
     </w:p>
     <w:p>
       <w:r>
-        <w:t>Content: Home » General » Business » ‘Viksit Krishi Sankalp Abhiyan’ to guide production strategies for Rabi season Posted By: Gopi September 13, 2025 New Delhi, Sep 14 (SocialNews.XYZ) Agricultural scientists from across the country are set to visit villages as part of the ‘Viksit Krishi Sankalp Abhiyan’ which is focused on Rabi crops, and meet farmers, provide essential information, listen to their issues and play a role in fulfilling Prime Minister Narendra Modi's 'Lab to Land' mantra. After the tremendous success of the first phase of the 'Viksit Krishi Sankalp Abhiyan,' the second phase of the campaign is set to begin under the leadership of Union Agriculture Minister Shivraj Singh Chouhan. As part of the campaign preparations, a two-day 'National Agricultural Conference — ‘Rabi Abhiyan 2025' — is being organised at Pusa Campus, New Delhi from September 15, according to the ministry. The two-day national conference for Rabi crops will provide a common platform for agricultural experts, scientists, policy makers, and senior representatives from state governments across the country, where preparations, production targets, and strategies related to the sowing season for Rabi 2025-26 will be deeply discussed. The conference will be chaired by Chouhan. On this occasion, agriculture ministers from several states, Union Secretary of Agriculture and Farmers’ Welfare, Director General of ICAR, and other officials from relevant central ministries and states will participate, the ministry informed. On the first day, officials from Central and state governments will discuss the important issues related to the Rabi crops. On September 16, all State Agriculture Ministers, the Union Agriculture Minister and the Ministers of State (MoS) will have detailed discussions, including in-depth review and contemplate on how to effectively deliver new technologies and seeds to farmers. All state representatives will participate with their teams, and for the first time, Krishi Vigyan Kendra scientists have also been invited, who will share regional experiences and challenges and help decide future strategies. The programme will include parallel technical sessions on various subjects. Experts, scientists, and state representatives will make presentations and practical solutions will emerge through open discussions. This conference will not only guide the action plan and production strategies for the Rabi 2025-26 season, but will also prove to be an important step towards increasing farmers' income, ensuring sustainable agriculture systems, and national food security. —IANS na/ Source: IANS Gopi Adusumilli is a Programmer. He is the editor of SocialNews.XYZ and President of AGK Fire Inc. He enjoys designing websites, developing mobile applications and publishing news articles on current events from various authenticated news sources. When it comes to writing he likes to write about current world politics and Indian Movies. His future plans include developing SocialNews.XYZ into a News website that has no bias or judgment towards any. He can be reached at gopi@socialnews.xyzMail | Web | Twitter Gopi Adusumilli is a Programmer. He is the editor of SocialNews.XYZ and President of AGK Fire Inc. He enjoys designing websites, developing mobile applications and publishing news articles on current events from various authenticated news sources. When it comes to writing he likes to write about current world politics and Indian Movies. His future plans include developing SocialNews.XYZ into a News website that has no bias or judgment towards any. He can be reached at gopi@socialnews.xyz Copyright 2025 | AGK FIRE INC| Terms of Service / Privacy Policy | Contact Us</w:t>
+        <w:t>Content: मेरा शहर Link Copied कृषि मंत्री शिवराज सिंह चौहान ने शुक्रवार को ट्रैक्टर और कृषि उपकरण निर्माताओं से अपील की कि 22 सितंबर से लागू होने वाली जीएसटी कटौती का सीधा लाभ किसानों तक पहुंचे। उन्होंने कहा कि इस कदम से अलग-अलग श्रेणी के ट्रैक्टरों की कीमतों में 23,000 रुपये से लेकर 63,000 रुपये तक की कमी आएगी। ये भी पढ़ें: GST Reforms: क्या 22 सिंतबर से बढ़ जाएंगे LPG सिलेंडर के दाम? घरेलू गैस की कीमतों पर कितना पड़ेगा असर जानें चौहान ने कृषि उपकरण कंपनियों के प्रतिनिधियों के साथ बैठक के बाद कहा कि जीएसटी में कमी से न केवल ट्रैक्टर सस्ते होंगे बल्कि देशभर में चल रहे कस्टम हायरिंग सेंटर्स (CHCs) पर उपलब्ध मशीनरी की लागत भी घटेगी। इसके चलते किसानों को किराये पर मशीनें लेने में भी राहत मिलेगी। कस्टम हायरिंग सेंटर (सीएचसी) का प्राथमिक उद्देश्य सीमांत और छोटे किसानों को रियायती दरों पर कृषि उपकरण और मशीनरी किराए पर उपलब्ध कराना है। इस बैठक में ट्रैक्टर एवं मशीनीकरण एसोसिएशन (टीएमए), कृषि मशीनरी निर्माता एसोसिएशन (एएमएमए), अखिल भारतीय कम्बाइन हार्वेस्टर निर्माता एसोसिएशन (एआईसीएमए), पावर टिलर एसोसिएशन ऑफ इंडिया (पीटीएआई) और अन्य संबंधित संगठनों के प्रतिनिधियों ने भाग लिया। चौहान ने कहा कि जीएसटी में कमी से किसानों को सीधा लाभ होगा। सरकार का उद्देश्य किसानों की आय बढ़ाना है, जिसके लिए न केवल उत्पादन बढ़ाना जरूरी है, बल्कि खेती की लागत को भी कम करना है। मंत्री ने विभिन्न ट्रैक्टर श्रेणियों में अपेक्षित मूल्य कटौती की जानकारी दी। इसमें 35 एचपी ट्रैक्टरों के लिए 41,000 रुपये, 45 एचपी ट्रैक्टरों के लिए 45,000 रुपये, 50 एचपी ट्रैक्टरों के लिए 53,000 रुपये और 75 एचपी ट्रैक्टरों के लिए 63,000 रुपये। बागवानी में इस्तेमाल होने वाले कॉम्पैक्ट ट्रैक्टरों की कीमत में लगभग 23,000 रुपये की कमी आएगी। मंत्री ने यह भी कहा कि कस्टम हायरिंग सेंटरों को कृषि मशीनें सस्ती दरों पर मिलेंगी और किराये में भी उसी हिसाब से कमी आएगी। उन्होंने आगे कहा कि हम इस पर काम करेंगे। उन्होंने कहा कि सरकार छोटे कृषि उपकरणों के उत्पादन को बढ़ाने पर ध्यान केंद्रित करेगी। इनका उपयोग छोटे किसान कृषि मशीनीकरण को बढ़ावा देने के लिए कर सकते हैं। Next Article Please wait... Please wait... Delete All Cookies Followed</w:t>
       </w:r>
     </w:p>
     <w:p>
@@ -5313,7 +5313,7 @@
     </w:p>
     <w:p>
       <w:r>
-        <w:t>Title: Punjab Minister seeks help of PM Modi for flood victims</w:t>
+        <w:t>Title: Karnataka: कर्नाटक के किसानों के लिए अच्छी खबर, इन पांच प्रमुख खरीफ फसलों को खरीदेगी केंद्र सरकार</w:t>
       </w:r>
     </w:p>
     <w:p>
@@ -5325,13 +5325,13 @@
           <w:rPr>
             <w:color w:val="0000FF"/>
           </w:rPr>
-          <w:t>https://www.socialnews.xyz/2025/09/08/punjab-minister-seeks-help-of-pm-modi-for-flood-victims/?utm_source=rss&amp;utm_medium=rss&amp;utm_campaign=punjab-minister-seeks-help-of-pm-modi-for-flood-victims</w:t>
+          <w:t>https://www.amarujala.com/business/business-diary/good-news-for-karnataka-farmers-the-central-government-will-buy-these-five-major-kharif-crops-2025-09-20?src=top-subnav</w:t>
         </w:r>
       </w:hyperlink>
     </w:p>
     <w:p>
       <w:r>
-        <w:t>Content: Home » National » Punjab Minister seeks help of PM Modi for flood victims Posted By: Gopi September 8, 2025 Chandigarh, Sep 8 (SocialNews.XYZ) Punjab Water Resources Minister Barinder Kumar Goyal on Monday urged Prime Minister Narendra Modi to demonstrate magnanimity in providing assistance to the flood-affected people of the state. Goyal urged the visiting PM to announce the immediate release of at least Rs 25,000 crore as compensation for damages, besides clearing pending dues of Rs 60,000 crore without delay. He expressed concern that although the Prime Minister is visiting Punjab nearly 25 days after the calamity and he has so far not spoken a word regarding the state’s plight. Goyal said preliminary estimates suggest nearly 4 lakh acres of crops have been destroyed. While no breach occurred in embankments maintained by the Water Resources Department, overflowing water caused damage to embankments and other infrastructure. Massive projects will be required for restoration once floodwaters recede, which will need substantial financial support. He told the media here that the Mandi Board has suffered huge losses due to damaged roads. Nearly 3,300 school and college buildings have been affected, while thousands of electricity poles collapsed, and several transformers were submerged. Urgent funds are required for the restoration of these facilities, he added. He pointed out that the Union Government has consistently adopted a step-motherly attitude towards Punjab. While special packages are swiftly announced for other states facing natural disasters, Punjab has been left waiting even for a relief announcement. He highlighted that the Centre rushed relief material to earthquake-hit Afghanistan, yet Punjab continues to wait for meaningful assistance. The Cabinet Minister said social and charitable organisations across the country are actively helping flood victims in Punjab, while the Union Government is still engaged only in collecting reports despite the tragedy being visible before the world. He came down heavily on Union Agriculture Minister Shivraj Singh Chouhan for his remarks linking floods with mining, calling the statement “insensitive” and an act of rubbing salt into Punjab’s wounds. Responding to a query, Goyal said Punjab currently has around Rs 13,000 crore in the Disaster Management Fund, but the Centre’s rigid conditions prevent the state from utilising it. He urged the Union Government to relax the norms so that people of Punjab can benefit. Speaking on the Centre’s discriminatory attitude, the Water Resources Minister said that despite the discovery of potash reserves in the state’s border belt, no significant action has been taken. In contrast, Rajasthan was immediately granted drilling permissions at 150 locations, and auctions were held. In Punjab, drilling was permitted only at nine sites. He reminded that he had raised the issue with the Union Minister months ago, but no action followed. Source: IANS Gopi Adusumilli is a Programmer. He is the editor of SocialNews.XYZ and President of AGK Fire Inc. He enjoys designing websites, developing mobile applications and publishing news articles on current events from various authenticated news sources. When it comes to writing he likes to write about current world politics and Indian Movies. His future plans include developing SocialNews.XYZ into a News website that has no bias or judgment towards any. He can be reached at gopi@socialnews.xyzMail | Web | Twitter Gopi Adusumilli is a Programmer. He is the editor of SocialNews.XYZ and President of AGK Fire Inc. He enjoys designing websites, developing mobile applications and publishing news articles on current events from various authenticated news sources. When it comes to writing he likes to write about current world politics and Indian Movies. His future plans include developing SocialNews.XYZ into a News website that has no bias or judgment towards any. He can be reached at gopi@socialnews.xyz Copyright 2025 | AGK FIRE INC| Terms of Service / Privacy Policy | Contact Us</w:t>
+        <w:t>Content: मेरा शहर Link Copied सरकार कर्नाटक से मूंग, काला मूंग, सूरजमुखी, मूंगफली और सोयाबीन की खरीद करेगी। केंद्रीय मंत्री प्रह्लाद जोशी ने शनिवार को यह जानकारी दी। उन्होंने कहा कि इससे राज्य के किसानों को काफी लाभ होगा। ये भी पढ़ें: Amitabh Kant: अमिताभ कांत बोले- ट्रंप का H1-B शुल्क बढ़ाने का कदम अमेरिकी नवाचार पर डालेगा असर विज्ञापन विज्ञापन जोशी ने इस फैसले को सोशल मीडिया प्लेटफॉर्म एक्स पर साझा करते हुए कहा कि उन्होंने केंद्रीय कृषि मंत्री शिवराज सिंह चौहान से अनुरोध किया है कि वे राज्य सरकार द्वारा प्रस्तावित मूल्य समर्थन योजना (पीएसएस) के तहत 2025-26 खरीफ सीजन के दौरान कर्नाटक में उगाई गई इन फसलों की खरीद को मंजूरी दें। इस संबंध में केंद्रीय कृषि मंत्री शिवराज सिंह चौहान ने जोशी को पत्र लिखकर जानकारी दी। पत्र के अनुसार, कर्नाटक सरकार ने खरीफ 2025-26 सीजन में इन फसलों की खरीद के लिए प्रस्ताव भेजा था। केंद्र ने उस पर विचार करते हुए 38,000 मीट्रिक टन हरे चना, 60,180 मीट्रिक टन उड़द, 15,650 मीट्रिक टन सूरजमुखी, 61,148 मीट्रिक टन मूंगफली और 1,15,000 मीट्रिक टन सोयाबीन की खरीद को स्वीकृति दी है। कृषि मंत्री चौहान ने पत्र में कहा कि यह मंजूरी भारत सरकार की किसानों के हितों की रक्षा करने और उन्हें स्थिर एवं टिकाऊ आय सुनिश्चित करने की प्रतिबद्धता को दर्शाती है। जोशी ने कहा कि प्रधानमंत्री नरेंद्र मोदी और कृषि मंत्री शिवराज सिंह चौहान का धन्यवाद करते हुए कहा कि यह फैसला कर्नाटक के किसानों को बड़ी राहत देगा। उन्होंने राज्य सरकार से अपील की कि वह तुरंत जिलेवार खरीद केंद्र स्थापित करे और पूरे प्रदेश में खरीद प्रक्रिया शुरू करे। Next Article Please wait... Please wait... Delete All Cookies Followed</w:t>
       </w:r>
     </w:p>
     <w:p>
@@ -5344,7 +5344,7 @@
     </w:p>
     <w:p>
       <w:r>
-        <w:t>Title: नड्डा के उत्तराधिकारी को लेकर क्यों आमने-सामने हैं मोदी-शाह और RSS</w:t>
+        <w:t>Title: Union Agriculture Minister Shivraj Singh Chouhan visits flood-affected border village of Badyal Brahmana in RS Pura, Jammu; also visits farm lands to assess damage to crops</w:t>
       </w:r>
     </w:p>
     <w:p>
@@ -5356,13 +5356,13 @@
           <w:rPr>
             <w:color w:val="0000FF"/>
           </w:rPr>
-          <w:t>https://hindi.theprint.in/opinion/why-modi-shah-and-rss-are-locking-horns-over-naddas-successor/865606/</w:t>
+          <w:t>https://impressivetimes.com/latest/shivraj-singh-chouhan-jammu-flood-relief-farmers/</w:t>
         </w:r>
       </w:hyperlink>
     </w:p>
     <w:p>
       <w:r>
-        <w:t>Content: राष्ट्रीय स्वयंसेवक संघ (आरएसएस) प्रमुख मोहन भागवत देश के बेहतरीन वक्ताओं में से एक हैं. उनके बोलने का अंदाज़ सबसे अलग है. वे बहुत कुछ बोलकर भी कुछ न कहें और कभी बहुत कम बोलकर भी बहुत कुछ कह दें और यह सब बिना टेलीप्रॉम्प्टर के. 28 अगस्त को राजधानी दिल्ली में आरएसएस के तीन दिनी कार्यक्रम के अंतिम दिन उनकी यही दूसरी शैली देखने को मिली. सवाल पूछा गया था कि भारतीय जनता पार्टी (भाजपा) के नए राष्ट्रीय अध्यक्ष की नियुक्ति में देरी क्यों हो रही है. भागवत ने जवाब दिया, “हम तय नहीं करते. हम तय करते, तो इतना समय लगता क्या?” इसके बाद उन्होंने मुस्कुराते हुए अंग्रेज़ी में कहा, “TAKE YOUR TIME” और “आराम से करिए.” यह सुनकर पूरा हॉल ठहाकों से गूंज उठा. सभी को समझ आ गया कि उनका संदेश किसके लिए था. भागवत असल में प्रधानमंत्री नरेंद्र मोदी और गृह मंत्री अमित शाह को यह जता रहे थे कि संघ कोई जल्दी में नहीं है और वे जितना चाहें उतना वक्त ले सकते हैं. जेपी नड्डा का कार्यकाल, जिसे राष्ट्रीय कार्यकारिणी ने बढ़ाया था, जून 2024 में समाप्त हो गया. तब से भाजपा अध्यक्ष का पद खाली है. पार्टी ने पिछले साल अपना सदस्यता अभियान पूरा किया था, लेकिन अब तक नई सदस्यता संख्या सार्वजनिक करने से बच रही है. 2019 में चले पिछले अभियान के बाद पार्टी ने जोर-शोर से 18 करोड़ सदस्यों का ऐलान किया था. नड्डा के उत्तराधिकारी को लेकर गतिरोध से ज़्यादा पार्टी नेताओं और कार्यकर्ताओं को इस बात की खटक है कि शीर्ष नेतृत्व उन्हें भाजपा का हिस्सेदार ही नहीं मानता. कई नेताओं ने मुझसे बातचीत में कहा कि मोदी-शाह कम से कम पार्टी की संसदीय बोर्ड से नड्डा का कार्यकाल तब तक बढ़ा सकते थे, जब तक नए अध्यक्ष का चुनाव नहीं हो जाता. कुछ हफ्ते पहले भाजपा के एक पूर्व सांसद ने मुझसे कहा था, “मुझसे क्यों पूछ रहे हो? पार्टी तो दो लोगों की है. हम कौन होते हैं सवाल पूछने वाले?” सोचिए, ऐसी पार्टी जिसके 18 करोड़ सदस्यों को ही नहीं पता कि उनके पास विधिवत चुना हुआ अध्यक्ष क्यों नहीं है और इससे भी ज़्यादा कि शीर्ष नेतृत्व उन्हें इतना अहम क्यों नहीं मानता कि उन्हें जानकारी दी जाए. तो आखिर भाजपा के अगले अध्यक्ष की नियुक्ति में देरी क्यों हो रही है? इसका जवाब तो हमें मालूम ही है. असली सवाल यह है कि भाजपा का शीर्ष नेतृत्व और आरएसएस, नए अध्यक्ष के चुनाव को लेकर क्यों टकरा रहे हैं? नड्डा तो सिर्फ एक औपचारिक चेहरा ही थे, है ना? तो यह पद अचानक दोनों के लिए इतना अहम क्यों हो गया है? इसका जवाब पार्टी के भीतर चल रही एक और बड़ी बहस में छुपा है — यानी प्रधानमंत्री मोदी के उत्तराधिकारी का सवाल. आइए देखते हैं, यह बहस किस तरह आगे बढ़ रही है. उत्तर-पूर्व दिल्ली के सांसद मनोज तिवारी ने पिछले हफ्ते मेरी सहयोगी नीलम पाण्डेय को दिए एक इंटरव्यू में बड़ा खुलासा किया. उन्होंने कहा कि नरेंद्र मोदी 2034 में भी भाजपा के प्रधानमंत्री पद के उम्मीदवार होंगे. वे आशान्वित थे कि मोदी अपना 2034 वाला कार्यकाल भी पूरा करेंगे — यानी 2039 तक. भाजपा सांसद ने यह भी कहा कि मोदी के बाद प्रधानमंत्री की कुर्सी पर अमित शाह बैठेंगे. अमित शाह अपना 61वां जन्मदिन 22 अक्टूबर को मनाएंगे. मनोज तिवारी के अनुमान के हिसाब से शाह को प्रधानमंत्री बनने के लिए और 14 साल इंतज़ार करना पड़ सकता है. वे इंतज़ार कर भी सकते हैं, क्योंकि आरएसएस प्रमुख मोहन भागवत ने अब 75 साल की उम्र सीमा को मानो अप्रासंगिक बना दिया है. मनोज तिवारी का कहना था कि अमित शाह के बाद योगी आदित्यनाथ और देवेंद्र फडणवीस प्रधानमंत्री बन सकते हैं, लेकिन अगर शाह एक कार्यकाल भी पूरा करते हैं — यानी 2044 तक तो तब तक योगी और फडणवीस की उम्र क्रमशः 72 और 74 साल होगी. हालांकि, वे रूस और चीन के राष्ट्रपतियों की हालिया बातचीत से थोड़ी हिम्मत ले सकते हैं, जिसमें शी जिनपिंग ने कहा था कि इंसान 150 साल तक जी सकता है और व्लादिमीर पुतिन ने कहा था कि इंसान शायद और जवान भी हो सकता है, यहां तक कि अमर भी. मनोज तिवारी, जिन्होंने 2009 लोकसभा चुनाव में समाजवादी पार्टी के उम्मीदवार के तौर पर गोरखपुर से योगी आदित्यनाथ के खिलाफ चुनाव लड़ा था और हार गए थे, असल में वही दोहरा रहे थे जो उनके साथी सांसद निशिकांत दुबे पहले ही कह चुके थे. दुबे ने एक पॉडकास्ट में कहा था कि अमित शाह की लोकप्रियता “कल्पना से परे” है और यूपी के लोग असल में मोदी को वोट देते हैं, योगी को नहीं. शाह बनाम योगी की बहस चल रही है, लेकिन भाजपा के और भी कई महत्वाकांक्षी नेता शायद ऑस्कर-विजेता ऑपेनहाइमर फिल्म के किरदार लुईस स्ट्रॉस (जिनका किरदार रोल रॉबर्ट डाउनी जूनियर ने निभाया) की सीख ले रहे होंगे: “शौकिया लोग सूरज की तलाश में रहते हैं. जल जाते हैं. असली ताकत छाया में रहती है.” इंडिया टुडे के मूड ऑफ द नेशन सर्वे उन्हें सोचने का मौका दे सकते हैं. अगस्त 2024 के सर्वे में जब पूछा गया कि मोदी के भाजपा में कौन उत्तराधिकारी हो सकते हैं, तो 25% लोगों ने अमित शाह को चुना, 19% ने योगी आदित्यनाथ को, 13% ने नितिन गडकरी को और 5% ने शिवराज सिंह चौहान को. एक साल बाद, अगस्त 2025 के सर्वे में, शाह की बढ़त थोड़ी और मजबूत हुई — 28% लोगों ने उन्हें मोदी का सबसे अच्छा उत्तराधिकारी बताया. वहीं योगी आदित्यनाथ को 26% समर्थन मिला, जो पिछले साल की तुलना में 7 अंक ज़्यादा है और अब शाह और उनके बीच का फासला सिर्फ 2 अंक का रह गया है. नितिन गडकरी को सबसे उपयुक्त मानने वालों का आंकड़ा गिरकर 7% पर आ गया. राजनाथ सिंह और निर्मला सीतारमण को 3-3% समर्थन मिला. मौजूदा हालात को देखते हुए यह मुकाबला सिर्फ दो घोड़ों के बीच लग रहा है और बाकी दावेदार शायद छाया में रहना ही बेहतर समझेंगे. उन्हें पता है कि यह एक लंबी दौड़ है और बहुत जल्दी दौड़ पड़ना समझदारी नहीं होगी. यह भी पढ़ें: अमित शाह अभी रिटायर नहीं हो रहे, लेकिन वे RSS की पसंद का नड्डा के उत्तराधिकारी नहीं चाहेंगे अब लौटते हैं असली सवाल पर: नड्डा के उत्तराधिकारी का चुनाव मोदी-शाह और आरएसएस के लिए इतना अहम क्यों है? आरएसएस के लिए तो वजह साफ है. स्वयंसेवक और पूर्व प्रचारकों के सत्ता में आने से उसे बहुत फायदा हुआ, लेकिन सरकार और भाजपा दोनों में उसका वीटो पॉवर खत्म हो गया. प्रधानमंत्री मोदी की लोकप्रियता और अमित शाह की चुनावी रणनीतियों के चलते “सक्षम” भाजपा पूरी तरह आज़ाद रहना चाहती थी. नड्डा ने खुद भी यही संकेत दिए थे. अब संघ को फिर से पकड़ मजबूत करनी है और इसी वजह से अगला पार्टी अध्यक्ष कौन होगा, यह बेहद ज़रूरी हो जाता है. संघ चाहता है कि नड्डा का उत्तराधिकारी व्यक्तियों के बजाय विचारधारा और संगठन के प्रति वफादार हो. दूसरी ओर, मोदी और शाह के लिए अगर पार्टी अध्यक्ष का दिमाग खुद का होगा और नागपुर स्थित संघ मुख्यालय से उसकी सीधी लाइन होगी, तो इसका मतलब होगा एक पैरलल पावर सेंटर का उभरना. नया भाजपा अध्यक्ष ऐसा क्या कर सकता है जो नड्डा ने नहीं किया या नहीं कर पाए? बहुत कुछ. पिछले कुछ हफ्तों में जिन भाजपा नेताओं से मेरी बात हुई, उन्होंने साफ कहा कि वे अब एक और “रबर स्टाम्प” अध्यक्ष नहीं चाहते. मान लेते हैं कि अगला अध्यक्ष एक पुरुष नेता होगा. भाजपा में किसी महिला का राष्ट्रीय अध्यक्ष बनना उतना ही मुमकिन है, जितना कि सोनिया गांधी का प्रियंका गांधी वाड्रा को कांग्रेस की पीएम उम्मीदवार घोषित करना. हालांकि, पीएम मोदी कभी भी सरप्राइज दे सकते हैं, लेकिन फिलहार के लिए हम यही मान लेते हैं. भाजपा नेताओं का मानना है कि नया अध्यक्ष भाजपा के भीतर “कांग्रेस संस्कृति” को उलट सकता है और इसे फिर से पार्टी विद ए डिफरेंस बना सकता है. वह फैसले लेने की प्रक्रिया को सलाह-मशविरा और लोकतांत्रिक बना सकता है. प्रमोशन और इनाम का आधार व्यक्तिगत वफादारी और चापलूसी के बजाय कामकाज और जवाबदेही को बनाया जा सकता है. किसी मुख्यमंत्री, केंद्रीय मंत्री या पार्टी पदाधिकारी की नियुक्ति किसी की व्यक्तिगत पसंद या नापसंद का मामला नहीं होना चाहिए. नया अध्यक्ष लोकसभा और विधानसभा चुनावों में टिकट बांटने की प्रक्रिया को पारदर्शी बना सकता है. आज कई भाजपा नेताओं को लगता है कि पार्टी के इन-हाउस और किराए पर ली गई सर्वे एजेंसियों की रिपोर्टें, जिन्हें फीडबैक रिपोर्ट कहा जाता है, असल में कुछ नेताओं को टिकट न देने के लिए बहाना बन गई हैं. 2024 लोकसभा चुनाव में भाजपा ने कई मौजूदा सांसदों को टिकट नहीं दिया और उन सीटों में से कई पर हार भी मिली. और भी बहुत सी बातों के अलावा, अगला भाजपा अध्यक्ष यह सुनिश्चित कर सकता है कि मोदी के उत्तराधिकारी को लेकर पार्टी में चल रही अमेरिकी शैली की प्राइमरीज़, मोदी के रिटायर होने से पहले ही खत्म हो जाएं. अभी देखें, जो भी “मोदी उत्तराधिकारी” माने जा रहे हैं — लखनऊ, मुंबई या कहीं और वे खुद को अपने ही घर में घिरा हुआ पा रहे हैं. किसी भी संभावित मोदी उत्तराधिकारी के लिए यह बेहद ज़रूरी है कि उसके वफादार लोग अहम पदों पर हों — केंद्रीय मंत्री, सांसद, मुख्यमंत्री, राज्य मंत्री, विधायक, राज्य भाजपा अध्यक्ष और अन्य पदाधिकारी. यही लोग “माहौल बनाने” में अहम भूमिका निभाएंगे और शायद आरएसएस के फैसले पर भी असर डालेंगे — जब भी मोदी के उत्तराधिकारी का चुनाव होगा. इसलिए, अगर आपके वफादारों को अहम जगहों पर बैठाना है, तो आपके पास एक वफादार राष्ट्रीय अध्यक्ष होना ही चाहिए. मामला और पेचीदा हो जाएगा, अगर खुद वही अध्यक्ष भी इस दौड़ में शामिल हो. (डीके सिंह दिप्रिंट के पॉलिटिकल एडिटर हैं. उनका एक्स हैंडल @dksingh73 है. व्यक्त किए गए विचार निजी हैं.) (इस लेख को अंग्रेज़ी में पढ़ने के लिए यहां क्लिक करें.) यह भी पढ़ें: 75 की उम्र में नए सपने देख रहे हैं चंद्रबाबू नायडू — बाकी मुख्यमंत्री क्या चूक रहे हैं प्रिंट का विश्वास, डिजिटल की रफ़्तार हमें संपर्क करें: feedback@theprint.in Copyright © 2025 Printline Media Pvt. Ltd. All rights reserved.</w:t>
+        <w:t>Content: Jammu, 19 September: Union Minister for Agriculture and Farmers’ Welfare, Shivraj Singh Chouhan visited flood-affected border village of Badyal Brahmana in R S Pura here today. Upon his arrival, the Minister first visited the fields to assess the damage to standing crops. Later, the minister addressed a large gathering of flood victims, including farmers. He said the Central government led by Prime Minister Narendra Modi stands by the people of Jammu and Kashmir in this time of crisis. The Minister pledged that the Union Government would provide all possible assistance to the affected population following consultations with the J&amp;K government which would submit reports with respect to the assessment of damages suffered during the floods. He said teams from the Ministries of Home Affairs, Jal Shakti, Rural Development and Agriculture have already conducted surveys in the affected parts of the Union Territory. They will also submit their reports while the assessment of damages is ongoing. Once the state government submits its memoranda, the Central government will leave no stone unturned in providing relief, he said. After his visit to Badyal Brahmana, the Minister returned to Jammu city and chaired a review meeting with the J&amp;K government. Later, he addressed the media and announced a slew of relief measures. Mr Chouhan announced that one instalment under PM-Kisan would be released immediately to the farmers affected by the floods in the Union Territory. He also announced that workers in the flood-affected areas would get additional 50 man-days under MGNREA, increasing their entitlement to 150 from the existing 100 man-days guaranteed under the programme in view of the natural calamity. The Union Minister also announced that farmers would receive compensation for their domestic animals which perished in flood waters. He said as reported by the J&amp;K administration, about 5000 houses have been damaged which would be built again for which he would approve assistance immediately. The Agriculture Minister said under Pradhan Manttri Awas Yojana, one lakh thirty thousand rupees would be provided for the construction for each house, with a separate toilet. Hailing Self Help Groups for their work, he said, they, too, have suffered losses, and 76 crore rupees would be released for them. Mr Chouhan suggested that the sand accumulated in the fields due to floods must be used by the farmers in whose land it is deposited. In this case, he said the Mining Department of J&amp;K must relax the rule in favour of the affectees. The Agriculture Minister said J&amp;K government has about 2,499 crore rupees available for disaster management, which will be utilised for the recent floods, adding that if more funds are required, the Central government will extend further assistance. He said J&amp;K government would take up renovation of damaged canals and embankments with the Central assistance. Your email address will not be published. Required fields are marked * Comment * Name * Email * Website Save my name, email, and website in this browser for the next time I comment. The Impressive Times provide national news, international news, sports, articles, business, entrtaimnet, jobs and career news in English online. Follow Us: © copyright The Impressive Times, All Rights Reserved.</w:t>
       </w:r>
     </w:p>
     <w:p>
@@ -5375,7 +5375,7 @@
     </w:p>
     <w:p>
       <w:r>
-        <w:t>Title: गिले-शिकवे खत्म! कभी भी हो सकता है BJP राष्ट्रीय अध्यक्ष का ऐलान, ये नाम चल रहे सबसे आगे</w:t>
+        <w:t>Title: केंद्र ने टिकाऊ कृषि प्रणाली के लिए फसल विविधीकरण पर जोर दिया - SUSTAINABLE AGRICULTURAL SYSTEM</w:t>
       </w:r>
     </w:p>
     <w:p>
@@ -5387,13 +5387,13 @@
           <w:rPr>
             <w:color w:val="0000FF"/>
           </w:rPr>
-          <w:t>https://newstrack.com/amp/india/bjp-national-president-can-be-announced-anytime-these-names-are-leading-540955</w:t>
+          <w:t>https://www.etvbharat.com/amp/hi/!bharat/centre-emphases-on-crop-diversification-for-sustainable-agricultural-system-hindi-news-hin25091803739</w:t>
         </w:r>
       </w:hyperlink>
     </w:p>
     <w:p>
       <w:r>
-        <w:t>Content: BJP National President BJP National President: पिछले साल से ही लगातार भारतीय जनता पार्टी के राष्ट्रीय अध्यक्ष का चुनाव किसी न किसी वजह से टलता ही जा रहा है। राष्ट्रीय अध्यक्ष के चुनाव में देरी की एक वजह राष्ट्रीय स्वयंसेवक संघ (आरएसएस) से शीर्ष भाजपा नेतृत्व की दूरियां भी मानी जा रही है। हालांकि आरएसएस और भाजपा के बीच बीते कुछ दिनों में सबकुछ सामान्य नजर आ रहा है। ऐसे में अब यह कयास लगाये जा रहे हैं कि भाजपा और आरएसएस मिलकर नये राष्ट्रीय अध्यक्ष के नाम पर मुहर लगा सकते हैं। साल 2014 के लोकसभा चुनाव से पहले भाजपा राष्ट्रीय अध्यक्ष ने एक ऐसा बयान दिया। जिससे आरएसएस को गहरा धक्का लगा। दरअसल जेपी नड्डा ने कहा था कि अब भाजपा को संघ की जरूरत नहीं रह गयी है। भाजपा राष्ट्रीय अध्यक्ष के इस बयान ने लोकसभा चुनाव का पूरा खेल ही बदल कर रख दिया। भाजपा को लोकसभा चुनाव में इसका खामियाजा भी भुगतना पड़ा। माना जा रहा है संघ के कार्यकर्ताओं ने बेमन से भाजपा का साथ दिया। जिसके चलते भगवा दल को केवल 240 सीटों पर ही संतोष करना पड़ा। समय के साथ भाजपा और आरएसएस के बीच खाई बढ़ती चली गयी। जिसे पाटने के लिए प्रधानमंत्री नरेंद्र मोदी ने कई अवसरों पर आरएसएस के कार्यो की सराहना की। उन्होंने 15 अगस्त को लाल किले से आरएसएस की तारीफ की और कहा कि यह दुनिया का सबसे बड़ा एनजीओ है। इसके बाद नई दिल्ली के विज्ञान भवन में आरएसएस के एक कार्यक्रम में आरएसएस प्रमुख मोहन भागवत ने कहा कि राजनीति हो या फिर समाज सेवा। इसमें रिटायरमेंट की कोई भी उम्र नहीं होती। इससे पहले मोहन भागवत ने कहा था कि 75 साल की उम्र पूरी होने के बाद लोगों को स्वयं रिटायर हो जाना चाहिए। उल्लेखनीय है कि भारत के प्रधानमंत्री नरेंद्र मोदी इस साल 75 साल के हो जायेंगे। इसके साथ ही केंद्रीय गृह मंत्री अमित शाह ने भी आरएसएस की तारीफ की। अमित शाह ने कहा कि स्वयंसेवक होने पर उन्हें बेहद गर्व है। आरएसएस का कार्यकर्ता होना नेगेटिव पॉइंट नहीं हो सकता। किसी भी स्वयंसेवक को तब तक नहीं रूकना चाहिए। जब तक भारत फिर से महान नहीं बन जाता है। भाजपा के शीर्ष नेताओं और आरएसएस प्रमुख के बयान सामने आने के बाद ऐसा लग रहा है कि दोनों के रिश्ते फिर से सामान्य होने लगे हैं। ऐसे में अब यह संभावना फिर तेज हो गयी है कि जल्द ही भाजपा राष्ट्रीय अध्यक्ष के नाम पर निर्णय कर लिया जाएगा। भाजपा राष्ट्रीय अध्यक्ष के लिए यूं तो कई नामों की चर्चा तेज है। लेकिन केंद्रीय मंत्री शिवराज सिंह चौहान को राष्ट्रीय अध्यक्ष के लिए प्रबल दावेदार माना जा रहा है। वहीं केंद्रीय मंत्री मनोहर लाल खट्टर, धर्मेंद्र प्रधान और नितिन गडकरी के नाम भी रेस में शामिल हैं। Copyright @2025 Powered by Blink CMS</w:t>
+        <w:t>Content: उत्तर प्रदेश उत्तराखंड छत्तीसगढ़ झारखंड दिल्ली बिहार मध्य प्रदेश राजस्थान हरियाणा हिमाचल प्रदेश ఆంధ్రప్రదేశ్ తెలంగాణ दिल्ली delhi Follow Us ETV Bharat / bharat By ETV Bharat Hindi Team Published : September 18, 2025 at 5:27 PM IST नई दिल्ली: तिलहन और दलहन के क्षेत्र में भारत को आत्मनिर्भर बनाने के उद्देश्य से केंद्रीय कृषि मंत्रालय प्रति हेक्टेयर उत्पादकता पर विशेष जोर देते हुए पैदावार बढ़ाने की योजना तैयार करेगा. मंत्रालय एक स्थायी कृषि प्रणाली के लिए फसल विविधीकरण की आवश्यकता पर जोर दे रहा है और दलहन- तिलहन पर विशेष ध्यान केंद्रित करेगा. फसल विविधीकरण के महत्व को समझाते हुए केंद्रीय कृषि मंत्री शिवराज सिंह चौहान ने कहा कि दलहन और तिलहन की खेती न केवल मृदा स्वास्थ्य में सुधार करती है, बल्कि पोषण सुरक्षा को मजबूत करने और किसानों की आय बढ़ाने में भी महत्वपूर्ण भूमिका निभाती है. उन्होंने कहा, "भारत का चावल और गेहूं का प्रोडक्शन पहले से ही वैश्विक स्तर पर है, इसलिए दलहन और तिलहन पर ध्यान देने की आवश्यकता है. प्रति हेक्टेयर प्रोडक्टिविटी पर विशेष जोर देते हुए पैदावार बढ़ाने के लिए एक रणनीति विकसित की जाएगी." दलहन और तिलहन का उत्पादन बढ़ाने पर जोर चावल और गेहूं की तुलना में दलहन और तिलहन का उत्पादन कम होने के बारे में बताते हुए चौहान ने आगे कहा, "मैंने ICAR के वैज्ञानिकों से आग्रह किया है कि दलहन और तिलहन का उत्पादन बढ़ाने में कोई कसर न छोड़ें. साथ ही ऐसी नई किस्में विकसित की जाएं, जो अधिक उपज देने में सक्षम हों." वहीं, दलहन और तिलहन पर विशेष जोर देते हुए फसल विविधीकरण पर बोलते हुए हरियाणा सरकार के प्रधान सचिव पंकज अग्रवाल ने मृदा स्वास्थ्य, पोषण सुरक्षा और किसानों की आय बढ़ाने के लिए दलहन और तिलहन को बढ़ावा देने के महत्व पर प्रकाश डालते हुए, अधिक टिकाऊ फसल पद्धतियों की ओर रुख करने की तत्काल आवश्यकता पर बल दिया. अग्रवाल ने जोर देकर कहा, "राज्यों में सफल फसल विविधीकरण के लिए नीतिगत समर्थन, जागरूकता और बाज़ार संपर्क प्रमुख फैक्टर हैं." छत्तीसगढ़ सरकार की सचिव (कृषि) शहला निगार ने कहा, "संसाधनों का इष्टतम उपयोग सुनिश्चित करने और जमीनी स्तर पर किसानों तक लाभ पहुंचाने के लिए विभिन्न योजनाओं के बीच रणनीतिक समन्वय आवश्यक है." इसी तरह के विचार व्यक्त करते हुए संयुक्त सचिव (कृषि एवं किसान कल्याण) अन्बलगन पी ने कहा कि किसानों के लिए फसल विविधीकरण दलहन और तिलहन की पैदावार बढ़ाने की रणनीति है. उन्होंने कहा, "डायवर्सिफिकेशन न केवल किसानों की आय बढ़ाने में योगदान देता है, बल्कि मिट्टी की उर्वरता बनाए रखने और कृषि जोखिमों को कम करने में भी महत्वपूर्ण भूमिका निभाता है." राष्ट्रीय खाद्य तेल मिशन लोकसभा के आंकड़ों के अनुसार सरकार घरेलू तिलहन उत्पादन को बढ़ावा देने और प्राथमिक तिलहन फसलों के उत्पादन को बढ़ाने के उद्देश्य से खाद्य तेल उत्पादन में आत्मनिर्भरता की दिशा में प्रयास करने हेतु राष्ट्रीय खाद्य तेल मिशन - तिलहन (NMEO-OS) लागू कर रही है. रिसर्च प्रोजेक्ट भारतीय कृषि अनुसंधान परिषद (ICAR) तिलहन की उच्च उपज देने वाली जलवायु-रोधी किस्मों के विकास के लिए संकर विकास और जीन संपादन पर दो प्रमुख अनुसंधान परियोजनाएं भी लागू कर रही है. परिणामस्वरूप, पिछले 11 वर्षों (2014-2025) के दौरान देश में व्यावसायिक खेती के लिए नौ वार्षिक तिलहनों की 432 उच्च उपज देने वाली किस्मों/संकरों को अधिसूचित किया गया, जिनमें रेपसीड-सरसों की 104, सोयाबीन की 95, मूंगफली की 69, अलसी की 53, तिल की 34, कुसुम की 25, सूरजमुखी की 24, अरंडी की 15 और नाइजर की 13 किस्में शामिल हैं, जैसा कि कृषि और किसान कल्याण मंत्रालय ने हाल ही में लोकसभा को सूचित किया. ब्रीडर बीज लोकसभा के आंकड़ों से पता चलता है कि पिछले पांच वर्षों (2019-20 से 2023-24) के दौरान, विभिन्न तिलहनों की मांग वाली किस्मों के लगभग 1,53,704 क्विंटल प्रजनक बीज का उत्पादन किया गया और किसानों के लिए प्रमाणित गुणवत्ता वाले बीज में रूपांतरण हेतु सार्वजनिक/निजी बीज एजेंसियों को आपूर्ति की गई. एनएमईओ-ओएस के अंतर्गत देश भर में 600 से अधिक मूल्य श्रृंखला क्लस्टरों की पहचान की गई है, जो प्रतिवर्ष 10 लाख हेक्टेयर से अधिक क्षेत्र को कवर करते हैं. यह भी पढ़ें-रेबीज से निपटने के लिए रणनीति अपनाएं, NMC ने मेडिकल कॉलेजों से कहा For All Latest Updates TAGGED: ABOUT THE AUTHOR ETV Bharat Hindi Team ...view details Copyright © 2025 Ushodaya Enterprises Pvt. Ltd., All Rights Reserved.</w:t>
       </w:r>
     </w:p>
     <w:p>
@@ -5406,7 +5406,7 @@
     </w:p>
     <w:p>
       <w:r>
-        <w:t>Title: राजस्थान शिक्षक संघ राष्ट्रीय जिला शाहपुरा निर्वाचन संपन्न महेश अध्यक्ष संजीव मंत्री निर्वाचित</w:t>
+        <w:t>Title: मध्य प्रदेश</w:t>
       </w:r>
     </w:p>
     <w:p>
@@ -5418,13 +5418,13 @@
           <w:rPr>
             <w:color w:val="0000FF"/>
           </w:rPr>
-          <w:t>https://bhilwaratimes.in/2025/31039/14/09/</w:t>
+          <w:t>https://www.inhnews.in/News/shivraj-singh-narrated-the-story-of-pm-modi-and-laxmi-narayan-gupta</w:t>
         </w:r>
       </w:hyperlink>
     </w:p>
     <w:p>
       <w:r>
-        <w:t>Content: शाहपुरा, पेसवानीराजस्थान शिक्षक संघ राष्ट्रीय जिला शाहपुरा के वार्षिक चुनाव वीर माता माणिक कंवर राजकीय बालिका उच्च माध्यमिक विद्यालय मे संपन्न हुए निर्वाचन कार्यक्रम में चुनाव अधिकारी प्रदेश उपाध्यक्ष सुषमा बिश्नोई चुनाव पर्यवेक्षक सदस्य प्रदेश शैक्षिक प्रकोष्ठ महेश शर्मा विभाग संगठन मंत्री जितेंद्र सिंह जिला जिला संगठन मंत्री शिव चरण शर्मा सह संगठन मंत्री सीताराम चौधरी महिला जिला संगठन मंत्री कविता यादव उपस्थित रहे जिला निर्वाचन अधिकारी सुषमा बिश्नोई ने बताया कि शाहपुरा जिला निर्वाचन कार्यकारिणी मे विभिन्न पदों पर निर्विरोध संपन्न हुए जिसमें अध्यक्ष महेश कुमार मंत्री संजीव कुमार सभाअध्यक्ष दिनेश शर्मा, उपसभाध्यक्ष शांतिलाल पोखरण, व आलोक प्रजापति वरिष्ठ उपाध्यक्ष प्रशांत चौधरी, उपाध्यक्ष( पुरुष) महेंद्र सिंह राजपूत, उपाध्यक्ष (महिला) रामेश्वरी बगड़िया ,उपाध्यक्ष माध्यमिक शिक्षा सुरेश चंद शर्मा, उपाध्यक्ष प्रारंभिक शिक्षा सीताराम चौधरी, उपाध्यक्ष संस्कृत शिक्षा बालकृष्ण मालू, सचिव माध्यमिक शिक्षा ज्योति प्रकाश, उपाध्यक्ष प्रारंभिक शिक्षा दीपक कुमार बलाई, सचिव प्रारंभिक शिक्षा घनश्याम मीणा, सचिव महिला प्रिया सोनी ,जिला मंत्री संजीव कुमार शर्मा, अतिरिक्त जिला मंत्री दिनेश लक्ष्कार महिला मंत्री चंदासुवालका, कोषाध्यक्ष मुकेश कुमावत, अध्यापक सदस्य ओम प्रकाश धाकड़ ,पंचायत समिति शिक्षक श्यामलाल तेली, प्राध्यापक सदस्य भंवर जड़ोतिया, महिला शिक्षक सोनाली मालू, प्रयोगशाला सहायक सीताराम गोड शारीरिक, शिक्षक ओम प्रकाश कंप्यूटर शिक्षक कल्याण कुमावत ,पंचायत शिक्षक लोकेश दाधीच निर्वाचित हुए शाहपुरा उपशाखा अध्यक्ष अमर सिंह चौहान जहाजपुर अध्यक्ष मानसिंह मीणा कोटडी उप शाखा अध्यक्ष दुर्गा शंकर शर्मा फुलिया कला उपशाखा अध्यक्ष रामगोपाल मीणा बनेड़ा उप शाखा प्रतिनिधि मुकेश कुमार जोशी ने सभी नवनिर्वाचित कार्यकारिणी को शुभकामनाएं दी निर्वाचन कार्यक्रम में वरिष्ठ कार्यकर्ता जयकांत पत्रिया राकेश सोनी नयनबुला शांति धाभाई मैना शर्मा सुधा पारीक नवरत्न मल बगड़िया संजय त्रिपाठी पंकज सोनगरा राजेश मीणा मनोज मीणा ओमप्रकाश दर्जी पवन कुमार छिपा शिवराज धाकड़ हिम्मत सिंह भाटी राहुल दाधिच राकेश धाकड़ शंकर लाल जाट अभिषेक डीडवानिया मनोज कुमार धाकड़ कृष्ण गोपाल धाकड़ चंद्रशेखर सौदा शिवराज कुम्हार मनीष हरिओम शर्मा चंद्र प्रकाश शर्मा चंद्र प्रकाश सोनी सहित कई जिला महासमिति सदस्य उपस्थित रहे कार्यक्रम का मंच संचालन शर्मा ने किया Subscribe now to keep reading and get access to the full archive. Type your email… Subscribe Continue reading</w:t>
+        <w:t>Content: Shivraj Singh Chauhan : मध्यप्रदेश के चार बार के मुख्यमंत्री और वर्तमान में मोदी सरकार में सबसे बड़े केंद्रीय कृषि मंत्री शिवराज सिंह ने देश के प्रधानमंत्री नरेंद्र मोदी का एक किस्सा सोशल मीडिया पर पोस्ट किया है। शिवराज सिंह ने उस समय की बात को बताया है जब नरेंद्र मोदी बीजेपी के राष्ट्रीय महामंत्री हुआ करते थे और मध्यप्रदेश आया करते थे। शिवराज ने बताई पुरानी कहानी शिवराज सिंह चौहान ने अपने एक्स अकाउंट पर लिखा है कि जब नरेंद्र मोदी जी भाजपा के राष्ट्रीय महामंत्री थे, तब वे अक्सर मध्यप्रदेश आया करते थे। उन्होंने पूरे प्रदेश का व्यापक दौरा किया और असंख्य कार्यकर्ताओं से मुलाकात की। उनकी सबसे बड़ी विशेषता यह रही कि वर्षों बाद भी वे उन कार्यकर्ताओं को याद रखते हैं, उनके बारे में पूछते हैं और उनके योगदान को सम्मान देते हैं। मोदी ने छुए चरण... शिवराज सिंह ने आगे लिखा है कि मुझे एक प्रसंग हमेशा याद रहता है। एक बार मोदी जी ने मुझसे लक्ष्मी नारायण गुप्ता जी के बारे में पूछा, जो कभी मंत्री भी रहे थे। बाद में जब मोदी जी भोपाल एक कार्यक्रम में आए, तो मैंने उनसे अनुरोध किया कि वे लक्ष्मी नारायण जी से मिलें। उन्होंने तुरंत सहमति दे दी। हमने लक्ष्मी नारायण जी को मोदी जी से मिलने के लिए आमंत्रित किया। हमें लगा था कि मोदी जी उनसे बस हालचाल पूछेंगे और आगे बढ़ जाएंगे। लेकिन जो हुआ, उसने सबको भावुक कर दिया। जैसे ही मोदी जी वहां पहुंचे, उन्होंने सबसे पहले झुककर लक्ष्मी नारायण जी के चरण छुए। मोदी ने की ऊंची आवाज़ में बात शिवराज सिंह ने आगे लिखा कि वह दृश्य अत्यंत भावुक कर देने वाला था। भारत के प्रधानमंत्री, एक महत्वपूर्ण कार्यक्रम में शामिल होने आए थे, और फिर भी उन्होंने पार्टी के एक वरिष्ठ कार्यकर्ता के प्रति इतना सम्मान प्रकट किया। इससे साफ दिखता है कि मोदी जी पार्टी के विस्तार में योगदान देने वालों को कितनी श्रद्धा और मान देते हैं। जब मोदी जी उनसे मिले तो लक्ष्मी नारायण जी भी भावुक हो गए। मोदी जी ने धैर्यपूर्वक उनकी बातें सुनीं। चूंकि लक्ष्मी नारायण जी को ठीक से सुनाई नहीं देता था, इसलिए मोदी जी ने ऊंची आवाज़ में उनसे बातचीत की ताकि वे सब समझ सकें। उनसे आत्मीय वार्तालाप करने के बाद ही मोदी जी मंच की ओर बढ़े। उस मुलाकात के कुछ दिन बाद ही लक्ष्मी नारायण जी का निधन हो गया। ऐसा लगा मानो वे केवल मोदी जी से एक बार मिलने के इंतज़ार में थे। इस घटना ने मेरे मन में एक गहरी छाप छोड़ी। और भी... और भी... और भी... और भी... और भी... और भी... और भी... और भी... और भी... और भी... और भी... और भी... INH News TV 2019, All Rights Reserved</w:t>
       </w:r>
     </w:p>
     <w:p>
@@ -5437,7 +5437,7 @@
     </w:p>
     <w:p>
       <w:r>
-        <w:t>Title: बीजेपी के राष्ट्रीय अध्यक्ष की घोषणा जल्द, ये 4 मंत्री दौड़ में शामिल!</w:t>
+        <w:t>Title: PM Kisan: जमीन के दस्तावेज नहीं होने पर भी अब किसानों को मिलेगा पीएम किसान योजना का लाभ</w:t>
       </w:r>
     </w:p>
     <w:p>
@@ -5449,13 +5449,13 @@
           <w:rPr>
             <w:color w:val="0000FF"/>
           </w:rPr>
-          <w:t>https://www.gandivlive.com/bjp-national-president-announced-soon-these-4-ministers-join-the-race/</w:t>
+          <w:t>https://www.aajsamaaj.com/even-if-farmers-do-not-have-land-documents-they-will-now-get-the-benefit-of-pm-kisan-yojana/amp/</w:t>
         </w:r>
       </w:hyperlink>
     </w:p>
     <w:p>
       <w:r>
-        <w:t>Content: Table of Contents 📌 गांडीव लाइव डेस्क: भारतीय जनता पार्टी (BJP) राष्ट्रीय अध्यक्ष के चुनाव में देरी कर रही है, जिसका मुख्य कारण राष्ट्रीय स्वयंसेवक संघ (RSS) और पार्टी के शीर्ष नेतृत्व के बीच संबंधों में खटास माना जा रहा है। पिछले कुछ समय से दोनों पक्षों के बीच तनाव को खत्म करने की कोशिशें जारी हैं। सूत्रों का कहना है कि जल्द ही BJP नए अध्यक्ष के नाम की घोषणा कर सकती है। 2014 के लोकसभा चुनाव से पहले, भाजपा के पूर्व राष्ट्रीय अध्यक्ष ने जब आरएसएस की भूमिका पर सवाल उठाया, तो यह बात संघ को बुरी लगी। इसके परिणाम स्वरूप BJP को लोकसभा चुनाव में 240 सीटों पर सीमित रहना पड़ा, जबकि पार्टी ने ‘अबकी बार 400 पार’ का नारा दिया था। इस चुनाव में संघ के कार्यकर्ताओं ने BJP के प्रति उदासीनता दिखाई। 15 अगस्त को, प्रधानमंत्री नरेंद्र मोदी ने लाल किले से देश को संबोधित करते हुए आरएसएस की प्रशंसा की और इसे दुनिया का सबसे बड़ा एनजीओ बताया। इसके तुरंत बाद, संघ प्रमुख मोहन भागवत ने कहा कि राजनीति या समाज सेवा में किसी भी उम्र में रिटायरमेंट नहीं होता। केंद्रीय गृह मंत्री अमित शाह ने भी कई मौकों पर आरएसएस की सराहना की है। उन्होंने कहा कि आरएसएस का सदस्य होना गर्व की बात है और स्वयंसेवकों को तब तक प्रयास करना चाहिए जब तक भारत फिर से महान न बन जाए। भाजपा और आरएसएस के नेताओं के बयानों से संकेत मिलते हैं कि दोनों संगठनों के बीच रिश्ते सामान्य हो रहे हैं। अब उम्मीद जताई जा रही है कि जल्द ही दोनों मिलकर BJP के अगले राष्ट्रीय अध्यक्ष का चयन कर सकते हैं। हालांकि, संघ ने कई बार यह स्पष्ट किया है कि वह सरकार या भाजपा के कार्यों में हस्तक्षेप नहीं करता है। भाजपा के नए अध्यक्ष के लिए कई नाम चर्चा में हैं। इनमें से पहला नाम शिवराज सिंह चौहान का है, जो वर्तमान में केंद्र सरकार में मंत्री हैं। नितिन गडकरी, मनोहर लाल खट्टर और धर्मेंद्र प्रधान जैसे अन्य संभावित दावेदार भी इस रेस में शामिल हैं। BJP ने हमेशा अपने फैसलों से राजनीतिक विश्लेषकों को चौंकाया है, इसलिए यह देखना दिलचस्प होगा कि अगला अध्यक्ष कौन होगा। बागी 4 का बिजनेस दूसरे हफ्ते में: ‘द बंगाल फाइल्स’ को पछाड़कर मचाई धूम! As the voice behind Gandiv Live, I am dedicated to bringing you the most reliable and trending news stories in Hindi. With a deep understanding of local dynamics and national issues, I aim to deliver insightful content that keeps our readers informed and engaged. Passionate about journalism and storytelling, I focus on covering news that matters, from Ranchi to the rest of the country. My commitment is to uphold the highest standards of journalism, providing a platform where readers can trust every word they read. Save my name, email, and website in this browser for the next time I comment. Δ गांडीव लाइव एक नवीनतम समाचार वेबसाइट है जो रांची और दुनिया भर की ताज़ा और ट्रेंडिंग ख़बरों को आपके सामने प्रस्तुत करती है। यहां आपको राजनीति, खेल, मनोरंजन, और समाज से जुड़ी हर महत्वपूर्ण जानकारी हिंदी में सरल और प्रभावी ढंग से मिलेगी। बागी 4 का बिजनेस दूसरे हफ्ते में: ‘द बंगाल फाइल्स’ को पछाड़कर मचाई धूम! All Rights Reserved. Designed and Developed by © Gandiv Live This website uses cookies to improve your experience. We'll assume you're ok with this, but you can opt-out if you wish. Accept Read More Keep me signed in until I sign out Forgot your password? Do not have an account ? Register here A new password will be emailed to you. Have received a new password? Login here Have an account? Login here</w:t>
+        <w:t>Content: PM Kisan: जमीन के दस्तावेज नहीं होने पर भी अब किसानों को मिलेगा पीएम किसान योजना का लाभ बॉर्डर वाले गांवों में रहने वाले वे किसानों को होगा लाभ PM Kisan, (आज समाज), नई दिल्ली: केंद्रीय कृषि मंत्री शिवराज सिंह चौहान ने शुक्रवार को एक ऐतिहासिक घोषणा करते हुए कहा कि भारत के बॉर्डर वाले गांवों में रहने वाले वे किसान, जिनके पास जमीन के मालिकाना से जुड़े दस्तावेज नहीं हैं, उन्हें भी अब पीएम-किसान योजना का लाभ मिल सकेगा, बशर्ते राज्य सरकार उनकी पहचान साबित कर दे। कृषि मंत्री चौहान ने कहा कि ऐसी स्थिति में योजना की एक किस्त तुरंत जारी कर दी जाएगी। यह घोषणा लंबे समय से बॉर्डर इलाके वाले किसानों की एक प्रमुख मांग रही है। जम्मू-कश्मीर के बाढ़ प्रभावित क्षेत्रों के दौरे पर गए चौहान ने किसानों और श्रमिकों से मुलाकात के दौरान कहा कि मनरेगा के तहत काम के दिनों की संख्या 100 से बढ़ाकर 150 करने पर वे राज्य सरकार से बात करेंगे। उन्होंने यह भी घोषणा की कि जिन किसानों और ग्रामीणों के घर बाढ़ में तबाह हो गए हैं, उन्हें प्रधानमंत्री आवास योजना के तहत 1,30,000 रुपये की सहायता, शौचालय निर्माण के लिए अलग से राशि और 40,000 रुपए की मनरेगा मजदूरी मिलेगी। उन्होंने बताया कि अब तक 5,101 घरों के नुकसान की जानकारी मिली है, जिनके लिए वे तुरंत मंजूरी देंगे। चौहान ने बताया कि मिर्च, धान जैसी फसलें गंभीर रूप से बर्बाद हुई हैं। ऐसे में जिन किसानों ने बीमा कराया है, उन्हें प्रधानमंत्री फसल बीमा योजना के तहत पूरा मुआवजा मिलेगा। इसके साथ ही बागवानी मजदूरों और सेब के बागानों को भी सहायता दिलाने के लिए राज्य सरकार से आग्रह किया गया है। दिल्ली में कृषि यंत्र निमार्ताओं के साथ बैठक के बाद चौहान ने बताया कि 22 सितंबर से ट्रैक्टर और कृषि उपकरणों पर जीएसटी में कटौती का सीधा लाभ किसानों को मिलना चाहिए। उन्होंने कहा कि यह फैसला 23,000 रुपये से 63,000 रुपये तक की कीमतों में कमी ला सकता है, जिससे छोटे किसानों के लिए यंत्र खरीदना सस्ता हो जाएगा। कस्टम हायरिंग सेंटर्स के लिए भी मशीनरी अब सस्ती होगी, जिससे किराये की दरों में गिरावट आएगी। Sapna Choudhary Dance: हरियाणवी डांसर और सुपरस्टार सपना चौधरी अपने डांस मूव्स से फैन्स को… नागरिक संसाधन सूचना विभाग, समाज कल्याण और स्वास्थ्य विभाग के अधिकारी पब्लिक हॉलिडे पर भी… जानें शारदीय नवरात्र के पहले ही दिन क्यों बोए जाते हैं जौ Shardiya Navratri, (आज… मां दुर्गा होंगी प्रसन्न, मिलेगा पूजा का पूरा फल Maa Durga Aarti, (आज समाज), नई… आज से शुरू हो रहे शारदीय नवरात्र, जानें शुभ मुहूर्त Panchang And Rashifal, (आज समाज),… कहा, कांग्रेस और आप में हुआ गुप्त समझौता, पंजाब में बाढ़ के लिए प्रदेश सरकार…</w:t>
       </w:r>
     </w:p>
     <w:p>
@@ -5468,7 +5468,7 @@
     </w:p>
     <w:p>
       <w:r>
-        <w:t>Title: Vice-presidential election Updates: C.P. Radhakrishan elected Vice-President</w:t>
+        <w:t>Title: पीएम मोदी के निर्देश पर बाढ़ प्रभावित किसानों की मदद में सक्रिय हुई केंद्र सरकार</w:t>
       </w:r>
     </w:p>
     <w:p>
@@ -5480,13 +5480,13 @@
           <w:rPr>
             <w:color w:val="0000FF"/>
           </w:rPr>
-          <w:t>https://www.thehindu.com/news/national/vice-president-elections-voting-results-reactions-live-updates-september-9-2025/article70028318.ece</w:t>
+          <w:t>https://jantaserishta.com/local/jammu-and-kashmir/on-the-instructions-of-pm-modi-the-central-government-became-active-in-helping-the-flood-affected-farmers-4275101</w:t>
         </w:r>
       </w:hyperlink>
     </w:p>
     <w:p>
       <w:r>
-        <w:t>Content: September 9, 2025e-Paper The View From India Looking at World Affairs from the Indian perspective. First Day First Show News and reviews from the world of cinema and streaming. Today's Cache Your download of the top 5 technology stories of the day. Science For All The weekly newsletter from science writers takes the jargon out of science and puts the fun in! Data Point Decoding the headlines with facts, figures, and numbers Health Matters Ramya Kannan writes to you on getting to good health, and staying there The Hindu On Books Books of the week, reviews, excerpts, new titles and features. September 9, 2025e-Paper Updated - September 10, 2025 02:30 am IST Prime Minister Narendra Modi meets and congratulates C.P. Radhakrishnan on being elected as the Vice-President of India, in New Delhi on September 9, 2025. | Photo Credit: ANI Counting of votes in the vice-presidential election began at 6 p.m. on Tuesday (September 9, 2025) after over 98% of MPs exercised their franchise in the contest between NDA nominee C.P. Radhakrishnan and joint opposition candidate B. Sudershan Reddy. The counting was underway in the new Parliament building under the supervision of Returning Officer P.C. Mody, Rajya Sabha Secretary General. The results will be announced late evening. The polling concluded at 5 p.m. with over 98% of votes being cast in the election, official sources said. Government sources said that 13 members have abstained from voting, while Congress leader Jairam Ramesh said that all Opposition members have voted, calling it an “unprecedented 100% turnout”. Earlier today, Prime Minister Narendra Modi was the first to vote. Vice-President-elect C.P. Radhakrishnan on Tuesday (September 9, 2025) described his win as a victory of the “nationalistic ideology” and vowed to work towards making India a developed nation by 2047. “The other side camp (Opposition alliance) said that this (election) is an ideological fight, but from the voting pattern, we understand that the nationalistic ideology has emerged victorious,” Mr. Radhakrishnan said in his first public remarks after the win. “If we have to develop Viksit Bharat by 2047, which means we should not do politics in everything, now we will have to concentrate on development,” he said. Also Read | Who elects India’s Vice-President: electors, process, and numbers at a glance Prime Minister Narendra Modi on Tuesday congratulated Mr. Radhakrishnan and said he will strengthen our Constitutional values and enhance Parliamentary discourse. In a post on X, Mr. Modi said his life has always been devoted to serving society and empowering the poor and marginalised. President Droupadi Murmu congratulated the new V-P, saying, “Congratulations to Shri C. P. Radhakrishnan on being elected as the Vice President of India! Your decades of rich experience in public life will contribute significantly to the nation’s progress. I extend my best wishes to you for a successful and impactful tenure.” Former Vice-President Jagdeep Dhankhar also extended greetings to his successor, C.P. Radhakrishna,n in a letter, in his first public statement since demitting office, saying that the office of the Vice-President will attain greater glory with his vast experience. He said, “Your elevation to this august office reflects the trust and confidence of the representatives of our nation.” SAVE_20250909_145712[1].jpg ​​ The BJP leader, who rose to prominence after his 1998 Lok Sabha election victory from Coimbatore, soon after a series of blasts shook the city, is the party’s Vice-Presidential candidate NDA's Vice-Presidential nominee C.P. Radhakrishnan, a seasoned leader with a clean image, elected Vice-President of India. VP election.jpg Prime Minister Narendra Modi meets C.P. Radhakrishnan and congratulates him on being elected Vice-President. Union Ministers Amit Shah, Rajnath Singh, J.P. Nadda and Pralhad Joshi, among others, also meet Mr. Radhakrishnan. NDA's Vice-Presidential nominee C.P. Radhakrishnan, a seasoned leader with a clean image, elected Vice-President of India. Former Vice-President Jagdeep Dhankhar extended greetings to his successor C.P. Radhakrishnan, saying that the office of the Vice-President will attain greater glory with his vast experience. This was Mr. Dhankhar’s first public statement since demitting office in July. In a letter to Mr. Radhakrishnan, Mr. Dhankhar said, “Your elevation to this august office reflects the trust and confidence by the representatives of our nation.” He said given Mr. Radhakrishnan’s vast experience in public life, under his stewardship, the office would “certainly attain greater veneration and glory”. - PTI “Congratulations to Shri C. P. Radhakrishnan on being elected as the Vice President of India! Your decades of rich experience in public life will contribute significantly to the nation’s progress. I extend my best wishes to you for a successful and impactful tenure,” President Droupadi Murmu said in her congratulatory message. Prime Minister Narendra Modi on Tuesday congratulated Mr. Radhakrishnan and said he will strengthen our Constitutional values and enhance Parliamentary discourse. In a post on X, Mr. Modi said his life has always been devoted to serving society and empowering the poor and marginalised. Home Minister Amit Shah on Tuesday said Mr. Radhakrishan’s sagacity as a leader who has risen from the grassroots of the society will help us in bringing out the best in our parliamentary democracy to serve the marginalised. In a post on X, he congratulated Mr. Radhakrishnan for his journey as the custodian of the sanctity of the Upper House. Bihar Chief Minister Nitish Kumar on Tuesday congratulated Mr. Radhakrishnan post his victory. “Heartfelt congratulations and best wishes to Shri C.P. Radhakrishnan Ji, the NDA’s candidate for the Vice Presidency, on being elected to the office of Vice-President,” he said in a post on X. Defence Minister Rajnath Singh on Tuesday congratulated Mr. Radhakrishnan for being elected as the Vice-President. In a post on X, he said, “I am confident that under his leadership, the Rajya Sabha will scale new heights and our parliamentary traditions will be further strengthened. My best wishes to him for a successful and impactful tenure.” Congress president Mallikarjun Kharge says, “Best wishes to C.P. Radhakrishnan on securing victory in the Vice Presidential election. We extend our sincere gratitude to B. Sudershan Reddy garu, the united Opposition’s joint candidate, for his spirited and principled fight. This was more than an election; it was a battle of ideology, reaffirming that governments with authoritarian tendencies must be checked to protect our Constitution and Democracy.” Opposition nominee B. Sudershan Reddy in his concession statement, said. “Today, the MPs have rendered their verdict in the election for the office of the Vice President of India. I humbly accept this outcome with an abiding faith in the democratic processes of our great Republic. This journey has been a profound honour, offering me the opportunity to stand for the values that have guided my life -- constitutional morality, justice and the dignity of every individual.” NDA's C.P. Radhakrishnan wins vice-presidential election with 452 votes, defeating opposition candidate B. Sudershan Reddy. Amritpal Singh, who government sources claimed voted in the polls, actually opted for the option “refusing to vote”. Imaan Singh Khara, chief spokesperson of Akali Dal Waris Panjab De, says MP Amritpal Singh refused to vote in Vice-President elections. - Sobhana K. Nair At least 13 MPs have cross voted, 14 MPs abstained from voting and 15 votes were declared invalid. NDA candidate C.P. Radhakrishnan wins V-P polls, bagging 452 votes. Opposition nominee B. Sudershan Reddy gets 300 votes, says Returning Officer. - PTI Counting of votes in the vice-presidential election began at 6 p.m. today after over 98% of MPs exercised their franchise in the contest between NDA nominee C.P. Radhakrishnan and joint opposition candidate B. Sudershan Reddy. The counting was underway in the new Parliament building under the supervision of Returning Officer P.C. Mody, Rajya Sabha Secretary General. The results will be announced late evening. The polling concluded at 5 p.m. with over 98% of votes being cast in the election, official sources said. - PTI Amritpal Singh, MP from Punjab, votes for Vice-President from jail via postal ballot following EC directive. Sasmit Patra, Muzibulla Khan, Niranjan Bishi, Manas Ranjan Mangaraj, Sulata Deo, Debashish Samantaray and Subhashish Khuntia of the BJD; K.R. Suresh Reddy, Ravi Chandra Vaddiraju, Damodar Rao Divakonda and B. Parthasaradhi Reddy; Harsimrat Kaur of the SAD and Independent member Sarabjeet Singh Khalsa did not vote, according to government sources. - Sobhana K. Nair “The voting in the Vice Presidential election is over. The Opposition has stood united. ALL of its 315 MPs have turned up for voting. This is an unprecedented 100% turnout,” says Congress MP Jairam Ramesh. Shiv Sena (UBT) MP Sanjay Raut claims the decision of the Biju Janata Dal (BJD), Bharat Rashtra Samiti (BRS) and Shiromani Akali Dal to stay away from the vice-presidential poll is a setback to the ruling BJP. Mr. Raut claims that the Opposition INDIA bloc votes will remain intact in the poll, and the fight will be eventful. “The BJD, Akali Dal and BRS have consistently sided with the BJP government. These parties are not ready to vote for the NDA (in the vice-presidential poll),” Mr. Raut adds. -PTI Union Ministers Shivraj Singh Chouhan and Kiren Rijiju cast their votes in the Parliament to elect the 15th Vice-President of India. As the voting in the vice-presidential election began on September 9 morning, Union Health Minister J.P. Nadda also cast his ballot. Union Minister Chirag Paswan also participated in the voting. Speaking to ANI, Chirag Paswan backed C.P. Radhakrishnan for the victory and hinted that several Opposition MPs are likely to vote for the NDA’s candidate. He said, “NDA is united and we are standing in support of NDA candidate C.P. Radhakrishnan. Many Opposition MPs have also bestowed their trust upon NDA candidate C.P. Radhakrishnan. If they hear the voice of their conscience, then NDA candidate C.P. Radhakrishnan will win the elections by a big margin.” — ANI As the voting process for the vice-presidential election begins, the people in Tamil Nadu’s Tiruppur, which is the hometown of the NDA candidate, have set up food stalls hoping for C.P. Radhakrishnan’s victory. People in Mr. Radhakrishnan’s hometown also burst crackers and offered prayers at a temple. — ANI NCP-SCP leader Supriya Sule says the Vice-Presidential elections is not just about party loyalty, but rather electing a person who “upholds national interest”. “Why talk about this (cross-voting)? This is such a big election. The question is not just about a party; the post should be occupied by an individual who upholds national interest,” says Ms. Sule. -ANI Top leaders, including Union Home Minister Amit Shah, Congress leader Rahul Gandhi, Mallikarjun Kharge, Nitin Gadkari, among others, cast their votes. Rajya Sabha Deputy Chairman Harivansh Narayan Singh also exercises his franchise. He chaired the upper house of Parliament in the absence of the Vice President during the monsoon session, after Jagdeep Dhankhar resigned, citing health reasons. ​​ Congress MP Randeep Surjewala says,”BJP and the PM should tell us that if the Vice-President election can take place on the ballot paper, then why not the election of MPs and MLAs?” “As far as V-P elections are concerned, for Congress and MPs of the entire Opposition, this is a fight for safeguarding the traditions and decorum of the Constitution,” he says. “This is a fight to save the Parliament’s decorum, traditions, values and parameters,” he adds. -ANI Congress MP Manickam Tagore slams former Andhra Pradesh Chief Minister YS Jagan Mohan Reddy after Yuvajana Sramika Rythu (YSR) Congress Party extended support to the candidature of NDA’s CP Radhakrishnan. Mr. Tagore accused Reddy of “surrendering” instead of standing with the democratic forces. Union Minister Giriraj Singh claims that the victory of the NDA-led candidate is certain in the ongoing vice-presidential election. “Why will someone vote for the INDI Alliance candidate? There is a difference between his words and actions...He went to seek votes from someone who is not even an MP, someone who was a convict in Bihar, someone who is corrupt...Is this his morality, even when his defeat is certain?...”, he adds. -ANI Backing the Opposition candidate, CPI Rajya Sabha MP P. Sandosh Kumar says, “It is a very close fight. In the 2017 election, the margin of victory was 207 votes. This time, the margin is expected to be less than 100.” “The candidature of Sudershan Reddy has brought together all political forces, making it a close contest.” he adds. Meanwhile, BJP MP Aparajita Sarangi says,”There really isn’t any contest. Let me tell you, very humbly but confidently, that what happened in 2017 and 2022 will repeat itself. History will repeat itself.” -PTI Union Minister Nitin Gadkari and Congress National President Mallikarjun Kharge arrive at the Parliament House to cast their vote for the Vice-Presidential election. Congress Parliamentary Party chairperson Sonia Gandhi arrives at the Parliament House to cast her vote for the Vice-Presidential election. Samajwadi Party chief Akhilesh Yadav takes a jibe at the BJP and says, “Former Vice President Jagdeep Dhankhar will reappear once V-P polls conclude, everyone knows that BJP is a use-and-throw party.” Meanwhile, Shiv Sena (UBT) MP Priyanka Chaturvedi backs Opposition candidate and says, “Many NDA members will vote for Sudershan Reddy because of his impeccable commitment to the Constitution,”. -PTI “Sudershan Reddy ji has all the chances of winning,” says Congress President Mallikarjun Kharge as he leaves from his residence for Parliament to cast vote. Opposition candidate B. Sudershan Reddy says, “I have given my message. I have received love from the people and a positive response from civil society.” ​​ Voting began for the vice-presidential poll on Tuesday, with Prime Minister Narendra Modi the first to cast his vote. Among the early voters were Union Ministers Rajnath Singh, Arjun Ram Meghwal and Kiren Rijiju. Rajya Sabha deputy chairperson Harivansh, BJP MP Kangana Ranaut and SP leader Ram Gopal Yadav were among others who came to cast their vote. The Congress on Tuesday said that former Vice-President Jagdeep Dhankar has maintained an uncharacteristic silence for 50 days now and as the election for his successor gets underway, the nation continues to wait for him to speak out. “Today as the election for his successor gets underway, the nation continues to wait for him to speak out after his unprecedented and unexpected resignation as VP following the expression of his concerns on the deep neglect of farmers by the Modi government, on the dangers posed by ‘ahankar’ of those in power, etc.,” Congress general secretary in-charge communications Jairam Ramesh said. -PTI NDA's C.P. Radhakrishnan faces Opposition's B Sudershan Reddy in VP election, with BJP alliance leading. Ahead of voting for the Vice Presidential election, BJP MP Manan Kumar Mishra has voiced confidence in NDA nominee and Maharashtra Governor C.P. Radhakrishnan’s victory, calling the process a “mere formality.” “The result is clear, C.P. Radhakrishnan will win. Voting is a formality. I don’t think there is a candidate who is more intellectual and clear-sighted than him, who has knowledge of the Constitution. I don’t think even one (NDA) MP will deviate from the party line and vote,” Mr. Mishra told ANI. The Congress on Tuesday attacked YSRCP president Jagan Mohan Reddy for supporting NDA nominee C.P. Radhakrishnan and accused him of betrayal for not standing with the democratic forces. In a post on X, Congress leader Manickam Tagore said the people of Andhra Pradesh will not forget his “betrayal” by choosing to support an RSS candidate out of “fear” of CBI cases over the interests of Andhra Pradesh. -PTI The INDIA bloc on Monday announced its polling and counting agents for the election. MPs Syed Naseer Hussain, Manickam Tagore, and Shatabdi Roy have been appointed as the polling agents, while Shakti Singh Gohil and Manickam Tagore will serve as counting agents for B. Sudershan Reddy. On the NDA side, Union Minister Kiren Rijiju, TDP MP Ram Mohan Naidu and Shiv Sena MP Shrikant Shinde have been named as election agents of the ruling coalition’s candidate, C.P. Radhakrishnan. -ANI Hours before the voting begins for the Vice Presidential election, NDA’s candidate C.P. Radhakrishnan arrived at Shree Ram Mandir in Delhi’s Lodhi Road area to offer prayers this morning. -ANI Ahead of the Vice President elections, B. Sudershan Reddy, on Monday evening met RLP MP Hanuman Beniwal and Azad Samaj Party President and MP Chandrasekhar Azad in Delhi to seek support. Thanking Mr. Beniwal, Mr. Reddy called it a “memorable moment” in his campaign. “I express gratitude to Hanuman Beniwal for supporting me... This is a memorable moment in my life, when one of the tall leaders of our country came to extend his support...” Mr. Reddy told ANI. With the Opposition questioning the reason behind Jagdeep Dhankhar’s resignation as Vice-President, Union Home Minister Amit Shah on August 25, 2025, said Mr. Dhankhar resigned due to health issues and dismissed the Opposition’s claims that he was under “house arrest”. Union Home Minister Amit Shah dismisses Opposition claims, clarifies Jagdeep Dhankhar resigned due to health issues, not "house arrest". The numbers are foretold and there is no surprise in store about the outcome. However, this is a significant ideological battle, and both sides see it as such. Read the full editorial here. Ahead of the Vice-Presidential election scheduled for Tuesday (September 9, 2025), three parties — the Biju Janata Dal (BJD) of Odisha, the Shiromani Akali Dal (SAD) of Punjab, and the Bharat Rashtra Samithi (BRS) of Telangana — have declared their intent to abstain from the polls. Their declaration, though, makes little difference to the poll arithmetic, with the nominee of the BJP-led National Democratic Alliance (NDA), C.P. Radhakrishnan, headed for a comfortable victory. Read the story here: Ahead of the vice-presidential election, BJD, BRS, SAD abstain, NDA nominee set for victory, Opposition prepares for tight contest. Prime Minister Narendra Modi will cast the first vote on Tuesday (September 9, 2025) in the vice-presidential polls, for which Union Ministers Kiren Rijiju and Ram Mohan Naidu, and Shiv Sena MP Shrikant Shinde have been appointed election agents. Read more here: Prime Minister Modi prepares for vice-presidential polls, focusing on GST reforms and promoting domestic goods. Published - September 09, 2025 07:48 am IST election / parliament / Lok Sabha / Rajya Sabha / Live news / politics Copyright© 2025, THG PUBLISHING PVT LTD. or its affiliated companies. All rights reserved. BACK TO TOP Terms &amp; conditions | Institutional Subscriber Comments have to be in English, and in full sentences. They cannot be abusive or personal. Please abide by our community guidelines for posting your comments. We have migrated to a new commenting platform. If you are already a registered user of The Hindu and logged in, you may continue to engage with our articles. If you do not have an account please register and login to post comments. Users can access their older comments by logging into their accounts on Vuukle.</w:t>
+        <w:t>Content: केंद्र सरकार बाढ़ से प्रभावित जम्मू-कश्मीर के किसानों तथा नागरिकों को हर संभव मदद और सहयोग देगी।- माननीय केन्द्रीय मंत्री श्री @ChouhanShivraj जी pic.twitter.com/Ic8035lvfE</w:t>
       </w:r>
     </w:p>
     <w:p>
@@ -5499,7 +5499,7 @@
     </w:p>
     <w:p>
       <w:r>
-        <w:t>Title: Mud bridges, night vigils: How Punjab is surviving its flood crisis</w:t>
+        <w:t>Title: किसानों की पीड़ा पर शिवराज का सख्त संदेश, सीहोर कलेक्टर को दिए कड़े निर्देश</w:t>
       </w:r>
     </w:p>
     <w:p>
@@ -5511,13 +5511,13 @@
           <w:rPr>
             <w:color w:val="0000FF"/>
           </w:rPr>
-          <w:t>https://www.newslaundry.com/2025/09/09/mud-bridges-night-vigils-how-punjab-is-surviving-its-flood-crisis</w:t>
+          <w:t>https://www.saahassamachar.in/shivraj-issues-stern-message-to-farmers-on-their-plight-issues-strict-instructions-to-sehore-collector</w:t>
         </w:r>
       </w:hyperlink>
     </w:p>
     <w:p>
       <w:r>
-        <w:t>Content: Ground Report At least 50 dead. Over 2,000 villages submerged. This is Punjab’s worst flooding disaster since 1988. At least 50 lives lost. Over 2,000 villages submerged. Punjab is in the grip of its worst flood disaster since 1988, with more than 20 lakh people affected and 3.87 lakh displaced in all 23 districts. Prime Minister Narendra Modi is set to visit the state today to assess relief measures. Chief Minister Bhagwant Mann, recovering in a Mohali hospital, welcomed the visit but renewed his demand for Rs 60,000 crore in pending dues from the Centre and Rs 20,000 crore as immediate flood relief. Ahead of Modi’s arrival, AAP Punjab chief and state minister Aman Arora took a jibe at what he called “mere flood tourism,” pointing out that Mann had already written several times to New Delhi. The scenes from the ground were heartbreaking as India’s breadbasket state found itself drowning. Farmers watching their paddy fields disappear under brown torrents, and children being evacuated from schools on tractors. Schools in parts of several districts have resumed classes today as district authorities have been told to decide on reopening of educational institutes based on the flood situation in their area. The deluge began with heavy monsoon rains in the hills of Himachal Pradesh and Jammu and Kashmir. The Sutlej, Beas, and Ravi rivers – the lifelines that usually nourish Punjab’s fertile plains – overflowed, destroying 4.3 lakh acres of agricultural land. The devastation was compounded by sudden releases from the Bhakra, Pong, and Ranjit Sagar dams. Built to control floods, they worsened the situation as operators scrambled to prevent overflow, discharging unprecedented volumes of water downstream. There have been 50 confirmed deaths, though the real toll may be higher as many remote villages remain cut off. Hardayal Singh, a farmer from Gurdaspur who had taken 3 acres on contract, died of a heart attack on September 3, unable to bear watching his entire crop and livelihood wash away. In border districts like Gurdaspur, Amritsar, and Pathankot, already vulnerable due to their location along Pakistan’s frontier, water levels reached 8-10 feet in many areas. The Ghaggar river’s rising waters created panic in the Malwa region, particularly in Patiala, Sangrur, Mansa, and Mohali districts. Not all help is welcome While National Disaster Response Force teams, the Army, and state machinery swung into action, the ground reality tells a different story. Across Punjab’s flooded districts, the most striking sight is ordinary citizens building makeshift bridges with mud, ferrying supplies on tractors, and organising relief with religious organisations and social groups. “We Punjabis are known for helping people in disasters,” says Lovepreet Singh of Bathinda, driving a tractor-trolley loaded with rations to affected villages. “How can we let our own brothers and sisters die of hunger?” The response has been organised, community-driven, and cutting across religious lines. Sikh gurdwaras have opened their langars (community kitchens), Muslim organisations in Malerkotla are distributing food, and village panchayats have become coordination centers. Even people from neighbouring Haryana, Rajasthan, and Uttar Pradesh have driven tractors loaded with supplies across state borders. International Sikh organisations such as Khalsa Aid, United Sikhs, and Hemkund Foundation, have mobilised resources, while Punjabi celebrities have used their platforms to raise funds and awareness. However, not all help has been welcome. A viral video of three Punjab ministers – Barinder Kumar Goyal, Harbhajan Singh ETO, and Laljit Bhullar – touring flood-affected areas while casually discussing their cruise experiences in Goa and Sweden sparked widespread outrage and accusations of insensitivity. “Leaders of all parties come here to polish their politics,” says Mahinder Singh from Tarn Taran district, watching politicians arrive with camera crews. “They’re only looking at the upcoming by-election. Had they paid attention earlier, we wouldn’t be facing this.” Chief Minister Bhagwant Mann has demanded Rs 60,000 crores from the central government and declared Punjab a disaster-affected state, but locals ask whether enough was done to prevent the catastrophe. Union agriculture minister Shivraj Singh Chouhan earlier visited the state on what he said were PM Narendra Modi’s instructions and had been asked to submit a detailed report. The agriculture apocalypse For a state that produces 20 percent of India’s wheat and 12 percent of its rice, the agricultural devastation is particularly severe. Early estimates suggest crop damage worth Rs 3,000 crore, but farmers claim the real figure is much higher. Rice crops are the worst hit, with 3.31 lakh acres destroyed. This is followed by cotton (49,496 acres), sugarcane (21,545 acres), and corn (11,417 acres). Border districts are the worst affected. Gurdaspur lost 1 lakh acres of crops, Amritsar 70,537 acres, while Fazilka and Mansa saw tens of thousands of acres submerged. In many areas, sand deposits from flood waters may make replanting impossible this season. The compensation offered – Rs 15,000 per acre for complete crop loss – is what farmer leaders call a drop in the ocean. With paddy procurement scheduled to begin October 1, thousands of farmers face not just immediate losses but potential long-term debt. Adding insult to injury, Punjab is one of the few states where the central government’s crop insurance scheme doesn’t operate, leaving farmers entirely dependent on state compensation that many consider inadequate. Echoes of 1988 For older residents, the 2024 floods evoke memories of Punjab’s last major flood disaster in 1988, when 9,000 of the state’s 12,989 villages were affected and 1,500 people died. Some also recall the floods of 1955-60, part of a pattern that has seen major flooding in 1993, 1995, 2010, 2013, 2019, and 2023. The recurring nature of these disasters has raised questions about Punjab’s preparedness and long-term planning. Environment expert Vijay Bambeli points to systemic issues. “This has happened due to human interference with nature’s systems driven by greed. The non-scientific development model we’ve adopted is leading to environmental destruction.” He points to construction on riverbanks, illegal mining, lack of river and drain cleaning before monsoons, and environmental damage from decades of intensive agriculture. There is also a focus on the controversial decision to release massive volumes of water from major dams. The Bhakra dam, filled to 1,677.84 feet against its 1,680-feet capacity, increased discharge from 65,000 to 75,000 cusecs as officials struggled to prevent overflow. Farmer leader Sarwan Singh Pandher questions the timing. “Who told dam officials to first stop the water and then release it all at once? 14.11 lakh cusecs was released into the Ravi river, submerging Gurdaspur, Amritsar, and Pathankot.” Border on edge The crisis is more acute in border villages. In Gurdaspur’s 335 affected villages, many sit on the “zero line” with Pakistan. Makoda Pattan village saw part of the India-Pakistan border fence washed away, while 400 students had to be rescued from a Navodaya Vidyalaya. Ishwar Singh from Singowal village says, “I drive a school bus for Rs 5,000 per month. My mother is a domestic worker. I have two small children. My house is destroyed. Now the village sarpanch and others are helping me.” Tarn Taran’s Mehndipur village lost its bridge, cutting off several settlements; Pathankot’s zero-line villages remain submerged; Fazilka’s 50 affected villages are caught between the Sutlej river and the Pakistan border. As floodwaters slowly recede, Punjab faces a massive reconstruction challenge. The immediate priorities are to rescue the stranded people (22,938 evacuated so far), providing shelter (5,404 people in 219 relief camps), and restoring basic services. But longer-term questions loom large. How will the state compensate farmers facing crop losses that far exceed available funds? How can Punjab break the cycle of recurring floods? The Punjab government had actually prepared a flood prevention guide book in 2024 with expert recommendations. It was never implemented. As rescue operations continue and political blame games intensify, what stands out is the resilience of the people. In village after village, communities are mixing mud for temporary bridges, organising relief distribution, maintaining night vigils on river embankments to watch for dam breaks. Local farmer Jasvir Singh from Tarn Taran exemplifies this spirit. “The water in the river is fast. We keep watch every night so that the dam doesn’t crack.” This report was first published on Newslaundry Hindi. Small teams can do great things. All it takes is a subscription. Subscribe now and power Newslaundry’s work. © Newslaundry Media Private Limited. All Rights Reserved.</w:t>
+        <w:t>Content: SaahasSamachar Sep 19, 2025 0 69 SaahasSamachar Sep 15, 2025 0 5 SaahasSamachar Sep 11, 2025 0 6 SaahasSamachar Sep 10, 2025 0 4 SaahasSamachar Sep 8, 2025 0 15 SaahasSamachar Sep 21, 2025 0 7 SaahasSamachar Sep 21, 2025 0 6 SaahasSamachar Sep 21, 2025 0 8 SaahasSamachar Sep 21, 2025 0 6 SaahasSamachar Sep 21, 2025 0 6 SaahasSamachar Sep 21, 2025 0 6 SaahasSamachar Sep 21, 2025 0 7 SaahasSamachar Sep 21, 2025 0 6 SaahasSamachar Sep 21, 2025 0 6 SaahasSamachar Sep 20, 2025 0 6 SaahasSamachar Sep 21, 2025 0 6 SaahasSamachar Sep 21, 2025 0 6 SaahasSamachar Sep 21, 2025 0 6 SaahasSamachar Sep 21, 2025 0 7 SaahasSamachar Sep 21, 2025 0 6 SaahasSamachar Sep 21, 2025 0 6 SaahasSamachar Sep 21, 2025 0 7 SaahasSamachar Sep 21, 2025 0 6 SaahasSamachar Sep 21, 2025 0 6 SaahasSamachar Sep 21, 2025 0 6 SaahasSamachar Sep 21, 2025 0 6 SaahasSamachar Sep 21, 2025 0 6 SaahasSamachar Sep 21, 2025 0 6 SaahasSamachar Sep 21, 2025 0 8 SaahasSamachar Sep 21, 2025 0 7 SaahasSamachar Sep 21, 2025 0 7 SaahasSamachar Sep 21, 2025 0 6 SaahasSamachar Sep 21, 2025 0 6 SaahasSamachar Sep 21, 2025 0 7 SaahasSamachar Sep 21, 2025 0 6 SaahasSamachar Sep 21, 2025 0 7 SaahasSamachar Sep 21, 2025 0 6 SaahasSamachar Sep 21, 2025 0 7 SaahasSamachar Sep 21, 2025 0 7 SaahasSamachar Sep 21, 2025 0 6 SaahasSamachar Sep 21, 2025 0 66 SaahasSamachar Sep 21, 2025 0 6 SaahasSamachar Sep 21, 2025 0 7 SaahasSamachar Sep 21, 2025 0 6 SaahasSamachar Sep 21, 2025 0 7 SaahasSamachar Sep 21, 2025 0 7 SaahasSamachar Sep 21, 2025 0 6 SaahasSamachar Sep 21, 2025 0 8 SaahasSamachar Sep 21, 2025 0 6 SaahasSamachar Sep 21, 2025 0 7 SaahasSamachar Sep 21, 2025 0 6 SaahasSamachar Sep 21, 2025 0 7 SaahasSamachar Sep 20, 2025 0 6 SaahasSamachar Sep 20, 2025 0 6 SaahasSamachar Sep 20, 2025 0 6 SaahasSamachar Sep 19, 2025 0 7 SaahasSamachar Sep 19, 2025 0 6 SaahasSamachar Sep 21, 2025 0 6 SaahasSamachar Sep 21, 2025 0 7 SaahasSamachar Sep 21, 2025 0 6 SaahasSamachar Sep 21, 2025 0 6 SaahasSamachar Sep 21, 2025 0 6 सीहोर सीहोर जिले में खराब हुई सोयाबीन फसल को लेकर आंदोलन कर रहे किसानों को अब केंद्रीय कृषि मंत्री शिवराज सिंह चौहान से राहत की उम्मीद जगी है। किसानों की समस्याएं सुनते ही शिवराज ने मौके से ही कलेक्टर को फोन कर खराब फसलों का सर्वे कराने और बीमा योजना का लाभ तुरंत दिलाने के निर्देश दिए। केंद्रीय कृषि मंत्री शिवराज सिंह चौहान शनिवार को सीहोर जिले में किसानों की समस्याएं सुनने पहुंचे। भोपाल-इंदौर हाईवे पर इछावर जोड़ पर रुके मंत्री से जब किसानों ने सोयाबीन की खराब फसल की बात कही, तो उन्होंने तुरंत कार्रवाई का भरोसा दिलाया। इस दौरान कई किसान सोयाबीन की खराब फसल को लेकर केंद्रीय कृषि मंत्री के पास गुहार लगाने पहुंचे थे। किसानों की शिकायतें सुनने के बाद कृषि मंत्री ने सीहोर कलेक्टर बाला गुरु से मौके पर ही फोन पर बात कर निर्देश दिए। उन्होंने कहा कि खराब फसलों का सर्वे कराया जाए और किसानों को फसल बीमा योजना का पूरा लाभ तुरंत दिलाया जाए। शिवराज ने कहा कि इससे किसानों को आर्थिक राहत मिल सकेगी। पिछले तीन सप्ताह से सीहोर जिले के कई गांवों के किसान आंदोलन कर रहे थे। पीला मोज़ेक और अन्य बीमारियों ने फसल को नुकसान पहुंचाया किसान मांग कर रहे थे कि सोयाबीन की खराब फसल का उचित मुआवजा मिले और बीमा की राशि समय पर दी जाए। किसान नेता एवं समाजसेवी एम.एस. मेवाड़ा ने बताया कि बीते पांच साल से सोयाबीन की फसल लगातार प्रभावित हो रही है। इस बार पीला मोज़ेक और अन्य बीमारियों ने फसल को चौपट कर दिया है। हर साल काटी जाती है फसल बीमा राशि, लेकिन मिलता नहीं लाभ मेवाड़ा ने कहा कि किसानों से हर साल बीमा की राशि काटी जाती है, लेकिन बीमे के नाम पर उन्हें एक चवन्नी भी नहीं मिली। जब सरकार किसानों को राहत नहीं दे रही तो उनसे बीमा राशि काटना बंद कर देना चाहिए। उन्होंने कहा कि सीहोर, शाजापुर और भोपाल जिलों में किसान अलग-अलग तरीकों से आंदोलन कर रहे हैं, लेकिन सरकार की ओर से अभी तक सुनवाई नहीं हुई थी। इस मौके पर विधायक सुदेश राय, नगर पालिका अध्यक्ष प्रिंस राठौर, भाजपा जिला अध्यक्ष नरेश मेवाड़ा और जिला मंत्री पंकज गुप्ता समेत कई भाजपा नेता मौजूद रहे। उन्होंने किसानों से बातचीत कर उनकी समस्याएं सुनीं और अधिकारियों से जल्द समाधान की बात कही। राजस्व मंत्री भी हुए थे सख्त गौरतलब है कि शुक्रवार को इछावर में आयोजित सेवा पखवाड़ा और स्वस्थ नारी सशक्त परिवार कार्यक्रम में मंत्री करण सिंह वर्मा ने भी इस मुद्दे को उठाया था। उन्होंने कहा था कि उन्हें लगातार शिकायतें मिल रही हैं कि सोयाबीन पर पीला मोज़ेक रोग फैल रहा है। वर्मा ने बताया कि उन्होंने खुद सीहोर और सिवनी में जाकर खेतों का निरीक्षण किया। कुछ जगह फसलें ठीक थीं, लेकिन कई जगह रोग ने फसल बर्बाद कर दी थी। इस विषय की जानकारी मुख्यमंत्री तक पहुंचा दी गई है और आने वाली कैबिनेट बैठक में इसे प्रमुखता से रखा जाएगा। किसानों को राहत की उम्मीद किसानों का कहना है कि शिवराज सिंह चौहान के सीधे हस्तक्षेप से अब उन्हें उम्मीद जगी है कि खराब फसल का सही आकलन होगा और बीमा योजना का लाभ जल्द मिलेगा। लंबे समय से आंदोलन कर रहे किसान अब राहत की प्रतीक्षा कर रहे हैं। किसानों की शिकायतें सुनने के बाद कृषि मंत्री ने सीहोर कलेक्टर बाला गुरु से मौके पर ही फोन पर बात कर निर्देश दिए। उन्होंने कहा कि खराब फसलों का सर्वे कराया जाए और किसानों को फसल बीमा योजना का पूरा लाभ तुरंत दिलाया जाए। शिवराज ने कहा कि इससे किसानों को आर्थिक राहत मिल सकेगी। पिछले तीन सप्ताह से सीहोर जिले के कई गांवों के किसान आंदोलन कर रहे थे। पीला मोज़ेक और अन्य बीमारियों ने फसल को नुकसान पहुंचाया किसान मांग कर रहे थे कि सोयाबीन की खराब फसल का उचित मुआवजा मिले और बीमा की राशि समय पर दी जाए। किसान नेता एवं समाजसेवी एम.एस. मेवाड़ा ने बताया कि बीते पांच साल से सोयाबीन की फसल लगातार प्रभावित हो रही है। इस बार पीला मोज़ेक और अन्य बीमारियों ने फसल को चौपट कर दिया है। हर साल काटी जाती है फसल बीमा राशि, लेकिन मिलता नहीं लाभ मेवाड़ा ने कहा कि किसानों से हर साल बीमा की राशि काटी जाती है, लेकिन बीमे के नाम पर उन्हें एक चवन्नी भी नहीं मिली। जब सरकार किसानों को राहत नहीं दे रही तो उनसे बीमा राशि काटना बंद कर देना चाहिए। उन्होंने कहा कि सीहोर, शाजापुर और भोपाल जिलों में किसान अलग-अलग तरीकों से आंदोलन कर रहे हैं, लेकिन सरकार की ओर से अभी तक सुनवाई नहीं हुई थी। इस मौके पर विधायक सुदेश राय, नगर पालिका अध्यक्ष प्रिंस राठौर, भाजपा जिला अध्यक्ष नरेश मेवाड़ा और जिला मंत्री पंकज गुप्ता समेत कई भाजपा नेता मौजूद रहे। उन्होंने किसानों से बातचीत कर उनकी समस्याएं सुनीं और अधिकारियों से जल्द समाधान की बात कही। राजस्व मंत्री भी हुए थे सख्त गौरतलब है कि शुक्रवार को इछावर में आयोजित सेवा पखवाड़ा और स्वस्थ नारी सशक्त परिवार कार्यक्रम में मंत्री करण सिंह वर्मा ने भी इस मुद्दे को उठाया था। उन्होंने कहा था कि उन्हें लगातार शिकायतें मिल रही हैं कि सोयाबीन पर पीला मोज़ेक रोग फैल रहा है। वर्मा ने बताया कि उन्होंने खुद सीहोर और सिवनी में जाकर खेतों का निरीक्षण किया। कुछ जगह फसलें ठीक थीं, लेकिन कई जगह रोग ने फसल बर्बाद कर दी थी। इस विषय की जानकारी मुख्यमंत्री तक पहुंचा दी गई है और आने वाली कैबिनेट बैठक में इसे प्रमुखता से रखा जाएगा। किसानों को राहत की उम्मीद किसानों का कहना है कि शिवराज सिंह चौहान के सीधे हस्तक्षेप से अब उन्हें उम्मीद जगी है कि खराब फसल का सही आकलन होगा और बीमा योजना का लाभ जल्द मिलेगा। लंबे समय से आंदोलन कर रहे किसान अब राहत की प्रतीक्षा कर रहे हैं। पीला मोज़ेक और अन्य बीमारियों ने फसल को नुकसान पहुंचाया किसान मांग कर रहे थे कि सोयाबीन की खराब फसल का उचित मुआवजा मिले और बीमा की राशि समय पर दी जाए। किसान नेता एवं समाजसेवी एम.एस. मेवाड़ा ने बताया कि बीते पांच साल से सोयाबीन की फसल लगातार प्रभावित हो रही है। इस बार पीला मोज़ेक और अन्य बीमारियों ने फसल को चौपट कर दिया है। हर साल काटी जाती है फसल बीमा राशि, लेकिन मिलता नहीं लाभ मेवाड़ा ने कहा कि किसानों से हर साल बीमा की राशि काटी जाती है, लेकिन बीमे के नाम पर उन्हें एक चवन्नी भी नहीं मिली। जब सरकार किसानों को राहत नहीं दे रही तो उनसे बीमा राशि काटना बंद कर देना चाहिए। उन्होंने कहा कि सीहोर, शाजापुर और भोपाल जिलों में किसान अलग-अलग तरीकों से आंदोलन कर रहे हैं, लेकिन सरकार की ओर से अभी तक सुनवाई नहीं हुई थी। इस मौके पर विधायक सुदेश राय, नगर पालिका अध्यक्ष प्रिंस राठौर, भाजपा जिला अध्यक्ष नरेश मेवाड़ा और जिला मंत्री पंकज गुप्ता समेत कई भाजपा नेता मौजूद रहे। उन्होंने किसानों से बातचीत कर उनकी समस्याएं सुनीं और अधिकारियों से जल्द समाधान की बात कही। राजस्व मंत्री भी हुए थे सख्त गौरतलब है कि शुक्रवार को इछावर में आयोजित सेवा पखवाड़ा और स्वस्थ नारी सशक्त परिवार कार्यक्रम में मंत्री करण सिंह वर्मा ने भी इस मुद्दे को उठाया था। उन्होंने कहा था कि उन्हें लगातार शिकायतें मिल रही हैं कि सोयाबीन पर पीला मोज़ेक रोग फैल रहा है। वर्मा ने बताया कि उन्होंने खुद सीहोर और सिवनी में जाकर खेतों का निरीक्षण किया। कुछ जगह फसलें ठीक थीं, लेकिन कई जगह रोग ने फसल बर्बाद कर दी थी। इस विषय की जानकारी मुख्यमंत्री तक पहुंचा दी गई है और आने वाली कैबिनेट बैठक में इसे प्रमुखता से रखा जाएगा। किसानों को राहत की उम्मीद किसानों का कहना है कि शिवराज सिंह चौहान के सीधे हस्तक्षेप से अब उन्हें उम्मीद जगी है कि खराब फसल का सही आकलन होगा और बीमा योजना का लाभ जल्द मिलेगा। लंबे समय से आंदोलन कर रहे किसान अब राहत की प्रतीक्षा कर रहे हैं। हर साल काटी जाती है फसल बीमा राशि, लेकिन मिलता नहीं लाभ मेवाड़ा ने कहा कि किसानों से हर साल बीमा की राशि काटी जाती है, लेकिन बीमे के नाम पर उन्हें एक चवन्नी भी नहीं मिली। जब सरकार किसानों को राहत नहीं दे रही तो उनसे बीमा राशि काटना बंद कर देना चाहिए। उन्होंने कहा कि सीहोर, शाजापुर और भोपाल जिलों में किसान अलग-अलग तरीकों से आंदोलन कर रहे हैं, लेकिन सरकार की ओर से अभी तक सुनवाई नहीं हुई थी। इस मौके पर विधायक सुदेश राय, नगर पालिका अध्यक्ष प्रिंस राठौर, भाजपा जिला अध्यक्ष नरेश मेवाड़ा और जिला मंत्री पंकज गुप्ता समेत कई भाजपा नेता मौजूद रहे। उन्होंने किसानों से बातचीत कर उनकी समस्याएं सुनीं और अधिकारियों से जल्द समाधान की बात कही। राजस्व मंत्री भी हुए थे सख्त गौरतलब है कि शुक्रवार को इछावर में आयोजित सेवा पखवाड़ा और स्वस्थ नारी सशक्त परिवार कार्यक्रम में मंत्री करण सिंह वर्मा ने भी इस मुद्दे को उठाया था। उन्होंने कहा था कि उन्हें लगातार शिकायतें मिल रही हैं कि सोयाबीन पर पीला मोज़ेक रोग फैल रहा है। वर्मा ने बताया कि उन्होंने खुद सीहोर और सिवनी में जाकर खेतों का निरीक्षण किया। कुछ जगह फसलें ठीक थीं, लेकिन कई जगह रोग ने फसल बर्बाद कर दी थी। इस विषय की जानकारी मुख्यमंत्री तक पहुंचा दी गई है और आने वाली कैबिनेट बैठक में इसे प्रमुखता से रखा जाएगा। किसानों को राहत की उम्मीद किसानों का कहना है कि शिवराज सिंह चौहान के सीधे हस्तक्षेप से अब उन्हें उम्मीद जगी है कि खराब फसल का सही आकलन होगा और बीमा योजना का लाभ जल्द मिलेगा। लंबे समय से आंदोलन कर रहे किसान अब राहत की प्रतीक्षा कर रहे हैं। राजस्व मंत्री भी हुए थे सख्त गौरतलब है कि शुक्रवार को इछावर में आयोजित सेवा पखवाड़ा और स्वस्थ नारी सशक्त परिवार कार्यक्रम में मंत्री करण सिंह वर्मा ने भी इस मुद्दे को उठाया था। उन्होंने कहा था कि उन्हें लगातार शिकायतें मिल रही हैं कि सोयाबीन पर पीला मोज़ेक रोग फैल रहा है। वर्मा ने बताया कि उन्होंने खुद सीहोर और सिवनी में जाकर खेतों का निरीक्षण किया। कुछ जगह फसलें ठीक थीं, लेकिन कई जगह रोग ने फसल बर्बाद कर दी थी। इस विषय की जानकारी मुख्यमंत्री तक पहुंचा दी गई है और आने वाली कैबिनेट बैठक में इसे प्रमुखता से रखा जाएगा। किसानों को राहत की उम्मीद किसानों का कहना है कि शिवराज सिंह चौहान के सीधे हस्तक्षेप से अब उन्हें उम्मीद जगी है कि खराब फसल का सही आकलन होगा और बीमा योजना का लाभ जल्द मिलेगा। लंबे समय से आंदोलन कर रहे किसान अब राहत की प्रतीक्षा कर रहे हैं। किसानों को राहत की उम्मीद किसानों का कहना है कि शिवराज सिंह चौहान के सीधे हस्तक्षेप से अब उन्हें उम्मीद जगी है कि खराब फसल का सही आकलन होगा और बीमा योजना का लाभ जल्द मिलेगा। लंबे समय से आंदोलन कर रहे किसान अब राहत की प्रतीक्षा कर रहे हैं। SaahasSamachar Sep 21, 2025 0 6 SaahasSamachar Sep 21, 2025 0 6 SaahasSamachar Sep 21, 2025 0 6 SaahasSamachar Sep 21, 2025 0 6 SaahasSamachar Sep 22, 2025 0 6 SaahasSamachar Sep 21, 2025 0 6 SaahasSamachar Jul 7, 2025 0 478 SaahasSamachar Aug 23, 2025 0 127 SaahasSamachar Aug 25, 2025 0 93 SaahasSamachar Aug 22, 2025 0 91 SaahasSamachar Sep 17, 2025 0 83 Saahas Samachar May 18, 2025 0 15 Saahas Samachar May 18, 2025 0 8 Saahas Samachar May 18, 2025 0 13 Saahas Samachar May 18, 2025 0 13 SaahasSamachar Sep 19, 2025 0 69 SaahasSamachar Sep 21, 2025 0 66 SaahasSamachar Sep 19, 2025 0 53 Join our subscribers list to get the latest news, updates and special offers directly in your inbox</w:t>
       </w:r>
     </w:p>
     <w:p>
@@ -5530,7 +5530,7 @@
     </w:p>
     <w:p>
       <w:r>
-        <w:t>Title: Big breaking :-उत्तराखंड के शिक्षकों ने आर पार की लड़ाई की घोषणा कर दी, राजकीय शिक्षक संघ के अध्यक्ष राम सिंह चौहान ने जारी किया कार्यक्रम</w:t>
+        <w:t>Title: After all-time high last year, govt aims at 119 mn tonnes wheat output for 2025-26</w:t>
       </w:r>
     </w:p>
     <w:p>
@@ -5542,13 +5542,13 @@
           <w:rPr>
             <w:color w:val="0000FF"/>
           </w:rPr>
-          <w:t>https://newsheight.com/big-breaking-teachers-of-uttarakhand-announced-the-battle-of-cross-cross/</w:t>
+          <w:t>https://indianexpress.com/article/india/after-all-time-high-last-year-govt-aims-at-119-mn-tonnes-wheat-output-for-2025-26-10254259/</w:t>
         </w:r>
       </w:hyperlink>
     </w:p>
     <w:p>
       <w:r>
-        <w:t>Content: उत्तराखंड के शिक्षकों ने आर पार की लड़ाई की घोषणा कर दी राजकीय शिक्षक संघ उत्तराखंड की वर्तमान में चल असहयोग आंदोलन के तहत राजकीय शिक्षक संघ उत्तराखंड की एक गूगल मीट हुई और आगामी रणनीति तय की गई और सर्वसम्मति से निर्णय लिया गया कि विभाग के द्वारा कोई भी परीक्षा आयोजित की जाती है/सरकार द्वारा कोई परीक्षा आयोजित की जाती है तो राजकीय शिक्षक संघ उत्तराखंड का कोई भी सदस्य उसमें प्रतिभाग नहीं करेगा । राजकीय शिक्षक संघ ने सरकार की संगठन के प्रति जो नकारात्मक उपेक्षा का भाव है वह स्वीकार्य नहीं है और संगठन ने कठोर निर्णय लिया कि 14 सितंबर को विभागीय सीधी भर्ती का तर्पण 13 जनपदों में किया जाएगा और बड़ा कार्यक्रम जनपद हरिद्वार में माँ गंगा के पवित्र घाट पर तर्पण किया जाएगा संगठन ने सामूहिक निर्णय लिया कि 17 सितम्बर को ढोल दमाऊँ के साथ सचिवालय का घेराव किया जाएगा जिसमें लगभग 20000 शिक्षक उपस्थित रहेंगे तथा विभिन्न राजनीतिक दल तथा सामाजिक संगठन उपस्थित रहेंगे बैठक में स्पष्ट निर्णय लिया गया कि राजकीय शिक्षक संघ उत्तराखंड का सदस्य शिक्षण कार्य के अतिरिक्त किसी भी कार्यक्रम में उपस्थित नहीं रहेंगे और जो संगठन की रीति के खिलाफत कार्य करेगा उसके खिलाफ अनुशासनात्मक कार्यवाही की जाएगी । बैठक में सितंबर माह तक छात्र छात्राओं को पुस्तक न मिलना तथा महत्वपूर्ण विषयों के अध्यापकों को वी एल ओ ड्यूटी में लगाना दुर्भाग्यपूर्ण है और छात्र हित को सर्वोपरि मानते हुए राजकीय शिक्षक संघ इन बातों के लिए संघर्ष करेगा । बैठक की अध्यक्षता राम सिंह चौहान प्रांतीय अध्यक्ष ने की तथा बैठक का संचालन प्रांतीय महामंत्री रमेश पैन्यूली जी ने किया ।बैठक में प्रांतीय कार्यकारिणी के सभी पदाधिकारी दोनों मंडल कार्यकारिणी तथा 13 जनपद कार्यकारिणी उपस्थित थी । 👉 न्यूज़ हाइट के समाचार ग्रुप (WhatsApp) से जुड़ें 👉 न्यूज़ हाइट से टेलीग्राम (Telegram) पर जुड़ें 👉 न्यूज़ हाइट के फेसबुक पेज़ को लाइक करें 👉 गूगल न्यूज़ ऐप पर फॉलो करें 👉 न्यूज़ हाइट ऐप डाउनलोड करें 👉 www.thetruefact.com 👉 www.thekhabarnamaindia.com 👉 www.gairsainlive.com Your email address will not be published. Required fields are marked * Comment * Name * Email * Website Δ *मुख्यमंत्री पुष्कर सिंह धामी द्वारा दून अस्पताल का निरीक्षण, मरीजों से सीधे संवाद कर... *मुख्यमंत्री पुष्कर सिंह धामी ने दून अस्पताल में भर्ती वरिष्ठ पत्रकार मोहन भुलानी का... उत्तराखंड के शिक्षकों ने आर पार की लड़ाई की घोषणा कर दी राजकीय शिक्षक... *एसएसपी दून के निर्देशों पर लगातार चल रहा दून पुलिस का सत्यापन अभियान*... *जनपद के सुदूर ग्रामीण क्षेत्र नागथात अंतर्गत 15 सितम्बर को डीएम सविन बंसल... न्यूज़ हाइट (News Height) उत्तराखण्ड का तेज़ी से उभरता न्यूज़ पोर्टल है। यदि आप अपना कोई लेख या कविता हमरे साथ साझा करना चाहते हैं तो आप हमें हमारे WhatsApp ग्रुप पर या Email के माध्यम से भेजकर साझा कर सकते हैं! Email: [email protected] Author: Swati Panwar Website: newsheight.com Email: [email protected] Call: +91 9837825765</w:t>
+        <w:t>Content: After an all-time high wheat production of 117.51 million tonnes in the last Rabi season, Union Agriculture Ministry has set a target 1.26% higher at 119 million tonnes during Rabi 2025. The target of wheat production is 3.47% higher as compared to last year’s target of 115 million tonnes. The ministry has set the overall Rabi season foodgrain production target of 171.14 million tonnes during crop year 2025-26 (July-June). The details of the targets were shared with 19 ministers from 17 states during the two-day National Agriculture Conference–Rabi Abhiyan 2025, which concluded Tuesday.. Addressing the concluding session, Union Agriculture Minister Shivraj Singh Chouhan also urged them to ensure that the companies pass on benefits of GST reductions to farmers. Chouhan said that the government has set a national foodgrain production target for 2025-26 at 362.50 million tonnes, which is 2.4% higher compared to last year’s 353.96 million tonnes, adding that 25 million metric tonnes of seeds are already available as against the requirement of 22.9 million metric tonnes for upcoming Rabi season sowing. Noting heavy rain in several parts of the country, Chouhan said it has led to increased sown area, which could lead to rise in fertiliser demand. He said fertilisers will be supplied as per the demand from states, in coordination with the Ministry of Chemicals and Fertilisers. Chouhan announced that like Kharif season, the ‘Viksit Krishi Sankalp Abhiyan’ will be launched again from October 3 for Rabi crops. Over 2,000 teams, comprising officials of Central and state agriculture departments, scientists from Krishi Vigyan Kendras, and representatives from agricultural universities, farmer producer organisations, and progressive farmers, will visit villages to guide farmers, he said. With India’s rice and wheat production already at global levels, Chouhan said there is a need for greater focus on pulses and oilseeds, and a roadmap will be drawn up to enhance yields, with special emphasis on per-hectare productivity. Crop-wise reviews are also being conducted — large-scale meetings have already been held for cotton and soybean, he said, adding that concrete steps will be undertaken to increase output of Rabi crops and other key commodities. Harikishan Sharma, Senior Assistant Editor at The Indian Express' National Bureau, specializes in reporting on governance, policy, and data. He covers the Prime Minister’s Office and pivotal central ministries, such as the Ministry of Agriculture &amp; Farmers’ Welfare, Ministry of Cooperation, Ministry of Consumer Affairs, Food and Public Distribution, Ministry of Rural Development, and Ministry of Jal Shakti. His work primarily revolves around reporting and policy analysis. In addition to this, he authors a weekly column titled "STATE-ISTICALLY SPEAKING," which is prominently featured on The Indian Express website. In this column, he immerses readers in narratives deeply rooted in socio-economic, political, and electoral data, providing insightful perspectives on these critical aspects of governance and society. ... Read More Stay updated with the latest - Click here to follow us on Instagram The UK, Canada, and Australia have recognized Palestine as a state, going against the US and Israel's opposition. British PM Starmer aims to revive peace without Hamas and hostage release. Canada and Australia also recognize Palestine, condemning terrorism. Over 145 UN members recognize Palestine, with France likely to join soon.</w:t>
       </w:r>
     </w:p>
     <w:p>
@@ -5561,7 +5561,7 @@
     </w:p>
     <w:p>
       <w:r>
-        <w:t>Title: कृषि मंत्री शिवराज के प्‍लान को लगेगा झटका? DAMU कर्मचारि‍यों ने दी बह‍िष्‍कार की चेतावनी</w:t>
+        <w:t>Title: Monday, September 22, 2025</w:t>
       </w:r>
     </w:p>
     <w:p>
@@ -5573,13 +5573,13 @@
           <w:rPr>
             <w:color w:val="0000FF"/>
           </w:rPr>
-          <w:t>https://www.kisantak.in/amp/news/trending/story/central-minister-shivraj-vksa-plan-setback-damu-employees-threaten-boycott-1277015-2025-09-13</w:t>
+          <w:t>https://www.knskashmir.com/centre-always-stands-by-people-of-jandk-in-crisis--union-minister-198242</w:t>
         </w:r>
       </w:hyperlink>
     </w:p>
     <w:p>
       <w:r>
-        <w:t>Content: जिला एग्रोमीटेरोलॉजिकल यूनिट (DAMU) के कर्मचारियों ने सरकार के खिलाफ मोर्चा खोल दिया है, जिससे केंद्रीय कृषि मंत्री शिवराज सिंह चौहान के रबी सीजन के लिए 3 अक्‍टूबर से शुरू होने वाले 'विकसित कृषि संकल्‍प अभि‍यान' को तगड़ा झटका लग सकता है. कर्मचारियों ने चेतावनी दी है कि जब तक डैमू की यूनिट्स को बहाल नहीं किया जाता और उनकी सेवाएं जारी रखने का फैसला नहीं होता, तब तक वे आगामी ‘विकसित कृषि संकल्प अभियान’ में भाग नहीं लेंगे. एग्रोमीटेरोलॉजिकल यूनिट्स एसोसिएशन ने भारतीय कृषि अनुसंधान परिषद (ICAR) और कृषि मंत्रालय को भेजे पत्र में चेताया है कि डैमू बंद होने से न सिर्फ किसानों को बल्कि पूरे कृषि क्षेत्र को नुकसान होगा. पत्र में कहा गया है कि ये इकाइयां किसानों के लिए मौसम आधारित सलाह, शुरुआती चेतावनी अलर्ट और फसल प्रबंधन मार्गदर्शन का अहम जरिया रही हैं. इनके बिना किसान बुवाई, सिंचाई और कटाई जैसे अहम फैसले समय पर नहीं ले पाएंगे. एसोसिएशन ने जोर देकर कहा है कि रबी सीजन में डैमू की भूमिका सबसे अहम रहती है. इनके सहयोग से सरकार की योजनाओं और अभियानों, खासतौर से विकसित कृषि संकल्प अभियान को जमीनी स्तर तक पहुंचाया जाता है. सरकार ने 2024 की शुरुआत में नीति आयोग के निर्देश पर 199 डैमू बंद कर दिए थे, जबकि पायलट प्रोजेक्ट 2026 तक चलना था. इसके बावजूद करीब 130 कर्मचारी अदालत से स्टे ऑर्डर लेकर अब भी किसानों को मौसम और फसल संबंधी सलाह दे रहे हैं. हालांकि, वेतन मार्च 2025 में ही कोर्ट के आदेश से जारी किया गया था. कर्मचारियों का कहना है कि डैमू बंद होने से रबी सीजन की गतिविधियां बुरी तरह प्रभावित होंगी. किसानों को समय पर जानकारी नहीं मिल पाएगी, जिससे पैदावार, संसाधन प्रबंधन और आय पर सीधा असर पड़ेगा. यही कारण है कि डैमू कर्मचारी VKSA-2025 का बहिष्कार करेंगे. एसोसिएशन ने मांग रखी है कि सभी डैमू को तत्काल बहाल किया जाए, मौजूदा स्टाफ को सेवाओं में बनाए रखा जाए और इन इकाइयों को ICAR और ग्रामीण कृषि मौसम सेवा के अधीन कर दिया जाए, ताकि किसानों तक बिना रुकावट मौसम आधारित सलाह पहुंच सके. 2018 में शुरू हुए डैमू ने पिछले छह वर्षों में 199 ऑटोमैटिक वेदर स्टेशन स्थापित किए, विशेषज्ञ और पर्यवेक्षक तैनात किए और गांव-गांव में जलवायु जागरूकता अभियान चलाए. इन प्रयासों से ओलावृष्टि, बाढ़ और सूखे जैसी आपदाओं के दौरान किसानों को नुकसान से बचाने में मदद मिली. डैमू की एडवाइजरी को किसानों के नुकसान कम करने, प्रधानमंत्री फसल बीमा योजना के दावों में कमी लाने और बदलते मौसम के अनुरूप खेती अपनाने में कारगर माना गया है. इस फैसले का विरोध केंद्रीय मंत्री नितिन गडकरी और कांग्रेस सांसद जयराम रमेश जैसे कई नेताओं ने भी किया है. वहीं, पृथ्वी विज्ञान मंत्रालय का कहना है कि डैमू की सेवाओं को जारी रखने के लिए स्थायी ढांचा बनाने पर विचार चल रहा है, लेकिन अंतिम फैसला अभी नहीं हुआ है. (पीटीआई के इनपुट के साथ) Punjab Floods: दिवाली तक पूरा हो जाएगा बाढ़ प्रभावितों को मुआवजा देने का काम, सीएम मान ने किए ये बड़े ऐलान काम पर लौटें या विरोध करें? राजस्व विभाग का फैसला बदल सकता है खेल! संविदा कर्मियों पर टिकी निगाहें बाढ़ प्रभावित इलाकों का दौरा करते विनेश फोगाट का हुआ विरोध, सरपंच प्रतिनिधि ने सुनाई खरी-खोटी कोसी-मेची लिंक परियोजना का काम तेज: लाखों परिवारों को मिलेगी बाढ़ से राहत, फसलें रहेंगी सुरक्षित जम्‍मू-कश्‍मीर के बागवानों के लिए खुशखबरी! रेलवे ने दिल्‍ली के लिए पार्सल ट्रेन चलाने की घोषणा की Crops Compensation: घोषित मुआवजे को किसानों ने नकारा, 50000 रुपये एकड़ की मांग...सीएम से मिले किसान योगी सरकार बनारसी पान से लेकर 25 देसी व्यंजनों की करेगी International ब्रांडिंग, जानें डिटेल पटना में संविदा कर्मियों पर लाठीचार्ज, हड़ताली कर्मचारी बोले “क्या अपनी मांग रखना अपराध है?” बिजनौर में नहीं थम रहा तेंदुए का आंतक, अब 8 साल के बच्‍चे की जान ली, लोगों ने किया हाइवे जाम सरस आजीविका मेले का केंद्रीय मंत्री शिवराज सिंह और मुख्यमंत्री रेखा गुप्ता ने किया शुभारंभ</w:t>
+        <w:t>Content: Srinagar, Sep 19 (KNS) : Union Minister for Agriculture and Farmers’ Welfare, Shivraj Singh Chouhan visited flood-affected border village of Badyal Brahmana in R S Pura here today. Upon his arrival, the Minister first visited the fields to assess the damage to standing crops. Later, the minister addressed a large gathering of flood victims, including farmers. He said the Central government led by Prime Minister Narendra Modi stands by the people of Jammu and Kashmir in this time of crisis. The Minister pledged that the Union Government would provide all possible assistance to the affected population following consultations with the J&amp;K government which would submit reports with respect to the assessment of damages suffered during the floods. He said teams from the Ministries of Home Affairs, Jal Shakti, Rural Development and Agriculture have already conducted surveys in the affected parts of the Union Territory. They will also submit their reports while the assessment of damages is ongoing. Once the state government submits its memoranda, the Central government will leave no stone unturned in providing relief, he said. During the programme, Member of Parliament from Jammu, Jugal Kishore; J&amp;K Minister for Agriculture Javed Ahmad Dar; local MLAs; and senior officers from the Central and UT administration were present. Later, Chouhan interacted with the farmers. After his visit to Badyal Brahmana, the Minister returned to Jammu city and chaired a review meeting with the J&amp;K government. Later, he addressed the media and announced a slew of relief measures.Click Here To Follow Our WhatsApp ChannelMr Chouhan announced that one instalment under PM-Kisan would be released immediately to the farmers affected by the floods in the Union Territory. He also announced that workers in the flood-affected areas would get additional 50 man-days under MGNREA, increasing their entitlement to 150 from the existing 100 man-days guaranteed under the programme in view of the natural calamity. The Union Minister also announced that farmers would receive compensation for their domestic animals which perished in flood waters. He said as reported by the J&amp;K administration, about 5000 houses have been damaged which would be built again for which he would approve assistance immediately. The Agriculture Minister said under Pradhan Manttri Awas Yojana, one lakh thirty thousand rupees would be provided for the construction for each house, with a separate toilet. Hailing Self Help Groups for their work, he said, they, too, have suffered losses, and 76 crore rupees would be released for them. Chouhan suggested that the sand accumulated in the fields due to floods must be used by the farmers in whose land it is deposited. In this case, he said the Mining Department of J&amp;K must relax the rule in favour of the affectees. The Agriculture Minister said J&amp;K government has about 2,499 crore rupees available for disaster management, which will be utilised for the recent floods, adding that if more funds are required, the Central government will extend further assistance. He said J&amp;K government would take up renovation of damaged canals and embankments with the Central assistance.(KNS) Srinagar, Sep 19 (KNS) : Union Minister for Agriculture and Farmers’ Welfare, Shivraj Singh Chouhan visited flood-affected border village of Badyal Brahmana in R S Pura here today. Upon his arrival, the Minister first visited the fields to assess the damage to standing crops. Later, the minister addressed a large gathering of flood victims, including farmers. He said the Central government led by Prime Minister Narendra Modi stands by the people of Jammu and Kashmir in this time of crisis. The Minister pledged that the Union Government would provide all possible assistance to the affected population following consultations with the J&amp;K government which would submit reports with respect to the assessment of damages suffered during the floods. He said teams from the Ministries of Home Affairs, Jal Shakti, Rural Development and Agriculture have already conducted surveys in the affected parts of the Union Territory. They will also submit their reports while the assessment of damages is ongoing. Once the state government submits its memoranda, the Central government will leave no stone unturned in providing relief, he said. During the programme, Member of Parliament from Jammu, Jugal Kishore; J&amp;K Minister for Agriculture Javed Ahmad Dar; local MLAs; and senior officers from the Central and UT administration were present. Later, Chouhan interacted with the farmers. After his visit to Badyal Brahmana, the Minister returned to Jammu city and chaired a review meeting with the J&amp;K government. Later, he addressed the media and announced a slew of relief measures.Click Here To Follow Our WhatsApp ChannelMr Chouhan announced that one instalment under PM-Kisan would be released immediately to the farmers affected by the floods in the Union Territory. He also announced that workers in the flood-affected areas would get additional 50 man-days under MGNREA, increasing their entitlement to 150 from the existing 100 man-days guaranteed under the programme in view of the natural calamity. The Union Minister also announced that farmers would receive compensation for their domestic animals which perished in flood waters. He said as reported by the J&amp;K administration, about 5000 houses have been damaged which would be built again for which he would approve assistance immediately. The Agriculture Minister said under Pradhan Manttri Awas Yojana, one lakh thirty thousand rupees would be provided for the construction for each house, with a separate toilet. Hailing Self Help Groups for their work, he said, they, too, have suffered losses, and 76 crore rupees would be released for them. Chouhan suggested that the sand accumulated in the fields due to floods must be used by the farmers in whose land it is deposited. In this case, he said the Mining Department of J&amp;K must relax the rule in favour of the affectees. The Agriculture Minister said J&amp;K government has about 2,499 crore rupees available for disaster management, which will be utilised for the recent floods, adding that if more funds are required, the Central government will extend further assistance. He said J&amp;K government would take up renovation of damaged canals and embankments with the Central assistance.(KNS) Kashmir News Service, KNS, the first online news organization in Jammu and Kashmir, founded in January 2002, has emerged as one of the premier and credible bi-lingual, English and Urdu, news agency in the State KNS does not provide news feed to the local dailies only but also to the national and international media publications. Stigma, late diagnosis keeping millions untreated as India’s elderly population grows Takes stock of people’s grievances, also assesses flood damaged infrastructure Also reviews formulation of master plan for Ganderbal town Copyright © 2021 Designed &amp; Developed by Netshell Software Solutions</w:t>
       </w:r>
     </w:p>
     <w:p>
@@ -5592,7 +5592,7 @@
     </w:p>
     <w:p>
       <w:r>
-        <w:t>Title: Madhya Pradesh: Meet Of Commissioners, Collectors In Bhopal After Dussehra</w:t>
+        <w:t>Title: Centre Plans State-Specific Agriculture Roadmap To Boost Crop Produce</w:t>
       </w:r>
     </w:p>
     <w:p>
@@ -5604,13 +5604,13 @@
           <w:rPr>
             <w:color w:val="0000FF"/>
           </w:rPr>
-          <w:t>https://www.freepressjournal.in/bhopal/madhya-pradesh-meet-of-commissioners-collectors-in-bhopal-after-dussehra</w:t>
+          <w:t>https://www.etvbharat.com/en/!bharat/centre-plans-state-specific-agriculture-roadmap-to-boost-crop-produce-enn25091703148</w:t>
         </w:r>
       </w:hyperlink>
     </w:p>
     <w:p>
       <w:r>
-        <w:t>Content: Bhopal (Madhya Pradesh): A conference of commissioners and collectors will be held in the state capital after Dussehra. The inspectors general of police and superintendents of police will also participate in it. The government is organising such a conference for the first time after the Mohan Yadav-led government was formed. The conference will discuss the future plans and vision documents. The Chief Minister has directed the ministers to review the progress of work of their departments before the conference. After the covid-19 pandemic, such conferences of senior officials of the districts were stopped. During the tenure of Shivraj Singh Chouhan as chief minister, the conference of commissioners and collectors was held in the name of Manthan. The government can have a picture of the conditions of the districts at such conferences. The upcoming conference will focus on the working plan for three years. Chief Secretary Anurag Jain supports such conferences. At the conference, the districts will be given ranks on the basis of their performance so that how they are working on various issues may come to light. Besides, there will be a presentation of the innovative works done in the districts so that the plans of one district may be adopted in another. Cleanliness campaign from Sept 17 A fortnight-long cleanliness campaign will be launched across the state from September 17. The drive will prioritize cleanliness activities in rural areas along with urban regions. Safai Mitra camps will be organised during the campaign will conclude on October 2.</w:t>
+        <w:t>Content: National ETV Bharat / bharat By ETV Bharat English Team Published : September 17, 2025 at 3:10 PM IST New Delhi: The Union Ministry of Agriculture is planning to prepare an agricultural roadmap for each state as per the geographical and climatic condition in the specific regions, with an aim to help the states boost crop production. The Ministry will soon develop a crop produce roadmap for states, for which the government would organise workshops in the states, involving teams of relevant officials, scientists and experts, and collect their suggestions and feedback for betterment of the sector. As per government officials, a pan-India agriculture roadmap has not been yielding fruitful results as every state has its own geographical and climate conditions. For example, situation in Northeastern states is different from those in Western belt, which is why government is planning separate roadmap for each state. Highlighting the need for an agricultural roadmap, Union Agriculture Minister Shivraj Singh Chouhan said, "The ministry will conduct workshops in the states to prepare agricultural roadmap because each state has its own geographical diversification and witnesses different climate conditions." "The workshops will be held in the states involving teams of relevant officials, agricultural scientists, and experts who will share their experience and give suggestions for growth of agriculture sector in the region," he added. Arunachal and Mizoram's plan might not work in Tamil Nadu; and so would the Northeastern states' plan will not help in Rajasthan. The suggestions which have already come to the Ministry will be reviewed in-depth. It is a fact that some decisions will be taken by the agriculture department, some by state governments and concerned authorities. We will sit together to chalk out a plan and work accordingly," Chouhan explained. To promote and disseminate the knowledge of the modern farming system, Chouhan sought support from states and their agriculture ministers for the upcoming Viksit Krishi Sankalp Abhiyan which will kick-off from October 3. The government has its focus on six major points such as climate resilience, quality seeds, fertilisers and pesticides, horticulture, natural farming, and effective extension services and role of Krishi Vigyan Kendras. This apart, it has prepared a draft against selling of spurious pesticides, seeds and fertilisers. Now, suggestions will be sought from state governments to come up with stringent law in favour of farmers. "The Centre and States will work together to take strict action against spurious pesticides, seeds, and fertilisers which will directly benefit the farmers to save them and their produce," the Union Minister added. As per Ministry of Agriculture &amp; Farmers' Welfare, the government has set a production target of 362.50 million tonnes for 2025-26, up from 341.55 million tonnes last year. As far as total food grain production is concerned, it reached 353.96 million tonnes in 2024-25, an increase of 21.66 million tonnes (6.5 per cent) over the previous years, the ministry said. The country achieved record harvests in key crops like rice, wheat, maize, groundnut and soybean. This output was 12.41 million tonnes higher than the set target of 341.55 million tonnes, the ministry data suggests. Around 22.9 million metric tonnes of seed are required for Rabi sowing, but nearly 25 million metric tonnes are already available, it said. Also Read AI Will Bring Revolution In Agriculture, Make Farmers’ Conditions Better: Gadkari Tech Gift From Japan: UP's Farmers Will Now Cultivate Cherry Tomatoes Without Soil, Less Water For All Latest Updates TAGGED: Japan's Ruling Party Opens Leadership Race To Choose Ishiba's Successor As Navratri Fest Begins, PM Modi Urges Collective Efforts For Developed And Self-Reliant India Jaishankar To Meet US Secretary Of State Rubio In New York Today US Clarification On H-1B Calms Nerves In Tech Circles But Some Warn Of Deferred Impact Encounter Between Army And Terrorists In J-K's Kishtwar, Weapons Recovered In Kupwara; Ops Underway The Rogue Prince of Persia Review: Parkour, Combat, And Comic Book Vibes Back to School | The Science Behind Ocean Salt And Why Desalination Isn't The Fix Yet Analysis | India-US Relations: Between Pressure, Pushback, and A Possible Reset Roots Of Faith: Two Giant Trees In City Of Salvation Gaya Serve As Memorials For The Untimely Departed Copyright © 2025 Ushodaya Enterprises Pvt. Ltd., All Rights Reserved.</w:t>
       </w:r>
     </w:p>
     <w:p>
@@ -5623,7 +5623,7 @@
     </w:p>
     <w:p>
       <w:r>
-        <w:t>Title: 2-Day ‘National Agriculture Conference' Kicks Off In Delhi Tomorrow, Fruitful Insights Expected</w:t>
+        <w:t>Title: Centre to procure green gram black gram sunflower from Karnataka Union Minister Pralhad Joshi</w:t>
       </w:r>
     </w:p>
     <w:p>
@@ -5635,13 +5635,13 @@
           <w:rPr>
             <w:color w:val="0000FF"/>
           </w:rPr>
-          <w:t>https://timelinedaily.com/india/2-day-national-agriculture-conference-kicks-off-in-delhi-tomorrow-fruitful-insights-expected</w:t>
+          <w:t>https://www.theweek.in/wire-updates/national/2025/09/20/mds18-ka-joshi-crops.amp.html</w:t>
         </w:r>
       </w:hyperlink>
     </w:p>
     <w:p>
       <w:r>
-        <w:t>Content: 2-Day ‘National Agriculture Conference' Kicks Off In Delhi Tomorrow, Fruitful Insights Expected New Delhi: The Union Ministry of Agriculture and Farmers’ Welfare is organizing the ‘National Agriculture Conference’ titled ‘Rabi Abhiyan 2025’ on September 15’–16 at Bharat Ratna C. Subramaniam Auditorium, Pusa Campus in New Delhi. Union Agriculture and Farmers’ Welfare Minister Shri Shivraj Singh Chouhan will chair the conference, which will be attended by Agriculture Ministers of various states, the Secretary of the Union Agriculture and Farmers’ Welfare Ministry, the Secretary of DARE and the Director General of ICAR, along with senior officials of related ministries and departments. A press release said on Sunday. Read Also: IIT Kanpur Inaugurates International Training Program On Agricultural Practices Using Drones The common platform for agriculture experts, scientists, policymakers and senior representatives of state governments from across the country, the two-day program will have detailed discussions on various innovations, strategies and technologies. Moreover, various topics aimed at benefiting farmers of Rabi crops will be discussed during the event. On the first day, Central and state-level officials will conduct discussions on key topics, and on the second day, detailed discussions between Agriculture Ministers of all states, the Union Agriculture Minister, and the Union Ministers of State will take place. Read Also: IIT Bombay Develops A Smart Irrigation Plan To Save 10-30% of Irrigation Water In Drought-Prone Regions The discussions would focus on how the latest technologies and improved seeds can be effectively delivered to farmers. Senior officials from all states will attend with their teams. “For the first time, scientists from Krishi Vigyan Kendras have also been invited to share their regional experience and challenges and help in planning future strategies,” the release added. In addition, the event will witness the sharing of success stories and industry best practices giving insight to the attendees, which include proven practices from various states, so that they can be replicated in other places. Experts will also provide their views on weather forecasting, fertilizer management, agricultural research, and technological interventions. © 2024 TimelineDaily</w:t>
+        <w:t>Content: Bengaluru, Sep 20 (PTI) Union Minister Pralhad Joshi on Saturday said that under the Price Support Scheme system, the central government will procure green gram, black gram, sunflower, groundnut, and soybean from Karnataka, which will greatly benefit the state's farming community. The minister said he had requested the Union Agriculture Minister Shivraj Singh Chouhan to approve the procurement of these crops grown in Karnataka during the 2025-26 Kharif season under the Price Support Scheme (PSS), as proposed by the state government. "I am happy to share that the Union government has now approved this request," he said in a post on the social media platform 'X', sharing a letter from Chouhan regarding the same. The letter dated September 20 from the Union agriculture minister to Joshi stated: "I am pleased to inform you that the Government of Karnataka has forwarded proposals for the implementation of PSS for the procurement of Green Gram, Black Gram, Sunflower, Groundnut, and Soyabean in the State during the 2025-26 Kharif season. After due consideration, this Ministry has approved the procurement of 38,000 MT of Green Gram, 60,180 MT of Black Gram, 15,650 MT of Sunflower, 61,148 MT of Groundnut and 1,15,000 MT of Soyabean under PSS in Karnataka." "The approval reflects the Government of India's unwavering commitment to safeguard the interests of farmers and ensure them a stable and sustainable income," it added. Joshi said that this decision reflects the central government's continued commitment to the welfare of farmers and urged the Karnataka government to immediately establish district-wise procurement centers and begin the procurement process across the state. "I extend my heartfelt thanks to Hon'ble Prime Minister Shri @narendramodi and Agriculture Minister Shri @ChouhanShivraj for their timely support and farmer-friendly decision that will greatly benefit Karnataka's farming community," he added. (This story has not been edited by THE WEEK and is auto-generated from PTI) Copyright © 2024 All rights reserved</w:t>
       </w:r>
     </w:p>
     <w:p>
@@ -5654,7 +5654,7 @@
     </w:p>
     <w:p>
       <w:r>
-        <w:t>Title: GST 2.0: Farmers to Get Direct Benefit from New GST, Know How Much They Will Save</w:t>
+        <w:t>Title: Midday News</w:t>
       </w:r>
     </w:p>
     <w:p>
@@ -5666,13 +5666,13 @@
           <w:rPr>
             <w:color w:val="0000FF"/>
           </w:rPr>
-          <w:t>https://www.timesbull.com/business/gst-2-0-farmers-to-get-direct-benefit-from-new-gst-know-how-much-they-will-save-601472.html</w:t>
+          <w:t>https://www.newsonair.gov.in/bulletins-detail/midday-news-545/</w:t>
         </w:r>
       </w:hyperlink>
     </w:p>
     <w:p>
       <w:r>
-        <w:t>Content: Times Bull Times Bull Share on Media The new GST rates and slabs announced by the central government will have a big impact on the agriculture sector. Small and medium farmers will get direct benefit from this. The cut in GST on farm equipment will lower the cost of farming and increase farmers’ profit. Union Agriculture and Rural Development Minister Shivraj Singh Chouhan said in a press conference in Bhopal today that the new GST rates and slabs will help farmers in many ways. He said small and medium farmers will benefit the most. With lower GST on farm equipment, the cost of farming will go down and farmers’ profit will rise. He also said GST has been cut on bio-pesticides and micro-nutrients. This will help farmers and also push them to move from chemical fertilizers to bio-fertilizers. In the dairy sector, GST has been removed on milk and cheese. This will benefit not only the common people but also farmers, cattle keepers, and milk producers. The new GST reforms will give big benefits to farmers. Some companies have already started passing this benefit. The GST on farm equipment like tractors, harvesters, and rotavators has been reduced to 5%. This will prove to be a boon for farmers. For example, if a tractor earlier cost ₹9 lakh, now a farmer will save about ₹65,000 on it. On a 35 HP tractor worth ₹5.8 lakh, the saving will be ₹41,000. On a 45 HP tractor, the saving will be ₹45,000. On a 50 HP tractor, the saving will be ₹53,000. On a 75 HP tractor, the saving will be about ₹63,000. So farmers can save from ₹25,000 to ₹63,000 on tractors alone. In the dairy sector, there will now be no GST on milk and cheese. This will benefit both common people and milk producers. Farmers, cattle rearers, and dairy businesses will also earn more. GST has been cut on butter, ghee, and milk cartons, which will increase their demand and help the dairy sector grow. GST has also been reduced on bio-pesticides and micro-nutrients. These will now cost less, which will promote natural and organic farming. Farmers will shift from chemical fertilizers to bio-fertilizers. GST on fertilizers like ammonia, sulphuric acid, and nitric acid has also come down from 18% to 5%. These are raw materials for making fertilizers, so prices will fall and farmers will benefit. GST has been cut on cement and iron, which will make building houses in rural areas cheaper under Pradhan Mantri Awas Yojana. Costs of schools, Anganwadis, and Panchayat Bhawans will also go down. This will strengthen the rural economy and increase demand. The reforms will also support women’s groups and the Lakhpati Didi movement. With higher demand and lower costs, more money will flow into the market, giving direct benefit to farmers and rural women. Follow Us On © 2025 Times Bull</w:t>
+        <w:t>Content: Download Mobile App Site Admin | September 19, 2025 3:19 PM THE HEADLINES:- &lt;&gt;&lt;&gt;&lt;&gt; Union Agriculture and Farmers’ Welfare Minister Shivraj Singh Chouhan today stressed that the GST rate cuts on tractors and farm equipment must directly reach farmers. Chairing a meeting with agricultural machinery and equipment representatives in New Delhi, Mr Chouhan highlighted that the GST reduction from 12 or 18 percent to 5 percent will make tractors and machinery significantly cheaper. Mr Chouhan added that the move would lead to significant price cuts ranging from 23 thousand to 63 thousand rupees across different tractor categories. Adressing the media, Mr Shivraj Singh Chouhan stressed, the benefit must not be absorbed midway and should directly accrue to farmers in real time, starting September 22. &lt;&gt;&lt;&gt;&lt;&gt; In a landmark move towards simplifying the tax structure and easing the financial burden on citizens, Prime Minister Narendra Modi in his Independence Day address this year announced the next generation GST reforms. The new tax rates will be implemented from Monday. Today we take a look at the potential impact of these reforms on the automobile industry. “In a major relief for the common man, the GST Council has announced significant tax cuts for the automobile sector. The Automobile industry supports over 3.5 crore jobs in manufacturing, sales, financing, and maintenance, directly and indirectly. Lower GST rates will boost demand, providing a lift not only to automobile manufacturers but also to the vast allied industries, including tyres, batteries, components, glass, steel, plastics, and electronics. The tax reduction will also encourage the replacement of old vehicles with new, fuel-efficient models, thereby promoting cleaner and greener mobility.Speaking to the media, President of the Federation of Automobile Dealers Association, C. S. Vigneshwar, said the automobile industry will fully utilize these reforms to ensure that every customer benefits through prices that meet their expectations. The new tax rates will come into effect from Monday. Vishnu P S, Akashvani News, Delhi.” &lt;&gt;&lt;&gt;&lt;&gt; Union Minister for Electronics and Information Technology, Ashwini Vaishnaw has said that Prime Minister Narendra Modi has turned technology into India’s greatest equalizer. He added that now, a street vendor use the same UPI payment system as a corporate executive. In an article in a National Daily, Mr. Vaishnaw highlighted that technology does not have any hierarchy. He added that this transformation reflects Prime Minister Modi’s core philosophy of antyodaya, reaching the last person in the queue. Mentioning the Space and Innovation sector, Mr. Vaishnaw said that India has achieved what seemed impossible. &lt;&gt;&lt;&gt;&lt;&gt; Union Parliamentary Affairs Minister Kiren Rijiju has emphasized that the active participation of women and youth is essential for realizing the vision of a developed India by 2047. Addressing the gathering at Future Frontier Conclave in New Delhi, Mr Rijiju said that the central theme of the government’s agenda is women-led development. Mr Rijiju stated, India is well on track to become third-largest economy in the world. The Minister highlighted that in the last eleven years, India has become the fifth largest economy in the world from 11th position. Mr Rijiju said that India has made significant progress under the leadership of Prime Minister Narendra Modi. &lt;&gt;&lt;&gt;&lt;&gt; Prime Minister Narendra Modi has said, Mission Saksham Anganwadi and Poshan 2.0 are major initiatives taken by the government to improve the nutrition of children, adolescent girls, and pregnant mothers. Sharing an article by Union Minister Annpurna Devi, Mr. Modi added that through these schemes, millions of beneficiaries are receiving help through the vast network of Anganwadi centers spread across the country. &lt;&gt;&lt;&gt;&lt;&gt; Prime Minister Modi has also shared an article written by Union Minister Chirag Paswan on the impact of the latest GST reforms in enhancing ease of doing business in the food processing sector. In a social media post, Mr Modi stated that by lowering rates on everyday foods and packaging, groceries have become more affordable. He said, it will boost MSMEs, support farmers and improve India’s global food competitiveness. &lt;&gt;&lt;&gt;&lt;&gt; Guided by the mantra of Seva and Sushasan, that is, Public Service and Good Governance, the Government, under Prime Minister Narendra Modi, has been working tirelessly to bring transformation and progress. Today, in a Special Series – ‘Seva Parv’, we bring to you how the Modi government has empowered tribal communities and improved their quality of life. India is home to one of the most vibrant and diverse tribal populations in the World, with over 10 crore 45 lakhs Tribal Citizens, which is about 8.6 per cent of the total population of the country. Under the leadership of Prime Minister Narendra Modi, there has been a clear and deliberate shift from Tokenism to targeted empowerment of Tribal Communities. Over the last decade, the budget of Ministry of Tribal Affairs has tripled, rising from nearly four thousand three hundred crore rupees in 2013-14 to thirteen thousand crore rupees in 2024-25. The prominent schemes initiated by the Government, the budget for Development Action for Scheduled Tribes has been increased more than five times since 2013-14. The Pradhan Mantri Jan Jati Aadivasi Nyay Abhiyan (PM-Janman) has become a powerful mission of Justice, Dignity and Upliftment for particularly vulnerable tribal groups. This initiative is transforming lives in 75 such communities across 11 states and 01 Union Territory benefitting over 47 lakhs tribal people. An amount of 24 thousand crore rupees has been allocated for the scheme. The Dharti Aaba Jan Jatiya Gram Utkarsh Abhiyan comprises of 25 interventions implemented by 17 different Ministries. The scheme aims to saturate infrastructural gaps in over 63 thousand villages by improving access to Health and Education facilities and providing livelihood opportunities benefitting nearly 5 crore tribal people. &lt;&gt;&lt;&gt;&lt;&gt; Union Minister Kiren Rijiju today alleged that Congress leader Rahul Gandhi keeps blaming the constitutional body to hide his own weaknesses. Talking to reporters in New Delhi, Mr Rijiju said that after repeatedly losing elections, Mr Gandhi blames the system. He said, the nation stands with Prime Minister Narendra Modi and the poor, farmers, and common people consider him as the leader of the country. &lt;&gt;&lt;&gt;&lt;&gt; The Chhattisgarh Anti-Corruption Bureau and Economic Offences Wing arrested a retired IAS officer in an alleged liquor scam. The then commissioner of state excise department, Niranjan Das has been arrested for his alleged role in assisting the syndicate handling and operating the scam. &lt;&gt;&lt;&gt;&lt;&gt; National Award-winning short film ‘Chalo Jeete Hain’ is being screened across the country as part of the 75th birthday celebrations of Prime Minister Narendra Modi. In Puducherry, special screenings of the film began last night at PVR Cinemas. BJP functionaries and members of the general public attended the first show. Speaking to Akashvani News after watching the film, Vetriselvan said Chalo Jeete Hain conveys the life message of Prime Minister Narendra Modi – that we should live and work for others. Another spectator, Govindan, expressed happiness that the film clearly portrays the childhood of Prime Minister Modi. &lt;&gt;&lt;&gt;&lt;&gt; Yemen’s Houthi group has claimed responsibility for launching a hypersonic ballistic missile and three drones targeting Israeli cities. According to Houthi sources, the missile struck a military site in Jaffa, while drones targeted Beer Sheva and the port city of Eilat. The Israel Defense Forces reported intercepting most projectiles but confirmed a drone hit a hotel in Eilat, causing property damage with no casualties. Air raid sirens were triggered across central Israel, including Tel Aviv, prompting residents to seek shelter. &lt;&gt;&lt;&gt;&lt;&gt; In Asia Cup Cricket, India will take on Oman in their final Group A match at Zayed Cricket Stadium in Abu Dhabi. The match will start at 8PM. Oman have already been eliminated and with four points from two games, India has already sealed the Super 4 qualification. &lt;&gt;&lt;&gt;&lt;&gt; In badminton, PV Sindhu has bowed out of China Masters 2025. In the women’s singles quarter final today India’s ace badminton star was defeated by South Korea’s An Se Young in straight sets, 14-21, 13-21 in just 38 minutes. India’s star Men’s Doubles duo of Satwiksairaj Rankireddy and Chirag Shetty will play their quarterfinal match against local favourites Haonan Xie and Xiang Yu Ren later today. &lt;&gt;&lt;&gt;&lt;&gt; The India Meteorological Department has forecast heavy to very heavy rainfall at isolated places over Andaman and Nicobar Islands, Sub Himalayan West Bengal and Sikkim today. &lt;&gt;&lt;&gt;&lt;&gt; THE HEADLINES ONCE AGAIN:- &lt;&gt;&lt;&gt;&lt;&gt; 1 hour ago 2 hours ago 1 hour ago 2 hours ago 1 hour ago Privacy Policy | Copyright © 2025 News On Air. All rights reserved Last Updated: 22nd Sep 2025 | Visitors: 1480625</w:t>
       </w:r>
     </w:p>
     <w:p>
@@ -5685,7 +5685,7 @@
     </w:p>
     <w:p>
       <w:r>
-        <w:t>Title: बांसगांव क्षेत्र में पंचायत समिति की बैठक:विकास कार्यों की समीक्षा, नए मीटिंग कक्ष का प्रस्ताव भेजा</w:t>
+        <w:t>Title: National Conference on Agriculture- Rabi Campaign 2025 Concludes in New Delhi with Key Policy Resolutions</w:t>
       </w:r>
     </w:p>
     <w:p>
@@ -5697,13 +5697,13 @@
           <w:rPr>
             <w:color w:val="0000FF"/>
           </w:rPr>
-          <w:t>https://www.bhaskar.com/local/uttar-pradesh/gorakhpur/bansgaon/news/panchayat-committee-meeting-in-bansgaon-area-135869586.html</w:t>
+          <w:t>https://krishijagran.com/news/national-conference-on-agriculture-rabi-campaign-2025-concludes-in-new-delhi-with-key-policy-resolutions/</w:t>
         </w:r>
       </w:hyperlink>
     </w:p>
     <w:p>
       <w:r>
-        <w:t>Content: बांसगांव विकासखण्ड सभागार में 8 सितंबर 2025 को क्षेत्र पंचायत समिति की महत्वपूर्ण बैठक आयोजित की गई। बैठक की अध्यक्षता प्रमुख श्रीमती लालमती के प्रतिनिधि शिवाजी सिंह ने की। बैठक में खण्ड विकास अधिकारी अनिरुद्ध सिंह चौहान ने बताया कि कर और प्रभुत्व संबंधी सभी कार्य पूरे कर लिए गए हैं। विकासखण्ड परिसर में मौजूद समस्याओं को जल्द ही दूर किया जाएगा। एक नए मीटिंग कक्ष के निर्माण का प्रस्ताव भी भेजा गया है। इस प्रस्ताव को जल्द ही मंजूरी मिलने की उम्मीद है। इसी दौरान खण्ड विकास अधिकारी चौहान ने अपने निजी खर्च से प्राथमिक विद्यालय जयंतीपुर के छात्रों को रिफ्रेशमेंट वितरित किया। यह कार्यक्रम उनके स्वर्गीय दादा श्री कैलाश सिंह चौहान की पितृपक्ष में पुण्यतिथि पर आयोजित किया गया। बैठक में प्रमुख प्रतिनिधि श्री शिवाजी सिंह, सहायक विकास अधिकारी पंचायत श्री अजय सिंह, प्रधानाध्यापक श्री महेन्द्र शर्मा, अवर अभियंता श्री उदयभान यादव, छात्र नेता सचिन शाही, रोहित शाही रितेश शाही, अमन सिंह ठेकेदार समेत सभी अधिकारी-कर्मचारी, ग्राम प्रधान और क्षेत्र पंचायत सदस्य मौजूद रहे। Copyright © 2024-25 DB Corp ltd., All Rights Reserved This website follows the DNPA Code of Ethics.</w:t>
+        <w:t>Content: Subscribe to our print &amp; digital magazines now We're social. Connect with us on: The two-day National Conference on Agriculture -Rabi Campaign 2025 concluded in New Delhi, focusing on agricultural reforms, farmer welfare, and policy implementation. Key outcomes included boosting crop insurance, combating spurious inputs, strengthening KVKs, and launching the Viksit Krishi Sankalp Abhiyan from October 3. The National Conference on Agriculture – Rabi Campaign 2025 concluded on September 16, 2025 in the national capital under the leadership of Union Minister for Agriculture and Farmers Welfare &amp; Rural Development, Shivraj Singh Chouhan. The event brought together Agriculture Ministers and senior officials from across the country, who participated in focused discussions aimed at strengthening agricultural strategies for the upcoming Rabi season. In his valedictory address, Minister Chouhan took a firm stance against the sale of counterfeit or substandard agricultural inputs, including fertilisers, seeds, and pesticides. He announced that stringent legal provisions are being drafted to curb such activities and sought proactive cooperation from state governments in safeguarding farmers from exploitation. “We will not tolerate the sale of spurious products. Protecting farmers is a shared responsibility, and strict action must be ensured,” he stressed. Chouhan also underscored the importance of responsive support systems, stating that efforts are underway to enhance the effectiveness of Kisan Call Centres, with an appeal to states to establish strong support frameworks to make these centres more impactful. He reiterated the government’s dedication to resolving farmers’ issues promptly and equitably. On the insurance front, the Minister called for accelerated enrolment under the Pradhan Mantri Fasal Bima Yojana (PMFBY), urging states to maximise its reach so that more farmers can be protected against crop loss risks. “Every farmer must feel secure. Expanding PMFBY coverage is essential,” he said. Highlighting the pivotal role of Krishi Vigyan Kendras (KVKs) and state-level agricultural extension systems, Chouhan advocated for their strengthening to ensure the effective transfer of scientific knowledge and best practices to the grassroots level. These institutions, he noted, are essential for modernising Indian agriculture and empowering farmers with practical, field-based solutions. A major announcement from the Minister was the launch of the Viksit Krishi Sankalp Abhiyan, which will begin on October 3, 2025. He appealed to all states and their agriculture departments to actively support this nationwide campaign, designed to implement the “Lab to Land” approach by translating research into practical benefits for farmers on the ground. Commending the productive deliberations over the two-day conference, Chouhan extended his congratulations to all participating officials and ministers. He expressed optimism that the collaborative decisions made would lead to concrete outcomes during the Rabi 2025–26 season. The Minister also expressed his heartfelt appreciation to Prime Minister Narendra Modi for his steadfast support to farmers and rural communities. He called upon all stakeholders to extend the benefits of GST reforms to rural areas and encouraged the adoption of Swadeshi (indigenous) products, aligning with the Prime Minister’s vision of self-reliant India. The conference concluded with a collective commitment to work in unity - between the Centre and the States - for the holistic development of Indian agriculture and the welfare of its farmers. Download Krishi Jagran Mobile App for more updates on the Latest Agriculture News, Agriculture Quiz, Crop Calendar, Jobs in Agriculture, and more. We're on WhatsApp! Join our WhatsApp group and get the most important updates you need. Daily. Subscribe to our Newsletter. You choose the topics of your interest and we'll send you handpicked news and latest updates based on your choice. Subscribe to our Newsletter. You choose the topics of your interest and we'll send you handpicked news and latest updates based on your choice.</w:t>
       </w:r>
     </w:p>
     <w:p>
@@ -5716,7 +5716,7 @@
     </w:p>
     <w:p>
       <w:r>
-        <w:t>Title: Punjab Minister seeks help of PM Modi for flood victims</w:t>
+        <w:t>Title: Central Approval Boosts Karnataka Farmers with Price Support Scheme</w:t>
       </w:r>
     </w:p>
     <w:p>
@@ -5728,13 +5728,13 @@
           <w:rPr>
             <w:color w:val="0000FF"/>
           </w:rPr>
-          <w:t>https://mobilenews24x7.com/2025/national-news/punjab-minister-seeks-help-of-pm-modi-for-flood-victims/</w:t>
+          <w:t>https://www.devdiscourse.com/article/headlines/3634626-central-approval-boosts-karnataka-farmers-with-price-support-scheme?amp</w:t>
         </w:r>
       </w:hyperlink>
     </w:p>
     <w:p>
       <w:r>
-        <w:t>Content: Chandigarh, Sep 8 : Punjab Water Resources Minister Barinder Kumar Goyal on Monday urged Prime Minister Narendra Modi to demonstrate magnanimity in providing assistance to the flood-affected people of the state. Goyal urged the visiting PM to announce the immediate release of at least Rs 25,000 crore as compensation for damages, besides clearing pending dues of Rs 60,000 crore without delay. He expressed concern that although the Prime Minister is visiting Punjab nearly 25 days after the calamity and he has so far not spoken a word regarding the state’s plight. Goyal said preliminary estimates suggest nearly 4 lakh acres of crops have been destroyed. While no breach occurred in embankments maintained by the Water Resources Department, overflowing water caused damage to embankments and other infrastructure. Massive projects will be required for restoration once floodwaters recede, which will need substantial financial support. He told the media here that the Mandi Board has suffered huge losses due to damaged roads. Nearly 3,300 school and college buildings have been affected, while thousands of electricity poles collapsed, and several transformers were submerged. Urgent funds are required for the restoration of these facilities, he added. He pointed out that the Union Government has consistently adopted a step-motherly attitude towards Punjab. While special packages are swiftly announced for other states facing natural disasters, Punjab has been left waiting even for a relief announcement. He highlighted that the Centre rushed relief material to earthquake-hit Afghanistan, yet Punjab continues to wait for meaningful assistance. The Cabinet Minister said social and charitable organisations across the country are actively helping flood victims in Punjab, while the Union Government is still engaged only in collecting reports despite the tragedy being visible before the world. He came down heavily on Union Agriculture Minister Shivraj Singh Chouhan for his remarks linking floods with mining, calling the statement “insensitive” and an act of rubbing salt into Punjab’s wounds. Responding to a query, Goyal said Punjab currently has around Rs 13,000 crore in the Disaster Management Fund, but the Centre’s rigid conditions prevent the state from utilising it. He urged the Union Government to relax the norms so that people of Punjab can benefit. Speaking on the Centre’s discriminatory attitude, the Water Resources Minister said that despite the discovery of potash reserves in the state’s border belt, no significant action has been taken. In contrast, Rajasthan was immediately granted drilling permissions at 150 locations, and auctions were held. In Punjab, drilling was permitted only at nine sites. He reminded that he had raised the issue with the Union Minister months ago, but no action followed. (IANS) Your email address will not be published. Required fields are marked * Comment * Name * Email * Website Save my name, email, and website in this browser for the next time I comment.</w:t>
+        <w:t>Content: Devdiscourse News Desk| Bengaluru | India In a significant move for Karnataka's agricultural sector, Union Minister Pralhad Joshi announced that the central government has approved the procurement of multiple crops under the Price Support Scheme. This development is set to benefit the farming community statewide as the government will procure green gram, black gram, sunflower, groundnut, and soybean. Joshi revealed that he had reached out to the Union Agriculture Minister, Shivraj Singh Chouhan, to sanction this procurement plan for the 2025-26 Kharif season. The approval was shared on the social media platform 'X', marking a promising stride towards bolstering farmers' incomes in Karnataka. Chouhan's letter detailed the government's commitment, stating that a substantial quantity of crops will be procured, reflecting the administration's dedication to securing stable and sustainable incomes for farmers. The state government was urged to set up district procurement centers to facilitate the process swiftly. (With inputs from agencies.) © Copyright 2025</w:t>
       </w:r>
     </w:p>
     <w:p>
@@ -5747,7 +5747,7 @@
     </w:p>
     <w:p>
       <w:r>
-        <w:t>Title: Madhya Pradesh: OBC आरक्षण पर सीएम मोहन यादव का बड़ा बयान- '27 फीसदी कोटा देने के लिए सरकार तैयार'</w:t>
+        <w:t>Title: Govt sets Rabi's crops production target at 362.50 million tonnes: Shivraj Singh Chauhan</w:t>
       </w:r>
     </w:p>
     <w:p>
@@ -5759,13 +5759,13 @@
           <w:rPr>
             <w:color w:val="0000FF"/>
           </w:rPr>
-          <w:t>https://www.abplive.com/states/madhya-pradesh/cm-mohan-yadav-says-government-is-committed-to-giving-27-percent-obc-reservation-3012228/amp</w:t>
+          <w:t>https://www.thehawk.in/news/economy-and-business/govt-sets-rabis-crops-production-target-at-36250-million-tonnes-shivraj-singh-chauhan</w:t>
         </w:r>
       </w:hyperlink>
     </w:p>
     <w:p>
       <w:r>
-        <w:t>Content: मध्य प्रदेश के मुख्यमंत्री मोहन यादव मध्य प्रदेश के मुख्यमंत्री मोहन यादव ने शनिवार (13 सितंबर) को कहा कि उनकी सरकार राज्य में अन्य पिछड़ा वर्ग (ओबीसी) को 27 प्रतिशत आरक्षण देने के लिए पूरी तरह प्रतिबद्ध है. उन्होंने भरोसा दिलाया कि ओबीसी समुदाय के अधिकारों की रक्षा की जाएगी और इस मुद्दे पर अदालत के फैसले का सम्मान किया जाएगा. शनिवार शाम (13 सितंबर) को ओबीसी महासभा का एक प्रतिनिधिमंडल मुख्यमंत्री निवास पहुंचा और अपनी मांगों की सूची वाला ज्ञापन सौंपा. मुख्यमंत्री ने इस दौरान कहा कि राज्य सरकार ओबीसी समाज के हक की लड़ाई पूरी मजबूती से लड़ेगी. ओबीसी महासभा की राष्ट्रीय कोर कमेटी के सदस्य लोकेन्द्र गुर्जर ने बताया कि सीएम ने दो टूक कहा है कि उनकी सरकार 27 प्रतिशत आरक्षण देने के लिए पूरी तरह तैयार है. फिलहाल मध्य प्रदेश में ओबीसी वर्ग को 14 प्रतिशत आरक्षण मिल रहा है. समाज की मांग है कि इसे बढ़ाकर 27 प्रतिशत किया जाए. गुर्जर खुद सुप्रीम कोर्ट में चल रहे मामले के याचिकाकर्ताओं में से एक हैं. उन्होंने कहा कि ओबीसी समाज का प्रतिनिधिमंडल वकीलों और अन्य याचिकाकर्ताओं के साथ मिलकर मुख्यमंत्री से मिला और सरकार को अपने पक्ष से अवगत कराया. ओबीसी आरक्षण का मामला इस समय सुप्रीम कोर्ट में लंबित है. 23 सितंबर से इस पर नियमित सुनवाई शुरू होगी. मुख्यमंत्री ने कहा कि सरकार अदालत के आदेश का पालन करेगी. साथ ही राज्य सरकार ने तय किया है कि वह सॉलिसिटर जनरल और अटॉर्नी जनरल के साथ मिलकर मामले को मजबूती से रखेगी. मोहन यादव ने याद दिलाया कि 28 अगस्त को भी इस मुद्दे पर उन्होंने सभी हितधारकों से बैठक की थी. उस समय सभी राजनीतिक दलों ने एकजुट होकर 27 प्रतिशत आरक्षण की मांग का समर्थन किया था. दरअसल, दिसंबर 2018 से मार्च 2020 के बीच कमलनाथ सरकार ने ओबीसी आरक्षण को 14 से बढ़ाकर 27 प्रतिशत कर दिया था. लेकिन मामला कानूनी अड़चनों में फंस गया और यह लागू नहीं हो पाया. आंकड़ों के मुताबिक, मध्य प्रदेश की कुल आबादी में ओबीसी वर्ग की हिस्सेदारी करीब 51.8 प्रतिशत है. यही कारण है कि प्रदेश की राजनीति में ओबीसी का दबदबा हमेशा से रहा है. दिलचस्प बात यह है कि साल 2003 से अब तक राज्य के सभी मुख्यमंत्री उमा भारती, बाबूलाल गौर, शिवराज सिंह चौहान और अब मोहन यादव सभी ओबीसी वर्ग से ही रहे हैं. मुख्यमंत्री ने कहा कि ओबीसी समाज की भावनाओं और अधिकारों की अनदेखी नहीं की जाएगी. सरकार कानूनी प्रक्रिया पूरी तरह अपनाते हुए समाज के पक्ष को मजबूत तरीके से सुप्रीम कोर्ट में रखेगी. - - - - - - - - - Advertisement - - - - - - - - -</w:t>
+        <w:t>Content: New Delhi, Sep 16 (IANS) The Central government has set a production target for rabi crops at 362.50 million tonnes for 2025–26, up from 341.55 million tonnes last year, Union Minister for Agriculture and Farmers' Welfare Shivraj Singh Chouhan, said on Tuesday. India's total foodgrain production reached 353.96 million tonnes in 2024–25, an increase of 21.66 million tonnes or 6.5 per cent over the previous year, the minister informed media persons during ‘National Agriculture Conference – Rabi Abhiyan 2025’ here. The country achieved record harvests in key crops like rice, wheat, maize, groundnut, and soybean. This output was 12.41 million tonnes higher than the set target of 341.55 million tonnes. According to the Agriculture Minister, the Rabi Conference is a successful example of achieving the vision of ‘One Nation – One Agriculture – One Team’. It provides a platform for Agriculture Ministers and senior officials from different states and UTs to engage in in-depth deliberations. Earlier, the Rabi Conference used to be a one-day event, but this time it was extended to two days to allow more detailed discussions, he added. Chouhan stressed that the Centre and States have come together to work jointly for comprehensive agricultural development. Along with foodgrain output, fruit and vegetable production have also seen a significant rise this year compared to the previous year. The Centre and States will continue their coordinated efforts to ensure agricultural growth and farmers’ welfare, he added. Discussing the flood situation, Chouhan said that the government is making every possible effort to assist those affected. He mentioned that Punjab, Himachal Pradesh, Jammu and Kashmir, Uttarakhand, Maharashtra, Assam, and parts of Haryana have been particularly impacted. The six major themes discussed during the two-day conference were: climate resilience; quality seeds, fertilisers and pesticides; horticulture; natural farming; effective extension services and the role of Krishi Vigyan Kendras; and coordination of centrally sponsored schemes. Detailed deliberations were also held on boosting pulses and oilseeds productivity and on integrated farming systems. --IANS aps/vd</w:t>
       </w:r>
     </w:p>
     <w:p>
@@ -5778,7 +5778,7 @@
     </w:p>
     <w:p>
       <w:r>
-        <w:t>Title: PM Modi Punjab Visit: कल पंजाब आएंगे PM मोदी, AAP मंत्रियों ने प्रधानमंत्री से मांगा 20 हजार करोड़ का स्पेशल पैकेज</w:t>
+        <w:t>Title: Salhoutuonuo Kruse seeks Centre of Excellence for Horticulture in Nagaland</w:t>
       </w:r>
     </w:p>
     <w:p>
@@ -5790,13 +5790,13 @@
           <w:rPr>
             <w:color w:val="0000FF"/>
           </w:rPr>
-          <w:t>https://www.jagran.com/punjab/chandigarh-pm-modi-punjab-visit-pm-modi-will-come-to-punjab-tomorrow-aap-ministers-demanded-a-special-package-of-20-thousand-crores-from-the-prime-minister-24040090.html</w:t>
+          <w:t>https://www.easternmirrornagaland.com/salhoutuonuo-kruse-seeks-centre-of-excellence-for-horticulture-in-nagaland</w:t>
         </w:r>
       </w:hyperlink>
     </w:p>
     <w:p>
       <w:r>
-        <w:t>Content: कृपया धैर्य रखें। पंजाब सरकार ने केंद्र सरकार से बाढ़ राहत के लिए 80000 करोड़ रुपये की मांग की है। कैबिनेट मंत्रियों ने कहा कि राज्य को जीएसटी के कारण भारी नुकसान हुआ है और केंद्र सरकार पंजाब के साथ भेदभाव कर रही है। मंत्रियों ने बाढ़ से हुए नुकसान का विवरण दिया और केंद्र से तत्काल वित्तीय सहायता की मांग की है। राज्य ब्यूरो, चंडीगढ़। प्रधानमंत्री नरेन्द्र मोदी के मंगलवार को पंजाब में बाढ़ प्रभावित क्षेत्रों के दौरे से पहले, आप सरकार के कैबिनेट मंत्रियों की पूरी टीम उतार कर केंद्र सरकार से 60,000 करोड़ रुपये बकाया और 20,000 करोड़ रुपये विशेष पैकेज की मांग की। सुबह 9 बजे से ही कैबिनेट मंत्रियों ने एक-एक घंटे के अंतराल पर अपनी मांगे रखी। सबसे पहले कैबिनेट मंत्री अमन अरोड़ा, उसके उपरांत बरिंदर कुमार गोयल, डा. बलबीर और वित्तमंत्री हरपाल चीमा ने 60,000 करोड़ रुपये की बकाया राशि और बाढ़ से हुए नुकसान की भरपाई के लिए 20,000 करोड़ रुपये के विशेष पैकेज की मांग की है। प्रधानमंत्री का स्वागत करते हुए अरोड़ा ने कहा कि पंजाब और पंजाबी अपनी विरासत, संस्कृति और परंपरा के अनुसार आपका स्वागत करते हैं, लेकिन आपका यह दौरा सिर्फ़ बाढ़ प्रभावित क्षेत्र का दौरा न होकर पंजाबियों के लिए राहत पैकेज भी होना चाहिए। अरोड़ा ने कहा कि देश में एक ही कर, जीएसटी, लागू होने से पंजाब को 50,000 करोड़ रुपये का नुकसान हुआ है और पिछले साढ़े तीन साल से केंद्र सरकार पंजाब के साथ सौतेली मां जैसा व्यवहार कर रही है। केंद्र सरकार ने पंजाब के 8000 करोड़ रुपये के रूल डेवलपमेंट फंड और प्रधानमंत्री सड़क योजना के 828 करोड़ रुपये पर रोक लगा दी है। मंत्रियों ने कहा कि बाढ़ से 23 ज़िले प्रभावित हुए हैं और साढ़े चार लाख एकड़ में फ़सलें बर्बाद हो गई हैं। बड़ी संख्या में दुधारू पशुओं को नुकसान पहुंचा है। गोयल ने कहा कि सड़कें तबाह होने से मंडी बोर्ड को भारी नुकसान हुआ है। स्कूल-कॉलेजों की लगभग 3300 इमारतें प्रभावित हुई हैं। हज़ारों बिजली के खंभे गिर गए हैं और ट्रांसफार्मर पानी में डूब गए हैं, जिनकी भरपाई के लिए तुरंत धनराशि की आवश्यकता है। उन्होंने कहा कि केंद्र सरकार लगातार पंजाब के साथ सौतेली मां जैसा व्यवहार कर रही है। जल संसाधन मंत्री ने कहा कि केंद्रीय कृषि मंत्री शिवराज सिंह चौहान द्वारा हाल ही में बाढ़ का आकलन करने के लिए पंजाब दौरे के बाद दिए गए बेतुके बयान, जिसमें उन्होंने खनन को बाढ़ का कारण बताया, ने राज्य के ज़ख्मों पर नमक छिड़कने का काम किया है। स्वास्थ्य मंत्री डॉ. बलबीर सिंह ने कहा कि स्वास्थ्य विभाग की 130 करोड़ रुपये की दवाइयां और मशीनरी क्षतिग्रस्त हो गई हैं। राज्य की 1280 डिस्पेंसरियां और 101 सामुदायिक स्वास्थ्य केंद्र क्षतिग्रस्त हुए हैं। उन्होंने कहा कि प्रारंभिक तौर पर विभाग को लगभग 780 करोड़ रुपये का नुकसान होने का अनुमान है। डॉ. बलबीर सिंह ने कहा कि इसके बावजूद, स्वास्थ्य विभाग के डॉक्टर और अन्य कर्मचारी बाढ़ प्रभावित क्षेत्रों और अस्पतालों में लगातार सेवाएं दे रहे हैं। उन्होंने लोगों से अपील की है कि स्वास्थ्य संबंधी आपात स्थिति में 104 डायल करें। डॉ. बलबीर सिंह ने कहा कि विकास के नाम पर प्रकृति से छेड़छाड़ भी बाढ़ का कारण है। केंद्र सरकार को राज्यों के साथ बैठकर इस मुद्दे पर चर्चा करनी चाहिए और बाढ़ से हुए नुकसान की ज़िम्मेदारी केंद्र सरकार को लेनी चाहिए। वहीं, वित्तमंत्री हरपाल चीमा ने एक बार फिर 60,000 करोड़ रुपये बकाया की मांग की। Punjab Flood: राहुल गांधी आज करेंगे बाढ़ प्रभावित इलाकों का दौरा, BJP ने उठाए कड़े सवाल Punjab Flood: बाढ़ से अब तक 56 लोगों की मौत, राजस्व मंत्री बोले- 50 परिवारों को मिला दो करोड़ रुपये का मुआवजा चंडीगढ़ में पालतू कुत्ते का हमला, घर के पास टहल रहे युवक के पैर को बुरी तरह काटा, मालिक पर केस चंडीगढ़ में हादसा, सड़क पार करते युवक को तेज रफ्तार बस ने कुचला, मौके पर मौत</w:t>
+        <w:t>Content: Nagaland Minister Salhoutuonuo Kruse urged the Centre to grant a Centre of Excellence for Horticulture at the National Agriculture Conference in Delhi. Share KOHIMA — Nagaland Minister of Horticulture and Women Resource Development, Salhoutuonuo Kruse, pressed for granting a Centre of Excellence for Horticulture in the state during the National Conference on Agriculture Rabi Campaign 2025 held in New Delhi on September 15 and 16. According to an update, the conference was themed "One nation, one agriculture, one team”. During her stay in New Delhi, the minister also met with Union Minister of Agriculture and Farmers Welfare, Shivraj Singh Chouhan. Addressing the programme, Kruse said Nagaland has a huge potential for horticultural crops such as kiwi, pineapple, king chilli, sweet cucumber, oranges, apples, avocado, dragon fruit, persimmon, large cardamom, different flowers, mushrooms, and many medicinal herbs. She stated that these crops are mostly grown organically in many places. She informed that the department is working to make Nagaland "the Kiwi State of India" and thanked the ministry for providing funds for area expansion and post-harvest management. She further requested the ministry to grant a Centre of Excellence to enhance this programme. Also read: CM Rio launches World Bank-funded ELEMENT Nagaland Project The minister also urged the ministry to grant a separate Centre of Excellence for Floriculture, which is expanding every year in the state. She stated that a separate horticulture college for the state, if granted, could help train young people to take up horticulture as technical courses, thereby furthering the cause of a sustainable economy. She requested the ministry to consider the proposal and grant a horticulture college in the state. Highlighting that the state receives a significant footfall of tourists every year, Kruse requested the ministry to grant a "State Horti Park" where tourists could witness the rich biodiversity of Nagaland in one place. Read from our Education series: Rev. Subong Aier shares insights on building a career in pig farming She also pointed out the challenges faced by farmers due to the absence of link roads and requested that more link roads be provided under schemes to enable farmers to supply their products more efficiently. "This is one area our Farmers are really struggling in, especially in hilly and mountainous regions where everything is done in head loads. These link roads will hasten the supply and demand chain and ease the burden of our Farmers", Kruse said. The minister further requested the ministry to consider schemes that the state horticulture sector is lacking, including horticultural mechanisation, seed schemes, natural farming schemes, digital agricultural schemes, and agroforestry. She assured that the state would progress in production with high quality within a short time if the ministry continues to extend support to farmers. The minister is accompanied by Department of Horticulture Secretary Akumla Chuba and other officials.</w:t>
       </w:r>
     </w:p>
     <w:p>
@@ -5809,7 +5809,7 @@
     </w:p>
     <w:p>
       <w:r>
-        <w:t>Title: शिवपाल सिंह यादव का बड़ा बयान, बोले- अखिलेश यादव की तरफ से विधानसभा के कई टिकट फाइनल</w:t>
+        <w:t>Title: Shivraj Singh Chouhan urges tractor makers to pass on GST cuts to farmers from Sept 22</w:t>
       </w:r>
     </w:p>
     <w:p>
@@ -5821,13 +5821,13 @@
           <w:rPr>
             <w:color w:val="0000FF"/>
           </w:rPr>
-          <w:t>https://www.patrika.com/etawah-news/shivpal-singh-yadav-said-many-assembly-tickets-finalized-by-akhilesh-yadav-19942676?cb_rec=djRfMl8xXzhfN18wXzFfMF8</w:t>
+          <w:t>https://www.newsdrum.in/business/shivraj-singh-chouhan-urges-tractor-makers-to-pass-on-gst-cuts-to-farmers-from-sept-22-10478477</w:t>
         </w:r>
       </w:hyperlink>
     </w:p>
     <w:p>
       <w:r>
-        <w:t>Content: ताजा खबरें राज्य मौसम एशिया कप 2025 बिहार चुनाव 2025 कुलिश जन्मशती वर्ष पत्रिका स्पेशल राष्ट्रीय मनोरंजन ज्योतिष स्वास्थ्य खेल धर्म राजनीति विश्व OTT शिक्षा ओपिनियन ऑटो टेक गैजेट लाइफस्टाइल ब्यूटी महिला बिजनेस क्राइम जॉब्स ई-पेपर मेरी खबर शॉर्ट्स ई-पेपर इटावा • Narendra Awasthi • Sep 13, 2025 Akhilesh Yadav finalized many assembly tickets इटावा में शिवपाल सिंह यादव ने कहा कि विधानसभा चुनाव की तैयारी पूरी हो गई है। राष्ट्रीय अध्यक्ष ने कई प्रत्याशियों के नाम तय कर लिए हैं। उनकी तैयारी है कि विधानसभा चुनाव में फर्जी वोट पड़ने ना पाए और असली वोट ना कटे। शिवपाल सिंह यादव इटावा में पूर्व प्रधान शिवराज सिंह की प्रतिमा का अनावरण करने आए थे। इस मौके पर उन्होंने केंद्र और प्रदेश सरकार पर जमकर हमला बोला। बोले जीएसटी के माध्यम से 14 साल जनता को लूटा है। महंगाई ने कमर तोड़ दी है। जनता नहीं बख्शेगी। उत्तर प्रदेश के इटावा के बसरेहर विकासखंड के गौरा दयालपुर गांव पहुंचे शिवपाल सिंह यादव ने कहा कि प्रदेश में कानून व्यवस्था नाम की चीज नहीं है। सरकार कहती है महिलाएं रात में बिना किसी भय के घूम रही हैं। जबकि रोजाना सामूहिक रेप जैसी घटनाएं हो रही है। भ्रष्टाचार चरम पर है, स्वास्थ्य सेवाएं पूरी तरह बेकार हो चुकी है, अस्पताल में दवा, स्टाफ, डॉक्टर कुछ नहीं है। ये भी पढ़ें शिवपाल सिंह यादव ने कहा कि जल जीवन मिशन कार्यक्रम फेल हो चुका है। टंकी पानी नहीं दे रही है। सड़क खोद कर डाल दिया गया है। जिसे अब ठीक नहीं किया जा रहा है। जमीनी हकीकत बहुत बेकार है। जबकि सत्ता के लोग अपने घर, मठ, कॉलेज, यूनिवर्सिटी बना रहे हैं। जीएसटी के सवाल पर शिवपाल सिंह यादव ने कहा कि जीएसटी के नाम पर जनता को लूटा गया है। महंगाई कितनी बढ़ गई है? पिछले 14 साल से जीएसटी के माध्यम से जनता को लूटा जा रहा है। जनता बख्शेगी नहीं। प्रधानमंत्री के मणिपुर दौर पर पूछे गए सवाल पर शिवपाल सिंह यादव ने कहा कि चुनाव आ रहे हैं। इसलिए सौगातें दी जा रही है। बाद में गुजरात की कंपनी पहुंचकर जनता को लूटेंगी। खबर शेयर करें: संबंधित विषय: up news UP News Hindi UP Politics शहर की खबरें: लखनऊ न्यूज़ प्रयागराज न्यूज़ वाराणसी न्यूज़ आगरा न्यूज़ बरेली न्यूज़ Published on: 13 Sept 2025 07:51 pm DOWNLOAD ON Play Store DOWNLOAD ON App Store Trending Topics Bihar Elections 2025 PM Modi Asia Cup 2025 Top Categories राष्ट्रीय मनोरंजन स्वास्थ्य राजस्थान मध्य प्रदेश Legal Privacy Policy Statutory provisions on reporting (sexual offenses) This website follows the DNPA’s code of conduct Code of Conduct About Us Grievance Policy RSS Copyright © 2025 Patrika Group. All Rights Reserved.</w:t>
+        <w:t>Content: Follow Us Union Agriculture Minister Shivraj Singh Chouhan (File image) New Delhi: Agriculture Minister Shivraj Singh Chouhan on Friday called upon tractor and farm equipment manufacturers to ensure that the benefits of GST reductions are passed on to farmers from September 22, saying the move would lead to significant price cuts ranging from Rs 23,000 to Rs 63,000 across different tractor categories. Addressing the media after a meeting with representatives of farm equipment makers, Chouhan said the GST reduction would make farm machinery at Custom Hiring Centres across the country cheaper, and rentals should also come down accordingly. The primary purpose of Custom Hiring Centres (CHC) is to provide marginal and small farmers with access to farm equipment and machinery at subsidized rates on hire. "The GST reduction will directly benefit farmers. The government's aim is to increase farmers' income, for which it is not only necessary to enhance production but also to reduce the cost of cultivation," Chouhan said. The minister outlined specific price reductions expected across tractor categories: Rs 41,000 for 35 HP tractors, Rs 45,000 for 45 HP tractors, Rs 53,000 for 50 HP tractors, and Rs 63,000 for 75 HP tractors. Compact tractors used in horticulture will see a price reduction of about Rs 23,000. "Farm machinery like tractors is required to increase production and also helps reduce the cost of cultivation. I urged them to pass on the GST reductions to farmers from September 22. The benefit that farmers will gain is huge," he said. Emphasising that the reduction would benefit farm equipment across all categories, Chouhan said it was necessary for manufacturers and dealers to pass on this benefit to farmers. The minister also said Custom Hiring Centres would get farm machines at cheaper rates, and rentals should come down accordingly. "We will work on this," he added. The government will focus on enhancing the production of small farm equipment that small farmers can use to boost farm mechanisation, he said. The meeting was attended by representatives of the Tractor and Mechanisation Association (TMA), Agricultural Machinery Manufacturers Association (AMMA), All India Combine Harvester Manufacturers Association (AICMA), Power Tiller Association of India (PTAI), and other related organisations. Subscribe to our Newsletter! Share this article If you liked this article share it with your friends.they will thank you later</w:t>
       </w:r>
     </w:p>
     <w:p>
@@ -5840,7 +5840,7 @@
     </w:p>
     <w:p>
       <w:r>
-        <w:t>Title: MP Politics: कांग्रेस नेता ने नेपाल तख्तापलट पर दिया ऐसा बयान, मच गई खलबली, BJP ने घेरा</w:t>
+        <w:t>Title: India Sets 362.50 MT Foodgrain Goal at Rabi Abhiyan 2025</w:t>
       </w:r>
     </w:p>
     <w:p>
@@ -5852,13 +5852,13 @@
           <w:rPr>
             <w:color w:val="0000FF"/>
           </w:rPr>
-          <w:t>https://hindi.news18.com/amp/news/madhya-pradesh/bhopal-mp-congress-opposition-leader-umang-singhar-said-there-will-be-soon-takhtapalat-in-india-local18-9608793.html</w:t>
+          <w:t>https://pragativadi.com/india-sets-362-50-mt-foodgrain-goal-at-rabi-abhiyan-2025/</w:t>
         </w:r>
       </w:hyperlink>
     </w:p>
     <w:p>
       <w:r>
-        <w:t>Content: MP Politics: मध्यप्रदेश में खाद की कमी को लेकर नेता प्रतिपक्ष उमंग सिंघार ने सरकार पर तीखा हमला बोला है. उन्होंने कहा कि प्रदेश के किसान खाद की कमी से परेशान हैं. सरकार किसानों की आय दोगुनी करने की बात तो करती है, लेकिन जमीनी हकीकत कुछ और है. सिंघार ने कहा कि जब सरकार तानाशाही रवैया अपनाती है, तो विरोध स्वाभाविक है. अगर यही स्थिति रही, तो देश में भी भारत जैसी स्थिती होगी. उन्होंने सवाल उठाया कि आखिर सरकार खाद उपलब्ध क्यों नहीं करा पा रही है? मध्यप्रदेश में 45% से अधिक लोग किसान हैं, फिर भी खाद की कमी बनी हुई है. उन्होंने तंज कसते हुए कहा कि पूर्व मुख्यमंत्री शिवराज सिंह चौहान पंजाब में घूम रहे हैं, शायद मध्यप्रदेश के किसानों को भूल गए हैं. वहीं, मुख्यमंत्री मोहन यादव स्कूटी बांट रहे हैं, जिसके लिए बधाई दी, लेकिन साथ ही यह भी कहा कि किसानों को खाद की बोरी भी बांट देनी चाहिए थी. सिंघार ने आरोप लगाया कि बीजेपी सरकार में किसानों को खाद की जगह लाठियां मिल रही हैं. उन्होंने कहा कि उत्तरप्रदेश के बाद मध्यप्रदेश में खाद की मांग सबसे ज्यादा है, लेकिन यह सिर्फ बयानों और केंद्र सरकार के पोर्टल पर ही उपलब्ध है. पिछले तीन सालों में 16 लाख टन यूरिया और 7 लाख टन अन्य खाद उपलब्ध थी, लेकिन यह किसानों तक नहीं पहुंची. उन्होंने सरकार की खाद वितरण व्यवस्था पर सवाल उठाते हुए कहा कि मैनेजमेंट और प्लानिंग में कमी है. केंद्र से कितनी खाद मांगी गई, इस पर सरकार को जवाब देना चाहिए. उन्होंने सुझाव दिया कि खाद की मांग पंचायत स्तर पर मंगवाकर उसी के अनुसार वितरण किया जाए, न कि सोसायटी के जरिए. इससे खाद की कमी को दूर किया जा सकता है. परिवारवाद के मुद्दे पर सिंघार ने बीजेपी पर निशाना साधा. उन्होंने कहा कि बीजेपी हमेशा नए-नए मुद्दे उठाती है. परिवारवाद में कई लोग शामिल हैं, लेकिन जो योग्य है, उसे राजनीति में मौका मिलना चाहिए, चाहे वह परिवार से हो या न हो. योग्यता को प्राथमिकता देनी चाहिए. मध्यप्रदेश को बदनाम करतीभाजपा ने नेता प्रतिपक्ष उमंग सिंघार के आरोपों का खंडन करते हुए कहा कि कांग्रेस सुर्खियों के लिए मध्यप्रदेश को बदनाम करती है. मीडिया विभाग अध्यक्ष आशीष अग्रवाल ने बताया कि प्रदेश में खाद की कोई कमी नहीं है. उन्होंने कहा कि हमारी सरकार में अन्नदाता को कोई परेशानी नहीं होगी और किसानों के हितों की रक्षा की जाएगी.</w:t>
+        <w:t>Content: Home » India Sets 362.50 MT Foodgrain Goal at Rabi Abhiyan 2025 The Union Ministry of Agriculture, Farmers’ Welfare, and Rural Development convened the ‘National Agriculture Conference – Rabi Abhiyan 2025’ in Delhi under the chairmanship of Union Agriculture Minister Shri Shivraj Singh Chouhan. The two-day event marked a strategic shift in India’s agricultural planning, setting a record foodgrain production target of 362.50 million tonnes for the 2025–26 crop year. Addressing the media, Shri Chouhan highlighted India’s achievement of 353.96 million tonnes in 2024–25, surpassing last year’s target by 12.41 million tonnes. He credited coordinated efforts between the Centre and States for the success and emphasized the conference’s theme: “One Nation – One Agriculture – One Team.” The conference featured six thematic group discussions focused on climate resilience, quality agro-inputs, horticulture, natural farming, extension services, and scheme coordination. A key outcome was the decision to finalize State/UT-specific roadmaps through dedicated workshops, especially to boost productivity in pulses and oilseeds. Shri Chouhan also announced the launch of the ‘Viksit Krishi Sankalp Abhiyan’ from October 3, mobilizing over 2,000 expert teams to guide farmers directly in villages. He assured adequate seed and fertiliser availability, noting that 25 million metric tonnes of seed are already in stock against a requirement of 22.9 million tonnes. The Minister pledged continued support to flood-affected States including Punjab, Himachal Pradesh, Jammu, Uttarakhand, Maharashtra, Assam, and Haryana, ensuring timely disbursal of crop insurance under PMFBY. The conference concluded with a strong message against counterfeit agro-inputs, with the Centre and States vowing strict action. Agriculture Secretary Dr. Devesh Chaturvedi and ICAR Director General Dr. M. L. Jat were among the dignitaries present. In a match that lived up to its billing, India triumphed over arch-rivals Pakistan by six wickets... News, as it should be covered, has been the forte of Pragativadi over the years. And this has ensured a classy readership encompassing the who’s who of the state. The people who matter in Odisha, depend on Pragativadi. For opinion leaders, decision makers and people with surplus disposable income Pragativadi is a must. Follow us on social media: © 2025 Pragativadi Login to your account below Remember Me Please enter your username or email address to reset your password. © 2025 Pragativadi</w:t>
       </w:r>
     </w:p>
     <w:p>
@@ -5871,7 +5871,7 @@
     </w:p>
     <w:p>
       <w:r>
-        <w:t>Title: उमंग सिंघार के बयान पर CM मोहन यादव का पलटवार</w:t>
+        <w:t>Title: Jitu Patwari plays down 'internal rift' claims in Madhya Pradesh Congress</w:t>
       </w:r>
     </w:p>
     <w:p>
@@ -5883,13 +5883,13 @@
           <w:rPr>
             <w:color w:val="0000FF"/>
           </w:rPr>
-          <w:t>https://mradubhashi.com/news.php?id=cm-mohan-yadavs-retort-on-umang-singhars-statement-575921</w:t>
+          <w:t>https://www.thehawk.in/news/india/jitu-patwari-plays-down-internal-rift-claims-in-madhya-pradesh-congress</w:t>
         </w:r>
       </w:hyperlink>
     </w:p>
     <w:p>
       <w:r>
-        <w:t>Content: भोपाल। मध्य प्रदेश में खाद का संकट बढ़ता जा रहा है. किसानों को जरूरत के अनुसार खाद नहीं मिल पा रही है, तो वहीं इस मुद्दे पर राजनीति थमने का नाम नहीं ले रही है। नेता प्रतिपक्ष उमंग सिंघार ने गुरुवार को प्रेस कॉन्फ्रेंस कर सरकार पर निशाना साधा है। वहीं मुख्यमंत्री मोहन यादव ने खाद काे लेकर नेता प्रतिपक्ष के बयान पर पलटवार किया है। कांग्रेस के बयान पर सीएम का पलटवार मध्य प्रदेश में खाद को लेकर जमकर सियासत हो रही है। उमंग सिंघार ने प्रदेश में खाद के संकट को लेकर सरकार पर तंज कसा है। जिस पर सीएम मोहन यादव ने विपक्ष को आईना दिखाने का काम किया है। सीएम ने बताया कि किसानों को सभी क्षेत्रों में जो समर्थन भाजपा सरकार से मिल रहा है वो कांग्रेस ने अपने शासनकाल में नहीं किया।उनके शासन में किसानों को सिंचाई की व्यवस्था नहीं दी। कांग्रेस सरकार में बिजली का तो सवाल ही नहीं उठता।उन्होंने सिंचाई के लिए किसानों को जनरेटर, इनवर्टर तक नहीं दिया गया. साल 2003 में साढ़े 7 लाख हेक्टेयर भूमि सिंचाई थी लेकिन यह आंकड़ा आज 52 लाख हेक्टेयर तक पहुंच गया है। वहीं हम इसे 100 लाख हेक्टेयर तक ले जाने वाले हैं। जहां 2003 तक गेहूं का भाव 500 रुपये प्रति क्विंटल था वो आज बीजेपी की सरकार में 2600 रुपये प्रति क्विंटल पहुंच गया है। ये बात किसान भी यह अच्छे से जानते हैं। उन्होंने कांग्रेस पर तंज कसते हुए कहा कि प्रदेश की जनता जानती है कांग्रेस की पूरे देश में दुर्दशा क्या है। कांग्रेस अपनी जमीन ढूंढने का प्रयास कर रही है लेकिन वह नाकाम ही रहेगी। खाद संकट पर उमंग सिंघार का बयान उमंग सिंघार ने बयान देते हुए कहा था कि प्रदेश में खाद का संकट लगातार बना हुआ है और किसान खाद के लिए परेशान हो रहे हैं। सरकार किसानों की आय दोगुनी करने की बात करती है। लेकिन, क्या वजह है कि सरकार खाद उपलब्ध नहीं करा पा रही है? कृषि मंत्री और सीएम पर कसा तंज उन्होंने कृषि मंत्री शिवराज सिंह और मुख्यमंत्री मोहन यादव पर तंज कसते हुए कहा कि शिवराज जी पंजाब धूम रहे हैं, शायद मध्य प्रदेश के किसानों को वो भूल गए है। वहीं सीएम आज छात्रों काे स्‍कूटियां बांट रहे है। उसके लिए बधाई है, लेकिन किसानों को भी खाद की बोरी बांट देते. एमपी में में 45% से अधिक किसान हैं। भिंड में खाद को लेकर लाठीचार्ज सिंघार ने एमपी के भिंड में किसानों पर लाठीचार्ज पर भी सरकार को घेरा है। उन्होंने कहा कि बीजेपी की सरकार में किसानों पर लाठियां बरसाई जा रही हैं। उन्हें खाद के बजाए पुलिस की लाठियां मिल रहीं है.बता दें कि, मध्य प्रदेश के भिंड जिले की लहार सहकारी समिति में 8 सितंबर को सुबह चार बजे से ही किसान खाद लेने के लिए लाइन में लग गए थे। भीड़ बढ़ने से दोपहर तक अव्यवस्था फैल गई और हालात कर्मचारियों के काबू से बाहर होने पर पुलिसकर्मियों को बुलाया गया। पुलिस ने किसानों को जमीन पर बैठने के लिए कहा, लेकिन जब किसानों ने विरोध किया तो प्रधान आरक्षक रामराज सिंह गुर्जर ने लाठियां चला दीं। जिसके बाद भिंड एसपी ने मामले में संज्ञान लिया और प्रधान आरक्षक को निलंबित कर दिया है।</w:t>
+        <w:t>Content: Bhopal, Sep 20 (IANS) Madhya Pradesh Congress chief Jitu Patwari on Saturday played down the charges of growing internal rift in the party's state unit, terming allegations just a false narrative by the ruling BJP to show the opposition relatively weaker. Patwari instead claimed that most of top BJP leaders in the state are engaged in destabilising Chief Minister Mohan Yadav's government. He claimed that unrest within state BJP leader has reached at the level that one after another top leaders are complaining against CM Mohan Yadav. "Shivraj Singh Chouhan (Union Minister) is making all his efforts to replace Mohan Yadav. Kailash Vijayvargiya... and some other senior ministers have united against Chief Minister. But the BJP questions Congress' unity," he claimed. Patwari made this claim addressing a programme -- as part of Congress' ongoing 'vote theft' campaign organised in Rajgarh, home district of former Madhya Pradesh Chief Minister Digvijaya Singh. Addressing a large gathering of Congress workers and supporters from Rajgarh district, Patwari praised Digvijaya Singh, stating that veteran leader has been serving for Congress for past 45 years and strengthen party. "If Jitu Patwari, Umang Singhar, Jaivardhan Singh or any other Congress workers are sitting together, BJP will question on Congress' 'Sangthan Srijan'," Patwari said, while calling Raghogarh MLA Jaivardhan Singh a charming young leader of Congress. State Congress chief mentioned this while indirectly referring to controversy has emerged recently after Digvijaya Singh's son and former minister Jaivardhan Singh was appointed as district president of Guna, the Lok Sabha constituency which is being represented by Union Minister Jyotiraditya Scindia. The BJP had then taken jibe at Congress, claiming that appointing Jaivardhan Singh as district head was a conspiracy to weaken him. However, Jaivardhan had then addressed a joint press conference with Patwari and responded to the controversy. --IANS pd/pgh</w:t>
       </w:r>
     </w:p>
     <w:p>
@@ -5902,7 +5902,7 @@
     </w:p>
     <w:p>
       <w:r>
-        <w:t>Title: MP में खाद पर विवाद: कालाबाजारी के आरोप से गरमाई प्रदेश की सियासत, बीजेपी कांग्रेस आमने- सामने</w:t>
+        <w:t>Title: National Conference on Agriculture – Rabi Campaign 2025 concludes in New Delhi</w:t>
       </w:r>
     </w:p>
     <w:p>
@@ -5914,13 +5914,13 @@
           <w:rPr>
             <w:color w:val="0000FF"/>
           </w:rPr>
-          <w:t>https://npg.news/amp/madhya-pradesh/mp-mein-khaad-par-vivaad-kaalaabaajaaree-ke-aarop-se-garamaee-pradesh-kee-siyaasat-madhya-pradesh-politics-news-1295165</w:t>
+          <w:t>https://www.5dariyanews.com/amp/467664-National-Conference-on-Agriculture-%E2%80%93-Rabi-Campaign-2025-concludes-in-New-Delhi</w:t>
         </w:r>
       </w:hyperlink>
     </w:p>
     <w:p>
       <w:r>
-        <w:t>Content: NPG file photo भोपाल। मध्य प्रदेश में नेता प्रतिपक्ष उमंग सिंघार ने मुख्यमंत्री डॉ. मोहन यादव के स्कूटी वितरण कार्यक्रम पर निशाना साधते हुए कहा, "मुख्यमंत्री जी, छात्रों को स्कूटी दे रहे हैं, बहुत अच्छी बात है, बधाई। लेकिन अगर वो किसानों को भी खाद बांट देते तो और भी अच्छा होता।" उन्होंने आरोप लगाया कि, प्रदेश में खाद की भारी कालाबाजारी हो रही है, जिसकी वजह से किसानों को समय पर खाद नहीं मिल पा रही है। उन्होंने तो यहां तक दावा किया कि सरकारी आंकड़ों के मुताबिक, राज्य में 16 लाख टन यूरिया और 7 लाख टन डीएपी खाद बची हुई है, फिर भी किसानों को परेशान होना पड़ रहा है। सिंघार ने इस स्थिति के लिए सरकार की खराब मैनेजमेंट और प्लानिंग को जिम्मेदार ठहराया। किसानों की दुर्दशा सिंघार ने केंद्रीय कृषि मंत्री शिवराज सिंह चौहान पर भी तंज कसा। उन्होंने कहा कि, शिवराज पंजाब में जाकर पानी से फसल निकालने की बात कर रहे हैं, लेकिन अपने ही राज्य के किसान खाद के लिए परेशान हैं। सिंघार ने सरकार पर किसानों को जानबूझकर परेशान करने और कालाबाजारी को बढ़ावा देने का आरोप लगाया। उन्होंने यह भी सुझाव दिया कि खाद को सोसाइटियों के बजाय पंचायत स्तर पर ही बांट देना चाहिए, ताकि किसानों को आसानी से खाद मिल सके। तख्तापलट के बयान पर पलटवार राजनीति में भाषा की मर्यादा अक्सर टूटती रहती है। इसी क्रम में, उमंग सिंघार ने तख्तापलट का बयान देकर सियासी माहौल को और गरमा दिया। उन्होंने कहा कि अगर यही स्थिति रही तो देश में भी तख्तापलट हो सकता है। सिंघार के इस बयान पर मुख्यमंत्री डॉ. मोहन यादव ने पलटवार करते हुए कहा, "बिल्ली के भाग्य से छींका नहीं टूटने वाला।" उन्होंने कहा कि कांग्रेस के कुकर्मों को जनता अच्छी तरह जानती है, इसलिए उनके ऐसे बयानों से कोई भ्रमित नहीं होगा। सीएम यादव का कांग्रेस पर हमला मुख्यमंत्री डॉ. मोहन यादव ने भी कांग्रेस को जवाब देते हुए कहा कि बीजेपी को किसानों का भरपूर समर्थन मिल रहा है। उन्होंने कांग्रेस के शासनकाल पर सवाल उठाते हुए कहा कि उनके समय में न सिंचाई थी और न ही बिजली। उन्होंने दावा किया कि 2003 में जहां सिंचाई सिर्फ 7.5 लाख हेक्टेयर थी, वहीं आज यह बढ़कर 52 लाख हेक्टेयर हो गई है और इसे 100 लाख हेक्टेयर तक ले जाने का लक्ष्य है। उन्होंने यह भी बताया कि 2003 में गेहूं का भाव सिर्फ 500 रुपये प्रति क्विंटल था, जो अब 2600 रुपये हो गया है। उन्होंने कहा कि जनता कांग्रेस की दुर्दशा को अच्छी तरह जानती है और कांग्रेस अपनी जमीन तलाशने में नाकाम ही रहेगी। जानिये क्या है 'फ्री स्कूटी योजना'? इस पूरे सियासी हंगामे की जड़ में मुख्यमंत्री डॉ. मोहन यादव की "फ्री स्कूटी योजना" है। इस योजना के तहत, सरकार 12वीं कक्षा में स्कूल में टॉप करने वाले छात्रों को मुफ्त स्कूटी या उसकी राशि देती है। यह योजना शैक्षणिक सत्र 2022-23 से चल रही है। इस योजना का किसे मिलता है लाभ? इस योजना के तहत, सरकारी हायर सेकेंडरी स्कूलों के नियमित छात्र-छात्राएं पात्र होते हैं, जिन्होंने 12वीं की परीक्षा में अपने स्कूल में टॉप किया हो। नियमों के अनुसार, गर्ल्स स्कूल की एक छात्रा, बॉयज स्कूल का एक छात्र और को-एड स्कूल से एक छात्रा और एक छात्र को स्कूटी प्रदान की जाती है। इस तरह, एक स्कूल से अधिकतम दो छात्रों को यह लाभ मिलता है। कुल मिलाकर, एक तरफ छात्रों को मुफ्त स्कूटी मिल रही है, तो दूसरी तरफ किसान खाद के लिए परेशान हैं। इस बीच, राजनीतिक दलों के बीच आरोप-प्रत्यारोप का दौर जारी है। Copyright @2025 Powered by Blink CMS</w:t>
+        <w:t>Content: The two-day ‘National Conference on Agriculture – Rabi Campaign 2025’ concluded in New Delhi under the chairmanship of Union Minister of Agriculture and Farmers Welfare &amp; Rural Development, Shri Shivraj Singh Chouhan. Agriculture Ministers and senior officials from various States participated in the conference and held in-depth deliberations across multiple sessions on strategies to advance agricultural development. In his concluding remarks, Shri Chouhan categorically stated that the sale of spurious or substandard fertilizers, seeds, and pesticides would not be permitted under any circumstances. He further informed that stringent laws are being prepared to deal with those engaged in such malpractices. Emphasising the responsibility of governments to protect farmers from such exploitation, he sought active cooperation from all States in this endeavour. The Union Minister highlighted ongoing efforts to make Kisan Call Centres more effective, and emphasized the need for robust mechanisms at the State level to ensure their impact. He reiterated that the Government is committed to delivering full justice to farmers through timely redressal of their grievances, affirming that farmers’ interests remain paramount for the Government. He also urged States to intensify efforts to expand the coverage of the Pradhan Mantri Fasal Bima Yojana (PMFBY) so that more farmers may benefit from the scheme. Shri Chouhan also emphasised the importance of strengthening Krishi Vigyan Kendras (KVKs) and State agricultural extension systems across the country, terming them vital for disseminating knowledge and advancing modern agricultural practices. The Minister called upon States and Agriculture Ministers to extend their full support to the upcoming Viksit Krishi Sankalp Abhiyan, commencing from 3rd October 2025, which he described as a critical initiative for realising the “Lab to Land” vision. Acknowledging the intensive deliberations held over the two days, Shri Chouhan congratulated the State Agriculture Ministers and officials for their valuable contributions and expressed confidence that the outcomes would lead to significant gains in the forthcoming Rabi season. He also conveyed gratitude, on behalf of all participants, to the Hon’ble Prime Minister Shri Narendra Modi for his unwavering commitment to the welfare of farmers. The Minister urged stakeholders to ensure the benefits of the historic GST reforms reach villages across the country, and appealed to all to adopt Swadeshi in line with the call of the Hon’ble Prime Minister.</w:t>
       </w:r>
     </w:p>
     <w:p>
@@ -5933,7 +5933,7 @@
     </w:p>
     <w:p>
       <w:r>
-        <w:t>Title: OBC आरक्षण पर CM का बड़ा बयान: '27 फीसदी कोटा देने के लिए सरकार तैयार', मिलकर सुप्रीम कोर्ट में लड़ेंगे लड़ाई..</w:t>
+        <w:t>Title: Farm sector clocked world’s highest growth at 3.7% in Q1: Agri min Shivraj Chouhan</w:t>
       </w:r>
     </w:p>
     <w:p>
@@ -5945,13 +5945,13 @@
           <w:rPr>
             <w:color w:val="0000FF"/>
           </w:rPr>
-          <w:t>https://npg.news/politics/obch-aarakshan-par-chm-ka-bada-bayaan-27-pheesadee-kota-dene-ke-lie-sarakaar-taiyaar-1295388</w:t>
+          <w:t>https://www.news9live.com/business/biz-news/farm-sector-clocked-worlds-highest-growth-at-3-7-pc-in-q1-agri-min-shivraj-chouhan-2888973</w:t>
         </w:r>
       </w:hyperlink>
     </w:p>
     <w:p>
       <w:r>
-        <w:t>Content: MP OBC Reservation (NPG file photo) भोपाल। मध्य प्रदेश में अन्य पिछड़ा वर्ग (ओबीसी) के लिए 27% आरक्षण का मुद्दा एक बार फिर से सुर्खियों में है। बीते शनिवार को मुख्यमंत्री मोहन यादव ने यह साफ कर दिया कि उनकी सरकार ओबीसी समुदाय के हक के लिए पूरी तरह से प्रतिबद्ध है। उन्होंने भरोसा दिलाया है कि इस मुद्दे पर ओबीसी समुदाय के अधिकारों की रक्षा की जाएगी और अदालत के फैसले का सम्मान किया जाएगा। सरकार और ओबीसी महासभा साथ यह खबर इसलिए भी खास है क्योंकि बीते शनिवार को ओबीसी महासभा का एक प्रतिनिधिमंडल मुख्यमंत्री से मिलने उनके आवास पर पहुंचा। इस बैठक में दोनों पक्षों के बीच एक खास सहमति बनी। ओबीसी महासभा के सदस्य लोकेन्द्र गुर्जर ने बताया कि मुख्यमंत्री ने साफ शब्दों में कहा है कि उनकी सरकार 27% आरक्षण देने के लिए पूरी तरह तैयार है और इस मुद्दे पर वे ओबीसी समाज के साथ खड़े हैं। अभी 14% मिल रहा, 27% की मांग फिलहाल मध्य प्रदेश में ओबीसी वर्ग को 14% आरक्षण मिल रहा है, जबकि समाज की लंबे समय से मांग है कि इसे बढ़ाकर 27% किया जाए। यह मामला अभी सुप्रीम कोर्ट में फंसा हुआ है। लोकेन्द्र गुर्जर, जो खुद भी इस मामले में याचिकाकर्ता हैं, ने बताया कि, ओबीसी समाज का प्रतिनिधिमंडल वकीलों और याचिकाकर्ताओं के साथ मिलकर मुख्यमंत्री से मिला और अपनी बात रखी। सुप्रीम कोर्ट में इस दिन सुनवाई ओबीसी आरक्षण का मामला अब 23 सितंबर से सुप्रीम कोर्ट में नियमित सुनवाई के लिए आने वाला है। मुख्यमंत्री ने कहा कि सरकार अदालत के हर आदेश का पालन करेगी। इसके साथ ही, सरकार ने यह भी फैसला लिया है कि वह सॉलिसिटर जनरल और अटॉर्नी जनरल के साथ मिलकर सुप्रीम कोर्ट में इस मुद्दे को मजबूती से रखेगी। सभी दल एकमत मुख्यमंत्री मोहन यादव ने याद दिलाया कि 28 अगस्त को भी उन्होंने इस मुद्दे पर सभी राजनीतिक दलों के साथ बैठक की थी। उस वक्त सभी दलों ने मिलकर 27% आरक्षण की मांग का समर्थन किया था। दरअसल, दिसंबर 2018 से मार्च 2020 के बीच तत्कालीन कमलनाथ सरकार ने ओबीसी आरक्षण को 14% से बढ़ाकर 27% किया था, लेकिन कानूनी अड़चनों की वजह से इसे लागू नहीं किया जा सका। क्यों है यह इतना अहम? आंकड़ों के अनुसार, मध्य प्रदेश की कुल आबादी में ओबीसी वर्ग की हिस्सेदारी करीब 51.8% है। इसी वजह से राज्य की राजनीति में इस वर्ग का हमेशा से दबदबा रहा है। एक दिलचस्प बात यह भी है कि साल 2003 से अब तक मध्य प्रदेश के सभी मुख्यमंत्री - उमा भारती, बाबूलाल गौर, शिवराज सिंह चौहान और अब मोहन यादव - सभी ओबीसी वर्ग से ही हैं। मुख्यमंत्री ने कहा कि, सरकार ओबीसी समाज की भावनाओं और अधिकारों की अनदेखी नहीं करेगी। कानूनी प्रक्रिया का पालन करते हुए सरकार समाज के पक्ष को मजबूती से सुप्रीम कोर्ट में रखेगी। बनी संयुक्त रणनीति इस मामले को लेकर भोपाल में हुई एक अहम बैठक में एडवोकेट जनरल प्रशांत सिंह ने मुख्यमंत्री का संदेश देते हुए यह साफ किया कि, राज्य सरकार ओबीसी के हितों के साथ है। इस बैठक में सरकार और याचिकाकर्ताओं के बीच यह सहमति बनी कि दोनों पक्ष मिलकर सुप्रीम कोर्ट में अपनी बात रखेंगे। यह भी तय हुआ कि, 23 सितंबर से होने वाली सुनवाई के दौरान सरकार के वकील और याचिकाकर्ताओं के वकील मिलकर पक्ष रखेंगे। सरकार ने ओबीसी महासभा से दो वकीलों के नाम मांगे थे, जिसमें से एक नाम पूर्व अतिरिक्त सॉलिसिटर जनरल पी. विल्सन का दे दिया गया है। दूसरे वकील के नाम पर अभी विचार चल रहा है। कुल मिलाकर, अब यह लड़ाई अकेले ओबीसी महासभा की नहीं, बल्कि मध्य प्रदेश सरकार और ओबीसी समुदाय की एक संयुक्त लड़ाई बन गई है। उम्मीद है कि सुप्रीम कोर्ट के फैसले के बाद इस मुद्दे पर लंबे समय से चल रहा विवाद खत्म होगा।</w:t>
+        <w:t>Content: New Delhi: India’s agriculture sector recorded a growth rate of 3.7 per cent during the first quarter of 2025-26, the highest globally, Agriculture Minister Shivraj Singh Chouhan said on Monday, asserting that the government will continue prioritising farmers’ welfare. The sector’s performance marks a significant rebound from the 1.5 per cent growth registered in the corresponding period last year. Speaking at the inaugural session of a two-day national conference focused on planning strategies for the upcoming rabi (winter) sowing season, Chouhan highlighted the theme “One Nation, One Agriculture and One Team” as a crucial initiative to foster coordinated efforts and partnerships across the agricultural landscape. “Agriculture in the country is growing at 3.7 per cent, the highest in the world, thanks to the hard work of our farmers and scientists, and the government’s farmer-friendly policies,” the minister said. Chouhan emphasised the commitment of both central and state governments to work collaboratively in transforming India’s agricultural sector. He reiterated the government’s zero-tolerance approach towards spurious agricultural inputs, warning of strict action against manufacturers and sellers of fake fertilisers, seeds, and pesticides. “We will not allow farmers to be exploited. Agricultural extension work is extremely important,” he stated, calling upon state governments, agricultural universities, and Krishi Vigyan Kendras to develop concrete ground-level programmes and strategies. The minister urged farmers to opt for crop insurance, given increasingly unpredictable weather patterns. “The Pradhan Mantri Fasal Bima Yojana must be implemented effectively so that farmers get relief,” he said. Chouhan announced that the ‘Viksit Krishi Sankalp Abhiyan’ would be conducted again in October with joint participation from the Centre and states. He stressed that agricultural research should pivot towards addressing farmers’ real-world challenges rather than merely focusing on academic publications. The conference extensively discussed preparations, production targets, and comprehensive strategies for the Rabi 2025-26 season, bringing together key stakeholders from across the agricultural ecosystem. Click for more latest Biz news. Also get top headlines and latest news from India and around the world at News9.</w:t>
       </w:r>
     </w:p>
     <w:p>
@@ -5964,7 +5964,7 @@
     </w:p>
     <w:p>
       <w:r>
-        <w:t>Title: प्रधान मंत्री के दौरे से पहले, डॉ. बलबीर सिंह ने 780 करोड़ रुपये के स्वास्थ्य बुनियादी ढांचे नुकसान के विवरण साझा किए; तुरंत सहायता की मांग की</w:t>
+        <w:t>Title: Union Agriculture Minister Likely to Chair a Meeting Today on GST Reforms for Agricultural Machinery</w:t>
       </w:r>
     </w:p>
     <w:p>
@@ -5976,13 +5976,13 @@
           <w:rPr>
             <w:color w:val="0000FF"/>
           </w:rPr>
-          <w:t>https://jagratilahar.com/hindi/health/120505/Dr-balbir-singh-health-minister-bhagwant-mann-cabinet-</w:t>
+          <w:t>https://studycafe.in/union-agriculture-minister-likely-to-chair-a-meeting-today-on-gst-reforms-for-agricultural-machinery-393526.html</w:t>
         </w:r>
       </w:hyperlink>
     </w:p>
     <w:p>
       <w:r>
-        <w:t>Content: स्वास्थ्य मंत्री ने प्रदेश की व्यापक रिकवरी के लिए प्रधानमंत्री मोदी से 20,000 करोड़ रुपये की तात्कालिक वित्तीय सहायता की अपील की60,000 करोड़ रुपये के रोके हुए फंड तत्काल जारी करने की मांग को दोहरायापंजाब के बाढ़ प्रभावित क्षेत्रों में प्रधानमंत्री के दौरे से पहले, पंजाब के स्वास्थ्य एवं परिवार कल्याण मंत्री डॉ. बलबीर सिंह ने सोमवार को हाल ही में आए बाढ़ के कारण प्रदेश के महत्वपूर्ण स्वास्थ्य देखभाल बुनियादी ढांचे को हुए भारी नुकसान का खुलासा करते हुए बताया कि प्रारंभिक अनुमान के अनुसार 780 करोड़ रुपये का नुकसान हुआ है।पंजाब भवन में मीडिया को संबोधित करते हुए, डॉ. बलबीर सिंह ने कहा कि बाढ़ ने राज्य की सार्वजनिक स्वास्थ्य प्रणाली को बड़ा झटका दिया है, जिससे राज्य भर में स्वास्थ्य सुविधाओं को भारी नुकसान पहुंचा है। मंत्री के साथ प्रमुख सचिव स्वास्थ्य कुमार राहुल और डायरेक्टर स्वास्थ्य एवं परिवार कल्याण डॉ. हितिंदर कौर भी मौजूद थे।स्वास्थ्य मंत्री ने स्वास्थ्य देखभाल प्रणाली के नुकसान के बारे में बताते हुए कहा कि बाढ़ के कारण 130 करोड़ रुपये की दवाइयाँ नष्ट हो गईं हैं। इसके अलावा 1,280 डिस्पेंसरी और स्वास्थ्य एवं तंदुरुस्ती केंद्र, 101 कम्युनिटी हेल्थ सेंटर और राज्य के 41 सब-डिवीजनल अस्पतालों में से 31 को भारी नुकसान पहुंचा है, जिससे प्रारंभिक नुकसान लगभग 780 करोड़ रुपये हो गया है।उन्होंने कहा, “इस भारी विनाश के बावजूद स्वास्थ्य विभाग में प्रमुख सचिव से आशा वर्करों तक हर कोई बाढ़ प्रभावित क्षेत्रों में निरंतर सेवा कर रहा है।" उन्होंने आगे कहा कि हमारी मेडिकल टीमें जरूरतमंद लोगों को हर संभव तरीके, चाहे एम्बुलेंस हों या कश्तियाँ या हेलीकॉप्टर की उपयोगिता से चिकित्सीय सहायता प्रदान करने को सुनिश्चित कर रही हैं।डॉ. बलबीर सिंह ने खुलासा किया कि उन्होंने पहले ही केंद्रीय स्वास्थ्य मंत्री, जे.पी. नड्डा को पत्र लिख कर मारू प्रभाव का विवरण दे दिया है और स्वास्थ्य क्षेत्र के लिए तत्काल वित्तीय सहायता की मांग की है। अब मंगलवार को पंजाब दौरे पर आने वाले प्रधानमंत्री को उनकी सीधी अपील है कि पंजाब को बनती वित्तीय सहायता जल्दी से जल्दी दी जाए।डॉ. बलबीर सिंह ने कहा, “पंजाब के ग्रामीण और शहरी स्वास्थ्य देखभाल की रीढ़ टूट गई है। इसमें सिर्फ इमारतें नहीं बल्कि जीवन-रक्षक उपकरण, आवश्यक दवाइयाँ और भारी नुकसान के कारण लाखों पंजाबियों की देखभाल एवं पुनर्वास भी शामिल है। हम प्रधानमंत्री के दौरे का स्वागत करते हैं, पर हमें एकजुटता की ज्यादा जरूरत है।" उन्होंने कहा कि हमें आवश्यक बुनियादी ढांचे के पुनर्निर्माण और व्यापक राज्य की रिकवरी के लिए कम से कम 20,000 करोड़ रुपये की केंद्रीय सहायता की तत्काल जरूरत है।स्वास्थ्य मंत्री ने केंद्र द्वारा रोके गए 60,000 करोड़ रुपये के फंड को तुरंत जारी करने की प्रदेश सरकार की मांग को भी दोहराया, जो कि पंजाब की बाढ़ प्रभावित अर्थव्यवस्था की संपूर्ण रिकवरी के लिए बहुत महत्वपूर्ण है। उन्होंने जोर देकर कहा कि पुनः सजीव हो रही आबादी और अर्थचारे के लिए एक मजबूत स्वास्थ्य प्रणाली बहुत जरूरी है।डॉ. बलबीर सिंह ने केंद्रीय कृषि मंत्री शिवराज सिंह चौहान के गैर-जिम्मेदाराना नजरिए पर भी सवाल उठाते हुए प्रधानमंत्री को पंजाब की दुर्दशा प्रति एक व्यापक, सहानुभूतिपूर्ण नजरिया अपनाने की अपील की। उन्होंने जोर देकर कहा कि लोगों को सिर्फ जज़्बाती बातें या खोखले वादे नहीं, बल्कि सच्चाई पर आधारित ठोस कार्रवाई और तत्काल फंड की जरूरत है।सरकार की वचनबद्धता की पुष्टि करते हुए, डॉ. बलबीर सिंह ने कहा कि आप की अगुवाई वाली पंजाब सरकार इस संकट दौरान लोगों के साथ डटकर खड़ी है और पंजाब के लिए एक मजबूत, अधिक प्रभावी स्वास्थ्य देखभाल प्रणाली की पुनः सर्जना के लिए आवश्यक राहत और सहायता प्राप्त करने के लिए डटकर वकालत करती रहेगी।इस दौरान स्वास्थ्य मंत्री द्वारा गैर-सरकारी संगठनों (एन.जी.ओ.) और वॉलंटियरों का भी निःस्वार्थ आगे आने और तन-मन से सहायता की पेशकश करने के लिए धन्यवाद किया गया।Powered by Froala Editor स्वास्थ्य मंत्री ने प्रदेश की व्यापक रिकवरी के लिए प्रधानमंत्री मोदी से 20,000 करोड़ रुपये की तात्कालिक वित्तीय सहायता की अपील की60,000 करोड़ रुपये के रोके हुए फंड तत्काल जारी करने की मांग को दोहरायापंजाब के बाढ़ प्रभावित क्षेत्रों में प्रधानमंत्री के दौरे से पहले, पंजाब के स्वास्थ्य एवं परिवार कल्याण मंत्री डॉ. बलबीर सिंह ने सोमवार को हाल ही में आए बाढ़ के कारण प्रदेश के महत्वपूर्ण स्वास्थ्य देखभाल बुनियादी ढांचे को हुए भारी नुकसान का खुलासा करते हुए बताया कि प्रारंभिक अनुमान के अनुसार 780 करोड़ रुपये का नुकसान हुआ है।पंजाब भवन में मीडिया को संबोधित करते हुए, डॉ. बलबीर सिंह ने कहा कि बाढ़ ने राज्य की सार्वजनिक स्वास्थ्य प्रणाली को बड़ा झटका दिया है, जिससे राज्य भर में स्वास्थ्य सुविधाओं को भारी नुकसान पहुंचा है। मंत्री के साथ प्रमुख सचिव स्वास्थ्य कुमार राहुल और डायरेक्टर स्वास्थ्य एवं परिवार कल्याण डॉ. हितिंदर कौर भी मौजूद थे।स्वास्थ्य मंत्री ने स्वास्थ्य देखभाल प्रणाली के नुकसान के बारे में बताते हुए कहा कि बाढ़ के कारण 130 करोड़ रुपये की दवाइयाँ नष्ट हो गईं हैं। इसके अलावा 1,280 डिस्पेंसरी और स्वास्थ्य एवं तंदुरुस्ती केंद्र, 101 कम्युनिटी हेल्थ सेंटर और राज्य के 41 सब-डिवीजनल अस्पतालों में से 31 को भारी नुकसान पहुंचा है, जिससे प्रारंभिक नुकसान लगभग 780 करोड़ रुपये हो गया है।उन्होंने कहा, “इस भारी विनाश के बावजूद स्वास्थ्य विभाग में प्रमुख सचिव से आशा वर्करों तक हर कोई बाढ़ प्रभावित क्षेत्रों में निरंतर सेवा कर रहा है।" उन्होंने आगे कहा कि हमारी मेडिकल टीमें जरूरतमंद लोगों को हर संभव तरीके, चाहे एम्बुलेंस हों या कश्तियाँ या हेलीकॉप्टर की उपयोगिता से चिकित्सीय सहायता प्रदान करने को सुनिश्चित कर रही हैं।डॉ. बलबीर सिंह ने खुलासा किया कि उन्होंने पहले ही केंद्रीय स्वास्थ्य मंत्री, जे.पी. नड्डा को पत्र लिख कर मारू प्रभाव का विवरण दे दिया है और स्वास्थ्य क्षेत्र के लिए तत्काल वित्तीय सहायता की मांग की है। अब मंगलवार को पंजाब दौरे पर आने वाले प्रधानमंत्री को उनकी सीधी अपील है कि पंजाब को बनती वित्तीय सहायता जल्दी से जल्दी दी जाए।डॉ. बलबीर सिंह ने कहा, “पंजाब के ग्रामीण और शहरी स्वास्थ्य देखभाल की रीढ़ टूट गई है। इसमें सिर्फ इमारतें नहीं बल्कि जीवन-रक्षक उपकरण, आवश्यक दवाइयाँ और भारी नुकसान के कारण लाखों पंजाबियों की देखभाल एवं पुनर्वास भी शामिल है। हम प्रधानमंत्री के दौरे का स्वागत करते हैं, पर हमें एकजुटता की ज्यादा जरूरत है।" उन्होंने कहा कि हमें आवश्यक बुनियादी ढांचे के पुनर्निर्माण और व्यापक राज्य की रिकवरी के लिए कम से कम 20,000 करोड़ रुपये की केंद्रीय सहायता की तत्काल जरूरत है।स्वास्थ्य मंत्री ने केंद्र द्वारा रोके गए 60,000 करोड़ रुपये के फंड को तुरंत जारी करने की प्रदेश सरकार की मांग को भी दोहराया, जो कि पंजाब की बाढ़ प्रभावित अर्थव्यवस्था की संपूर्ण रिकवरी के लिए बहुत महत्वपूर्ण है। उन्होंने जोर देकर कहा कि पुनः सजीव हो रही आबादी और अर्थचारे के लिए एक मजबूत स्वास्थ्य प्रणाली बहुत जरूरी है।डॉ. बलबीर सिंह ने केंद्रीय कृषि मंत्री शिवराज सिंह चौहान के गैर-जिम्मेदाराना नजरिए पर भी सवाल उठाते हुए प्रधानमंत्री को पंजाब की दुर्दशा प्रति एक व्यापक, सहानुभूतिपूर्ण नजरिया अपनाने की अपील की। उन्होंने जोर देकर कहा कि लोगों को सिर्फ जज़्बाती बातें या खोखले वादे नहीं, बल्कि सच्चाई पर आधारित ठोस कार्रवाई और तत्काल फंड की जरूरत है।सरकार की वचनबद्धता की पुष्टि करते हुए, डॉ. बलबीर सिंह ने कहा कि आप की अगुवाई वाली पंजाब सरकार इस संकट दौरान लोगों के साथ डटकर खड़ी है और पंजाब के लिए एक मजबूत, अधिक प्रभावी स्वास्थ्य देखभाल प्रणाली की पुनः सर्जना के लिए आवश्यक राहत और सहायता प्राप्त करने के लिए डटकर वकालत करती रहेगी।इस दौरान स्वास्थ्य मंत्री द्वारा गैर-सरकारी संगठनों (एन.जी.ओ.) और वॉलंटियरों का भी निःस्वार्थ आगे आने और तन-मन से सहायता की पेशकश करने के लिए धन्यवाद किया गया। Powered by Froala Editor Dr-balbir-singh-health-minister-bhagwant-mann-cabinet- Jagrati Lahar is an English, Hindi and Punjabi language news paper as well as web portal. Since its launch, Jagrati Lahar has created a niche for itself for true and fast reporting among its readers in India. Gautam Jalandhari (Editor)</w:t>
+        <w:t>Content: The Union Agriculture Minister is likely to chair a meeting today on GST Reforms for Agricultural Machinery. GST reforms to benefit farmers and boost local manufacturers. Saloni Kumari | Sep 19, 2025 | Union Agriculture Minister Likely to Chair a Meeting Today on GST Reforms for Agricultural Machinery Today, September 19, the Union Minister for Agriculture and Farmers’ Welfare and Rural Development, Shri Shivraj Singh Chouhan, is expected to chair a meeting on GST Reforms for Agricultural Machinery. All representatives of the Tractor and Mechanisation Association (TMA), Agricultural Machinery Manufacturers Association (AMMA), All India Combine Harvester Manufacturers Association (AICMA), Power Tiller Association of India (PTAI), and other related organisations are likely to attend the meeting in New Delhi. Also Read Big Update! GST Portal Links with Income Tax Returns for Auto Turnover Data In the meeting, the council will discuss different ways or techniques to ensure the full benefit of the GST rate reduction on agricultural machinery and equipment (from 12-18% to 5%), reaching to farmers. Additionally, for the smooth implementation of these GST reforms, the council will also discuss appropriate strategies. Also Read CBIC notifies Major ITC Reporting Change in GST Annual return: Know More The GST rate reductions, recently approved by the 56th GST council meeting held on September 3-4, 2025, will lower prices of tractors and other machinery and will be accessible for farmers at affordable rates. Rates on agriculture-related machinery will reduce by 7-13%. Farmers will benefit in two ways: subsidy schemes and reduction in prices due to GST reforms, while local Indian companies engaged in the manufacturing of farming machinery will get an advantage and become more competitive under the Atmanirbhar Bharat (self-reliant India) plan. In case of any Doubt regarding Membership you can mail us at [email protected] Join Studycafe's WhatsApp Group or Telegram Channel for Latest Updates on Government Job, Sarkari Naukri, Private Jobs, Income Tax, GST, Companies Act, Judgements and CA, CS, ICWA, and MUCH MORE!" Saloni is a content writer gaining experience in Writing Articles in Finance Domain. At studycafe.in she writes content for Finance News, GST Income Tax Etc. She can be reached at [email protected]. you can also submit your articles by sending mail at [email protected] © 2025 Copyright Studycafe Private Limited. All Rights Reserved.</w:t>
       </w:r>
     </w:p>
     <w:p>
@@ -5995,7 +5995,7 @@
     </w:p>
     <w:p>
       <w:r>
-        <w:t>Title: Dehradun: क्षेत्रीय मांगों को लेकर मुख्यमंत्री से मिले विधायक</w:t>
+        <w:t>Title: Agriculture minister asks farm equipment &amp; tractor makers to pass on GST cut benefits to farmers</w:t>
       </w:r>
     </w:p>
     <w:p>
@@ -6007,13 +6007,13 @@
           <w:rPr>
             <w:color w:val="0000FF"/>
           </w:rPr>
-          <w:t>https://shikharhimalaya.com/dehradun-mlas-met-the-chief-minister-regarding-regional-demands/</w:t>
+          <w:t>https://www.editorji.com/amp/business-news/gst-reduction-on-farm-equipment-benefits-farmers-1758261712044</w:t>
         </w:r>
       </w:hyperlink>
     </w:p>
     <w:p>
       <w:r>
-        <w:t>Content: देहरादून। क्षेत्रीय समस्याओं और विकास कार्यों से संबंधित मांगों को लेकर भाजपा विधायकों ने मुख्यमंत्री पुष्कर सिंह धामी से मुलाकात की। जिसपर सीएम ने विधायकों को समाधान का आश्वासन दिया। रविवार को मुख्यमंत्री पुष्कर सिंह धामी से मुख्यमंत्री आवास में विधायक सहदेव पुंडीर, खजान दास, सुरेश चौहान, भरत चौधरी, संजय डोभाल, अनिल नौटियाल, प्रीतम पंवार और अन्य जनप्रतिनिधियों ने मुलाकात की। इस दौरान जनप्रतिनिधियों ने सीएम के समक्ष अपने क्षेत्रों की विभिन्न मांगों को रखा। जिसपर सीएम ने उन्हें जल्द समाधान के लिए संबंधित विभागों को आवश्यक निर्देश देने का आश्वासन दिया। मुख्यमंत्री ने कहा कि राज्य सरकार का लक्ष्य जनता को त्वरित और पारदर्शी सेवाएं उपलब्ध कराना है। जोर दिया कि जनप्रतिनिधियों की सक्रिय भागीदारी से समस्याओं का समाधान और विकास कार्य और अधिक प्रभावी होंगे। मुख्यमंत्री विधायकों का आह्वान किया कि वे प्राकृतिक आपदाओं से प्रभावित क्षेत्रों का भ्रमण करने और जरूरतमंदों तक मदद पहुंचाएं। कहा कि सरकार आपदा प्रभावित परिवारोकं के लिए राहत व पुनर्वास कार्यों को तेज करेगी। मुख्यमंत्री ने कहा कि सरकार राज्य में सड़क संपर्क, स्वास्थ्य सुविधाओं, शिक्षा, पर्यटन, पेयजल व ऊर्जा जैसे बुनियादी ढांचे को सुदृढ़ करने के लिए लगातार प्रयासरत है। उत्तराखंड का संतुलित और सर्वांगीण विकास तभी संभव है जब जनप्रतिनिधि जनता की अपेक्षाओं को निकटता से सरकार तक पहुंचाएं और सभी मिलकर प्रदेश की प्रगति में भागीदारी सुनिश्चित करें। Lorem ipsum dolor sit amet, consectetur. Your email address will not be published. Required fields are marked * Comment * Name * Email * Website Save my name, email, and website in this browser for the next time I comment. हमारे न्यूज पोर्टल पर आपको मिलेंगी ताजातरीन और सरोकारों से जुड़ी विश्वसनीय खबरें। देश विदेश की हलचलें, सियासत की रवानगी, यात्रा-पर्यटन के घटनाक्रम, फिल्म और टेलीविजन से जुड़ा मनोरंजन, लोक-समाज के सरोकार, साहित्य और व्यंग्यवाणी। ब्लॉगिंग में सामयिक विषयों, मुद्दों पर स्वतंत्र पत्रकारों और लेखकों के विचार और आलेख होंगे। आपको हमारी यह कोशिश पसंद आए तो आप हमारे पोर्टल को Subscribe और Share जरूर करें। आपका सहयोग हमें आप तक सटीक जानकारियां पहुंचाने के लिए प्रोत्साहित करेगा।Email- shikharhimalay@gmail.com Tags Aam aadmi party AAP Rishikesh Aap Uttarakhand Accident Aiims News AIIMS Rishikesh Assembly Election 2022 Badrinath Big Breaking BJP BJP uttarakhand Breaking News Chardham Chardham Yatra Cm Pushkar Singh Dhami CM Uttarakhand Congress Crime News Dehradun Dehradun News former CM Harish Rawat Health News Hindi News Hindi Samachar Kedarnath Latest News National News PM Narendra Modi Politics Rishikesh Rishikesh Assembly Rishikesh News Shikhar Himalaya News Uttarakhand Uttarakhand Assembly Election 2022 Uttarakhand Congress Uttarakhand Government Uttarakhand Latest News Uttarakhand news Uttarakhand Politics उत्तराखंड उत्तराखंड समाचार ताजा ख़बरें हिंदी न्यूज़ हिंदी समाचार</w:t>
+        <w:t>Content: New Delhi [India] September 19 (ANI): Agriculture Minister Shivraj Singh Chouhan held a meeting with leading manufacturers of farm equipment on Friday and asked them to pass on the benefits of reduced GST, which is effective from September 22, to the farmers. "The GST rates on agricultural machinery, which were earlier 18% and 12%, have now been reduced to 5%, and these significantly reduced rates will come into effect from 22nd September. This reduction will directly benefit the farmers," Chauhan said.While giving information on how reduced GST will lower the prices of tractors, the minister said that for a 35 HP tractor, the price will come down by Rs 41,000, and for a 45 HP tractor, the reduction will be Rs 45,000. Similarly, for a 50 HP tractor, the benefit will be Rs 53,000, and for a 75 HP tractor, the reduction is Rs 63,000. Even smaller tractors, such as those used for horticulture or inter-cultivation, will become Rs 3,000 cheaper. So, from the smallest to the largest tractors, the benefit ranges from Rs 3,000 to Rs 63,000. Machines like rice transplanters will be Rs 15,400 cheaper, Threshers (4-ton/hour capacity) will be Rs 14,000 cheaper while Power weeders (7.5 HP) will be Rs 5,495 cheaper."This price reduction offers substantial benefits to our farmers. However, it's essential that companies and their dealers pass this benefit on directly to the farmers, he reiterated. That's why we held today's meeting, and apart from that, we will run a massive awareness campaign through media, through your platforms, and other mediums, so that farmers are informed in real-time and receive these benefits," Shivraj Singh Chouhan said. The minister met with associations which includes Tractor and Mechanization Association (TMA), All India Combine Manufacturers Association (AICMA), Agricultural Machinery Manufacturers Association (AAMA) and Power Tiller Manufacturers Association of India. The minister said, "Representatives of these four bodies joined us some physically, some virtually. And I made a clear request: the benefit of reduced GST, effective from 22nd September, must be passed directly to the farmers. It should not be lost in the middle."Under the Viksit Krishi Sankalp Abhiyan, the teams visiting villages will inform farmers properly about these benefits, so that they can make use of the reduced GST rates and improve their farming, reducing costs furthe."We are also planning one more step, Custom Hiring Centers (CHCs) will also get these machines at reduced prices, so the rental rates should also come down, and we will work towards that as well. The Prime Minister's focus has been on technology and promoting mechanization in agriculture, and it is likely because of this focus that in the last decade, agricultural production has increased significantly. So can it be said that this has been the main focus, especially with GST reductions, to accelerate mechanisation," Chouhan said. The agirculture ministry is now exploring the next phase of mechanization, such as mechanized cotton picking and similar activities. The Minister said that the government is committed to increasing farmer productivity, reduce the cost of production, and promote mechanization. (ANI)</w:t>
       </w:r>
     </w:p>
     <w:p>
@@ -6026,7 +6026,7 @@
     </w:p>
     <w:p>
       <w:r>
-        <w:t>Title: बड़ी खबर(देहरादून) सीएम धामी से विधायकों सहित कई जनप्रतिनिधियों ने की मुलाकात ।।</w:t>
+        <w:t>Title: Centre directs farm machinery makers to cut prices after GST rate reduction</w:t>
       </w:r>
     </w:p>
     <w:p>
@@ -6038,13 +6038,13 @@
           <w:rPr>
             <w:color w:val="0000FF"/>
           </w:rPr>
-          <w:t>https://uttarakhandcitynews.com/many-public-representatives-including-mlas/</w:t>
+          <w:t>https://www.thehindu.com/news/national/centre-directs-farm-machinery-makers-to-cut-prices-after-gst-rate-reduction/article70070805.ece</w:t>
         </w:r>
       </w:hyperlink>
     </w:p>
     <w:p>
       <w:r>
-        <w:t>Content: मुख्यमंत्री श्री पुष्कर सिंह धामी से रविवार को मुख्यमंत्री आवास में विधायक श्री सहदेव पुंडीर, श्री खजान दास, श्री सुरेश चौहान, श्री भरत चौधरी, श्री संजय डोभाल, श्री अनिल नौटियाल, श्री प्रीतम पंवार एवं अन्य जनप्रतिनिधियों ने शिष्टाचार भेंट की। शिष्टाचार भेंट के दौरान जनप्रतिनिधियों ने अपने-अपने क्षेत्रों की विभिन्न विकासपरक मांगों एवं स्थानीय समस्याओं से मुख्यमंत्री को अवगत कराया। मुख्यमंत्री ने सभी मांगों के शीघ्र समाधान हेतु सम्बन्धित विभागों को आवश्यक निर्देश देने का आश्वासन दिया। मुख्यमंत्री ने कहा कि राज्य सरकार का लक्ष्य जनता को त्वरित और पारदर्शी सेवाएँ उपलब्ध कराना है। उन्होंने इस बात पर जोर दिया कि जनप्रतिनिधियों की सक्रिय भागीदारी से समस्याओं का समाधान और विकास कार्य और अधिक प्रभावी होंगे। इस अवसर पर मुख्यमंत्री ने हाल ही में प्रदेश के विभिन्न क्षेत्रों में आई प्राकृतिक आपदाओं से प्रभावित क्षेत्रों का स्वयं भ्रमण करने और जरूरतमंद परिवारों तक समयबद्ध सहायता पहुँचाने में सहयोग का विधायकगणों से आग्रह किया। मुख्यमंत्री ने कहा कि सरकार आपदा प्रभावित सभी परिवारों को हरसंभव सहायता उपलब्ध कराएगी और राहत-पुनर्वास कार्यों की गति तेज़ की जाएगी। मुख्यमंत्री ने कहा कि सरकार राज्य में सड़क संपर्क, स्वास्थ्य सुविधाओं, शिक्षा, पर्यटन, पेयजल एवं ऊर्जा जैसे बुनियादी ढांचे को सुदृढ़ करने के लिए लगातार प्रयासरत है। उन्होंने कहा कि उत्तराखंड का संतुलित और सर्वांगीण विकास तभी संभव है जब जनप्रतिनिधि जनता की अपेक्षाओं को निकटता से सरकार तक पहुंचाएं और सभी मिलकर प्रदेश की प्रगति में भागीदारी सुनिश्चित करें। Uttarakhand city news स्थानीय अवकाश को लेकर बड़ी अपडेट सामने आ रही है जिला... Uttarakhand city news Almora अल्मोड़ा, जिलाधिकारी /अध्यक्ष जनपद आपदा प्रबन्धन प्राधिकरण आलोक कुमार पाण्डेय... Uttarakhand city news.com Dehradun देहरादून मुख्यमंत्री पुष्कर सिंह धामी के नेतृत्व में मिलावटी कुट्टू... विभिन्न विभागों के वर्दीधारी पदों पर सीधी भर्ती के लिए एकीकृत भर्ती नियमावलियां लागू... Uttarakhand city news रेल यात्रियों के लिए मतलब की खबर है रेल प्रशासन ने... मुख्यमंत्री ने प्रदान की 146.19 करोड़ की विभिन्न विकास योजनाओं की वित्तीय स्वीकृति मुख्यमंत्री... भारतीय मौसम विज्ञान विभाग, देहरादून द्वारा जारी मौसम पूर्वानुमान (ऑरिंज अलर्ट) एवं जनपद टिहरी... Uttarakhand city news dehradun सितंबर का दूसरा पखवाड़ा प्रारंभ हो गया है लेकिन मानसून... संभागीय परिवहन कार्यालय हल्द्वानी में फैंसी नंबरों की हुई नीलामी (सांकेतिक फोटो) संभागीय परिवहन... Uttarakhand city news dehradun उत्तराखंड में भारी बारिश का दौर जारी है शनिवार को... Get the latest Uttarakhand News in Hindi Founder – Om Prakash Agnihotri Website – uttarakhandcitynews.com Email – citynews718@gmail.com</w:t>
+        <w:t>Content: September 20, 2025e-Paper The View From India Looking at World Affairs from the Indian perspective. First Day First Show News and reviews from the world of cinema and streaming. Today's Cache Your download of the top 5 technology stories of the day. Science For All The weekly newsletter from science writers takes the jargon out of science and puts the fun in! Data Point Decoding the headlines with facts, figures, and numbers Health Matters Ramya Kannan writes to you on getting to good health, and staying there The Hindu On Books Books of the week, reviews, excerpts, new titles and features. September 20, 2025e-Paper Published - September 19, 2025 09:31 pm IST - New Delhi Image for the purpose of representation only. | Photo Credit: Nagara Gopal The Centre has asked agricultural machinery manufacturers to reduce their product prices in line with the revised Goods and Services Tax (GST) rates effective from September 22, so that the benefit directly reaches farmers “with full transparency.” Union Agriculture Minister Shivraj Singh Chouhan, after a meeting with farm machinery manufacturers here on Friday, said the reduction in GST rates was a significant step that would have a widespread impact. Representatives from the Tractor and Mechanisation Association, Agricultural Machinery Manufacturers Association, All India Combine Manufacturers Association, and Power Tiller Association of India, among others, participated in the meeting. Mr. Chouhan said the GST on agricultural machinery, earlier at 12% and 18%, has been reduced to 5%. As a result, tractors will now be cheaper by ₹41,000 to ₹63,000, a four-row paddy transplanter by ₹15,400, and a four-tonne-per-hour multi-crop thresher by ₹14,000. He said the measure would promote mechanisation of agriculture. “Suggestions from manufacturer associations will be considered while framing future plans,” he added. According to a government release, the machinery associations welcomed the decision, assured faithful implementation of the Minister’s directions, and reiterated their commitment to farmers’ welfare. Published - September 19, 2025 09:31 pm IST Agriculture / technology (general) Copyright© 2025, THG PUBLISHING PVT LTD. or its affiliated companies. All rights reserved. BACK TO TOP Terms &amp; conditions | Institutional Subscriber Comments have to be in English, and in full sentences. They cannot be abusive or personal. Please abide by our community guidelines for posting your comments. We have migrated to a new commenting platform. If you are already a registered user of The Hindu and logged in, you may continue to engage with our articles. If you do not have an account please register and login to post comments. Users can access their older comments by logging into their accounts on Vuukle.</w:t>
       </w:r>
     </w:p>
     <w:p>
@@ -6057,7 +6057,7 @@
     </w:p>
     <w:p>
       <w:r>
-        <w:t>Title: अमेरिकी टैरिफ से किसानों की ढाल बनेगा ये मॉडल, आंध्र प्रदेश सरकार ने शुरू किया काम</w:t>
+        <w:t>Title: agri-minister-urges-tractor-makers-to-pass-on-gst-cut-to-farmers</w:t>
       </w:r>
     </w:p>
     <w:p>
@@ -6069,13 +6069,13 @@
           <w:rPr>
             <w:color w:val="0000FF"/>
           </w:rPr>
-          <w:t>https://www.kisantak.in/amp/news/trending/story/andhra-government-started-work-on-model-shield-for-farmers-from-american-tariffs-1277038-2025-09-13</w:t>
+          <w:t>https://newsarenaindia.com/economy/agri-minister-urges-tractor-makers-to-pass-on-gst-cut-to-farmers/56895</w:t>
         </w:r>
       </w:hyperlink>
     </w:p>
     <w:p>
       <w:r>
-        <w:t>Content: आंध्र प्रदेश सरकार ने किसानों और उद्योग जगत के लिए एक बड़ा फैसला लेने जा रही है. प्रदेश के मंत्री के. श्रीनिवास ने शुक्रवार को कहा कि राज्य अपने समुद्री और खाद्य प्रसंस्करण क्षेत्रों के लिए निर्यात बाजारों में विविधता लाने पर काम कर रहा है, ताकि बढ़े हुए अमेरिकी टैरिफ के प्रभाव को कम किया जा सके और साथ ही घरेलू खपत को बढ़ावा देने पर भी ध्यान केंद्रित किया जा सके. उन्होंने कहा कि सरकार किसानों और उद्योग जगत दोनों की सुरक्षा के उद्देश्य से एक "अच्छा मॉडल" विकसित कर रहा है. श्रीनिवास ने ये बात एक इंजीनियरिंग सम्मेलन के दौरान पीटीआई बताया. उन्होंने कहा कि राज्य अपने समुद्री और खाद्य प्रसंस्करण क्षेत्रों के लिए निर्यात बाजारों में विविधता लाने पर काम कर रहा है, ताकि अमेरिकी टैरिफ के प्रभाव को कम करके घरेलू खपत को बढ़ाया जा सके. आंध्र प्रदेश के एमएसएमई (MSME) मंत्री का लक्ष्य राष्ट्रीय अंडा समन्वय समिति (एनईसीसी) द्वारा पोल्ट्री के लिए अपनाए गए मॉडल को अपने समुद्री उत्पादों के कीमतों को तय करना भी है, ताकि "न तो राज्य के किसान और न ही उद्योग जगत प्रभावित हों. औद्योगिक बुनियादी ढांचे के बारे में, श्रीनिवास ने कहा कि आंध्र प्रदेश सरकार ने 50 एमएसएमई पार्क शुरू किए हैं और 50 अन्य पार्क पूरे होने वाले हैं. उन्होंने कहा कि हम लगभग 100 पार्कों की नींव रख रहे हैं. साथ ही निजी भागीदारों को क्षेत्र-आधारित प्लग-एंड-प्ले सुविधाओं के लिए सरकारी जमीन देकर P4 मॉडल पर 75 और पार्क विकसित कर रहे हैं. मंत्री ने आगे कहा कि राज्य वैश्विक उद्योग जगत को आकर्षित करने के लिए रक्षा, एयरोस्पेस और अंतरिक्ष प्रौद्योगिकियों में क्षेत्रीय नीतियों को भी आगे बढ़ा रहा है. साथ ही सरकार भूमि उपलब्धता और प्रोत्साहन की पेशकश कर रही है. बता दें कि आंध्र प्रदेश का एक्वा फार्मिंग सेक्टर जो तटीय जिलों में लाखों लोगों की आजीविका का सहारा है, वो अमेरिका की तरफ से भारतीय झींगा आयात पर लगाए गए 50 फीसदी टैरिफ से बुरी तरह प्रभावित हो गया है. ऐसे में कई किसान और निर्यातक एकजुट होकर राज्य और केंद्र सरकार से तुरंत राहत देने की भी मांग कर रहे हैं. (सोर्स- PTI) पीएम मोदी ने मिजोरम में जिस रोड की रखी आधारशिला, धान और बागवानी किसानों के लिए बनेगी उन्नति की सड़क कृषि मंत्री शिवराज के प्‍लान को लगेगा झटका? DAMU कर्मचारि‍यों ने दी बह‍िष्‍कार की चेतावनी Punjab Floods: दिवाली तक पूरा हो जाएगा बाढ़ प्रभावितों को मुआवजा देने का काम, सीएम मान ने किए ये बड़े ऐलान काम पर लौटें या विरोध करें? राजस्व विभाग का फैसला बदल सकता है खेल! संविदा कर्मियों पर टिकी निगाहें बाढ़ प्रभावित इलाकों का दौरा करते विनेश फोगाट का हुआ विरोध, सरपंच प्रतिनिधि ने सुनाई खरी-खोटी कोसी-मेची लिंक परियोजना का काम तेज: लाखों परिवारों को मिलेगी बाढ़ से राहत, फसलें रहेंगी सुरक्षित जम्‍मू-कश्‍मीर के बागवानों के लिए खुशखबरी! रेलवे ने दिल्‍ली के लिए पार्सल ट्रेन चलाने की घोषणा की Crops Compensation: घोषित मुआवजे को किसानों ने नकारा, 50000 रुपये एकड़ की मांग...सीएम से मिले किसान योगी सरकार बनारसी पान से लेकर 25 देसी व्यंजनों की करेगी International ब्रांडिंग, जानें डिटेल पटना में संविदा कर्मियों पर लाठीचार्ज, हड़ताली कर्मचारी बोले “क्या अपनी मांग रखना अपराध है?”</w:t>
+        <w:t>Content: Home Nation States International Politics Opinion Economy Sports Entertainment Trending: In a meeting with manufacturers of tractors and farm equipment on Friday in New Delhi, Agriculture Minister, Shivraj Singh Chouhan, urged them to ensure that the benefits of Goods and Services Tax (GST) reductions are passed on to the real beneficiaries – the farmers – when the new tax regime is rolled out from September 22. Addressing the media after the meeting, Chouhan said the GST reduction would make farm machinery at ‘Custom Hiring Centres’ (CHC) across the country cheaper, and that rentals should also come down accordingly. Tax cuts would result in significant price cuts in farm machinery, ranging from ₹23,000 to ₹63,000, across different tractor categories, he added. The primary purpose of Custom Hiring Centres is to provide marginal and small farmers with access to farm equipment and machinery at subsidised rates on hire. Also Read: Farmers hail GST rate cuts on agri products as ‘Diwali gift’ "The GST reduction will directly benefit farmers. The government's aim is to increase farmers' income, for which it is not only necessary to enhance production but also to reduce the cost of cultivation," the minister said. While outlining specific price reductions expected across tractor categories, Chouhan said: ₹41,000 will be the price reduction for 35 HP tractors, ₹45,000 for 45 HP tractors, ₹53,000 for 50 HP tractors, and ₹63,000 for 75 HP tractors. Compact tractors used in horticulture will see a price reduction of about ₹23,000. "Farm machinery like tractors is required to increase production and also helps reduce the cost of cultivation. I urged them to pass on the GST reductions to farmers from September 22. The benefit that farmers will gain is huge," he told reporters. Emphasising on the significance of cheaper farm equipment in increasing production, Chouhan said that the reduction in GST rates would benefit farm equipment across all categories. The minister also said Custom Hiring Centres would get farm machines at cheaper rates, and that his government will work on ensuring rentals also come down accordingly. The government will focus on enhancing the production of small farm equipment that small farmers can use to boost farm mechanisation, he added. The meeting was attended by representatives of the Tractor and Mechanization Association (TMA), Agricultural Machinery Manufacturers Association (AMMA), All India Combine Harvester Manufacturers Association (AICMA), Power Tiller Association of India (PTAI), and other related organisations.</w:t>
       </w:r>
     </w:p>
     <w:p>
@@ -6088,7 +6088,7 @@
     </w:p>
     <w:p>
       <w:r>
-        <w:t>Title: Punjab floods are a test for parties. They must act together and fast</w:t>
+        <w:t>Title: Goods and Services Tax reforms: How cheaper will tractors get? Minister reveals</w:t>
       </w:r>
     </w:p>
     <w:p>
@@ -6100,13 +6100,13 @@
           <w:rPr>
             <w:color w:val="0000FF"/>
           </w:rPr>
-          <w:t>https://theprint.in/opinion/punjab-floods-test-for-parties-must-act-together-fast/2738071/</w:t>
+          <w:t>https://www.wionews.com/business-economy/goods-and-services-tax-reforms-how-cheaper-will-tractors-get-minister-reveals-1758282747902/amp</w:t>
         </w:r>
       </w:hyperlink>
     </w:p>
     <w:p>
       <w:r>
-        <w:t>Content: ThePrint Editor-in-Chief Shekhar Gupta’s recent column on Punjab floods makes a sharp, uncomfortable point: in Punjab’s toughest moment in decades, people expected their Prime Minister to show up. But he didn’t — and the optics hurt. Where I differ with Shekhar Gupta is the headline metaphor. Punjab isn’t “becoming the new Northeast.” It is neither alienated from the Union nor analogous to the Northeast of yesteryears. And today’s Northeast is far more integrated than that cliché allows. But Shekhar Gupta’s core message stands: calamity has collided with politics, and silence from the top hardens old suspicions. In politics, silence is also a sentence. Delhi’s message discipline may have been deliberate — to avoid rewarding a state that led the farm law agitation, or to bank on a split Sikh vote and a consolidated Hindu vote. But Punjab is a border state where the line between hurt pride and grievance politics is thin. Prime Minister Narendra Modi’s silence on Punjab floods while he tweets about earthquakes in Afghanistan and floods in Pakistan was deafening. A private phone call to Chief Minister Bhagwant Mann was a small consolation, but people wanted public empathy. Punjabis do not require pity; they ask for empathy. Tweets from senior leaders did come, but too late, long after the waters had wreaked havoc. Union Agriculture Minister Shivraj Singh Chouhan’s visit salvaged some optics, but it was not enough to substitute for the symbolism of a prime ministerial presence on Punjabi soil. Show Full Article ThePrint Editor-in-Chief Shekhar Gupta’s recent column on Punjab floods makes a sharp, uncomfortable point: in Punjab’s toughest moment in decades, people expected their Prime Minister to show up. But he didn’t — and the optics hurt. Where I differ with Shekhar Gupta is the headline metaphor. Punjab isn’t “becoming the new Northeast.” It is neither alienated from the Union nor analogous to the Northeast of yesteryears. And today’s Northeast is far more integrated than that cliché allows. But Shekhar Gupta’s core message stands: calamity has collided with politics, and silence from the top hardens old suspicions. In politics, silence is also a sentence. Delhi’s message discipline may have been deliberate — to avoid rewarding a state that led the farm law agitation, or to bank on a split Sikh vote and a consolidated Hindu vote. But Punjab is a border state where the line between hurt pride and grievance politics is thin. Prime Minister Narendra Modi’s silence on Punjab floods while he tweets about earthquakes in Afghanistan and floods in Pakistan was deafening. A private phone call to Chief Minister Bhagwant Mann was a small consolation, but people wanted public empathy. Punjabis do not require pity; they ask for empathy. Tweets from senior leaders did come, but too late, long after the waters had wreaked havoc. Union Agriculture Minister Shivraj Singh Chouhan’s visit salvaged some optics, but it was not enough to substitute for the symbolism of a prime ministerial presence on Punjabi soil. Show Full Article In politics, silence is also a sentence. Delhi’s message discipline may have been deliberate — to avoid rewarding a state that led the farm law agitation, or to bank on a split Sikh vote and a consolidated Hindu vote. But Punjab is a border state where the line between hurt pride and grievance politics is thin. Prime Minister Narendra Modi’s silence on Punjab floods while he tweets about earthquakes in Afghanistan and floods in Pakistan was deafening. A private phone call to Chief Minister Bhagwant Mann was a small consolation, but people wanted public empathy. Punjabis do not require pity; they ask for empathy. Tweets from senior leaders did come, but too late, long after the waters had wreaked havoc. Union Agriculture Minister Shivraj Singh Chouhan’s visit salvaged some optics, but it was not enough to substitute for the symbolism of a prime ministerial presence on Punjabi soil. Show Full Article Punjabis do not require pity; they ask for empathy. Tweets from senior leaders did come, but too late, long after the waters had wreaked havoc. Union Agriculture Minister Shivraj Singh Chouhan’s visit salvaged some optics, but it was not enough to substitute for the symbolism of a prime ministerial presence on Punjabi soil. What New Delhi should do — quickly and visibly First, visit. In India’s political grammar, a prime minister’s visit is reassurance. If time can be found for other states, a short stop in Punjab would pay back in trust what it costs in hours. The Home Minister, too, should front the recovery narrative given the NDMA and NDRF’s role. PM Modi will visit Punjab on 9 September and likely other flood-hit states like Jammu &amp; Kashmir and Uttarakhand as well. This could provide a powerful symbolic reset. But such a visit must deliver more than optics; it should be used to issue on-the-spot relief directives, endorse transparent assessment protocols, and signal that federal empathy is substantive, not scripted. Second, announce a two-track plan. It should include immediate assistance tied to transparent assessments, and a medium-term resilience package — embankments, regulated riverbeds, flood-plain zoning, and a dedicated mitigation fund. Third, depoliticise water management. Flood-release protocols, illegal mining crackdowns, and Bhakra Beas Management Board (BBMB) operating transparency are urgent. This calamity was the right moment to talk about the vexed Sutlej-Yamuna Link (SYL) canal issue in a less adversarial, more technocratic setting. Finally, link empathy with economics. Interest subvention, credit lines to MSMEs, parametric crop insurance, and rural jobs for rebuilding bunds can all be rolled out without new laws. Also read: Punjab is fast becoming the new Northeast. And there’s a message in it for Modi The AAP government’s task This is a state-capacity moment. The AAP government must not only carry out relief but also present a complete and credible picture to central teams. The formal memorandum estimating damage and losses must be comprehensive and in accordance with central guidelines. Anything less risks delay or under-assessment. Alongside, publish tehsil-wise loss estimates and geotag relief disbursements. Invite independent audits, commit to quarterly Assembly statements, and notify flood-plain zoning. Crack down on illegal mining with drones and digital permits. A White Paper on flood management should be tabled within 60 days, identifying ten short-term works and ten medium-term priorities. The AAP came to power on a governance promise. This is the test — whether it can act administratively rather than adversarially. What the Akali Dal and Sikh institutions should do Former Akal Takht chief Giani Harpreet Singh has been forthright, positioning himself as both a community voice and a challenger to Shiromani Akali Dal (SAD) president Sukhbir Singh Badal. But Sikh institutions can do more than issue statements. The Shiromani Gurdwara Parbandhak Committee (SGPC) and gurdwara networks should set the gold standard for transparency, publishing fortnightly ledgers of aid and needs. For the Akalis, the moment demands practical plans, not rhetorical competition. If they want to reclaim relevance from radicals and influencers, they must talk in concrete terms — repairing embankments, preventing riverbed encroachments, and strengthening primary health centres for post-flood disease control. BJP and RSS cadre The BJP cadre must convert discipline into door-to-door service: helping families with paperwork, surveying losses, supporting camps. Relief should not be left to WhatsApp propaganda or photo-ops. The choice before the BJP is clear: pursue polarisation, or prove it can be a reassuring neighbour in Punjab’s villages. What the Congress needs to do — and unlearn The Congress remains Punjab’s largest national party, but it cannot be paralysed by quarrels elsewhere. It must get over its Bihar Voter Adhikar Yatra confrontations when it comes to Punjab. Flood politics cannot be dictated by national alliance squabbles. The Congress should form a bipartisan shadow task force in Chandigarh, coordinate with AAP where citizens benefit, and commit district presidents to a common relief protocol. National leaders must also show face: Rahul Gandhi can visit flood-affected regions, or at least Priyanka Gandhi Vadra. In Parliament, Congress MPs should push for timely SDRF/NDRF disbursements, a model flood-plain law, and crop insurance pilots. Tweets from the party’s leadership came late, making the party appear reactive. This is a chance to change that perception. Also read: Amit Shah looks sure of ruling till 2049 but Team Modi is losing steam and imagination Role of Punjabi singers, artists, and diaspora One heartening trend has been the generosity of Punjabi singers, artists, and performers. Many have pledged handsome donations and used their platforms to mobilise aid. The diaspora, too, has promised support. This energy should be channelled into audited relief pools and long-term rebuilding projects — schools, health centres, link roads — rather than fragmented collections. Water, floods, and the larger compact Water politics has been reduced to slogans for too long. Recovery is the moment to attempt a technocratic reset through an independent rivers commission with experts, Centre and state representation, and annual public reporting. Delhi’s messaging on the Indus Waters Treaty may remain muscular, but what matters to farmers is whether next August feels safer than this one. The way forward Punjab does not need pity; it needs a national embrace that is visible, competent, and free of one-upmanship. The Prime Minister’s presence would be a powerful start. The Home Minister’s steady hand, AAP’s transparency, Akali accountability, BJP cadre’s neighbourliness, and Congress’ maturity are all parts of the same recovery machine. Calamity can be an opportunity if handled with empathy and coordination. Punjab has weathered greater deluges before — 1988, 2023 — and it will again. The question is whether this time, something positive can come out for Punjab and all its stakeholders. This is not a zero-sum game. If everyone acts together, a more conducive environment for Punjab’s recovery — and India’s federal compact — can emerge. KBS Sidhu is a former IAS officer who retired as Special Chief Secretary, Punjab. He tweets @kbssidhu1961. Views are personal. (Edited by Aamaan Alam Khan) First, visit. In India’s political grammar, a prime minister’s visit is reassurance. If time can be found for other states, a short stop in Punjab would pay back in trust what it costs in hours. The Home Minister, too, should front the recovery narrative given the NDMA and NDRF’s role. PM Modi will visit Punjab on 9 September and likely other flood-hit states like Jammu &amp; Kashmir and Uttarakhand as well. This could provide a powerful symbolic reset. But such a visit must deliver more than optics; it should be used to issue on-the-spot relief directives, endorse transparent assessment protocols, and signal that federal empathy is substantive, not scripted. Second, announce a two-track plan. It should include immediate assistance tied to transparent assessments, and a medium-term resilience package — embankments, regulated riverbeds, flood-plain zoning, and a dedicated mitigation fund. Third, depoliticise water management. Flood-release protocols, illegal mining crackdowns, and Bhakra Beas Management Board (BBMB) operating transparency are urgent. This calamity was the right moment to talk about the vexed Sutlej-Yamuna Link (SYL) canal issue in a less adversarial, more technocratic setting. Finally, link empathy with economics. Interest subvention, credit lines to MSMEs, parametric crop insurance, and rural jobs for rebuilding bunds can all be rolled out without new laws. Also read: Punjab is fast becoming the new Northeast. And there’s a message in it for Modi The AAP government’s task This is a state-capacity moment. The AAP government must not only carry out relief but also present a complete and credible picture to central teams. The formal memorandum estimating damage and losses must be comprehensive and in accordance with central guidelines. Anything less risks delay or under-assessment. Alongside, publish tehsil-wise loss estimates and geotag relief disbursements. Invite independent audits, commit to quarterly Assembly statements, and notify flood-plain zoning. Crack down on illegal mining with drones and digital permits. A White Paper on flood management should be tabled within 60 days, identifying ten short-term works and ten medium-term priorities. The AAP came to power on a governance promise. This is the test — whether it can act administratively rather than adversarially. What the Akali Dal and Sikh institutions should do Former Akal Takht chief Giani Harpreet Singh has been forthright, positioning himself as both a community voice and a challenger to Shiromani Akali Dal (SAD) president Sukhbir Singh Badal. But Sikh institutions can do more than issue statements. The Shiromani Gurdwara Parbandhak Committee (SGPC) and gurdwara networks should set the gold standard for transparency, publishing fortnightly ledgers of aid and needs. For the Akalis, the moment demands practical plans, not rhetorical competition. If they want to reclaim relevance from radicals and influencers, they must talk in concrete terms — repairing embankments, preventing riverbed encroachments, and strengthening primary health centres for post-flood disease control. BJP and RSS cadre The BJP cadre must convert discipline into door-to-door service: helping families with paperwork, surveying losses, supporting camps. Relief should not be left to WhatsApp propaganda or photo-ops. The choice before the BJP is clear: pursue polarisation, or prove it can be a reassuring neighbour in Punjab’s villages. What the Congress needs to do — and unlearn The Congress remains Punjab’s largest national party, but it cannot be paralysed by quarrels elsewhere. It must get over its Bihar Voter Adhikar Yatra confrontations when it comes to Punjab. Flood politics cannot be dictated by national alliance squabbles. The Congress should form a bipartisan shadow task force in Chandigarh, coordinate with AAP where citizens benefit, and commit district presidents to a common relief protocol. National leaders must also show face: Rahul Gandhi can visit flood-affected regions, or at least Priyanka Gandhi Vadra. In Parliament, Congress MPs should push for timely SDRF/NDRF disbursements, a model flood-plain law, and crop insurance pilots. Tweets from the party’s leadership came late, making the party appear reactive. This is a chance to change that perception. Also read: Amit Shah looks sure of ruling till 2049 but Team Modi is losing steam and imagination Role of Punjabi singers, artists, and diaspora One heartening trend has been the generosity of Punjabi singers, artists, and performers. Many have pledged handsome donations and used their platforms to mobilise aid. The diaspora, too, has promised support. This energy should be channelled into audited relief pools and long-term rebuilding projects — schools, health centres, link roads — rather than fragmented collections. Water, floods, and the larger compact Water politics has been reduced to slogans for too long. Recovery is the moment to attempt a technocratic reset through an independent rivers commission with experts, Centre and state representation, and annual public reporting. Delhi’s messaging on the Indus Waters Treaty may remain muscular, but what matters to farmers is whether next August feels safer than this one. The way forward Punjab does not need pity; it needs a national embrace that is visible, competent, and free of one-upmanship. The Prime Minister’s presence would be a powerful start. The Home Minister’s steady hand, AAP’s transparency, Akali accountability, BJP cadre’s neighbourliness, and Congress’ maturity are all parts of the same recovery machine. Calamity can be an opportunity if handled with empathy and coordination. Punjab has weathered greater deluges before — 1988, 2023 — and it will again. The question is whether this time, something positive can come out for Punjab and all its stakeholders. This is not a zero-sum game. If everyone acts together, a more conducive environment for Punjab’s recovery — and India’s federal compact — can emerge. KBS Sidhu is a former IAS officer who retired as Special Chief Secretary, Punjab. He tweets @kbssidhu1961. Views are personal. (Edited by Aamaan Alam Khan) PM Modi will visit Punjab on 9 September and likely other flood-hit states like Jammu &amp; Kashmir and Uttarakhand as well. This could provide a powerful symbolic reset. But such a visit must deliver more than optics; it should be used to issue on-the-spot relief directives, endorse transparent assessment protocols, and signal that federal empathy is substantive, not scripted. Second, announce a two-track plan. It should include immediate assistance tied to transparent assessments, and a medium-term resilience package — embankments, regulated riverbeds, flood-plain zoning, and a dedicated mitigation fund. Third, depoliticise water management. Flood-release protocols, illegal mining crackdowns, and Bhakra Beas Management Board (BBMB) operating transparency are urgent. This calamity was the right moment to talk about the vexed Sutlej-Yamuna Link (SYL) canal issue in a less adversarial, more technocratic setting. Finally, link empathy with economics. Interest subvention, credit lines to MSMEs, parametric crop insurance, and rural jobs for rebuilding bunds can all be rolled out without new laws. Also read: Punjab is fast becoming the new Northeast. And there’s a message in it for Modi The AAP government’s task This is a state-capacity moment. The AAP government must not only carry out relief but also present a complete and credible picture to central teams. The formal memorandum estimating damage and losses must be comprehensive and in accordance with central guidelines. Anything less risks delay or under-assessment. Alongside, publish tehsil-wise loss estimates and geotag relief disbursements. Invite independent audits, commit to quarterly Assembly statements, and notify flood-plain zoning. Crack down on illegal mining with drones and digital permits. A White Paper on flood management should be tabled within 60 days, identifying ten short-term works and ten medium-term priorities. The AAP came to power on a governance promise. This is the test — whether it can act administratively rather than adversarially. What the Akali Dal and Sikh institutions should do Former Akal Takht chief Giani Harpreet Singh has been forthright, positioning himself as both a community voice and a challenger to Shiromani Akali Dal (SAD) president Sukhbir Singh Badal. But Sikh institutions can do more than issue statements. The Shiromani Gurdwara Parbandhak Committee (SGPC) and gurdwara networks should set the gold standard for transparency, publishing fortnightly ledgers of aid and needs. For the Akalis, the moment demands practical plans, not rhetorical competition. If they want to reclaim relevance from radicals and influencers, they must talk in concrete terms — repairing embankments, preventing riverbed encroachments, and strengthening primary health centres for post-flood disease control. BJP and RSS cadre The BJP cadre must convert discipline into door-to-door service: helping families with paperwork, surveying losses, supporting camps. Relief should not be left to WhatsApp propaganda or photo-ops. The choice before the BJP is clear: pursue polarisation, or prove it can be a reassuring neighbour in Punjab’s villages. What the Congress needs to do — and unlearn The Congress remains Punjab’s largest national party, but it cannot be paralysed by quarrels elsewhere. It must get over its Bihar Voter Adhikar Yatra confrontations when it comes to Punjab. Flood politics cannot be dictated by national alliance squabbles. The Congress should form a bipartisan shadow task force in Chandigarh, coordinate with AAP where citizens benefit, and commit district presidents to a common relief protocol. National leaders must also show face: Rahul Gandhi can visit flood-affected regions, or at least Priyanka Gandhi Vadra. In Parliament, Congress MPs should push for timely SDRF/NDRF disbursements, a model flood-plain law, and crop insurance pilots. Tweets from the party’s leadership came late, making the party appear reactive. This is a chance to change that perception. Also read: Amit Shah looks sure of ruling till 2049 but Team Modi is losing steam and imagination Role of Punjabi singers, artists, and diaspora One heartening trend has been the generosity of Punjabi singers, artists, and performers. Many have pledged handsome donations and used their platforms to mobilise aid. The diaspora, too, has promised support. This energy should be channelled into audited relief pools and long-term rebuilding projects — schools, health centres, link roads — rather than fragmented collections. Water, floods, and the larger compact Water politics has been reduced to slogans for too long. Recovery is the moment to attempt a technocratic reset through an independent rivers commission with experts, Centre and state representation, and annual public reporting. Delhi’s messaging on the Indus Waters Treaty may remain muscular, but what matters to farmers is whether next August feels safer than this one. The way forward Punjab does not need pity; it needs a national embrace that is visible, competent, and free of one-upmanship. The Prime Minister’s presence would be a powerful start. The Home Minister’s steady hand, AAP’s transparency, Akali accountability, BJP cadre’s neighbourliness, and Congress’ maturity are all parts of the same recovery machine. Calamity can be an opportunity if handled with empathy and coordination. Punjab has weathered greater deluges before — 1988, 2023 — and it will again. The question is whether this time, something positive can come out for Punjab and all its stakeholders. This is not a zero-sum game. If everyone acts together, a more conducive environment for Punjab’s recovery — and India’s federal compact — can emerge. KBS Sidhu is a former IAS officer who retired as Special Chief Secretary, Punjab. He tweets @kbssidhu1961. Views are personal. (Edited by Aamaan Alam Khan) Second, announce a two-track plan. It should include immediate assistance tied to transparent assessments, and a medium-term resilience package — embankments, regulated riverbeds, flood-plain zoning, and a dedicated mitigation fund. Third, depoliticise water management. Flood-release protocols, illegal mining crackdowns, and Bhakra Beas Management Board (BBMB) operating transparency are urgent. This calamity was the right moment to talk about the vexed Sutlej-Yamuna Link (SYL) canal issue in a less adversarial, more technocratic setting. Finally, link empathy with economics. Interest subvention, credit lines to MSMEs, parametric crop insurance, and rural jobs for rebuilding bunds can all be rolled out without new laws. Also read: Punjab is fast becoming the new Northeast. And there’s a message in it for Modi The AAP government’s task This is a state-capacity moment. The AAP government must not only carry out relief but also present a complete and credible picture to central teams. The formal memorandum estimating damage and losses must be comprehensive and in accordance with central guidelines. Anything less risks delay or under-assessment. Alongside, publish tehsil-wise loss estimates and geotag relief disbursements. Invite independent audits, commit to quarterly Assembly statements, and notify flood-plain zoning. Crack down on illegal mining with drones and digital permits. A White Paper on flood management should be tabled within 60 days, identifying ten short-term works and ten medium-term priorities. The AAP came to power on a governance promise. This is the test — whether it can act administratively rather than adversarially. What the Akali Dal and Sikh institutions should do Former Akal Takht chief Giani Harpreet Singh has been forthright, positioning himself as both a community voice and a challenger to Shiromani Akali Dal (SAD) president Sukhbir Singh Badal. But Sikh institutions can do more than issue statements. The Shiromani Gurdwara Parbandhak Committee (SGPC) and gurdwara networks should set the gold standard for transparency, publishing fortnightly ledgers of aid and needs. For the Akalis, the moment demands practical plans, not rhetorical competition. If they want to reclaim relevance from radicals and influencers, they must talk in concrete terms — repairing embankments, preventing riverbed encroachments, and strengthening primary health centres for post-flood disease control. BJP and RSS cadre The BJP cadre must convert discipline into door-to-door service: helping families with paperwork, surveying losses, supporting camps. Relief should not be left to WhatsApp propaganda or photo-ops. The choice before the BJP is clear: pursue polarisation, or prove it can be a reassuring neighbour in Punjab’s villages. What the Congress needs to do — and unlearn The Congress remains Punjab’s largest national party, but it cannot be paralysed by quarrels elsewhere. It must get over its Bihar Voter Adhikar Yatra confrontations when it comes to Punjab. Flood politics cannot be dictated by national alliance squabbles. The Congress should form a bipartisan shadow task force in Chandigarh, coordinate with AAP where citizens benefit, and commit district presidents to a common relief protocol. National leaders must also show face: Rahul Gandhi can visit flood-affected regions, or at least Priyanka Gandhi Vadra. In Parliament, Congress MPs should push for timely SDRF/NDRF disbursements, a model flood-plain law, and crop insurance pilots. Tweets from the party’s leadership came late, making the party appear reactive. This is a chance to change that perception. Also read: Amit Shah looks sure of ruling till 2049 but Team Modi is losing steam and imagination Role of Punjabi singers, artists, and diaspora One heartening trend has been the generosity of Punjabi singers, artists, and performers. Many have pledged handsome donations and used their platforms to mobilise aid. The diaspora, too, has promised support. This energy should be channelled into audited relief pools and long-term rebuilding projects — schools, health centres, link roads — rather than fragmented collections. Water, floods, and the larger compact Water politics has been reduced to slogans for too long. Recovery is the moment to attempt a technocratic reset through an independent rivers commission with experts, Centre and state representation, and annual public reporting. Delhi’s messaging on the Indus Waters Treaty may remain muscular, but what matters to farmers is whether next August feels safer than this one. The way forward Punjab does not need pity; it needs a national embrace that is visible, competent, and free of one-upmanship. The Prime Minister’s presence would be a powerful start. The Home Minister’s steady hand, AAP’s transparency, Akali accountability, BJP cadre’s neighbourliness, and Congress’ maturity are all parts of the same recovery machine. Calamity can be an opportunity if handled with empathy and coordination. Punjab has weathered greater deluges before — 1988, 2023 — and it will again. The question is whether this time, something positive can come out for Punjab and all its stakeholders. This is not a zero-sum game. If everyone acts together, a more conducive environment for Punjab’s recovery — and India’s federal compact — can emerge. KBS Sidhu is a former IAS officer who retired as Special Chief Secretary, Punjab. He tweets @kbssidhu1961. Views are personal. (Edited by Aamaan Alam Khan) Third, depoliticise water management. Flood-release protocols, illegal mining crackdowns, and Bhakra Beas Management Board (BBMB) operating transparency are urgent. This calamity was the right moment to talk about the vexed Sutlej-Yamuna Link (SYL) canal issue in a less adversarial, more technocratic setting. Finally, link empathy with economics. Interest subvention, credit lines to MSMEs, parametric crop insurance, and rural jobs for rebuilding bunds can all be rolled out without new laws. Also read: Punjab is fast becoming the new Northeast. And there’s a message in it for Modi The AAP government’s task This is a state-capacity moment. The AAP government must not only carry out relief but also present a complete and credible picture to central teams. The formal memorandum estimating damage and losses must be comprehensive and in accordance with central guidelines. Anything less risks delay or under-assessment. Alongside, publish tehsil-wise loss estimates and geotag relief disbursements. Invite independent audits, commit to quarterly Assembly statements, and notify flood-plain zoning. Crack down on illegal mining with drones and digital permits. A White Paper on flood management should be tabled within 60 days, identifying ten short-term works and ten medium-term priorities. The AAP came to power on a governance promise. This is the test — whether it can act administratively rather than adversarially. What the Akali Dal and Sikh institutions should do Former Akal Takht chief Giani Harpreet Singh has been forthright, positioning himself as both a community voice and a challenger to Shiromani Akali Dal (SAD) president Sukhbir Singh Badal. But Sikh institutions can do more than issue statements. The Shiromani Gurdwara Parbandhak Committee (SGPC) and gurdwara networks should set the gold standard for transparency, publishing fortnightly ledgers of aid and needs. For the Akalis, the moment demands practical plans, not rhetorical competition. If they want to reclaim relevance from radicals and influencers, they must talk in concrete terms — repairing embankments, preventing riverbed encroachments, and strengthening primary health centres for post-flood disease control. BJP and RSS cadre The BJP cadre must convert discipline into door-to-door service: helping families with paperwork, surveying losses, supporting camps. Relief should not be left to WhatsApp propaganda or photo-ops. The choice before the BJP is clear: pursue polarisation, or prove it can be a reassuring neighbour in Punjab’s villages. What the Congress needs to do — and unlearn The Congress remains Punjab’s largest national party, but it cannot be paralysed by quarrels elsewhere. It must get over its Bihar Voter Adhikar Yatra confrontations when it comes to Punjab. Flood politics cannot be dictated by national alliance squabbles. The Congress should form a bipartisan shadow task force in Chandigarh, coordinate with AAP where citizens benefit, and commit district presidents to a common relief protocol. National leaders must also show face: Rahul Gandhi can visit flood-affected regions, or at least Priyanka Gandhi Vadra. In Parliament, Congress MPs should push for timely SDRF/NDRF disbursements, a model flood-plain law, and crop insurance pilots. Tweets from the party’s leadership came late, making the party appear reactive. This is a chance to change that perception. Also read: Amit Shah looks sure of ruling till 2049 but Team Modi is losing steam and imagination Role of Punjabi singers, artists, and diaspora One heartening trend has been the generosity of Punjabi singers, artists, and performers. Many have pledged handsome donations and used their platforms to mobilise aid. The diaspora, too, has promised support. This energy should be channelled into audited relief pools and long-term rebuilding projects — schools, health centres, link roads — rather than fragmented collections. Water, floods, and the larger compact Water politics has been reduced to slogans for too long. Recovery is the moment to attempt a technocratic reset through an independent rivers commission with experts, Centre and state representation, and annual public reporting. Delhi’s messaging on the Indus Waters Treaty may remain muscular, but what matters to farmers is whether next August feels safer than this one. The way forward Punjab does not need pity; it needs a national embrace that is visible, competent, and free of one-upmanship. The Prime Minister’s presence would be a powerful start. The Home Minister’s steady hand, AAP’s transparency, Akali accountability, BJP cadre’s neighbourliness, and Congress’ maturity are all parts of the same recovery machine. Calamity can be an opportunity if handled with empathy and coordination. Punjab has weathered greater deluges before — 1988, 2023 — and it will again. The question is whether this time, something positive can come out for Punjab and all its stakeholders. This is not a zero-sum game. If everyone acts together, a more conducive environment for Punjab’s recovery — and India’s federal compact — can emerge. KBS Sidhu is a former IAS officer who retired as Special Chief Secretary, Punjab. He tweets @kbssidhu1961. Views are personal. (Edited by Aamaan Alam Khan) Finally, link empathy with economics. Interest subvention, credit lines to MSMEs, parametric crop insurance, and rural jobs for rebuilding bunds can all be rolled out without new laws. Also read: Punjab is fast becoming the new Northeast. And there’s a message in it for Modi The AAP government’s task This is a state-capacity moment. The AAP government must not only carry out relief but also present a complete and credible picture to central teams. The formal memorandum estimating damage and losses must be comprehensive and in accordance with central guidelines. Anything less risks delay or under-assessment. Alongside, publish tehsil-wise loss estimates and geotag relief disbursements. Invite independent audits, commit to quarterly Assembly statements, and notify flood-plain zoning. Crack down on illegal mining with drones and digital permits. A White Paper on flood management should be tabled within 60 days, identifying ten short-term works and ten medium-term priorities. The AAP came to power on a governance promise. This is the test — whether it can act administratively rather than adversarially. What the Akali Dal and Sikh institutions should do Former Akal Takht chief Giani Harpreet Singh has been forthright, positioning himself as both a community voice and a challenger to Shiromani Akali Dal (SAD) president Sukhbir Singh Badal. But Sikh institutions can do more than issue statements. The Shiromani Gurdwara Parbandhak Committee (SGPC) and gurdwara networks should set the gold standard for transparency, publishing fortnightly ledgers of aid and needs. For the Akalis, the moment demands practical plans, not rhetorical competition. If they want to reclaim relevance from radicals and influencers, they must talk in concrete terms — repairing embankments, preventing riverbed encroachments, and strengthening primary health centres for post-flood disease control. BJP and RSS cadre The BJP cadre must convert discipline into door-to-door service: helping families with paperwork, surveying losses, supporting camps. Relief should not be left to WhatsApp propaganda or photo-ops. The choice before the BJP is clear: pursue polarisation, or prove it can be a reassuring neighbour in Punjab’s villages. What the Congress needs to do — and unlearn The Congress remains Punjab’s largest national party, but it cannot be paralysed by quarrels elsewhere. It must get over its Bihar Voter Adhikar Yatra confrontations when it comes to Punjab. Flood politics cannot be dictated by national alliance squabbles. The Congress should form a bipartisan shadow task force in Chandigarh, coordinate with AAP where citizens benefit, and commit district presidents to a common relief protocol. National leaders must also show face: Rahul Gandhi can visit flood-affected regions, or at least Priyanka Gandhi Vadra. In Parliament, Congress MPs should push for timely SDRF/NDRF disbursements, a model flood-plain law, and crop insurance pilots. Tweets from the party’s leadership came late, making the party appear reactive. This is a chance to change that perception. Also read: Amit Shah looks sure of ruling till 2049 but Team Modi is losing steam and imagination Role of Punjabi singers, artists, and diaspora One heartening trend has been the generosity of Punjabi singers, artists, and performers. Many have pledged handsome donations and used their platforms to mobilise aid. The diaspora, too, has promised support. This energy should be channelled into audited relief pools and long-term rebuilding projects — schools, health centres, link roads — rather than fragmented collections. Water, floods, and the larger compact Water politics has been reduced to slogans for too long. Recovery is the moment to attempt a technocratic reset through an independent rivers commission with experts, Centre and state representation, and annual public reporting. Delhi’s messaging on the Indus Waters Treaty may remain muscular, but what matters to farmers is whether next August feels safer than this one. The way forward Punjab does not need pity; it needs a national embrace that is visible, competent, and free of one-upmanship. The Prime Minister’s presence would be a powerful start. The Home Minister’s steady hand, AAP’s transparency, Akali accountability, BJP cadre’s neighbourliness, and Congress’ maturity are all parts of the same recovery machine. Calamity can be an opportunity if handled with empathy and coordination. Punjab has weathered greater deluges before — 1988, 2023 — and it will again. The question is whether this time, something positive can come out for Punjab and all its stakeholders. This is not a zero-sum game. If everyone acts together, a more conducive environment for Punjab’s recovery — and India’s federal compact — can emerge. KBS Sidhu is a former IAS officer who retired as Special Chief Secretary, Punjab. He tweets @kbssidhu1961. Views are personal. (Edited by Aamaan Alam Khan) Also read: Punjab is fast becoming the new Northeast. And there’s a message in it for Modi The AAP government’s task This is a state-capacity moment. The AAP government must not only carry out relief but also present a complete and credible picture to central teams. The formal memorandum estimating damage and losses must be comprehensive and in accordance with central guidelines. Anything less risks delay or under-assessment. Alongside, publish tehsil-wise loss estimates and geotag relief disbursements. Invite independent audits, commit to quarterly Assembly statements, and notify flood-plain zoning. Crack down on illegal mining with drones and digital permits. A White Paper on flood management should be tabled within 60 days, identifying ten short-term works and ten medium-term priorities. The AAP came to power on a governance promise. This is the test — whether it can act administratively rather than adversarially. What the Akali Dal and Sikh institutions should do Former Akal Takht chief Giani Harpreet Singh has been forthright, positioning himself as both a community voice and a challenger to Shiromani Akali Dal (SAD) president Sukhbir Singh Badal. But Sikh institutions can do more than issue statements. The Shiromani Gurdwara Parbandhak Committee (SGPC) and gurdwara networks should set the gold standard for transparency, publishing fortnightly ledgers of aid and needs. For the Akalis, the moment demands practical plans, not rhetorical competition. If they want to reclaim relevance from radicals and influencers, they must talk in concrete terms — repairing embankments, preventing riverbed encroachments, and strengthening primary health centres for post-flood disease control. BJP and RSS cadre The BJP cadre must convert discipline into door-to-door service: helping families with paperwork, surveying losses, supporting camps. Relief should not be left to WhatsApp propaganda or photo-ops. The choice before the BJP is clear: pursue polarisation, or prove it can be a reassuring neighbour in Punjab’s villages. What the Congress needs to do — and unlearn The Congress remains Punjab’s largest national party, but it cannot be paralysed by quarrels elsewhere. It must get over its Bihar Voter Adhikar Yatra confrontations when it comes to Punjab. Flood politics cannot be dictated by national alliance squabbles. The Congress should form a bipartisan shadow task force in Chandigarh, coordinate with AAP where citizens benefit, and commit district presidents to a common relief protocol. National leaders must also show face: Rahul Gandhi can visit flood-affected regions, or at least Priyanka Gandhi Vadra. In Parliament, Congress MPs should push for timely SDRF/NDRF disbursements, a model flood-plain law, and crop insurance pilots. Tweets from the party’s leadership came late, making the party appear reactive. This is a chance to change that perception. Also read: Amit Shah looks sure of ruling till 2049 but Team Modi is losing steam and imagination Role of Punjabi singers, artists, and diaspora One heartening trend has been the generosity of Punjabi singers, artists, and performers. Many have pledged handsome donations and used their platforms to mobilise aid. The diaspora, too, has promised support. This energy should be channelled into audited relief pools and long-term rebuilding projects — schools, health centres, link roads — rather than fragmented collections. Water, floods, and the larger compact Water politics has been reduced to slogans for too long. Recovery is the moment to attempt a technocratic reset through an independent rivers commission with experts, Centre and state representation, and annual public reporting. Delhi’s messaging on the Indus Waters Treaty may remain muscular, but what matters to farmers is whether next August feels safer than this one. The way forward Punjab does not need pity; it needs a national embrace that is visible, competent, and free of one-upmanship. The Prime Minister’s presence would be a powerful start. The Home Minister’s steady hand, AAP’s transparency, Akali accountability, BJP cadre’s neighbourliness, and Congress’ maturity are all parts of the same recovery machine. Calamity can be an opportunity if handled with empathy and coordination. Punjab has weathered greater deluges before — 1988, 2023 — and it will again. The question is whether this time, something positive can come out for Punjab and all its stakeholders. This is not a zero-sum game. If everyone acts together, a more conducive environment for Punjab’s recovery — and India’s federal compact — can emerge. KBS Sidhu is a former IAS officer who retired as Special Chief Secretary, Punjab. He tweets @kbssidhu1961. Views are personal. (Edited by Aamaan Alam Khan) This is a state-capacity moment. The AAP government must not only carry out relief but also present a complete and credible picture to central teams. The formal memorandum estimating damage and losses must be comprehensive and in accordance with central guidelines. Anything less risks delay or under-assessment. Alongside, publish tehsil-wise loss estimates and geotag relief disbursements. Invite independent audits, commit to quarterly Assembly statements, and notify flood-plain zoning. Crack down on illegal mining with drones and digital permits. A White Paper on flood management should be tabled within 60 days, identifying ten short-term works and ten medium-term priorities. The AAP came to power on a governance promise. This is the test — whether it can act administratively rather than adversarially. What the Akali Dal and Sikh institutions should do Former Akal Takht chief Giani Harpreet Singh has been forthright, positioning himself as both a community voice and a challenger to Shiromani Akali Dal (SAD) president Sukhbir Singh Badal. But Sikh institutions can do more than issue statements. The Shiromani Gurdwara Parbandhak Committee (SGPC) and gurdwara networks should set the gold standard for transparency, publishing fortnightly ledgers of aid and needs. For the Akalis, the moment demands practical plans, not rhetorical competition. If they want to reclaim relevance from radicals and influencers, they must talk in concrete terms — repairing embankments, preventing riverbed encroachments, and strengthening primary health centres for post-flood disease control. BJP and RSS cadre The BJP cadre must convert discipline into door-to-door service: helping families with paperwork, surveying losses, supporting camps. Relief should not be left to WhatsApp propaganda or photo-ops. The choice before the BJP is clear: pursue polarisation, or prove it can be a reassuring neighbour in Punjab’s villages. What the Congress needs to do — and unlearn The Congress remains Punjab’s largest national party, but it cannot be paralysed by quarrels elsewhere. It must get over its Bihar Voter Adhikar Yatra confrontations when it comes to Punjab. Flood politics cannot be dictated by national alliance squabbles. The Congress should form a bipartisan shadow task force in Chandigarh, coordinate with AAP where citizens benefit, and commit district presidents to a common relief protocol. National leaders must also show face: Rahul Gandhi can visit flood-affected regions, or at least Priyanka Gandhi Vadra. In Parliament, Congress MPs should push for timely SDRF/NDRF disbursements, a model flood-plain law, and crop insurance pilots. Tweets from the party’s leadership came late, making the party appear reactive. This is a chance to change that perception. Also read: Amit Shah looks sure of ruling till 2049 but Team Modi is losing steam and imagination Role of Punjabi singers, artists, and diaspora One heartening trend has been the generosity of Punjabi singers, artists, and performers. Many have pledged handsome donations and used their platforms to mobilise aid. The diaspora, too, has promised support. This energy should be channelled into audited relief pools and long-term rebuilding projects — schools, health centres, link roads — rather than fragmented collections. Water, floods, and the larger compact Water politics has been reduced to slogans for too long. Recovery is the moment to attempt a technocratic reset through an independent rivers commission with experts, Centre and state representation, and annual public reporting. Delhi’s messaging on the Indus Waters Treaty may remain muscular, but what matters to farmers is whether next August feels safer than this one. The way forward Punjab does not need pity; it needs a national embrace that is visible, competent, and free of one-upmanship. The Prime Minister’s presence would be a powerful start. The Home Minister’s steady hand, AAP’s transparency, Akali accountability, BJP cadre’s neighbourliness, and Congress’ maturity are all parts of the same recovery machine. Calamity can be an opportunity if handled with empathy and coordination. Punjab has weathered greater deluges before — 1988, 2023 — and it will again. The question is whether this time, something positive can come out for Punjab and all its stakeholders. This is not a zero-sum game. If everyone acts together, a more conducive environment for Punjab’s recovery — and India’s federal compact — can emerge. KBS Sidhu is a former IAS officer who retired as Special Chief Secretary, Punjab. He tweets @kbssidhu1961. Views are personal. (Edited by Aamaan Alam Khan) Alongside, publish tehsil-wise loss estimates and geotag relief disbursements. Invite independent audits, commit to quarterly Assembly statements, and notify flood-plain zoning. Crack down on illegal mining with drones and digital permits. A White Paper on flood management should be tabled within 60 days, identifying ten short-term works and ten medium-term priorities. The AAP came to power on a governance promise. This is the test — whether it can act administratively rather than adversarially. What the Akali Dal and Sikh institutions should do Former Akal Takht chief Giani Harpreet Singh has been forthright, positioning himself as both a community voice and a challenger to Shiromani Akali Dal (SAD) president Sukhbir Singh Badal. But Sikh institutions can do more than issue statements. The Shiromani Gurdwara Parbandhak Committee (SGPC) and gurdwara networks should set the gold standard for transparency, publishing fortnightly ledgers of aid and needs. For the Akalis, the moment demands practical plans, not rhetorical competition. If they want to reclaim relevance from radicals and influencers, they must talk in concrete terms — repairing embankments, preventing riverbed encroachments, and strengthening primary health centres for post-flood disease control. BJP and RSS cadre The BJP cadre must convert discipline into door-to-door service: helping families with paperwork, surveying losses, supporting camps. Relief should not be left to WhatsApp propaganda or photo-ops. The choice before the BJP is clear: pursue polarisation, or prove it can be a reassuring neighbour in Punjab’s villages. What the Congress needs to do — and unlearn The Congress remains Punjab’s largest national party, but it cannot be paralysed by quarrels elsewhere. It must get over its Bihar Voter Adhikar Yatra confrontations when it comes to Punjab. Flood politics cannot be dictated by national alliance squabbles. The Congress should form a bipartisan shadow task force in Chandigarh, coordinate with AAP where citizens benefit, and commit district presidents to a common relief protocol. National leaders must also show face: Rahul Gandhi can visit flood-affected regions, or at least Priyanka Gandhi Vadra. In Parliament, Congress MPs should push for timely SDRF/NDRF disbursements, a model flood-plain law, and crop insurance pilots. Tweets from the party’s leadership came late, making the party appear reactive. This is a chance to change that perception. Also read: Amit Shah looks sure of ruling till 2049 but Team Modi is losing steam and imagination Role of Punjabi singers, artists, and diaspora One heartening trend has been the generosity of Punjabi singers, artists, and performers. Many have pledged handsome donations and used their platforms to mobilise aid. The diaspora, too, has promised support. This energy should be channelled into audited relief pools and long-term rebuilding projects — schools, health centres, link roads — rather than fragmented collections. Water, floods, and the larger compact Water politics has been reduced to slogans for too long. Recovery is the moment to attempt a technocratic reset through an independent rivers commission with experts, Centre and state representation, and annual public reporting. Delhi’s messaging on the Indus Waters Treaty may remain muscular, but what matters to farmers is whether next August feels safer than this one. The way forward Punjab does not need pity; it needs a national embrace that is visible, competent, and free of one-upmanship. The Prime Minister’s presence would be a powerful start. The Home Minister’s steady hand, AAP’s transparency, Akali accountability, BJP cadre’s neighbourliness, and Congress’ maturity are all parts of the same recovery machine. Calamity can be an opportunity if handled with empathy and coordination. Punjab has weathered greater deluges before — 1988, 2023 — and it will again. The question is whether this time, something positive can come out for Punjab and all its stakeholders. This is not a zero-sum game. If everyone acts together, a more conducive environment for Punjab’s recovery — and India’s federal compact — can emerge. KBS Sidhu is a former IAS officer who retired as Special Chief Secretary, Punjab. He tweets @kbssidhu1961. Views are personal. (Edited by Aamaan Alam Khan) The AAP came to power on a governance promise. This is the test — whether it can act administratively rather than adversarially. What the Akali Dal and Sikh institutions should do Former Akal Takht chief Giani Harpreet Singh has been forthright, positioning himself as both a community voice and a challenger to Shiromani Akali Dal (SAD) president Sukhbir Singh Badal. But Sikh institutions can do more than issue statements. The Shiromani Gurdwara Parbandhak Committee (SGPC) and gurdwara networks should set the gold standard for transparency, publishing fortnightly ledgers of aid and needs. For the Akalis, the moment demands practical plans, not rhetorical competition. If they want to reclaim relevance from radicals and influencers, they must talk in concrete terms — repairing embankments, preventing riverbed encroachments, and strengthening primary health centres for post-flood disease control. BJP and RSS cadre The BJP cadre must convert discipline into door-to-door service: helping families with paperwork, surveying losses, supporting camps. Relief should not be left to WhatsApp propaganda or photo-ops. The choice before the BJP is clear: pursue polarisation, or prove it can be a reassuring neighbour in Punjab’s villages. What the Congress needs to do — and unlearn The Congress remains Punjab’s largest national party, but it cannot be paralysed by quarrels elsewhere. It must get over its Bihar Voter Adhikar Yatra confrontations when it comes to Punjab. Flood politics cannot be dictated by national alliance squabbles. The Congress should form a bipartisan shadow task force in Chandigarh, coordinate with AAP where citizens benefit, and commit district presidents to a common relief protocol. National leaders must also show face: Rahul Gandhi can visit flood-affected regions, or at least Priyanka Gandhi Vadra. In Parliament, Congress MPs should push for timely SDRF/NDRF disbursements, a model flood-plain law, and crop insurance pilots. Tweets from the party’s leadership came late, making the party appear reactive. This is a chance to change that perception. Also read: Amit Shah looks sure of ruling till 2049 but Team Modi is losing steam and imagination Role of Punjabi singers, artists, and diaspora One heartening trend has been the generosity of Punjabi singers, artists, and performers. Many have pledged handsome donations and used their platforms to mobilise aid. The diaspora, too, has promised support. This energy should be channelled into audited relief pools and long-term rebuilding projects — schools, health centres, link roads — rather than fragmented collections. Water, floods, and the larger compact Water politics has been reduced to slogans for too long. Recovery is the moment to attempt a technocratic reset through an independent rivers commission with experts, Centre and state representation, and annual public reporting. Delhi’s messaging on the Indus Waters Treaty may remain muscular, but what matters to farmers is whether next August feels safer than this one. The way forward Punjab does not need pity; it needs a national embrace that is visible, competent, and free of one-upmanship. The Prime Minister’s presence would be a powerful start. The Home Minister’s steady hand, AAP’s transparency, Akali accountability, BJP cadre’s neighbourliness, and Congress’ maturity are all parts of the same recovery machine. Calamity can be an opportunity if handled with empathy and coordination. Punjab has weathered greater deluges before — 1988, 2023 — and it will again. The question is whether this time, something positive can come out for Punjab and all its stakeholders. This is not a zero-sum game. If everyone acts together, a more conducive environment for Punjab’s recovery — and India’s federal compact — can emerge. KBS Sidhu is a former IAS officer who retired as Special Chief Secretary, Punjab. He tweets @kbssidhu1961. Views are personal. (Edited by Aamaan Alam Khan) Former Akal Takht chief Giani Harpreet Singh has been forthright, positioning himself as both a community voice and a challenger to Shiromani Akali Dal (SAD) president Sukhbir Singh Badal. But Sikh institutions can do more than issue statements. The Shiromani Gurdwara Parbandhak Committee (SGPC) and gurdwara networks should set the gold standard for transparency, publishing fortnightly ledgers of aid and needs. For the Akalis, the moment demands practical plans, not rhetorical competition. If they want to reclaim relevance from radicals and influencers, they must talk in concrete terms — repairing embankments, preventing riverbed encroachments, and strengthening primary health centres for post-flood disease control. BJP and RSS cadre The BJP cadre must convert discipline into door-to-door service: helping families with paperwork, surveying losses, supporting camps. Relief should not be left to WhatsApp propaganda or photo-ops. The choice before the BJP is clear: pursue polarisation, or prove it can be a reassuring neighbour in Punjab’s villages. What the Congress needs to do — and unlearn The Congress remains Punjab’s largest national party, but it cannot be paralysed by quarrels elsewhere. It must get over its Bihar Voter Adhikar Yatra confrontations when it comes to Punjab. Flood politics cannot be dictated by national alliance squabbles. The Congress should form a bipartisan shadow task force in Chandigarh, coordinate with AAP where citizens benefit, and commit district presidents to a common relief protocol. National leaders must also show face: Rahul Gandhi can visit flood-affected regions, or at least Priyanka Gandhi Vadra. In Parliament, Congress MPs should push for timely SDRF/NDRF disbursements, a model flood-plain law, and crop insurance pilots. Tweets from the party’s leadership came late, making the party appear reactive. This is a chance to change that perception. Also read: Amit Shah looks sure of ruling till 2049 but Team Modi is losing steam and imagination Role of Punjabi singers, artists, and diaspora One heartening trend has been the generosity of Punjabi singers, artists, and performers. Many have pledged handsome donations and used their platforms to mobilise aid. The diaspora, too, has promised support. This energy should be channelled into audited relief pools and long-term rebuilding projects — schools, health centres, link roads — rather than fragmented collections. Water, floods, and the larger compact Water politics has been reduced to slogans for too long. Recovery is the moment to attempt a technocratic reset through an independent rivers commission with experts, Centre and state representation, and annual public reporting. Delhi’s messaging on the Indus Waters Treaty may remain muscular, but what matters to farmers is whether next August feels safer than this one. The way forward Punjab does not need pity; it needs a national embrace that is visible, competent, and free of one-upmanship. The Prime Minister’s presence would be a powerful start. The Home Minister’s steady hand, AAP’s transparency, Akali accountability, BJP cadre’s neighbourliness, and Congress’ maturity are all parts of the same recovery machine. Calamity can be an opportunity if handled with empathy and coordination. Punjab has weathered greater deluges before — 1988, 2023 — and it will again. The question is whether this time, something positive can come out for Punjab and all its stakeholders. This is not a zero-sum game. If everyone acts together, a more conducive environment for Punjab’s recovery — and India’s federal compact — can emerge. KBS Sidhu is a former IAS officer who retired as Special Chief Secretary, Punjab. He tweets @kbssidhu1961. Views are personal. (Edited by Aamaan Alam Khan) For the Akalis, the moment demands practical plans, not rhetorical competition. If they want to reclaim relevance from radicals and influencers, they must talk in concrete terms — repairing embankments, preventing riverbed encroachments, and strengthening primary health centres for post-flood disease control. BJP and RSS cadre The BJP cadre must convert discipline into door-to-door service: helping families with paperwork, surveying losses, supporting camps. Relief should not be left to WhatsApp propaganda or photo-ops. The choice before the BJP is clear: pursue polarisation, or prove it can be a reassuring neighbour in Punjab’s villages. What the Congress needs to do — and unlearn The Congress remains Punjab’s largest national party, but it cannot be paralysed by quarrels elsewhere. It must get over its Bihar Voter Adhikar Yatra confrontations when it comes to Punjab. Flood politics cannot be dictated by national alliance squabbles. The Congress should form a bipartisan shadow task force in Chandigarh, coordinate with AAP where citizens benefit, and commit district presidents to a common relief protocol. National leaders must also show face: Rahul Gandhi can visit flood-affected regions, or at least Priyanka Gandhi Vadra. In Parliament, Congress MPs should push for timely SDRF/NDRF disbursements, a model flood-plain law, and crop insurance pilots. Tweets from the party’s leadership came late, making the party appear reactive. This is a chance to change that perception. Also read: Amit Shah looks sure of ruling till 2049 but Team Modi is losing steam and imagination Role of Punjabi singers, artists, and diaspora One heartening trend has been the generosity of Punjabi singers, artists, and performers. Many have pledged handsome donations and used their platforms to mobilise aid. The diaspora, too, has promised support. This energy should be channelled into audited relief pools and long-term rebuilding projects — schools, health centres, link roads — rather than fragmented collections. Water, floods, and the larger compact Water politics has been reduced to slogans for too long. Recovery is the moment to attempt a technocratic reset through an independent rivers commission with experts, Centre and state representation, and annual public reporting. Delhi’s messaging on the Indus Waters Treaty may remain muscular, but what matters to farmers is whether next August feels safer than this one. The way forward Punjab does not need pity; it needs a national embrace that is visible, competent, and free of one-upmanship. The Prime Minister’s presence would be a powerful start. The Home Minister’s steady hand, AAP’s transparency, Akali accountability, BJP cadre’s neighbourliness, and Congress’ maturity are all parts of the same recovery machine. Calamity can be an opportunity if handled with empathy and coordination. Punjab has weathered greater deluges before — 1988, 2023 — and it will again. The question is whether this time, something positive can come out for Punjab and all its stakeholders. This is not a zero-sum game. If everyone acts together, a more conducive environment for Punjab’s recovery — and India’s federal compact — can emerge. KBS Sidhu is a former IAS officer who retired as Special Chief Secretary, Punjab. He tweets @kbssidhu1961. Views are personal. (Edited by Aamaan Alam Khan) The BJP cadre must convert discipline into door-to-door service: helping families with paperwork, surveying losses, supporting camps. Relief should not be left to WhatsApp propaganda or photo-ops. The choice before the BJP is clear: pursue polarisation, or prove it can be a reassuring neighbour in Punjab’s villages. What the Congress needs to do — and unlearn The Congress remains Punjab’s largest national party, but it cannot be paralysed by quarrels elsewhere. It must get over its Bihar Voter Adhikar Yatra confrontations when it comes to Punjab. Flood politics cannot be dictated by national alliance squabbles. The Congress should form a bipartisan shadow task force in Chandigarh, coordinate with AAP where citizens benefit, and commit district presidents to a common relief protocol. National leaders must also show face: Rahul Gandhi can visit flood-affected regions, or at least Priyanka Gandhi Vadra. In Parliament, Congress MPs should push for timely SDRF/NDRF disbursements, a model flood-plain law, and crop insurance pilots. Tweets from the party’s leadership came late, making the party appear reactive. This is a chance to change that perception. Also read: Amit Shah looks sure of ruling till 2049 but Team Modi is losing steam and imagination Role of Punjabi singers, artists, and diaspora One heartening trend has been the generosity of Punjabi singers, artists, and performers. Many have pledged handsome donations and used their platforms to mobilise aid. The diaspora, too, has promised support. This energy should be channelled into audited relief pools and long-term rebuilding projects — schools, health centres, link roads — rather than fragmented collections. Water, floods, and the larger compact Water politics has been reduced to slogans for too long. Recovery is the moment to attempt a technocratic reset through an independent rivers commission with experts, Centre and state representation, and annual public reporting. Delhi’s messaging on the Indus Waters Treaty may remain muscular, but what matters to farmers is whether next August feels safer than this one. The way forward Punjab does not need pity; it needs a national embrace that is visible, competent, and free of one-upmanship. The Prime Minister’s presence would be a powerful start. The Home Minister’s steady hand, AAP’s transparency, Akali accountability, BJP cadre’s neighbourliness, and Congress’ maturity are all parts of the same recovery machine. Calamity can be an opportunity if handled with empathy and coordination. Punjab has weathered greater deluges before — 1988, 2023 — and it will again. The question is whether this time, something positive can come out for Punjab and all its stakeholders. This is not a zero-sum game. If everyone acts together, a more conducive environment for Punjab’s recovery — and India’s federal compact — can emerge. KBS Sidhu is a former IAS officer who retired as Special Chief Secretary, Punjab. He tweets @kbssidhu1961. Views are personal. (Edited by Aamaan Alam Khan) The Congress remains Punjab’s largest national party, but it cannot be paralysed by quarrels elsewhere. It must get over its Bihar Voter Adhikar Yatra confrontations when it comes to Punjab. Flood politics cannot be dictated by national alliance squabbles. The Congress should form a bipartisan shadow task force in Chandigarh, coordinate with AAP where citizens benefit, and commit district presidents to a common relief protocol. National leaders must also show face: Rahul Gandhi can visit flood-affected regions, or at least Priyanka Gandhi Vadra. In Parliament, Congress MPs should push for timely SDRF/NDRF disbursements, a model flood-plain law, and crop insurance pilots. Tweets from the party’s leadership came late, making the party appear reactive. This is a chance to change that perception. Also read: Amit Shah looks sure of ruling till 2049 but Team Modi is losing steam and imagination Role of Punjabi singers, artists, and diaspora One heartening trend has been the generosity of Punjabi singers, artists, and performers. Many have pledged handsome donations and used their platforms to mobilise aid. The diaspora, too, has promised support. This energy should be channelled into audited relief pools and long-term rebuilding projects — schools, health centres, link roads — rather than fragmented collections. Water, floods, and the larger compact Water politics has been reduced to slogans for too long. Recovery is the moment to attempt a technocratic reset through an independent rivers commission with experts, Centre and state representation, and annual public reporting. Delhi’s messaging on the Indus Waters Treaty may remain muscular, but what matters to farmers is whether next August feels safer than this one. The way forward Punjab does not need pity; it needs a national embrace that is visible, competent, and free of one-upmanship. The Prime Minister’s presence would be a powerful start. The Home Minister’s steady hand, AAP’s transparency, Akali accountability, BJP cadre’s neighbourliness, and Congress’ maturity are all parts of the same recovery machine. Calamity can be an opportunity if handled with empathy and coordination. Punjab has weathered greater deluges before — 1988, 2023 — and it will again. The question is whether this time, something positive can come out for Punjab and all its stakeholders. This is not a zero-sum game. If everyone acts together, a more conducive environment for Punjab’s recovery — and India’s federal compact — can emerge. KBS Sidhu is a former IAS officer who retired as Special Chief Secretary, Punjab. He tweets @kbssidhu1961. Views are personal. (Edited by Aamaan Alam Khan) The Congress should form a bipartisan shadow task force in Chandigarh, coordinate with AAP where citizens benefit, and commit district presidents to a common relief protocol. National leaders must also show face: Rahul Gandhi can visit flood-affected regions, or at least Priyanka Gandhi Vadra. In Parliament, Congress MPs should push for timely SDRF/NDRF disbursements, a model flood-plain law, and crop insurance pilots. Tweets from the party’s leadership came late, making the party appear reactive. This is a chance to change that perception. Also read: Amit Shah looks sure of ruling till 2049 but Team Modi is losing steam and imagination Role of Punjabi singers, artists, and diaspora One heartening trend has been the generosity of Punjabi singers, artists, and performers. Many have pledged handsome donations and used their platforms to mobilise aid. The diaspora, too, has promised support. This energy should be channelled into audited relief pools and long-term rebuilding projects — schools, health centres, link roads — rather than fragmented collections. Water, floods, and the larger compact Water politics has been reduced to slogans for too long. Recovery is the moment to attempt a technocratic reset through an independent rivers commission with experts, Centre and state representation, and annual public reporting. Delhi’s messaging on the Indus Waters Treaty may remain muscular, but what matters to farmers is whether next August feels safer than this one. The way forward Punjab does not need pity; it needs a national embrace that is visible, competent, and free of one-upmanship. The Prime Minister’s presence would be a powerful start. The Home Minister’s steady hand, AAP’s transparency, Akali accountability, BJP cadre’s neighbourliness, and Congress’ maturity are all parts of the same recovery machine. Calamity can be an opportunity if handled with empathy and coordination. Punjab has weathered greater deluges before — 1988, 2023 — and it will again. The question is whether this time, something positive can come out for Punjab and all its stakeholders. This is not a zero-sum game. If everyone acts together, a more conducive environment for Punjab’s recovery — and India’s federal compact — can emerge. KBS Sidhu is a former IAS officer who retired as Special Chief Secretary, Punjab. He tweets @kbssidhu1961. Views are personal. (Edited by Aamaan Alam Khan) Tweets from the party’s leadership came late, making the party appear reactive. This is a chance to change that perception. Also read: Amit Shah looks sure of ruling till 2049 but Team Modi is losing steam and imagination Role of Punjabi singers, artists, and diaspora One heartening trend has been the generosity of Punjabi singers, artists, and performers. Many have pledged handsome donations and used their platforms to mobilise aid. The diaspora, too, has promised support. This energy should be channelled into audited relief pools and long-term rebuilding projects — schools, health centres, link roads — rather than fragmented collections. Water, floods, and the larger compact Water politics has been reduced to slogans for too long. Recovery is the moment to attempt a technocratic reset through an independent rivers commission with experts, Centre and state representation, and annual public reporting. Delhi’s messaging on the Indus Waters Treaty may remain muscular, but what matters to farmers is whether next August feels safer than this one. The way forward Punjab does not need pity; it needs a national embrace that is visible, competent, and free of one-upmanship. The Prime Minister’s presence would be a powerful start. The Home Minister’s steady hand, AAP’s transparency, Akali accountability, BJP cadre’s neighbourliness, and Congress’ maturity are all parts of the same recovery machine. Calamity can be an opportunity if handled with empathy and coordination. Punjab has weathered greater deluges before — 1988, 2023 — and it will again. The question is whether this time, something positive can come out for Punjab and all its stakeholders. This is not a zero-sum game. If everyone acts together, a more conducive environment for Punjab’s recovery — and India’s federal compact — can emerge. KBS Sidhu is a former IAS officer who retired as Special Chief Secretary, Punjab. He tweets @kbssidhu1961. Views are personal. (Edited by Aamaan Alam Khan) Also read: Amit Shah looks sure of ruling till 2049 but Team Modi is losing steam and imagination Role of Punjabi singers, artists, and diaspora One heartening trend has been the generosity of Punjabi singers, artists, and performers. Many have pledged handsome donations and used their platforms to mobilise aid. The diaspora, too, has promised support. This energy should be channelled into audited relief pools and long-term rebuilding projects — schools, health centres, link roads — rather than fragmented collections. Water, floods, and the larger compact Water politics has been reduced to slogans for too long. Recovery is the moment to attempt a technocratic reset through an independent rivers commission with experts, Centre and state representation, and annual public reporting. Delhi’s messaging on the Indus Waters Treaty may remain muscular, but what matters to farmers is whether next August feels safer than this one. The way forward Punjab does not need pity; it needs a national embrace that is visible, competent, and free of one-upmanship. The Prime Minister’s presence would be a powerful start. The Home Minister’s steady hand, AAP’s transparency, Akali accountability, BJP cadre’s neighbourliness, and Congress’ maturity are all parts of the same recovery machine. Calamity can be an opportunity if handled with empathy and coordination. Punjab has weathered greater deluges before — 1988, 2023 — and it will again. The question is whether this time, something positive can come out for Punjab and all its stakeholders. This is not a zero-sum game. If everyone acts together, a more conducive environment for Punjab’s recovery — and India’s federal compact — can emerge. KBS Sidhu is a former IAS officer who retired as Special Chief Secretary, Punjab. He tweets @kbssidhu1961. Views are personal. (Edited by Aamaan Alam Khan) One heartening trend has been the generosity of Punjabi singers, artists, and performers. Many have pledged handsome donations and used their platforms to mobilise aid. The diaspora, too, has promised support. This energy should be channelled into audited relief pools and long-term rebuilding projects — schools, health centres, link roads — rather than fragmented collections. Water, floods, and the larger compact Water politics has been reduced to slogans for too long. Recovery is the moment to attempt a technocratic reset through an independent rivers commission with experts, Centre and state representation, and annual public reporting. Delhi’s messaging on the Indus Waters Treaty may remain muscular, but what matters to farmers is whether next August feels safer than this one. The way forward Punjab does not need pity; it needs a national embrace that is visible, competent, and free of one-upmanship. The Prime Minister’s presence would be a powerful start. The Home Minister’s steady hand, AAP’s transparency, Akali accountability, BJP cadre’s neighbourliness, and Congress’ maturity are all parts of the same recovery machine. Calamity can be an opportunity if handled with empathy and coordination. Punjab has weathered greater deluges before — 1988, 2023 — and it will again. The question is whether this time, something positive can come out for Punjab and all its stakeholders. This is not a zero-sum game. If everyone acts together, a more conducive environment for Punjab’s recovery — and India’s federal compact — can emerge. KBS Sidhu is a former IAS officer who retired as Special Chief Secretary, Punjab. He tweets @kbssidhu1961. Views are personal. (Edited by Aamaan Alam Khan) Water politics has been reduced to slogans for too long. Recovery is the moment to attempt a technocratic reset through an independent rivers commission with experts, Centre and state representation, and annual public reporting. Delhi’s messaging on the Indus Waters Treaty may remain muscular, but what matters to farmers is whether next August feels safer than this one. The way forward Punjab does not need pity; it needs a national embrace that is visible, competent, and free of one-upmanship. The Prime Minister’s presence would be a powerful start. The Home Minister’s steady hand, AAP’s transparency, Akali accountability, BJP cadre’s neighbourliness, and Congress’ maturity are all parts of the same recovery machine. Calamity can be an opportunity if handled with empathy and coordination. Punjab has weathered greater deluges before — 1988, 2023 — and it will again. The question is whether this time, something positive can come out for Punjab and all its stakeholders. This is not a zero-sum game. If everyone acts together, a more conducive environment for Punjab’s recovery — and India’s federal compact — can emerge. KBS Sidhu is a former IAS officer who retired as Special Chief Secretary, Punjab. He tweets @kbssidhu1961. Views are personal. (Edited by Aamaan Alam Khan) Punjab does not need pity; it needs a national embrace that is visible, competent, and free of one-upmanship. The Prime Minister’s presence would be a powerful start. The Home Minister’s steady hand, AAP’s transparency, Akali accountability, BJP cadre’s neighbourliness, and Congress’ maturity are all parts of the same recovery machine. Calamity can be an opportunity if handled with empathy and coordination. Punjab has weathered greater deluges before — 1988, 2023 — and it will again. The question is whether this time, something positive can come out for Punjab and all its stakeholders. This is not a zero-sum game. If everyone acts together, a more conducive environment for Punjab’s recovery — and India’s federal compact — can emerge. KBS Sidhu is a former IAS officer who retired as Special Chief Secretary, Punjab. He tweets @kbssidhu1961. Views are personal. (Edited by Aamaan Alam Khan) Calamity can be an opportunity if handled with empathy and coordination. Punjab has weathered greater deluges before — 1988, 2023 — and it will again. The question is whether this time, something positive can come out for Punjab and all its stakeholders. This is not a zero-sum game. If everyone acts together, a more conducive environment for Punjab’s recovery — and India’s federal compact — can emerge. KBS Sidhu is a former IAS officer who retired as Special Chief Secretary, Punjab. He tweets @kbssidhu1961. Views are personal. (Edited by Aamaan Alam Khan) KBS Sidhu is a former IAS officer who retired as Special Chief Secretary, Punjab. He tweets @kbssidhu1961. Views are personal. (Edited by Aamaan Alam Khan) Subscribe to our channels on YouTube, Telegram &amp; WhatsApp Support Our Journalism India needs fair, non-hyphenated and questioning journalism, packed with on-ground reporting. ThePrint – with exceptional reporters, columnists and editors – is doing just that. Sustaining this needs support from wonderful readers like you. Whether you live in India or overseas, you can take a paid subscription by clicking here. Support Our Journalism Guru fateh Sidhu sahib. Mr Shekhar Gupta, &amp; his associated been known hard core intellectual Jan Sanghi cadres who in actually FEED on how to deal with Punjab with underlined influential relevant community. The simple reality in HIM just came out with his most jealousy filled reference linking Natives,of Punjab fighting self protection on believed man made developed Flood situation in the state &amp; instead he standing with emergency requirements of the state, has thrown Bumb on integrity of Youth working day night to protect those facing crises of Life! Mr Shekhar succeeded hiding his inner personal sickness,towards Sikh community for quite some years, but could not resist his HATE, without any personal hurt on him but why, only God may know why he toooo failed appreciating SIKH Pains. Prayers to Parmatma Ram Raheem to gift wisdom to be humanist but not script writer militant advancing illogical politics, Hindutva without need of such cries, when they are,already ruling since forty seven in one design or the other by changing outer cloths. Reject his remarks being insult to martyrdom Sikh community from 1499 -1850- 1947- 1995? This is why I have written earlier too, that was with reference to Guptaji column. Basically, what I wrote was leave NE alone. Then, come along come another gentleman stating that Punjab is not as alienated as NE. My hearts go out with the people of Punjab, but in the process to smear NE name after some odd 75 years later is equally shameful, tone deaf and plain old racism! Save my name, email, and website in this browser for the next time I comment. Δ Required fields are marked * Name * Email * Δ Guru fateh Sidhu sahib. Mr Shekhar Gupta, &amp; his associated been known hard core intellectual Jan Sanghi cadres who in actually FEED on how to deal with Punjab with underlined influential relevant community. The simple reality in HIM just came out with his most jealousy filled reference linking Natives,of Punjab fighting self protection on believed man made developed Flood situation in the state &amp; instead he standing with emergency requirements of the state, has thrown Bumb on integrity of Youth working day night to protect those facing crises of Life! Mr Shekhar succeeded hiding his inner personal sickness,towards Sikh community for quite some years, but could not resist his HATE, without any personal hurt on him but why, only God may know why he toooo failed appreciating SIKH Pains. Prayers to Parmatma Ram Raheem to gift wisdom to be humanist but not script writer militant advancing illogical politics, Hindutva without need of such cries, when they are,already ruling since forty seven in one design or the other by changing outer cloths. Reject his remarks being insult to martyrdom Sikh community from 1499 -1850- 1947- 1995? This is why I have written earlier too, that was with reference to Guptaji column. Basically, what I wrote was leave NE alone. Then, come along come another gentleman stating that Punjab is not as alienated as NE. My hearts go out with the people of Punjab, but in the process to smear NE name after some odd 75 years later is equally shameful, tone deaf and plain old racism! Copyright © 2025 Printline Media Pvt. Ltd. All rights reserved.</w:t>
+        <w:t>Content: Goods and Services Tax new rates 2025: GST rates on agricultural machinery have been decreased from 18 per cent and 12 per cent to 5 per cent. The Goods and Services Tax (GST) reforms will take effect on September 22. The central government has removed the 12 per cent and 28 per cent GST slabs and moved the items in these categories to the 5 per cent and 18 per cent slabs, lowering the tax on a majority of these goods and services. The GST reform will also boost the agriculturecenter. Here's how. Agriculture Minister Shivraj Singh Chouhan on Friday held a meeting with farm equipment manufacturers and urged them topass the benefits of reduced GST to farmers. GST rates on agricultural machinery have been decreased from 18 per cent and 12 per cent to 5 per cent. It is expected to help farmers who want to buy this equipment. "The GST rates on agricultural machinery, which were earlier 18% and 12%, have now been reduced to 5%, and these significantly reduced rates will come into effect from 22nd September. This reduction will directly benefit the farmers," Chouhan said. The minister said that the prices of tractors will come down with the implementation of the GST reforms. He said that the prices of a35 HP tractor will come down by Rs 41,000, and for a 45 HP tractor, the reduction will be Rs 45,000. Similarly, for a 50 HP tractor, the benefit will be Rs 53,000, and for a 75 HP tractor, the reduction is Rs 63,000. The minister said that the prices of smaller tractors will come down by Rs 3000. So, from the smallest to the largest tractors, the benefit ranges from Rs 3,000 to Rs 63,000. Machines like rice transplanters will be Rs 15,400 cheaper, Threshers (4-ton/hour capacity) will be Rs 14,000 cheaper, while Power weeders (7.5 HP) will be Rs 5,495 cheaper. The minister said that companies and their dealers must pass the price benefit. He said these machines will be sold at the Custom Hiring Centre at reduced prices. "The Prime Minister's focus has been on technology and promoting mechanization in agriculture, and it is likely because of this focus that in the last decade, agricultural production has increased significantly. So can it be said that this has been the main focus, especially with GST reductions, to accelerate mechanisation?" he added. Vaibhav Tiwari is a journalist with over 14 years of experience in digital media. He has expertise in writing on a range of topics -- from news and policy to international affairs,...Read More</w:t>
       </w:r>
     </w:p>
     <w:p>
@@ -6119,7 +6119,7 @@
     </w:p>
     <w:p>
       <w:r>
-        <w:t>Title: Punjab floods: PM conducts aerial survey, meets affected people in Gurdaspur</w:t>
+        <w:t>Title: Strategizing Himalayan Agriculture: Calls for Specialized Policies and Education</w:t>
       </w:r>
     </w:p>
     <w:p>
@@ -6131,13 +6131,13 @@
           <w:rPr>
             <w:color w:val="0000FF"/>
           </w:rPr>
-          <w:t>https://www.newsdrum.in/national/punjab-floods-pm-conducts-aerial-survey-meets-affected-people-in-gurdaspur-10065855</w:t>
+          <w:t>https://www.devdiscourse.com/article/headlines/3630162-strategizing-himalayan-agriculture-calls-for-specialized-policies-and-education?amp</w:t>
         </w:r>
       </w:hyperlink>
     </w:p>
     <w:p>
       <w:r>
-        <w:t>Content: Follow Us Chandigarh, Sep 9 (PTI) Prime Minister Narendra Modi on Tuesday conducted an aerial survey of the flood-ravaged areas in Punjab, battling its worst deluge since 1988. Modi, who is on a day-long visit to Punjab and its neighbouring Himachal Pradesh to review the flood situation in the two states, landed in Gurdaspur -- one of the worst affected district in the state -- after conducting the aerial survey. Prior to this, the PM visited Himachal Pradesh and took stock of the flood and landslides situation in the state. In Gurdaspur, Modi met flood-affected people as well as NDRF and SDRF teams. PM Modi chaired an official meeting in Gurdaspur to review the situation. Punjab Governor Gulab Chand Kataria, Punjab Agriculture minister Gurmeet Singh Khuddian, Union Minister Ravneet Singh Bittu were also present in the meeting. While leaving from Delhi for Himachal Pradesh and Punjab earlier in the day, PM Modi wrote on X, "The Government of India stands shoulder to shoulder with those affected in this tragic hour." Punjab BJP chief Sunil Jakhar, Punjab BJP working president Ashwani Sharma, senior party leader Tarun Chugh and Union minister Bittu were present when Modi was interacting with the flood-affected farmers in Gurdaspur Punjab is currently facing one of its worst flood disasters in decades. The floods are a result of swollen rivers the Sutlej, Beas, and Ravi along with seasonal rivulets caused by heavy rainfall in their catchment areas in Himachal Pradesh and Jammu and Kashmir. Besides, heavy rains in recent days in Punjab also aggravated the flooding situation. The death toll due to the devastating floods in Punjab stands at 51 while crops on 1.84 lakh hectares have been damaged. The state government has estimated a loss of over Rs 13,000 crore because of the floods that ravaged the state. A total of 2,064 villages have been impacted because of the floods, with maximum villages in Gurdaspur district at 329. The worst affected districts are Gurdaspur, Amritsar, Fazilka, Ferozepur, Kapurthala, Hoshiarpur, Tarn Taran and Pathankot. According to the state government officials, over 3.87 lakh people have been affected across 15 districts and more than 23,000 persons have been safely evacuated from the flood-hit areas. Tight security arrangements have been made in Gurdaspur in the wake of the prime minister's visit. Ahead of the PM visit, the AAP government had demanded from Modi to announce a relief package of at least Rs 20,000 crore for the state during his visit. On Monday, Chief Minister Bhagwant Mann said that he hoped that the PM would announce a comprehensive relief package to compensate Punjab and its people for the losses caused by the natural calamity. Mann (51) is recovering in Fortis Hospital in Mohali where he was admitted after he complained of exhaustion and low heart rate on September 5. "The Hon'ble Prime Minister, Narendra Modi, is visiting Punjab tomorrow, and I welcome him. I am unwell, otherwise I would have personally taken him to visit all the flood-affected areas", he had said. Union Agriculture minister Shivraj Singh Chouhan on September 4 had visited the flood-ravaged areas in Punjab and inspected the extent of crop damage and called it a situation of 'jal pralai (water calamity). He had assured farmers that the Centre would make every effort to bail them out of this crisis. Chouhan had visited flood-hit areas in Punjab's Amritsar, Gurdaspur and Kapurthala districts where he interacted with people including farmers affected by the floods. PTI CHS SUN VSD NB NB Subscribe to our Newsletter! Share this article If you liked this article share it with your friends.they will thank you later</w:t>
+        <w:t>Content: Devdiscourse News Desk| Itanagar | India Arunachal Pradesh's Agriculture Minister, Gabriel D Wangsu, emphasized the urgent need for state-specific agricultural policies to address the unique challenges of Himalayan and hilly regions. Speaking at a national conference at ICAR in New Delhi, he urged for government support in land terracing for soil and water conservation to enhance crop expansion. The minister proposed the establishment of Agricultural Science schools, akin to Industrial Training Institutes, to educate unemployed youth in modern farming techniques. This initiative aims to rejuvenate interest among younger generations in agriculture by providing formal education, thus addressing the issue of an ageing farming community. Union Agriculture Minister Shivraj Singh Chouhan, who chaired the conference, announced a 2025-26 production target of 362.50 million tonnes and assured sufficient seed and resource availability. He introduced the 'Viksit Krishi Sankalp Abhiyan' under the 'Lab to Land' initiative, striving to enhance pulse and oilseed productivity and tackle counterfeit agro-inputs. © Copyright 2025</w:t>
       </w:r>
     </w:p>
     <w:p>
@@ -6150,7 +6150,7 @@
     </w:p>
     <w:p>
       <w:r>
-        <w:t>Title: Political Signal बाढ़ प्रभावित क्षेत्रों के दौरे में पीएम मोदी संग रहेंगे रवनीत बिट्टू</w:t>
+        <w:t>Title: Ensure GST benefits reach farmers, Agriculture Minister tells farm equipment &amp; tractor makers</w:t>
       </w:r>
     </w:p>
     <w:p>
@@ -6162,13 +6162,13 @@
           <w:rPr>
             <w:color w:val="0000FF"/>
           </w:rPr>
-          <w:t>https://www.dainiktribuneonline.com/news/nation/political-signal-ravneet-bittu-will-accompany-pm-modi-during-his-visit-to-flood-affected-areas/</w:t>
+          <w:t>https://www.zeebiz.com/india/news-ensure-gst-benefits-reach-farmers-agriculture-minister-tells-farm-equipment-tractor-makers-379191</w:t>
         </w:r>
       </w:hyperlink>
     </w:p>
     <w:p>
       <w:r>
-        <w:t>Content: Political Signal प्रधानमंत्री नरेंद्र मोदी मंगलवार को पंजाब और हिमाचल प्रदेश के बाढ़ प्रभावित इलाकों का दौरा करेंगे। खास बात यह है कि उनके साथ पंजाब से केवल रेल राज्य मंत्री रवनीत सिंह बिट्टू मौजूद रहेंगे। परंपरा से हटकर लिया गया यह फैसला राजनीतिक महत्व का संकेत माना जा रहा है, क्योंकि आमतौर पर प्रधानमंत्री के साथ प्रदेश अध्यक्ष या शीर्ष नेता ही शामिल होते हैं। भाजपा सूत्रों के अनुसार, मोदी और बिट्टू उपराष्ट्रपति चुनाव में मतदान करने के तुरंत बाद बाढ़ प्रभावित क्षेत्रों के लिए रवाना होंगे। शाम को गुरदासपुर में होने वाली बैठक में भी बिट्टू शामिल रहेंगे, जहां पंजाब सरकार के अधिकारियों के साथ राहत और बचाव कार्यों की स्थिति की समीक्षा की जाएगी। भाजपा में बिट्टू को सिख नेतृत्व का उभरता चेहरा मानकर आगे बढ़ाया जा रहा है। प्रधानमंत्री के साथ उनकी मौजूदगी इस धारणा को और मजबूत करती है कि पार्टी उन्हें प्रदेश भाजपा अध्यक्ष सुनील जाखड़ से अलग, एक नए नेतृत्व विकल्प के रूप में देख रही है। हाल ही में बिट्टू, जाखड़ और केंद्रीय कृषि मंत्री शिवराज सिंह चौहान के साथ पंजाब दौरे पर थे, जहां ट्रैक्टर चलाते नेताओं की तस्वीरें किसानों से जुड़ाव का प्रतीक बन गईं। राजनीतिक विश्लेषकों का मानना है कि यह घटनाक्रम सिर्फ बाढ़ राहत तक सीमित नहीं है, बल्कि भाजपा में नेतृत्व की नई परिभाषा गढ़ने की ओर इशारा करता है। रवनीत बिट्टू अब सिर्फ पंजाब तक सीमित चेहरा नहीं, बल्कि धीरे-धीरे पार्टी के राष्ट्रीय पटल पर अपनी जगह मजबूत कर रहे हैं। दूरदृष्टा, जनचेतना के अग्रदूत, वैचारिक स्वतंत्रता के पुरोधा एवं समाजसेवी सरदार दयालसिंह मजीठिया ने 2 फरवरी, 1881 को लाहौर (अब पाकिस्तान) से ‘द ट्रिब्यून’ का प्रकाशन शुरू किया। विभाजन के बाद लाहौर से शिमला व अंबाला होते हुए यह समाचार पत्र अब चंडीगढ़ से प्रकाशित हो रहा है।‘द ट्रिब्यून’ के सहयोगी प्रकाशनों के रूप में 15 अगस्त, 1978 को स्वतंत्रता दिवस के अवसर पर दैनिक ट्रिब्यून व पंजाबी ट्रिब्यून की शुरुआत हुई। द ट्रिब्यून प्रकाशन समूह का संचालन एक ट्रस्ट द्वारा किया जाता है।हमें दूरदर्शी ट्रस्टियों डॉ. तुलसीदास (प्रेसीडेंट), न्यायमूर्ति डी. के. महाजन, लेफ्टिनेंट जनरल पी. एस. ज्ञानी, एच. आर. भाटिया, डॉ. एम. एस. रंधावा तथा तत्कालीन प्रधान संपादक प्रेम भाटिया का भावपूर्ण स्मरण करना जरूरी लगता है, जिनके प्रयासों से दैनिक ट्रिब्यून अस्तित्व में आया।</w:t>
+        <w:t>Content: Agriculture Minister Shivraj Singh Chouhan has asked farm equipment and tractor manufacturers to ensure that the benefits of the recent Goods and Services Tax (GST) cut are passed on directly to farmers. The minister held a meeting with industry associations on Friday, stressing that the reduced rates, which take effect from September 22, could lower the cost of tractors by up to Rs 63,000 and other machines by several thousand rupees, ANI reported. The GST on agricultural machinery has been cut from 18 per cent and 12 per cent to a uniform 5 per cent. The Agriculture Ministry said the reduction is aimed at making equipment more affordable and promoting mechanisation in farming. For tractors, the cut translates into price drops of about Rs 41,000 on a 35-horsepower model, Rs 45,000 on a 45-HP unit, Rs 53,000 on a 50-HP machine and nearly Rs 63,000 on a 75-HP tractor. Smaller horticulture tractors will also be cheaper by around Rs 3,000. Add Zee Business as a Preferred Source Among implements, rice transplanters will cost about Rs 15,400 less, threshers with four-tonne per hour capacity will be cheaper by Rs 14,000, while a 7.5 HP power weeder will see a reduction of nearly Rs 5,500. Chouhan told companies and dealers that these benefits must reach farmers without delay. "This price reduction offers substantial benefits to our farmers. However, it's essential that companies and their dealers pass this benefit on directly," he said. The ministry will also launch awareness drives through media and field campaigns to inform cultivators about the revised rates. The meeting was attended by the Tractor and Mechanisation Association (TMA), All India Combine Manufacturers Association (AICMA), Agricultural Machinery Manufacturers Association (AAMA) and the Power Tiller Manufacturers Association of India. Chouhan said some representatives joined in person while others participated virtually. He emphasised that no middle layer should absorb the GST savings meant for farmers. Under the Viksit Krishi Sankalp Abhiyan, government teams will reach villages to inform farmers about the new benefits. Custom Hiring Centres (CHCs), which rent out machinery will also procure equipment at reduced prices, helping bring down rental charges. Chouhan added that the ministry is exploring new areas such as mechanised cotton picking to further boost productivity. "The Prime Minister's focus has been on technology and promoting mechanisation in agriculture. It is because of this focus that agricultural production has increased significantly in the past decade," he said. The ministry said the broader aim is to lower input costs, raise yields and speed up the adoption of technology in Indian agriculture. Get Latest Business News, Stock Market Updates and Videos; Check your tax outgo through Income Tax Calculator and save money through our Personal Finance coverage. Check Business Breaking News Live on Zee Business Twitter and Facebook. Subscribe on YouTube. LATEST NEWS By accepting cookies, you agree to the storing of cookies on your device to enhance site navigation, analyze site usage, and assist in our marketing efforts.</w:t>
       </w:r>
     </w:p>
     <w:p>
@@ -6181,7 +6181,7 @@
     </w:p>
     <w:p>
       <w:r>
-        <w:t>Title: PM मोदी कल करेंगे हिमाचल और पंजाब का दौरा: ‘जल प्रलय’ का लेंगे जायजा, ये रहा पूरा शेड्यूल</w:t>
+        <w:t>Title: Agriculture minister asks farm equipment &amp; tractor makers to pass on GST cut benefits to farmers</w:t>
       </w:r>
     </w:p>
     <w:p>
@@ -6193,13 +6193,13 @@
           <w:rPr>
             <w:color w:val="0000FF"/>
           </w:rPr>
-          <w:t>https://www.patrika.com/national-news/pm-modi-will-visit-himachal-and-punjab-tomorrow-will-take-stock-of-flood-situation-19928622</w:t>
+          <w:t>https://www.chinimandi.com/agriculture-minister-asks-farm-equipment-tractor-makers-to-pass-on-gst-cut-benefits-to-farmers/</w:t>
         </w:r>
       </w:hyperlink>
     </w:p>
     <w:p>
       <w:r>
-        <w:t>Content: ताजा खबरें राज्य मौसम एशिया कप 2025 बिहार चुनाव 2025 कुलिश जन्मशती वर्ष पत्रिका स्पेशल राष्ट्रीय मनोरंजन ज्योतिष स्वास्थ्य खेल धर्म राजनीति विश्व OTT शिक्षा ओपिनियन ऑटो टेक गैजेट लाइफस्टाइल ब्यूटी महिला बिजनेस क्राइम जॉब्स ई-पेपर मेरी खबर शॉर्ट्स ई-पेपर भारत • Shaitan Prajapat • Sep 08, 2025 PM Modi visit to Himachal and Punjab: प्रधानमंत्री नरेंद्र मोदी कल यानी मंगलवार को बाढ़ और भूस्खलन से बुरी तरह प्रभावित हिमाचल प्रदेश और पंजाब का दौरा करेंगे। यह यात्रा उत्तरी भारत में मानसून की भयंकर तबाही का जायजा लेने और राहत कार्यों की समीक्षा करने के उद्देश्य से है। लगातार हो रही भारी बारिश ने इन राज्यों में व्यापक विनाश मचाया है, जिसमें सैकड़ों जानें गई हैं, हजारों लोग बेघर हुए हैं और अरबों रुपये का नुकसान हुआ है। प्रधानमंत्री कार्यालय (पीएमओ) के अनुसार, मोदी जी व्यक्तिगत रूप से स्थिति का मूल्यांकन करेंगे और प्रभावित परिवारों से मुलाकात कर उनकी पीड़ा को साझा करेंगे। यह दौरा केंद्र सरकार की प्रतिबद्धता को दर्शाता है कि आपदा प्रभावित राज्यों को अकेला नहीं छोड़ा जाएगा। प्रधानमंत्री मोदी दोपहर लगभग 1:30 बजे कांगड़ा एयरपोर्ट पर पहुंचेंगे। वहां से वे हिमाचल के बाढ़ और भूस्खलन प्रभावित क्षेत्रों का हवाई सर्वेक्षण करेंगे, जिसमें कांगड़ा, मंडी, कुल्लू और चंबा जैसे जिले शामिल हैं। इसके बाद, धरमशाला में एक उच्च-स्तरीय समीक्षा बैठक की अध्यक्षता करेंगे, जिसमें मुख्यमंत्री सुखविंदर सिंह सुक्खू और अन्य अधिकारी शामिल होंगे। पूर्व मुख्यमंत्री जय राम ठाकुर ने स्वागत करते हुए कहा कि वे पीएम को राज्य में हुई तबाही की पूरी जानकारी देंगे। ये भी पढ़ें हिमाचल में 20 जून से अब तक 95 बाढ़, 45 बादल फटने और 132 बड़े भूस्खलन दर्ज किए गए हैं। 366 से अधिक लोगों की मौत हो चुकी है, जबकि 41 लापता हैं। नुकसान का अनुमान 3,959 करोड़ रुपये से अधिक है। 869 सड़कें अवरुद्ध हैं, 1,572 बिजली लाइनें कटी हुई हैं और 389 जल आपूर्ति योजनाएं प्रभावित हैं। केंद्र ने चंबा और कुल्लू के लिए दो टीमें भेजी हैं, जो नुकसान का आकलन कर रही हैं। राज्य सरकार ने इसे राष्ट्रीय आपदा घोषित करने की मांग की है। पीएम बाढ़ प्रभावित व्यक्तियों, एनडीआरएफ, एसडीआरएफ और आपदा मित्र टीमों से मिलेंगे, ताकि राहत प्रयासों को गति दी जा सके। हिमाचल दौरे के बाद, प्रधानमंत्री मोदी लगभग 3 बजे पंजाब के बाढ़ प्रभावित क्षेत्रों का हवाई सर्वेक्षण करेंगे। शाम 4:15 बजे वे गुरदासपुर पहुंचेंगे, जहां वरिष्ठ अधिकारियों के साथ चर्चा करेंगे और जमीनी स्थिति पर समीक्षा बैठक करेंगे। पंजाब बीजेपी प्रमुख सुनिल जाखड़ ने कहा कि पीएम बाढ़ प्रभावित भाई-बहनों और किसानों से मिलेंगे, उनकी पीड़ा साझा करेंगे और अधिकतम सहायता सुनिश्चित करेंगे। राज्य में 1,996 गांव 22 जिलों में डूबे हुए हैं, 3.8 लाख से अधिक लोग प्रभावित हैं। 46 मौतें हो चुकी हैं, जबकि 1.75 लाख हेक्टेयर फसलें नष्ट हुई हैं। नुकसान 13,289 करोड़ रुपये का अनुमानित है। सतलज, ब्यास, रावी और घग्गर नदियों के किनारे बांधों को मजबूत करने की आवश्यकता पर जोर दिया जाएगा, जो अवैध खनन से कमजोर हो गए हैं। केंद्र ने पहले ही कृषि मंत्री शिवराज सिंह चौहान को भेजा था, और दो केंद्रीय टीमें नुकसान का आकलन कर रही हैं। पीएम सीमावर्ती जिलों जैसे पठानकोट, अमृतसर और फिरोजपुर का भी जायजा लेंगे। ये भी पढ़ें खबर शेयर करें: Updated on: 08 Sept 2025 07:14 pm Published on: 08 Sept 2025 07:09 pm DOWNLOAD ON Play Store DOWNLOAD ON App Store Trending Topics Bihar Elections 2025 PM Modi Asia Cup 2025 Top Categories राष्ट्रीय मनोरंजन स्वास्थ्य राजस्थान मध्य प्रदेश Legal Privacy Policy Statutory provisions on reporting (sexual offenses) This website follows the DNPA’s code of conduct Code of Conduct About Us Grievance Policy RSS Copyright © 2025 Patrika Group. All Rights Reserved.</w:t>
+        <w:t>Content: New Delhi [India]: Agriculture Minister Shivraj Singh Chouhan held a meeting with leading manufacturers of farm equipment on Friday and asked them to pass on the benefits of reduced GST, which is effective from September 22, to the farmers. “The GST rates on agricultural machinery, which were earlier 18% and 12%, have now been reduced to 5%, and these significantly reduced rates will come into effect from 22nd September. This reduction will directly benefit the farmers,” Chauhan said. While giving information on how reduced GST will lower the prices of tractors, the minister said that for a 35 HP tractor, the price will come down by Rs 41,000, and for a 45 HP tractor, the reduction will be Rs 45,000. Similarly, for a 50 HP tractor, the benefit will be Rs 53,000, and for a 75 HP tractor, the reduction is Rs 63,000. Even smaller tractors, such as those used for horticulture or inter-cultivation, will become Rs 3,000 cheaper. So, from the smallest to the largest tractors, the benefit ranges from Rs 3,000 to Rs 63,000. Machines like rice transplanters will be Rs 15,400 cheaper, Threshers (4-ton/hour capacity) will be Rs 14,000 cheaper while Power weeders (7.5 HP) will be Rs 5,495 cheaper. “This price reduction offers substantial benefits to our farmers. However, it’s essential that companies and their dealers pass this benefit on directly to the farmers, he reiterated. That’s why we held today’s meeting, and apart from that, we will run a massive awareness campaign through media, through your platforms, and other mediums, so that farmers are informed in real-time and receive these benefits,” Shivraj Singh Chouhan said. The minister met with associations which includes Tractor and Mechanization Association (TMA), All India Combine Manufacturers Association (AICMA), Agricultural Machinery Manufacturers Association (AAMA) and Power Tiller Manufacturers Association of India. The minister said, “Representatives of these four bodies joined us some physically, some virtually. And I made a clear request: the benefit of reduced GST, effective from 22nd September, must be passed directly to the farmers. It should not be lost in the middle.” Under the Viksit Krishi Sankalp Abhiyan, the teams visiting villages will inform farmers properly about these benefits, so that they can make use of the reduced GST rates and improve their farming, reducing costs furthe. “We are also planning one more step, Custom Hiring Centers (CHCs) will also get these machines at reduced prices, so the rental rates should also come down, and we will work towards that as well. The Prime Minister’s focus has been on technology and promoting mechanization in agriculture, and it is likely because of this focus that in the last decade, agricultural production has increased significantly. So can it be said that this has been the main focus, especially with GST reductions, to accelerate mechanisation,” Chouhan said. The agirculture ministry is now exploring the next phase of mechanization, such as mechanized cotton picking and similar activities. The Minister said that the government is committed to increasing farmer productivity, reduce the cost of production, and promote mechanization. (ANI) Save my name, email, and website in this browser for the next time I comment.</w:t>
       </w:r>
     </w:p>
     <w:p>
@@ -6212,7 +6212,7 @@
     </w:p>
     <w:p>
       <w:r>
-        <w:t>Title: पीएम मोदी कल पंजाब और हिमाचल का करेंगे दौरा, बाढ़ के हालात का लेंगे जायजा</w:t>
+        <w:t>Title: Punjab's Plea for Aid: Restoring Flood-Damaged Farmlands</w:t>
       </w:r>
     </w:p>
     <w:p>
@@ -6224,13 +6224,13 @@
           <w:rPr>
             <w:color w:val="0000FF"/>
           </w:rPr>
-          <w:t>https://www.etvbharat.com/hi/!bharat/pm-modi-visit-punjab-and-himachal-pradesh-to-review-flood-situation-hindi-news-hin25090804985</w:t>
+          <w:t>https://www.devdiscourse.com/article/headlines/3630300-punjabs-plea-for-aid-restoring-flood-damaged-farmlands?amp</w:t>
         </w:r>
       </w:hyperlink>
     </w:p>
     <w:p>
       <w:r>
-        <w:t>Content: दिल्ली delhi ETV Bharat / bharat By ETV Bharat Hindi Team Published : September 8, 2025 at 7:18 PM IST नई दिल्‍ली: प्रधानमंत्री नरेंद्र मोदी 9 सिंतबर यानि मंगलवार को बाढ़ से संबंधित स्थिति की समीक्षा के लिए पंजाब और हिमाचल प्रदेश का दौरा करेंगे. पीएम मोदी दोपहर लगभग 1:30 बजे, वह हिमाचल प्रदेश के कांगड़ा पहुंचेंगे, जहां वह अधिकारियों से मिलेंगे और स्थिति पर एक उच्च-स्तरीय समीक्षा बैठक की अध्यक्षता करेंगे. प्रधानमंत्री कांगड़ा में बाढ़ प्रभावित व्यक्तियों और एनडीआरएफ, एसडीआरएफ तथा आपदा मित्र टीम से भी मिलेंगे. इसके बाद, प्रधानमंत्री दोपहर लगभग 3 बजे पंजाब के बाढ़ प्रभावित क्षेत्रों का हवाई सर्वेक्षण करेंगे. वह शाम लगभग 4:15 बजे गुरदासपुर पहुंचेंगे, जहां वह वरिष्ठ अधिकारियों के साथ चर्चा करेंगे और ज़मीनी स्थिति पर एक समीक्षा बैठक की अध्यक्षता करेंगे. Prime Minister Narendra Modi will visit Himachal Pradesh and Punjab tomorrow to review the flood-related situation. He will undertake an aerial survey of the flood and landslide-hit areas in Himachal Pradesh. At around 1:30 PM, he will reach Kangra, Himachal Pradesh, where he… pic.twitter.com/02peDgkX5i वह गुरदासपुर में बाढ़ प्रभावित व्यक्तियों के साथ-साथ एनडीआरएफ, एसडीआरएफ और आपदा मित्र टीम से भी बातचीत करेंगे. प्रधानमंत्री की प्रत्यक्ष समीक्षा का उद्देश्य इस कठिन समय में दोनों राज्यों के लोगों की सहायता के लिए राहत और पुनर्वास प्रयासों की बारीकी से निगरानी करना है. पंजाब में इन दिनों बारिश की वजह से नदियां उफान पर हैं, जिससे प्रदेश के करीब सभी जिलों में काफी नुकसान हुआ है. उधर, हिमाचल में बादलों के फटने के साथ ही भारी बारिश ने भारी तबाही मचाई है. पंजाब और हिमाचल प्रदेश दोनों ही राज्यों में हजारों करोड़ रुपये के नुकसान के साथ सैकड़ों लोगों की जान जा चुकी है. हाल ही में केंद्रीय कृषि मंत्री शिवराज सिंह चौहान ने पंजाब के बाढ़ प्रभावित इलाकों का दौरा किया था. इस दौरान उन्होंने हर संभव मदद का भरोसा दिया था. पंजाब में स्थिति को समझेंगे प्रधानमंत्रीबाढ़ की विभीषिका से जूझ रहे पंजाब को लेकर प्रधानमंत्री मोदी ने गहरी चिंता जताई है और उन्होंने हालात का जायजा लेने का फैसला लिया है. इस बारे में पंजाब भाजपा प्रदेश अध्यक्ष सुनील जाखड़ ने सोशल मीडिया प्लेटफॉर्म एक्स पर बताया कि प्रधानमंत्री मोदी 9 सितंबर को पंजाब का दौरा करेंगे. इस दौरान पीएम स्थानीय हालातों को पास से समझेंगे और प्रभावित लोगों को अधिकतम सहायता पहुंचाने के लिए जरूरी कदम उठाएंगे. जाखड़ ने पोस्ट में लिखा, 'प्रधानमंत्री मोदी पंजाब में बाढ़ की स्थिति को लेकर बहुत चिंतित हैं और इस पर लगातार नजर रख रहे हैं. वे 9 सितंबर को पंजाब का दौरा कर रहे हैं, जिससे वे खुद स्थिति का जायजा ले सकें और ग्राउंड वास्तविकता को समझ सकें, जिससे पंजाब के लोगों को अधिक से अधिक मदद पहुंचाई जा सके. वहीं पंजाब में बाढ़ से हुए नुकसान का आकलन करने के लिए भेजी गई केंद्र सरकार की दो टीमें अपने दौरे के बाद केंद्र सरकार को अपनी रिपोर्ट सौंपेंगी. हिमाचल में हवाई सर्वेक्षण कर सकते हैं पीएमप्रधानमंत्री मोदी हिमाचल प्रदेश में चंबा, मंडी और कुल्लू जिलों का हवाई सर्वे भी कर सकते हैं. इस बारे में मुख्‍यमंत्री सुखविंदर सिंह सुक्‍खू ने बताया कि पीएम मोदी का कांगड़ा संसदीय क्षेत्र में दौरा 9 तारीख को प्रस्‍तावित है. प्रधानमंत्री को हिमाचल में आपदा से हुए नुकसान पर विस्तृत रिपोर्ट भी पेश की जाएगी और उनसे रिलीफ फंड भेजने की भी मांग की जाएगी. इस दौरान अगर मौसम ठीक रहा, तो पीएम मोदी प्रभावित क्षेत्रों का हवाई सर्वेझण भी कर सकते हैं #WATCH | Shimla | On PM Modi's visit to Himachal Pradesh, Chief Minister Sukhvinder Singh Sukhu says, " ... certainly, whenever the prime minister comes, there is always hope... we expect him to release a special relief package... the estimated damage is up to rs 5 thousand… pic.twitter.com/KljxhQNbIg हिमाचल प्रदेश में 20 जून से सात सितंबर के बीच में भारी बारिश की वजह से बादल फटने के अलावा अचानक बाढ़ आने और भूस्खलन की घटनाएं होने से करीब 4,080 करोड़ रुपये का नुकसान हो चुका है. बताया जाता है कि पीएम मोदी आपदा प्रभावित क्षेत्रों का जायजा लेने के अलावा कांगड़ा एयरपोर्ट पर मुख्यमंत्री सुखविंदर सिंह सुक्खू और अफसरों के साथ बैठक भी करेंगे. इस बैठक में नेता प्रतिपक्ष जयराम ठाकुर भी मौजूद रहेंगे. पीएम मोदी का हेलिकॉप्टर 11: 15 गग्गल एयरपोर्ट पर लैंड करेगा. यहां सुरक्षा व्यवस्था चाक चौबंद करदी गई है. एसपीजी की टीम धर्मशाला पहुंच चुकी है. ये भी पढ़ें- BJP कार्यशाला में पीएम मोदी की टिफिन बैठक, लीक से हटकर सोच और स्वच्छता पर जोर, दिए निर्देश For All Latest Updates TAGGED: ट्रंप ने टेक्सास में भारतीय मूल के नागरिक की हत्या पर लिया संज्ञान, न्याय का किया वादा दिल्ली-NCR में गर्मी बरकरार, बारिश की उम्मीद न के बराबर, जानिए मौसम विभाग का ताजा अपडेट ट्रंप ने विदेशी कंपनियों से अमेरिका में निवेश और अमेरिकी श्रमिकों को ट्रेनिंग देने का आग्रह किया दिल्ली में बीएमडब्ल्यू ने मारी बाइक को टक्कर, वित्त मंत्रालय के डिप्टी सेक्रेटरी की मौत 15 सितंबर 2025 का राशिफल: इन राशियों को मिलेगी भोलानाथ की कृपा, आसानी से पूरे होंगे सारे काम IND vs PAK: भारत ने पाकिस्तान को 7 विकेट से रौंदा, मैच के बाद दोनों टीमों ने नहीं मिलाया हाथ स्पेन: मैड्रिड के बार में विस्फोट, 25 लोग घायल IND vs PAK: फ्री, फ्री, फ्री... न लें कोई सब्सक्रिप्शन, न करें 1 भी पैसा खर्च, जानिए कहां देखें मुफ्त में इंडिया-पाकिस्तान मैच WATCH: नोएडा फिल्म सिटी से राजनीति तक, इन मुद्दों पर रजा मुराद ने खुलकर की बात, शायराना अंदाज से बांधा समां Copyright © 2025 Ushodaya Enterprises Pvt. Ltd., All Rights Reserved.</w:t>
+        <w:t>Content: Devdiscourse News Desk| New Delhi | India In a pressing plea to the Centre, Punjab Agriculture Minister Gurmeet Singh Khudian has called for an additional Rs 151 crore under the Rashtriya Krishi Vikas Yojana (RKVY) to aid in the restoration of farmland damaged by recent floods. Addressing a national agriculture conference chaired by Union Agriculture Minister Shivraj Singh Chauhan, Khudian highlighted the extensive damage—affecting 5 lakh acres across 2,185 villages—caused by unprecedented flooding in Punjab’s border districts. He urged the Centre to expedite funds and seed supplies, noting, "The people of Punjab have always supported the nation in times of need." Union Agriculture Minister Chauhan assured that the Centre would extend its support to help mitigate the crises in Punjab’s agricultural landscape. (With inputs from agencies.) © Copyright 2025</w:t>
       </w:r>
     </w:p>
     <w:p>
@@ -6243,7 +6243,7 @@
     </w:p>
     <w:p>
       <w:r>
-        <w:t>Title: PM Kisan Yojana: ई-केवाईसी समेत ये जरुरी काम निपटा लें किसान, 21वीं किस्त के अटक सकते हैं पैसे</w:t>
+        <w:t>Title: Punjab Seeks ₹151 Crore Central Assistance After Floods Damage 5 Lakh Acres of Crops</w:t>
       </w:r>
     </w:p>
     <w:p>
@@ -6255,13 +6255,13 @@
           <w:rPr>
             <w:color w:val="0000FF"/>
           </w:rPr>
-          <w:t>https://www.patrika.com/national-news/pm-kisan-samman-nidhi-yojana-e-kyc-land-varification-aadhar-linking-must-be-done-for-21st-installment-19929843</w:t>
+          <w:t>https://www.global-agriculture.com/india-region/punjab-seeks-%E2%82%B9151-crore-central-assistance-after-floods-damage-5-lakh-acres-of-crops/</w:t>
         </w:r>
       </w:hyperlink>
     </w:p>
     <w:p>
       <w:r>
-        <w:t>Content: ताजा खबरें राज्य मौसम एशिया कप 2025 बिहार चुनाव 2025 कुलिश जन्मशती वर्ष पत्रिका स्पेशल राष्ट्रीय मनोरंजन ज्योतिष स्वास्थ्य खेल धर्म राजनीति विश्व OTT शिक्षा ओपिनियन ऑटो टेक गैजेट लाइफस्टाइल ब्यूटी महिला बिजनेस क्राइम जॉब्स ई-पेपर मेरी खबर शॉर्ट्स ई-पेपर भारत • Devika Chatraj • Sep 09, 2025 PM Kisan Yojana: प्रधानमंत्री किसान सम्मान निधि योजना के तहत देशभर के करोड़ों किसानों को हर साल 6,000 रुपये की आर्थिक सहायता दी जाती है, जो तीन किस्तों में 2,000 रुपये के रूप में उनके बैंक खातों में सीधे ट्रांसफर की जाती है। अब तक 20 किस्तें जारी हो चुकी हैं, और किसान 21वीं किस्त का बेसब्री से इंतजार कर रहे हैं। लेकिन, अगर आप इस योजना के लाभार्थी हैं, तो कुछ जरूरी काम समय रहते पूरे करना अनिवार्य है, वरना आपकी 21वीं किस्त अटक सकती है। ई-केवाईसी इस योजना का सबसे महत्वपूर्ण हिस्सा है। अगर आपने अभी तक अपनी ई-केवाईसी नहीं कराई है, तो आपकी किस्त रुक सकती है। ऑनलाइन प्रक्रिया ऑफलाइन प्रक्रिया अगर आपके पास इंटरनेट की सुविधा नहीं है, तो नजदीकी कॉमन सर्विस सेंटर (CSC) या राज्य सेवा केंद्र (SSK) पर जाएं। वहां बायोमेट्रिक (Fingerprint) आधारित ई-केवाईसी कराई जा सकती है। आधार कार्ड साथ ले जाना न भूलें। किसानों को अपनी जमीन के दस्तावेजों का सत्यापन कराना भी जरूरी है। अगर भूलेख सत्यापन नहीं हुआ है, तो आपकी किस्त अटक सकती है। इसके लिए अपने तहसील कार्यालय या संबंधित राजस्व विभाग से संपर्क करें। पीएम किसान पोर्टल पर भी भूलेख अपलोड करने का विकल्प उपलब्ध है। योजना में रजिस्ट्रेशन के दौरान दी गई जानकारी, जैसे नाम, आधार नंबर, बैंक खाता विवरण आदि, पूरी तरह सही होनी चाहिए। गलत जानकारी के कारण भी किस्त रुक सकती है। पीएम किसान पोर्टल पर 'Beneficiary Status' चेक करें और कोई त्रुटि हो तो सुधार लें। मीडिया रिपोर्ट्स के अनुसार, 21वीं किस्त नवंबर या दिसंबर 2025 में जारी हो सकती है, क्योंकि हर किस्त चार महीने के अंतराल पर आती है। हालांकि, सरकार ने अभी तक इसकी आधिकारिक तारीख की घोषणा नहीं की है। कृषि मंत्री शिवराज सिंह चौहान ने हाल ही में किसानों की शिकायतों के समाधान के लिए एक समर्पित पोर्टल बनाने का निर्देश दिया है। इस पोर्टल के जरिए किसान अपनी समस्याएं दर्ज कर सकेंगे और उनका त्वरित समाधान होगा। खबर शेयर करें: Published on: 09 Sept 2025 12:33 pm DOWNLOAD ON Play Store DOWNLOAD ON App Store Trending Topics Bihar Elections 2025 PM Modi Asia Cup 2025 Top Categories राष्ट्रीय मनोरंजन स्वास्थ्य राजस्थान मध्य प्रदेश Legal Privacy Policy Statutory provisions on reporting (sexual offenses) This website follows the DNPA’s code of conduct Code of Conduct About Us Grievance Policy RSS Copyright © 2025 Patrika Group. All Rights Reserved.</w:t>
+        <w:t>Content: 19 September 2025, Chandigarh: Punjab Agriculture Minister Gurmeet Singh Khuddian has sought an additional ₹151 crore from the central government under the Rashtriya Krishi Vikas Yojana (RKVY) to restore farmlands affected by the recent floods in border districts. The request was made to Union Agriculture Minister Shivraj Singh Chouhan during the National Conference on Rabi Campaign 2025, where Khuddian highlighted that nearly 5 lakh acres of crops were damaged across 2,185 villages in Punjab. Districts including Amritsar, Tarn Taran, Gurdaspur, Pathankot, Kapurthala, Fazilka, and Ferozepur have reported severe losses, with up to five feet of silt and sand deposited in fields. Khuddian urged immediate release of funds under the DPR component of RKVY to provide relief to affected farmers and revive the state’s agriculture economy. He also sought ₹80 crore to supply 2 lakh quintals of certified wheat seed under the Seed Village Programme, along with ₹25 lakh under the National Food Security Mission for wheat seed distribution. Additionally, he appealed for 637 quintals of mustard seed and 375 quintals of urad seed, while stressing the need for timely supply of DAP and urea to avoid delays in the upcoming rabi sowing. He also requested the release of ₹8,000 crore pending under RDF and other funds. “Punjab has always stood with the nation during times of crisis. Now it is time for the Centre to extend its support to help the state recover from this calamity,” Khuddian said. Union Agriculture Minister Shivraj Singh Chouhan assured that the Centre would take all necessary steps to support flood-hit Punjab. The conference also reviewed rabi season preparedness with participation from representatives of various states. Despite the government’s appeals, the impact of floods remains visible across affected areas, with farmers’ organisations reiterating their call for urgent central assistance. Also Read: Escorts Kubota Introduces New Combine Harvester in North India 📢 If You’re in Agriculture, Make Sure the Right People Hear Your Story.From product launches to strategic announcements, Global Agriculture offers unmatched visibility across international agri-business markets. Connect with us at pr@global-agriculture.com to explore editorial and advertising opportunities that reach the right audience, worldwide. First Name Last Name Organization Email address 19 September 2025, New Delhi: NEXCOM has introduced the ATC 3561-NA4C, an Edge AI computer designed for agricultural automation, including autonomous vehicles 19 September 2025, New Delhi: Food systems lie at the heart of sustainable development. They influence how people produce, access, and consume 11 September 2025, US: The World Food Prize Foundation has revealed the three finalists for its first-ever Innovate for Impact Challenge: APOLO Copyright © 2025 Global Agriculture. All rights reserved. Check Offers Available You can see how this popup was set up in our step-by-step guide: https://wppopupmaker.com/guides/auto-opening-announcement-popups/</w:t>
       </w:r>
     </w:p>
     <w:p>
@@ -6274,7 +6274,7 @@
     </w:p>
     <w:p>
       <w:r>
-        <w:t>Title: पंजाब के बाढ़ पीड़ितों की मदद के लिए प्रधानमंत्री नरेन्द्र मोदी उदारता दिखाएं: बरिंदर कुमार गोयल</w:t>
+        <w:t>Title: Foodgrain production to improve in 2025-26 but no bumper crop</w:t>
       </w:r>
     </w:p>
     <w:p>
@@ -6286,13 +6286,13 @@
           <w:rPr>
             <w:color w:val="0000FF"/>
           </w:rPr>
-          <w:t>https://jagratilahar.com/hindi/politics/120500/Pm-must-show-generosity-in-extending-aid-to-flood-hit-punjab-barinder-kumar-goyal</w:t>
+          <w:t>https://www.livemint.com/economy/foodgrain-production-crop-farming-sowing-agriculture-shivraj-singh-chouhan-monsoon-kharif-rabi-inflation/amp-11758032543012.html</w:t>
         </w:r>
       </w:hyperlink>
     </w:p>
     <w:p>
       <w:r>
-        <w:t>Content: केंद्र सरकार पंजाब को बाढ़ से हुए नुकसान के मुआवज़े के रूप में कम से कम 25 हज़ार करोड़ रुपये तत्काल जारी करे: बरिंदर कुमार गोयल** कहा, केंद्र सरकार 60 हज़ार करोड़ रुपये का बकाया भी तुरंत जारी करे** देश को आत्मनिर्भर बनाने में पंजाब का महत्वपूर्ण योगदान, अब पंजाब की मदद करने का समय: कैबिनेट मंत्री** चंडीगढ़, 8 सितंबर: पंजाब के जल संसाधन मंत्री श्री बरिंदर कुमार गोयल ने आज प्रदेश के बाढ़ पीड़ितों की मदद के लिए प्रधानमंत्री श्री नरेन्द्र मोदी से उदारता दिखाने की अपील की है। यहाँ पंजाब भवन में पत्रकारों को संबोधित करते हुए श्री गोयल ने बाढ़ की स्थिति के मद्देनज़र देश के प्रधानमंत्री नरेन्द्र मोदी के संभावित पंजाब दौरे के लिए उनका स्वागत करते हुए कहा कि वे पंजाब को बाढ़ से हुए नुकसान के मुआवज़े के रूप में कम से कम 25 हज़ार करोड़ रुपये तत्काल जारी करने की घोषणा करें। इसके अलावा केंद्र सरकार के पास पहले से बकाया 60 हज़ार करोड़ रुपये भी तुरंत जारी किए जाएं। उन्होंने कहा कि निसंदेह प्रधानमंत्री बाढ़ आने के 25 दिन बाद पंजाब का दौरा करने वाले हैं, लेकिन इस संबंध में अब तक उन्होंने एक भी शब्द नहीं कहा। श्री गोयल ने बताया कि प्रारंभिक आकलनों के अनुसार लगभग 4 लाख एकड़ की फ़सलें पूरी तरह से तबाह हो गई हैं। उन्होंने कहा कि हालांकि जल संसाधन विभाग के धुसी बाँध कहीं नहीं टूटे, लेकिन पानी के ओवरफ्लो होने के कारण नुकसान वाले बाँधों और अन्य नुकसान को ठीक करने के लिए पानी उतरने के बाद बड़े प्रोजेक्ट शुरू किए जाने हैं, उनके लिए भी फंड की आवश्यकता होगी। उन्होंने कहा कि सड़कों के टूटने के कारण मंडी बोर्ड को भी भारी नुकसान हुआ है। इसी तरह स्कूलों और कॉलेजों की लगभग 3300 इमारतें प्रभावित हुई हैं। इसके अलावा बिजली के हज़ारों खंभे गिर गए व ट्रांसफॉर्मर पानी में डूब गए हैं, इन नुकसानों की भरपाई के लिए तुरंत फंड की ज़रूरत है। उन्होंने कहा कि पंजाब सरकार के साथ केंद्र सरकार द्वारा लगातार भेदभावपूर्ण व्यवहार किया जाता रहा है। उन्होंने कहा कि देश के अन्य राज्यों को प्राकृतिक आपदाओं के समय तुरंत विशेष पैकेज की घोषणा की जाती है, लेकिन पंजाब के संबंध में केंद्र सरकार अब तक सिर्फ टीमों के जरिये रिपोर्टें ही हासिल कर रही है। उन्होंने कहा कि केंद्र सरकार ने अफ़ग़ानिस्तान के भूकंप पीड़ितों की मदद के लिए तो राहत सामग्री तुरंत भेज दी, लेकिन पंजाब के लिए अब तक केंद्र सरकार ने कुछ नहीं किया। जल संसाधन मंत्री ने कहा कि देश भर की सामाज-सेवी संस्थाएं पंजाब के बाढ़ पीड़ितों की मदद लगातार कर रही हैं, लेकिन केंद्र सरकार अब तक रिपोर्टें ही इकट्ठा करने में ही व्यस्त है जबकि प्रदेश की पूरी त्रासदी पूरी दुनिया के सामने है। उन्होंने कहा कि केंद्रीय कृषि मंत्री श्री शिवराज सिंह चौहान द्वारा पिछले दिनों बाढ़ का जायज़ा लेने के लिए पंजाब दौरे के बाद बाढ़ के लिए माइनिंग को कारण बताने संबंधी दिए गए बेबुनियाद बयान से प्रदेश के जख्मों पर नमक ही छिड़का गया है। एक सवाल के जवाब में श्री बरिंदर कुमार गोयल ने बताया कि पंजाब सरकार के पास इस समय आपदा प्रबंधन फंड में 13 हज़ार करोड़ रुपये हैं, लेकिन केंद्र सरकार की शर्तों के कारण प्रदेश सरकार को यह पैसा खर्च करने की अनुमति नहीं है। उन्होंने केंद्र सरकार से अपील की कि वह आपदा प्रबंधन फंड संबंधी नियमों में ढील दे ताकि प्रदेशवासियों का भला हो सके। केंद्र के पंजाब के प्रति पक्षपाती रवैये के बारे में बात करते हुए उन्होंने आगे बताया कि प्रदेश के सीमावर्ती क्षेत्र में पोटाश मिलने के बाद भी केंद्र सरकार द्वारा कोई कार्रवाई नहीं की जा रही। उन्होंने कहा कि नज़दीकी राज्य राजस्थान में पोटाश मिलने पर केंद्र ने 150 स्थानों पर ड्रिलिंग की और आक्शन भी की पर पंजाब में महज़ नौ स्थानों पर ही ड्रिलिंग की गई। उन्होंने कहा कि महीने पहले इस संबंध में वे केंद्रीय मंत्री से भी मिले थे, लेकिन कोई फायदा नहीं हुआ। उन्होंने कहा कि केंद्र सरकार द्वारा आपदा फंड में से फ़सल ख़राबी के लिए राज्यों को महज़ 8200 रूपये प्रति एकड़ देने के लिए पाबंद किया गया है, जो बेहद नगण्य राशि है। उन्होंने प्रधानमंत्री से पुनः अपील की कि डिजास्टर फंड का पैसा प्रदेश सरकार को उपयोग करने का अधिकार दिया जाए, क्योंकि राज्यों को ज़मीनी हकीकत का ज़्यादा पता होता है।Powered by Froala Editor केंद्र सरकार पंजाब को बाढ़ से हुए नुकसान के मुआवज़े के रूप में कम से कम 25 हज़ार करोड़ रुपये तत्काल जारी करे: बरिंदर कुमार गोयल** कहा, केंद्र सरकार 60 हज़ार करोड़ रुपये का बकाया भी तुरंत जारी करे** देश को आत्मनिर्भर बनाने में पंजाब का महत्वपूर्ण योगदान, अब पंजाब की मदद करने का समय: कैबिनेट मंत्री** चंडीगढ़, 8 सितंबर: पंजाब के जल संसाधन मंत्री श्री बरिंदर कुमार गोयल ने आज प्रदेश के बाढ़ पीड़ितों की मदद के लिए प्रधानमंत्री श्री नरेन्द्र मोदी से उदारता दिखाने की अपील की है। यहाँ पंजाब भवन में पत्रकारों को संबोधित करते हुए श्री गोयल ने बाढ़ की स्थिति के मद्देनज़र देश के प्रधानमंत्री नरेन्द्र मोदी के संभावित पंजाब दौरे के लिए उनका स्वागत करते हुए कहा कि वे पंजाब को बाढ़ से हुए नुकसान के मुआवज़े के रूप में कम से कम 25 हज़ार करोड़ रुपये तत्काल जारी करने की घोषणा करें। इसके अलावा केंद्र सरकार के पास पहले से बकाया 60 हज़ार करोड़ रुपये भी तुरंत जारी किए जाएं। उन्होंने कहा कि निसंदेह प्रधानमंत्री बाढ़ आने के 25 दिन बाद पंजाब का दौरा करने वाले हैं, लेकिन इस संबंध में अब तक उन्होंने एक भी शब्द नहीं कहा। श्री गोयल ने बताया कि प्रारंभिक आकलनों के अनुसार लगभग 4 लाख एकड़ की फ़सलें पूरी तरह से तबाह हो गई हैं। उन्होंने कहा कि हालांकि जल संसाधन विभाग के धुसी बाँध कहीं नहीं टूटे, लेकिन पानी के ओवरफ्लो होने के कारण नुकसान वाले बाँधों और अन्य नुकसान को ठीक करने के लिए पानी उतरने के बाद बड़े प्रोजेक्ट शुरू किए जाने हैं, उनके लिए भी फंड की आवश्यकता होगी। उन्होंने कहा कि सड़कों के टूटने के कारण मंडी बोर्ड को भी भारी नुकसान हुआ है। इसी तरह स्कूलों और कॉलेजों की लगभग 3300 इमारतें प्रभावित हुई हैं। इसके अलावा बिजली के हज़ारों खंभे गिर गए व ट्रांसफॉर्मर पानी में डूब गए हैं, इन नुकसानों की भरपाई के लिए तुरंत फंड की ज़रूरत है। उन्होंने कहा कि पंजाब सरकार के साथ केंद्र सरकार द्वारा लगातार भेदभावपूर्ण व्यवहार किया जाता रहा है। उन्होंने कहा कि देश के अन्य राज्यों को प्राकृतिक आपदाओं के समय तुरंत विशेष पैकेज की घोषणा की जाती है, लेकिन पंजाब के संबंध में केंद्र सरकार अब तक सिर्फ टीमों के जरिये रिपोर्टें ही हासिल कर रही है। उन्होंने कहा कि केंद्र सरकार ने अफ़ग़ानिस्तान के भूकंप पीड़ितों की मदद के लिए तो राहत सामग्री तुरंत भेज दी, लेकिन पंजाब के लिए अब तक केंद्र सरकार ने कुछ नहीं किया। जल संसाधन मंत्री ने कहा कि देश भर की सामाज-सेवी संस्थाएं पंजाब के बाढ़ पीड़ितों की मदद लगातार कर रही हैं, लेकिन केंद्र सरकार अब तक रिपोर्टें ही इकट्ठा करने में ही व्यस्त है जबकि प्रदेश की पूरी त्रासदी पूरी दुनिया के सामने है। उन्होंने कहा कि केंद्रीय कृषि मंत्री श्री शिवराज सिंह चौहान द्वारा पिछले दिनों बाढ़ का जायज़ा लेने के लिए पंजाब दौरे के बाद बाढ़ के लिए माइनिंग को कारण बताने संबंधी दिए गए बेबुनियाद बयान से प्रदेश के जख्मों पर नमक ही छिड़का गया है। एक सवाल के जवाब में श्री बरिंदर कुमार गोयल ने बताया कि पंजाब सरकार के पास इस समय आपदा प्रबंधन फंड में 13 हज़ार करोड़ रुपये हैं, लेकिन केंद्र सरकार की शर्तों के कारण प्रदेश सरकार को यह पैसा खर्च करने की अनुमति नहीं है। उन्होंने केंद्र सरकार से अपील की कि वह आपदा प्रबंधन फंड संबंधी नियमों में ढील दे ताकि प्रदेशवासियों का भला हो सके। केंद्र के पंजाब के प्रति पक्षपाती रवैये के बारे में बात करते हुए उन्होंने आगे बताया कि प्रदेश के सीमावर्ती क्षेत्र में पोटाश मिलने के बाद भी केंद्र सरकार द्वारा कोई कार्रवाई नहीं की जा रही। उन्होंने कहा कि नज़दीकी राज्य राजस्थान में पोटाश मिलने पर केंद्र ने 150 स्थानों पर ड्रिलिंग की और आक्शन भी की पर पंजाब में महज़ नौ स्थानों पर ही ड्रिलिंग की गई। उन्होंने कहा कि महीने पहले इस संबंध में वे केंद्रीय मंत्री से भी मिले थे, लेकिन कोई फायदा नहीं हुआ। उन्होंने कहा कि केंद्र सरकार द्वारा आपदा फंड में से फ़सल ख़राबी के लिए राज्यों को महज़ 8200 रूपये प्रति एकड़ देने के लिए पाबंद किया गया है, जो बेहद नगण्य राशि है। उन्होंने प्रधानमंत्री से पुनः अपील की कि डिजास्टर फंड का पैसा प्रदेश सरकार को उपयोग करने का अधिकार दिया जाए, क्योंकि राज्यों को ज़मीनी हकीकत का ज़्यादा पता होता है। Powered by Froala Editor Pm-must-show-generosity-in-extending-aid-to-flood-hit-punjab-barinder-kumar-goyal Jagrati Lahar is an English, Hindi and Punjabi language news paper as well as web portal. Since its launch, Jagrati Lahar has created a niche for itself for true and fast reporting among its readers in India. Gautam Jalandhari (Editor)</w:t>
+        <w:t>Content: India’s foodgrain output is expected to improve this fiscal year due to an increase in sowing area aided by above-normal monsoon showers, but it will not be a bumper crop given crop damage in some states due to rains. Foodgrain production for 2025-26 is estimated to be 362.50 million tonnes (mt), marking a 2.4% increase from the level seen a year ago, said Union agriculture and farmers’ welfare minister, Shivraj Singh Chouhan, said at a conference on Tuesday. According to the third advance estimates released by the agriculture ministry in May, the country achieved a record foodgrain production of 353.96 mt in 2024-25, which is 21.66 mt higher than the production of 332.30 mt in 2023-24, registering an increase of around 6.5%. The country achieved record harvests in key crops like rice, wheat, maize, groundnut, and soybean. This output was 12.41 mt higher than the target of 341.55 mt. As far as 2025-26 is concerned, banking on the India Meteorological Department's (IMD) forecast of an 'above normal' monsoon at 106% of the long period average, the sowing of kharif crops (typically from June to October)—paddy, pulses, coarse cereals, oilseeds, sugarcane and cotton—has been completed in over 111 million hectares compared to the “normal sown area” of 109.6 million hectares in the kharif season. Overall area under these crops so far has been up 1.36% on year, with higher areas covered under paddy, pulses, coarse cereals and sugarcane. However, crops in states such as Punjab, Haryana, Himachal Pradesh, Rajasthan, Madhya Pradesh and Maharashtra have been damaged due to heavy rains. On being asked about the impact of rains on kharif crops, a senior agricultural official said that, as anticipated, a bumper kharif crop production would not happen, but since there has been a surge in area in the kharif season, the production would be more or less the same as the previous season. Discussing the flood situation, Chouhan said that the government is making every possible effort to assist those affected. In Punjab and Haryana, mostly paddy and cotton were damaged, in Rajasthan, moong, moth, guar, and bajra were damaged due to heavy rains. While in Madhya Pradesh, heavy rains took a toll on the soybean crop, in Maharashtra, soybean, maize, cotton, urad, tur, and moong were the major crops which were damaged. The state governments are doing field surveys, including using satellite imagery, to assess the loss and compensate the farmers. On the lines of the kharif season, the agriculture department is anticipating better sowing during the rabi season, with crops sown in October-December and harvested in March-April. The major crops include wheat, pulses, oilseeds, coarse cereals and paddy. The total rabi crop sowing was over 66.1 million hectares in 2024-25. Farm output has been witnessing healthy growth in recent years. Output from agriculture, livestock, forestry, and fishing grew at an average of 4.4% in the five years up to FY25, with policymakers calling above 4% output growth the new normal. Experts feel that a rise in productivity will ease inflation, but at the same time, it is a cause of concern. "On one hand, it will ease food inflation, which is already at lower levels, and on the other, it will impact farmers’ income and lower demand for consumer goods in rural India. The best way to balance is government purchases at MSP (Minimum Support Price) to stabilise the food prices in the market," said Professor Sudhir Panwar, farm expert and ex-member of UP Planning Commission. India’s retail inflation, measured by the Consumer Price Index (CPI), rose to 2.07% in August, from 1.61% in July, according to the data released by the ministry of statistics and programme implementation (MoSPI) on 12 September. Food inflation in rural areas increased slightly, moving to -0.70% in August, from -1.74% in July. Similarly, it increased for urban areas to -0.58% in August, from -1.90% in July. The steepest rise among food items came from oils and fats, which surged 21.24% in August compared with 19.24% in July. Inflation for the egg, meat, and fish group rose to 1.63% from -0.35%. Chouhan emphasized that while India’s rice and wheat production is globally competitive, pulses and oilseeds require more attention. “A road map will be developed to enhance yields, with special emphasis on per-hectare productivity,” he said, adding that crop-wise reviews are underway, with large-scale meetings already held for cotton and soybean. Download the Mint app and read premium stories</w:t>
       </w:r>
     </w:p>
     <w:p>
@@ -6305,7 +6305,7 @@
     </w:p>
     <w:p>
       <w:r>
-        <w:t>Title: Punjab Floods: बाढ़ प्रभावित किसानों को खेतों से रेत खनन की अनुमति देगी पंजाब सरकार, बेचने की भी होगी इजाजत</w:t>
+        <w:t>Title: ‘Navratri Gift For K’taka Farmers’: Centre Approves Procurement Of 5 Crops At MSP</w:t>
       </w:r>
     </w:p>
     <w:p>
@@ -6317,13 +6317,13 @@
           <w:rPr>
             <w:color w:val="0000FF"/>
           </w:rPr>
-          <w:t>https://www.kisantak.in/latest-news/story/punjab-govt-to-allow-flood-hit-farmers-to-mine-sand-from-their-fields-swm-1274251-2025-09-08</w:t>
+          <w:t>https://ommcomnews.com/india-news/navratri-gift-for-ktaka-farmers-centre-approves-procurement-of-5-crops-at-msp/</w:t>
         </w:r>
       </w:hyperlink>
     </w:p>
     <w:p>
       <w:r>
-        <w:t>Content: आम आदमी पार्टी के नेता मनीष सिसोदिया ने कहा कि पंजाब में आई भीषण बाढ़ के बाद किसानों को उनके खेतों में जमा रेत निकालने की अनुमति दी जाएगी. सिसोदिया ने इस बात पर जोर देकर कहा कि अगली फसल की बुवाई के लिए खेतों में जमा गाद किसानों की सबसे बड़ी चिंता बन चुकी है. इतना ही नहीं, प्रधानमंत्री नरेंद्र मोदी के 9 सितंबर को बाढ़ प्रभावित पंजाब के दौरे से पहले, सिसोदिया ने केंद्र सरकार से "बकाया" 60,000 करोड़ रुपये जारी करने की भी मांग की है. आप के पंजाब प्रभारी सिसोदिया ने कहा कि बाढ़ के कारण फसलों को हुए नुकसान से किसानों को भारी नुकसान हुआ है. चंडीगढ़ में सिसोदिया ने मीडिया को संबोधित करते हुए कहा कि पार्टी के नेता, मंत्री, विधायक और यहां तक कि दिल्ली के विधायक और पार्टी कार्यकर्ता राज्य में बाढ़ प्रभावित लोगों को राहत सामग्री पहुंचाने में लगे हुए हैं. सिसोदिया ने कहा, लेकिन अब उनकी सबसे बड़ी चिंता अगली रबी फसल की बुवाई को लेकर है क्योंकि उन्हें चिंता है कि नदी के पानी के साथ आई रेत किसानों के खेतों में जमा हो गई है. दिल्ली के पूर्व उपमुख्यमंत्री ने कहा कि इस समय किसानों की सबसे बड़ी चिंता अगली फसल को लेकर है. अगर रेत खेतों में रही, तो अगली फसल उगाना मुश्किल हो जाएगा. उन्होंने कहा कि बाढ़ प्रभावित किसानों से हम यह समस्या सुन रहे हैं. मगर खनन नीति के तहत खनन की अनुमति नहीं है. सिसोदिया ने कहा कि उन्होंने मुख्यमंत्री भगवंत मान से बात की है और उन्हें भी यही प्रतिक्रिया मिल रही है. उन्होंने यह भी कहा कि इस मुद्दे पर निर्णय लेने की आवश्यकता है. उन्होंने कहा कि मोहाली के एक अस्पताल में भर्ती मान एक नीति लाएंगे जिसके तहत किसानों को अपने खेतों से रेत निकालने की अनुमति दी जाएगी. सिसोदिया ने कहा कि AAP की ओर से मैं किसानों को आश्वस्त करना चाहता हूं कि उनकी प्रतिक्रिया राज्य सरकार तक पहुंच गई है, जिसने लगभग तय कर लिया है कि किसानों को उनके खेतों से रेत खनन की अनुमति दी जाएगी. उन्होंने कहा कि इस संबंध में एक-दो दिन में औपचारिक घोषणा की जाएगी. उन्होंने आगे कहा कि किसानों को उनके खेतों से रेत खनन की अनुमति दी जाएगी और यह उनके लिए राहत की बात होगी. उन्होंने एक सवाल के जवाब में कहा कि वे रेत बेच सकते हैं. प्रधानमंत्री मोदी के 9 सितंबर के पंजाब दौरे पर एक सवाल के जवाब में उन्होंने कहा कि बाढ़ से हुई तबाही के उनके आकलन के अनुसार, एक बड़ी राहत की ज़रूरत है. सिसोदिया ने कहा, "प्रधानमंत्री जी आ रहे हैं, यह अच्छी बात है. पीएम मोदी ने मुख्यमंत्री से फोन पर बात की, अमित शाह ने भी बात की और उसके बाद शिवराज सिंह चौहान भी आए. लेकिन केंद्र सरकार ने अभी तक कोई कदम नहीं उठाया है. प्रधानमंत्री आ रहे हैं. मेरा अनुरोध है कि आप (मोदी) आकलन करें और आपके केंद्रीय मंत्री पहले ही (नुकसान का) आकलन कर चुके हैं. लेकिन अंततः पंजाब को राहत देने के लिए कुछ कदम उठाने ही होंगे." उन्होंने कहा कि पंजाब के लोगों को मदद की ज़रूरत है, उन्हें घोषणा करनी होगी. उन्होंने 60,000 करोड़ रुपये जारी करने की मांग की, जिसके बारे में उन्होंने दावा किया कि यह केंद्र के पास "लंबित" है. मनीष सिसोदिया ने कहा कि प्रधानमंत्री को इसका संज्ञान लेना चाहिए. ऐसा नहीं है कि अगर वह जब यहां आएंगे, तभी उन्हें इसके (बाढ़ की स्थिति) बारे में पता चल पाएगा. यह डिजिटल युग है, मंत्री (चौहान) पंजाब का दौरा कर चुके हैं. उन्हें (मोदी) यह पता है. सिसोदिया ने कहा कि प्रधानमंत्री को अपने पंजाब दौरे से पहले कम से कम 60,000 करोड़ रुपये जारी करने चाहिए. (सोर्स- PTI) ये भी पढ़ें-बाढ़ के 10 दिन बाद भी हाईवे बना आशियाना, मवेशियों संग रहने को मजबूर परिवारपंजाब को 20,000 करोड़ का राहत पैकेज दे सरकार, PM Modi के दौरे से पहले AAP ने उठाई मांग Copyright©2025 Living Media India Limited. For reprint rights: Syndications Today होम वीडियो न्यूज़ स्कीम मेन्यू Add Kisan Tak to Home Screen</w:t>
+        <w:t>Content: New Delhi: Pralhad Joshi Flags Off Onion Retail Vans New Delhi/Bengaluru: Coming to the aid of Karnataka’s farmers distressed by excessive rains, the Central government has now, as a Navratri gift and in response to the request of Union Minister for Food and Consumer Affairs Pralhad Joshi, approved the procurement of five crops at Minimum Support Price (MSP), a statement by Minister Joshi’s office mentioned on Saturday. “For the 2025-26 kharif season, the Centre has directed the state government to procure green gram (hesaru), black gram (uddina), groundnut (shenga), soybean, and sunflower at MSP. In this regard, the Union Agriculture Minister has personally written to Pralhad Joshi, informing him of the decision,” the statement said. Farmers in Karnataka have been facing severe distress due to heavy rains this kharif season. To support them, Pralhad Joshi had written letters to Prime Minister Narendra Modi and Union Agriculture Minister Shivraj Singh Chouhan, urging procurement of green gram, black gram, groundnut, soybean, and sunflower at MSP. Responding positively to Joshi’s appeal, Prime Minister Narendra Modi had instructed immediate relief measures for Karnataka farmers. Following this, Agriculture Minister Shivraj Singh Chouhan gave swift approval and directed that these crops be procured at MSP for the benefit of farmers. Under the MSP scheme for 2025-26, the Central government has approved procurement from Karnataka of 38,000 metric tonnes of green gram, 60,810 MT of black gram, 15,650 MT of sunflower, 61,148 MT of groundnut, and 1,15,000 MT of soybean, stated Union Minister Pralhad Joshi. The state government must ensure that this MSP relief extended by the Centre reaches Karnataka farmers without delay. Procurement centers should be opened immediately across all districts and the purchase process should commence, Joshi has stressed. On behalf of the farmers of Karnataka, Minister Pralhad Joshi expressed gratitude to Prime Minister Narendra Modi and Union Agriculture Minister Shivraj Singh Chouhan for understanding the distress of the state’s farmers and rushing to their aid. (IANS) © 2025 - Ommcom News. All Rights Reserved. Login to your account below Remember Me Please enter your username or email address to reset your password. - Select Visibility -PublicPrivate © 2025 - Ommcom News. All Rights Reserved.</w:t>
       </w:r>
     </w:p>
     <w:p>
@@ -6336,7 +6336,7 @@
     </w:p>
     <w:p>
       <w:r>
-        <w:t>Title: As part of the campaign preparations, a two-day ‘National Agricultural Conference — Rabi Abhiyan 2025’ is being organized at Pusa Campus, New Delhi from September 15, it said.</w:t>
+        <w:t>Title: Agriculture minister asks farm equipment &amp; tractor makers to pass on GST cut benefits to farmers</w:t>
       </w:r>
     </w:p>
     <w:p>
@@ -6348,13 +6348,13 @@
           <w:rPr>
             <w:color w:val="0000FF"/>
           </w:rPr>
-          <w:t>https://www.thestatesman.com/india/2-day-national-agricultural-conference-to-be-held-from-15-september-1503486047.html</w:t>
+          <w:t>https://www.lokmattimes.com/business/agriculture-minister-asks-farm-equipment-tractor-makers-to-pass-on-gst-cut-benefits-to-farmers/amp/</w:t>
         </w:r>
       </w:hyperlink>
     </w:p>
     <w:p>
       <w:r>
-        <w:t>Content: As part of the campaign preparations, a two-day ‘National Agricultural Conference — Rabi Abhiyan 2025’ is being organized at Pusa Campus, New Delhi from September 15, it said. Statesman News Service | New Delhi | September 13, 2025 10:57 pm File Photo Following the tremendous success of the first phase of the ‘Viksit Krishi Sankalp Abhiyan,’ the second phase of the campaign is set to begin under the leadership of Union Minister of Agriculture and Farmers’ Welfare and Rural Development, Shivraj Singh Chouhan. Previously, the campaign focused on Kharif crops, and now, for Rabi crops, agricultural scientists from across the country will visit villages through this campaign, meet farmers, provide essential information, listen to their issues, and play a role in fulfilling Prime Minister Narendra Modi’s ‘Lab to Land’ mantra, an official release said. Advertisement As part of the campaign preparations, a two-day ‘National Agricultural Conference — Rabi Abhiyan 2025’ is being organized at Pusa Campus, New Delhi from September 15, it said. Advertisement The conference for Rabi crops will provide a common platform for agricultural experts, scientists, policy makers, and senior representatives from state governments across the country, where preparations, production targets, and strategies related to the sowing season for Rabi 2025-26 will be deeply discussed. On this occasion, agriculture ministers from several states, Union Secretary of Agriculture and Farmers’ Welfare, Director General of ICAR, and other officials from relevant central ministries and states will participate, it added. “For the first time, under the directions of the Union Agriculture Minister, the Rabi Conference is being held for two days long, in which various subjects will be discussed from the perspective of benefiting farmers and addressing challenges related to agriculture and Rabi season crops.” the statement said. On the first day, officials from the Central and State governments will discuss the important issues related to the Rabi crops. On September 16, all State Agriculture Ministers, the Union Agriculture Minister and the Ministers of State (MoS) will have detailed discussions, including in-depth review and contemplation on how to effectively deliver new technologies and seeds to farmers. All state representatives will participate with their teams, and for the first time, Krishi Vigyan Kendra scientists have also been invited, who will share regional experiences and challenges and help decide future strategies, it said. The programme will include parallel technical sessions on various subjects. Experts, scientists, and state representatives will make presentations and practical solutions will emerge through open discussions. Advertisement With no GST on milk and cheese and the tax rate on butter and ghee reduced from 12 per cent to 5 per cent, the prices of these products will come down, which will boost demand and lead to higher growth in the dairy sector, benefiting farmers and livestock owners. Chouhan said the situation is very grim and the crisis is dreadful. It is said after his arrival in Amritsar tomorrow morning, the minister will head straight to meet the flood-affected farmers. Advertisement PEOPLE'S PARLIAMENT, ALWAYS IN SESSION Address The Statesman Net Private Limited Statesman House, First Floor 148 Barakhamba Road New Delhi – 110001 (+91) (011) 41605781, 41605958 © 2025, thestatesman.com | All rights reserved</w:t>
+        <w:t>Content: Marathi | Hindi FOLLOW US : City By ANI | Updated: September 19, 2025 11:20 IST New Delhi [India] September 19 : Agriculture Minister Shivraj Singh Chouhan held a meeting with leading manufacturers of farm equipment on Friday and asked them to pass on the benefits of reduced GST, which is effective from September 22, to the farmers. "The GST rates on agricultural machinery, which were earlier 18% and 12%, have now been reduced to 5%, and these significantly reduced rates will come into effect from 22nd September. This reduction will directly benefit the farmers," Chauhan said. While giving information on how reduced GST will lower the prices of tractors, the minister said that for a 35 HP tractor, the price will come down by Rs 41,000, and for a 45 HP tractor, the reduction will be Rs 45,000. Similarly, for a 50 HP tractor, the benefit will be Rs 53,000, and for a 75 HP tractor, the reduction is Rs 63,000. Even smaller tractors, such as those used for horticulture or inter-cultivation, will become Rs 3,000 cheaper. So, from the smallest to the largest tractors, the benefit ranges from Rs 3,000 to Rs 63,000. Machines like rice transplanters will be Rs 15,400 cheaper, Threshers (4-ton/hour capacity) will be Rs 14,000 cheaper while Power weeders (7.5 HP) will be Rs 5,495 cheaper. "This price reduction offers substantial benefits to our farmers. However, it's essential that companies and their dealers pass this benefit on directly to the farmers, he reiterated. That's why we held today's meeting, and apart from that, we will run a massive awareness campaign through media, through your platforms, and other mediums, so that farmers are informed in real-time and receive these benefits," Shivraj Singh Chouhan said. The minister met with associations which includes Tractor and Mechanization Association (TMA), All India Combine Manufacturers Association (AICMA), Agricultural Machinery Manufacturers Association (AAMA) and Power Tiller Manufacturers Association of India. The minister said, "Representatives of these four bodies joined us some physically, some virtually. And I made a clear request: the benefit of reduced GST, effective from 22nd September, must be passed directly to the farmers. It should not be lost in the middle." Under the Viksit Krishi Sankalp Abhiyan, the teams visiting villages will inform farmers properly about these benefits, so that they can make use of the reduced GST rates and improve their farming, reducing costs furthe. "We are also planning one more step, Custom Hiring Centers (CHCs) will also get these machines at reduced prices, so the rental rates should also come down, and we will work towards that as well. The Prime Minister's focus has been on technology and promoting mechanization in agriculture, and it is likely because of this focus that in the last decade, agricultural production has increased significantly. So can it be said that this has been the main focus, especially with GST reductions, to accelerate mechanisation," Chouhan said. The agirculture ministry is now exploring the next phase of mechanization, such as mechanized cotton picking and similar activities. The Minister said that the government is committed to increasing farmer productivity, reduce the cost of production, and promote mechanization. Disclaimer: This post has been auto-published from an agency feed without any modifications to the text and has not been reviewed by an editor FOLLOW US : Copyright © 2020 Lokmat Media Pvt Ltd</w:t>
       </w:r>
     </w:p>
     <w:p>
@@ -6367,7 +6367,7 @@
     </w:p>
     <w:p>
       <w:r>
-        <w:t>Title: ‘Viksit Krishi Sankalp Abhiyan’ to guide production strategies for Rabi season</w:t>
+        <w:t>Title: Agriculture Minister Meets Industry Associations On Recent GST Cuts For Farm Machinery</w:t>
       </w:r>
     </w:p>
     <w:p>
@@ -6379,13 +6379,13 @@
           <w:rPr>
             <w:color w:val="0000FF"/>
           </w:rPr>
-          <w:t>https://ianslive.in/viksit-krishi-sankalp-abhiyan-to-guide-production-strategies-for-rabi-season--20250914094317</w:t>
+          <w:t>https://menafn.com/1110088234/Agriculture-Minister-Meets-Industry-Associations-On-Recent-GST-Cuts-For-Farm-Machinery</w:t>
         </w:r>
       </w:hyperlink>
     </w:p>
     <w:p>
       <w:r>
-        <w:t>Content: New Delhi, Sep 14 (IANS) Agricultural scientists from across the country are set to visit villages as part of the ‘Viksit Krishi Sankalp Abhiyan’ which is focused on Rabi crops, and meet farmers, provide essential information, listen to their issues and play a role in fulfilling Prime Minister Narendra Modi's 'Lab to Land' mantra. After the tremendous success of the first phase of the 'Viksit Krishi Sankalp Abhiyan,' the second phase of the campaign is set to begin under the leadership of Union Agriculture Minister Shivraj Singh Chouhan. As part of the campaign preparations, a two-day 'National Agricultural Conference — ‘Rabi Abhiyan 2025' — is being organised at Pusa Campus, New Delhi from September 15, according to the ministry. The two-day national conference for Rabi crops will provide a common platform for agricultural experts, scientists, policy makers, and senior representatives from state governments across the country, where preparations, production targets, and strategies related to the sowing season for Rabi 2025-26 will be deeply discussed. The conference will be chaired by Chouhan. On this occasion, agriculture ministers from several states, Union Secretary of Agriculture and Farmers’ Welfare, Director General of ICAR, and other officials from relevant central ministries and states will participate, the ministry informed. On the first day, officials from Central and state governments will discuss the important issues related to the Rabi crops. On September 16, all State Agriculture Ministers, the Union Agriculture Minister and the Ministers of State (MoS) will have detailed discussions, including in-depth review and contemplate on how to effectively deliver new technologies and seeds to farmers. All state representatives will participate with their teams, and for the first time, Krishi Vigyan Kendra scientists have also been invited, who will share regional experiences and challenges and help decide future strategies. The programme will include parallel technical sessions on various subjects. Experts, scientists, and state representatives will make presentations and practical solutions will emerge through open discussions. This conference will not only guide the action plan and production strategies for the Rabi 2025-26 season, but will also prove to be an important step towards increasing farmers' income, ensuring sustainable agriculture systems, and national food security. —IANS na/ IANS India Private Limited A-6, Ground Floor, Block A Sector-16, Noida, Uttar Pradesh Phone: +91-120-4822400, 4822415, 4822416 Email: dakul.s@ians.in, marketing@ians.in</w:t>
+        <w:t>Content: Forgot Username or Password Date Associations including the Tractor and Mechanisation Association (TMA), Agricultural Machinery Manufacturers Association (AMMA), All India Combine Manufacturers Association (AICMA), and the Power Tiller Association of India (PTAI) participated in the deliberations. Addressing the media after the meeting, Chouhan said the Centre's decision to reduce GST on agricultural machinery from the previous slabs of 12 and 18 percent to 5 percent, effective September 22, would significantly lower costs for farmers. He added that the move aligns with the government's commitment to increase farm incomes through higher productivity and reduced input expenses. The Minister underscored the importance of transparency, directing manufacturers to ensure that the benefits of the reduced GST rates are passed on directly to farmers. He highlighted examples of the expected price cuts: a 35 HP tractor will be cheaper by Rs 41,000, a 50 HP tractor by Rs 53,000, and a 75 HP tractor by Rs 63,000. Smaller implements, including a 13 HP power tiller, will see reductions of nearly Rs 12,000, while a 14 ft harvester combine cutter bar will be cheaper by Rs 1.87 lakh. Other machines such as seed drills, threshers, transplanters, sprayers, and mechanised equipment like balers, mulchers, and super seeders will also see significant reductions in price. Chouhan announced that the benefits would be widely publicised through multiple channels and during the upcoming second phase of the Viksit Krishi Sankalp Abhiyan for Rabi crops, starting October 3. He further stressed that custom hiring centres must pass on the cost benefits through reduced rental rates to ensure affordability for small and marginal farmers. The Minister also assured stakeholders that inputs from industry associations would be considered in shaping future mechanisation policies. He urged manufacturers to minimise middlemen involvement and ensure that farmers receive the benefits directly. (KNN Bureau) MENAFN20092025000155011030ID1110088234 MENAFN20092025000155011030ID1110088234 Legal Disclaimer: MENAFN provides the information âas isâ without warranty of any kind. We do not accept any responsibility or liability for the accuracy, content, images, videos, licenses, completeness, legality, or reliability of the information contained in this article. If you have any complaints or copyright issues related to this article, kindly contact the provider above. Tags Comments Category Date Schoenherr Welcomes Top-Tier CEE English Law Debt Finance Team World and Middle East business and financial news, Stocks, Currencies, Market Data, Research, Weather and other data. Contact Us Click here Copyright Â© 2000 MENAFN. All rights reserved. Design &amp; Devleopment by MENAFN</w:t>
       </w:r>
     </w:p>
     <w:p>
@@ -6398,7 +6398,7 @@
     </w:p>
     <w:p>
       <w:r>
-        <w:t>Title: POLICY &amp; REGULATIONS</w:t>
+        <w:t>Title: Agriculture Minister Shivraj Chouhan Urges Tractor Makers To Pass GST Benefits To Farmers, Promises Price Cut Of ₹63,000 From September 22</w:t>
       </w:r>
     </w:p>
     <w:p>
@@ -6410,13 +6410,13 @@
           <w:rPr>
             <w:color w:val="0000FF"/>
           </w:rPr>
-          <w:t>https://www.fnbnews.com/Policy-Regulations/new-gst-rates-a-boon-for-agriculture-and-farmers-prosperity-84744</w:t>
+          <w:t>https://www.freepressjournal.in/business/agriculture-minister-urges-tractor-makers-to-pass-gst-benefits-to-farmers-promises-price-cut-of-63000-from-september-22</w:t>
         </w:r>
       </w:hyperlink>
     </w:p>
     <w:p>
       <w:r>
-        <w:t>Content: You can get e-magazine links on WhatsApp. Click here POLICY &amp; REGULATIONS New GST rates: A boon for agriculture and farmers’ prosperity Thursday, 11 September, 2025, 08 : 00 AM [IST] Our Bureau, New Delhi The new GST (Goods and Services Tax) rates mark a major transformation in the agriculture and dairy sectors. With the reduction in GST rates, farmers, agricultural and dairy workers, and livestock owners across the country are expressing joy and gratitude to Prime Minister Narendra Modi and Union Finance Minister Nirmala Sitharaman. Union Agriculture Minister Shivraj Singh Chouhan termed the new rates a revolutionary decision, expressing hope for historic changes.The impact of the GST reforms will be widely seen among small and medium farmers. Lower GST on agricultural machinery and solar-powered equipment will reduce farming costs and increase farmers’ profits. GST has been reduced on bio-pesticides and micronutrients, which will benefit farmers and encourage a shift from chemical to bio-fertilisers. In the dairy sector, milk and cheese will now attract zero GST, benefitting not only common citizens but also farmers, livestock owners, and dairy producers. The GST reforms will also promote integrated farming. Clear benefits will be visible in animal husbandry, beekeeping, fisheries, agroforestry, and poultry farming. Reduced GST on tendu leaves will strengthen the livelihood of tribal communities, while lower GST on commercial goods vehicles will make the transportation of farm produce cheaper.Agricultural MechanisationGST on tractors (&lt;1800 cc) reduced to 5%.Tractor parts, including tyres, tubes, hydraulic pumps: GST cut from 18% to 5%.Sprinklers, drip irrigation, harvesting machinery, tractor parts: GST cut from 12% to 5%.Fixed speed diesel engines (&gt;15 HP), threshing/harvesting machines, compost machines: GST cut from 12% to 5%.Lower tractor prices will make mechanisation accessible to small and medium farmers, saving time, reducing labour costs, and improving productivity.FertilisersAmmonia, sulfuric acid, nitric acid: GST reduced from 18% to 5%.Reduction in rates will correct the inverted duty structure for fertiliser production. Bio-Pesticides and Micronutrients12 bio-pesticides and several micronutrients: GST cut from 12% to 5%.Bio-based inputs made more affordable, promoting eco-friendly and sustainable agriculture.Encourage farmers to shift from chemical pesticides to bio-pesticides, improving soil health and crop quality.Direct benefit to small organic farmers and FPOs under the government’s National Mission on Natural Farming.Fruits, Vegetables and Food ProcessingPrepared/preserved vegetables, fruits, nuts: GST reduced from 12% to 5%.Boost to cold storage, food processing, and value addition.Reduction in wastage of perishables, ensuring farmers get better prices.Promoting export of processed food, strengthening India’s position as an agri-export hub. Dairy SectorNo GST on milk and cheese.GST on butter, ghee, etc., cut from 12% to 5%.Dairy farmers’ products made more competitiveMilk cans (iron/steel/aluminium) now at 5% instead of 12%.Boost to indigenous dairy products. AquacultureGST on ‘prepared or preserved fish’ reduced from 12% to 5%.Likely to encourage aquaculture and fish farming nationwide. HoneyGST reduced on natural honey, benefitting beekeepers, tribal communities, and rural SHGs.GST on artificial honey (whether blended with natural or not) cut from 18% to 5%.Solar-Powered EquipmentGST on solar-powered devices reduced from 12% to 5%.Affordable solar equipment will lower irrigation costs, helping farmers.Tendu LeavesGST reduced from 18% to 5%.As tendu leaves are a key source of income for farmers and tribals in Odisha, Madhya Pradesh, and Chhattisgarh, this cut will strengthen livelihoods in these states.On the whole, the GST rationalisation in agriculture is a farmer-friendly, pro-rural, and pro-sustainability reform — lowering costs for farmers, boosting cooperatives and FPOs, and strengthening food security. The boost in agriculture will happen at a multi-layered level and also to all its allied activities. The farm productivity will increase thanks to reduced fertiliser costs, the cold storage and Agri-processing will gain, and mechanisation will increase in farming. In addition to all this, aqua culture, dairy farming and co-operatives involved in the same will become more profitable. The follow-on effect of the above will make us more competitive against imported food products and packaged foods. Our domestic food production would be more competitive compared to imports of food items, in order to become Atmanirbhar. This page allows you to send the current page to your friend. Your Friends Email ID: Your Email ID: Post Your Comment * Name : * Email : Website : Comments : Captcha : You can get e-magazine links on WhatsApp. Click here POLICY &amp; REGULATIONS New GST rates: A boon for agriculture and farmers’ prosperity Thursday, 11 September, 2025, 08 : 00 AM [IST] Our Bureau, New Delhi The new GST (Goods and Services Tax) rates mark a major transformation in the agriculture and dairy sectors. With the reduction in GST rates, farmers, agricultural and dairy workers, and livestock owners across the country are expressing joy and gratitude to Prime Minister Narendra Modi and Union Finance Minister Nirmala Sitharaman. Union Agriculture Minister Shivraj Singh Chouhan termed the new rates a revolutionary decision, expressing hope for historic changes.The impact of the GST reforms will be widely seen among small and medium farmers. Lower GST on agricultural machinery and solar-powered equipment will reduce farming costs and increase farmers’ profits. GST has been reduced on bio-pesticides and micronutrients, which will benefit farmers and encourage a shift from chemical to bio-fertilisers. In the dairy sector, milk and cheese will now attract zero GST, benefitting not only common citizens but also farmers, livestock owners, and dairy producers. The GST reforms will also promote integrated farming. Clear benefits will be visible in animal husbandry, beekeeping, fisheries, agroforestry, and poultry farming. Reduced GST on tendu leaves will strengthen the livelihood of tribal communities, while lower GST on commercial goods vehicles will make the transportation of farm produce cheaper.Agricultural MechanisationGST on tractors (&lt;1800 cc) reduced to 5%.Tractor parts, including tyres, tubes, hydraulic pumps: GST cut from 18% to 5%.Sprinklers, drip irrigation, harvesting machinery, tractor parts: GST cut from 12% to 5%.Fixed speed diesel engines (&gt;15 HP), threshing/harvesting machines, compost machines: GST cut from 12% to 5%.Lower tractor prices will make mechanisation accessible to small and medium farmers, saving time, reducing labour costs, and improving productivity.FertilisersAmmonia, sulfuric acid, nitric acid: GST reduced from 18% to 5%.Reduction in rates will correct the inverted duty structure for fertiliser production. Bio-Pesticides and Micronutrients12 bio-pesticides and several micronutrients: GST cut from 12% to 5%.Bio-based inputs made more affordable, promoting eco-friendly and sustainable agriculture.Encourage farmers to shift from chemical pesticides to bio-pesticides, improving soil health and crop quality.Direct benefit to small organic farmers and FPOs under the government’s National Mission on Natural Farming.Fruits, Vegetables and Food ProcessingPrepared/preserved vegetables, fruits, nuts: GST reduced from 12% to 5%.Boost to cold storage, food processing, and value addition.Reduction in wastage of perishables, ensuring farmers get better prices.Promoting export of processed food, strengthening India’s position as an agri-export hub. Dairy SectorNo GST on milk and cheese.GST on butter, ghee, etc., cut from 12% to 5%.Dairy farmers’ products made more competitiveMilk cans (iron/steel/aluminium) now at 5% instead of 12%.Boost to indigenous dairy products. AquacultureGST on ‘prepared or preserved fish’ reduced from 12% to 5%.Likely to encourage aquaculture and fish farming nationwide. HoneyGST reduced on natural honey, benefitting beekeepers, tribal communities, and rural SHGs.GST on artificial honey (whether blended with natural or not) cut from 18% to 5%.Solar-Powered EquipmentGST on solar-powered devices reduced from 12% to 5%.Affordable solar equipment will lower irrigation costs, helping farmers.Tendu LeavesGST reduced from 18% to 5%.As tendu leaves are a key source of income for farmers and tribals in Odisha, Madhya Pradesh, and Chhattisgarh, this cut will strengthen livelihoods in these states.On the whole, the GST rationalisation in agriculture is a farmer-friendly, pro-rural, and pro-sustainability reform — lowering costs for farmers, boosting cooperatives and FPOs, and strengthening food security. The boost in agriculture will happen at a multi-layered level and also to all its allied activities. The farm productivity will increase thanks to reduced fertiliser costs, the cold storage and Agri-processing will gain, and mechanisation will increase in farming. In addition to all this, aqua culture, dairy farming and co-operatives involved in the same will become more profitable. The follow-on effect of the above will make us more competitive against imported food products and packaged foods. Our domestic food production would be more competitive compared to imports of food items, in order to become Atmanirbhar. This page allows you to send the current page to your friend. Your Friends Email ID: Your Email ID: Post Your Comment * Name : * Email : Website : Comments : Captcha : This page allows you to send the current page to your friend. F&amp;B Projects Hotels &amp; Hospitality Interview “We are working to align our stds with global best practices” Past News... FORTHCOMING EVENTS FNB NEWS SPECIALS Recipe for Success Authenticity &amp; simplicity - Cornerstones of her thinking Past News...</w:t>
+        <w:t>Content: New Delhi: Agriculture Minister Shivraj Singh Chouhan on Friday called upon tractor and farm equipment manufacturers to ensure that the benefits of GST reductions are passed on to farmers from September 22, saying the move would lead to significant price cuts ranging from Rs 23,000 to Rs 63,000 across different tractor categories. Addressing the media after a meeting with representatives of farm equipment makers, Chouhan said the GST reduction would make farm machinery at Custom Hiring Centres across the country cheaper, and rentals should also come down accordingly.The primary purpose of Custom Hiring Centres (CHC) is to provide marginal and small farmers with access to farm equipment and machinery at subsidized rates on hire."The GST reduction will directly benefit farmers. The government's aim is to increase farmers' income, for which it is not only necessary to enhance production but also to reduce the cost of cultivation," Chouhan said.The minister outlined specific price reductions expected across tractor categories: Rs 41,000 for 35 HP tractors, Rs 45,000 for 45 HP tractors, Rs 53,000 for 50 HP tractors, and Rs 63,000 for 75 HP tractors. Compact tractors used in horticulture will see a price reduction of about Rs 23,000."Farm machinery like tractors is required to increase production and also helps reduce the cost of cultivation. I urged them to pass on the GST reductions to farmers from September 22. The benefit that farmers will gain is huge," he said.Emphasising that the reduction would benefit farm equipment across all categories, Chouhan said it was necessary for manufacturers and dealers to pass on this benefit to farmers.The minister also said Custom Hiring Centres would get farm machines at cheaper rates, and rentals should come down accordingly. "We will work on this," he added. The government will focus on enhancing the production of small farm equipment that small farmers can use to boost farm mechanisation, he said.The meeting was attended by representatives of the Tractor and Mechanization Association (TMA), Agricultural Machinery Manufacturers Association (AMMA), All India Combine Harvester Manufacturers Association (AICMA), Power Tiller Association of India (PTAI), and other related organisations. Disclaimer: This story is from the syndicated feed. Nothing has changed except the headline.</w:t>
       </w:r>
     </w:p>
     <w:p>
@@ -6429,7 +6429,7 @@
     </w:p>
     <w:p>
       <w:r>
-        <w:t>Title: Second Phase of Viksit Krishi Sankalp Abhiyan Begins with Rabi Conference 2025</w:t>
+        <w:t>Title: Shivraj Singh Chouhan recalls heartfelt encounter between PM Modi, senior party leader in Bhopal</w:t>
       </w:r>
     </w:p>
     <w:p>
@@ -6441,13 +6441,13 @@
           <w:rPr>
             <w:color w:val="0000FF"/>
           </w:rPr>
-          <w:t>https://www.devdiscourse.com/article/law-order/3626888-second-phase-of-viksit-krishi-sankalp-abhiyan-begins-with-rabi-conference-2025</w:t>
+          <w:t>https://www.socialnews.xyz/2025/09/15/shivraj-singh-chouhan-recalls-heartfelt-encounter-between-pm-modi-senior-party-leader-in-bhopal/?utm_source=rss&amp;utm_medium=rss&amp;utm_campaign=shivraj-singh-chouhan-recalls-heartfelt-encounter-between-pm-modi-senior-party-leader-in-bhopal</w:t>
         </w:r>
       </w:hyperlink>
     </w:p>
     <w:p>
       <w:r>
-        <w:t>Content: The Union Ministry of Agriculture and Farmers’ Welfare &amp; Rural Development, under the leadership of Shri Shivraj Singh Chouhan, is set to launch the second phase of the Viksit Krishi Sankalp Abhiyan, building upon the remarkable success of its first phase held earlier this year for Kharif crops. This time, the campaign will focus on Rabi crops, with agricultural scientists across the country set to reach villages, engage directly with farmers, share vital information, address challenges, and work to fulfil Prime Minister Shri Narendra Modi’s “Lab to Land” vision. As part of the preparations for the Abhiyan, a two-day ‘National Agricultural Conference – Rabi Abhiyan 2025’ is being organized at the Pusa Campus, New Delhi, beginning on 15 September 2025. For the first time, the Rabi Conference will be held over two days to ensure in-depth deliberations on farmers’ welfare, agricultural challenges, and production strategies for the Rabi 2025–26 season. The conference will be chaired by Union Agriculture Minister Shri Shivraj Singh Chouhan, with participation from: State Agriculture Ministers and their delegations Union Secretary of Agriculture and Farmers’ Welfare Director General of ICAR Senior representatives of central ministries and state governments Agricultural scientists and experts from Krishi Vigyan Kendras (KVKs) The first day of the conference will feature deliberations among central and state officials on Rabi crop-related issues. On the second day, all State Agriculture Ministers, the Union Agriculture Minister, and Ministers of State will participate in detailed reviews on the delivery of new technologies, quality seeds, and farmer outreach. Scientists from KVKs will share regional experiences, ensuring that strategies are rooted in ground realities. The conference will host parallel technical sessions where experts, scientists, and policymakers will present solutions. Discussions will focus on: Climate resilience, soil health, and balanced fertilizer use – promoting sustainable soil management and efficient nutrient application. Quality inputs and traceability – ensuring availability of quality seeds, fertilizers, and pesticides alongside digital monitoring systems. Horticulture diversification – boosting income potential and export-oriented cultivation. Extension services and KVKs – strengthening last-mile delivery of knowledge and technology. Natural farming practices – promoting low-cost, eco-friendly agricultural methods. Crop diversification with focus on pulses and oilseeds – expanding production for nutritional security and self-reliance. Fertilizer availability – reviewing supply and timely distribution for Rabi season. Integrated Farming Systems – building resilient, multi-layered farming models. Additionally, experts will present best practices from different states on weather forecasting, fertilizer management, technological innovations, and policy interventions that can be replicated nationwide. The first phase of the Viksit Krishi Sankalp Abhiyan, held between 29 May and 12 June 2025, was a breakthrough in farmer-scientist interaction. Under this initiative, 2,170 teams of agricultural scientists visited villages to guide farmers on Kharif crops, answer queries, and address local challenges. Farmers across the country actively participated, turning the campaign into a grassroots movement. Prime Minister Shri Narendra Modi hailed the first phase as a “historic step” in connecting science with the field, ensuring that innovations and government policies translate into real benefits for farmers. As the second phase begins, farmers across the country are once again looking forward to direct engagement with scientists. Their enthusiasm reflects growing trust that such initiatives are not limited to discussions but lead to practical, on-the-ground outcomes—higher productivity, improved access to resources, and increased incomes. The Rabi Conference 2025 is expected to shape the action plan for Rabi 2025–26, aligning state and central strategies with farmers’ needs. The discussions will also contribute to broader national goals of ensuring food security, strengthening sustainable agriculture systems, and doubling farmers’ incomes. By combining policy-level decisions, scientific expertise, and grassroots engagement, the Viksit Krishi Sankalp Abhiyan is emerging as a transformative platform that redefines farmer-scientist-government collaboration, ensuring that agriculture remains the backbone of India’s journey to becoming Viksit Bharat @2047. Email: info@devdiscourse.com Phone: +91-720-6444012, +91-7027739813, 14, 15 © Copyright 2025</w:t>
+        <w:t>Content: Home » National » Shivraj Singh Chouhan recalls heartfelt encounter between PM Modi, senior party leader in Bhopal Posted By: Gopi September 15, 2025 New Delhi, Sep 15 (SocialNews.XYZ) Ahead of Narendra Modi’s birthday on September 17, Union Agriculture Minister Shivraj Singh Chouhan on Monday shared an emotional anecdote highlighting the Prime Minister's deep respect for party workers. Taking to social media platform X, Chouhan shared his 'My Modi Story' with a video message, recalling the time when PM Modi, then BJP’s General Secretary, toured Madhya Pradesh extensively, meeting countless workers across the state. “Modi ji used to travel across Madhya Pradesh tirelessly, connecting with workers at every level. What always stood out was his remarkable memory and unwavering respect for every individual who contributed to the party,” Union Minister Chouhan said. He also recalled one incident involving former minister Laxmi Narayan Gupta. “Modi ji once enquired about Laxmi Narayan ji. Later, during a visit to Bhopal for a programme, I suggested he meet him. Without hesitation, Modi ji agreed.” What followed, Chouhan said, left everyone deeply moved. “We invited Laxmi Narayan ji to the venue. We thought Modi ji would simply greet him. But the moment he arrived, Modi ji bowed down and touched his feet. It was a profoundly emotional moment.” Chouhan added that despite being the Prime Minister of India and having a packed schedule, PM Modi took the time to engage meaningfully with Gupta. “Modi ji spoke to him warmly, even raising his voice so Laxmi Narayan ji — who had difficulty hearing — could understand him clearly. Only after this heartfelt conversation did he proceed to the main stage.” The meeting, Chouhan shared, turned out to be a final farewell. “Just a few days later, Laxmi Narayan ji passed away. It felt as though he was holding on just to meet Modi ji one last time. That moment left a lasting impression on me," he said. Prime Minister Modi was born on September 17, 1950, in Vadnagar, a small town in Gujarat’s Mehsana district. He was the third of six children born to Damodardas Modi and Hiraben Modi. The BJP celebrates his birthday as Sewa Diwas (Day of Service), marked by a series of welfare activities including blood donation camps, cleanliness drives, and health check-up initiatives. Source: IANS Gopi Adusumilli is a Programmer. He is the editor of SocialNews.XYZ and President of AGK Fire Inc. He enjoys designing websites, developing mobile applications and publishing news articles on current events from various authenticated news sources. When it comes to writing he likes to write about current world politics and Indian Movies. His future plans include developing SocialNews.XYZ into a News website that has no bias or judgment towards any. He can be reached at gopi@socialnews.xyzMail | Web | Twitter Gopi Adusumilli is a Programmer. He is the editor of SocialNews.XYZ and President of AGK Fire Inc. He enjoys designing websites, developing mobile applications and publishing news articles on current events from various authenticated news sources. When it comes to writing he likes to write about current world politics and Indian Movies. His future plans include developing SocialNews.XYZ into a News website that has no bias or judgment towards any. He can be reached at gopi@socialnews.xyz Copyright 2025 | AGK FIRE INC| Terms of Service / Privacy Policy | Contact Us</w:t>
       </w:r>
     </w:p>
     <w:p>
@@ -6460,7 +6460,7 @@
     </w:p>
     <w:p>
       <w:r>
-        <w:t>Title: ‘Viksit Krishi Sankalp Abhiyan’ to guide prod strategies for Rabi season</w:t>
+        <w:t>Title: India News | Will Spare No Effort in Providing Assistance to Farmers: Union Minister Shivraj Chouhan Visits Flood-hit Areas in Jammu</w:t>
       </w:r>
     </w:p>
     <w:p>
@@ -6472,13 +6472,13 @@
           <w:rPr>
             <w:color w:val="0000FF"/>
           </w:rPr>
-          <w:t>https://www.bizzbuzz.news/industry/agriculture/viksit-krishi-sankalp-abhiyan-to-guide-prod-strategies-for-rabi-season-1371950</w:t>
+          <w:t>https://www.latestly.com/agency-news/india-news-will-spare-no-effort-in-providing-assistance-to-farmers-union-minister-shivraj-chouhan-visits-flood-hit-areas-in-jammu-7119481.html/amp</w:t>
         </w:r>
       </w:hyperlink>
     </w:p>
     <w:p>
       <w:r>
-        <w:t>Content: Sign In Union Agriculture Minister Shivraj Singh Chouhan 15 Sept 2025 8:28 AM IST New Delhi: Agricultural scientists from across the country are set to visit villages as part of the ‘Viksit Krishi Sankalp Abhiyan’ which is focused on Rabi crops, and meet farmers, provide essential information, listen to their issues and play a role in fulfilling Prime Minister Narendra Modi's 'Lab to Land' mantra. After the tremendous success of the first phase of the 'Viksit Krishi Sankalp Abhiyan,' the second phase of the campaign is set to begin under the leadership of Union Agriculture Minister Shivraj Singh Chouhan. As part of the campaign preparations, a two-day 'National Agricultural Conference — ‘Rabi Abhiyan 2025' — is being organised at Pusa Campus, New Delhi from September 15, according to the ministry. The two-day national conference for Rabi crops will provide a common platform for agricultural experts, scientists, policy makers, and senior representatives from state governments across the country, where preparations, production targets, and strategies related to the sowing season for Rabi 2025-26 will be deeply discussed. Stay in the loop with the latest buzz! Subscribe to our newsletter © 2025 BizzBuzz. All Rights Reserved. Powered by Hocalwire</w:t>
+        <w:t>Content: Jammu (Jammu and Kashmir) [India], September 19 (ANI): Union Agriculture Minister Shivraj Singh Chouhan on Friday visited the flood-affected areas in Jammu to assess the crop losses faced by the farmers. He said that the central government will spare no effort in providing assistance to farmers. Addressing reporters here Chouhan said, "Today, I have come to Jammu and Kashmir as a humble servant of the people and farmers. The recent natural disaster has caused extensive damage to crops. A central government team was also sent here. But I felt the need to personally witness the farmers' losses. I should discuss and interact with the affected farmers. And then, with the Prime Minister's blessings, we will spare no effort in providing whatever assistance we can to the farmers." Also Read | Election Commission Delists 474 More Political Parties for Failing To Contest Polls Continuously for 6 Years, Initiates Action Against 359 Others for Violating Norms. "The crisis is huge. When crops are destroyed, not only are they destroyed, but the farmer's life is ruined. His children's future is devastated. However, farmers should not be saddened. We will overcome this crisis and take them forward. I have come with this resolve. I will observe the damage now," he further said. Jammu and Kashmir continues to deal with the aftermath of persistent heavy rainfall. On Wednesday, Chief Minister Omar Abdullah said this year's monsoon has caused widespread damage and promised that the state government would seek substantial support from the Centre. Also Read | DUSU Election 2025 Results: ABVP Sweeps Delhi University Students' Union Polls by Winning President and 2 Others Posts; NSUI Gets Vice President Position (Watch Videos). "This year's rains have caused significant damage in Jammu and Kashmir... We will use whatever financial resources we have to provide relief to the people. We are also in close contact with the central government... We will place our demands before them for a significant package for Jammu and Kashmir...," Omar Abdullah said after visiting Kalaban village in Mendhar subdivision, where land sinking has affected multiple families. On Monday, nearly 400 residents of Kalaban village in Poonch district were shifted to temporary shelters after several homes developed cracks due to land subsidence triggered by days of continuous rainfall. The village has been declared unsafe, and residents have been advised to evacuate until further notice. Authorities, with the support of a local NGO, are providing relief material and essentials to the displaced families. The administration has declared Kalaban unsafe and directed residents to evacuate until further notice. On September 13, nearly 700 people were affected, and about 95 houses were damaged after days of heavy rain. Families housed in relief camps are being supplied with food, drinking water and other basic amenities, officials said. The region witnessed continuous heavy rainfall in recent days, resulting in swollen rivers and flash flood-like conditions across multiple districts of Jammu and Kashmir, including Ramban. (ANI) (The above story is verified and authored by ANI staff, ANI is South Asia's leading multimedia news agency with over 100 bureaus in India, South Asia and across the globe. ANI brings the latest news on Politics and Current Affairs in India &amp; around the World, Sports, Health, Fitness, Entertainment, &amp; News. The views appearing in the above post do not reflect the opinions of LatestLY) © Latestly.com, 2025</w:t>
       </w:r>
     </w:p>
     <w:p>
@@ -6491,7 +6491,7 @@
     </w:p>
     <w:p>
       <w:r>
-        <w:t>Title: कृषि मंत्री रामविचार नेताम दिल्ली दौरे पर</w:t>
+        <w:t>Title: Agricultural machinery and tractors to become cheaper in major relief for farmers: Minister</w:t>
       </w:r>
     </w:p>
     <w:p>
@@ -6503,13 +6503,13 @@
           <w:rPr>
             <w:color w:val="0000FF"/>
           </w:rPr>
-          <w:t>https://jantaserishta.com/amp/local/chhattisgarh/agriculture-minister-ramvichar-netam-on-delhi-tour-4264726</w:t>
+          <w:t>https://www.socialnews.xyz/2025/09/19/agricultural-machinery-and-tractors-to-become-cheaper-in-major-relief-for-farmers-minister/?utm_source=rss&amp;utm_medium=rss&amp;utm_campaign=agricultural-machinery-and-tractors-to-become-cheaper-in-major-relief-for-farmers-minister</w:t>
         </w:r>
       </w:hyperlink>
     </w:p>
     <w:p>
       <w:r>
-        <w:t>Content: रायपुर। नई दिल्ली के पूसा स्थित भारत रत्न सी. सुब्रमण्यम सभागार में 15 और 16 सितंबर को दो दिवसीय ‘राष्ट्रीय कृषि सम्मेलन -‘रबी अभियान 2025‘ का आयोजन होगा। राष्ट्रीय स्तर के इस सम्मेलन में छत्तीसगढ़ के कृषि विकास एवं कल्याण मंत्री राम विचार नेताम शामिल होंगे। मंत्री नेताम इस मौके पर मुख्यमंत्री विष्णु देव साय के नेतृत्व में प्रदेश में किसानों के हित में लिए गए निर्णयों, नीतियों और विकास कार्यो के साथ-साथ केंद्र और राज्य सरकार द्वारा संचालित योजनाओं की प्रगति की जानकारी भी देगें। इस सम्मेलन में देशभर के कृषि विशेषज्ञों, वैज्ञानिकों, नीति-निर्धारकों और राज्यों के प्रतिनिधी शामिल होंगे। केंद्रीय कृषि मंत्री शिवराज सिंह चौहान की अध्यक्षता में होने वाले इस आयोजन में राज्यों के कृषि मंत्री, आईसीएआर के महानिदेशक, कृषि विज्ञान केंद्रों के वैज्ञानिक और वरिष्ठ अधिकारी शामिल होंगे। Copyright @2025 Powered by Blink CMS</w:t>
+        <w:t>Content: Home » General » Business » Agricultural machinery and tractors to become cheaper in major relief for farmers: Minister Posted By: Gopi September 19, 2025 New Delhi, Sep 19 (SocialNews.XYZ) The government has pledged to ensure an increase in farmers’ incomes, which requires both raising productivity and reducing costs, and mechanisation is vital to achieving both, Union Agriculture Minister Shivraj Singh Chouhan said on Friday. Addressing a meeting to discuss the latest GST reforms for agricultural machinery here in the presence of industry representatives, Chouhan thanked Prime Minister Narendra Modi for the GST rate cuts. He said that GST on agricultural machinery, earlier at 12 per cent and 18 per cent, has now been reduced to 5 per cent, effective from September 22 which will directly benefit farmers. The representatives of machine manufacturers associations were told that the reduced GST rates should directly benefit farmers with full transparency. Chouhan said that the reduction in GST rates is a big step, which will have a widespread impact. Later, pointing out the significant price reductions. A 35 HP tractor will now be cheaper by Rs 41,000, a 45 HP tractor will now be cheaper by Rs 45,000, a 50 HP tractor will now be cheaper by Rs 53,000 and a 75 HP tractor will now be cheaper by Rs 63,000. Even small tractors used in horticulture and weeding will see cost reductions. A 4-row paddy transplanter will now be cheaper by Rs 15,400, while a 4-tonne-per-hour multi-crop thresher will cost Rs 14,000 less. A 13-HP power tiller will also cost Rs 11,875 less. Chouhan said that the government will widely disseminate information on these benefits through multiple communication channels to raise awareness among farmers. The minister also emphasised that custom hiring centres, which will now get machines at lower prices, must reduce rental rates to ensure affordability for farmers. Information about the GST rate reduction will be communicated to farmers during the upcoming second phase of the ‘Viksit Krishi Sankalp Abhiyan’ for Rabi crops, beginning October 3, so that they can make the best use of it for advanced farming. Source: IANS Gopi Adusumilli is a Programmer. He is the editor of SocialNews.XYZ and President of AGK Fire Inc. He enjoys designing websites, developing mobile applications and publishing news articles on current events from various authenticated news sources. When it comes to writing he likes to write about current world politics and Indian Movies. His future plans include developing SocialNews.XYZ into a News website that has no bias or judgment towards any. He can be reached at gopi@socialnews.xyzMail | Web | Twitter Gopi Adusumilli is a Programmer. He is the editor of SocialNews.XYZ and President of AGK Fire Inc. He enjoys designing websites, developing mobile applications and publishing news articles on current events from various authenticated news sources. When it comes to writing he likes to write about current world politics and Indian Movies. His future plans include developing SocialNews.XYZ into a News website that has no bias or judgment towards any. He can be reached at gopi@socialnews.xyz Copyright 2025 | AGK FIRE INC| Terms of Service / Privacy Policy | Contact Us</w:t>
       </w:r>
     </w:p>
     <w:p>
@@ -6522,7 +6522,7 @@
     </w:p>
     <w:p>
       <w:r>
-        <w:t>Title: Manish Sisodia: बाढ़ प्रभावित किसानों को खेतों से रेत खनन की अनुमति देगी पंजाब सरकार, बेचने की भी होगी इजाजत: मनीष सिसोदिया</w:t>
+        <w:t>Title: India News | Union Minister Shivraj Singh Chouhan Participates in Cleanliness Drive in Raisen Under 'Seva Pakhwada' Initiative</w:t>
       </w:r>
     </w:p>
     <w:p>
@@ -6534,13 +6534,13 @@
           <w:rPr>
             <w:color w:val="0000FF"/>
           </w:rPr>
-          <w:t>https://www.aajsamaaj.com/punjab-government-will-allow-flood-affected-farmers-to-mine-sand-from-their-fields-they-will-also-be-allowed-to-sell-it-manish-sisodia/</w:t>
+          <w:t>https://www.latestly.com/agency-news/india-news-union-minister-shivraj-singh-chouhan-participates-in-cleanliness-drive-in-raisen-under-seva-pakhwada-initiative-7122123.html/amp</w:t>
         </w:r>
       </w:hyperlink>
     </w:p>
     <w:p>
       <w:r>
-        <w:t>Content: आज पीएम करेंगे बाढ़ प्रभावित क्षेत्रों का दौरा Manish Sisodia, (आज समाज), नई दिल्ली: पंजाब में आई भीषण बाढ़ के बाद किसानों को उनके खेतों में जमा रेत निकालने की अनुमति दी जाएगी। यह कहना है आम आदमी पार्टी के नेता मनीष सिसोदिया का। सिसोदिया ने इस बात पर जोर देकर कहा कि अगली फसल की बुवाई के लिए खेतों में जमा गाद किसानों की सबसे बड़ी चिंता बन चुकी है। इतना ही नहीं, प्रधानमंत्री नरेंद्र मोदी के 9 सितंबर को बाढ़ प्रभावित पंजाब के दौरे से पहले, सिसोदिया ने केंद्र सरकार से बकाया 60,000 करोड़ रुपये जारी करने की भी मांग की है। आप के पंजाब प्रभारी सिसोदिया ने कहा कि बाढ़ के कारण फसलों को हुए नुकसान से किसानों को भारी नुकसान हुआ है। सिसोदिया ने कहा कि सबसे बड़ी चिंता अगली रबी फसल की बुवाई को लेकर है क्योंकि उन्हें चिंता है कि नदी के पानी के साथ आई रेत किसानों के खेतों में जमा हो गई है। अगर रेत खेतों में रही, तो अगली फसल उगाना मुश्किल हो जाएगा। उन्होंने कहा कि बाढ़ प्रभावित किसानों से हम यह समस्या सुन रहे हैं। मगर खनन नीति के तहत खनन की अनुमति नहीं है। सिसोदिया ने कहा कि उन्होंने मुख्यमंत्री भगवंत मान से बात की है और उन्हें भी यही प्रतिक्रिया मिल रही है। उन्होंने यह भी कहा कि इस मुद्दे पर निर्णय लेने की आवश्यकता है। उन्होंने कहा कि मोहाली के एक अस्पताल में भर्ती मान एक नीति लाएंगे जिसके तहत किसानों को अपने खेतों से रेत निकालने की अनुमति दी जाएगी। सिसोदिया ने कहा कि मैं किसानों को आश्वस्त करना चाहता हूं कि उनकी प्रतिक्रिया राज्य सरकार तक पहुंच गई है, जिसने लगभग तय कर लिया है कि किसानों को उनके खेतों से रेत खनन की अनुमति दी जाएगी। उन्होंने कहा कि इस संबंध में एक-दो दिन में औपचारिक घोषणा की जाएगी। उन्होंने आगे कहा कि किसानों को उनके खेतों से रेत खनन की अनुमति दी जाएगी और यह उनके लिए राहत की बात होगी। उन्होंने एक सवाल के जवाब में कहा कि वे रेत बेच सकते हैं। प्रधानमंत्री मोदी के 9 सितंबर के पंजाब दौरे पर एक सवाल के जवाब में उन्होंने कहा कि बाढ़ से हुई तबाही के उनके आकलन के अनुसार, एक बड़ी राहत की जरूरत है। सिसोदिया ने कहा कि प्रधानमंत्री जी आ रहे हैं, यह अच्छी बात है। पीएम मोदी ने मुख्यमंत्री से फोन पर बात की, अमित शाह ने भी बात की और उसके बाद शिवराज सिंह चौहान भी आए। लेकिन केंद्र सरकार ने अभी तक कोई कदम नहीं उठाया है। अब पंजाब के लोगों को मदद की जरूरत है, उन्हें घोषणा करनी होगी। उन्होंने 60,000 करोड़ रुपए जारी करने की मांग की। आजसमाज No. 1 हिन्दी न्यूज़ चैनल। aajsamaaj.com पर पढ़ें हर छोटी से छोटी ताज़ा खबरें हिंदी में | प्रदेश की ताजा समाचार, जाने व्यापार, बॉलीवुड, खेल और राजनीति कि ख़बरें, हिन्दी समाचार, UP election, election live update, Hindi News, live news in Hindi, watch live tv, Breaking news in Hindi, trending videos, Sports, business, film and Entertainment से जुड़ी सभी ताज़ा खबरें हिंदी में| Contact us: corporate@itvnetwork.com © AAJSAMAAJ 2009 - 2025. ALL RIGHTS RESERVED.</w:t>
+        <w:t>Content: Raisen (Madhya Pradesh) [India], September 21 (ANI): Union Agriculture Minister Shivraj Singh Chouhan on Sunday participated in a cleanliness drive organised in the Avantika Colony in Madhya Pradesh's Raisen under the 'Seva Pakhwada' initiative. The Union Minister also attended a blood donation camp and planted trees under the initiative launched by the Bharatiya Janata Party on September 17. Also Read | Flipkart Big Billion Days Sale 2025: Check Deals and Discounts on iPhone 16 Series, Samsung Galaxy S24 FE and More; BBD Sale Will Offer 10-Minute Delivery via Flipkart Minutes. "BJP has kicked off a nationwide Seva Pakhwada (service fortnight), coinciding with the Prime Minister's birthday, Deendayal Upadhyaya's birthday on September 25, and Mahatma Gandhi's birthday on October 2. As part of this, the party has organised various programmes. We're just back from the tree plantation drive. Next, we'll be attending a blood donation camp. Here, a cleanliness drive was organised in Avantika Colony," Chouhan told reporters. Chouhan lauded India's sanitation ranking under the leadership of Prime Minister Narendra Modi, highlighting poor progress in the sector before 2014. He also informed that during the cleanliness drive program, the people took an oath to conduct such drives for two hours, 100 days, and following which they would be called "cleanliness champions." Also Read | PM Narendra Modi's GST Reform Historic Diwali Gift to Nation, Says Uttar Pradesh CM Yogi Adityanath (See Pics and Video). "Do you know how India's situation was before 2014? Our country had a very poor ranking in sanitation, and other countries would often comment on it. But when the Prime Minister picked up the broom, the entire country picked it up, and now cleanliness is visible everywhere. However, a lot of work needs to be done, as cleanliness is not a one-day job... Today, there is an oath program for this, and people have taken an oath that they will clean for 2 hours a week for 100 days a year. And with this, they will try to become cleanliness champions. We have all resolved to spread the message of cleanliness everywhere and to strive to maintain cleanliness ourselves, so that next year, Raisen district will also come in the race for cleanliness," he added. The Bharatiya Janata Party has launched a two-week-long Seva Pakhwada on the occasion of PM Modi's birthday, and that will conclude on Mahatma Gandhi's birth anniversary on October 2. (ANI) (The above story is verified and authored by ANI staff, ANI is South Asia's leading multimedia news agency with over 100 bureaus in India, South Asia and across the globe. ANI brings the latest news on Politics and Current Affairs in India &amp; around the World, Sports, Health, Fitness, Entertainment, &amp; News. The views appearing in the above post do not reflect the opinions of LatestLY) © Latestly.com, 2025</w:t>
       </w:r>
     </w:p>
     <w:p>
@@ -6553,7 +6553,7 @@
     </w:p>
     <w:p>
       <w:r>
-        <w:t>Title: आधे वित्तीय वर्ष बाद भी अटकी रहीं 6 नई कृषि योजनाएं : धन-धान्य योजना और मखाना बोर्ड को मंजूरी मिली लेकिन...</w:t>
+        <w:t>Title: कृषि मशीनरी पर जीएसटी सुधारों को लेकर कृषि मंत्री शिवराज चौहान कल करेंगे बैठक</w:t>
       </w:r>
     </w:p>
     <w:p>
@@ -6565,13 +6565,13 @@
           <w:rPr>
             <w:color w:val="0000FF"/>
           </w:rPr>
-          <w:t>https://www.gaonjunction.com/baat-pate-ki/apna-paisa/budget-2025-6-new-agriculture-schemes-stuck-even-after-half-a-financial-year</w:t>
+          <w:t>https://vocaltv.in/national/agriculture-minister-to-hold-meeting-on-gstphp/cid17435350.htm</w:t>
         </w:r>
       </w:hyperlink>
     </w:p>
     <w:p>
       <w:r>
-        <w:t>Content: वित्तीय वर्ष 2025-26 के पहले छह महीने खत्म होने को हैं, लेकिन इस साल के बजट में घोषित कम से कम छह नई कृषि योजनाएं अभी तक शुरू नहीं हो पाई हैं। इनमें प्रधानमंत्री धन धान्य कृषि योजना, बिहार में मखाना बोर्ड और दालों, सब्जियों, फलों, हाइब्रिड बीज और कपास प्रौद्योगिकी के लिए चार समर्पित कार्यक्रम शामिल हैं। Link Copied वित्तीय वर्ष 2025-26 के पहले छह महीने खत्म होने को हैं, लेकिन इस साल के बजट में घोषित कम से कम छह नई कृषि योजनाएं अभी तक शुरू नहीं हो पाई हैं। इनमें प्रधानमंत्री धन धान्य कृषि योजना, बिहार में मखाना बोर्ड और दालों, सब्जियों, फलों, हाइब्रिड बीज और कपास प्रौद्योगिकी के लिए चार समर्पित कार्यक्रम शामिल हैं। धन-धान्य कृषि योजना का क्या हुआ केंद्रीय मंत्रिमंडल ने 16 जुलाई को प्रधानमंत्री धन-धान्य कृषि योजना को छह सालों के लिए जमीन पर उतारने की मंजूरी दी थी। इसका उद्देश्य नीति आयोग के आकांक्षी जिला कार्यक्रम की तर्ज पर 100 कम प्रदर्शन करने वाले कृषि जिलों को कवर करना है, जिससे सीधे 1.7 करोड़ किसानों को लाभ होगा। लेकिन, कृषि मंत्रालय द्वारा अभी तक योजना के दिशानिर्देश और जिलों की सूची जारी नहीं की गई है। जानकारी के अनुसार, दिशानिर्देश और 100 जिलों की सूची, जहां योजना लागू की जाएगी, केंद्रीय कृषि मंत्री शिवराज सिंह चौहान की मंजूरी का इंतजार कर रही है। मखाना बोर्ड का शुभारंभ भी अधर में मखाना बोर्ड का भी अभी तक शुभारंभ नहीं हो पाया है। जानकारी के अनुसार, 100 करोड़ रुपये के बजटीय आवंटन वाले मखाना बोर्ड को कृषि मंत्रालय की स्थायी वित्त समिति ने मंजूरी दे दी है, क्योंकि इसे केंद्रीय मंत्रिमंडल की मंजूरी की आवश्यकता नहीं है। लेकिन, मंत्रालय ने अभी तक इसे जमीन पर नहीं उतारा है और अधिकारियों का कहना है कि इसे जल्द ही लॉन्च किया जाएगा। दूसरी योजनाओं का भी इंतजार दूसरी चार योजनाओं में से छह साल का दालों में आत्मनिर्भरता के लिए मिशन को व्यय वित्त समिति द्वारा अनुमोदित किया गया है। लेकिन अभी तक केंद्रीय मंत्रिमंडल द्वारा मंजूरी नहीं दी गई है। इसे मंत्रिमंडल द्वारा अनुमोदित किए जाने और दिशानिर्देश जारी होने के बाद ही जमीन पर लॉन्च किया जा सकता है। कपास मिशन पर कोई जानकारी नहीं कपास उत्पादकता मिशन कब शुरू होगा, इस बारे में कोई साफ जानकारी नहीं है, जबकि सब्जियों और फलों के लिए व्यापक कार्यक्रम को अभी तक व्यय वित्त समिति और केंद्रीय मंत्रिमंडल से मंजूरी मिलनी बाकी है। कृषि मंत्रालय ने सब्जियों और फलों के कार्यक्रमों को मंजूरी देने के लिए एक अवधारणा नोट प्रसारित किया था, लेकिन नीति आयोग और व्यय विभाग ने इस पर कुछ सवाल उठाए, जिसमें मंत्रालय को योजना पर फिर से काम करने के लिए कहा गया। बीज मिशन को अनुमोदन की जरूरत उच्च उपज वाले बीजों पर राष्ट्रीय मिशन को भी अभी तक आवश्यक अनुमोदन नहीं मिले हैं। जानकारी के अनुसार, कृषि अनुसंधान और शिक्षा विभाग ने बीज मिशन के लिए व्यय वित्त समिति की मंजूरी प्राप्त करने के लिए एक प्रस्ताव प्रसारित किया था, जो अभी तक आना बाकी है। ऐसे में मंत्रालय का बजट नहीं खर्च पाएगा सूत्रों के हवाले से बताया गया कि इन योजनाओं की समय पर मंजूरी और लॉन्च नहीं होने से मंत्रालय के लिए चालू वित्त वर्ष के दौरान पूरे वार्षिक परिव्यय का उपयोग करना मुश्किल हो जाएगा। सामान्य वित्तीय नियमों (जीएफआर) के अनुसार, मंत्रालयों को वित्तीय वर्ष के अंत में खर्च की जल्दबाजी से बचना चाहिए। लेखा महानियंत्रक के पोर्टल पर उपलब्ध मासिक व्यय आंकड़ों के अनुसार, कृषि मंत्रालय ने चालू वित्तीय वर्ष (2025-26) के दौरान जुलाई के अंत तक अपने 1,37,756.55 करोड़ रुपये के वार्षिक बजटीय आवंटन का 27 प्रतिशत (36,955.75 करोड़ रुपये) खर्च किया। © 2023-24 www.gaonjunction.com</w:t>
+        <w:t>Content: Hit enter to search or ESC to close. नई दिल्ली, 18 सितंबर (हि.स.)। केंद्रीय कृषि एवं किसान कल्याण तथा ग्रामीण विकास मंत्री शिवराज सिंह चौहान की अध्यक्षता में शुक्रवार को नई दिल्ली में महत्वपूर्ण बैठक आयोजित की जाएगी। बैठक में ट्रैक्टर एवं कृषि यंत्रीकरण संघ, कृषि मशीनरी निर्माता संघ, अखिल भारतीय कम्बाइन हार्वेस्टर निर्माता संघ तथा पावर टिलर एसोसिएशन ऑफ इंडिया सहित अन्य संबंधित संगठनों के प्रतिनिधि भाग लेंगे। कृषि मंत्रालय के मुताबिक इस बैठक का उद्देश्य कृषि मशीनरी एवं उपकरणों पर हाल ही में घोषित जीएसटी दरों में कमी (12-18 प्रतिशत से घटाकर 5 प्रतिशत) के निर्णय पर चर्चा करना, किसानों तक इसके लाभों का व्यापक प्रसार सुनिश्चित करना और सुधार उपायों के सुचारू क्रियान्वयन की रणनीति बनाना होगा। मंत्रालय के मुताबिक प्रधानमंत्री नरेन्द्र मोदी की सरकार द्वारा जीएसटी में कमी से ट्रैक्टर व अन्य मशीनरी की कीमतें किसानों के लिए 7 से 13 प्रतिशत तक घटेंगी। वहीं, सब्सिडी योजनाओं व घटे कराधान का दोहरा लाभ किसानों को मिलेगा और ‘आत्मनिर्भर भारत’ के तहत स्वदेशी कृषि मशीनरी निर्माताओं को भी प्रतिस्पर्धात्मक बढ़त मिलेगी। --------------- हिन्दुस्थान समाचार / विजयालक्ष्मी वोकल टीवी एक प्रमुख समाचार पोर्टल है जो सबसे ताजा और महत्वपूर्ण समाचारों को पेश करने का काम करता है। हमारा मिशन है आपको दुनिया भर के घटनाओं और समाचारों से अपडेट रखना और आपको सटीक, विश्वसनीय, और विवेकपूर्ण समाचार प्रदान करना है। Read more!</w:t>
       </w:r>
     </w:p>
     <w:p>
@@ -6584,7 +6584,7 @@
     </w:p>
     <w:p>
       <w:r>
-        <w:t>Title: MP News: Ladli Behna Yojana: 28वीं किस्त का बड़ा अपडेट, बहनों के खातों में आएंगे 1500 रुपए, कैसे चेक करें</w:t>
+        <w:t>Title: राजस्थान बनेगा भारत का ऑर्गेनिक हब, किसानों को मिलेगा नया बाजार-कृषि मंत्री डॉ. किरोड़ी लाल</w:t>
       </w:r>
     </w:p>
     <w:p>
@@ -6596,13 +6596,13 @@
           <w:rPr>
             <w:color w:val="0000FF"/>
           </w:rPr>
-          <w:t>https://hindi.oneindia.com/news/bhopal/ladli-behna-yojana-update-1-26-crore-sisters-will-get-rs-1500-in-their-accounts-check-payment-sta-1383443.html</w:t>
+          <w:t>https://www.krishakjagat.org/news/rajasthan-will-become-indias-organic-hub-farmers-will-get-new-market-year-minister-dr-kirori-lal/</w:t>
         </w:r>
       </w:hyperlink>
     </w:p>
     <w:p>
       <w:r>
-        <w:t>Content: Ladli Behna Yojana News: मध्य प्रदेश की महिलाओं के लिए एक और खुशखबरी! मुख्यमंत्री लाड़ली बहना योजना की 28वीं किस्त कल यानी 12 सितंबर 2025 को 1.26 करोड़ से अधिक लाड़ली बहनों के खातों में ट्रांसफर की जाएगी। मुख्यमंत्री डॉ मोहन यादव झाबुआ जिले के पेटलावद में आयोजित एक भव्य राज्य स्तरीय समारोह में सिंगल क्लिक के जरिए 1541 करोड़ रुपये से अधिक की राशि हस्तांतरित करेंगे। इस बार खास बात यह है कि रक्षाबंधन के बाद अब दीपावली और भाई दूज के मौके पर भी बहनों को 1500 रुपये की बढ़ी हुई किस्त मिलेगी, जो पहले 1250 रुपये थी। इसके साथ ही, मुख्यमंत्री 345.34 करोड़ रुपये की लागत से 72 से अधिक विकास कार्यों का भूमिपूजन और लोकार्पण करेंगे, और 53 लाख से अधिक पेंशनधारियों को पेंशन राशि के साथ-साथ गैस रिफिल के लिए सहायता भी प्रदान करेंगे। यह योजना न केवल महिलाओं की आर्थिक स्वतंत्रता को बढ़ावा दे रही है, बल्कि मध्य प्रदेश को सामाजिक और आर्थिक रूप से सशक्त बनाने में भी अहम भूमिका निभा रही है। इस खबर में हम आपको बताएंगे कि लाड़ली बहना योजना का यह नया अपडेट क्या है, पेमेंट स्टेटस कैसे चेक करें, और इस योजना से जुड़े तमाम पहलुओं की जानकारी। लाड़ली बहना योजना: 1500 रुपये की सौगात, रक्षाबंधन से शुरू हुआ सिलसिला मध्य प्रदेश सरकार की महत्वाकांक्षी मुख्यमंत्री लाड़ली बहना योजना ने 5 मार्च 2023 को अपनी शुरुआत से ही लाखों महिलाओं के जीवन में बदलाव लाया है। पूर्व मुख्यमंत्री शिवराज सिंह चौहान द्वारा शुरू की गई इस योजना का उद्देश्य महिलाओं को आर्थिक रूप से आत्मनिर्भर बनाना, उनके और उनके बच्चों के स्वास्थ्य व पोषण में सुधार करना, और परिवार में उनकी निर्णय लेने की भूमिका को मजबूत करना है। शुरुआत में योजना के तहत 1000 रुपये प्रति माह दिए जाते थे, जो बाद में बढ़कर 1250 रुपये हो गए। अब, मुख्यमंत्री मोहन यादव ने रक्षाबंधन 2025 पर 250 रुपये का विशेष शगुन देकर किस्त को 1500 रुपये करने की घोषणा की थी। खास बात यह है कि यह बढ़ोतरी अब स्थायी हो गई है। सीएम मोहन यादव ने ऐलान किया कि दीपावली 2025 के बाद भाई दूज से लाड़ली बहनों को हर महीने 1500 रुपये की राशि दी जाएगी। कल पेटलावद में होने वाले कार्यक्रम में 28वीं किस्त के रूप में 1.26 करोड़ से अधिक लाभार्थियों के खातों में 1541 करोड़ रुपये से अधिक की राशि डायरेक्ट बेनिफिट ट्रांसफर (DBT) के जरिए हस्तांतरित की जाएगी। यह राशि न केवल आर्थिक सहायता प्रदान करेगी, बल्कि त्योहारी सीजन में बहनों के लिए एक बड़ा तोहफा भी साबित होगी। झाबुआ में भव्य समारोह, विकास कार्यों का लोकार्पण और पेंशन राशि पेटलावद में आयोजित होने वाले राज्य स्तरीय समारोह में मुख्यमंत्री मोहन यादव कई बड़ी घोषणाएं करेंगे। लाड़ली बहना योजना की किस्त के अलावा, वे 345.34 करोड़ रुपये की लागत से 72 से अधिक विकास कार्यों का शिलान्यास और लोकार्पण करेंगे। इसमें शामिल हैं: इसके अतिरिक्त, 53 लाख से अधिक पेंशनधारियों को सामाजिक सुरक्षा पेंशन की राशि और गैस रिफिल के लिए आर्थिक सहायता भी प्रदान की जाएगी। यह कदम मध्य प्रदेश सरकार की उस प्रतिबद्धता को दर्शाता है, जिसमें सामाजिक कल्याण और बुनियादी ढांचे के विकास को प्राथमिकता दी जा रही है। लाड़ली बहना योजना, पात्रता और लाभ लाड़ली बहना योजना मध्य प्रदेश की उन महिलाओं के लिए है जो आर्थिक रूप से कमजोर वर्ग से आती हैं। योजना की पात्रता के लिए निम्नलिखित शर्तें हैं: योजना के तहत अब तक 1.29 करोड़ से अधिक महिलाएं लाभ ले रही हैं, और यह मध्य प्रदेश में महिलाओं की आर्थिक स्वतंत्रता को बढ़ावा देने वाली सबसे बड़ी योजनाओं में से एक बन चुकी है। पेमेंट स्टेटस कैसे चेक करें? अगर आपको कोई समस्या आती है, तो आप नजदीकी राशन दुकान, MP ऑनलाइन सेंटर, या CSC कियोस्क पर जाकर e-KYC करवा सकते हैं। इसके लिए आधार कार्ड, पैन कार्ड और बैंक पासबुक साथ ले जाएं। वैकल्पिक रूप से, समग्र पोर्टल के जरिए भी e-KYC संभव है। किसी भी तकनीकी समस्या के लिए हेल्पलाइन नंबर 181 या 0755-2700800 पर संपर्क करें। अगर पेमेंट में देरी हो या रिजेक्ट हो जाए? योजना का प्रभाव: महिलाओं का सशक्तिकरण, समाज का उत्थान लाड़ली बहना योजना ने मध्य प्रदेश की महिलाओं को न केवल आर्थिक सहायता दी है, बल्कि उनके आत्मविश्वास को भी बढ़ाया है। इंदौर के ग्रामीण क्षेत्र में रहने वाली प्रिया, जो इस योजना की लाभार्थी हैं, ने बताया कि 1500 रुपये की मासिक सहायता से उन्होंने अपने बच्चों की शिक्षा का खर्च उठाया और एक छोटी सी दुकान शुरू की। ऐसी लाखों कहानियां हैं, जो इस योजना को मध्य प्रदेश में महिलाओं के सशक्तिकरण का प्रतीक बनाती हैं। राष्ट्रीय परिवार स्वास्थ्य सर्वे के अनुसार, मध्य प्रदेश में 23% महिलाएं मानक बॉडी मास इंडेक्स से नीचे हैं, और 54.7% महिलाएं एनीमिया से पीड़ित हैं। इस योजना के जरिए मिलने वाली राशि से महिलाएं अपने और अपने बच्चों के पोषण और स्वास्थ्य पर ध्यान दे रही हैं। 3000 रुपये तक की राशि का लक्ष्य मुख्यमंत्री मोहन यादव ने संकेत दिए हैं कि लाड़ली बहना योजना की मासिक राशि को चरणबद्ध तरीके से बढ़ाकर 3000 रुपये तक किया जाएगा। यह कदम न केवल महिलाओं की आर्थिक स्थिति को और मजबूत करेगा, बल्कि मध्य प्रदेश को देश में सबसे उदार महिला कल्याण योजनाओं में से एक का गढ़ बनाएगा।</w:t>
+        <w:t>Content: 17 सितम्बर 2025, भोपाल: राजस्थान बनेगा भारत का ऑर्गेनिक हब, किसानों को मिलेगा नया बाजार-कृषि मंत्री डॉ. किरोड़ी लाल – नई दिल्ली में आयोजित राष्ट्रीय कृषि सम्मेलन–रबी अभियान–2025 के समापन समारोह में केंद्रीय कृषि मंत्री शिवराज सिंह चौहान ने कहा कि राजस्थान के कृषि मंत्री डॉ. किरोड़ी लाल द्वारा अमानक खाद, पेस्टिसाइड और बीजों के खिलाफ चलाया गया अभियान काफी सफल रहा। इस अभियान से प्रदेश के किसानों को बड़ा फायदा हुआ है। उन्होंने कहा कि डॉ. किरोड़ी लाल ने सम्मेलन में कई उपयोगी सुझाव दिए हैं, जिन पर केंद्र सरकार पूरी तरह से अमल करेगी। डॉ. किरोड़ी लाल ने कहा कि महाराष्ट्र सरकार ने रीसायकल पानी का 85 प्रतिशत हिस्सा किसानों को सिंचाई के लिए देने का कानून बनाया है। उन्होंने सुझाव दिया कि ऐसा कानून देश के अन्य राज्यों में भी लागू किया जाए, ताकि खेती में पानी की कमी को दूर किया जा सके। उन्होंने इस कार्यक्रम को ऐतिहासिक बताया और कहा कि इसमें “वन नेशन, वन एग्रीकल्चर, वन टीम” जैसे महत्वपूर्ण विषयों पर चर्चा हुई है। उन्होंने यह भी कहा कि खरीफ कृषि विकसित संकल्प अभियान भी एक ऐतिहासिक कदम था। इसमें वैज्ञानिकों ने गांवों में जाकर खेतों में किसानों को उन्नत कृषि तकनीक, उर्वरक और बीजों की जानकारी दी। इससे किसानों को काफी लाभ हुआ। अब रबी फसल के पहले भी ऐसा ही अभियान चलाया जाएगा। राजस्थान के कृषि मंत्री ने बताया कि राज्य में पेस्टिसाइड, बीज और उर्वरकों की बड़ी संख्या में जांच की गई, जिसमें कई कंपनियों की गड़बड़ियां सामने आईं। इसी तरह पंजाब और हरियाणा में भी जांच कर लाइसेंस रद्द किए गए, जिससे खाद-बीज की गुणवत्ता में सुधार हुआ है। उन्होंने कहा कि खाद-बीज में मिलावट करना किसानों और देश दोनों के साथ धोखा है, और इसके खिलाफ कड़ा कानून बनाया जाना चाहिए। कृषि मंत्री ने कहा कि कुछ व्यापारी अधिक मुनाफा कमाने के लिए उर्वरकों पर टेकिंग (गलत तरीके से कीमत बढ़ाना) करते हैं, जिसे तुरंत बंद किया जाना चाहिए। उन्होंने राज्यों की गैपवार स्टडी कर अनुसंधान बजट दोगुना करने की मांग भी की। डॉ. किरोड़ी लाल ने बताया कि राजस्थान बाजरा, जीरा, धनिया और अजवाइन के उत्पादन में आगे है। राज्य में जिप्सम और रॉक फॉस्फेट प्रचुर मात्रा में उपलब्ध है और पशुधन भी बहुत है। इन संसाधनों के कारण राजस्थान भारत का ऑर्गेनिक हब बन सकता है। अगर सही नीति बनाई जाए, तो राजस्थान के किसानों को अंतरराष्ट्रीय जैविक बाजार से भी जोड़ा जा सकता है, जिससे उनकी आर्थिक स्थिति और बेहतर हो सकेगी। आपने उपरोक्त समाचार कृषक जगत वेबसाइट पर पढ़ा: हमसे जुड़ें&gt; नवीनतम कृषि समाचार और अपडेट के लिए आप अपने मनपसंद प्लेटफॉर्म पे कृषक जगत से जुड़े – गूगल न्यूज़, व्हाट्सएप्प&gt; कृषक जगत अखबार की सदस्यता लेने के लिए यहां क्लिक करें – घर बैठे विस्तृत कृषि पद्धतियों और नई तकनीक के बारे में पढ़ें&gt; कृषक जगत ई-पेपर पढ़ने के लिए नीचे दिए गए लिंक पर क्लिक करें: E-Paper&gt; कृषक जगत की अंग्रेजी वेबसाइट पर जाने के लिए नीचे दिए गए लिंक पर क्लिक करें: Global Agriculture 22 सितम्बर 2025, भोपाल: बरगुर गाय: अनोखी देसी नस्ल जो दिखने में अलग, लेकिन दूध में छिपे हैं औषधीय गुण; जानिए इसकी खासियतें – भारत में गाय को केवल पशु नहीं बल्कि माता का दर्जा दिया जाता है। अलग-अलग राज्यों 19 सितम्बर 2025, नई दिल्ली: अब मजदूरों की नहीं पड़ेगी जरूरत! ये 5 मशीनें अकेले ही कर देंगी गेहूं और धान फसल की कटाई – खेती किसानों का मुख्य रोजगार है, लेकिन इसमें मेहनत और चुनौतियाँ भी कम नहीं होतीं।</w:t>
       </w:r>
     </w:p>
     <w:p>
@@ -6615,7 +6615,7 @@
     </w:p>
     <w:p>
       <w:r>
-        <w:t>Title: Jyotiraditya Scindia urges male family members of women in local, panchayat bodies not to interfere in official works</w:t>
+        <w:t>Title: PM Kisan 21th Installment पर आ गई खुशखबरी! सरकार ने 2000 रुपये की किस्त पर किया बड़ा ऐलान!</w:t>
       </w:r>
     </w:p>
     <w:p>
@@ -6627,13 +6627,13 @@
           <w:rPr>
             <w:color w:val="0000FF"/>
           </w:rPr>
-          <w:t>https://www.thehawk.in/news/india/jyotiraditya-scindia-urges-male-family-members-of-women-in-local-panchayat-bodies-not-to-interfere-in-official-works</w:t>
+          <w:t>https://hindi.oneindia.com/news/business/pm-kisan-gov-in-beneficiarystatus-new-farmer-registration-form-pm-kisan-ki-agali-kist-kab-aaegi-1390421.html</w:t>
         </w:r>
       </w:hyperlink>
     </w:p>
     <w:p>
       <w:r>
-        <w:t>Content: Gwalior, Sep 13 (IANS) Union Minister Jyotiraditya Scindia on Saturday said that women representing local urban and Panchayat bodies should be given free hand to handle the post for which they have been elected. Scindia said the women are well capable to handle the departments, and there should be no interference from men (husbands). He asserted that when women can run their own families, they can handle the post for which have been elected. The Union Minister made this statement after inaugurating a post office/passport service in Morena district on Saturday. While addressing a packed gathering of local citizen, Scindia also appealed men whose wives are elected in local urban and Panchayat bodies, they won't interfere in official works. "The women elected in Gram panchayats, Zila Panchayat or Zila Parishads in the entire Gwalior-Chambal region would be given free hand to take decisions related with their posts. All men here let's take this pledge here today that they won't interfere," Scindia appealed. Meanwhile, he also appealed MLAs, and other public representatives present on dais to come forward to support the women of their respective areas. He urged male representatives to ensure that required deposit amount for every bank account to be opened under the Sukanya Yojana, will be paid by them. "I have taken a pledge that every I will pay the required deposit amount for opening bank account under the Sukanya Yojana. I would also appeal all male representatives to do the same," Scindia, who is Lok Sabha MP from Guna, said. Highlighting the India's overall growth under the leadership of Prime Minister Narendra Modi, Scindia stated that country has become the fourth largest economy in the past 11 years. "Days are not far away when India would become world's 3rd largest economy, but it can happen when men and women are given equal opportunities. Our Prime Minister (Modi) has set a vision for women empowerment, and we all need to work to fulfill his vision," he added. While addressing gathering, the Minister also highlighted several women centric flagships introduced by the BJP government in Madhya Pradesh, specially 'Ladli Laxmi Yojana' and 'Ladli Behna Yojana' - both launched by ex-CM Shivraj Singh Chouhan. During his address, Scindia also praised Chief Minister Mohan Yadav for his relentless efforts being made to make Madhya Pradesh a developed state. He said the state has witnessed tremendous growth under the BJP government in the past few years. "Madhya Pradesh is the first state were schemes like Ladli Laxmi and Ladli Behna Yojana were introduced under the Bharatiya Janata Party's regime," Scindia said without mention Shivraj Singh Chouhan's name under whose regime all these schemes were introduced. --IANS pd/pgh</w:t>
+        <w:t>Content: PM Kisan 21th Installment: पीएम किसान योजना की अगली किस्त का इंतजार कर रहे करोड़ों किसानों के लिए एक बहुत बड़ी खबर सामने आई है। केंद्रीय कृषि मंत्री शिवराज सिंह चौहान ने किसानों को राहत देते हुए 2000 रुपये की 21वीं किस्त को लेकर एक खास ऐलान किया है। यह जानकारी सिर्फ कुछ राज्यों के लिए ही नहीं, बल्कि देश भर के उन सभी किसानों के लिए महत्वपूर्ण है जो इस योजना का लाभ उठाते हैं। केंद्रीय कृषि मंत्री शिवराज सिंह चौहान हाल ही में जम्मू-कश्मीर के बाढ़ग्रस्त इलाकों का जायजा लेने पहुंचे थे। वहां उन्होंने साफ कर दिया कि जिन किसानों की जमीन पर मालिकाना हक नहीं है, लेकिन वे खेती करते हैं, उन्हें भी पीएम किसान योजना का लाभ मिलेगा। इसके लिए राज्य सरकार को एक वेरीफिकेशन रिपोर्ट भेजनी होगी। उन्होंने कहा कि, 'जैसे ही डिटेल वेरीफिकेशन रिपोर्ट आएगी, इन किसानों को योजना से जोड़ा जाएगा।' मंत्री ने जम्मू-कश्मीर के बाढ़ प्रभावित किसानों के लिए तुरंत पीएम किसान की एक किस्त जारी करने का भी ऐलान किया। जम्मू-कश्मीर के अलावा, हिमाचल प्रदेश और पंजाब के बाढ़ प्रभावित किसानों को भी सरकार ने बड़ी राहत दी है। इन राज्यों के किसानों को भी पीएम किसान की अगली किस्त समय से पहले ही मिल जाएगी। हालांकि, अब सबसे बड़ा सवाल यह है कि उत्तर प्रदेश, बिहार समेत बाकी राज्यों के किसानों को उनकी 21वीं किस्त कब मिलेगी? क्या सरकार बाकी राज्यों के किसानों के लिए भी कोई बड़ा ऐलान करेगी? फिलहाल सरकार ने इस पर कोई आधिकारिक घोषणा नहीं की है, लेकिन ये उम्मीद जरूर है कि बाकी किसानों को भी जल्द ही उनकी किस्त मिलेगी, खासकर उन राज्यों में जहां हाल ही में भारी बारिश और बाढ़ ने किसानों को मुश्किल में डाल दिया है।</w:t>
       </w:r>
     </w:p>
     <w:p>
@@ -6646,7 +6646,7 @@
     </w:p>
     <w:p>
       <w:r>
-        <w:t>Title: 'प्रचार के लिए यहां मत आओ..': किसान पर भड़के कांग्रेस प्रमुख खड़गे, बीजेपी ने बताया 'अन्नदाता का अपमान'</w:t>
+        <w:t>Title: जीएसटी कटौती से ट्रैक्टर सस्ते, किसानों को दोहरा फायदा: कल होगी मंत्रालय की अहम बैठक</w:t>
       </w:r>
     </w:p>
     <w:p>
@@ -6658,13 +6658,13 @@
           <w:rPr>
             <w:color w:val="0000FF"/>
           </w:rPr>
-          <w:t>https://hindi.moneycontrol.com/india/mallikarjun-kharge-video-pulling-up-farmers-viral-on-social-media-agriculture-minister-and-bjp-targeted-congress-article-2149008.html</w:t>
+          <w:t>https://www.krishakjagat.org/national-news/tractors-cheaper-due-to-gst-cut-double-benefit-to-farmers-important-ministry-meeting-to-be-held-tomorrow/</w:t>
         </w:r>
       </w:hyperlink>
     </w:p>
     <w:p>
       <w:r>
-        <w:t>Content: Mallikarjun Kharge Farmers Video: भारतीय जनता पार्टी (BJP) ने कांग्रेस अध्यक्ष मल्लिकार्जुन खड़गे पर कर्नाटक के बाढ़ प्रभावित कलबुर्गी में एक किसान का अपमान करने का आरोप लगाते हुए उनकी तीखी आलोचना की है। बीजेपी सांसद रविशंकर प्रसाद ने सोमवार को कहा, "कांग्रेस अध्यक्ष मल्लिकार्जुन खड़गे के पास एक गरीब किसान अपनी मटर की फसल बाढ़ में बर्बाद होने की पीड़ा बताने गया था, उससे उन्होंने कहा कि यहां क्यों आए हो? दिखावा क्या करते हो? तुम्हारी 4 एकड़ है,मेरी 40 बीघा फसल बर्बाद हो गई। इससे एक बात पता चली कि खड़गे जी 40 एकड़ जमीन रखते हैं कलबुर्गी में, यह बात हमें कल पता चली।" दरअसल, खड़गे की किसान के साथ बातचीत का एक वीडियो सोशल मीडिया पर जमकर वायरल हुआ है। वीडियो में खड़गे किसान से पूछते हुए सुनाई दे रहे हैं, "तुमने कितने एकड़ में बोया है?" जब किसान जवाब देता है, "चार एकड़...", तो खड़गे कहते हैं, "मेरा 40 एकड़ है।" खड़गे ने आगे कहा, "मेरा तुमसे भी बदतर है। तुम आकर मुझे बता रहे हो। तुम मुझे बता सकते हो, लेकिन मेरा तुमसे भी बदतर है।" उन्होंने आगे किसान पर भड़कते हुए कहा, "प्रचार के लिए यहां मत आओ। मुझे इसके बारे में पता है। मूंग, उड़द और अरहर, सभी फसलें नष्ट हो गई हैं। आप तो कम से कम इसे झेल सकते हैं। हम इसे झेल नहीं सकते क्योंकि मेरा नुकसान बहुत बड़ा है। जाकर मोदी (प्रधानमंत्री नरेंद्र मोदी) और शाह (गृह मंत्री अमित शाह) से पूछो।" बीजेपी प्रवक्ता प्रदीप भंडारी ने खड़गे की आलोचना करते हुए X पर लिखा, "कांग्रेस किसानों का अपमान करती है! जो किसान खड़गे के पास गए, उन्हें वापस भेजते हुए उन्होंने कहा कि प्रचार के लिए मेरे पास आना बंद करो। कांग्रेस और राहुल गांधी हमारे किसानों से इतनी नफरत क्यों करते हैं?" वहीं, केंद्रीय कृषि मंत्री शिवराज सिंह चौहान ने X पर लिखा, "जा के पांव न फटी बिवाई, वो क्या जाने पीर परायी। खड़गे जी, कांग्रेस और उनके नेता अगर कभी जमीन से जुड़े होते, अगर कभी उन्होंने अपने देश के किसान की तकलीफ, परेशानी और दर्द को समझा होता, तो शायद आज किसानों के साथ ऐसा अपमानजनक व्यवहार नहीं करते। उन्होंने आगे लिखा, "एक किसान भाई अपने दुखों के साथ मदद मांगने पहुंचा, लेकिन खड़गे जी ने उसे अपमानित कर दिया। यही है आपका और आपकी कांग्रेस का असली चेहरा। किसान को प्रचार नहीं चाहिए था, वह केवल उम्मीदों के साथ आपके पास आया था। लेकिन आपने उसे सिर्फ अहंकार और अनादर दिया।" केंद्रीय भारी उद्योग एवं इस्पात मंत्री एच डी कुमारस्वामी ने भी खड़गे के कलबुर्गी में एक परेशान किसान से बातचीत का कथित वीडियो सामने आने के बाद उनके बर्ताव को लेकर सोमवार को निशाना साधा। उन्होंने उनके आचरण को अहंकारी तथा अनुचित करार दिया। कुमारस्वामी ने X पर तीखी प्रतिक्रिया व्यक्त करते हुए कहा, "आदरणीय मल्लिकार्जुन खड़गे जी, किसानों के प्रति आपके व्यवहार से मुझे गहरी निराशा हुई। एक वरिष्ठ नेता से मुझे ऐसे आचरण की बिल्कुल भी उम्मीद नहीं थी। अगर कोई किसान परेशान होकर आपके पास आकर अपना दर्द नहीं बता सकता, तो फिर वह किसके पास जाए? आप राज्यसभा में विपक्ष के नेता और अखिल भारतीय कांग्रेस कमेटी के अध्यक्ष हैं। फिर भी आप बातचीत करते वक्त अपनी जिम्मेदारियों को पूरी तरह भूल गए।" JDS नेता ने कहा, "आप भी तूर दाल किसान हो सकते हैं, लेकिन आप जैसे 40 एकड़ जमीन पर खेती करने वाले और सिर्फ एक-दो एकड़ जमीन पर खेती करने वाले ग़रीब किसान के बीच क्या तुलना है? आप नुकसान सहने की क्षमता रखते हैं। क्या किसानों के पास भी यही क्षमता नहीं होनी चाहिए?" ये भी पढ़ें- Ganesh Visarjan Violence: कर्नाटक में गणेश विसर्जन के दौरान पथराव से बवाल! हिंदू संगठनों का भारी विरोध प्रदर्शन, धारा 144 लागू ये भी पढ़ें- Ganesh Visarjan Violence: कर्नाटक में गणेश विसर्जन के दौरान पथराव से बवाल! हिंदू संगठनों का भारी विरोध प्रदर्शन, धारा 144 लागू उन्होंने लिखा, "ऐसे शब्द कहने की क्या जरूरत थी? एक वरिष्ठ नेता को नजीर पेश करने वाला बनना चाहिए। इसके बजाय, आपने किसान का अपमान किया और उसके साथ-साथ उसकी मां का भी अपमान किया! यह अस्वीकार्य है। कम से कम, आप उसे सांत्वना तो दे सकते थे और उसके आंसू पोंछ सकते थे।" उन्होंने इसे कांग्रेस नेतृत्व के रवैये का सबूत बताते हुए कहा, "आपका आचरण पार्टी के पारंपरिक अहंकार और घमंड का प्रमाण है।" Congress insults farmers! Farmers who went to Mr Kharge, were asked to leave and said: " Stop coming to me for publicity" Why does Congress &amp; Rahul Gandhi hate our farmers so much? pic.twitter.com/QY4ZO65UYB — Pradeep Bhandari(प्रदीप भंडारी) Congress insults farmers! First Published: Sep 08, 2025 2:42 PM हिंदी में शेयर बाजार, स्टॉक मार्केट न्यूज़, बिजनेस न्यूज़, पर्सनल फाइनेंस और अन्य देश से जुड़ी खबरें सबसे पहले मनीकंट्रोल हिंदी पर पढ़ें. डेली मार्केट अपडेट के लिए Moneycontrol App डाउनलोड करें।</w:t>
+        <w:t>Content: 19 सितम्बर 2025, नई दिल्ली: जीएसटी कटौती से ट्रैक्टर सस्ते, किसानों को दोहरा फायदा: कल होगी मंत्रालय की अहम बैठक – केंद्रीय कृषि एवं किसान कल्याण मंत्रालय ने कृषि मशीनरी पर हालिया जीएसटी दरों में की गई कटौती के प्रभावों पर चर्चा के लिए एक बैठक बुलाई है। यह बैठक कल, 19 सितंबर को नई दिल्ली में केंद्रीय कृषि मंत्री शिवराज सिंह चौहान की अध्यक्षता में होगी। बैठक में ट्रैक्टर एवं कृषि मशीनों से जुड़े बड़े संगठनों के प्रतिनिधि मोजूद रहेंगे । बैठक का मुख्य फोकस हाल ही में घोषित जीएसटी दरों को 12-18 प्रतिशत से घटाकर 5 प्रतिशत करने के फैसले पर होगा। मंत्रालय के अनुसार, इस कटौती से ट्रैक्टर और अन्य कृषि मशीनरी की कीमतें 7 से 13 प्रतिशत तक कम हो सकती हैं। साथ ही, मौजूदा सब्सिडी योजनाओं के साथ यह बदलाव किसानों को अतिरिक्त राहत देगा। बैठक में ट्रैक्टर मैन्युफैक्चरर्स एसोसिएशन (टीएमए), एग्रीकल्चरल मशीनरी मैन्युफैक्चरर्स एसोसिएशन (एएमएमए), ऑल इंडिया कम्बाइन हार्वेस्टर मैन्युफैक्चरर्स एसोसिएशन (एआईसीएमए) और पावर टिलर एसोसिएशन ऑफ इंडिया (पीटीएआई) जैसे संगठनों के प्रतिनिधि हिस्सा लेंगे। मंत्रालय के बयान के मुताबिक, बैठक का उद्देश्य जीएसटी में की गयी कटोती के लाभों को किसानों तक पहुंचाने की रणनीति तैयार करना और इन बदलावों को सुचारू रूप से लागू करने के उपायों पर विचार-विमर्श करना है। इसके अलावा, ‘आत्मनिर्भर भारत’ अभियान के तहत घरेलू कृषि मशीनरी निर्माताओं को मिलने वाली प्रतिस्पर्धी बढ़त पर भी चर्चा होगी। इस कदम का असर किसानों की मशीनरी खरीद पर सीधा पड़ेगा। कृषि क्षेत्र में यंत्रीकरण को बढ़ावा देने के लिए जीएसटी जैसे कर सुधारों की मांग लंबे समय से उठ रही थी। अब देखना यह है कि यह बदलाव ग्रामीण अर्थव्यवस्था पर कैसा असर डालता है। आपने उपरोक्त समाचार कृषक जगत वेबसाइट पर पढ़ा: हमसे जुड़ें&gt; नवीनतम कृषि समाचार और अपडेट के लिए आप अपने मनपसंद प्लेटफॉर्म पे कृषक जगत से जुड़े – गूगल न्यूज़, व्हाट्सएप्प&gt; कृषक जगत अखबार की सदस्यता लेने के लिए यहां क्लिक करें – घर बैठे विस्तृत कृषि पद्धतियों और नई तकनीक के बारे में पढ़ें&gt; कृषक जगत ई-पेपर पढ़ने के लिए नीचे दिए गए लिंक पर क्लिक करें: E-Paper&gt; कृषक जगत की अंग्रेजी वेबसाइट पर जाने के लिए नीचे दिए गए लिंक पर क्लिक करें: Global Agriculture 22 सितम्बर 2025, भोपाल: बरगुर गाय: अनोखी देसी नस्ल जो दिखने में अलग, लेकिन दूध में छिपे हैं औषधीय गुण; जानिए इसकी खासियतें – भारत में गाय को केवल पशु नहीं बल्कि माता का दर्जा दिया जाता है। अलग-अलग राज्यों 19 सितम्बर 2025, नई दिल्ली: अब मजदूरों की नहीं पड़ेगी जरूरत! ये 5 मशीनें अकेले ही कर देंगी गेहूं और धान फसल की कटाई – खेती किसानों का मुख्य रोजगार है, लेकिन इसमें मेहनत और चुनौतियाँ भी कम नहीं होतीं।</w:t>
       </w:r>
     </w:p>
     <w:p>
@@ -6677,7 +6677,7 @@
     </w:p>
     <w:p>
       <w:r>
-        <w:t>Title: PM Kisan Yojana: पीएम किसान की 21वीं किस्त अटक सकती है! अगर आपने नहीं किए हैं ये जरूरी काम, जानें कैसे करें अपडेट</w:t>
+        <w:t>Title: Punjab News : खेतों से रेत निकालने और गेहूं बीज मुहैया कराने में मदद करे केंद्र : कृषि मंत्री</w:t>
       </w:r>
     </w:p>
     <w:p>
@@ -6689,13 +6689,13 @@
           <w:rPr>
             <w:color w:val="0000FF"/>
           </w:rPr>
-          <w:t>https://www.punjabkesari.in/national/news/pm-kisan-s-21st-installment-may-get-stuck-if-you-have-not-done-these-important-2210389</w:t>
+          <w:t>https://www.aajsamaaj.com/agriculture-minister-asks-centre-to-help-in-removing-sand-from-fields-and-providing-wheat-seeds/</w:t>
         </w:r>
       </w:hyperlink>
     </w:p>
     <w:p>
       <w:r>
-        <w:t>Content: 56 minutes ago 6 hours ago 8 hours ago 9 hours ago 10 hours ago 10 hours ago 11 hours ago 11 hours ago 11 hours ago 11 hours ago 11 hours ago 12 hours ago 12 hours ago 12 hours ago 12 hours ago 13 hours ago 15 hours ago 18 hours ago 18 hours ago 19 hours ago 20 hours ago 20 hours ago 22 hours ago 22 hours ago 23 hours ago 23 hours ago 1 day ago 1 day ago 1 day ago 1 day ago Monday Main Menu धर्म/कुंडली टीवी नारी Photos Videos हिमाचल प्रदेश पंजाब हरियाणा उत्तर प्रदेश Breaking Edited By Mansa Devi,Updated: 10 Sep, 2025 03:50 PM प्रधानमंत्री किसान सम्मान निधि योजना के तहत करोड़ों किसानों को हर साल ₹6,000 की आर्थिक मदद मिलती है, जो ₹2,000 की तीन किस्तों में सीधे बैंक खातों में भेजी जाती है। अब तक 20 किस्तें जारी हो चुकी हैं, और किसान बेसब्री से 21वीं किस्त का इंतजार कर रहे... नेशनल डेस्क: प्रधानमंत्री किसान सम्मान निधि योजना के तहत करोड़ों किसानों को हर साल ₹6,000 की आर्थिक मदद मिलती है, जो ₹2,000 की तीन किस्तों में सीधे बैंक खातों में भेजी जाती है। अब तक 20 किस्तें जारी हो चुकी हैं, और किसान बेसब्री से 21वीं किस्त का इंतजार कर रहे हैं। लेकिन, अगर आपने कुछ जरूरी काम नहीं किए हैं, तो आपकी अगली किस्त रुक सकती है। ई-केवाईसी (e-KYC) कराना है अनिवार्य यह किस्त पाने की सबसे जरूरी शर्त है। अगर आपने अभी तक ई-केवाईसी नहीं करवाई है, तो आपकी किस्त रोकी जा सकती है। ऑनलाइन तरीका: सबसे पहले pmkisan.gov.in वेबसाइट पर जाएं। 'Farmers Corner' में जाकर ई-केवाईसी ऑप्शन चुनें। अपना आधार नंबर डालें और ओटीपी वेरिफाई करें। चाहें तो पीएम किसान मोबाइल ऐप से फेस ऑथेंटिकेशन भी कर सकते हैं। ऑफलाइन तरीका: अगर इंटरनेट नहीं है, तो नजदीकी कॉमन सर्विस सेंटर (CSC) पर जाएं। वहाँ बायोमेट्रिक फिंगरप्रिंट से ई-केवाईसी हो जाएगी। आधार कार्ड साथ ले जाना न भूलें। बैंक अकाउंट को आधार से लिंक करें आपकी किस्त सीधे आपके बैंक खाते में तभी आएगी जब आपका बैंक अकाउंट आधार से लिंक हो। अगर यह लिंक नहीं है, तो पैसा डायरेक्ट बेनिफिट ट्रान्सफर (DBT) से नहीं आएगा। इसके लिए अपनी बैंक शाखा में जाकर आधार लिंकिंग कराएं और DBT सुविधा एक्टिव कराएं। भूमि सत्यापन कराएं अपनी किस्त बिना किसी रुकावट के पाने के लिए अपनी जमीन से जुड़े कागजात का सत्यापन करा लें। अगर आपकी जमीन का सत्यापन पूरा नहीं हुआ है, तो किस्त अटक सकती है। इसके लिए आपको अपने तहसील कार्यालय या राजस्व विभाग से संपर्क करना होगा। आप पीएम किसान पोर्टल पर भी जमीन से जुड़े दस्तावेज अपलोड कर सकते हैं। इसके अलावा, सुनिश्चित करें कि आपने रजिस्ट्रेशन के दौरान जो भी जानकारी दी है, वह पूरी तरह सही हो। नाम, आधार नंबर, या बैंक डिटेल्स में कोई भी गलती किस्त को रोक सकती है। कब आएगी 21वीं किस्त? रिपोर्ट्स के अनुसार, पीएम किसान योजना की 21वीं किस्त नवंबर या दिसंबर 2025 में जारी हो सकती है। सरकार ने अभी तक कोई आधिकारिक तारीख घोषित नहीं की है, लेकिन आमतौर पर हर चार महीने में एक किस्त जारी होती है। हाल ही में कृषि मंत्री शिवराज सिंह चौहान ने किसानों की शिकायतों के लिए एक विशेष पोर्टल बनाने के निर्देश भी दिए हैं, जिससे उनकी समस्याओं का जल्द समाधान हो सके। अगर आप चाहते हैं कि आपकी अगली किस्त न अटके, तो इन तीनों कामों को जल्द से जल्द पूरा कर लें। Ladki Bahin Yojana: खुशखबरी! अब अगस्त की 14वीं किस्त जल्द होगी जारी, जानें पूरी डिटेल्स Ladli Behna Yojana: CM मोहन यादव का बड़ा ऐलान: लाड़ली बहना योजना की 28वीं किस्त जारी, जानें पूरी... काशी में डिप्लोमेसी! PM मोदी ने किया मॉरीशस के PM का खास वेलकम, जानें क्यों है ये मुलाकात इतनी अहम बाढ़ से कितना हुआ नुकसान? PM मोदी को रिपोर्ट सौंपेंगे शिवराज, बोले- किसानों संग खड़ी है केंद्र सरकार अयोध्या पहुंचे मॉरीशस के पीएम रामगुलाम, राम मंदिर में दर्शन की पूजा-अर्चना GST कट पर PM नरेंद्र मोदी का पहला रिएक्‍शन, बोले- मिडिल क्‍लास, किसानों को फायदा होगा मध्यप्रदेश दौरे पर PM मोदी, लाड़ली बहनों को देंगे बड़ा तोहफा, पीएम Mitra Park का शिलान्यास भी करेंगे पीएम मोदी के जन्मदिन पर शुरू होने जा रहा 'स्वस्थ नारी सशक्त परिवार' अभियान, महिलाओं और बच्चों के... मरीजों की जान बचाएगी ये 'स्मार्ट चिप', कीमत सिर्फ 50 पैसे... जानें कैसे करेगी काम पीएम मोदी ने सुशीला कार्की को नेपाल की अंतरिम प्रधानमंत्री के रूप में शपथ लेने पर दी बधाई USD $ 15/09/2025 08:30 IST CAD $ 15/09/2025 08:30 IST AUD $ 15/09/2025 08:30 IST EUR € 15/09/2025 08:30 IST NZD $ 15/09/2025 08:30 IST AED د.إ 15/09/2025 08:30 IST GBP £ 15/09/2025 08:30 IST Bitcoin Ethereum Tether BNB USD Coin XRP Terra Solana 20.0 20.0 Royal Challengers Bengaluru win by 6 runs मेष: आज आप अपनी ऊर्जा और उत्साह से कार्यक्षेत्र में अच्छा प्रदर्शन करेंगे। पुराने विवाद खत्म होंगे। निवेश सोच-समझकर करें। वृषभ: परिवार के साथ समय बिताने का मौका मिलेगा। आर्थिक मामलों में सावधानी रखें। स्वास्थ्य थोड़ा अनुकूल रहेगा। मिथुन: संचार के मामले बेहतर रहेंगे। नए संपर्क और अवसर मिलेंगे। वाहन सावधानी से चलाएं। कर्क: मन में तनाव रह सकता है लेकिन समाधान भी निकलेगा। दोस्तों से मदद मिलेगी। खर्चों पर नियंत्रण रखें। सिंह: कार्यक्षेत्र में सफलता मिलेगी। सम्मान मिलेगा। नए काम की शुरुआत हो सकती है। ध्यान रखें, अहंकार न बढ़ाएं। कन्या: अवसर आपके पक्ष में हैं। नौकरी या व्यवसाय में लाभ होगा। स्वास्थ्य अच्छा रहेगा। परिवार के साथ मेलजोल बढ़ेगा। तुला: धन लाभ होगा। नए निवेश में सावधानी बरतें। प्रेम संबंधों में मिठास बढ़ेगी। मानसिक शांति बनी रहेगी। वृश्चिक: कुछ पुराने मुद्दे सुलझेंगे। यात्रा के योग बन रहे हैं। परिजनों के साथ संवाद बढ़ाएं। ध्यान रखें, अधीरता नुकसान कर सकती है। धनु: आज आर्थिक पक्ष मजबूत रहेगा। कार्यस्थल पर सकारात्मक माहौल होगा। शिक्षा के क्षेत्र में सफलता मिलेगी। मकर: परिवार के साथ मनमुटाव हो सकता है। संयम से काम लें। स्वास्थ्य का ध्यान रखें। निवेश से बचें। कुम्भ:आज आपकी मेहनत रंग लाएगी। नए प्रोजेक्ट शुरू होंगे। दोस्तों का सहयोग मिलेगा। जोखिम से बचें। मीन: आर्थिक स्थिति मजबूत होगी। घर में खुशहाली बनी रहेगी। स्वास्थ्य ठीक रहेगा। दान-पुण्य में रुचि बढ़ेगी। Be on the top of everything happening around the world. Try Punjab Kesari E-Paper Premium Service. 1800 137 6200 Jalandhar Address : Civil Lines, Pucca Bagh Jalandhar Punjab Ph : 0181-5067200, 2280104-107 Email : support@punjabkesari.in Copyright © 2023 PUNJABKESARI.IN All Rights Reserved. फीडबैक दें Thoughts Jokes</w:t>
+        <w:t>Content: केंद्र सरकार से आरकेवीवाई योजना के तहत 151 करोड़ जारी करने की अपील Punjab News (आज समाज), चंडीगढ़/ नई दिल्ली : पंजाब के कृषि मंत्री गुरमीत सिंह खुड्डियां ने केंद्र सरकार से अपील की है कि पंजाब के सरहदी जिलों में कृषि भूमि को सिल्ट मुक्त करने के लिए राष्ट्रीय कृषि विकास योजना (आरकेवीवाई) के तहत 151 करोड़ रुपये अतिरिक्त वित्तीय सहायता के रूप में तुरंत जारी किए जाए। कृषि मंत्री ने हाल ही में आए बाढ़ के कारण पंजाब के 2185 गांवों में लगभग 5 लाख एकड़ क्षेत्र की फसलें बर्बाद होने का हवाला देते हुए पूसा भवन, नई दिल्ली में केंद्रीय कृषि मंत्री शिवराज सिंह चौहान की अध्यक्षता में आयोजित रबी सीजन फसलों संबंधी राष्ट्रीय कृषि सम्मेलन 2025 में यह मांग की। सम्मेलन को संबोधित करते हुए खुड्डियां ने कहा कि हालिया बाढ़ से कृषि योग्य भूमि और खड़ी फसलों को बड़े पैमाने पर नुकसान पहुंचा है। पंजाब के सरहदी जिले अमृतसर, गुरदासपुर, तरनतारन, पठानकोट, कपूरथला, फाजिल्का और फिरोजपुर सबसे अधिक प्रभावित हुए हैं, जहां खेतों में 5-5 फुट तक सिल्ट/रेत जमा हो गई है। उन्होंने कहा कि पंजाबियों ने देश के किसी भी हिस्से में संकट आने पर हमेशा बड़े दिल से मदद की है और अब इन आपदा भरे हालातों से पंजाब को बाहर निकालने के लिए केंद्र को मदद का हाथ बढ़ाना चाहिए। उन्होंने जोर देकर कहा कि परिस्थितियों की गंभीरता को देखते हुए आरकेवीवाई की डीपीआर श्रेणी के तहत यह फंड शीघ्र जारी करना आवश्यक है। इससे न केवल किसानों को राहत मिलेगी बल्कि राज्य की कृषि अर्थव्यवस्था को भी फिर से पटरी पर लाने में मदद मिलेगी। पंजाब के कैबिनेट मंत्री ने यह भी मांग की कि प्रभावित किसानों को 2 लाख क्विंटल गेहूं का प्रमाणित बीज उपलब्ध करवाने के लिए सीड विलेज प्रोग्राम के तहत 80 करोड़ रुपये जारी किए जाएं। इसके अतिरिक्त राष्ट्रीय खाद्य मिशन के तहत गेहूं के बीज के लिए अलग से 25 लाख रुपए जारी किए जाएं ताकि किसानों की मदद हो सके। उन्होंने चौहान से 637 क्विंटल सरसों का प्रमाणित बीज और 375 क्विंटल काले चने का बीज प्राथमिकता के आधार पर उपलब्ध करवाने की भी अपील की। कृषि मंत्री यह भी आग्रह किया कि केंद्र सरकार राज्य की जरूरत के अनुसार डीएपी और यूरिया खादों की समय पर आपूर्ति सुनिश्चित करे। उन्होंने केंद्रीय कृषि मंत्री से यह भी निवेदन किया कि पंजाब का रोका गया 8000 करोड़ रुपये का ग्रामीण विकास फंड और अन्य फंड तुरंत जारी करने के लिए व्यक्तिगत हस्तक्षेप करें। ये भी पढ़ें : Chandigarh Crime News : 21 किलो हेरोइन और 2 किलो अफीम सहित नशा तस्कर काबू आजसमाज No. 1 हिन्दी न्यूज़ चैनल। aajsamaaj.com पर पढ़ें हर छोटी से छोटी ताज़ा खबरें हिंदी में | प्रदेश की ताजा समाचार, जाने व्यापार, बॉलीवुड, खेल और राजनीति कि ख़बरें, हिन्दी समाचार, UP election, election live update, Hindi News, live news in Hindi, watch live tv, Breaking news in Hindi, trending videos, Sports, business, film and Entertainment से जुड़ी सभी ताज़ा खबरें हिंदी में| Contact us: corporate@itvnetwork.com © AAJSAMAAJ 2009 - 2025. ALL RIGHTS RESERVED.</w:t>
       </w:r>
     </w:p>
     <w:p>
@@ -6708,7 +6708,7 @@
     </w:p>
     <w:p>
       <w:r>
-        <w:t>Title: मध्यप्रदेश में खाद संकट को लेकर उमंग सिंघार का सरकार पर हमला, कहा ‘अन्नदाताओं पर बरसाई जा रही लाठियां, बीजेपी के लिए किसान सिर्फ वोट बैंक’</w:t>
+        <w:t>Title: GST New Rate : जीएसटी कटौती से किसानों को होगा लाभ : कृषि मंत्री</w:t>
       </w:r>
     </w:p>
     <w:p>
@@ -6720,13 +6720,13 @@
           <w:rPr>
             <w:color w:val="0000FF"/>
           </w:rPr>
-          <w:t>https://mpbreakingnews.in/headlines/%E0%A4%AE%E0%A4%A7%E0%A5%8D%E0%A4%AF%E0%A4%AA%E0%A5%8D%E0%A4%B0%E0%A4%A6%E0%A5%87%E0%A4%B6-%E0%A4%AE%E0%A5%87%E0%A4%82-%E0%A4%96%E0%A4%BE%E0%A4%A6-%E0%A4%B8%E0%A4%82%E0%A4%95%E0%A4%9F-%E0%A4%95-06-816</w:t>
+          <w:t>https://www.aajsamaaj.com/farmers-will-benefit-from-gst-reduction-agriculture-minister/amp/</w:t>
         </w:r>
       </w:hyperlink>
     </w:p>
     <w:p>
       <w:r>
-        <w:t>Content: मध्यप्रदेश में खाद की भारी किल्लत ने कई जगह किसानों को सड़कों पर उतरने को मजबूर कर दिया है। इस बीच नेता प्रतिपक्ष उमंग सिंघार ने भोपाल में एक प्रेसवार्ता कर प्रदेश सरकार पर तीखा हमला बोला है। उन्होंने आरोप लगाया कि सरकार ने खाद की मांग और वितरण के लिए कोई ठोस योजना नहीं बनाई, जिसके चलते किसानों को अफरा-तफरी और संकट का सामना करना पड़ रहा है। उन्होंने कहा कि जिस प्रदेश की अर्थव्यवस्था और रीढ़ किसान हैं, उन्हीं को खाद के लिए लाठियां झेलनी पड़ रही हैं। नेता प्रतिपक्ष ने कहा कि सरकार को खाद की कालाबाजारी रोकने के लिए खाद ट्रांसपोर्ट करने वाली गाड़ियों में जीपीएस सिस्टम लगाना चाहिए और आधुनिक तकनीक का इस्तेमाल करते हुए इस समस्या का निदान करना चाहिए। उमंग सिंघार ने सरकार खाद की कमी को लेकर भोपाल में प्रेस कॉन्फ्रेंस की। उन्होंने सवाल किया कि बीजेपी सरकार किसानों को खाद उपलब्ध क्यों नहीं करा पा रही है। उन्होंने कहा कि ‘पीएम मोदी ने कहा था कि हम किसानों का आय दुगनी कर देंगे। किसानों का आय दुगनी कब होगी..जब किसानों को समय पर खाद मिलेगी और उनकी फसल पकेगी। कृषि मंत्री शिवराज सिंह चौहान जी पंजाब घूम रहे हैं लेकिन मध्यप्रदेश के किसानों को भूल गए हैं। मुख्यमंत्री मोहन यादव जी कांग्रेस की पहल पर स्कूटी बाँट रहे है..लेकिन किसानों को खाद की बोरी भी बांट दी जाती तो वे आज बेहाल न होते।’ उन्होंने कहा कि क्या कारण है कि प्रदेश में हर साल खाद की समस्या गहराती है? क्या भाजपा सरकार किसानों को केवल वोट बैंक समझती है? किसान हमारी धरती का भगवान है। उसके पसीने से अन्न उगता है। और जब वही किसान खाद, पानी और न्यूनतम दाम के लिए तरस जाए तो यह सरकार की नाकामी का सबसे बड़ा सबूत है। नेता प्रतिपक्ष ने कहा कि मध्यप्रदेश प्रदेश की पुलिस किसानों पर जिस तरह लाठियां बरसा रही है वह सरासर गलत है। किसानों को खाद की जगह सिर्फ लाठियां मिल रही हैं। बीजेपी सरकार किसानों की आय दुगनी करने की बात करने के बाद उनपर लाठी बरसा रही है। इसी के साथ उमंग सिघार ने ये सवाल भी किया कि केंद्र सरकार के आँकड़ों में खाद सरप्लस दिखाई गई तो फिर किसानों तक खाद क्यों नहीं पहुँची है। उन्होंने कहा कि ‘पिछले तीन सालों में मध्यप्रदेश में 16.25 LMT यूरिया और 7.11 LMT DAP बची बताई गई। सरकारी आँकड़े कहते हैं कि प्रदेश में खाद की उपलब्धता हर साल खपत से ज़्यादा रही..यानी खाद बची हुई थी। फिर सवाल है कि खाद थी तो किसानों तक क्यों नहीं पहुँची?’ उन्होंने कहा कि सरकार इस बात का जवाब दे। नेता प्रतिपक्ष ने कहा कि सीएम मोहन यादव, शिवराज सिंह चौहान और जेपी नड्डा जी..तीनों मिलकर भी किसानों की समस्या हल नहीं कर पा रहे हैं या फिर इन तीनों नेताओं के बीच तालमेल की भारी कमी है। उन्होंने कहा कि सरकार लीपापोती करती है भाषणबाजी करती है लेकिन किसानों के आंसू नहीं पोंछना चाहती है। मध्यप्रदेश में खाद को लेकर मची अफरा-तफरी बताती है कि सरकार ने खाद के माँग निर्धारण की कोई ठोस या वैज्ञानिक योजना ही नहीं बनाई। – सरकार ने खाद वितरण पर कोई ठोस योजना नहीं बनाई . खरीफ और रबी सीजन का मूल्यांकन नहीं हुआ. ज़िला और ब्लॉक स्तर से ज़रूरत की जानकारी नहीं जुटाई गई.… pic.twitter.com/YRq75nB7Zf — Umang Singhar (@UmangSinghar) September 11, 2025 प्रदेश में खाद की किल्लत से किसान सड़क पर हैं, लेकिन समाधान देने के बजाय मुख्यमंत्री मोहन यादव जी की पुलिस किसानों पर लाठियाँ बरसा रही है। आज भोपाल स्थित निवास पर प्रेस वार्ता कर मैंने किसानों की समस्याओं को उठाया। सोचिए, जिस प्रदेश की अर्थव्यवस्था और रीढ़ किसान हैं, उन्हीं को… pic.twitter.com/Haf8qKAgqH — Umang Singhar (@UmangSinghar) September 11, 2025 MP Breaking News is the leading Hindi News portal in Madhya Pradesh, a digital news platform of INTUITIVE NEWS &amp; MEDIA PRIVATE LIMITED, providing news from every segment/category for its readers. Fast and Latest news updates with authenticating content are the prime objective that we seek towards creating a milestone for ourselves. Contact us: mpbreakingnews (at) gmail.com Bhopal News Indore News Jabalpur News Gwalior News Play Store Apple Store © 2025 Intuitive News &amp; Media Pvt. Ltd. | Powered By Parshva Web Home | Contact Us | Policies | Terms and Conditions</w:t>
+        <w:t>Content: GST New Rate : जीएसटी कटौती से किसानों को होगा लाभ : कृषि मंत्री कहा, ट्रैक्टर सहित अन्य कृषि उपकरणों के दाम में आएगी गिरावट GST New Rate (आज समाज), बिजनेस डेस्क : जीएसटी की नई दरें 22 सितंबर से पूरे देश में लागू हो रही हैं। केंद्र सरकार का दावा है कि इन दरों में बदलाव के बाद रोजमर्रा के उपयोग की 90 प्रतिशत वस्तुएं सस्ती हो जाएंगी। जिससे देश के मध्यम वर्ग और गरीब लोगों को अच्छा खासा फायदा होगा। वहीं केंद्रीय कृषि मंत्री शिवराज चौहान ने यह दावा किया है कि नई दरें लागू होने से देश के किसानों को भी बहुत ज्यादा फायदा होगा। उन्होंने कहा कि टैÑक्टर सहित अन्य कृषि उपकरण सस्ते हो जाएंगे और कृषि लागत में कमी आएगी। कृषि मंत्री शिवराज सिंह चौहान ने शुक्रवार को ट्रैक्टर और कृषि उपकरण निर्माताओं से अपील की कि 22 सितंबर से लागू होने वाली जीएसटी कटौती का सीधा लाभ किसानों तक पहुंचे। उन्होंने कहा कि इस कदम से अलग-अलग श्रेणी के ट्रैक्टरों की कीमतों में 23,000 रुपये से लेकर 63,000 रुपये तक की कमी आएगी। चौहान ने कृषि उपकरण कंपनियों के प्रतिनिधियों के साथ बैठक के बाद कहा कि जीएसटी में कमी से न केवल ट्रैक्टर सस्ते होंगे बल्कि देशभर में चल रहे कस्टम हायरिंग सेंटर्स (उऌउ२) पर उपलब्ध मशीनरी की लागत भी घटेगी। इसके चलते किसानों को किराये पर मशीनें लेने में भी राहत मिलेगी। कस्टम हायरिंग सेंटर (सीएचसी) का प्राथमिक उद्देश्य सीमांत और छोटे किसानों को रियायती दरों पर कृषि उपकरण और मशीनरी किराए पर उपलब्ध कराना है। चौहान ने कहा कि जीएसटी में कमी से किसानों को सीधा लाभ होगा। सरकार का उद्देश्य किसानों की आय बढ़ाना है, जिसके लिए न केवल उत्पादन बढ़ाना जरूरी है, बल्कि खेती की लागत को भी कम करना है। मंत्री ने विभिन्न ट्रैक्टर श्रेणियों में अपेक्षित मूल्य कटौती की जानकारी दी। इसमें 35 एचपी ट्रैक्टरों के लिए 41,000 रुपये, 45 एचपी ट्रैक्टरों के लिए 45,000 रुपये, 50 एचपी ट्रैक्टरों के लिए 53,000 रुपये और 75 एचपी ट्रैक्टरों के लिए 63,000 रुपये। बागवानी में इस्तेमाल होने वाले कॉम्पैक्ट ट्रैक्टरों की कीमत में लगभग 23,000 रुपये की कमी आएगी। ये भी पढ़ें : GST New Rate Effect : जीएसटी बदलाव से जनता के पास आएंगे 2 लाख करोड़ रुपए : वित्त मंत्री Sapna Choudhary Dance: हरियाणवी डांसर और सुपरस्टार सपना चौधरी अपने डांस मूव्स से फैन्स को… नागरिक संसाधन सूचना विभाग, समाज कल्याण और स्वास्थ्य विभाग के अधिकारी पब्लिक हॉलिडे पर भी… जानें शारदीय नवरात्र के पहले ही दिन क्यों बोए जाते हैं जौ Shardiya Navratri, (आज… मां दुर्गा होंगी प्रसन्न, मिलेगा पूजा का पूरा फल Maa Durga Aarti, (आज समाज), नई… आज से शुरू हो रहे शारदीय नवरात्र, जानें शुभ मुहूर्त Panchang And Rashifal, (आज समाज),… कहा, कांग्रेस और आप में हुआ गुप्त समझौता, पंजाब में बाढ़ के लिए प्रदेश सरकार…</w:t>
       </w:r>
     </w:p>
     <w:p>
@@ -6739,7 +6739,7 @@
     </w:p>
     <w:p>
       <w:r>
-        <w:t>Title: रबी फसलों पर केंद्रित राष्ट्रीय कृषि सम्मेलन, किसानों के लिए नई उम्मीदों का संदेश</w:t>
+        <w:t>Title: We will make India food basket of the world: Shivraj Singh Chouhan</w:t>
       </w:r>
     </w:p>
     <w:p>
@@ -6751,13 +6751,13 @@
           <w:rPr>
             <w:color w:val="0000FF"/>
           </w:rPr>
-          <w:t>https://www.kisantak.in/amp/crops/story/vikasit-krishi-sankalp-abhiyaan-rabi-crop-national-conference-2025-prv-1277150-2025-09-13?utm_source=Internal_AT&amp;utm_medium=Article&amp;utm_name=Read_More</w:t>
+          <w:t>https://ianslive.in/we-will-make-india-food-basket-of-the-world-minister--20250916091123</w:t>
         </w:r>
       </w:hyperlink>
     </w:p>
     <w:p>
       <w:r>
-        <w:t>Content: केंद्रीय कृषि और किसान कल्याण मंत्री शिवराज सिंह चौहान के नेतृत्व में ‘विकसित कृषि संकल्प अभियान’ के पहले चरण की भारी सफलता के बाद अब इसका दूसरा चरण शुरू होने जा रहा है. जहां पहले चरण में खरीफ फसलों पर फोकस था, वहीं इस बार रबी फसलों को लेकर अभियान देशभर में चलाया जाएगा. इस अभियान के तहत कृषि वैज्ञानिक गांव-गांव जाकर किसानों से मिलेंगे, उन्हें जरूरी जानकारी देंगे और उनकी समस्याओं को समझकर समाधान खोजेंगे. यह प्रधानमंत्री नरेंद्र मोदी जी के ‘लैब टू लैंड’ के मंत्र को साकार करने की दिशा में महत्वपूर्ण कदम है. 15 और 16 सितंबर को नई दिल्ली के पूसा में ‘राष्ट्रीय कृषि सम्मेलन - रबी अभियान 2025’ का आयोजन किया जा रहा है. यह दो दिवसीय सम्मेलन कृषि विशेषज्ञों, वैज्ञानिकों, नीति-निर्माताओं और राज्य सरकारों के वरिष्ठ प्रतिनिधियों को एक मंच पर लाएगा. यहाँ रबी फसलों की बुवाई, उत्पादन लक्ष्य और खेती से जुड़ी रणनीतियों पर विस्तृत चर्चा होगी. केंद्रीय कृषि मंत्री शिवराज सिंह चौहान इस सम्मेलन की अध्यक्षता करेंगे. इस बार रबी सम्मेलन पहली बार दो दिन का होगा, जिसमें कृषि से जुड़ी चुनौतियों और रबी मौसम की फसलों के लिए किसानों को लाभ पहुंचाने वाले विभिन्न विषयों पर चर्चा होगी. पहले दिन केंद्र और राज्यों के अधिकारी महत्वपूर्ण विषयों पर बातचीत करेंगे. दूसरे दिन कृषि मंत्री और अन्य वरिष्ठ अधिकारी नवीनतम तकनीक और बीजों को किसानों तक पहुंचाने के तरीकों पर गहन समीक्षा करेंगे. सम्मेलन के दौरान विशेषज्ञों और वैज्ञानिकों के बीच कई तकनीकी सत्र आयोजित होंगे, जिनमें निम्नलिखित विषयों पर चर्चा होगी: इस सम्मेलन में विभिन्न राज्यों की सफलताओं और बेहतरीन प्रथाओं को साझा किया जाएगा ताकि उन्हें अन्य राज्यों में भी लागू किया जा सके. इसके अलावा मौसम पूर्वानुमान, उर्वरक प्रबंधन, कृषि अनुसंधान और तकनीकी हस्तक्षेप से जुड़े महत्वपूर्ण विषयों पर भी विशेषज्ञों की राय ली जाएगी. रबी 2025-26 सीजन की तैयारी के साथ यह सम्मेलन किसानों की आय बढ़ाने, टिकाऊ कृषि को बढ़ावा देने और देश की खाद्य सुरक्षा को मजबूत करने की दिशा में एक बड़ा कदम साबित होगा. केंद्र सरकार किसानों की समृद्धि के लिए लगातार नए प्रयास कर रही है ताकि उनकी आमदनी में वृद्धि हो सके. केंद्रीय कृषि मंत्री शिवराज सिंह चौहान ने खरीफ फसल के लिए ‘विकसित कृषि संकल्प अभियान’ की शुरुआत की थी, जिसमें 2170 से अधिक वैज्ञानिक टीमों ने गांव-गांव जाकर किसानों से संवाद किया था. किसानों को खेती से जुड़ी नई जानकारी दी गई और उनकी समस्याओं का समाधान किया गया. प्रधानमंत्री नरेंद्र मोदी ने इस अभियान को ऐतिहासिक बताया था. इस बार भी देश के किसान इस अभियान को लेकर उत्साहित हैं. उम्मीद है कि यह अभियान सैद्धांतिक नहीं बल्कि व्यावहारिक रूप में बड़ी संख्या में किसानों तक पहुंचेगा और खेती को नई दिशा देगा. ‘विकसित कृषि संकल्प अभियान’ किसानों के विकास और आत्मनिर्भर भारत के निर्माण में एक मजबूत स्तंभ साबित होगा. एयरलिफ्ट के बाद लाहौल से शिमला पहुंचीं हिमाचल में ही उगीं सब्जियां, 200 रुपये किलो तक में बिकीं Potato Farming: आलू उत्पादन में आत्मनिर्भरता बनेगा ये राज्य, पेरू के अंतर्राष्ट्रीय आलू केंद्र से साथ हुआ एग्रीमेंट Rajasthan: मूंग, बाजरा और तिल की फसलों में रोगों की आहट, किसानों को दी गई सलाह Cashew Farming: तमिलनाडु में काजू बोर्ड का गठन, किसानों को मिलेगी कैसे और कितनी मदद, जानिए Cotton Stock: सस्‍ते आयात से बढ़ा कैरी फॉरवर्ड स्टॉक, CAI ने जारी किया अनुमान Opium Farming Policy: अफीम की खेती के लिए नई नीति जारी, इन किसानों को मिलेगा लाइसेंस New Potato Varieties: आलू की 4 नई किस्मों को मिली हरी झंडी, अब तेजी से बढ़ेगी पैदावार और आय धान की अधिक खेती के बावजूद चावल उत्पादन में आ सकती है गिरावट, वजह जान लें ग्लूटेन फ्री कुट्टू की खेती कहां, कब और कैसे करें, उन्नत किस्म के बारे में भी जानें अनंतनाग में अचानक आई बाढ़ ने सब्‍जी की फसलों को पहुंचाया भारी नुकसान, संकट में फंसे किसान</w:t>
+        <w:t>Content: New Delhi, Sep 16 (IANS) There will be no shortage of food grains, fruits or vegetables in the country and India will become the food basket of the world, Union Agriculture Minister Shivraj Singh Chouhan has said. Speaking at the two-day ‘National Agriculture Conference – Rabi Abhiyan 2025’ here, Chouhan said agriculture in the country is growing at 3.7 per cent, the highest in the world, thanks to the hard work of our farmers and scientists, and the government’s farmer-friendly policies. He emphasised that the Centre and the states are united, “and for our nation, our people, and our farmers, we will continue working together with full strength as their welfare is paramount”. “We are fortunate to have the responsibility of transforming India’s agricultural landscape. We are not ordinary people; we are those who shape the destiny of half of the nation’s population. We must work with great diligence. Our true concern is the farmer and their upliftment,” the minister highlighted. Chouhan further stated that only bio-stimulants (plant growth enhancers) that meet all standards and benchmarks will now be allowed for sale. “We will not allow farmers to be exploited. Agricultural extension work is extremely important; together with the Central Government, all state agriculture departments, agricultural universities, Krishi Vigyan Kendras, and all related organisations must prepare concrete programmes and strategies and work rapidly at the ground level. Officers should add value to their work,” said the minister. “We are only concerned about agriculture and the farmer, for which we will work with our full dedication. With this spirit, the Rabi Conference will deliberate and work to improve the situation of farmers,” he added. He said that weather is no longer predictable, hence more and more farmers should be covered under crop insurance, and officers should make efforts to ensure that. “The Pradhan Mantri Fasal Bima Yojana must be implemented effectively so that farmers get relief. The ‘Viksit Krishi Sankalp Abhiyan’ will again be carried out in October with joint participation of the Centre and states. Now agricultural research must focus on solving farmers’ problems, not merely on publishing papers. In flood-affected areas, the entire administration should work swiftly to provide relief,” Chouhan emphasised. The conference is being attended by senior officials of the Centre and states, scientists from the Indian Council of Agricultural Research (ICAR), agricultural experts, farmer representatives, and other stakeholders. —IANS na/ IANS India Private Limited A-6, Ground Floor, Block A Sector-16, Noida, Uttar Pradesh Phone: +91-120-4822400, 4822415, 4822416 Email: dakul.s@ians.in, marketing@ians.in</w:t>
       </w:r>
     </w:p>
     <w:p>
@@ -6770,7 +6770,7 @@
     </w:p>
     <w:p>
       <w:r>
-        <w:t>Title: Ladli Behna Yojana: लाडली बहना योजना में कैसे कराएं अपना रजिस्ट्रेशन…?</w:t>
+        <w:t>Title: From Illegal Tagging to Biostimulant Crackdown, First Viksit Krishi Sankalp Abhiyan Made Its Mark Across India; Second Phase to Begin October 3</w:t>
       </w:r>
     </w:p>
     <w:p>
@@ -6782,13 +6782,13 @@
           <w:rPr>
             <w:color w:val="0000FF"/>
           </w:rPr>
-          <w:t>https://www.patrika.com/bhopal-news/ladli-behna-yojana-update-installment-know-how-to-register-your-name-19927104</w:t>
+          <w:t>https://www.global-agriculture.com/india-region/from-illegal-tagging-to-biostimulant-crackdown-first-viksit-krishi-sankalp-abhiyan-made-its-mark-across-india-second-phase-to-begin-october-3/</w:t>
         </w:r>
       </w:hyperlink>
     </w:p>
     <w:p>
       <w:r>
-        <w:t>Content: ताजा खबरें राज्य मौसम एशिया कप 2025 बिहार चुनाव 2025 कुलिश जन्मशती वर्ष पत्रिका स्पेशल राष्ट्रीय मनोरंजन ज्योतिष स्वास्थ्य खेल धर्म राजनीति विश्व OTT शिक्षा ओपिनियन ऑटो टेक गैजेट लाइफस्टाइल ब्यूटी महिला बिजनेस क्राइम जॉब्स ई-पेपर मेरी खबर शॉर्ट्स ई-पेपर भोपाल • Sanjana Kumar • Sep 08, 2025 Ladli Behna Yojana Update: मध्य प्रदेश की सबसे महत्वकांक्षी और महिला सशक्तिकरण की मिसाल बनी 'लाड़ली बहना योजना' अब एक नए मोड़ पर खड़ी है। सितंबर 2025 की 28वीं किस्त को लेकर तैयारियां पूरी हो चुकी हैं। लेकिन इस बार मिलने वाली 1250 रुपए की ये किस्त अक्टूबर महीने तक आने वाली आखरी किस्त होगी। इसके बाद लाड़ली बहनाय योजना की 1250 रुपए की किस्त बंद हो जाएगी। बता दें कि लाड़ली बहनाय योजना की चर्चा इन दिनों लगातार आम जन-जीवन के दिन हिस्सा बनी हुई है, ये चर्चा सितंबर के महीने में आने वाली 28वीं किस्त या कितनी राशि खातों में आने वाली है तक सीमित नहीं है, बल्कि राज्य सरकार के राजनीतिक संकेत और आर्थिक दबाव को लेकर भी बड़ा मुद्दा बन चुकी है। जानकारी मिल रही है कि सितंबर के इस महीने में लाड़ली बहना योजना की 28वीं किस्त के 1250 रुपए आने वाले हैं। इस महीने की किस्त की ये राशि 1.27 करोड़ लाड़ली बहनों के खातों में जमा होनी है। अब तक मिल रही जानकारी के मुताबिक इस बार ये किस्त सीएम डॉ. मोहन यादव 13 सितंबर को करोड़ों लाड़ली बहनों के खाते में ये राशि DBT करेंगे। वहीं एमपी के झाबुआ जिले के पेटलावद से सिंगल क्लिक पर ये राशि लाड़ली बहनों के खातों में भेजी जाएगी। हालांकि इसकी आधिकारिक पुष्टि नहीं हो पाई है। ये भी पढ़ें बताया जा रहा है कि हर महीने की तरह इस महीने भी एक बड़े आयोजन में शामिल होकर सीएम मोहन यादव लाड़ली बहना योजना की 28वीं किस्त जारी करेंगे। ये किस्त सिर्फ आर्थिक सहायता भर नहीं होगी, बल्कि आगामी त्योहारों और 2028 तक की रोडमैप घोषणा का हिस्सा भी बनेगी। दिवाली की भाई दुज से मिलेंगे 1500 सौ रुपए तो 2028 तक 3,000 होगी किस्त। योजना से अभी तक 1.27 करोड़ महिलाएं जुड़ चुकी हैं। मौजूदा समय में सरकार हर महीने लगभग 1,551 करोड़ खर्च कर रही है। राशि बढ़ने के बाद यह बोझ 1,861 करोड़ प्रतिमाह तक पहुंचेगा। सालाना अनुमानित खर्च 22,000 करोड़ रुपए से ज्यादा होगा। नाम न छापने की शर्त पर वित्त विभाग के एक अधिकारी ने बताया कि 'योजना को टिकाऊ रखने के लिए हमें टैक्स कलेक्शन और बजट कट्स पर गहराई से काम करना होगा, वरना अगले तीन साल में यह बोझ राज्य की अर्थव्यवस्था पर दबाव डाल सकता है।' सितंबर की किस्त ऐसे समय आ रही है जब त्योहारों का मौसम शुरू हो रहा है। सरकार इसे 'त्योहार गिफ्ट' पैकेज की तरह पेश करना चाहती है। बढ़ी हुई राशि के बाद सरकार को हर साल 22,000 करोड़ रुपए से ज्यादा की राशि का प्रबंधन करना होगा। जो सरकार का वित्तीय बोझ बढ़ाने वाली एक बड़ी चुनौती भी साबित हो सकती है। 2028 तक लाड़ली बहना योजना की राशि बढ़ाकर प्रतिमाह 3,000 रुपए तय करने का बड़ा लक्ष्य मोहन सरकार ने रखा है। इस राशि से महिलाओं का राजनीतिक वफादारी समीकरण भी बदल सकता है। अगर हम स्थानीय प्रभाव की बात करें तो, खासकर आदिवासी और ग्रामीण इलाकों में लाड़ली बहना योजना की पात्र महिलाओं के सामाजिक दर्जे और आर्थिक स्वतंत्रता में बड़ा बदलाव ला रही है। जो 2028 से और व्यापक होगा। सरकारी पोर्टल cmladlibahna.mp.gov.in पर जाकर महिलाएं अपनी किस्त की स्थिति देख सकती हैं। आधार, आवेदन ID या समग्र ID डालकर वे यह जान सकती हैं कि 1250 रुपए उनके खाते में आए हैं या नहीं। जानकारी के मुताबिक योजना के तहत जनवरी 2025 तक करीब 1.63 लाख महिलाओं के नाम लाड़ली बहना योजना की पात्रता सूची से हटा दिए गए हैं। ये वो महिलाएं थीं जो 60 वर्ष की आयु पार कर चुकी थीं। महिला एवं बाल विकास विभाग ने स्पष्ट किया है कि किसी का नाम मनमाने तरीके से नहीं काटा गया, बल्कि पात्रता की शर्त पूरी न करने पर सिस्टम खुद ही अपडेट जानकारी शो करता है। उधर प्रदेश कांग्रेस समय- पर आरोप लगाती रही है कि सरकार इस योजना को बंद करना चाहती है। विपक्ष का आरोप है नए पंजीयन न किए जाना इसका कारण है। नाम लगातार कम होते रहेंगे और सरकार एक दिन इस योजना को बंद कर देगी। -1- परिवार समग्र आई डी-2- व्यक्तिगत समग्र आई डी-3- आधार कार्ड-4- स्वयं का आधार लिंक्ड डीबीटी इनेबल्ड बैंक खाता-5- मोबाइल नंबर (जिस पर आवेदन की ऑनलाइन प्रविष्टि के समय ओटीपी भेजा जा सके।) ऐसी महिलाएं लाड़ली बहना योजना से बाहर होंगी या अपात्र होंगी, जिनके परिवार की सम्मिलित रूप से वार्षिक आय रुपए 2.5 लाख से ज्यादा है। वहीं इस महीने जिन महिलाओं की उम्र 60 पार हो चुकी है, वे स्वत: ही इस योजना से बाहर हो जाएंगी। वहीं पात्रता के लिए इस योजना की पहली शर्त है कि आवेदक महिला मध्य प्रदेश की स्थायी निवासी हो, विवाहित हो, इनमें विधवा, तलाकशुदा या पति द्वारा छोड़ी गई महिलाएं भी शामिल हैं। जिस साल आवेदन किया जा रहा हो, उस साल 1 जनवरी तक उम्र 21 से ज्यादा और 60 साल से कम होना चाहिए। -- ग्राम पंचायत या वार्ड ऑफिस या फिर कैंप स्थल से आवेदन फॉर्म मिलेंगे।-- इन्हीं ऑफिस में ही आवेदन फॉर्म लाडली बहना पोर्टल या मोबाइल एप से अपलोड होंगे।-- आवेदन फॉर्म भरते वक्त आवेदक महिला का होना जरूरी है, इस वक्त उनकी फोटो ली जाएगी।-- आवेदन फॉर्म जमा होने के बाद ऑनलाइन एप्लीकेशन नंबर मिल जाएगा।-- इस Application Number को संभालकर रखना होगा। लाड़ली बहना योजना की शुरुआत पूर्व मुख्यमंत्री शिवराज सिंह चौहान ने विधानसभा चुनाव 2023 से पहले की थी। योजना की शुरुआत में महिलाओं को 1000 रुपए प्रति माह दिए जाते थे, जिसे बढ़ाकर जुलाई 2023 में 1250 रुपए किया गया। अब एक बार फिर राज्य सरकार ने इसे बढ़ाकर 1500 रुपए प्रति माह करने की तैयारियां शुरू कर दी हैं। दिवाली की भाईदूज से 250 रुपए की ये राशि बढ़ाई जाएगी। लाड़ली बहना योजना को मध्यप्रदेश विधानसभा चुनाव के समय गेमचेंजर माना गया था। बीजेपी की भारी जीत के बाद इस योजना पर देशभर के राजनीतिक पार्टी का ध्यान गया। कई राज्यों में ये योजना शुरू की गई। हालांकि, लंबे समय से राशि में कोई बढ़ोतरी नहीं की गई थी और रजिस्ट्रेशन भी नहीं किए जा रहे थे, इससे लाभार्थी महिलाओं के मन में सवाल उठ रहे थे कि कहीं राज्य सरकार इस योजना को भविष्य में बंद तो नहीं कर देगी। लेकिन फिर सरकार के नए ऐलान से उम्मीद जागी है कि, 'जल्द ही नए रजिस्ट्रेशन कर योजना से वंचित बहनों को लाभ पहुंचाया जाएगा।' ये भी पढ़ें खबर शेयर करें: संबंधित विषय: mp news शहर की खबरें: इंदौर न्यूज़ भोपाल न्यूज़ ग्वालियर न्यूज़ जबलपुर न्यूज़ रतलाम न्यूज़ Updated on: 12 Sept 2025 12:39 pm Published on: 08 Sept 2025 02:54 pm DOWNLOAD ON Play Store DOWNLOAD ON App Store Trending Topics Bihar Elections 2025 PM Modi Asia Cup 2025 Top Categories राष्ट्रीय मनोरंजन स्वास्थ्य राजस्थान मध्य प्रदेश Legal Privacy Policy Statutory provisions on reporting (sexual offenses) This website follows the DNPA’s code of conduct Code of Conduct About Us Grievance Policy RSS Copyright © 2025 Patrika Group. All Rights Reserved.</w:t>
+        <w:t>Content: 16 September 2025, New Delhi: After the unprecedented success of the first phase of the Viksit Krishi Sankalp Abhiyan, the government is preparing to launch the second phase under the leadership of Union Agriculture and Farmers’ Welfare Minister Shivraj Singh Chouhan from October 3, 2025. The first Sankalp Yatra campaign, which began on 29 May 2025, saw 2,170 teams comprising scientists, agriculture officers and experts visiting more than 1.42 lakh villages and directly interacting with over 1.34 crore farmers. The scale of the outreach was historic and received strong support from chief ministers, union and state ministers, members of parliament, MLAs and thousands of local representatives. Beyond knowledge transfer, the campaign also triggered stronger vigilance on the spurious pesticide. Farmers took the opportunity to raise concerns regarding the tagging of nano, biological and biostimulant products along with fertilisers. Following this, 9,352 provisional registration certificates for biostimulant products were neither renewed nor granted permanent approval and therefore lapsed on 16 June 2025, making these products no longer valid for sale in the market. Building on this momentum, the second phase will now focus on Rabi crops and begin on October 3. Agricultural scientists from across the country will once again travel to villages, meet farmers, provide critical information and listen to their concerns in an effort to deliver practical solutions aligned with the government’s Lab to Land vision. To set the stage for this, a two-day National Agricultural Conference — Rabi Abhiyan 2025 — is being held at the Pusa Campus in New Delhi on 15–16 September. For the first time, the Rabi Conference is being extended to two full days. It will bring together agriculture ministers from several states, the union secretary of agriculture and farmers’ welfare, the director general of ICAR and senior representatives from both central and state governments. In addition, Krishi Vigyan Kendra scientists have also been invited to contribute regional insights and help chart strategies for the season ahead. The deliberations will cover a wide spectrum of issues that are critical for the upcoming Rabi season, including soil health, balanced use of fertilisers, quality seeds and pesticides, diversification of horticulture, the strengthening of extension services, coordination of centrally sponsored schemes and promotion of natural farming practices. Special attention will also be given to crop diversification with emphasis on pulses and oilseeds, the availability and distribution of fertilisers, and integrated farming systems. Presentations from experts and state representatives will provide practical solutions, while discussions will also address weather forecasting, fertiliser management and technological interventions. The outcome of the conference is expected to shape the roadmap for Rabi 2025–26, offering direction on production strategies and farmer support. By consolidating best practices from different states and encouraging wider adoption of innovative approaches, the government hopes to improve farm productivity, strengthen national food security and enhance farmer incomes. Farmers across the country have expressed enthusiasm for the next phase of the campaign. Like the first, the second phase is expected not only to remain a platform for dialogue but to result in concrete measures that directly benefit cultivators, reaffirming the government’s commitment to building a more resilient and prosperous agricultural sector. Also Read: Two Rows of Grapes, Two Different Futures: How Biostimulants Are Reshaping Farming 📢 If You’re in Agriculture, Make Sure the Right People Hear Your Story.From product launches to strategic announcements, Global Agriculture offers unmatched visibility across international agri-business markets. Connect with us at pr@global-agriculture.com to explore editorial and advertising opportunities that reach the right audience, worldwide. First Name Last Name Organization Email address 19 September 2025, New Delhi: NEXCOM has introduced the ATC 3561-NA4C, an Edge AI computer designed for agricultural automation, including autonomous vehicles 19 September 2025, New Delhi: Food systems lie at the heart of sustainable development. They influence how people produce, access, and consume 11 September 2025, US: The World Food Prize Foundation has revealed the three finalists for its first-ever Innovate for Impact Challenge: APOLO Copyright © 2025 Global Agriculture. All rights reserved. Check Offers Available You can see how this popup was set up in our step-by-step guide: https://wppopupmaker.com/guides/auto-opening-announcement-popups/</w:t>
       </w:r>
     </w:p>
     <w:p>
@@ -6801,7 +6801,7 @@
     </w:p>
     <w:p>
       <w:r>
-        <w:t>Title: प्रदेश में 17 सितम्बर से 2 अक्टूबर तक आयोजित होगा ‘‘स्वस्थ नारी सशक्त परिवार’’ अभियान, अभियान के संचालन हेतु बैठक सम्पन्न</w:t>
+        <w:t>Title: कृषि पर राष्ट्रीय सम्मेलन - रबी अभियान 2025 : 3 अक्टूबर से शुरू होगा ‘विकसित कृषि संकल्प अभियान’</w:t>
       </w:r>
     </w:p>
     <w:p>
@@ -6813,13 +6813,13 @@
           <w:rPr>
             <w:color w:val="0000FF"/>
           </w:rPr>
-          <w:t>https://makdaiexpress24.com/meeting-will-be-held-in-the-state-from-17-september-to-2-october/</w:t>
+          <w:t>https://www.tractorjunction.com/agriculture-news/national-conference-on-agriculture-rabi-campaign-2025/</w:t>
         </w:r>
       </w:hyperlink>
     </w:p>
     <w:p>
       <w:r>
-        <w:t>Content: Makdai Express24 - Hindi News Portal हरदा महिलाओं का स्वास्थ्य एवं सशक्तिकरण हमारे परिवारों समाज एवं राष्ट्र की प्रगति का आधार है। इसके परिपेक्ष्य में स्वास्थ्य एवं परिवार कल्याण मंत्रालय भारत सरकार द्वारा 17 सितम्बर से 2 अक्टूबर तक ‘‘स्वस्थ नारी सशक्त परिवार’’ अभियान का आयोजन किया जा रहा है। यह अभियान महिला एवं बाल विकास विभाग द्वारा आयोजित किये जा रहे पोषण माह की गतिविधियों के अभिसरण व समन्वय से आयोजित किया जायेगा। अभियान का राष्ट्रीय स्तर पर शुभारम्भ प्रधानमंत्री श्री नरेन्द्र मोदी द्वारा मध्यप्रदेश से 17 सितम्बर को किया जायेगा। अभियान के तहत आयुष्मान आरोग्य मंदिरों तथा सामुदायिक स्वास्थ्य केन्द्रों पर स्वास्थ्य एवं पोषण शिविर, विशेषज्ञ चिकित्सा शिविरों का आयोजन तथा स्वैच्छिक रक्तदान जैसी गतिविधियां आयोजित की जाएंगी। - Install Android App - शनिवार को अभियान के संचालन के संबंध में मुख्य चिकित्सा एवं स्वास्थ्य अधिकारी कार्यालय के सभा कक्ष में बैठक आयोजित की गई। बैठक में मुख्य चिकित्सा एवं स्वास्थ्य अधिकारी डॉ एच.पी. सिंह ने जिले के सभी खंड चिकित्सा अधिकारी, बीसीएम, को ‘‘स्वस्थ नारी सशक्त परिवार’’ की संपूर्ण रूपरेखा तथा पोर्टल पर रिपोर्टिंग के संबंध में जानकारी दी। उन्होंने सभी से अभियान के तहत 17 सितंबर को आयोजित होने वाले शिविर की सभी आवश्यक व्यवस्थाएं सुनिश्चित करने के निर्देश भी दिये। मुख्य चिकित्सा एवं स्वास्थ्य अधिकारी डॉ. सिंह ने बैठक में बताया कि इस अभियान का उद्देश्य महिलाओं में स्वास्थ्य एवं पोषण से जुड़ी चुनौतियों की पहचान कर उन्हें समय पर स्वास्थ्य सेवाएँ उपलब्ध कराना। मातृ एवं शिशु स्वास्थ्य सेवाओं में सुधार तथा किशोरियों में पोषण व एनीमिया के प्रति जागरूकता बढ़ाना। गैर संचारी रोग जैसे उच्च रक्तचाप, मधुमेह, मुख, स्तन एवं गर्भाशय, ग्रीवा कैंसर एनीमिया एवं सिकल सेल रोग तथा संचारी रोग जैसे क्षय रोग कुष्ठ रोग की स्क्रीनिंग करना तथा स्वास्थ्य सेवाओं की उपलब्धता के साथ समुदाय की सक्रिय भागीदारी सुनिश्चित कर जनआंदोलन के रूप में आयोजन करना है। चौधरी मोहन गुर्जर मध्यप्रदेश के ह्र्दयस्थल हरदा के जाने माने वरिष्ठ पत्रकार है | आप सतत 15 वर्षो से पत्रकारिता के क्षेत्र में अपनी सेवायें देते आ रहे है। आपकी निष्पक्ष और निडर लेखनी को कई अवसरों पर सराहा गया है | Prev Post Aaj ka rashifal: आज दिनांक 14 सितंबर 2025 का राशिफल, जानिए आज क्या कहते है आपके भाग्य के सितारे Next Post शिव की शरण में पहुंचे शिवराज सिंह चौहान, पचमढ़ी की वादियों में बंदर का किया फोटो शूट 1 2 4 3 5 6 7 8 10 11 12 13 14 15 16 17 18 19 20 21 22 Final 1 2 3 4 5 6 7 8 9 10 11 12 13 14 15 16 17 18 19 1 2 3 4 5 6 7 8 9 10 11 12 13 14 15 16 17 18 19 20 21 22 23 24 25 26 27 28 29 30 31 32 1 2 3 4 5 6 7 8 9 10 11 12 13 14 15 16 17 18 19 20 21 22 23 24 25 26 27 28 29 30 31 32 33 34 35 36 37 38 39 40 41 42 43 44 45 20 19 18 17 16 15 14 13 12 11 10 9 8 7 6 5 4 3 2 1 मकड़ाई एक्सप्रेस24 एक उद्देश्य और निष्पक्ष पोर्टल होने का वादा करता है, जहां पाठकों को सबसे अच्छी जानकारी, हाल के तथ्यों और मनोरंजक समाचार उपलब्ध कराये जाते हैं। समाचार पोर्टल के माध्यम से हम निष्पक्षता से हर ताज़ा खबरों से अपने पाठकों को अवगत कराते हैं। Popular News Mahila Samman Savings Certificate Yojana: महिला सम्मान बचत… Ladli Behna Yojana: इन बहनों को नहीं मिलेगी अगली किस्त,… Welcome, Login to your account. Recover your password. A password will be e-mailed to you.</w:t>
+        <w:t>Content: ताज़ा समाचार नया उपयोगकर्ता लॉगिन/रजिस्टर प्रकाशित - 18 Sep 2025 ट्रैक्टर जंक्शन द्वारा Social Share केंद्र सरकार ने आगामी रबी सीजन 2025-26 के लिए 362.50 मिलियन टन कृषि उत्पादन का महत्वाकांक्षी लक्ष्य तय किया है। यह घोषणा केंद्रीय कृषि एवं किसान कल्याण मंत्री शिवराज सिंह चौहान ने राष्ट्रीय कृषि सम्मेलन - रबी अभियान 2025 के समापन अवसर पर की। यह दो दिवसीय सम्मेलन राजधानी दिल्ली में आयोजित हुआ, जिसमें देशभर के कृषि मंत्रियों और वरिष्ठ अधिकारियों ने भाग लिया। सम्मेलन में कृषि क्षेत्र की चुनौतियों, रणनीतियों और समाधान को लेकर गहन विचार-विमर्श हुआ। समापन भाषण में चौहान ने बताया कि ‘विकसित भारत@2047’ के दृष्टिकोण को ध्यान में रखते हुए 3 अक्टूबर 2025 से देशभर में ‘विकसित कृषि संकल्प अभियान’ की शुरुआत की जाएगी। इस अभियान को उन्होंने "लैब से लैंड" विजन को साकार करने की दिशा में एक ठोस कदम बताया, जिसका उद्देश्य वैज्ञानिक तकनीकों और आधुनिक कृषि पद्धतियों को खेत तक पहुंचाना है। चौहान ने स्पष्ट किया कि इस बार बीज, खाद और कीटनाशकों की उपलब्धता सुनिश्चित करने के लिए केंद्र और राज्य मिलकर कार्य करेंगे। उन्होंने दो टूक कहा कि नकली और घटिया गुणवत्ता वाले उर्वरकों, बीजों और कीटनाशकों की बिक्री किसी भी हालत में बर्दाश्त नहीं की जाएगी। उन्होंने बताया कि इस दिशा में कड़े कानून बनाए जा रहे हैं, ताकि किसानों का शोषण करने वालों पर सख्त कार्रवाई की जा सके। केंद्रीय कृषि मंत्री ने किसानों से जुड़े कॉल सेंटरों को और अधिक प्रभावी बनाने पर जोर दिया। उन्होंने कहा कि राज्यों में मजबूत शिकायत निवारण तंत्र बनाकर यह सुनिश्चित किया जाएगा कि किसानों को समय पर समाधान और न्याय मिल सके। सरकार का उद्देश्य है कि किसान न केवल उत्पादन बढ़ाएं, बल्कि कृषि कार्यों में भरोसे और सुरक्षा के साथ आगे बढ़ें। चौहान ने राज्यों से आग्रह किया कि वे प्रधानमंत्री फसल बीमा योजना (PMFBY) के दायरे को बढ़ाने के प्रयासों में तेजी लाएं। उन्होंने कहा कि अधिक से अधिक किसानों को इस योजना से जोड़ना समय की मांग है, जिससे प्राकृतिक आपदाओं या फसल हानि की स्थिति में किसानों को आर्थिक सुरक्षा मिल सके। मंत्री ने कृषि विज्ञान केंद्रों (KVK) और राज्य कृषि विस्तार सेवाओं को और अधिक सक्रिय और प्रभावशाली बनाने की जरूरत बताई। उन्होंने इन्हें किसानों तक आधुनिक तकनीक, वैज्ञानिक शोध और उपयोगी जानकारी पहुंचाने का प्रमुख माध्यम बताया। यह अभियान किसानों को फसल प्रबंधन, जल संरक्षण, जैविक खेती और आधुनिक उपकरणों के उपयोग के प्रति जागरूक करेगा। सम्मेलन के दौरान राज्यों के कृषि मंत्रियों और अधिकारियों के साथ केंद्र सरकार की ओर से साझा रणनीतियां बनाने और कार्यान्वयन में सहयोग बढ़ाने पर सहमति बनी। चौहान ने विशेष रूप से राज्यों से आग्रह किया कि वे "विकसित कृषि संकल्प अभियान" को जन आंदोलन के रूप में अपनाएं और गांव-गांव तक इसकी पहुंच सुनिश्चित करें। केंद्रीय मंत्री ने सम्मेलन के समापन पर प्रधानमंत्री नरेंद्र मोदी के प्रति आभार प्रकट किया और कहा कि प्रधानमंत्री की किसानों के प्रति प्रतिबद्धता और “विकसित भारत” के दृष्टिकोण को साकार करने में कृषि क्षेत्र की भूमिका अहम है। उन्होंने सभी हितधारकों से अपील की कि वे जीएसटी जैसे ऐतिहासिक सुधारों का लाभ गांवों तक पहुंचाएं और स्वदेशी उत्पादों को बढ़ावा देने में सक्रिय भूमिका निभाएं। अंत में चौहान ने आशा व्यक्त की कि इस सम्मेलन में हुई चर्चाओं और निर्णयों से आगामी रबी सीजन में कृषि क्षेत्र को नई दिशा मिलेगी और किसानों की आय बढ़ाने के संकल्प को मजबूती मिलेगी। ट्रैक्टर जंक्शन हमेशा आपको अपडेट रखता है। इसके लिए ट्रैक्टरों के नये मॉडलों और उनके कृषि उपयोग के बारे में एग्रीकल्चर खबरें प्रकाशित की जाती हैं। प्रमुख ट्रैक्टर कंपनियों वीएसटी ट्रैक्टर, महिंद्रा ट्रैक्टर आदि की मासिक सेल्स रिपोर्ट भी हम प्रकाशित करते हैं जिसमें ट्रैक्टरों की थोक व खुदरा बिक्री की विस्तृत जानकारी दी जाती है। अगर आप मासिक सदस्यता प्राप्त करना चाहते हैं तो हमसे संपर्क करें। अगर आप नए ट्रैक्टर, पुराने ट्रैक्टर, कृषि उपकरण बेचने या खरीदने के इच्छुक हैं और चाहते हैं कि ज्यादा से ज्यादा खरीददार और विक्रेता आपसे संपर्क करें और आपको अपनी वस्तु का अधिकतम मूल्य मिले तो अपनी बिकाऊ वस्तु को ट्रैक्टर जंक्शन के साथ शेयर करें। सोनालीका डीआई 35 39 HP | 2023 स्वराज 855 एफई 48 HP | 2022 महिंद्रा युवराज 215 एनएक्सटी 15 HP | 2017 महिंद्रा युवराज 215 एनएक्सटी 15 HP | 2024 {Vehicle Name} सबमिट पर क्लिक करके, आप हमारे नियमों और शर्तों से सहमत होते हैं हिसार में 21-22 सितंबर को होगा आयोजन, जानिए मेले के मुख्य आकर्षण और कार्यक्रम हरियाणा... इथेनॉल और चीनी उत्पादन के लिए होगी गन्ने की खरीदी, सरकार अतिरिक्त चीनी का स्टॉक... New Delhi, September 16, 2025:&amp;nbsp;The National Conference on Agriculture Rabi Campaign 2025 concluded in New... सीएम ने किया खराब हुई फसलों का अवलोकन, सभी कलेक्टरों को दिए निर्देश इस साल... जानिए, किन किसानों से होगी धान की खरीद और किस रेट पर होगी खरीद Paddy... जानें, GST की दर घटने से सोलर पंप अब कितने सस्ते मिलेंगे और किसानों को... जानिए, किन तिथियां जिसमें ट्रैक्टर और इंप्लीमेंट्स खरीदना रहेगा अधिक शुभ त्योहारी सीजन की शुरुआत... Need a tractor that delivers both strength and reliability on your farm?&amp;nbsp;John Deere is one... हिसार में 21-22 सितंबर को होगा आयोजन, जानिए मेले के मुख्य आकर्षण और कार्यक्रम हरियाणा... महिला एवं बाल विकास विभाग ने जारी किए आदेश, 26 लाख लाभार्थी हो सकते हैं... ट्रैक्टर कृषि मौसम एग्री बिजनेस सरकारी योजना कृषि मशीनरी सामाजिक पशुपालन सक्सेस स्टोरी कृषि सुझाव ऑटोमोबाइल बैंकिंग कॉल बैक का अनुरोध करें सबमिट पर क्लिक करके, आप हमारे नियमों और शर्तों से सहमत होते हैं हमसे जुड़े ट्रैक्टर जंक्शन एप डाउनलोड करें द्वारा सामग्री संरक्षित © 2025 ट्रैक्टरजंक्शन. सर्वाधिकार सुरक्षित. हमारे साथ विज्ञापन करें प्राइवेसी पॉलिसी साइटमैप ट्रैक्टर से जुडी किसी भी सहायता के लिए तुरंत अपनी जानकारी भरे और हम आपसे जल्दी संपर्क करेंगे ! ट्रैक्टर से जुडी किसी भी सहायता के लिए तुरंत अपनी जानकारी भरे और हम आपसे जल्दी संपर्क करेंगे ! ट्रैक्टर से जुडी किसी भी सहायता के लिए तुरंत अपनी जानकारी भरे और हम आपसे जल्दी संपर्क करेंगे ! सबमिट पर क्लिक करके, आप हमारे नियमों और शर्तों से सहमत होते हैं Our team will get in touch with you very soon with exiciting offers Please connect with us Report Incorrect Price - सबमिट पर क्लिक करके, आप हमारे नियमों और शर्तों से सहमत होते हैं By clicking on Submit, you agree to our Terms and Conditions</w:t>
       </w:r>
     </w:p>
     <w:p>
@@ -6832,7 +6832,7 @@
     </w:p>
     <w:p>
       <w:r>
-        <w:t>Title: PM Kisan Yojana: अटक सकती है पीएम किसान सम्मान निधि की 21वीं किस्त! तुरंत निपटा लें ये जरूरी काम</w:t>
+        <w:t>Title: किसानों के लिए खुशखबरी! राज्यों की भौगोलिक और जलवायु स्थिति के अनुसार बनेगा कृषि रोडमैप</w:t>
       </w:r>
     </w:p>
     <w:p>
@@ -6844,13 +6844,13 @@
           <w:rPr>
             <w:color w:val="0000FF"/>
           </w:rPr>
-          <w:t>https://hindi.latestly.com/india/pm-kisan-samman-nidhi-21st-installment-date-kyc-bank-land-verification-update-2025-2749988.html</w:t>
+          <w:t>https://www.etvbharat.com/hi/!bharat/agriculture-roadmap-prepared-according-to-geographical-and-climatic-conditions-of-states-hindi-news-hin25091703030</w:t>
         </w:r>
       </w:hyperlink>
     </w:p>
     <w:p>
       <w:r>
-        <w:t>Content: प्रधानमंत्री किसान सम्मान निधि योजना (Pradhan Mantri Kisan Samman Nidhi Yojana) के तहत देशभर के करोड़ों किसानों को हर साल 6,000 रुपये की आर्थिक मदद दी जाती है. यह रकम किसानों के बैंक खाते में सीधे तीन बराबर किस्तों (2,000 रुपये) के रूप में ट्रांसफर की जाती है. अब तक केंद्र सरकार 20 किस्तें जारी कर चुकी है, और किसान अब 21वीं किस्त का बेसब्री से इंतज़ार कर रहे हैं. लेकिन ध्यान देने वाली बात यह है, कि अगर किसान समय पर कुछ ज़रूरी काम पूरे नहीं करते, तो उनकी अगली किस्त रुक सकती है. ई-केवाईसी करना ज़रूरी इस योजना में किस्त पाने के लिए ई-केवाईसी (e-KYC) कराना सबसे अहम शर्त है. अगर आपने अभी तक ई-केवाईसी नहीं करवाई है, तो आपकी किस्त रोकी जा सकती है. ऑनलाइन प्रक्रिया सबसे पहले पीएम किसान की ऑफिशियल वेबसाइट pmkisan.gov.in पर जाएं. अब 'Farmer’s Corner' में जाकर ई-केवाईसी ऑप्शन चुनें. फिर आधार नंबर डालें और ओटीपी (OTP) वेरिफाई करें. इसके बाद आपकी ई-केवाईसी प्रक्रिया पूरी हो जाएगी. चाहें तो आप पीएम किसान मोबाइल ऐप से फेस ऑथेंटिकेशन भी कर सकते हैं. ऑफलाइन प्रक्रिया अगर इंटरनेट की सुविधा नहीं है, तो नज़दीकी कॉमन सर्विस सेंटर (CSC) या राज्य सेवा केंद्र (SSK) पर जाएं. वहां बायोमेट्रिक फिंगरप्रिंट (Biometric Fingerprint) के जरिए ई-केवाईसी हो जाएगी. अपने साथ आधार कार्ड ज़रूर साथ ले जाएं. आधार से बैंक अकाउंट लिंक होना ज़रूरी किस्त पाने के लिए आपके बैंक खाते का आधार से लिंक होना अनिवार्य है. अगर लिंक नहीं है, तो पैसा डायरेक्ट बेनिफिट ट्रान्सफर (Direct Benefit Transfer) से नहीं आएगा. इसके लिए अपनी बैंक शाखा में जाकर आधार लिंकिंग कराएं और डीबीटी सुविधा एक्टिव कराएं. भूमि सत्यापन किसानों को अपनी ज़मीन से जुड़े कागज़ात की जांच करवाना ज़रूरी है. अगर खेत की जमीन का सत्यापन पूरा नहीं हुआ है, तो आपकी किस्त अटक सकती है. इसके लिए आपको अपने तहसील कार्यालय या फिर राजस्व विभाग से संपर्क करना होगा. साथ ही, पीएम किसान पोर्टल पर भी जमीन से जुड़े दस्तावेज़ अपलोड करने का विकल्प उपलब्ध है. सही जानकारी होना ज़रूरी रजिस्ट्रेशन के दौरान दी गई जानकारी पूरी तरह सही होना बेहद ज़रूरी है. नाम, आधार नंबर या बैंक डिटेल्स में ज़रा सी गलती भी आपकी किस्त रोक सकती है. इसलिए समय-समय पर पीएम किसान पोर्टल पर जाकर बेनिफिशियरी स्टेटस (Beneficiary Status) चेक करें और अगर कोई गलती दिखे तो तुरंत उसे ठीक कर लें. कब आएगी 21वीं किस्त? रिपोर्ट्स के मुताबिक, पीएम किसान योजना की 21वीं किस्त नवंबर या दिसंबर 2025 में जारी हो सकती है. आमतौर पर हर चार महीने पर किस्त दी जाती है, लेकिन इस बार की किस्त को लेकर सरकार की ओर से अभी तक कोई आधिकारिक तारीख घोषित नहीं की गई है. किसानों के लिए नई सुविधा कृषि मंत्री शिवराज सिंह चौहान ने हाल ही में किसानों की शिकायतों के समाधान के लिए एक विशेष पोर्टल बनाने के निर्देश दिए हैं. इस पोर्टल पर किसान अपनी समस्याएं दर्ज कर सकेंगे और उनका निवारण तेज़ी से किया जाएगा. कुल मिलाकर, अगर किसान चाहते हैं, कि पीएम किसान योजना की 21वीं किस्त समय पर उनके खाते में आए, तो उन्हें ई-केवाईसी, आधार लिंकिंग, जमीन का सत्यापन और दी गई जानकारी की जांच जैसे जरूरी कार्य तुरंत पूरे करने होंगे. Copyright © Latestly.com All Rights Reserved.</w:t>
+        <w:t>Content: दिल्ली delhi ETV Bharat / bharat By ETV Bharat Hindi Team Published : September 17, 2025 at 3:00 PM IST चंचल मुखर्जी. नई दिल्लीः कृषि मंत्रालय प्रत्येक राज्य के लिए वहां की भौगोलिक और जलवायु स्थिति के अनुसार कृषि रोडमैप तैयार करने की योजना बना रहा है. जिससे उन्हें फसल उत्पादन बढ़ाने में मदद मिलेगी. इसके लिए, सरकार अधिकारियों, वैज्ञानिकों और विशेषज्ञों की टीमों के साथ राज्यों में कार्यशालाएं आयोजित करेगी और बेहतरी के लिए उनके सुझाव प्राप्त करेगी. केंद्रीय कृषि मंत्री शिवराज सिंह चौहान ने कहा, "मंत्रालय कृषि रोडमैप तैयार करने के लिए राज्यों में कार्यशालाएं आयोजित करेगा, राज्यों में कार्यशालाएं आयोजित की जाएंगी, जिनमें संबंधित अधिकारियों, कृषि वैज्ञानिकों और विशेषज्ञों की टीमें शामिल होंगी, जो अपने अनुभव साझा करेंगी और क्षेत्र में कृषि विकास की बेहतरी के लिए सुझाव देंगी." क्यों है इसकी जरूरतः इसकी ज़रूरत इसलिए है क्योंकि हर राज्य की अपनी अलग परिस्थितियां होती हैं. इसलिए एक ही योजना हर राज्य के लिए कारगर नहीं हो सकती. जैसे अरुणाचल और मिज़ोरम की योजना तमिलनाडु में कारगर नहीं हो सकती. पूर्वोत्तर राज्यों की योजना राजस्थान में भी कारगर हो सकती है. केंद्रीय मंत्री ने बताया, "मंत्रालय को पहले ही जो सुझाव मिल चुके हैं, उनकी गहन समीक्षा की जाएगी. यह सच है कि कुछ निर्णय कृषि विभाग, कुछ राज्य सरकारों और संबंधित अधिकारियों द्वारा लिए जाएंगे. हम सब मिलकर योजना बनाएंगे और उसके अनुसार काम करेंगे." आधुनिक कृषि प्रणाली को बढ़ावाः शिवराज सिंह चौहान ने आगामी 3 अक्टूबर से शुरू होने वाले विकसित कृषि संकल्प अभियान के लिए राज्यों और उनके कृषि मंत्रियों से समर्थन मांगा. सरकार ने जलवायु परिवर्तन के प्रति लचीलापन, गुणवत्तापूर्ण बीज, उर्वरक और कीटनाशक, बागवानी, प्राकृतिक खेती, प्रभावी विस्तार सेवाएं और कृषि विज्ञान केन्द्रों की भूमिका जैसे छह प्रमुख बिंदुओं पर अपना ध्यान केंद्रित किया है. किसानों के हित कानून के लिए सुझावः इसके अलावा, सरकार ने नकली कीटनाशकों, बीजों और उर्वरकों की बिक्री के खिलाफ एक मसौदा तैयार किया है. अब किसानों के हित में एक सख्त कानून बनाने के लिए राज्य सरकारों से इस पर सुझाव मांगे जाएंगे. केंद्रीय मंत्री ने कहा, "केंद्र और राज्य मिलकर नकली कीटनाशकों, बीजों और उर्वरकों के खिलाफ सख्त कार्रवाई करेंगे, जिससे किसानों को सीधा लाभ होगा और उनकी उपज सुरक्षित रहेगी." कृषि एवं किसान कल्याण मंत्रालय के आंकड़ेंः इसे भी पढ़ेंः For All Latest Updates TAGGED: पीएम मोदी ने नवरात्रि की दी शुभकामनाएं, बोले- इस बार खास अवसर पर बचत उत्सव जुड़ रहा सुबह के समय क्यों बढ़ जाता है ब्लड प्रेशर, किन लोगों को ज्यादा खतरा? जानें क्या कहते हैं विशेषज्ञ नवरात्री के दौरान कोलकाता में देखना चाहते हैं यूनिक पंडाल, तो इन जगहों को बिल्कुल न करें मिस चीन के वुहान में जिस पत्रकार ने खोली थी कोविड की सच्चाई, उसके खिलाफ सख्ती दिल्ली में बदलने लगा मौसम, दिन में तेज धूप कर रही परेशान, जाने कैसा रहेगा मौसम का हाल स्मृति मंधाना ने रचा इतिहास, तोड़ा विराट कोहली का महारिकॉर्ड, जो सचिन और धोनी नहीं कर पाए वो कर मचाया धमाल 'तेजस्वी की सभा में PM मोदी की मां को गाली दी गई' बिहार BJP ने शेयर किया वीडियो अमूल का बड़ा तोहफ़ा, 22 सितंबर से 700 प्रोडक्ट्स होंगे सस्ते, घी 40 रुपये तक सस्ता ट्रंप ने बगराम एयरबेस को लेकर अफगानिस्तान को चेतावनी दी, परिणाम भुगतने की धमकी दी Copyright © 2025 Ushodaya Enterprises Pvt. Ltd., All Rights Reserved.</w:t>
       </w:r>
     </w:p>
     <w:p>
@@ -6863,7 +6863,7 @@
     </w:p>
     <w:p>
       <w:r>
-        <w:t>Title: उप मुख्यमंत्री बस्ती में अधिकारियों को दिए सख्त निर्देश, जनता की समस्याओं का तुरंत निस्तारण जरूरी</w:t>
+        <w:t>Title: केंद्र सरकार का बड़ा लक्ष्य : 2025-26 में 36 करोड़ टन कृषि उपज, रबी फसल के लिए 'विकसित कृषि संकल्प अभियान' शुरू</w:t>
       </w:r>
     </w:p>
     <w:p>
@@ -6875,13 +6875,13 @@
           <w:rPr>
             <w:color w:val="0000FF"/>
           </w:rPr>
-          <w:t>https://bhartiyabasti.com/basti-news-live-in-hindi/strict-instructions-given-to-officers-in-deputy-chief-minister-basti/article-22685</w:t>
+          <w:t>https://dainiknavajyoti.com/leads/the-central-governments-big-target-2025-26-started-the-agricultural-resolution/article-127055</w:t>
         </w:r>
       </w:hyperlink>
     </w:p>
     <w:p>
       <w:r>
-        <w:t>Content: उत्तर प्रदेश के उप मुख्यमंत्री केशव प्रसाद मौर्य का कलेक्ट्रेट सभागार में बैठक के पूर्व जिलाधिकारी रवीश गुप्ता एवं पुलिस अधीक्षक अभिनन्दन ने पुष्प गुच्छ देकर स्वागत किया. इसके पश्चात मुख्य विकास अधिकारी सार्थक अग्रवाल ने जिला पंचायत अध्यक्ष संजय चौधरी को पुष्प गुच्छ देकर स्वागत किया. परियोजना निदेशक राजेश कुमार, डीसी मनरेगा संजय शर्मा द्वारा जिलाध्यक्ष विवेकानन्द मिश्र अन्य पूर्व विधायकगण एवं उनके जनप्रतिनिधिगण को पुष्प गुच्छ देकर स्वागत किया. बैठक की अध्यक्षता करते हुए उप मुख्यमंत्री ने निर्देश देते हुए कहा कि पूर्व की बैठक में मेरे एवं जिला प्रभारी मंत्री की अध्यक्षता में बैठक में दिए गए निर्देशों का अनुपालन आख्या अवश्य रखा जाय. विभागवार जो शिकायतें प्राप्त हुई थी, उस पर क्या कार्यवाही की गई, उसे भी अनुपालन आख्या में दर्शाया जाय. आज मेरे द्वारा पार्टी पदाधिकारियों के साथ लिए गए बैठक में जनपद के अधिकारियों का फीडबैक अच्छा नहीं पाया गया. उन्होंने समस्त अधिकारियों को निर्देश देते हुए कहा कि पार्टी के कार्यकर्ताओं का आदर एवं सम्मान किया जाय, जो भी उनके द्वारा समस्याएं बताई जाती हैं, उस पर शतप्रतिशत निस्तारण की कार्यवाही करें, जो भी निस्तारण किया जाय, उसका स्थलीय सत्यापन भी कराया जाय. उप मुख्यमंत्री ने बैठक में निर्देश देते हुए बताया कि तहसील समाधान दिवस, थाना दिवस एवं ब्लॉकों की जो भी समस्या है. पीड़ित जनता जो शिकायत लेकर आती है उन शिकायतों का प्राथमिकता के आधार पर निस्तारण किया जाय. उन्होंने बताया कि प्रमुख समस्या राजस्व विभाग की आती है, जिसमें दबंगों द्वारा चकमार्गों पर अवैध कब्जा कर लिया जाता है, ग्रामवासियों को आने-जाने में काफी कठिनाईयों का सामना करना पड़ता है, इसके लिए जिलाधिकारी को निर्देश देते हुए कहा कि एक माह तक के लिए विशेष अभियान चलाकर चकमार्गों पर अवैध रूप से किए गए कब्जों को मुक्त कराकर वहां के मूल निवासियों को आने-जाने के लिए सुविधा प्रदान किया जाय. यह भी पढ़ें: बस्ती से पंजाब को मदद का हाथ: पेड़ वाले बाबा ने भेजी 50 मच्छरदानी उन्होंने निर्देश देते हुए बताया कि राजस्व विभाग द्वारा पीड़ित व्यक्ति द्वारा की गई शिकायत भूमि की पैमाइश के लिए की जाती है, उसको राजस्व व पुलिस विभाग की संयुक्त टीम द्वारा पैमाइश कराकर सीमांकन कराया जाय. इसके अलावा बैठक में बिजली विभाग की समस्याओं की समीक्षा करते हुए उन्होंने अधीक्षण अभियंता विद्युत को निर्देश दिया कि शहरी/ग्रामीण क्षेत्रों में रोस्टर के अनुसार बिजली दिया जाय. आउटसोर्स के कर्मचारियों की समस्याओं को समय से निस्तारित कराते हुए उसमें कार्य के प्रति उदासीन व्यक्तियों के विरुद्ध कार्यवाही की जाय. इसके अलावा ट्रांसफॉर्मरों को समय से बदलने की कार्यवाही की जाय. यह भी पढ़ें: India vs Pakistan एशिया कप 2025: बस्ती में विरोध प्रदर्शन, पाकिस्तान का पुतला फूंककर जताई नाराजगी! यह भी पढ़ें: बस्ती में फ्री मेडिकल कैम्प: डॉ. राजन शुक्ला के नेतृत्व में 350 लोगों का हुआ मुफ्त इलाज और परामर्श उन्होंने जिला गन्ना अधिकारी को निर्देश देते हुए कहा कि वाल्टरगंज चीनी मिल के किसानों के बकाए का भुगतान शीघ्र करायें. इसके अलावा हर घर जल योजना के अंतर्गत जो कंपनियां जनपद में कार्य कर रही हैं, उनके द्वारा ग्रामों के अंतर्गत पाइप लाइन बिछाते समय सड़कों को तोड़ा गया है, गड्ढे हो गए हैं, उनको संबंधित कंपनियों द्वारा पूर्ण कराया जाने का निर्देश दिया गया. प्रदेश सरकार द्वारा गरीबों के लिए लाभार्थीपरक योजनाओं की समीक्षा की गई. इसके अलावा वृद्धा, निराश्रित, दिव्यांग, विधवा पेंशन, मुख्यमंत्री आवास योजना, किसान सम्मान निधि, नि:शुल्क खाद्यान्न, छात्रवृत्ति, नगरीय क्षेत्र में डूडा विभाग द्वारा चल रही प्रधानमंत्री आवास योजना की विस्तारपूर्वक समीक्षा की गई. उप मुख्यमंत्री ने डूडा विभाग की अधिकारी को निर्देश दिया कि नगरीय क्षेत्र में प्रधानमंत्री आवास योजना का लाभ पात्र व्यक्तियों को प्रदान हेतु व्यापक प्रचार-प्रसार कराया जाय. संबंधित अधिकारियों को निर्देश दिया गया कि कोई भी बिचौलिया लाभार्थियों से अवैध वसूली न करे. उन्होंने कहा कि जनपद में आवास की जितनी आवश्यकता है, उसकी सत्यापन कराकर डिमांड शासन को प्रेषित किया जाय. प्रदेश सरकार के मुख्यमंत्री योगी आदित्यनाथ द्वारा 5 सितम्बर शिक्षक दिवस के अवसर पर प्राथमिक शिक्षकों, अनुदेशकों, शिक्षा मित्रों को कैशलेस चिकित्सा सुविधा प्रदान करने की घोषणा की गई है. मिड-डे-मिल की समीक्षा की गई. इसके अलावा मुख्य पशुचिकित्साधिकारी को गौआश्रय स्थलों पर पशुओं के लिए पर्याप्त चारा, भूसा, पानी आदि व्यवस्था सुनिश्चित करायी जाय. मुख्य चिकित्साधिकारी को निर्देश दिया गया कि जिला चिकित्सालय, सामुदायिक व प्राथमिक स्वास्थ्य केंद्रों पर पर्याप्त मात्रा में दवाओं की उपलब्धता बनी रहे. दूर-दराज से आने वाले गरीब जनता के स्वास्थ्य की सेवा में किसी भी प्रकार की लापरवाही की शिकायत प्राप्त नहीं होनी चाहिए. उन्होंने इस बैठक में अनुपस्थित रहने वाले अधिकारियों का एक दिन का वेतन काटने का निर्देश जिलाधिकारी को दिया. इसके साथ ही पीडब्ल्यूडी की शिकायतें प्राप्त हुईं हैं, जहां भी सड़कों पर गड्ढे हैं, उन गड्ढों को गिट्टी भरकर गड्ढामुक्त किया जाय, जिससे आने-जाने वाले आम जनमानस को सुविधा हो और अप्रिय घटना से बचा जा सके. उन्होंने निर्देश दिया कि सभी विभागीय अधिकारी अच्छा कार्य करें. देश और प्रदेश प्रगति के रास्ते पर चल रहा है, देश की अर्थव्यवस्था विश्व में चौथे स्थान पर है. प्रधानमंत्री द्वारा प्रयास किया जा रहा है कि देश की अर्थव्यवस्था तीसरे स्थान पर लायी जाय. उन्होंने नवयुवक अधिकारियों से अपेक्षा की कि शासन की मंशानुरूप आम जनमानस के लिए बेहतर कार्य करें और पीड़ित व्यक्ति को उचित न्याय दिलाएं. उप मुख्यमंत्री ने पुलिस विभाग की समीक्षा करते हुए पुलिस अधीक्षक को निर्देश दिया कि जनपद में चोरी की घटनाओं की शिकायतें मिली हैं, जिन क्षेत्रों में चोरी हुई हो उनका खुलासा करें. इसके लिए समस्त थानाध्यक्षों को कड़े निर्देश दिये जायें कि किसी भी क्षेत्र में चोरी की घटना कदापि नहीं होनी चाहिए. बैठक के अंत में जिलाधिकारी एवं पुलिस अधीक्षक द्वारा उप मुख्यमंत्री को स्मृति चिन्ह एवं शाल ओढ़ाकर सम्मानित किया गया. बैठक के अंत में जिलाधिकारी ने उप मुख्यमंत्री को आश्वस्त करते हुए कहा कि दिए गए सभी निर्देशों का शत-प्रतिशत अनुपालन सुनिश्चित किया जायेगा. बैठक में पूर्व विधायक दयाराम चौधरी, संजय प्रताप जायसवाल, रवि सोनकर, चंद्र प्रकाश शुक्ल, एमएलसी प्रतिनिधि हरीश सिंह, नगरपालिका अध्यक्ष प्रतिनिधि अंकुर वर्मा, एडीएम प्रतिपाल सिंह चौहान, एएसपी ओम प्रकाश सिंह, सीएमओ डॉ. राजीव निगम, डीडीओ अजय कुमार सिंह, सीटीओ अशोक कुमार प्रजापति, जिला विद्यालय निरीक्षक जगदीश शुक्ला, जिला समाज कल्याण अधिकारी लालजी यादव, जिला सेवा योजन अधिकारी अवधेन्द्र प्रताप वर्मा, उपायुक्त उद्योग हरेन्द्र प्रताप, डीएसटीओ मनोज श्रीवास्तव सहित संबंधित अधिकारी व जनप्रतिनिधिगण उपस्थित रहे. बैठक का संचालन भूमि संरक्षण अधिकारी डॉ. राज मंगल चौधरी ने किया. बैठक के उपरांत उप मुख्यमंत्री ने पुलिस लाइन, बस्ती में निर्माणाधीन पुलिस आवासों का स्थलीय निरीक्षण कर कार्य प्रगति की समीक्षा की तथा आवश्यक दिशा-निर्देश दिए. उन्होंने बी.आर. इंटर कालेज हर्रैया पहुंचकर कजरी महोत्सव 2025 में मुख्य अतिथि के रूप में प्रतिभाग किया. उन्होंने परिसर में विभिन्न शासकीय योजनाओं की प्रदर्शनी का अवलोकन किया. कार्यक्रम का शुभारंभ दीप प्रज्ज्वलन एवं वैदिक मंत्रोचार द्वारा किया गया. उन्होंने अपने संबोधन में कहा कि उत्तर प्रदेश सरकार द्वारा आयुष्मान कार्ड योजना के अंतर्गत 5 लाख रुपये तक नि:शुल्क इलाज दिया जा रहा है. बिना भेद-भाव के गरीब परिवार को राशन भी उपलब्ध कराया जा रहा है. देश व प्रदेश का विकास हो रहा है. उन्होंने कहा कि देश के दुश्मनों को ऑपरेशन सिंदूर के माध्यम से जवाब दिया गया. प्रधानमंत्री जी कहते हैं कि सबका साथ, सबका विकास, और 2047 तक भारत को विकसित राष्ट्र बनाना है. इस अवसर पर उन्होंने प्रधानमंत्री व मुख्यमंत्री आवास एवं अन्य लाभार्थीपरक योजनाओं के लाभार्थियों को स्वीकृति पत्र वितरित किए. कार्यक्रम में जिला पंचायत अध्यक्ष संजय चौधरी, गौसेवा आयोग उपाध्यक्ष महेश शुक्ला, विधायक हर्रैया अजय सिंह, जिलाध्यक्ष विवेकानन्द मिश्र, पूर्व विधायक दयाराम चौधरी, रवि सोनकर, जिलाधिकारी रवीश गुप्ता, पुलिस अधीक्षक अभिनन्दन, सीडीओ सार्थक अग्रवाल, एडीएम प्रतिपाल सिंह चौहान सहित संबंधित अधिकारी व जनप्रतिनिधिगण उपस्थित रहे.</w:t>
+        <w:t>Content: केंद्र सरकार ने वर्ष 2025-26 के लिए 36 करोड़ टन से अधिक कृषि उपज का लक्ष्य निर्धारित किया है नई दिल्ली। केंद्र सरकार ने वर्ष 2025-26 के लिए 36 करोड़ टन से अधिक कृषि उपज का लक्ष्य निर्धारित किया है। यह आंकड़ा बीते साल के उपज लक्ष्य से करीब दो करोड़ टन अधिक है। यह जानकारी केंद्रीय कृषि एवं किसान कल्याण और ग्रामीण विकास मंत्री शिवराज सिंह चौहान ने यहां एक संवाददाता सम्मेलन में दी। चौहान ने बताया कि वर्ष 2024-25 में देश के कुल खाद्यान्न पैदावार साढ़े 6 फीसदी अधिक होकर 35.396 करोड़ टन तक पहुंच गई है। धान, गेहूं, मक्का, मूंगफली और सोयाबीन जैसी प्रमुख फसलों में रिकॉर्ड पैदावार हुई है। उन्होंने कहा कि साल 2025-26 के लिए 36.25 करोड़ टन उपज का लक्ष्य तय किया गया है, जबकि बीते साल उपज लक्ष्य 34.15 करोड़ टन का था। सिंह ने कहा कि रबी फसल के लिए बीज पर्याप्त मात्रा में हैं। बुवाई के लक्ष्य में 229 लाख टन बीज की आवश्यकता है, जबकि उपलब्धता 250 लाख टन की है। खाद और उर्वरक को लेकर केंद्रीय मंत्री ने कहा कि इस साल वर्षा अच्छी हुई है, जिससे बुवाई के क्षेत्रफल में वृद्धि हुई है। राज्यों की मांग के आधार पर जितनी भी आवश्यकता होगी, खाद उपलब्ध करवाया जाएगा। केंद्रीय कृषि मंत्री ने बाढ़ प्रभावित राज्यों की स्थिति को लेकर भी चर्चा की और कहा कि सरकार की तरफ से पीड़ितों की मदद के लिए हरसंभव प्रयास किए जा रहे हैं। उन्होंने कहा कि जो राज्य प्रधानमंत्री फसल बीमा योजना के अंतर्गत कवर है, पूरी कोशिश है कि वहां किसानों को बीमा राशि का उचित और त्वरित लाभ मिल सके। केंद्रीय कृषि मंत्री शिवराज सिंह ने बताया कि रबी फसल के लिए ‘विकसित कृषि संकल्प अभियान’ पिछली बार की ही तरह इस बार भी चलाकर वैज्ञानिकों की दो हजार से अधिक टीमें गांव-गांव भेजी जाएगी, जो किसानों को समुचित जानकारी देगी। इन टीमों में केंद्र और राज्यों के कृषि विभाग के अधिकारी, कृषि विज्ञान केंद्रों के वैज्ञानिक रहेंगे, साथ ही कृषि विश्वविद्यालयों, एफपीओ एवं प्रगतिशील किसानों का भी इनमें प्रतिनिधित्व होगा। प्रधानमंत्री नरेन्द्र मोदी के आह्वान पर 'लैब टू लैंड' जोड़ने के लिए एक बार फिर सब मिलकर कार्य करेंगे।उन्होंने बताया कि रबी सम्मेलन 2025 के आयोजन पर उन्होंने कहा कि पहले रबी सम्मेलन एक दिन का ही होता था, लेकिन इस बार और अधिक बारीकी से काम करने के उद्देश्य से सम्मेलन दो दिवसीय रखा गया। Read More नई दिल्ली के आगे बेबस नजर आए अमेरिकी मंत्री : भारत अपनी 140 करोड़ अरब की आबादी पर गर्व करता है, बोले- हमसे एक बोरी मक्का तक नहीं खरीदता भारत</w:t>
       </w:r>
     </w:p>
     <w:p>
@@ -6894,7 +6894,7 @@
     </w:p>
     <w:p>
       <w:r>
-        <w:t>Title: जीतू पटवारी ने किसानों के मुद्दे पर CM मोहन यादव पर साधा निशाना, कहा- रील, फोटो के लिए काम कर रहे हैं</w:t>
+        <w:t>Title: सरकार ने 2025-26 के लिए 11.9 करोड़ टन रिकॉर्ड गेहूं उत्पादन का लक्ष्य रखा</w:t>
       </w:r>
     </w:p>
     <w:p>
@@ -6906,13 +6906,13 @@
           <w:rPr>
             <w:color w:val="0000FF"/>
           </w:rPr>
-          <w:t>https://www.kisantak.in/amp/politics/story/jitu-patwari-slams-cm-mohan-yadav-on-farmers-issue-says-working-for-reels-photos-1277266-2025-09-13?utm_source=Internal_AT&amp;utm_medium=Article&amp;utm_name=Read_More</w:t>
+          <w:t>https://hindi.theprint.in/india/economy/government-sets-record-wheat-production-target-of-119-million-tonnes-for-2025-26/869431/</w:t>
         </w:r>
       </w:hyperlink>
     </w:p>
     <w:p>
       <w:r>
-        <w:t>Content: मध्‍य प्रदेश में इन दिनों फसलों के नुकसान होने, यूरिया के लिए किसानों के परेशान होने और केंद्रों पर उनके साथ बदसलूकी और पिटाई करने के मामले लगातार सामने आ रहे हैं. इसे लेकर कांग्रेस राज्‍य की बीजेपी सरकार पर हमलावर है. ऐसे में बीते दिन जब सीएम मोहन यादव किसान की सोयाबीन फसल का नुकसान देखने पहुंचे तो इसका एक वीडियो सामने आया, जिसपर मध्‍य प्रदेश कांग्रेस अध्‍यक्ष जीतू पटवारी ने निशाना साधा है. कांग्रेस नेता ने एक्‍स पर सीएम का वीडियो पोस्‍ट करते हुए लिखा- “मुख्यमंत्री जी, आप फोटो, रील्स, वीडियो, मीडिया, हेडलाइन के लिए गंभीरता से काम कर रहे हैं! हो सकता है आपको यही सही/जरूरी लगता है! लेकिन, मुझे लगता है किसान की मदद के लिए सर्वे, खाद, बीज, बीमा, मुआवजा, सही समय पर निर्णय और सरकारी खजाना जरूरी है! कृपया ध्यान दें!” बता दें कि इससे पहले बीते दिन सीएम मोहन यादव ने झाबुआ के पेटलावद से लाडली बहनों को 28वीं किस्‍त जारी करने के बाद कांग्रेस नेताओं पर जमकर हमला बोला था. इस दौरान सीएम ने कांग्रेस नेताओं पर प्रदेश की मह‍िलाओं पर शराब से जुड़ी टिप्‍पणी को लेकर जमकर निधाना साधा था. सीएम ने लोगों से अपील भी की थी कि वे अपने क्षेत्र में कांग्रेस के लोगों को घुसने न दें. वहीं, मुख्यमंत्री डॉ. मोहन यादव ने कहा कि अतिवृष्टि और बीमारियों से प्रभावित किसानों को सरकार अकेला नहीं छोड़ेगी. उन्होंने 12 सितंबर को रतलाम जिले की सैलाना तहसील के करिया गांव में खेतों का निरीक्षण कर प्रभावित सोयाबीन फसलों का मुआयना किया. इस दौरान उन्होंने किसानों को भरोसा दिलाया कि हर खेत का सर्वे होगा और मुआवजा दिलाया जाएगा. मुख्यमंत्री ने कहा कि संकट की घड़ी में किसान चिंता न करें, राज्य सरकार उनके साथ खड़ी है. उन्होंने किसान राधेश्याम पाटीदार और अन्य किसानों से संवाद करते हुए आश्वासन दिया कि सरकार हर संभव मदद उपलब्ध कराएगी. खेतों के निरीक्षण के बाद मुख्यमंत्री डॉ. यादव ने किसान चौपाल में किसानों से संवाद किया और कहा कि केन्द्र और राज्य सरकार किसानों के प्रति संवेदनशील है. उन्होंने बताया कि प्रधानमंत्री किसान सम्मान निधि योजना और राज्य सरकार की सहायता राशि से किसानों को राहत मिल रही है. प्रदेश में 30 लाख किसानों को सोलर पंप दिए जाएंगे और गौशालाओं से खेतों को निराश्रित गायों से होने वाले नुकसान से बचाया जाएगा. मुख्यमंत्री ने जिला कलेक्टर को पारदर्शी सर्वे कराने के निर्देश दिए और किसानों की मांग पर ग्राम रियावन से कालूखेड़ा तक सड़क निर्माण की घोषणा भी की. मुआवजे को लेकर भूपेंद्र सिंह हुड्डा का बड़ा बयान, कहा- किसानों के जख्मों पर छिड़का गया नमक पंजाब में कृषि को नई दिशा देंगे बलजिंदर सिंह ढिल्लों- AAP नेता ने बताया अपना रोडमैप बाढ़ राहत के बहाने हमला, जालंधर में भाजपा ने पंजाब सरकार पर साधा निशाना, कहा- CM मान को इलाज की जरूरत अमूल पर BJP का 'कब्जा'! डेयरी के निदेशक मंडल चुनाव में 7 सीटों पर जीत कृषि मंत्री शिवराज सिंह चौहान सतना में “एक राष्ट्र-एक चुनाव” कार्यक्रम में हुए शामिल सतना में किसानों के मुद्दे पर सियासी उबाल, विधायक ने रोका केंद्रीय कृषि मंत्री का काफिला जगन रेड्डी ने आंध्र CM पर लगाया 250 करोड़ के यूरिया घोटाले का आरोप, नायडू ने किया पलटवार Punjab Floods: पीएम मोदी ने पंजाब के लिए किया 1,600 करोड़ रुपये का ऐलान, विपक्षी पार्टियों ने बताया 'भद्दा मजाक' "पंजाब में अगर PM फसल बीमा योजना लागू की होती तो..." किसानों को मुआवजा देने पर AAP सरकार को BJP ने घेरा पंजाब को 20,000 करोड़ का राहत पैकेज दे सरकार, PM Modi के दौरे से पहले AAP ने उठाई मांग</w:t>
+        <w:t>Content: नयी दिल्ली, 16 सितंबर (भाषा) सरकार ने फसल वर्ष 2025-26 के लिए 11.9 करोड़ टन रिकॉर्ड गेहूं उत्पादन का लक्ष्य रखा है। यह पिछले वर्ष की तुलना में 3.47 प्रतिशत अधिक है। कृषि मंत्रालय ने यह कहा। फसल वर्ष 2024-25 (जुलाई-जून) के लिए, सरकार ने 11.5 करोड़ टन गेहूं उत्पादन लक्ष्य रखा था। वास्तविक उत्पादन रिकॉर्ड 11.75 करोड़ टन होने का अनुमान है। गेहूं मुख्य रबी (सर्दियों) की फसल है, जिसकी बुवाई अक्टूबर के अंत से शुरू होकर नवंबर तक चलती है। अन्य रबी फसलों में ज्वार, जौ, चना और मसूर शामिल हैं। रबी सत्र 2025-26 के लिए कुल खाद्यान्न उत्पादन लक्ष्य 17 करोड़ 11.4 लाख टन निर्धारित किया गया है। कृषि मंत्री शिवराज सिंह चौहान ने दो दिवसीय राष्ट्रीय रबी सम्मेलन के अवसर पर संवाददाताओं को जानकारी देते हुए कहा कि रबी सत्र के लिए बीज और उर्वरकों की पर्याप्त आपूर्ति है। उन्होंने कहा कि आगामी रबी सत्र में, कृषि वैज्ञानिकों की 2,000 से अधिक टीमें तीन अक्टूबर से शुरू होने वाले ‘विकसित कृषि संकल्प अभियान’ नामक रबी अभियान के माध्यम से किसानों को समय पर जानकारी और मार्गदर्शन प्रदान करने के लिए उनके पास जाएंगी। मंत्रालय के अनुसार, आगामी 2025-26 रबी मौसम के लिए उत्तर प्रदेश के लिए गेहूं उत्पादन का लक्ष्य 3 करोड़ 64 लाख टन रखा गया है, जबकि मध्य प्रदेश को 2.4 करोड़ टन, पंजाब को 1.8 करोड़ टन, राजस्थान को एक करोड़ 15.5 लाख टन, हरियाणा को एक करोड़ 15.5 लाख टन और बिहार को 72.5 लाख टन उत्पादन का लक्ष्य दिया गया है। सरकार ने रबी सत्र 2025-26 के दौरान एक करोड़ 65.7 लाख टन दलहन और एक करोड़ 50.7 लाख टन तिलहन उत्पादन का लक्ष्य रखा है। गेहूं और चावल के बारे में, मंत्री ने कहा कि देश का उत्पादन वैश्विक स्तर पर पहुंच गया है, लेकिन दलहन और तिलहन पर अधिक ध्यान देने की आवश्यकता है। उन्होंने बताया कि सरकार फसलवार समीक्षा कर रही है और रबी फसलों का उत्पादन बढ़ाने के लिए ठोस कदम उठाएगी। मंत्री ने कहा कि आगामी रबी सत्र के लिए पर्याप्त बीज उपलब्ध है। लगभग 2.29 करोड़ टन बीज की आवश्यकता के मुकाबले, लगभग 2.5 करोड़ टन बीज पहले से ही उपलब्ध है। चौहान ने नकली कीटनाशकों, बीजों और उर्वरकों के विक्रेताओं के खिलाफ राज्य स्तर पर चल रही कार्रवाई का भी जिक्र किया। उन्होंने कहा कि बाढ़ प्रभावित राज्यों में, सरकार संबंधित राज्यों की सहायता के लिए सभी कदम उठा रही है। चौहान ने कहा, ‘‘प्रधानमंत्री फसल बीमा योजना के अंतर्गत आने वाले किसानों को बीमा लाभों का समय पर और पर्याप्त वितरण सुनिश्चित करने के प्रयास किए जा रहे हैं।’’ सम्मेलन में विभिन्न राज्यों के कृषि मंत्री, केंद्रीय कृषि सचिव देवेश चतुर्वेदी और आईसीएआर के महानिदेशक एमएल जाट भी उपस्थित थे। भाषा राजेश राजेश रमण रमण रमण यह खबर ‘भाषा’ न्यूज़ एजेंसी से ‘ऑटो-फीड’ द्वारा ली गई है. इसके कंटेंट के लिए दिप्रिंट जिम्मेदार नहीं है. प्रिंट का विश्वास, डिजिटल की रफ़्तार हमें संपर्क करें: feedback@theprint.in Copyright © 2025 Printline Media Pvt. Ltd. All rights reserved.</w:t>
       </w:r>
     </w:p>
     <w:p>
@@ -6925,7 +6925,7 @@
     </w:p>
     <w:p>
       <w:r>
-        <w:t>Title: Madhya Pradesh Government To Audit Ladli Behna Beneficiaries To Remove Ineligible Names</w:t>
+        <w:t>Title: Wheat: 2025-26 में 11.9 करोड़ टन पहुंच सकता है गेहूं का उत्पादन, पिछले वर्ष की तुलना में 3.47 फीसदी अधिक</w:t>
       </w:r>
     </w:p>
     <w:p>
@@ -6937,13 +6937,13 @@
           <w:rPr>
             <w:color w:val="0000FF"/>
           </w:rPr>
-          <w:t>https://www.deccanchronicle.com/nation/madhya-pradesh-government-to-audit-ladli-behna-beneficiaries-to-remove-ineligible-names-1903328</w:t>
+          <w:t>https://www.amarujala.com/business/business-diary/union-government-set-record-wheat-production-target-of-119-million-tonnes-for-2025-26-crop-year-2025-09-17</w:t>
         </w:r>
       </w:hyperlink>
     </w:p>
     <w:p>
       <w:r>
-        <w:t>Content: Bhopal: The Madhya Pradesh government may go for a decision to audit the beneficiaries under its flagship scheme, Ladli Behna, to delete the ineligible names. The move comes in the wake of complaints being received about ineligible beneficiaries being benefited by the scheme. Sources disclosed to this newspaper on Friday that the process of the audit of the beneficiaries may be completed before the state government goes for revision of the monthly incentive under the scheme from Rs 1,250 to Rs 1,500, scheduled to come into force after the upcoming Diwali festival. Around 1.26 crore women beneficiaries have currently been enrolled under the scheme. The ineligible beneficiaries will first be asked to give up their claims through a public appeal. The measure will follow a departmental scrutiny to remove the ineligible beneficiaries from the scheme, a senior officer said, unwilling to be quoted. The move comes close on the heels of state urban development minister Kailash Vijayvargiya indicating on September nine that complaints have been received regarding ineligible beneficiaries being enrolled in the scheme. Chief minister Mohan Yadav on Friday announced that the monthly incentive under the scheme would be hiked by Rs 250 to Rs 1,500 on the occasion of ‘Bhai Dooj’ (the Hindu festival celebrating the bond between brothers and sisters) which falls on October 23 this year. The chief minister made the announcement while releasing the 28th instalment to 1.26 crore women beneficiaries under the scheme amounting to Rs 1,541 crore. The state government has so far disbursed a whopping Rs 41,000 crore under the scheme. Mr. Yadav said that the incentive under the scheme would be increased to Rs 3,000 per month in phases. The scheme had proved to be a game changer for the BJP helping it retain power in Madhya Pradesh in the 2023 Assembly polls. It was introduced by the previous Shivraj Singh Chouhan government barely three months before the last Assembly elections. The move by the previous Shivraj Singh Chouhan government came days after the then Madhya Pradesh Congress president and former chief minister Kamal Nath had made a pledge to provide a monthly incentive of Rs 1,000 to women if Congress returned to power in the state in the 2023 polls.’</w:t>
+        <w:t>Content: मेरा शहर Link Copied सरकार ने फसल वर्ष 2025-26 के लिए रिकॉर्ड 11.9 करोड़ टन गेहूं उत्पादन का लक्ष्य रखा है। यह पिछले वर्ष की तुलना में 3.47 फीसदी अधिक है। फसल वर्ष 2024-25 (जुलाई-जून) के लिए 11.5 करोड़ टन गेहूं उत्पादन का लक्ष्य रखा गया था। वास्तविक उत्पादन रिकॉर्ड 11.75 करोड़ टन होने का अनुमान है। ये भी पढ़ें: Trade: वाणिज्य मंत्रालय बोला- भारत-अमेरिका के बीच व्यापार समझौते पर हुई सकारात्मक बातचीत, जल्द नतीजे की उम्मीद विज्ञापन विज्ञापन कृषि मंत्रालय के मुताबिक, आगामी 2025-26 रबी मौसम के लिए उत्तर प्रदेश के लिए गेहूं उत्पादन का लक्ष्य 3.64 करोड़ टन रखा गया है। मध्य प्रदेश को 2.4 करोड़ टन, पंजाब को 1.8 करोड़ टन, राजस्थान को 1.15 करोड़ टन, हरियाणा को 1.15 करोड़ टन और बिहार को 72.5 लाख टन उत्पादन का लक्ष्य दिया गया है। रबी सत्र 2025-26 के दौरान 1.65 करोड़ टन दलहन और 1.51 करोड़ टन तिलहन उत्पादन का लक्ष्य रखा है। ये भी पढ़ें: Gold and Silver: कमजोर डॉलर के बीच सोने-चांदी कीमतों में तेजी, जानें आज का भाव कृषि मंत्री शिवराज सिंह चौहान ने मंगलवार को दो दिवसीय राष्ट्रीय रबी सम्मेलन के दौरान गेहूं और चावल के बारे में कहा, देश का उत्पादन वैश्विक स्तर पर पहुंच गया है, लेकिन दलहन और तिलहन पर अधिक ध्यान देने की आवश्यकता है। सरकार फसलवार समीक्षा कर रही है और रबी फसलों का उत्पादन बढ़ाने के लिए ठोस कदम उठाएगी। मंत्री ने कहा, रबी सत्र के लिए बीज और उर्वरकों की पर्याप्त आपूर्ति है। आगामी रबी सत्र में कृषि वैज्ञानिकों की 2,000 से अधिक टीमें तीन अक्तूबर से शुरू होने वाले विकसित कृषि संकल्प अभियान नामक रबी अभियान के जरिये किसानों को समय पर जानकारी और मार्गदर्शन देने के लिए उनके पास जाएंगी। Next Article Please wait... Please wait... Delete All Cookies Followed</w:t>
       </w:r>
     </w:p>
     <w:p>
@@ -6956,7 +6956,7 @@
     </w:p>
     <w:p>
       <w:r>
-        <w:t>Title: EU negotiators head to Delhi as India–US trade tensions rise</w:t>
+        <w:t>Title: रबी सीजन के दौरान योगी सरकार चलाएगी UP में एक बड़ा अभियान, कृषि मंत्री शाही ने बताया प्लान</w:t>
       </w:r>
     </w:p>
     <w:p>
@@ -6968,13 +6968,13 @@
           <w:rPr>
             <w:color w:val="0000FF"/>
           </w:rPr>
-          <w:t>https://www.indiatoday.in/world/story/eu-negotiators-head-to-delhi-as-india-us-trade-tensions-rise-2784093-2025-09-09</w:t>
+          <w:t>https://www.kisantak.in/crops/story/yogi-government-will-run-rabi-season-campaign-2025-in-all-75-districts-of-uttar-pradesh-nvs-1278737-2025-09-17</w:t>
         </w:r>
       </w:hyperlink>
     </w:p>
     <w:p>
       <w:r>
-        <w:t>Content: With trade ties between India and the United States under strain following a series of tariff hikes, European Union negotiators are set to arrive in New Delhi this week to accelerate talks on a long-pending Free Trade Agreement (FTA). This would be the 13th round of talks. Sources told India Today Global that they would like to see conclusion of the deal by this year end. There are likely to be eleven high level visits to Brussels and New Delhi in the course of six months leading up to the India-EU Summit next year. The high-level delegation, led by EU Trade Commissioner Maro efovi and Agriculture Commissioner Christophe Hansen, will be leading a 30-member negotiating team. The Indian side of the delegation will be led by Commerce Minister Piyush Goyal and Agriculture Minister Shivraj Singh Chouhan, accompanied by senior Indian officials to resolve key sticking points in the negotiations, including rules of origin, customs duties, and market access for some of the sensitive products. The EU understands the sensitivity of India when it comes to sugar, rice and dairy, said a source. Officials on both sides have indicated that 11 of the 27 negotiation chapters have already been concluded, covering areas such as customs cooperation, small business support, and dispute resolution. However, substantial differences remain over tariffs on agricultural goods and standards for determining the origin of exports. The Eleven chapters are:Intellectual Property (IP)TransparencyGoods regulatory practicesMutual Administrative AssistanceSMEsSustainable food systemsDispute settlementCompetition and subsidiesDigital tradeAnti-fraud clauses. The 12th chapter is capital movement which is almost finalised said the source. The visit comes at a critical moment for India’s trade policy. Washington’s tariff actions have put additional pressure on New Delhi, pushing it to deepen its engagement with other major partners. The EU, which is India’s largest trading partner with goods trade worth over $135 billion in FY 2023–24, has emerged as a central focus in this strategy. Brussels and New Delhi are aiming to clinch the FTA by the end of this year, setting the stage for the agreement to be endorsed at the India–EU summit early in 2026. In parallel, the EU is preparing to unveil a new political and strategic framework for its partnership with India, on September 17, coinciding with Prime Minister Modi’s 75th birthday. Sources said that the High Representatives will present the vision for the policy document to the Council of Member States and then it will further be “presented as the political offer to India, to drive and negotiate the deliverables and decide on the Summit document.” India-EU Summit will be held early next year. Diplomatic sources said the two commissioners’ visit will be followed by a series of other engagements, including meetings of EU envoys, parliamentary trade representatives, and delegations on security and counter-terrorism, underscoring the expanding scope of cooperation between the two sides. Analysts view the current push as one of the most serious attempts in recent years to finalize the FTA, first launched in 2007 but stalled multiple times over disagreements on tariffs and market access. With geopolitical and economic factors adding urgency, officials believe the coming weeks will be crucial in determining whether both sides can bridge the remaining gaps. This comes at a time of global economic volatility and therefore a source said that “there was greater need to exchange views of global issues - China, Russia, US” On the issue of tariffs the source said, “We are not imposing. We are not in the game of extracting. We are about ‘positive sum game’. Tariff wars are reshuffling the fame because it is risking it for everyone.” The European Union is determined to conclude the FTA with India to ensure stabilisation. This relationship is not determined by what happens between India and others. The two sides are committed to the relationship, said the source. - EndsPublished By: Rudrashis kanjilalPublished On: Sep 9, 2025Must Watch</w:t>
+        <w:t>Content: उत्तर प्रदेश के कृषि मंत्री सूर्य प्रताप शाही द्वारा मंगलवार को नई दिल्ली में स्थित पूसा में दो दिवसीय राष्ट्रीय कृषि सम्मेलन- रबी अभियान 2025 में शामिल हुए. इस दौरान उन्होंने प्रदेश सरकार द्वारा रबी सीजन-2025 के लिए की गई तैयारियों के विषय में विस्तृत जानकारी दी. इस अवसर पर उन्होंने कहा कि रबी सम्मेलन 'एक राष्ट्र- एक कृषि - एक टीम' के विजन को साकार करने का एक सफल उदाहरण है. यह विभिन्न राज्यों और केंद्र शासित प्रदेशों के कृषि मंत्रियों और वरिष्ठ अधिकारियों को गहन विचार-विमर्श के लिए एक मंच प्रदान कर रहा है. उन्होंने कहा कि पहले रबी सम्मेलन एक दिवसीय होता था, लेकिन इस बार दो दिनों के लिए आयोजित किया गया जिससे कृषि क्षेत्र पर अधिक विस्तृत चर्चा की गई. इस दो दिवसीय सम्मेलन में जिन छह प्रमुख विषयों पर चर्चा हुई, वे थे- जलवायु परिवर्तन के प्रति लचीलापन; गुणवत्तापूर्ण बीज, उर्वरक और कीटनाशक; बागवानी; प्राकृतिक खेती; प्रभावी विस्तार सेवाएं और कृषि विज्ञान केंद्रों की भूमिका; और केंद्र प्रायोजित योजनाओं का समन्वय. दलहन और तिलहन की उत्पादकता बढ़ाने और एकीकृत कृषि प्रणालियों पर भी विस्तृत विचार-विमर्श हुआ. कृषि मंत्री शाही ने यह भी कहा कि प्रधानमंत्री फसल बीमा योजना के अंतर्गत आने वाले किसानों को बीमा लाभ का समय पर और पर्याप्त वितरण सुनिश्चित करने के प्रयास किए जा रहे हैं. उन्होंने कहा कि इस वर्ष भी रबी फसलों के लिए 'विकसित कृषि संकल्प अभियान' चलाया जाएगा. जिसमें वैज्ञानिकों की टीमें गांवों का दौरा कर किसानों को समय पर जानकारी और मार्गदर्शन प्रदान करेंगी. इन टीमों में केंद्रीय और राज्य कृषि विभागों के अधिकारी, कृषि विज्ञान केंद्रों के वैज्ञानिक, कृषि विश्वविद्यालयों, किसान उत्पादक संगठनों और प्रगतिशील किसानों के प्रतिनिधि शामिल होंगे. प्रधानमंत्री नरेंद्र मोदी के आह्वान पर, यह प्रयास केंद्र की 'लैब टू लैंड' पहल को एक बार फिर मज़बूत करेगा. कार्यक्रम के अध्यक्षता केंद्रीय कृषि एवं किसान कल्याण मंत्री शिवराज सिंह चौहान द्वारा की गई. इस दौरान विभिन्न राज्यों तथा केंद्र शासित प्रदेशों के कृषि मंत्री, उत्तर प्रदेश के उद्यान मंत्री दिनेश प्रताप सिंह, कृषि राज्य मंत्री बलदेव सिंह औलख, कृषि सचिव भारत सरकार डॉ. देवेश चतुर्वेदी, आईसीएआर के महानिदेशक डॉ. एमएल जाट सहित अनेक गणमान्य उपस्थित थे. ये भी पढे़ं- किसानों ने योगी सरकार के सामने रखा ये बड़ा मुद्दा, बोले- पशुओं में तेजी से फैल रही बीमारी, जानें वजह? खाद की बोरी पर लिखे N-P-K के तीन नंबर क्या होते हैं और क्यों जरूरी हैं? यूपी में अगले 72 घंटों तक कई जिलों में होगी भयंकर बारिश, IMD ने जारी किया हाई अलर्ट Copyright©2025 Living Media India Limited. For reprint rights: Syndications Today होम वीडियो न्यूज़ स्कीम मेन्यू Add Kisan Tak to Home Screen</w:t>
       </w:r>
     </w:p>
     <w:p>
@@ -6987,7 +6987,7 @@
     </w:p>
     <w:p>
       <w:r>
-        <w:t>Title: Modi announces Rs 1,600 cr for flood-hit Punjab; Opposition, farmers call it ‘cruel joke’</w:t>
+        <w:t>Title: ‘राष्ट्रीय कृषि सम्मेलन – रबी अभियान 2025’ नई दिल्ली में शुरू हुआ</w:t>
       </w:r>
     </w:p>
     <w:p>
@@ -6999,13 +6999,13 @@
           <w:rPr>
             <w:color w:val="0000FF"/>
           </w:rPr>
-          <w:t>https://www.tribuneindia.com/news/punjab/modi-announces-rs-1600-cr-for-flood-hit-punjab-oppn-farmers-call-it-cruel-joke/</w:t>
+          <w:t>https://www.5dariyanews.com/hindi/news/312967-National-Agriculture-Conference-%E2%80%93-Rabi-Abhiyan-2025-begins-in-New-Delhi</w:t>
         </w:r>
       </w:hyperlink>
     </w:p>
     <w:p>
       <w:r>
-        <w:t>Content: Prime Minister Narendra Modi today announced a financial assistance of Rs 1,600 crore for flood-ravaged Punjab, supplementing the Rs 12,000 crore already allocated to the state as disaster relief. The announcement came following an aerial survey and a review meeting in Gurdaspur—among the worst-hit districts—where he also met a number of flood victims. He also announced an ex gratia of Rs 2 lakh to next of kin of the deceased and Rs 50,000 for the injured. “Conducted an aerial review of the floods in Punjab. The authorities are working round-the-clock, assisting those impacted. Our thoughts are with the people in this challenging time,” Modi said in a post on X. Children orphaned due to the floods will be supported under the PM CARES for Children Scheme. Damaged houses will be rebuilt under the PM Awas Yojana-Gramin while schools will be restored through the Samagra Shiksha Abhiyan. With Punjab battling one of the worst floods in decades, the Aam Aadmi Party (AAP) government had demanded Rs 20,000 crore immediate relief and the release of Rs 60,000 crore pending dues. The PM held the meeting in Gurdaspur with officials and elected representatives. Governor Gulab Chand Kataria, Union Minister Ravneet Singh Bittu and Punjab ministers Gurmeet Singh Khuddian and Hardeep Singh Mundian were among those present. Chief Secretary KAP Sinha shared the details of the damage. Chief Minister Bhagwant Mann was not part of the meeting as he was indisposed and is admitted to hospital. Opposition parties and farmer organisations rejected the relief package as “meagre”, calling it a “cruel joke” with the border state. Congress state president Amrinder Singh Raja Warring said the assistance was “a drop in the ocean”, arguing that the losses suffered by farmers were long-term and far more severe. AAP state president Aman Arora said, “This meagre amount, in comparison to the losses suffered, is an insult to the state and its people, who have played the most important role in nation building, ensuring food security and protecting the borders of the country. Farmer bodies, including BKU-Dakaunda, Kisan Mazdoor Sangharsh Committee and SKM (Non-political), demanded a relief package of Rs 1 lakh crore, loan waiver and long-term relief plan. Meanwhile, BJP leaders observed with keen interest which Punjab leader would be seen with the PM. Union Minister and the BJP’s Sikh face in Punjab, Ravneet Singh Bittu, accompanied Modi from New Delhi for the aerial survey and meetings. BJP state chief Sunil Jakhar led the party’s briefing to the PM and introduced him to several flood victims. He was joined by working president Ashwani Sharma and party’s national general secretary Tarun Chugh. Visuals from the recent visit of Union Agriculture Minister Shivraj Singh Chouhan showed Bittu and Jakhar driving tractors alongside in flood-hit areas, symbolising solidarity with farmers. Take your experience further with Premium access.Thought-provoking Opinions, Expert Analysis, In-depth Insights and other Member Only Benefits Already a Member? Sign In Now The Tribune, now published from Chandigarh, started publication on February 2, 1881, in Lahore (now in Pakistan). It was started by Sardar Dyal Singh Majithia, a public-spirited philanthropist, and is run by a trust comprising five eminent persons as trustees.The Tribune, the largest selling English daily in North India, publishes news and views without any bias or prejudice of any kind. Restraint and moderation, rather than agitational language and partisanship, are the hallmarks of the newspaper. It is an independent newspaper in the real sense of the term.The Tribune has two sister publications, Punjabi Tribune (in Punjabi) and Dainik Tribune (in Hindi). Remembering Sardar Dyal Singh Majithia</w:t>
+        <w:t>Content: Empanelment By Govt. of Punjab &amp; Govt. of Haryana Multilingual News Portal since 2011 English हिन्दी ਪੰਜਾਬੀ RNI No: PUNMUL/2011/49000 Multilingual News Portal since 2011 English हिन्दी ਪੰਜਾਬੀ RNI No: PUNMUL/2011/49000 Web Admin केंद्रीय कृषि एवं किसान कल्याण मंत्रालय द्वारा रबी अभियान 2025 के लिए आयोजित दो दिवसीय राष्ट्रीय कृषि सम्मेलन का शुभारंभ आज पूसा, नई दिल्ली में हुआ। सम्मेलन का विषय ‘एक राष्ट्र-एक कृषि-एक टीम’ है, जो कृषि क्षेत्र में समन्वित प्रयासों और साझेदारी को बढ़ावा देने की दिशा में एक महत्त्वपूर्ण पहल है। केंद्रीय कृषि मंत्री श्री शिवराज सिंह चौहान की पहल पर पहली बार रबी कॉन्फ्रेंस का आयोजन दो दिन का किया गया है। सम्मेलन में श्री शिवराज सिंह ने कहा कि हम देश में खाद्यान्न, फल-सब्जियों की कमी नहीं रहने देंगे और भारत को विश्व की फूड बॉस्केट बनाएंगे। केंद्रीय मंत्री श्री शिवराज सिंह ने देशभर के वरिष्ठ कृषि अधिकारियों के साथ संवाद करते हुए उन्हें मार्गदर्शन दिया। केंद्रीय कृषि मंत्री श्री शिवराज सिंह ने पहले दिन सम्मेलन को संबोधित करते हुए कहा कि हमारे किसानों और वैज्ञानिकों की मेहनत और सरकार की किसान हितैषी नीतियों से देश में कृषि की ग्रोथ 3.7 प्रतिशत है, जो कि दुनिया में सर्वाधिक है। श्री शिवराज सिंह ने कहा कि राज्य और केंद्र सरकार एक है; अपने देश, अपनी जनता, अपने किसानों के हित हमारे लिए सर्वोपरि है, जिसके लिए हम मिलकर पूरी ताकत से काम करते रहेंगे। हमें यह सौभाग्य मिला है कि हम भारत के कृषि परिदृश्य को बदलें। श्री शिवराज सिंह ने कहा कि हम लोग साधारण लोग नहीं है, हम लोग देश की आधी आबादी के भाग्य बनाने वाले हैं। हमें बहुत अच्छे से काम करना होगा। हमें किसान और उसके उत्थान से मतलब है। श्री शिवराज सिंह ने नकली खाद-बीज और कीटनाशक के मामले में कड़ी कार्रवाई की बात कही , वहीं उन्होंने स्पष्ट किया कि अब सारे मानदंडों और कसौटी पर पूरी तरह से खरे उतरने वाले बायोस्टिमुलेंट (जैव उत्तेजक) ही बिक सकेंगे। हम किसानों का शोषण नहीं होने देंगे। श्री शिवराज सिंह ने कहा कि कृषि प्रसार का कार्य अत्यधिक महत्वपूर्ण है, केंद्र सरकार के साथ मिलकर सारे राज्य के कृषि विभाग और कृषि से जुड़े सभी विश्वविद्यालय, कृषि विज्ञान केंद्र तथा अन्य सभी संगठन ठोस कार्यक्रम और रणनीति बनाकर जमीनी स्तर पर तेजी से काम करें। अपने कार्यों में वैल्यू एडिशन करें, हमें किसान और खेती से मतलब है, जिसके लिए हम जी-जान से काम करेंगे। इसी भाव से रबी कॉन्फ्रेंस में विचार कर किसानों की स्थिति बेहतर करने के लिए जुटेंगे। श्री शिवराज सिंह ने कहा कि अब मौसम का कोई ठिकाना नहीं है, इसलिए फसल बीमा ज्यादा से ज्यादा किसान करवाएं, इसके लिए अधिकारी प्रयास करें। प्रधानमंत्री फसल बीमा योजना को ठीक से लागू करना होगा, ताकि किसानों को राहत मिले। श्री शिवराज सिंह ने कहा कि विकसित कृषि संकल्प अभियान फिर से अक्टूबर से राज्यों और केंद्र के साथ चलेगा। अब एग्री रिसर्च किसानों की समस्याओं के समाधान के लिए होगा, सिर्फ पेपर पब्लिश करने के लिए नहीं होगा। उन्होंने कहा कि बाढ़ प्रभावित क्षेत्रों में जल्दी राहत के लिए पूरा अमला तेजी से काम करें। सम्मेलन में केंद्र एवं राज्य सरकारों के वरिष्ठ अधिकारी, भारतीय कृषि अनुसंधान परिषद (ICAR) के वैज्ञानिक, कृषि विशेषज्ञ, किसान प्रतिनिधि और अन्य हितधारक भाग ले रहे हैं। यह मंच नीति-निर्माताओं, वैज्ञानिकों और राज्यों के प्रतिनिधियों को रबी 2025 की तैयारियों, उत्पादन लक्ष्यों और रणनीतियों पर समग्र रूप से विचार-विमर्श करने का अवसर प्रदान कर रहा हैं। प्रारंभ में केंद्रीय कृषि सचिव डॉ. देवेश चतुर्वेदी, ICAR के महानिदेशक डॉ. एम. एल. जाट ने भी विचार रखें। उद्घाटन सत्र में राजस्थान के कृषि मंत्री डॉ. किरोड़ीलाल मीना विशेष रूप से उपस्थित थे। अपने उद्घाटन भाषण में डॉ. देवेश चतुर्वेदी ने बताया कि सम्मेलन के अंतर्गत 6 समानांतर ब्रेकआउट सेशन आयोजित किए जा रहे हैं। View All Sponsored Ads 5 Dariya News SCO 59-D, Top Floor, City Heart Kharar, Dist. SAS Nagar Punjab 140301 (India) Mob: 99148 10266 Email: [email protected]</w:t>
       </w:r>
     </w:p>
     <w:p>
@@ -7018,7 +7018,7 @@
     </w:p>
     <w:p>
       <w:r>
-        <w:t>Title: Vice President Election 2025 Live: C P Radhakrishnan Elected As India's 15th VP</w:t>
+        <w:t>Title: ‘राष्ट्रीय कृषि सम्मेलन- रबी अभियान 2025’ में शामिल हुए कृषि मंत्री सूर्य प्रताप शाही</w:t>
       </w:r>
     </w:p>
     <w:p>
@@ -7030,13 +7030,13 @@
           <w:rPr>
             <w:color w:val="0000FF"/>
           </w:rPr>
-          <w:t>https://www.etvbharat.com/en/!bharat/live-blog--vice-president-election-2025-live-updates-c-p-radhakrishnan-vs-b-sudershan-reddy-nda-bjp-india-congress-enn25090900526</w:t>
+          <w:t>https://samarsaleel.com/agriculture-minister-surya-pratap-shahi-joined-national-agricultural-conference-rabi-abhiyan-2025/496856</w:t>
         </w:r>
       </w:hyperlink>
     </w:p>
     <w:p>
       <w:r>
-        <w:t>Content: National ETV Bharat / bharat By ETV Bharat English Team Published : September 9, 2025 at 7:28 AM IST Updated : September 9, 2025 at 8:36 PM IST NDA nominee CP Radhakrishnan has been elected as the Vice President of India. He won with 452 votes defeating INDIA bloc's nominee former Supreme Court judge B Sudershan Reddy. Voting in the Vice-Presidential election 2025 began in the Parliament House at 10 am today (September 9) with Prime Minister Narendra Modi casting the first vote. The elections are witnessing a direct contest between ruling NDA nominee C P Radhakrishnan and joint opposition candidate B Sudershan Reddy. The BJP-led alliance has a clear edge in the poll necessitated by the sudden resignation of Jagdeep Dhankhar. Members of both Houses of Parliament cast their votes till 5 PM. Counting of votes will begin at 6 PM, and the results will be announced late evening. Members of Parliament are not bound by party whips to vote in the election, which takes place under a secret ballot system.The BJP-led NDA and the Congress-led opposition grouping held separate meetings with their respective MPs on Monday to sensitise them about the election process and also held mock polls. The present strength of the electoral college is 781 as six seats are vacant in the Rajya Sabha and one in the Lok Sabha. This puts the majority mark at 391. On paper, the NDA has 426 MPs, while the opposition camp has the backing of 324. Since YSRCP, with 11 members in Parliament, has decided to support the NDA nominee, the NDA number increases to 437, way beyond the majority mark. The BRS and the BJD have decided to abstain from voting in the election. The Shiromani Akali Dal (SAD) is also boycotting the poll in the wake of floods in Punjab. LIVE FEED 8:31 PM, 9 Sep 2025 (IST) President Droupadi Murmu and Prime Minister Narendra Modi congratulated CP Radhakrishnan after he was elected as the new Vice President. "In a post on X, Murmu said, "Congratulations to Shri C. P. Radhakrishnan on being elected as the Vice President of India! Your decades of rich experience in public life will contribute significantly to the nation’s progress. I extend my best wishes to you for a successful and impactful tenure." PM Modi also in a post on X stated, ""Congratulations to Thiru CP Radhakrishnan Ji on winning the 2025 Vice Presidential election. His life has always been devoted to serving society and empowering the poor and marginalised. I am confident that he will be an outstanding VP, who will strengthen our Constitutional values and enhance Parliamentary discourse." 7:38 PM, 9 Sep 2025 (IST) NDA nominee CP Radhakrishnan has been elected as the new Vice President of India. He secured 452 votes, defeating INDIA bloc's nominee former Supreme Court judge B Sudershan Reddy, who got 300 votes. Total 767 votes were cast of which, 752 were valid and 15 invalid, said returning officer and secretary-general of Rajya Sabha PC Mody. The voting process to elect the Vice President ended at 5 pm today and the counting of votes began an hour later in the same room. Results were declared over two hours later. 6:58 PM, 9 Sep 2025 (IST) New Delhi: INDIA bloc's Vice-Presidential candidate Justice Sudershan Reddy arrived at the residence of Congress president Mallikarjun Kharge this evening. Meanwhile, counting of votes for the Vice Presidential election that started at 6 pm in the Parliament, is currently underway. Results are expected shortly. #WATCH | Delhi | Opposition's vice-presidential candidate Justice Sudershan Reddy arrives at the residence of Congress President Mallikarjun KhargeThe counting of votes for the Vice Presidential election has begun in Parliament. pic.twitter.com/EhW849OKXG 6:10 PM, 9 Sep 2025 (IST) New Delhi: Counting of votes has started in the same room where the voting was conducted. Results will be declared sometime later. Of the total number of 788 voters, seven seats are vacant. Of the 781 effective voters, 768 (including 427 NDA MPs) cast their votes while 13 were absent. The absentees were from BRS (4), BJD (7), Akali Dal (1) and Independent (1). #WATCH | Delhi: Couting of votes for the Vice Presidential election begins.NDA nominee and Maharashtra Governor C.P. Radhakrishnan faces the Opposition INDIA bloc’s nominee and former Supreme Court Judge B. Sudershan Reddy in this election. pic.twitter.com/ZYPPsR65ui 5:20 PM, 9 Sep 2025 (IST) New Delhi: The voting process concluded at 5 pm and the counting of votes will begin from 6 pm. The result is expected late this evening. Sources said 96 percent polling was recorded. Confident of a victory, NDA has scheduled a celebratory dinner at Union Minister Prahlad Joshi's residence at around 8 to 8.30 pm, party sources said. Prime Minister Narendra Modi is expected to visit Joshi's residence to attend the victory celebrations along with MPs and senior party leaders after results are declared. Also Read: Vice President Election 2025: Voting Concludes, Results To Be Announced This Evening 2:24 PM, 9 Sep 2025 (IST) New Delhi: Congress MP Randeep Surjewala on Tuesday reiterated the demand of reintroducing paper voting in all elections, asking if Vice Presidential elections can be done through paper ballot, why not general and state elections too. "BJP and the PM should tell us that if the Vice President election can take place on the ballot paper, then why not the election of MPs and MLAs. If Zilla Parishad election can take place on ballot paper, then why not the election of MPs and MLAs," Surjewala, who is set to vote in the ongoing VP elections, told ANI here. Congress has repeatedly called for reintroducing ballot papers instead of the Electronic Voting Machines (EVMs) which are currently in use across the country. Apart the Vice Presidential elections, which uses ballot papers and voting system of having a 'single transferable vote,' the Congress-led Karnataka government recommended to the State Election Commission (SEC) to reintroduce ballot papers for the upcoming local body elections. EVMs were first conceived in 1977, with the prototype developed by Electronics Corporation of India Ltd. (ECIL), a PSU under the Central government. On May 19, 1982, EVMs were first used on a pilot basis after the ECI issued a directive. The inclusion of Section 61 A in Representation of People's Act by Parliament in 1988 empowered the Election Commission to use EVMs. Subsequently, the Technical Expert Committee (TEC) formed by the Electoral Reforms Committee (ERC) in 1990 recommended the widespread use of EVMs in elections. Eventually, after multiple test runs across various areas, EVMs were used in all 543 parliamentary constituencies in 2004. Speaking on the ongoing Vice Presidential elections, Surjewala said that this is a "fight to safeguard the traditions and decorum of the Constitution." "As far as VP elections are concerned, for Congress and MPs of the entire Opposition, this is a fight for safeguarding the traditions and decorum of the Constitution. For us, this fight is not limited to just casting a vote. This is a fight to save the Parliament's decorum, traditions, values and parameters," he said. The voting for the 15th Vice Presidential election began on Tuesday morning with Prime Minister Narendra Modi exercising his franchise first, along with other prominent ministers and MPs. NDA's CP Radhakrishnan is pitted against joint opposition candidate B Sudershan Reddy. Both the leaders are contesting against each other in a high-stakes election, as it came 50 days after Jagdeep Dhankhar resigned from his post as the Vice President on July 21, citing health reasons. Several Union Ministers, including Amit Shah, Nitin Gadkari, JP Nadda, Kiren Rijiju and others cast their vote for the Vice-Presidential elections at the Parliament House. Opposition party leaders, including Sonia Gandhi, Rahul Gandhi, Mallikarjun Kharge, Priyanka Gandhi also cast their vote. Following the voting, the counting of votes will take place this evening at 6 PM. (ANI) #WATCH | Vice President election | Congress MP Randeep Surjewala says, "...BJP and the PM should tell us that if the Vice President election can take place on the ballot paper, then why not the election of MPs and MLAs. If Zilla Parishad election can take place on ballot paper,… pic.twitter.com/7pJwOEcpb8 1:22 PM, 9 Sep 2025 (IST) On the Vice Presidential election, AAP MP Sanjay Singh says, "The Party's national convener Arvind Kejriwal and the party have decided to support Opposition candidate B Sudershan Reddy and vote for him. Our MPs will vote for him...There is no such possibility (of cross-voting) in our party...All our votes will go to Opposition candidate B Sudershan Reddy...In the Constitution Club election, BJP members did cross-voting and voted against the Modi-Amit Shah's desired candidate...So, if something like that happens, there can be unexpected results." On parties abstaining, he says, "They are supporting the BJP. They have not boycotted. It means they have supported Modi ji. Punjab and the entire country have come to know that in times of crisis like this, Akali Dal is standing with the BJP...They say something outside but stand together inside." #WATCH | Vice President election | AAP MP Sanjay Singh says, "Party's national convener Arvind Kejriwal and the party have decided to support Opposition candidate B Sudershan Reddy and vote for him. Our MPs will vote for him...There is no such possibility (of cross-voting) in our… pic.twitter.com/bVtOmj0t4C 1:00 PM, 9 Sep 2025 (IST) Union Minister and BJP national president JP Nadda casts his vote for the Vice Presidential election at the Parliament House around noon today. The BJP-led NDA alliance has a clear advantage in the elections. The polls were necessitated by Jagdeep Dhankhar's sudden resignation in July. Union Minister @JPNadda casts his vote for the Vice Presidential Election 2025 at Parliament House. #VicePresidentialElection2025 #CPRadhakrishnan #SudershanReddy #vicepresidentelections pic.twitter.com/q0Oyq2xZN9 12:39 PM, 9 Sep 2025 (IST) Leader of Opposition in Lok Sabha, Rahul Gandhi, cast his vote in the ongoing Vice Presidential elections at the Parliament today. Earlier, former Congress president Sonia Gandhi also cast her vote in the polls. #LokSabha Member @RahulGandhi casts his vote for the Vice Presidential Election 2025 at Parliament House. #VicePresidentialElection2025 #CPRadhakrishnan #SudershanReddy #vicepresidentelections pic.twitter.com/1qRv9QoMTt 12:21 PM, 9 Sep 2025 (IST) Congress chief and Leader of the opposition in Rajya Sabha, Mallikarjun Kharge, cast his vote in the ongoing Vice Presidential elections at the Parliament today. Former Congress president Sonia Gandhi also cast her vote in the polls in which ruling NDA nominee C P Radhakrishnan is pitted against the INDIA bloc's B Sudershan Reddy. Leader of the Opposition in Rajya Sabha @kharge casts his vote for the Vice Presidential Election 2025 at Parliament House. #CPRadhakrishnan #SudershanReddy #VicePresidentElection #VicePresidentialElection2025 pic.twitter.com/1KSyUsfHOS 12:14 PM, 9 Sep 2025 (IST) As the voting for the Vice Presidential election began on Tuesday morning, several NDA MPs, including many union ministers, exercised their franchise in the Parliament. Former Prime Minister and JD(S) MP in Rajya Sabha, HD Deve Gowda, arrived in a wheelchair to cast his vote for the Vice Presidential poll. Union Ministers Nitin Gadkari, Rajnath Singh, JP Nadda, Arjun Ram Meghwal and Pralhad Joshi cast their votes. Gadkari was seen shaking hands with Congress chief Mallikarjun Kharge as they both arrived at the Parliament. Deputy Chairman of the Rajya Sabha, Harivansh, also cast his ballot. He chaired the Upper House of the Parliament in the absence of the Vice President during the Monsoon Session, after former Vice President Jagdeep Dhankhar resigned, citing health reasons. BJP MP Kangana Ranaut also took part in voting. The polling for the Vice Presidential election began on Tuesday at 10 am with Prime Minister Narendra Modi being the first to cast his vote. The contest is between NDA nominee CP Radhakrishnan and opposition candidate B Sudershan Reddy. Meanwhile, Union Minister Shivraj Singh Chouhan and Jitan Ram Manjhi expressed support for CP Radhakrishnan and confidence in his victory. Union Minister Shivraj Singh Chouhan said, "NDA's victory is certain. CP Radhakrishnan will be the new Vice President." "NDA candidate CP Radhakrishnan will surely win the Vice-President elections," Union Minister Jitan Ram Manjhi told reporters. Union Minister Suresh Gopi backed Radhakrishnan and called it an election aimed at "fairness, truthfulness, and effectiveness". Gopi said, "This election is not about choosing between anyone. It is an election aimed at selecting fairness, truthfulness, and effectiveness, which are most needed for the citizens of the country, whether they live inside or outside the country... As a person, I found CP Radhakrishnan to be the best worker or one of the best among thousands of workers in my ideological system." #WATCH | Delhi | #VicePresidentialElection2025 | Union Minister Jyotiraditya Scindia says, "We are confident that the NDA candidate CP Radhakrishnan will win the elections" pic.twitter.com/63evLEHV2l 11:49 AM, 9 Sep 2025 (IST) On the Vice Presidential Election 2025, former Union Law Minister Ashwani Kumar says, "The conscience vote for which the opposition nominee, Sudershan Reddy, has appealed is obviously intended to cover up the shortfall in votes. Clearly, at this point, NDA nominee CP Radhakrishnan is expected to win, especially after some parties that were expected to support the opposition candidate have decided to abstain. Whatever may be the result of the election, it is necessary to ensure that constitutional functionaries receive bipartisan support in the discharge of their duties. I hope there will be no bitterness or acrimony because of these elections, and we must ensure that the highest traditions of democracy are observed in these elections." #WATCH | Delhi: On Vice-Presidential Election 2025, former Union Law Minister Ashwani Kumar says, "The conscience vote for which the opposition nominee, Sudershan Reddy, has appealed is obviously intended to cover up the shortfall in votes. Clearly, at this point, NDA nominee CP… pic.twitter.com/u7WFymFWSf 11:04 AM, 9 Sep 2025 (IST) Union Minister Nitin Gadkari, Union Minister and BJP national president JP Nadda, Congress National President Mallikarjun Kharge, Congress MP Priyanka Gandhi Vadra, among other MPs have arrived at the Parliament House to cast their votes for the Vice Presidential election. Gadkari and Kharge were seen smiling and walking together in the Parliament House. #WATCH | Delhi | Union Minister Nitin Gadkari and Congress National President Mallikarjun Kharge arrive at the Parliament House to cast their vote for the Vice Presidential election.(Source: Sansad TV) pic.twitter.com/L9so7EO0TA 10:40 AM, 9 Sep 2025 (IST) As the voting in Vice Presidential elections continues, the INDIA bloc’s nominee and former Supreme Court Judge B. Sudershan Reddy says he is confident of his win even though the numbers, at least on paper, are not in his favour. "...I am very confident. We are going to win...I am only trying to awaken people's conscience. I did not say that there would be cross-voting. I don't know what cross-voting is," Reddy said, speaking to the media this morning. #WATCH | Vice President election | INDIA bloc’s nominee and former Supreme Court Judge B. Sudershan Reddy says, "...I am very confident. We are going to win...I am only trying to awaken people's conscience. I did not say that there would be cross-voting. I don't know what… pic.twitter.com/IW3PsKPnC4 10:19 AM, 9 Sep 2025 (IST) Samajwadi Party chief Akhilesh Yadav on Vice Presidential Elections: "...Numbers are fine but this voting is done based on one's conscience. The entire country knows that the BJP is a use-and-throw party. The same thing happened with the Vice President, who is missing...The numbers will be in our favour." #WATCH | Vice Presidential election | SP chief Akhilesh Yadav says, "...Numbers are fine but this voting is done on the basis of one's conscience. The entire country knows that the BJP is a use-and-throw party. The same thing happened with the Vice President, who is missing...The… pic.twitter.com/Id5OYIMxQO 10:15 AM, 9 Sep 2025 (IST) Prime Minister Narendra Modi left the Parliament House this morning after casting his vote for the Vice Presidential election. 9:57 AM, 9 Sep 2025 (IST) Prime Minister Narendra Modi was the first person to cast his vote as the Vice Presidential Election started at 10 am today in the Parliament, witnessing a direct contest between ruling NDA nominee C P Radhakrishnan and joint opposition candidate B Sudershan Reddy. The BJP-led alliance has a clear edge in the poll necessitated due to the sudden resignation of Jagdeep Dhankhar. Among the early voters were Union ministers Rajnath Singh, Arjun Ram Meghwal and Kiren Rijiju. Rajya Sabha deputy chairperson Harivansh, BJP MP Kangana Ranaut and SP leader Ram Gopal Yadav were among others who came to cast their vote. #WATCH | Delhi: Prime Minister Narendra Modi cast his vote for the Vice Presidential election at the Parliament House this morning. (Video: DD News) pic.twitter.com/3cxQJNJSrm 9:54 AM, 9 Sep 2025 (IST) Vice Presidential election | Union Minister G Kishan Reddy says, "He (CP Radhakrishnan) is an RSS man. What is there to hide? RSS is an Indian organisation. RSS never speaks against the country, against the EC, against the Parliament, against the SC, against the Army - something which Rahul Gandhi and Congress do..." #WATCH | Vice Presidential election | Union Minister G Kishan Reddy says, "He (CP Radhakrishnan) is an RSS man. What is there to hide? RSS is an Indian organisation. RSS never speaks against the country, against the EC, against the Parliament, against the SC, against the Army -… pic.twitter.com/r46X6Clebo 9:33 AM, 9 Sep 2025 (IST) BRS leader Kalvakuntla Taraka Rama Rao, known as KTR, on Tuesday slammed Congress's Jairam Ramesh after the latter wrote a cryptic post on how BRS and BJD have decided to abstain from voting in the presidential election. Responding to Ramesh on X, KTR said the "sense of entitlement and arrogance is what made Congress fail in contemporary politics". "'Either you are with us or else you’re with them’ claim is a silly argument posturing as if the nation is bipolar. We are neither B-team of Congress or BJP. We are the A-team of Telangana people. Please focus on your own failures and spare us the tantrums," the BRS leader said. Ramesh, in his post on X on Monday evening, had written: "Two parties who have stood with the BJP staunchly over the past decade in Parliament have decided to abstain in the Vice Presidential election tomorrow. The shape of things to come?" Jairam Ji, This sense of entitlement and arrogance is what made Congress fail in contemporary politics ‘Either you are with us or else you’re with them’ claim is a silly argument posturing as if the nation is bipolarWe are neither B-team of Congress or BJPWe are the A-team… https://t.co/xrIvSE7AeZ 9:21 AM, 9 Sep 2025 (IST) NDA nominee and Maharashtra Governor C.P. Radhakrishnan has nominated Union Minister and TDP leader Ram Mohan Naidu and JDU MP Sanjay Kumar Jha as his polling agents for today's Vice President polling and counting. 8:52 AM, 9 Sep 2025 (IST) Rajya Sabha MP Sudha Murty and other MPs of the NDA have started to arrive at the residence of Union Minister Kiren Rijiju. Voting for the Presidential Election 2025 will begin at 10 am at the Parliament. NDA nominee and Maharashtra Governor C.P. Radhakrishnan faces the Opposition INDIA bloc’s nominee and former Supreme Court Judge B. Sudershan Reddy in this election. Counting of votes to be held later in the day. #WATCH | Vice Presidential election | Rajya Sabha MP Sudha Murty and other MPs of the NDA arrive at the residence of Union Minister Kiren Rijiju.Voting to begin at 10 am, at the Parliament. pic.twitter.com/SuAxwQLhsI 8:52 AM, 9 Sep 2025 (IST) NDA nominee and Maharashtra Governor C P Radhakrishnan offered prayers at the Shree Ram Mandir in Lodhi Road area of the national capital and sought blessings this morning, ahead of the Vice Presidential election. #WATCH | Vice Presidential election | Delhi: NDA nominee and Maharashtra Governor C.P. Radhakrishnan offered prayers at the Shree Ram Mandir in Lodhi Road area and sought blessings this morning, ahead of the VP election. pic.twitter.com/aHxbdDY3pm 7:59 AM, 9 Sep 2025 (IST) Union Minister S.P. Singh Baghel says, "Both candidates and their supporters are ready. NDA has more count and Radhakrishnan will become the Vice-President. We will vote in his favour, and the NDA will win. We will congratulate him and he will run the proceedings of the House smoothly... Everything will be cleared by the evening..." #WATCH | Delhi: Union Minister S.P. Singh Baghel says, "Both candidates and their supporters are ready. NDA has more count and Radhakrishnan will become the Vice-President. We will vote in his favour, and the NDA will win. We will congratulate him and he will run the proceedings… pic.twitter.com/ZD15d4H0Xb 7:38 AM, 9 Sep 2025 (IST) The Shiromani Akali Dal (SAD) on Monday evening said it will boycott the vice presidential poll on Tuesday in the wake of floods in Punjab. Former Union minister Harsimrat Kaur Badal is the lone SAD MP from Bathinda. In a post on X, SAD wrote, "Punjab and Punjabis have always stood by the nation whenever and wherever there has been a crisis. But today Punjabis themselves face a very severe crisis because of unprecedented floods. Almost one-third of the state lies submerged under water with houses and crops completely destroyed." Referring to the floods, the Sukhbir Singh Badal-led party alleged that it is a "man-made" tragedy caused by AAP government's "negligence and incompetence". "Neither the state government nor the Centre have come forward to help Punjabis in any way. The crisis is being fought by Punjabis in general and Sikhs in particular without any help from the state or the Centre," it said in the post. The party stated that the rural youths of the state are at the forefront of this fight against floods in a spirit of religious dedication guided by the "Guru Sahiban's" grace and inspiration. "The Shiromani Akali Dal bows its head before their spirit and commitment. Shiromani Akali Dal is fully engaged in helping our people. When Punjab is facing this tragedy, the country goes to the vice presidential election tomorrow. But the people of Punjab are very upset and angry with the state govt and the central govt because neither Punjab govt nor the central govt nor the Congress, has come to help them," it alleged. "The Shiromani Akali Dal represents the sentiments and the voice of the people of Punjab. Therefore, the party has decided to BOYCOTT this vice presidential poll tomorrow," it said in the post. Punjab and Punjabis have always stood by the nation whenever and wherever there has been a crisis. But today Punjabis themselves face a very severe crisis because of unprecedented floods. ▪️Almost one third of the state lies submerged under water with houses and crops completely… pic.twitter.com/IYfdrPa8sr 7:32 AM, 9 Sep 2025 (IST) Shiv Sena parliamentary party leader Shrikant Shinde has been appointed as the "authorised representative" of the NDA's candidate for the Vice Presidential election scheduled on Tuesday, the Shiv Sena said. "The Bharatiya Janata Party-led National Democratic Alliance (NDA) has appointed Shiv Sena parliamentary party leader and Member of Parliament Shrikant Shinde as the authorised representative for its candidate in the upcoming Vice Presidential election," according to a release issued by the office of Shrikant Shinde in Thane on Monday. By entrusting him with this role, the BJP leadership has once again reposed faith in Shiv Sena, one of its oldest and most trusted allies within the NDA, it said. The stage is set for a direct contest between NDA's C P Radhakrishnan and the Opposition's B Sudershan Reddy for Tuesday's vice presidential election, with the BJP-led alliance having a clear edge in the poll necessitated due to the sudden resignation of Jagdeep Dhankhar. Expressing confidence about the outcome, the release quoted Shinde as saying, "The NDA's candidate will win with a large majority." The release noted that Shiv Sena chief leader and Maharashtra Deputy Chief Minister Eknath Shinde had already declared support for the NDA nominee. Against this backdrop, a meeting of Shiv Sena MPs was held in New Delhi on Monday under Shrikant Shinde's chairmanship, it said. "Election strategy was discussed in the meeting, where MPs were briefed about the voting process and guidelines. Union Minister Arjun Ram Meghwal was also present. Alongside Shrikant Shinde, Union Ministers Kiren Rijiju and Ram Mohan Naidu will also serve as the authorised representatives of the NDA candidate," the release stated. Shrikant Shinde is the MP from the Kalyan Lok Sabha constituency in Thane district. (PTI) देश के उपराष्ट्रपति पद के लिए कल चुनाव संपन्न होने जा रहा हैं. इसी पार्श्वभूमी पर आज दिल्ली में शिवसेना के सभी सांसदों की एक विस्तृत समीक्षा बैठक आयोजित की गई. इस बैठक में उपराष्ट्रपति चुनाव से संबंधित सभी विषयों पर चर्चा की गई और सांसदों को आवश्यक मार्गदर्शन किया गया. बैठक… pic.twitter.com/phKTFZwf3r 7:22 AM, 9 Sep 2025 (IST) In the Vice Presidential election taking place today, the two candidates come from totally different backgrounds. While NDA nominee C P Radhakrishnan is a BJP veteran from Tamil Nadu and the Governor of Maharashtra, Reddy is a former Supreme Court judge who hails from Telangana and is known for key judgements, including the one declaring Salwa Judum, a group of trained tribal youth deployed as special police officers to take on Naxalites, as illegal and unconstitutional. The issue of Reddy's Salwa Judum judgement spiced up the otherwise staid campaign for the vice presidential election with Home Minister Amit Shah claiming that the 2011 verdict was a setback to the efforts to fight Maoism in Chhattisgarh. The vice-presidential poll has been described by the opposition as an ideological battle, even as the numbers are stacked in favour of the ruling National Democratic Alliance (NDA). The NDA is projecting Radhakrishnan as an untainted leader with rich political and administrative experience for the vice president's office and maintaining that these qualities would also prove to be useful as the chairman of the Rajya Sabha. Radhakrishnan (67) served as a two-term member of the Lok Sabha from Coimbatore during the tenure of Prime Minister Atal Bihari Vajpayee and later went on to lead the saffron party in Tamil Nadu. Reddy (79), who retired from the apex court in July 2011, is a veteran jurist known for several landmark judgments criticising the then Union government for showing slackness in probing black-money cases. For All Latest Updates TAGGED: Indian Navy Gets Anti-Submarine Warfare Ship Two Ships Set Sail From Greece To Join Gaza Aid Flotilla Senior Finance Ministry Official Killed After BMW Hits His Bike In Delhi Qatar PM Urges World To Reject 'Double Standards' And Punish Israel 'Time For Being Soft Is Over': Trump Decries Beheading Of Indian Man In US Swarnalata Sahu, Who Taught Odisha's Women Farmers How Climate Action Begins From Paddy Fields A Stitch In Time: Artisan Meraj Ansari's Effort To Put A Jharkhand Village On World Embroidery Map Bears Fruit Billions Of AI Prompts, Billions In Energy Costs: The Planet Pays As Data Centres Heat Up Dussehra 2025: Festivals May Divide, But Cuttack's Durga Puja Binds Hindus And Muslims Copyright © 2025 Ushodaya Enterprises Pvt. Ltd., All Rights Reserved.</w:t>
+        <w:t>Content: September 16, 2025 लखनऊ,(समर सलिल)। प्रदेश के कृषि मंत्री सूर्य प्रताप शाही ने मंगलवार को नई दिल्ली स्थित भारत रत्न सी. सुब्रमण्यम ऑडिटोरियम, एनएएससी कॉम्प्लेक्स पूसा में आयोजित राष्ट्रीय कृषि सम्मेलन- रबी अभियान 2025 में भाग लिया। इस दौरान उन्होंने प्रदेश सरकार द्वारा रबी सीजन 2025 के लिए की गई तैयारियों के बारे में विस्तृत जानकारी दी। अन्य राज्यों की पहल से दिव्यांगजन और पिछड़ा वर्ग के लिए नई योजनाएं बनाएगा उत्तर प्रदेश उन्होंने कहा कि यह सम्मेलन ‘एक राष्ट्र – एक कृषि – एक टीम’ के विजन को साकार करने का सफल उदाहरण है। पहले यह आयोजन एक दिवसीय होता था, लेकिन इस बार इसे दो दिवसीय किया गया, जिससे कृषि क्षेत्र की चुनौतियों और संभावनाओं पर गहन चर्चा हो सकी। इस दो दिवसीय सम्मेलन में छह प्रमुख विषयों पर विचार-विमर्श हुआ- कृषि मंत्री ने बताया कि प्रधानमंत्री फसल बीमा योजना के अंतर्गत किसानों को समय पर बीमा लाभ सुनिश्चित करने पर विशेष ध्यान दिया जा रहा है। कृषि मंत्री ने घोषणा की कि इस वर्ष भी विकसित कृषि संकल्प अभियान चलाया जाएगा। इसके तहत वैज्ञानिकों और विशेषज्ञों की टीमें गाँवों का दौरा कर किसानों को मार्गदर्शन और तकनीकी जानकारी प्रदान करेंगी। इसमें केंद्रीय और राज्य कृषि विभागों के अधिकारी, कृषि विज्ञान केंद्रों के वैज्ञानिक, कृषि विश्वविद्यालयों के विशेषज्ञ, किसान उत्पादक संगठन और प्रगतिशील किसान शामिल होंगे। उन्होंने कहा कि प्रधानमंत्री नरेंद्र मोदी के आह्वान पर यह पहल ‘लैब टू लैंड’ संकल्पना को और मज़बूत करेगी। इसे भी देखें: सम्मेलन की अध्यक्षता केंद्रीय कृषि एवं किसान कल्याण मंत्री शिवराज सिंह चौहान ने की। इस अवसर पर विभिन्न राज्यों और केंद्र शासित प्रदेशों के कृषि मंत्री, उत्तर प्रदेश के उद्यान मंत्री दिनेश प्रताप सिंह, कृषि राज्य मंत्री बलदेव सिंह औलख, कृषि सचिव भारत सरकार डॉ. देवेश चतुर्वेदी और आईसीएआर के महानिदेशक डॉ एम.एल. जाट सहित कई गणमान्य उपस्थित रहे। रिपोर्ट-दया शंकर चौधरी Tags उत्तर प्रदेश कृषि मंत्री कृषि विकास रबि अभियान 2025 राष्ट्रीय कृषि सम्मेलन राष्ट्रीय कृषि सम्मेलन रबी अभियान 2025 सूर्य प्रताप शाही September 22, 2025 September 22, 2025 September 22, 2025 मुंबई (समर सलिल)। हर्ष फिल्म प्रोडक्शन्स प्रस्तुत कर रहा है एकदंत-एक वेब फिल्म जो भावनाओं, सामाजिक ...</w:t>
       </w:r>
     </w:p>
     <w:p>
@@ -7049,7 +7049,7 @@
     </w:p>
     <w:p>
       <w:r>
-        <w:t>Title: ADR Report: एमपी की सियासत में ‘परिवारों का दबदबा’, 57 सांसद-विधायक ‘राजनीतिक विरासत के वारिस’</w:t>
+        <w:t>Title: India Sets 2025–26 Foodgrain Production Target at 362.5 Million Tonnes, Confirms Surplus Seed Availability</w:t>
       </w:r>
     </w:p>
     <w:p>
@@ -7061,13 +7061,13 @@
           <w:rPr>
             <w:color w:val="0000FF"/>
           </w:rPr>
-          <w:t>https://www.patrika.com/patrika-special/in-madhya-pradesh-57-mps-and-mlas-come-from-political-families-adr-report-reveals-19944241</w:t>
+          <w:t>https://www.global-agriculture.com/india-region/india-sets-2025-26-foodgrain-production-target-at-362-5-million-tonnes-confirms-surplus-seed-availability/</w:t>
         </w:r>
       </w:hyperlink>
     </w:p>
     <w:p>
       <w:r>
-        <w:t>Content: ताजा खबरें राज्य मौसम एशिया कप 2025 बिहार चुनाव 2025 कुलिश जन्मशती वर्ष पत्रिका स्पेशल राष्ट्रीय मनोरंजन ज्योतिष स्वास्थ्य खेल धर्म राजनीति विश्व OTT शिक्षा ओपिनियन ऑटो टेक गैजेट लाइफस्टाइल ब्यूटी महिला बिजनेस क्राइम जॉब्स ई-पेपर मेरी खबर शॉर्ट्स ई-पेपर भोपाल • Himanshu Singh • Sep 14, 2025 ADR Report on Madhya Pradesh Politicians: मध्यप्रदेश की राजनीतिक गलियारों में अक्सर परिवारवाद और वंशवाद की चर्चाएं जोरों-शोरों से होती रहती हैं। इसी खींचातानी के बीच एसोसिएशन फॉर डेमोक्रेटिक रिफॉर्म्स यानी एडीआर ने राज्य के 270 सांसद-विधायक की पारिवारिक राजनीतिक पृष्ठभूमि का विश्लेषण किया है। जिसमें 230 विधायक, 29 लोकसभा सांसद और 11 राज्यसभा सांसद शामिल हैं। विस्तार से पढ़िए स्पेशल रिपोर्ट.... मध्यप्रदेश में राज्यसभा की 11 सीटें हैं। इसमें 8 सदस्य भाजपा के तो 3 सदस्य कांग्रेस से हैं। राज्यसभा के 4 सांसद अपने परिवार की राजनीतिक विरासत को आगे बढ़ा रहे हैं। इसमें सबसे पहला नाम है दिग्विजय सिंह का। जो कि 10 साल तक मुख्यमंत्री रहे और वर्तमान में राज्यसभा सांसद हैं। उनके पिता पिता बलभद्र सिंह राघोगढ़ के शासक रहे। दिग्विजय सिंह मध्यप्रदेश की राजनीति ही नहीं देश की राजनीति में भी प्रभावशाली नेताओं में से एक हैं। राघोगढ़ सीट से दिग्विजय सिंह, भाई लक्ष्मण सिंह और अब उनके पुत्र जयवर्धन सिंह चुनाव जीतते आ रहे हैं। वहीं, अशोक सिंह कांग्रेस के राज्यसभा सांसद हैं। उनके पिता राजेंद्र सिंह मध्यप्रदेश सरकार में कैबिनेट मंत्री रहे। सुमेर सिंह सोलंकी भाजपा के राज्यसभा सांसद हैं। उनके चाचा माखन सिंह सोलंकी 1996 से 2004 तक खंडवा-बड़वानी से सांसद रहे। ऐसे ही बीजेपी की राज्यसभा सांसद कविता पाटीदार के पिता भेरूलाल पाटीदार चार बार विधायक रहे और 1993 से 1998 तक मध्य प्रदेश विधानसभा के उपाध्यक्ष के पद पर भी रहे। मध्यप्रदेश में लोकसभा की कुल 29 सीटें हैं। साल 2024 में हुए लोकसभा चुनाव में भाजपा ने सभी सीटों पर जीत हासिल की है। इसमें 5 सांसद अपने परिवार की राजनीति को आगे बढ़ रहे हैं। चार महिला सांसद और तो एक ज्योतिरादित्य सिंधिया हैं। ज्योतिरादित्य सिंधिया के पिता माधवराव सिंधिया और दादी राजमाता विजयाराजे सिंधिया भी सांसद रह चुकी हैं। बुआ यशोधरा राजे सिंधिया और वसुंधरा राजे सिंधिया भी राजनीति में सक्रिय हैं। सिंधिया राजघराने की चौथी पीढ़ी के तौर पर महानआर्यमन सिंधिया ने राजनीतिक पिच पर कदम रख दिया है। वह मध्यप्रदेश क्रिकेट एसोसिएशन के अध्यक्ष के तौर पर कमान संभाल रहे हैं। ऐसे ही बालाघाट से भारती पारधी, रतलाम सांसद अनिता नागर सिंह चौहान, सागर सांसद लता वानखेड़े और शहडोल सांसद हिमाद्री सिंह भी अपने परिवार की राजनीति आगे बढ़ा रही हैं। मध्यप्रदेश के 230 विधायकों में से 48 विधायकों को राजनीति विरासत में मिली है। बीजेपी के 163 विधायकों में से 28 विधायक अपने परिवार की राजनीतिक विरासत संभाल रहे हैं। प्रदेश सरकार में कैबिनेट मंत्री विश्वास सारंग के पिता कैलाश सारंग भाजपा के संस्थापक सदस्य राज्यसभा सांसद रहे चुके हैं। पूर्व सीएम रह चुके बाबूलाल गौर की बहू कृष्णा गौर गोविंदपुरा सीट से बीजेपी विधायक हैं। बीजेपी के प्रदेश अध्यक्ष हेमंत खंडेलवाल बैतूल से विधायक हैं। उनके पिता विजय खंडेलवाल सांसद रह चुके हैं। त्योंथर से भाजपा विधायक सिद्धार्थ तिवारी के पिता सुंदरलाल तिवारी सांसद और वाइट टाइगर के नाम से मशहूर दादा श्रीनिवास तिवारी मध्यप्रदेश विधानसभा अध्यक्ष रह चुके हैं। सुरेंद्र पटवा अपने चाचा पूर्व मुख्यमंत्री सुंदरलाल पटवा की राजनीतिक विरासत संभाल रहे हैं। ऐसे ही विक्रम सिंह वर्तमान में रामपुर बाघेलान से विधायक हैं। उनके परबाबा अवधेश प्रताप सिंह विंध्य प्रदेश के प्रथम प्रधानमंत्री थे। दादा गोविन्द नारायण सिंह मध्य प्रदेश के मुख्य मंत्री रह चुके हैं। बड़े चाचा अशोक नारायण सिंह कृषि उपज मण्डी सतना के अध्यक्ष और छोटे चाचा ध्रुव नारायण सिंह भोपाल मध्यक्षेत्र से विधायक रह चुके हैं। पिता हर्ष नारायण सिंह चार बार विधायक और पूर्व मंत्री रह चुके हैं। ठीक इसी तरह मालिनी गौड़, उमाकांत शर्मा और प्रतिमा बागरी, अशोक रोहाणी, संजय पाठक, ओमप्रकाश सकलेचा, दिव्यराज सिंह, मनोज पटेल, गोलू शुक्ला, महेंद्र यादव, जितेंद्र सिंह पंड्या, अशीष शर्मा, प्रणय पांडे, गज्जन सिंह उइके, सरला रावत, राधा सिंह, अर्चना चिटनिस, मंजू दादू, गायत्री राजे पंवार, नीना वर्मा, निर्मला भूरिया भी राजनीतिक पृष्ठभूमि से आती हैं। मध्यप्रदेश कांग्रेस के 63 में से 20 विधायक पॉलिटिकल बैकग्राउंड से आते हैं। राघोगढ़ से विधायक जयवर्धन सिंह तीसरी पीढ़ी की राजनीति को आगे बढ़ा रहे हैं। वह प्रदेश में इन दिनों कांग्रेस के सबसे एक्टिव नेताओं में से एक हैं। चुरहट विधायक अजय सिंह कांग्रेस के सीनियर लीडर और नेता प्रतिपक्ष भी रह चुके हैं। वह पूर्व मुख्यमंत्री और दिग्गज नेता रहे अर्जुन सिंह के बेटे हैं। अर्जुन सिंह 2 बार राज्य के सीएम और दो बार केंद्रीय मंत्री रह चुके हैं। नेता प्रतिपक्ष उमंग सिंघार की चाची जमुना देवी उपमुख्यमंत्री रह चुकी हैं। पूर्व मंत्री कांतिलाल भूरिया के बेटे विक्रांत भूरिया, सत्यदेव कटारे के बेटे हेमंत कटारे, सुखलाल कुशवाहा के बेटे सिद्धार्थ कुशवाह अपने राजनीतिक विरासत को आगे बढ़ा रहे हैं। सचिव यादव, नितेंद्र राठौर, रजनीश सिंह, सज्जन उइके, आरिफ अकील, राजेंद्र भारती, सुरेंद्र सिंह हनी, रिषी अग्रवाल, अभीजीत शाह, विजय छोरे, राजेंद्र सिंह, सेना पटेल और झूमा सोलंकी पारिवारिक राजनीतिक को आगे बढ़ा रही हैं। खबर शेयर करें: संबंधित विषय: mp news Updated on: 14 Sept 2025 05:59 pm Published on: 14 Sept 2025 04:33 pm DOWNLOAD ON Play Store DOWNLOAD ON App Store Trending Topics Bihar Elections 2025 PM Modi Asia Cup 2025 Top Categories राष्ट्रीय मनोरंजन स्वास्थ्य राजस्थान मध्य प्रदेश Legal Privacy Policy Statutory provisions on reporting (sexual offenses) This website follows the DNPA’s code of conduct Code of Conduct About Us Grievance Policy RSS Copyright © 2025 Patrika Group. All Rights Reserved.</w:t>
+        <w:t>Content: 17 September 2025, New Delhi: At the ‘National Agriculture Conference – Rabi Abhiyan 2025’ held in Delhi, Union Minister for Agriculture, Farmers’ Welfare and Rural Development, Shivraj Singh Chouhan announced that the Government of India has set a target of 362.50 million tonnes of foodgrain production for 2025–26, compared to 341.55 million tonnes last year. The Minister highlighted that India produced a record 353.96 million tonnes of foodgrains in 2024–25, marking a 6.5% increase (21.66 million tonnes) from the previous year. The country surpassed its production target by 12.41 million tonnes, achieving record harvests in rice, wheat, maize, groundnut, and soybean. This growth, he said, will ensure better foodgrain availability for every citizen and enhance national food security. Chouhan noted that the Rabi Conference reflects the spirit of ‘One Nation – One Agriculture – One Team’, bringing together agriculture ministers and officials from States and Union Territories. Unlike earlier editions, the 2025 conference was extended to two days to allow detailed discussions and development of State/UT-specific roadmaps. Six thematic groups deliberated on key issues: climate resilience, quality seeds and inputs, horticulture, natural farming, strengthening Krishi Vigyan Kendras and extension services, and coordination of centrally sponsored schemes. Special focus was given to increasing productivity of pulses, oilseeds, and integrated farming systems. The Minister said that alongside foodgrain output, fruit and vegetable production has also shown significant growth. On the flood situation, he assured that the Centre is fully supporting affected States including Punjab, Himachal Pradesh, Jammu, Uttarakhand, Maharashtra, Assam, and Haryana, and that timely insurance settlements under the Pradhan Mantri Fasal Bima Yojana are being ensured. On input supply, Chouhan confirmed that seed availability stands at nearly 25 million metric tonnes against the requirement of 22.9 million tonnes for Rabi sowing. He also assured that fertiliser demand arising from increased rainfall and higher sown areas will be fully met in coordination with the Ministry of Chemicals and Fertilisers. Announcing the launch of the second phase of ‘Viksit Krishi Sankalp Abhiyan’ from October 3, he said more than 2,000 teams of scientists, officials, and progressive farmers will visit villages to provide guidance, strengthening the Centre’s ‘Lab to Land’ initiative. The Minister stressed the need for greater focus on pulses and oilseeds to match the self-sufficiency achieved in rice and wheat. Crop-wise reviews have already begun for cotton and soybean, and targeted steps will be taken to raise yields of Rabi crops. On tackling counterfeit agro-inputs, Chouhan pointed to ongoing raids in Rajasthan and other States, noting that strong Centre–State action will continue against those selling spurious seeds, pesticides, and fertilisers. Also Read: Stag Beetle Price: Why the Stag Beetle Is the World’s Most Expensive Insect and Who Is Buying It 📢 If You’re in Agriculture, Make Sure the Right People Hear Your Story.From product launches to strategic announcements, Global Agriculture offers unmatched visibility across international agri-business markets. Connect with us at pr@global-agriculture.com to explore editorial and advertising opportunities that reach the right audience, worldwide. First Name Last Name Organization Email address 19 September 2025, New Delhi: NEXCOM has introduced the ATC 3561-NA4C, an Edge AI computer designed for agricultural automation, including autonomous vehicles 19 September 2025, New Delhi: Food systems lie at the heart of sustainable development. They influence how people produce, access, and consume 11 September 2025, US: The World Food Prize Foundation has revealed the three finalists for its first-ever Innovate for Impact Challenge: APOLO Copyright © 2025 Global Agriculture. All rights reserved. Check Offers Available You can see how this popup was set up in our step-by-step guide: https://wppopupmaker.com/guides/auto-opening-announcement-popups/</w:t>
       </w:r>
     </w:p>
     <w:p>
@@ -7080,7 +7080,7 @@
     </w:p>
     <w:p>
       <w:r>
-        <w:t>Title: कार्यकर्ताओं का क्या: भाजपा में परिवारवाद पर दोहरा मापदंड? सांसद-विधायक के टिकट पर दी एंट्री, यहां बैन</w:t>
+        <w:t>Title: केंद्र ने टिकाऊ कृषि प्रणाली के लिए फसल विविधीकरण पर जोर दिया</w:t>
       </w:r>
     </w:p>
     <w:p>
@@ -7092,13 +7092,13 @@
           <w:rPr>
             <w:color w:val="0000FF"/>
           </w:rPr>
-          <w:t>https://www.amarujala.com/madhya-pradesh/bhopal/madhya-pradesh-bjp-faces-criticism-over-double-standards-on-dynasty-politics-hindi-news-2025-09-14</w:t>
+          <w:t>https://www.etvbharat.com/hi/!bharat/centre-emphases-on-crop-diversification-for-sustainable-agricultural-system-hindi-news-hin25091803739</w:t>
         </w:r>
       </w:hyperlink>
     </w:p>
     <w:p>
       <w:r>
-        <w:t>Content: मेरा शहर Link Copied मध्यप्रदेश भाजपा संगठन ने हाल ही में जिला कार्यकारिणियों से नेताओं के परिजनों को हटाया, लेकिन विधानसभा और लोकसभा चुनाव के टिकट दिए। इसी के साथ पार्टी पर दोहरे मापदंड अपनाने के आरोप लग रहे हैं। कार्यकर्ताओं का कहना है कि यदि जिला स्तर पर परिवारवाद खत्म करने की पहल की गई है, तो यही नियम विधानसभा और लोकसभा टिकटों पर भी लागू होना चाहिए। Trending Videos यह वीडियो/विज्ञापन हटाएं मध्य प्रदेश भाजपा संगठन जिला स्तर पर कार्यकारिणी घोषित कर रहा है। इसमें पार्टी नेताओं के परिजनों को पदाधिकारी बना कर बाद में उनसे इस्तीफे लेने की बात कही जा रही है। इसे भाजपा “एक परिवार, एक पद” की नीति का कड़ा संदेश बताया जा रहा है। इसके उलट विधानसभा और लोकसभा चुनाव में तस्वीर उलट दिख रही है। कई पूर्व मुख्यमंत्री, पूर्व सांसद, पूर्व विधायकों की विरासत को आगे बढ़ाते हुए उनके बच्चों और रिश्तेदारों को टिकट देकर चुनाव मैदान में उतारा गया। मध्य प्रदेश में वर्तमान में पति और पत्नी सांसद और विधायक हैं। एडीआर की रिपोर्ट के अनुसार भाजपा और कांग्रेस दोनों के ही 270 जनप्रतिनिधियों में 57 नेता यानी 21 प्रतिशत को राजनीति विरासत में मिली है। इसको लेकर अब भाजपा कार्यकर्ताओं में नाराजगी है। वह दबी जुबान में पार्टी के दोहरे मापदंड का विरोध कर रहे हैं? उनका सवाल यह है कि जब नेताओं के बेटे-बेटियां और रिश्तेदारों को ही टिकट देना है तो कार्यकर्ताओं को क्या मिलेगा? पति प्रदेश सरकार में मंत्री और पत्नी सांसद मध्य प्रदेश के अलीराजपुर विधानसभा सीट से अनुसूचित जनजाति वर्ग से आने वाले नागर सिंह चौहान विधायक हैं। चार बार के विधायक नागर जनजाति वर्ग के बड़े नेता हैं। वे मध्य प्रदेश सरकार में अनुसूचित जनजाति कल्याण मंत्री हैं। भाजपा ने 2024 के लोकसभा चुनाव में सिटिंग सांसद गुमान सिंह डामोर का टिकट नागर सिंह चौहान की पत्नी अनीता नागर को दिया। अनीता नागर ने बड़े अंतर से चुनाव जाता और पहली बार सांसद बनीं। अब उनके परिवार में पति राज्य सरकार में मंत्री और पत्नी सांसद हैं। बेटे की जगह पिता को दिया टिकट 2018 और 2023 के विधानसभा चुनाव में पार्टी ने दिग्गज नेताओं के रिश्तेदारों को टिकट दिया। 2018 में कैलाश विजयवर्गीय के बेटे आकाश विजयवर्गीय को इंदौर-3 से टिकट दिया गया। वह चुनाव जीत कर विधायक बने। हालांकि 2023 में उनका टिकट काटकर कैलाश विजयवर्गीय को चुनाव लड़ाया गया। वे वर्तमान मोहन सरकार में नगरीय प्रशासन विभाग के मंत्री हैं। ससुर की जगह अब बहू विधायक वहीं, पूर्व मुख्यमंत्री स्व बाबूलाल गौर की बहू कृष्णा गौर की भी राजनीतिक परिवार का फायदा मिला। कृष्णा गौर 2005 में मध्य प्रदेश राज्य पर्यटन विकास निगम का अध्यक्ष बनाया गया और भोपाल महापौर भी रहीं। 2018 में कृष्णा गौर को उनके ससुर बाबूलाल गौर की जगह टिकट दिया गया। इसके बाद से वे लगातार विधायक बन रही हैं और वर्तमान सरकार में राज्यमंत्री हैं। ये भी पढ़ें: 15 हजार लोगों के लिए खुशखबरी! अब नहीं रुकेगा आपका राशन, कलेक्टर ने दिया ये बड़ा आदेश दो पूर्व सीएम का बेटा और भतीजा विधायक पूर्व मुख्यमंत्री स्व. सुंदरलाल पटवा के भतीजे और भोजपुर से विधायक सुरेंद्र पटवा भी लंबे समय से राजनीति में हैं। वे शिवराज सरकार में मंत्री भी रह चुके हैं। वे 2008 में पहली बार विधायक बने थे। इसके अलावा पूर्व मुख्यमंत्री स्व. वीरेंद्र सखलेचा के बेटे ओमप्रकाश सखलेचा जावद से पांचवीं बार विधायक बने। वे शिवराज सरकार में मंत्री भी रहे। वहीं, पूर्व सांसद स्व. कैलाश सारंग के बेटे विश्वास सारंग को पार्टी ने 2008 में पहली बार भोपाल की गोविंदपुरा सीट से चुनाव लड़ाया और उन्होंने जीत हासिल की। सारंग वर्तमान सरकार में खेल एवं युवा कल्याण और सहकारिता मंत्री हैं। ये भी पढ़ें: फिर मेहरबान होगा मानसून, मध्य प्रदेश के आठ जिलों में आज तेज बारिश का अलर्ट, जानें कहां गिरेगा पानी इनको भी मिली विरासत में राजनीति शहडोल से भाजपा सांसद हिमाद्री सिंह दूसरी बार लोकसभा पहुंची हैं। हिमाद्री सिंह के माता-पिता दलवीर सिंह और राजेशनंदिनी दोनों कट्टर कांग्रेसी हैं और सांसद रह चुके हैं। 2017 में हिमाद्री सिंह ने भाजपा नेता नरेंद्र मरावी से शादी की। इसके बाद भाजपा की सदस्यता ली और 2019 में उनको भाजपा ने लोकसभा का टिकट दे दिया। पहली बार चुनाव जीत कर हिमाद्री सिंह संसद पहुंच गई। वहीं, केंद्रीय मंत्री ज्योतिरादित्य सिंधिया कांग्रेस से भाजपा में आए। उनके पिता माधवराव सिंधिया और दादी विजयराजे सिंधिया बड़े पॉलिटिशियन रहे हैं। दोहरे पैमाने से पार्टी में असंतोष पार्टी कार्यकर्ताओं का कहना है कि जिला स्तर पर परिजनों को हटाकर परिवारवाद खत्म करने का संदेश दिया जा रहा है, लेकिन जब बात सांसद और विधायक टिकट की आती है तो परिवारवाद को नजरअंदाज कर दिया जाता है। इससे कार्यकर्ताओं के बीच असंतोष बढ़ रहा है। कार्यकर्ताओं का कहना है कि यदि पार्टी वास्तव में परिवारवाद खत्म करने के लिए गंभीर है, तो यह नीति सभी स्तरों पर लागू होनी चाहिए। पार्टी को एक स्पष्ट नीति बनानी होगी मध्य प्रदेश के वरिष्ठ पत्रकार प्रभु पटैरिया का कहना है कि यह पहल अच्छी है। भाजपा को अब स्पष्ट नीति बनानी होगी। यदि “एक परिवार, एक पद” का फॉर्मूला केवल जिला कार्यकारिणी तक सीमित रहा तो कार्यकर्ताओं के बीच असंतोष बढ़ सकता है। यह भी बढ़ा रहे राजनीतिक विरासत को आगे रहें हर खबर से अपडेट, डाउनलोड करें Android Hindi News App, iOS Hindi News App और Amarujala Hindi News APP अपने मोबाइल पे|Get all India News in Hindi related to live update of politics, sports, entertainment, technology and education etc. Stay updated with us for all breaking news from India News and more news in Hindi. Next Article Please wait... Please wait... Delete All Cookies Followed</w:t>
+        <w:t>Content: दिल्ली delhi ETV Bharat / bharat By ETV Bharat Hindi Team Published : September 18, 2025 at 5:27 PM IST नई दिल्ली: तिलहन और दलहन के क्षेत्र में भारत को आत्मनिर्भर बनाने के उद्देश्य से केंद्रीय कृषि मंत्रालय प्रति हेक्टेयर उत्पादकता पर विशेष जोर देते हुए पैदावार बढ़ाने की योजना तैयार करेगा. मंत्रालय एक स्थायी कृषि प्रणाली के लिए फसल विविधीकरण की आवश्यकता पर जोर दे रहा है और दलहन- तिलहन पर विशेष ध्यान केंद्रित करेगा. फसल विविधीकरण के महत्व को समझाते हुए केंद्रीय कृषि मंत्री शिवराज सिंह चौहान ने कहा कि दलहन और तिलहन की खेती न केवल मृदा स्वास्थ्य में सुधार करती है, बल्कि पोषण सुरक्षा को मजबूत करने और किसानों की आय बढ़ाने में भी महत्वपूर्ण भूमिका निभाती है. उन्होंने कहा, "भारत का चावल और गेहूं का प्रोडक्शन पहले से ही वैश्विक स्तर पर है, इसलिए दलहन और तिलहन पर ध्यान देने की आवश्यकता है. प्रति हेक्टेयर प्रोडक्टिविटी पर विशेष जोर देते हुए पैदावार बढ़ाने के लिए एक रणनीति विकसित की जाएगी." दलहन और तिलहन का उत्पादन बढ़ाने पर जोरचावल और गेहूं की तुलना में दलहन और तिलहन का उत्पादन कम होने के बारे में बताते हुए चौहान ने आगे कहा, "मैंने ICAR के वैज्ञानिकों से आग्रह किया है कि दलहन और तिलहन का उत्पादन बढ़ाने में कोई कसर न छोड़ें. साथ ही ऐसी नई किस्में विकसित की जाएं, जो अधिक उपज देने में सक्षम हों." वहीं, दलहन और तिलहन पर विशेष जोर देते हुए फसल विविधीकरण पर बोलते हुए हरियाणा सरकार के प्रधान सचिव पंकज अग्रवाल ने मृदा स्वास्थ्य, पोषण सुरक्षा और किसानों की आय बढ़ाने के लिए दलहन और तिलहन को बढ़ावा देने के महत्व पर प्रकाश डालते हुए, अधिक टिकाऊ फसल पद्धतियों की ओर रुख करने की तत्काल आवश्यकता पर बल दिया. अग्रवाल ने जोर देकर कहा, "राज्यों में सफल फसल विविधीकरण के लिए नीतिगत समर्थन, जागरूकता और बाज़ार संपर्क प्रमुख फैक्टर हैं." छत्तीसगढ़ सरकार की सचिव (कृषि) शहला निगार ने कहा, "संसाधनों का इष्टतम उपयोग सुनिश्चित करने और जमीनी स्तर पर किसानों तक लाभ पहुंचाने के लिए विभिन्न योजनाओं के बीच रणनीतिक समन्वय आवश्यक है." इसी तरह के विचार व्यक्त करते हुए संयुक्त सचिव (कृषि एवं किसान कल्याण) अन्बलगन पी ने कहा कि किसानों के लिए फसल विविधीकरण दलहन और तिलहन की पैदावार बढ़ाने की रणनीति है. उन्होंने कहा, "डायवर्सिफिकेशन न केवल किसानों की आय बढ़ाने में योगदान देता है, बल्कि मिट्टी की उर्वरता बनाए रखने और कृषि जोखिमों को कम करने में भी महत्वपूर्ण भूमिका निभाता है." राष्ट्रीय खाद्य तेल मिशनलोकसभा के आंकड़ों के अनुसार सरकार घरेलू तिलहन उत्पादन को बढ़ावा देने और प्राथमिक तिलहन फसलों के उत्पादन को बढ़ाने के उद्देश्य से खाद्य तेल उत्पादन में आत्मनिर्भरता की दिशा में प्रयास करने हेतु राष्ट्रीय खाद्य तेल मिशन - तिलहन (NMEO-OS) लागू कर रही है. रिसर्च प्रोजेक्टभारतीय कृषि अनुसंधान परिषद (ICAR) तिलहन की उच्च उपज देने वाली जलवायु-रोधी किस्मों के विकास के लिए संकर विकास और जीन संपादन पर दो प्रमुख अनुसंधान परियोजनाएं भी लागू कर रही है. परिणामस्वरूप, पिछले 11 वर्षों (2014-2025) के दौरान देश में व्यावसायिक खेती के लिए नौ वार्षिक तिलहनों की 432 उच्च उपज देने वाली किस्मों/संकरों को अधिसूचित किया गया, जिनमें रेपसीड-सरसों की 104, सोयाबीन की 95, मूंगफली की 69, अलसी की 53, तिल की 34, कुसुम की 25, सूरजमुखी की 24, अरंडी की 15 और नाइजर की 13 किस्में शामिल हैं, जैसा कि कृषि और किसान कल्याण मंत्रालय ने हाल ही में लोकसभा को सूचित किया. ब्रीडर बीजलोकसभा के आंकड़ों से पता चलता है कि पिछले पांच वर्षों (2019-20 से 2023-24) के दौरान, विभिन्न तिलहनों की मांग वाली किस्मों के लगभग 1,53,704 क्विंटल प्रजनक बीज का उत्पादन किया गया और किसानों के लिए प्रमाणित गुणवत्ता वाले बीज में रूपांतरण हेतु सार्वजनिक/निजी बीज एजेंसियों को आपूर्ति की गई. एनएमईओ-ओएस के अंतर्गत देश भर में 600 से अधिक मूल्य श्रृंखला क्लस्टरों की पहचान की गई है, जो प्रतिवर्ष 10 लाख हेक्टेयर से अधिक क्षेत्र को कवर करते हैं. यह भी पढ़ें- रेबीज से निपटने के लिए रणनीति अपनाएं, NMC ने मेडिकल कॉलेजों से कहा For All Latest Updates TAGGED: पीएम मोदी ने नवरात्रि की दी शुभकामनाएं, बोले- इस बार खास अवसर पर बचत उत्सव जुड़ रहा सुबह के समय क्यों बढ़ जाता है ब्लड प्रेशर, किन लोगों को ज्यादा खतरा? जानें क्या कहते हैं विशेषज्ञ नवरात्री के दौरान कोलकाता में देखना चाहते हैं यूनिक पंडाल, तो इन जगहों को बिल्कुल न करें मिस चीन के वुहान में जिस पत्रकार ने खोली थी कोविड की सच्चाई, उसके खिलाफ सख्ती दिल्ली में बदलने लगा मौसम, दिन में तेज धूप कर रही परेशान, जाने कैसा रहेगा मौसम का हाल स्मृति मंधाना ने रचा इतिहास, तोड़ा विराट कोहली का महारिकॉर्ड, जो सचिन और धोनी नहीं कर पाए वो कर मचाया धमाल 'तेजस्वी की सभा में PM मोदी की मां को गाली दी गई' बिहार BJP ने शेयर किया वीडियो अमूल का बड़ा तोहफ़ा, 22 सितंबर से 700 प्रोडक्ट्स होंगे सस्ते, घी 40 रुपये तक सस्ता ट्रंप ने बगराम एयरबेस को लेकर अफगानिस्तान को चेतावनी दी, परिणाम भुगतने की धमकी दी Copyright © 2025 Ushodaya Enterprises Pvt. Ltd., All Rights Reserved.</w:t>
       </w:r>
     </w:p>
     <w:p>
@@ -7111,7 +7111,7 @@
     </w:p>
     <w:p>
       <w:r>
-        <w:t>Title: 50 साल पुराने रिश्तों पर फिर मुहर: दिग्विजय–कमलनाथ की मुलाकात ने अटकलों पर लगाया विराम</w:t>
+        <w:t>Title: We will make India food basket of the world: Shivraj Singh Chouhan</w:t>
       </w:r>
     </w:p>
     <w:p>
@@ -7123,13 +7123,13 @@
           <w:rPr>
             <w:color w:val="0000FF"/>
           </w:rPr>
-          <w:t>https://mp.punjabkesari.in/madhya-pradesh/news/digvijay-singh-met-kamal-nath-2211302</w:t>
+          <w:t>https://www.thehansindia.com/news/national/we-will-make-india-food-basket-of-the-world-shivraj-singh-chouhan-1006836</w:t>
         </w:r>
       </w:hyperlink>
     </w:p>
     <w:p>
       <w:r>
-        <w:t>Content: 21 hours ago 1 day ago 1 day ago 1 day ago 2 days ago 2 days ago 2 days ago 3 days ago 3 days ago 3 days ago 3 days ago 5 days ago 5 days ago 6 days ago 6 days ago 7 days ago 8 days ago 9 days ago 9 days ago 10 days ago 12 days ago 12 days ago 12 days ago 12 days ago 12 days ago 12 days ago 2 weeks ago 2 weeks ago 2 weeks ago 2 weeks ago Monday Main Menu धर्म/कुंडली टीवी नारी Photos Videos हिमाचल प्रदेश पंजाब हरियाणा उत्तर प्रदेश Breaking 50 साल पुराने रिश्तों पर फिर मुहर: दिग्विजय–कमलनाथ की मुलाकात ने अटकलों पर लगाया विराम Edited By Himansh sharma, Updated: 12 Sep, 2025 10:40 AM कांग्रेस के वरिष्ठ नेता दिग्विजय सिंह ने पूर्व मुख्यमंत्री कमलनाथ से मुलाकात की और अपने पारिवारिक व राजनीतिक रिश्तों का जिक्र किया। भोपाल। (इजहार खान): कांग्रेस के वरिष्ठ नेता दिग्विजय सिंह ने पूर्व मुख्यमंत्री कमलनाथ से मुलाकात की और अपने पारिवारिक व राजनीतिक रिश्तों का जिक्र किया। सोशल मीडिया पर साझा की गई पोस्ट में दिग्विजय सिंह ने लिखा कि कमलनाथ जी और उनके बीच लगभग 50 वर्षों से पारिवारिक संबंध रहे हैं। राजनीतिक जीवन में उतार-चढ़ाव आते रहते हैं और यह स्वाभाविक भी है, लेकिन कांग्रेस में रहते हुए दोनों ने हमेशा विचारधारा की लड़ाई एकजुट होकर लड़ी है और आगे भी लड़ते रहेंगे। दिग्विजय सिंह ने स्पष्ट किया कि उनके बीच छोटे-मोटे मतभेद कभी-कभी रहे हैं, लेकिन मनभेद कभी नहीं हुए। उन्होंने कहा कि कांग्रेस पार्टी के नेतृत्व ने उन्हें और कमलनाथ दोनों को पर्याप्त अवसर दिए और जनता का प्यार भी निरंतर मिलता रहा। पूर्व मुख्यमंत्री ने आगे कहा कि वे दोनों मिलकर आगे भी कांग्रेस के नेतृत्व में जनता के हित में सेवा करते रहेंगे। पोस्ट के अंत में दिग्विजय सिंह ने “जय सिया राम” लिखते हुए अपने संदेश को समाप्त किया। इस पोस्ट के कई मायने निकाले जा रहे हैं,खासकर मध्यप्रदेश कांग्रेस की मौजूदा राजनीति के संदर्भ में। मनमुटाव की अटकलों पर विराम और ये भी पढ़े अपने बेटों को सेट करने के लिए कमलनाथ और दिग्विजय सिंह ने गठजोड़ किया- भाजपा कमलनाथ और दिग्विजय की जंग में कूद पड़े जीतू, कह दी ये बड़ी बात दिग्विजय- कमलनाथ की तस्वीर पर कैलाश का तंज, पूरा देश जानता है, कांग्रेस में भयंकर गुटबाजी है पिछले कुछ महीनों से खबरें आ रही थीं कि कमलनाथ और दिग्विजय सिंह के बीच मतभेद बढ़ रहे हैं। कांग्रेस में खेमेबाज़ी की चर्चाएँ तेज थीं। इस पोस्ट के जरिए दिग्विजय सिंह ने यह संदेश दिया है कि मतभेद हो सकते हैं, लेकिन मनभेद नहीं, यानी दोनों नेता एकजुट हैं। कार्यकर्ताओं को मैसेज कांग्रेस कार्यकर्ताओं और समर्थकों के बीच यह संदेश गया कि दोनों दिग्गज नेताओं के रिश्ते मजबूत हैं और वे मिलकर पार्टी को आगे बढ़ाएंगे। इससे संगठन में एकजुटता का सिग्नल गया। केंद्रीय नेतृत्व को संकेत यह पोस्ट कांग्रेस आलाकमान को भी इशारा है कि मध्यप्रदेश में बड़े नेता आपसी तालमेल के साथ काम कर रहे हैं और भविष्य में भी करेंगे। राजनीतिक रणनीति मध्यप्रदेश में आने वाले निकाय चुनावों और 2028 विधानसभा चुनाव की तैयारियों के बीच यह दिखाना ज़रूरी था कि कांग्रेस का नेतृत्व विभाजित नहीं है। धार्मिक-सांस्कृतिक संदेश पोस्ट के अंत में “जय सिया राम” लिखना भी एक प्रतीकात्मक संदेश है। यह दर्शाता है कि कांग्रेस भी धार्मिक भावनाओं से जुड़ी भाषा का इस्तेमाल कर रही है ताकि भाजपा की राजनीति का जवाब अपने तरीके से दिया जा सके। इस पोस्ट के कई मायने निकाले जा रहे हैं,खासकर मध्यप्रदेश कांग्रेस की मौजूदा राजनीति के संदर्भ में। मनमुटाव की अटकलों पर विराम और ये भी पढ़े अपने बेटों को सेट करने के लिए कमलनाथ और दिग्विजय सिंह ने गठजोड़ किया- भाजपा कमलनाथ और दिग्विजय की जंग में कूद पड़े जीतू, कह दी ये बड़ी बात दिग्विजय- कमलनाथ की तस्वीर पर कैलाश का तंज, पूरा देश जानता है, कांग्रेस में भयंकर गुटबाजी है पिछले कुछ महीनों से खबरें आ रही थीं कि कमलनाथ और दिग्विजय सिंह के बीच मतभेद बढ़ रहे हैं। कांग्रेस में खेमेबाज़ी की चर्चाएँ तेज थीं। इस पोस्ट के जरिए दिग्विजय सिंह ने यह संदेश दिया है कि मतभेद हो सकते हैं, लेकिन मनभेद नहीं, यानी दोनों नेता एकजुट हैं। कार्यकर्ताओं को मैसेज कांग्रेस कार्यकर्ताओं और समर्थकों के बीच यह संदेश गया कि दोनों दिग्गज नेताओं के रिश्ते मजबूत हैं और वे मिलकर पार्टी को आगे बढ़ाएंगे। इससे संगठन में एकजुटता का सिग्नल गया। केंद्रीय नेतृत्व को संकेत यह पोस्ट कांग्रेस आलाकमान को भी इशारा है कि मध्यप्रदेश में बड़े नेता आपसी तालमेल के साथ काम कर रहे हैं और भविष्य में भी करेंगे। राजनीतिक रणनीति मध्यप्रदेश में आने वाले निकाय चुनावों और 2028 विधानसभा चुनाव की तैयारियों के बीच यह दिखाना ज़रूरी था कि कांग्रेस का नेतृत्व विभाजित नहीं है। धार्मिक-सांस्कृतिक संदेश पोस्ट के अंत में “जय सिया राम” लिखना भी एक प्रतीकात्मक संदेश है। यह दर्शाता है कि कांग्रेस भी धार्मिक भावनाओं से जुड़ी भाषा का इस्तेमाल कर रही है ताकि भाजपा की राजनीति का जवाब अपने तरीके से दिया जा सके। मनमुटाव की अटकलों पर विराम और ये भी पढ़े अपने बेटों को सेट करने के लिए कमलनाथ और दिग्विजय सिंह ने गठजोड़ किया- भाजपा कमलनाथ और दिग्विजय की जंग में कूद पड़े जीतू, कह दी ये बड़ी बात दिग्विजय- कमलनाथ की तस्वीर पर कैलाश का तंज, पूरा देश जानता है, कांग्रेस में भयंकर गुटबाजी है पिछले कुछ महीनों से खबरें आ रही थीं कि कमलनाथ और दिग्विजय सिंह के बीच मतभेद बढ़ रहे हैं। कांग्रेस में खेमेबाज़ी की चर्चाएँ तेज थीं। इस पोस्ट के जरिए दिग्विजय सिंह ने यह संदेश दिया है कि मतभेद हो सकते हैं, लेकिन मनभेद नहीं, यानी दोनों नेता एकजुट हैं। कार्यकर्ताओं को मैसेज कांग्रेस कार्यकर्ताओं और समर्थकों के बीच यह संदेश गया कि दोनों दिग्गज नेताओं के रिश्ते मजबूत हैं और वे मिलकर पार्टी को आगे बढ़ाएंगे। इससे संगठन में एकजुटता का सिग्नल गया। केंद्रीय नेतृत्व को संकेत यह पोस्ट कांग्रेस आलाकमान को भी इशारा है कि मध्यप्रदेश में बड़े नेता आपसी तालमेल के साथ काम कर रहे हैं और भविष्य में भी करेंगे। राजनीतिक रणनीति मध्यप्रदेश में आने वाले निकाय चुनावों और 2028 विधानसभा चुनाव की तैयारियों के बीच यह दिखाना ज़रूरी था कि कांग्रेस का नेतृत्व विभाजित नहीं है। धार्मिक-सांस्कृतिक संदेश पोस्ट के अंत में “जय सिया राम” लिखना भी एक प्रतीकात्मक संदेश है। यह दर्शाता है कि कांग्रेस भी धार्मिक भावनाओं से जुड़ी भाषा का इस्तेमाल कर रही है ताकि भाजपा की राजनीति का जवाब अपने तरीके से दिया जा सके। अपने बेटों को सेट करने के लिए कमलनाथ और दिग्विजय सिंह ने गठजोड़ किया- भाजपा कमलनाथ और दिग्विजय की जंग में कूद पड़े जीतू, कह दी ये बड़ी बात दिग्विजय- कमलनाथ की तस्वीर पर कैलाश का तंज, पूरा देश जानता है, कांग्रेस में भयंकर गुटबाजी है पिछले कुछ महीनों से खबरें आ रही थीं कि कमलनाथ और दिग्विजय सिंह के बीच मतभेद बढ़ रहे हैं। कांग्रेस में खेमेबाज़ी की चर्चाएँ तेज थीं। इस पोस्ट के जरिए दिग्विजय सिंह ने यह संदेश दिया है कि मतभेद हो सकते हैं, लेकिन मनभेद नहीं, यानी दोनों नेता एकजुट हैं। कार्यकर्ताओं को मैसेज कांग्रेस कार्यकर्ताओं और समर्थकों के बीच यह संदेश गया कि दोनों दिग्गज नेताओं के रिश्ते मजबूत हैं और वे मिलकर पार्टी को आगे बढ़ाएंगे। इससे संगठन में एकजुटता का सिग्नल गया। केंद्रीय नेतृत्व को संकेत यह पोस्ट कांग्रेस आलाकमान को भी इशारा है कि मध्यप्रदेश में बड़े नेता आपसी तालमेल के साथ काम कर रहे हैं और भविष्य में भी करेंगे। राजनीतिक रणनीति मध्यप्रदेश में आने वाले निकाय चुनावों और 2028 विधानसभा चुनाव की तैयारियों के बीच यह दिखाना ज़रूरी था कि कांग्रेस का नेतृत्व विभाजित नहीं है। धार्मिक-सांस्कृतिक संदेश पोस्ट के अंत में “जय सिया राम” लिखना भी एक प्रतीकात्मक संदेश है। यह दर्शाता है कि कांग्रेस भी धार्मिक भावनाओं से जुड़ी भाषा का इस्तेमाल कर रही है ताकि भाजपा की राजनीति का जवाब अपने तरीके से दिया जा सके। प्रॉपर्टी के लिए रिश्तों का कत्ल ! बेटे ने पिता को जंगल में ले जाकर कुल्हाड़ी से काटा, फिर गुमशुदगी... कमलनाथ समर्थक और इंदौर कांग्रेस कार्यवाहक अध्यक्ष पर बड़ा एक्शन! ED ने 34.26 करोड़ की संपत्ति अटैच... सुप्रीम कोर्ट में 27 फीसदी OBC आरक्षण पर BJP सरकार रुख पलटने की तैयारी में है-कमलनाथ कमलनाथ बोले- किसानों के प्रति सरकार का व्यवहार दुर्भाग्यपूर्ण, अन्नदाता का उत्पीड़न करना इनकी आदत... मोदी ने अपनी मां के देहांत पर मुंडन क्यों नहीं कराया- दिग्विजय सिंह, बोले- वे खुद गालियां देते हैं जय-वीरू का याराना! नाथ से गले मिलने के बाद महाकाल की शरण पहुंचे दिग्विजय, नए जोश के साथ करेंगे नई... भरे मंच पर दिग्विजय ने दी जीतू पटवारी को सलाह, जमीन पर किसानों की लड़ाई लड़ो, हम आपके साथ हैं उज्जैन: कांग्रेस की किसान अधिकार यात्रा, सचिन पायलट और जीतू पटवारी भी पहुंचे, दिग्विजय पहले से मौजूद दिग्विजय सिंह बोले- ‘शिवराज को टारगेट कर रही BJP सरकार, किसानों के साथ हो रही बर्बरता' दी ये नसीहत शर्म करो! हर आदमी बिकाऊ नहीं होता…BJP विधायक संजय पाठक को दिग्विजय सिंह ने सुनाई खरी खरी USD $ 15/09/2025 08:30 IST CAD $ 15/09/2025 08:30 IST AUD $ 15/09/2025 08:30 IST EUR € 15/09/2025 08:30 IST NZD $ 15/09/2025 08:30 IST AED د.إ 15/09/2025 08:30 IST GBP £ 15/09/2025 08:30 IST Bitcoin Ethereum Tether BNB USD Coin XRP Terra Solana 20.0 20.0 Royal Challengers Bengaluru win by 6 runs मेष: आज आप अपनी ऊर्जा और उत्साह से कार्यक्षेत्र में अच्छा प्रदर्शन करेंगे। पुराने विवाद खत्म होंगे। निवेश सोच-समझकर करें। वृषभ: परिवार के साथ समय बिताने का मौका मिलेगा। आर्थिक मामलों में सावधानी रखें। स्वास्थ्य थोड़ा अनुकूल रहेगा। मिथुन: संचार के मामले बेहतर रहेंगे। नए संपर्क और अवसर मिलेंगे। वाहन सावधानी से चलाएं। कर्क: मन में तनाव रह सकता है लेकिन समाधान भी निकलेगा। दोस्तों से मदद मिलेगी। खर्चों पर नियंत्रण रखें। सिंह: कार्यक्षेत्र में सफलता मिलेगी। सम्मान मिलेगा। नए काम की शुरुआत हो सकती है। ध्यान रखें, अहंकार न बढ़ाएं। कन्या: अवसर आपके पक्ष में हैं। नौकरी या व्यवसाय में लाभ होगा। स्वास्थ्य अच्छा रहेगा। परिवार के साथ मेलजोल बढ़ेगा। तुला: धन लाभ होगा। नए निवेश में सावधानी बरतें। प्रेम संबंधों में मिठास बढ़ेगी। मानसिक शांति बनी रहेगी। वृश्चिक: कुछ पुराने मुद्दे सुलझेंगे। यात्रा के योग बन रहे हैं। परिजनों के साथ संवाद बढ़ाएं। ध्यान रखें, अधीरता नुकसान कर सकती है। धनु: आज आर्थिक पक्ष मजबूत रहेगा। कार्यस्थल पर सकारात्मक माहौल होगा। शिक्षा के क्षेत्र में सफलता मिलेगी। मकर: परिवार के साथ मनमुटाव हो सकता है। संयम से काम लें। स्वास्थ्य का ध्यान रखें। निवेश से बचें। कुम्भ:आज आपकी मेहनत रंग लाएगी। नए प्रोजेक्ट शुरू होंगे। दोस्तों का सहयोग मिलेगा। जोखिम से बचें। मीन: आर्थिक स्थिति मजबूत होगी। घर में खुशहाली बनी रहेगी। स्वास्थ्य ठीक रहेगा। दान-पुण्य में रुचि बढ़ेगी। Be on the top of everything happening around the world. Try Punjab Kesari E-Paper Premium Service. 1800 137 6200 Jalandhar Address : Civil Lines, Pucca Bagh Jalandhar Punjab Ph : 0181-5067200, 2280104-107 Email : support@punjabkesari.in Copyright © 2023 PUNJABKESARI.IN All Rights Reserved. फीडबैक दें Thoughts Jokes</w:t>
+        <w:t>Content: Live New Delhi: There will be no shortage of food grains, fruits or vegetables in the country and India will become the food basket of the world, Union Agriculture Minister Shivraj Singh Chouhan has said. Speaking at the two-day ‘National Agriculture Conference – Rabi Abhiyan 2025’ here, Chouhan said agriculture in the country is growing at 3.7 per cent, the highest in the world, thanks to the hard work of our farmers and scientists, and the government’s farmer-friendly policies. He emphasised that the Centre and the states are united, “and for our nation, our people, and our farmers, we will continue working together with full strength as their welfare is paramount”. “We are fortunate to have the responsibility of transforming India’s agricultural landscape. We are not ordinary people; we are those who shape the destiny of half of the nation’s population. We must work with great diligence. Our true concern is the farmer and their upliftment,” the minister highlighted. Chouhan further stated that only bio-stimulants (plant growth enhancers) that meet all standards and benchmarks will now be allowed for sale. “We will not allow farmers to be exploited. Agricultural extension work is extremely important; together with the Central Government, all state agriculture departments, agricultural universities, Krishi Vigyan Kendras, and all related organisations must prepare concrete programmes and strategies and work rapidly at the ground level. Officers should add value to their work,” said the minister. “We are only concerned about agriculture and the farmer, for which we will work with our full dedication. With this spirit, the Rabi Conference will deliberate and work to improve the situation of farmers,” he added. He said that weather is no longer predictable, hence more and more farmers should be covered under crop insurance, and officers should make efforts to ensure that. “The Pradhan Mantri Fasal Bima Yojana must be implemented effectively so that farmers get relief. The ‘Viksit Krishi Sankalp Abhiyan’ will again be carried out in October with joint participation of the Centre and states. Now agricultural research must focus on solving farmers’ problems, not merely on publishing papers. In flood-affected areas, the entire administration should work swiftly to provide relief,” Chouhan emphasised. The conference is being attended by senior officials of the Centre and states, scientists from the Indian Council of Agricultural Research (ICAR), agricultural experts, farmer representatives, and other stakeholders. © 2025 Hyderabad Media House Limited/The Hans India. All rights reserved. Powered by hocalwire.com</w:t>
       </w:r>
     </w:p>
     <w:p>
@@ -7142,7 +7142,7 @@
     </w:p>
     <w:p>
       <w:r>
-        <w:t>Title: भास्कर एक्सक्लूसिवराजनीति में परिवारवाद; 57 सांसद–विधायकों का पुश्तैनी हक:बीजेपी के 28 और कांग्रेस के 20 विधायक फैमिली से बढ़े, 270 नेताओं पर एडीआर की सर्वे रिपोर्ट</w:t>
+        <w:t>Title: Arunachal agriculture minister calls for state-specific policies at National Rabi Conference</w:t>
       </w:r>
     </w:p>
     <w:p>
@@ -7154,13 +7154,13 @@
           <w:rPr>
             <w:color w:val="0000FF"/>
           </w:rPr>
-          <w:t>https://www.bhaskar.com/amp/local/mp/news/57-mps-and-mlas-in-mp-have-family-connections-135915533.html</w:t>
+          <w:t>https://www.indiatodayne.in/arunachal-pradesh/video/arunachal-agriculture-minister-calls-for-state-specific-policies-at-national-rabi-conference-1279202-2025-09-18</w:t>
         </w:r>
       </w:hyperlink>
     </w:p>
     <w:p>
       <w:r>
-        <w:t>Content: मप्र में परिवारवाद की बहस के बीच एसोसिएशन फॉर डेमोक्रेटिक रिफॉर्म्स यानी एडीआर ने मप्र के सभी 270 जनप्रतिनिधियों की पारिवारिक राजनीतिक पृष्ठभूमि का आकलन किया है। इसमें मप्र के 57 ऐसे विधायक और सांसद हैं, जो परिवार की विरासत को आगे बढ़ा रहे हैं। इसमें 230 विधायक, 29 लोकसभा सदस्य और 11 राज्यसभा सदस्य शामिल हैं। रिपोर्ट के मुताबिक 230 विधायकों में से 48 विधायकों के परिवार राजनीति से जुड़े हैं। इसमें बीजेपी के 28, तो कांग्रेस के 20 विधायक शामिल हैं। वहीं सांसदों में महिलाएं सबसे ज्यादा वंशवाद की राजनीति कर रही हैं। पढ़िए रिपोर्ट... 5 लोकसभा सांसद वंशवाद की राजनीति को आगे बढ़ा रहे मप्र में लोकसभा की 29 सीटें हैं। 2024 में हुए लोकसभा चुनाव में बीजेपी ने सभी सीटों पर जीत हासिल की है। इनमें से 5 सीटों के सांसद अपने परिवार की राजनीति को आगे बढ़ा रहे हैं। इनमें से चार तो महिला सांसद हैं। सांसदों में सबसे बड़ा नाम गुना सांसद ज्योतिरादित्य सिंधिया का है। जिनके पिता माधवराव सिंधिया और दादी राजमाता विजयाराजे सिंधिया भी सांसद रहींं। वहीं बुआ यशोधरा राजे सिंधिया और वसुंधरा राजे सिंधिया भी राजनीति में है। अब सिंधिया की चौथी पीढ़ी के तौर पर महानआर्यमन सिंधिया ने एमपीसीए अध्यक्ष के तौर पर कमान संभाली है। सिंधिया परिवार इसी रास्ते से राजनीति में दाखिल होता आया है। इसके बाद बालाघाट की भारती पारधी, रतलाम सांसद अनिता नागर सिंह चौहान, सागर सांसद लता वानखेड़े और शहडोल सांसद हिमाद्री सिंह भी परिवार की राजनीति को आगे बढ़ा रही हैं। 4 राज्यसभा सदस्य वंशवाद की राजनीति में मध्य प्रदेश में राज्य सभा की 11 सीटें हैं, इसमें 8 सदस्य भाजपा के हैं, जबकि 3 सदस्य कांग्रेस से हैं। राज्यसभा में भी 11 में 4 सदस्य अपने परिवार की राजनीतिक विरासत को आगे बढ़ा रहे हैं। इसमें सबसे बड़ा नाम दिग्विजय सिंह का है। दिग्विजय के पिता बलभद्र सिंह राघोगढ़ के शासक रहे। वह 10 साल तक प्रदेश के मुख्यमंत्री रहे और वर्तमान में राज्यसभा सदस्य हैं। बीते 4 दशकों से सबसे प्रभावशाली नेताओं में से एक हैं। राघोगढ़ सीट से दिग्विजय सिंह, फिर उनके भाई लक्ष्मण सिंह और अब जयवर्धन सिंह चुनाव जीतते आ रहे हैं। वहीं अशोक सिंह कांग्रेस के राज्यसभा सांसद हैं। उनके पिता राजेंद्र सिंह मध्य प्रदेश सरकार में कैबिनेट मंत्री रहे हैं और लंबे समय तक राजनीति में सक्रिय रहे। सुमेर सिंह सोलंकी बीजेपी के राज्यसभा सदस्य हैं। उनके चाचा माखन सिंह सोलंकी 1996 से 2004 तक खंडवा-बड़वानी से सांसद रहे। बीजेपी की राज्यसभा सांसद कविता पाटीदार के पिता भेरूलाल पाटीदार चार बार विधायक रहे और 1993 से 1998 तक मध्य प्रदेश विधानसभा के उपाध्यक्ष पद पर रहे। बीजेपी के 28 विधायकों के परिवार राजनीति में रहे मध्यप्रदेश के 230 विधायकों में 48 विधायकों को राजनीति विरासत के तौर पर मिली है। भाजपा के 163 विधायक में से 28 विधायक अपने परिवार की राजनीतिक विरासत आगे बढ़ा रहे हैं। बीजेपी के प्रदेश अध्यक्ष हेमंत खंडेलवाल हरसूद से विधायक हैं। इनके पिता विजय खंडेलवाल सांसद रह चुके हैं। मप्र सरकार में कैबिनेट मंत्री विश्वास सारंग के पिता कैलाश सारंग बीजेपी के संस्थापक सदस्य और राज्यसभा सांसद रहे। 8 महिला विधायकों ने भी वंशवाद के जरिए राजनीति में कदम रखा है। गोविंदपुरा सीट से बीजेपी विधायक कृष्णा गौर पूर्व मुख्यमंत्री बाबूलाल गौर की बहू हैं। बाबूलाल गौर ने भोपाल की राजनीति पर दशकों तक दबदबा बनाए रखा और 2004 से 2005 तक मध्य प्रदेश के मुख्यमंत्री भी रहे। सिद्धार्थ तिवारी के पिता सुंदरलाल तिवारी सांसद और दादा श्रीनिवास तिवारी मप्र विधानसभा अध्यक्ष रह चुके हैं। सुरेंद्र पटवा अपने चाचा पूर्व मुख्यमंत्री सुंदरलाल पटवा की विरासत को आगे बढ़ा रहे हैं। जावद से विधायक ओम प्रकाश सकलेचा को भी पिता पूर्व मुख्यमंत्री वीरेंद्र कुमार सकलेचा से विरासत में राजनीति मिली। इसी तरह मालिनी गौड़, प्रतिभा बागरी, विक्रम सिंह, उमाकांत शर्मा जैसे कई विधायक भी पारिवारिक राजनीतिक पृष्ठभूमि से आते हैं। कांग्रेस के 20 विधायक वंशवाद को आगे बढ़ा रहे मध्यप्रदेश में कांग्रेस के 63 में से 20 विधायक राजनीतिक पृष्ठभूमि से आते हैं। राघोगढ़ विधायक जयवर्धन सिंह तीसरी पीढ़ी हैं, जो परिवार की राजनीति को आगे बढ़ा रहे हैं। सीधी के चुरहट से विधायक अजय सिंह कांग्रेस का बड़ा चेहरा हैं, विधानसभा में नेता प्रतिपक्ष भी रह चुके हैं। अजय सिंह मध्य प्रदेश के पूर्व मुख्यमंत्री और देश के दिग्गज कांग्रेसी नेता अर्जुन सिंह के बेटे हैं। अर्जुन सिंह 2 बार मध्य प्रदेश के मुख्यमंत्री और 2 बार केंद्रीय मंत्री भी रहे। वहीं नेता प्रतिपक्ष उमंग सिंघार को राजनीति की विरासत चाची जमुना देवी से मिली, जो उपमुख्यमंत्री रह चुकी हैं। पूर्व मुख्यमंत्री दिग्विजय के बेटे जयवर्धन इस समय मध्य प्रदेश के सबसे सक्रिय कांग्रेस नेताओं में से एक हैं। इनके चाचा लक्ष्मण सिंह भी विधायक और सांसद रहे। पूर्व मंत्री कांतिलाल भूरिया के बेटे विक्रांत भूरिया और हेमंत कटारे भी अपने पिता सत्यदेव कटारे की विरासत को आगे बढ़ा रहे हैं। इसी तरह सतना विधायक डब्बू सिद्धार्थ कुशवाह, बघेल सुरेंद्र सिंह हनी, झूमा सोलंकी जैसे विधायकों को भी राजनीति विरासत में मिली है। इस खबर पर आप अपनी राय दे सकते हैं... Copyright © 2024-25 DB Corp ltd., All Rights Reserved This website follows the DNPA Code of Ethics.</w:t>
+        <w:t>Content: Arunachal Pradesh Agriculture &amp; Horticulture Minister Gabriel D. Wangsu underscored the urgent need for state-specific policy interventions for Himalayan and hilly states during the National Conference on Agriculture – Rabi Campaign 2025 in New Delhi. Highlighting the unique physio-geographic and agro-climatic challenges, Wangsu emphasized that these regions require targeted assistance from the Centre, particularly in land terracing projects for soil and water conservation—an area where no dedicated efforts have been made so far. The two-day conference was attended by Union Agriculture Minister Shivraj Singh Chouhan, Agriculture Secretary Dr. Devesh Chaturvedi, Dr. M. L. Jat, DG of ICAR, along with agriculture ministers and top officials from across the country. Wangsu further called for the establishment of agricultural science schools nationwide to provide formal training to educated but unemployed youth, enabling them to become agri-preneurs and contribute to the vision of Viksit Bharat. He cautioned that farming communities are ageing rapidly while younger generations are increasingly distancing themselves from agriculture. Formalized education, akin to Industrial Training Institutes, he said, would be a game-changer in revitalizing the farm sector. In a widely applauded proposal, Wangsu also sought the creation of a separate “Indian Agriculture &amp; Allied Services” cadre to recognize and streamline the contributions of agricultural scientists. He stressed that farmers’ interests must remain safeguarded in any Free Trade Agreements (FTA) negotiated by India. Addressing the gathering, Union Agriculture Minister Shivraj Singh Chouhan described the Rabi conference as a true example of “One Nation – One Agriculture – One Team”. He assured that state and UT-specific roadmaps would soon be finalized through dedicated workshops with support from central officials. Chouhan also announced the relaunch of the ‘Viksit Krishi Sankalp Abhiyan’ from October 3, under which over 2,000 teams of scientists will visit villages to provide farmers with timely guidance on Rabi crops. These teams will include experts from central and state agriculture departments, Krishi Vigyan Kendras, agricultural universities, Farmer Producer Organisations, and progressive farmers. The Union Minister reiterated the Centre’s commitment to stand firmly with the farming community, including ensuring timely disbursal of insurance benefits under the Pradhan Mantri Fasal Bima Yojana. Copyright©2025 Living Media India Limited. For reprint rights: Syndications Today Add India Today NE to Home Screen</w:t>
       </w:r>
     </w:p>
     <w:p>
@@ -7173,7 +7173,7 @@
     </w:p>
     <w:p>
       <w:r>
-        <w:t>Title: शिवराज ‘मामा’ के बाद राजनीति में आई नई पहचान, सीएम मोहन यादव को मिली ‘जीजाजी’ की खुशी</w:t>
+        <w:t>Title: वर्ष 2025-26 में 36.25 करोड़ टन खाद्यान्न उत्पादन का लक्ष्य, रबी सम्मेलन में राज्यों के साथ मंथन</w:t>
       </w:r>
     </w:p>
     <w:p>
@@ -7185,13 +7185,13 @@
           <w:rPr>
             <w:color w:val="0000FF"/>
           </w:rPr>
-          <w:t>https://delhiuptodate.com/cm-mohan-yadav-got-new-identity-in-politics-after-shivraj-mama/</w:t>
+          <w:t>https://www.ruralvoice.in/latest-news/target-of-food-grain-production-of-36.25-crore-tonnes-in-year-2025-26-brainstorming-with-the-states-in-rabi-conference.html</w:t>
         </w:r>
       </w:hyperlink>
     </w:p>
     <w:p>
       <w:r>
-        <w:t>Content: रीवा शिवराज सिंह चौहान को भला कौन नहीं जानता.. 18 साल तक जनता के बीच उन्होंने एक ऐसा इमोशनल कनेक्शन बनाया कि आज भी बूढ़े, जवान और बच्चे उन्हें मामा कहकर पुकारते हैं। लेकिन अब एमपी की राजनीति में एक और नये रिश्ते का तड़का लग गया है। ये तड़का लगाया है एमपी की लोकगायिका राखी द्विवेदी ने। उन्होंने एक जनसभा में सीएम डॉ. मोहन यादव को संबोधित करते हुए एक गीत गाया। 'दिलदारों में दिलदार…मोहन जीजाजी हमार' गीत (Dildaron me dildar song) की एक पंक्ति में आया ये शब्द 'मोहन जीजाजी हमार' सुनकर पहले तो सीएम शरमा गए, लेकिन बाद में उन्होंने राखी के सिर पर हाथ रखकर आशीर्वाद दिया, फिर आभार स्वरूप लोक गायिका को नकद राशि का इनाम भी दिया। दरअसल, हाल ही में रीवा के देवतालाब में एक जनसभा आयोजित की गई थी। सीएम मोहन यादव जनता को संबोधित करने यहां पहुंचे थे। वहां उपस्थित एक लोक गायिका राखी द्विवेदी, जिन्होंने भरी जनसभा में गीत गाकर हर किसी का दिल जीत लिया। खुद सीएम मोहन यादव भी उनके इस तरह के संबोधन से खुश नजर आए। गीत सुनकर शरमा गए थे सीएम जैसे ही लोक गायिका राखी द्विवेदी (Folk singer Rakhi diwedi) ने मंच पर सीएम को संबोधित करते हुए ये गीत गाना शुरू किया, पहले तो सीएम शरमाते नजर आए, उन्होंने अपना चेहरा हाथों से ढंक लिया। लेकिन फिर वे मुस्कुराए और पूरा गीत सुनकर गदगद हो गए। सीएम ने दी मंजूरी, तब गाया गाना राखी द्विवेदी ने ये गाना ऐसे ही नहीं गा दिया। उन्होंने इस गीत को मंच से माइक पर गाने के लिए बाकायदा पहले सीएम मोहन यादव की अनुमति ली थी। सीएम से अनुमति के बाद ही वे इस गीत को गा पाईं। सीएम इतने खुश हुए कि दे दिया इनाम, बोले ये मेरे लिए सबसे बड़ा सम्मान लोक गायिका राखी के इस गीत को सुनकर सीएम मोहन यादव इतने खुश हो गए कि वो खुद को रोक नहीं पाए। जैसे ही गीत पूरा हुआ, उन्होंने राखी द्विवेदी को 50, 000 रुपए का नकद इनाम भी दिया। यही नहीं उन्होंने लोक गायिका की सराहना करते हुए कहा कि, विंध्य की मिट्टी और यहां की लोक संस्कृति उनका गर्व है। जनता का यह अपनापन उनके लिए सबसे बड़ा सम्मान है।' सोशल मीडिया पर वायरल हो रहा सॉन्ग लोक गायिका राखी द्विवेदी का गाया ये गीत सोशल मीडिया पर वायरल भी हो रहा है। इस गीत के बोल सुनकर यूजर्स का कहना है कि अब मामा नहीं, 'जीजाजी' चलेगा। एक ने कहा कि वाह क्या गीत बनाया है। वहीं किसी ने कमेंट किया है कि MP को एक नया रिश्तेदार मिल गया है। एक यूजर ने लिखा है, मोहन जीजाजी, दिलदारों में दिलदार।' एमपी की राजनीति में नए रिश्ते की एंट्री बता दें कि एमपी की राजनीति में नेताओं को एक विशेष संबोधन के साथ पुकारने की परंपरा रही है। शिवराज सिंह चौहान को लोग मामा कहते हैं। लेकिन ये संबोधन सिर्फ कहने भर तक के लिए नहीं रहा, एक ब्रांड बन गया। अब सीएम मोहन यादव भी ब्रांड नेम के मार्ग पर अग्रसर हैं। क्योंकि राजनीतिज्ञों का कहना है कि लोक गायिका द्वारा दिया गया जीजाजी का ये संबोधन आने वाले समय में लोकप्रिय हो सकता है। जिस तरह शिवराज को मामा कहे बिना अधूरा लगता था, अगर ये सच हुआ तो जल्दी ही मोहन यादव को 'मोहन जीजाजी' कहने में ही लोग पूर्णता महसूस करेंगे। क्या बनेगा ब्रांड ये पहला मौका है, जब किसी मुख्यमंत्री को इस अंदाज में संबोधित किया गया है। एक्सपर्ट्स का कहना है कि राजनीति में जनता का अपनापन ही एक नेता के लिए सबसे बड़ी पूंजी है। मामा कहकर लोग शिवराज सिंह चौहान से दिल से जुड़े रहे, हो सकता है, सीएम मोहन यादव भी ऐसी ही एक लोकप्रियता के साथ जन-जन के दिल में बस जाएं। अगर मोहन यादव सच में जनता का दिल जीत पाए, तो बिल्कुल मुमकिन है, लोग उन्हें 'जीजाजी ब्रांड' बना देंगे। रीवा में सीएम का ससुराल, वहां लोग पहले से ही बुलाते हैं 'जीजाजी' दरअसल रीवा में सीएम का ससुराल है। वहां के लोग उन्हें पहले से ही जीजाजी कहते हैं। चाहे वे छोटे हों या बड़े, सभी उन्हें जीजाजी कहकर संबोधित करते हैं। लेकिन अब इस गीत के वायरल होने के बाद, पूरा मध्यप्रदेश उन्हें जीजाजी कहता नजर आ सकता है। तो अगर आपसे कोई कहे जीजाजी का पूरा नाम क्या है?… तो बिना किसी कन्फ्यूजन के बता देना…'डॉ. मोहन यादव'… दिलदारों में दिलदार… मोहन जीजाजी हमार… Comment Save my name, email, and website in this browser for the next time I comment. contact@delhiuptodate.com समाचारों और विचारों का ऐसा पोर्टल, जो आप तक उन ख़बरों को लाता है, जिन्हें भारत की मेनस्ट्रीम मीडिया अक्सर दबा देती है या नज़रअंदाज करती है। Digital Marketing Consultant Earn Yatra News Portal Development Company Marketing and Tech Blog Digital Griot Buzz4Ai LinkDot AI Assistica 7k Network © 2023 Reserved Delhi up to Date | Designed &amp; Managed by Website designing company – Traffic Tail WhatsApp us</w:t>
+        <w:t>Content: Jayanta Roy Chowdhury Sep 21, 2025 Sanjay Ganjoo Sep 20, 2025 Harvir Singh Aug 7, 2025 Dr. Sushil Upadhyay Aug 6, 2025 Harvir Singh Jul 21, 2025 Sanjeev Kandwal Sep 22, 2025 Sanjeev Kandwal Sep 20, 2025 Team RuralVoice Sep 17, 2025 Team RuralVoice Sep 16, 2025 Team RuralVoice Sep 14, 2025 Team RuralVoice Sep 6, 2023 Team RuralVoice Aug 24, 2023 Team RuralVoice Jul 8, 2023 Team RuralVoice May 4, 2023 Team RuralVoice Mar 31, 2023 Team RuralVoice Nov 24, 2024 Team RuralVoice Nov 23, 2024 Team RuralVoice Nov 23, 2024 Team RuralVoice Nov 23, 2024 Harvir Singh Nov 16, 2024 Team RuralVoice Sep 16, 2025 Team RuralVoice Sep 4, 2025 Ajeet Singh Aug 20, 2025 Team RuralVoice Aug 8, 2025 Team RuralVoice Aug 4, 2025 केंद्रीय कृषि एवं किसान कल्याण मंत्री शिवराज सिंह चौहान ने कहा है कि वर्ष 2025-26 के लिए 36.25 करोड़ टन खाद्यान्न उत्पादन का लक्ष्य निर्धारित किया गया है। चौहान राष्ट्रीय कृषि सम्मेलन – रबी अभियान 2025 के दौरान राज्यों के कृषि मंत्रियों के साथ मंथन के बाद नई दिल्ली में एक संवाददाता सम्मेलन को संबोधित कर रहे थे। इस अवसर पर विभिन्न राज्यों के कृषि मंत्री, केंद्रीय कृषि सचिव देवेश चतुर्वेदी तथा सचिव डेयर एवं डीजी आईसीएआर डॉ. एम. एल. जाट भी उपस्थित थे। केंद्रीय कृषि मंत्री ने बताया कि वर्ष 2024-25 में देश का कुल खाद्यान्न उत्पादन 35.39 करोड़ टन तक पहुंच गया, जो पिछले वर्ष की तुलना में 216.6 लाख टन (6.5%) अधिक है। धान, गेहूं, मक्का, मूंगफली और सोयाबीन जैसी प्रमुख फसलों में रिकॉर्ड उत्पादन दर्ज हुआ है। वर्ष 2025-26 का लक्ष्य 2024-25 की तुलना में 2.4 प्रतिशत अधिक है। उन्होंने कहा कि रबी सम्मेलन “एक राष्ट्र-एक कृषि-एक टीम” के ध्येय को सिद्ध करने का सफल उदाहरण है। इस सम्मेलन ने राज्यों और केंद्र शासित प्रदेशों के कृषि मंत्रियों व वरिष्ठ अधिकारियों के साथ गहन विचार-विमर्श का मंच उपलब्ध कराया। पहली बार, दो दिवसीय रबी सम्मेलन के पहले दिन छह विषयों पर अलग-अलग समूहों में केंद्र और राज्यों के वरिष्ठ अधिकारियों ने चर्चा की। इनमें जलवायु सहनशीलता, गुणवत्तापूर्ण बीज-उर्वरक-कीटनाशक, बागवानी, प्राकृतिक खेती, प्रभावी प्रसार सेवाएं, कृषि विज्ञान केंद्रों की भूमिका तथा केंद्र प्रायोजित योजनाओं का समन्वय शामिल थे। दलहन-तिलहन की उत्पादकता और एकीकृत कृषि प्रणाली पर भी विस्तार से चर्चा हुई। दूसरे दिन राज्यों के कृषि मंत्रियों और कृषि विशेषज्ञों के साथ फसलों का उत्पादन बढ़ाने के लिए मंथन हुआ। राज्यवार रोडमैप बनाएंगे केंद्रीय कृषि मंत्री शिवराज सिंह चौहान ने कहा कि हम 'टीम एग्रीकल्चर' के रूप में एक साथ मिलकर कार्य करेंगे और राज्यवार, फसलवार रोडमैप बनाएंगे। इसके लिए हर राज्य में कार्यशाला करेंगे। अलग-अलग राज्यों और केंद्र शासित प्रदेशों का रोडमैप अब कार्यशालाओं के माध्यम से तय किया जाएगा। बाढ़ प्रभावित राज्यों पर चर्चारबी कॉन्फ्रेंस में बाढ़ प्रभावित राज्यों की स्थिति पर भी चर्चा हुई। शिवराज सिंह चौहान ने कहा कि सरकार पीड़ितों की मदद के लिए हरसंभव प्रयास कर रही है। उन्होंने बताया कि पंजाब, हिमाचल प्रदेश, जम्मू, उत्तराखंड, महाराष्ट्र, असम और आंशिक रूप से हरियाणा जैसे राज्य विशेष रूप से प्रभावित हुए हैं। इन राज्यों की मदद में कोई कमी नहीं रखी जाएगी। प्रधानमंत्री फसल बीमा योजना के तहत कवर राज्यों में किसानों को शीघ्र और उचित बीमा लाभ दिलाने की पूरी कोशिश की जाएगी। उर्वरक की उपलब्धताशिवराज सिंह ने कहा कि वर्षा और अन्य परिस्थितियों के कारण फसल पैटर्न में बदलाव आता है। इस वर्ष अच्छी वर्षा के कारण बुवाई क्षेत्रफल बढ़ा है, जिससे उर्वरक की मांग भी अधिक हुई है। उन्होंने आश्वासन दिया कि राज्यों की मांग के अनुसार खाद और उर्वरक की आपूर्ति पूरी की जाएगी और इसके लिए रसायन एवं उर्वरक मंत्रालय से निरंतर संपर्क बना हुआ है। उन्होंने बताया कि रबी फसल के लिए बीज की पर्याप्त उपलब्धता है। आवश्यक 229 लाख मीट्रिक टन बीज की तुलना में 250 लाख मीट्रिक टन बीज उपलब्ध है। दलहन-तिलहन उत्पादन पर जोरकेंद्रीय मंत्री ने कहा कि धान और गेहूं का उत्पादन वैश्विक स्तर का है, लेकिन दलहन और तिलहन में वृद्धि के लिए और प्रयास जरूरी हैं। इसके लिए रोडमैप तैयार किया जाएगा और प्रति हेक्टेयर उत्पादकता बढ़ाने पर विशेष जोर होगा। उन्होंने बताया कि कपास और सोयाबीन उत्पादन बढ़ाने पर पहले ही व्यापक बैठकें हो चुकी हैं और अब रबी फसल अभियान व अन्य फसलों की उत्पादकता में वृद्धि के लिए ठोस कदम उठाए जाएंगे। नकली खाद-बीज पर कार्रवाईसम्मेलन में नकली कीटनाशक, बीज और उर्वरक के खिलाफ राज्यों की कार्रवाई की भी समीक्षा की गई। राजस्थान सहित कई राज्यों ने नकली कृषि-इनपुट बेचने वालों पर छापेमारी की है। केंद्र और राज्य मिलकर आगे भी ऐसी गतिविधियों पर सख्त कार्रवाई करेंगे। Subscribe here to get interesting stuff and updates! Previous Article Next Article Team RuralVoice Sep 16, 2025 Team RuralVoice Sep 15, 2025 Team RuralVoice May 4, 2023 Team RuralVoice Sep 14, 2025 Sanjeev Kandwal Sep 22, 2025 Jayanta Roy Chowdhury Sep 21, 2025 Team RuralVoice Sep 21, 2025 Ajeet Singh Sep 20, 2025 Sanjay Ganjoo Sep 20, 2025 Sanjeev Kandwal Aug 22, 2025 एपीडा के सहयोग से पौड़ी का सेब उत्पादक अंतरराष्ट्रीय बाजार में पहुंचेगा, पहली परीक्षण... Team RuralVoice Oct 8, 2024 हरियाणा विधानसभा चुनाव के नतीजे अब आ चुके हैं। भारतीय जनता पार्टी (भाजपा) ने 48... Sanjeev Kandwal Sep 3, 2025 उत्तराखंड सरकार ने “महक क्रांति नीति” लागू करने की तैयारी की है। इसके तहत 22,750... Team RuralVoice Dec 23, 2024 इस साल के समारोह की थीम ‘किसानों के लिए संस्था निर्माण’ है। इस कार्यक्रम में उत्तराखंड... Team RuralVoice Dec 31, 2022 डिजिटल खबरों का प्लेटफॉर्म रूरल वॉयस मुख्य रूप से कृषि और ग्रामीण क्षेत्र पर फोकस... Avishek Raja Sep 1, 2023 बिहार का कोसी, सीमांचल और मिथिलांचल क्षेत्र मखाना की खेती के लिए मशहूर है। इसे उजला... Team RuralVoice Sep 16, 2025 आंध्र प्रदेश के सहकारिता से जुड़े नेता और व्यवसायी वल्लभनेनी सुधाकर चौधरी को सर्वसम्मति... Team RuralVoice Jul 26, 2025 ट्रॉपिकल एग्रो ने कटाई के बाद होने वाले नुकसान से निपटने के लिए एग्रोफ्रेश इंक.... Team RuralVoice Aug 24, 2023 ग्रामीण भारत के विकास के एजेंडे पर भुवनेश्वर में आयोजित दो दिवसीय कार्यक्रम'एजेंडा... Harvir Singh Sep 8, 2025 FAO के नवीनतम पूर्वानुमान के अनुसार 2025 में वैश्विक अनाज उत्पादन रिकॉर्ड 296.1... Subscribe here to get interesting stuff and updates! Copyright © 2025-26 Rural Voice Media Pvt Ltd We use cookies to do things like remember what you've browsed, show your conent we think you'll be interested. If you are happy with the use of cookies by RV, click ok</w:t>
       </w:r>
     </w:p>
     <w:p>
@@ -7204,7 +7204,7 @@
     </w:p>
     <w:p>
       <w:r>
-        <w:t>Title: 'Abstaining parties backing BJP in Vice Presidential poll,' says AAP leader Sanjay Singh</w:t>
+        <w:t>Title: रबी अभियान 2025 के लिए राष्ट्रीय कृषि सम्मेलन थीम: ‘एक राष्ट्र-एक कृषि-एक टीम’</w:t>
       </w:r>
     </w:p>
     <w:p>
@@ -7216,13 +7216,13 @@
           <w:rPr>
             <w:color w:val="0000FF"/>
           </w:rPr>
-          <w:t>https://www.moneycontrol.com/news/india/abstaining-parties-backing-bjp-in-vice-presidential-poll-says-aap-leader-sanjay-singh-13532847.html</w:t>
+          <w:t>https://www.krishakjagat.org/national-news/national-agriculture-conference-for-rabi-campaign-2025-theme-one-nation-one-agriculture-one-team/</w:t>
         </w:r>
       </w:hyperlink>
     </w:p>
     <w:p>
       <w:r>
-        <w:t>Content: My Account Follow us on: Powered By See the top gainers, losers, invest and get updated what's happening in the crypto market Invest Now Powered By This functionality will provide users with ease of access navigation and enable create a new revenue line by generating leads of potential customers for brokers in a more integrated manner. Invest Now Aam Aadmi Party (AAP) MP Sanjay Singh on Tuesday criticised parties abstaining from or boycotting the Vice Presidential election, alleging that their stance amounted to support for the Bharatiya Janata Party (BJP). "They are supporting the BJP. They have not boycotted. It means they have supported Modi. Punjab and the entire country have come to know that in times of crisis like this, the Akali Dal is standing with the BJP. They say something outside, but stand together inside," Singh told ANI. Ruling out the possibility of cross-voting from his party, the Rajya Sabha MP said all AAP MPs would vote for the joint Opposition candidate, B Sudershan Reddy. At the same time, he suggested that cross-voting could take place within the BJP, citing the Constitution Club of India election as an example of unexpected results. "Party's national convener Arvind Kejriwal and the party have decided to support Opposition candidate B Sudershan Reddy and vote for him. Our MPs will vote for him. There is no such possibility (of cross-voting) in our party. Other parties will have to check for theirs. All our votes will go to Opposition candidate B Sudershan Reddy. In the Constitution Club election, BJP members engaged in cross-voting and voted against the candidate preferred by Modi and Amit Shah. So, if something like that happens, there can be unexpected results," Singh said. Polling for the Vice Presidential election began on Tuesday at 10 am, with Prime Minister Narendra Modi being the first to cast his vote. The contest is between NDA nominee CP Radhakrishnan and joint Opposition candidate B Sudershan Reddy. Biju Janata Dal (BJD) has abstained from voting, while Bharat Rashtra Samithi (BRS) has decided not to participate. Shiromani Akali Dal (SAD) announced that it will "boycott" the poll, given that people in Punjab are "upset and angry" over no help from the Centre or state government. Union Home Minister Amit Shah, Defence Minister Rajnath Singh, Congress leaders Sonia Gandhi and Rahul Gandhi were among those who cast their votes. Former Prime Minister and JD(S) MP in Rajya Sabha, HD Deve Gowda, arrived in a wheelchair to cast his vote for the Vice Presidential poll. Rajya Sabha Deputy Chairman Harivansh Narayan Singh also exercised his franchise. He chaired the upper house of Parliament in the absence of the Vice President during the monsoon session, after Jagdeep Dhankhar resigned, citing health reasons. Union Ministers Nitin Gadkari, JP Nadda, Arjun Ram Meghwal and Pralhad Joshi exercised their franchise. Gadkari was seen shaking hands with Congress president Mallikarjun Kharge as they both arrived at the Parliament. Meanwhile, Union Minister Shivraj Singh Chouhan, Jitan Ram Manjhi, and Suresh Gopi expressed support for CP Radhakrishnan and confidence in his victory. Shivraj Singh Chouhan said, "NDA's victory is certain. CP Radhakrishnan will be the new Vice President." Manjhi added, "NDA candidate CP Radhakrishnan will surely win the Vice-President elections." Suresh Gopi said, "This election is not about choosing between anyone. It is an election aimed at selecting fairness, truthfulness, and effectiveness, which are most needed for the citizens of the country, whether they live inside or outside the country. As a person, I found CP Radhakrishnan to be the best worker or one of the best among thousands of workers in my ideological system." The NDA holds a majority in Parliament, and 424 MPs are likely to vote in favour of Radhakrishnan, which is above the majority mark of 391. Counting of votes will be held later in the evening. With inputs from ANI Discover the latest Business News, Sensex, and Nifty updates. Obtain Personal Finance insights, tax queries, and expert opinions on Moneycontrol or download the Moneycontrol App to stay updated! IND vs PAK Live Score ITR Filing Deadline SEBI Board Meeting Trump India Visit Charlie Kirk Shooter Tata Trusts US Inflation Asia Cup 2025 Schedule Nano Banana AI figurines Infosys Share Price Business Markets Stocks India News City News Economy Mutual Funds Personal Finance IPO News Startups Home Currencies Commodities Pre-Market IPO Global Market Bonds Home Loans up to 50 Lakhs Credit Cards Lifetime Free Finance TrackerNew Fixed Deposits Fixed Deposit Comparison Fixed Income Home MC 30 Top Ranked Funds ETFs Mutual Fund Screener Income Tax Calculator EMI Calculator Retirement Planning Gratuity Calculator Petrol Price in India Diesel Price in India IFSC Code Stock Markets News18 Firstpost CNBC TV18 News18 Hindi Cricketnext Overdrive About Us Contact Us Advisory Alert Advertise with Us SupportDisclaimer Privacy Policy Cookie Policy Terms &amp; Conditions Financial Terms (Glossary) Sitemap Investors Copyright © Network18 Media &amp; Investments Limited. All rights reserved. Reproduction of news articles, photos, videos or any other content in whole or in part in any form or medium without express written permission of moneycontrol.com is prohibited. You are already a Moneycontrol Pro user.</w:t>
+        <w:t>Content: 16 सितम्बर 2025, नई दिल्ली: रबी अभियान 2025 के लिए राष्ट्रीय कृषि सम्मेलन थीम: ‘एक राष्ट्र-एक कृषि-एक टीम’ – केंद्रीय कृषि मंत्रालय द्वारा रबी अभियान 2025 के लिए आयोजित दो दिवसीय राष्ट्रीय कृषि सम्मेलन का शुभारंभ 15 सितंबर को पूसा, नई दिल्ली में हुआ। सम्मेलन का विषय ‘एक राष्ट्र-एक कृषि-एक टीम’ है, जो कृषि क्षेत्र में समन्वित प्रयासों और साझेदारी को बढ़ावा देने की दिशा में एक महत्त्वपूर्ण पहल है। केंद्रीय कृषि मंत्री शिवराज सिंह चौहान की पहल पर पहली बार रबी कॉन्फ्रेंस का आयोजन दो दिन का किया गया है। सम्मेलन में शिवराज सिंह ने कहा कि हम देश में खाद्यान्न, फल-सब्जियों की कमी नहीं रहने देंगे और भारत को विश्व की फूड बॉस्केट बनाएंगे। केंद्रीय मंत्री शिवराज सिंह ने देशभर के वरिष्ठ कृषि अधिकारियों के साथ संवाद करते हुए उन्हें मार्गदर्शन दिया। केंद्रीय कृषि मंत्री शिवराज सिंह ने पहले दिन सम्मेलन को संबोधित करते हुए कहा कि हमारे किसानों और वैज्ञानिकों की मेहनत और सरकार की किसान हितैषी नीतियों से देश में कृषि की ग्रोथ 3.7 प्रतिशत है, जो कि दुनिया में सर्वाधिक है। शिवराज सिंह ने कहा कि राज्य और केंद्र सरकार एक है; अपने देश, अपनी जनता, अपने किसानों के हित हमारे लिए सर्वोपरि है, जिसके लिए हम मिलकर पूरी ताकत से काम करते रहेंगे। हमें यह सौभाग्य मिला है कि हम भारत के कृषि परिदृश्य को बदलें। शिवराज सिंह ने कहा कि हम लोग साधारण लोग नहीं है, हम लोग देश की आधी आबादी के भाग्य बनाने वाले हैं। हमें बहुत अच्छे से काम करना होगा। हमें किसान और उसके उत्थान से मतलब है। शिवराज सिंह ने नकली खाद-बीज और कीटनाशक के मामले में कड़ी कार्रवाई की बात कही , वहीं उन्होंने स्पष्ट किया कि अब सारे मानदंडों और कसौटी पर पूरी तरह से खरे उतरने वाले बायोस्टिमुलेंट (जैव उत्तेजक) ही बिक सकेंगे। हम किसानों का शोषण नहीं होने देंगे। शिवराज सिंह ने कहा कि कृषि प्रसार का कार्य अत्यधिक महत्वपूर्ण है, केंद्र सरकार के साथ मिलकर सारे राज्य के कृषि विभाग और कृषि से जुड़े सभी विश्वविद्यालय, कृषि विज्ञान केंद्र तथा अन्य सभी संगठन ठोस कार्यक्रम और रणनीति बनाकर जमीनी स्तर पर तेजी से काम करें। अपने कार्यों में वैल्यू एडिशन करें, हमें किसान और खेती से मतलब है, जिसके लिए हम जी-जान से काम करेंगे। इसी भाव से रबी कॉन्फ्रेंस में विचार कर किसानों की स्थिति बेहतर करने के लिए जुटेंगे। शिवराज सिंह ने कहा कि अब मौसम का कोई ठिकाना नहीं है, इसलिए फसल बीमा ज्यादा से ज्यादा किसान करवाएं, इसके लिए अधिकारी प्रयास करें। प्रधानमंत्री फसल बीमा योजना को ठीक से लागू करना होगा, ताकि किसानों को राहत मिले। शिवराज सिंह ने कहा कि विकसित कृषि संकल्प अभियान फिर से अक्टूबर से राज्यों और केंद्र के साथ चलेगा। सम्मेलन में केंद्र एवं राज्य सरकारों के वरिष्ठ अधिकारी, भारतीय कृषि अनुसंधान परिषद (ICAR) के वैज्ञानिक, कृषि विशेषज्ञ, किसान प्रतिनिधि और अन्य हितधारक भाग ले रहे हैं। यह मंच नीति-निर्माताओं, वैज्ञानिकों और राज्यों के प्रतिनिधियों को रबी 2025 की तैयारियों, उत्पादन लक्ष्यों और रणनीतियों पर समग्र रूप से विचार-विमर्श करने का अवसर प्रदान कर रहा हैं। प्रारंभ में केंद्रीय कृषि सचिव डॉ. देवेश चतुर्वेदी, ICAR के महानिदेशक डॉ. एम. एल. जाट ने भी विचार रखें। उद्घाटन सत्र में राजस्थान के कृषि मंत्री डॉ. किरोड़ीलाल मीना विशेष रूप से उपस्थित थे। आपने उपरोक्त समाचार कृषक जगत वेबसाइट पर पढ़ा: हमसे जुड़ें&gt; नवीनतम कृषि समाचार और अपडेट के लिए आप अपने मनपसंद प्लेटफॉर्म पे कृषक जगत से जुड़े – गूगल न्यूज़, व्हाट्सएप्प&gt; कृषक जगत अखबार की सदस्यता लेने के लिए यहां क्लिक करें – घर बैठे विस्तृत कृषि पद्धतियों और नई तकनीक के बारे में पढ़ें&gt; कृषक जगत ई-पेपर पढ़ने के लिए नीचे दिए गए लिंक पर क्लिक करें: E-Paper&gt; कृषक जगत की अंग्रेजी वेबसाइट पर जाने के लिए नीचे दिए गए लिंक पर क्लिक करें: Global Agriculture 22 सितम्बर 2025, भोपाल: बरगुर गाय: अनोखी देसी नस्ल जो दिखने में अलग, लेकिन दूध में छिपे हैं औषधीय गुण; जानिए इसकी खासियतें – भारत में गाय को केवल पशु नहीं बल्कि माता का दर्जा दिया जाता है। अलग-अलग राज्यों 19 सितम्बर 2025, नई दिल्ली: अब मजदूरों की नहीं पड़ेगी जरूरत! ये 5 मशीनें अकेले ही कर देंगी गेहूं और धान फसल की कटाई – खेती किसानों का मुख्य रोजगार है, लेकिन इसमें मेहनत और चुनौतियाँ भी कम नहीं होतीं।</w:t>
       </w:r>
     </w:p>
     <w:p>
@@ -7235,7 +7235,7 @@
     </w:p>
     <w:p>
       <w:r>
-        <w:t>Title: Videos: Amit Shah, Rahul Gandhi, Sonia Gandhi Among Leaders Who Cast Votes In Vice Presidential Election 2025</w:t>
+        <w:t>Title: इस साल देश में होगी बंपर पैदावार, पिछले साल का भी टूट जाएगा रिकॉर्ड; ये है वजह</w:t>
       </w:r>
     </w:p>
     <w:p>
@@ -7247,13 +7247,13 @@
           <w:rPr>
             <w:color w:val="0000FF"/>
           </w:rPr>
-          <w:t>https://www.freepressjournal.in/india/videos-amit-shah-rahul-gandhi-sonia-gandhi-among-leaders-who-cast-votes-in-vice-presidential-election-2025</w:t>
+          <w:t>https://www.jagran.com/news/national-india-targets-36-million-tonnes-of-foodgrain-production-by-202526-24049540.html</w:t>
         </w:r>
       </w:hyperlink>
     </w:p>
     <w:p>
       <w:r>
-        <w:t>Content: New Delhi: Union Home Minister Amit Shah cast his vote to elect the 15th Vice President of India on Tuesday. Congress leader Rahul Gandhi and Sonia Gandhi also cast their vote to elect the Vice President of India. Rajya Sabha Deputy Chairman Harivansh Narayan Singh also exercised his franchise. He chaired the upper house of Parliament in the absence of the Vice President during the monsoon session, after Jagdeep Dhankhar resigned, citing health reasons. VIDEO | Vice Presidential Election: Congress President Mallikarjun Kharge (@kharge) , Lok Sabha LoP and Congress MP Rahul Gandhi (@RahulGandhi) and Congress Parliamentary Party chairperson Sonia Gandhi arrive to cast their vote.#VicePresidentialElection2025(Full video… pic.twitter.com/gETAlbatuk Union Minister @iChiragPaswan casts his vote for the Vice Presidential Election 2025 at Parliament House. #VicePresidentialElection2025 #CPRadhakrishnan #SudershanReddy #vicepresidentelections pic.twitter.com/DZ1aGud4Eg Defence Minister Rajnath Singh exercised his franchise along with other NDA MPs in the Parliament. Former Prime Minister and JD(S) MP in Rajya Sabha, HD Deve Gowda, arrived in a wheelchair to cast his vote for the Vice Presidential poll. Union Ministers Nitin Gadkari, JP Nadda, Arjun Ram Meghwal and Pralhad Joshi cast their votes. Nitin Gadkari was seen shaking hands with Congress chief Mallikarjun Kharge as they both arrived at the Parliament. The polling for the Vice Presidential election began on Tuesday at 10 am with Prime Minister Narendra Modi being the first to cast his vote. #WATCH | Delhi | Union Minister Nitin Gadkari and Congress National President Mallikarjun Kharge arrive at the Parliament House to cast their vote for the Vice Presidential election.(Source: Sansad TV) pic.twitter.com/L9so7EO0TA The contest is between NDA nominee CP Radhakrishnan and opposition candidate B Sudershan Reddy. Meanwhile, Union Minister Shivraj Singh Chouhan and Jitan Ram Manjhi expressed support for CP Radhakrishnan and confidence in his victory. Union Minister Shivraj Singh Chouhan said, "NDA's victory is certain. CP Radhakrishnan will be the new Vice President." "NDA candidate CP Radhakrishnan will surely win the Vice-President elections," Union Minister Jitan Ram Manjhi told reporters. Union Minister Suresh Gopi backed Radhakrishnan and called it an election aimed at "fairness, truthfulness, and effectiveness". Suresh Gopi said, "This election is not about choosing between anyone. It is an election aimed at selecting fairness, truthfulness, and effectiveness, which are most needed for the citizens of the country, whether they live inside or outside the country. As a person, I found CP Radhakrishnan to be the best worker or one of the best among thousands of workers in my ideological system." NDA hold a majority in the Parliament, and 424 MPs are likely to vote in favour of Radhakrishnan, which is above the majority mark of 391. Counting of votes will be held later in the evening. (Except for the headline, this article has not been edited by FPJ's editorial team and is auto-generated from an agency feed.)</w:t>
+        <w:t>Content: कृपया धैर्य रखें। केंद्र सरकार ने 2025-26 के लिए खाद्यान्न उत्पादन का लक्ष्य 36.25 करोड़ टन निर्धारित किया है जो पिछले वर्ष से लगभग 2.1 करोड़ टन अधिक है। 2024-25 में उत्पादन 35.396 करोड़ टन रहा जो 6.5% अधिक है। सरकार दलहन और तिलहन की उत्पादकता बढ़ाने पर ध्यान केंद्रित कर रही है। कृषि मंत्री शिवराज सिंह चौहान ने रबी अभियान-2025 में राज्यों के साथ मिलकर रणनीति बनाने पर जोर दिया। जागरण ब्यूरो, नई दिल्ली। सरकार ने अन्न भंडार को फिर समृद्ध करने की तैयारी कर ली है। वर्ष 2025-26 के लिए कुल खाद्यान्न उत्पादन का लक्ष्य 36.25 करोड़ टन निर्धारित किया गया है, जो पिछले वर्ष 34.155 करोड़ टन से लगभग 2.1 करोड़ टन अधिक है। वर्ष 2024-25 में देश का कुल खाद्यान्न उत्पादन 35.396 करोड़ टन तक पहुंच गया, जो एक वर्ष पहले की तुलना में 6.5 प्रतिशत अधिक है। केंद्र की प्राथमिकता में दलहन एवं तिलहन की उत्पादकता बढ़ाना प्रमुख है। इसके लिए राज्यों के साथ मिलकर रोडमैप तैयार किया जाएगा। केंद्रीय कृषि एवं किसान कल्याण मंत्री शिवराज सिंह चौहान की अध्यक्षता में दिल्ली में मंगलवार को आयोजित राष्ट्रीय कृषि सम्मेलन-रबी अभियान-2025 में सभी राज्यों एवं केंद्र शासित प्रदेशों के कृषि मंत्रियों एवं वरिष्ठ अधिकारियों ने हिस्सा लिया। बैठक के बाद प्रेस कान्फ्रेंस में केंद्रीय मंत्री ने बताया कि वर्ष 2024-25 में देश का कुल खाद्यान्न उत्पादन 35.396 करोड़ टन हुआ था। इसमें धान, गेहूं, मक्का, मूंगफली और सोयाबीन जैसी प्रमुख फसलों में रिकॉर्ड उत्पादन दर्ज किया गया। उन्होंने रबी सम्मेलन को 'एक राष्ट्र-एक कृषि-एक टीम' का सफल उदाहरण बताया, जो राज्यों के साथ मिलकर कृषि विकास की रणनीतियां तय करने का मंच है। उन्होंने कहा कि रबी अभियान का लक्ष्य देश में खाद्यान्न उत्पादन बढ़ाना और किसानों के कल्याण को सुनिश्चित करना है। केंद्र और राज्य मिलकर किसानों के लिए समन्वित प्रयास जारी रखेंगे।शिवराज ने कहा कि रबी फसलों के लिए पर्याप्त मात्रा में बीज उपलब्ध है। बुवाई के लक्ष्य के तहत 229 लाख टन बीज की जरूरत है, जबकि इससे अधिक मात्रा में 250 लाख टन के करीब बीज उपलब्ध है। उर्वरकों की आपूर्ति राज्यों की मांग के अनुसार सुनिश्चित की जाएगी। उन्होंने पंजाब, हिमाचल प्रदेश, जम्मू, उत्तराखंड, महाराष्ट्र, असम और हरियाणा सहित प्रभावित क्षेत्रों में किसानों को बीमा और अन्य सहायता समय पर उपलब्ध कराई जाएगी। तीन अक्टूबर से प्रस्तावित विकसित कृषि अभियान की चर्चा करते हुए केंद्रीय मंत्री ने बताया कि इस बार भी दो हजार से अधिक वैज्ञानिक और कृषि अधिकारी गांव-गांव जाकर किसानों को नई तकनीक और बेहतर कृषि पद्धतियों की जानकारी देंगे। उन्होंने बताया कि धान और गेहूं में देश का उत्पादन वैश्विक स्तर का है, जबकि दलहन एवं तिलहन उत्पादन बढ़ाने के लिए और प्रयास किए जाएंगे। केंद्रीय मंत्री ने खाद-बीज की कालाबाजारी करने वालों को फिर आगाह किया। उन्होंने कहा कि राज्यों द्वारा नकली कीटनाशक, बीज और उर्वरक बेचने वालों के खिलाफ कार्रवाई की जा रही है। केंद्र और राज्य मिलकर दोषियों पर सख्त कदम उठाएंगे। सम्मेलन में छह प्रमुख विषयों पर विशेष समूहों में चर्चा हुई। इसमें जलवायु सहनशीलता, गुणवत्तापूर्ण बीज-उर्वरक-कीटनाशक, बागवानी, प्राकृतिक खेती, प्रभावी प्रसार सेवाएं, कृषि विज्ञान केंद्रों की भूमिका और केंद्र प्रायोजित योजनाओं का समन्वय शामिल हैं। यह भी पढ़ें- GST में कटौती के बाद सरकार का एक और बड़ा फैसला, 22 सितंबर से ये काम करना होगा जरूरी मंदसौर में गरबा कर रही महिला की सरेआम किडनैपिंग, प्रेम प्रसंग के मामले में 7 गिरफ्तार Railway News: बिहारशरीफ-शेखपुरा रेल लाइन पर जल्द दौड़ेंगी ट्रेनें, लखीसराय स्टेशन भी बनेगा हाईटेक दिल्ली-NCR में रहते हैं, तो इन 5 देवी मंदिरों के बिना अधूरा है नवरात्र का त्योहार; जरूर करें दर्शन</w:t>
       </w:r>
     </w:p>
     <w:p>
@@ -7266,7 +7266,7 @@
     </w:p>
     <w:p>
       <w:r>
-        <w:t>Title: Cong leader Rahul Gandhi to visit flood-hit Punjab on Monday</w:t>
+        <w:t>Title: दो दिवसीय ‘राष्ट्रीय कृषि सम्मेलन – रबी अभियान 2025’ नई दिल्ली में शुरू हुआ</w:t>
       </w:r>
     </w:p>
     <w:p>
@@ -7278,13 +7278,13 @@
           <w:rPr>
             <w:color w:val="0000FF"/>
           </w:rPr>
-          <w:t>https://www.newsdrum.in/national/cong-leader-rahul-gandhi-to-visit-flood-hit-punjab-on-monday-10464288</w:t>
+          <w:t>https://www.ruralvoice.in/national/two-day-national-agriculture-conference-on-rabi-abhiyan-begins-in-new-delhi.html</w:t>
         </w:r>
       </w:hyperlink>
     </w:p>
     <w:p>
       <w:r>
-        <w:t>Content: Follow Us Chandigarh, Sep 14 (PTI) Congress leader Rahul Gandhi on Monday will visit the flood-ravaged areas in Punjab on Monday, party sources said. During a day-long visit, Gandhi will be visiting flood-affected areas in Amritsar and Gurdaspur districts, the sources said on Sunday. Gandhi, who is the Leader of Opposition in Lok Sabha, will also be meeting the flood-affected families during his visit to the state, which is battling its worst deluge since 1988. Punjab faced one of its worst flood disasters in decades. The floods were a result of swollen Sutlej, Beas, and Ravi rivers along with seasonal rivulets caused by heavy rainfall in their catchment areas in Himachal Pradesh and Jammu and Kashmir. Besides, heavy rains in Punjab had also intensified the flooding situation. The death toll because of the floods presently stands at 56 while crops on 1.98 lakh hectares were damaged. On September 9, Prime Minister Narendra Modi had reviewed the flood situation and damage in Punjab after conducting an aerial survey of the flood-ravaged areas during his visit. He had announced a financial assistance of Rs 1,600 crore for the flood-hit state in addition to the Rs 12,000 crore already in the state's kitty. Modi had also announced an ex-gratia of Rs 2 lakh to the next of kin of the deceased and Rs 50,000 to the seriously injured in the floods and natural calamity. Earlier, Union Ministers including Shivraj Singh Chouhan, L Murugan and B L Verma visited the flood-affected areas to take stock of the situation. PTI CHS NB NB Subscribe to our Newsletter! Share this article If you liked this article share it with your friends.they will thank you later</w:t>
+        <w:t>Content: Jayanta Roy Chowdhury Sep 21, 2025 Sanjay Ganjoo Sep 20, 2025 Harvir Singh Aug 7, 2025 Dr. Sushil Upadhyay Aug 6, 2025 Harvir Singh Jul 21, 2025 Sanjeev Kandwal Sep 22, 2025 Sanjeev Kandwal Sep 20, 2025 Team RuralVoice Sep 17, 2025 Team RuralVoice Sep 16, 2025 Team RuralVoice Sep 14, 2025 Team RuralVoice Sep 6, 2023 Team RuralVoice Aug 24, 2023 Team RuralVoice Jul 8, 2023 Team RuralVoice May 4, 2023 Team RuralVoice Mar 31, 2023 Team RuralVoice Nov 24, 2024 Team RuralVoice Nov 23, 2024 Team RuralVoice Nov 23, 2024 Team RuralVoice Nov 23, 2024 Harvir Singh Nov 16, 2024 Team RuralVoice Sep 16, 2025 Team RuralVoice Sep 4, 2025 Ajeet Singh Aug 20, 2025 Team RuralVoice Aug 8, 2025 Team RuralVoice Aug 4, 2025 केंद्रीय कृषि एवं किसान कल्याण मंत्रालय द्वारा आज नई दिल्ली के पूसा परिसर स्थित भारत रत्न सी. सुब्रमण्यम सभागार में राष्ट्रीय कृषि सम्मेलन – रबी अभियान 2025 का शुभारंभ किया गया। केंद्रीय कृषि एवं किसान कल्याण मंत्री शिवराज सिंह चौहान की अध्यक्षता में हो रहे इस दो दिवसीय सम्मेलन में रबी बुवाई सीजन 2025–26 की तैयारियों, उत्पादन लक्ष्यों और रणनीतियों पर विचार-विमर्श किया जाएगा। पहली बार केंद्रीय कृषि मंत्री शिवराज सिंह चौहान के निर्देश पर रबी सम्मेलन दो दिनों तक आयोजित किया जा रहा है। इसमें देशभर से राज्य कृषि मंत्री, वरिष्ठ अधिकारी, वैज्ञानिक और नीति-निर्माता एक मंच पर जुटे हैं ताकि रबी सीजन को अधिक उत्पादक और टिकाऊ बनाया जा सके। सम्मेलन के उद्घाटन दिवस पर केंद्र और राज्य स्तर के अधिकारियों के बीच रबी फसलों से जुड़े प्रमुख मुद्दों पर चर्चा हो रही है। कल, 16 सितंबर को, केंद्रीय कृषि मंत्री, सभी राज्यों के कृषि मंत्री और केंद्रीय राज्य मंत्री विस्तृत विचार-विमर्श करेंगे। इस दौरान किसानों तक समय पर नवीनतम तकनीक और उन्नत बीज पहुंचाने पर विशेष ध्यान दिया जाएगा। विशेष रूप से, इस बार पहली बार कृषि विज्ञान केंद्रों (केवीके) के वैज्ञानिकों को भी आमंत्रित किया गया है ताकि वे अपने क्षेत्रीय अनुभव और जमीनी चुनौतियों को साझा कर नीतिगत योजना को और मजबूत बना सकें। सम्मेलन में विभिन्न राज्यों की सफलताओं और श्रेष्ठ प्रथाओं को भी साझा किया जाएगा, ताकि उन्हें पूरे देश में अपनाया जा सके। विशेषज्ञ मौसम पूर्वानुमान, उर्वरक प्रबंधन, फसल विविधीकरण, कृषि अनुसंधान और तकनीकी नवाचारों पर अपने विचार प्रस्तुत करेंगे। अधिकारियों का कहना है कि यह सम्मेलन रबी सीजन 2025–26 के लिए एक स्पष्ट रोडमैप तैयार करेगा और किसानों की आय बढ़ाने, कृषि प्रणाली को अधिक लचीला बनाने तथा राष्ट्रीय खाद्य सुरक्षा सुनिश्चित करने की दिशा में महत्वपूर्ण कदम सिद्ध होगा। Subscribe here to get interesting stuff and updates! Previous Article Next Article Team RuralVoice Sep 16, 2025 Team RuralVoice Sep 15, 2025 Team RuralVoice May 4, 2023 Team RuralVoice Sep 14, 2025 Sanjeev Kandwal Sep 22, 2025 Jayanta Roy Chowdhury Sep 21, 2025 Team RuralVoice Sep 21, 2025 Ajeet Singh Sep 20, 2025 Sanjay Ganjoo Sep 20, 2025 Sanjeev Kandwal Aug 22, 2025 एपीडा के सहयोग से पौड़ी का सेब उत्पादक अंतरराष्ट्रीय बाजार में पहुंचेगा, पहली परीक्षण... Team RuralVoice Oct 8, 2024 हरियाणा विधानसभा चुनाव के नतीजे अब आ चुके हैं। भारतीय जनता पार्टी (भाजपा) ने 48... Sanjeev Kandwal Sep 3, 2025 उत्तराखंड सरकार ने “महक क्रांति नीति” लागू करने की तैयारी की है। इसके तहत 22,750... Team RuralVoice Dec 23, 2024 इस साल के समारोह की थीम ‘किसानों के लिए संस्था निर्माण’ है। इस कार्यक्रम में उत्तराखंड... Team RuralVoice Dec 31, 2022 डिजिटल खबरों का प्लेटफॉर्म रूरल वॉयस मुख्य रूप से कृषि और ग्रामीण क्षेत्र पर फोकस... Avishek Raja Sep 1, 2023 बिहार का कोसी, सीमांचल और मिथिलांचल क्षेत्र मखाना की खेती के लिए मशहूर है। इसे उजला... Team RuralVoice Sep 16, 2025 आंध्र प्रदेश के सहकारिता से जुड़े नेता और व्यवसायी वल्लभनेनी सुधाकर चौधरी को सर्वसम्मति... Team RuralVoice Jul 26, 2025 ट्रॉपिकल एग्रो ने कटाई के बाद होने वाले नुकसान से निपटने के लिए एग्रोफ्रेश इंक.... Team RuralVoice Aug 24, 2023 ग्रामीण भारत के विकास के एजेंडे पर भुवनेश्वर में आयोजित दो दिवसीय कार्यक्रम'एजेंडा... Harvir Singh Sep 8, 2025 FAO के नवीनतम पूर्वानुमान के अनुसार 2025 में वैश्विक अनाज उत्पादन रिकॉर्ड 296.1... Subscribe here to get interesting stuff and updates! Copyright © 2025-26 Rural Voice Media Pvt Ltd We use cookies to do things like remember what you've browsed, show your conent we think you'll be interested. If you are happy with the use of cookies by RV, click ok</w:t>
       </w:r>
     </w:p>
     <w:p>
@@ -7297,7 +7297,7 @@
     </w:p>
     <w:p>
       <w:r>
-        <w:t>Title: कांग्रेस ने वोट चोरी पर सरकार को घेरा, सचिन पायलट बोले-किसानों की जमीन अधिग्रहण कर रही सरकार</w:t>
+        <w:t>Title: Agriculture: देश में पर्याप्त मात्रा में बीज और उर्वरक की है उपलब्धता</w:t>
       </w:r>
     </w:p>
     <w:p>
@@ -7309,13 +7309,13 @@
           <w:rPr>
             <w:color w:val="0000FF"/>
           </w:rPr>
-          <w:t>https://www.etvbharat.com/hi/!state/ujjain-congress-vote-chor-gaddi-chhod-kisan-nyay-yatra-sachin-pilot-demand-land-acquisition-bill-madhya-pradesh-news-mps25091307009</w:t>
+          <w:t>https://www.prabhatkhabar.com/national/agriculture-seeds-and-fertilizers</w:t>
         </w:r>
       </w:hyperlink>
     </w:p>
     <w:p>
       <w:r>
-        <w:t>Content: मध्य प्रदेश madhya pradesh ETV Bharat / state By ETV Bharat Madhya Pradesh Team Published : September 13, 2025 at 1:25 PM IST उज्जैन: शुक्रवार को चिमनगंज मंडी परिसर में कांग्रेस का प्रदेश स्तरीय एक कार्यक्रम आयोजित किया गया. कार्यक्रम में कांग्रेस नेताओं ने हजारों कार्यकर्ताओं को संबोधित किया. जिसके बाद शहर में किसान न्याय यात्रा भी निकाली गई. इस कार्यक्रम को 'वोट चोर गद्दी छोड़ किसान न्याय यात्रा' नाम दिया गया. लेकिन इस दौरान कांग्रेस के नेताओं में ही दो फाड़ नजर आया. एक गुट कार्यक्रम संभाल रहा था. वहीं, दूसरी और प्रदेश कांग्रेस सचिव सहित कांग्रेस का एक गुट प्रदेश प्रभारी हरीश चौधरी का शहर में पुतला जलाकर विरोध कर रहा था. प्रदेश स्तरीय कार्यक्रम में सचिन पायलट, मध्य प्रदेश कांग्रेस के प्रभारी हरीश चौधरी, पीसीसी जीतू पटवारी, पूर्व मुख्यमंत्री दिग्विजय सिंह सहित मध्य प्रदेश कांग्रेस के कई विधायक और नेता शामिल हुए. कार्यक्रम के दौरान लैंड पुलिंग, वोट चोरी, किसानों की फसल सर्वे सहित कई मुद्दों पर सत्ता पक्ष को घेरा. पीसीसी चीफ जीतू पटवारी बोले, ''15 दिन में कांग्रेस के जनपद अध्यक्ष से लेकर पंचायत अध्यक्ष तक सभी लोग गायों को साथ लेकर कलेक्टर कार्यालय का घेराव करेंगे.'' वहीं, इस दौरान तमाम दिग्गज मंच पर बैठे दिखे, लेकिन मध्य प्रदेश के पूर्व मुख्यमंत्री दिग्विजय सिंह ने मंच से दूरी बनाए रखी और वे कार्यकर्ताओं के बीच बैठे रहे. हैरानी की बात यह है कि इतने बड़े आयोजन में उज्जैन कांग्रेस में दो फाड़ नजर आई. हाल ही में जारी हुई कांग्रेस शहर एवं ग्रामीण अध्यक्षों की सूची को लेकर कुछ लोग नाराज हैं. जिससे प्रदेश कांग्रेस सचिव सहित उज्जैन शहर का एक कांग्रेस गुट प्रदेश प्रभारी हरीश चौधरी का शहर में पुतला जलाकर विरोध कर रहा था. सचिन पायलट ने कहा, "एमपी में किसानों की जमीन को जो जबरदस्ती सरकार अधिग्रहण कर रही है, उसके विरोध में पूरी कांग्रेस पार्टी किसानों के साथ है. किसानों को नुकसान फसलों के सर्वे और उचित दाम मिले यह मांग है. संविधान से हमें जो हमारे मौलिक अधिकार मिले हैं, उसे छीनने की जो कोशिश की जा रही है, उसके लिए हमारे तमाम कार्यकर्ता सड़कों पर आएंगे. संघर्ष के लिए कांग्रेस पार्टी हमेशा तैयार रहेगी.'' ''निर्वाचन आयोग संवैधानिक संस्था है, पारदर्शिता होना चाहिए जो नहीं है. 11 साल से जो शासन चला रहे उन्हें कोई परवाह नहीं कि एमपी में आदिवासी, दलित सबका शोषण हो रहा, किसान आत्महत्या कर रहे हैं. राहुल गांधी ने वोट चोरी के बारे में सबको आईना दिखाया है. आज खाद्य, बीज, बिजली पानी किसी भी बात की चिंता सरकार को नहीं है. मैं आश्वस्त करता हूं किसानों के साथ अन्याय नहीं होने देंगे. राहुल गांधी के द्वारा जातीगत जनगणना, GST जैसे उठाये मुद्दों पर आखिरकार भाजपा को निणर्य लेना ही पड़ा." कांग्रेस महासचिव एवं मध्य प्रदेश प्रभारी और राजस्थान में कांग्रेस विधायक हरीश चौधरी ने कहा, "किसानों की सहमति के बिना कोई भी उनकी जमीन नहीं ले सकता. भारत सरकार से कांग्रेस ने मांग की है कि भूमि अधिग्रहण बिल लाकर किसानों को ताकत दी जाए. संविधान लागू हुआ तो किसान जिस जमीन पर मजदूरी करते थे उन सबको उनका हक मिला था. लेकिन किसान की जमीन मामले में एमपी सरकार ने कानून में परिवर्तन कर दिया. आज उसी संदर्भ में हमारा किसानों के साथ ये न्याय यात्रा कार्यक्रम है." पीसीसी चीफ जीतू पटवारी ने कहा, "इस देश के लोकतंत्र पर हमें भरोसा है. कांग्रेस ने अपने खून से इसे सींचा है. 'वोट चोर गद्दी छोड़' का नारा हम बुलंद कर रहे हैं. 50-50 करोड़ का मेरे विधायकों को ऑफर था. चुनी हुई सरकार को गिराना लोकतंत्र पर बड़ा प्रहार है. उज्जैन के वोट इंदौर में, इंदौर के देवास में ये हालात हैं. नया कानून आया है, 30 दिन में सदस्यता जाएगी. सांसद व विधायकों पर ये प्रहार ही तो है. चोरी के वोट से विधायक बने डॉ. मोहन यादव और मुख्यमंत्री बन गए.'' ''धर्मनगरी में नियम लाए शराब दुकान नहीं होगी, लेकिन गली गली में अवैध रूप से शराब बिक रही है. 17 गांव की हजारों हेक्टेयर जमीन छीनी गई हैं. हम वचन देते हैं कि किसानों के साथ न्याय करेंगे. 3 साल बाद ये सरकार बदलेगी.'' सीएम मोहन यादव ने बयान दिया कि, ''हम गाय वाले हैं, कांग्रेस कुत्ते पालती है, तो बताइए कमलनाथ जी ने गौशाला बनाई उनकी जर्जर हालत क्यों है. फिर आगरा मालवा में 56 गायों की मौत कैसे हुई. मध्य प्रदेश में हर महीने 200 गायों का एक्सीडेंट क्यों हो रहा है." जीतू पटवारी ने आगे कहा, "500% कह रहा हूं, 2027 में जनपद, जिला पंचायत की हमारी सरकार बनेगी. 2028 में प्रदेश में सरकार बनेगी. कांग्रेस को एकजुट होने की आवश्यकता है. हमारा परिवार बड़ा है, हम सब एक है. एकजुटता के साथ हम भारत माता की जय, जय जवान जय किसान का नारा बुलंद करते है. राहुल गांधी को इस देश के लोकतंत्र को अमर करना है." पूर्व मुख्यमंत्री दिग्विजय सिंह ने कहा, "पोलिंग बूथ और बूथ लेवल एजेंट में फर्क समझना होगा. हमारे अधिकांश नेता इस बात को नहीं जानते हैं. आम आदमी के 4 मौलिक अधिकार हैं, उन्हें भी जानो. किसानों के 18 हजार एकड़ जमीन की पुलिंग हुई है. सरकार किसानों की जमीनों को अपने हाथ में लेना चाहती है. कोई मास्टर प्लान नहीं है. जमीन में आग लग रही है. देवास, इंदौर उज्जैन ये अब भाजपा नेताओं में ही आपस में ठन गई है कि कौन कितना कब्जा करे." पूर्व मंत्री जयवर्धन सिंह ने कहा, "पीएम मोदी ने गब्बर सिंह टैक्स आज से 8 साल पहले पूरे देश पर लागू किया था. आज जीएसटी के रेट कम किये. मोदी ने राहुल गांधी की बात स्वीकारी. वहीं, आज किसानों की स्थिति से सब परिचित हैं. सोयाबीन फसल नष्ट हो गई, कोई मुआवजा नहीं, कोई सर्वे नहीं. 10 साल पहले पीएम फसल बीमा योजना की घोषणा हुई लेकिन 3 साल में कोई राशि नहीं मिली है." प्रदेश स्तर पर चल रहे आंदोलन के चलते प्रदेश कांग्रेस सचिव हेमंत सिंह चौहान ने कांग्रेस से विधायक पद के प्रत्याशी रहे विक्की यादव, चेतन यादव, माया राजेश त्रिवेदी, पूर्व विधायक मुरली मोरवाल, राजेश बाथली सहित दर्जन भर नेता और कार्यकर्ताओं के साथ चिमनगंज मंडी आयोजन स्थल के गेट से शहर के चामुंडा माता मंदिर चौराहे तक अपनी अलग रैली निकाली. इस संबंध में हेमंत सिंह चौहान ने कहा, "राहुल गांधी द्वारा शुरू किए गए वोट चोरी वाले मुद्दे पर कांग्रेस के साथ है. वह अध्यक्ष पद के प्रमुख दावेदार थे. लेकिन संगठन सृजन में बड़े नेताओं ने तराना विधायक महेश परमार को बिना उनके दावा किए जिला अध्यक्ष बना दिया. विरोध स्वरूप उनके मंच पर नहीं जाएंगे. इसलिए अलग रैली निकाली है और प्रदेश प्रभारी का पुतला भी जलाया." For All Latest Updates TAGGED: ट्रंप ने टेक्सास में भारतीय मूल के नागरिक की हत्या पर लिया संज्ञान, न्याय का किया वादा कभी बंटे थे तो उन्हें भी मिला लेंगे: मोहन भागवत, प्रहलाद पटेल की पुस्तक नर्मदा परिक्रमा का विमोचन सीट की जंग से सनसनी, काशी एक्सप्रेस की छत से पॉवर स्टेशन पर चढ़ा युवक, यात्रियों की थमी धड़कनें ट्रंप ने विदेशी कंपनियों से अमेरिका में निवेश और अमेरिकी श्रमिकों को ट्रेनिंग देने का आग्रह किया सागर में बेकाबू ट्रक रेलवे फाटक तोड़ धड़धड़ाते पहुंचा ट्रैक पर, 2 वाहनों को मारी जोरदार टक्कर भारत में 18 करोड़ लोगों को ग्लूकोमा का खतरा, बीपी और शुगर वालों को हाई रिस्क ट्रंप के टैरिफ का भोपाल में अनोखा विरोध, अंतिम संस्कार के बाद तेरहवीं, सड़क पर सजी पंगत होलकर राजाओं की भव्य समाधियां, महलनुमा खूबसूरत छतरियां देखने पहुंचते हैं पर्यटक, झलकता है वैभव ICU में जिंदगी और मौत की जंग लड़ रही कवयित्री स्नेहा, मोहन यादव करने वाले थे सम्मानित Copyright © 2025 Ushodaya Enterprises Pvt. Ltd., All Rights Reserved.</w:t>
+        <w:t>Content: Viral Video: दो जंगली भालुओं में छिड़ी भयंकर जंग, दोनों ने दिखाई ताकत, जानिए कौन बना विजेता? Viral Video: मछली पकड़ रहा था ब्लू हेरॉन, मुंह में आ गया सांप, फिर क्या हुआ.. वीडियो देखकर नहीं होगा यकीन Viral Video: खतरनाक नहीं डरावना है यह सांप, रफ्तार से करता है हमला, वीडियो देख कांप जाएगा कलेजा Viral Video: छलनी में पानी रुक सकता है क्या? इस भाई ने कर दिखाया गजब चमत्कार! VIDEO: स्वामी अविमुक्तेश्वरानंद का पीएम मोदी और अमित शाह पर जोरदार प्रहार, बोले- वो हिन्दू हैं ही नहीं Viral video: सांप को शैंपू लगाकर नहलाता दिखा शख्स, होश उड़ा देगा यह वायरल वीडियो Viral Video: बच्चे पर आई मुसीबत तो बाघ से भिड़ गई मादा भालू, एक मां से बड़ा रक्षक कोई नहीं, वायरल हो रहा वीडियो Agriculture: सरकार कृषि उत्पादन बढ़ाने के लिए लगातार प्रयास कर रही है. इसका मकसद देश को अधिकांश कृषि उत्पादन के मामले में आत्मनिर्भर बनाना है. रबी अभियान वर्ष 2025-26 के लिए सरकार की ओर से 362.50 मिलियन टन उत्पादन का लक्ष्य निर्धारित किया है, जबकि यह आंकड़ा पिछले साल 341.55 मिलियन टन था. देश का कुल खाद्यान्न उत्पादन वर्ष 2024-25 में 353.96 मिलियन टन तक पहुंच गया, जो पिछले वर्ष के मुकाबले 21.66 मिलियन टन (6.5 फीसदी) अधिक है. धान, गेहूं, मक्का, मूंगफली व सोयाबीन जैसी प्रमुख फसलों में रिकॉर्ड उत्पादन दर्ज किया और यह निर्धारित लक्ष्य 341.55 मिलियन टन से यह 12.41 मिलियन टन अधिक रहा. रबी सम्मेलन एक राष्ट्र-एक कृषि-एक टीम के लक्ष्य को हासिल करने का सफल उदाहरण है. केंद्रीय कृषि मंत्री शिवराज सिंह चौहान ने कहा कि विभिन्न राज्यों और केंद्र शासित प्रदेशों के कृषि मंत्रियों एवं वरिष्ठ कृषि अधिकारियों के इस सम्मेलन में गहन विचार-विमर्श कर लक्ष्य तय किया गया. उन्होंने कहा कि पहले रबी सम्मेलन एक दिन का ही होता था, लेकिन इस बार और अधिक बारीकी से काम करने के उद्देश्य से सम्मेलन को दो दिवसीय किया गया. सम्मेलन के पहले दिन छह विषयों पर अलग-अलग समूहों में केंद्र और राज्यों के वरिष्ठ कृषि अधिकारियों ने विचार-विमर्श किया. अलग-अलग राज्यों, केंद्र शासित प्रदेशों का रोडमैप वहीं कार्यशाला करके तय किया जाएगा. दो दिवसीय सम्मेलन में जलवायु सहनशीलता, गुणवत्तापूर्ण बीज-उर्वरक-कीटनाशक, बागवानी, प्राकृतिक खेती, प्रभावी प्रसार सेवाएं और कृषि विज्ञान केंद्रों की भूमिका, केंद्र प्रायोजित योजनाओं का समन्वय पर चर्चा की गयी. साथ ही दलहन-तिलहन की उत्पादकता बढ़ाने और एकीकृत कृषि प्रणाली को लेकर भी विस्तार से बातचीत हुई. केंद्रीय कृषि मंत्री ने कहा कि खाद्यान्न उत्पादन के साथ देश में फल और सब्जियों के उत्पादन में भी पिछले वर्ष की तुलना में इस वर्ष अच्छी बढ़ोतरी हुई है. बाढ़ प्रभावित राज्यों की स्थिति को लेकर भी चर्चा की और कहा कि सरकार की तरफ से पीड़ितों की मदद के लिए हर संभव प्रयास किए जा रहे हैं. उन्होंने कहा कि बाढ़ के कारण कुछ राज्य विशेष रूप से प्रभावित हुए हैं जिसमें पंजाब, हिमाचल प्रदेश, जम्मू, उत्तराखंड, महाराष्ट्र, असम, आंशिक रूप से हरियाणा शामिल हैं. इन राज्यों एवं केंद्र शासित प्रदेशों में मदद के लिए कोई कमी नहीं रखी जाएगी. राज्य एवं केंद्र शासित प्रदेश प्रधानमंत्री फसल बीमा योजना के तहत कवर है, पूरी कोशिश है कि किसानों को बीमा राशि का उचित और त्वरित लाभ मिल सके. शिवराज सिंह ने कहा कि रबी फसल के लिए पर्याप्त मात्रा में बीज उपलब्ध है. बुवाई के लक्ष्य के तहत 229 लाख मीट्रिक टन बीज की आवश्यकता है, हमारे पास इससे भी अधिक मात्रा में 250 लाख मीट्रिक टन के करीब बीज उपलब्ध है. दलहन व तिलहन में उत्पादन बढ़ाने के लिए अभी और प्रयास की आवश्यकता है. इस दिशा में आगे रोडमैप बनाकर काम किया जाएगा. Prabhat Khabar App : देश, एजुकेशन, मनोरंजन, बिजनेस अपडेट, धर्म, क्रिकेट, राशिफल की ताजा खबरें पढ़ें यहां. रोजाना की ब्रेकिंग हिंदी न्यूज और लाइव न्यूज कवरेज के लिए डाउनलोड करिए Greater Noida Accident: ग्रेटर नोएडा में भीषण हादसा, टैंकर से टकराई मोटरसाइकिल, 3 छात्रों की मौत PM Modi Navratri Wishes: पीएम मोदी ने नवरात्रि और GST बचत उत्सव की शुभकामनाएं दी, आत्मनिर्भर भारत का संदेश Odisha Rain Alert: बंगाल की खाड़ी में बना लो प्रेशर एरिया, आज पूरे ओडिशा में बारिश का अनुमान Viral Video: भारतीय अस्पताल को लेकर अमेरिकी महिला ने कह दी बड़ी बात, देखते ही देखते वायरल होने लगा वीडियो Jharkhand Weather: दो दिनों तक जमकर होगी बारिश, कई जिलों के लिए येलो अलर्ट जारी Good News: आज से सस्ता हुआ दूध, घी पनीर और बटर, यहां देखिए नयी कीमत IND vs PAK: 36 गेंद पर अभिषेक शर्मा की 74 रनों की तूफानी पारी, भारत ने फिर पाक को 6 विकेट से रौंदा एक बार खाएंगे तो हर बार यही मांगेंगे, 10 मिनट में बनाएं क्रिस्पी सूजी फिंगर स्नैक्स, बनेगा सबका फेवरेट Jharkhand Weather: दो दिनों तक जमकर होगी बारिश, कई जिलों के लिए येलो अलर्ट जारी Good News: आज से सस्ता हुआ दूध, घी पनीर और बटर, यहां देखिए नयी कीमत IND vs PAK: 36 गेंद पर अभिषेक शर्मा की 74 रनों की तूफानी पारी, भारत ने फिर पाक को 6 विकेट से रौंदा Greater Noida Accident: ग्रेटर नोएडा में भीषण हादसा, टैंकर से टकराई मोटरसाइकिल, 3 छात्रों की मौत PM Modi Navratri Wishes: पीएम मोदी ने नवरात्रि और GST बचत उत्सव की शुभकामनाएं दी, आत्मनिर्भर भारत का संदेश Odisha Rain Alert: बंगाल की खाड़ी में बना लो प्रेशर एरिया, आज पूरे ओडिशा में बारिश का अनुमान Calculator: FD Gratuity Age Car Loan Fuel Home Loan Personal Loan EMI NPS Post Office RD BMI SSY PPF PF SIP SWP GST Lumpsum Income Tax Compound Interest About Us Contact Us Grievance Investor Relations Authors Privacy Policy Terms &amp; Conditions Advertise With Us Copyright © 2025 Prabhat Khabar (NPHL)</w:t>
       </w:r>
     </w:p>
     <w:p>
@@ -7328,7 +7328,7 @@
     </w:p>
     <w:p>
       <w:r>
-        <w:t>Title: विरोध प्रदर्शन रोकने गई पुलिस से कांग्रेस नेताओं ने की हाथापाई, वीडियो सोशल मीडिया पर वायरल</w:t>
+        <w:t>Title: पहली बार दो दिन का हो रहा है रबी सम्मेलन, बुवाई सीजन की तैयारियों का बनेगा एक्शन प्लान</w:t>
       </w:r>
     </w:p>
     <w:p>
@@ -7340,13 +7340,13 @@
           <w:rPr>
             <w:color w:val="0000FF"/>
           </w:rPr>
-          <w:t>https://lalluram.com/mp-news-satna-congress-leaders-scuffled-with-police-who-went-to-stop-the-protest/</w:t>
+          <w:t>https://www.kisantak.in/knowledge/story/rabi-abhiyan-2025-started-in-pusa-delhi-for-action-plan-on-rabi-crop-1278006-2025-09-15</w:t>
         </w:r>
       </w:hyperlink>
     </w:p>
     <w:p>
       <w:r>
-        <w:t>Content: Lalluram Join Whatsapp Group अनमोल मिश्रा, सतना। मध्य प्रदेश के सतना जिले में किसानों की खाद कमी, कालाबाजारी और खेतों में बर्बाद हो रही फसल को लेकर कांग्रेस नेत्री डॉ. रश्मि सिंह के नेतृत्व में गुरुवार को केंद्रीय कृषि मंत्री शिवराज सिंह चौहान के आगमन में ऊचेहरा के बिहटा गांव में बड़े विरोध प्रदर्शन की घोषणा की गई थी। जिसमें कांग्रेस नेत्री के नेतृत्व में आयोजित आंदोलन ने गुरुवार को अचानक उग्र रूप ले लिया। अपनी मांगों को लेकर धरना-प्रदर्शन कर रहे कांग्रेस नेताओं और पुलिस के बीच ही हाथापाई, अब यह वीडियो सोशल मीडिया में जमकर वायरल हो रहा है। दरअसल कांग्रेस नेत्री के द्वारा आंदोलन की दी गई चेतावनी में विरोध प्रदर्शन को रोकने के लिए पुलिस ने सैकड़ों कांग्रेस कार्यकर्ताओं को रोकने और गिरफ्तार करने की कार्रवाई शुरू कर दी, इस दौरान कांग्रेस नेताओं ने पुलिस से भी हांथापाई कर दी। Lalluram.Com के व्हाट्सएप चैनल को Follow करना न भूलें.https://whatsapp.com/channel/0029Va9ikmL6RGJ8hkYEFC2H</w:t>
+        <w:t>Content: भारतीय कृषि अनुसंधान संस्थान (पूसा) दिल्ली में आज यानी सोमवार से कृषि सम्मेलन-रबी अभियान 2025 की शुरुआत हो गई है. इस सम्मेलन को संबोधित करते हुए केंद्रीय कृषि मंत्री शिवराज सिंह चौहान शाम में एक प्रेस कॉन्फ्रेंस करेंगे. कृषि मंत्री ही इस सम्मेलन की अध्यक्षता भी करेंगे. इस सम्मेलन में रबी सीजन के फसलों की बुवाई की तैयारियों पर गहन चर्चा की जाएगी. नई दिल्ली स्थित पूसा में आयोजित ‘राष्ट्रीय कृषि सम्मेलन–रबी अभियान 2025’ में सचिव (DA&amp;FW) डॉ. देवेश चतुर्वेदी ने सभा को संबोधित किया. अपने संबोधन में उन्होंने “एक राष्ट्र–एक कृषि–एक टीम” की थीम पर ध्यान केंद्रित करते हुए कहा कि नवीनतम तकनीकें समय पर और सही रूप में किसानों तक पहुंचें, ताकि आगामी रबी सीजन की तैयारियां और अधिक सुदृढ़ हो सकें. साथ ही उन्होंने देशभर से आए सभी अधिकारियों से कार्यक्रम में अपने विचार साझा करने का आह्वान किया. 15-16 सितंबर, 2025 को राष्ट्रीय कृषि सम्मेलन रबी अभियान 2025 में देशभर के कृषि विशेषज्ञ एक मंच पर मिलेंगे, जहां मौसम, खाद-बीज, प्राकृतिक खेती और फसल से जुड़ी सरकारी योजनाओं की बात होगी. केंद्रीय कृषि एवं किसान कल्याण मंत्रालय ने एक बयान में कहा कि सम्मेलन में देशभर के कृषि विशेषज्ञों, वैज्ञानिकों, नीति-निर्धारकों और राज्य सरकारों के वरिष्ठ प्रतिनिधि हिस्सा लेंगे. सम्मेलन में अनेक राज्यों के कृषि मंत्री, केंद्रीय कृषि एवं किसान कल्याण सचिव, भारतीय कृषि अनुसंधान परिषद के महानिदेशक सहित अन्य संबंधित केंद्रीय मंत्रालयों और राज्यों के वरिष्ठ अधिकारी शामिल होंगे. सरकार की ओर से जारी बयान के मुताबिक, यह दो दिवसीय राष्ट्रीय सम्मेलन देशभर के कृषि विशेषज्ञों, वैज्ञानिकों, नीति-निर्धारकों और राज्य सरकारों के वरिष्ठ प्रतिनिधियों के लिए एक साझा मंच मुहैया करेगा, जहां रबी 2025-26 की बुवाई सीजन से संबंधित तैयारियों, उत्पादन लक्ष्यों और रणनीतियों पर गहन चर्चा होगी. कृषि मंत्री शिवराज सिंह चौहान के निर्देश पर पहली बार रबी सम्मेलन दो दिन का हो रहा है जिसमें कृषि से संबंधित चुनौतियां और रबी मौसम की फसलों के किसानों को लाभ पहुंचाने की दृष्टि से अलग-अलग प्रकार के विषयों पर चर्चा की जाएगी. रबी सम्मेलन दो दिन चलेगा जो 16 सितंबर को खत्म होगा. इसमें पहले दिन केंद्र और राज्य स्तर के पदाधिकारी के बीच में महत्वपूर्ण विषयों पर चर्चा की जाएगी. उसके बाद 16 सितंबर को सभी राज्यों के कृषि मंत्री और केंद्रीय कृषि मंत्री और राज्य मंत्री विस्तृत चर्चा करेंगे, जिसमें नई तकनीक और बीजों को किसानों तक किस तरह प्रभावी तरीके से पहुंचाया जाए, इसके लिए गहन चिंतन और समीक्षा की जाएगी. सभी राज्यों के आला पदाधिकारी अपनी टीम के साथ इसमें भाग लेंगे. पहली बार इसमें कृषि विज्ञान केंद्र के वैज्ञानिकों को भी आमंत्रित किया गया है जो क्षेत्रीय अनुभव और चुनौतियां को साझा करेंगे और आगे की रणनीति तय करेंगे. Copyright©2025 Living Media India Limited. For reprint rights: Syndications Today होम वीडियो न्यूज़ स्कीम मेन्यू Add Kisan Tak to Home Screen</w:t>
       </w:r>
     </w:p>
     <w:p>
@@ -7359,7 +7359,7 @@
     </w:p>
     <w:p>
       <w:r>
-        <w:t>Title: अचानक किसानों के प्रदर्शन में पहुँच Akhilesh Yadav ने आंदोलन में फूंकी जान, वीडियो में देखे जोशीला भाषण</w:t>
+        <w:t>Title: बिना आंकलन खाद की बदइंतजामी</w:t>
       </w:r>
     </w:p>
     <w:p>
@@ -7371,13 +7371,13 @@
           <w:rPr>
             <w:color w:val="0000FF"/>
           </w:rPr>
-          <w:t>https://samacharnama.com/states/uttar-pradesh-news/akhilesh-yadav-suddenly-reached-the-farmers-protest-saw-in/cid17376433.htm</w:t>
+          <w:t>https://www.newspuran.com/blogs/mismanagement-of-fertilizer-without-assessment</w:t>
         </w:r>
       </w:hyperlink>
     </w:p>
     <w:p>
       <w:r>
-        <w:t>Content: Hit enter to search or ESC to close लखनऊ विकास प्राधिकरण (एलडीए) ने शनिवार को पारा थाना क्षेत्र में आगरा एक्सप्रेसवे स्थित शुभी ढाबा और रेस्टोरेंट को बिना किसी नोटिस के सील कर दिया। इस कार्रवाई के विरोध में भारतीय किसान यूनियन लोकतांत्रिक के पदाधिकारी, किसान और ढाबा संचालक धरने पर बैठ गए। समाजवादी पार्टी के मुखिया और पूर्व मुख्यमंत्री अखिलेश यादव रविवार को धरना स्थल पर पहुँचे। उन्होंने प्रभावित लोगों से मुलाकात की और उन्हें हर संभव मदद का आश्वासन दिया। अखिलेश यादव ने कहा कि मौजूदा सरकार रोज़गार देने की बजाय रोज़गार छीन रही है। एलडीए के अधिकारी सरकार के इशारे पर काम कर रहे हैं अखिलेश यादव ने एलडीए के अधिकारियों पर सरकार के इशारे पर काम करने का आरोप लगाया। उन्होंने कहा कि जहाँ मुनाफ़ा होता है, वहाँ कोई कार्रवाई नहीं होती। लेकिन जहाँ मुनाफ़ा नहीं होता, वहाँ बिना किसी नोटिस के तानाशाही तरीके से कार्रवाई की जाती है। अखिलेश यादव ने किसानों को भरोसा दिलाया और उन्हें याद दिलाया कि उनकी सरकार में जब सड़कें बन रही थीं, तब किसानों को उनकी ज़मीन का सर्किल रेट से चार गुना ज़्यादा मुआवज़ा दिया गया था। उन्होंने कहा- "मुझे याद है जब आगरा एक्सप्रेसवे बन रहा था, तो उसका कुछ हिस्सा किसान भाइयों के बागों से होकर गुज़र रहा था। उस समय सड़क बदलनी पड़ी थी। नहर के किनारे भैंसें बैठा करती थीं, एक भी होटल नहीं था।" ये लोग धरने पर बैठे हैं किसान यूनियन के राष्ट्रीय अध्यक्ष राकेश सिंह चौहान, राष्ट्रीय उपाध्यक्ष राजाराम लोधी, युवा मोर्चा के प्रदेश अध्यक्ष राकेश अवस्थी, ज़िला अध्यक्ष अतुल कुमार, शुभी ढाबा मालिक और युवा मोर्चा की प्रदेश उपाध्यक्ष रेशू यादव समेत हज़ारों किसान धरना स्थल पर जमा हुए। बड़ी संख्या में कार्यकर्ता और स्थानीय लोग मौजूद थे। प्रदर्शनकारियों ने एलडीए और सरकार के ख़िलाफ़ नारे लगाए और एलडीए अधिकारियों के ख़िलाफ़ कड़ी कार्रवाई की माँग की। 50 बीघे में अवैध प्लॉटिंग, कोर्ट के आदेश पर चला बुलडोज़र लखनऊ विकास प्राधिकरण (एलडीए) ने शनिवार को अवैध निर्माण और कॉलोनियों के ख़िलाफ़ कार्रवाई की। प्रवर्तन ज़ोन-3 की टीम ने काकोरी में विकसित हो रही बंधन सिटी पर बुलडोज़र चलाया और सड़क, नाला, बाउंड्रीवॉल, साइट ऑफ़िस और यहाँ तक कि प्रवेश द्वार भी ध्वस्त कर दिया। आगरा एक्सप्रेसवे की सर्विस रोड पर बने रेस्टोरेंट को सील कर दिया गया। जोनल अधिकारी विपिन कुमार शिवहरे ने बताया कि काकोरी क्षेत्र के दोना और सकरा गाँव में लगभग 50 बीघा ज़मीन पर बंधन सिटी के नाम से अनीश सिंह व अन्य द्वारा अवैध प्लॉटिंग की जा रही थी। न्यायालय ने प्राधिकरण से अनुमति लिए बिना की गई इस प्लॉटिंग को ध्वस्त करने का आदेश दिया था। 5 जेसीबी से तोड़फोड़, साइट ऑफिस जाने वाली सड़क को भी ध्वस्त किया प्रवर्तन दल ने मौके पर पहुँचकर 5 जेसीबी मशीनों से कार्रवाई की। इस दौरान डेवलपर्स द्वारा बनाई गई सड़क, नाली, बाउंड्रीवॉल, साइट ऑफिस और गेट को ध्वस्त कर दिया गया। अधिकारियों ने स्पष्ट किया कि आगे भी यहाँ कार्रवाई जारी रहेगी। इसी क्रम में पारा क्षेत्र में आगरा एक्सप्रेसवे की सर्विस रोड पर महेंद्र यादव व अन्य द्वारा बिना मानचित्र स्वीकृति के सुरभि ढाबा नामक रेस्टोरेंट का संचालन किया जा रहा था। एलडीए की टीम ने इसे मौके पर ही सील कर दिया। देश और दुनिया की हर खबर समचरनामा डॉट कॉम पर राजनीती , खेल , मनोरंजन , बिज़नेस , देश , राज्य , विश्व , हेल्थ , टेक्नोलॉजी , विज्ञान ,अधात्यम , ज्योतिष , ट्रेवल आपकी दुनिया के हर पहलू की खबर सबसे पहले आप तक। Copyright © 2020 Samacharnama</w:t>
+        <w:t>Content: × किसानों के सम्मान में कसीदे पढ़ने से सरकारें कभी नहीं चूकतीं. किसानों को अन्नदाता और भगवान बताया जाता है, लेकिन खाद के लिए इन्ही किसानों पर डंडे बरसाए जाते हैं..!! किसान सम्मेलन और महासम्मेलन चुनावी एजेंडा हो सकता है, लेकिन खाद का समुचित इंतजाम हमेशा सरकारी लापरवाही का शिकार हो जाता है. कोई ऐसा साल नहीं जाता, जब उर्वरकों के लिए किसानों को सड़कों पर ना आना पड़ता हो. राज्य में उर्वरक के प्रबंधन और वितरण में इतना हंगामा क्यों होता है? मध्य प्रदेश में कृषि उत्पादन बढ़ता ही जा रहा है. खाद की कमी है या कालाबाजारी का जुआ खेला जा रहा है, यह बात समझना मुश्किल है. सरकार में कोई भी दल हो, कोई भी मुख्यमंत्री हो लेकिन किसानों को खाद का इंतजाम पर्याप्त कभी नहीं होता. नकली खाद का भी मुद्दा होता है. पहले भी केंद्रीय कृषि मंत्री मध्य प्रदेश से ही थे और अभी भी लंबे समय तक राज्य के मुख्यमंत्री रहे शिवराज सिंह चौहान केंद्रीय कृषि मंत्री हैं. नकली खाद बीज का भी मामला सामने आता है. किसान खेती के लिए प्रकृति पर निर्भर रहता है. जितनी अस्थिरता प्राकृतिक होती है, उससे ज्यादा सरकारी प्रबंधन के कारण उत्पन्न हो जाती है. खाद के मामले में राज्य के मुख्यमंत्री वितरण के लिए कलेक्टर को जिम्मेदार ठहरा रहे हैं. जब खाद ही उपलब्ध नहीं होगी तो फिर कोई भी कलेक्टर कितना भी प्रबंधन कर ले. राज्य के कृषि मंत्री के क्षेत्र में खाद के लिए किसानों का हंगामा और प्रशासन की कार्यवाही चिंतित करने वाली है. क्या इसमें कोई बाजार का गणित है? निजी डीलरों की इसमें भूमिका है. उर्वरकों का सरकारी क्षेत्र में प्रबंधन क्या असफल होता जा रहा है? खाद की कमी के कारण अन्न उत्पादन प्रभावित होना राष्ट्रीय अपराध की श्रेणी में आता है. इसके लिए जवाबदारी और जिम्मेदारी तय होना जरूरी है. किसानों पर जिस तरह से अन्याय और अमानवीयता बढ़ती जा रही है, उसके लिए मानव अधिकार आयोग ने भी सरकार से सवाल जवाब किया है. सरकारों में कृषि और सहकारिता विभाग किसानों के हित में काम करने के लिए होता है. इन्हीं विभागों की जिम्मेदारी विभिन्न फसलों में खाद की आवश्यकता का आंकलन, आपूर्ति और वितरण का प्रबंध करना आता है. मध्य प्रदेश विधानसभा के हाल ही में संपन्न सत्र में भारत के नियंत्रक महा लेखा परीक्षक द्वारा मध्य प्रदेश में उर्वरक के प्रबंधन एवं वितरण पर 31 मार्च 2022 को समाप्त वर्ष के लिए प्रतिवेदन प्रस्तुत किया गया है. इस प्रतिवेदन में जो कुछ लिखा गया है, वह आंख खोलने वाला है. पक्ष-विपक्ष दोनों के विधायकों ने इन प्रतिवेदनों को केवल सजा कर रख दिया होगा. इनका पढ़ने की अगर कोशिश की गई होती तो सरकारों और सरकारी सिस्टम की गलतियां, लापरवाही पता लग जाती. जब तक गलतियों का ही पता नहीं होगा, तब तक सुधार के बारे में तो सोचा ही नहीं जा सकता. नियंत्रक महा लेखा परीक्षक के प्रतिवेदन के अनुसार शासन की विभाग द्वारा भारत सरकार के निर्देशों के अनुसार प्रत्येक फसल मौसम के लिए उर्वरक की आवश्यकता का पर्याप्त रूप से आंकलन नहीं किया. बिना जिलों से जानकारी लिए आंकलन किया गया. परिणाम स्वरुप मांग आवश्यकता पर आधारित नहीं थी. जिलों की मिट्टी की स्थिति के आधार पर आंकलन नहीं किया गया. इसलिए उर्वरकों का असंतुलित उपयोग हुआ. जिसका असर मृदा स्वास्थ्य पर भी पड़ा. यह प्रतिवेदन यह भी कहता है, कि उर्वरक अधिक दर पर विक्रय किया गया. महालेखा परीक्षक का प्रतिवेदन यह भी कह रहा है, कि अमानक उर्वरकों को कई क्षेत्रों में वितरित करने पर प्रतिबंध नहीं लगाया गया. प्रतिवेदन के अनुसार राज्य जिला स्तर पर जारी उर्वरक व्यवसाय के लिए विनिर्माण, प्रमाण पत्रों और प्राधिकार पत्रों के नवीनीकरण की निगरानी के लिए कृषि विभाग द्वारा कोई ऑनलाइन तंत्र विकसित नहीं किया गया था. राज्य के प्रवर्तन अधिकारियों के स्वीकृत पदों में 40 से 76% पद रिक्त थे. जिससे उर्वरक नियंत्रण आदेश एवं आवश्यक वस्तु अधिनियम के प्रावधानों का लागू होना प्रभावित हुआ. महालेखा परीक्षक के प्रतिवेदन शासन के विभागों में सजावटी दस्तावेज के रूप में रख दिए जाते हैं. उनके आधार पर दोषी अधिकारियों की जिम्मेदारी तय नहीं होती. यह प्रतिवेदन बीजेपी और कांग्रेस दोनों सरकारों के कार्यकाल का है. प्रतिवेदन भले ही तीन साल पुराना हो लेकिन उर्वरक प्रबंधन और वितरण की वर्तमान व्यवस्था भी पुरानी ढर्रे पर ही संचालित होती दिखाई पड़ती है. किसान खाद के लिए पैसे दे रहा है. कोई उसे फ्री में खाद नहीं मिल रही है. कारण कोई भी हो खाद मांग और आपूर्ति में संतुलन जरूरी है. अगर किसी भी स्तर पर इसमें सिस्टम की लापरवाही साबित होती है, तो ऐसे मामले में इतना सख्त कदम उठाने जाना चाहिए, जो नजीर बन सके. एक भी अन्नदाता पर खाद के लिए किसी भी तरह का अन्याय सरकारों के लिए बदनुमा दाग है. खाद के प्रबंधन और वितरण की अराजकता को तत्काल दूर किया जाना चाहिए. कोई कितना भी सफल या साहसी नेता हो उसकी सफलता खाद वितरण की असफलता से आंकी जाएगी. © 2025 News Puran Designed by Web Soft Valley . All Rights Reserved</w:t>
       </w:r>
     </w:p>
     <w:p>
@@ -7390,7 +7390,7 @@
     </w:p>
     <w:p>
       <w:r>
-        <w:t>Title: कल दो गुटों के साथ कांग्रेस निकालेगी किसान न्याय यात्रा, जनसभा में उठाएंगे किसानों के मुद्दे</w:t>
+        <w:t>Title: Evening News</w:t>
       </w:r>
     </w:p>
     <w:p>
@@ -7402,13 +7402,13 @@
           <w:rPr>
             <w:color w:val="0000FF"/>
           </w:rPr>
-          <w:t>https://avnews.in/tomorrow-congress-will-take-out-farmers-with-two-groups-and-raise-farmers-issues-in-the-public-meeting/</w:t>
+          <w:t>https://www.newsonair.gov.in/bulletins-detail/evening-news-513/</w:t>
         </w:r>
       </w:hyperlink>
     </w:p>
     <w:p>
       <w:r>
-        <w:t>Content: चिमनगंज कृषि उपज मंडी की जनसभा में सचिन पायलट, जीतू पटवारी, दिग्विजयसिंह के शामिल होने की उम्मीद Thank you for reading this post, don't forget to subscribe! अक्षरविश्व न्यूज उज्जैन। शहर एवं जिला कांग्रेस में अध्यक्ष पद पर ताजपोशी का एक महीना गुजरने के बाद भी पार्टी की आंतरिक गुटबाजी थमने का नाम नहीं ले रही है। किसान न्याय और वोट अधिकार यात्रा के साथ शुक्रवार को बड़ा प्रदर्शन करने की तैयारी को लेकर पार्टी में दो गुट बन गए हैं। दोनों गुट आंदोलन को तो प्रभावशाली बनाने में जी-जान से जुटे हैं लेकिन अलग-अलग मंच के साथ। इसे लेकर शहर में चर्चा का दौर शुरू हो गया है। जिला कांग्रेस अध्यक्ष महेश परमार और शहर कांग्रेस अध्यक्ष मुकेश भाटी ने बताया कि शुक्रवार सुबह 11.30 बजे चिमनगंज मंडी में किसानों की परेशानी और वोटर अधिकार यात्रा को लेकर जनसभा आयोजित की जाएगी। किसानों की समस्याओं के साथ इसमें युवाओं को रोजगार , महिला सुरक्षा, गरीब-पिछड़ों को न्याय दिलाने के लिए आंदोलन का आगाज किया जाएगा। खराब सोयाबीन फसल का तत्काल सर्वे कराकर मुआवजा दिलाने की मांग भी की जाएगी। कांग्रेस के वरिष्ठ नेता करेंगे संबोधित जनसभा को राजस्थान के पूर्व उपमुख्यमंत्री सचिन पायलट, प्रदेश कांग्रेस प्रभारी हरीश चौधरी, प्रदेश कांग्रेस अध्यक्ष जीतू पटवारी, पूर्व मुख्यमंत्री दिग्विजय सिंह, नेता प्रतिपक्ष उमंग सिंघार, अरुण यादव, संजय दत्त, सज्जनसिंह वर्मा, कुणाल चौधरी, प्रियव्रतसिंह खींची, दिनेश जैन बोस, जयवर्धनङ्क्षसह, ओंकारसिंह मरकाम, कमलेश्वर पटेल संबोधित करेंगे। न्याय यात्रा भी निकालेंगे जनसभा के बाद, किसानों के साथ न्याय करो के नारे के साथ चिमनगंज मंडी से यात्रा शुरू होगी, जो विभिन्न मार्गों से होते हुए टॉवरचौक पहुंचेगी। बाबा साहेब की प्रतिमा पर माल्यार्पण के साथ यात्रा समाप्त होगी। कांग्रेस नेताओं का कहना है कि किसान खाद और यूरिया के लिए परेशान हैं। जिला, प्रदेश और देश में उन्हें लाठीचार्ज का सामना करना पड़ रहा है। मुख्यमंत्री के आदेश के बावजूद जिम्मेदार कलेक्टरों पर कार्रवाई नहीं हो रही है। किसान बिजली कटौती, सोयाबीन का उचित भाव न मिलने और फसल बीमा न मिलने जैसी समस्याओं से जूझ रहे हैं। इन मुद्दों को किसान न्याय यात्रा के जरिये उठाया जाएगा। इधर कांग्रेस में कलह जारी नाराज गुट बनाएगा जनसभा में अलग मंच: इधर कांग्रेस के संगठन सृजन अभियान के तहत जिलाध्यक्ष और शहर अध्यक्ष पद पर हुई नियुक्ति से नाराज नेताओं ने अलग मंच बनाकर किसान सम्मेलन करने का ऐलान किया है। इनका कहना है कि वे कांग्रेस के बड़े नेताओं का स्वागत तो करेंगे, लेकिन गलत तरीके से की गई संगठन सृजन नियुक्ति पर विरोध भी जताएंगे। कांग्रेस नेता हेमंतसिंह चौहान, विक्की यादव और दीपक मेहरा ने बताया कि मध्य प्रदेश में गलत संगठन सृजन हुआ है, जिसका जिक्र खुद राहुल गांधी ने भी दिल्ली में किया था। प्रदेश प्रभारी हरीश चौधरी और प्रदेश अध्यक्ष जीतू पटवारी के सामने इस मुद्दे को उठाया जाएगा। बैठक में डॉ. बटुकशंकर जोशी, चेतन यादव, माया त्रिवेदी, मुरली मोरवाल और महेश सोनी सहित कई वरिष्ठ नेता मौजूद थे। उन्होंने चेतावनी दी कि यदि उनकी बात नहीं सुनी गई, तो वे दिल्ली जाकर राष्ट्रीय अध्यक्ष मल्लिकार्जुन खडग़े और राहुल गांधी से मिलेंगे। पूरे जिले, प्रदेश और देश में किसान परेशान हैं। उनकी समस्याओं को हम पुरजोर तरीके से उठाएंगे। जनसभा में वोटर अधिकार पर भी बात होगी। दूसरा पक्ष भी हमारे ही साथ है। वह भी किसान हित और वोट चोरी का मुद्दा उठा रहा है। महेश परमार, कांग्रेस जिलाध्यक्ष हमारा विरोध संगठन और मुद्दे से नहीं है। हम भी विरोध प्रदर्शन में शामिल होंगे, लेकिन अलग मंच से। विवेक यादव, युवा कांग्रेस नेता AV News अक्षरविश्व का डिजिटल वर्जन हैं यहाँ आपको देश-विदेश, मध्य प्रदेश, इंदौर, उज्जैन, आगर मालवा आदि अन्य स्थानीय ख़बरों के साथ-साथ , खेल जगत, मनोरंजन, लाइफस्टाइल, टेक्नोलॉजी, करियर आदि लेख आपको नए कलेवर में मिलेंगे इसके अलावा आपको अक्षरविश्व e-paper भी उपलब्ध होगा। Contact Us: contact@avnews.com</w:t>
+        <w:t>Content: Download Mobile App Site Admin | September 16, 2025 9:53 PM THE HEADLINES:- &lt;&gt;&lt;&gt;&lt;&gt; Prime Minister of Mauritius Navinchandra Ramgoolam today called on President Droupadi Murmu at Rashtrapati Bhavan. Welcoming the Prime Minister and his delegation, the President said that Mauritius occupies a special place in India’s Neighbourhood First Policy, MAHASAGAR Vision and in India’s commitment to the Global South. The President said, the partnership and cooperation between the two nations has been growing steadily in every field. She was happy to note that India is supporting the developmental priorities of the Government of Mauritius and expressed confidence that the new Special Economic Package will be able to meet the needs of the government and people of Mauritius. President Murmu said, the projects, including hospitals, roads, port development, defence procurement and joint surveillance, will enhance infrastructure and will have a positive impact on the lives of people in the coming years. We have a report: “Prime Minister of Mauritius is concluding his eight day state visit today. Prime Minister Narendra Modi and his Mauritian counterpart Navinchandra Ramgoolam held delegation level talks in Varanasi and comprehensively reviewed the Enhanced Strategic Partnership between India and Mauritius. They also identified new opportunities to deepen collaboration across sectors of mutual interest that will drive shared prosperity for both countries, their peoples, and the region. The leaders also witnessed MoU exchanges spanning science, oceanography, power, hydrography, community development and Capacity Building. Mr Modi also announced a special economic package keeping in mind the needs and priorities of Mauritius. Mr Ramgoolam visited Mumbai, Varanasi, Ayodhya, Tirupati and Dehradun during the visit. Anupam Mishra, Akashvani, News Delhi.” &lt;&gt;&lt;&gt;&lt;&gt; India and the US have decided to intensify efforts to achieve early conclusion of a mutually beneficial Trade Agreement. A team of officials from the office of United States Trade Representative led by Chief Negotiator, India US Bilateral Trade Agreement negotiations Brendan Lynch visited India today. They held discussions with officials from Department of Commerce in New Delhi led by Special Secretary on India-US trade ties including on the India-US Bilateral Trade Agreement. Ministry of Commerce and Industry said, acknowledging the enduring importance of bilateral trade between India and the U.S., the discussions were positive and forward looking covering various aspects of the trade deal. &lt;&gt;&lt;&gt;&lt;&gt; Prime Minister Narendra Modi held a telephonic conversation with Prime Minister of Denmark, Mette Frederiksen today. In a social media post, Mr Modi said that both the nations have reaffirmed their strong commitment to strengthening the Green Strategic Partnership and to an early conclusion of the India-EU Free Trade Agreement. He also mentioned that the two countries have shared mutual interest in bringing an early end to the conflict in Ukraine. &lt;&gt;&lt;&gt;&lt;&gt; Home Minister Amit Shah today stressed that protecting the younger generation from drugs is vital for realising Prime Minister Narendra Modi’s vision of a developed India by 2047. Mr Shah was speaking after inaugurating the two-day National Conference of Anti-Narcotics Task Force Heads of States and Union Territories in New Delhi today. Emphasising that no country can progress well if its youth is not protected against drug abuse, the Home Minister exhorted authorities to take every possible step to make India a `drug-free nation’. “Prime Minister Narendra Modi presented a concept of building a great, fully developed India by 2047. To build such a nation, it is essential to protect our young generation from drugs. The concept of any great state and its foundation rests on its young generation. We have a huge young population. In case the drug abuse grows beyond a certain limit, it will take a long time to overcome its impact. Therefore, this is the time to fight strongly against druge abuse to prevent the destruction of lives and future generations.” &lt;&gt;&lt;&gt;&lt;&gt; Union Agriculture and Farmers’ Welfare Minister Shivraj Singh Chouhan announced that the national target for food grain production has been set at 362.50 million tonnes for the 2025-26 Rabi season. Mr Chouhan announced this in a press conference in New Delhi after he chaired discussions with state agriculture ministers during the National Conference on Agriculture – Rabi Campaign 2025. He assured that adequate seed stocks are available to meet the country’s requirements. &lt;&gt;&lt;&gt;&lt;&gt; Minister of State for Personnel, Public Grievances and Pensions Dr. Jitendra Singh launched the web portal for Special Campaign 5.0 for institutionalizing swachhata and minimizing pendency at government offices in New Delhi today. Addressing the press conference, the Minister said, these campaigns have institutionalised cleanliness and efficiency in governance. &lt;&gt;&lt;&gt;&lt;&gt; The Bharatiya Janata Party (BJP) will organize Service Fortnight- Sewa Pakhwada across the country from tomorrow on the occasion of Prime Minister Narendra Modi’s birthday. The Sewa Pakhwada will continue till the 2nd of October, the birth anniversary of Mahatma Gandhi and Lal Bahadur Shastri. The BJP said, Mr Modi has consistently underscored the importance of public service and social reforms, first as Gujarat Chief Minister and later as Prime Minister. &lt;&gt;&lt;&gt;&lt;&gt; Guided by the mantra of Seva and Sushasan, that is, Public Service and Good Governance, the Government, under Prime Minister Narendra Modi, has been working tirelessly to bring transformation and progress. Akashvani News brings for our listeners a Special Series- “Seva Parv”. In the series, today, we take a look at how Narendra Modi has positioned India as a global leader through the International Solar Alliance. From championing climate solutions to green energy, India has shaped international discourse while keeping its national interests first. PM Modi’s leadership has anchored these efforts in responsibility and inclusivity. This philosophy is best reflected in its climate action effort through the International Solar Alliance or ISA. ISA was launched at COP21 in Paris in November 2015 by Prime Minister Modi and French President François Hollande. With 120 member and signatory countries, the ISA aims to mobilise over one thousand billion dollars in solar investments by 2030.Inaugurating the first assembly of the International Solar Alliance in New Delhi, Mr Modi had said that International Solar Alliance has emerged as a big ray of hope for the world. With a special focus on Least Developed Countries and Small Island Developing States, the ISA seeks to drive low-carbon growth through cost-effective and transformational energy solutions. The ‘One Sun, One World, One Grid’ initiative, launched by India envisions a global solar grid. It aims to connect solar resources across regions from South Asia to Africa and Europe. &lt;&gt;&lt;&gt;&lt;&gt; On the Independence Day, from the ramparts of the Red Fort, Prime Minister Narendra Modi had announced the next generation of GST reforms. His vision was realized on the 3rd of this month, when the GST Council reduced tax rates in many sectors to ease the lives of citizens. Today, we take a look at the reforms undertaken in the agriculture sector. With the Next Generation GST Reforms, the government has provided major relief to the farmers by reducing taxes on tractors and its components. The government has brought down the GST on agricultural equipment like Tractors, harvesting machinery and composting machines from 12 percent to 5 percent marking a significant step in the agricultural sector. While the GST on tractor components has been slashed to 5 percent from the previous 18 percent. These GST reforms will ease the financial burden on farmers by lowering the cost of essential equipment and also help in boosting agricultural productivity. The new tax rates will come into effect from the 22nd of this month. With Saumya Sharan, Rohan, Akashvani News , Delhi. &lt;&gt;&lt;&gt;&lt;&gt; Heavy rains have caused widespread disruption across Uttarakhand, including in the state capital, Dehradun. According to the District Emergency Operations Center, 13 people have lost their lives in rain-related incidents, while 16 others are reported missing. More from our correspondent: “Torrential rain in Dehradun have caused heavy damage in areas of Maldevta, Sahastradhara, Majyara and Karligaad. Roads, bridges and both public and private properties have been severely affected by rain and landslides. With the help of NDRF and SDRF, 70 people stranded in Karligaad were successfully rescued. Chief Minister Pushkar Singh Dhami conducted an on-site inspection of the rain-affected areas in Dehradun today. He instructed officials to expedite the pace of relief and rescue operations. Prime Minister Narendra Modi and Union Home Minister Amit Shah spoke with the Chief Minister They assured all possible support from the central government. The Met Department has issued a warning of heavy rain in several districts of the state until September 20. Sakshi Singh, Akashvani News, Dehradun.” &lt;&gt;&lt;&gt;&lt;&gt; In Himachal Pradesh, widespread rainfall has been recorded across the state in the past 24 hours disrupting road traffic following multiple landslides. We have a report: “Widespread rainfall in Himachal Pradesh, triggered multiple landslides and tree falls in areas such as Himland, BCS, and Kachighati, where several vehicles were trapped under debris, and the city’s most crucial Cart Road was also blocked. Meanwhile, in Bragta village under Nihri tehsil of Dharampur, a massive landslide claimed the lives of two women and a child. Ritesh Kapoor, Akashvani News, Shimla.” Meanwhile, the India Meteorological Department has forecast heavy to very heavy rainfall in Uttarakhand, Bihar, East Uttar Pradesh, Sub Himalayan West Bengal and Sikkim. &lt;&gt;&lt;&gt;&lt;&gt; Benchmark domestic equity indices ended around 0.7 per cent higher today. The Sensex surged 595 points to cross the 82 thousand mark for the first time this month, closing at 82 thousand and 381, while Nifty advanced 170 points, to settle at 25 thousand 239. &lt;&gt;&lt;&gt;&lt;&gt; Team India vice captain Smriti Mandhana has reclaimed the top spot in the latest ICC Women’s Cricket ODI batting rankings. The opening batter dethroned England skipper Nat Sciver-Brunt after a fine half-century against Australia in the series opener on Sunday. Mandhana notched up 58 off 63 deliveries in the first ODI of the three-match series at New Chandigarh. This comes as a positive news for Team India as they gear up for the 13th edition of the ICC Women’s World Cup. &lt;&gt;&lt;&gt;&lt;&gt; In Badminton, Star India shuttler PV Sindhu has advanced to the women’s singles pre-quarterfinals of the China Masters in Shenzhen. Sindhu, the two-time Olympic medallist defeated Julie Dawall Jakobsen of Denmark in the first round to enter the Round of 16. &lt;&gt;&lt;&gt;&lt;&gt; THE HEADLINES ONCE AGAIN: – For details of these stories and more, log on to our website www.newsonair.gov.in and News On Air App. THAT IS ALL IN THE NEWS AT NINE. GOOD NIGHT. &lt;&gt;&lt;&gt;&lt;&gt; 1 hour ago 2 hours ago 1 hour ago 2 hours ago 1 hour ago Privacy Policy | Copyright © 2025 News On Air. All rights reserved Last Updated: 22nd Sep 2025 | Visitors: 1480625</w:t>
       </w:r>
     </w:p>
     <w:p>
@@ -7421,7 +7421,7 @@
     </w:p>
     <w:p>
       <w:r>
-        <w:t>Title: ‘Viksit Krishi Sankalp Abhiyan’ to guide production strategies for Rabi season</w:t>
+        <w:t>Title: Government Pledges Support to Flood-Hit Jammu Farmers</w:t>
       </w:r>
     </w:p>
     <w:p>
@@ -7433,13 +7433,13 @@
           <w:rPr>
             <w:color w:val="0000FF"/>
           </w:rPr>
-          <w:t>https://www.thehawk.in/news/economy-and-business/viksit-krishi-sankalp-abhiyan-to-guide-production-strategies-for-rabi-season</w:t>
+          <w:t>https://www.devdiscourse.com/article/headlines/3633348-government-pledges-support-to-flood-hit-jammu-farmers?amp</w:t>
         </w:r>
       </w:hyperlink>
     </w:p>
     <w:p>
       <w:r>
-        <w:t>Content: New Delhi, Sep 14 (IANS) Agricultural scientists from across the country are set to visit villages as part of the ‘Viksit Krishi Sankalp Abhiyan’ which is focused on Rabi crops, and meet farmers, provide essential information, listen to their issues and play a role in fulfilling Prime Minister Narendra Modi's 'Lab to Land' mantra. After the tremendous success of the first phase of the 'Viksit Krishi Sankalp Abhiyan,' the second phase of the campaign is set to begin under the leadership of Union Agriculture Minister Shivraj Singh Chouhan. As part of the campaign preparations, a two-day 'National Agricultural Conference — ‘Rabi Abhiyan 2025' — is being organised at Pusa Campus, New Delhi from September 15, according to the ministry. The two-day national conference for Rabi crops will provide a common platform for agricultural experts, scientists, policy makers, and senior representatives from state governments across the country, where preparations, production targets, and strategies related to the sowing season for Rabi 2025-26 will be deeply discussed. The conference will be chaired by Chouhan. On this occasion, agriculture ministers from several states, Union Secretary of Agriculture and Farmers’ Welfare, Director General of ICAR, and other officials from relevant central ministries and states will participate, the ministry informed. On the first day, officials from Central and state governments will discuss the important issues related to the Rabi crops. On September 16, all State Agriculture Ministers, the Union Agriculture Minister and the Ministers of State (MoS) will have detailed discussions, including in-depth review and contemplate on how to effectively deliver new technologies and seeds to farmers. All state representatives will participate with their teams, and for the first time, Krishi Vigyan Kendra scientists have also been invited, who will share regional experiences and challenges and help decide future strategies. The programme will include parallel technical sessions on various subjects. Experts, scientists, and state representatives will make presentations and practical solutions will emerge through open discussions. This conference will not only guide the action plan and production strategies for the Rabi 2025-26 season, but will also prove to be an important step towards increasing farmers' income, ensuring sustainable agriculture systems, and national food security. —IANS na/</w:t>
+        <w:t>Content: Devdiscourse News Desk| Rspura | India Union Agriculture Minister Shivraj Singh Chouhan toured the devastated agrarian landscapes of Jammu and Kashmir's R S Pura, pledging robust financial and logistical support. In light of late August floods, the government prioritizes refunding agricultural losses that now endanger the farmers' futures. During the visit, where heavy rains had devastated hectares of land, Chouhan underscored Prime Minister Modi’s dedication to alleviating farmers’ distress. Accompanied by a comprehensive ministerial team, Chouhan personally surveyed fields overwhelmed by sand deposits and crops, affirming that assessment reports will drive equitable relief distribution. Addressing both immediate and long-term relief, Chouhan cited existing measures and funds, vowing a coordinated approach with the state to mitigate challenges and restore agricultural viability. Internal and collaborative initiatives aim for speedy and significant recovery to safeguard the economic backbone of the region. (With inputs from agencies.) © Copyright 2025</w:t>
       </w:r>
     </w:p>
     <w:p>
@@ -7452,7 +7452,7 @@
     </w:p>
     <w:p>
       <w:r>
-        <w:t>Title: Ahead of PM Modi’s visit, Punjab AAP seeks Rs 20,000 crore flood relief package</w:t>
+        <w:t>Title: Wangsu for state-specific policy interventions for Himalayan states</w:t>
       </w:r>
     </w:p>
     <w:p>
@@ -7464,13 +7464,13 @@
           <w:rPr>
             <w:color w:val="0000FF"/>
           </w:rPr>
-          <w:t>https://mobilenews24x7.com/2025/natural-disaster/ahead-of-pm-modis-visit-punjab-aap-seeks-rs-20000-crore-flood-relief-package/</w:t>
+          <w:t>https://arunachaltimes.in/index.php/2025/09/17/wangsu-for-state-specific-policy-interventions-for-himalayan-states/</w:t>
         </w:r>
       </w:hyperlink>
     </w:p>
     <w:p>
       <w:r>
-        <w:t>Content: Chandigarh, Sep 8 : Ahead of Prime Minister Narendra Modi’s visit to flood-devastated Punjab, Aam Aadmi Party (AAP) President Aman Arora on Monday sought an announcement of a Rs 20,000 crore relief package during his visit. Arora told the media here that the state government and the people would welcome the Prime Minister with all humility and folded hands on Tuesday, but they expect him to announce immediate relief for the state. Reiterating the state’s demand for the release of Rs 60,000 pending dues, Cabinet minister Arora said, “If you (the Prime Minister) can send relief to Taliban in Afghanistan, why not to Punjab.” He said crops across 4.3 lakh acres have been destroyed in the floods, and hundreds of homes either collapsed or were severely damaged. A day earlier, Shiromani Akali Dal (SAD) President Sukhbir Badal demanded a Rs 20,000-crore package for flood relief and rehabilitation, besides a complete farm loan waiver for both farmers and ‘khet mazdoor’ to enable them to stand back on their feet. Talking to the media, the SAD chief said, “The nation owes it to the brave farmers of Punjab who ushered in the green revolution and made the state the food basket of the country, to stand with them in this hour of crisis.” “A Rs 20,000-crore package is necessary to compensate farmers for loss of crops and houses as well as relaying of roads and power infrastructure which has been destroyed by the floods,” he said. Prime Minister Modi will be visiting Punjab and Himachal Pradesh on Tuesday to take stock of the situation of monsoon fury that left a trail of widespread destruction in both northern states. Responding to the visit, Punjab BJP chief Sunil Jakhar said Prime Minister Modi “is deeply concerned about the flood situation in Punjab and is closely monitoring it”. Likewise, Himachal Pradesh’s Leader of Opposition (LoP) and former chief minister Jairam Thakur told the media that he would be going to Dharamsala on September 9 for the meeting of Prime Minister Modi to assess the loss in the state during the monsoon. The death toll in the state during the monsoon exceeded 350. LoP Thakur said he would apprise the Prime Minister about the loss and damage in areas where they have visited. Punjab BJP chief Jakhar said: “He (Modi) is visiting Punjab on September 9 to personally assess the local conditions and understand the ground realities to provide maximum assistance to the people of Punjab.” Earlier, Union Agriculture Minister Shivraj Singh Chouhan was sent to evaluate the situation in Punjab. “Two Central government teams, which visited to assess the damage caused by the floods in Punjab, are set to submit their reports to the central government after their tour. The Government of India stands firmly with the people of Punjab,” Jakhar wrote on X. It has been learnt that the Prime Minister, after casting his vote in the September 9 vice-presidential election in Delhi, is likely to land at Amritsar on Tuesday afternoon, and there he will hold a review meeting with state ministers and officials. Later, he will visit the nearby hill state of Himachal Pradesh. The Punjab government has estimated a loss of Rs 13,289 crore due to the floods. The figure was presented by the government to members of two Central inter-ministerial teams that have been touring the state to assess the damage. Punjab Revenue Minister Hardeep Singh Mundian said 1,996 villages across 22 districts have been impacted, affecting a population of 387,013. A total of 22,854 people have been rescued. The highest number of evacuations has been carried out in Gurdaspur district (5,581), followed by Fazilka (4,202), Ferozepur (3,888), Amritsar (3,260), Hoshiarpur (1,616), Pathankot (1,139), and Kapurthala (1,428). (IANS) Your email address will not be published. Required fields are marked * Comment * Name * Email * Website Save my name, email, and website in this browser for the next time I comment.</w:t>
+        <w:t>Content: ITANAGAR, 16 Sep: Agriculture Minister Gabriel D Wangsu stressed the need for state-specific policy interventions for Himalayan and hilly states, keeping in view their unique physio-geographic and agro-climatic conditions. Speaking at a national conference on ‘Agriculture – Rabi Campaign 2025’ in New Delhi on Tuesday, Wangsu urged the Centre to support the land terracing initiatives for soil and water conservation and expansion of cropped area, pointing out that no dedicated efforts have been made in this regard so far. The minister also reiterated the need for establishing agricultural science schools across the country to train educated unemployed youths in professional farming practices. He said that formal agricultural education would play a key role in attracting the young generation to farming. Wangsu also advocated creating a separate cadre, “Indian Agriculture &amp; Allied Services,” to streamline, standardize, and recognize the services of agricultural scientists. Union Agriculture &amp; Farmers’ Welfare Minister Shivraj Singh Chouhan, who chaired the conference, assured that the Centre would extend all support to flood-affected states and UTs and ensure timely disbursal of insurance benefits under the Pradhan Mantri Fasal Bima Yojana. He informed also that a team of central officers will be deputed to the states to work out modalities for implementation of key agricultural reforms, while considering the concerns of all stakeholders. The conference brought together agriculture ministers, senior officials, scientists, and stakeholders from across the country to deliberate on strategies for a successful rabi season. Earlier, addressing the gathering, the union agriculture minister announced that the production target for 2025-26 has been set at 362.50 million tonnes. He emphasized that there is adequate seed availability, with nearly 25 million metric tonnes available against the projected requirement of 22.9 million metric tonnes for rabi sowing. On fertiliser and nutrient supply, he assured that timely coordination with the Ministry of Chemicals and Fertilisers would ensure smooth distribution based on the states’ demands. Chouhan further announced that a ‘Viksit Krishi Sankalp Abhiyan’ for rabi crops will be launched on 3 October, with over 2,000 teams of scientists and officials visiting villages to provide farmers with timely knowledge and guidance, thereby strengthening the ‘Lab to Land’ initiative envisioned by the prime minister. He underlined the need to focus on enhancing productivity of pulses and oilseeds, in addition to maintaining India’s strong performance in rice and wheat production. “Special roadmaps will be prepared with states and UTs through dedicated workshops,” he said. The minister also highlighted the steps being taken to curb the menace of counterfeit agro-inputs, citing successful enforcement actions in states such as Rajasthan. The conference also witnessed special group deliberations on six key issues for agricultural growth, covering seeds, fertilisers, pulses and oilseeds productivity, risk management, crop diversification, and farmer outreach strategies. The event concluded with a collective resolve towards achieving national food security, with the theme ‘One Nation – One Agriculture – One Team’. ITANAGAR, 16 Sep: Agriculture Minister Gabriel D Wangsu stressed the need for state-specific policy interventions for Himalayan and hilly states, keeping in view their unique physio-geographic and agro-climatic conditions. Speaking at a national conference on ‘Agriculture – Rabi Campaign 2025’ in New Delhi on Tuesday, Wangsu urged the Centre to support the land terracing initiatives for soil and water conservation and expansion of cropped area, pointing out that no dedicated efforts have been made in this regard so far. The minister also reiterated the need for establishing agricultural science schools across the country to train educated unemployed youths in professional farming practices. He said that formal agricultural education would play a key role in attracting the young generation to farming. Wangsu also advocated creating a separate cadre, “Indian Agriculture &amp; Allied Services,” to streamline, standardize, and recognize the services of agricultural scientists. Union Agriculture &amp; Farmers’ Welfare Minister Shivraj Singh Chouhan, who chaired the conference, assured that the Centre would extend all support to flood-affected states and UTs and ensure timely disbursal of insurance benefits under the Pradhan Mantri Fasal Bima Yojana. He informed also that a team of central officers will be deputed to the states to work out modalities for implementation of key agricultural reforms, while considering the concerns of all stakeholders. The conference brought together agriculture ministers, senior officials, scientists, and stakeholders from across the country to deliberate on strategies for a successful rabi season. Earlier, addressing the gathering, the union agriculture minister announced that the production target for 2025-26 has been set at 362.50 million tonnes. He emphasized that there is adequate seed availability, with nearly 25 million metric tonnes available against the projected requirement of 22.9 million metric tonnes for rabi sowing. On fertiliser and nutrient supply, he assured that timely coordination with the Ministry of Chemicals and Fertilisers would ensure smooth distribution based on the states’ demands. Chouhan further announced that a ‘Viksit Krishi Sankalp Abhiyan’ for rabi crops will be launched on 3 October, with over 2,000 teams of scientists and officials visiting villages to provide farmers with timely knowledge and guidance, thereby strengthening the ‘Lab to Land’ initiative envisioned by the prime minister. He underlined the need to focus on enhancing productivity of pulses and oilseeds, in addition to maintaining India’s strong performance in rice and wheat production. “Special roadmaps will be prepared with states and UTs through dedicated workshops,” he said. The minister also highlighted the steps being taken to curb the menace of counterfeit agro-inputs, citing successful enforcement actions in states such as Rajasthan. The conference also witnessed special group deliberations on six key issues for agricultural growth, covering seeds, fertilisers, pulses and oilseeds productivity, risk management, crop diversification, and farmer outreach strategies. The event concluded with a collective resolve towards achieving national food security, with the theme ‘One Nation – One Agriculture – One Team’.</w:t>
       </w:r>
     </w:p>
     <w:p>
@@ -7483,7 +7483,7 @@
     </w:p>
     <w:p>
       <w:r>
-        <w:t>Title: प्रधानमंत्री का बाढ़ग्रस्त राज्यों का दौरा आज, राहत कार्यों पर नजर</w:t>
+        <w:t>Title: Paddy Bonus: धान के 'बोनस प्रेम' ने दलहन-तिलहन पर बढ़ाया संकट, तबाह कर रही वोट नीति</w:t>
       </w:r>
     </w:p>
     <w:p>
@@ -7495,13 +7495,13 @@
           <w:rPr>
             <w:color w:val="0000FF"/>
           </w:rPr>
-          <w:t>https://upkiran.org/Prime-Minister-visit-to-flood-affected-states-today-focus-on-relief-work</w:t>
+          <w:t>https://www.kisantak.in/knowledge/story/why-bonuses-for-paddy-are-hurting-india-food-goals-1278307-2025-09-16</w:t>
         </w:r>
       </w:hyperlink>
     </w:p>
     <w:p>
       <w:r>
-        <w:t>Content: Up Kiran, Digital Desk:प्रधानमंत्री नरेंद्र मोदी मंगलवार, 9 सितंबर को पंजाब और हिमाचल प्रदेश के बाढ़ प्रभावित क्षेत्रों का हवाई सर्वेक्षण करेंगे। इस दौरे का उद्देश्य दोनों राज्यों में आई आपदा की स्थिति का प्रत्यक्ष जायजा लेना है। प्रधानमंत्री बाढ़ से प्रभावित लोगों की स्थिति को समझने के साथ ही राहत और बचाव कार्यों की समीक्षा करेंगे।पंजाब: बाढ़ ने मचाई भारी तबाहीपंजाब में बाढ़ ने विकराल रूप ले लिया है। अब तक 46 लोगों की जान जा चुकी है, जबकि लाखों लोग सुरक्षित स्थानों की तलाश में अपना घर छोड़ने को मजबूर हो गए हैं। राज्य के 23 जिलों को बाढ़ग्रस्त घोषित किया गया है। नदियों का जलस्तर खतरे के निशान से ऊपर है, जिससे कई इलाकों में जनजीवन अस्त-व्यस्त हो गया है।खेतों में खड़ी फसलों को भी भारी नुकसान पहुंचा है। अनुमान है कि करीब 1.75 लाख हेक्टेयर कृषि भूमि पर खड़ी फसलें बर्बाद हो चुकी हैं। लगभग 2000 गांव प्रभावित हैं और करीब 3.90 लाख लोग किसी न किसी रूप में इस संकट का सामना कर रहे हैं।विशेषज्ञों की मानें तो यह बाढ़ 1988 के बाद राज्य की सबसे बड़ी आपदा मानी जा रही है। केंद्रीय कृषि मंत्री शिवराज सिंह चौहान पहले ही प्रभावित इलाकों का दौरा कर चुके हैं और केंद्र सरकार की ओर से मदद का आश्वासन दे चुके हैं।प्रधानमंत्री का कार्यक्रमजानकारी के अनुसार प्रधानमंत्री सबसे पहले पंजाब के गुरदासपुर पहुंचेंगे। यहां वे स्थानीय प्रशासन और आपदा प्रबंधन एजेंसियों के अधिकारियों से मुलाकात करेंगे। एनडीआरएफ, एसडीआरएफ और अन्य राहत टीमों के साथ बैठक कर बचाव कार्यों की जानकारी लेंगे। इसके साथ ही वे प्रभावित नागरिकों से मिलकर उनकी समस्याओं को भी समझेंगे।प्रधानमंत्री का उद्देश्य है कि जिन इलाकों में हालात ज्यादा गंभीर हैं वहां तत्काल मदद पहुंचाई जाए और राहत कार्यों की निगरानी सीधे केंद्र स्तर से की जाए।हिमाचल प्रदेश की स्थितिपंजाब के बाद प्रधानमंत्री हिमाचल प्रदेश का भी दौरा करेंगे। वहां वे चंबा, मंडी, कुल्लू और कांगड़ा जिलों का हवाई सर्वेक्षण करेंगे। इन क्षेत्रों में भारी बारिश के चलते सड़कों, पुलों और घरों को काफी नुकसान हुआ है। मुख्यमंत्री सुखविंदर सिंह सुखू ने बताया कि प्रधानमंत्री को प्रदेश में हुई क्षति की विस्तृत जानकारी दी जाएगी। साथ ही, केंद्र से अतिरिक्त राहत राशि की मांग भी की जाएगी।राज्य सरकार का प्रयास है कि जितनी जल्दी हो सके, प्रभावित लोगों को पुनर्वास की सुविधा मिले और सामान्य जीवन बहाल किया जा सके। Up Kiran, Digital Desk:प्रधानमंत्री नरेंद्र मोदी मंगलवार, 9 सितंबर को पंजाब और हिमाचल प्रदेश के बाढ़ प्रभावित क्षेत्रों का हवाई सर्वेक्षण करेंगे। इस दौरे का उद्देश्य दोनों राज्यों में आई आपदा की स्थिति का प्रत्यक्ष जायजा लेना है। प्रधानमंत्री बाढ़ से प्रभावित लोगों की स्थिति को समझने के साथ ही राहत और बचाव कार्यों की समीक्षा करेंगे। पंजाब में बाढ़ ने विकराल रूप ले लिया है। अब तक 46 लोगों की जान जा चुकी है, जबकि लाखों लोग सुरक्षित स्थानों की तलाश में अपना घर छोड़ने को मजबूर हो गए हैं। राज्य के 23 जिलों को बाढ़ग्रस्त घोषित किया गया है। नदियों का जलस्तर खतरे के निशान से ऊपर है, जिससे कई इलाकों में जनजीवन अस्त-व्यस्त हो गया है। खेतों में खड़ी फसलों को भी भारी नुकसान पहुंचा है। अनुमान है कि करीब 1.75 लाख हेक्टेयर कृषि भूमि पर खड़ी फसलें बर्बाद हो चुकी हैं। लगभग 2000 गांव प्रभावित हैं और करीब 3.90 लाख लोग किसी न किसी रूप में इस संकट का सामना कर रहे हैं। विशेषज्ञों की मानें तो यह बाढ़ 1988 के बाद राज्य की सबसे बड़ी आपदा मानी जा रही है। केंद्रीय कृषि मंत्री शिवराज सिंह चौहान पहले ही प्रभावित इलाकों का दौरा कर चुके हैं और केंद्र सरकार की ओर से मदद का आश्वासन दे चुके हैं। जानकारी के अनुसार प्रधानमंत्री सबसे पहले पंजाब के गुरदासपुर पहुंचेंगे। यहां वे स्थानीय प्रशासन और आपदा प्रबंधन एजेंसियों के अधिकारियों से मुलाकात करेंगे। एनडीआरएफ, एसडीआरएफ और अन्य राहत टीमों के साथ बैठक कर बचाव कार्यों की जानकारी लेंगे। इसके साथ ही वे प्रभावित नागरिकों से मिलकर उनकी समस्याओं को भी समझेंगे। प्रधानमंत्री का उद्देश्य है कि जिन इलाकों में हालात ज्यादा गंभीर हैं वहां तत्काल मदद पहुंचाई जाए और राहत कार्यों की निगरानी सीधे केंद्र स्तर से की जाए। पंजाब के बाद प्रधानमंत्री हिमाचल प्रदेश का भी दौरा करेंगे। वहां वे चंबा, मंडी, कुल्लू और कांगड़ा जिलों का हवाई सर्वेक्षण करेंगे। इन क्षेत्रों में भारी बारिश के चलते सड़कों, पुलों और घरों को काफी नुकसान हुआ है। मुख्यमंत्री सुखविंदर सिंह सुखू ने बताया कि प्रधानमंत्री को प्रदेश में हुई क्षति की विस्तृत जानकारी दी जाएगी। साथ ही, केंद्र से अतिरिक्त राहत राशि की मांग भी की जाएगी। राज्य सरकार का प्रयास है कि जितनी जल्दी हो सके, प्रभावित लोगों को पुनर्वास की सुविधा मिले और सामान्य जीवन बहाल किया जा सके। --Advertisement-- Copyright © 2025 UP Kiran</w:t>
+        <w:t>Content: भारत सरकार ने एक बहुत बड़ा और खास सपना देखा था - खाने के तिलहन और दलहन के मामले में देश को आत्मनिर्भर बनाने का. इसके लिए एक सीधा-सादा प्लान बनाया गया. धान की खेती का क्षेत्र लगभग 50 लाख हेक्टेयर कम किया जाए और उस जमीन पर दालों और तिलहनी फसलों को उगाया जाए. इस योजना के पीछे की सोच बहुत गहरी थी. पहला, हर साल हमें लाखों करोड़ रुपये का तेल और दालें विदेशों से खरीदनी पड़ती हैं, जिससे देश का पैसा बाहर जाता है. दूसरा, धान की फसल में बहुत ज्यादा पानी लगता है, जिससे जमीन के नीचे का पानी तेजी से खत्म हो रहा है, खासकर पंजाब और हरियाणा जैसे राज्यों में. तीसरा, लगातार एक ही फसल उगाने से मिट्टी की ताकत भी कम हो रही है. लेकिन जब इस साल खरीफ सीजन के नतीजे सामने आए, तो वे उम्मीदों से बिलकुल उल्टे थे. दालों और तिलहन की खेती का क्षेत्र बढ़ने के बजाय, इस साल धान की खेती का रकबा बढ़कर 438.51 लाख हेक्टेयर तक पहुxच गया है, जो न केवल पिछले साल के 430.06 लाख हेक्टेयर से 9.45 लाख हेक्टेयर अधिक है, बल्कि धान की सामान्य खेती क्षेत्र (403.09 लाख हेक्टेयर) से 8% से भी ज़्यादा है. यह बढ़ोतरी उस तस्वीर के बिल्कुल विपरीत है जो दलहन और तिलहन में दिख रही है. एक तरफ जहां तिलहन की खेती का रकबा 5% घट गया है, वहीं दलहन के रकबे में सिर्फ़ मामूली सी बढ़त हुई है. यह दिखाता है कि तमाम कोशिशों के बावजूद, किसान धान की तरफ़ ज़्यादा आकर्षित हो रहे हैं. यह देखकर केंद्रीय कृषि मंत्री शिवराज सिंह चौहान ने भी गहरी नाराजगी जताई और कहा कि अगर यही हाल रहा तो दलहन और तिलहन आत्मनिर्भर भारत' का सपना सिर्फ सपना ही रह जाएगा. जब देश की नीति फसल विविधीकरण की है, तो किसान धान की ओर और क्यों खिंचते चले गए? इस सवाल का जवाब हाल ही में भारत सरकार के कृषि सचिव देवेश चतुर्वेदी ने दिया, और उन्होंने सीधे तौर पर राज्य सरकारों की नीतियों की ओर इशारा किया. उन्होंने स्पष्ट कहा कि जब तक राज्य धान पर एमएसपी के ऊपर बोनस का 'चुंबकीय आकर्षण' बनाए रखेंगे, तब तक किसानों को दलहन-तिलहन की ओर मोड़ना कठिन हो जाता है. उनका इशारा साफ था कि बोनस को सही जगह लगाएं. उनका कहना है कि राज्य सरकारों को यह साफ निर्देश दिया जाना चाहिए कि अगर वे किसानों को कोई बोनस या प्रोत्साहन राशि देना चाहती हैं, तो वह धान पर नहीं, बल्कि दलहन, तिलहन या दूसरी वैकल्पिक फसलों पर दें. अगर ₹900 का बोनस धान की जगह अरहर या सरसों पर मिले, तो किसान खुद-ब-खुद इन फसलों की ओर आकर्षित होगा. एक किसान का गणित भी होता है जिसमें वही फसल उगाना चाहता है जिसमें उसे कम से कम जोखिम और ज्यादा से ज्यादा फायदा दिखे. यहीं पर धान की फसल बाकी सभी फसलों पर भारी पड़ जाती है, और इसकी सबसे बड़ी वजह है राज्यों का 'बोनस प्रेम'. केंद्र सरकार फसलों के लिए एक न्यूनतम समर्थन मूल्य (MSP) तय करती है. यह एक तरह की गारंटी है कि अगर बाजार में फसल का दाम गिर भी जाए, तो सरकार किसान से उस फसल को एक तय कीमत पर खरीदेगी. लेकिन कई राज्य सरकारें, खासकर छत्तीसगढ़ और तेलंगाना, अपने राजनीतिक फायदे के लिए धान पर MSP के ऊपर एक बड़ी रकम बोनस के तौर पर देती हैं. अगर केंद्र ने धान का MSP ₹2200 प्रति क्विंटल तय किया है और राज्य सरकार उस पर ₹900 का बोनस दे दे, तो किसान को धान का भाव ₹3100 प्रति क्विंटल मिलता है. वहीं, अरहर या मूंग जैसी दालों पर उसे सिर्फ MSP के आसपास का ही भाव मिलने की उम्मीद होती है. ऐसे में कोई भी किसान धान ही उगाना चाहेगा. यह बोनस धान की खेती को एक 'सुपर-सेफ' और 'सुपर-प्रॉफिटेबल' विकल्प बना देता है, जिसके आगे कोई दूसरी फसल टिक ही नहीं पाती है. केंद्र सरकार भविष्य को देख रही है. वह हर साल खाने के तेल के आयात पर खर्च होने वाले डेढ़ लाख करोड़ रुपये से ज्यादा की विदेशी मुद्रा बचाना चाहती है. इसलिए, वह चाहती है कि किसान अलग-अलग तरह की फसलें उगाएं. राज्यों का ध्यान अक्सर तात्कालिक राजनीतिक लाभ पर होता है. धान उगाने वाले किसान एक बहुत बड़ा और संगठित वोट बैंक हैं. उन्हें MSP पर बोनस देकर खुश रखना चुनाव जीतने का एक आसान तरीका माना जाता है. इस प्रक्रिया में, वे देश के लंबे समय के लक्ष्यों और पर्यावरण की चिंताओं को अनदेखा कर देते हैं. इसी को 'बोनस पॉलिटिक्स' कहा जा रहा है, जो देश की आत्मनिर्भरता की राह में सबसे बड़ा रोड़ा बन गई है. भारत में गेहूं और धान के लिए सरकारी खरीद का एक बहुत मजबूत और दशकों पुराना ढांचा बना हुआ है. किसान को यह पक्का यकीन होता है कि उसकी फसल पैदा होते ही सरकारी एजेंसियां उसे खरीद लेंगी और पैसा सीधा खाते में आ जाएगा. इसके ठीक उल्टा, दालों और तिलहन के लिए खरीद का नेटवर्क आज भी बहुत कमजोर है. किसान को हमेशा यह डर सताता है कि अगर उसने मूंग या सोयाबीन उगा भी लिया, तो उसे बेचने के लिए बाजार में भटकना पड़ेगा और शायद सही दाम भी न मिले. यह अनिश्चितता उसे जोखिम लेने से रोकती है. इस लिए कृषि मंत्री शिवराज सिंह ने दलहन तिलहन मिशन में दलहन तिलहन की प्रोसेसिंग की बात कही है जिसके लिए किसानों को प्रोत्साहित करने के लिए काम करना होगा. किसानों का दालों और तिलहन से दूर भागने का कारण सिर्फ धान का आकर्षण ही नहीं है, बल्कि इन फसलों के साथ जुड़ी अपनी कुछ व्यावहारिक समस्याएं भी हैं, जिन्हें दूर करने की कोशिशें अभी तक कामयाब नहीं हुई हैं. जैसा कि बताया गया, खरीद की गारंटी न होने के कारण दालों और तिलहन की कीमतें पूरी तरह बाजार के भरोसे रहती हैं. जिस साल पैदावार अच्छी होती है, बाजार में फसल की आवक बढ़ जाती है और कीमतें धड़ाम से नीचे गिर जाती हैं. इससे किसानों को लागत निकालना भी मुश्किल हो जाता है. धान की फसल के लिए जितने उन्नत, अधिक पैदावार वाले और बीमारी से लड़ने वाले बीज उपलब्ध हैं, उतने दालों और तिलहन के लिए नहीं हैं. किसानों को आज भी पुरानी किस्मों पर निर्भर रहना पड़ता है, जिससे पैदावार कम होती है और मुनाफा घट जाता है. एक तरफ धान की फसल है, जो किसान को एक सुनिश्चित आमदनी का वादा करती है. वहीं दूसरी तरफ दालों और तिलहन की फसलें हैं, जिनमें अनिश्चितता बनी रहती है. किसान यह जोखिम उठाने के लिए तभी तैयार होगा, जब उसे धान से भी ज्यादा स्पष्ट और बड़ा आर्थिक लाभ दिखाई दे. Copyright©2025 Living Media India Limited. For reprint rights: Syndications Today होम वीडियो न्यूज़ स्कीम मेन्यू Add Kisan Tak to Home Screen</w:t>
       </w:r>
     </w:p>
     <w:p>
@@ -7514,7 +7514,7 @@
     </w:p>
     <w:p>
       <w:r>
-        <w:t>Title: कृषि मंत्री रामविचार नेताम दिल्ली दौरे पर</w:t>
+        <w:t>Title: PM Kisan 21st Installment: बाढ़ प्रभावित किसानों को मिलेगी विशेष राहत, जारी हुआ बड़ा ऐलान</w:t>
       </w:r>
     </w:p>
     <w:p>
@@ -7526,13 +7526,13 @@
           <w:rPr>
             <w:color w:val="0000FF"/>
           </w:rPr>
-          <w:t>https://jantaserishta.com/local/chhattisgarh/agriculture-minister-ramvichar-netam-on-delhi-tour-4264726</w:t>
+          <w:t>https://rightnewsindia.com/pm-kisan-21st-installment-flood-affected-farmers-will-get-special-relief/</w:t>
         </w:r>
       </w:hyperlink>
     </w:p>
     <w:p>
       <w:r>
-        <w:t>Content: रायपुर। नई दिल्ली के पूसा स्थित भारत रत्न सी. सुब्रमण्यम सभागार में 15 और 16 सितंबर को दो दिवसीय ‘राष्ट्रीय कृषि सम्मेलन -‘रबी अभियान 2025‘ का आयोजन होगा। राष्ट्रीय स्तर के इस सम्मेलन में छत्तीसगढ़ के कृषि विकास एवं कल्याण मंत्री राम विचार नेताम शामिल होंगे। मंत्री नेताम इस मौके पर मुख्यमंत्री विष्णु देव साय के नेतृत्व में प्रदेश में किसानों के हित में लिए गए निर्णयों, नीतियों और विकास कार्यो के साथ-साथ केंद्र और राज्य सरकार द्वारा संचालित योजनाओं की प्रगति की जानकारी भी देगें। इस सम्मेलन में देशभर के कृषि विशेषज्ञों, वैज्ञानिकों, नीति-निर्धारकों और राज्यों के प्रतिनिधी शामिल होंगे। केंद्रीय कृषि मंत्री शिवराज सिंह चौहान की अध्यक्षता में होने वाले इस आयोजन में राज्यों के कृषि मंत्री, आईसीएआर के महानिदेशक, कृषि विज्ञान केंद्रों के वैज्ञानिक और वरिष्ठ अधिकारी शामिल होंगे।</w:t>
+        <w:t>Content: To subscribe, simply enter your email address on our website or click the subscribe button below. Don't worry, we respect your privacy and won't spam your inbox. Your information is safe with us. Share India News: केंद्रीय कृषि मंत्री शिवराज सिंह चौहान ने पीएम किसान योजना की 21वीं किस्त को लेकर एक महत्वपूर्ण घोषणा की है। इस घोषणा के तहत बाढ़ से प्रभावित किसानों को विशेष राहत प्रदान की जाएगी। यह निर्णय देश भर के करोड़ों किसानों के लिए बेहद महत्वपूर्ण साबित होगा। जम्मू-कश्मीर के बाढ़ग्रस्त इलाकों का दौरा करने के बाद केंद्रीय मंत्री ने यह घोषणा की। उन्होंने स्पष्ट किया कि जिन किसानों के पास जमीन पर मालिकाना हक नहीं है लेकिन वे खेती करते हैं, उन्हें भी योजना का लाभ मिलेगा। इसके लिए राज्य सरकारों को सत्यापन रिपोर्ट तैयार करनी होगी। केंद्रीय मंत्री ने जम्मू-कश्मीर के बाढ़ प्रभावित किसानों के लिए तत्काल एक किस्त जारी करने का भी वादा किया। यह कदम प्राकृतिक आपदा से प्रभावित किसानों की मदद के लिए उठाया गया है। सरकार का यह निर्णय किसान हितैषी नीतियों को दर्शाता है। जम्मू-कश्मीर केअलावा हिमाचल प्रदेश और पंजाब के बाढ़ प्रभावित किसानों को भी इस योजना का लाभ मिलेगा। इन राज्यों के किसानों को अगली किस्त समय से पहले प्राप्त हो जाएगी। सरकार ने प्राकृतिक आपदा से निपटने के लिए यह विशेष व्यवस्था की है। बाढ़ से प्रभावित सभी क्षेत्रों के किसानों को इसका लाभ मिलने की उम्मीद है। सरकार ने राज्यों से संबंधित दस्तावेजों की जल्द से जल्द जांच पूरी करने का निर्देश दिया है। इससे पात्र किसानों को शीघ्र लाभ मिल सकेगा। उत्तर प्रदेश, बिहार और अन्य राज्यों के किसानों के लिए अभी कोई आधिकारिक घोषणा नहीं की गई है। इन राज्यों के किसानों को 21वीं किस्त की प्रतीक्षा है। सरकार से अपेक्षा की जा रही है कि शीघ्र ही सभी किसानों को किस्त मिलने का रास्ता साफ होगा। विशेषज्ञों का मानना है कि बाढ़ प्रभावित क्षेत्रों को प्राथमिकता देने के बाद अन्य राज्यों के किसानों को भी लाभ मिलेगा। सरकार की योजना सभी पात्र किसानों तक समय पर धनराशि पहुंचाने की है। इसके लिए आवश्यक प्रक्रियाएं तेज गति से चल रही हैं। पीएम किसान योजना के लाभार्थी आधिकारिक वेबसाइट pmkisan.gov.in पर अपना स्टेटस चेक कर सकते हैं। इसके लिए आधार नंबर, मोबाइल नंबर या बैंक खाता संख्या का उपयोग किया जा सकता है। वेबसाइट पर लाभार्थी सूची भी उपलब्ध है। लाभार्थी अपने गांव और ब्लॉक स्तर पर सूची देख सकते हैं। स्टेटस चेक करने पर पता चल जाता है कि कितनी किस्तें प्राप्त हुई हैं और अगली किस्त कब तक आएगी। किसी भी प्रकार की समस्या होने पर उसका कारण भी जाना जा सकता है। सरकार ने इस योजना के तहत अब तक कई किस्तें जारी की हैं। हर किस्त किसानों के लिए आर्थिक सहायता का महत्वपूर्ण स्रोत साबित होती है। इससे किसानों की आय में वृद्धि होती है और खेती संबंधी जरूरतों को पूरा करने में मदद मिलती है। Read more Right News India - Where voices unite, stories flourish, and community thrives through open dialogue and meaningful connections. Company Trending Popular © Right News India. All Rights Reserved.</w:t>
       </w:r>
     </w:p>
     <w:p>
@@ -7545,7 +7545,7 @@
     </w:p>
     <w:p>
       <w:r>
-        <w:t>Title: शिव की शरण में पहुंचे शिवराज सिंह चौहान, पचमढ़ी की वादियों में बंदर का किया फोटो शूट</w:t>
+        <w:t>Title: शिवराज सिंह चौहान बोले- जिसके खेत, उसकी रेत:जम्मू के बाढ़ग्रस्त इलाकों में पहुंचे केंद्रीय कृषि मंत्री ने कहा- राज्य सरकार किसानों के लिए व्यवस्था करे</w:t>
       </w:r>
     </w:p>
     <w:p>
@@ -7557,13 +7557,13 @@
           <w:rPr>
             <w:color w:val="0000FF"/>
           </w:rPr>
-          <w:t>https://makdaiexpress24.com/shivraj-singh-chauhan-reached-shivas-shelter-a-photo-shoot-of-a-monkey-in-pachmarhis-litigants/</w:t>
+          <w:t>https://www.bhaskar.com/amp/local/mp/bhopal/news/there-should-be-a-system-for-farmers-to-sell-the-sand-from-their-fields-themselves-135959821.html</w:t>
         </w:r>
       </w:hyperlink>
     </w:p>
     <w:p>
       <w:r>
-        <w:t>Content: Makdai Express24 - Hindi News Portal पचमढ़ी। केंद्रीय कृषि मंत्री और मध्य प्रदेश के पूर्व मुख्यमंत्री शिवराज सिंह चौहान शनिवार को हिल स्टेशन पचमढ़ी पहुंचे। अपनी पत्नी साधना सिंह के साथ निजी यात्रा पर आए शिवराज सिंह चौहान शाम को पचमढ़ी के बड़ा महादेव मंदिर पहुंचे। भगवान महादेव की शरण में पहुंचकर शिवराज सिंह ने पत्नी साधना सिंह के साथ विधि विधान से पूजा अर्चना की। वहीं कुछ देर मंदिर परिसर में भी रुके। - Install Android App - बंदर की फोटे खींच केप्शन में लिखा, खींच मेरी फोटो इसी दौरान बड़ा महादेव मंदिर परिसर में कुछ बंदर केंद्रीय कृषि मंत्री के सामने पहुंच गए। यहां रुक कर बंदरों की उछल कूद भी उन्होंने देखी। यहां ली गई एक छोटे बंदर की फोटो के साथ शिवराज सिंह ने सोशल मीडिया पर पोस्ट भी किया, जिसमें लिखा ‘खींच मेरी फोटो’ बंदर की यह फोटो सोशल मीडिया पर खूब वायरल हो रही है। यूजर्स ने तरह-तरह की प्रतिक्रियाएं दी। मुख्यमंत्री निवास में ठहरे शिवराज सिंह हिल स्टेशन पचमढ़ी में रिमझिम बारिश के बीच शनिवार शाम को केंद्रीय कृषि मंत्री शिवराज सिंह चौहान रवि शंकर भवन में पहुंचे, जो मुख्यमंत्री का आधिकारिक निवास कहलाता है। रवि शंकर भवन पहुंचने पर पिपरिया एसडीएम ने उनकी अगवानी की। हर एक खबर जरा हटकर लिखित एवं सच्चा दस्तावेज। Prev Post प्रदेश में 17 सितम्बर से 2 अक्टूबर तक आयोजित होगा ‘‘स्वस्थ नारी सशक्त परिवार’’ अभियान, अभियान के संचालन हेतु बैठक सम्पन्न Next Post प्रदेश में पर्यटन को नई पहचान दिलाने हो रहे हैं निरंतर कार्य : मुख्यमंत्री डॉ. यादव 1 2 4 3 5 6 7 8 10 11 12 13 14 15 16 17 18 19 20 21 22 Final 1 2 3 4 5 6 7 8 9 10 11 12 13 14 15 16 17 18 19 1 2 3 4 5 6 7 8 9 10 11 12 13 14 15 16 17 18 19 20 21 22 23 24 25 26 27 28 29 30 31 32 1 2 3 4 5 6 7 8 9 10 11 12 13 14 15 16 17 18 19 20 21 22 23 24 25 26 27 28 29 30 31 32 33 34 35 36 37 38 39 40 41 42 43 44 45 20 19 18 17 16 15 14 13 12 11 10 9 8 7 6 5 4 3 2 1 मकड़ाई एक्सप्रेस24 एक उद्देश्य और निष्पक्ष पोर्टल होने का वादा करता है, जहां पाठकों को सबसे अच्छी जानकारी, हाल के तथ्यों और मनोरंजक समाचार उपलब्ध कराये जाते हैं। समाचार पोर्टल के माध्यम से हम निष्पक्षता से हर ताज़ा खबरों से अपने पाठकों को अवगत कराते हैं। Popular News Mahila Samman Savings Certificate Yojana: महिला सम्मान बचत… Ladli Behna Yojana: इन बहनों को नहीं मिलेगी अगली किस्त,… Welcome, Login to your account. Recover your password. A password will be e-mailed to you.</w:t>
+        <w:t>Content: केन्द्रीय कृषि मंत्री शिवराज सिंह चौहान जम्मू कश्मीर के बाढ़ग्रस्त इलाकों में निरीक्षण करने पहुंचे। शिवराज सिंह चौहान ने आरएसपुरा के ग्राम बडयाल ब्राह्मण में बाढ़ प्रभावित किसान भाई-बहनों के साथ संवाद करते हुए राहत की घोषणाएं की। केंद्रीय कृषि एवं किसान कल्याण और ग्रामीण विकास मंत्री शिवराज सिंह चौहान ने कहा कि केंद्र सरकार, राज्य सरकार के साथ मिलकर प्रधानमंत्री नरेंद्र मोदी के आशीर्वाद से इस आपदा से किसानों को निकालकर ले जाएगी। होम मिनिस्ट्री, जल शक्ति विभाग, ग्रामीण विकास, कृषि सहित सभी विभागों की टीम आई है। इन्होंने सर्वे किया है, वो अपनी रिपोर्ट देगी। नुकसान का आकलन चल रहा है। राज्य सरकार का ज्ञापन आएगा, इसके बाद हम राहत देने में कोई कसर नहीं छोड़ेंगे। किसान अपने खेत की रेत बेचें, राज्य सरकार यह व्यवस्था करे शिवराज ने कहा कि कुछ काम ऐसे हैं, जो राज्य सरकार को करना है। हम आपदा में कोई राजनीति नहीं करेंगे। पहला काम है गरीबों को संकट से बाहर निकालना। रेत के मामले में राज्य स्तर पर फैसला कर लेना चाहिए कि जिसका खेत, उसकी रेत। रेत बची है, तो वही दे दो, यहां माइनिंग के नियम लागू न हों। शिवराज सिंह चौहान ने कहा- जिसका खेत, उसकी रेत, किसान अपने-अपने खेतों की रेत बेचें, ये व्यवस्था करना चाहिए। एनडीआरएफ के प्रावधानों को लागू करेंगे केन्द्रीय कृषि मंत्री ने कहा कि एनडीआरएफ के अंतर्गत जो प्रावधान हैं, उनको हम लागू करेंगे। राज्य सरकार को केंद्र सरकार राशि देती है, जिसमें 75% हिस्सा केंद्र और 25% राज्य सरकार का होता है। आपदा प्रबंधन के लिए राज्य सरकार के पास लगभग 2499 करोड़ रुपए है, उसका उपयोग सरकार करेगी। इसके अलावा जो जरूरत होगी, केंद्र सरकार उसके लिए सहायता करेगी। फसलों के नुकसान की भरपाई करेंगे शिवराज ने कहा कि एनडीआरएफ के तहत भगवान न करे, लेकिन कोई जान यदि चली जाए, तो 4 लाख रुपए की सहायता दी जाती है, विकलांग होने पर 74 हजार रुपए की राशि दी जाती है। गाद निकालना हो, 18 हजार रुपए प्रति हेक्टेयर का प्रावधान है। पहाड़ खिसकने से निक्सन होने पर सीमांत किसानों को 47 हजार रुपए देने का प्रावधान है। मिर्च और धान जैसी फसल का नुकसान हुआ है, बीमित किसानों के नुकसान की पूरी भरपाई करने की कोशिश करेंगे। राहत की राशि के अलावा हम फसल बीमा योजना की राशि देंगे। सब्जी, बागवानी फसलों पर 17 हजार रुपए प्रति हेक्टेयर का प्रावधान सब्जी और बागवानी फसल के लिए सिंचित क्षेत्र में 17 हजार रुपए प्रति हेक्टेयर का प्रावधान है, कृषि वानिकी के लिए 22,500 रुपए प्रति हेक्टेयर का प्रावधान है। ये राशि राज्य सरकार के द्वारा बंटना है। दुधारू पशु के नुकसान पर 37500 रुपए, घोड़ा और बैल के नुकसान पर 32 हजार रुपए, बछड़ा, टट्टू और खच्चर के नुकसान के लिए 20 हजार रुपए का प्रावधान है। नहर क्षतिग्रस्त है, बांध के लिए भी राज्य सरकार केंद्र सरकार से बात करें। पीएम आवास योजना से 1 लाख 30 हजार रुपए मिलेंगे शिवराज ने कहा कि कई जगह मकान टूट गए हैं। 1 लाख 30 हजार रुपए प्रधानमंत्री आवास योजना के तहत मकान के लिए दिए जाएंगे। टॉयलेट के अलग और मनरेगा की मजदूरी के लिए 40 हजार रुपए मेरा ग्रामीण विकास विभाग देगा। 5,101 मकान की जानकारी आई है, मैं यहां से जाते ही इनकी स्वीकृति दे दूंगा। सेल्फ हेल्प ग्रुप का काम यहां बहुत अच्छा है। यहां बहनों को नुकसान हुआ होगा। हम उसके लिए 76 हजार रुपए की राशि जारी करेंगे। मनरेगा में 150 दिनों की मजदूरी देने की मांग करेंगे शिवराज सिंह चौहान ने कहा कि सड़कों के लिए भी राज्य सरकार ज्ञापन देगी, जिस पर उसकी व्यवस्था हम करेंगे। मनरेगा की मजदूरी 100 दिन की होती है, हम राज्य सरकार से अनुरोध करेंगे, 150 दिन की मजदूरी दी जाए। सीमा पर रहने वाले कई किसान, जो खेती तो कर रहे हैं, लेकिन उनका स्वामित्व नहीं है। राज्य सरकार प्रमाणित कर के दे दें, इतना करने से मैं उन किसानों को प्रधानमंत्री किसान सम्मान निधि का पात्र बना दूंगा। पीएम किसान सम्मान निधि की एक किश्त हम तुरंत जम्मू-कश्मीर के किसानों के खातों में हम डालेंगे। Copyright © 2024-25 DB Corp ltd., All Rights Reserved This website follows the DNPA Code of Ethics.</w:t>
       </w:r>
     </w:p>
     <w:p>
@@ -7576,7 +7576,7 @@
     </w:p>
     <w:p>
       <w:r>
-        <w:t>Title: New Gst Rates: A Boon For Agriculture And Farmers’ Prosperity</w:t>
+        <w:t>Title: कृषि सचिव बोले : फसल नुकसान के बावजूद पिछले साल के बराबर रहेगा खरीफ उत्पादन, धान पर कही बड़ी बात...</w:t>
       </w:r>
     </w:p>
     <w:p>
@@ -7588,13 +7588,13 @@
           <w:rPr>
             <w:color w:val="0000FF"/>
           </w:rPr>
-          <w:t>https://www.global-agriculture.com/india-region/new-gst-rates-a-boon-for-agriculture-and-farmers-prosperity/</w:t>
+          <w:t>https://www.gaonjunction.com/khabar-junction/agriculture-secretary-said-despite-crop-loss-kharif-production-will-remain-same-as-last-year-said-a-big-thi</w:t>
         </w:r>
       </w:hyperlink>
     </w:p>
     <w:p>
       <w:r>
-        <w:t>Content: 10 September 2025, New Delhi: The new GST (Goods and Services Tax) rates mark a major transformation in the agriculture and dairy sectors. With the reduction in GST rates, farmers, agricultural and dairy workers, and livestock owners across the country are expressing joy and gratitude to Prime Minister Mr. Narendra Modi and Union Finance Minister Smt. Nirmala Sitharaman. Union Agriculture Minister Mr. Shivraj Singh Chouhan termed the new rates a revolutionary decision, expressing hope for historic changes. The impact of the GST reforms will be widely seen among small and medium farmers. Lower GST on agricultural machinery and solar-powered equipment will reduce farming costs and increase farmers’ profits. GST has been reduced on bio-pesticides and micronutrients, which will benefit farmers and encourage a shift from chemical to bio-fertilisers. In the dairy sector, milk and cheese will now attract zero GST, benefitting not only common citizens but also farmers, livestock owners, and dairy producers. The GST reforms will also promote integrated farming. Clear benefits will be visible in animal husbandry, beekeeping, fisheries, agroforestry, and poultry farming. Reduced GST on tendu leaves will strengthen the livelihood of tribal communities, while lower GST on commercial goods vehicles will make the transportation of farm produce cheaper. Agricultural Mechanisation On the whole, the GST rationalization in agriculture is a farmer-friendly, pro-rural, and pro-sustainability reform — lowering costs for farmers, boosting cooperatives and FPOs, and strengthening food security. The boost in agriculture will happen at a multi-layered level and also to all its allied activities. The farm productivity will increase thanks to reduced fertilizer costs, the cold storage and Agri-processing will gain, and mechanization will increase in farming. In addition to all this, aqua culture, dairy farming and co-operatives involved in the same will become more profitable. The follow-on effect of the above will make us more competitive against imported food products and packaged foods. Our domestic food production would be more competitive compared to imports of food items, in order to become Atmanirbhar. Also Read: DialogueNEXT India: 60 Years of Borlaug’s Legacy, Global Leaders Convene to Confront Hunger 📢 If You’re in Agriculture, Make Sure the Right People Hear Your Story.From product launches to strategic announcements, Global Agriculture offers unmatched visibility across international agri-business markets. Connect with us at pr@global-agriculture.com to explore editorial and advertising opportunities that reach the right audience, worldwide. First Name Last Name Organization Email address 12 September 2025, Mumbai: Mahindra Tractors is marking 25 years of its tractor series, the ‘Mahindra ARJUN series’. The ‘Mahindra ARJUN series’ 12 September 2025, Nigeria: IITA–CGIAR proudly celebrates the recognition of Dr Mercy Diebiru-Ojo as one of the 2025 Africa Food Prize Laureates, 11 September 2025, US: The World Food Prize Foundation has revealed the three finalists for its first-ever Innovate for Impact Challenge: APOLO Copyright © 2025 Global Agriculture. All rights reserved. Check Offers Available You can see how this popup was set up in our step-by-step guide: https://wppopupmaker.com/guides/auto-opening-announcement-popups/</w:t>
+        <w:t>Content: पंजाब, राजस्थान और तेलंगाना जैसे राज्यों में भारी बारिश से धान और दलहन की फसलों को नुकसान हुआ है। लेकिन इस साल अधिक बुवाई होने के कारण खरीफ फसलों का कुल उत्पादन पिछले साल के स्तर से कम नहीं होगा। यह जानकारी सोमवार को एक वरिष्ठ अधिकारी ने दी है। Link Copied पंजाब, राजस्थान और तेलंगाना जैसे राज्यों में भारी बारिश से धान और दलहन की फसलों को नुकसान हुआ है। लेकिन इस साल अधिक बुवाई होने के कारण खरीफ फसलों का कुल उत्पादन पिछले साल के स्तर से कम नहीं होगा। यह जानकारी सोमवार को एक वरिष्ठ अधिकारी ने दी है। पैदावार पर बड़ा असर नहीं कृषि और किसान कल्याण विभाग के सचिव, देवेश चतुर्वेदी ने कहा कि कुल मिलाकर स्थिति यह है कि फसल का नुकसान तो होगा, लेकिन उत्पादकता पर कोई बड़ा असर नहीं पड़ेगा। उन्होंने यह भी कहा कि पहले जैसी बंपर खरीफ फसल उत्पादन की उम्मीद तो नहीं है, लेकिन अधिक बुवाई वाले क्षेत्रों के कारण उत्पादन पिछले साल से कम नहीं होगा। उन्होंने बताया कि जहां भी पर्याप्त वर्षा हुई है, उन क्षेत्रों में फसल की स्थिति मजबूत है। बता दें कि बीते फसल वर्ष 2024-25 में खरीफ खाद्यान्न उत्पादन 168 मिलियन टन (एमटी) था। किसानों को राहत और तकनीक का सहारा सचिव ने कहा कि फसल की उपज का आकलन करने के लिए, सरकार धान के नुकसान और उत्पादकता का सही-सही पता लगाने के लिए डिजिटल सैटेलाइट इमेजरी का उपयोग करेगी, जबकि बाकी फसलों के लिए भौतिक सर्वेक्षण किया जाएगा। मुआवजे के भुगतान में तेजी का आह्वान किसानों के नुकसान को कम करने के लिए, कृषि मंत्री शिवराज सिंह चौहान ने प्रधानमंत्री फसल बीमा योजना के तहत बाढ़ से प्रभावित किसानों को मुआवजे का तेजी से भुगतान करने का आह्वान किया है। कृषि मंत्री ने कहा कि हमें इस मानसून में अत्यधिक बारिश से प्रभावित क्षेत्रों में रबी फसलों की जल्दी बुवाई की संभावना तलाशनी होगी। क्रिसिल की एक रिपोर्ट में कहा गया है कि पंजाब, हरियाणा, कर्नाटक, आंध्र प्रदेश और तेलंगाना में अगस्त के दौरान लगातार भारी बारिश ने धान, कपास, बाजरा, मक्का और चना जैसी कई खरीफ फसलों को प्रभावित किया है। रिपोर्ट में कहा गया है कि पंजाब और राजस्थान में भारी बारिश के बाद बड़े पैमाने पर फसल के नुकसान की आशंका है, जबकि अन्य राज्यों में अतिरिक्त वर्षा का प्रभाव स्थानीय है। इस सीजन में अधिशेष वर्षा के कारण, खरीफ फसलों की बुवाई पूरी हो चुकी है और कुल क्षेत्रफल 111.08 मिलियन हेक्टेयर को पार कर गया है, जो 109.6 मिलियन हेक्टेयर के सामान्य बुवाई क्षेत्र से 2.5 फीसदी अधिक है। भारत मौसम विज्ञान विभाग के अनुसार, 1 जून से 15 सितंबर के बीच 853 मिमी बारिश हुई, जो लंबी अवधि के औसत से 107.2 फीसदी अधिक है। © 2023-24 www.gaonjunction.com</w:t>
       </w:r>
     </w:p>
     <w:p>
@@ -7607,7 +7607,7 @@
     </w:p>
     <w:p>
       <w:r>
-        <w:t>Title: बुरहानपुर जिले के 38 प्रभावित ग्रामों के 456 किसानों के खातों में पहुंची राहत राशि</w:t>
+        <w:t>Title: प्रधानमंत्री मोदी के 75वें जन्मदिवस पर पूसा संस्थान में लगाए गए 75 पौधे, पर्यावरण संरक्षण का दिया संदेस</w:t>
       </w:r>
     </w:p>
     <w:p>
@@ -7619,13 +7619,13 @@
           <w:rPr>
             <w:color w:val="0000FF"/>
           </w:rPr>
-          <w:t>https://www.krishakjagat.org/news/relief-amount-reached-the-accounts-of-456-farmers-of-38-affected-villages-of-burhanpur-district/</w:t>
+          <w:t>https://www.jagran.com/delhi/new-delhi-city-ncr-plantation-drive-75-trees-planted-on-pm-modis-birthday-24050882.html</w:t>
         </w:r>
       </w:hyperlink>
     </w:p>
     <w:p>
       <w:r>
-        <w:t>Content: 09 सितम्बर 2025, बुरहानपुर: बुरहानपुर जिले के 38 प्रभावित ग्रामों के 456 किसानों के खातों में पहुंची राहत राशि – मुख्यमंत्री डॉ.मोहन यादव ने शनिवार को प्रदेश सहित बुरहानपुर जिले के प्राकृतिक आपदा से प्रभावित किसानों को सिंगल क्लिक के माध्यम से राहत राशि का वितरण किया। इस अवसर पर संयुक्त जिला कार्यालय के एनआईसी कक्ष में राशि वितरण कार्यक्रम में वीडियो कांफ्रेंसिंग के माध्यम से जनप्रतिनिधिगण, प्रशासनिक अधिकारीगण, हितग्राहीगण जुड़े।एनआईसी कक्ष में बुरहानपुर विधायक श्रीमती अर्चना चिटनिस, महापौर श्रीमती माधुरी पटेल, अध्यक्ष श्री मनोज माने, अन्य जनप्रतिनिधिगण, कलेक्टर श्री हर्ष सिंह, अपर कलेक्टर श्री वीरसिंह चौहान सहित अन्य उपस्थित रहे। सिंगल क्लिक के माध्यम से बुरहानपुर जिले के प्राकृतिक आपदा से प्रभावित 38 ग्राम के 456 किसानों को 5,21,84,571 रुपए की राशि का वितरण किया गया। प्राप्त जानकारी अनुसार तहसील बुरहानपुर ग्रामीण अंतर्गत ग्राम मोहद, शाहपुर, बोरसर, दापोरा, बोरगाँवबुजुर्ग, कोदरी, धामनगाँव, बखारी, इच्छापुर, चापोरा, खामनी, रायगाँव, बडसिंगी, दहीहांडी, नीमगांव, भावसा, फोफनार कला, संग्रामपुर, मेथाखारी, संग्रामपुर, रायगाँव, सेलगांव, पिपलगांव रे., मोरदडकला, मोरदडखुर्द, रेहटा, नेर, बादखेड़ा, वारोली, चापोरा, धामनगांव, इच्छापुर, अडगांव तथा तहसील नेपानगर अंतर्गत ग्राम पलासुर, नसीराबाद, भातखेड़ा, सीवल, रतागढ़ इत्यादि ग्राम प्राकृतिक आपदा से प्रभावित हुए थे। आपने उपरोक्त समाचार कृषक जगत वेबसाइट पर पढ़ा: हमसे जुड़ें&gt; नवीनतम कृषि समाचार और अपडेट के लिए आप अपने मनपसंद प्लेटफॉर्म पे कृषक जगत से जुड़े – गूगल न्यूज़, व्हाट्सएप्प&gt; कृषक जगत अखबार की सदस्यता लेने के लिए यहां क्लिक करें – घर बैठे विस्तृत कृषि पद्धतियों और नई तकनीक के बारे में पढ़ें&gt; कृषक जगत ई-पेपर पढ़ने के लिए नीचे दिए गए लिंक पर क्लिक करें: E-Paper&gt; कृषक जगत की अंग्रेजी वेबसाइट पर जाने के लिए नीचे दिए गए लिंक पर क्लिक करें: Global Agriculture 12 सितम्बर 2025, बालाघाट: बालाघाट जिले में पशु उपचार एवं टीकाकरण शिविर आयोजित – पशुपालन एवं डेयरी विभाग विकासखंड लांजी द्वारा बुधवार को वृंदावन ग्राम बापड़ी में पशु उपचार एवं टीकाकरण शिविर का आयोजन किया गया। शिविर में लांजी-किरनापुर क्षेत्र के 13 सितम्बर 2025, नई दिल्ली: महिंद्रा अर्जुन ट्रैक्टर सीरीज़ पर अब 6 साल की वारंटी – महिंद्रा ट्रैक्टर्स ने अपनी ‘महिंद्रा अर्जुन सीरीज़’ को लॉन्च हुए 25 साल पूरे होने पर किसानों के लिए एक नया कदम उठाया है। कंपनी</w:t>
+        <w:t>Content: कृपया धैर्य रखें। पश्चिमी दिल्ली में प्रधानमंत्री मोदी के 75वें जन्मदिन पर कृषि मंत्री शिवराज सिंह चौहान ने पूसा संस्थान में 75 पौधे लगाए। उन्होंने पौधारोपण को संस्कृति से जुड़ा और जलवायु परिवर्तन के लिए महत्वपूर्ण बताया। वैज्ञानिकों और छात्रों ने भी भाग लिया और पर्यावरण संरक्षण का संदेश दिया। कागज़ी नींबू अमरूद और आम के पौधे लगाए गए जिसका उद्देश्य हरित क्रांति और स्थायी विकास को बढ़ावा देना है। जागरण संवाददाता, पश्चिमी दिल्ली। प्रधानमंत्री नरेन्द्र मोदी के 75वें जन्मदिवस पर पूसा स्थित भारतीय कृषि अनुसंधान संस्थान परिसर में केंद्रीय कृषि मंत्री शिवराज सिंह चौहान व अन्य ने मिलकर 75 पौधे लगाए गए। पौधारोपण में केंद्रीय कृषि मंत्री को भारतीय कृषि अनुसंधान परिषद के महानिदेशक डा एमएल जाट, पूसा संस्थान के निदेशक डा. सीएच श्रीनिवास राव सहित अनेक विज्ञानियों व अधिकारियों का साथ मिला। इस अवसर पर कृषि मंत्री शिवराज सिंह चौहान ने कहा कि प्रधानमंत्री नरेन्द्र मोदी के 75वें जन्मदिवस पर हम सभी यह संकल्प लें कि एक पेड़ मां के नाम अवश्य लगाएँ। पौधारोपण न केवल हमारी संस्कृति और परंपरा से जुड़ा हुआ है, बल्कि यह जलवायु परिवर्तन के दुष्प्रभावों को कम करने का सबसे सरल और प्रभावी उपाय है। वृक्ष हमारे जीवन का आधार हैं। ये हमें प्राणवायु प्रदान करते हैं, मिट्टी का कटाव रोकते हैं, जलस्तर को बनाए रखते हैं और वातावरण में मौजूद कार्बन को अवशोषित कर धरती के संतुलन को बनाए रखते हैं। भारतीय कृषि अनुसंधान परिषद के महानिदेशक डा. एमएल जाट ने कहा कि धरती मां की रक्षा करना हम सभी का दायित्व है। प्रत्येक नागरिक को यह संकल्प लेना चाहिए कि वह कम से कम एक पेड़ अवश्य लगाए और उसकी देखभाल करे। पेड़ केवल छाया और फल नहीं देते, बल्कि यह आने वाली पीढ़ियों के लिए जीवन का सुरक्षा कवच हैं। पौधारोपण के दौरान कागज़ी नींबू, पूसा अरूषि किस्म के अमरूद, आम की पूसा अरुणिमा, पूसा प्रतिभा प्रजाति के पौधे लगाए गए। पूसा संस्थान के निदेशक ने कहा कि यह पौधारोपण केवल प्रतीकात्मक नहीं है, बल्कि आने वाले समय में पर्यावरण संरक्षण, जैव विविधता संवर्धन और जलवायु परिवर्तन की चुनौतियों से निपटने की दिशा में एक ठोस कदम है। कार्यक्रम में उपस्थित विज्ञानियों और छात्रों ने भी पौधारोपण कर पर्यावरण संरक्षण का संदेश दिया और यह संकल्प लिया कि वे समाज को हरित क्रांति और स्थायी विकास की दिशा में प्रेरित करेंगे। Delhi Ramlila: यमुनापार में आकर्षक मंचों पर होगी रामलीला, राम मंदिर की दिखेगी झलक दिल्ली के रोहिणी में रामलीला मंच पर ऑपरेशन सिंदूर, आत्मनिर्भर भारत की दिखेगी झलक दिल्ली में पुलिस का 'आघात' नामक विशेष अभियान शुरू, जिले के गैंगस्टरों में मचा हड़कंप मुंडका बक्करवाला टोल प्लाजा कूच बुधवार तक के लिए टला, प्रतिनिधिमंडल केंद्रीय मंत्री से करेगा बात</w:t>
       </w:r>
     </w:p>
     <w:p>
@@ -7638,7 +7638,7 @@
     </w:p>
     <w:p>
       <w:r>
-        <w:t>Title: ​GST Reform: ट्रैक्टर खरीदने पर भी होगी भारी बचत, मिलेगी सीधे इतने रुपये की छूट​</w:t>
+        <w:t>Title: ‘एक राष्ट्र-एक चुनाव’ समर्थक देश का पहला जिला बना रायसेन</w:t>
       </w:r>
     </w:p>
     <w:p>
@@ -7650,13 +7650,13 @@
           <w:rPr>
             <w:color w:val="0000FF"/>
           </w:rPr>
-          <w:t>https://www.timesnowhindi.com/photos/auto/gst-reform-2025-tractor-price-also-drop-you-will-get-a-direct-discount-of-this-much-rupees-photo-gallery-152735032</w:t>
+          <w:t>https://www.bhaskar.com/local/mp/bhopal/news/raisen-became-the-first-district-in-the-country-to-support-one-nation-one-election-135980706.html</w:t>
         </w:r>
       </w:hyperlink>
     </w:p>
     <w:p>
       <w:r>
-        <w:t>Content: Theme Login to get the latest articles, videos, gallery and a lot more… hindi news photos auto Updated Sep 9, 2025, 10:49 IST ​नई जीएसटी दरों का सीधा फायदा अब किसानों तक भी पहुंचने लगा है। कृषि मंत्री शिवराज सिंह चौहान ने हाल ही में बताया कि कृषि उपकरणों और ट्रैक्टरों पर जीएसटी 18% से घटाकर 5% कर दिया गया है। इससे खेती-किसानी का खर्च कम होगा और किसानों का मुनाफा बढ़ेगा।​ ​ट्रैक्टरों और उपकरणों की नई कीमतें किसानों की जेब पर सीधा असर डालेंगी। उदाहरण के तौर पर, 35 एचपी का ट्रैक्टर जिसकी पहले कीमत लगभग ₹6.50 लाख थी, अब ₹6.09 लाख में मिलेगा, यानी किसानों को करीब ₹41,000 की बचत होगी। ​ ​इसी तरह 45 एचपी ट्रैक्टर पर ₹45,000, 50 एचपी पर ₹53,000 और 75 एचपी ट्रैक्टर पर करीब ₹63,000 की बचत होगी। कुल मिलाकर किसानों को ट्रैक्टर खरीदने पर ₹25,000 से लेकर ₹63,000 तक की सीधी राहत मिलेगी।​ ​ट्रैक्टरों के अलावा अन्य कृषि उपकरणों पर भी बचत का फायदा मिलेगा। 13 एचपी पावर टिलर पर ₹11,875, मल्टी-क्रॉप थ्रेशर पर ₹14,000, धान रोपण मशीन पर ₹15,400 और पावर वीडर पर लगभग ₹5,500 की बचत होगी। इसी तरह सुपर सीडर, हैप्पी सीडर, स्ट्रॉ रीपर और अन्य आधुनिक मशीनों की कीमतें भी काफी कम हो गई हैं।​ ​धान रोपण मशीन (4 रो) – ₹15,400 की बचत ,पावर वीडर (7.5 HP) – ₹5,495 की बचत, सीड कम फर्टिलाइज़र ड्रिल – ₹10,500 की बचत, कम्बाइंड हार्वेस्टर (14 फीट) – ₹1,87,500 की बचत, स्ट्रॉ रीपर – ₹21,875 की बचत, सुपर सीडर – ₹16,875 की बचत​ ​कृषि मंत्री ने कहा कि इस कदम से किसानों का उत्पादन लागत घटेगा और उनकी आय में वृद्धि होगी। साथ ही डेयरी सेक्टर को भी लाभ होगा, क्योंकि दूध और पनीर पर अब कोई जीएसटी नहीं लगेगा। इसका सीधा फायदा दुग्ध उत्पादकों और उपभोक्ताओं दोनों को मिलेगा। सरकार का मानना है कि इन सुधारों से किसानों का रुझान आधुनिक मशीनरी, जैविक खेती और डेयरी सेक्टर की ओर बढ़ेगा, जिससे ग्रामीण अर्थव्यवस्था को मजबूती मिलेगी।​ 35 HP ट्रैक्टर – ₹41,000 की बचत, 45 HP ट्रैक्टर – ₹45,000 की बचत, 50 HP ट्रैक्टर – ₹53,000 की बचत, 75 HP ट्रैक्टर – ₹63,000 की बचत, पावर टिलर (13 HP) – ₹11,875 की बचत, मल्टी क्रॉप थ्रेशर (4 टन) – ₹14,000 की बचत Sep 14, 2025 Sep 14, 2025 Sep 14, 2025 Sep 14, 2025 एशिया कप 2025 में डबल डक और पंजा मारने वाला पाकिस्तानी खिलाड़ी ​तस्वीरों में देखें भारत ने कैसे दी पाकिस्तान को एशिया कप में पटखनी​ पाकिस्तान के खिलाफ भारत की जीत के 5 बड़े हीरो पाकिस्तान के खिलाफ मैच में कुलदीप यादव ने रच दिया इतिहास Stars Spotted Today: बॉयफ्रेंड संग घूमने निकलीं तारा सुतारिया, साथ नजर अक्षय कुमार-सैफ अली खान Matri Navami 2025: मातृ नवमी आज, जानें तर्पण का शुभ मुहूर्त और श्राद्ध की विधि ​UP Ka Mausam 15-Sep-2025: यूपी में बदली मौसम की चाल, 16 जिलों में बारिश का अलर्ट, उमस से मिलेगी राहत 🔮 आज के ग्रह-नक्षत्रों का प्रभाव, पंचांग से जानें करण, योग, अभिजीत, गोधूलि और संध्या मुहूर्त BPSC Bihar LDC Admit Card 2025 Released: जारी हुआ बिहार एलडीसी भर्ती परीक्षा का एडमिट कार्ड, bpsc.bihar.gov.in पर करें डाउनलोड सोने का भाव आज का 15 सितंबर 2025: आज सुबह क्या है सोना-चांदी के रेट, जानें 24K, 22K, 18K, 14K सोने के दाम Follow Us : © 2025 Bennett, Coleman &amp; Company Limited</w:t>
+        <w:t>Content: ‘एक राष्ट्र-एक चुनाव’ के समर्थन में रायसेन जिले के जन-प्रतिनिधियों ने रविवार को प्रस्ताव पारित कर दिया। इसे केंद्रीय कृषि मंत्री और वन नेशन-वन इलेक्शन के राष्ट्रीय संयोजक शिवराज सिंह चौहान को सौंपा। रायसेन की सभी पंचायत, परिषद, पालिका और जिला पंचायत इस दौरान शिवराज सिंह ने कहा कि रायसेन जिला एक राष्ट्र-एक चुनाव के लिए एकजुट है। यह देश का पहला जिला भी बन गया है। सभी जन-प्रतिनिधियों ने अलग-अलग प्रस्ताव पारित किए हैं। Copyright © 2024-25 DB Corp ltd., All Rights Reserved This website follows the DNPA Code of Ethics.</w:t>
       </w:r>
     </w:p>
     <w:p>
@@ -7669,7 +7669,7 @@
     </w:p>
     <w:p>
       <w:r>
-        <w:t>Title: नोएडा में बाढ़ पीड़ितों को राहत सामग्री बांटने पहुंचे प्रभारी मंत्री, किसानों ने घेरकर बताई समस्याओं</w:t>
+        <w:t>Title: India's breadbasket under threat: Punjab floods hit basmati exports</w:t>
       </w:r>
     </w:p>
     <w:p>
@@ -7681,13 +7681,13 @@
           <w:rPr>
             <w:color w:val="0000FF"/>
           </w:rPr>
-          <w:t>https://www.jagran.com/uttar-pradesh/noida-ncr-noida-news-yamuna-embankment-in-disrepair-minister-orders-action-24042218.html</w:t>
+          <w:t>https://www.indiatoday.in/environment/story/recovery-punjab-amritsar-rice-wheat-steep-climate-change-pm-narendra-modi-aap-bjp-insurance-floods-2788708-2025-09-17</w:t>
         </w:r>
       </w:hyperlink>
     </w:p>
     <w:p>
       <w:r>
-        <w:t>Content: कृपया धैर्य रखें। गौतमबुद्धनगर के प्रभारी मंत्री कुंवर बृजेश सिंह को यमुना तटबंध की दुर्दशा के बारे में बताया गया जहाँ झाड़ियाँ उगी हैं और सड़कें टूटी हैं। भारतीय किसान यूनियन ने इस मुद्दे पर एक ज्ञापन सौंपा। शिकायतों के बावजूद समस्या का समाधान नहीं हुआ है जिस पर मंत्री ने तत्काल मरम्मत का आदेश दिया। जागरण संवाददाता, नोएडा। बाढ़ पीड़ितों को राहत सामग्री बांटने गौतमबुद्धनगर प्रभारी कुंवर बृजेश सिंह सेक्टर-135 स्थित बारातघर पहुंचे। यहां भारतीय किसान यूनियन मंच राष्ट्रीय मीडिया प्रभारी अशोक चौहान, गौतम लोहिया, डीपी चौहान ने उन्हें ज्ञापन सौंप कहा कि यमुना तटबंध पर बड़ी-बड़ी कटीली झाड़ियां उगी हुई है। सड़क भी टूटी हुई है, स्थिति बहुत खराब है। इस तटबंध को नोएडा प्राधिकरण ने उत्तर प्रदेश सिंचाई विभाग को धनराशि देकर चार लाइन की सड़क रूप में बनवाया था। इससे नोएडा ग्रेटर नोएडा एक्सप्रेसवे पर यातायात का दबाव काम रहे, वाहनों का जाम न लगे, लेकिन वर्तमान समय में सेक्टर-94 गांव रायपुर से सेक्टर-135 गांव नंगली वाजिदपुर के सामने तक तटबंध सड़क टूटी हुई है। जगह-जगह कूड़े के ढेर लगे हुए हैं। बड़ी-बड़ी कटीली झाड़ियां उगी हुई है। सफाई के लिए कई बार मुख्यमंत्री पोर्टल पर भी शिकायत कर चुके हैं, लेकिन समस्या का समाधान नहीं हुआ है। आश्चर्य चकित करने वाली बात यह है कि यमुना में बाढ के चलते जिला प्रशासन से लेकर प्राधिकरण तक के अधिकारी पिछले एक सप्ताह से यमुना तटबंध से आ जा रहे हैं और पुस्ता बांध पर रह रहे बाढ़ पीड़ितों से मिल कर फोटो खिंचवाने में लगे हुए है लेकिन यमुना तटबंध पर लगे हुए कूड़े के ढेर और बड़ी-बड़ी कटीली झाड़ियों की सफाई पर किसी का भी ध्यान नहीं जा रहा है। आखिर सिंचाई विभाग का जो फंड यमुना तटबंध की मरम्मत और सफाई के लिए आता है। वह कहां जाता है। प्रभारी मंत्री कुंवर बृजेश सिंह ने मौके पर मौजूद प्राधिकरण महाप्रबंधक अशोक कुमार अरोड़ा को आदेश दिया कि तत्काल तटबंध की सफाई और मरम्मत का कार्य कराया जाए। Noida Suicide: आत्महत्या से पहले पड़ोसी से मिली थी साक्षी, चंद मिनट बाद उठा लिया हैरान करने वाला कदम Noida News: पनीर की वजह से 2 दारोगा हो गए सस्पेंड, यमुना एक्सप्रेस-वे पर क्या हुआ था? नोएडा में 214 आवेदक 10 प्लॉट के लिए लगाएंगे बोली, योजना में 111 से 7430 वर्गमीटर के भूखंड हैं शामिल Hindi Diwas 2025: एमएनसी कंपनी की नौकरी छोड़कर हिंदी भाषा से जुड़ रहे युवा, माई की भाषा में बना रहे करियर</w:t>
+        <w:t>Content: The devastating floods that swept through Punjab last month have left behind a trail of destruction, drowning homes, displacing families, and submerging vast stretches of fertile farmland. Inundated by an unprecedented monsoon, the state, considered one of India’s leading agricultural hubs, now faces both immediate humanitarian distress and long-term economic consequences. According to the Punjab State Warehousing Corporation, the state has 4.2 million hectares of cultivable land, with nearly half its population dependent on agriculture. The latest floodwaters engulfed farmland on a scale comparable to the combined area of London and New York City. Agriculture Minister Shivraj Singh Chouhan, who toured the affected regions, grimly noted that “the crops have been destroyed and ruined.” Chief Ministerial assessments called the disaster “one of the worst in decades.” Residents onboard a raft wading through flood water in Punjab. (Photo by AFP) FLOOD RAZES FIELDS Longtime residents echoed the sentiment. Seventy-year-old Balkar Singh, recalling the infamous 1988 floods, said his paddy fields have turned into swamps. Other farmers, like Rakesh Kumar of Lassia village, lamented not only the destruction of their own fields but also leased plots, leaving them burdened with debt. “All my investment has just gone down the drain,” Kumar said. The floods killed over 50 people and directly affected more than 4,00,000. Villages near rivers and the Pakistan border witnessed scenes of despair: livestock carcasses floating in fields, collapsed houses, and submerged farmland. “The water came past midnight and rose up to 10 feet in minutes,” recalled farmworker Surjan Lal, whose village remained underwater for nearly a week. Residents climbed onto rooftops as they watched belongings, animals, and food supplies being swept away. Climate experts attribute the disaster to worsening climate change combined with ill-planned development. Data from the National Weather Department shows rainfall in August 2025 was two-thirds higher than the previous year. Prime Minister Narendra Modi has since announced a relief package worth USD 180 million (around Rupees 18 crore) to aid recovery.BASMATI TAKES A HIT Economically, one of the hardest hit products was basmati rice. While India’s food security remains intact due to buffer stocks, exports of the prized grain face serious reductions. Coupled with existing US tariffs, shrinking production risks affecting India’s global trade position. A man wading through a flooded region in Punjab with his livestock. (Photo by Reuters) With winter crop sowing unlikely in the near term due to waterlogging and silt, recovery is expected to be arduous. Many farmers point to Punjab’s decision to opt out of the union government’s crop insurance scheme as a looming challenge for financial relief. For landless labourers and displaced families, uncertainty is profound. As one farmer summed it: “I don’t know what the future holds for us.”- EndsPublished By: Aryan Published On: Sep 17, 2025Tune InMust Watch</w:t>
       </w:r>
     </w:p>
     <w:p>
@@ -7700,7 +7700,7 @@
     </w:p>
     <w:p>
       <w:r>
-        <w:t>Title: GST Reform: ट्रॅक्टर खरेदीवर मिळणार मोठी सूट; नवीन जीएसटी दरांचा थेट शेतकऱ्यांना फायदा</w:t>
+        <w:t>Title: भारत मंडपम में आयोजित किया जाएगा अंतर्राष्ट्रीय चावल सम्मेलन, 30-31 अक्टूबर है डेट</w:t>
       </w:r>
     </w:p>
     <w:p>
@@ -7712,13 +7712,13 @@
           <w:rPr>
             <w:color w:val="0000FF"/>
           </w:rPr>
-          <w:t>https://www.esakal.com/sakal-money/personal-finance/gst-reform-tractor-price-cut-farm-equipment-discount-farmers-benefit-india-2025-ymk86</w:t>
+          <w:t>https://www.kisantak.in/amp/knowledge/story/international-rice-conference-to-be-held-at-bharat-mandapam-october-30-and-31-1280579-2025-09-21</w:t>
         </w:r>
       </w:hyperlink>
     </w:p>
     <w:p>
       <w:r>
-        <w:t>Content: Farmers benefiting from GST reform as tractor and agricultural equipment prices drop significantly, reducing farming costs. esakal ट्रॅक्टर आणि कृषी उपकरणांवरील जीएसटी १८% वरून ५% पर्यंत घटल्यामुळे शेतकऱ्यांना थेट बचत होणार आहे. ट्रॅक्टर खरेदीवर ₹२५,००० ते ₹६३,००० पर्यंत सूट मिळेल, तर इतर उपकरणांवरही मोठा फायदा होईल. दूध आणि पनीरवर जीएसटी काढून टाकल्याने दुग्धव्यवसाय आणि ग्राहक दोघांनाही दिलासा मिळेल. नवीन जीएसटी दरांचा थेट फायदा आता शेतकऱ्यांनाही मिळू लागला आहे. कृषी मंत्री शिवराज सिंह चौहान यांनी नुकतेच सांगितले की, कृषी उपकरणे आणि ट्रॅक्टरवरील जीएसटी १८% वरून ५% पर्यंत कमी करण्यात आला आहे. यामुळे शेतीचा खर्च कमी होईल आणि शेतकऱ्यांचा नफा वाढेल. Follow Us Copyright © 2025 - Sakal Media Pvt Ltd - All rights reserved. Powered by Quintype</w:t>
+        <w:t>Content: अगर खाने में टेस्ट के साथ खुशबू भी हो तो क्या कहने. देश-विदेश में चावल खाने के एक से बढ़कर एक शौकीन लोग हैं. ऐसे में शौकीन लोगों के लिए इस वर्ष 30-31 अक्टूबर को भारत की राजधानी दिल्ली के भारत मंडपम में BIRC 2025, अंतरराष्ट्रीय चावल सम्मेलन आयोजित किया जा रहा है. इस आयोजन की जानकारी वाणिज्य और उद्योग मंत्री पीयूष गोयल ने दी. उन्होंने कहा कि ये अंतरराष्ट्रीय चावल सम्मेलन व्यापार-से-व्यापार संबंधों को भी मजबूत करेगा. पीयूष गोयल ने कहा कि कृषि हमेशा से हमारी सभ्यता की आत्मा रही है और चावल हमारे किसानों का गौरव रहा है. BIRC 2025, भारत अंतरराष्ट्रीय चावल सम्मेलन, दुनिया का सबसे बड़ा चावल सम्मेलन है, जिसमें किसान, वैश्विक खरीदार और हितधारक एक ही छत के नीचे एकत्रित होते हैं. यह अंतरराष्ट्रीय चावल सम्मेलन भारत की चावल विविधता और गुणवत्ता मानकों का प्रतीक होगा और व्यापार-से-व्यापार संबंधों को भी मजबूत करेगा. उन्होंने कहा कि मुझे विश्वास है कि यह प्रधानमंत्री नरेंद्र मोदी और उनके इस वादे पर विश्वास रखते हुए कि हमारे किसानों का कल्याण हमारी व्यापार वार्ताओं में सर्वोपरि होगा. हम अपने किसानों के हितों से कभी समझौता नहीं करेंगे. वहीं, ये सम्मेलन अगले 5 वर्षों में कृषि और कृषि-आधारित निर्यात को दोगुना करने के हमारे दृष्टिकोण को भी गति देगा. केंद्रीय मंत्री ने कहा कि तो आइए हम बड़े सपने देखें, भविष्य के लिए साहसपूर्वक योजना बनाएं. आइए हम सबसे बड़े निर्यातक के दर्जे से आगे बढ़कर सबसे विश्वसनीय वैश्विक ब्रांड बनें. आगे बढ़ने का रास्ता मूल्य वर्धित नवीन चावल उत्पादों की पहचान करना और उन्हें बढ़ावा देना है. साथ ही नए बाजारों तक पहुंच बनाना है. आइए हम सब मिलकर 2047 के विकासशील भारत में योगदान दें. आइए हम सब मिलकर अपने किसानों के बेहतर भविष्य के लिए योगदान दें. उन्होंने कहा कि मैं आपकी अपार सफलता की कामना करता हूं. सोयाबीन के किसानों को मिलेगा फसल बीमा का पूरा फायदा... मध्‍य प्रदेश में कृषि मंत्री शिवराज ने किया बड़ा वादा आत्मनिर्भर भारत विदेशी जीन पर नहीं पनप सकता- GM सरसों पर किसानों ने पीएम मोदी को दी चेतावनी Ginger Production: अदरक से होगी बंपर कमाई, उत्पादन में ये राज्य है सबसे आगे सुपरफूड है एवोकाडो, फिर भी इन 5 तरह के लोगों के लिए है खतरनाक, जानें किन्‍हें बचना चाहिए इससे जम्‍मू-कश्‍मीर में बाढ़ राहत पैकेज और KCC लोन माफ करने की उठी मांग, CM और BJP नेता ने कही ये बात UPITS 2025: ओडीओपी पवेलियन में लगेगा यूपी के 343 उत्‍पादों के स्‍टॉल, देखें लिस्‍ट आदिवासी किसान निजी संस्‍थाओं को पट्टे पर दे सकेंगे जमीन, महाराष्‍ट्र सरकार जल्‍द लाएगी कानून IIT कानपुर के रिसर्चर्स ने कृषि अवशेष और जंगली घास से तैयार किया एक खास 'घर' बिहार की शान में चार चांद लगा देते हैं ये कृषि उत्पाद, जिनके नाम से मशहूर है जिला Water Crisis: सूखाग्रस्त राष्ट्र बनने की ओर अग्रसर भारत, जल-संकट की गवाही दे रहे ये सरकारी आंकड़े</w:t>
       </w:r>
     </w:p>
     <w:p>
@@ -7731,7 +7731,7 @@
     </w:p>
     <w:p>
       <w:r>
-        <w:t>Title: LoP Singhar criticises MP govt over fertiliser crisis, police action on farmers</w:t>
+        <w:t>Title: उत्तरी गोवा में लगेगा वैज्ञानिक राइपनिंग चैंबर, केला किसान और व्यापारियों को सालों से था इंतजार</w:t>
       </w:r>
     </w:p>
     <w:p>
@@ -7743,13 +7743,292 @@
           <w:rPr>
             <w:color w:val="0000FF"/>
           </w:rPr>
-          <w:t>https://www.millenniumpost.in/nation/lop-singhar-criticises-mp-govt-over-fertiliser-crisis-police-action-on-farmers-626920</w:t>
+          <w:t>https://www.kisantak.in/amp/latest-news/story/scientific-banana-ripening-facility-in-north-goa-to-boost-trade-swm-1280684-2025-09-21</w:t>
         </w:r>
       </w:hyperlink>
     </w:p>
     <w:p>
       <w:r>
-        <w:t>Content: Bhopal: Leader of Opposition in Madhya Pradesh, Umang Singhar, on Thursday hit out at the state government over alleged fertiliser mismanagement and police lathi-charges on farmers, saying the crisis was a result of poor planning rather than a shortage of supply. Addressing a press conference in Bhopal, Singhar cited figures from the Union Ministry of Chemicals and Fertilisers and Lok Sabha data (July 25, 2025) to assert that Madhya Pradesh had adequate stocks of urea and DAP over the last three years, with a surplus of 16.25 LMT urea and 7.11 LMT DAP. Monthly bulletins for May–June 2025 also showed availability exceeding consumption, he said. Despite this, farmers in Bhind (September 8) and Rewa (September 2) faced long queues and police lathi-charges while waiting for fertiliser, Singhar noted. “The issue is not scarcity but the government’s failure in distribution and management,” he added. Highlighting agriculture’s contribution of over 45% to the state economy, Singhar accused the ruling BJP of neglecting the farm sector despite Madhya Pradesh being the country’s second-largest consumer of fertilisers. He blamed the Agriculture, Cooperation, and Agro Industries departments for lack of coordination and failure to curb black-marketing, despite having powers under the Essential Commodities Act and Fertiliser Control Order. Taking on BJP leadership, he remarked: “With a Rs 1.5 lakh crore budget and the ministry under JP Nadda, yet farmers are beaten for fertilisers. Mohan Yadav, Shivraj Singh Chouhan, and JP Nadda together have failed to solve farmers’ crisis—or perhaps they lack coordination.” © Copyrights 2022. All rights reserved. Powered By Hocalwire</w:t>
+        <w:t>Content: उत्तरी गोवा के केले के व्यापार में अब बहुत जल्द ही परिवर्तन देखने को मिलेगा, क्योंकि राज्य सरकार मापुसा शहर में एक वैज्ञानिक राइपनिंग चैंबर लगा रही है. इससे उपभोक्ताओं के लिए सुरक्षित और रसायन मुक्त फल पकाए जा सकेंगे, साथ ही इससे फलों की बर्बादी कम होगी और किसानों की आय भी बढ़ेगी. अधिकारियों ने बताया कि इस चैंबर का निर्माण राष्ट्रीय बागवानी मिशन के तहत किया गया है, जिसमें केंद्र सरकार 35 प्रतिशत सब्सिडी दे रही है और यह अगले महीने तक उपयोग के लिए तैयार हो जाएगा. राज्य के कृषि निदेशक संदीप फोल्डेसाई ने शनिवार को को बताया कि राइपनिंग चैंबर (पकाने वाले कक्ष) की स्थापना के पीछे मुख्य उद्देश्य उत्तरी गोवा के उपभोक्ताओं को वैज्ञानिक रूप से पके फल उपलब्ध कराना है. दूसरा मकसद है कि फलों को प्राकृतिक प्रक्रिया से पकाया जाएगा, जिससे उनके पोषक मूल्य में वृद्धि होगी. फोल्डेसाई ने कहा कि यह सुविधा स्थानीय किसानों को उपलब्ध कराई जाएगी. प्राकृतिक रूप से फल पकाने वाले चैंबर का उपयोग करके, केले की खेती करने वाले किसान बाजार में अपनी उपज का बेहतर मूल्य प्राप्त कर सकेंगे. अधिकारी के अनुसार, इस फैसिलिटी में हर चार दिन में 60 टन केले रखे जा सकते हैं. इन्हें पकाने की प्रक्रिया में एथिलीन गैस का इस्तेमाल किया जाएगा और कार्बन का स्तर 500 पीपीएम (पार्ट्स पर मिलियन) से ज़्यादा न हो, यह सुनिश्चित करने के लिए चैंबर में सेंसर लगाए गए हैं. उन्होंने बताया कि केलों को पकाने का यह एक वैज्ञानिक तरीका है. यहां पके केले स्वास्थ्यकर होंगे. अधिकारी ने बताया कि मापुसा मार्केट यार्ड में हर दिन 10 से 12 टन केले आते हैं और निजी किसान भी इस सुविधा का इस्तेमाल कर सकते हैं. उत्तरी गोवा के फल विक्रेताओं के लिए यह चैंबर लंबे समय से प्रतीक्षित राहत लेकर आएगा. मापुसा के फल विक्रेता अमेय नाटेकर ने कहा कि हमें खुशी है कि सरकार ने केले पकाने के लिए एक चैंबर की सालों पुरानी जरूरत पूरी कर दी है, जो दशहरे तक बनकर तैयार हो जाएगा. उन्होंने बताया कि मुख्यमंत्री प्रमोद सावंत और राज्य के कृषि मंत्री रवि नाइक के सहयोग से 2 करोड़ रुपये की इस परियोजना को गति दी गई है. नाटेकर ने आगे कहा कि यह परियोजना उत्तरी गोवा के प्रमुख बाज़ारों की ज़रूरतें पूरी करेगी, जहां से बर्देज़ और तिस्वाड़ी सहित पांच से छह तालुकाओं को केले की आपूर्ति की जाती है. फलों को पकाने के लिए रसायनों के इस्तेमाल की प्रथा पूरी तरह से बंद कर दी गई है. यह वैज्ञानिक तकनीक स्वास्थ्य की दृष्टि से लाभदायक होगी और हमारे व्यवसाय को बढ़ावा देगी. यह राइपनिंग चैंबर छोटे विक्रेताओं के लिए भी पारंपरिक तरीकों से एक स्वागत योग्य बदलाव है. दूसरी पीढ़ी के केले विक्रेता प्रसाद नाइक ने बताया कि पहले, हम एक कमरे में एक बाल्टी में अगरबत्ती जलाकर केले पकाते थे. धुआं दो दिनों में फल पकाने में मदद करता था. एक अन्य विक्रेता, रोशन चौहान ने कहा कि चैंबर खाद्य एवं औषधि प्रशासन (एफडीए) द्वारा की जाने वाली कार्रवाई की चिंताओं को कम करेगा. उन्होंने कहा कि राज्य खाद्य एवं औषधि प्रशासन केलों को रासायनिक रूप से पकाने के खिलाफ छापेमारी कर रहा है. अब हमें इसकी चिंता नहीं करनी पड़ेगी और हम पूरे राज्य में अच्छे केले उपलब्ध करा सकेंगे. इसी तरह की राय व्यक्त करते हुए, हबीबुल्लाह एम. कपनल्ली, जिनका परिवार केले का व्यवसाय करता है, उन्होंने कहा कि केले पकाना एक चुनौती थी और इसकी प्रक्रिया एक समान नहीं थी. अब, राइपनिंग चैंबर इन समस्याओं का समाधान करेगा. (सोर्स- PTI) ये भी पढ़ें- New GST: पंजाब में वेरका का दूध और अन्य उत्पादों पर घटेंगे इतने दाम, सीएम भगवंत मान ने गिनाए फायदे खाद संकट पर ओडिशा विधानसभा में जबरदस्त हंगामा, बीजद ने भाजपा को "किसान विरोधी" पार्टी भारत के कृषि क्षेत्र में 2025-26 की पहली तिमाही के दौरान 3.7% की ग्रोथ, शिवराज सिंह बोले- दुनिया की सबसे ज्यादा वृद्धि Cotton Trade: भारतीय कपास निगम ने थोक छूट योजना में बेचीं 15 लाख गांठें, 12 लाख गांठों से भी कम बचा स्टॉक बासमती चावल की पैदावार में भारी गिरावट, किसानों की मुश्किलें बढ़ीं धान पर छिड़ा नया संग्राम, टूटे चावल पर राइस मिलर्स परेशान...जानिए क्या है विवाद? पंजाब: धान की फसल पर बौना वायरस का आतंक, 8000 एकड़ में लगी फसल प्रभावित पंजाब में पराली जलाने से रोकने के लिए बड़ी पहल, अब लोकल पेललेट सप्लायर्स को प्राथमिकता देंगे थर्मल प्लांट्स पशुपालन विभाग में 1000 'पशु मित्रों' की नियुक्ति करेगी हिमाचल सरकार, सुदूर गांवों तक पहुंचाएंगे पशु स्वास्थ्य सेवा उत्तराखंड के सेब किसानों के लिए राहत की खबर, आपदा प्रभावित क्षेत्र की उपज खरीदेगी सरकार</w:t>
+      </w:r>
+    </w:p>
+    <w:p>
+      <w:pPr>
+        <w:pStyle w:val="Heading3"/>
+      </w:pPr>
+      <w:r>
+        <w:t>Article 251</w:t>
+      </w:r>
+    </w:p>
+    <w:p>
+      <w:r>
+        <w:t>Title: GST on Agricultural Machinery: Tractors, Tillers, Harvesters Slashed to 5% from Sept 22</w:t>
+      </w:r>
+    </w:p>
+    <w:p>
+      <w:r>
+        <w:t xml:space="preserve">URL: </w:t>
+      </w:r>
+      <w:hyperlink r:id="rId259">
+        <w:r>
+          <w:rPr>
+            <w:color w:val="0000FF"/>
+          </w:rPr>
+          <w:t>https://smestreet.in/sectors/agriculture/gst-on-agricultural-machinery-tractors-tillers-harvesters-slashed-to-5-from-sept-22-10479641</w:t>
+        </w:r>
+      </w:hyperlink>
+    </w:p>
+    <w:p>
+      <w:r>
+        <w:t>Content: 0 By clicking the button, I accept the Terms of Use of the service and its Privacy Policy, as well as consent to the processing of personal data. Don’t have an account? Signup Powered by : Follow Us Union Minister for Agriculture and Farmers’ Welfare &amp; Rural Development Shri Shivraj Singh Chouhan today chaired an important meeting to discuss the latest GST (Goods and Services Tax) reforms for agricultural machinery, in New Delhi. Representatives from the Tractor and Mechanization Association (TMA), Agricultural Machinery Manufacturers Association (AMMA), All India Combine Manufacturers Association (AICMA and Power Tiller Association of India (PTAI), among others, participated both in person and virtually. Speaking to media persons after the meeting, Shri Chouhan thanked Prime Minister Shri Narendra Modi for the GST rate cuts and shared the details of the discussions. He said that GST on agricultural machinery, earlier at 12% and 18%, has now been reduced to 5%, effective from September 22. This reduction will directly benefit farmers, the Minister said. He stressed that the Central Government has pledged to ensure an increase in farmers’ incomes, which requires both raising productivity and reducing costs, and mechanisation is vital to achieving both. The Union Minister said that, during the meeting, all representatives of machine manufacturers associations were told that the reduced GST rates, effective from September 22, should directly benefit farmers with full transparency. Shri Chouhan said that the reduction in GST rates is a big step, which will have a widespread impact. Later, pointing out the significant price reductions, he said: Even small tractors used in horticulture and weeding will see cost reductions. A 4-row paddy transplanter will now be cheaper by ₹15,400, while a 4-tonne-per-hour multi-crop thresher will cost ₹14,000 less. A 13-HP power tiller will also cost ₹11,875 less. Further price reductions include: Shri Chouhan announced that the government will widely disseminate information on these benefits through multiple communication channels to raise awareness among farmers. The Minister also emphasised that custom hiring centres, which will now get machines at lower prices, must reduce rental rates to ensure affordability for farmers. Information about the GST rate reduction will be communicated to farmers during the upcoming second phase of the ‘Viksit Krishi Sankalp Abhiyan’ for Rabi crops, beginning October 3, so that they can make the best use of it for advanced farming. Shri Chouhan said that suitable measures will be taken to strengthen farm mechanisation. Suggestions from manufacturer associations will be considered while framing future plans. He urged the representatives to minimise the role of middlemen and ensure farmers directly receive the benefits of GST reforms. Representatives of the machinery associations welcomed the government’s decision, pledged to faithfully implement the Minister’s directions, and reiterated their commitment to farmers welfare. After the meeting, Shri Chouhan joined the participants in a plantation drive, reaffirming the Central government’s resolve to work for the prosperity of farmers. Agriculture Secretary Dr. Devesh Chaturvedi and other senior officials of the Ministry were also present the meeting. Subscribe to our Newsletter! Share this article If you liked this article share it with your friends.they will thank you later</w:t>
+      </w:r>
+    </w:p>
+    <w:p>
+      <w:pPr>
+        <w:pStyle w:val="Heading3"/>
+      </w:pPr>
+      <w:r>
+        <w:t>Article 252</w:t>
+      </w:r>
+    </w:p>
+    <w:p>
+      <w:r>
+        <w:t>Title: कृषि क्षेत्र में पहली तिमाही में 3.7 प्रतिशत की वृद्धि दुनिया में सबसे अधिक: चौहान</w:t>
+      </w:r>
+    </w:p>
+    <w:p>
+      <w:r>
+        <w:t xml:space="preserve">URL: </w:t>
+      </w:r>
+      <w:hyperlink r:id="rId260">
+        <w:r>
+          <w:rPr>
+            <w:color w:val="0000FF"/>
+          </w:rPr>
+          <w:t>https://www.ibc24.in/business/agriculture-sector-grows-by-37-per-cent-in-first-quarter-highest-in-the-world-chouhan-3253682.html/amp</w:t>
+        </w:r>
+      </w:hyperlink>
+    </w:p>
+    <w:p>
+      <w:r>
+        <w:t>Content: Home » Business » Agriculture sector grows by 3.7 per cent in first quarter, highest in the world: Chouhan नयी दिल्ली, 15 सितंबर (भाषा) कृषि मंत्री शिवराज सिंह चौहान ने सोमवार को कहा कि कृषि क्षेत्र ने 2025-26 की पहली तिमाही के दौरान 3.7 प्रतिशत की वृद्धि दर दर्ज की है, जो दुनिया में किसी भी देश के मुकाबले सर्वाधिक है। इस क्षेत्र की वृद्धि दर पिछले वर्ष इसी अवधि में 1.5 प्रतिशत थी। चौहान ने आगामी रबी (शीतकालीन) बुवाई मौसम के लिए रणनीति बनाने पर केंद्रित दो दिवसीय राष्ट्रीय सम्मेलन के उद्घाटन सत्र को संबोधित करते हुए ‘एक राष्ट्र, एक कृषि और एक टीम’ विषय को कृषि क्षेत्र में समन्वित प्रयासों और साझेदारी को बढ़ावा देने की एक महत्वपूर्ण पहल बताया। मंत्री ने कहा, ‘‘हमारे किसानों और वैज्ञानिकों की कड़ी मेहनत और सरकार की किसान-हितैषी नीतियों की बदौलत देश में कृषि 3.7 प्रतिशत की दर से बढ़ रही है, जो दुनिया में सबसे अधिक है।’’ चौहान ने भारत के कृषि क्षेत्र में बदलाव लाने के लिए केंद्र और राज्य दोनों सरकारों के मिलकर काम करने की प्रतिबद्धता पर जोर दिया। उन्होंने नकली कृषि कच्चे माल के प्रति सरकार के कड़े रुख की नीति को दोहराया तथा नकली उर्वरकों, बीजों और कीटनाशकों के विनिर्माताओं और विक्रेताओं के खिलाफ सख्त कार्रवाई की चेतावनी दी। मंत्री ने किसानों से लगातार बदलते मौसम को देखते हुए फसल बीमा का विकल्प चुनने का आग्रह किया। उन्होंने कहा, ‘‘प्रधानमंत्री फसल बीमा योजना को प्रभावी ढंग से लागू किया जाना चाहिए ताकि किसानों को राहत मिल सके।’’ चौहान ने घोषणा की कि केंद्र और राज्यों की संयुक्त भागीदारी से अक्टूबर में ‘विकसित कृषि संकल्प अभियान’ फिर से चलाया जाएगा। सम्मेलन में रबी 2025-26 सीजन की तैयारियों, उत्पादन लक्ष्यों और व्यापक रणनीतियों पर व्यापक चर्चा की गई। भाषा रमण अजय अजय</w:t>
+      </w:r>
+    </w:p>
+    <w:p>
+      <w:pPr>
+        <w:pStyle w:val="Heading3"/>
+      </w:pPr>
+      <w:r>
+        <w:t>Article 253</w:t>
+      </w:r>
+    </w:p>
+    <w:p>
+      <w:r>
+        <w:t>Title: शिवराज ने ट्रैक्टर निर्माताओं से जीएसटी कटौती का लाभ किसानों तक पहुंचाने को कहा</w:t>
+      </w:r>
+    </w:p>
+    <w:p>
+      <w:r>
+        <w:t xml:space="preserve">URL: </w:t>
+      </w:r>
+      <w:hyperlink r:id="rId261">
+        <w:r>
+          <w:rPr>
+            <w:color w:val="0000FF"/>
+          </w:rPr>
+          <w:t>https://hindi.theprint.in/india/economy/shivraj-asks-tractor-manufacturers-to-pass-on-gst-cut-benefits-to-farmers/870614/</w:t>
+        </w:r>
+      </w:hyperlink>
+    </w:p>
+    <w:p>
+      <w:r>
+        <w:t>Content: नयी दिल्ली, 19 सितंबर (भाषा) कृषि मंत्री शिवराज सिंह चौहान ने ट्रैक्टर और कृषि उपकरण निर्माताओं से 22 सितंबर से जीएसटी में होने वाली कटौती का लाभ किसानों तक पहुंचाने को कहा। उन्होंने शुक्रवार को कहा कि इस कदम से विभिन्न ट्रैक्टर श्रेणियों में कीमतों में 23,000 रुपये से 63,000 रुपये तक की उल्लेखनीय कमी आएगी। चौहान ने कृषि उपकरण निर्माताओं के प्रतिनिधियों के साथ बैठक के बाद मीडिया से कहा कि जीएसटी (माल एवं सेवा कर) में कटौती से देश भर के कस्टम हायरिंग सेंटर में कृषि मशीनरी सस्ती हो जाएगी और उनके किराये में भी कमी आएगी। कस्टम हायरिंग सेंटर (सीएचसी) किसानों को किराये पर कृषि मशीनरी और उपकरण उपलब्ध कराते हैं। इससे छोटे और मझोले किसानों को विशेष रूप से लाभ होता है। चौहान ने कहा, ”जीएसटी में कटौती से किसानों को सीधा लाभ होगा। सरकार का उद्देश्य किसानों की आय बढ़ाना है। इसके लिए उत्पादन बढ़ाने के साथ ही खेती की लागत भी कम करनी होगी।” उन्होंने कहा, ”उत्पादन बढ़ाने और खेती की लागत कम करने के लिए ट्रैक्टर जैसी कृषि मशीनरी की आवश्यकता होती है। मैंने उनसे (निर्माताओं से) 22 सितंबर से जीएसटी में की गई कटौती का लाभ किसानों को देने का आग्रह किया है। इससे किसानों को बहुत बड़ा फायदा होगा।” चौहान ने कहा कि इस कटौती से सभी श्रेणियों के कृषि उपकरण सस्ते होंगे और निर्माताओं तथा डीलरों के लिए यह जरूरी है कि वे इसका लाभ किसानों तक पहुंचाएं। बैठक में ट्रैक्टर एवं मशीनीकरण संघ (टीएमए), कृषि मशीनरी निर्माता संघ (एएमएमए), अखिल भारतीय कंबाइन हार्वेस्टर निर्माता संघ (एआईसीएमए), पावर टिलर एसोसिएशन ऑफ इंडिया (पीटीएआई) और अन्य संबंधित संगठनों के प्रतिनिधियों ने भाग लिया। भाषा पाण्डेय पाण्डेय यह खबर ‘भाषा’ न्यूज़ एजेंसी से ‘ऑटो-फीड’ द्वारा ली गई है. इसके कंटेंट के लिए दिप्रिंट जिम्मेदार नहीं है. प्रिंट का विश्वास, डिजिटल की रफ़्तार हमें संपर्क करें: feedback@theprint.in Copyright © 2025 Printline Media Pvt. Ltd. All rights reserved.</w:t>
+      </w:r>
+    </w:p>
+    <w:p>
+      <w:pPr>
+        <w:pStyle w:val="Heading3"/>
+      </w:pPr>
+      <w:r>
+        <w:t>Article 254</w:t>
+      </w:r>
+    </w:p>
+    <w:p>
+      <w:r>
+        <w:t>Title: किसानों को बड़ी राहत: ट्रैक्टर-उपकरण होंगे सस्ते, जीएसटी में कटौती</w:t>
+      </w:r>
+    </w:p>
+    <w:p>
+      <w:r>
+        <w:t xml:space="preserve">URL: </w:t>
+      </w:r>
+      <w:hyperlink r:id="rId262">
+        <w:r>
+          <w:rPr>
+            <w:color w:val="0000FF"/>
+          </w:rPr>
+          <w:t>https://shekhawatilive.com/agriculture/gst-cut-tractors-farm-equipment-cheaper-farmers-benefit.html/</w:t>
+        </w:r>
+      </w:hyperlink>
+    </w:p>
+    <w:p>
+      <w:r>
+        <w:t>Content: Shekhawati Live धड़कन शेखावाटी की खेती की लागत 30–40% तक घटेगी, किसानों को सीधा लाभ नई दिल्ली। किसानों के लिए केंद्र सरकार ने जीएसटी रिफॉर्म के तहत बड़ी राहत दी है। अब ट्रैक्टर और कृषि उपकरण पहले से कहीं ज्यादा सस्ते हो जाएंगे। केंद्रीय कृषि मंत्री शिवराज सिंह चौहान ने बताया कि इस फैसले से किसानों को 30 से 40 प्रतिशत तक की बचत होगी और खेती की लागत कम होगी। सरकार ने ट्रैक्टर पर लगने वाले 12% जीएसटी को घटाकर 5% कर दिया है। कृषि मंत्री ने कहा, “यह कदम खेती को सस्ता और आसान बनाएगा। हमारा लक्ष्य किसानों की लागत कम करना और आमदनी बढ़ाना है।” इस निर्णय से कस्टम हायरिंग सेंटर (सीएचसी) भी लाभान्वित होंगे, जहां से छोटे और मध्यम किसान ट्रैक्टर व उपकरण किराए पर लेते हैं। उपकरण सस्ते होने से सीएचसी किराए भी घटेंगे। हाल ही में हुई बैठक में ट्रैक्टर एंड मशीनीकरण संघ (TMA), कृषि मशीनरी निर्माता संघ (AMMA), अखिल भारतीय कंबाइन हार्वेस्टर निर्माता संघ (AICMA) समेत कई संगठनों ने सरकार का पूरा सहयोग करने का भरोसा दिया। विशेषज्ञों का मानना है कि खेती की मूलभूत लागत 30–40% तक कम होगी। इससे खाद्यान्न और अन्य उत्पाद सस्ते होंगे, महंगाई पर नियंत्रण मिलेगा और ग्रामीण मांग बढ़ेगी। कृषि मंत्री चौहान ने कहा, “सरकार का उद्देश्य किसानों की आय दोगुनी करना है। आधुनिक मशीनरी का सस्ता होना इस लक्ष्य की ओर बड़ा कदम है।” अब किसान आधुनिक तकनीक आसानी से अपना पाएंगे, जिससे उत्पादकता बढ़ेगी, समय बचेगा और लाभ में इजाफा होगा। 22 सितम्बर से लागू होने वाली नई जीएसटी दरें किसानों के लिए वरदान साबित होंगी। ट्रैक्टर और कृषि उपकरणों की कीमतों में कमी से छोटे और बड़े सभी किसान लाभान्वित होंगे।</w:t>
+      </w:r>
+    </w:p>
+    <w:p>
+      <w:pPr>
+        <w:pStyle w:val="Heading3"/>
+      </w:pPr>
+      <w:r>
+        <w:t>Article 255</w:t>
+      </w:r>
+    </w:p>
+    <w:p>
+      <w:r>
+        <w:t>Title: अब खेती होगी किफायती! ट्रैक्टर की कीमतों में बड़ी गिरावट, सरकार ने बताया कितना होगा फायदा</w:t>
+      </w:r>
+    </w:p>
+    <w:p>
+      <w:r>
+        <w:t xml:space="preserve">URL: </w:t>
+      </w:r>
+      <w:hyperlink r:id="rId263">
+        <w:r>
+          <w:rPr>
+            <w:color w:val="0000FF"/>
+          </w:rPr>
+          <w:t>https://www.zeebiz.com/hindi/economy/agriculture/agriculture-minister-shivraj-singh-chouhan-urges-tractor-makers-to-pass-on-gst-cuts-to-farmers-from-sept-22-233198/amp</w:t>
+        </w:r>
+      </w:hyperlink>
+    </w:p>
+    <w:p>
+      <w:r>
+        <w:t>Content: किसानों के लिए बड़ी खुशखबरी है. कृषि मंत्री शिवराज सिंह चौहान ने ट्रैक्टर और कृषि उपकरण निर्माताओं से 22 सितंबर से जीएसटी में होने वाली कटौती का फायदा किसानों तक पहुंचाने को कहा है. बता दें कि कृषि उपकरण चाहे वो ट्रैक्टर हो, हार्वेस्टर, रोटावेटर हो, अलग-अलग तरह के जो GST घटाकर 5% की गई है. COMMERCIAL BREAKSCROLL TO CONTINUE READINGउन्होंने कहा कि कृषि उपकरण निर्माताओं के प्रतिनिधियों के साथ बैठक के बाद मीडिया से कहा कि गुड्स एंड सर्विसेज टैक्स (जीएसटी) में कटौती से देश भर के कस्टम हायरिंग सेंटर में कृषि मशीनरी सस्ती हो जाएगी और उनके किराये में भी कमी आएगी. क्या किराया भी पड़ेगा कम? कस्टम हायरिंग सेंटर (सीएचसी) किसानों को किराये पर कृषि मशीनरी और उपकरण उपलब्ध कराते हैं. इससे छोटे और मझोले किसानों को विशेष रूप से फयादा होता है. ये भी पढ़ें- PM Kisan: फटाफट अपडेट कर लें अपना सही मोबाइल नंबर, वरना रुक सकती है ₹2,000 की रकम, यहां जानें पूरा प्रोसेस क्या इससे खेती की लागत कम होगी? चौहान ने कहा, जीएसटी में कटौती से किसानों को सीधा फायदा होगा. सरकार का उद्देश्य किसानों की आय बढ़ाना है. इसके लिए उत्पादन बढ़ाने के साथ ही खेती की लागत भी कम करनी होगी. कृषि मंत्री ने निर्माताओं से क्या कहा? उन्होंने कहा, उत्पादन बढ़ाने और खेती की लागत कम करने के लिए ट्रैक्टर जैसी कृषि मशीनरी की जरूरत होती है. मैंने उनसे (निर्माताओं से) 22 सितंबर से जीएसटी में की गई कटौती का फायदा किसानों को देने का आग्रह किया है. इससे किसानों को बहुत बड़ा फायदा होगा. उन्होंने कहा कि इस कटौती से सभी श्रेणियों के कृषि उपकरण सस्ते होंगे और निर्माताओं और डीलरों के लिए यह जरूरी है कि वे इसका लाभ किसानों तक पहुंचाएं. ये भी पढ़ें- इस महीने करें फूलगोभी की बुआई! 75 दिनों में होगी पैसों की बरसात, जानिए सफल खेती की सभी जरूरी बातें इस बैठक में कौन-कौन हुए शामिल? बैठक में ट्रैक्टर एवं मशीनीकरण संघ (टीएमए), कृषि मशीनरी निर्माता संघ (एएमएमए), अखिल भारतीय कंबाइन हार्वेस्टर निर्माता संघ (एआईसीएमए), पावर टिलर एसोसिएशन ऑफ इंडिया (पीटीएआई) और अन्य संबंधित संगठनों के प्रतिनिधियों ने भाग लिया. कितनी होगी बचत? अगर हम जीएसटी सुधारो को देखें तो एक उदाहरण के तौर पर कोई ट्रैक्टर अगर 9 लाख रुपए में आता था 9 लख रुपए में खरीदते थे तो अब किसान को 65 हजार रुपए की बचत उसपर होगी. अगर ट्रैक्टर 35 एचपी का है जिसकी कीमत लगभग 5 लख 80 हजार रुपए होती थी तो एक ट्रैक्टर खरीदने पर 41 हजार रुपए की बचत होगी. 45 एचपी के ट्रैक्टर पर 45 हजार रुपए बचत होगी. 50 एचपी के ट्रैक्टर पर 53 हजार रुपए बचत होगी. 75 एचपी के ट्रैक्टर पर लगभग 63 हजार रुपए बचत होगी. ट्रैक्टर पर ही अगर बचत देखें तो 25 हजार से लेकर 63 हजार रुपए तक की बचत किसानों को होगी. VIDEO- 22 सितंबर से इन कुछ ‘खास’ चीजों पर लगेगी 40% GST! अक्सर पूछे जाने वाले सवाल (FAQ) सवाल: किसानों के लिए सरकार ने क्या खुशखबरी दी है? 22 सितंबर से ट्रैक्टर और कृषि उपकरणों पर GST घटाकर 5% कर दिया गया है. सवाल: किन कृषि उपकरणों पर GST में कटौती हुई है? ट्रैक्टर, हार्वेस्टर, रोटावेटर और अन्य कृषि मशीनरी सभी पर यह कटौती लागू होगी. VIDEO- Shampoo से Coffee तक… 22 सितंबर से घटेगी GST, 15 आइटम होंगे सस्ते! सवाल: क्या इस फैसले से कृषि मशीनरी सस्ती हो जाएगी? हां, GST घटने के बाद कृषि मशीनरी देशभर में सस्ती होगी. सवाल: क्या किराये पर मिलने वाली मशीनरी भी सस्ती होगी? हां, कस्टम हायरिंग सेंटर पर किराये की दरें भी घटेंगी. सवाल: इस फैसले का किसानों पर क्या असर होगा? खेती की लागत कम होगी, किसानों की आय बढ़ेगी और उत्पादन क्षमता में इजाफा होगा. VIDEO- GST: Mahindra की गाड़ियों पर मिल रहा ₹1.56 लाख तक का डिस्काउंट! (ताजा खबरों के लिए आप हमारे WhatsApp Channel को सब्सक्राइब जरूर करें) उन्होंने कहा कि कृषि उपकरण निर्माताओं के प्रतिनिधियों के साथ बैठक के बाद मीडिया से कहा कि गुड्स एंड सर्विसेज टैक्स (जीएसटी) में कटौती से देश भर के कस्टम हायरिंग सेंटर में कृषि मशीनरी सस्ती हो जाएगी और उनके किराये में भी कमी आएगी. कस्टम हायरिंग सेंटर (सीएचसी) किसानों को किराये पर कृषि मशीनरी और उपकरण उपलब्ध कराते हैं. इससे छोटे और मझोले किसानों को विशेष रूप से फयादा होता है. ये भी पढ़ें- PM Kisan: फटाफट अपडेट कर लें अपना सही मोबाइल नंबर, वरना रुक सकती है ₹2,000 की रकम, यहां जानें पूरा प्रोसेस चौहान ने कहा, जीएसटी में कटौती से किसानों को सीधा फायदा होगा. सरकार का उद्देश्य किसानों की आय बढ़ाना है. इसके लिए उत्पादन बढ़ाने के साथ ही खेती की लागत भी कम करनी होगी. उन्होंने कहा, उत्पादन बढ़ाने और खेती की लागत कम करने के लिए ट्रैक्टर जैसी कृषि मशीनरी की जरूरत होती है. मैंने उनसे (निर्माताओं से) 22 सितंबर से जीएसटी में की गई कटौती का फायदा किसानों को देने का आग्रह किया है. इससे किसानों को बहुत बड़ा फायदा होगा. उन्होंने कहा कि इस कटौती से सभी श्रेणियों के कृषि उपकरण सस्ते होंगे और निर्माताओं और डीलरों के लिए यह जरूरी है कि वे इसका लाभ किसानों तक पहुंचाएं. ये भी पढ़ें- इस महीने करें फूलगोभी की बुआई! 75 दिनों में होगी पैसों की बरसात, जानिए सफल खेती की सभी जरूरी बातें इस बैठक में कौन-कौन हुए शामिल? बैठक में ट्रैक्टर एवं मशीनीकरण संघ (टीएमए), कृषि मशीनरी निर्माता संघ (एएमएमए), अखिल भारतीय कंबाइन हार्वेस्टर निर्माता संघ (एआईसीएमए), पावर टिलर एसोसिएशन ऑफ इंडिया (पीटीएआई) और अन्य संबंधित संगठनों के प्रतिनिधियों ने भाग लिया. कितनी होगी बचत? अगर हम जीएसटी सुधारो को देखें तो एक उदाहरण के तौर पर कोई ट्रैक्टर अगर 9 लाख रुपए में आता था 9 लख रुपए में खरीदते थे तो अब किसान को 65 हजार रुपए की बचत उसपर होगी. अगर ट्रैक्टर 35 एचपी का है जिसकी कीमत लगभग 5 लख 80 हजार रुपए होती थी तो एक ट्रैक्टर खरीदने पर 41 हजार रुपए की बचत होगी. 45 एचपी के ट्रैक्टर पर 45 हजार रुपए बचत होगी. 50 एचपी के ट्रैक्टर पर 53 हजार रुपए बचत होगी. 75 एचपी के ट्रैक्टर पर लगभग 63 हजार रुपए बचत होगी. ट्रैक्टर पर ही अगर बचत देखें तो 25 हजार से लेकर 63 हजार रुपए तक की बचत किसानों को होगी. VIDEO- 22 सितंबर से इन कुछ ‘खास’ चीजों पर लगेगी 40% GST! अक्सर पूछे जाने वाले सवाल (FAQ) सवाल: किसानों के लिए सरकार ने क्या खुशखबरी दी है? 22 सितंबर से ट्रैक्टर और कृषि उपकरणों पर GST घटाकर 5% कर दिया गया है. सवाल: किन कृषि उपकरणों पर GST में कटौती हुई है? ट्रैक्टर, हार्वेस्टर, रोटावेटर और अन्य कृषि मशीनरी सभी पर यह कटौती लागू होगी. VIDEO- Shampoo से Coffee तक… 22 सितंबर से घटेगी GST, 15 आइटम होंगे सस्ते! सवाल: क्या इस फैसले से कृषि मशीनरी सस्ती हो जाएगी? हां, GST घटने के बाद कृषि मशीनरी देशभर में सस्ती होगी. सवाल: क्या किराये पर मिलने वाली मशीनरी भी सस्ती होगी? हां, कस्टम हायरिंग सेंटर पर किराये की दरें भी घटेंगी. सवाल: इस फैसले का किसानों पर क्या असर होगा? खेती की लागत कम होगी, किसानों की आय बढ़ेगी और उत्पादन क्षमता में इजाफा होगा. VIDEO- GST: Mahindra की गाड़ियों पर मिल रहा ₹1.56 लाख तक का डिस्काउंट! (ताजा खबरों के लिए आप हमारे WhatsApp Channel को सब्सक्राइब जरूर करें) उन्होंने कहा कि इस कटौती से सभी श्रेणियों के कृषि उपकरण सस्ते होंगे और निर्माताओं और डीलरों के लिए यह जरूरी है कि वे इसका लाभ किसानों तक पहुंचाएं. ये भी पढ़ें- इस महीने करें फूलगोभी की बुआई! 75 दिनों में होगी पैसों की बरसात, जानिए सफल खेती की सभी जरूरी बातें बैठक में ट्रैक्टर एवं मशीनीकरण संघ (टीएमए), कृषि मशीनरी निर्माता संघ (एएमएमए), अखिल भारतीय कंबाइन हार्वेस्टर निर्माता संघ (एआईसीएमए), पावर टिलर एसोसिएशन ऑफ इंडिया (पीटीएआई) और अन्य संबंधित संगठनों के प्रतिनिधियों ने भाग लिया. अगर हम जीएसटी सुधारो को देखें तो एक उदाहरण के तौर पर कोई ट्रैक्टर अगर 9 लाख रुपए में आता था 9 लख रुपए में खरीदते थे तो अब किसान को 65 हजार रुपए की बचत उसपर होगी. अगर ट्रैक्टर 35 एचपी का है जिसकी कीमत लगभग 5 लख 80 हजार रुपए होती थी तो एक ट्रैक्टर खरीदने पर 41 हजार रुपए की बचत होगी. 45 एचपी के ट्रैक्टर पर 45 हजार रुपए बचत होगी. 50 एचपी के ट्रैक्टर पर 53 हजार रुपए बचत होगी. 75 एचपी के ट्रैक्टर पर लगभग 63 हजार रुपए बचत होगी. ट्रैक्टर पर ही अगर बचत देखें तो 25 हजार से लेकर 63 हजार रुपए तक की बचत किसानों को होगी. VIDEO- 22 सितंबर से इन कुछ ‘खास’ चीजों पर लगेगी 40% GST! अक्सर पूछे जाने वाले सवाल (FAQ) सवाल: किसानों के लिए सरकार ने क्या खुशखबरी दी है? 22 सितंबर से ट्रैक्टर और कृषि उपकरणों पर GST घटाकर 5% कर दिया गया है. सवाल: किन कृषि उपकरणों पर GST में कटौती हुई है? ट्रैक्टर, हार्वेस्टर, रोटावेटर और अन्य कृषि मशीनरी सभी पर यह कटौती लागू होगी. VIDEO- Shampoo से Coffee तक… 22 सितंबर से घटेगी GST, 15 आइटम होंगे सस्ते! सवाल: क्या इस फैसले से कृषि मशीनरी सस्ती हो जाएगी? हां, GST घटने के बाद कृषि मशीनरी देशभर में सस्ती होगी. सवाल: क्या किराये पर मिलने वाली मशीनरी भी सस्ती होगी? हां, कस्टम हायरिंग सेंटर पर किराये की दरें भी घटेंगी. सवाल: इस फैसले का किसानों पर क्या असर होगा? खेती की लागत कम होगी, किसानों की आय बढ़ेगी और उत्पादन क्षमता में इजाफा होगा. VIDEO- GST: Mahindra की गाड़ियों पर मिल रहा ₹1.56 लाख तक का डिस्काउंट! (ताजा खबरों के लिए आप हमारे WhatsApp Channel को सब्सक्राइब जरूर करें) अगर हम जीएसटी सुधारो को देखें तो एक उदाहरण के तौर पर कोई ट्रैक्टर अगर 9 लाख रुपए में आता था 9 लख रुपए में खरीदते थे तो अब किसान को 65 हजार रुपए की बचत उसपर होगी. अगर ट्रैक्टर 35 एचपी का है जिसकी कीमत लगभग 5 लख 80 हजार रुपए होती थी तो एक ट्रैक्टर खरीदने पर 41 हजार रुपए की बचत होगी. 45 एचपी के ट्रैक्टर पर 45 हजार रुपए बचत होगी. 50 एचपी के ट्रैक्टर पर 53 हजार रुपए बचत होगी. 75 एचपी के ट्रैक्टर पर लगभग 63 हजार रुपए बचत होगी. ट्रैक्टर पर ही अगर बचत देखें तो 25 हजार से लेकर 63 हजार रुपए तक की बचत किसानों को होगी. VIDEO- 22 सितंबर से इन कुछ ‘खास’ चीजों पर लगेगी 40% GST! सवाल: किसानों के लिए सरकार ने क्या खुशखबरी दी है? 22 सितंबर से ट्रैक्टर और कृषि उपकरणों पर GST घटाकर 5% कर दिया गया है. सवाल: किन कृषि उपकरणों पर GST में कटौती हुई है? ट्रैक्टर, हार्वेस्टर, रोटावेटर और अन्य कृषि मशीनरी सभी पर यह कटौती लागू होगी. VIDEO- Shampoo से Coffee तक… 22 सितंबर से घटेगी GST, 15 आइटम होंगे सस्ते! सवाल: क्या इस फैसले से कृषि मशीनरी सस्ती हो जाएगी? हां, GST घटने के बाद कृषि मशीनरी देशभर में सस्ती होगी. सवाल: क्या किराये पर मिलने वाली मशीनरी भी सस्ती होगी? हां, कस्टम हायरिंग सेंटर पर किराये की दरें भी घटेंगी. सवाल: इस फैसले का किसानों पर क्या असर होगा? खेती की लागत कम होगी, किसानों की आय बढ़ेगी और उत्पादन क्षमता में इजाफा होगा. VIDEO- GST: Mahindra की गाड़ियों पर मिल रहा ₹1.56 लाख तक का डिस्काउंट! (ताजा खबरों के लिए आप हमारे WhatsApp Channel को सब्सक्राइब जरूर करें)</w:t>
+      </w:r>
+    </w:p>
+    <w:p>
+      <w:pPr>
+        <w:pStyle w:val="Heading3"/>
+      </w:pPr>
+      <w:r>
+        <w:t>Article 256</w:t>
+      </w:r>
+    </w:p>
+    <w:p>
+      <w:r>
+        <w:t>Title: GST New Rate : जीएसटी कटौती से किसानों को होगा लाभ : कृषि मंत्री</w:t>
+      </w:r>
+    </w:p>
+    <w:p>
+      <w:r>
+        <w:t xml:space="preserve">URL: </w:t>
+      </w:r>
+      <w:hyperlink r:id="rId264">
+        <w:r>
+          <w:rPr>
+            <w:color w:val="0000FF"/>
+          </w:rPr>
+          <w:t>https://www.aajsamaaj.com/farmers-will-benefit-from-gst-reduction-agriculture-minister/</w:t>
+        </w:r>
+      </w:hyperlink>
+    </w:p>
+    <w:p>
+      <w:r>
+        <w:t>Content: कहा, ट्रैक्टर सहित अन्य कृषि उपकरणों के दाम में आएगी गिरावट GST New Rate (आज समाज), बिजनेस डेस्क : जीएसटी की नई दरें 22 सितंबर से पूरे देश में लागू हो रही हैं। केंद्र सरकार का दावा है कि इन दरों में बदलाव के बाद रोजमर्रा के उपयोग की 90 प्रतिशत वस्तुएं सस्ती हो जाएंगी। जिससे देश के मध्यम वर्ग और गरीब लोगों को अच्छा खासा फायदा होगा। वहीं केंद्रीय कृषि मंत्री शिवराज चौहान ने यह दावा किया है कि नई दरें लागू होने से देश के किसानों को भी बहुत ज्यादा फायदा होगा। उन्होंने कहा कि टैÑक्टर सहित अन्य कृषि उपकरण सस्ते हो जाएंगे और कृषि लागत में कमी आएगी। कृषि मंत्री शिवराज सिंह चौहान ने शुक्रवार को ट्रैक्टर और कृषि उपकरण निर्माताओं से अपील की कि 22 सितंबर से लागू होने वाली जीएसटी कटौती का सीधा लाभ किसानों तक पहुंचे। उन्होंने कहा कि इस कदम से अलग-अलग श्रेणी के ट्रैक्टरों की कीमतों में 23,000 रुपये से लेकर 63,000 रुपये तक की कमी आएगी। चौहान ने कृषि उपकरण कंपनियों के प्रतिनिधियों के साथ बैठक के बाद कहा कि जीएसटी में कमी से न केवल ट्रैक्टर सस्ते होंगे बल्कि देशभर में चल रहे कस्टम हायरिंग सेंटर्स (उऌउ२) पर उपलब्ध मशीनरी की लागत भी घटेगी। इसके चलते किसानों को किराये पर मशीनें लेने में भी राहत मिलेगी। कस्टम हायरिंग सेंटर (सीएचसी) का प्राथमिक उद्देश्य सीमांत और छोटे किसानों को रियायती दरों पर कृषि उपकरण और मशीनरी किराए पर उपलब्ध कराना है। चौहान ने कहा कि जीएसटी में कमी से किसानों को सीधा लाभ होगा। सरकार का उद्देश्य किसानों की आय बढ़ाना है, जिसके लिए न केवल उत्पादन बढ़ाना जरूरी है, बल्कि खेती की लागत को भी कम करना है। मंत्री ने विभिन्न ट्रैक्टर श्रेणियों में अपेक्षित मूल्य कटौती की जानकारी दी। इसमें 35 एचपी ट्रैक्टरों के लिए 41,000 रुपये, 45 एचपी ट्रैक्टरों के लिए 45,000 रुपये, 50 एचपी ट्रैक्टरों के लिए 53,000 रुपये और 75 एचपी ट्रैक्टरों के लिए 63,000 रुपये। बागवानी में इस्तेमाल होने वाले कॉम्पैक्ट ट्रैक्टरों की कीमत में लगभग 23,000 रुपये की कमी आएगी। ये भी पढ़ें : GST New Rate Effect : जीएसटी बदलाव से जनता के पास आएंगे 2 लाख करोड़ रुपए : वित्त मंत्री आजसमाज No. 1 हिन्दी न्यूज़ चैनल। aajsamaaj.com पर पढ़ें हर छोटी से छोटी ताज़ा खबरें हिंदी में | प्रदेश की ताजा समाचार, जाने व्यापार, बॉलीवुड, खेल और राजनीति कि ख़बरें, हिन्दी समाचार, UP election, election live update, Hindi News, live news in Hindi, watch live tv, Breaking news in Hindi, trending videos, Sports, business, film and Entertainment से जुड़ी सभी ताज़ा खबरें हिंदी में| Contact us: corporate@itvnetwork.com © AAJSAMAAJ 2009 - 2025. ALL RIGHTS RESERVED.</w:t>
+      </w:r>
+    </w:p>
+    <w:p>
+      <w:pPr>
+        <w:pStyle w:val="Heading3"/>
+      </w:pPr>
+      <w:r>
+        <w:t>Article 257</w:t>
+      </w:r>
+    </w:p>
+    <w:p>
+      <w:r>
+        <w:t>Title: जमीन के दस्तावेज नहीं होने पर भी अब किसानों को मिलेगा PM Kisan योजना का लाभ, जल्द जारी होगी एक किस्त</w:t>
+      </w:r>
+    </w:p>
+    <w:p>
+      <w:r>
+        <w:t xml:space="preserve">URL: </w:t>
+      </w:r>
+      <w:hyperlink r:id="rId265">
+        <w:r>
+          <w:rPr>
+            <w:color w:val="0000FF"/>
+          </w:rPr>
+          <w:t>https://www.kisantak.in/amp/sarkari-yojana/story/pm-kisan-border-farmers-benefit-gst-cut-machinery-1280000-2025-09-19</w:t>
+        </w:r>
+      </w:hyperlink>
+    </w:p>
+    <w:p>
+      <w:r>
+        <w:t>Content: केंद्रीय कृषि मंत्री शिवराज सिंह चौहान ने शुक्रवार को एक ऐतिहासिक घोषणा करते हुए कहा कि भारत के बॉर्डर वाले गांवों में रहने वाले वे किसान, जिनके पास जमीन के मालिकाना से जुड़े दस्तावेज नहीं हैं, उन्हें भी अब पीएम-किसान योजना का लाभ मिल सकेगा, बशर्ते राज्य सरकार उनकी पहचान साबित कर दे. कृषि मंत्री चौहान ने कहा कि ऐसी स्थिति में योजना की एक किस्त तुरंत जारी कर दी जाएगी. यह घोषणा लंबे समय से बॉर्डर इलाके वाले किसानों की एक प्रमुख मांग रही है. जम्मू-कश्मीर के बाढ़ प्रभावित क्षेत्रों के दौरे पर गए चौहान ने किसानों और श्रमिकों से मुलाकात के दौरान कहा कि मनरेगा के तहत काम के दिनों की संख्या 100 से बढ़ाकर 150 करने पर वे राज्य सरकार से बात करेंगे. उन्होंने यह भी घोषणा की कि जिन किसानों और ग्रामीणों के घर बाढ़ में तबाह हो गए हैं, उन्हें प्रधानमंत्री आवास योजना के तहत 1,30,000 रुपये की सहायता, शौचालय निर्माण के लिए अलग से राशि और 40,000 रुपये की मनरेगा मजदूरी मिलेगी. उन्होंने बताया कि अब तक 5,101 घरों के नुकसान की जानकारी मिली है, जिनके लिए वे तुरंत मंजूरी देंगे. चौहान ने बताया कि मिर्च, धान जैसी फसलें गंभीर रूप से बर्बाद हुई हैं. ऐसे में जिन किसानों ने बीमा कराया है, उन्हें प्रधानमंत्री फसल बीमा योजना के तहत पूरा मुआवजा मिलेगा. इसके साथ ही बागवानी मजदूरों और सेब के बागानों को भी सहायता दिलाने के लिए राज्य सरकार से आग्रह किया गया है. दिल्ली में कृषि यंत्र निर्माताओं के साथ बैठक के बाद चौहान ने बताया कि 22 सितंबर से ट्रैक्टर और कृषि उपकरणों पर जीएसटी में कटौती का सीधा लाभ किसानों को मिलना चाहिए. उन्होंने कहा कि यह फैसला 23,000 रुपये से 63,000 रुपये तक की कीमतों में कमी ला सकता है, जिससे छोटे किसानों के लिए यंत्र खरीदना सस्ता हो जाएगा. कस्टम हायरिंग सेंटर्स (CHCs) के लिए भी मशीनरी अब सस्ती होगी, जिससे किराये की दरों में गिरावट आएगी. शिवराज सिंह चौहान की ये घोषणाएं न केवल बॉर्डर इलाकों के किसानों को पीएम-किसान योजना से जोड़ने में सहायक होंगी, बल्कि प्राकृतिक आपदा से प्रभावित क्षेत्रों के किसानों को भी जल्द राहत देने में महत्वपूर्ण साबित होंगी. इसके अलावा कृषि लागत घटाने के लिए हाल में लिया गया GST फैसला छोटे और सीमांत किसानों के लिए राहत की सांस बन सकता है. रबी अभियान 2025 दिल्ली में संपन्न, राज्यों से लैब टू लैंड अभियान को सफल बनाने की अपील अन्न भंडारण योजना पर यूपी के सीएम आदित्‍यनाथ ने दिए खास निर्देश, जानें खास स्‍कीम के बारे में बिहार के 14 हजार किसान सीखेंगे हाईटेक खेती, कृषि विभाग देगा ट्रेनिंग एक नहीं, दो नहीं बल्कि कई योजनाओं का उठाएं लाभ, 30 सितंबर तक करें आवेदन, जानें योजना से जुड़ी सभी बातें पीएम मोदी के जन्मदिन से गांधी जयंती तक चलेगा किसानों की खुशहाली का सफर, जानें क्या कुछ होगा खास PM Kisan 21st Installment: इस बार समय से पहले आ सकती है पीएम किसान की 21वीं किस्त, जानें क्या करें और क्या नहीं देश भर में 500 कैंपस कोऑपरेटिव सोसायटी बनाने की तैयारी, विश्वविद्यालयों में शुरू होगी सहकारी क्रांति किसान कलेवा योजना: मंडी में फसल बेचने जाने वाले किसान नहीं रहेंगे भूखे, सिर्फ 5 रुपये में मिलता है भरपेट भोजन महाराष्‍ट्र में लिफ्ट सिंचाई योजनाओं पर बिजली सब्सिडी की समयसीमा बढ़ाई गई, किसानों को होगा कितना फायदा महाराष्‍ट्र के किसानों के लिए खुशखबरी! सोलर स्प्रे पंप पर 100 फीसदी तक सब्सिडी</w:t>
+      </w:r>
+    </w:p>
+    <w:p>
+      <w:pPr>
+        <w:pStyle w:val="Heading3"/>
+      </w:pPr>
+      <w:r>
+        <w:t>Article 258</w:t>
+      </w:r>
+    </w:p>
+    <w:p>
+      <w:r>
+        <w:t>Title: GST: जीएसटी कटौती से ट्रैक्टर होंगे सस्ते, कृषि मंत्री शिवराज ने कंपनियों से कहा- किसानों तक पहुंचाएं लाभ</w:t>
+      </w:r>
+    </w:p>
+    <w:p>
+      <w:r>
+        <w:t xml:space="preserve">URL: </w:t>
+      </w:r>
+      <w:hyperlink r:id="rId266">
+        <w:r>
+          <w:rPr>
+            <w:color w:val="0000FF"/>
+          </w:rPr>
+          <w:t>https://www.amarujala.com/amp/business/business-diary/gst-cut-will-make-tractors-cheaper-agriculture-minister-told-companies-to-pass-on-the-benefits-to-farmers-2025-09-19</w:t>
+        </w:r>
+      </w:hyperlink>
+    </w:p>
+    <w:p>
+      <w:r>
+        <w:t>Content: Next Article कृषि मंत्री शिवराज सिंह चौहान ने शुक्रवार को ट्रैक्टर और कृषि उपकरण निर्माताओं से अपील की कि 22 सितंबर से लागू होने वाली जीएसटी कटौती का सीधा लाभ किसानों तक पहुंचे। उन्होंने कहा कि इस कदम से अलग-अलग श्रेणी के ट्रैक्टरों की कीमतों में 23,000 रुपये से लेकर 63,000 रुपये तक की कमी आएगी। Trending Videos ये भी पढ़ें: GST Reforms: क्या 22 सिंतबर से बढ़ जाएंगे LPG सिलेंडर के दाम? घरेलू गैस की कीमतों पर कितना पड़ेगा असर जानें चौहान ने कृषि उपकरण कंपनियों के प्रतिनिधियों के साथ बैठक के बाद कहा कि जीएसटी में कमी से न केवल ट्रैक्टर सस्ते होंगे बल्कि देशभर में चल रहे कस्टम हायरिंग सेंटर्स (CHCs) पर उपलब्ध मशीनरी की लागत भी घटेगी। इसके चलते किसानों को किराये पर मशीनें लेने में भी राहत मिलेगी। कस्टम हायरिंग सेंटर (सीएचसी) का प्राथमिक उद्देश्य सीमांत और छोटे किसानों को रियायती दरों पर कृषि उपकरण और मशीनरी किराए पर उपलब्ध कराना है। इस बैठक में ट्रैक्टर एवं मशीनीकरण एसोसिएशन (टीएमए), कृषि मशीनरी निर्माता एसोसिएशन (एएमएमए), अखिल भारतीय कम्बाइन हार्वेस्टर निर्माता एसोसिएशन (एआईसीएमए), पावर टिलर एसोसिएशन ऑफ इंडिया (पीटीएआई) और अन्य संबंधित संगठनों के प्रतिनिधियों ने भाग लिया। चौहान ने कहा कि जीएसटी में कमी से किसानों को सीधा लाभ होगा। सरकार का उद्देश्य किसानों की आय बढ़ाना है, जिसके लिए न केवल उत्पादन बढ़ाना जरूरी है, बल्कि खेती की लागत को भी कम करना है। मंत्री ने विभिन्न ट्रैक्टर श्रेणियों में अपेक्षित मूल्य कटौती की जानकारी दी। इसमें 35 एचपी ट्रैक्टरों के लिए 41,000 रुपये, 45 एचपी ट्रैक्टरों के लिए 45,000 रुपये, 50 एचपी ट्रैक्टरों के लिए 53,000 रुपये और 75 एचपी ट्रैक्टरों के लिए 63,000 रुपये। बागवानी में इस्तेमाल होने वाले कॉम्पैक्ट ट्रैक्टरों की कीमत में लगभग 23,000 रुपये की कमी आएगी। विज्ञापन मंत्री ने यह भी कहा कि कस्टम हायरिंग सेंटरों को कृषि मशीनें सस्ती दरों पर मिलेंगी और किराये में भी उसी हिसाब से कमी आएगी। उन्होंने आगे कहा कि हम इस पर काम करेंगे। उन्होंने कहा कि सरकार छोटे कृषि उपकरणों के उत्पादन को बढ़ाने पर ध्यान केंद्रित करेगी। इनका उपयोग छोटे किसान कृषि मशीनीकरण को बढ़ावा देने के लिए कर सकते हैं।</w:t>
+      </w:r>
+    </w:p>
+    <w:p>
+      <w:pPr>
+        <w:pStyle w:val="Heading3"/>
+      </w:pPr>
+      <w:r>
+        <w:t>Article 259</w:t>
+      </w:r>
+    </w:p>
+    <w:p>
+      <w:r>
+        <w:t>Title: हम भारत को दुनिया की फूड बास्केट बनाएंगे : शिवराज सिंह चौहान</w:t>
+      </w:r>
+    </w:p>
+    <w:p>
+      <w:r>
+        <w:t xml:space="preserve">URL: </w:t>
+      </w:r>
+      <w:hyperlink r:id="rId267">
+        <w:r>
+          <w:rPr>
+            <w:color w:val="0000FF"/>
+          </w:rPr>
+          <w:t>https://jantaserishta.com/national/we-will-make-india-the-food-basket-of-the-world-shivraj-singh-chouhan-4267881</w:t>
+        </w:r>
+      </w:hyperlink>
+    </w:p>
+    <w:p>
+      <w:r>
+        <w:t>Content: दिल्ली। केंद्रीय कृषि मंत्री शिवराज सिंह चौहान ने कहा है कि देश में खाद्यान्न, फल ​​या सब्जियों की कोई कमी नहीं होगी और भारत दुनिया की फूड बास्केट बन जाएगा। राष्ट्रीय राजधानी में दो दिवसीय ‘राष्ट्रीय कृषि सम्मेलन - रबी अभियान 2025’ में बोलते हुए चौहान ने कहा कि देश में कृषि 3.7 प्रतिशत की दर से बढ़ रही है, जो दुनिया में सबसे अधिक है, और इसका श्रेय हमारे किसानों और वैज्ञानिकों की कड़ी मेहनत और सरकार की किसान-हितैषी नीतियों को जाता है। उन्होंने कहा कि केंद्र और राज्य एकजुट हैं और हमारे राष्ट्र, हमारे लोगों और हमारे किसानों के लिए, हम पूरी ताकत से मिलकर काम करते रहेंगे क्योंकि उनका कल्याण सर्वोपरि है। केंद्रीय मंत्री ने कहा, "हम भाग्यशाली हैं कि हमें भारत के कृषि परिदृश्य को बदलने की जिम्मेदारी मिली है। हम साधारण लोग नहीं हैं। हम वो लोग हैं जो देश की आधी आबादी का भाग्य गढ़ते हैं। हमें पूरी लगन से काम करना होगा। हमारी असली चिंता किसान और उनका उत्थान है।" चौहान ने आगे कहा कि अब केवल सभी मानकों और मानदंडों को पूरा करने वाले बायो-स्टिमुलैंट्स (पौधों की वृद्धि बढ़ाने वाले) ही बिक्री के लिए उपलब्ध होंगे। मंत्री ने कहा, "हम किसानों का शोषण नहीं होने देंगे। कृषि विस्तार कार्य अत्यंत महत्वपूर्ण है। केंद्र सरकार के साथ मिलकर सभी राज्य कृषि विभागों, कृषि विश्वविद्यालयों, कृषि विज्ञान केंद्रों और सभी संबंधित संगठनों को ठोस कार्यक्रम और रणनीति तैयार करनी चाहिए और जमीनी स्तर पर तेजी से काम करना चाहिए। अधिकारियों को अपने काम में मूल्यवर्धन करना चाहिए।" उन्होंने कहा कि मौसम का अब पूर्वानुमान लगाना मुश्किल है, इसलिए ज्यादा से ज्यादा किसानों को फसल बीमा के दायरे में लाया जाना चाहिए और अधिकारियों को यह सुनिश्चित करने के लिए प्रयास करने चाहिए। चौहान ने आगे कहा, "प्रधानमंत्री फसल बीमा योजना को प्रभावी ढंग से लागू किया जाना चाहिए ताकि किसानों को राहत मिल सके। अक्टूबर में केंद्र और राज्यों की संयुक्त भागीदारी से 'विकसित कृषि संकल्प अभियान' फिर से चलाया जाएगा। अब कृषि अनुसंधान को केवल शोधपत्र प्रकाशित करने पर नहीं, बल्कि किसानों की समस्याओं के समाधान पर केंद्रित होना चाहिए। बाढ़ प्रभावित क्षेत्रों में, पूरे प्रशासन को राहत पहुंचाने के लिए तेजी से काम करना चाहिए।"</w:t>
       </w:r>
     </w:p>
     <w:sectPr>

--- a/Output/Shivraj Singh Chauhan/extracted_links_Shivraj Singh Chauhan_News_Content.docx
+++ b/Output/Shivraj Singh Chauhan/extracted_links_Shivraj Singh Chauhan_News_Content.docx
@@ -2,5121 +2,6 @@
 <file path=word/document.xml><?xml version="1.0" encoding="utf-8"?>
 <w:document xmlns:wpc="http://schemas.microsoft.com/office/word/2010/wordprocessingCanvas" xmlns:mo="http://schemas.microsoft.com/office/mac/office/2008/main" xmlns:mc="http://schemas.openxmlformats.org/markup-compatibility/2006" xmlns:mv="urn:schemas-microsoft-com:mac:vml" xmlns:o="urn:schemas-microsoft-com:office:office" xmlns:r="http://schemas.openxmlformats.org/officeDocument/2006/relationships" xmlns:m="http://schemas.openxmlformats.org/officeDocument/2006/math" xmlns:v="urn:schemas-microsoft-com:vml" xmlns:wp14="http://schemas.microsoft.com/office/word/2010/wordprocessingDrawing" xmlns:wp="http://schemas.openxmlformats.org/drawingml/2006/wordprocessingDrawing" xmlns:w10="urn:schemas-microsoft-com:office:word" xmlns:w="http://schemas.openxmlformats.org/wordprocessingml/2006/main" xmlns:w14="http://schemas.microsoft.com/office/word/2010/wordml" xmlns:wpg="http://schemas.microsoft.com/office/word/2010/wordprocessingGroup" xmlns:wpi="http://schemas.microsoft.com/office/word/2010/wordprocessingInk" xmlns:wne="http://schemas.microsoft.com/office/word/2006/wordml" xmlns:wps="http://schemas.microsoft.com/office/word/2010/wordprocessingShape" mc:Ignorable="w14 wp14">
   <w:body>
-    <w:p>
-      <w:pPr>
-        <w:pStyle w:val="Heading3"/>
-      </w:pPr>
-      <w:r>
-        <w:t>Article 1</w:t>
-      </w:r>
-    </w:p>
-    <w:p>
-      <w:r>
-        <w:t>Title: Shivraj Singh Chouhan recalls heartfelt encounter between PM Modi, senior party leader in Bhopal</w:t>
-      </w:r>
-    </w:p>
-    <w:p>
-      <w:r>
-        <w:t xml:space="preserve">URL: </w:t>
-      </w:r>
-      <w:hyperlink r:id="rId9">
-        <w:r>
-          <w:rPr>
-            <w:color w:val="0000FF"/>
-          </w:rPr>
-          <w:t>https://www.newsgram.com/politics/2025/09/15/shivraj-singh-chouhan-recalls-heartfelt-encounter</w:t>
-        </w:r>
-      </w:hyperlink>
-    </w:p>
-    <w:p>
-      <w:r>
-        <w:t>Content: New Delhi, Sep 15 (IANS) Ahead of Narendra Modi’s birthday on September 17, Union Agriculture Minister Shivraj Singh Chouhan on Monday shared an emotional anecdote highlighting the Prime Minister's deep respect for party workers. Taking to social media platform X, Chouhan shared his 'My Modi Story' with a video message, recalling the time when PM Modi, then BJP’s General Secretary, toured Madhya Pradesh extensively, meeting countless workers across the state. “Modi ji used to travel across Madhya Pradesh tirelessly, connecting with workers at every level. What always stood out was his remarkable memory and unwavering respect for every individual who contributed to the party,” Union Minister Chouhan said. He also recalled one incident involving former minister Laxmi Narayan Gupta. “Modi ji once enquired about Laxmi Narayan ji. Later, during a visit to Bhopal for a programme, I suggested he meet him. Without hesitation, Modi ji agreed.” What followed, Chouhan said, left everyone deeply moved. See Also: Champa Biswas – The Case that Defined Bihar’s ‘Jungle Raj’ “We invited Laxmi Narayan ji to the venue. We thought Modi ji would simply greet him. But the moment he arrived, Modi ji bowed down and touched his feet. It was a profoundly emotional moment.” Chouhan added that despite being the Prime Minister of India and having a packed schedule, PM Modi took the time to engage meaningfully with Gupta. “Modi ji spoke to him warmly, even raising his voice so Laxmi Narayan ji — who had difficulty hearing — could understand him clearly. Only after this heartfelt conversation did he proceed to the main stage.” The meeting, Chouhan shared, turned out to be a final farewell. “Just a few days later, Laxmi Narayan ji passed away. It felt as though he was holding on just to meet Modi ji one last time. That moment left a lasting impression on me," he said. Prime Minister Modi was born on September 17, 1950, in Vadnagar, a small town in Gujarat’s Mehsana district. He was the third of six children born to Damodardas Modi and Hiraben Modi. The BJP celebrates his birthday as Sewa Diwas (Day of Service), marked by a series of welfare activities including blood donation camps, cleanliness drives, and health check-up initiatives. [VP] Suggested Reading: Subscribe to our channels on YouTube and WhatsApp @NewsGram</w:t>
-      </w:r>
-    </w:p>
-    <w:p>
-      <w:pPr>
-        <w:pStyle w:val="Heading3"/>
-      </w:pPr>
-      <w:r>
-        <w:t>Article 2</w:t>
-      </w:r>
-    </w:p>
-    <w:p>
-      <w:r>
-        <w:t>Title: Foodgrain, fruit and vegetable yield rose this year, says Agriculture Minister</w:t>
-      </w:r>
-    </w:p>
-    <w:p>
-      <w:r>
-        <w:t xml:space="preserve">URL: </w:t>
-      </w:r>
-      <w:hyperlink r:id="rId10">
-        <w:r>
-          <w:rPr>
-            <w:color w:val="0000FF"/>
-          </w:rPr>
-          <w:t>https://www.thehindu.com/news/national/foodgrain-fruit-and-vegetable-yield-rose-this-year-says-agriculture-minister/article70058267.ece</w:t>
-        </w:r>
-      </w:hyperlink>
-    </w:p>
-    <w:p>
-      <w:r>
-        <w:t>Content: October 20, 2025e-Paper The View From India Looking at World Affairs from the Indian perspective. First Day First Show News and reviews from the world of cinema and streaming. Today's Cache Your download of the top 5 technology stories of the day. Science For All The weekly newsletter from science writers takes the jargon out of science and puts the fun in! Data Point Decoding the headlines with facts, figures, and numbers Health Matters Ramya Kannan writes to you on getting to good health, and staying there The Hindu On Books Books of the week, reviews, excerpts, new titles and features. October 20, 2025e-Paper Updated - September 16, 2025 10:30 pm IST - NEW DELHI Union Agriculture Minister Shivraj Singh Chouhan Union Agriculture Minister Shivraj Singh Chouhan said on Tuesday (September 16, 2025) that foodgrain output as well as fruit and vegetable production had seen a significant rise this year compared to the previous year. He was speaking to reporters after a two-day National Conference on Agriculture – Rabi Campaign, a joint meeting between the Union and State Agriculture Departments to prepare the roadmap for upcoming winter seasonal crops. “The Central government has set a production target of 362.50 million tonnes for 2025-26, up from 341.55 million tonnes last year. The country’s total foodgrain production reached 353.96 million tonnes in 2024-25, an increase of 21.66 million tonnes (6.5%) over the previous year. The country achieved record harvest in key crops like rice, wheat, maize, groundnut, and soybean. This output was 12.41 million tonnes higher than the set target of 341.55 million tonnes,” Mr. Chouhan said. The conference discussed topics such as climate resilience; quality seeds, fertilizers and pesticides; horticulture, and natural farming. It also decided to boost pulses and oilseeds productivity and focus on integrated farming systems. Stating that the conference was a success, he said the Centre and States will continue their coordinated efforts to ensure agricultural growth and farmers’ welfare. He added that against the practice in previous years of holding the conference for one day, this rabi conference was held on two days and it was proof of the government’s commitment to the farm sector. On the flood situation, he said the government is making every possible effort to assist those affected in States such as Punjab, Himachal Pradesh, Jammu, Uttarakhand, Maharashtra, Assam, and parts of Haryana. “The Centre will leave no stone unturned in supporting these States/Union Territories,” the Minister said, adding that efforts are being made to ensure timely and adequate disbursal of insurance benefits to farmers covered under the Pradhan Mantri Fasal Bima Yojana. On seed availability, Mr. Chouhan said 22.9 million tonne of seeds are required for rabi sowing, but nearly 25 million tonne are already available. On fertilizer and nutrient supply, he said rainfall and other factors often cause changes in crop patterns. “This year, good rainfall has led to increased sown area, which could raise demand for fertilizers,” he said and assured that fertilizers will be supplied as per the demand from the States, in coordination with the Ministry of Chemicals and Fertilisers. The Minister said while India’s production of rice and wheat is already at global levels, there is a need for greater focus on pulses and oilseeds. “A roadmap will be developed to enhance yields, with special emphasis on per-hectare productivity. Crop-wise reviews are also being conducted — large-scale meetings have already been held for cotton and soybean. Concrete steps will follow to increase output of rabi crops and other key commodities,” he said. Published - September 16, 2025 10:29 pm IST Agriculture Copyright© 2025, THG PUBLISHING PVT LTD. or its affiliated companies. All rights reserved. BACK TO TOP Terms &amp; conditions | Institutional Subscriber Comments have to be in English, and in full sentences. They cannot be abusive or personal. Please abide by our community guidelines for posting your comments. We have migrated to a new commenting platform. If you are already a registered user of The Hindu and logged in, you may continue to engage with our articles. If you do not have an account please register and login to post comments. Users can access their older comments by logging into their accounts on Vuukle.</w:t>
-      </w:r>
-    </w:p>
-    <w:p>
-      <w:pPr>
-        <w:pStyle w:val="Heading3"/>
-      </w:pPr>
-      <w:r>
-        <w:t>Article 3</w:t>
-      </w:r>
-    </w:p>
-    <w:p>
-      <w:r>
-        <w:t>Title: Farm sector clocked world's highest growth at 3.7 pc in Q1: Shivraj Singh Chouhan</w:t>
-      </w:r>
-    </w:p>
-    <w:p>
-      <w:r>
-        <w:t xml:space="preserve">URL: </w:t>
-      </w:r>
-      <w:hyperlink r:id="rId11">
-        <w:r>
-          <w:rPr>
-            <w:color w:val="0000FF"/>
-          </w:rPr>
-          <w:t>https://m.economictimes.com/news/economy/agriculture/farm-sector-clocked-worlds-highest-growth-at-3-7-pc-in-q1-shivraj-singh-chouhan/articleshow/123904924.cms</w:t>
-        </w:r>
-      </w:hyperlink>
-    </w:p>
-    <w:p>
-      <w:r>
-        <w:t>Content: India's agriculture sector has achieved a remarkable 3.7% growth in the first quarter of 2025-26, the highest globally, according to Agriculture Minister Shivraj Singh Chouhan. This rebound from last year's 1.5% growth underscores the success of farmer-friendly policies. Chouhan emphasized collaborative efforts under the 'One Nation, One Agriculture and One Team' initiative and warned against spurious inputs. (Catch all the Business News, Breaking News and Latest News Updates on The Economic Times.) Subscribe to The Economic Times Prime and read the ET ePaper online. (Catch all the Business News, Breaking News and Latest News Updates on The Economic Times.) Subscribe to The Economic Times Prime and read the ET ePaper online. Solar boom or bubble? Inside India’s great renewable overbuild Tech seeks to reskill staff to face AI, but many fall behind as habits die hard With Indian at helm for the first time, can Hyundai regain lost ground? Small-Midcaps slide shows PMS managers have no magic wand Stock Radar: Aurobindo Pharma breaks out from symmetrical triangle pattern; time to buy? Wait for a close above 200-DMA ET Prime Special Series: Multibagger or IBC - Part 28: As ICE engines fade, will moving into EVs make the difference? Trump praises Modi and Sergio Gor meeting, says India won't buy Russian oil President of Singapore: ‘Era of a single Hegemon is over...’ Trump: ‘PM of Pakistan said I saved millions’ India-Brazil defence ties: Both nations stress security, space, innovation Mass federal firings rock America US tariffs not too concerning: RBI Guv Sanjay Malhotra at IMF Public anger over Zubeen Garg case sparks violence in Baksa, Assam Dhirendra Shastri speaks out: From ‘I love Mahadev’ to ‘Hindu rashtra' Rift in Bihar NDA? Manjhi defies seat formula, Kushwaha meets Amit Shah Tejashwi Yadav files nomination from Raghopur; PK takes u-turn Trump praises Modi and Sergio Gor meeting, says India won't buy Russian oil President of Singapore: ‘Era of a single Hegemon is over...’ Trump: ‘PM of Pakistan said I saved millions’ India-Brazil defence ties: Both nations stress security, space, innovation Mass federal firings rock America US tariffs not too concerning: RBI Guv Sanjay Malhotra at IMF Public anger over Zubeen Garg case sparks violence in Baksa, Assam Dhirendra Shastri speaks out: From ‘I love Mahadev’ to ‘Hindu rashtra' Rift in Bihar NDA? Manjhi defies seat formula, Kushwaha meets Amit Shah Tejashwi Yadav files nomination from Raghopur; PK takes u-turn Hot on Web In Case you missed it Top Searched Companies Top Calculators Top Prime Articles Top Slideshow Top Commodities Private Companies Top Story Listing Top Definitions Most Searched IFSC Codes Latest News Follow us on: Find this comment offensive? Choose your reason below and click on the Report button. This will alert our moderators to take action Reason for reporting: Your Reason has been Reported to the admin. Log In/Connect with: Will be displayed Will not be displayed Will be displayed Stories you might be interested in</w:t>
-      </w:r>
-    </w:p>
-    <w:p>
-      <w:pPr>
-        <w:pStyle w:val="Heading3"/>
-      </w:pPr>
-      <w:r>
-        <w:t>Article 4</w:t>
-      </w:r>
-    </w:p>
-    <w:p>
-      <w:r>
-        <w:t>Title: Union Agriculture Minister Shivraj Singh Chouhan chairs key meeting on GST reforms for agriculture machinery</w:t>
-      </w:r>
-    </w:p>
-    <w:p>
-      <w:r>
-        <w:t xml:space="preserve">URL: </w:t>
-      </w:r>
-      <w:hyperlink r:id="rId12">
-        <w:r>
-          <w:rPr>
-            <w:color w:val="0000FF"/>
-          </w:rPr>
-          <w:t>https://www.fortuneindia.com/economy/union-agriculture-minister-shivraj-singh-chouhan-chairs-key-meeting-on-gst-reforms-for-agriculture-machinery/126805</w:t>
-        </w:r>
-      </w:hyperlink>
-    </w:p>
-    <w:p>
-      <w:r>
-        <w:t>Content: ADVERTISEMENT Shivraj Singh Chouhan, the Union Minister for Agriculture and Farmers’ Welfare and Rural Development, chaired a key meeting to discuss the latest GST reforms for agricultural machinery on Friday in New Delhi. Among those present in the meeting were representatives from the Tractor and Mechanisation Association (TMA), Agricultural Machinery Manufacturers Association (AMMA), All India Combine Manufacturers Association (AICMA and Power Tiller Association of India (PTAI), among others, who participated both in person and virtually. Speaking to media persons after the meeting, Chouhan thanked Prime Minister Narendra Modi for the GST rate cuts and shared the details of the discussions. He stated that the GST on agricultural machinery, previously at 12% and 18%, has now been reduced to 5%, effective from September 22. This reduction will directly benefit farmers, the union minister said. He stressed that the Central Government has pledged to ensure an increase in farmers’ incomes, which requires both raising productivity and reducing costs, and mechanisation is vital to achieving both. Union minister Chouhan said that, during the meeting, all representatives of machine manufacturers’ associations were told that the reduced GST rates, effective from September 22, should directly benefit farmers with complete transparency. Chouhan stated that the reduction in GST rates is a significant step that will have a far-reaching impact. October 2025 As India’s growth story gains momentum and the number of billionaires rises, the country’s luxury market is seeing a boom like never before, with the taste for luxury moving beyond the metros. From high-end watches and jewellery to lavish residences and luxurious holidays, Indians are splurging like never before. Storied luxury brands are rushing in to satiate this demand, often roping in Indian celebs as ambassadors. Later, elucidating on the significant price reductions, he said that a 35 HP tractor will now be cheaper by ₹41,000, a 45 HP tractor will now be cheaper by ₹45,0050 HP tractor will now be cheaper by ₹53,000, and a 75 HP tractor will now be cheaper by ₹63,000. Even small tractors used in horticulture and weeding will see cost reductions, according to Chouhan. A four-row paddy transplanter will now be cheaper by ₹15,400, while a four-tonne-per-hour multi-crop thresher will cost ₹14,000 less. A 13-HP power tiller will also cost ₹11,875 less. Chouhan also announced that the government will widely disseminate information on these benefits through multiple communication channels to raise awareness among farmers. The minister also emphasised that custom hiring centres, which will now get machines at lower prices, must reduce rental rates to ensure affordability for farmers. Information about the GST rate reduction will be communicated to farmers during the upcoming second phase of the ‘Viksit Krishi Sankalp Abhiyan’ for Rabi crops, beginning October 3, so that they can make the best use of it for advanced farming. Chouhan said that suitable measures will be taken to strengthen farm mechanisation. Suggestions from manufacturer associations will be considered while framing future plans. He urged the representatives to minimise the role of middlemen and ensure farmers directly receive the benefits of GST reforms. Fortune India is now on WhatsApp! Get the latest updates from the world of business and economy delivered straight to your phone. Subscribe now.</w:t>
-      </w:r>
-    </w:p>
-    <w:p>
-      <w:pPr>
-        <w:pStyle w:val="Heading3"/>
-      </w:pPr>
-      <w:r>
-        <w:t>Article 5</w:t>
-      </w:r>
-    </w:p>
-    <w:p>
-      <w:r>
-        <w:t>Title: Delhi Confidential: Ministers’ Meet</w:t>
-      </w:r>
-    </w:p>
-    <w:p>
-      <w:r>
-        <w:t xml:space="preserve">URL: </w:t>
-      </w:r>
-      <w:hyperlink r:id="rId13">
-        <w:r>
-          <w:rPr>
-            <w:color w:val="0000FF"/>
-          </w:rPr>
-          <w:t>https://indianexpress.com/article/delhi-confidential/delhi-confidential-ministers-meet-10254247/</w:t>
-        </w:r>
-      </w:hyperlink>
-    </w:p>
-    <w:p>
-      <w:r>
-        <w:t>Content: The National Agriculture Conference — Rabi Abhiyan 2025 — was extended by a day to make it a two-day affair (September 15-16) on the initiative of Union minister Shivraj Singh Chouhan. A key highlight of the event in New Delhi was the participation of agriculture ministers from 19 states. While most states were represented by a single minister, Uttar Pradesh stood out with three representatives. Besides Agriculture Minister Surya Pratap Shahi, Yogi Adityanath-led UP government also sent Deputy Minister Baldev Singh Aulakh and MoS (independent charge) for Horticulture Dinesh Pratap Singh on the second day. With the Executive Enclave project, which will house the new offices of the Prime Minister, the Cabinet Secretariat and the National Security Council Secretariat in three buildings, nearing completion, the shifting of the PMO from South Block is on the cards. It is learnt that the Cabinet Secretariat could start shifting into the new complex from its current location at Rashtrapati Bhavan during the Navratri, which starts on September 22. South Block and North Block will be converted into a museum. Tejashwi Yadav, leader of RJD, vows to revoke Waqf Act in Bihar if elected, citing it as a threat to Constitutional equality. He criticizes CM Nitish Kumar for aligning with BJP and RSS and emphasizes the need for development in Seemanchal region. Yadav accuses BJP of using agencies to intimidate him and promises job creation for all households in Bihar.</w:t>
-      </w:r>
-    </w:p>
-    <w:p>
-      <w:pPr>
-        <w:pStyle w:val="Heading3"/>
-      </w:pPr>
-      <w:r>
-        <w:t>Article 6</w:t>
-      </w:r>
-    </w:p>
-    <w:p>
-      <w:r>
-        <w:t>Title: Chouhan, interacting with media persons, said that the country’s total foodgrain production reached 353.96 million tonnes in 2024–25, an increase of 21.66 million tonnes (6.5 percent) over the previous year.</w:t>
-      </w:r>
-    </w:p>
-    <w:p>
-      <w:r>
-        <w:t xml:space="preserve">URL: </w:t>
-      </w:r>
-      <w:hyperlink r:id="rId14">
-        <w:r>
-          <w:rPr>
-            <w:color w:val="0000FF"/>
-          </w:rPr>
-          <w:t>https://www.thestatesman.com/india/362-50-million-tonne-foodgrain-production-target-set-for-2025-26-shivraj-singh-chouhan-1503487179.html</w:t>
-        </w:r>
-      </w:hyperlink>
-    </w:p>
-    <w:p>
-      <w:r>
-        <w:t>Content: Chouhan, interacting with media persons, said that the country’s total foodgrain production reached 353.96 million tonnes in 2024–25, an increase of 21.66 million tonnes (6.5 percent) over the previous year. Statesman News Service | New Delhi | September 16, 2025 6:58 pm File Photo Union Minister for Agriculture Shivraj Singh Chouhan on Tuesday announced that the Central government has set a foodgrain production target of 362.50 million tonnes for 2025–26, up from 341.55 million tonnes last year. Chouhan, interacting with media persons, said that the country’s total foodgrain production reached 353.96 million tonnes in 2024–25, an increase of 21.66 million tonnes (6.5 percent) over the previous year. Advertisement The minister also said that the government would leave no stone unturned in supporting the flood affected states and UTs. Advertisement Efforts are on to ensure timely and adequate disbursal of insurance benefits to farmers for those covered under the Pradhan Mantri Fasal Bima Yojana, he added. The Centre and states will continue their coordinated efforts to ensure agricultural growth and farmers’ welfare. The country achieved record harvests in key crops like rice, wheat, maize, groundnut, and soybean. This output was 12.41 million tonnes higher than the set target of 341.55 million tonnes, he said. The Rabi Conference, he said, is a successful example of achieving the vision of ‘One Nation — One Agriculture — One Team’. It provides a platform for agriculture ministers and senior officials from different States and UTs to engage in in-depth deliberations. Earlier, the Rabi Conference used to be a day-long event, but this time it was extended to two days to allow more detailed discussions. Chouhan also stressed that the Centre and the states have come together to work jointly for comprehensive agricultural development. On the first day of the conference, senior agricultural officials from the Centre and States held discussions in six thematic groups. Chouhan said that State/UT-specific roadmaps will now be finalised through dedicated workshops. As per an official statement, the six major themes discussed during the two-day conference were — climate resilience, quality seeds, fertilisers and pesticides; horticulture, natural farming, effective extension services and the role of Krishi Vigyan Kendras, and coordination of centrally sponsored schemes. Detailed deliberations were also held on boosting pulses and oilseeds productivity and on integrated farming systems. The Union Minister said that along with foodgrain output, fruit and vegetable production has also seen a significant rise this year compared to the previous year. On seed availability, the minister said 22.9 million metric tonnes of seed are required for Rabi sowing, and the country has nearly 25 million metric tonnes of it. On fertiliser and nutrient supply, he noted that rainfall and other factors often cause changes in crop patterns. This year, good rainfall has led to increased sown area, which could raise demand for fertilisers. He assured that fertilisers will be supplied as per the demand from states, in coordination with the Ministry of Chemicals and Fertilisers. Advertisement He was visiting the ICAR-Krishi Vigyan Kendra (KVK) as part of the ongoing Viksit Krishi Sankalp Abhiyan (VKSA), as part of the nation-wide campaign, celebrating the country’s progress in agriculture and food-grain production. The mission aims to increase the area under pulses from 275 lakh hectares to 310 lakh hectares, production from 242 lakh tonnes to 350 lakh tonnes, and productivity to 1,130 kg per hectare by 2030–31. The police tried to stop the protesters at several points along the nearly two-km route between the MP Congress Headquarters and Chouhan’s residence, but the demonstrators managed to reach the minister's house. Advertisement PEOPLE'S PARLIAMENT, ALWAYS IN SESSION Address The Statesman Net Private Limited Statesman House, First Floor 148 Barakhamba Road New Delhi – 110001 (+91) (011) 41605781, 41605958 © 2025, thestatesman.com | All rights reserved</w:t>
-      </w:r>
-    </w:p>
-    <w:p>
-      <w:pPr>
-        <w:pStyle w:val="Heading3"/>
-      </w:pPr>
-      <w:r>
-        <w:t>Article 7</w:t>
-      </w:r>
-    </w:p>
-    <w:p>
-      <w:r>
-        <w:t>Title: We will make India food basket of the world: Shivraj Singh Chouhan</w:t>
-      </w:r>
-    </w:p>
-    <w:p>
-      <w:r>
-        <w:t xml:space="preserve">URL: </w:t>
-      </w:r>
-      <w:hyperlink r:id="rId15">
-        <w:r>
-          <w:rPr>
-            <w:color w:val="0000FF"/>
-          </w:rPr>
-          <w:t>https://www.mangalorean.com/we-will-make-india-food-basket-of-the-world-shivraj-singh-chouhan/</w:t>
-        </w:r>
-      </w:hyperlink>
-    </w:p>
-    <w:p>
-      <w:r>
-        <w:t>Content: We will make India food basket of the world: Shivraj Singh Chouhan New Delhi: There will be no shortage of food grains, fruits or vegetables in the country and India will become the food basket of the world, Union Agriculture Minister Shivraj Singh Chouhan has said. Speaking at the two-day ‘National Agriculture Conference – Rabi Abhiyan 2025’ here, Chouhan said agriculture in the country is growing at 3.7 per cent, the highest in the world, thanks to the hard work of our farmers and scientists, and the government’s farmer-friendly policies. He emphasised that the Centre and the states are united, “and for our nation, our people, and our farmers, we will continue working together with full strength as their welfare is paramount”. “We are fortunate to have the responsibility of transforming India’s agricultural landscape. We are not ordinary people; we are those who shape the destiny of half of the nation’s population. We must work with great diligence. Our true concern is the farmer and their upliftment,” the minister highlighted. Chouhan further stated that only bio-stimulants (plant growth enhancers) that meet all standards and benchmarks will now be allowed for sale. “We will not allow farmers to be exploited. Agricultural extension work is extremely important; together with the Central Government, all state agriculture departments, agricultural universities, Krishi Vigyan Kendras, and all related organisations must prepare concrete programmes and strategies and work rapidly at the ground level. Officers should add value to their work,” said the minister. “We are only concerned about agriculture and the farmer, for which we will work with our full dedication. With this spirit, the Rabi Conference will deliberate and work to improve the situation of farmers,” he added. He said that weather is no longer predictable, hence more and more farmers should be covered under crop insurance, and officers should make efforts to ensure that. “The Pradhan Mantri Fasal Bima Yojana must be implemented effectively so that farmers get relief. The ‘Viksit Krishi Sankalp Abhiyan’ will again be carried out in October with joint participation of the Centre and states. Now agricultural research must focus on solving farmers’ problems, not merely on publishing papers. In flood-affected areas, the entire administration should work swiftly to provide relief,” Chouhan emphasised. The conference is being attended by senior officials of the Centre and states, scientists from the Indian Council of Agricultural Research (ICAR), agricultural experts, farmer representatives, and other stakeholders. Connect over WhatsApp for more details Subscribe to WhatsApp Channel A password will be e-mailed to you. Username E-mail</w:t>
-      </w:r>
-    </w:p>
-    <w:p>
-      <w:pPr>
-        <w:pStyle w:val="Heading3"/>
-      </w:pPr>
-      <w:r>
-        <w:t>Article 8</w:t>
-      </w:r>
-    </w:p>
-    <w:p>
-      <w:r>
-        <w:t>Title: Shivraj Singh Chouhan urges tractor makers to pass on GST cuts to farmers from Sept 22</w:t>
-      </w:r>
-    </w:p>
-    <w:p>
-      <w:r>
-        <w:t xml:space="preserve">URL: </w:t>
-      </w:r>
-      <w:hyperlink r:id="rId16">
-        <w:r>
-          <w:rPr>
-            <w:color w:val="0000FF"/>
-          </w:rPr>
-          <w:t>https://m.economictimes.com/industry/auto/lcv-hcv/shivraj-singh-chouhan-urges-tractor-makers-to-pass-on-gst-cuts-to-farmers-from-sept-22/articleshow/123993745.cms</w:t>
-        </w:r>
-      </w:hyperlink>
-    </w:p>
-    <w:p>
-      <w:r>
-        <w:t>Content: Agriculture Minister Shivraj Singh Chouhan urged tractor and farm equipment manufacturers to pass on GST reductions to farmers starting September 22. This move promises significant price cuts, ranging from Rs 23,000 to Rs 63,000 across tractor categories. Chouhan emphasized that cheaper farm machinery at Custom Hiring Centres would lower rentals, benefiting marginal and small farmers. (Catch all the Business News, Breaking News and Latest News Updates on The Economic Times.) Subscribe to The Economic Times Prime and read the ET ePaper online. (Catch all the Business News, Breaking News and Latest News Updates on The Economic Times.) Subscribe to The Economic Times Prime and read the ET ePaper online. Hot on Web In Case you missed it Top Searched Companies Top Calculators Top Prime Articles Top Commodities Top Definitions Private Companies Top Story Listing Top Slideshow Latest News Follow us on: Find this comment offensive? Choose your reason below and click on the Report button. This will alert our moderators to take action Reason for reporting: Your Reason has been Reported to the admin. Log In/Connect with: Will be displayed Will not be displayed Will be displayed Stories you might be interested in</w:t>
-      </w:r>
-    </w:p>
-    <w:p>
-      <w:pPr>
-        <w:pStyle w:val="Heading3"/>
-      </w:pPr>
-      <w:r>
-        <w:t>Article 9</w:t>
-      </w:r>
-    </w:p>
-    <w:p>
-      <w:r>
-        <w:t>Title: Agriculture Minister Shivraj Singh Chouhan Assures Support to Flood-Hit Farmers in Jammu’s R.S. Pura</w:t>
-      </w:r>
-    </w:p>
-    <w:p>
-      <w:r>
-        <w:t xml:space="preserve">URL: </w:t>
-      </w:r>
-      <w:hyperlink r:id="rId17">
-        <w:r>
-          <w:rPr>
-            <w:color w:val="0000FF"/>
-          </w:rPr>
-          <w:t>https://www.newsonair.gov.in/agriculture-minister-shivraj-singh-chouhan-assures-support-to-flood-hit-farmers-in-jammus-r-s-pura/</w:t>
-        </w:r>
-      </w:hyperlink>
-    </w:p>
-    <w:p>
-      <w:r>
-        <w:t>Content: Download Mobile App Site Admin | September 19, 2025 10:35 PM Union Agriculture Minister Shivraj Singh Chouhan visited flood-hit farms in the Basmati-rich R.S Pura border area in Jammu district and assured the affected farmers that the central and state governments would take all necessary steps to restore their livelihoods and bring them out of this disaster. Akashvani Jammu Correspondent reports that the Union Minister told the farmers in Badyal Brahmin in R S Pura villages that he came here to tell them that the central government, together with the state government and with the blessings of the prime minister, will pull the farmers out of this disaster. Mr. Chouhan, who inspected fields where sand deposits had flattened standing crops, said teams from the Centre and the state had carried out surveys and would submit reports to determine losses. He further added that after the report comes, the central government will leave no stone unturned in providing relief, because Jammu and Kashmir is the forehead of this country. Thousands of hectares of land in Jammu, particularly in R S Pura area, were badly affected due to floods triggered by heavy rains at the end of August as layers of sand destroyed crops including- vegetables, basmati and maize in the area. 1 hour ago 207 2 hours ago 173 31 mins ago 117 2 hours ago 108 46 mins ago 87 Privacy Policy | Copyright © 2025 News On Air. All rights reserved Last Updated: 27th Oct 2025 | Visitors: 1480625</w:t>
-      </w:r>
-    </w:p>
-    <w:p>
-      <w:pPr>
-        <w:pStyle w:val="Heading3"/>
-      </w:pPr>
-      <w:r>
-        <w:t>Article 10</w:t>
-      </w:r>
-    </w:p>
-    <w:p>
-      <w:r>
-        <w:t>Title: Union Agriculture Minister Shivraj Singh Chouhan to hold meeting on Friday to ensure GST benefits are passed on to farmers</w:t>
-      </w:r>
-    </w:p>
-    <w:p>
-      <w:r>
-        <w:t xml:space="preserve">URL: </w:t>
-      </w:r>
-      <w:hyperlink r:id="rId18">
-        <w:r>
-          <w:rPr>
-            <w:color w:val="0000FF"/>
-          </w:rPr>
-          <w:t>https://www.fortuneindia.com/economy/union-agriculture-minister-shivraj-singh-chouhan-to-hold-meeting-on-friday-to-ensure-gst-benefits-are-passed-on-to-farmers/126758</w:t>
-        </w:r>
-      </w:hyperlink>
-    </w:p>
-    <w:p>
-      <w:r>
-        <w:t>Content: ADVERTISEMENT Shivraj Singh Chouhan, the Union Minister for Agriculture and Farmers Welfare and Rural Development, will chair a meeting with representatives of the agricultural equipment industry on Friday to ensure that benefits are widely passed on to farmers and make strategies for the smooth implementation of these strategies, the Ministry of Agriculture and Farmers Welfare said on Thursday. The meeting will be attended by the representatives of the Tractor and Mechanisation Association (TMA), Agricultural Machinery Manufacturers Association (AMMA), All India Combine Harvester Manufacturers Association (AICMA), Power Tiller Association of India (PTAI), and other related organisations. The government, as part of its recent sweeping overhaul of the GST structure in the 56th meeting of the GST Council, reduced GST rates on agricultural machinery and equipment from 12% to 18% to 5%. The GST rate cut will significantly reduce the price of tractors and other machinery for farmers by 7–13%. Farmers will also gain the dual benefit of subsidy schemes combined with lower taxation. At the same time, indigenous agricultural machinery manufacturers will receive a competitive edge under the vision of Aatmanirbhar Bharat, the ministry added. The food-processing sector has also been a major beneficiary of this rationalisation of tax rates, with most products witnessing a decline to 5% GST slab, according to the Ministry of Food Processing earlier this month. This rationalisation of GST to lower levels provides a variety of stimulants to the sector and encourages a virtuous cycle of economic growth. October 2025 As India’s growth story gains momentum and the number of billionaires rises, the country’s luxury market is seeing a boom like never before, with the taste for luxury moving beyond the metros. From high-end watches and jewellery to lavish residences and luxurious holidays, Indians are splurging like never before. Storied luxury brands are rushing in to satiate this demand, often roping in Indian celebs as ambassadors. It further stated that this will be achieved through four primary means, namely, increased consumption, investment, improved employment opportunities, and enhanced income levels for farmers and food processors. After announcing the GST reforms, Nirmala Sitharaman, the Union Minister of Finance and Corporate Affairs, has provided significant support to labour-intensive industries. Additionally, health-related items will also benefit, as will farmers and agriculture as a whole. Prime Minister Narendra Modi hailed the GST reforms as a big win for farmers. The reduction of GST rates in the automotive sector will also lower logistics costs and exports, which will not only improve India’s export competitiveness but also strengthen agricultural supply chains. Fortune India is now on WhatsApp! Get the latest updates from the world of business and economy delivered straight to your phone. Subscribe now.</w:t>
-      </w:r>
-    </w:p>
-    <w:p>
-      <w:pPr>
-        <w:pStyle w:val="Heading3"/>
-      </w:pPr>
-      <w:r>
-        <w:t>Article 11</w:t>
-      </w:r>
-    </w:p>
-    <w:p>
-      <w:r>
-        <w:t>Title: Shivraj Singh Chouhan Hails PM Modi’s Leadership as Swasth Nari Campaign Takes Off</w:t>
-      </w:r>
-    </w:p>
-    <w:p>
-      <w:r>
-        <w:t xml:space="preserve">URL: </w:t>
-      </w:r>
-      <w:hyperlink r:id="rId19">
-        <w:r>
-          <w:rPr>
-            <w:color w:val="0000FF"/>
-          </w:rPr>
-          <w:t>https://www.newsonair.gov.in/shivraj-singh-chouhan-hails-pm-modis-leadership-as-swasth-nari-campaign-takes-off/</w:t>
-        </w:r>
-      </w:hyperlink>
-    </w:p>
-    <w:p>
-      <w:r>
-        <w:t>Content: Download Mobile App Site Admin | September 18, 2025 9:32 AM Union Minister Shivraj Singh Chouhan virtually attended the launch of the Swasth Nari, Sashakt Parivaar Abhiyaan in New Delhi. Prime Minister Narendra Modi launched the campaign in the Dhar district of Madhya Pradesh yesterday. Addressing the gathering, Mr Chouhan wished the Prime Minister on his birthday and stated that the nation is moving toward becoming a prosperous, developed, and self-reliant India. Stressing Mr Modi’s role in strengthening India’s image across the world, Mr Chouhan asserted that the country’s global stature has risen, and the credit goes to the Prime Minister. Highlighting Mr Modi’s tenure as Chief Minister of Gujarat and his role as the Prime Minister since 2014, Mr Chouhan said he has helped India achieve unprecedented progress. The Union Minister also mentioned that women often care for others but neglect themselves, which is why the government has launched the Swasth Nari, Sashakt Parivaar Abhiyaan. 1 hour ago 207 2 hours ago 173 32 mins ago 117 2 hours ago 108 46 mins ago 87 Privacy Policy | Copyright © 2025 News On Air. All rights reserved Last Updated: 27th Oct 2025 | Visitors: 1480625</w:t>
-      </w:r>
-    </w:p>
-    <w:p>
-      <w:pPr>
-        <w:pStyle w:val="Heading3"/>
-      </w:pPr>
-      <w:r>
-        <w:t>Article 12</w:t>
-      </w:r>
-    </w:p>
-    <w:p>
-      <w:r>
-        <w:t>Title: 'GST Rate Cut To Benefit Farmers': Shivraj Singh Chouhan Asks Companies To Pass On Tax Benefits</w:t>
-      </w:r>
-    </w:p>
-    <w:p>
-      <w:r>
-        <w:t xml:space="preserve">URL: </w:t>
-      </w:r>
-      <w:hyperlink r:id="rId20">
-        <w:r>
-          <w:rPr>
-            <w:color w:val="0000FF"/>
-          </w:rPr>
-          <w:t>https://www.news18.com/business/economy/gst-rate-cut-to-benefit-farmers-as-farm-machinery-prices-to-fall-says-shivraj-singh-chouhan-ws-l-9583330.html</w:t>
-        </w:r>
-      </w:hyperlink>
-    </w:p>
-    <w:p>
-      <w:r>
-        <w:t>Content: Union Agriculture Minister Shivraj Singh Chouhan on Friday underlined the need to ensure that the recent Goods and Services Tax (GST) rate reduction on tractors and agricultural machinery is passed on directly to farmers. Chairing a meeting in New Delhi with representatives of the farm equipment industry, the minister said the tax cut would significantly reduce the cost of modern machinery and support agricultural mechanisation. The GST Council has slashed rates on tractors and related equipment from 12% to 5%. This move, Chouhan said, will make farming equipment more affordable and ease the financial burden on cultivators. The meeting was attended by representatives of the Tractor and Mechanization Association (TMA), Agricultural Machinery Manufacturers Association (AMMA), All India Combine Harvester Manufacturers Association (AICMA), Power Tiller Association of India (PTAI), and other related organisations. The reduction is substantial and will boost farmers’ incomes. The benefit must not get absorbed midway but should directly reach farmers, starting from September 22, Chouhan said. “The GST reduction will directly benefit farmers. The government’s aim is to increase farmers’ income, for which it is not only necessary to enhance production but also to reduce the cost of cultivation," Chouhan said. “Farm machinery like tractors is required to increase production and also helps reduce the cost of cultivation. I urged them to pass on the GST reductions to farmers from September 22. The benefit that farmers will gain is huge," he said. Big Savings for Farmers The GST cut is set to translate into notable price drops across a wide range of equipment. According to estimates, tractors will become cheaper by Rs 41,000 to Rs 63,000 depending on horsepower. Power tillers will cost about Rs 11,875 less, while harvesters will see one of the biggest reductions, becoming cheaper by nearly Rs 1.88 lakh. Other machinery, too, will see price cuts: seed drills by up to Rs 4,375, multi-crop threshers by Rs 14,000, straw reapers by Rs 21,875, and balers by about Rs 93,750. Swipe Left For Next Video Chouhan outlined specific price reductions expected across tractor categories: Rs 41,000 for 35 HP tractors, Rs 45,000 for 45 HP tractors, Rs 53,000 for 50 HP tractors, and Rs 63,000 for 75 HP tractors. Compact tractors used in horticulture will see a price reduction of about Rs 23,000. The minister added that the government is committed to making modern farming tools more accessible to small and marginal farmers, enabling them to increase productivity and incomes. Latest Blogs</w:t>
-      </w:r>
-    </w:p>
-    <w:p>
-      <w:pPr>
-        <w:pStyle w:val="Heading3"/>
-      </w:pPr>
-      <w:r>
-        <w:t>Article 13</w:t>
-      </w:r>
-    </w:p>
-    <w:p>
-      <w:r>
-        <w:t>Title: A leader who has connected power to the people Premium</w:t>
-      </w:r>
-    </w:p>
-    <w:p>
-      <w:r>
-        <w:t xml:space="preserve">URL: </w:t>
-      </w:r>
-      <w:hyperlink r:id="rId21">
-        <w:r>
-          <w:rPr>
-            <w:color w:val="0000FF"/>
-          </w:rPr>
-          <w:t>https://www.thehindu.com/opinion/op-ed/a-leader-who-has-connected-power-to-the-people/article70077834.ece</w:t>
-        </w:r>
-      </w:hyperlink>
-    </w:p>
-    <w:p>
-      <w:r>
-        <w:t>Content: October 20, 2025e-Paper The View From India Looking at World Affairs from the Indian perspective. First Day First Show News and reviews from the world of cinema and streaming. Today's Cache Your download of the top 5 technology stories of the day. Science For All The weekly newsletter from science writers takes the jargon out of science and puts the fun in! Data Point Decoding the headlines with facts, figures, and numbers Health Matters Ramya Kannan writes to you on getting to good health, and staying there The Hindu On Books Books of the week, reviews, excerpts, new titles and features. October 20, 2025e-Paper Published - September 22, 2025 01:01 am IST ‘Mr. Modi has become a symbol of merit and hard work, and brought governance closer to ordinary people’ | Photo Credit: PMO/SPECIAL ARRANGEMENT Narendra Modi’s rise in Indian politics cannot be understood through the traditional lens of privilege. Unlike many leaders nurtured in political dynasties, Mr. Modi and his leadership style emerged from the soil, shaped by his struggle, years of grass-root level work, and field experience across different levels of government. His career represents not just the ascent of one man but also a challenge to the very foundation of elite-driven politics in India. Born in a modest household in Vadnagar, Mr. Modi’s childhood was marked by responsibility and simplicity. From setting up charity stalls in aid of flood victims to writing a play on caste discrimination as a schoolboy, he displayed an exceptional mix of organisational acumen and social concern at a young age. He also ran campaigns to collect used books and uniforms for underprivileged classmates — an early sign that he was already thinking about leadership in terms of service, and not as a privilege. These small efforts foreshadowed the approach he would carry into public life. His grassroots instincts were sharpened in the Rashtriya Swayamsevak Sangh (RSS), where ordinary workers were instructed to interact with villagers, live as they lived, and earn trust through their conduct. As a young pracharak, Mr. Modi did exactly that. Often travelling across Gujarat by bus or scooter, and depending on villagers for food and shelter, he built trust across the board through shared hardship and struggle. This discipline kept him rooted in the everyday concerns of the people he was looking to serve, and it prepared him to lead effectively when crises demanded organised, large-scale responses. One such crisis was when the Machhu Dam collapsed in 1979, killing thousands. A 29-year-old Mr. Modi immediately mobilised volunteers in shifts, organised relief materials, retrieved bodies, and consoled families. A few years later, during a drought in Gujarat, he spearheaded the Sukhdi Abhiyan, which expanded across the State, distributing food worth nearly ₹25 crore. In both disasters, he built large-scale relief efforts from scratch, demonstrating his clarity of purpose, his military-style organisation, and his insistence that leadership meant service, not just symbolism. While these earlier episodes tested his ability to mobilise people, the Emergency tested his courage under repression. At just 25, disguised as a Sikh, he maintained communication between activists and leaders seeking to evade police surveillance. This grassroots network kept resistance to the draconian regime alive, earning him a reputation as a master organiser. The same skills were soon channelled into electoral politics. As the Bharatiya Janata Party’s Gujarat’s sangathan mantri (organising secretary), he expanded the party across new communities, including those who were marginalised in political discourse. He nurtured leaders from diverse backgrounds, consolidated ground-level support, and helped in planning major events such as the L.K. Advani’s Somnath-Ayodhya Rath Yatra across Gujarat. Later, as prabhari (in-charge) in different States, he built strong party machines rooted at the booth level. When he became Gujarat’s Chief Minister in 2001, Mr. Modi applied these lessons to governance. Hours after taking office, for instance, he had convened a meeting on bringing Narmada water to Sabarmati, indicating how decisive action would come to define his administration. His approach was to make governance into a people’s movement, where the Praveshotsav encouraged school enrolment, Kanya Kelavani supported girls’ education, Garib Kalyan Melas took welfare to citizens, and Krishi Rath brought agricultural support to farmers’ fields. Bureaucrats were pushed out of offices into towns and villages. He remains of the view that governance must reach people where they live, and not stay confined to conference rooms. These experiments in Gujarat became national templates once he became Prime Minister. His experience with cleanliness campaigns evolved into the Swachh Bharat Mission, where he picked up the broom himself to turn symbolism into mass action. Digital India, Jan-Dhan Yojana, and other initiatives were not top-down programmes but people’s movements rooted in the learnings from his years spent at the grassroots. They embodied his philosophy of jan bhagidari, where governance works only when citizens become participants rather than passive recipients. This trust between a leader such as Mr. Modi and the people, cultivated over decades, is what has turned policy into partnership in today’s India. Over the decades, Mr. Modi has shown a rare instinct for knowing what people need and how to deliver it, not from drawing-room debates, but from lived connection with the ground. That instinct, combined with hard administrative experience, has come to define his politics. Ultimately, his life and leadership rewrite the idea that Indian politics belongs only to elites. He has become a symbol of merit and hard work, and brought governance closer to ordinary people. His political strength lies in connecting power to the people. In doing so, he has reshaped Indian politics, rooted in the struggles and the spirit of the common citizen. Shivraj Singh Chouhan is the Union Minister of Agriculture and Farmers Welfare, and also Rural Development, Government of India Published - September 22, 2025 01:01 am IST Narendra Modi / Prime Minister Narendra Modi / politics / Bharatiya Janata Party / history / government / Gujarat / welfare Copyright© 2025, THG PUBLISHING PVT LTD. or its affiliated companies. All rights reserved. BACK TO TOP Terms &amp; conditions | Institutional Subscriber Comments have to be in English, and in full sentences. They cannot be abusive or personal. Please abide by our community guidelines for posting your comments. We have migrated to a new commenting platform. If you are already a registered user of The Hindu and logged in, you may continue to engage with our articles. If you do not have an account please register and login to post comments. Users can access their older comments by logging into their accounts on Vuukle.</w:t>
-      </w:r>
-    </w:p>
-    <w:p>
-      <w:pPr>
-        <w:pStyle w:val="Heading3"/>
-      </w:pPr>
-      <w:r>
-        <w:t>Article 14</w:t>
-      </w:r>
-    </w:p>
-    <w:p>
-      <w:r>
-        <w:t>Title: Union Minister Shivraj Singh Chouhan Sets Food Grain Production Target at 362.5 MT for Rabi Season 2025-26</w:t>
-      </w:r>
-    </w:p>
-    <w:p>
-      <w:r>
-        <w:t xml:space="preserve">URL: </w:t>
-      </w:r>
-      <w:hyperlink r:id="rId22">
-        <w:r>
-          <w:rPr>
-            <w:color w:val="0000FF"/>
-          </w:rPr>
-          <w:t>https://www.newsonair.gov.in/union-minister-shivraj-singh-chouhan-sets-food-grain-production-target-at-362-5-mt-for-rabi-season-2025-26/</w:t>
-        </w:r>
-      </w:hyperlink>
-    </w:p>
-    <w:p>
-      <w:r>
-        <w:t>Content: Download Mobile App Site Admin | September 17, 2025 7:22 AM Union Agriculture and Farmers’ Welfare Minister Shivraj Singh Chouhan has announced that the national target for food grain production has been set at 362.50 million tonnes for the 2025-26 Rabi season. Union Agriculture Minister made this announcement during a press conference in New Delhi after chairing the National Conference on Agriculture – Rabi Campaign 2025. The Minister noted that this year’s target is 2.4 percent higher than the food grain production achieved in 2024-25. He assured that adequate seed stocks are available to meet the country’s requirements. The Minister highlighted that the conference’s theme, One Nation, One Agriculture, One Team, reflects a significant move towards strengthening coordination and partnerships in the agricultural sector. 1 hour ago 207 2 hours ago 173 32 mins ago 118 2 hours ago 108 46 mins ago 87 Privacy Policy | Copyright © 2025 News On Air. All rights reserved Last Updated: 27th Oct 2025 | Visitors: 1480625</w:t>
-      </w:r>
-    </w:p>
-    <w:p>
-      <w:pPr>
-        <w:pStyle w:val="Heading3"/>
-      </w:pPr>
-      <w:r>
-        <w:t>Article 15</w:t>
-      </w:r>
-    </w:p>
-    <w:p>
-      <w:r>
-        <w:t>Title: Shivraj Singh Chouhan Speaks with Farm Mechanisation Associations, Urges Transfer of Reduced GST Benefits to Farmers</w:t>
-      </w:r>
-    </w:p>
-    <w:p>
-      <w:r>
-        <w:t xml:space="preserve">URL: </w:t>
-      </w:r>
-      <w:hyperlink r:id="rId23">
-        <w:r>
-          <w:rPr>
-            <w:color w:val="0000FF"/>
-          </w:rPr>
-          <w:t>https://www.global-agriculture.com/india-region/shivraj-singh-chouhan-speaks-with-farm-mechanisation-associations-urges-transfer-of-reduced-gst-benefits-to-farmers/</w:t>
-        </w:r>
-      </w:hyperlink>
-    </w:p>
-    <w:p>
-      <w:r>
-        <w:t>Content: 19 September 2025, New Delhi: Union Agriculture and Farmers’ Welfare Minister Shivraj Singh Chouhan chaired a key meeting in New Delhi today on the Goods and Services Tax (GST) reforms for agricultural machinery. Representatives from leading farm mechanisation industry associations, including the Tractor and Mechanization Association (TMA), Agricultural Machinery Manufacturers Association (AMMA), All India Combine Manufacturers Association (AICMA), and Power Tiller Association of India (PTAI), participated in the discussions both in person and virtually. Chouhan announced that GST on agricultural machinery, previously set at 12% and 18%, has been reduced to 5% effective from 22 September. He stated that this reform would significantly reduce costs for farmers while supporting the government’s broader objective of enhancing farmers’ income through improved productivity and lower expenses. Mechanisation, he said, remains central to this goal. During the meeting, the Minister urged manufacturers to ensure that the benefits of reduced GST rates reach farmers directly, avoiding middlemen. He highlighted specific price reductions across tractors and machinery: a 35 HP tractor will be cheaper by ₹41,000, a 50 HP tractor by ₹53,000, and a